--- a/Диплом мешков 23.106.docx
+++ b/Диплом мешков 23.106.docx
@@ -1,6 +1,6 @@
 
 <file path=word/document.xml><?xml version="1.0" encoding="utf-8"?>
-<w:document xmlns:wpc="http://schemas.microsoft.com/office/word/2010/wordprocessingCanvas" xmlns:cx="http://schemas.microsoft.com/office/drawing/2014/chartex" xmlns:cx1="http://schemas.microsoft.com/office/drawing/2015/9/8/chartex" xmlns:cx2="http://schemas.microsoft.com/office/drawing/2015/10/21/chartex" xmlns:cx3="http://schemas.microsoft.com/office/drawing/2016/5/9/chartex" xmlns:cx4="http://schemas.microsoft.com/office/drawing/2016/5/10/chartex" xmlns:cx5="http://schemas.microsoft.com/office/drawing/2016/5/11/chartex" xmlns:cx6="http://schemas.microsoft.com/office/drawing/2016/5/12/chartex" xmlns:cx7="http://schemas.microsoft.com/office/drawing/2016/5/13/chartex" xmlns:cx8="http://schemas.microsoft.com/office/drawing/2016/5/14/chartex" xmlns:mc="http://schemas.openxmlformats.org/markup-compatibility/2006" xmlns:aink="http://schemas.microsoft.com/office/drawing/2016/ink" xmlns:am3d="http://schemas.microsoft.com/office/drawing/2017/model3d" xmlns:o="urn:schemas-microsoft-com:office:office" xmlns:oel="http://schemas.microsoft.com/office/2019/extlst" xmlns:r="http://schemas.openxmlformats.org/officeDocument/2006/relationships" xmlns:m="http://schemas.openxmlformats.org/officeDocument/2006/math" xmlns:v="urn:schemas-microsoft-com:vml" xmlns:wp14="http://schemas.microsoft.com/office/word/2010/wordprocessingDrawing" xmlns:wp="http://schemas.openxmlformats.org/drawingml/2006/wordprocessingDrawing" xmlns:w10="urn:schemas-microsoft-com:office:word" xmlns:w="http://schemas.openxmlformats.org/wordprocessingml/2006/main" xmlns:w14="http://schemas.microsoft.com/office/word/2010/wordml" xmlns:w15="http://schemas.microsoft.com/office/word/2012/wordml" xmlns:w16cex="http://schemas.microsoft.com/office/word/2018/wordml/cex" xmlns:w16cid="http://schemas.microsoft.com/office/word/2016/wordml/cid" xmlns:w16="http://schemas.microsoft.com/office/word/2018/wordml" xmlns:w16du="http://schemas.microsoft.com/office/word/2023/wordml/word16du" xmlns:w16sdtdh="http://schemas.microsoft.com/office/word/2020/wordml/sdtdatahash" xmlns:w16sdtfl="http://schemas.microsoft.com/office/word/2024/wordml/sdtformatlock" xmlns:w16se="http://schemas.microsoft.com/office/word/2015/wordml/symex" xmlns:wpg="http://schemas.microsoft.com/office/word/2010/wordprocessingGroup" xmlns:wpi="http://schemas.microsoft.com/office/word/2010/wordprocessingInk" xmlns:wne="http://schemas.microsoft.com/office/word/2006/wordml" xmlns:wps="http://schemas.microsoft.com/office/word/2010/wordprocessingShape" mc:Ignorable="w14 w15 w16se w16cid w16 w16cex w16sdtdh w16sdtfl w16du wp14">
+<w:document xmlns:wpc="http://schemas.microsoft.com/office/word/2010/wordprocessingCanvas" xmlns:cx="http://schemas.microsoft.com/office/drawing/2014/chartex" xmlns:cx1="http://schemas.microsoft.com/office/drawing/2015/9/8/chartex" xmlns:cx2="http://schemas.microsoft.com/office/drawing/2015/10/21/chartex" xmlns:cx3="http://schemas.microsoft.com/office/drawing/2016/5/9/chartex" xmlns:cx4="http://schemas.microsoft.com/office/drawing/2016/5/10/chartex" xmlns:cx5="http://schemas.microsoft.com/office/drawing/2016/5/11/chartex" xmlns:cx6="http://schemas.microsoft.com/office/drawing/2016/5/12/chartex" xmlns:cx7="http://schemas.microsoft.com/office/drawing/2016/5/13/chartex" xmlns:cx8="http://schemas.microsoft.com/office/drawing/2016/5/14/chartex" xmlns:mc="http://schemas.openxmlformats.org/markup-compatibility/2006" xmlns:aink="http://schemas.microsoft.com/office/drawing/2016/ink" xmlns:am3d="http://schemas.microsoft.com/office/drawing/2017/model3d" xmlns:o="urn:schemas-microsoft-com:office:office" xmlns:r="http://schemas.openxmlformats.org/officeDocument/2006/relationships" xmlns:m="http://schemas.openxmlformats.org/officeDocument/2006/math" xmlns:v="urn:schemas-microsoft-com:vml" xmlns:wp14="http://schemas.microsoft.com/office/word/2010/wordprocessingDrawing" xmlns:wp="http://schemas.openxmlformats.org/drawingml/2006/wordprocessingDrawing" xmlns:w10="urn:schemas-microsoft-com:office:word" xmlns:w="http://schemas.openxmlformats.org/wordprocessingml/2006/main" xmlns:w14="http://schemas.microsoft.com/office/word/2010/wordml" xmlns:w15="http://schemas.microsoft.com/office/word/2012/wordml" xmlns:w16cex="http://schemas.microsoft.com/office/word/2018/wordml/cex" xmlns:w16cid="http://schemas.microsoft.com/office/word/2016/wordml/cid" xmlns:w16="http://schemas.microsoft.com/office/word/2018/wordml" xmlns:w16sdtdh="http://schemas.microsoft.com/office/word/2020/wordml/sdtdatahash" xmlns:w16se="http://schemas.microsoft.com/office/word/2015/wordml/symex" xmlns:wpg="http://schemas.microsoft.com/office/word/2010/wordprocessingGroup" xmlns:wpi="http://schemas.microsoft.com/office/word/2010/wordprocessingInk" xmlns:wne="http://schemas.microsoft.com/office/word/2006/wordml" xmlns:wps="http://schemas.microsoft.com/office/word/2010/wordprocessingShape" mc:Ignorable="w14 w15 w16se w16cid w16 w16cex w16sdtdh wp14">
   <w:body>
     <w:p>
       <w:pPr>
@@ -1231,34 +1231,25 @@
         <w:t>В приложении планируется реализовать функции регистрации и аутентификации пользователей, интерфейс для ввода целей и редактирования плана действий, средства отслеживания прогресса выполнения задач и базовые элементы визуализации структуры целей.</w:t>
       </w:r>
       <w:r>
+        <w:t xml:space="preserve"> Такой набор функций позволяет охватить ключевые этапы работы с целями: от первичного формулирования и декомпозиции до контроля исполнения и анализа достигнутых результатов. При этом визуализация структуры целей способствует более целостному восприятию задачи и позволяет пользователю видеть связи между отдельными этапами, что особенно важно при работе со сложными многоуровневыми планами.</w:t>
+      </w:r>
+      <w:r>
         <w:t xml:space="preserve"> </w:t>
       </w:r>
       <w:r>
-        <w:t>Такой набор функций позволяет охватить ключевые этапы работы с целями: от первичного формулирования и декомпозиции до контроля исполнения и анализа достигнутых результатов. При этом визуализация структуры целей способствует более целостному восприятию задачи и позволяет пользователю видеть связи между отдельными этапами, что особенно важно при работе со сложными многоуровневыми планами.</w:t>
+        <w:t xml:space="preserve">Для обеспечения удобного доступа </w:t>
+      </w:r>
+      <w:r>
+        <w:t>к функциям</w:t>
+      </w:r>
+      <w:r>
+        <w:t xml:space="preserve"> и наглядного представления информации о текущей деятельности пользователя в приложении предусмотрены отдельные страницы, соответствующие различным функциональным областям, что позволяет структурировать взаимодействие с системой и обеспечить интуитивно понятную навигацию. Для формирования предложений по декомпозиции целей предполагается использование</w:t>
       </w:r>
       <w:r>
         <w:t xml:space="preserve"> </w:t>
       </w:r>
       <w:r>
-        <w:t xml:space="preserve">Для обеспечения удобного доступа </w:t>
-      </w:r>
-      <w:r>
-        <w:t>к функциям</w:t>
-      </w:r>
-      <w:r>
-        <w:t xml:space="preserve"> и наглядного представления информации о текущей деятельности пользователя в приложении предусмотрены отдельные страницы, соответствующие различным функциональным областям, что позволяет структурировать взаимодействие с системой и обеспечить интуитивно понятную навигацию. Для формирования предложений по декомпозиции целей предполагается </w:t>
-      </w:r>
-      <w:r>
-        <w:t>использование</w:t>
-      </w:r>
-      <w:r>
-        <w:t xml:space="preserve"> </w:t>
-      </w:r>
-      <w:r>
-        <w:t>внешних</w:t>
-      </w:r>
-      <w:r>
-        <w:t xml:space="preserve"> языковых сервисов, доступ к которым осуществляется через специализированный программный интерфейс.</w:t>
+        <w:t>внешних языковых сервисов, доступ к которым осуществляется через специализированный программный интерфейс.</w:t>
       </w:r>
       <w:r>
         <w:t xml:space="preserve"> </w:t>
@@ -1281,7 +1272,7 @@
         <w:pStyle w:val="a4"/>
         <w:numPr>
           <w:ilvl w:val="0"/>
-          <w:numId w:val="50"/>
+          <w:numId w:val="2"/>
         </w:numPr>
         <w:spacing w:after="0" w:line="360" w:lineRule="auto"/>
         <w:ind w:left="0" w:firstLine="709"/>
@@ -1301,7 +1292,7 @@
         <w:pStyle w:val="a4"/>
         <w:numPr>
           <w:ilvl w:val="0"/>
-          <w:numId w:val="50"/>
+          <w:numId w:val="2"/>
         </w:numPr>
         <w:spacing w:after="0" w:line="360" w:lineRule="auto"/>
         <w:ind w:left="0" w:firstLine="709"/>
@@ -1321,7 +1312,7 @@
         <w:pStyle w:val="a4"/>
         <w:numPr>
           <w:ilvl w:val="0"/>
-          <w:numId w:val="50"/>
+          <w:numId w:val="2"/>
         </w:numPr>
         <w:spacing w:after="0" w:line="360" w:lineRule="auto"/>
         <w:ind w:left="0" w:firstLine="709"/>
@@ -1341,7 +1332,7 @@
         <w:pStyle w:val="a4"/>
         <w:numPr>
           <w:ilvl w:val="0"/>
-          <w:numId w:val="50"/>
+          <w:numId w:val="2"/>
         </w:numPr>
         <w:spacing w:after="0" w:line="360" w:lineRule="auto"/>
         <w:ind w:left="0" w:firstLine="709"/>
@@ -1373,7 +1364,7 @@
         <w:pStyle w:val="a4"/>
         <w:numPr>
           <w:ilvl w:val="0"/>
-          <w:numId w:val="50"/>
+          <w:numId w:val="2"/>
         </w:numPr>
         <w:spacing w:after="0" w:line="360" w:lineRule="auto"/>
         <w:ind w:left="0" w:firstLine="709"/>
@@ -1393,7 +1384,7 @@
         <w:pStyle w:val="a4"/>
         <w:numPr>
           <w:ilvl w:val="0"/>
-          <w:numId w:val="50"/>
+          <w:numId w:val="2"/>
         </w:numPr>
         <w:spacing w:after="0" w:line="360" w:lineRule="auto"/>
         <w:ind w:left="0" w:firstLine="709"/>
@@ -1413,7 +1404,7 @@
         <w:pStyle w:val="a4"/>
         <w:numPr>
           <w:ilvl w:val="0"/>
-          <w:numId w:val="50"/>
+          <w:numId w:val="2"/>
         </w:numPr>
         <w:spacing w:after="0" w:line="360" w:lineRule="auto"/>
         <w:ind w:left="0" w:firstLine="709"/>
@@ -1433,7 +1424,7 @@
         <w:pStyle w:val="ds-markdown-paragraph"/>
         <w:numPr>
           <w:ilvl w:val="0"/>
-          <w:numId w:val="50"/>
+          <w:numId w:val="2"/>
         </w:numPr>
         <w:shd w:val="clear" w:color="auto" w:fill="FFFFFF"/>
         <w:spacing w:before="0" w:beforeAutospacing="0" w:after="0" w:afterAutospacing="0" w:line="360" w:lineRule="auto"/>
@@ -1682,282 +1673,3612 @@
         <w:t>.</w:t>
       </w:r>
       <w:r>
-        <w:t>2</w:t>
-      </w:r>
-      <w:r>
-        <w:t xml:space="preserve"> </w:t>
-      </w:r>
-      <w:r>
-        <w:t>Определение групп пользователей и их функциональных задач</w:t>
-      </w:r>
-    </w:p>
-    <w:p>
-      <w:r>
-        <w:t>В процессе проектирования веб-приложения для декомпозиции целей и поддержки командного взаимодействия необходимо определить основные группы пользователей и описать функциональные задачи, решаемые каждой из них. Разрабатываемое приложение является самостоятельным проектом и не предусматривает отдельной панели системного администрирования. Управление правами реализовано на уровне команд, где административные функции делегированы создателям и руководителям команд.</w:t>
-      </w:r>
-    </w:p>
-    <w:p>
-      <w:r>
-        <w:t>Авторизованные пользователи – зарегистрированные пользователи, использующие приложение для личного планирования и участия в командной работе. Их функциональные задачи включают: создание и редактирование личных целей с автоматической декомпозицией; управление этапами и подзадачами; отслеживание прогресса; визуализация структуры целей; создание и вступление в команды; просмотр и копирование планов других участников; использование личных и командных чатов; отслеживание статистики выполнения задач; получение уведомлений.</w:t>
-      </w:r>
-    </w:p>
-    <w:p>
-      <w:r>
-        <w:t>Администраторы команд – участники, наделенные дополнительными правами. Пользователь, создавший команду, автоматически получает статус администратора. Их функциональные задачи: создание и удаление команд; приглашение и удаление участников; назначение и изменение ролей; управление общими командными целями и планами; установка прав доступа к личным планам участников; настройка уведомлений команды.</w:t>
-      </w:r>
-    </w:p>
-    <w:p>
-      <w:r>
-        <w:t>Приложение не предусматривает отдельной роли системного администратора. Каждая команда функционирует автономно, управление правами осуществляется на уровне команд. Такой подход обеспечивает автономность групп пользователей и позволяет каждой команде самостоятельно управлять своими ресурсами и участниками.</w:t>
-      </w:r>
-    </w:p>
-    <w:p/>
-    <w:p>
-      <w:pPr>
-        <w:pStyle w:val="2"/>
-      </w:pPr>
-      <w:r>
-        <w:lastRenderedPageBreak/>
-        <w:t>1</w:t>
-      </w:r>
-      <w:r>
-        <w:t>.</w:t>
-      </w:r>
-      <w:r>
-        <w:t>3</w:t>
-      </w:r>
-      <w:r>
-        <w:t xml:space="preserve"> </w:t>
-      </w:r>
-      <w:r>
-        <w:t>Анализ программных ресурсов необходимых в работе</w:t>
-      </w:r>
-    </w:p>
-    <w:p>
-      <w:r>
-        <w:t>Д</w:t>
-      </w:r>
-      <w:r>
-        <w:t>анные для разработки системы, предназначенной для поддержки постановки и декомпозиции целей, формируются на основе анализа процессов планирования задач и структуры информации, которая используется пользователями при организации деятельности. Данные необходимы для определения структуры будущей системы и понимания того, какая информация должна обрабатываться и храниться в процессе работы.</w:t>
-      </w:r>
-    </w:p>
-    <w:p>
-      <w:r>
-        <w:t>К исходным данным относятся:</w:t>
-      </w:r>
-    </w:p>
-    <w:p>
-      <w:pPr>
+        <w:t>2 Определение групп пользователей и их функциональных задач</w:t>
+      </w:r>
+    </w:p>
+    <w:p>
+      <w:r>
+        <w:t>В процессе проектирования веб-приложения для декомпозиции целей и поддержки командного взаимодействия была выполнена идентификация основных групп пользователей и описание решаемых ими функциональных задач. Анализ предметной области показал, что разрабатываемая система является самостоятельным и самодостаточным проектом, в связи с чем архитектурное решение не предусматривает выделения отдельной панели системного администрирования верхнего уровня.</w:t>
+      </w:r>
+    </w:p>
+    <w:p>
+      <w:r>
+        <w:t>Управление правами доступа и функциональными возможностями полностью реализовано на уровне командных пространств, где административные функции делегированы создателям и руководителям команд. Система была разбита на логические модули, в рамках которых выделены следующие роли пользователей:</w:t>
+      </w:r>
+    </w:p>
+    <w:p>
+      <w:pPr>
+        <w:pStyle w:val="a4"/>
         <w:numPr>
           <w:ilvl w:val="0"/>
-          <w:numId w:val="52"/>
+          <w:numId w:val="3"/>
         </w:numPr>
+        <w:spacing w:line="360" w:lineRule="auto"/>
         <w:ind w:left="0" w:firstLine="709"/>
       </w:pPr>
       <w:r>
-        <w:t>формулировки целей (текстовое описание цели, вводимое пользователем. Может содержать краткое или более подробное описание желаемого результата);</w:t>
-      </w:r>
-    </w:p>
-    <w:p>
-      <w:pPr>
+        <w:rPr>
+          <w:rFonts w:ascii="Times New Roman" w:hAnsi="Times New Roman"/>
+        </w:rPr>
+        <w:t>авторизованный пользователь. Основная роль, использующая приложение для личного целеполагания и участия в коллективной работе. Функция включает управление личным пространством и взаимодействие в рамках команд</w:t>
+      </w:r>
+      <w:r>
+        <w:rPr>
+          <w:rFonts w:ascii="Times New Roman" w:hAnsi="Times New Roman"/>
+        </w:rPr>
+        <w:t>;</w:t>
+      </w:r>
+    </w:p>
+    <w:p>
+      <w:pPr>
+        <w:pStyle w:val="a4"/>
         <w:numPr>
           <w:ilvl w:val="0"/>
-          <w:numId w:val="52"/>
+          <w:numId w:val="3"/>
         </w:numPr>
+        <w:spacing w:line="360" w:lineRule="auto"/>
         <w:ind w:left="0" w:firstLine="709"/>
       </w:pPr>
       <w:r>
-        <w:t>структура подзадач (набор этапов или действий, на которые может быть разделена цель. Подзадачи формируют последовательность выполнения работы);</w:t>
-      </w:r>
-    </w:p>
-    <w:p>
-      <w:pPr>
+        <w:rPr>
+          <w:rFonts w:ascii="Times New Roman" w:hAnsi="Times New Roman"/>
+        </w:rPr>
+        <w:t>администратор команды. Роль, наделенная расширенными правами управления ресурсами и составом конкретной команды. Пользователь, инициировавший создание команды, получает данную роль автоматически.</w:t>
+      </w:r>
+    </w:p>
+    <w:p>
+      <w:pPr>
+        <w:pStyle w:val="a4"/>
+        <w:spacing w:line="360" w:lineRule="auto"/>
+        <w:ind w:left="0"/>
+        <w:rPr>
+          <w:rFonts w:ascii="Times New Roman" w:hAnsi="Times New Roman"/>
+        </w:rPr>
+      </w:pPr>
+      <w:r>
+        <w:rPr>
+          <w:rFonts w:ascii="Times New Roman" w:hAnsi="Times New Roman"/>
+        </w:rPr>
+        <w:t>На рисунке 1.1 представлены функции авторизованного пользователя в контексте личного планирования и командного взаимодействия.</w:t>
+      </w:r>
+    </w:p>
+    <w:p>
+      <w:pPr>
+        <w:pStyle w:val="a4"/>
+        <w:spacing w:line="360" w:lineRule="auto"/>
+        <w:ind w:left="709" w:firstLine="0"/>
+      </w:pPr>
+    </w:p>
+    <w:p>
+      <w:pPr>
+        <w:pStyle w:val="a4"/>
+        <w:spacing w:line="360" w:lineRule="auto"/>
+        <w:ind w:left="709" w:firstLine="0"/>
+      </w:pPr>
+    </w:p>
+    <w:p>
+      <w:pPr>
+        <w:pStyle w:val="a4"/>
+        <w:spacing w:line="360" w:lineRule="auto"/>
+        <w:ind w:left="709" w:firstLine="0"/>
+      </w:pPr>
+    </w:p>
+    <w:p>
+      <w:pPr>
+        <w:pStyle w:val="a4"/>
+        <w:spacing w:line="360" w:lineRule="auto"/>
+        <w:ind w:left="709" w:firstLine="0"/>
+      </w:pPr>
+    </w:p>
+    <w:p>
+      <w:pPr>
+        <w:pStyle w:val="a4"/>
+        <w:spacing w:line="360" w:lineRule="auto"/>
+        <w:ind w:left="709" w:firstLine="0"/>
+      </w:pPr>
+    </w:p>
+    <w:p>
+      <w:pPr>
+        <w:pStyle w:val="a4"/>
+        <w:spacing w:line="360" w:lineRule="auto"/>
+        <w:ind w:left="709" w:firstLine="0"/>
+      </w:pPr>
+    </w:p>
+    <w:p>
+      <w:pPr>
+        <w:pStyle w:val="a4"/>
+        <w:spacing w:line="360" w:lineRule="auto"/>
+        <w:ind w:left="709" w:firstLine="0"/>
+        <w:jc w:val="center"/>
+      </w:pPr>
+      <w:r>
+        <w:rPr>
+          <w:noProof/>
+        </w:rPr>
+        <w:lastRenderedPageBreak/>
+        <w:drawing>
+          <wp:inline distT="0" distB="0" distL="0" distR="0" wp14:anchorId="11DB6930" wp14:editId="660E8A38">
+            <wp:extent cx="5229225" cy="5886158"/>
+            <wp:effectExtent l="19050" t="19050" r="9525" b="19685"/>
+            <wp:docPr id="1" name="Рисунок 1"/>
+            <wp:cNvGraphicFramePr>
+              <a:graphicFrameLocks xmlns:a="http://schemas.openxmlformats.org/drawingml/2006/main" noChangeAspect="1"/>
+            </wp:cNvGraphicFramePr>
+            <a:graphic xmlns:a="http://schemas.openxmlformats.org/drawingml/2006/main">
+              <a:graphicData uri="http://schemas.openxmlformats.org/drawingml/2006/picture">
+                <pic:pic xmlns:pic="http://schemas.openxmlformats.org/drawingml/2006/picture">
+                  <pic:nvPicPr>
+                    <pic:cNvPr id="0" name="Picture 1"/>
+                    <pic:cNvPicPr>
+                      <a:picLocks noChangeAspect="1" noChangeArrowheads="1"/>
+                    </pic:cNvPicPr>
+                  </pic:nvPicPr>
+                  <pic:blipFill>
+                    <a:blip r:embed="rId10">
+                      <a:extLst>
+                        <a:ext uri="{28A0092B-C50C-407E-A947-70E740481C1C}">
+                          <a14:useLocalDpi xmlns:a14="http://schemas.microsoft.com/office/drawing/2010/main" val="0"/>
+                        </a:ext>
+                      </a:extLst>
+                    </a:blip>
+                    <a:srcRect/>
+                    <a:stretch>
+                      <a:fillRect/>
+                    </a:stretch>
+                  </pic:blipFill>
+                  <pic:spPr bwMode="auto">
+                    <a:xfrm>
+                      <a:off x="0" y="0"/>
+                      <a:ext cx="5240198" cy="5898510"/>
+                    </a:xfrm>
+                    <a:prstGeom prst="rect">
+                      <a:avLst/>
+                    </a:prstGeom>
+                    <a:noFill/>
+                    <a:ln>
+                      <a:solidFill>
+                        <a:schemeClr val="tx1"/>
+                      </a:solidFill>
+                    </a:ln>
+                  </pic:spPr>
+                </pic:pic>
+              </a:graphicData>
+            </a:graphic>
+          </wp:inline>
+        </w:drawing>
+      </w:r>
+    </w:p>
+    <w:p>
+      <w:pPr>
+        <w:jc w:val="center"/>
+      </w:pPr>
+      <w:r>
+        <w:t xml:space="preserve">Рисунок 1.1 – </w:t>
+      </w:r>
+      <w:r>
+        <w:t>Диаграмма прецедентов</w:t>
+      </w:r>
+      <w:r>
+        <w:t xml:space="preserve"> </w:t>
+      </w:r>
+      <w:r>
+        <w:t>«Авторизованный пользователь»</w:t>
+      </w:r>
+    </w:p>
+    <w:p>
+      <w:r>
+        <w:t>Пользователь запускает веб-приложение и выполняет вход в систему, используя свои учетные данные. После успешной аутентификации приложение готово к работе в двух основных направлениях: личное планирование и командное взаимодействие.</w:t>
+      </w:r>
+      <w:r>
+        <w:t xml:space="preserve"> </w:t>
+      </w:r>
+      <w:r>
+        <w:t xml:space="preserve">В области личного планирования авторизованный пользователь имеет возможность создавать и редактировать личные цели с применением механизма автоматической декомпозиции для упрощения структурирования сложных задач. Пользователь управляет этапами выполнения и подзадачами, </w:t>
+      </w:r>
+      <w:r>
+        <w:lastRenderedPageBreak/>
+        <w:t>отслеживает прогресс и использует встроенные средства визуализации для наглядного отображения структуры целей и текущего статуса их выполнения.</w:t>
+      </w:r>
+    </w:p>
+    <w:p>
+      <w:r>
+        <w:t>В рамках командного взаимодействия пользователь может создавать новые команды (автоматически получая при этом статус администратора созданной группы) или вступать в уже существующие. Для обеспечения прозрачности совместной работы доступен просмотр и копирование планов других участников команды. Взаимодействие между пользователями осуществляется посредством личных и командных чатов. Система обеспечивает отслеживание персональной статистики выполнения задач и своевременную отправку уведомлений о событиях в рамках целей и команд.</w:t>
+      </w:r>
+      <w:r>
+        <w:t xml:space="preserve"> </w:t>
+      </w:r>
+      <w:r>
+        <w:t>На рисунке 1.2 представлена диаграмма прецедентов для роли «Администратор команды».</w:t>
+      </w:r>
+    </w:p>
+    <w:p>
+      <w:pPr>
+        <w:jc w:val="center"/>
+      </w:pPr>
+      <w:r>
+        <w:rPr>
+          <w:noProof/>
+        </w:rPr>
+        <w:drawing>
+          <wp:inline distT="0" distB="0" distL="0" distR="0" wp14:anchorId="31A2F444" wp14:editId="467EE05F">
+            <wp:extent cx="5290623" cy="5095875"/>
+            <wp:effectExtent l="19050" t="19050" r="24765" b="9525"/>
+            <wp:docPr id="2" name="Рисунок 2"/>
+            <wp:cNvGraphicFramePr>
+              <a:graphicFrameLocks xmlns:a="http://schemas.openxmlformats.org/drawingml/2006/main" noChangeAspect="1"/>
+            </wp:cNvGraphicFramePr>
+            <a:graphic xmlns:a="http://schemas.openxmlformats.org/drawingml/2006/main">
+              <a:graphicData uri="http://schemas.openxmlformats.org/drawingml/2006/picture">
+                <pic:pic xmlns:pic="http://schemas.openxmlformats.org/drawingml/2006/picture">
+                  <pic:nvPicPr>
+                    <pic:cNvPr id="0" name="Picture 2"/>
+                    <pic:cNvPicPr>
+                      <a:picLocks noChangeAspect="1" noChangeArrowheads="1"/>
+                    </pic:cNvPicPr>
+                  </pic:nvPicPr>
+                  <pic:blipFill>
+                    <a:blip r:embed="rId11">
+                      <a:extLst>
+                        <a:ext uri="{28A0092B-C50C-407E-A947-70E740481C1C}">
+                          <a14:useLocalDpi xmlns:a14="http://schemas.microsoft.com/office/drawing/2010/main" val="0"/>
+                        </a:ext>
+                      </a:extLst>
+                    </a:blip>
+                    <a:srcRect/>
+                    <a:stretch>
+                      <a:fillRect/>
+                    </a:stretch>
+                  </pic:blipFill>
+                  <pic:spPr bwMode="auto">
+                    <a:xfrm>
+                      <a:off x="0" y="0"/>
+                      <a:ext cx="5318246" cy="5122481"/>
+                    </a:xfrm>
+                    <a:prstGeom prst="rect">
+                      <a:avLst/>
+                    </a:prstGeom>
+                    <a:noFill/>
+                    <a:ln>
+                      <a:solidFill>
+                        <a:schemeClr val="tx1"/>
+                      </a:solidFill>
+                    </a:ln>
+                  </pic:spPr>
+                </pic:pic>
+              </a:graphicData>
+            </a:graphic>
+          </wp:inline>
+        </w:drawing>
+      </w:r>
+    </w:p>
+    <w:p>
+      <w:pPr>
+        <w:jc w:val="center"/>
+      </w:pPr>
+      <w:r>
+        <w:t xml:space="preserve">Рисунок 1.1 – </w:t>
+      </w:r>
+      <w:r>
+        <w:t>Диаграмма прецедентов</w:t>
+      </w:r>
+      <w:r>
+        <w:t xml:space="preserve"> </w:t>
+      </w:r>
+      <w:r>
+        <w:t>«</w:t>
+      </w:r>
+      <w:r>
+        <w:t>Администратор команды</w:t>
+      </w:r>
+      <w:r>
+        <w:t>»</w:t>
+      </w:r>
+    </w:p>
+    <w:p>
+      <w:r>
+        <w:lastRenderedPageBreak/>
+        <w:t>Пользователь, инициировавший создание новой команды, или участник, назначенный на эту роль, получает доступ к расширенному функционалу управления. Администратор команды отвечает за жизненный цикл группы, включая функции её создания и удаления. В его полномочия входит управление составом участников: приглашение новых членов, удаление пользователей, а также назначение и изменение ролей других участников в пределах данной команды.</w:t>
+      </w:r>
+      <w:r>
+        <w:t xml:space="preserve"> </w:t>
+      </w:r>
+      <w:r>
+        <w:t>Разработанное приложение не предусматривает отдельной роли системного администратора. Каждая команда функционирует как автономная единица, самостоятельно управляя своими ресурсами, данными и составом участников. Такой подход гарантирует изолированность и автономность групп пользователей, позволяя каждой команде независимо настраивать внутренние процессы и управлять доступом без вмешательства в глобальную конфигурацию системы.</w:t>
+      </w:r>
+    </w:p>
+    <w:p>
+      <w:pPr>
+        <w:pStyle w:val="2"/>
+      </w:pPr>
+      <w:r>
+        <w:t>1</w:t>
+      </w:r>
+      <w:r>
+        <w:t>.</w:t>
+      </w:r>
+      <w:r>
+        <w:t>3 Анализ аналогов и прототипов</w:t>
+      </w:r>
+    </w:p>
+    <w:p>
+      <w:r>
+        <w:t>Для разработки системы декомпозиции целей необходимо провести анализ аналогичных приложений. Из‑за большого количества сервисов, предлагающих инструменты планирования и постановки задач, полный доступ ко всем их возможностям часто отсутствует. Поэтому при выборе прототипов отдавалось предпочтение тем системам, которые наилучшим образом демонстрируют функциональные особенности и графическое представление информации, близкие к функционалу разрабатываемого решения.</w:t>
+      </w:r>
+    </w:p>
+    <w:p>
+      <w:r>
+        <w:t>Первой рассматриваемой системой в рамках сравнительного анализа является «</w:t>
+      </w:r>
+      <w:proofErr w:type="spellStart"/>
+      <w:r>
+        <w:t>Todoist</w:t>
+      </w:r>
+      <w:proofErr w:type="spellEnd"/>
+      <w:r>
+        <w:t>»</w:t>
+      </w:r>
+      <w:r>
+        <w:t xml:space="preserve"> </w:t>
+      </w:r>
+      <w:r>
+        <w:t>–</w:t>
+      </w:r>
+      <w:r>
+        <w:t xml:space="preserve"> </w:t>
+      </w:r>
+      <w:r>
+        <w:t>широко распространенный сервис для управления персональными задачами и командными проектами, поддерживающий функционал декомпозиции целей на подзадачи и гибкую систему приоритезации.</w:t>
+      </w:r>
+    </w:p>
+    <w:p>
+      <w:r>
+        <w:t xml:space="preserve">В данной системе пользователю предоставляется инструментарий для создания проектов, добавления задач и вложенных подзадач, назначения контрольных сроков и установки уровней приоритета, а также средства </w:t>
+      </w:r>
+      <w:r>
+        <w:lastRenderedPageBreak/>
+        <w:t>мониторинга прогресса выполнения. Пользовательский интерфейс ориентирован на оперативный обзор текущих задач с возможностью фильтрации по дням, проектам и меткам. Система функционирует в формате кроссплатформенного веб-приложения и мобильных клиентов. На рисунках 1.4 и 1.5 представлен дизайн главной страницы представления списка задач и интерфейс детальной настройки задачи соответственно.</w:t>
+      </w:r>
+    </w:p>
+    <w:p>
+      <w:pPr>
+        <w:jc w:val="center"/>
+      </w:pPr>
+      <w:r>
+        <w:drawing>
+          <wp:inline distT="0" distB="0" distL="0" distR="0" wp14:anchorId="24BE6562" wp14:editId="1DCE29E5">
+            <wp:extent cx="4925682" cy="6210300"/>
+            <wp:effectExtent l="19050" t="19050" r="27940" b="19050"/>
+            <wp:docPr id="11" name="Рисунок 11"/>
+            <wp:cNvGraphicFramePr>
+              <a:graphicFrameLocks xmlns:a="http://schemas.openxmlformats.org/drawingml/2006/main" noChangeAspect="1"/>
+            </wp:cNvGraphicFramePr>
+            <a:graphic xmlns:a="http://schemas.openxmlformats.org/drawingml/2006/main">
+              <a:graphicData uri="http://schemas.openxmlformats.org/drawingml/2006/picture">
+                <pic:pic xmlns:pic="http://schemas.openxmlformats.org/drawingml/2006/picture">
+                  <pic:nvPicPr>
+                    <pic:cNvPr id="1" name=""/>
+                    <pic:cNvPicPr/>
+                  </pic:nvPicPr>
+                  <pic:blipFill>
+                    <a:blip r:embed="rId12"/>
+                    <a:stretch>
+                      <a:fillRect/>
+                    </a:stretch>
+                  </pic:blipFill>
+                  <pic:spPr>
+                    <a:xfrm>
+                      <a:off x="0" y="0"/>
+                      <a:ext cx="4951318" cy="6242622"/>
+                    </a:xfrm>
+                    <a:prstGeom prst="rect">
+                      <a:avLst/>
+                    </a:prstGeom>
+                    <a:ln>
+                      <a:solidFill>
+                        <a:schemeClr val="tx1"/>
+                      </a:solidFill>
+                    </a:ln>
+                  </pic:spPr>
+                </pic:pic>
+              </a:graphicData>
+            </a:graphic>
+          </wp:inline>
+        </w:drawing>
+      </w:r>
+    </w:p>
+    <w:p>
+      <w:pPr>
+        <w:jc w:val="center"/>
+      </w:pPr>
+      <w:r>
+        <w:t xml:space="preserve">Рисунок 1.4 – Главная страница </w:t>
+      </w:r>
+      <w:r>
+        <w:t xml:space="preserve">вывода списка задач </w:t>
+      </w:r>
+      <w:r>
+        <w:t>«</w:t>
+      </w:r>
+      <w:proofErr w:type="spellStart"/>
+      <w:r>
+        <w:t>Todoist</w:t>
+      </w:r>
+      <w:proofErr w:type="spellEnd"/>
+      <w:r>
+        <w:t>»</w:t>
+      </w:r>
+    </w:p>
+    <w:p>
+      <w:pPr>
+        <w:jc w:val="center"/>
+      </w:pPr>
+      <w:r>
+        <w:lastRenderedPageBreak/>
+        <w:drawing>
+          <wp:inline distT="0" distB="0" distL="0" distR="0" wp14:anchorId="70FBA66A" wp14:editId="54EBA65E">
+            <wp:extent cx="4951730" cy="2435103"/>
+            <wp:effectExtent l="19050" t="19050" r="20320" b="22860"/>
+            <wp:docPr id="4" name="Рисунок 4"/>
+            <wp:cNvGraphicFramePr>
+              <a:graphicFrameLocks xmlns:a="http://schemas.openxmlformats.org/drawingml/2006/main" noChangeAspect="1"/>
+            </wp:cNvGraphicFramePr>
+            <a:graphic xmlns:a="http://schemas.openxmlformats.org/drawingml/2006/main">
+              <a:graphicData uri="http://schemas.openxmlformats.org/drawingml/2006/picture">
+                <pic:pic xmlns:pic="http://schemas.openxmlformats.org/drawingml/2006/picture">
+                  <pic:nvPicPr>
+                    <pic:cNvPr id="1" name=""/>
+                    <pic:cNvPicPr/>
+                  </pic:nvPicPr>
+                  <pic:blipFill>
+                    <a:blip r:embed="rId13"/>
+                    <a:stretch>
+                      <a:fillRect/>
+                    </a:stretch>
+                  </pic:blipFill>
+                  <pic:spPr>
+                    <a:xfrm>
+                      <a:off x="0" y="0"/>
+                      <a:ext cx="4988147" cy="2453012"/>
+                    </a:xfrm>
+                    <a:prstGeom prst="rect">
+                      <a:avLst/>
+                    </a:prstGeom>
+                    <a:ln>
+                      <a:solidFill>
+                        <a:schemeClr val="tx1"/>
+                      </a:solidFill>
+                    </a:ln>
+                  </pic:spPr>
+                </pic:pic>
+              </a:graphicData>
+            </a:graphic>
+          </wp:inline>
+        </w:drawing>
+      </w:r>
+    </w:p>
+    <w:p>
+      <w:pPr>
+        <w:jc w:val="center"/>
+      </w:pPr>
+      <w:r>
+        <w:t>Рисунок 1.</w:t>
+      </w:r>
+      <w:r>
+        <w:t>5</w:t>
+      </w:r>
+      <w:r>
+        <w:t xml:space="preserve"> – </w:t>
+      </w:r>
+      <w:r>
+        <w:t>Детальная</w:t>
+      </w:r>
+      <w:r>
+        <w:t xml:space="preserve"> страница задач</w:t>
+      </w:r>
+      <w:r>
+        <w:t>и</w:t>
+      </w:r>
+      <w:r>
+        <w:t xml:space="preserve"> в </w:t>
+      </w:r>
+      <w:r>
+        <w:t>«</w:t>
+      </w:r>
+      <w:proofErr w:type="spellStart"/>
+      <w:r>
+        <w:t>Todoist</w:t>
+      </w:r>
+      <w:proofErr w:type="spellEnd"/>
+      <w:r>
+        <w:t>»</w:t>
+      </w:r>
+    </w:p>
+    <w:p>
+      <w:r>
+        <w:t>Рассмотрим систему «</w:t>
+      </w:r>
+      <w:proofErr w:type="spellStart"/>
+      <w:r>
+        <w:t>Todoist</w:t>
+      </w:r>
+      <w:proofErr w:type="spellEnd"/>
+      <w:r>
+        <w:t>» по основным категориям, представленным в таблице 1.1.</w:t>
+      </w:r>
+    </w:p>
+    <w:p>
+      <w:pPr>
+        <w:ind w:firstLine="0"/>
+      </w:pPr>
+      <w:r>
+        <w:t>Таблица 1.1 – Оценка категорий системы «</w:t>
+      </w:r>
+      <w:proofErr w:type="spellStart"/>
+      <w:r>
+        <w:rPr>
+          <w:lang w:val="en-US"/>
+        </w:rPr>
+        <w:t>Todoist</w:t>
+      </w:r>
+      <w:proofErr w:type="spellEnd"/>
+      <w:r>
+        <w:t>»</w:t>
+      </w:r>
+    </w:p>
+    <w:tbl>
+      <w:tblPr>
+        <w:tblStyle w:val="a7"/>
+        <w:tblW w:w="0" w:type="auto"/>
+        <w:tblLook w:val="04A0" w:firstRow="1" w:lastRow="0" w:firstColumn="1" w:lastColumn="0" w:noHBand="0" w:noVBand="1"/>
+      </w:tblPr>
+      <w:tblGrid>
+        <w:gridCol w:w="2263"/>
+        <w:gridCol w:w="3828"/>
+        <w:gridCol w:w="3678"/>
+      </w:tblGrid>
+      <w:tr>
+        <w:tc>
+          <w:tcPr>
+            <w:tcW w:w="2263" w:type="dxa"/>
+          </w:tcPr>
+          <w:p>
+            <w:pPr>
+              <w:ind w:firstLine="0"/>
+              <w:jc w:val="center"/>
+              <w:rPr>
+                <w:sz w:val="24"/>
+                <w:szCs w:val="24"/>
+              </w:rPr>
+            </w:pPr>
+            <w:r>
+              <w:rPr>
+                <w:sz w:val="24"/>
+                <w:szCs w:val="24"/>
+              </w:rPr>
+              <w:t>Категория</w:t>
+            </w:r>
+          </w:p>
+        </w:tc>
+        <w:tc>
+          <w:tcPr>
+            <w:tcW w:w="3828" w:type="dxa"/>
+          </w:tcPr>
+          <w:p>
+            <w:pPr>
+              <w:ind w:firstLine="0"/>
+              <w:jc w:val="center"/>
+              <w:rPr>
+                <w:sz w:val="24"/>
+                <w:szCs w:val="24"/>
+              </w:rPr>
+            </w:pPr>
+            <w:r>
+              <w:rPr>
+                <w:sz w:val="24"/>
+                <w:szCs w:val="24"/>
+              </w:rPr>
+              <w:t>Плюсы</w:t>
+            </w:r>
+          </w:p>
+        </w:tc>
+        <w:tc>
+          <w:tcPr>
+            <w:tcW w:w="3678" w:type="dxa"/>
+          </w:tcPr>
+          <w:p>
+            <w:pPr>
+              <w:ind w:firstLine="0"/>
+              <w:jc w:val="center"/>
+              <w:rPr>
+                <w:sz w:val="24"/>
+                <w:szCs w:val="24"/>
+              </w:rPr>
+            </w:pPr>
+            <w:r>
+              <w:rPr>
+                <w:sz w:val="24"/>
+                <w:szCs w:val="24"/>
+              </w:rPr>
+              <w:t>Минусы</w:t>
+            </w:r>
+          </w:p>
+        </w:tc>
+      </w:tr>
+      <w:tr>
+        <w:tc>
+          <w:tcPr>
+            <w:tcW w:w="2263" w:type="dxa"/>
+          </w:tcPr>
+          <w:p>
+            <w:pPr>
+              <w:ind w:firstLine="0"/>
+              <w:rPr>
+                <w:sz w:val="24"/>
+                <w:szCs w:val="24"/>
+              </w:rPr>
+            </w:pPr>
+            <w:r>
+              <w:rPr>
+                <w:sz w:val="24"/>
+                <w:szCs w:val="24"/>
+              </w:rPr>
+              <w:t>Функциональность</w:t>
+            </w:r>
+          </w:p>
+        </w:tc>
+        <w:tc>
+          <w:tcPr>
+            <w:tcW w:w="3828" w:type="dxa"/>
+          </w:tcPr>
+          <w:p>
+            <w:pPr>
+              <w:ind w:firstLine="0"/>
+              <w:rPr>
+                <w:sz w:val="24"/>
+                <w:szCs w:val="24"/>
+              </w:rPr>
+            </w:pPr>
+            <w:r>
+              <w:rPr>
+                <w:sz w:val="24"/>
+                <w:szCs w:val="24"/>
+              </w:rPr>
+              <w:t>Поддержка проектов и подзадач, приоритетов, меток, напоминаний; кроссплатформенность.</w:t>
+            </w:r>
+          </w:p>
+        </w:tc>
+        <w:tc>
+          <w:tcPr>
+            <w:tcW w:w="3678" w:type="dxa"/>
+          </w:tcPr>
+          <w:p>
+            <w:pPr>
+              <w:ind w:firstLine="0"/>
+              <w:rPr>
+                <w:sz w:val="24"/>
+                <w:szCs w:val="24"/>
+              </w:rPr>
+            </w:pPr>
+            <w:r>
+              <w:rPr>
+                <w:sz w:val="24"/>
+                <w:szCs w:val="24"/>
+              </w:rPr>
+              <w:t xml:space="preserve">Расширенные функции (фильтры, </w:t>
+            </w:r>
+            <w:proofErr w:type="spellStart"/>
+            <w:r>
+              <w:rPr>
+                <w:sz w:val="24"/>
+                <w:szCs w:val="24"/>
+              </w:rPr>
+              <w:t>автопланирование</w:t>
+            </w:r>
+            <w:proofErr w:type="spellEnd"/>
+            <w:r>
+              <w:rPr>
+                <w:sz w:val="24"/>
+                <w:szCs w:val="24"/>
+              </w:rPr>
+              <w:t xml:space="preserve"> и т.п.) доступны только в платной версии.</w:t>
+            </w:r>
+          </w:p>
+        </w:tc>
+      </w:tr>
+      <w:tr>
+        <w:tc>
+          <w:tcPr>
+            <w:tcW w:w="2263" w:type="dxa"/>
+          </w:tcPr>
+          <w:p>
+            <w:pPr>
+              <w:ind w:firstLine="0"/>
+              <w:rPr>
+                <w:sz w:val="24"/>
+                <w:szCs w:val="24"/>
+              </w:rPr>
+            </w:pPr>
+            <w:r>
+              <w:rPr>
+                <w:sz w:val="24"/>
+                <w:szCs w:val="24"/>
+              </w:rPr>
+              <w:t>Удобство</w:t>
+            </w:r>
+          </w:p>
+        </w:tc>
+        <w:tc>
+          <w:tcPr>
+            <w:tcW w:w="3828" w:type="dxa"/>
+          </w:tcPr>
+          <w:p>
+            <w:pPr>
+              <w:ind w:firstLine="0"/>
+              <w:rPr>
+                <w:sz w:val="24"/>
+                <w:szCs w:val="24"/>
+              </w:rPr>
+            </w:pPr>
+            <w:r>
+              <w:rPr>
+                <w:sz w:val="24"/>
+                <w:szCs w:val="24"/>
+              </w:rPr>
+              <w:t>Простой и интуитивный интерфейс, быстрое добавление задач, удобная навигация по проектам.</w:t>
+            </w:r>
+          </w:p>
+        </w:tc>
+        <w:tc>
+          <w:tcPr>
+            <w:tcW w:w="3678" w:type="dxa"/>
+          </w:tcPr>
+          <w:p>
+            <w:pPr>
+              <w:ind w:firstLine="0"/>
+              <w:rPr>
+                <w:sz w:val="24"/>
+                <w:szCs w:val="24"/>
+              </w:rPr>
+            </w:pPr>
+            <w:r>
+              <w:rPr>
+                <w:sz w:val="24"/>
+                <w:szCs w:val="24"/>
+              </w:rPr>
+              <w:t xml:space="preserve">Ограниченная гибкость представления сложных иерархий целей (нет наглядных </w:t>
+            </w:r>
+            <w:r>
+              <w:rPr>
+                <w:sz w:val="24"/>
+                <w:szCs w:val="24"/>
+              </w:rPr>
+              <w:t>списков задач</w:t>
+            </w:r>
+            <w:r>
+              <w:rPr>
+                <w:sz w:val="24"/>
+                <w:szCs w:val="24"/>
+              </w:rPr>
+              <w:t>).</w:t>
+            </w:r>
+          </w:p>
+        </w:tc>
+      </w:tr>
+      <w:tr>
+        <w:tc>
+          <w:tcPr>
+            <w:tcW w:w="2263" w:type="dxa"/>
+          </w:tcPr>
+          <w:p>
+            <w:pPr>
+              <w:ind w:firstLine="0"/>
+              <w:rPr>
+                <w:sz w:val="24"/>
+                <w:szCs w:val="24"/>
+              </w:rPr>
+            </w:pPr>
+            <w:r>
+              <w:rPr>
+                <w:sz w:val="24"/>
+                <w:szCs w:val="24"/>
+              </w:rPr>
+              <w:t>Безопасность</w:t>
+            </w:r>
+          </w:p>
+        </w:tc>
+        <w:tc>
+          <w:tcPr>
+            <w:tcW w:w="3828" w:type="dxa"/>
+          </w:tcPr>
+          <w:p>
+            <w:pPr>
+              <w:ind w:firstLine="0"/>
+              <w:rPr>
+                <w:sz w:val="24"/>
+                <w:szCs w:val="24"/>
+              </w:rPr>
+            </w:pPr>
+            <w:r>
+              <w:rPr>
+                <w:sz w:val="24"/>
+                <w:szCs w:val="24"/>
+              </w:rPr>
+              <w:t>Авторизация через защищённые протоколы, резервное копирование данных в облаке.</w:t>
+            </w:r>
+          </w:p>
+        </w:tc>
+        <w:tc>
+          <w:tcPr>
+            <w:tcW w:w="3678" w:type="dxa"/>
+          </w:tcPr>
+          <w:p>
+            <w:pPr>
+              <w:ind w:firstLine="0"/>
+              <w:rPr>
+                <w:sz w:val="24"/>
+                <w:szCs w:val="24"/>
+              </w:rPr>
+            </w:pPr>
+            <w:r>
+              <w:rPr>
+                <w:sz w:val="24"/>
+                <w:szCs w:val="24"/>
+              </w:rPr>
+              <w:t>Пользовательские данные полностью зависят от внешнего облачного сервиса.</w:t>
+            </w:r>
+          </w:p>
+        </w:tc>
+      </w:tr>
+      <w:tr>
+        <w:tc>
+          <w:tcPr>
+            <w:tcW w:w="2263" w:type="dxa"/>
+          </w:tcPr>
+          <w:p>
+            <w:pPr>
+              <w:ind w:firstLine="0"/>
+              <w:rPr>
+                <w:sz w:val="24"/>
+                <w:szCs w:val="24"/>
+              </w:rPr>
+            </w:pPr>
+            <w:r>
+              <w:rPr>
+                <w:sz w:val="24"/>
+                <w:szCs w:val="24"/>
+              </w:rPr>
+              <w:t>Стабильность</w:t>
+            </w:r>
+          </w:p>
+        </w:tc>
+        <w:tc>
+          <w:tcPr>
+            <w:tcW w:w="3828" w:type="dxa"/>
+          </w:tcPr>
+          <w:p>
+            <w:pPr>
+              <w:ind w:firstLine="0"/>
+              <w:rPr>
+                <w:sz w:val="24"/>
+                <w:szCs w:val="24"/>
+              </w:rPr>
+            </w:pPr>
+            <w:r>
+              <w:rPr>
+                <w:sz w:val="24"/>
+                <w:szCs w:val="24"/>
+              </w:rPr>
+              <w:t>Сервис обеспечивает стабильную работу и синхронизацию между устройствами.</w:t>
+            </w:r>
+          </w:p>
+        </w:tc>
+        <w:tc>
+          <w:tcPr>
+            <w:tcW w:w="3678" w:type="dxa"/>
+          </w:tcPr>
+          <w:p>
+            <w:pPr>
+              <w:ind w:firstLine="0"/>
+              <w:rPr>
+                <w:sz w:val="24"/>
+                <w:szCs w:val="24"/>
+              </w:rPr>
+            </w:pPr>
+            <w:r>
+              <w:rPr>
+                <w:sz w:val="24"/>
+                <w:szCs w:val="24"/>
+              </w:rPr>
+              <w:t>При проблемах с интернет‑подключением часть функций становится недоступной.</w:t>
+            </w:r>
+          </w:p>
+        </w:tc>
+      </w:tr>
+      <w:tr>
+        <w:tc>
+          <w:tcPr>
+            <w:tcW w:w="2263" w:type="dxa"/>
+          </w:tcPr>
+          <w:p>
+            <w:pPr>
+              <w:ind w:firstLine="0"/>
+              <w:rPr>
+                <w:sz w:val="24"/>
+                <w:szCs w:val="24"/>
+              </w:rPr>
+            </w:pPr>
+            <w:r>
+              <w:rPr>
+                <w:sz w:val="24"/>
+                <w:szCs w:val="24"/>
+              </w:rPr>
+              <w:t>Доступность</w:t>
+            </w:r>
+          </w:p>
+        </w:tc>
+        <w:tc>
+          <w:tcPr>
+            <w:tcW w:w="3828" w:type="dxa"/>
+          </w:tcPr>
+          <w:p>
+            <w:pPr>
+              <w:ind w:firstLine="0"/>
+              <w:rPr>
+                <w:sz w:val="24"/>
+                <w:szCs w:val="24"/>
+              </w:rPr>
+            </w:pPr>
+            <w:r>
+              <w:rPr>
+                <w:sz w:val="24"/>
+                <w:szCs w:val="24"/>
+              </w:rPr>
+              <w:t>Доступен в виде веб‑версии и мобильных приложений, есть бесплатный тариф.</w:t>
+            </w:r>
+          </w:p>
+        </w:tc>
+        <w:tc>
+          <w:tcPr>
+            <w:tcW w:w="3678" w:type="dxa"/>
+          </w:tcPr>
+          <w:p>
+            <w:pPr>
+              <w:ind w:firstLine="0"/>
+              <w:rPr>
+                <w:sz w:val="24"/>
+                <w:szCs w:val="24"/>
+              </w:rPr>
+            </w:pPr>
+            <w:r>
+              <w:rPr>
+                <w:sz w:val="24"/>
+                <w:szCs w:val="24"/>
+              </w:rPr>
+              <w:t>Некоторые интеграции и функции доступны только в платных тарифах.</w:t>
+            </w:r>
+          </w:p>
+        </w:tc>
+      </w:tr>
+    </w:tbl>
+    <w:p>
+      <w:pPr>
+        <w:spacing w:before="240"/>
+      </w:pPr>
+      <w:r>
+        <w:t xml:space="preserve">Проведенный анализ функциональных возможностей сервиса позволяет сделать следующий вывод: несмотря на наличие базовых механизмов декомпозиции и интуитивно понятный интерфейс, подавляющее большинство ключевых функций, необходимых для полноценной командной работы и детального планирования, доступно исключительно в рамках коммерческой </w:t>
+      </w:r>
+      <w:r>
+        <w:lastRenderedPageBreak/>
+        <w:t>подписки. Свободная версия приложения характеризуется существенными функциональными ограничениями, что снижает эффективность его применения в качестве универсального инструмента командного целеполагания в рамках разрабатываемого проекта.</w:t>
+      </w:r>
+    </w:p>
+    <w:p>
+      <w:pPr>
+        <w:spacing w:before="120"/>
+      </w:pPr>
+      <w:r>
+        <w:t>Следующей рассматриваемой системой является «</w:t>
+      </w:r>
+      <w:proofErr w:type="spellStart"/>
+      <w:r>
+        <w:t>Notion</w:t>
+      </w:r>
+      <w:proofErr w:type="spellEnd"/>
+      <w:r>
+        <w:t>» – универсальная платформа для организации рабочего пространства, сочетающая в себе функционал управления базами данных, создания структурированных страниц и применения шаблонов проектирования для планирования деятельности.</w:t>
+      </w:r>
+      <w:r>
+        <w:t xml:space="preserve"> </w:t>
+      </w:r>
+    </w:p>
+    <w:p>
+      <w:pPr>
+        <w:spacing w:before="120"/>
+      </w:pPr>
+      <w:r>
+        <w:t>Отличительной особенностью данного сервиса выступает распространенный подход к построению пользовательских систем целеполагания и отслеживания задач, реализуемый посредством гибкого инструментария. Пользователь имеет возможность создавать связанные таблицы и</w:t>
+      </w:r>
+      <w:r>
+        <w:t xml:space="preserve"> </w:t>
+      </w:r>
+      <w:r>
+        <w:t>доски, обеспечивающие наглядную декомпозицию стратегических целей на промежуточные этапы и конкретные задачи. Гибкость платформы позволяет адаптировать рабочее пространство под специфику как индивидуального, так и командного планирования. Кроме того, в системе реализован ИИ-ассистент, оказывающий поддержку в декомпозиции поставленных целей на составляющие задачи.</w:t>
+      </w:r>
+      <w:r>
+        <w:t xml:space="preserve"> </w:t>
+      </w:r>
+      <w:r>
+        <w:t xml:space="preserve">Важным аспектом является поддержка версионности изменений, обеспечивающая возможность восстановления предыдущих редакций планов и отслеживания хронологии работы над целями. Платформа также предоставляет доступ к обширной библиотеке шаблонов, созданных сообществом, что ускоряет процесс развертывания типовых конфигураций для ведения личных и командных проектов. </w:t>
+      </w:r>
+    </w:p>
+    <w:p>
+      <w:pPr>
+        <w:spacing w:before="120"/>
+      </w:pPr>
+      <w:r>
+        <w:t>Для обеспечения бесперебойного доступа к данным сервис функционирует в формате кроссплатформенного решения, синхронизируя информацию между веб-версией, настольными клиентами и мобильными устройствами.</w:t>
+      </w:r>
+      <w:r>
+        <w:t xml:space="preserve"> </w:t>
+      </w:r>
+      <w:r>
+        <w:t xml:space="preserve">На рисунках 1.6 и 1.7 представлен дизайн главной страницы представления списка задач и </w:t>
+      </w:r>
+      <w:r>
+        <w:lastRenderedPageBreak/>
+        <w:t>интерфейс чата, обеспечивающего взаимодействие пользователя с ИИ-ассистентом в среде «</w:t>
+      </w:r>
+      <w:proofErr w:type="spellStart"/>
+      <w:r>
+        <w:t>Notion</w:t>
+      </w:r>
+      <w:proofErr w:type="spellEnd"/>
+      <w:r>
+        <w:t>», соответственно.</w:t>
+      </w:r>
+    </w:p>
+    <w:p>
+      <w:pPr>
+        <w:jc w:val="center"/>
+      </w:pPr>
+      <w:r>
+        <w:drawing>
+          <wp:inline distT="0" distB="0" distL="0" distR="0" wp14:anchorId="3CAD68F4" wp14:editId="6C67C872">
+            <wp:extent cx="5751135" cy="3743325"/>
+            <wp:effectExtent l="19050" t="19050" r="21590" b="9525"/>
+            <wp:docPr id="9" name="Рисунок 9"/>
+            <wp:cNvGraphicFramePr>
+              <a:graphicFrameLocks xmlns:a="http://schemas.openxmlformats.org/drawingml/2006/main" noChangeAspect="1"/>
+            </wp:cNvGraphicFramePr>
+            <a:graphic xmlns:a="http://schemas.openxmlformats.org/drawingml/2006/main">
+              <a:graphicData uri="http://schemas.openxmlformats.org/drawingml/2006/picture">
+                <pic:pic xmlns:pic="http://schemas.openxmlformats.org/drawingml/2006/picture">
+                  <pic:nvPicPr>
+                    <pic:cNvPr id="1" name=""/>
+                    <pic:cNvPicPr/>
+                  </pic:nvPicPr>
+                  <pic:blipFill>
+                    <a:blip r:embed="rId14"/>
+                    <a:stretch>
+                      <a:fillRect/>
+                    </a:stretch>
+                  </pic:blipFill>
+                  <pic:spPr>
+                    <a:xfrm>
+                      <a:off x="0" y="0"/>
+                      <a:ext cx="5761367" cy="3749985"/>
+                    </a:xfrm>
+                    <a:prstGeom prst="rect">
+                      <a:avLst/>
+                    </a:prstGeom>
+                    <a:ln>
+                      <a:solidFill>
+                        <a:schemeClr val="tx1"/>
+                      </a:solidFill>
+                    </a:ln>
+                  </pic:spPr>
+                </pic:pic>
+              </a:graphicData>
+            </a:graphic>
+          </wp:inline>
+        </w:drawing>
+      </w:r>
+    </w:p>
+    <w:p>
+      <w:pPr>
+        <w:jc w:val="center"/>
+      </w:pPr>
+      <w:r>
+        <w:t>Рисунок 1.</w:t>
+      </w:r>
+      <w:r>
+        <w:t>6</w:t>
+      </w:r>
+      <w:r>
+        <w:t xml:space="preserve"> – Главная страница списка задач в </w:t>
+      </w:r>
+      <w:r>
+        <w:t>«</w:t>
+      </w:r>
+      <w:proofErr w:type="spellStart"/>
+      <w:r>
+        <w:t>Notion</w:t>
+      </w:r>
+      <w:proofErr w:type="spellEnd"/>
+      <w:r>
+        <w:t>»</w:t>
+      </w:r>
+    </w:p>
+    <w:p>
+      <w:pPr>
+        <w:jc w:val="center"/>
+      </w:pPr>
+      <w:r>
+        <w:drawing>
+          <wp:inline distT="0" distB="0" distL="0" distR="0" wp14:anchorId="660A1CCD" wp14:editId="795AA787">
+            <wp:extent cx="5477389" cy="3552825"/>
+            <wp:effectExtent l="19050" t="19050" r="28575" b="9525"/>
+            <wp:docPr id="10" name="Рисунок 10"/>
+            <wp:cNvGraphicFramePr>
+              <a:graphicFrameLocks xmlns:a="http://schemas.openxmlformats.org/drawingml/2006/main" noChangeAspect="1"/>
+            </wp:cNvGraphicFramePr>
+            <a:graphic xmlns:a="http://schemas.openxmlformats.org/drawingml/2006/main">
+              <a:graphicData uri="http://schemas.openxmlformats.org/drawingml/2006/picture">
+                <pic:pic xmlns:pic="http://schemas.openxmlformats.org/drawingml/2006/picture">
+                  <pic:nvPicPr>
+                    <pic:cNvPr id="1" name=""/>
+                    <pic:cNvPicPr/>
+                  </pic:nvPicPr>
+                  <pic:blipFill>
+                    <a:blip r:embed="rId15"/>
+                    <a:stretch>
+                      <a:fillRect/>
+                    </a:stretch>
+                  </pic:blipFill>
+                  <pic:spPr>
+                    <a:xfrm>
+                      <a:off x="0" y="0"/>
+                      <a:ext cx="5485286" cy="3557947"/>
+                    </a:xfrm>
+                    <a:prstGeom prst="rect">
+                      <a:avLst/>
+                    </a:prstGeom>
+                    <a:ln>
+                      <a:solidFill>
+                        <a:schemeClr val="tx1"/>
+                      </a:solidFill>
+                    </a:ln>
+                  </pic:spPr>
+                </pic:pic>
+              </a:graphicData>
+            </a:graphic>
+          </wp:inline>
+        </w:drawing>
+      </w:r>
+    </w:p>
+    <w:p>
+      <w:pPr>
+        <w:jc w:val="center"/>
+      </w:pPr>
+      <w:r>
+        <w:t>Рисунок 1.</w:t>
+      </w:r>
+      <w:r>
+        <w:t>7</w:t>
+      </w:r>
+      <w:r>
+        <w:t xml:space="preserve"> – Детальная страница задачи в </w:t>
+      </w:r>
+      <w:r>
+        <w:t>«</w:t>
+      </w:r>
+      <w:proofErr w:type="spellStart"/>
+      <w:r>
+        <w:t>Notion</w:t>
+      </w:r>
+      <w:proofErr w:type="spellEnd"/>
+      <w:r>
+        <w:t>»</w:t>
+      </w:r>
+    </w:p>
+    <w:p>
+      <w:r>
+        <w:lastRenderedPageBreak/>
+        <w:t>В процессе работы пользователь имеет возможность вести структурированные базы данных, содержащие сведения о целях, задачах и проектах, с возможностью установления реляционных связей между соответствующими сущностями. Для визуального представления информации предусмотрен широкий спектр режимов отображения, включающий табличное представление,</w:t>
+      </w:r>
+      <w:r>
+        <w:t xml:space="preserve"> </w:t>
+      </w:r>
+      <w:r>
+        <w:t>доски и календарные сетки.</w:t>
+      </w:r>
+      <w:r>
+        <w:t xml:space="preserve"> </w:t>
+      </w:r>
+      <w:r>
+        <w:t>Оценка системы «</w:t>
+      </w:r>
+      <w:proofErr w:type="spellStart"/>
+      <w:r>
+        <w:t>Notion</w:t>
+      </w:r>
+      <w:proofErr w:type="spellEnd"/>
+      <w:r>
+        <w:t>» по совокупности выделенных критериев приведена в таблице 1.2.</w:t>
+      </w:r>
+    </w:p>
+    <w:p>
+      <w:r>
+        <w:t>Платформа «</w:t>
+      </w:r>
+      <w:proofErr w:type="spellStart"/>
+      <w:r>
+        <w:t>Notion</w:t>
+      </w:r>
+      <w:proofErr w:type="spellEnd"/>
+      <w:r>
+        <w:t>» предоставляет развитые средства кастомизации схемы данных, позволяя гибко конфигурировать состав атрибутов записей, в частности: статусы выполнения, сведения об исполнителях, контрольные сроки и уровни приоритета. Совокупность указанных механизмов обеспечивает наглядную организацию информационного пространства и адаптацию рабочей среды под решаемые задачи.</w:t>
+      </w:r>
+    </w:p>
+    <w:p>
+      <w:pPr>
+        <w:ind w:firstLine="0"/>
+      </w:pPr>
+      <w:r>
+        <w:t>Таблица 1.</w:t>
+      </w:r>
+      <w:r>
+        <w:t>2</w:t>
+      </w:r>
+      <w:r>
+        <w:t xml:space="preserve"> – Оценка категорий системы «</w:t>
+      </w:r>
+      <w:proofErr w:type="spellStart"/>
+      <w:r>
+        <w:t>Notion</w:t>
+      </w:r>
+      <w:proofErr w:type="spellEnd"/>
+      <w:r>
+        <w:t>»</w:t>
+      </w:r>
+    </w:p>
+    <w:tbl>
+      <w:tblPr>
+        <w:tblStyle w:val="a7"/>
+        <w:tblW w:w="0" w:type="auto"/>
+        <w:tblLook w:val="04A0" w:firstRow="1" w:lastRow="0" w:firstColumn="1" w:lastColumn="0" w:noHBand="0" w:noVBand="1"/>
+      </w:tblPr>
+      <w:tblGrid>
+        <w:gridCol w:w="2263"/>
+        <w:gridCol w:w="3544"/>
+        <w:gridCol w:w="3962"/>
+      </w:tblGrid>
+      <w:tr>
+        <w:tc>
+          <w:tcPr>
+            <w:tcW w:w="2263" w:type="dxa"/>
+          </w:tcPr>
+          <w:p>
+            <w:pPr>
+              <w:ind w:firstLine="0"/>
+              <w:jc w:val="center"/>
+              <w:rPr>
+                <w:sz w:val="24"/>
+                <w:szCs w:val="24"/>
+              </w:rPr>
+            </w:pPr>
+            <w:r>
+              <w:rPr>
+                <w:sz w:val="24"/>
+                <w:szCs w:val="24"/>
+              </w:rPr>
+              <w:t>Категория</w:t>
+            </w:r>
+          </w:p>
+        </w:tc>
+        <w:tc>
+          <w:tcPr>
+            <w:tcW w:w="3544" w:type="dxa"/>
+          </w:tcPr>
+          <w:p>
+            <w:pPr>
+              <w:ind w:firstLine="0"/>
+              <w:jc w:val="center"/>
+              <w:rPr>
+                <w:sz w:val="24"/>
+                <w:szCs w:val="24"/>
+              </w:rPr>
+            </w:pPr>
+            <w:r>
+              <w:rPr>
+                <w:sz w:val="24"/>
+                <w:szCs w:val="24"/>
+              </w:rPr>
+              <w:t>Плюсы</w:t>
+            </w:r>
+          </w:p>
+        </w:tc>
+        <w:tc>
+          <w:tcPr>
+            <w:tcW w:w="3962" w:type="dxa"/>
+          </w:tcPr>
+          <w:p>
+            <w:pPr>
+              <w:ind w:firstLine="708"/>
+              <w:jc w:val="center"/>
+              <w:rPr>
+                <w:sz w:val="24"/>
+                <w:szCs w:val="24"/>
+              </w:rPr>
+            </w:pPr>
+            <w:r>
+              <w:rPr>
+                <w:sz w:val="24"/>
+                <w:szCs w:val="24"/>
+              </w:rPr>
+              <w:t>Минусы</w:t>
+            </w:r>
+          </w:p>
+        </w:tc>
+      </w:tr>
+      <w:tr>
+        <w:tc>
+          <w:tcPr>
+            <w:tcW w:w="2263" w:type="dxa"/>
+          </w:tcPr>
+          <w:p>
+            <w:pPr>
+              <w:ind w:firstLine="0"/>
+              <w:rPr>
+                <w:sz w:val="24"/>
+                <w:szCs w:val="24"/>
+              </w:rPr>
+            </w:pPr>
+            <w:r>
+              <w:rPr>
+                <w:sz w:val="24"/>
+                <w:szCs w:val="24"/>
+              </w:rPr>
+              <w:t>Функциональность</w:t>
+            </w:r>
+          </w:p>
+        </w:tc>
+        <w:tc>
+          <w:tcPr>
+            <w:tcW w:w="3544" w:type="dxa"/>
+          </w:tcPr>
+          <w:p>
+            <w:pPr>
+              <w:ind w:firstLine="0"/>
+              <w:rPr>
+                <w:sz w:val="24"/>
+                <w:szCs w:val="24"/>
+              </w:rPr>
+            </w:pPr>
+            <w:r>
+              <w:rPr>
+                <w:sz w:val="24"/>
+                <w:szCs w:val="24"/>
+              </w:rPr>
+              <w:t>Гибкая настройка структур данных, создание своих шаблонов для целей и задач, разные представления данных.</w:t>
+            </w:r>
+          </w:p>
+        </w:tc>
+        <w:tc>
+          <w:tcPr>
+            <w:tcW w:w="3962" w:type="dxa"/>
+          </w:tcPr>
+          <w:p>
+            <w:pPr>
+              <w:ind w:firstLine="0"/>
+              <w:rPr>
+                <w:sz w:val="24"/>
+                <w:szCs w:val="24"/>
+              </w:rPr>
+            </w:pPr>
+            <w:r>
+              <w:rPr>
+                <w:sz w:val="24"/>
+                <w:szCs w:val="24"/>
+              </w:rPr>
+              <w:t>Отсутствие полного управления списком в случае декомпозиции с использованием ИИ</w:t>
+            </w:r>
+          </w:p>
+        </w:tc>
+      </w:tr>
+      <w:tr>
+        <w:tc>
+          <w:tcPr>
+            <w:tcW w:w="2263" w:type="dxa"/>
+          </w:tcPr>
+          <w:p>
+            <w:pPr>
+              <w:ind w:firstLine="0"/>
+              <w:rPr>
+                <w:sz w:val="24"/>
+                <w:szCs w:val="24"/>
+              </w:rPr>
+            </w:pPr>
+            <w:r>
+              <w:rPr>
+                <w:sz w:val="24"/>
+                <w:szCs w:val="24"/>
+              </w:rPr>
+              <w:t>Удобство</w:t>
+            </w:r>
+          </w:p>
+        </w:tc>
+        <w:tc>
+          <w:tcPr>
+            <w:tcW w:w="3544" w:type="dxa"/>
+          </w:tcPr>
+          <w:p>
+            <w:pPr>
+              <w:ind w:firstLine="0"/>
+              <w:rPr>
+                <w:sz w:val="24"/>
+                <w:szCs w:val="24"/>
+              </w:rPr>
+            </w:pPr>
+            <w:r>
+              <w:rPr>
+                <w:sz w:val="24"/>
+                <w:szCs w:val="24"/>
+              </w:rPr>
+              <w:t>Наглядные представления (таблицы, доски, календари), возможность группировки и фильтрации по нужным полям.</w:t>
+            </w:r>
+          </w:p>
+        </w:tc>
+        <w:tc>
+          <w:tcPr>
+            <w:tcW w:w="3962" w:type="dxa"/>
+          </w:tcPr>
+          <w:p>
+            <w:pPr>
+              <w:ind w:firstLine="0"/>
+              <w:rPr>
+                <w:sz w:val="24"/>
+                <w:szCs w:val="24"/>
+              </w:rPr>
+            </w:pPr>
+            <w:r>
+              <w:rPr>
+                <w:sz w:val="24"/>
+                <w:szCs w:val="24"/>
+              </w:rPr>
+              <w:t>Высокий порог входа при сложной структуре; пользователю нужно самостоятельно проектировать систему.</w:t>
+            </w:r>
+          </w:p>
+        </w:tc>
+      </w:tr>
+      <w:tr>
+        <w:tc>
+          <w:tcPr>
+            <w:tcW w:w="2263" w:type="dxa"/>
+          </w:tcPr>
+          <w:p>
+            <w:pPr>
+              <w:ind w:firstLine="0"/>
+              <w:rPr>
+                <w:sz w:val="24"/>
+                <w:szCs w:val="24"/>
+              </w:rPr>
+            </w:pPr>
+            <w:r>
+              <w:rPr>
+                <w:sz w:val="24"/>
+                <w:szCs w:val="24"/>
+              </w:rPr>
+              <w:t>Безопасность</w:t>
+            </w:r>
+          </w:p>
+        </w:tc>
+        <w:tc>
+          <w:tcPr>
+            <w:tcW w:w="3544" w:type="dxa"/>
+          </w:tcPr>
+          <w:p>
+            <w:pPr>
+              <w:ind w:firstLine="0"/>
+              <w:rPr>
+                <w:sz w:val="24"/>
+                <w:szCs w:val="24"/>
+              </w:rPr>
+            </w:pPr>
+            <w:r>
+              <w:rPr>
+                <w:sz w:val="24"/>
+                <w:szCs w:val="24"/>
+              </w:rPr>
+              <w:t>Поддержка управления доступом к страницам и базам данных, разграничение прав между участниками.</w:t>
+            </w:r>
+          </w:p>
+        </w:tc>
+        <w:tc>
+          <w:tcPr>
+            <w:tcW w:w="3962" w:type="dxa"/>
+          </w:tcPr>
+          <w:p>
+            <w:pPr>
+              <w:ind w:firstLine="0"/>
+              <w:rPr>
+                <w:sz w:val="24"/>
+                <w:szCs w:val="24"/>
+              </w:rPr>
+            </w:pPr>
+            <w:r>
+              <w:rPr>
+                <w:sz w:val="24"/>
+                <w:szCs w:val="24"/>
+              </w:rPr>
+              <w:t>Данные хранятся у внешнего поставщика, оффлайн‑доступ ограничен.</w:t>
+            </w:r>
+          </w:p>
+        </w:tc>
+      </w:tr>
+      <w:tr>
+        <w:tc>
+          <w:tcPr>
+            <w:tcW w:w="2263" w:type="dxa"/>
+          </w:tcPr>
+          <w:p>
+            <w:pPr>
+              <w:ind w:firstLine="0"/>
+              <w:rPr>
+                <w:sz w:val="24"/>
+                <w:szCs w:val="24"/>
+              </w:rPr>
+            </w:pPr>
+            <w:r>
+              <w:rPr>
+                <w:sz w:val="24"/>
+                <w:szCs w:val="24"/>
+              </w:rPr>
+              <w:t>Стабильность</w:t>
+            </w:r>
+          </w:p>
+        </w:tc>
+        <w:tc>
+          <w:tcPr>
+            <w:tcW w:w="3544" w:type="dxa"/>
+          </w:tcPr>
+          <w:p>
+            <w:pPr>
+              <w:ind w:firstLine="0"/>
+              <w:rPr>
+                <w:sz w:val="24"/>
+                <w:szCs w:val="24"/>
+              </w:rPr>
+            </w:pPr>
+            <w:r>
+              <w:rPr>
+                <w:sz w:val="24"/>
+                <w:szCs w:val="24"/>
+              </w:rPr>
+              <w:t>Стабильная работа веб‑клиента и приложений, регулярные обновления сервиса.</w:t>
+            </w:r>
+          </w:p>
+        </w:tc>
+        <w:tc>
+          <w:tcPr>
+            <w:tcW w:w="3962" w:type="dxa"/>
+          </w:tcPr>
+          <w:p>
+            <w:pPr>
+              <w:ind w:firstLine="0"/>
+              <w:rPr>
+                <w:sz w:val="24"/>
+                <w:szCs w:val="24"/>
+              </w:rPr>
+            </w:pPr>
+            <w:r>
+              <w:rPr>
+                <w:sz w:val="24"/>
+                <w:szCs w:val="24"/>
+              </w:rPr>
+              <w:t>При низком качестве соединения возможны задержки синхронизации и работы интерфейса.</w:t>
+            </w:r>
+          </w:p>
+        </w:tc>
+      </w:tr>
+      <w:tr>
+        <w:tc>
+          <w:tcPr>
+            <w:tcW w:w="2263" w:type="dxa"/>
+          </w:tcPr>
+          <w:p>
+            <w:pPr>
+              <w:ind w:firstLine="0"/>
+              <w:rPr>
+                <w:sz w:val="24"/>
+                <w:szCs w:val="24"/>
+              </w:rPr>
+            </w:pPr>
+            <w:r>
+              <w:rPr>
+                <w:sz w:val="24"/>
+                <w:szCs w:val="24"/>
+              </w:rPr>
+              <w:t>Доступность</w:t>
+            </w:r>
+          </w:p>
+        </w:tc>
+        <w:tc>
+          <w:tcPr>
+            <w:tcW w:w="3544" w:type="dxa"/>
+          </w:tcPr>
+          <w:p>
+            <w:pPr>
+              <w:ind w:firstLine="0"/>
+              <w:rPr>
+                <w:sz w:val="24"/>
+                <w:szCs w:val="24"/>
+              </w:rPr>
+            </w:pPr>
+            <w:r>
+              <w:rPr>
+                <w:sz w:val="24"/>
+                <w:szCs w:val="24"/>
+              </w:rPr>
+              <w:t>Есть бесплатный тариф, образовательные и командные планы, веб и мобильные приложения</w:t>
+            </w:r>
+          </w:p>
+        </w:tc>
+        <w:tc>
+          <w:tcPr>
+            <w:tcW w:w="3962" w:type="dxa"/>
+          </w:tcPr>
+          <w:p>
+            <w:pPr>
+              <w:ind w:firstLine="0"/>
+              <w:rPr>
+                <w:sz w:val="24"/>
+                <w:szCs w:val="24"/>
+              </w:rPr>
+            </w:pPr>
+            <w:r>
+              <w:rPr>
+                <w:sz w:val="24"/>
+                <w:szCs w:val="24"/>
+              </w:rPr>
+              <w:t>Некоторые функции совместной работы и расширенные лимиты доступны только на платных тарифах.</w:t>
+            </w:r>
+          </w:p>
+        </w:tc>
+      </w:tr>
+    </w:tbl>
+    <w:p>
+      <w:pPr>
+        <w:spacing w:before="240"/>
+      </w:pPr>
+      <w:r>
+        <w:t>Последней рассматриваемой системой является «</w:t>
+      </w:r>
+      <w:proofErr w:type="spellStart"/>
+      <w:r>
+        <w:t>Yougile</w:t>
+      </w:r>
+      <w:proofErr w:type="spellEnd"/>
+      <w:r>
+        <w:t xml:space="preserve">» — визуальный инструмент управления задачами и проектами на основе досок и карточек. Он широко используется для командной работы и позволяет организовать </w:t>
+      </w:r>
+      <w:r>
+        <w:lastRenderedPageBreak/>
+        <w:t>декомпозицию целей на задачи и этапы, а также отслеживать их выполнение в наглядной форме.</w:t>
+      </w:r>
+      <w:r>
+        <w:t xml:space="preserve"> </w:t>
+      </w:r>
+      <w:r>
+        <w:t>На рисунк</w:t>
+      </w:r>
+      <w:r>
+        <w:t>е</w:t>
+      </w:r>
+      <w:r>
+        <w:t xml:space="preserve"> 1.</w:t>
+      </w:r>
+      <w:r>
+        <w:t>8</w:t>
+      </w:r>
+      <w:r>
+        <w:t xml:space="preserve"> </w:t>
+      </w:r>
+      <w:r>
+        <w:t>8</w:t>
+      </w:r>
+      <w:r>
+        <w:t xml:space="preserve"> представлен дизайн главной страницы </w:t>
+      </w:r>
+      <w:r>
+        <w:t>доски, на которой расположены списки с необходимыми задачами.</w:t>
+      </w:r>
+    </w:p>
+    <w:p>
+      <w:pPr>
+        <w:spacing w:before="240"/>
+        <w:jc w:val="center"/>
+      </w:pPr>
+      <w:r>
+        <w:rPr>
+          <w:noProof/>
+        </w:rPr>
+        <w:drawing>
+          <wp:inline distT="0" distB="0" distL="0" distR="0" wp14:anchorId="1FAE82AC" wp14:editId="25803A21">
+            <wp:extent cx="5704840" cy="4574839"/>
+            <wp:effectExtent l="19050" t="19050" r="10160" b="16510"/>
+            <wp:docPr id="23" name="Рисунок 23"/>
+            <wp:cNvGraphicFramePr>
+              <a:graphicFrameLocks xmlns:a="http://schemas.openxmlformats.org/drawingml/2006/main" noChangeAspect="1"/>
+            </wp:cNvGraphicFramePr>
+            <a:graphic xmlns:a="http://schemas.openxmlformats.org/drawingml/2006/main">
+              <a:graphicData uri="http://schemas.openxmlformats.org/drawingml/2006/picture">
+                <pic:pic xmlns:pic="http://schemas.openxmlformats.org/drawingml/2006/picture">
+                  <pic:nvPicPr>
+                    <pic:cNvPr id="1" name=""/>
+                    <pic:cNvPicPr/>
+                  </pic:nvPicPr>
+                  <pic:blipFill>
+                    <a:blip r:embed="rId16"/>
+                    <a:stretch>
+                      <a:fillRect/>
+                    </a:stretch>
+                  </pic:blipFill>
+                  <pic:spPr>
+                    <a:xfrm>
+                      <a:off x="0" y="0"/>
+                      <a:ext cx="5717650" cy="4585112"/>
+                    </a:xfrm>
+                    <a:prstGeom prst="rect">
+                      <a:avLst/>
+                    </a:prstGeom>
+                    <a:ln>
+                      <a:solidFill>
+                        <a:schemeClr val="tx1"/>
+                      </a:solidFill>
+                    </a:ln>
+                  </pic:spPr>
+                </pic:pic>
+              </a:graphicData>
+            </a:graphic>
+          </wp:inline>
+        </w:drawing>
+      </w:r>
+    </w:p>
+    <w:p>
+      <w:pPr>
+        <w:spacing w:after="240"/>
+        <w:jc w:val="center"/>
+      </w:pPr>
+      <w:r>
+        <w:t>Рисунок 1.</w:t>
+      </w:r>
+      <w:r>
+        <w:t>8</w:t>
+      </w:r>
+      <w:r>
+        <w:t xml:space="preserve"> – Главная страница </w:t>
+      </w:r>
+      <w:r>
+        <w:t xml:space="preserve">доски с </w:t>
+      </w:r>
+      <w:r>
+        <w:t>списка</w:t>
+      </w:r>
+      <w:r>
+        <w:t>ми</w:t>
+      </w:r>
+      <w:r>
+        <w:t xml:space="preserve"> задач в </w:t>
+      </w:r>
+      <w:r>
+        <w:t>«</w:t>
+      </w:r>
+      <w:proofErr w:type="spellStart"/>
+      <w:r>
+        <w:t>Yougile</w:t>
+      </w:r>
+      <w:proofErr w:type="spellEnd"/>
+      <w:r>
+        <w:t>»</w:t>
+      </w:r>
+    </w:p>
+    <w:p>
+      <w:r>
+        <w:t>Пользователь создаёт доски, на них — списки этапов, а внутри списков — карточки задач. Карточки можно перемещать между списками, что удобно для визуального отслеживания прогресса.</w:t>
+      </w:r>
+      <w:r>
+        <w:t xml:space="preserve"> </w:t>
+      </w:r>
+      <w:r>
+        <w:t>Рассмотрим систему «</w:t>
+      </w:r>
+      <w:proofErr w:type="spellStart"/>
+      <w:r>
+        <w:t>Yougile</w:t>
+      </w:r>
+      <w:proofErr w:type="spellEnd"/>
+      <w:r>
+        <w:t xml:space="preserve">» по основным категориям </w:t>
+      </w:r>
+      <w:r>
+        <w:t xml:space="preserve">в </w:t>
+      </w:r>
+      <w:r>
+        <w:t>таблиц</w:t>
+      </w:r>
+      <w:r>
+        <w:t>е</w:t>
+      </w:r>
+      <w:r>
+        <w:t xml:space="preserve"> 1.3.</w:t>
+      </w:r>
+    </w:p>
+    <w:p>
+      <w:pPr>
+        <w:ind w:firstLine="0"/>
+      </w:pPr>
+      <w:r>
+        <w:t>Таблица 1.</w:t>
+      </w:r>
+      <w:r>
+        <w:t>3</w:t>
+      </w:r>
+      <w:r>
+        <w:t xml:space="preserve"> – Оценка категорий системы «</w:t>
+      </w:r>
+      <w:proofErr w:type="spellStart"/>
+      <w:r>
+        <w:t>Yougile</w:t>
+      </w:r>
+      <w:proofErr w:type="spellEnd"/>
+      <w:r>
+        <w:t>»</w:t>
+      </w:r>
+    </w:p>
+    <w:tbl>
+      <w:tblPr>
+        <w:tblStyle w:val="a7"/>
+        <w:tblW w:w="0" w:type="auto"/>
+        <w:tblLook w:val="04A0" w:firstRow="1" w:lastRow="0" w:firstColumn="1" w:lastColumn="0" w:noHBand="0" w:noVBand="1"/>
+      </w:tblPr>
+      <w:tblGrid>
+        <w:gridCol w:w="2181"/>
+        <w:gridCol w:w="3942"/>
+        <w:gridCol w:w="3646"/>
+      </w:tblGrid>
+      <w:tr>
+        <w:tc>
+          <w:tcPr>
+            <w:tcW w:w="2181" w:type="dxa"/>
+          </w:tcPr>
+          <w:p>
+            <w:pPr>
+              <w:ind w:firstLine="0"/>
+              <w:jc w:val="center"/>
+              <w:rPr>
+                <w:sz w:val="24"/>
+                <w:szCs w:val="24"/>
+              </w:rPr>
+            </w:pPr>
+            <w:r>
+              <w:rPr>
+                <w:sz w:val="24"/>
+                <w:szCs w:val="24"/>
+              </w:rPr>
+              <w:t>Категория</w:t>
+            </w:r>
+          </w:p>
+        </w:tc>
+        <w:tc>
+          <w:tcPr>
+            <w:tcW w:w="3942" w:type="dxa"/>
+          </w:tcPr>
+          <w:p>
+            <w:pPr>
+              <w:ind w:firstLine="0"/>
+              <w:jc w:val="center"/>
+              <w:rPr>
+                <w:sz w:val="24"/>
+                <w:szCs w:val="24"/>
+              </w:rPr>
+            </w:pPr>
+            <w:r>
+              <w:rPr>
+                <w:sz w:val="24"/>
+                <w:szCs w:val="24"/>
+              </w:rPr>
+              <w:t>Плюсы</w:t>
+            </w:r>
+          </w:p>
+        </w:tc>
+        <w:tc>
+          <w:tcPr>
+            <w:tcW w:w="3646" w:type="dxa"/>
+          </w:tcPr>
+          <w:p>
+            <w:pPr>
+              <w:ind w:firstLine="0"/>
+              <w:jc w:val="center"/>
+              <w:rPr>
+                <w:sz w:val="24"/>
+                <w:szCs w:val="24"/>
+              </w:rPr>
+            </w:pPr>
+            <w:r>
+              <w:rPr>
+                <w:sz w:val="24"/>
+                <w:szCs w:val="24"/>
+              </w:rPr>
+              <w:t>Минусы</w:t>
+            </w:r>
+          </w:p>
+        </w:tc>
+      </w:tr>
+      <w:tr>
+        <w:tc>
+          <w:tcPr>
+            <w:tcW w:w="2181" w:type="dxa"/>
+          </w:tcPr>
+          <w:p>
+            <w:pPr>
+              <w:ind w:firstLine="0"/>
+              <w:jc w:val="center"/>
+              <w:rPr>
+                <w:sz w:val="24"/>
+                <w:szCs w:val="24"/>
+              </w:rPr>
+            </w:pPr>
+            <w:r>
+              <w:rPr>
+                <w:sz w:val="24"/>
+                <w:szCs w:val="24"/>
+              </w:rPr>
+              <w:t>1</w:t>
+            </w:r>
+          </w:p>
+        </w:tc>
+        <w:tc>
+          <w:tcPr>
+            <w:tcW w:w="3942" w:type="dxa"/>
+          </w:tcPr>
+          <w:p>
+            <w:pPr>
+              <w:ind w:firstLine="0"/>
+              <w:jc w:val="center"/>
+              <w:rPr>
+                <w:sz w:val="24"/>
+                <w:szCs w:val="24"/>
+              </w:rPr>
+            </w:pPr>
+            <w:r>
+              <w:rPr>
+                <w:sz w:val="24"/>
+                <w:szCs w:val="24"/>
+              </w:rPr>
+              <w:t>2</w:t>
+            </w:r>
+          </w:p>
+        </w:tc>
+        <w:tc>
+          <w:tcPr>
+            <w:tcW w:w="3646" w:type="dxa"/>
+          </w:tcPr>
+          <w:p>
+            <w:pPr>
+              <w:ind w:firstLine="0"/>
+              <w:jc w:val="center"/>
+              <w:rPr>
+                <w:sz w:val="24"/>
+                <w:szCs w:val="24"/>
+              </w:rPr>
+            </w:pPr>
+            <w:r>
+              <w:rPr>
+                <w:sz w:val="24"/>
+                <w:szCs w:val="24"/>
+              </w:rPr>
+              <w:t>3</w:t>
+            </w:r>
+          </w:p>
+        </w:tc>
+      </w:tr>
+      <w:tr>
+        <w:tc>
+          <w:tcPr>
+            <w:tcW w:w="2181" w:type="dxa"/>
+          </w:tcPr>
+          <w:p>
+            <w:pPr>
+              <w:ind w:firstLine="0"/>
+              <w:rPr>
+                <w:sz w:val="24"/>
+                <w:szCs w:val="24"/>
+              </w:rPr>
+            </w:pPr>
+            <w:r>
+              <w:rPr>
+                <w:sz w:val="24"/>
+                <w:szCs w:val="24"/>
+              </w:rPr>
+              <w:t>Функциональность</w:t>
+            </w:r>
+          </w:p>
+        </w:tc>
+        <w:tc>
+          <w:tcPr>
+            <w:tcW w:w="3942" w:type="dxa"/>
+          </w:tcPr>
+          <w:p>
+            <w:pPr>
+              <w:ind w:firstLine="0"/>
+              <w:rPr>
+                <w:sz w:val="24"/>
+                <w:szCs w:val="24"/>
+              </w:rPr>
+            </w:pPr>
+            <w:r>
+              <w:rPr>
+                <w:sz w:val="24"/>
+                <w:szCs w:val="24"/>
+              </w:rPr>
+              <w:t>Визуальное представление задач в виде досок и карточек, контроль этапов выполнения, интеграции с другими сервисами.</w:t>
+            </w:r>
+          </w:p>
+        </w:tc>
+        <w:tc>
+          <w:tcPr>
+            <w:tcW w:w="3646" w:type="dxa"/>
+          </w:tcPr>
+          <w:p>
+            <w:pPr>
+              <w:ind w:firstLine="0"/>
+              <w:rPr>
+                <w:sz w:val="24"/>
+                <w:szCs w:val="24"/>
+              </w:rPr>
+            </w:pPr>
+            <w:r>
+              <w:rPr>
+                <w:sz w:val="24"/>
+                <w:szCs w:val="24"/>
+              </w:rPr>
+              <w:t>Ограниченные встроенные средства для формальной декомпозиции целей и аналитики по прогрессу.</w:t>
+            </w:r>
+          </w:p>
+        </w:tc>
+      </w:tr>
+    </w:tbl>
+    <w:p>
+      <w:pPr>
+        <w:ind w:firstLine="0"/>
+      </w:pPr>
+      <w:r>
+        <w:lastRenderedPageBreak/>
+        <w:t>Продолжение таблицы 1.3</w:t>
+      </w:r>
+    </w:p>
+    <w:tbl>
+      <w:tblPr>
+        <w:tblStyle w:val="a7"/>
+        <w:tblW w:w="0" w:type="auto"/>
+        <w:tblLook w:val="04A0" w:firstRow="1" w:lastRow="0" w:firstColumn="1" w:lastColumn="0" w:noHBand="0" w:noVBand="1"/>
+      </w:tblPr>
+      <w:tblGrid>
+        <w:gridCol w:w="2181"/>
+        <w:gridCol w:w="3942"/>
+        <w:gridCol w:w="3646"/>
+      </w:tblGrid>
+      <w:tr>
+        <w:tc>
+          <w:tcPr>
+            <w:tcW w:w="2181" w:type="dxa"/>
+          </w:tcPr>
+          <w:p>
+            <w:pPr>
+              <w:ind w:firstLine="0"/>
+              <w:rPr>
+                <w:sz w:val="24"/>
+                <w:szCs w:val="24"/>
+              </w:rPr>
+            </w:pPr>
+            <w:r>
+              <w:rPr>
+                <w:sz w:val="24"/>
+                <w:szCs w:val="24"/>
+              </w:rPr>
+              <w:t>Удобство</w:t>
+            </w:r>
+          </w:p>
+        </w:tc>
+        <w:tc>
+          <w:tcPr>
+            <w:tcW w:w="3942" w:type="dxa"/>
+          </w:tcPr>
+          <w:p>
+            <w:pPr>
+              <w:ind w:firstLine="0"/>
+              <w:rPr>
+                <w:sz w:val="24"/>
+                <w:szCs w:val="24"/>
+              </w:rPr>
+            </w:pPr>
+            <w:r>
+              <w:rPr>
+                <w:sz w:val="24"/>
+                <w:szCs w:val="24"/>
+              </w:rPr>
+              <w:t>Понятная модель работы с досками и задачами, наглядный интерфейс для команд и личного использования, удобное перемещение задач между этапами.</w:t>
+            </w:r>
+          </w:p>
+        </w:tc>
+        <w:tc>
+          <w:tcPr>
+            <w:tcW w:w="3646" w:type="dxa"/>
+          </w:tcPr>
+          <w:p>
+            <w:pPr>
+              <w:ind w:firstLine="0"/>
+              <w:rPr>
+                <w:sz w:val="24"/>
+                <w:szCs w:val="24"/>
+              </w:rPr>
+            </w:pPr>
+            <w:r>
+              <w:rPr>
+                <w:sz w:val="24"/>
+                <w:szCs w:val="24"/>
+              </w:rPr>
+              <w:t>При большом количестве проектов и задач доски могут становиться перегруженными и менее наглядными, требуется дополнительная структуризация.</w:t>
+            </w:r>
+          </w:p>
+        </w:tc>
+      </w:tr>
+      <w:tr>
+        <w:tc>
+          <w:tcPr>
+            <w:tcW w:w="2181" w:type="dxa"/>
+          </w:tcPr>
+          <w:p>
+            <w:pPr>
+              <w:ind w:firstLine="0"/>
+              <w:rPr>
+                <w:sz w:val="24"/>
+                <w:szCs w:val="24"/>
+              </w:rPr>
+            </w:pPr>
+            <w:r>
+              <w:rPr>
+                <w:sz w:val="24"/>
+                <w:szCs w:val="24"/>
+              </w:rPr>
+              <w:t>Безопасность</w:t>
+            </w:r>
+          </w:p>
+        </w:tc>
+        <w:tc>
+          <w:tcPr>
+            <w:tcW w:w="3942" w:type="dxa"/>
+          </w:tcPr>
+          <w:p>
+            <w:pPr>
+              <w:ind w:firstLine="0"/>
+              <w:rPr>
+                <w:sz w:val="24"/>
+                <w:szCs w:val="24"/>
+              </w:rPr>
+            </w:pPr>
+            <w:r>
+              <w:rPr>
+                <w:sz w:val="24"/>
+                <w:szCs w:val="24"/>
+              </w:rPr>
+              <w:t>Управление доступом к проектам и задачам, разграничение прав пользователей, использование защищённых протоколов при работе через интернет.</w:t>
+            </w:r>
+          </w:p>
+        </w:tc>
+        <w:tc>
+          <w:tcPr>
+            <w:tcW w:w="3646" w:type="dxa"/>
+          </w:tcPr>
+          <w:p>
+            <w:pPr>
+              <w:ind w:firstLine="0"/>
+              <w:rPr>
+                <w:sz w:val="24"/>
+                <w:szCs w:val="24"/>
+              </w:rPr>
+            </w:pPr>
+            <w:r>
+              <w:rPr>
+                <w:sz w:val="24"/>
+                <w:szCs w:val="24"/>
+              </w:rPr>
+              <w:t>Как и в других облачных сервисах, существует зависимость от поставщика и внешней инфраструктуры, что создаёт потенциальные риски при сбоях на стороне сервиса.</w:t>
+            </w:r>
+          </w:p>
+        </w:tc>
+      </w:tr>
+      <w:tr>
+        <w:tc>
+          <w:tcPr>
+            <w:tcW w:w="2181" w:type="dxa"/>
+          </w:tcPr>
+          <w:p>
+            <w:pPr>
+              <w:ind w:firstLine="0"/>
+              <w:rPr>
+                <w:sz w:val="24"/>
+                <w:szCs w:val="24"/>
+              </w:rPr>
+            </w:pPr>
+            <w:r>
+              <w:rPr>
+                <w:sz w:val="24"/>
+                <w:szCs w:val="24"/>
+              </w:rPr>
+              <w:t>Стабильность</w:t>
+            </w:r>
+          </w:p>
+        </w:tc>
+        <w:tc>
+          <w:tcPr>
+            <w:tcW w:w="3942" w:type="dxa"/>
+          </w:tcPr>
+          <w:p>
+            <w:pPr>
+              <w:ind w:firstLine="0"/>
+              <w:rPr>
+                <w:sz w:val="24"/>
+                <w:szCs w:val="24"/>
+              </w:rPr>
+            </w:pPr>
+            <w:r>
+              <w:rPr>
+                <w:sz w:val="24"/>
+                <w:szCs w:val="24"/>
+              </w:rPr>
+              <w:t>Сервис обеспечивает стабильную работу при наличии интернет‑подключения, поддерживаются веб‑версия и мобильные клиенты.</w:t>
+            </w:r>
+          </w:p>
+        </w:tc>
+        <w:tc>
+          <w:tcPr>
+            <w:tcW w:w="3646" w:type="dxa"/>
+          </w:tcPr>
+          <w:p>
+            <w:pPr>
+              <w:ind w:firstLine="0"/>
+              <w:rPr>
+                <w:sz w:val="24"/>
+                <w:szCs w:val="24"/>
+              </w:rPr>
+            </w:pPr>
+            <w:r>
+              <w:rPr>
+                <w:sz w:val="24"/>
+                <w:szCs w:val="24"/>
+              </w:rPr>
+              <w:t>При отсутствии доступа к интернету функциональность сильно ограничена.</w:t>
+            </w:r>
+          </w:p>
+        </w:tc>
+      </w:tr>
+      <w:tr>
+        <w:tc>
+          <w:tcPr>
+            <w:tcW w:w="2181" w:type="dxa"/>
+          </w:tcPr>
+          <w:p>
+            <w:pPr>
+              <w:ind w:firstLine="0"/>
+              <w:rPr>
+                <w:sz w:val="24"/>
+                <w:szCs w:val="24"/>
+              </w:rPr>
+            </w:pPr>
+            <w:r>
+              <w:rPr>
+                <w:sz w:val="24"/>
+                <w:szCs w:val="24"/>
+              </w:rPr>
+              <w:t>Доступность</w:t>
+            </w:r>
+          </w:p>
+        </w:tc>
+        <w:tc>
+          <w:tcPr>
+            <w:tcW w:w="3942" w:type="dxa"/>
+          </w:tcPr>
+          <w:p>
+            <w:pPr>
+              <w:ind w:firstLine="0"/>
+              <w:rPr>
+                <w:sz w:val="24"/>
+                <w:szCs w:val="24"/>
+              </w:rPr>
+            </w:pPr>
+            <w:r>
+              <w:rPr>
+                <w:sz w:val="24"/>
+                <w:szCs w:val="24"/>
+              </w:rPr>
+              <w:t>Система доступна для небольших команд и компаний, имеется тарифная линейка, позволяющая подобрать решение под разные масштабы использования.</w:t>
+            </w:r>
+          </w:p>
+        </w:tc>
+        <w:tc>
+          <w:tcPr>
+            <w:tcW w:w="3646" w:type="dxa"/>
+          </w:tcPr>
+          <w:p>
+            <w:pPr>
+              <w:ind w:firstLine="0"/>
+              <w:rPr>
+                <w:sz w:val="24"/>
+                <w:szCs w:val="24"/>
+              </w:rPr>
+            </w:pPr>
+            <w:r>
+              <w:rPr>
+                <w:sz w:val="24"/>
+                <w:szCs w:val="24"/>
+              </w:rPr>
+              <w:t>Некоторые функции командной работы и расширенные возможности могут быть доступны только на платных тарифах.</w:t>
+            </w:r>
+          </w:p>
+        </w:tc>
+      </w:tr>
+    </w:tbl>
+    <w:p/>
+    <w:p>
+      <w:r>
+        <w:t>Проведя анализ нескольких систем, можно отметить, что существующие решения предлагают широкий набор функций для управления задачами и визуального планирования. При этом специализированные средства автоматической декомпозиции цели с помощью искусственного интеллекта встречаются редко или доступны только в виде отдельных интеграций, пользователю зачастую приходится самостоятельно проектировать структуру целей, подцелей и задач, а визуальное представление планов</w:t>
+      </w:r>
+      <w:r>
+        <w:t xml:space="preserve"> </w:t>
+      </w:r>
+      <w:r>
+        <w:t xml:space="preserve">не всегда объединяется с удобным хранением истории взаимодействия и командной работой в единой модели данных. При разработке новой системы для декомпозиции целей планируется внедрить наиболее значимые и положительные аспекты из рассмотренных сервисов: наглядное представление списка задач, простую работу со статусами и этапами, совместную работу и управление доступом. При этом ключевым отличием разрабатываемого решения станет автоматическая генерация структурированного плана с помощью искусственного интеллекта на основе текстового описания цели, ведение истории взаимодействия </w:t>
+      </w:r>
+      <w:r>
+        <w:lastRenderedPageBreak/>
+        <w:t>с ИИ с сохранением сгенерированных списков задач, а также поддержка как личного, так и командного использования в рамках единой системы.</w:t>
+      </w:r>
+    </w:p>
+    <w:p>
+      <w:pPr>
+        <w:rPr>
+          <w:b/>
+          <w:bCs/>
+        </w:rPr>
+      </w:pPr>
+      <w:r>
+        <w:rPr>
+          <w:b/>
+          <w:bCs/>
+        </w:rPr>
+        <w:t>1.4 Проектирование информационной системы</w:t>
+      </w:r>
+    </w:p>
+    <w:p>
+      <w:r>
+        <w:t>В процессе проектирования были выделены следующие основные функции системы декомпозиции целей:</w:t>
+      </w:r>
+    </w:p>
+    <w:p>
+      <w:pPr>
+        <w:pStyle w:val="a4"/>
         <w:numPr>
           <w:ilvl w:val="0"/>
-          <w:numId w:val="52"/>
+          <w:numId w:val="4"/>
         </w:numPr>
+        <w:spacing w:line="360" w:lineRule="auto"/>
         <w:ind w:left="0" w:firstLine="709"/>
-      </w:pPr>
-      <w:r>
-        <w:t>описание отдельных задач (название подзадачи и при необходимости краткое пояснение, позволяющее уточнить содержание конкретного этапа);</w:t>
-      </w:r>
-    </w:p>
-    <w:p>
-      <w:pPr>
+        <w:rPr>
+          <w:rFonts w:ascii="Times New Roman" w:hAnsi="Times New Roman"/>
+        </w:rPr>
+      </w:pPr>
+      <w:r>
+        <w:rPr>
+          <w:rFonts w:ascii="Times New Roman" w:hAnsi="Times New Roman"/>
+        </w:rPr>
+        <w:t>вход в систему с использованием учетной записи пользователя;</w:t>
+      </w:r>
+    </w:p>
+    <w:p>
+      <w:pPr>
+        <w:pStyle w:val="a4"/>
         <w:numPr>
           <w:ilvl w:val="0"/>
-          <w:numId w:val="52"/>
+          <w:numId w:val="4"/>
         </w:numPr>
+        <w:spacing w:line="360" w:lineRule="auto"/>
         <w:ind w:left="0" w:firstLine="709"/>
-      </w:pPr>
-      <w:r>
-        <w:t>информация о состоянии выполнения задач (данные о текущем статусе задач, отметки о выполнении, а также изменения структуры плана в процессе работы);</w:t>
-      </w:r>
-    </w:p>
-    <w:p>
-      <w:pPr>
+        <w:rPr>
+          <w:rFonts w:ascii="Times New Roman" w:hAnsi="Times New Roman"/>
+        </w:rPr>
+      </w:pPr>
+      <w:r>
+        <w:rPr>
+          <w:rFonts w:ascii="Times New Roman" w:hAnsi="Times New Roman"/>
+        </w:rPr>
+        <w:t>формулирование цели и передача текстового описания в сервис искусственного интеллекта;</w:t>
+      </w:r>
+    </w:p>
+    <w:p>
+      <w:pPr>
+        <w:pStyle w:val="a4"/>
         <w:numPr>
           <w:ilvl w:val="0"/>
-          <w:numId w:val="52"/>
+          <w:numId w:val="4"/>
         </w:numPr>
+        <w:spacing w:line="360" w:lineRule="auto"/>
         <w:ind w:left="0" w:firstLine="709"/>
-      </w:pPr>
-      <w:r>
-        <w:t>структура данных для реализации копировании списков задач в собственное пользование</w:t>
-      </w:r>
-      <w:r>
-        <w:t>;</w:t>
-      </w:r>
-    </w:p>
-    <w:p>
-      <w:pPr>
+        <w:rPr>
+          <w:rFonts w:ascii="Times New Roman" w:hAnsi="Times New Roman"/>
+        </w:rPr>
+      </w:pPr>
+      <w:r>
+        <w:rPr>
+          <w:rFonts w:ascii="Times New Roman" w:hAnsi="Times New Roman"/>
+        </w:rPr>
+        <w:t xml:space="preserve">автоматическая генерация структурированного плана на основе введённой цели с </w:t>
+      </w:r>
+      <w:r>
+        <w:rPr>
+          <w:rFonts w:ascii="Times New Roman" w:hAnsi="Times New Roman"/>
+        </w:rPr>
+        <w:t>разделением</w:t>
+      </w:r>
+      <w:r>
+        <w:rPr>
+          <w:rFonts w:ascii="Times New Roman" w:hAnsi="Times New Roman"/>
+        </w:rPr>
+        <w:t xml:space="preserve"> на задачи;</w:t>
+      </w:r>
+    </w:p>
+    <w:p>
+      <w:pPr>
+        <w:pStyle w:val="a4"/>
         <w:numPr>
           <w:ilvl w:val="0"/>
-          <w:numId w:val="52"/>
+          <w:numId w:val="4"/>
         </w:numPr>
+        <w:spacing w:line="360" w:lineRule="auto"/>
         <w:ind w:left="0" w:firstLine="709"/>
-      </w:pPr>
-      <w:r>
-        <w:t xml:space="preserve">структура </w:t>
-      </w:r>
-      <w:r>
-        <w:t>данны</w:t>
-      </w:r>
-      <w:r>
-        <w:t>х</w:t>
-      </w:r>
-      <w:r>
-        <w:t xml:space="preserve"> учётных записей пользователей (информация, необходимая для регистрации и идентификации пользователей системы).</w:t>
-      </w:r>
-    </w:p>
-    <w:p>
-      <w:r>
-        <w:t>Перечисленные данные требуются в качестве основы для определения структуры системы, проектирования модели данных и формирования функциональных возможностей разрабатываемого решения.</w:t>
+        <w:rPr>
+          <w:rFonts w:ascii="Times New Roman" w:hAnsi="Times New Roman"/>
+        </w:rPr>
+      </w:pPr>
+      <w:r>
+        <w:rPr>
+          <w:rFonts w:ascii="Times New Roman" w:hAnsi="Times New Roman"/>
+        </w:rPr>
+        <w:t xml:space="preserve">просмотр списка личных </w:t>
+      </w:r>
+      <w:r>
+        <w:rPr>
+          <w:rFonts w:ascii="Times New Roman" w:hAnsi="Times New Roman"/>
+        </w:rPr>
+        <w:t>списков задач</w:t>
+      </w:r>
+      <w:r>
+        <w:rPr>
+          <w:rFonts w:ascii="Times New Roman" w:hAnsi="Times New Roman"/>
+        </w:rPr>
+        <w:t xml:space="preserve"> и детальный просмотр задач внутри выбранного плана;</w:t>
+      </w:r>
+    </w:p>
+    <w:p>
+      <w:pPr>
+        <w:pStyle w:val="a4"/>
+        <w:numPr>
+          <w:ilvl w:val="0"/>
+          <w:numId w:val="4"/>
+        </w:numPr>
+        <w:spacing w:line="360" w:lineRule="auto"/>
+        <w:ind w:left="0" w:firstLine="709"/>
+        <w:rPr>
+          <w:rFonts w:ascii="Times New Roman" w:hAnsi="Times New Roman"/>
+        </w:rPr>
+      </w:pPr>
+      <w:r>
+        <w:rPr>
+          <w:rFonts w:ascii="Times New Roman" w:hAnsi="Times New Roman"/>
+        </w:rPr>
+        <w:t>управление задачами (создание, редактирование, удаление, изменение порядка следования, отметка о выполнении);</w:t>
+      </w:r>
+    </w:p>
+    <w:p>
+      <w:pPr>
+        <w:pStyle w:val="a4"/>
+        <w:numPr>
+          <w:ilvl w:val="0"/>
+          <w:numId w:val="4"/>
+        </w:numPr>
+        <w:spacing w:line="360" w:lineRule="auto"/>
+        <w:ind w:left="0" w:firstLine="709"/>
+        <w:rPr>
+          <w:rFonts w:ascii="Times New Roman" w:hAnsi="Times New Roman"/>
+        </w:rPr>
+      </w:pPr>
+      <w:r>
+        <w:rPr>
+          <w:rFonts w:ascii="Times New Roman" w:hAnsi="Times New Roman"/>
+        </w:rPr>
+        <w:t xml:space="preserve">совместная работа с целями в рамках команды, включая предоставление доступа к личному </w:t>
+      </w:r>
+      <w:r>
+        <w:rPr>
+          <w:rFonts w:ascii="Times New Roman" w:hAnsi="Times New Roman"/>
+        </w:rPr>
+        <w:t>списку задач</w:t>
+      </w:r>
+      <w:r>
+        <w:rPr>
+          <w:rFonts w:ascii="Times New Roman" w:hAnsi="Times New Roman"/>
+        </w:rPr>
+        <w:t xml:space="preserve"> и просмотр командных </w:t>
+      </w:r>
+      <w:r>
+        <w:rPr>
+          <w:rFonts w:ascii="Times New Roman" w:hAnsi="Times New Roman"/>
+        </w:rPr>
+        <w:t>списков</w:t>
+      </w:r>
+      <w:r>
+        <w:rPr>
+          <w:rFonts w:ascii="Times New Roman" w:hAnsi="Times New Roman"/>
+        </w:rPr>
+        <w:t>;</w:t>
+      </w:r>
+    </w:p>
+    <w:p>
+      <w:pPr>
+        <w:pStyle w:val="a4"/>
+        <w:numPr>
+          <w:ilvl w:val="0"/>
+          <w:numId w:val="4"/>
+        </w:numPr>
+        <w:spacing w:line="360" w:lineRule="auto"/>
+        <w:ind w:left="0" w:firstLine="709"/>
+        <w:rPr>
+          <w:rFonts w:ascii="Times New Roman" w:hAnsi="Times New Roman"/>
+        </w:rPr>
+      </w:pPr>
+      <w:r>
+        <w:rPr>
+          <w:rFonts w:ascii="Times New Roman" w:hAnsi="Times New Roman"/>
+        </w:rPr>
+        <w:t xml:space="preserve">копирование командного </w:t>
+      </w:r>
+      <w:r>
+        <w:rPr>
+          <w:rFonts w:ascii="Times New Roman" w:hAnsi="Times New Roman"/>
+        </w:rPr>
+        <w:t>списка задач</w:t>
+      </w:r>
+      <w:r>
+        <w:rPr>
+          <w:rFonts w:ascii="Times New Roman" w:hAnsi="Times New Roman"/>
+        </w:rPr>
+        <w:t xml:space="preserve"> в личный аккаунт пользователя;</w:t>
+      </w:r>
+    </w:p>
+    <w:p>
+      <w:pPr>
+        <w:pStyle w:val="a4"/>
+        <w:numPr>
+          <w:ilvl w:val="0"/>
+          <w:numId w:val="4"/>
+        </w:numPr>
+        <w:spacing w:line="360" w:lineRule="auto"/>
+        <w:ind w:left="0" w:firstLine="709"/>
+        <w:rPr>
+          <w:rFonts w:ascii="Times New Roman" w:hAnsi="Times New Roman"/>
+        </w:rPr>
+      </w:pPr>
+      <w:r>
+        <w:rPr>
+          <w:rFonts w:ascii="Times New Roman" w:hAnsi="Times New Roman"/>
+        </w:rPr>
+        <w:t>ведение и просмотр истории взаимодействия с сервисом ИИ;</w:t>
+      </w:r>
+    </w:p>
+    <w:p>
+      <w:pPr>
+        <w:pStyle w:val="a4"/>
+        <w:numPr>
+          <w:ilvl w:val="0"/>
+          <w:numId w:val="4"/>
+        </w:numPr>
+        <w:spacing w:line="360" w:lineRule="auto"/>
+        <w:ind w:left="0" w:firstLine="709"/>
+        <w:rPr>
+          <w:rFonts w:ascii="Times New Roman" w:hAnsi="Times New Roman"/>
+        </w:rPr>
+      </w:pPr>
+      <w:r>
+        <w:rPr>
+          <w:rFonts w:ascii="Times New Roman" w:hAnsi="Times New Roman"/>
+        </w:rPr>
+        <w:t>поиск пользователей по имени и управление базовыми настройками профиля.</w:t>
+      </w:r>
+    </w:p>
+    <w:p>
+      <w:r>
+        <w:t xml:space="preserve">Для наглядного отображения функциональных возможностей и взаимодействия компонентов </w:t>
+      </w:r>
+      <w:r>
+        <w:t>системы.</w:t>
+      </w:r>
+      <w:r>
+        <w:t xml:space="preserve"> На рисунке 1.7 представлена диаграмма последовательности «Генерация списка задач с использованием ИИ»</w:t>
+      </w:r>
+    </w:p>
+    <w:p>
+      <w:r>
+        <w:rPr>
+          <w:noProof/>
+        </w:rPr>
+        <w:lastRenderedPageBreak/>
+        <w:drawing>
+          <wp:inline distT="0" distB="0" distL="0" distR="0" wp14:anchorId="3C13DB1D" wp14:editId="0C8EE7A4">
+            <wp:extent cx="5523865" cy="3812873"/>
+            <wp:effectExtent l="19050" t="19050" r="19685" b="16510"/>
+            <wp:docPr id="25" name="Рисунок 25"/>
+            <wp:cNvGraphicFramePr>
+              <a:graphicFrameLocks xmlns:a="http://schemas.openxmlformats.org/drawingml/2006/main" noChangeAspect="1"/>
+            </wp:cNvGraphicFramePr>
+            <a:graphic xmlns:a="http://schemas.openxmlformats.org/drawingml/2006/main">
+              <a:graphicData uri="http://schemas.openxmlformats.org/drawingml/2006/picture">
+                <pic:pic xmlns:pic="http://schemas.openxmlformats.org/drawingml/2006/picture">
+                  <pic:nvPicPr>
+                    <pic:cNvPr id="1" name=""/>
+                    <pic:cNvPicPr/>
+                  </pic:nvPicPr>
+                  <pic:blipFill>
+                    <a:blip r:embed="rId17"/>
+                    <a:stretch>
+                      <a:fillRect/>
+                    </a:stretch>
+                  </pic:blipFill>
+                  <pic:spPr>
+                    <a:xfrm>
+                      <a:off x="0" y="0"/>
+                      <a:ext cx="5531495" cy="3818139"/>
+                    </a:xfrm>
+                    <a:prstGeom prst="rect">
+                      <a:avLst/>
+                    </a:prstGeom>
+                    <a:ln>
+                      <a:solidFill>
+                        <a:schemeClr val="tx1"/>
+                      </a:solidFill>
+                    </a:ln>
+                  </pic:spPr>
+                </pic:pic>
+              </a:graphicData>
+            </a:graphic>
+          </wp:inline>
+        </w:drawing>
+      </w:r>
+    </w:p>
+    <w:p>
+      <w:pPr>
+        <w:jc w:val="center"/>
+      </w:pPr>
+      <w:r>
+        <w:t>Рисунок 1.</w:t>
+      </w:r>
+      <w:r>
+        <w:t>7</w:t>
+      </w:r>
+      <w:r>
+        <w:t xml:space="preserve"> – Диаграмма </w:t>
+      </w:r>
+      <w:r>
+        <w:t>последовательности</w:t>
+      </w:r>
+      <w:r>
+        <w:t xml:space="preserve"> «</w:t>
+      </w:r>
+      <w:r>
+        <w:t>Генерация списка задач с использованием ИИ</w:t>
+      </w:r>
+      <w:r>
+        <w:t>»</w:t>
+      </w:r>
+    </w:p>
+    <w:p>
+      <w:r>
+        <w:t xml:space="preserve">На диаграмме показано взаимодействие основных участников процесса: пользователя, клиентского веб‑приложения, </w:t>
+      </w:r>
+      <w:r>
+        <w:t xml:space="preserve">сервера </w:t>
+      </w:r>
+      <w:r>
+        <w:t xml:space="preserve">и AI‑сервиса. Пользователь формулирует цель и отправляет запрос через интерфейс веб‑клиента. Клиентское приложение формирует запрос к </w:t>
+      </w:r>
+      <w:r>
+        <w:t xml:space="preserve">серверу, представленному в виде </w:t>
+      </w:r>
+      <w:r>
+        <w:rPr>
+          <w:lang w:val="en-US"/>
+        </w:rPr>
+        <w:t>API</w:t>
+      </w:r>
+      <w:r>
+        <w:t>,</w:t>
+      </w:r>
+      <w:r>
+        <w:t xml:space="preserve"> который, в свою очередь, обращается к AI‑сервису с подготовленным </w:t>
+      </w:r>
+      <w:r>
+        <w:t>руководством общения с пользователем в виде набора текстовых правил</w:t>
+      </w:r>
+      <w:r>
+        <w:t>. После получения структурированного ответа сервис сохраняет данные о цели, списке задач и истории запроса в базе данных и возвращает результат клиентскому приложению. В итоге пользователю отображается сформированный план, доступный для дальнейшего редактирования.</w:t>
+      </w:r>
+    </w:p>
+    <w:p>
+      <w:r>
+        <w:t xml:space="preserve">Диаграмма деятельности для </w:t>
+      </w:r>
+      <w:r>
+        <w:t xml:space="preserve">вывода </w:t>
+      </w:r>
+      <w:r>
+        <w:t xml:space="preserve">задач в списке представлена на рисунке 1.8 и отражает последовательность действий </w:t>
+      </w:r>
+      <w:r>
+        <w:t xml:space="preserve">при выводе </w:t>
+      </w:r>
+      <w:proofErr w:type="gramStart"/>
+      <w:r>
+        <w:t>задач</w:t>
+      </w:r>
+      <w:proofErr w:type="gramEnd"/>
+      <w:r>
+        <w:t xml:space="preserve"> принадлежавших одному списку задач</w:t>
+      </w:r>
+    </w:p>
+    <w:p/>
+    <w:p>
+      <w:r>
+        <w:rPr>
+          <w:noProof/>
+        </w:rPr>
+        <w:lastRenderedPageBreak/>
+        <w:drawing>
+          <wp:inline distT="0" distB="0" distL="0" distR="0" wp14:anchorId="64E7EDE3" wp14:editId="6178A78A">
+            <wp:extent cx="5630361" cy="4505325"/>
+            <wp:effectExtent l="19050" t="19050" r="27940" b="9525"/>
+            <wp:docPr id="26" name="Рисунок 26"/>
+            <wp:cNvGraphicFramePr>
+              <a:graphicFrameLocks xmlns:a="http://schemas.openxmlformats.org/drawingml/2006/main" noChangeAspect="1"/>
+            </wp:cNvGraphicFramePr>
+            <a:graphic xmlns:a="http://schemas.openxmlformats.org/drawingml/2006/main">
+              <a:graphicData uri="http://schemas.openxmlformats.org/drawingml/2006/picture">
+                <pic:pic xmlns:pic="http://schemas.openxmlformats.org/drawingml/2006/picture">
+                  <pic:nvPicPr>
+                    <pic:cNvPr id="0" name="Picture 3"/>
+                    <pic:cNvPicPr>
+                      <a:picLocks noChangeAspect="1" noChangeArrowheads="1"/>
+                    </pic:cNvPicPr>
+                  </pic:nvPicPr>
+                  <pic:blipFill>
+                    <a:blip r:embed="rId18">
+                      <a:extLst>
+                        <a:ext uri="{28A0092B-C50C-407E-A947-70E740481C1C}">
+                          <a14:useLocalDpi xmlns:a14="http://schemas.microsoft.com/office/drawing/2010/main" val="0"/>
+                        </a:ext>
+                      </a:extLst>
+                    </a:blip>
+                    <a:srcRect/>
+                    <a:stretch>
+                      <a:fillRect/>
+                    </a:stretch>
+                  </pic:blipFill>
+                  <pic:spPr bwMode="auto">
+                    <a:xfrm>
+                      <a:off x="0" y="0"/>
+                      <a:ext cx="5634246" cy="4508434"/>
+                    </a:xfrm>
+                    <a:prstGeom prst="rect">
+                      <a:avLst/>
+                    </a:prstGeom>
+                    <a:noFill/>
+                    <a:ln>
+                      <a:solidFill>
+                        <a:schemeClr val="tx1"/>
+                      </a:solidFill>
+                    </a:ln>
+                  </pic:spPr>
+                </pic:pic>
+              </a:graphicData>
+            </a:graphic>
+          </wp:inline>
+        </w:drawing>
+      </w:r>
+    </w:p>
+    <w:p>
+      <w:pPr>
+        <w:jc w:val="center"/>
+        <w:rPr>
+          <w:color w:val="000000" w:themeColor="text1"/>
+        </w:rPr>
+      </w:pPr>
+      <w:r>
+        <w:rPr>
+          <w:color w:val="000000" w:themeColor="text1"/>
+        </w:rPr>
+        <w:t>Рисунок 1.</w:t>
+      </w:r>
+      <w:r>
+        <w:rPr>
+          <w:color w:val="000000" w:themeColor="text1"/>
+        </w:rPr>
+        <w:t>8</w:t>
+      </w:r>
+      <w:r>
+        <w:rPr>
+          <w:color w:val="000000" w:themeColor="text1"/>
+        </w:rPr>
+        <w:t xml:space="preserve"> – Диаграмма </w:t>
+      </w:r>
+      <w:r>
+        <w:rPr>
+          <w:color w:val="000000" w:themeColor="text1"/>
+        </w:rPr>
+        <w:t>деятельности</w:t>
+      </w:r>
+      <w:r>
+        <w:rPr>
+          <w:color w:val="000000" w:themeColor="text1"/>
+        </w:rPr>
+        <w:t xml:space="preserve"> «</w:t>
+      </w:r>
+      <w:r>
+        <w:rPr>
+          <w:color w:val="000000" w:themeColor="text1"/>
+        </w:rPr>
+        <w:t>Вывод задач списка</w:t>
+      </w:r>
+      <w:r>
+        <w:rPr>
+          <w:color w:val="000000" w:themeColor="text1"/>
+        </w:rPr>
+        <w:t>»</w:t>
+      </w:r>
+    </w:p>
+    <w:p>
+      <w:r>
+        <w:t>Пользователь авторизуется в системе, выбирает нужный список задач</w:t>
+      </w:r>
+      <w:r>
+        <w:t>,</w:t>
+      </w:r>
+      <w:r>
+        <w:t xml:space="preserve"> Система отправляет запрос на </w:t>
+      </w:r>
+      <w:r>
+        <w:t>вывод</w:t>
+      </w:r>
+      <w:r>
+        <w:t xml:space="preserve"> данных в базе, обрабатывает результат и </w:t>
+      </w:r>
+      <w:r>
+        <w:t>выводит</w:t>
+      </w:r>
+      <w:r>
+        <w:t xml:space="preserve"> отображение задач в интерфейсе. При успешном завершении операции пользователь видит </w:t>
+      </w:r>
+      <w:r>
+        <w:t>задачи,</w:t>
+      </w:r>
+      <w:r>
+        <w:t xml:space="preserve"> принадлежавшие списку</w:t>
+      </w:r>
+      <w:r>
+        <w:t>, что позволяет отслеживать</w:t>
+      </w:r>
+      <w:r>
+        <w:t xml:space="preserve"> какие задачи следует выполнить пользователю для достижения цели</w:t>
+      </w:r>
+      <w:r>
+        <w:t>.</w:t>
+      </w:r>
+    </w:p>
+    <w:p>
+      <w:r>
+        <w:t>На рисунке 1.9 представлена диаграмма развертывания системы, демонстрирующая физическое расположение и взаимодействие основных компонентов.</w:t>
       </w:r>
     </w:p>
     <w:p/>
     <w:p/>
     <w:p/>
     <w:p/>
-    <w:p>
-      <w:pPr>
-        <w:pStyle w:val="2"/>
-      </w:pPr>
-      <w:r>
+    <w:p/>
+    <w:p>
+      <w:r>
+        <w:rPr>
+          <w:noProof/>
+        </w:rPr>
         <w:lastRenderedPageBreak/>
-        <w:t>1</w:t>
-      </w:r>
-      <w:r>
-        <w:t>.</w:t>
-      </w:r>
-      <w:r>
-        <w:t xml:space="preserve">3 Анализ </w:t>
-      </w:r>
-      <w:r>
-        <w:t>аналогов и прототипов</w:t>
-      </w:r>
-    </w:p>
-    <w:p>
-      <w:r>
-        <w:t>Для определения уникальных характеристик разрабатываемого веб-приложения и выявления существующих подходов к решению задач декомпозиции целей, командного взаимодействия и планирования задач был проведен анализ существующих программных решений. В условиях растущего объема информации и усложнения профессиональной деятельности инструменты для планирования и управления задачами становятся неотъемлемой частью повседневной работы как индивидуальных пользователей, так и команд. Рынок подобных решений достаточно разнообразен и включает как простые инструменты для ведения списков дел, так и сложные корпоративные платформы для управления проектами. Однако большинство существующих систем либо требуют от пользователя самостоятельного формулирования структуры задач, либо ориентированы на крупный бизнес с избыточным функционалом, либо не предоставляют гибких механизмов для совместной работы над планами. В связи с этим возникает необходимость в анализе существующих аналогов для выявления их сильных и слабых сторон, а также для определения места разрабатываемого решения среди них.</w:t>
-      </w:r>
-    </w:p>
-    <w:p>
-      <w:r>
-        <w:t>На основе анализа предметной области выделено несколько категорий программных продуктов, которые могут рассматриваться в качестве аналогов разрабатываемой системы.</w:t>
-      </w:r>
-    </w:p>
-    <w:p>
+        <w:drawing>
+          <wp:inline distT="0" distB="0" distL="0" distR="0" wp14:anchorId="4CF7630C" wp14:editId="4D13379F">
+            <wp:extent cx="5561965" cy="4505197"/>
+            <wp:effectExtent l="19050" t="19050" r="19685" b="10160"/>
+            <wp:docPr id="27" name="Рисунок 27"/>
+            <wp:cNvGraphicFramePr>
+              <a:graphicFrameLocks xmlns:a="http://schemas.openxmlformats.org/drawingml/2006/main" noChangeAspect="1"/>
+            </wp:cNvGraphicFramePr>
+            <a:graphic xmlns:a="http://schemas.openxmlformats.org/drawingml/2006/main">
+              <a:graphicData uri="http://schemas.openxmlformats.org/drawingml/2006/picture">
+                <pic:pic xmlns:pic="http://schemas.openxmlformats.org/drawingml/2006/picture">
+                  <pic:nvPicPr>
+                    <pic:cNvPr id="0" name="Picture 4"/>
+                    <pic:cNvPicPr>
+                      <a:picLocks noChangeAspect="1" noChangeArrowheads="1"/>
+                    </pic:cNvPicPr>
+                  </pic:nvPicPr>
+                  <pic:blipFill>
+                    <a:blip r:embed="rId19">
+                      <a:extLst>
+                        <a:ext uri="{28A0092B-C50C-407E-A947-70E740481C1C}">
+                          <a14:useLocalDpi xmlns:a14="http://schemas.microsoft.com/office/drawing/2010/main" val="0"/>
+                        </a:ext>
+                      </a:extLst>
+                    </a:blip>
+                    <a:srcRect/>
+                    <a:stretch>
+                      <a:fillRect/>
+                    </a:stretch>
+                  </pic:blipFill>
+                  <pic:spPr bwMode="auto">
+                    <a:xfrm>
+                      <a:off x="0" y="0"/>
+                      <a:ext cx="5567676" cy="4509823"/>
+                    </a:xfrm>
+                    <a:prstGeom prst="rect">
+                      <a:avLst/>
+                    </a:prstGeom>
+                    <a:noFill/>
+                    <a:ln>
+                      <a:solidFill>
+                        <a:schemeClr val="tx1"/>
+                      </a:solidFill>
+                    </a:ln>
+                  </pic:spPr>
+                </pic:pic>
+              </a:graphicData>
+            </a:graphic>
+          </wp:inline>
+        </w:drawing>
+      </w:r>
+    </w:p>
+    <w:p>
+      <w:pPr>
+        <w:jc w:val="center"/>
+        <w:rPr>
+          <w:color w:val="000000" w:themeColor="text1"/>
+        </w:rPr>
+      </w:pPr>
+      <w:r>
+        <w:rPr>
+          <w:color w:val="000000" w:themeColor="text1"/>
+        </w:rPr>
+        <w:t>Рисунок 1.</w:t>
+      </w:r>
+      <w:r>
+        <w:rPr>
+          <w:color w:val="000000" w:themeColor="text1"/>
+        </w:rPr>
+        <w:t>9</w:t>
+      </w:r>
+      <w:r>
+        <w:rPr>
+          <w:color w:val="000000" w:themeColor="text1"/>
+        </w:rPr>
+        <w:t xml:space="preserve"> – Диаграмма деятельности «диаграмма развертывания системы»</w:t>
+      </w:r>
+    </w:p>
+    <w:p>
+      <w:r>
+        <w:t>На диаграмме выделены клиентский узел с веб‑приложением (</w:t>
+      </w:r>
       <w:proofErr w:type="spellStart"/>
       <w:r>
-        <w:t>Trello</w:t>
+        <w:t>React</w:t>
       </w:r>
       <w:proofErr w:type="spellEnd"/>
       <w:r>
-        <w:t xml:space="preserve"> – </w:t>
-      </w:r>
-      <w:r>
-        <w:t>это визуальный инструмент управления задачами, основанный на методологии канбан. Система использует карточки, списки и доски для организации работы, позволяя пользователям отслеживать прогресс выполнения задач путем перемещения карточек между колонками</w:t>
-      </w:r>
+        <w:t xml:space="preserve"> + </w:t>
+      </w:r>
+      <w:proofErr w:type="spellStart"/>
+      <w:r>
+        <w:t>TypeScript</w:t>
+      </w:r>
+      <w:proofErr w:type="spellEnd"/>
+      <w:r>
+        <w:t xml:space="preserve"> + </w:t>
+      </w:r>
+      <w:proofErr w:type="spellStart"/>
+      <w:r>
+        <w:t>Vite</w:t>
+      </w:r>
+      <w:proofErr w:type="spellEnd"/>
+      <w:r>
+        <w:t xml:space="preserve">), серверный узел с </w:t>
+      </w:r>
+      <w:proofErr w:type="spellStart"/>
+      <w:r>
+        <w:t>backend</w:t>
+      </w:r>
+      <w:proofErr w:type="spellEnd"/>
+      <w:r>
+        <w:t xml:space="preserve">‑сервисом на </w:t>
+      </w:r>
+      <w:proofErr w:type="spellStart"/>
+      <w:r>
+        <w:t>FastAPI</w:t>
+      </w:r>
+      <w:proofErr w:type="spellEnd"/>
+      <w:r>
+        <w:t xml:space="preserve">, узел базы данных, а также внешний узел AI‑сервиса. Показаны сетевые связи между клиентом и </w:t>
+      </w:r>
+      <w:proofErr w:type="spellStart"/>
+      <w:r>
+        <w:t>backend</w:t>
+      </w:r>
+      <w:proofErr w:type="spellEnd"/>
+      <w:r>
+        <w:t xml:space="preserve">‑API, взаимодействие </w:t>
+      </w:r>
+      <w:proofErr w:type="spellStart"/>
+      <w:r>
+        <w:t>backend</w:t>
+      </w:r>
+      <w:proofErr w:type="spellEnd"/>
+      <w:r>
+        <w:t xml:space="preserve">‑сервиса с базой данных при чтении и записи информации о пользователях, целях и задачах, а также обмен данными между </w:t>
+      </w:r>
+      <w:proofErr w:type="spellStart"/>
+      <w:r>
+        <w:t>backend</w:t>
+      </w:r>
+      <w:proofErr w:type="spellEnd"/>
+      <w:r>
+        <w:t>‑сервисом и AI‑сервисом при генерации списка задач. Такое представление позволяет наглядно показать архитектуру системы и распределение ответственности между её компонентами.</w:t>
+      </w:r>
+    </w:p>
+    <w:p>
+      <w:pPr>
+        <w:rPr>
+          <w:b/>
+          <w:bCs/>
+        </w:rPr>
+      </w:pPr>
+      <w:r>
+        <w:rPr>
+          <w:b/>
+          <w:bCs/>
+        </w:rPr>
+        <w:t>1.5 Анализ программных ресурсов, необходимых в работе</w:t>
+      </w:r>
+    </w:p>
+    <w:p>
+      <w:r>
+        <w:t xml:space="preserve">Для разработки серверной части системы декомпозиции целей </w:t>
+      </w:r>
+      <w:proofErr w:type="spellStart"/>
+      <w:r>
+        <w:t>TargetLayer</w:t>
+      </w:r>
+      <w:proofErr w:type="spellEnd"/>
+      <w:r>
+        <w:t xml:space="preserve"> в качестве основного фреймворка выбран </w:t>
+      </w:r>
+      <w:proofErr w:type="spellStart"/>
+      <w:r>
+        <w:t>FastAPI</w:t>
+      </w:r>
+      <w:proofErr w:type="spellEnd"/>
+      <w:r>
+        <w:t xml:space="preserve">, представляющий собой современный высокопроизводительный инструмент для создания веб‑API на </w:t>
+      </w:r>
+      <w:r>
+        <w:lastRenderedPageBreak/>
+        <w:t xml:space="preserve">языке Python. </w:t>
+      </w:r>
+      <w:proofErr w:type="spellStart"/>
+      <w:r>
+        <w:t>FastAPI</w:t>
+      </w:r>
+      <w:proofErr w:type="spellEnd"/>
+      <w:r>
+        <w:t xml:space="preserve"> обеспечивает декларативное описание маршрутов и схем данных с использованием аннотаций типов, что повышает читаемость и надёжность кода. Встроенная поддержка асинхронного ввода‑вывода позволяет эффективно обрабатывать большое количество одновременных запросов, что особенно важно при обращении к внешнему AI‑сервису для генерации списка задач и при работе с базой данных.</w:t>
+      </w:r>
+    </w:p>
+    <w:p>
+      <w:r>
+        <w:t xml:space="preserve">Дополнительным преимуществом </w:t>
+      </w:r>
+      <w:proofErr w:type="spellStart"/>
+      <w:r>
+        <w:t>FastAPI</w:t>
+      </w:r>
+      <w:proofErr w:type="spellEnd"/>
+      <w:r>
+        <w:t xml:space="preserve"> является автоматическая генерация документации по API в формате </w:t>
+      </w:r>
+      <w:proofErr w:type="spellStart"/>
+      <w:r>
+        <w:t>OpenAPI</w:t>
+      </w:r>
+      <w:proofErr w:type="spellEnd"/>
+      <w:r>
+        <w:t>/</w:t>
+      </w:r>
+      <w:proofErr w:type="spellStart"/>
+      <w:r>
+        <w:t>Swagger</w:t>
+      </w:r>
+      <w:proofErr w:type="spellEnd"/>
+      <w:r>
+        <w:t xml:space="preserve">. Это упрощает тестирование и отладку серверной части, а также облегчает интеграцию с клиентскими приложениями, </w:t>
+      </w:r>
+      <w:r>
+        <w:t xml:space="preserve">имеется возможность </w:t>
+      </w:r>
+      <w:r>
+        <w:t>получа</w:t>
+      </w:r>
+      <w:r>
+        <w:t>ть</w:t>
+      </w:r>
+      <w:r>
+        <w:t xml:space="preserve"> наглядное и структурированное описание доступных </w:t>
+      </w:r>
+      <w:proofErr w:type="spellStart"/>
+      <w:r>
+        <w:t>эндпоинтов</w:t>
+      </w:r>
+      <w:proofErr w:type="spellEnd"/>
+      <w:r>
+        <w:t xml:space="preserve"> и форматов данных. Для обработки кросс‑доменных запросов и интеграции с веб‑клиентом в </w:t>
+      </w:r>
+      <w:proofErr w:type="spellStart"/>
+      <w:r>
+        <w:t>FastAPI</w:t>
+      </w:r>
+      <w:proofErr w:type="spellEnd"/>
+      <w:r>
+        <w:t xml:space="preserve"> настроена поддержка CORS, что обеспечивает корректное взаимодействие браузерного приложения с сервером.</w:t>
+      </w:r>
+    </w:p>
+    <w:p>
+      <w:r>
+        <w:t xml:space="preserve">В качестве языка программирования для серверной части использован Python, который сочетает в себе простоту синтаксиса и широкие возможности для разработки веб‑сервисов и работы с искусственным интеллектом. Богатая экосистема библиотек и фреймворков на Python позволяет эффективно реализовывать аутентификацию, работу с базами данных, интеграцию с внешними API и логику бизнес‑процессов. В проекте </w:t>
+      </w:r>
+      <w:proofErr w:type="spellStart"/>
+      <w:r>
+        <w:t>TargetLayer</w:t>
+      </w:r>
+      <w:proofErr w:type="spellEnd"/>
+      <w:r>
+        <w:t xml:space="preserve"> Python используется для описания моделей данных, схем валидации, бизнес‑логики по управлению целями, </w:t>
+      </w:r>
+      <w:r>
+        <w:t>списками задач</w:t>
+      </w:r>
+      <w:r>
+        <w:t xml:space="preserve"> и задачами, а также для взаимодействия с AI‑сервисом через HTTP‑клиент.</w:t>
+      </w:r>
+    </w:p>
+    <w:p>
+      <w:r>
+        <w:t xml:space="preserve">Для хранения данных в системе используется реляционная база данных </w:t>
+      </w:r>
+      <w:proofErr w:type="spellStart"/>
+      <w:r>
+        <w:t>PostgreSQL</w:t>
+      </w:r>
+      <w:proofErr w:type="spellEnd"/>
+      <w:r>
+        <w:t xml:space="preserve">, обеспечивающая надёжное и масштабируемое хранение структурированной информации. В базе данных сохраняются учётные записи пользователей, сведения о целях, </w:t>
+      </w:r>
+      <w:r>
+        <w:t>списках целей</w:t>
+      </w:r>
+      <w:r>
+        <w:t xml:space="preserve"> и задачах, данные о командах и доступах, а также история взаимодействия с ИИ. Взаимодействие с </w:t>
+      </w:r>
+      <w:proofErr w:type="spellStart"/>
+      <w:r>
+        <w:t>PostgreSQL</w:t>
+      </w:r>
+      <w:proofErr w:type="spellEnd"/>
+      <w:r>
+        <w:t xml:space="preserve"> реализовано с помощью асинхронных средств доступа и ORM‑моделей, что </w:t>
+      </w:r>
+      <w:r>
+        <w:lastRenderedPageBreak/>
+        <w:t>позволяет комбинировать удобство объектного представления данных с преимуществами реляционного хранилища. Такой подход облегчает проектирование структуры данных и поддержание согласованности информации в системе.</w:t>
+      </w:r>
+    </w:p>
+    <w:p>
+      <w:r>
+        <w:t xml:space="preserve">Для разработки клиентской части системы выбран стек </w:t>
+      </w:r>
+      <w:proofErr w:type="spellStart"/>
+      <w:r>
+        <w:t>TypeScript</w:t>
+      </w:r>
+      <w:proofErr w:type="spellEnd"/>
+      <w:r>
+        <w:t xml:space="preserve"> + </w:t>
+      </w:r>
+      <w:proofErr w:type="spellStart"/>
+      <w:r>
+        <w:t>React</w:t>
+      </w:r>
+      <w:proofErr w:type="spellEnd"/>
+      <w:r>
+        <w:t xml:space="preserve"> + </w:t>
+      </w:r>
+      <w:proofErr w:type="spellStart"/>
+      <w:r>
+        <w:t>Vite</w:t>
+      </w:r>
+      <w:proofErr w:type="spellEnd"/>
       <w:r>
         <w:t xml:space="preserve">. </w:t>
       </w:r>
-      <w:r>
-        <w:t xml:space="preserve">Преимуществами </w:t>
-      </w:r>
       <w:proofErr w:type="spellStart"/>
       <w:r>
-        <w:t>Trello</w:t>
+        <w:t>TypeScript</w:t>
       </w:r>
       <w:proofErr w:type="spellEnd"/>
       <w:r>
-        <w:t xml:space="preserve"> являются простота освоения, интуитивно понятный интерфейс и возможность расширения функционала через плагины. Однако структура данных является достаточно плоской, что затрудняет управление сложными многоуровневыми проектами, а возможности управления целями и их декомпозиции ограничены. </w:t>
+        <w:t xml:space="preserve"> является надстройкой над JavaScript с поддержкой статической типизации, что позволяет на ранних этапах разработки выявлять большое количество ошибок и повышать надёжность клиентского кода. Использование типов упрощает сопровождение проекта, делает интерфейсы и контракты между компонентами более явными и облегчает рефакторинг.</w:t>
+      </w:r>
+    </w:p>
+    <w:p>
+      <w:r>
+        <w:t xml:space="preserve">Фреймворк </w:t>
+      </w:r>
+      <w:proofErr w:type="spellStart"/>
+      <w:r>
+        <w:t>React</w:t>
+      </w:r>
+      <w:proofErr w:type="spellEnd"/>
+      <w:r>
+        <w:t xml:space="preserve"> применяется для построения одностраничного веб‑приложения (SPA), в котором реализованы страницы аутентификации, работа с личными и командными </w:t>
+      </w:r>
+      <w:r>
+        <w:t>списками задач</w:t>
+      </w:r>
+      <w:r>
+        <w:t xml:space="preserve">, чат с ИИ, поиск пользователей и управление командами. Компонентный подход </w:t>
+      </w:r>
+      <w:proofErr w:type="spellStart"/>
+      <w:r>
+        <w:t>React</w:t>
+      </w:r>
+      <w:proofErr w:type="spellEnd"/>
+      <w:r>
+        <w:t xml:space="preserve"> позволяет разбить интерфейс на </w:t>
+      </w:r>
+      <w:proofErr w:type="spellStart"/>
+      <w:r>
+        <w:t>переиспользуемые</w:t>
+      </w:r>
+      <w:proofErr w:type="spellEnd"/>
+      <w:r>
+        <w:t xml:space="preserve"> элементы, что ускоряет разработку и улучшает структурированность кода. Благодаря этому обеспечивается гибкое отображение списков задач, истории взаимодействия с ИИ и различных состояний интерфейса в зависимости от действий пользователя.</w:t>
+      </w:r>
+    </w:p>
+    <w:p>
+      <w:r>
+        <w:t xml:space="preserve">Сборка и локальная разработка </w:t>
+      </w:r>
+      <w:proofErr w:type="spellStart"/>
+      <w:r>
+        <w:t>фронтенда</w:t>
+      </w:r>
+      <w:proofErr w:type="spellEnd"/>
+      <w:r>
+        <w:t xml:space="preserve"> выполняются с помощью инструмента </w:t>
+      </w:r>
+      <w:proofErr w:type="spellStart"/>
+      <w:r>
+        <w:t>Vite</w:t>
+      </w:r>
+      <w:proofErr w:type="spellEnd"/>
+      <w:r>
+        <w:t>, который обеспечивает быструю перезагрузку модулей и оптимизированную сборку проекта для</w:t>
+      </w:r>
+      <w:r>
+        <w:t xml:space="preserve"> состояния готового проекта</w:t>
+      </w:r>
+      <w:r>
+        <w:t xml:space="preserve">. </w:t>
+      </w:r>
+      <w:proofErr w:type="spellStart"/>
+      <w:r>
+        <w:t>Vite</w:t>
+      </w:r>
+      <w:proofErr w:type="spellEnd"/>
+      <w:r>
+        <w:t xml:space="preserve"> упрощает настройку </w:t>
+      </w:r>
+      <w:r>
+        <w:t>просмотра работы</w:t>
+      </w:r>
+      <w:r>
+        <w:t xml:space="preserve"> запросов к </w:t>
+      </w:r>
+      <w:proofErr w:type="spellStart"/>
+      <w:r>
+        <w:t>backend</w:t>
+      </w:r>
+      <w:proofErr w:type="spellEnd"/>
+      <w:r>
+        <w:t>‑API, что позволяет в процессе разработки обращаться к реальному серверу по путям /</w:t>
+      </w:r>
+      <w:proofErr w:type="spellStart"/>
+      <w:r>
+        <w:t>api</w:t>
+      </w:r>
+      <w:proofErr w:type="spellEnd"/>
+      <w:r>
+        <w:t xml:space="preserve"> и /</w:t>
+      </w:r>
+      <w:proofErr w:type="spellStart"/>
+      <w:r>
+        <w:t>uploads</w:t>
+      </w:r>
+      <w:proofErr w:type="spellEnd"/>
+      <w:r>
+        <w:t>, не изменяя клиентский код. Это создаёт удобную и производительную среду для разработки и тестирования веб‑интерфейса.</w:t>
+      </w:r>
+    </w:p>
+    <w:p>
+      <w:r>
+        <w:t xml:space="preserve">Для стилизации пользовательского интерфейса веб‑приложения используется </w:t>
+      </w:r>
+      <w:proofErr w:type="spellStart"/>
+      <w:r>
+        <w:t>Tailwind</w:t>
+      </w:r>
+      <w:proofErr w:type="spellEnd"/>
+      <w:r>
+        <w:t xml:space="preserve"> CSS, представляющий собой утилитарный CSS‑фреймворк. </w:t>
+      </w:r>
+      <w:proofErr w:type="spellStart"/>
+      <w:r>
+        <w:t>Tailwind</w:t>
+      </w:r>
+      <w:proofErr w:type="spellEnd"/>
+      <w:r>
+        <w:t xml:space="preserve"> предоставляет набор готовых классов для настройки отступов, цветов, шрифтов, сеток и других параметров оформления. Такой подход </w:t>
       </w:r>
       <w:r>
         <w:lastRenderedPageBreak/>
-        <w:t>Кроме того, система не предоставляет встроенных средств для автоматического формирования подзадач на основе текстового описания цели.</w:t>
-      </w:r>
-    </w:p>
-    <w:p>
+        <w:t xml:space="preserve">позволяет описывать внешний вид компонентов прямо в разметке, сокращать объём собственных CSS‑файлов и быстро создавать современный адаптивный интерфейс. Модульность и гибкость </w:t>
+      </w:r>
       <w:proofErr w:type="spellStart"/>
       <w:r>
-        <w:t>Asana</w:t>
+        <w:t>Tailwind</w:t>
       </w:r>
       <w:proofErr w:type="spellEnd"/>
       <w:r>
-        <w:t xml:space="preserve"> представляет собой более профессиональное решение для командной работы, поддерживающее иерархическую структуру задач и подзадач. Система предоставляет различные представления: списки, канбан-доски, календари и временную шкалу. </w:t>
+        <w:t xml:space="preserve"> CSS дают возможность легко изменять и развивать дизайн без существенных изменений в структуре приложения.</w:t>
+      </w:r>
+    </w:p>
+    <w:p>
+      <w:pPr>
+        <w:rPr>
+          <w:rFonts w:cs="Times New Roman"/>
+        </w:rPr>
+      </w:pPr>
+      <w:r>
+        <w:rPr>
+          <w:rFonts w:cs="Times New Roman"/>
+        </w:rPr>
+        <w:t xml:space="preserve">Взаимодействие с внешним сервисом искусственного интеллекта реализовано через специализированный сервисный класс на стороне </w:t>
       </w:r>
       <w:proofErr w:type="spellStart"/>
       <w:r>
-        <w:t>Asana</w:t>
+        <w:rPr>
+          <w:rFonts w:cs="Times New Roman"/>
+        </w:rPr>
+        <w:t>backend</w:t>
       </w:r>
       <w:proofErr w:type="spellEnd"/>
       <w:r>
-        <w:t xml:space="preserve"> позволяет устанавливать зависимости между задачами, создавать автоматические правила для повторяющихся процессов и интегрироваться с большим количеством внешних сервисов. К недостаткам можно отнести более высокий порог входа, а также ограниченные возможности бесплатного тарифа. Важно отметить, что </w:t>
+        <w:rPr>
+          <w:rFonts w:cs="Times New Roman"/>
+        </w:rPr>
+        <w:t xml:space="preserve">‑приложения. Для этого используется HTTP‑клиент с поддержкой асинхронных запросов, который отправляет </w:t>
       </w:r>
       <w:proofErr w:type="spellStart"/>
       <w:r>
-        <w:t>Asana</w:t>
+        <w:rPr>
+          <w:rFonts w:cs="Times New Roman"/>
+        </w:rPr>
+        <w:t>промт</w:t>
       </w:r>
       <w:proofErr w:type="spellEnd"/>
       <w:r>
-        <w:t xml:space="preserve"> не предлагает инструментов для автоматической декомпозиции целей</w:t>
-      </w:r>
-      <w:r>
-        <w:t xml:space="preserve"> – </w:t>
-      </w:r>
-      <w:r>
-        <w:t>пользователь по-прежнему самостоятельно определяет, на какие подзадачи следует разбить ту или иную цель.</w:t>
-      </w:r>
-    </w:p>
-    <w:p>
+        <w:rPr>
+          <w:rFonts w:cs="Times New Roman"/>
+        </w:rPr>
+        <w:t xml:space="preserve"> и текст цели в AI‑сервис и получает структурированный ответ в формате JSON. Обработчик на стороне </w:t>
+      </w:r>
       <w:proofErr w:type="spellStart"/>
       <w:r>
-        <w:t>Notion</w:t>
+        <w:rPr>
+          <w:rFonts w:cs="Times New Roman"/>
+        </w:rPr>
+        <w:t>FastAPI</w:t>
       </w:r>
       <w:proofErr w:type="spellEnd"/>
       <w:r>
-        <w:t xml:space="preserve"> сочетает в себе функциональность базы знаний, системы управления задачами и инструмента для совместной работы. Уникальной особенностью </w:t>
+        <w:rPr>
+          <w:rFonts w:cs="Times New Roman"/>
+        </w:rPr>
+        <w:t xml:space="preserve"> проводит валидацию ответа, преобразует его в внутренние структуры данных и сохраняет результа</w:t>
+      </w:r>
+      <w:r>
+        <w:rPr>
+          <w:rFonts w:cs="Times New Roman"/>
+        </w:rPr>
+        <w:t>т</w:t>
+      </w:r>
+      <w:r>
+        <w:rPr>
+          <w:rFonts w:cs="Times New Roman"/>
+        </w:rPr>
+        <w:t>ы в базе данных. Такой подход обеспечивает чёткое разделение ответственности: Python‑</w:t>
       </w:r>
       <w:proofErr w:type="spellStart"/>
       <w:r>
-        <w:t>Notion</w:t>
+        <w:rPr>
+          <w:rFonts w:cs="Times New Roman"/>
+        </w:rPr>
+        <w:t>backend</w:t>
       </w:r>
       <w:proofErr w:type="spellEnd"/>
       <w:r>
-        <w:t xml:space="preserve"> является высокая гибкость: пользователь может самостоятельно создавать структуру рабочего пространства, комбинируя различные типы блоков. Это позволяет адаптировать систему под индивидуальные потребности. Однако из-за высокой степени свободы начинающие пользователи часто испытывают трудности с освоением, а при работе над крупными проектами может возникать путаница в данных. Кроме того, </w:t>
+        <w:rPr>
+          <w:rFonts w:cs="Times New Roman"/>
+        </w:rPr>
+        <w:t xml:space="preserve"> отвечает за бизнес‑логику и хранение данных, а внешний AI‑сервис </w:t>
+      </w:r>
+      <w:r>
+        <w:rPr>
+          <w:rFonts w:cs="Times New Roman"/>
+        </w:rPr>
+        <w:t>–</w:t>
+      </w:r>
+      <w:r>
+        <w:rPr>
+          <w:rFonts w:cs="Times New Roman"/>
+        </w:rPr>
+        <w:t xml:space="preserve"> за генерацию содержания задач на основе пользовательской цели.</w:t>
+      </w:r>
+    </w:p>
+    <w:p>
+      <w:pPr>
+        <w:rPr>
+          <w:rFonts w:cs="Times New Roman"/>
+        </w:rPr>
+      </w:pPr>
+      <w:r>
+        <w:rPr>
+          <w:rFonts w:cs="Times New Roman"/>
+        </w:rPr>
+        <w:t xml:space="preserve">В совокупности выбранный стек технологий — </w:t>
       </w:r>
       <w:proofErr w:type="spellStart"/>
       <w:r>
-        <w:t>Notion</w:t>
+        <w:rPr>
+          <w:rFonts w:cs="Times New Roman"/>
+        </w:rPr>
+        <w:t>FastAPI</w:t>
       </w:r>
       <w:proofErr w:type="spellEnd"/>
       <w:r>
-        <w:t xml:space="preserve"> не обладает встроенными механизмами для автоматического формирования структуры задач, а совместное использование планов реализовано через громоздкий механизм шаблонов, что не всегда удобно для быстрой адаптации чужих наработок.</w:t>
-      </w:r>
+        <w:rPr>
+          <w:rFonts w:cs="Times New Roman"/>
+        </w:rPr>
+        <w:t xml:space="preserve"> и Python для серверной части, </w:t>
+      </w:r>
+      <w:proofErr w:type="spellStart"/>
+      <w:r>
+        <w:rPr>
+          <w:rFonts w:cs="Times New Roman"/>
+        </w:rPr>
+        <w:t>PostgreSQL</w:t>
+      </w:r>
+      <w:proofErr w:type="spellEnd"/>
+      <w:r>
+        <w:rPr>
+          <w:rFonts w:cs="Times New Roman"/>
+        </w:rPr>
+        <w:t xml:space="preserve"> для хранения данных, </w:t>
+      </w:r>
+      <w:proofErr w:type="spellStart"/>
+      <w:r>
+        <w:rPr>
+          <w:rFonts w:cs="Times New Roman"/>
+        </w:rPr>
+        <w:t>TypeScript</w:t>
+      </w:r>
+      <w:proofErr w:type="spellEnd"/>
+      <w:r>
+        <w:rPr>
+          <w:rFonts w:cs="Times New Roman"/>
+        </w:rPr>
+        <w:t xml:space="preserve">, </w:t>
+      </w:r>
+      <w:proofErr w:type="spellStart"/>
+      <w:r>
+        <w:rPr>
+          <w:rFonts w:cs="Times New Roman"/>
+        </w:rPr>
+        <w:t>React</w:t>
+      </w:r>
+      <w:proofErr w:type="spellEnd"/>
+      <w:r>
+        <w:rPr>
+          <w:rFonts w:cs="Times New Roman"/>
+        </w:rPr>
+        <w:t xml:space="preserve">, </w:t>
+      </w:r>
+      <w:proofErr w:type="spellStart"/>
+      <w:r>
+        <w:rPr>
+          <w:rFonts w:cs="Times New Roman"/>
+        </w:rPr>
+        <w:t>Vite</w:t>
+      </w:r>
+      <w:proofErr w:type="spellEnd"/>
+      <w:r>
+        <w:rPr>
+          <w:rFonts w:cs="Times New Roman"/>
+        </w:rPr>
+        <w:t xml:space="preserve"> и </w:t>
+      </w:r>
+      <w:proofErr w:type="spellStart"/>
+      <w:r>
+        <w:rPr>
+          <w:rFonts w:cs="Times New Roman"/>
+        </w:rPr>
+        <w:t>Tailwind</w:t>
+      </w:r>
+      <w:proofErr w:type="spellEnd"/>
+      <w:r>
+        <w:rPr>
+          <w:rFonts w:cs="Times New Roman"/>
+        </w:rPr>
+        <w:t xml:space="preserve"> CSS для веб‑клиента, а также интеграция с внешним AI‑сервисом — обеспечивает надёжную основу для разработки, масштабирования и сопровождения системы декомпозиции целей, обеспечивая удобный интерфейс для пользователей и гибкую архитектуру для дальнейшего развития функционала.</w:t>
+      </w:r>
+    </w:p>
+    <w:p>
+      <w:pPr>
+        <w:rPr>
+          <w:rFonts w:cs="Times New Roman"/>
+        </w:rPr>
+      </w:pPr>
     </w:p>
     <w:sectPr>
-      <w:headerReference w:type="default" r:id="rId10"/>
+      <w:headerReference w:type="default" r:id="rId20"/>
       <w:pgSz w:w="11906" w:h="16838"/>
       <w:pgMar w:top="992" w:right="709" w:bottom="1843" w:left="1418" w:header="0" w:footer="567" w:gutter="0"/>
       <w:cols w:space="708"/>
@@ -1968,7 +5289,7 @@
 </file>
 
 <file path=word/endnotes.xml><?xml version="1.0" encoding="utf-8"?>
-<w:endnotes xmlns:wpc="http://schemas.microsoft.com/office/word/2010/wordprocessingCanvas" xmlns:cx="http://schemas.microsoft.com/office/drawing/2014/chartex" xmlns:cx1="http://schemas.microsoft.com/office/drawing/2015/9/8/chartex" xmlns:cx2="http://schemas.microsoft.com/office/drawing/2015/10/21/chartex" xmlns:cx3="http://schemas.microsoft.com/office/drawing/2016/5/9/chartex" xmlns:cx4="http://schemas.microsoft.com/office/drawing/2016/5/10/chartex" xmlns:cx5="http://schemas.microsoft.com/office/drawing/2016/5/11/chartex" xmlns:cx6="http://schemas.microsoft.com/office/drawing/2016/5/12/chartex" xmlns:cx7="http://schemas.microsoft.com/office/drawing/2016/5/13/chartex" xmlns:cx8="http://schemas.microsoft.com/office/drawing/2016/5/14/chartex" xmlns:mc="http://schemas.openxmlformats.org/markup-compatibility/2006" xmlns:aink="http://schemas.microsoft.com/office/drawing/2016/ink" xmlns:am3d="http://schemas.microsoft.com/office/drawing/2017/model3d" xmlns:o="urn:schemas-microsoft-com:office:office" xmlns:oel="http://schemas.microsoft.com/office/2019/extlst" xmlns:r="http://schemas.openxmlformats.org/officeDocument/2006/relationships" xmlns:m="http://schemas.openxmlformats.org/officeDocument/2006/math" xmlns:v="urn:schemas-microsoft-com:vml" xmlns:wp14="http://schemas.microsoft.com/office/word/2010/wordprocessingDrawing" xmlns:wp="http://schemas.openxmlformats.org/drawingml/2006/wordprocessingDrawing" xmlns:w10="urn:schemas-microsoft-com:office:word" xmlns:w="http://schemas.openxmlformats.org/wordprocessingml/2006/main" xmlns:w14="http://schemas.microsoft.com/office/word/2010/wordml" xmlns:w15="http://schemas.microsoft.com/office/word/2012/wordml" xmlns:w16cex="http://schemas.microsoft.com/office/word/2018/wordml/cex" xmlns:w16cid="http://schemas.microsoft.com/office/word/2016/wordml/cid" xmlns:w16="http://schemas.microsoft.com/office/word/2018/wordml" xmlns:w16du="http://schemas.microsoft.com/office/word/2023/wordml/word16du" xmlns:w16sdtdh="http://schemas.microsoft.com/office/word/2020/wordml/sdtdatahash" xmlns:w16sdtfl="http://schemas.microsoft.com/office/word/2024/wordml/sdtformatlock" xmlns:w16se="http://schemas.microsoft.com/office/word/2015/wordml/symex" xmlns:wpg="http://schemas.microsoft.com/office/word/2010/wordprocessingGroup" xmlns:wpi="http://schemas.microsoft.com/office/word/2010/wordprocessingInk" xmlns:wne="http://schemas.microsoft.com/office/word/2006/wordml" xmlns:wps="http://schemas.microsoft.com/office/word/2010/wordprocessingShape" mc:Ignorable="w14 w15 w16se w16cid w16 w16cex w16sdtdh w16sdtfl w16du wp14">
+<w:endnotes xmlns:wpc="http://schemas.microsoft.com/office/word/2010/wordprocessingCanvas" xmlns:cx="http://schemas.microsoft.com/office/drawing/2014/chartex" xmlns:cx1="http://schemas.microsoft.com/office/drawing/2015/9/8/chartex" xmlns:cx2="http://schemas.microsoft.com/office/drawing/2015/10/21/chartex" xmlns:cx3="http://schemas.microsoft.com/office/drawing/2016/5/9/chartex" xmlns:cx4="http://schemas.microsoft.com/office/drawing/2016/5/10/chartex" xmlns:cx5="http://schemas.microsoft.com/office/drawing/2016/5/11/chartex" xmlns:cx6="http://schemas.microsoft.com/office/drawing/2016/5/12/chartex" xmlns:cx7="http://schemas.microsoft.com/office/drawing/2016/5/13/chartex" xmlns:cx8="http://schemas.microsoft.com/office/drawing/2016/5/14/chartex" xmlns:mc="http://schemas.openxmlformats.org/markup-compatibility/2006" xmlns:aink="http://schemas.microsoft.com/office/drawing/2016/ink" xmlns:am3d="http://schemas.microsoft.com/office/drawing/2017/model3d" xmlns:o="urn:schemas-microsoft-com:office:office" xmlns:r="http://schemas.openxmlformats.org/officeDocument/2006/relationships" xmlns:m="http://schemas.openxmlformats.org/officeDocument/2006/math" xmlns:v="urn:schemas-microsoft-com:vml" xmlns:wp14="http://schemas.microsoft.com/office/word/2010/wordprocessingDrawing" xmlns:wp="http://schemas.openxmlformats.org/drawingml/2006/wordprocessingDrawing" xmlns:w10="urn:schemas-microsoft-com:office:word" xmlns:w="http://schemas.openxmlformats.org/wordprocessingml/2006/main" xmlns:w14="http://schemas.microsoft.com/office/word/2010/wordml" xmlns:w15="http://schemas.microsoft.com/office/word/2012/wordml" xmlns:w16cex="http://schemas.microsoft.com/office/word/2018/wordml/cex" xmlns:w16cid="http://schemas.microsoft.com/office/word/2016/wordml/cid" xmlns:w16="http://schemas.microsoft.com/office/word/2018/wordml" xmlns:w16sdtdh="http://schemas.microsoft.com/office/word/2020/wordml/sdtdatahash" xmlns:w16se="http://schemas.microsoft.com/office/word/2015/wordml/symex" xmlns:wpg="http://schemas.microsoft.com/office/word/2010/wordprocessingGroup" xmlns:wpi="http://schemas.microsoft.com/office/word/2010/wordprocessingInk" xmlns:wne="http://schemas.microsoft.com/office/word/2006/wordml" xmlns:wps="http://schemas.microsoft.com/office/word/2010/wordprocessingShape" mc:Ignorable="w14 w15 w16se w16cid w16 w16cex w16sdtdh wp14">
   <w:endnote w:type="separator" w:id="-1">
     <w:p>
       <w:pPr>
@@ -1993,7 +5314,7 @@
 </file>
 
 <file path=word/footnotes.xml><?xml version="1.0" encoding="utf-8"?>
-<w:footnotes xmlns:wpc="http://schemas.microsoft.com/office/word/2010/wordprocessingCanvas" xmlns:cx="http://schemas.microsoft.com/office/drawing/2014/chartex" xmlns:cx1="http://schemas.microsoft.com/office/drawing/2015/9/8/chartex" xmlns:cx2="http://schemas.microsoft.com/office/drawing/2015/10/21/chartex" xmlns:cx3="http://schemas.microsoft.com/office/drawing/2016/5/9/chartex" xmlns:cx4="http://schemas.microsoft.com/office/drawing/2016/5/10/chartex" xmlns:cx5="http://schemas.microsoft.com/office/drawing/2016/5/11/chartex" xmlns:cx6="http://schemas.microsoft.com/office/drawing/2016/5/12/chartex" xmlns:cx7="http://schemas.microsoft.com/office/drawing/2016/5/13/chartex" xmlns:cx8="http://schemas.microsoft.com/office/drawing/2016/5/14/chartex" xmlns:mc="http://schemas.openxmlformats.org/markup-compatibility/2006" xmlns:aink="http://schemas.microsoft.com/office/drawing/2016/ink" xmlns:am3d="http://schemas.microsoft.com/office/drawing/2017/model3d" xmlns:o="urn:schemas-microsoft-com:office:office" xmlns:oel="http://schemas.microsoft.com/office/2019/extlst" xmlns:r="http://schemas.openxmlformats.org/officeDocument/2006/relationships" xmlns:m="http://schemas.openxmlformats.org/officeDocument/2006/math" xmlns:v="urn:schemas-microsoft-com:vml" xmlns:wp14="http://schemas.microsoft.com/office/word/2010/wordprocessingDrawing" xmlns:wp="http://schemas.openxmlformats.org/drawingml/2006/wordprocessingDrawing" xmlns:w10="urn:schemas-microsoft-com:office:word" xmlns:w="http://schemas.openxmlformats.org/wordprocessingml/2006/main" xmlns:w14="http://schemas.microsoft.com/office/word/2010/wordml" xmlns:w15="http://schemas.microsoft.com/office/word/2012/wordml" xmlns:w16cex="http://schemas.microsoft.com/office/word/2018/wordml/cex" xmlns:w16cid="http://schemas.microsoft.com/office/word/2016/wordml/cid" xmlns:w16="http://schemas.microsoft.com/office/word/2018/wordml" xmlns:w16du="http://schemas.microsoft.com/office/word/2023/wordml/word16du" xmlns:w16sdtdh="http://schemas.microsoft.com/office/word/2020/wordml/sdtdatahash" xmlns:w16sdtfl="http://schemas.microsoft.com/office/word/2024/wordml/sdtformatlock" xmlns:w16se="http://schemas.microsoft.com/office/word/2015/wordml/symex" xmlns:wpg="http://schemas.microsoft.com/office/word/2010/wordprocessingGroup" xmlns:wpi="http://schemas.microsoft.com/office/word/2010/wordprocessingInk" xmlns:wne="http://schemas.microsoft.com/office/word/2006/wordml" xmlns:wps="http://schemas.microsoft.com/office/word/2010/wordprocessingShape" mc:Ignorable="w14 w15 w16se w16cid w16 w16cex w16sdtdh w16sdtfl w16du wp14">
+<w:footnotes xmlns:wpc="http://schemas.microsoft.com/office/word/2010/wordprocessingCanvas" xmlns:cx="http://schemas.microsoft.com/office/drawing/2014/chartex" xmlns:cx1="http://schemas.microsoft.com/office/drawing/2015/9/8/chartex" xmlns:cx2="http://schemas.microsoft.com/office/drawing/2015/10/21/chartex" xmlns:cx3="http://schemas.microsoft.com/office/drawing/2016/5/9/chartex" xmlns:cx4="http://schemas.microsoft.com/office/drawing/2016/5/10/chartex" xmlns:cx5="http://schemas.microsoft.com/office/drawing/2016/5/11/chartex" xmlns:cx6="http://schemas.microsoft.com/office/drawing/2016/5/12/chartex" xmlns:cx7="http://schemas.microsoft.com/office/drawing/2016/5/13/chartex" xmlns:cx8="http://schemas.microsoft.com/office/drawing/2016/5/14/chartex" xmlns:mc="http://schemas.openxmlformats.org/markup-compatibility/2006" xmlns:aink="http://schemas.microsoft.com/office/drawing/2016/ink" xmlns:am3d="http://schemas.microsoft.com/office/drawing/2017/model3d" xmlns:o="urn:schemas-microsoft-com:office:office" xmlns:r="http://schemas.openxmlformats.org/officeDocument/2006/relationships" xmlns:m="http://schemas.openxmlformats.org/officeDocument/2006/math" xmlns:v="urn:schemas-microsoft-com:vml" xmlns:wp14="http://schemas.microsoft.com/office/word/2010/wordprocessingDrawing" xmlns:wp="http://schemas.openxmlformats.org/drawingml/2006/wordprocessingDrawing" xmlns:w10="urn:schemas-microsoft-com:office:word" xmlns:w="http://schemas.openxmlformats.org/wordprocessingml/2006/main" xmlns:w14="http://schemas.microsoft.com/office/word/2010/wordml" xmlns:w15="http://schemas.microsoft.com/office/word/2012/wordml" xmlns:w16cex="http://schemas.microsoft.com/office/word/2018/wordml/cex" xmlns:w16cid="http://schemas.microsoft.com/office/word/2016/wordml/cid" xmlns:w16="http://schemas.microsoft.com/office/word/2018/wordml" xmlns:w16sdtdh="http://schemas.microsoft.com/office/word/2020/wordml/sdtdatahash" xmlns:w16se="http://schemas.microsoft.com/office/word/2015/wordml/symex" xmlns:wpg="http://schemas.microsoft.com/office/word/2010/wordprocessingGroup" xmlns:wpi="http://schemas.microsoft.com/office/word/2010/wordprocessingInk" xmlns:wne="http://schemas.microsoft.com/office/word/2006/wordml" xmlns:wps="http://schemas.microsoft.com/office/word/2010/wordprocessingShape" mc:Ignorable="w14 w15 w16se w16cid w16 w16cex w16sdtdh wp14">
   <w:footnote w:type="separator" w:id="-1">
     <w:p>
       <w:pPr>
@@ -2018,7 +5339,7 @@
 </file>
 
 <file path=word/header1.xml><?xml version="1.0" encoding="utf-8"?>
-<w:hdr xmlns:wpc="http://schemas.microsoft.com/office/word/2010/wordprocessingCanvas" xmlns:cx="http://schemas.microsoft.com/office/drawing/2014/chartex" xmlns:cx1="http://schemas.microsoft.com/office/drawing/2015/9/8/chartex" xmlns:cx2="http://schemas.microsoft.com/office/drawing/2015/10/21/chartex" xmlns:cx3="http://schemas.microsoft.com/office/drawing/2016/5/9/chartex" xmlns:cx4="http://schemas.microsoft.com/office/drawing/2016/5/10/chartex" xmlns:cx5="http://schemas.microsoft.com/office/drawing/2016/5/11/chartex" xmlns:cx6="http://schemas.microsoft.com/office/drawing/2016/5/12/chartex" xmlns:cx7="http://schemas.microsoft.com/office/drawing/2016/5/13/chartex" xmlns:cx8="http://schemas.microsoft.com/office/drawing/2016/5/14/chartex" xmlns:mc="http://schemas.openxmlformats.org/markup-compatibility/2006" xmlns:aink="http://schemas.microsoft.com/office/drawing/2016/ink" xmlns:am3d="http://schemas.microsoft.com/office/drawing/2017/model3d" xmlns:o="urn:schemas-microsoft-com:office:office" xmlns:oel="http://schemas.microsoft.com/office/2019/extlst" xmlns:r="http://schemas.openxmlformats.org/officeDocument/2006/relationships" xmlns:m="http://schemas.openxmlformats.org/officeDocument/2006/math" xmlns:v="urn:schemas-microsoft-com:vml" xmlns:wp14="http://schemas.microsoft.com/office/word/2010/wordprocessingDrawing" xmlns:wp="http://schemas.openxmlformats.org/drawingml/2006/wordprocessingDrawing" xmlns:w10="urn:schemas-microsoft-com:office:word" xmlns:w="http://schemas.openxmlformats.org/wordprocessingml/2006/main" xmlns:w14="http://schemas.microsoft.com/office/word/2010/wordml" xmlns:w15="http://schemas.microsoft.com/office/word/2012/wordml" xmlns:w16cex="http://schemas.microsoft.com/office/word/2018/wordml/cex" xmlns:w16cid="http://schemas.microsoft.com/office/word/2016/wordml/cid" xmlns:w16="http://schemas.microsoft.com/office/word/2018/wordml" xmlns:w16du="http://schemas.microsoft.com/office/word/2023/wordml/word16du" xmlns:w16sdtdh="http://schemas.microsoft.com/office/word/2020/wordml/sdtdatahash" xmlns:w16sdtfl="http://schemas.microsoft.com/office/word/2024/wordml/sdtformatlock" xmlns:w16se="http://schemas.microsoft.com/office/word/2015/wordml/symex" xmlns:wpg="http://schemas.microsoft.com/office/word/2010/wordprocessingGroup" xmlns:wpi="http://schemas.microsoft.com/office/word/2010/wordprocessingInk" xmlns:wne="http://schemas.microsoft.com/office/word/2006/wordml" xmlns:wps="http://schemas.microsoft.com/office/word/2010/wordprocessingShape" mc:Ignorable="w14 w15 w16se w16cid w16 w16cex w16sdtdh w16sdtfl w16du wp14">
+<w:hdr xmlns:wpc="http://schemas.microsoft.com/office/word/2010/wordprocessingCanvas" xmlns:cx="http://schemas.microsoft.com/office/drawing/2014/chartex" xmlns:cx1="http://schemas.microsoft.com/office/drawing/2015/9/8/chartex" xmlns:cx2="http://schemas.microsoft.com/office/drawing/2015/10/21/chartex" xmlns:cx3="http://schemas.microsoft.com/office/drawing/2016/5/9/chartex" xmlns:cx4="http://schemas.microsoft.com/office/drawing/2016/5/10/chartex" xmlns:cx5="http://schemas.microsoft.com/office/drawing/2016/5/11/chartex" xmlns:cx6="http://schemas.microsoft.com/office/drawing/2016/5/12/chartex" xmlns:cx7="http://schemas.microsoft.com/office/drawing/2016/5/13/chartex" xmlns:cx8="http://schemas.microsoft.com/office/drawing/2016/5/14/chartex" xmlns:mc="http://schemas.openxmlformats.org/markup-compatibility/2006" xmlns:aink="http://schemas.microsoft.com/office/drawing/2016/ink" xmlns:am3d="http://schemas.microsoft.com/office/drawing/2017/model3d" xmlns:o="urn:schemas-microsoft-com:office:office" xmlns:r="http://schemas.openxmlformats.org/officeDocument/2006/relationships" xmlns:m="http://schemas.openxmlformats.org/officeDocument/2006/math" xmlns:v="urn:schemas-microsoft-com:vml" xmlns:wp14="http://schemas.microsoft.com/office/word/2010/wordprocessingDrawing" xmlns:wp="http://schemas.openxmlformats.org/drawingml/2006/wordprocessingDrawing" xmlns:w10="urn:schemas-microsoft-com:office:word" xmlns:w="http://schemas.openxmlformats.org/wordprocessingml/2006/main" xmlns:w14="http://schemas.microsoft.com/office/word/2010/wordml" xmlns:w15="http://schemas.microsoft.com/office/word/2012/wordml" xmlns:w16cex="http://schemas.microsoft.com/office/word/2018/wordml/cex" xmlns:w16cid="http://schemas.microsoft.com/office/word/2016/wordml/cid" xmlns:w16="http://schemas.microsoft.com/office/word/2018/wordml" xmlns:w16sdtdh="http://schemas.microsoft.com/office/word/2020/wordml/sdtdatahash" xmlns:w16se="http://schemas.microsoft.com/office/word/2015/wordml/symex" xmlns:wpg="http://schemas.microsoft.com/office/word/2010/wordprocessingGroup" xmlns:wpi="http://schemas.microsoft.com/office/word/2010/wordprocessingInk" xmlns:wne="http://schemas.microsoft.com/office/word/2006/wordml" xmlns:wps="http://schemas.microsoft.com/office/word/2010/wordprocessingShape" mc:Ignorable="w14 w15 w16se w16cid w16 w16cex w16sdtdh wp14">
   <w:p>
     <w:pPr>
       <w:pStyle w:val="a8"/>
@@ -3160,17 +6481,33 @@
                                       <w:lang w:val="ru-RU"/>
                                     </w:rPr>
                                   </w:pPr>
-                                  <w:fldSimple w:instr=" NUMPAGES   \* MERGEFORMAT ">
-                                    <w:r>
-                                      <w:rPr>
-                                        <w:rFonts w:ascii="Times New Roman" w:hAnsi="Times New Roman" w:cs="Times New Roman"/>
-                                        <w:noProof/>
-                                        <w:sz w:val="18"/>
-                                        <w:lang w:val="ru-RU"/>
-                                      </w:rPr>
-                                      <w:t>7</w:t>
-                                    </w:r>
-                                  </w:fldSimple>
+                                  <w:r>
+                                    <w:fldChar w:fldCharType="begin"/>
+                                  </w:r>
+                                  <w:r>
+                                    <w:instrText xml:space="preserve"> NUMPAGES   \* MERGEFORMAT </w:instrText>
+                                  </w:r>
+                                  <w:r>
+                                    <w:fldChar w:fldCharType="separate"/>
+                                  </w:r>
+                                  <w:r>
+                                    <w:rPr>
+                                      <w:rFonts w:ascii="Times New Roman" w:hAnsi="Times New Roman" w:cs="Times New Roman"/>
+                                      <w:noProof/>
+                                      <w:sz w:val="18"/>
+                                      <w:lang w:val="ru-RU"/>
+                                    </w:rPr>
+                                    <w:t>7</w:t>
+                                  </w:r>
+                                  <w:r>
+                                    <w:rPr>
+                                      <w:rFonts w:ascii="Times New Roman" w:hAnsi="Times New Roman" w:cs="Times New Roman"/>
+                                      <w:noProof/>
+                                      <w:sz w:val="18"/>
+                                      <w:lang w:val="ru-RU"/>
+                                    </w:rPr>
+                                    <w:fldChar w:fldCharType="end"/>
+                                  </w:r>
                                 </w:p>
                               </w:tc>
                             </w:tr>
@@ -3814,7 +7151,7 @@
         </mc:Choice>
         <mc:Fallback>
           <w:pict>
-            <v:group w14:anchorId="3FF8DA0B" id="Группа 21" o:spid="_x0000_s1026" style="position:absolute;left:0;text-align:left;margin-left:56.7pt;margin-top:20.6pt;width:518.9pt;height:803.85pt;z-index:251657728;mso-position-horizontal-relative:page;mso-position-vertical-relative:page" coordorigin="1134,397" coordsize="10378,16044" o:gfxdata="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" o:allowincell="f">
+            <v:group w14:anchorId="3FF8DA0B" id="Группа 21" o:spid="_x0000_s1026" style="position:absolute;left:0;text-align:left;margin-left:56.7pt;margin-top:20.6pt;width:518.9pt;height:803.85pt;z-index:251657728;mso-position-horizontal-relative:page;mso-position-vertical-relative:page" coordorigin="1134,397" coordsize="10378,16044" o:gfxdata="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" o:allowincell="f">
               <v:shapetype id="_x0000_t202" coordsize="21600,21600" o:spt="202" path="m,l,21600r21600,l21600,xe">
                 <v:stroke joinstyle="miter"/>
                 <v:path gradientshapeok="t" o:connecttype="rect"/>
@@ -4900,17 +8237,33 @@
                                 <w:lang w:val="ru-RU"/>
                               </w:rPr>
                             </w:pPr>
-                            <w:fldSimple w:instr=" NUMPAGES   \* MERGEFORMAT ">
-                              <w:r>
-                                <w:rPr>
-                                  <w:rFonts w:ascii="Times New Roman" w:hAnsi="Times New Roman" w:cs="Times New Roman"/>
-                                  <w:noProof/>
-                                  <w:sz w:val="18"/>
-                                  <w:lang w:val="ru-RU"/>
-                                </w:rPr>
-                                <w:t>7</w:t>
-                              </w:r>
-                            </w:fldSimple>
+                            <w:r>
+                              <w:fldChar w:fldCharType="begin"/>
+                            </w:r>
+                            <w:r>
+                              <w:instrText xml:space="preserve"> NUMPAGES   \* MERGEFORMAT </w:instrText>
+                            </w:r>
+                            <w:r>
+                              <w:fldChar w:fldCharType="separate"/>
+                            </w:r>
+                            <w:r>
+                              <w:rPr>
+                                <w:rFonts w:ascii="Times New Roman" w:hAnsi="Times New Roman" w:cs="Times New Roman"/>
+                                <w:noProof/>
+                                <w:sz w:val="18"/>
+                                <w:lang w:val="ru-RU"/>
+                              </w:rPr>
+                              <w:t>7</w:t>
+                            </w:r>
+                            <w:r>
+                              <w:rPr>
+                                <w:rFonts w:ascii="Times New Roman" w:hAnsi="Times New Roman" w:cs="Times New Roman"/>
+                                <w:noProof/>
+                                <w:sz w:val="18"/>
+                                <w:lang w:val="ru-RU"/>
+                              </w:rPr>
+                              <w:fldChar w:fldCharType="end"/>
+                            </w:r>
                           </w:p>
                         </w:tc>
                       </w:tr>
@@ -5428,7 +8781,7 @@
 </file>
 
 <file path=word/header2.xml><?xml version="1.0" encoding="utf-8"?>
-<w:hdr xmlns:wpc="http://schemas.microsoft.com/office/word/2010/wordprocessingCanvas" xmlns:cx="http://schemas.microsoft.com/office/drawing/2014/chartex" xmlns:cx1="http://schemas.microsoft.com/office/drawing/2015/9/8/chartex" xmlns:cx2="http://schemas.microsoft.com/office/drawing/2015/10/21/chartex" xmlns:cx3="http://schemas.microsoft.com/office/drawing/2016/5/9/chartex" xmlns:cx4="http://schemas.microsoft.com/office/drawing/2016/5/10/chartex" xmlns:cx5="http://schemas.microsoft.com/office/drawing/2016/5/11/chartex" xmlns:cx6="http://schemas.microsoft.com/office/drawing/2016/5/12/chartex" xmlns:cx7="http://schemas.microsoft.com/office/drawing/2016/5/13/chartex" xmlns:cx8="http://schemas.microsoft.com/office/drawing/2016/5/14/chartex" xmlns:mc="http://schemas.openxmlformats.org/markup-compatibility/2006" xmlns:aink="http://schemas.microsoft.com/office/drawing/2016/ink" xmlns:am3d="http://schemas.microsoft.com/office/drawing/2017/model3d" xmlns:o="urn:schemas-microsoft-com:office:office" xmlns:oel="http://schemas.microsoft.com/office/2019/extlst" xmlns:r="http://schemas.openxmlformats.org/officeDocument/2006/relationships" xmlns:m="http://schemas.openxmlformats.org/officeDocument/2006/math" xmlns:v="urn:schemas-microsoft-com:vml" xmlns:wp14="http://schemas.microsoft.com/office/word/2010/wordprocessingDrawing" xmlns:wp="http://schemas.openxmlformats.org/drawingml/2006/wordprocessingDrawing" xmlns:w10="urn:schemas-microsoft-com:office:word" xmlns:w="http://schemas.openxmlformats.org/wordprocessingml/2006/main" xmlns:w14="http://schemas.microsoft.com/office/word/2010/wordml" xmlns:w15="http://schemas.microsoft.com/office/word/2012/wordml" xmlns:w16cex="http://schemas.microsoft.com/office/word/2018/wordml/cex" xmlns:w16cid="http://schemas.microsoft.com/office/word/2016/wordml/cid" xmlns:w16="http://schemas.microsoft.com/office/word/2018/wordml" xmlns:w16du="http://schemas.microsoft.com/office/word/2023/wordml/word16du" xmlns:w16sdtdh="http://schemas.microsoft.com/office/word/2020/wordml/sdtdatahash" xmlns:w16sdtfl="http://schemas.microsoft.com/office/word/2024/wordml/sdtformatlock" xmlns:w16se="http://schemas.microsoft.com/office/word/2015/wordml/symex" xmlns:wpg="http://schemas.microsoft.com/office/word/2010/wordprocessingGroup" xmlns:wpi="http://schemas.microsoft.com/office/word/2010/wordprocessingInk" xmlns:wne="http://schemas.microsoft.com/office/word/2006/wordml" xmlns:wps="http://schemas.microsoft.com/office/word/2010/wordprocessingShape" mc:Ignorable="w14 w15 w16se w16cid w16 w16cex w16sdtdh w16sdtfl w16du wp14">
+<w:hdr xmlns:wpc="http://schemas.microsoft.com/office/word/2010/wordprocessingCanvas" xmlns:cx="http://schemas.microsoft.com/office/drawing/2014/chartex" xmlns:cx1="http://schemas.microsoft.com/office/drawing/2015/9/8/chartex" xmlns:cx2="http://schemas.microsoft.com/office/drawing/2015/10/21/chartex" xmlns:cx3="http://schemas.microsoft.com/office/drawing/2016/5/9/chartex" xmlns:cx4="http://schemas.microsoft.com/office/drawing/2016/5/10/chartex" xmlns:cx5="http://schemas.microsoft.com/office/drawing/2016/5/11/chartex" xmlns:cx6="http://schemas.microsoft.com/office/drawing/2016/5/12/chartex" xmlns:cx7="http://schemas.microsoft.com/office/drawing/2016/5/13/chartex" xmlns:cx8="http://schemas.microsoft.com/office/drawing/2016/5/14/chartex" xmlns:mc="http://schemas.openxmlformats.org/markup-compatibility/2006" xmlns:aink="http://schemas.microsoft.com/office/drawing/2016/ink" xmlns:am3d="http://schemas.microsoft.com/office/drawing/2017/model3d" xmlns:o="urn:schemas-microsoft-com:office:office" xmlns:r="http://schemas.openxmlformats.org/officeDocument/2006/relationships" xmlns:m="http://schemas.openxmlformats.org/officeDocument/2006/math" xmlns:v="urn:schemas-microsoft-com:vml" xmlns:wp14="http://schemas.microsoft.com/office/word/2010/wordprocessingDrawing" xmlns:wp="http://schemas.openxmlformats.org/drawingml/2006/wordprocessingDrawing" xmlns:w10="urn:schemas-microsoft-com:office:word" xmlns:w="http://schemas.openxmlformats.org/wordprocessingml/2006/main" xmlns:w14="http://schemas.microsoft.com/office/word/2010/wordml" xmlns:w15="http://schemas.microsoft.com/office/word/2012/wordml" xmlns:w16cex="http://schemas.microsoft.com/office/word/2018/wordml/cex" xmlns:w16cid="http://schemas.microsoft.com/office/word/2016/wordml/cid" xmlns:w16="http://schemas.microsoft.com/office/word/2018/wordml" xmlns:w16sdtdh="http://schemas.microsoft.com/office/word/2020/wordml/sdtdatahash" xmlns:w16se="http://schemas.microsoft.com/office/word/2015/wordml/symex" xmlns:wpg="http://schemas.microsoft.com/office/word/2010/wordprocessingGroup" xmlns:wpi="http://schemas.microsoft.com/office/word/2010/wordprocessingInk" xmlns:wne="http://schemas.microsoft.com/office/word/2006/wordml" xmlns:wps="http://schemas.microsoft.com/office/word/2010/wordprocessingShape" mc:Ignorable="w14 w15 w16se w16cid w16 w16cex w16sdtdh wp14">
   <w:p>
     <w:pPr>
       <w:pStyle w:val="a8"/>
@@ -5582,7 +8935,7 @@
             </wp:anchor>
           </w:drawing>
         </mc:Choice>
-        <mc:Fallback>
+        <mc:Fallback xmlns:w16sdtfl="http://schemas.microsoft.com/office/word/2024/wordml/sdtformatlock" xmlns:w16du="http://schemas.microsoft.com/office/word/2023/wordml/word16du" xmlns:oel="http://schemas.microsoft.com/office/2019/extlst">
           <w:pict>
             <v:group w14:anchorId="2ED3E864" id="Группа 13" o:spid="_x0000_s1026" style="position:absolute;margin-left:56.85pt;margin-top:18.25pt;width:518.9pt;height:803.85pt;z-index:251656704;mso-position-horizontal-relative:page;mso-position-vertical-relative:page" coordorigin="1134,397" coordsize="10378,16044" o:gfxdata="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" o:allowincell="f">
               <v:line id="Line 4" o:spid="_x0000_s1027" style="position:absolute;visibility:visible;mso-wrap-style:square" from="1134,397" to="1134,16441" o:connectortype="straight" o:gfxdata="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" strokeweight="2.25pt"/>
@@ -5600,7 +8953,7 @@
 </file>
 
 <file path=word/header3.xml><?xml version="1.0" encoding="utf-8"?>
-<w:hdr xmlns:wpc="http://schemas.microsoft.com/office/word/2010/wordprocessingCanvas" xmlns:cx="http://schemas.microsoft.com/office/drawing/2014/chartex" xmlns:cx1="http://schemas.microsoft.com/office/drawing/2015/9/8/chartex" xmlns:cx2="http://schemas.microsoft.com/office/drawing/2015/10/21/chartex" xmlns:cx3="http://schemas.microsoft.com/office/drawing/2016/5/9/chartex" xmlns:cx4="http://schemas.microsoft.com/office/drawing/2016/5/10/chartex" xmlns:cx5="http://schemas.microsoft.com/office/drawing/2016/5/11/chartex" xmlns:cx6="http://schemas.microsoft.com/office/drawing/2016/5/12/chartex" xmlns:cx7="http://schemas.microsoft.com/office/drawing/2016/5/13/chartex" xmlns:cx8="http://schemas.microsoft.com/office/drawing/2016/5/14/chartex" xmlns:mc="http://schemas.openxmlformats.org/markup-compatibility/2006" xmlns:aink="http://schemas.microsoft.com/office/drawing/2016/ink" xmlns:am3d="http://schemas.microsoft.com/office/drawing/2017/model3d" xmlns:o="urn:schemas-microsoft-com:office:office" xmlns:oel="http://schemas.microsoft.com/office/2019/extlst" xmlns:r="http://schemas.openxmlformats.org/officeDocument/2006/relationships" xmlns:m="http://schemas.openxmlformats.org/officeDocument/2006/math" xmlns:v="urn:schemas-microsoft-com:vml" xmlns:wp14="http://schemas.microsoft.com/office/word/2010/wordprocessingDrawing" xmlns:wp="http://schemas.openxmlformats.org/drawingml/2006/wordprocessingDrawing" xmlns:w10="urn:schemas-microsoft-com:office:word" xmlns:w="http://schemas.openxmlformats.org/wordprocessingml/2006/main" xmlns:w14="http://schemas.microsoft.com/office/word/2010/wordml" xmlns:w15="http://schemas.microsoft.com/office/word/2012/wordml" xmlns:w16cex="http://schemas.microsoft.com/office/word/2018/wordml/cex" xmlns:w16cid="http://schemas.microsoft.com/office/word/2016/wordml/cid" xmlns:w16="http://schemas.microsoft.com/office/word/2018/wordml" xmlns:w16du="http://schemas.microsoft.com/office/word/2023/wordml/word16du" xmlns:w16sdtdh="http://schemas.microsoft.com/office/word/2020/wordml/sdtdatahash" xmlns:w16sdtfl="http://schemas.microsoft.com/office/word/2024/wordml/sdtformatlock" xmlns:w16se="http://schemas.microsoft.com/office/word/2015/wordml/symex" xmlns:wpg="http://schemas.microsoft.com/office/word/2010/wordprocessingGroup" xmlns:wpi="http://schemas.microsoft.com/office/word/2010/wordprocessingInk" xmlns:wne="http://schemas.microsoft.com/office/word/2006/wordml" xmlns:wps="http://schemas.microsoft.com/office/word/2010/wordprocessingShape" mc:Ignorable="w14 w15 w16se w16cid w16 w16cex w16sdtdh w16sdtfl w16du wp14">
+<w:hdr xmlns:wpc="http://schemas.microsoft.com/office/word/2010/wordprocessingCanvas" xmlns:cx="http://schemas.microsoft.com/office/drawing/2014/chartex" xmlns:cx1="http://schemas.microsoft.com/office/drawing/2015/9/8/chartex" xmlns:cx2="http://schemas.microsoft.com/office/drawing/2015/10/21/chartex" xmlns:cx3="http://schemas.microsoft.com/office/drawing/2016/5/9/chartex" xmlns:cx4="http://schemas.microsoft.com/office/drawing/2016/5/10/chartex" xmlns:cx5="http://schemas.microsoft.com/office/drawing/2016/5/11/chartex" xmlns:cx6="http://schemas.microsoft.com/office/drawing/2016/5/12/chartex" xmlns:cx7="http://schemas.microsoft.com/office/drawing/2016/5/13/chartex" xmlns:cx8="http://schemas.microsoft.com/office/drawing/2016/5/14/chartex" xmlns:mc="http://schemas.openxmlformats.org/markup-compatibility/2006" xmlns:aink="http://schemas.microsoft.com/office/drawing/2016/ink" xmlns:am3d="http://schemas.microsoft.com/office/drawing/2017/model3d" xmlns:o="urn:schemas-microsoft-com:office:office" xmlns:r="http://schemas.openxmlformats.org/officeDocument/2006/relationships" xmlns:m="http://schemas.openxmlformats.org/officeDocument/2006/math" xmlns:v="urn:schemas-microsoft-com:vml" xmlns:wp14="http://schemas.microsoft.com/office/word/2010/wordprocessingDrawing" xmlns:wp="http://schemas.openxmlformats.org/drawingml/2006/wordprocessingDrawing" xmlns:w10="urn:schemas-microsoft-com:office:word" xmlns:w="http://schemas.openxmlformats.org/wordprocessingml/2006/main" xmlns:w14="http://schemas.microsoft.com/office/word/2010/wordml" xmlns:w15="http://schemas.microsoft.com/office/word/2012/wordml" xmlns:w16cex="http://schemas.microsoft.com/office/word/2018/wordml/cex" xmlns:w16cid="http://schemas.microsoft.com/office/word/2016/wordml/cid" xmlns:w16="http://schemas.microsoft.com/office/word/2018/wordml" xmlns:w16sdtdh="http://schemas.microsoft.com/office/word/2020/wordml/sdtdatahash" xmlns:w16se="http://schemas.microsoft.com/office/word/2015/wordml/symex" xmlns:wpg="http://schemas.microsoft.com/office/word/2010/wordprocessingGroup" xmlns:wpi="http://schemas.microsoft.com/office/word/2010/wordprocessingInk" xmlns:wne="http://schemas.microsoft.com/office/word/2006/wordml" xmlns:wps="http://schemas.microsoft.com/office/word/2010/wordprocessingShape" mc:Ignorable="w14 w15 w16se w16cid w16 w16cex w16sdtdh wp14">
   <w:p>
     <w:pPr>
       <w:pStyle w:val="a8"/>
@@ -6476,7 +9829,7 @@
         </mc:Choice>
         <mc:Fallback>
           <w:pict>
-            <v:group w14:anchorId="306C473C" id="Группа 8" o:spid="_x0000_s1033" style="position:absolute;left:0;text-align:left;margin-left:58.2pt;margin-top:22.85pt;width:518.9pt;height:802.2pt;z-index:251660800;mso-position-horizontal-relative:page;mso-position-vertical-relative:page" coordorigin="1134,397" coordsize="10378,16044" o:gfxdata="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" o:allowincell="f">
+            <v:group w14:anchorId="306C473C" id="Группа 8" o:spid="_x0000_s1033" style="position:absolute;left:0;text-align:left;margin-left:58.2pt;margin-top:22.85pt;width:518.9pt;height:802.2pt;z-index:251660800;mso-position-horizontal-relative:page;mso-position-vertical-relative:page" coordorigin="1134,397" coordsize="10378,16044" o:gfxdata="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" o:allowincell="f">
               <v:line id="Line 15" o:spid="_x0000_s1034" style="position:absolute;visibility:visible;mso-wrap-style:square" from="1134,397" to="1134,16441" o:connectortype="straight" o:gfxdata="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" strokeweight="2.25pt"/>
               <v:line id="Line 16" o:spid="_x0000_s1035" style="position:absolute;visibility:visible;mso-wrap-style:square" from="11509,397" to="11509,16441" o:connectortype="straight" o:gfxdata="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" strokeweight="2.25pt"/>
               <v:line id="Line 17" o:spid="_x0000_s1036" style="position:absolute;visibility:visible;mso-wrap-style:square" from="1137,16441" to="11512,16441" o:connectortype="straight" o:gfxdata="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" strokeweight="2.25pt"/>
@@ -7171,19 +10524,19 @@
 </file>
 
 <file path=word/numbering.xml><?xml version="1.0" encoding="utf-8"?>
-<w:numbering xmlns:wpc="http://schemas.microsoft.com/office/word/2010/wordprocessingCanvas" xmlns:cx="http://schemas.microsoft.com/office/drawing/2014/chartex" xmlns:cx1="http://schemas.microsoft.com/office/drawing/2015/9/8/chartex" xmlns:cx2="http://schemas.microsoft.com/office/drawing/2015/10/21/chartex" xmlns:cx3="http://schemas.microsoft.com/office/drawing/2016/5/9/chartex" xmlns:cx4="http://schemas.microsoft.com/office/drawing/2016/5/10/chartex" xmlns:cx5="http://schemas.microsoft.com/office/drawing/2016/5/11/chartex" xmlns:cx6="http://schemas.microsoft.com/office/drawing/2016/5/12/chartex" xmlns:cx7="http://schemas.microsoft.com/office/drawing/2016/5/13/chartex" xmlns:cx8="http://schemas.microsoft.com/office/drawing/2016/5/14/chartex" xmlns:mc="http://schemas.openxmlformats.org/markup-compatibility/2006" xmlns:aink="http://schemas.microsoft.com/office/drawing/2016/ink" xmlns:am3d="http://schemas.microsoft.com/office/drawing/2017/model3d" xmlns:o="urn:schemas-microsoft-com:office:office" xmlns:oel="http://schemas.microsoft.com/office/2019/extlst" xmlns:r="http://schemas.openxmlformats.org/officeDocument/2006/relationships" xmlns:m="http://schemas.openxmlformats.org/officeDocument/2006/math" xmlns:v="urn:schemas-microsoft-com:vml" xmlns:wp14="http://schemas.microsoft.com/office/word/2010/wordprocessingDrawing" xmlns:wp="http://schemas.openxmlformats.org/drawingml/2006/wordprocessingDrawing" xmlns:w10="urn:schemas-microsoft-com:office:word" xmlns:w="http://schemas.openxmlformats.org/wordprocessingml/2006/main" xmlns:w14="http://schemas.microsoft.com/office/word/2010/wordml" xmlns:w15="http://schemas.microsoft.com/office/word/2012/wordml" xmlns:w16cex="http://schemas.microsoft.com/office/word/2018/wordml/cex" xmlns:w16cid="http://schemas.microsoft.com/office/word/2016/wordml/cid" xmlns:w16="http://schemas.microsoft.com/office/word/2018/wordml" xmlns:w16du="http://schemas.microsoft.com/office/word/2023/wordml/word16du" xmlns:w16sdtdh="http://schemas.microsoft.com/office/word/2020/wordml/sdtdatahash" xmlns:w16sdtfl="http://schemas.microsoft.com/office/word/2024/wordml/sdtformatlock" xmlns:w16se="http://schemas.microsoft.com/office/word/2015/wordml/symex" xmlns:wpg="http://schemas.microsoft.com/office/word/2010/wordprocessingGroup" xmlns:wpi="http://schemas.microsoft.com/office/word/2010/wordprocessingInk" xmlns:wne="http://schemas.microsoft.com/office/word/2006/wordml" xmlns:wps="http://schemas.microsoft.com/office/word/2010/wordprocessingShape" mc:Ignorable="w14 w15 w16se w16cid w16 w16cex w16sdtdh w16sdtfl w16du wp14">
+<w:numbering xmlns:wpc="http://schemas.microsoft.com/office/word/2010/wordprocessingCanvas" xmlns:cx="http://schemas.microsoft.com/office/drawing/2014/chartex" xmlns:cx1="http://schemas.microsoft.com/office/drawing/2015/9/8/chartex" xmlns:cx2="http://schemas.microsoft.com/office/drawing/2015/10/21/chartex" xmlns:cx3="http://schemas.microsoft.com/office/drawing/2016/5/9/chartex" xmlns:cx4="http://schemas.microsoft.com/office/drawing/2016/5/10/chartex" xmlns:cx5="http://schemas.microsoft.com/office/drawing/2016/5/11/chartex" xmlns:cx6="http://schemas.microsoft.com/office/drawing/2016/5/12/chartex" xmlns:cx7="http://schemas.microsoft.com/office/drawing/2016/5/13/chartex" xmlns:cx8="http://schemas.microsoft.com/office/drawing/2016/5/14/chartex" xmlns:mc="http://schemas.openxmlformats.org/markup-compatibility/2006" xmlns:aink="http://schemas.microsoft.com/office/drawing/2016/ink" xmlns:am3d="http://schemas.microsoft.com/office/drawing/2017/model3d" xmlns:o="urn:schemas-microsoft-com:office:office" xmlns:r="http://schemas.openxmlformats.org/officeDocument/2006/relationships" xmlns:m="http://schemas.openxmlformats.org/officeDocument/2006/math" xmlns:v="urn:schemas-microsoft-com:vml" xmlns:wp14="http://schemas.microsoft.com/office/word/2010/wordprocessingDrawing" xmlns:wp="http://schemas.openxmlformats.org/drawingml/2006/wordprocessingDrawing" xmlns:w10="urn:schemas-microsoft-com:office:word" xmlns:w="http://schemas.openxmlformats.org/wordprocessingml/2006/main" xmlns:w14="http://schemas.microsoft.com/office/word/2010/wordml" xmlns:w15="http://schemas.microsoft.com/office/word/2012/wordml" xmlns:w16cex="http://schemas.microsoft.com/office/word/2018/wordml/cex" xmlns:w16cid="http://schemas.microsoft.com/office/word/2016/wordml/cid" xmlns:w16="http://schemas.microsoft.com/office/word/2018/wordml" xmlns:w16sdtdh="http://schemas.microsoft.com/office/word/2020/wordml/sdtdatahash" xmlns:w16se="http://schemas.microsoft.com/office/word/2015/wordml/symex" xmlns:wpg="http://schemas.microsoft.com/office/word/2010/wordprocessingGroup" xmlns:wpi="http://schemas.microsoft.com/office/word/2010/wordprocessingInk" xmlns:wne="http://schemas.microsoft.com/office/word/2006/wordml" xmlns:wps="http://schemas.microsoft.com/office/word/2010/wordprocessingShape" mc:Ignorable="w14 w15 w16se w16cid w16 w16cex w16sdtdh wp14">
   <w:abstractNum w:abstractNumId="0" w15:restartNumberingAfterBreak="0">
-    <w:nsid w:val="02047066"/>
+    <w:nsid w:val="03F16C25"/>
     <w:multiLevelType w:val="hybridMultilevel"/>
-    <w:tmpl w:val="612E9E2E"/>
-    <w:lvl w:ilvl="0" w:tplc="9EA21A24">
+    <w:tmpl w:val="447CD720"/>
+    <w:lvl w:ilvl="0" w:tplc="32181BF6">
       <w:start w:val="1"/>
       <w:numFmt w:val="bullet"/>
       <w:suff w:val="space"/>
       <w:lvlText w:val=""/>
       <w:lvlJc w:val="left"/>
       <w:pPr>
-        <w:ind w:left="2138" w:hanging="360"/>
+        <w:ind w:left="1429" w:hanging="360"/>
       </w:pPr>
       <w:rPr>
         <w:rFonts w:ascii="Symbol" w:hAnsi="Symbol" w:hint="default"/>
@@ -7195,7 +10548,7 @@
       <w:lvlText w:val="o"/>
       <w:lvlJc w:val="left"/>
       <w:pPr>
-        <w:ind w:left="1440" w:hanging="360"/>
+        <w:ind w:left="2149" w:hanging="360"/>
       </w:pPr>
       <w:rPr>
         <w:rFonts w:ascii="Courier New" w:hAnsi="Courier New" w:cs="Courier New" w:hint="default"/>
@@ -7207,7 +10560,7 @@
       <w:lvlText w:val=""/>
       <w:lvlJc w:val="left"/>
       <w:pPr>
-        <w:ind w:left="2160" w:hanging="360"/>
+        <w:ind w:left="2869" w:hanging="360"/>
       </w:pPr>
       <w:rPr>
         <w:rFonts w:ascii="Wingdings" w:hAnsi="Wingdings" w:hint="default"/>
@@ -7219,7 +10572,7 @@
       <w:lvlText w:val=""/>
       <w:lvlJc w:val="left"/>
       <w:pPr>
-        <w:ind w:left="2880" w:hanging="360"/>
+        <w:ind w:left="3589" w:hanging="360"/>
       </w:pPr>
       <w:rPr>
         <w:rFonts w:ascii="Symbol" w:hAnsi="Symbol" w:hint="default"/>
@@ -7231,7 +10584,7 @@
       <w:lvlText w:val="o"/>
       <w:lvlJc w:val="left"/>
       <w:pPr>
-        <w:ind w:left="3600" w:hanging="360"/>
+        <w:ind w:left="4309" w:hanging="360"/>
       </w:pPr>
       <w:rPr>
         <w:rFonts w:ascii="Courier New" w:hAnsi="Courier New" w:cs="Courier New" w:hint="default"/>
@@ -7243,7 +10596,7 @@
       <w:lvlText w:val=""/>
       <w:lvlJc w:val="left"/>
       <w:pPr>
-        <w:ind w:left="4320" w:hanging="360"/>
+        <w:ind w:left="5029" w:hanging="360"/>
       </w:pPr>
       <w:rPr>
         <w:rFonts w:ascii="Wingdings" w:hAnsi="Wingdings" w:hint="default"/>
@@ -7255,7 +10608,7 @@
       <w:lvlText w:val=""/>
       <w:lvlJc w:val="left"/>
       <w:pPr>
-        <w:ind w:left="5040" w:hanging="360"/>
+        <w:ind w:left="5749" w:hanging="360"/>
       </w:pPr>
       <w:rPr>
         <w:rFonts w:ascii="Symbol" w:hAnsi="Symbol" w:hint="default"/>
@@ -7267,7 +10620,7 @@
       <w:lvlText w:val="o"/>
       <w:lvlJc w:val="left"/>
       <w:pPr>
-        <w:ind w:left="5760" w:hanging="360"/>
+        <w:ind w:left="6469" w:hanging="360"/>
       </w:pPr>
       <w:rPr>
         <w:rFonts w:ascii="Courier New" w:hAnsi="Courier New" w:cs="Courier New" w:hint="default"/>
@@ -7279,7 +10632,7 @@
       <w:lvlText w:val=""/>
       <w:lvlJc w:val="left"/>
       <w:pPr>
-        <w:ind w:left="6480" w:hanging="360"/>
+        <w:ind w:left="7189" w:hanging="360"/>
       </w:pPr>
       <w:rPr>
         <w:rFonts w:ascii="Wingdings" w:hAnsi="Wingdings" w:hint="default"/>
@@ -7287,12 +10640,126 @@
     </w:lvl>
   </w:abstractNum>
   <w:abstractNum w:abstractNumId="1" w15:restartNumberingAfterBreak="0">
-    <w:nsid w:val="04C64FB8"/>
+    <w:nsid w:val="06F33CB4"/>
     <w:multiLevelType w:val="hybridMultilevel"/>
-    <w:tmpl w:val="15165740"/>
-    <w:lvl w:ilvl="0" w:tplc="34783F54">
+    <w:tmpl w:val="D910C774"/>
+    <w:lvl w:ilvl="0" w:tplc="C8200CBC">
       <w:start w:val="1"/>
       <w:numFmt w:val="bullet"/>
+      <w:lvlText w:val=""/>
+      <w:lvlJc w:val="left"/>
+      <w:pPr>
+        <w:ind w:left="1429" w:hanging="360"/>
+      </w:pPr>
+      <w:rPr>
+        <w:rFonts w:ascii="Symbol" w:hAnsi="Symbol" w:hint="default"/>
+      </w:rPr>
+    </w:lvl>
+    <w:lvl w:ilvl="1" w:tplc="FFFFFFFF" w:tentative="1">
+      <w:start w:val="1"/>
+      <w:numFmt w:val="bullet"/>
+      <w:lvlText w:val="o"/>
+      <w:lvlJc w:val="left"/>
+      <w:pPr>
+        <w:ind w:left="2149" w:hanging="360"/>
+      </w:pPr>
+      <w:rPr>
+        <w:rFonts w:ascii="Courier New" w:hAnsi="Courier New" w:cs="Courier New" w:hint="default"/>
+      </w:rPr>
+    </w:lvl>
+    <w:lvl w:ilvl="2" w:tplc="FFFFFFFF" w:tentative="1">
+      <w:start w:val="1"/>
+      <w:numFmt w:val="bullet"/>
+      <w:lvlText w:val=""/>
+      <w:lvlJc w:val="left"/>
+      <w:pPr>
+        <w:ind w:left="2869" w:hanging="360"/>
+      </w:pPr>
+      <w:rPr>
+        <w:rFonts w:ascii="Wingdings" w:hAnsi="Wingdings" w:hint="default"/>
+      </w:rPr>
+    </w:lvl>
+    <w:lvl w:ilvl="3" w:tplc="FFFFFFFF" w:tentative="1">
+      <w:start w:val="1"/>
+      <w:numFmt w:val="bullet"/>
+      <w:lvlText w:val=""/>
+      <w:lvlJc w:val="left"/>
+      <w:pPr>
+        <w:ind w:left="3589" w:hanging="360"/>
+      </w:pPr>
+      <w:rPr>
+        <w:rFonts w:ascii="Symbol" w:hAnsi="Symbol" w:hint="default"/>
+      </w:rPr>
+    </w:lvl>
+    <w:lvl w:ilvl="4" w:tplc="FFFFFFFF" w:tentative="1">
+      <w:start w:val="1"/>
+      <w:numFmt w:val="bullet"/>
+      <w:lvlText w:val="o"/>
+      <w:lvlJc w:val="left"/>
+      <w:pPr>
+        <w:ind w:left="4309" w:hanging="360"/>
+      </w:pPr>
+      <w:rPr>
+        <w:rFonts w:ascii="Courier New" w:hAnsi="Courier New" w:cs="Courier New" w:hint="default"/>
+      </w:rPr>
+    </w:lvl>
+    <w:lvl w:ilvl="5" w:tplc="FFFFFFFF" w:tentative="1">
+      <w:start w:val="1"/>
+      <w:numFmt w:val="bullet"/>
+      <w:lvlText w:val=""/>
+      <w:lvlJc w:val="left"/>
+      <w:pPr>
+        <w:ind w:left="5029" w:hanging="360"/>
+      </w:pPr>
+      <w:rPr>
+        <w:rFonts w:ascii="Wingdings" w:hAnsi="Wingdings" w:hint="default"/>
+      </w:rPr>
+    </w:lvl>
+    <w:lvl w:ilvl="6" w:tplc="FFFFFFFF" w:tentative="1">
+      <w:start w:val="1"/>
+      <w:numFmt w:val="bullet"/>
+      <w:lvlText w:val=""/>
+      <w:lvlJc w:val="left"/>
+      <w:pPr>
+        <w:ind w:left="5749" w:hanging="360"/>
+      </w:pPr>
+      <w:rPr>
+        <w:rFonts w:ascii="Symbol" w:hAnsi="Symbol" w:hint="default"/>
+      </w:rPr>
+    </w:lvl>
+    <w:lvl w:ilvl="7" w:tplc="FFFFFFFF" w:tentative="1">
+      <w:start w:val="1"/>
+      <w:numFmt w:val="bullet"/>
+      <w:lvlText w:val="o"/>
+      <w:lvlJc w:val="left"/>
+      <w:pPr>
+        <w:ind w:left="6469" w:hanging="360"/>
+      </w:pPr>
+      <w:rPr>
+        <w:rFonts w:ascii="Courier New" w:hAnsi="Courier New" w:cs="Courier New" w:hint="default"/>
+      </w:rPr>
+    </w:lvl>
+    <w:lvl w:ilvl="8" w:tplc="FFFFFFFF" w:tentative="1">
+      <w:start w:val="1"/>
+      <w:numFmt w:val="bullet"/>
+      <w:lvlText w:val=""/>
+      <w:lvlJc w:val="left"/>
+      <w:pPr>
+        <w:ind w:left="7189" w:hanging="360"/>
+      </w:pPr>
+      <w:rPr>
+        <w:rFonts w:ascii="Wingdings" w:hAnsi="Wingdings" w:hint="default"/>
+      </w:rPr>
+    </w:lvl>
+  </w:abstractNum>
+  <w:abstractNum w:abstractNumId="2" w15:restartNumberingAfterBreak="0">
+    <w:nsid w:val="2A833014"/>
+    <w:multiLevelType w:val="hybridMultilevel"/>
+    <w:tmpl w:val="517455A2"/>
+    <w:lvl w:ilvl="0" w:tplc="0E38DF54">
+      <w:start w:val="1"/>
+      <w:numFmt w:val="bullet"/>
+      <w:suff w:val="space"/>
       <w:lvlText w:val=""/>
       <w:lvlJc w:val="left"/>
       <w:pPr>
@@ -7399,3998 +10866,7 @@
       </w:rPr>
     </w:lvl>
   </w:abstractNum>
-  <w:abstractNum w:abstractNumId="2" w15:restartNumberingAfterBreak="0">
-    <w:nsid w:val="05F667BC"/>
-    <w:multiLevelType w:val="hybridMultilevel"/>
-    <w:tmpl w:val="AE4041AA"/>
-    <w:lvl w:ilvl="0" w:tplc="34783F54">
-      <w:start w:val="1"/>
-      <w:numFmt w:val="bullet"/>
-      <w:suff w:val="space"/>
-      <w:lvlText w:val=""/>
-      <w:lvlJc w:val="left"/>
-      <w:pPr>
-        <w:ind w:left="1429" w:hanging="360"/>
-      </w:pPr>
-      <w:rPr>
-        <w:rFonts w:ascii="Symbol" w:hAnsi="Symbol" w:hint="default"/>
-      </w:rPr>
-    </w:lvl>
-    <w:lvl w:ilvl="1" w:tplc="04190003" w:tentative="1">
-      <w:start w:val="1"/>
-      <w:numFmt w:val="bullet"/>
-      <w:lvlText w:val="o"/>
-      <w:lvlJc w:val="left"/>
-      <w:pPr>
-        <w:ind w:left="2149" w:hanging="360"/>
-      </w:pPr>
-      <w:rPr>
-        <w:rFonts w:ascii="Courier New" w:hAnsi="Courier New" w:cs="Courier New" w:hint="default"/>
-      </w:rPr>
-    </w:lvl>
-    <w:lvl w:ilvl="2" w:tplc="04190005" w:tentative="1">
-      <w:start w:val="1"/>
-      <w:numFmt w:val="bullet"/>
-      <w:lvlText w:val=""/>
-      <w:lvlJc w:val="left"/>
-      <w:pPr>
-        <w:ind w:left="2869" w:hanging="360"/>
-      </w:pPr>
-      <w:rPr>
-        <w:rFonts w:ascii="Wingdings" w:hAnsi="Wingdings" w:hint="default"/>
-      </w:rPr>
-    </w:lvl>
-    <w:lvl w:ilvl="3" w:tplc="04190001" w:tentative="1">
-      <w:start w:val="1"/>
-      <w:numFmt w:val="bullet"/>
-      <w:lvlText w:val=""/>
-      <w:lvlJc w:val="left"/>
-      <w:pPr>
-        <w:ind w:left="3589" w:hanging="360"/>
-      </w:pPr>
-      <w:rPr>
-        <w:rFonts w:ascii="Symbol" w:hAnsi="Symbol" w:hint="default"/>
-      </w:rPr>
-    </w:lvl>
-    <w:lvl w:ilvl="4" w:tplc="04190003" w:tentative="1">
-      <w:start w:val="1"/>
-      <w:numFmt w:val="bullet"/>
-      <w:lvlText w:val="o"/>
-      <w:lvlJc w:val="left"/>
-      <w:pPr>
-        <w:ind w:left="4309" w:hanging="360"/>
-      </w:pPr>
-      <w:rPr>
-        <w:rFonts w:ascii="Courier New" w:hAnsi="Courier New" w:cs="Courier New" w:hint="default"/>
-      </w:rPr>
-    </w:lvl>
-    <w:lvl w:ilvl="5" w:tplc="04190005" w:tentative="1">
-      <w:start w:val="1"/>
-      <w:numFmt w:val="bullet"/>
-      <w:lvlText w:val=""/>
-      <w:lvlJc w:val="left"/>
-      <w:pPr>
-        <w:ind w:left="5029" w:hanging="360"/>
-      </w:pPr>
-      <w:rPr>
-        <w:rFonts w:ascii="Wingdings" w:hAnsi="Wingdings" w:hint="default"/>
-      </w:rPr>
-    </w:lvl>
-    <w:lvl w:ilvl="6" w:tplc="04190001" w:tentative="1">
-      <w:start w:val="1"/>
-      <w:numFmt w:val="bullet"/>
-      <w:lvlText w:val=""/>
-      <w:lvlJc w:val="left"/>
-      <w:pPr>
-        <w:ind w:left="5749" w:hanging="360"/>
-      </w:pPr>
-      <w:rPr>
-        <w:rFonts w:ascii="Symbol" w:hAnsi="Symbol" w:hint="default"/>
-      </w:rPr>
-    </w:lvl>
-    <w:lvl w:ilvl="7" w:tplc="04190003" w:tentative="1">
-      <w:start w:val="1"/>
-      <w:numFmt w:val="bullet"/>
-      <w:lvlText w:val="o"/>
-      <w:lvlJc w:val="left"/>
-      <w:pPr>
-        <w:ind w:left="6469" w:hanging="360"/>
-      </w:pPr>
-      <w:rPr>
-        <w:rFonts w:ascii="Courier New" w:hAnsi="Courier New" w:cs="Courier New" w:hint="default"/>
-      </w:rPr>
-    </w:lvl>
-    <w:lvl w:ilvl="8" w:tplc="04190005" w:tentative="1">
-      <w:start w:val="1"/>
-      <w:numFmt w:val="bullet"/>
-      <w:lvlText w:val=""/>
-      <w:lvlJc w:val="left"/>
-      <w:pPr>
-        <w:ind w:left="7189" w:hanging="360"/>
-      </w:pPr>
-      <w:rPr>
-        <w:rFonts w:ascii="Wingdings" w:hAnsi="Wingdings" w:hint="default"/>
-      </w:rPr>
-    </w:lvl>
-  </w:abstractNum>
   <w:abstractNum w:abstractNumId="3" w15:restartNumberingAfterBreak="0">
-    <w:nsid w:val="06F33CB4"/>
-    <w:multiLevelType w:val="hybridMultilevel"/>
-    <w:tmpl w:val="E1B09B48"/>
-    <w:lvl w:ilvl="0" w:tplc="C8200CBC">
-      <w:start w:val="1"/>
-      <w:numFmt w:val="bullet"/>
-      <w:suff w:val="space"/>
-      <w:lvlText w:val=""/>
-      <w:lvlJc w:val="left"/>
-      <w:pPr>
-        <w:ind w:left="1429" w:hanging="360"/>
-      </w:pPr>
-      <w:rPr>
-        <w:rFonts w:ascii="Symbol" w:hAnsi="Symbol" w:hint="default"/>
-      </w:rPr>
-    </w:lvl>
-    <w:lvl w:ilvl="1" w:tplc="FFFFFFFF" w:tentative="1">
-      <w:start w:val="1"/>
-      <w:numFmt w:val="bullet"/>
-      <w:lvlText w:val="o"/>
-      <w:lvlJc w:val="left"/>
-      <w:pPr>
-        <w:ind w:left="2149" w:hanging="360"/>
-      </w:pPr>
-      <w:rPr>
-        <w:rFonts w:ascii="Courier New" w:hAnsi="Courier New" w:cs="Courier New" w:hint="default"/>
-      </w:rPr>
-    </w:lvl>
-    <w:lvl w:ilvl="2" w:tplc="FFFFFFFF" w:tentative="1">
-      <w:start w:val="1"/>
-      <w:numFmt w:val="bullet"/>
-      <w:lvlText w:val=""/>
-      <w:lvlJc w:val="left"/>
-      <w:pPr>
-        <w:ind w:left="2869" w:hanging="360"/>
-      </w:pPr>
-      <w:rPr>
-        <w:rFonts w:ascii="Wingdings" w:hAnsi="Wingdings" w:hint="default"/>
-      </w:rPr>
-    </w:lvl>
-    <w:lvl w:ilvl="3" w:tplc="FFFFFFFF" w:tentative="1">
-      <w:start w:val="1"/>
-      <w:numFmt w:val="bullet"/>
-      <w:lvlText w:val=""/>
-      <w:lvlJc w:val="left"/>
-      <w:pPr>
-        <w:ind w:left="3589" w:hanging="360"/>
-      </w:pPr>
-      <w:rPr>
-        <w:rFonts w:ascii="Symbol" w:hAnsi="Symbol" w:hint="default"/>
-      </w:rPr>
-    </w:lvl>
-    <w:lvl w:ilvl="4" w:tplc="FFFFFFFF" w:tentative="1">
-      <w:start w:val="1"/>
-      <w:numFmt w:val="bullet"/>
-      <w:lvlText w:val="o"/>
-      <w:lvlJc w:val="left"/>
-      <w:pPr>
-        <w:ind w:left="4309" w:hanging="360"/>
-      </w:pPr>
-      <w:rPr>
-        <w:rFonts w:ascii="Courier New" w:hAnsi="Courier New" w:cs="Courier New" w:hint="default"/>
-      </w:rPr>
-    </w:lvl>
-    <w:lvl w:ilvl="5" w:tplc="FFFFFFFF" w:tentative="1">
-      <w:start w:val="1"/>
-      <w:numFmt w:val="bullet"/>
-      <w:lvlText w:val=""/>
-      <w:lvlJc w:val="left"/>
-      <w:pPr>
-        <w:ind w:left="5029" w:hanging="360"/>
-      </w:pPr>
-      <w:rPr>
-        <w:rFonts w:ascii="Wingdings" w:hAnsi="Wingdings" w:hint="default"/>
-      </w:rPr>
-    </w:lvl>
-    <w:lvl w:ilvl="6" w:tplc="FFFFFFFF" w:tentative="1">
-      <w:start w:val="1"/>
-      <w:numFmt w:val="bullet"/>
-      <w:lvlText w:val=""/>
-      <w:lvlJc w:val="left"/>
-      <w:pPr>
-        <w:ind w:left="5749" w:hanging="360"/>
-      </w:pPr>
-      <w:rPr>
-        <w:rFonts w:ascii="Symbol" w:hAnsi="Symbol" w:hint="default"/>
-      </w:rPr>
-    </w:lvl>
-    <w:lvl w:ilvl="7" w:tplc="FFFFFFFF" w:tentative="1">
-      <w:start w:val="1"/>
-      <w:numFmt w:val="bullet"/>
-      <w:lvlText w:val="o"/>
-      <w:lvlJc w:val="left"/>
-      <w:pPr>
-        <w:ind w:left="6469" w:hanging="360"/>
-      </w:pPr>
-      <w:rPr>
-        <w:rFonts w:ascii="Courier New" w:hAnsi="Courier New" w:cs="Courier New" w:hint="default"/>
-      </w:rPr>
-    </w:lvl>
-    <w:lvl w:ilvl="8" w:tplc="FFFFFFFF" w:tentative="1">
-      <w:start w:val="1"/>
-      <w:numFmt w:val="bullet"/>
-      <w:lvlText w:val=""/>
-      <w:lvlJc w:val="left"/>
-      <w:pPr>
-        <w:ind w:left="7189" w:hanging="360"/>
-      </w:pPr>
-      <w:rPr>
-        <w:rFonts w:ascii="Wingdings" w:hAnsi="Wingdings" w:hint="default"/>
-      </w:rPr>
-    </w:lvl>
-  </w:abstractNum>
-  <w:abstractNum w:abstractNumId="4" w15:restartNumberingAfterBreak="0">
-    <w:nsid w:val="0AAA400C"/>
-    <w:multiLevelType w:val="hybridMultilevel"/>
-    <w:tmpl w:val="ADC26490"/>
-    <w:lvl w:ilvl="0" w:tplc="28A0D536">
-      <w:start w:val="1"/>
-      <w:numFmt w:val="bullet"/>
-      <w:lvlText w:val=""/>
-      <w:lvlJc w:val="left"/>
-      <w:pPr>
-        <w:ind w:left="1429" w:hanging="360"/>
-      </w:pPr>
-      <w:rPr>
-        <w:rFonts w:ascii="Symbol" w:hAnsi="Symbol" w:hint="default"/>
-      </w:rPr>
-    </w:lvl>
-    <w:lvl w:ilvl="1" w:tplc="04190003" w:tentative="1">
-      <w:start w:val="1"/>
-      <w:numFmt w:val="bullet"/>
-      <w:lvlText w:val="o"/>
-      <w:lvlJc w:val="left"/>
-      <w:pPr>
-        <w:ind w:left="2149" w:hanging="360"/>
-      </w:pPr>
-      <w:rPr>
-        <w:rFonts w:ascii="Courier New" w:hAnsi="Courier New" w:cs="Courier New" w:hint="default"/>
-      </w:rPr>
-    </w:lvl>
-    <w:lvl w:ilvl="2" w:tplc="04190005" w:tentative="1">
-      <w:start w:val="1"/>
-      <w:numFmt w:val="bullet"/>
-      <w:lvlText w:val=""/>
-      <w:lvlJc w:val="left"/>
-      <w:pPr>
-        <w:ind w:left="2869" w:hanging="360"/>
-      </w:pPr>
-      <w:rPr>
-        <w:rFonts w:ascii="Wingdings" w:hAnsi="Wingdings" w:hint="default"/>
-      </w:rPr>
-    </w:lvl>
-    <w:lvl w:ilvl="3" w:tplc="04190001" w:tentative="1">
-      <w:start w:val="1"/>
-      <w:numFmt w:val="bullet"/>
-      <w:lvlText w:val=""/>
-      <w:lvlJc w:val="left"/>
-      <w:pPr>
-        <w:ind w:left="3589" w:hanging="360"/>
-      </w:pPr>
-      <w:rPr>
-        <w:rFonts w:ascii="Symbol" w:hAnsi="Symbol" w:hint="default"/>
-      </w:rPr>
-    </w:lvl>
-    <w:lvl w:ilvl="4" w:tplc="04190003" w:tentative="1">
-      <w:start w:val="1"/>
-      <w:numFmt w:val="bullet"/>
-      <w:lvlText w:val="o"/>
-      <w:lvlJc w:val="left"/>
-      <w:pPr>
-        <w:ind w:left="4309" w:hanging="360"/>
-      </w:pPr>
-      <w:rPr>
-        <w:rFonts w:ascii="Courier New" w:hAnsi="Courier New" w:cs="Courier New" w:hint="default"/>
-      </w:rPr>
-    </w:lvl>
-    <w:lvl w:ilvl="5" w:tplc="04190005" w:tentative="1">
-      <w:start w:val="1"/>
-      <w:numFmt w:val="bullet"/>
-      <w:lvlText w:val=""/>
-      <w:lvlJc w:val="left"/>
-      <w:pPr>
-        <w:ind w:left="5029" w:hanging="360"/>
-      </w:pPr>
-      <w:rPr>
-        <w:rFonts w:ascii="Wingdings" w:hAnsi="Wingdings" w:hint="default"/>
-      </w:rPr>
-    </w:lvl>
-    <w:lvl w:ilvl="6" w:tplc="04190001" w:tentative="1">
-      <w:start w:val="1"/>
-      <w:numFmt w:val="bullet"/>
-      <w:lvlText w:val=""/>
-      <w:lvlJc w:val="left"/>
-      <w:pPr>
-        <w:ind w:left="5749" w:hanging="360"/>
-      </w:pPr>
-      <w:rPr>
-        <w:rFonts w:ascii="Symbol" w:hAnsi="Symbol" w:hint="default"/>
-      </w:rPr>
-    </w:lvl>
-    <w:lvl w:ilvl="7" w:tplc="04190003" w:tentative="1">
-      <w:start w:val="1"/>
-      <w:numFmt w:val="bullet"/>
-      <w:lvlText w:val="o"/>
-      <w:lvlJc w:val="left"/>
-      <w:pPr>
-        <w:ind w:left="6469" w:hanging="360"/>
-      </w:pPr>
-      <w:rPr>
-        <w:rFonts w:ascii="Courier New" w:hAnsi="Courier New" w:cs="Courier New" w:hint="default"/>
-      </w:rPr>
-    </w:lvl>
-    <w:lvl w:ilvl="8" w:tplc="04190005" w:tentative="1">
-      <w:start w:val="1"/>
-      <w:numFmt w:val="bullet"/>
-      <w:lvlText w:val=""/>
-      <w:lvlJc w:val="left"/>
-      <w:pPr>
-        <w:ind w:left="7189" w:hanging="360"/>
-      </w:pPr>
-      <w:rPr>
-        <w:rFonts w:ascii="Wingdings" w:hAnsi="Wingdings" w:hint="default"/>
-      </w:rPr>
-    </w:lvl>
-  </w:abstractNum>
-  <w:abstractNum w:abstractNumId="5" w15:restartNumberingAfterBreak="0">
-    <w:nsid w:val="0AC95FA2"/>
-    <w:multiLevelType w:val="hybridMultilevel"/>
-    <w:tmpl w:val="3BD6088A"/>
-    <w:lvl w:ilvl="0" w:tplc="FDF43D96">
-      <w:start w:val="1"/>
-      <w:numFmt w:val="bullet"/>
-      <w:suff w:val="space"/>
-      <w:lvlText w:val=""/>
-      <w:lvlJc w:val="left"/>
-      <w:pPr>
-        <w:ind w:left="1429" w:hanging="360"/>
-      </w:pPr>
-      <w:rPr>
-        <w:rFonts w:ascii="Symbol" w:hAnsi="Symbol" w:hint="default"/>
-      </w:rPr>
-    </w:lvl>
-    <w:lvl w:ilvl="1" w:tplc="04190003" w:tentative="1">
-      <w:start w:val="1"/>
-      <w:numFmt w:val="bullet"/>
-      <w:lvlText w:val="o"/>
-      <w:lvlJc w:val="left"/>
-      <w:pPr>
-        <w:ind w:left="2149" w:hanging="360"/>
-      </w:pPr>
-      <w:rPr>
-        <w:rFonts w:ascii="Courier New" w:hAnsi="Courier New" w:cs="Courier New" w:hint="default"/>
-      </w:rPr>
-    </w:lvl>
-    <w:lvl w:ilvl="2" w:tplc="04190005" w:tentative="1">
-      <w:start w:val="1"/>
-      <w:numFmt w:val="bullet"/>
-      <w:lvlText w:val=""/>
-      <w:lvlJc w:val="left"/>
-      <w:pPr>
-        <w:ind w:left="2869" w:hanging="360"/>
-      </w:pPr>
-      <w:rPr>
-        <w:rFonts w:ascii="Wingdings" w:hAnsi="Wingdings" w:hint="default"/>
-      </w:rPr>
-    </w:lvl>
-    <w:lvl w:ilvl="3" w:tplc="04190001" w:tentative="1">
-      <w:start w:val="1"/>
-      <w:numFmt w:val="bullet"/>
-      <w:lvlText w:val=""/>
-      <w:lvlJc w:val="left"/>
-      <w:pPr>
-        <w:ind w:left="3589" w:hanging="360"/>
-      </w:pPr>
-      <w:rPr>
-        <w:rFonts w:ascii="Symbol" w:hAnsi="Symbol" w:hint="default"/>
-      </w:rPr>
-    </w:lvl>
-    <w:lvl w:ilvl="4" w:tplc="04190003" w:tentative="1">
-      <w:start w:val="1"/>
-      <w:numFmt w:val="bullet"/>
-      <w:lvlText w:val="o"/>
-      <w:lvlJc w:val="left"/>
-      <w:pPr>
-        <w:ind w:left="4309" w:hanging="360"/>
-      </w:pPr>
-      <w:rPr>
-        <w:rFonts w:ascii="Courier New" w:hAnsi="Courier New" w:cs="Courier New" w:hint="default"/>
-      </w:rPr>
-    </w:lvl>
-    <w:lvl w:ilvl="5" w:tplc="04190005" w:tentative="1">
-      <w:start w:val="1"/>
-      <w:numFmt w:val="bullet"/>
-      <w:lvlText w:val=""/>
-      <w:lvlJc w:val="left"/>
-      <w:pPr>
-        <w:ind w:left="5029" w:hanging="360"/>
-      </w:pPr>
-      <w:rPr>
-        <w:rFonts w:ascii="Wingdings" w:hAnsi="Wingdings" w:hint="default"/>
-      </w:rPr>
-    </w:lvl>
-    <w:lvl w:ilvl="6" w:tplc="04190001" w:tentative="1">
-      <w:start w:val="1"/>
-      <w:numFmt w:val="bullet"/>
-      <w:lvlText w:val=""/>
-      <w:lvlJc w:val="left"/>
-      <w:pPr>
-        <w:ind w:left="5749" w:hanging="360"/>
-      </w:pPr>
-      <w:rPr>
-        <w:rFonts w:ascii="Symbol" w:hAnsi="Symbol" w:hint="default"/>
-      </w:rPr>
-    </w:lvl>
-    <w:lvl w:ilvl="7" w:tplc="04190003" w:tentative="1">
-      <w:start w:val="1"/>
-      <w:numFmt w:val="bullet"/>
-      <w:lvlText w:val="o"/>
-      <w:lvlJc w:val="left"/>
-      <w:pPr>
-        <w:ind w:left="6469" w:hanging="360"/>
-      </w:pPr>
-      <w:rPr>
-        <w:rFonts w:ascii="Courier New" w:hAnsi="Courier New" w:cs="Courier New" w:hint="default"/>
-      </w:rPr>
-    </w:lvl>
-    <w:lvl w:ilvl="8" w:tplc="04190005" w:tentative="1">
-      <w:start w:val="1"/>
-      <w:numFmt w:val="bullet"/>
-      <w:lvlText w:val=""/>
-      <w:lvlJc w:val="left"/>
-      <w:pPr>
-        <w:ind w:left="7189" w:hanging="360"/>
-      </w:pPr>
-      <w:rPr>
-        <w:rFonts w:ascii="Wingdings" w:hAnsi="Wingdings" w:hint="default"/>
-      </w:rPr>
-    </w:lvl>
-  </w:abstractNum>
-  <w:abstractNum w:abstractNumId="6" w15:restartNumberingAfterBreak="0">
-    <w:nsid w:val="0AD6695E"/>
-    <w:multiLevelType w:val="hybridMultilevel"/>
-    <w:tmpl w:val="47D2CD1E"/>
-    <w:lvl w:ilvl="0" w:tplc="D952AB6E">
-      <w:start w:val="1"/>
-      <w:numFmt w:val="decimal"/>
-      <w:suff w:val="space"/>
-      <w:lvlText w:val="%1"/>
-      <w:lvlJc w:val="left"/>
-      <w:pPr>
-        <w:ind w:left="720" w:hanging="360"/>
-      </w:pPr>
-      <w:rPr>
-        <w:rFonts w:ascii="Times New Roman" w:hAnsi="Times New Roman" w:cs="Times New Roman" w:hint="default"/>
-      </w:rPr>
-    </w:lvl>
-    <w:lvl w:ilvl="1" w:tplc="04190019" w:tentative="1">
-      <w:start w:val="1"/>
-      <w:numFmt w:val="lowerLetter"/>
-      <w:lvlText w:val="%2."/>
-      <w:lvlJc w:val="left"/>
-      <w:pPr>
-        <w:ind w:left="1440" w:hanging="360"/>
-      </w:pPr>
-    </w:lvl>
-    <w:lvl w:ilvl="2" w:tplc="0419001B" w:tentative="1">
-      <w:start w:val="1"/>
-      <w:numFmt w:val="lowerRoman"/>
-      <w:lvlText w:val="%3."/>
-      <w:lvlJc w:val="right"/>
-      <w:pPr>
-        <w:ind w:left="2160" w:hanging="180"/>
-      </w:pPr>
-    </w:lvl>
-    <w:lvl w:ilvl="3" w:tplc="0419000F" w:tentative="1">
-      <w:start w:val="1"/>
-      <w:numFmt w:val="decimal"/>
-      <w:lvlText w:val="%4."/>
-      <w:lvlJc w:val="left"/>
-      <w:pPr>
-        <w:ind w:left="2880" w:hanging="360"/>
-      </w:pPr>
-    </w:lvl>
-    <w:lvl w:ilvl="4" w:tplc="04190019" w:tentative="1">
-      <w:start w:val="1"/>
-      <w:numFmt w:val="lowerLetter"/>
-      <w:lvlText w:val="%5."/>
-      <w:lvlJc w:val="left"/>
-      <w:pPr>
-        <w:ind w:left="3600" w:hanging="360"/>
-      </w:pPr>
-    </w:lvl>
-    <w:lvl w:ilvl="5" w:tplc="0419001B" w:tentative="1">
-      <w:start w:val="1"/>
-      <w:numFmt w:val="lowerRoman"/>
-      <w:lvlText w:val="%6."/>
-      <w:lvlJc w:val="right"/>
-      <w:pPr>
-        <w:ind w:left="4320" w:hanging="180"/>
-      </w:pPr>
-    </w:lvl>
-    <w:lvl w:ilvl="6" w:tplc="0419000F" w:tentative="1">
-      <w:start w:val="1"/>
-      <w:numFmt w:val="decimal"/>
-      <w:lvlText w:val="%7."/>
-      <w:lvlJc w:val="left"/>
-      <w:pPr>
-        <w:ind w:left="5040" w:hanging="360"/>
-      </w:pPr>
-    </w:lvl>
-    <w:lvl w:ilvl="7" w:tplc="04190019" w:tentative="1">
-      <w:start w:val="1"/>
-      <w:numFmt w:val="lowerLetter"/>
-      <w:lvlText w:val="%8."/>
-      <w:lvlJc w:val="left"/>
-      <w:pPr>
-        <w:ind w:left="5760" w:hanging="360"/>
-      </w:pPr>
-    </w:lvl>
-    <w:lvl w:ilvl="8" w:tplc="0419001B" w:tentative="1">
-      <w:start w:val="1"/>
-      <w:numFmt w:val="lowerRoman"/>
-      <w:lvlText w:val="%9."/>
-      <w:lvlJc w:val="right"/>
-      <w:pPr>
-        <w:ind w:left="6480" w:hanging="180"/>
-      </w:pPr>
-    </w:lvl>
-  </w:abstractNum>
-  <w:abstractNum w:abstractNumId="7" w15:restartNumberingAfterBreak="0">
-    <w:nsid w:val="125C7D67"/>
-    <w:multiLevelType w:val="hybridMultilevel"/>
-    <w:tmpl w:val="4050B43A"/>
-    <w:lvl w:ilvl="0" w:tplc="34783F54">
-      <w:start w:val="1"/>
-      <w:numFmt w:val="bullet"/>
-      <w:lvlText w:val=""/>
-      <w:lvlJc w:val="left"/>
-      <w:pPr>
-        <w:ind w:left="1429" w:hanging="360"/>
-      </w:pPr>
-      <w:rPr>
-        <w:rFonts w:ascii="Symbol" w:hAnsi="Symbol" w:hint="default"/>
-      </w:rPr>
-    </w:lvl>
-    <w:lvl w:ilvl="1" w:tplc="04190003" w:tentative="1">
-      <w:start w:val="1"/>
-      <w:numFmt w:val="bullet"/>
-      <w:lvlText w:val="o"/>
-      <w:lvlJc w:val="left"/>
-      <w:pPr>
-        <w:ind w:left="2149" w:hanging="360"/>
-      </w:pPr>
-      <w:rPr>
-        <w:rFonts w:ascii="Courier New" w:hAnsi="Courier New" w:cs="Courier New" w:hint="default"/>
-      </w:rPr>
-    </w:lvl>
-    <w:lvl w:ilvl="2" w:tplc="04190005" w:tentative="1">
-      <w:start w:val="1"/>
-      <w:numFmt w:val="bullet"/>
-      <w:lvlText w:val=""/>
-      <w:lvlJc w:val="left"/>
-      <w:pPr>
-        <w:ind w:left="2869" w:hanging="360"/>
-      </w:pPr>
-      <w:rPr>
-        <w:rFonts w:ascii="Wingdings" w:hAnsi="Wingdings" w:hint="default"/>
-      </w:rPr>
-    </w:lvl>
-    <w:lvl w:ilvl="3" w:tplc="04190001" w:tentative="1">
-      <w:start w:val="1"/>
-      <w:numFmt w:val="bullet"/>
-      <w:lvlText w:val=""/>
-      <w:lvlJc w:val="left"/>
-      <w:pPr>
-        <w:ind w:left="3589" w:hanging="360"/>
-      </w:pPr>
-      <w:rPr>
-        <w:rFonts w:ascii="Symbol" w:hAnsi="Symbol" w:hint="default"/>
-      </w:rPr>
-    </w:lvl>
-    <w:lvl w:ilvl="4" w:tplc="04190003" w:tentative="1">
-      <w:start w:val="1"/>
-      <w:numFmt w:val="bullet"/>
-      <w:lvlText w:val="o"/>
-      <w:lvlJc w:val="left"/>
-      <w:pPr>
-        <w:ind w:left="4309" w:hanging="360"/>
-      </w:pPr>
-      <w:rPr>
-        <w:rFonts w:ascii="Courier New" w:hAnsi="Courier New" w:cs="Courier New" w:hint="default"/>
-      </w:rPr>
-    </w:lvl>
-    <w:lvl w:ilvl="5" w:tplc="04190005" w:tentative="1">
-      <w:start w:val="1"/>
-      <w:numFmt w:val="bullet"/>
-      <w:lvlText w:val=""/>
-      <w:lvlJc w:val="left"/>
-      <w:pPr>
-        <w:ind w:left="5029" w:hanging="360"/>
-      </w:pPr>
-      <w:rPr>
-        <w:rFonts w:ascii="Wingdings" w:hAnsi="Wingdings" w:hint="default"/>
-      </w:rPr>
-    </w:lvl>
-    <w:lvl w:ilvl="6" w:tplc="04190001" w:tentative="1">
-      <w:start w:val="1"/>
-      <w:numFmt w:val="bullet"/>
-      <w:lvlText w:val=""/>
-      <w:lvlJc w:val="left"/>
-      <w:pPr>
-        <w:ind w:left="5749" w:hanging="360"/>
-      </w:pPr>
-      <w:rPr>
-        <w:rFonts w:ascii="Symbol" w:hAnsi="Symbol" w:hint="default"/>
-      </w:rPr>
-    </w:lvl>
-    <w:lvl w:ilvl="7" w:tplc="04190003" w:tentative="1">
-      <w:start w:val="1"/>
-      <w:numFmt w:val="bullet"/>
-      <w:lvlText w:val="o"/>
-      <w:lvlJc w:val="left"/>
-      <w:pPr>
-        <w:ind w:left="6469" w:hanging="360"/>
-      </w:pPr>
-      <w:rPr>
-        <w:rFonts w:ascii="Courier New" w:hAnsi="Courier New" w:cs="Courier New" w:hint="default"/>
-      </w:rPr>
-    </w:lvl>
-    <w:lvl w:ilvl="8" w:tplc="04190005" w:tentative="1">
-      <w:start w:val="1"/>
-      <w:numFmt w:val="bullet"/>
-      <w:lvlText w:val=""/>
-      <w:lvlJc w:val="left"/>
-      <w:pPr>
-        <w:ind w:left="7189" w:hanging="360"/>
-      </w:pPr>
-      <w:rPr>
-        <w:rFonts w:ascii="Wingdings" w:hAnsi="Wingdings" w:hint="default"/>
-      </w:rPr>
-    </w:lvl>
-  </w:abstractNum>
-  <w:abstractNum w:abstractNumId="8" w15:restartNumberingAfterBreak="0">
-    <w:nsid w:val="162E19C2"/>
-    <w:multiLevelType w:val="hybridMultilevel"/>
-    <w:tmpl w:val="BB146C68"/>
-    <w:lvl w:ilvl="0" w:tplc="057E2DDE">
-      <w:start w:val="1"/>
-      <w:numFmt w:val="bullet"/>
-      <w:suff w:val="space"/>
-      <w:lvlText w:val=""/>
-      <w:lvlJc w:val="left"/>
-      <w:pPr>
-        <w:ind w:left="1429" w:hanging="360"/>
-      </w:pPr>
-      <w:rPr>
-        <w:rFonts w:ascii="Symbol" w:hAnsi="Symbol" w:hint="default"/>
-      </w:rPr>
-    </w:lvl>
-    <w:lvl w:ilvl="1" w:tplc="04190003" w:tentative="1">
-      <w:start w:val="1"/>
-      <w:numFmt w:val="bullet"/>
-      <w:lvlText w:val="o"/>
-      <w:lvlJc w:val="left"/>
-      <w:pPr>
-        <w:ind w:left="2149" w:hanging="360"/>
-      </w:pPr>
-      <w:rPr>
-        <w:rFonts w:ascii="Courier New" w:hAnsi="Courier New" w:cs="Courier New" w:hint="default"/>
-      </w:rPr>
-    </w:lvl>
-    <w:lvl w:ilvl="2" w:tplc="04190005" w:tentative="1">
-      <w:start w:val="1"/>
-      <w:numFmt w:val="bullet"/>
-      <w:lvlText w:val=""/>
-      <w:lvlJc w:val="left"/>
-      <w:pPr>
-        <w:ind w:left="2869" w:hanging="360"/>
-      </w:pPr>
-      <w:rPr>
-        <w:rFonts w:ascii="Wingdings" w:hAnsi="Wingdings" w:hint="default"/>
-      </w:rPr>
-    </w:lvl>
-    <w:lvl w:ilvl="3" w:tplc="04190001" w:tentative="1">
-      <w:start w:val="1"/>
-      <w:numFmt w:val="bullet"/>
-      <w:lvlText w:val=""/>
-      <w:lvlJc w:val="left"/>
-      <w:pPr>
-        <w:ind w:left="3589" w:hanging="360"/>
-      </w:pPr>
-      <w:rPr>
-        <w:rFonts w:ascii="Symbol" w:hAnsi="Symbol" w:hint="default"/>
-      </w:rPr>
-    </w:lvl>
-    <w:lvl w:ilvl="4" w:tplc="04190003" w:tentative="1">
-      <w:start w:val="1"/>
-      <w:numFmt w:val="bullet"/>
-      <w:lvlText w:val="o"/>
-      <w:lvlJc w:val="left"/>
-      <w:pPr>
-        <w:ind w:left="4309" w:hanging="360"/>
-      </w:pPr>
-      <w:rPr>
-        <w:rFonts w:ascii="Courier New" w:hAnsi="Courier New" w:cs="Courier New" w:hint="default"/>
-      </w:rPr>
-    </w:lvl>
-    <w:lvl w:ilvl="5" w:tplc="04190005" w:tentative="1">
-      <w:start w:val="1"/>
-      <w:numFmt w:val="bullet"/>
-      <w:lvlText w:val=""/>
-      <w:lvlJc w:val="left"/>
-      <w:pPr>
-        <w:ind w:left="5029" w:hanging="360"/>
-      </w:pPr>
-      <w:rPr>
-        <w:rFonts w:ascii="Wingdings" w:hAnsi="Wingdings" w:hint="default"/>
-      </w:rPr>
-    </w:lvl>
-    <w:lvl w:ilvl="6" w:tplc="04190001" w:tentative="1">
-      <w:start w:val="1"/>
-      <w:numFmt w:val="bullet"/>
-      <w:lvlText w:val=""/>
-      <w:lvlJc w:val="left"/>
-      <w:pPr>
-        <w:ind w:left="5749" w:hanging="360"/>
-      </w:pPr>
-      <w:rPr>
-        <w:rFonts w:ascii="Symbol" w:hAnsi="Symbol" w:hint="default"/>
-      </w:rPr>
-    </w:lvl>
-    <w:lvl w:ilvl="7" w:tplc="04190003" w:tentative="1">
-      <w:start w:val="1"/>
-      <w:numFmt w:val="bullet"/>
-      <w:lvlText w:val="o"/>
-      <w:lvlJc w:val="left"/>
-      <w:pPr>
-        <w:ind w:left="6469" w:hanging="360"/>
-      </w:pPr>
-      <w:rPr>
-        <w:rFonts w:ascii="Courier New" w:hAnsi="Courier New" w:cs="Courier New" w:hint="default"/>
-      </w:rPr>
-    </w:lvl>
-    <w:lvl w:ilvl="8" w:tplc="04190005" w:tentative="1">
-      <w:start w:val="1"/>
-      <w:numFmt w:val="bullet"/>
-      <w:lvlText w:val=""/>
-      <w:lvlJc w:val="left"/>
-      <w:pPr>
-        <w:ind w:left="7189" w:hanging="360"/>
-      </w:pPr>
-      <w:rPr>
-        <w:rFonts w:ascii="Wingdings" w:hAnsi="Wingdings" w:hint="default"/>
-      </w:rPr>
-    </w:lvl>
-  </w:abstractNum>
-  <w:abstractNum w:abstractNumId="9" w15:restartNumberingAfterBreak="0">
-    <w:nsid w:val="172402D0"/>
-    <w:multiLevelType w:val="hybridMultilevel"/>
-    <w:tmpl w:val="27900288"/>
-    <w:lvl w:ilvl="0" w:tplc="2FD8D45A">
-      <w:start w:val="1"/>
-      <w:numFmt w:val="bullet"/>
-      <w:suff w:val="space"/>
-      <w:lvlText w:val=""/>
-      <w:lvlJc w:val="left"/>
-      <w:pPr>
-        <w:ind w:left="1429" w:hanging="360"/>
-      </w:pPr>
-      <w:rPr>
-        <w:rFonts w:ascii="Symbol" w:hAnsi="Symbol" w:hint="default"/>
-      </w:rPr>
-    </w:lvl>
-    <w:lvl w:ilvl="1" w:tplc="04190003" w:tentative="1">
-      <w:start w:val="1"/>
-      <w:numFmt w:val="bullet"/>
-      <w:lvlText w:val="o"/>
-      <w:lvlJc w:val="left"/>
-      <w:pPr>
-        <w:ind w:left="2433" w:hanging="360"/>
-      </w:pPr>
-      <w:rPr>
-        <w:rFonts w:ascii="Courier New" w:hAnsi="Courier New" w:cs="Courier New" w:hint="default"/>
-      </w:rPr>
-    </w:lvl>
-    <w:lvl w:ilvl="2" w:tplc="04190005" w:tentative="1">
-      <w:start w:val="1"/>
-      <w:numFmt w:val="bullet"/>
-      <w:lvlText w:val=""/>
-      <w:lvlJc w:val="left"/>
-      <w:pPr>
-        <w:ind w:left="3153" w:hanging="360"/>
-      </w:pPr>
-      <w:rPr>
-        <w:rFonts w:ascii="Wingdings" w:hAnsi="Wingdings" w:hint="default"/>
-      </w:rPr>
-    </w:lvl>
-    <w:lvl w:ilvl="3" w:tplc="04190001" w:tentative="1">
-      <w:start w:val="1"/>
-      <w:numFmt w:val="bullet"/>
-      <w:lvlText w:val=""/>
-      <w:lvlJc w:val="left"/>
-      <w:pPr>
-        <w:ind w:left="3873" w:hanging="360"/>
-      </w:pPr>
-      <w:rPr>
-        <w:rFonts w:ascii="Symbol" w:hAnsi="Symbol" w:hint="default"/>
-      </w:rPr>
-    </w:lvl>
-    <w:lvl w:ilvl="4" w:tplc="04190003" w:tentative="1">
-      <w:start w:val="1"/>
-      <w:numFmt w:val="bullet"/>
-      <w:lvlText w:val="o"/>
-      <w:lvlJc w:val="left"/>
-      <w:pPr>
-        <w:ind w:left="4593" w:hanging="360"/>
-      </w:pPr>
-      <w:rPr>
-        <w:rFonts w:ascii="Courier New" w:hAnsi="Courier New" w:cs="Courier New" w:hint="default"/>
-      </w:rPr>
-    </w:lvl>
-    <w:lvl w:ilvl="5" w:tplc="04190005" w:tentative="1">
-      <w:start w:val="1"/>
-      <w:numFmt w:val="bullet"/>
-      <w:lvlText w:val=""/>
-      <w:lvlJc w:val="left"/>
-      <w:pPr>
-        <w:ind w:left="5313" w:hanging="360"/>
-      </w:pPr>
-      <w:rPr>
-        <w:rFonts w:ascii="Wingdings" w:hAnsi="Wingdings" w:hint="default"/>
-      </w:rPr>
-    </w:lvl>
-    <w:lvl w:ilvl="6" w:tplc="04190001" w:tentative="1">
-      <w:start w:val="1"/>
-      <w:numFmt w:val="bullet"/>
-      <w:lvlText w:val=""/>
-      <w:lvlJc w:val="left"/>
-      <w:pPr>
-        <w:ind w:left="6033" w:hanging="360"/>
-      </w:pPr>
-      <w:rPr>
-        <w:rFonts w:ascii="Symbol" w:hAnsi="Symbol" w:hint="default"/>
-      </w:rPr>
-    </w:lvl>
-    <w:lvl w:ilvl="7" w:tplc="04190003" w:tentative="1">
-      <w:start w:val="1"/>
-      <w:numFmt w:val="bullet"/>
-      <w:lvlText w:val="o"/>
-      <w:lvlJc w:val="left"/>
-      <w:pPr>
-        <w:ind w:left="6753" w:hanging="360"/>
-      </w:pPr>
-      <w:rPr>
-        <w:rFonts w:ascii="Courier New" w:hAnsi="Courier New" w:cs="Courier New" w:hint="default"/>
-      </w:rPr>
-    </w:lvl>
-    <w:lvl w:ilvl="8" w:tplc="04190005" w:tentative="1">
-      <w:start w:val="1"/>
-      <w:numFmt w:val="bullet"/>
-      <w:lvlText w:val=""/>
-      <w:lvlJc w:val="left"/>
-      <w:pPr>
-        <w:ind w:left="7473" w:hanging="360"/>
-      </w:pPr>
-      <w:rPr>
-        <w:rFonts w:ascii="Wingdings" w:hAnsi="Wingdings" w:hint="default"/>
-      </w:rPr>
-    </w:lvl>
-  </w:abstractNum>
-  <w:abstractNum w:abstractNumId="10" w15:restartNumberingAfterBreak="0">
-    <w:nsid w:val="19C266BA"/>
-    <w:multiLevelType w:val="hybridMultilevel"/>
-    <w:tmpl w:val="549EA9C2"/>
-    <w:lvl w:ilvl="0" w:tplc="A13ACBE2">
-      <w:start w:val="1"/>
-      <w:numFmt w:val="decimal"/>
-      <w:suff w:val="space"/>
-      <w:lvlText w:val="%1"/>
-      <w:lvlJc w:val="left"/>
-      <w:pPr>
-        <w:ind w:left="720" w:hanging="360"/>
-      </w:pPr>
-      <w:rPr>
-        <w:rFonts w:ascii="Times New Roman" w:hAnsi="Times New Roman" w:cs="Times New Roman" w:hint="default"/>
-      </w:rPr>
-    </w:lvl>
-    <w:lvl w:ilvl="1" w:tplc="04190019" w:tentative="1">
-      <w:start w:val="1"/>
-      <w:numFmt w:val="lowerLetter"/>
-      <w:lvlText w:val="%2."/>
-      <w:lvlJc w:val="left"/>
-      <w:pPr>
-        <w:ind w:left="1440" w:hanging="360"/>
-      </w:pPr>
-    </w:lvl>
-    <w:lvl w:ilvl="2" w:tplc="0419001B" w:tentative="1">
-      <w:start w:val="1"/>
-      <w:numFmt w:val="lowerRoman"/>
-      <w:lvlText w:val="%3."/>
-      <w:lvlJc w:val="right"/>
-      <w:pPr>
-        <w:ind w:left="2160" w:hanging="180"/>
-      </w:pPr>
-    </w:lvl>
-    <w:lvl w:ilvl="3" w:tplc="0419000F" w:tentative="1">
-      <w:start w:val="1"/>
-      <w:numFmt w:val="decimal"/>
-      <w:lvlText w:val="%4."/>
-      <w:lvlJc w:val="left"/>
-      <w:pPr>
-        <w:ind w:left="2880" w:hanging="360"/>
-      </w:pPr>
-    </w:lvl>
-    <w:lvl w:ilvl="4" w:tplc="04190019" w:tentative="1">
-      <w:start w:val="1"/>
-      <w:numFmt w:val="lowerLetter"/>
-      <w:lvlText w:val="%5."/>
-      <w:lvlJc w:val="left"/>
-      <w:pPr>
-        <w:ind w:left="3600" w:hanging="360"/>
-      </w:pPr>
-    </w:lvl>
-    <w:lvl w:ilvl="5" w:tplc="0419001B" w:tentative="1">
-      <w:start w:val="1"/>
-      <w:numFmt w:val="lowerRoman"/>
-      <w:lvlText w:val="%6."/>
-      <w:lvlJc w:val="right"/>
-      <w:pPr>
-        <w:ind w:left="4320" w:hanging="180"/>
-      </w:pPr>
-    </w:lvl>
-    <w:lvl w:ilvl="6" w:tplc="0419000F" w:tentative="1">
-      <w:start w:val="1"/>
-      <w:numFmt w:val="decimal"/>
-      <w:lvlText w:val="%7."/>
-      <w:lvlJc w:val="left"/>
-      <w:pPr>
-        <w:ind w:left="5040" w:hanging="360"/>
-      </w:pPr>
-    </w:lvl>
-    <w:lvl w:ilvl="7" w:tplc="04190019" w:tentative="1">
-      <w:start w:val="1"/>
-      <w:numFmt w:val="lowerLetter"/>
-      <w:lvlText w:val="%8."/>
-      <w:lvlJc w:val="left"/>
-      <w:pPr>
-        <w:ind w:left="5760" w:hanging="360"/>
-      </w:pPr>
-    </w:lvl>
-    <w:lvl w:ilvl="8" w:tplc="0419001B" w:tentative="1">
-      <w:start w:val="1"/>
-      <w:numFmt w:val="lowerRoman"/>
-      <w:lvlText w:val="%9."/>
-      <w:lvlJc w:val="right"/>
-      <w:pPr>
-        <w:ind w:left="6480" w:hanging="180"/>
-      </w:pPr>
-    </w:lvl>
-  </w:abstractNum>
-  <w:abstractNum w:abstractNumId="11" w15:restartNumberingAfterBreak="0">
-    <w:nsid w:val="1C0D5E6C"/>
-    <w:multiLevelType w:val="hybridMultilevel"/>
-    <w:tmpl w:val="89227BB2"/>
-    <w:lvl w:ilvl="0" w:tplc="FC64357E">
-      <w:start w:val="1"/>
-      <w:numFmt w:val="bullet"/>
-      <w:suff w:val="space"/>
-      <w:lvlText w:val=""/>
-      <w:lvlJc w:val="left"/>
-      <w:pPr>
-        <w:ind w:left="1429" w:hanging="360"/>
-      </w:pPr>
-      <w:rPr>
-        <w:rFonts w:ascii="Symbol" w:hAnsi="Symbol" w:hint="default"/>
-      </w:rPr>
-    </w:lvl>
-    <w:lvl w:ilvl="1" w:tplc="04190003" w:tentative="1">
-      <w:start w:val="1"/>
-      <w:numFmt w:val="bullet"/>
-      <w:lvlText w:val="o"/>
-      <w:lvlJc w:val="left"/>
-      <w:pPr>
-        <w:ind w:left="2149" w:hanging="360"/>
-      </w:pPr>
-      <w:rPr>
-        <w:rFonts w:ascii="Courier New" w:hAnsi="Courier New" w:cs="Courier New" w:hint="default"/>
-      </w:rPr>
-    </w:lvl>
-    <w:lvl w:ilvl="2" w:tplc="04190005" w:tentative="1">
-      <w:start w:val="1"/>
-      <w:numFmt w:val="bullet"/>
-      <w:lvlText w:val=""/>
-      <w:lvlJc w:val="left"/>
-      <w:pPr>
-        <w:ind w:left="2869" w:hanging="360"/>
-      </w:pPr>
-      <w:rPr>
-        <w:rFonts w:ascii="Wingdings" w:hAnsi="Wingdings" w:hint="default"/>
-      </w:rPr>
-    </w:lvl>
-    <w:lvl w:ilvl="3" w:tplc="04190001" w:tentative="1">
-      <w:start w:val="1"/>
-      <w:numFmt w:val="bullet"/>
-      <w:lvlText w:val=""/>
-      <w:lvlJc w:val="left"/>
-      <w:pPr>
-        <w:ind w:left="3589" w:hanging="360"/>
-      </w:pPr>
-      <w:rPr>
-        <w:rFonts w:ascii="Symbol" w:hAnsi="Symbol" w:hint="default"/>
-      </w:rPr>
-    </w:lvl>
-    <w:lvl w:ilvl="4" w:tplc="04190003" w:tentative="1">
-      <w:start w:val="1"/>
-      <w:numFmt w:val="bullet"/>
-      <w:lvlText w:val="o"/>
-      <w:lvlJc w:val="left"/>
-      <w:pPr>
-        <w:ind w:left="4309" w:hanging="360"/>
-      </w:pPr>
-      <w:rPr>
-        <w:rFonts w:ascii="Courier New" w:hAnsi="Courier New" w:cs="Courier New" w:hint="default"/>
-      </w:rPr>
-    </w:lvl>
-    <w:lvl w:ilvl="5" w:tplc="04190005" w:tentative="1">
-      <w:start w:val="1"/>
-      <w:numFmt w:val="bullet"/>
-      <w:lvlText w:val=""/>
-      <w:lvlJc w:val="left"/>
-      <w:pPr>
-        <w:ind w:left="5029" w:hanging="360"/>
-      </w:pPr>
-      <w:rPr>
-        <w:rFonts w:ascii="Wingdings" w:hAnsi="Wingdings" w:hint="default"/>
-      </w:rPr>
-    </w:lvl>
-    <w:lvl w:ilvl="6" w:tplc="04190001" w:tentative="1">
-      <w:start w:val="1"/>
-      <w:numFmt w:val="bullet"/>
-      <w:lvlText w:val=""/>
-      <w:lvlJc w:val="left"/>
-      <w:pPr>
-        <w:ind w:left="5749" w:hanging="360"/>
-      </w:pPr>
-      <w:rPr>
-        <w:rFonts w:ascii="Symbol" w:hAnsi="Symbol" w:hint="default"/>
-      </w:rPr>
-    </w:lvl>
-    <w:lvl w:ilvl="7" w:tplc="04190003" w:tentative="1">
-      <w:start w:val="1"/>
-      <w:numFmt w:val="bullet"/>
-      <w:lvlText w:val="o"/>
-      <w:lvlJc w:val="left"/>
-      <w:pPr>
-        <w:ind w:left="6469" w:hanging="360"/>
-      </w:pPr>
-      <w:rPr>
-        <w:rFonts w:ascii="Courier New" w:hAnsi="Courier New" w:cs="Courier New" w:hint="default"/>
-      </w:rPr>
-    </w:lvl>
-    <w:lvl w:ilvl="8" w:tplc="04190005" w:tentative="1">
-      <w:start w:val="1"/>
-      <w:numFmt w:val="bullet"/>
-      <w:lvlText w:val=""/>
-      <w:lvlJc w:val="left"/>
-      <w:pPr>
-        <w:ind w:left="7189" w:hanging="360"/>
-      </w:pPr>
-      <w:rPr>
-        <w:rFonts w:ascii="Wingdings" w:hAnsi="Wingdings" w:hint="default"/>
-      </w:rPr>
-    </w:lvl>
-  </w:abstractNum>
-  <w:abstractNum w:abstractNumId="12" w15:restartNumberingAfterBreak="0">
-    <w:nsid w:val="2109044C"/>
-    <w:multiLevelType w:val="hybridMultilevel"/>
-    <w:tmpl w:val="5E80E632"/>
-    <w:lvl w:ilvl="0" w:tplc="6900C5CA">
-      <w:start w:val="1"/>
-      <w:numFmt w:val="bullet"/>
-      <w:suff w:val="space"/>
-      <w:lvlText w:val=""/>
-      <w:lvlJc w:val="left"/>
-      <w:pPr>
-        <w:ind w:left="360" w:hanging="360"/>
-      </w:pPr>
-      <w:rPr>
-        <w:rFonts w:ascii="Symbol" w:hAnsi="Symbol" w:hint="default"/>
-      </w:rPr>
-    </w:lvl>
-    <w:lvl w:ilvl="1" w:tplc="FFFFFFFF" w:tentative="1">
-      <w:start w:val="1"/>
-      <w:numFmt w:val="bullet"/>
-      <w:lvlText w:val="o"/>
-      <w:lvlJc w:val="left"/>
-      <w:pPr>
-        <w:ind w:left="1440" w:hanging="360"/>
-      </w:pPr>
-      <w:rPr>
-        <w:rFonts w:ascii="Courier New" w:hAnsi="Courier New" w:cs="Courier New" w:hint="default"/>
-      </w:rPr>
-    </w:lvl>
-    <w:lvl w:ilvl="2" w:tplc="FFFFFFFF" w:tentative="1">
-      <w:start w:val="1"/>
-      <w:numFmt w:val="bullet"/>
-      <w:lvlText w:val=""/>
-      <w:lvlJc w:val="left"/>
-      <w:pPr>
-        <w:ind w:left="2160" w:hanging="360"/>
-      </w:pPr>
-      <w:rPr>
-        <w:rFonts w:ascii="Wingdings" w:hAnsi="Wingdings" w:hint="default"/>
-      </w:rPr>
-    </w:lvl>
-    <w:lvl w:ilvl="3" w:tplc="FFFFFFFF" w:tentative="1">
-      <w:start w:val="1"/>
-      <w:numFmt w:val="bullet"/>
-      <w:lvlText w:val=""/>
-      <w:lvlJc w:val="left"/>
-      <w:pPr>
-        <w:ind w:left="2880" w:hanging="360"/>
-      </w:pPr>
-      <w:rPr>
-        <w:rFonts w:ascii="Symbol" w:hAnsi="Symbol" w:hint="default"/>
-      </w:rPr>
-    </w:lvl>
-    <w:lvl w:ilvl="4" w:tplc="FFFFFFFF" w:tentative="1">
-      <w:start w:val="1"/>
-      <w:numFmt w:val="bullet"/>
-      <w:lvlText w:val="o"/>
-      <w:lvlJc w:val="left"/>
-      <w:pPr>
-        <w:ind w:left="3600" w:hanging="360"/>
-      </w:pPr>
-      <w:rPr>
-        <w:rFonts w:ascii="Courier New" w:hAnsi="Courier New" w:cs="Courier New" w:hint="default"/>
-      </w:rPr>
-    </w:lvl>
-    <w:lvl w:ilvl="5" w:tplc="FFFFFFFF" w:tentative="1">
-      <w:start w:val="1"/>
-      <w:numFmt w:val="bullet"/>
-      <w:lvlText w:val=""/>
-      <w:lvlJc w:val="left"/>
-      <w:pPr>
-        <w:ind w:left="4320" w:hanging="360"/>
-      </w:pPr>
-      <w:rPr>
-        <w:rFonts w:ascii="Wingdings" w:hAnsi="Wingdings" w:hint="default"/>
-      </w:rPr>
-    </w:lvl>
-    <w:lvl w:ilvl="6" w:tplc="FFFFFFFF" w:tentative="1">
-      <w:start w:val="1"/>
-      <w:numFmt w:val="bullet"/>
-      <w:lvlText w:val=""/>
-      <w:lvlJc w:val="left"/>
-      <w:pPr>
-        <w:ind w:left="5040" w:hanging="360"/>
-      </w:pPr>
-      <w:rPr>
-        <w:rFonts w:ascii="Symbol" w:hAnsi="Symbol" w:hint="default"/>
-      </w:rPr>
-    </w:lvl>
-    <w:lvl w:ilvl="7" w:tplc="FFFFFFFF" w:tentative="1">
-      <w:start w:val="1"/>
-      <w:numFmt w:val="bullet"/>
-      <w:lvlText w:val="o"/>
-      <w:lvlJc w:val="left"/>
-      <w:pPr>
-        <w:ind w:left="5760" w:hanging="360"/>
-      </w:pPr>
-      <w:rPr>
-        <w:rFonts w:ascii="Courier New" w:hAnsi="Courier New" w:cs="Courier New" w:hint="default"/>
-      </w:rPr>
-    </w:lvl>
-    <w:lvl w:ilvl="8" w:tplc="FFFFFFFF" w:tentative="1">
-      <w:start w:val="1"/>
-      <w:numFmt w:val="bullet"/>
-      <w:lvlText w:val=""/>
-      <w:lvlJc w:val="left"/>
-      <w:pPr>
-        <w:ind w:left="6480" w:hanging="360"/>
-      </w:pPr>
-      <w:rPr>
-        <w:rFonts w:ascii="Wingdings" w:hAnsi="Wingdings" w:hint="default"/>
-      </w:rPr>
-    </w:lvl>
-  </w:abstractNum>
-  <w:abstractNum w:abstractNumId="13" w15:restartNumberingAfterBreak="0">
-    <w:nsid w:val="22AA1365"/>
-    <w:multiLevelType w:val="hybridMultilevel"/>
-    <w:tmpl w:val="6E425250"/>
-    <w:lvl w:ilvl="0" w:tplc="16F8AD2E">
-      <w:start w:val="1"/>
-      <w:numFmt w:val="bullet"/>
-      <w:suff w:val="space"/>
-      <w:lvlText w:val=""/>
-      <w:lvlJc w:val="left"/>
-      <w:pPr>
-        <w:ind w:left="2138" w:hanging="360"/>
-      </w:pPr>
-      <w:rPr>
-        <w:rFonts w:ascii="Symbol" w:hAnsi="Symbol" w:hint="default"/>
-      </w:rPr>
-    </w:lvl>
-    <w:lvl w:ilvl="1" w:tplc="04190003" w:tentative="1">
-      <w:start w:val="1"/>
-      <w:numFmt w:val="bullet"/>
-      <w:lvlText w:val="o"/>
-      <w:lvlJc w:val="left"/>
-      <w:pPr>
-        <w:ind w:left="2149" w:hanging="360"/>
-      </w:pPr>
-      <w:rPr>
-        <w:rFonts w:ascii="Courier New" w:hAnsi="Courier New" w:cs="Courier New" w:hint="default"/>
-      </w:rPr>
-    </w:lvl>
-    <w:lvl w:ilvl="2" w:tplc="04190005" w:tentative="1">
-      <w:start w:val="1"/>
-      <w:numFmt w:val="bullet"/>
-      <w:lvlText w:val=""/>
-      <w:lvlJc w:val="left"/>
-      <w:pPr>
-        <w:ind w:left="2869" w:hanging="360"/>
-      </w:pPr>
-      <w:rPr>
-        <w:rFonts w:ascii="Wingdings" w:hAnsi="Wingdings" w:hint="default"/>
-      </w:rPr>
-    </w:lvl>
-    <w:lvl w:ilvl="3" w:tplc="04190001" w:tentative="1">
-      <w:start w:val="1"/>
-      <w:numFmt w:val="bullet"/>
-      <w:lvlText w:val=""/>
-      <w:lvlJc w:val="left"/>
-      <w:pPr>
-        <w:ind w:left="3589" w:hanging="360"/>
-      </w:pPr>
-      <w:rPr>
-        <w:rFonts w:ascii="Symbol" w:hAnsi="Symbol" w:hint="default"/>
-      </w:rPr>
-    </w:lvl>
-    <w:lvl w:ilvl="4" w:tplc="04190003" w:tentative="1">
-      <w:start w:val="1"/>
-      <w:numFmt w:val="bullet"/>
-      <w:lvlText w:val="o"/>
-      <w:lvlJc w:val="left"/>
-      <w:pPr>
-        <w:ind w:left="4309" w:hanging="360"/>
-      </w:pPr>
-      <w:rPr>
-        <w:rFonts w:ascii="Courier New" w:hAnsi="Courier New" w:cs="Courier New" w:hint="default"/>
-      </w:rPr>
-    </w:lvl>
-    <w:lvl w:ilvl="5" w:tplc="04190005" w:tentative="1">
-      <w:start w:val="1"/>
-      <w:numFmt w:val="bullet"/>
-      <w:lvlText w:val=""/>
-      <w:lvlJc w:val="left"/>
-      <w:pPr>
-        <w:ind w:left="5029" w:hanging="360"/>
-      </w:pPr>
-      <w:rPr>
-        <w:rFonts w:ascii="Wingdings" w:hAnsi="Wingdings" w:hint="default"/>
-      </w:rPr>
-    </w:lvl>
-    <w:lvl w:ilvl="6" w:tplc="04190001" w:tentative="1">
-      <w:start w:val="1"/>
-      <w:numFmt w:val="bullet"/>
-      <w:lvlText w:val=""/>
-      <w:lvlJc w:val="left"/>
-      <w:pPr>
-        <w:ind w:left="5749" w:hanging="360"/>
-      </w:pPr>
-      <w:rPr>
-        <w:rFonts w:ascii="Symbol" w:hAnsi="Symbol" w:hint="default"/>
-      </w:rPr>
-    </w:lvl>
-    <w:lvl w:ilvl="7" w:tplc="04190003" w:tentative="1">
-      <w:start w:val="1"/>
-      <w:numFmt w:val="bullet"/>
-      <w:lvlText w:val="o"/>
-      <w:lvlJc w:val="left"/>
-      <w:pPr>
-        <w:ind w:left="6469" w:hanging="360"/>
-      </w:pPr>
-      <w:rPr>
-        <w:rFonts w:ascii="Courier New" w:hAnsi="Courier New" w:cs="Courier New" w:hint="default"/>
-      </w:rPr>
-    </w:lvl>
-    <w:lvl w:ilvl="8" w:tplc="04190005" w:tentative="1">
-      <w:start w:val="1"/>
-      <w:numFmt w:val="bullet"/>
-      <w:lvlText w:val=""/>
-      <w:lvlJc w:val="left"/>
-      <w:pPr>
-        <w:ind w:left="7189" w:hanging="360"/>
-      </w:pPr>
-      <w:rPr>
-        <w:rFonts w:ascii="Wingdings" w:hAnsi="Wingdings" w:hint="default"/>
-      </w:rPr>
-    </w:lvl>
-  </w:abstractNum>
-  <w:abstractNum w:abstractNumId="14" w15:restartNumberingAfterBreak="0">
-    <w:nsid w:val="22F2675C"/>
-    <w:multiLevelType w:val="hybridMultilevel"/>
-    <w:tmpl w:val="1A1AC2F0"/>
-    <w:lvl w:ilvl="0" w:tplc="6C4AAA4A">
-      <w:start w:val="1"/>
-      <w:numFmt w:val="bullet"/>
-      <w:suff w:val="space"/>
-      <w:lvlText w:val=""/>
-      <w:lvlJc w:val="left"/>
-      <w:pPr>
-        <w:ind w:left="1429" w:hanging="360"/>
-      </w:pPr>
-      <w:rPr>
-        <w:rFonts w:ascii="Symbol" w:hAnsi="Symbol" w:hint="default"/>
-      </w:rPr>
-    </w:lvl>
-    <w:lvl w:ilvl="1" w:tplc="04190003" w:tentative="1">
-      <w:start w:val="1"/>
-      <w:numFmt w:val="bullet"/>
-      <w:lvlText w:val="o"/>
-      <w:lvlJc w:val="left"/>
-      <w:pPr>
-        <w:ind w:left="2149" w:hanging="360"/>
-      </w:pPr>
-      <w:rPr>
-        <w:rFonts w:ascii="Courier New" w:hAnsi="Courier New" w:cs="Courier New" w:hint="default"/>
-      </w:rPr>
-    </w:lvl>
-    <w:lvl w:ilvl="2" w:tplc="04190005" w:tentative="1">
-      <w:start w:val="1"/>
-      <w:numFmt w:val="bullet"/>
-      <w:lvlText w:val=""/>
-      <w:lvlJc w:val="left"/>
-      <w:pPr>
-        <w:ind w:left="2869" w:hanging="360"/>
-      </w:pPr>
-      <w:rPr>
-        <w:rFonts w:ascii="Wingdings" w:hAnsi="Wingdings" w:hint="default"/>
-      </w:rPr>
-    </w:lvl>
-    <w:lvl w:ilvl="3" w:tplc="04190001" w:tentative="1">
-      <w:start w:val="1"/>
-      <w:numFmt w:val="bullet"/>
-      <w:lvlText w:val=""/>
-      <w:lvlJc w:val="left"/>
-      <w:pPr>
-        <w:ind w:left="3589" w:hanging="360"/>
-      </w:pPr>
-      <w:rPr>
-        <w:rFonts w:ascii="Symbol" w:hAnsi="Symbol" w:hint="default"/>
-      </w:rPr>
-    </w:lvl>
-    <w:lvl w:ilvl="4" w:tplc="04190003" w:tentative="1">
-      <w:start w:val="1"/>
-      <w:numFmt w:val="bullet"/>
-      <w:lvlText w:val="o"/>
-      <w:lvlJc w:val="left"/>
-      <w:pPr>
-        <w:ind w:left="4309" w:hanging="360"/>
-      </w:pPr>
-      <w:rPr>
-        <w:rFonts w:ascii="Courier New" w:hAnsi="Courier New" w:cs="Courier New" w:hint="default"/>
-      </w:rPr>
-    </w:lvl>
-    <w:lvl w:ilvl="5" w:tplc="04190005" w:tentative="1">
-      <w:start w:val="1"/>
-      <w:numFmt w:val="bullet"/>
-      <w:lvlText w:val=""/>
-      <w:lvlJc w:val="left"/>
-      <w:pPr>
-        <w:ind w:left="5029" w:hanging="360"/>
-      </w:pPr>
-      <w:rPr>
-        <w:rFonts w:ascii="Wingdings" w:hAnsi="Wingdings" w:hint="default"/>
-      </w:rPr>
-    </w:lvl>
-    <w:lvl w:ilvl="6" w:tplc="04190001" w:tentative="1">
-      <w:start w:val="1"/>
-      <w:numFmt w:val="bullet"/>
-      <w:lvlText w:val=""/>
-      <w:lvlJc w:val="left"/>
-      <w:pPr>
-        <w:ind w:left="5749" w:hanging="360"/>
-      </w:pPr>
-      <w:rPr>
-        <w:rFonts w:ascii="Symbol" w:hAnsi="Symbol" w:hint="default"/>
-      </w:rPr>
-    </w:lvl>
-    <w:lvl w:ilvl="7" w:tplc="04190003" w:tentative="1">
-      <w:start w:val="1"/>
-      <w:numFmt w:val="bullet"/>
-      <w:lvlText w:val="o"/>
-      <w:lvlJc w:val="left"/>
-      <w:pPr>
-        <w:ind w:left="6469" w:hanging="360"/>
-      </w:pPr>
-      <w:rPr>
-        <w:rFonts w:ascii="Courier New" w:hAnsi="Courier New" w:cs="Courier New" w:hint="default"/>
-      </w:rPr>
-    </w:lvl>
-    <w:lvl w:ilvl="8" w:tplc="04190005" w:tentative="1">
-      <w:start w:val="1"/>
-      <w:numFmt w:val="bullet"/>
-      <w:lvlText w:val=""/>
-      <w:lvlJc w:val="left"/>
-      <w:pPr>
-        <w:ind w:left="7189" w:hanging="360"/>
-      </w:pPr>
-      <w:rPr>
-        <w:rFonts w:ascii="Wingdings" w:hAnsi="Wingdings" w:hint="default"/>
-      </w:rPr>
-    </w:lvl>
-  </w:abstractNum>
-  <w:abstractNum w:abstractNumId="15" w15:restartNumberingAfterBreak="0">
-    <w:nsid w:val="250D2E59"/>
-    <w:multiLevelType w:val="hybridMultilevel"/>
-    <w:tmpl w:val="3236D08C"/>
-    <w:lvl w:ilvl="0" w:tplc="FDA2D904">
-      <w:start w:val="1"/>
-      <w:numFmt w:val="bullet"/>
-      <w:suff w:val="space"/>
-      <w:lvlText w:val=""/>
-      <w:lvlJc w:val="left"/>
-      <w:pPr>
-        <w:ind w:left="360" w:hanging="360"/>
-      </w:pPr>
-      <w:rPr>
-        <w:rFonts w:ascii="Symbol" w:hAnsi="Symbol" w:hint="default"/>
-      </w:rPr>
-    </w:lvl>
-    <w:lvl w:ilvl="1" w:tplc="FFFFFFFF" w:tentative="1">
-      <w:start w:val="1"/>
-      <w:numFmt w:val="bullet"/>
-      <w:lvlText w:val="o"/>
-      <w:lvlJc w:val="left"/>
-      <w:pPr>
-        <w:ind w:left="2149" w:hanging="360"/>
-      </w:pPr>
-      <w:rPr>
-        <w:rFonts w:ascii="Courier New" w:hAnsi="Courier New" w:cs="Courier New" w:hint="default"/>
-      </w:rPr>
-    </w:lvl>
-    <w:lvl w:ilvl="2" w:tplc="FFFFFFFF" w:tentative="1">
-      <w:start w:val="1"/>
-      <w:numFmt w:val="bullet"/>
-      <w:lvlText w:val=""/>
-      <w:lvlJc w:val="left"/>
-      <w:pPr>
-        <w:ind w:left="2869" w:hanging="360"/>
-      </w:pPr>
-      <w:rPr>
-        <w:rFonts w:ascii="Wingdings" w:hAnsi="Wingdings" w:hint="default"/>
-      </w:rPr>
-    </w:lvl>
-    <w:lvl w:ilvl="3" w:tplc="FFFFFFFF" w:tentative="1">
-      <w:start w:val="1"/>
-      <w:numFmt w:val="bullet"/>
-      <w:lvlText w:val=""/>
-      <w:lvlJc w:val="left"/>
-      <w:pPr>
-        <w:ind w:left="3589" w:hanging="360"/>
-      </w:pPr>
-      <w:rPr>
-        <w:rFonts w:ascii="Symbol" w:hAnsi="Symbol" w:hint="default"/>
-      </w:rPr>
-    </w:lvl>
-    <w:lvl w:ilvl="4" w:tplc="FFFFFFFF" w:tentative="1">
-      <w:start w:val="1"/>
-      <w:numFmt w:val="bullet"/>
-      <w:lvlText w:val="o"/>
-      <w:lvlJc w:val="left"/>
-      <w:pPr>
-        <w:ind w:left="4309" w:hanging="360"/>
-      </w:pPr>
-      <w:rPr>
-        <w:rFonts w:ascii="Courier New" w:hAnsi="Courier New" w:cs="Courier New" w:hint="default"/>
-      </w:rPr>
-    </w:lvl>
-    <w:lvl w:ilvl="5" w:tplc="FFFFFFFF" w:tentative="1">
-      <w:start w:val="1"/>
-      <w:numFmt w:val="bullet"/>
-      <w:lvlText w:val=""/>
-      <w:lvlJc w:val="left"/>
-      <w:pPr>
-        <w:ind w:left="5029" w:hanging="360"/>
-      </w:pPr>
-      <w:rPr>
-        <w:rFonts w:ascii="Wingdings" w:hAnsi="Wingdings" w:hint="default"/>
-      </w:rPr>
-    </w:lvl>
-    <w:lvl w:ilvl="6" w:tplc="FFFFFFFF" w:tentative="1">
-      <w:start w:val="1"/>
-      <w:numFmt w:val="bullet"/>
-      <w:lvlText w:val=""/>
-      <w:lvlJc w:val="left"/>
-      <w:pPr>
-        <w:ind w:left="5749" w:hanging="360"/>
-      </w:pPr>
-      <w:rPr>
-        <w:rFonts w:ascii="Symbol" w:hAnsi="Symbol" w:hint="default"/>
-      </w:rPr>
-    </w:lvl>
-    <w:lvl w:ilvl="7" w:tplc="FFFFFFFF" w:tentative="1">
-      <w:start w:val="1"/>
-      <w:numFmt w:val="bullet"/>
-      <w:lvlText w:val="o"/>
-      <w:lvlJc w:val="left"/>
-      <w:pPr>
-        <w:ind w:left="6469" w:hanging="360"/>
-      </w:pPr>
-      <w:rPr>
-        <w:rFonts w:ascii="Courier New" w:hAnsi="Courier New" w:cs="Courier New" w:hint="default"/>
-      </w:rPr>
-    </w:lvl>
-    <w:lvl w:ilvl="8" w:tplc="FFFFFFFF" w:tentative="1">
-      <w:start w:val="1"/>
-      <w:numFmt w:val="bullet"/>
-      <w:lvlText w:val=""/>
-      <w:lvlJc w:val="left"/>
-      <w:pPr>
-        <w:ind w:left="7189" w:hanging="360"/>
-      </w:pPr>
-      <w:rPr>
-        <w:rFonts w:ascii="Wingdings" w:hAnsi="Wingdings" w:hint="default"/>
-      </w:rPr>
-    </w:lvl>
-  </w:abstractNum>
-  <w:abstractNum w:abstractNumId="16" w15:restartNumberingAfterBreak="0">
-    <w:nsid w:val="29B12BE1"/>
-    <w:multiLevelType w:val="hybridMultilevel"/>
-    <w:tmpl w:val="48345C84"/>
-    <w:lvl w:ilvl="0" w:tplc="F31E77DA">
-      <w:start w:val="1"/>
-      <w:numFmt w:val="bullet"/>
-      <w:suff w:val="space"/>
-      <w:lvlText w:val=""/>
-      <w:lvlJc w:val="left"/>
-      <w:pPr>
-        <w:ind w:left="2138" w:hanging="360"/>
-      </w:pPr>
-      <w:rPr>
-        <w:rFonts w:ascii="Symbol" w:hAnsi="Symbol" w:hint="default"/>
-      </w:rPr>
-    </w:lvl>
-    <w:lvl w:ilvl="1" w:tplc="04190003" w:tentative="1">
-      <w:start w:val="1"/>
-      <w:numFmt w:val="bullet"/>
-      <w:lvlText w:val="o"/>
-      <w:lvlJc w:val="left"/>
-      <w:pPr>
-        <w:ind w:left="2149" w:hanging="360"/>
-      </w:pPr>
-      <w:rPr>
-        <w:rFonts w:ascii="Courier New" w:hAnsi="Courier New" w:cs="Courier New" w:hint="default"/>
-      </w:rPr>
-    </w:lvl>
-    <w:lvl w:ilvl="2" w:tplc="04190005" w:tentative="1">
-      <w:start w:val="1"/>
-      <w:numFmt w:val="bullet"/>
-      <w:lvlText w:val=""/>
-      <w:lvlJc w:val="left"/>
-      <w:pPr>
-        <w:ind w:left="2869" w:hanging="360"/>
-      </w:pPr>
-      <w:rPr>
-        <w:rFonts w:ascii="Wingdings" w:hAnsi="Wingdings" w:hint="default"/>
-      </w:rPr>
-    </w:lvl>
-    <w:lvl w:ilvl="3" w:tplc="04190001" w:tentative="1">
-      <w:start w:val="1"/>
-      <w:numFmt w:val="bullet"/>
-      <w:lvlText w:val=""/>
-      <w:lvlJc w:val="left"/>
-      <w:pPr>
-        <w:ind w:left="3589" w:hanging="360"/>
-      </w:pPr>
-      <w:rPr>
-        <w:rFonts w:ascii="Symbol" w:hAnsi="Symbol" w:hint="default"/>
-      </w:rPr>
-    </w:lvl>
-    <w:lvl w:ilvl="4" w:tplc="04190003" w:tentative="1">
-      <w:start w:val="1"/>
-      <w:numFmt w:val="bullet"/>
-      <w:lvlText w:val="o"/>
-      <w:lvlJc w:val="left"/>
-      <w:pPr>
-        <w:ind w:left="4309" w:hanging="360"/>
-      </w:pPr>
-      <w:rPr>
-        <w:rFonts w:ascii="Courier New" w:hAnsi="Courier New" w:cs="Courier New" w:hint="default"/>
-      </w:rPr>
-    </w:lvl>
-    <w:lvl w:ilvl="5" w:tplc="04190005" w:tentative="1">
-      <w:start w:val="1"/>
-      <w:numFmt w:val="bullet"/>
-      <w:lvlText w:val=""/>
-      <w:lvlJc w:val="left"/>
-      <w:pPr>
-        <w:ind w:left="5029" w:hanging="360"/>
-      </w:pPr>
-      <w:rPr>
-        <w:rFonts w:ascii="Wingdings" w:hAnsi="Wingdings" w:hint="default"/>
-      </w:rPr>
-    </w:lvl>
-    <w:lvl w:ilvl="6" w:tplc="04190001" w:tentative="1">
-      <w:start w:val="1"/>
-      <w:numFmt w:val="bullet"/>
-      <w:lvlText w:val=""/>
-      <w:lvlJc w:val="left"/>
-      <w:pPr>
-        <w:ind w:left="5749" w:hanging="360"/>
-      </w:pPr>
-      <w:rPr>
-        <w:rFonts w:ascii="Symbol" w:hAnsi="Symbol" w:hint="default"/>
-      </w:rPr>
-    </w:lvl>
-    <w:lvl w:ilvl="7" w:tplc="04190003" w:tentative="1">
-      <w:start w:val="1"/>
-      <w:numFmt w:val="bullet"/>
-      <w:lvlText w:val="o"/>
-      <w:lvlJc w:val="left"/>
-      <w:pPr>
-        <w:ind w:left="6469" w:hanging="360"/>
-      </w:pPr>
-      <w:rPr>
-        <w:rFonts w:ascii="Courier New" w:hAnsi="Courier New" w:cs="Courier New" w:hint="default"/>
-      </w:rPr>
-    </w:lvl>
-    <w:lvl w:ilvl="8" w:tplc="04190005" w:tentative="1">
-      <w:start w:val="1"/>
-      <w:numFmt w:val="bullet"/>
-      <w:lvlText w:val=""/>
-      <w:lvlJc w:val="left"/>
-      <w:pPr>
-        <w:ind w:left="7189" w:hanging="360"/>
-      </w:pPr>
-      <w:rPr>
-        <w:rFonts w:ascii="Wingdings" w:hAnsi="Wingdings" w:hint="default"/>
-      </w:rPr>
-    </w:lvl>
-  </w:abstractNum>
-  <w:abstractNum w:abstractNumId="17" w15:restartNumberingAfterBreak="0">
-    <w:nsid w:val="2AF82E25"/>
-    <w:multiLevelType w:val="hybridMultilevel"/>
-    <w:tmpl w:val="058892FA"/>
-    <w:lvl w:ilvl="0" w:tplc="B332F22E">
-      <w:start w:val="1"/>
-      <w:numFmt w:val="bullet"/>
-      <w:suff w:val="space"/>
-      <w:lvlText w:val=""/>
-      <w:lvlJc w:val="left"/>
-      <w:pPr>
-        <w:ind w:left="1429" w:hanging="360"/>
-      </w:pPr>
-      <w:rPr>
-        <w:rFonts w:ascii="Symbol" w:hAnsi="Symbol" w:hint="default"/>
-      </w:rPr>
-    </w:lvl>
-    <w:lvl w:ilvl="1" w:tplc="04190003" w:tentative="1">
-      <w:start w:val="1"/>
-      <w:numFmt w:val="bullet"/>
-      <w:lvlText w:val="o"/>
-      <w:lvlJc w:val="left"/>
-      <w:pPr>
-        <w:ind w:left="2149" w:hanging="360"/>
-      </w:pPr>
-      <w:rPr>
-        <w:rFonts w:ascii="Courier New" w:hAnsi="Courier New" w:cs="Courier New" w:hint="default"/>
-      </w:rPr>
-    </w:lvl>
-    <w:lvl w:ilvl="2" w:tplc="04190005" w:tentative="1">
-      <w:start w:val="1"/>
-      <w:numFmt w:val="bullet"/>
-      <w:lvlText w:val=""/>
-      <w:lvlJc w:val="left"/>
-      <w:pPr>
-        <w:ind w:left="2869" w:hanging="360"/>
-      </w:pPr>
-      <w:rPr>
-        <w:rFonts w:ascii="Wingdings" w:hAnsi="Wingdings" w:hint="default"/>
-      </w:rPr>
-    </w:lvl>
-    <w:lvl w:ilvl="3" w:tplc="04190001" w:tentative="1">
-      <w:start w:val="1"/>
-      <w:numFmt w:val="bullet"/>
-      <w:lvlText w:val=""/>
-      <w:lvlJc w:val="left"/>
-      <w:pPr>
-        <w:ind w:left="3589" w:hanging="360"/>
-      </w:pPr>
-      <w:rPr>
-        <w:rFonts w:ascii="Symbol" w:hAnsi="Symbol" w:hint="default"/>
-      </w:rPr>
-    </w:lvl>
-    <w:lvl w:ilvl="4" w:tplc="04190003" w:tentative="1">
-      <w:start w:val="1"/>
-      <w:numFmt w:val="bullet"/>
-      <w:lvlText w:val="o"/>
-      <w:lvlJc w:val="left"/>
-      <w:pPr>
-        <w:ind w:left="4309" w:hanging="360"/>
-      </w:pPr>
-      <w:rPr>
-        <w:rFonts w:ascii="Courier New" w:hAnsi="Courier New" w:cs="Courier New" w:hint="default"/>
-      </w:rPr>
-    </w:lvl>
-    <w:lvl w:ilvl="5" w:tplc="04190005" w:tentative="1">
-      <w:start w:val="1"/>
-      <w:numFmt w:val="bullet"/>
-      <w:lvlText w:val=""/>
-      <w:lvlJc w:val="left"/>
-      <w:pPr>
-        <w:ind w:left="5029" w:hanging="360"/>
-      </w:pPr>
-      <w:rPr>
-        <w:rFonts w:ascii="Wingdings" w:hAnsi="Wingdings" w:hint="default"/>
-      </w:rPr>
-    </w:lvl>
-    <w:lvl w:ilvl="6" w:tplc="04190001" w:tentative="1">
-      <w:start w:val="1"/>
-      <w:numFmt w:val="bullet"/>
-      <w:lvlText w:val=""/>
-      <w:lvlJc w:val="left"/>
-      <w:pPr>
-        <w:ind w:left="5749" w:hanging="360"/>
-      </w:pPr>
-      <w:rPr>
-        <w:rFonts w:ascii="Symbol" w:hAnsi="Symbol" w:hint="default"/>
-      </w:rPr>
-    </w:lvl>
-    <w:lvl w:ilvl="7" w:tplc="04190003" w:tentative="1">
-      <w:start w:val="1"/>
-      <w:numFmt w:val="bullet"/>
-      <w:lvlText w:val="o"/>
-      <w:lvlJc w:val="left"/>
-      <w:pPr>
-        <w:ind w:left="6469" w:hanging="360"/>
-      </w:pPr>
-      <w:rPr>
-        <w:rFonts w:ascii="Courier New" w:hAnsi="Courier New" w:cs="Courier New" w:hint="default"/>
-      </w:rPr>
-    </w:lvl>
-    <w:lvl w:ilvl="8" w:tplc="04190005" w:tentative="1">
-      <w:start w:val="1"/>
-      <w:numFmt w:val="bullet"/>
-      <w:lvlText w:val=""/>
-      <w:lvlJc w:val="left"/>
-      <w:pPr>
-        <w:ind w:left="7189" w:hanging="360"/>
-      </w:pPr>
-      <w:rPr>
-        <w:rFonts w:ascii="Wingdings" w:hAnsi="Wingdings" w:hint="default"/>
-      </w:rPr>
-    </w:lvl>
-  </w:abstractNum>
-  <w:abstractNum w:abstractNumId="18" w15:restartNumberingAfterBreak="0">
-    <w:nsid w:val="2B965B93"/>
-    <w:multiLevelType w:val="hybridMultilevel"/>
-    <w:tmpl w:val="C2F4A730"/>
-    <w:lvl w:ilvl="0" w:tplc="FC5E5C8E">
-      <w:start w:val="1"/>
-      <w:numFmt w:val="bullet"/>
-      <w:suff w:val="space"/>
-      <w:lvlText w:val=""/>
-      <w:lvlJc w:val="left"/>
-      <w:pPr>
-        <w:ind w:left="1713" w:hanging="360"/>
-      </w:pPr>
-      <w:rPr>
-        <w:rFonts w:ascii="Symbol" w:hAnsi="Symbol" w:hint="default"/>
-      </w:rPr>
-    </w:lvl>
-    <w:lvl w:ilvl="1" w:tplc="FFFFFFFF" w:tentative="1">
-      <w:start w:val="1"/>
-      <w:numFmt w:val="bullet"/>
-      <w:lvlText w:val="o"/>
-      <w:lvlJc w:val="left"/>
-      <w:pPr>
-        <w:ind w:left="2433" w:hanging="360"/>
-      </w:pPr>
-      <w:rPr>
-        <w:rFonts w:ascii="Courier New" w:hAnsi="Courier New" w:cs="Courier New" w:hint="default"/>
-      </w:rPr>
-    </w:lvl>
-    <w:lvl w:ilvl="2" w:tplc="FFFFFFFF" w:tentative="1">
-      <w:start w:val="1"/>
-      <w:numFmt w:val="bullet"/>
-      <w:lvlText w:val=""/>
-      <w:lvlJc w:val="left"/>
-      <w:pPr>
-        <w:ind w:left="3153" w:hanging="360"/>
-      </w:pPr>
-      <w:rPr>
-        <w:rFonts w:ascii="Wingdings" w:hAnsi="Wingdings" w:hint="default"/>
-      </w:rPr>
-    </w:lvl>
-    <w:lvl w:ilvl="3" w:tplc="FFFFFFFF" w:tentative="1">
-      <w:start w:val="1"/>
-      <w:numFmt w:val="bullet"/>
-      <w:lvlText w:val=""/>
-      <w:lvlJc w:val="left"/>
-      <w:pPr>
-        <w:ind w:left="3873" w:hanging="360"/>
-      </w:pPr>
-      <w:rPr>
-        <w:rFonts w:ascii="Symbol" w:hAnsi="Symbol" w:hint="default"/>
-      </w:rPr>
-    </w:lvl>
-    <w:lvl w:ilvl="4" w:tplc="FFFFFFFF" w:tentative="1">
-      <w:start w:val="1"/>
-      <w:numFmt w:val="bullet"/>
-      <w:lvlText w:val="o"/>
-      <w:lvlJc w:val="left"/>
-      <w:pPr>
-        <w:ind w:left="4593" w:hanging="360"/>
-      </w:pPr>
-      <w:rPr>
-        <w:rFonts w:ascii="Courier New" w:hAnsi="Courier New" w:cs="Courier New" w:hint="default"/>
-      </w:rPr>
-    </w:lvl>
-    <w:lvl w:ilvl="5" w:tplc="FFFFFFFF" w:tentative="1">
-      <w:start w:val="1"/>
-      <w:numFmt w:val="bullet"/>
-      <w:lvlText w:val=""/>
-      <w:lvlJc w:val="left"/>
-      <w:pPr>
-        <w:ind w:left="5313" w:hanging="360"/>
-      </w:pPr>
-      <w:rPr>
-        <w:rFonts w:ascii="Wingdings" w:hAnsi="Wingdings" w:hint="default"/>
-      </w:rPr>
-    </w:lvl>
-    <w:lvl w:ilvl="6" w:tplc="FFFFFFFF" w:tentative="1">
-      <w:start w:val="1"/>
-      <w:numFmt w:val="bullet"/>
-      <w:lvlText w:val=""/>
-      <w:lvlJc w:val="left"/>
-      <w:pPr>
-        <w:ind w:left="6033" w:hanging="360"/>
-      </w:pPr>
-      <w:rPr>
-        <w:rFonts w:ascii="Symbol" w:hAnsi="Symbol" w:hint="default"/>
-      </w:rPr>
-    </w:lvl>
-    <w:lvl w:ilvl="7" w:tplc="FFFFFFFF" w:tentative="1">
-      <w:start w:val="1"/>
-      <w:numFmt w:val="bullet"/>
-      <w:lvlText w:val="o"/>
-      <w:lvlJc w:val="left"/>
-      <w:pPr>
-        <w:ind w:left="6753" w:hanging="360"/>
-      </w:pPr>
-      <w:rPr>
-        <w:rFonts w:ascii="Courier New" w:hAnsi="Courier New" w:cs="Courier New" w:hint="default"/>
-      </w:rPr>
-    </w:lvl>
-    <w:lvl w:ilvl="8" w:tplc="FFFFFFFF" w:tentative="1">
-      <w:start w:val="1"/>
-      <w:numFmt w:val="bullet"/>
-      <w:lvlText w:val=""/>
-      <w:lvlJc w:val="left"/>
-      <w:pPr>
-        <w:ind w:left="7473" w:hanging="360"/>
-      </w:pPr>
-      <w:rPr>
-        <w:rFonts w:ascii="Wingdings" w:hAnsi="Wingdings" w:hint="default"/>
-      </w:rPr>
-    </w:lvl>
-  </w:abstractNum>
-  <w:abstractNum w:abstractNumId="19" w15:restartNumberingAfterBreak="0">
-    <w:nsid w:val="2E84296E"/>
-    <w:multiLevelType w:val="hybridMultilevel"/>
-    <w:tmpl w:val="5BB0D008"/>
-    <w:lvl w:ilvl="0" w:tplc="5D0288D2">
-      <w:start w:val="1"/>
-      <w:numFmt w:val="bullet"/>
-      <w:suff w:val="space"/>
-      <w:lvlText w:val=""/>
-      <w:lvlJc w:val="left"/>
-      <w:pPr>
-        <w:ind w:left="1429" w:hanging="360"/>
-      </w:pPr>
-      <w:rPr>
-        <w:rFonts w:ascii="Symbol" w:hAnsi="Symbol" w:hint="default"/>
-      </w:rPr>
-    </w:lvl>
-    <w:lvl w:ilvl="1" w:tplc="04190003" w:tentative="1">
-      <w:start w:val="1"/>
-      <w:numFmt w:val="bullet"/>
-      <w:lvlText w:val="o"/>
-      <w:lvlJc w:val="left"/>
-      <w:pPr>
-        <w:ind w:left="2149" w:hanging="360"/>
-      </w:pPr>
-      <w:rPr>
-        <w:rFonts w:ascii="Courier New" w:hAnsi="Courier New" w:cs="Courier New" w:hint="default"/>
-      </w:rPr>
-    </w:lvl>
-    <w:lvl w:ilvl="2" w:tplc="04190005" w:tentative="1">
-      <w:start w:val="1"/>
-      <w:numFmt w:val="bullet"/>
-      <w:lvlText w:val=""/>
-      <w:lvlJc w:val="left"/>
-      <w:pPr>
-        <w:ind w:left="2869" w:hanging="360"/>
-      </w:pPr>
-      <w:rPr>
-        <w:rFonts w:ascii="Wingdings" w:hAnsi="Wingdings" w:hint="default"/>
-      </w:rPr>
-    </w:lvl>
-    <w:lvl w:ilvl="3" w:tplc="04190001" w:tentative="1">
-      <w:start w:val="1"/>
-      <w:numFmt w:val="bullet"/>
-      <w:lvlText w:val=""/>
-      <w:lvlJc w:val="left"/>
-      <w:pPr>
-        <w:ind w:left="3589" w:hanging="360"/>
-      </w:pPr>
-      <w:rPr>
-        <w:rFonts w:ascii="Symbol" w:hAnsi="Symbol" w:hint="default"/>
-      </w:rPr>
-    </w:lvl>
-    <w:lvl w:ilvl="4" w:tplc="04190003" w:tentative="1">
-      <w:start w:val="1"/>
-      <w:numFmt w:val="bullet"/>
-      <w:lvlText w:val="o"/>
-      <w:lvlJc w:val="left"/>
-      <w:pPr>
-        <w:ind w:left="4309" w:hanging="360"/>
-      </w:pPr>
-      <w:rPr>
-        <w:rFonts w:ascii="Courier New" w:hAnsi="Courier New" w:cs="Courier New" w:hint="default"/>
-      </w:rPr>
-    </w:lvl>
-    <w:lvl w:ilvl="5" w:tplc="04190005" w:tentative="1">
-      <w:start w:val="1"/>
-      <w:numFmt w:val="bullet"/>
-      <w:lvlText w:val=""/>
-      <w:lvlJc w:val="left"/>
-      <w:pPr>
-        <w:ind w:left="5029" w:hanging="360"/>
-      </w:pPr>
-      <w:rPr>
-        <w:rFonts w:ascii="Wingdings" w:hAnsi="Wingdings" w:hint="default"/>
-      </w:rPr>
-    </w:lvl>
-    <w:lvl w:ilvl="6" w:tplc="04190001" w:tentative="1">
-      <w:start w:val="1"/>
-      <w:numFmt w:val="bullet"/>
-      <w:lvlText w:val=""/>
-      <w:lvlJc w:val="left"/>
-      <w:pPr>
-        <w:ind w:left="5749" w:hanging="360"/>
-      </w:pPr>
-      <w:rPr>
-        <w:rFonts w:ascii="Symbol" w:hAnsi="Symbol" w:hint="default"/>
-      </w:rPr>
-    </w:lvl>
-    <w:lvl w:ilvl="7" w:tplc="04190003" w:tentative="1">
-      <w:start w:val="1"/>
-      <w:numFmt w:val="bullet"/>
-      <w:lvlText w:val="o"/>
-      <w:lvlJc w:val="left"/>
-      <w:pPr>
-        <w:ind w:left="6469" w:hanging="360"/>
-      </w:pPr>
-      <w:rPr>
-        <w:rFonts w:ascii="Courier New" w:hAnsi="Courier New" w:cs="Courier New" w:hint="default"/>
-      </w:rPr>
-    </w:lvl>
-    <w:lvl w:ilvl="8" w:tplc="04190005" w:tentative="1">
-      <w:start w:val="1"/>
-      <w:numFmt w:val="bullet"/>
-      <w:lvlText w:val=""/>
-      <w:lvlJc w:val="left"/>
-      <w:pPr>
-        <w:ind w:left="7189" w:hanging="360"/>
-      </w:pPr>
-      <w:rPr>
-        <w:rFonts w:ascii="Wingdings" w:hAnsi="Wingdings" w:hint="default"/>
-      </w:rPr>
-    </w:lvl>
-  </w:abstractNum>
-  <w:abstractNum w:abstractNumId="20" w15:restartNumberingAfterBreak="0">
-    <w:nsid w:val="2F0050AE"/>
-    <w:multiLevelType w:val="hybridMultilevel"/>
-    <w:tmpl w:val="CDDE46F2"/>
-    <w:lvl w:ilvl="0" w:tplc="34783F54">
-      <w:start w:val="1"/>
-      <w:numFmt w:val="bullet"/>
-      <w:lvlText w:val=""/>
-      <w:lvlJc w:val="left"/>
-      <w:pPr>
-        <w:ind w:left="1429" w:hanging="360"/>
-      </w:pPr>
-      <w:rPr>
-        <w:rFonts w:ascii="Symbol" w:hAnsi="Symbol" w:hint="default"/>
-      </w:rPr>
-    </w:lvl>
-    <w:lvl w:ilvl="1" w:tplc="04190003" w:tentative="1">
-      <w:start w:val="1"/>
-      <w:numFmt w:val="bullet"/>
-      <w:lvlText w:val="o"/>
-      <w:lvlJc w:val="left"/>
-      <w:pPr>
-        <w:ind w:left="2149" w:hanging="360"/>
-      </w:pPr>
-      <w:rPr>
-        <w:rFonts w:ascii="Courier New" w:hAnsi="Courier New" w:cs="Courier New" w:hint="default"/>
-      </w:rPr>
-    </w:lvl>
-    <w:lvl w:ilvl="2" w:tplc="04190005" w:tentative="1">
-      <w:start w:val="1"/>
-      <w:numFmt w:val="bullet"/>
-      <w:lvlText w:val=""/>
-      <w:lvlJc w:val="left"/>
-      <w:pPr>
-        <w:ind w:left="2869" w:hanging="360"/>
-      </w:pPr>
-      <w:rPr>
-        <w:rFonts w:ascii="Wingdings" w:hAnsi="Wingdings" w:hint="default"/>
-      </w:rPr>
-    </w:lvl>
-    <w:lvl w:ilvl="3" w:tplc="04190001" w:tentative="1">
-      <w:start w:val="1"/>
-      <w:numFmt w:val="bullet"/>
-      <w:lvlText w:val=""/>
-      <w:lvlJc w:val="left"/>
-      <w:pPr>
-        <w:ind w:left="3589" w:hanging="360"/>
-      </w:pPr>
-      <w:rPr>
-        <w:rFonts w:ascii="Symbol" w:hAnsi="Symbol" w:hint="default"/>
-      </w:rPr>
-    </w:lvl>
-    <w:lvl w:ilvl="4" w:tplc="04190003" w:tentative="1">
-      <w:start w:val="1"/>
-      <w:numFmt w:val="bullet"/>
-      <w:lvlText w:val="o"/>
-      <w:lvlJc w:val="left"/>
-      <w:pPr>
-        <w:ind w:left="4309" w:hanging="360"/>
-      </w:pPr>
-      <w:rPr>
-        <w:rFonts w:ascii="Courier New" w:hAnsi="Courier New" w:cs="Courier New" w:hint="default"/>
-      </w:rPr>
-    </w:lvl>
-    <w:lvl w:ilvl="5" w:tplc="04190005" w:tentative="1">
-      <w:start w:val="1"/>
-      <w:numFmt w:val="bullet"/>
-      <w:lvlText w:val=""/>
-      <w:lvlJc w:val="left"/>
-      <w:pPr>
-        <w:ind w:left="5029" w:hanging="360"/>
-      </w:pPr>
-      <w:rPr>
-        <w:rFonts w:ascii="Wingdings" w:hAnsi="Wingdings" w:hint="default"/>
-      </w:rPr>
-    </w:lvl>
-    <w:lvl w:ilvl="6" w:tplc="04190001" w:tentative="1">
-      <w:start w:val="1"/>
-      <w:numFmt w:val="bullet"/>
-      <w:lvlText w:val=""/>
-      <w:lvlJc w:val="left"/>
-      <w:pPr>
-        <w:ind w:left="5749" w:hanging="360"/>
-      </w:pPr>
-      <w:rPr>
-        <w:rFonts w:ascii="Symbol" w:hAnsi="Symbol" w:hint="default"/>
-      </w:rPr>
-    </w:lvl>
-    <w:lvl w:ilvl="7" w:tplc="04190003" w:tentative="1">
-      <w:start w:val="1"/>
-      <w:numFmt w:val="bullet"/>
-      <w:lvlText w:val="o"/>
-      <w:lvlJc w:val="left"/>
-      <w:pPr>
-        <w:ind w:left="6469" w:hanging="360"/>
-      </w:pPr>
-      <w:rPr>
-        <w:rFonts w:ascii="Courier New" w:hAnsi="Courier New" w:cs="Courier New" w:hint="default"/>
-      </w:rPr>
-    </w:lvl>
-    <w:lvl w:ilvl="8" w:tplc="04190005" w:tentative="1">
-      <w:start w:val="1"/>
-      <w:numFmt w:val="bullet"/>
-      <w:lvlText w:val=""/>
-      <w:lvlJc w:val="left"/>
-      <w:pPr>
-        <w:ind w:left="7189" w:hanging="360"/>
-      </w:pPr>
-      <w:rPr>
-        <w:rFonts w:ascii="Wingdings" w:hAnsi="Wingdings" w:hint="default"/>
-      </w:rPr>
-    </w:lvl>
-  </w:abstractNum>
-  <w:abstractNum w:abstractNumId="21" w15:restartNumberingAfterBreak="0">
-    <w:nsid w:val="31BA727A"/>
-    <w:multiLevelType w:val="hybridMultilevel"/>
-    <w:tmpl w:val="B3401980"/>
-    <w:lvl w:ilvl="0" w:tplc="5A48E578">
-      <w:start w:val="1"/>
-      <w:numFmt w:val="decimal"/>
-      <w:suff w:val="space"/>
-      <w:lvlText w:val="%1."/>
-      <w:lvlJc w:val="left"/>
-      <w:pPr>
-        <w:ind w:left="1414" w:hanging="705"/>
-      </w:pPr>
-      <w:rPr>
-        <w:rFonts w:hint="default"/>
-      </w:rPr>
-    </w:lvl>
-    <w:lvl w:ilvl="1" w:tplc="04190019" w:tentative="1">
-      <w:start w:val="1"/>
-      <w:numFmt w:val="lowerLetter"/>
-      <w:lvlText w:val="%2."/>
-      <w:lvlJc w:val="left"/>
-      <w:pPr>
-        <w:ind w:left="1440" w:hanging="360"/>
-      </w:pPr>
-    </w:lvl>
-    <w:lvl w:ilvl="2" w:tplc="0419001B" w:tentative="1">
-      <w:start w:val="1"/>
-      <w:numFmt w:val="lowerRoman"/>
-      <w:lvlText w:val="%3."/>
-      <w:lvlJc w:val="right"/>
-      <w:pPr>
-        <w:ind w:left="2160" w:hanging="180"/>
-      </w:pPr>
-    </w:lvl>
-    <w:lvl w:ilvl="3" w:tplc="0419000F" w:tentative="1">
-      <w:start w:val="1"/>
-      <w:numFmt w:val="decimal"/>
-      <w:lvlText w:val="%4."/>
-      <w:lvlJc w:val="left"/>
-      <w:pPr>
-        <w:ind w:left="2880" w:hanging="360"/>
-      </w:pPr>
-    </w:lvl>
-    <w:lvl w:ilvl="4" w:tplc="04190019" w:tentative="1">
-      <w:start w:val="1"/>
-      <w:numFmt w:val="lowerLetter"/>
-      <w:lvlText w:val="%5."/>
-      <w:lvlJc w:val="left"/>
-      <w:pPr>
-        <w:ind w:left="3600" w:hanging="360"/>
-      </w:pPr>
-    </w:lvl>
-    <w:lvl w:ilvl="5" w:tplc="0419001B" w:tentative="1">
-      <w:start w:val="1"/>
-      <w:numFmt w:val="lowerRoman"/>
-      <w:lvlText w:val="%6."/>
-      <w:lvlJc w:val="right"/>
-      <w:pPr>
-        <w:ind w:left="4320" w:hanging="180"/>
-      </w:pPr>
-    </w:lvl>
-    <w:lvl w:ilvl="6" w:tplc="0419000F" w:tentative="1">
-      <w:start w:val="1"/>
-      <w:numFmt w:val="decimal"/>
-      <w:lvlText w:val="%7."/>
-      <w:lvlJc w:val="left"/>
-      <w:pPr>
-        <w:ind w:left="5040" w:hanging="360"/>
-      </w:pPr>
-    </w:lvl>
-    <w:lvl w:ilvl="7" w:tplc="04190019" w:tentative="1">
-      <w:start w:val="1"/>
-      <w:numFmt w:val="lowerLetter"/>
-      <w:lvlText w:val="%8."/>
-      <w:lvlJc w:val="left"/>
-      <w:pPr>
-        <w:ind w:left="5760" w:hanging="360"/>
-      </w:pPr>
-    </w:lvl>
-    <w:lvl w:ilvl="8" w:tplc="0419001B" w:tentative="1">
-      <w:start w:val="1"/>
-      <w:numFmt w:val="lowerRoman"/>
-      <w:lvlText w:val="%9."/>
-      <w:lvlJc w:val="right"/>
-      <w:pPr>
-        <w:ind w:left="6480" w:hanging="180"/>
-      </w:pPr>
-    </w:lvl>
-  </w:abstractNum>
-  <w:abstractNum w:abstractNumId="22" w15:restartNumberingAfterBreak="0">
-    <w:nsid w:val="335F067A"/>
-    <w:multiLevelType w:val="hybridMultilevel"/>
-    <w:tmpl w:val="F26CAF46"/>
-    <w:lvl w:ilvl="0" w:tplc="69E4B7DC">
-      <w:start w:val="1"/>
-      <w:numFmt w:val="bullet"/>
-      <w:suff w:val="space"/>
-      <w:lvlText w:val=""/>
-      <w:lvlJc w:val="left"/>
-      <w:pPr>
-        <w:ind w:left="2138" w:hanging="360"/>
-      </w:pPr>
-      <w:rPr>
-        <w:rFonts w:ascii="Symbol" w:hAnsi="Symbol" w:hint="default"/>
-      </w:rPr>
-    </w:lvl>
-    <w:lvl w:ilvl="1" w:tplc="04190003" w:tentative="1">
-      <w:start w:val="1"/>
-      <w:numFmt w:val="bullet"/>
-      <w:lvlText w:val="o"/>
-      <w:lvlJc w:val="left"/>
-      <w:pPr>
-        <w:ind w:left="1440" w:hanging="360"/>
-      </w:pPr>
-      <w:rPr>
-        <w:rFonts w:ascii="Courier New" w:hAnsi="Courier New" w:cs="Courier New" w:hint="default"/>
-      </w:rPr>
-    </w:lvl>
-    <w:lvl w:ilvl="2" w:tplc="04190005" w:tentative="1">
-      <w:start w:val="1"/>
-      <w:numFmt w:val="bullet"/>
-      <w:lvlText w:val=""/>
-      <w:lvlJc w:val="left"/>
-      <w:pPr>
-        <w:ind w:left="2160" w:hanging="360"/>
-      </w:pPr>
-      <w:rPr>
-        <w:rFonts w:ascii="Wingdings" w:hAnsi="Wingdings" w:hint="default"/>
-      </w:rPr>
-    </w:lvl>
-    <w:lvl w:ilvl="3" w:tplc="04190001" w:tentative="1">
-      <w:start w:val="1"/>
-      <w:numFmt w:val="bullet"/>
-      <w:lvlText w:val=""/>
-      <w:lvlJc w:val="left"/>
-      <w:pPr>
-        <w:ind w:left="2880" w:hanging="360"/>
-      </w:pPr>
-      <w:rPr>
-        <w:rFonts w:ascii="Symbol" w:hAnsi="Symbol" w:hint="default"/>
-      </w:rPr>
-    </w:lvl>
-    <w:lvl w:ilvl="4" w:tplc="04190003" w:tentative="1">
-      <w:start w:val="1"/>
-      <w:numFmt w:val="bullet"/>
-      <w:lvlText w:val="o"/>
-      <w:lvlJc w:val="left"/>
-      <w:pPr>
-        <w:ind w:left="3600" w:hanging="360"/>
-      </w:pPr>
-      <w:rPr>
-        <w:rFonts w:ascii="Courier New" w:hAnsi="Courier New" w:cs="Courier New" w:hint="default"/>
-      </w:rPr>
-    </w:lvl>
-    <w:lvl w:ilvl="5" w:tplc="04190005" w:tentative="1">
-      <w:start w:val="1"/>
-      <w:numFmt w:val="bullet"/>
-      <w:lvlText w:val=""/>
-      <w:lvlJc w:val="left"/>
-      <w:pPr>
-        <w:ind w:left="4320" w:hanging="360"/>
-      </w:pPr>
-      <w:rPr>
-        <w:rFonts w:ascii="Wingdings" w:hAnsi="Wingdings" w:hint="default"/>
-      </w:rPr>
-    </w:lvl>
-    <w:lvl w:ilvl="6" w:tplc="04190001" w:tentative="1">
-      <w:start w:val="1"/>
-      <w:numFmt w:val="bullet"/>
-      <w:lvlText w:val=""/>
-      <w:lvlJc w:val="left"/>
-      <w:pPr>
-        <w:ind w:left="5040" w:hanging="360"/>
-      </w:pPr>
-      <w:rPr>
-        <w:rFonts w:ascii="Symbol" w:hAnsi="Symbol" w:hint="default"/>
-      </w:rPr>
-    </w:lvl>
-    <w:lvl w:ilvl="7" w:tplc="04190003" w:tentative="1">
-      <w:start w:val="1"/>
-      <w:numFmt w:val="bullet"/>
-      <w:lvlText w:val="o"/>
-      <w:lvlJc w:val="left"/>
-      <w:pPr>
-        <w:ind w:left="5760" w:hanging="360"/>
-      </w:pPr>
-      <w:rPr>
-        <w:rFonts w:ascii="Courier New" w:hAnsi="Courier New" w:cs="Courier New" w:hint="default"/>
-      </w:rPr>
-    </w:lvl>
-    <w:lvl w:ilvl="8" w:tplc="04190005" w:tentative="1">
-      <w:start w:val="1"/>
-      <w:numFmt w:val="bullet"/>
-      <w:lvlText w:val=""/>
-      <w:lvlJc w:val="left"/>
-      <w:pPr>
-        <w:ind w:left="6480" w:hanging="360"/>
-      </w:pPr>
-      <w:rPr>
-        <w:rFonts w:ascii="Wingdings" w:hAnsi="Wingdings" w:hint="default"/>
-      </w:rPr>
-    </w:lvl>
-  </w:abstractNum>
-  <w:abstractNum w:abstractNumId="23" w15:restartNumberingAfterBreak="0">
-    <w:nsid w:val="34765603"/>
-    <w:multiLevelType w:val="hybridMultilevel"/>
-    <w:tmpl w:val="0FD6DED8"/>
-    <w:lvl w:ilvl="0" w:tplc="80D886CE">
-      <w:start w:val="1"/>
-      <w:numFmt w:val="bullet"/>
-      <w:suff w:val="space"/>
-      <w:lvlText w:val=""/>
-      <w:lvlJc w:val="left"/>
-      <w:pPr>
-        <w:ind w:left="1429" w:hanging="360"/>
-      </w:pPr>
-      <w:rPr>
-        <w:rFonts w:ascii="Symbol" w:hAnsi="Symbol" w:hint="default"/>
-      </w:rPr>
-    </w:lvl>
-    <w:lvl w:ilvl="1" w:tplc="04190003" w:tentative="1">
-      <w:start w:val="1"/>
-      <w:numFmt w:val="bullet"/>
-      <w:lvlText w:val="o"/>
-      <w:lvlJc w:val="left"/>
-      <w:pPr>
-        <w:ind w:left="2149" w:hanging="360"/>
-      </w:pPr>
-      <w:rPr>
-        <w:rFonts w:ascii="Courier New" w:hAnsi="Courier New" w:cs="Courier New" w:hint="default"/>
-      </w:rPr>
-    </w:lvl>
-    <w:lvl w:ilvl="2" w:tplc="04190005" w:tentative="1">
-      <w:start w:val="1"/>
-      <w:numFmt w:val="bullet"/>
-      <w:lvlText w:val=""/>
-      <w:lvlJc w:val="left"/>
-      <w:pPr>
-        <w:ind w:left="2869" w:hanging="360"/>
-      </w:pPr>
-      <w:rPr>
-        <w:rFonts w:ascii="Wingdings" w:hAnsi="Wingdings" w:hint="default"/>
-      </w:rPr>
-    </w:lvl>
-    <w:lvl w:ilvl="3" w:tplc="04190001" w:tentative="1">
-      <w:start w:val="1"/>
-      <w:numFmt w:val="bullet"/>
-      <w:lvlText w:val=""/>
-      <w:lvlJc w:val="left"/>
-      <w:pPr>
-        <w:ind w:left="3589" w:hanging="360"/>
-      </w:pPr>
-      <w:rPr>
-        <w:rFonts w:ascii="Symbol" w:hAnsi="Symbol" w:hint="default"/>
-      </w:rPr>
-    </w:lvl>
-    <w:lvl w:ilvl="4" w:tplc="04190003" w:tentative="1">
-      <w:start w:val="1"/>
-      <w:numFmt w:val="bullet"/>
-      <w:lvlText w:val="o"/>
-      <w:lvlJc w:val="left"/>
-      <w:pPr>
-        <w:ind w:left="4309" w:hanging="360"/>
-      </w:pPr>
-      <w:rPr>
-        <w:rFonts w:ascii="Courier New" w:hAnsi="Courier New" w:cs="Courier New" w:hint="default"/>
-      </w:rPr>
-    </w:lvl>
-    <w:lvl w:ilvl="5" w:tplc="04190005" w:tentative="1">
-      <w:start w:val="1"/>
-      <w:numFmt w:val="bullet"/>
-      <w:lvlText w:val=""/>
-      <w:lvlJc w:val="left"/>
-      <w:pPr>
-        <w:ind w:left="5029" w:hanging="360"/>
-      </w:pPr>
-      <w:rPr>
-        <w:rFonts w:ascii="Wingdings" w:hAnsi="Wingdings" w:hint="default"/>
-      </w:rPr>
-    </w:lvl>
-    <w:lvl w:ilvl="6" w:tplc="04190001" w:tentative="1">
-      <w:start w:val="1"/>
-      <w:numFmt w:val="bullet"/>
-      <w:lvlText w:val=""/>
-      <w:lvlJc w:val="left"/>
-      <w:pPr>
-        <w:ind w:left="5749" w:hanging="360"/>
-      </w:pPr>
-      <w:rPr>
-        <w:rFonts w:ascii="Symbol" w:hAnsi="Symbol" w:hint="default"/>
-      </w:rPr>
-    </w:lvl>
-    <w:lvl w:ilvl="7" w:tplc="04190003" w:tentative="1">
-      <w:start w:val="1"/>
-      <w:numFmt w:val="bullet"/>
-      <w:lvlText w:val="o"/>
-      <w:lvlJc w:val="left"/>
-      <w:pPr>
-        <w:ind w:left="6469" w:hanging="360"/>
-      </w:pPr>
-      <w:rPr>
-        <w:rFonts w:ascii="Courier New" w:hAnsi="Courier New" w:cs="Courier New" w:hint="default"/>
-      </w:rPr>
-    </w:lvl>
-    <w:lvl w:ilvl="8" w:tplc="04190005" w:tentative="1">
-      <w:start w:val="1"/>
-      <w:numFmt w:val="bullet"/>
-      <w:lvlText w:val=""/>
-      <w:lvlJc w:val="left"/>
-      <w:pPr>
-        <w:ind w:left="7189" w:hanging="360"/>
-      </w:pPr>
-      <w:rPr>
-        <w:rFonts w:ascii="Wingdings" w:hAnsi="Wingdings" w:hint="default"/>
-      </w:rPr>
-    </w:lvl>
-  </w:abstractNum>
-  <w:abstractNum w:abstractNumId="24" w15:restartNumberingAfterBreak="0">
-    <w:nsid w:val="349D282F"/>
-    <w:multiLevelType w:val="hybridMultilevel"/>
-    <w:tmpl w:val="B8866B94"/>
-    <w:lvl w:ilvl="0" w:tplc="2F506818">
-      <w:start w:val="1"/>
-      <w:numFmt w:val="bullet"/>
-      <w:lvlText w:val=""/>
-      <w:lvlJc w:val="left"/>
-      <w:pPr>
-        <w:ind w:left="1429" w:hanging="360"/>
-      </w:pPr>
-      <w:rPr>
-        <w:rFonts w:ascii="Symbol" w:hAnsi="Symbol" w:hint="default"/>
-      </w:rPr>
-    </w:lvl>
-    <w:lvl w:ilvl="1" w:tplc="04190003" w:tentative="1">
-      <w:start w:val="1"/>
-      <w:numFmt w:val="bullet"/>
-      <w:lvlText w:val="o"/>
-      <w:lvlJc w:val="left"/>
-      <w:pPr>
-        <w:ind w:left="2149" w:hanging="360"/>
-      </w:pPr>
-      <w:rPr>
-        <w:rFonts w:ascii="Courier New" w:hAnsi="Courier New" w:cs="Courier New" w:hint="default"/>
-      </w:rPr>
-    </w:lvl>
-    <w:lvl w:ilvl="2" w:tplc="04190005" w:tentative="1">
-      <w:start w:val="1"/>
-      <w:numFmt w:val="bullet"/>
-      <w:lvlText w:val=""/>
-      <w:lvlJc w:val="left"/>
-      <w:pPr>
-        <w:ind w:left="2869" w:hanging="360"/>
-      </w:pPr>
-      <w:rPr>
-        <w:rFonts w:ascii="Wingdings" w:hAnsi="Wingdings" w:hint="default"/>
-      </w:rPr>
-    </w:lvl>
-    <w:lvl w:ilvl="3" w:tplc="04190001" w:tentative="1">
-      <w:start w:val="1"/>
-      <w:numFmt w:val="bullet"/>
-      <w:lvlText w:val=""/>
-      <w:lvlJc w:val="left"/>
-      <w:pPr>
-        <w:ind w:left="3589" w:hanging="360"/>
-      </w:pPr>
-      <w:rPr>
-        <w:rFonts w:ascii="Symbol" w:hAnsi="Symbol" w:hint="default"/>
-      </w:rPr>
-    </w:lvl>
-    <w:lvl w:ilvl="4" w:tplc="04190003" w:tentative="1">
-      <w:start w:val="1"/>
-      <w:numFmt w:val="bullet"/>
-      <w:lvlText w:val="o"/>
-      <w:lvlJc w:val="left"/>
-      <w:pPr>
-        <w:ind w:left="4309" w:hanging="360"/>
-      </w:pPr>
-      <w:rPr>
-        <w:rFonts w:ascii="Courier New" w:hAnsi="Courier New" w:cs="Courier New" w:hint="default"/>
-      </w:rPr>
-    </w:lvl>
-    <w:lvl w:ilvl="5" w:tplc="04190005" w:tentative="1">
-      <w:start w:val="1"/>
-      <w:numFmt w:val="bullet"/>
-      <w:lvlText w:val=""/>
-      <w:lvlJc w:val="left"/>
-      <w:pPr>
-        <w:ind w:left="5029" w:hanging="360"/>
-      </w:pPr>
-      <w:rPr>
-        <w:rFonts w:ascii="Wingdings" w:hAnsi="Wingdings" w:hint="default"/>
-      </w:rPr>
-    </w:lvl>
-    <w:lvl w:ilvl="6" w:tplc="04190001" w:tentative="1">
-      <w:start w:val="1"/>
-      <w:numFmt w:val="bullet"/>
-      <w:lvlText w:val=""/>
-      <w:lvlJc w:val="left"/>
-      <w:pPr>
-        <w:ind w:left="5749" w:hanging="360"/>
-      </w:pPr>
-      <w:rPr>
-        <w:rFonts w:ascii="Symbol" w:hAnsi="Symbol" w:hint="default"/>
-      </w:rPr>
-    </w:lvl>
-    <w:lvl w:ilvl="7" w:tplc="04190003" w:tentative="1">
-      <w:start w:val="1"/>
-      <w:numFmt w:val="bullet"/>
-      <w:lvlText w:val="o"/>
-      <w:lvlJc w:val="left"/>
-      <w:pPr>
-        <w:ind w:left="6469" w:hanging="360"/>
-      </w:pPr>
-      <w:rPr>
-        <w:rFonts w:ascii="Courier New" w:hAnsi="Courier New" w:cs="Courier New" w:hint="default"/>
-      </w:rPr>
-    </w:lvl>
-    <w:lvl w:ilvl="8" w:tplc="04190005" w:tentative="1">
-      <w:start w:val="1"/>
-      <w:numFmt w:val="bullet"/>
-      <w:lvlText w:val=""/>
-      <w:lvlJc w:val="left"/>
-      <w:pPr>
-        <w:ind w:left="7189" w:hanging="360"/>
-      </w:pPr>
-      <w:rPr>
-        <w:rFonts w:ascii="Wingdings" w:hAnsi="Wingdings" w:hint="default"/>
-      </w:rPr>
-    </w:lvl>
-  </w:abstractNum>
-  <w:abstractNum w:abstractNumId="25" w15:restartNumberingAfterBreak="0">
-    <w:nsid w:val="385139BA"/>
-    <w:multiLevelType w:val="hybridMultilevel"/>
-    <w:tmpl w:val="EB5E2DC6"/>
-    <w:lvl w:ilvl="0" w:tplc="F24AC598">
-      <w:start w:val="1"/>
-      <w:numFmt w:val="decimal"/>
-      <w:suff w:val="space"/>
-      <w:lvlText w:val="%1"/>
-      <w:lvlJc w:val="left"/>
-      <w:pPr>
-        <w:ind w:left="1713" w:hanging="360"/>
-      </w:pPr>
-      <w:rPr>
-        <w:rFonts w:hint="default"/>
-      </w:rPr>
-    </w:lvl>
-    <w:lvl w:ilvl="1" w:tplc="04190019" w:tentative="1">
-      <w:start w:val="1"/>
-      <w:numFmt w:val="lowerLetter"/>
-      <w:lvlText w:val="%2."/>
-      <w:lvlJc w:val="left"/>
-      <w:pPr>
-        <w:ind w:left="2433" w:hanging="360"/>
-      </w:pPr>
-    </w:lvl>
-    <w:lvl w:ilvl="2" w:tplc="0419001B" w:tentative="1">
-      <w:start w:val="1"/>
-      <w:numFmt w:val="lowerRoman"/>
-      <w:lvlText w:val="%3."/>
-      <w:lvlJc w:val="right"/>
-      <w:pPr>
-        <w:ind w:left="3153" w:hanging="180"/>
-      </w:pPr>
-    </w:lvl>
-    <w:lvl w:ilvl="3" w:tplc="0419000F" w:tentative="1">
-      <w:start w:val="1"/>
-      <w:numFmt w:val="decimal"/>
-      <w:lvlText w:val="%4."/>
-      <w:lvlJc w:val="left"/>
-      <w:pPr>
-        <w:ind w:left="3873" w:hanging="360"/>
-      </w:pPr>
-    </w:lvl>
-    <w:lvl w:ilvl="4" w:tplc="04190019" w:tentative="1">
-      <w:start w:val="1"/>
-      <w:numFmt w:val="lowerLetter"/>
-      <w:lvlText w:val="%5."/>
-      <w:lvlJc w:val="left"/>
-      <w:pPr>
-        <w:ind w:left="4593" w:hanging="360"/>
-      </w:pPr>
-    </w:lvl>
-    <w:lvl w:ilvl="5" w:tplc="0419001B" w:tentative="1">
-      <w:start w:val="1"/>
-      <w:numFmt w:val="lowerRoman"/>
-      <w:lvlText w:val="%6."/>
-      <w:lvlJc w:val="right"/>
-      <w:pPr>
-        <w:ind w:left="5313" w:hanging="180"/>
-      </w:pPr>
-    </w:lvl>
-    <w:lvl w:ilvl="6" w:tplc="0419000F" w:tentative="1">
-      <w:start w:val="1"/>
-      <w:numFmt w:val="decimal"/>
-      <w:lvlText w:val="%7."/>
-      <w:lvlJc w:val="left"/>
-      <w:pPr>
-        <w:ind w:left="6033" w:hanging="360"/>
-      </w:pPr>
-    </w:lvl>
-    <w:lvl w:ilvl="7" w:tplc="04190019" w:tentative="1">
-      <w:start w:val="1"/>
-      <w:numFmt w:val="lowerLetter"/>
-      <w:lvlText w:val="%8."/>
-      <w:lvlJc w:val="left"/>
-      <w:pPr>
-        <w:ind w:left="6753" w:hanging="360"/>
-      </w:pPr>
-    </w:lvl>
-    <w:lvl w:ilvl="8" w:tplc="0419001B" w:tentative="1">
-      <w:start w:val="1"/>
-      <w:numFmt w:val="lowerRoman"/>
-      <w:lvlText w:val="%9."/>
-      <w:lvlJc w:val="right"/>
-      <w:pPr>
-        <w:ind w:left="7473" w:hanging="180"/>
-      </w:pPr>
-    </w:lvl>
-  </w:abstractNum>
-  <w:abstractNum w:abstractNumId="26" w15:restartNumberingAfterBreak="0">
-    <w:nsid w:val="3AD666B3"/>
-    <w:multiLevelType w:val="hybridMultilevel"/>
-    <w:tmpl w:val="DE7E0A04"/>
-    <w:lvl w:ilvl="0" w:tplc="F0CC4F80">
-      <w:start w:val="1"/>
-      <w:numFmt w:val="bullet"/>
-      <w:suff w:val="space"/>
-      <w:lvlText w:val=""/>
-      <w:lvlJc w:val="left"/>
-      <w:pPr>
-        <w:ind w:left="1429" w:hanging="360"/>
-      </w:pPr>
-      <w:rPr>
-        <w:rFonts w:ascii="Symbol" w:hAnsi="Symbol" w:hint="default"/>
-      </w:rPr>
-    </w:lvl>
-    <w:lvl w:ilvl="1" w:tplc="FFFFFFFF" w:tentative="1">
-      <w:start w:val="1"/>
-      <w:numFmt w:val="bullet"/>
-      <w:lvlText w:val="o"/>
-      <w:lvlJc w:val="left"/>
-      <w:pPr>
-        <w:ind w:left="2149" w:hanging="360"/>
-      </w:pPr>
-      <w:rPr>
-        <w:rFonts w:ascii="Courier New" w:hAnsi="Courier New" w:cs="Courier New" w:hint="default"/>
-      </w:rPr>
-    </w:lvl>
-    <w:lvl w:ilvl="2" w:tplc="FFFFFFFF" w:tentative="1">
-      <w:start w:val="1"/>
-      <w:numFmt w:val="bullet"/>
-      <w:lvlText w:val=""/>
-      <w:lvlJc w:val="left"/>
-      <w:pPr>
-        <w:ind w:left="2869" w:hanging="360"/>
-      </w:pPr>
-      <w:rPr>
-        <w:rFonts w:ascii="Wingdings" w:hAnsi="Wingdings" w:hint="default"/>
-      </w:rPr>
-    </w:lvl>
-    <w:lvl w:ilvl="3" w:tplc="FFFFFFFF" w:tentative="1">
-      <w:start w:val="1"/>
-      <w:numFmt w:val="bullet"/>
-      <w:lvlText w:val=""/>
-      <w:lvlJc w:val="left"/>
-      <w:pPr>
-        <w:ind w:left="3589" w:hanging="360"/>
-      </w:pPr>
-      <w:rPr>
-        <w:rFonts w:ascii="Symbol" w:hAnsi="Symbol" w:hint="default"/>
-      </w:rPr>
-    </w:lvl>
-    <w:lvl w:ilvl="4" w:tplc="FFFFFFFF" w:tentative="1">
-      <w:start w:val="1"/>
-      <w:numFmt w:val="bullet"/>
-      <w:lvlText w:val="o"/>
-      <w:lvlJc w:val="left"/>
-      <w:pPr>
-        <w:ind w:left="4309" w:hanging="360"/>
-      </w:pPr>
-      <w:rPr>
-        <w:rFonts w:ascii="Courier New" w:hAnsi="Courier New" w:cs="Courier New" w:hint="default"/>
-      </w:rPr>
-    </w:lvl>
-    <w:lvl w:ilvl="5" w:tplc="FFFFFFFF" w:tentative="1">
-      <w:start w:val="1"/>
-      <w:numFmt w:val="bullet"/>
-      <w:lvlText w:val=""/>
-      <w:lvlJc w:val="left"/>
-      <w:pPr>
-        <w:ind w:left="5029" w:hanging="360"/>
-      </w:pPr>
-      <w:rPr>
-        <w:rFonts w:ascii="Wingdings" w:hAnsi="Wingdings" w:hint="default"/>
-      </w:rPr>
-    </w:lvl>
-    <w:lvl w:ilvl="6" w:tplc="FFFFFFFF" w:tentative="1">
-      <w:start w:val="1"/>
-      <w:numFmt w:val="bullet"/>
-      <w:lvlText w:val=""/>
-      <w:lvlJc w:val="left"/>
-      <w:pPr>
-        <w:ind w:left="5749" w:hanging="360"/>
-      </w:pPr>
-      <w:rPr>
-        <w:rFonts w:ascii="Symbol" w:hAnsi="Symbol" w:hint="default"/>
-      </w:rPr>
-    </w:lvl>
-    <w:lvl w:ilvl="7" w:tplc="FFFFFFFF" w:tentative="1">
-      <w:start w:val="1"/>
-      <w:numFmt w:val="bullet"/>
-      <w:lvlText w:val="o"/>
-      <w:lvlJc w:val="left"/>
-      <w:pPr>
-        <w:ind w:left="6469" w:hanging="360"/>
-      </w:pPr>
-      <w:rPr>
-        <w:rFonts w:ascii="Courier New" w:hAnsi="Courier New" w:cs="Courier New" w:hint="default"/>
-      </w:rPr>
-    </w:lvl>
-    <w:lvl w:ilvl="8" w:tplc="FFFFFFFF" w:tentative="1">
-      <w:start w:val="1"/>
-      <w:numFmt w:val="bullet"/>
-      <w:lvlText w:val=""/>
-      <w:lvlJc w:val="left"/>
-      <w:pPr>
-        <w:ind w:left="7189" w:hanging="360"/>
-      </w:pPr>
-      <w:rPr>
-        <w:rFonts w:ascii="Wingdings" w:hAnsi="Wingdings" w:hint="default"/>
-      </w:rPr>
-    </w:lvl>
-  </w:abstractNum>
-  <w:abstractNum w:abstractNumId="27" w15:restartNumberingAfterBreak="0">
-    <w:nsid w:val="3FA31DD6"/>
-    <w:multiLevelType w:val="hybridMultilevel"/>
-    <w:tmpl w:val="BAB0941C"/>
-    <w:lvl w:ilvl="0" w:tplc="818A0156">
-      <w:start w:val="1"/>
-      <w:numFmt w:val="decimal"/>
-      <w:suff w:val="space"/>
-      <w:lvlText w:val="%1"/>
-      <w:lvlJc w:val="left"/>
-      <w:pPr>
-        <w:ind w:left="720" w:hanging="360"/>
-      </w:pPr>
-      <w:rPr>
-        <w:rFonts w:ascii="Times New Roman" w:hAnsi="Times New Roman" w:cs="Times New Roman" w:hint="default"/>
-      </w:rPr>
-    </w:lvl>
-    <w:lvl w:ilvl="1" w:tplc="04190019" w:tentative="1">
-      <w:start w:val="1"/>
-      <w:numFmt w:val="lowerLetter"/>
-      <w:lvlText w:val="%2."/>
-      <w:lvlJc w:val="left"/>
-      <w:pPr>
-        <w:ind w:left="1440" w:hanging="360"/>
-      </w:pPr>
-    </w:lvl>
-    <w:lvl w:ilvl="2" w:tplc="0419001B" w:tentative="1">
-      <w:start w:val="1"/>
-      <w:numFmt w:val="lowerRoman"/>
-      <w:lvlText w:val="%3."/>
-      <w:lvlJc w:val="right"/>
-      <w:pPr>
-        <w:ind w:left="2160" w:hanging="180"/>
-      </w:pPr>
-    </w:lvl>
-    <w:lvl w:ilvl="3" w:tplc="0419000F" w:tentative="1">
-      <w:start w:val="1"/>
-      <w:numFmt w:val="decimal"/>
-      <w:lvlText w:val="%4."/>
-      <w:lvlJc w:val="left"/>
-      <w:pPr>
-        <w:ind w:left="2880" w:hanging="360"/>
-      </w:pPr>
-    </w:lvl>
-    <w:lvl w:ilvl="4" w:tplc="04190019" w:tentative="1">
-      <w:start w:val="1"/>
-      <w:numFmt w:val="lowerLetter"/>
-      <w:lvlText w:val="%5."/>
-      <w:lvlJc w:val="left"/>
-      <w:pPr>
-        <w:ind w:left="3600" w:hanging="360"/>
-      </w:pPr>
-    </w:lvl>
-    <w:lvl w:ilvl="5" w:tplc="0419001B" w:tentative="1">
-      <w:start w:val="1"/>
-      <w:numFmt w:val="lowerRoman"/>
-      <w:lvlText w:val="%6."/>
-      <w:lvlJc w:val="right"/>
-      <w:pPr>
-        <w:ind w:left="4320" w:hanging="180"/>
-      </w:pPr>
-    </w:lvl>
-    <w:lvl w:ilvl="6" w:tplc="0419000F" w:tentative="1">
-      <w:start w:val="1"/>
-      <w:numFmt w:val="decimal"/>
-      <w:lvlText w:val="%7."/>
-      <w:lvlJc w:val="left"/>
-      <w:pPr>
-        <w:ind w:left="5040" w:hanging="360"/>
-      </w:pPr>
-    </w:lvl>
-    <w:lvl w:ilvl="7" w:tplc="04190019" w:tentative="1">
-      <w:start w:val="1"/>
-      <w:numFmt w:val="lowerLetter"/>
-      <w:lvlText w:val="%8."/>
-      <w:lvlJc w:val="left"/>
-      <w:pPr>
-        <w:ind w:left="5760" w:hanging="360"/>
-      </w:pPr>
-    </w:lvl>
-    <w:lvl w:ilvl="8" w:tplc="0419001B" w:tentative="1">
-      <w:start w:val="1"/>
-      <w:numFmt w:val="lowerRoman"/>
-      <w:lvlText w:val="%9."/>
-      <w:lvlJc w:val="right"/>
-      <w:pPr>
-        <w:ind w:left="6480" w:hanging="180"/>
-      </w:pPr>
-    </w:lvl>
-  </w:abstractNum>
-  <w:abstractNum w:abstractNumId="28" w15:restartNumberingAfterBreak="0">
-    <w:nsid w:val="4056728E"/>
-    <w:multiLevelType w:val="hybridMultilevel"/>
-    <w:tmpl w:val="E0BC35C2"/>
-    <w:lvl w:ilvl="0" w:tplc="D4020418">
-      <w:start w:val="1"/>
-      <w:numFmt w:val="bullet"/>
-      <w:suff w:val="space"/>
-      <w:lvlText w:val=""/>
-      <w:lvlJc w:val="left"/>
-      <w:pPr>
-        <w:ind w:left="1429" w:hanging="360"/>
-      </w:pPr>
-      <w:rPr>
-        <w:rFonts w:ascii="Symbol" w:hAnsi="Symbol" w:hint="default"/>
-      </w:rPr>
-    </w:lvl>
-    <w:lvl w:ilvl="1" w:tplc="04190003" w:tentative="1">
-      <w:start w:val="1"/>
-      <w:numFmt w:val="bullet"/>
-      <w:lvlText w:val="o"/>
-      <w:lvlJc w:val="left"/>
-      <w:pPr>
-        <w:ind w:left="2433" w:hanging="360"/>
-      </w:pPr>
-      <w:rPr>
-        <w:rFonts w:ascii="Courier New" w:hAnsi="Courier New" w:cs="Courier New" w:hint="default"/>
-      </w:rPr>
-    </w:lvl>
-    <w:lvl w:ilvl="2" w:tplc="04190005" w:tentative="1">
-      <w:start w:val="1"/>
-      <w:numFmt w:val="bullet"/>
-      <w:lvlText w:val=""/>
-      <w:lvlJc w:val="left"/>
-      <w:pPr>
-        <w:ind w:left="3153" w:hanging="360"/>
-      </w:pPr>
-      <w:rPr>
-        <w:rFonts w:ascii="Wingdings" w:hAnsi="Wingdings" w:hint="default"/>
-      </w:rPr>
-    </w:lvl>
-    <w:lvl w:ilvl="3" w:tplc="04190001" w:tentative="1">
-      <w:start w:val="1"/>
-      <w:numFmt w:val="bullet"/>
-      <w:lvlText w:val=""/>
-      <w:lvlJc w:val="left"/>
-      <w:pPr>
-        <w:ind w:left="3873" w:hanging="360"/>
-      </w:pPr>
-      <w:rPr>
-        <w:rFonts w:ascii="Symbol" w:hAnsi="Symbol" w:hint="default"/>
-      </w:rPr>
-    </w:lvl>
-    <w:lvl w:ilvl="4" w:tplc="04190003" w:tentative="1">
-      <w:start w:val="1"/>
-      <w:numFmt w:val="bullet"/>
-      <w:lvlText w:val="o"/>
-      <w:lvlJc w:val="left"/>
-      <w:pPr>
-        <w:ind w:left="4593" w:hanging="360"/>
-      </w:pPr>
-      <w:rPr>
-        <w:rFonts w:ascii="Courier New" w:hAnsi="Courier New" w:cs="Courier New" w:hint="default"/>
-      </w:rPr>
-    </w:lvl>
-    <w:lvl w:ilvl="5" w:tplc="04190005" w:tentative="1">
-      <w:start w:val="1"/>
-      <w:numFmt w:val="bullet"/>
-      <w:lvlText w:val=""/>
-      <w:lvlJc w:val="left"/>
-      <w:pPr>
-        <w:ind w:left="5313" w:hanging="360"/>
-      </w:pPr>
-      <w:rPr>
-        <w:rFonts w:ascii="Wingdings" w:hAnsi="Wingdings" w:hint="default"/>
-      </w:rPr>
-    </w:lvl>
-    <w:lvl w:ilvl="6" w:tplc="04190001" w:tentative="1">
-      <w:start w:val="1"/>
-      <w:numFmt w:val="bullet"/>
-      <w:lvlText w:val=""/>
-      <w:lvlJc w:val="left"/>
-      <w:pPr>
-        <w:ind w:left="6033" w:hanging="360"/>
-      </w:pPr>
-      <w:rPr>
-        <w:rFonts w:ascii="Symbol" w:hAnsi="Symbol" w:hint="default"/>
-      </w:rPr>
-    </w:lvl>
-    <w:lvl w:ilvl="7" w:tplc="04190003" w:tentative="1">
-      <w:start w:val="1"/>
-      <w:numFmt w:val="bullet"/>
-      <w:lvlText w:val="o"/>
-      <w:lvlJc w:val="left"/>
-      <w:pPr>
-        <w:ind w:left="6753" w:hanging="360"/>
-      </w:pPr>
-      <w:rPr>
-        <w:rFonts w:ascii="Courier New" w:hAnsi="Courier New" w:cs="Courier New" w:hint="default"/>
-      </w:rPr>
-    </w:lvl>
-    <w:lvl w:ilvl="8" w:tplc="04190005" w:tentative="1">
-      <w:start w:val="1"/>
-      <w:numFmt w:val="bullet"/>
-      <w:lvlText w:val=""/>
-      <w:lvlJc w:val="left"/>
-      <w:pPr>
-        <w:ind w:left="7473" w:hanging="360"/>
-      </w:pPr>
-      <w:rPr>
-        <w:rFonts w:ascii="Wingdings" w:hAnsi="Wingdings" w:hint="default"/>
-      </w:rPr>
-    </w:lvl>
-  </w:abstractNum>
-  <w:abstractNum w:abstractNumId="29" w15:restartNumberingAfterBreak="0">
-    <w:nsid w:val="419C45CD"/>
-    <w:multiLevelType w:val="hybridMultilevel"/>
-    <w:tmpl w:val="47C00E7E"/>
-    <w:lvl w:ilvl="0" w:tplc="28A0D536">
-      <w:start w:val="1"/>
-      <w:numFmt w:val="bullet"/>
-      <w:suff w:val="space"/>
-      <w:lvlText w:val=""/>
-      <w:lvlJc w:val="left"/>
-      <w:pPr>
-        <w:ind w:left="1429" w:hanging="360"/>
-      </w:pPr>
-      <w:rPr>
-        <w:rFonts w:ascii="Symbol" w:hAnsi="Symbol" w:hint="default"/>
-      </w:rPr>
-    </w:lvl>
-    <w:lvl w:ilvl="1" w:tplc="FFFFFFFF" w:tentative="1">
-      <w:start w:val="1"/>
-      <w:numFmt w:val="bullet"/>
-      <w:lvlText w:val="o"/>
-      <w:lvlJc w:val="left"/>
-      <w:pPr>
-        <w:ind w:left="2149" w:hanging="360"/>
-      </w:pPr>
-      <w:rPr>
-        <w:rFonts w:ascii="Courier New" w:hAnsi="Courier New" w:cs="Courier New" w:hint="default"/>
-      </w:rPr>
-    </w:lvl>
-    <w:lvl w:ilvl="2" w:tplc="FFFFFFFF" w:tentative="1">
-      <w:start w:val="1"/>
-      <w:numFmt w:val="bullet"/>
-      <w:lvlText w:val=""/>
-      <w:lvlJc w:val="left"/>
-      <w:pPr>
-        <w:ind w:left="2869" w:hanging="360"/>
-      </w:pPr>
-      <w:rPr>
-        <w:rFonts w:ascii="Wingdings" w:hAnsi="Wingdings" w:hint="default"/>
-      </w:rPr>
-    </w:lvl>
-    <w:lvl w:ilvl="3" w:tplc="FFFFFFFF" w:tentative="1">
-      <w:start w:val="1"/>
-      <w:numFmt w:val="bullet"/>
-      <w:lvlText w:val=""/>
-      <w:lvlJc w:val="left"/>
-      <w:pPr>
-        <w:ind w:left="3589" w:hanging="360"/>
-      </w:pPr>
-      <w:rPr>
-        <w:rFonts w:ascii="Symbol" w:hAnsi="Symbol" w:hint="default"/>
-      </w:rPr>
-    </w:lvl>
-    <w:lvl w:ilvl="4" w:tplc="FFFFFFFF" w:tentative="1">
-      <w:start w:val="1"/>
-      <w:numFmt w:val="bullet"/>
-      <w:lvlText w:val="o"/>
-      <w:lvlJc w:val="left"/>
-      <w:pPr>
-        <w:ind w:left="4309" w:hanging="360"/>
-      </w:pPr>
-      <w:rPr>
-        <w:rFonts w:ascii="Courier New" w:hAnsi="Courier New" w:cs="Courier New" w:hint="default"/>
-      </w:rPr>
-    </w:lvl>
-    <w:lvl w:ilvl="5" w:tplc="FFFFFFFF" w:tentative="1">
-      <w:start w:val="1"/>
-      <w:numFmt w:val="bullet"/>
-      <w:lvlText w:val=""/>
-      <w:lvlJc w:val="left"/>
-      <w:pPr>
-        <w:ind w:left="5029" w:hanging="360"/>
-      </w:pPr>
-      <w:rPr>
-        <w:rFonts w:ascii="Wingdings" w:hAnsi="Wingdings" w:hint="default"/>
-      </w:rPr>
-    </w:lvl>
-    <w:lvl w:ilvl="6" w:tplc="FFFFFFFF" w:tentative="1">
-      <w:start w:val="1"/>
-      <w:numFmt w:val="bullet"/>
-      <w:lvlText w:val=""/>
-      <w:lvlJc w:val="left"/>
-      <w:pPr>
-        <w:ind w:left="5749" w:hanging="360"/>
-      </w:pPr>
-      <w:rPr>
-        <w:rFonts w:ascii="Symbol" w:hAnsi="Symbol" w:hint="default"/>
-      </w:rPr>
-    </w:lvl>
-    <w:lvl w:ilvl="7" w:tplc="FFFFFFFF" w:tentative="1">
-      <w:start w:val="1"/>
-      <w:numFmt w:val="bullet"/>
-      <w:lvlText w:val="o"/>
-      <w:lvlJc w:val="left"/>
-      <w:pPr>
-        <w:ind w:left="6469" w:hanging="360"/>
-      </w:pPr>
-      <w:rPr>
-        <w:rFonts w:ascii="Courier New" w:hAnsi="Courier New" w:cs="Courier New" w:hint="default"/>
-      </w:rPr>
-    </w:lvl>
-    <w:lvl w:ilvl="8" w:tplc="FFFFFFFF" w:tentative="1">
-      <w:start w:val="1"/>
-      <w:numFmt w:val="bullet"/>
-      <w:lvlText w:val=""/>
-      <w:lvlJc w:val="left"/>
-      <w:pPr>
-        <w:ind w:left="7189" w:hanging="360"/>
-      </w:pPr>
-      <w:rPr>
-        <w:rFonts w:ascii="Wingdings" w:hAnsi="Wingdings" w:hint="default"/>
-      </w:rPr>
-    </w:lvl>
-  </w:abstractNum>
-  <w:abstractNum w:abstractNumId="30" w15:restartNumberingAfterBreak="0">
-    <w:nsid w:val="45D52DEA"/>
-    <w:multiLevelType w:val="hybridMultilevel"/>
-    <w:tmpl w:val="A1A016B4"/>
-    <w:lvl w:ilvl="0" w:tplc="7F708AD6">
-      <w:start w:val="1"/>
-      <w:numFmt w:val="decimal"/>
-      <w:suff w:val="space"/>
-      <w:lvlText w:val="%1"/>
-      <w:lvlJc w:val="left"/>
-      <w:pPr>
-        <w:ind w:left="720" w:hanging="360"/>
-      </w:pPr>
-      <w:rPr>
-        <w:rFonts w:ascii="Times New Roman" w:hAnsi="Times New Roman" w:cs="Times New Roman" w:hint="default"/>
-      </w:rPr>
-    </w:lvl>
-    <w:lvl w:ilvl="1" w:tplc="04190019" w:tentative="1">
-      <w:start w:val="1"/>
-      <w:numFmt w:val="lowerLetter"/>
-      <w:lvlText w:val="%2."/>
-      <w:lvlJc w:val="left"/>
-      <w:pPr>
-        <w:ind w:left="1440" w:hanging="360"/>
-      </w:pPr>
-    </w:lvl>
-    <w:lvl w:ilvl="2" w:tplc="0419001B" w:tentative="1">
-      <w:start w:val="1"/>
-      <w:numFmt w:val="lowerRoman"/>
-      <w:lvlText w:val="%3."/>
-      <w:lvlJc w:val="right"/>
-      <w:pPr>
-        <w:ind w:left="2160" w:hanging="180"/>
-      </w:pPr>
-    </w:lvl>
-    <w:lvl w:ilvl="3" w:tplc="0419000F" w:tentative="1">
-      <w:start w:val="1"/>
-      <w:numFmt w:val="decimal"/>
-      <w:lvlText w:val="%4."/>
-      <w:lvlJc w:val="left"/>
-      <w:pPr>
-        <w:ind w:left="2880" w:hanging="360"/>
-      </w:pPr>
-    </w:lvl>
-    <w:lvl w:ilvl="4" w:tplc="04190019" w:tentative="1">
-      <w:start w:val="1"/>
-      <w:numFmt w:val="lowerLetter"/>
-      <w:lvlText w:val="%5."/>
-      <w:lvlJc w:val="left"/>
-      <w:pPr>
-        <w:ind w:left="3600" w:hanging="360"/>
-      </w:pPr>
-    </w:lvl>
-    <w:lvl w:ilvl="5" w:tplc="0419001B" w:tentative="1">
-      <w:start w:val="1"/>
-      <w:numFmt w:val="lowerRoman"/>
-      <w:lvlText w:val="%6."/>
-      <w:lvlJc w:val="right"/>
-      <w:pPr>
-        <w:ind w:left="4320" w:hanging="180"/>
-      </w:pPr>
-    </w:lvl>
-    <w:lvl w:ilvl="6" w:tplc="0419000F" w:tentative="1">
-      <w:start w:val="1"/>
-      <w:numFmt w:val="decimal"/>
-      <w:lvlText w:val="%7."/>
-      <w:lvlJc w:val="left"/>
-      <w:pPr>
-        <w:ind w:left="5040" w:hanging="360"/>
-      </w:pPr>
-    </w:lvl>
-    <w:lvl w:ilvl="7" w:tplc="04190019" w:tentative="1">
-      <w:start w:val="1"/>
-      <w:numFmt w:val="lowerLetter"/>
-      <w:lvlText w:val="%8."/>
-      <w:lvlJc w:val="left"/>
-      <w:pPr>
-        <w:ind w:left="5760" w:hanging="360"/>
-      </w:pPr>
-    </w:lvl>
-    <w:lvl w:ilvl="8" w:tplc="0419001B" w:tentative="1">
-      <w:start w:val="1"/>
-      <w:numFmt w:val="lowerRoman"/>
-      <w:lvlText w:val="%9."/>
-      <w:lvlJc w:val="right"/>
-      <w:pPr>
-        <w:ind w:left="6480" w:hanging="180"/>
-      </w:pPr>
-    </w:lvl>
-  </w:abstractNum>
-  <w:abstractNum w:abstractNumId="31" w15:restartNumberingAfterBreak="0">
-    <w:nsid w:val="4ACD6D32"/>
-    <w:multiLevelType w:val="hybridMultilevel"/>
-    <w:tmpl w:val="C4A8189E"/>
-    <w:lvl w:ilvl="0" w:tplc="34783F54">
-      <w:start w:val="1"/>
-      <w:numFmt w:val="bullet"/>
-      <w:lvlText w:val=""/>
-      <w:lvlJc w:val="left"/>
-      <w:pPr>
-        <w:ind w:left="360" w:hanging="360"/>
-      </w:pPr>
-      <w:rPr>
-        <w:rFonts w:ascii="Symbol" w:hAnsi="Symbol" w:hint="default"/>
-      </w:rPr>
-    </w:lvl>
-    <w:lvl w:ilvl="1" w:tplc="04190003" w:tentative="1">
-      <w:start w:val="1"/>
-      <w:numFmt w:val="bullet"/>
-      <w:lvlText w:val="o"/>
-      <w:lvlJc w:val="left"/>
-      <w:pPr>
-        <w:ind w:left="1440" w:hanging="360"/>
-      </w:pPr>
-      <w:rPr>
-        <w:rFonts w:ascii="Courier New" w:hAnsi="Courier New" w:cs="Courier New" w:hint="default"/>
-      </w:rPr>
-    </w:lvl>
-    <w:lvl w:ilvl="2" w:tplc="04190005" w:tentative="1">
-      <w:start w:val="1"/>
-      <w:numFmt w:val="bullet"/>
-      <w:lvlText w:val=""/>
-      <w:lvlJc w:val="left"/>
-      <w:pPr>
-        <w:ind w:left="2160" w:hanging="360"/>
-      </w:pPr>
-      <w:rPr>
-        <w:rFonts w:ascii="Wingdings" w:hAnsi="Wingdings" w:hint="default"/>
-      </w:rPr>
-    </w:lvl>
-    <w:lvl w:ilvl="3" w:tplc="04190001" w:tentative="1">
-      <w:start w:val="1"/>
-      <w:numFmt w:val="bullet"/>
-      <w:lvlText w:val=""/>
-      <w:lvlJc w:val="left"/>
-      <w:pPr>
-        <w:ind w:left="2880" w:hanging="360"/>
-      </w:pPr>
-      <w:rPr>
-        <w:rFonts w:ascii="Symbol" w:hAnsi="Symbol" w:hint="default"/>
-      </w:rPr>
-    </w:lvl>
-    <w:lvl w:ilvl="4" w:tplc="04190003" w:tentative="1">
-      <w:start w:val="1"/>
-      <w:numFmt w:val="bullet"/>
-      <w:lvlText w:val="o"/>
-      <w:lvlJc w:val="left"/>
-      <w:pPr>
-        <w:ind w:left="3600" w:hanging="360"/>
-      </w:pPr>
-      <w:rPr>
-        <w:rFonts w:ascii="Courier New" w:hAnsi="Courier New" w:cs="Courier New" w:hint="default"/>
-      </w:rPr>
-    </w:lvl>
-    <w:lvl w:ilvl="5" w:tplc="04190005" w:tentative="1">
-      <w:start w:val="1"/>
-      <w:numFmt w:val="bullet"/>
-      <w:lvlText w:val=""/>
-      <w:lvlJc w:val="left"/>
-      <w:pPr>
-        <w:ind w:left="4320" w:hanging="360"/>
-      </w:pPr>
-      <w:rPr>
-        <w:rFonts w:ascii="Wingdings" w:hAnsi="Wingdings" w:hint="default"/>
-      </w:rPr>
-    </w:lvl>
-    <w:lvl w:ilvl="6" w:tplc="04190001" w:tentative="1">
-      <w:start w:val="1"/>
-      <w:numFmt w:val="bullet"/>
-      <w:lvlText w:val=""/>
-      <w:lvlJc w:val="left"/>
-      <w:pPr>
-        <w:ind w:left="5040" w:hanging="360"/>
-      </w:pPr>
-      <w:rPr>
-        <w:rFonts w:ascii="Symbol" w:hAnsi="Symbol" w:hint="default"/>
-      </w:rPr>
-    </w:lvl>
-    <w:lvl w:ilvl="7" w:tplc="04190003" w:tentative="1">
-      <w:start w:val="1"/>
-      <w:numFmt w:val="bullet"/>
-      <w:lvlText w:val="o"/>
-      <w:lvlJc w:val="left"/>
-      <w:pPr>
-        <w:ind w:left="5760" w:hanging="360"/>
-      </w:pPr>
-      <w:rPr>
-        <w:rFonts w:ascii="Courier New" w:hAnsi="Courier New" w:cs="Courier New" w:hint="default"/>
-      </w:rPr>
-    </w:lvl>
-    <w:lvl w:ilvl="8" w:tplc="04190005" w:tentative="1">
-      <w:start w:val="1"/>
-      <w:numFmt w:val="bullet"/>
-      <w:lvlText w:val=""/>
-      <w:lvlJc w:val="left"/>
-      <w:pPr>
-        <w:ind w:left="6480" w:hanging="360"/>
-      </w:pPr>
-      <w:rPr>
-        <w:rFonts w:ascii="Wingdings" w:hAnsi="Wingdings" w:hint="default"/>
-      </w:rPr>
-    </w:lvl>
-  </w:abstractNum>
-  <w:abstractNum w:abstractNumId="32" w15:restartNumberingAfterBreak="0">
-    <w:nsid w:val="4AE16075"/>
-    <w:multiLevelType w:val="hybridMultilevel"/>
-    <w:tmpl w:val="68200F10"/>
-    <w:lvl w:ilvl="0" w:tplc="2F506818">
-      <w:start w:val="1"/>
-      <w:numFmt w:val="bullet"/>
-      <w:lvlText w:val=""/>
-      <w:lvlJc w:val="left"/>
-      <w:pPr>
-        <w:ind w:left="1429" w:hanging="360"/>
-      </w:pPr>
-      <w:rPr>
-        <w:rFonts w:ascii="Symbol" w:hAnsi="Symbol" w:hint="default"/>
-      </w:rPr>
-    </w:lvl>
-    <w:lvl w:ilvl="1" w:tplc="04190003" w:tentative="1">
-      <w:start w:val="1"/>
-      <w:numFmt w:val="bullet"/>
-      <w:lvlText w:val="o"/>
-      <w:lvlJc w:val="left"/>
-      <w:pPr>
-        <w:ind w:left="2149" w:hanging="360"/>
-      </w:pPr>
-      <w:rPr>
-        <w:rFonts w:ascii="Courier New" w:hAnsi="Courier New" w:cs="Courier New" w:hint="default"/>
-      </w:rPr>
-    </w:lvl>
-    <w:lvl w:ilvl="2" w:tplc="04190005" w:tentative="1">
-      <w:start w:val="1"/>
-      <w:numFmt w:val="bullet"/>
-      <w:lvlText w:val=""/>
-      <w:lvlJc w:val="left"/>
-      <w:pPr>
-        <w:ind w:left="2869" w:hanging="360"/>
-      </w:pPr>
-      <w:rPr>
-        <w:rFonts w:ascii="Wingdings" w:hAnsi="Wingdings" w:hint="default"/>
-      </w:rPr>
-    </w:lvl>
-    <w:lvl w:ilvl="3" w:tplc="04190001" w:tentative="1">
-      <w:start w:val="1"/>
-      <w:numFmt w:val="bullet"/>
-      <w:lvlText w:val=""/>
-      <w:lvlJc w:val="left"/>
-      <w:pPr>
-        <w:ind w:left="3589" w:hanging="360"/>
-      </w:pPr>
-      <w:rPr>
-        <w:rFonts w:ascii="Symbol" w:hAnsi="Symbol" w:hint="default"/>
-      </w:rPr>
-    </w:lvl>
-    <w:lvl w:ilvl="4" w:tplc="04190003" w:tentative="1">
-      <w:start w:val="1"/>
-      <w:numFmt w:val="bullet"/>
-      <w:lvlText w:val="o"/>
-      <w:lvlJc w:val="left"/>
-      <w:pPr>
-        <w:ind w:left="4309" w:hanging="360"/>
-      </w:pPr>
-      <w:rPr>
-        <w:rFonts w:ascii="Courier New" w:hAnsi="Courier New" w:cs="Courier New" w:hint="default"/>
-      </w:rPr>
-    </w:lvl>
-    <w:lvl w:ilvl="5" w:tplc="04190005" w:tentative="1">
-      <w:start w:val="1"/>
-      <w:numFmt w:val="bullet"/>
-      <w:lvlText w:val=""/>
-      <w:lvlJc w:val="left"/>
-      <w:pPr>
-        <w:ind w:left="5029" w:hanging="360"/>
-      </w:pPr>
-      <w:rPr>
-        <w:rFonts w:ascii="Wingdings" w:hAnsi="Wingdings" w:hint="default"/>
-      </w:rPr>
-    </w:lvl>
-    <w:lvl w:ilvl="6" w:tplc="04190001" w:tentative="1">
-      <w:start w:val="1"/>
-      <w:numFmt w:val="bullet"/>
-      <w:lvlText w:val=""/>
-      <w:lvlJc w:val="left"/>
-      <w:pPr>
-        <w:ind w:left="5749" w:hanging="360"/>
-      </w:pPr>
-      <w:rPr>
-        <w:rFonts w:ascii="Symbol" w:hAnsi="Symbol" w:hint="default"/>
-      </w:rPr>
-    </w:lvl>
-    <w:lvl w:ilvl="7" w:tplc="04190003" w:tentative="1">
-      <w:start w:val="1"/>
-      <w:numFmt w:val="bullet"/>
-      <w:lvlText w:val="o"/>
-      <w:lvlJc w:val="left"/>
-      <w:pPr>
-        <w:ind w:left="6469" w:hanging="360"/>
-      </w:pPr>
-      <w:rPr>
-        <w:rFonts w:ascii="Courier New" w:hAnsi="Courier New" w:cs="Courier New" w:hint="default"/>
-      </w:rPr>
-    </w:lvl>
-    <w:lvl w:ilvl="8" w:tplc="04190005" w:tentative="1">
-      <w:start w:val="1"/>
-      <w:numFmt w:val="bullet"/>
-      <w:lvlText w:val=""/>
-      <w:lvlJc w:val="left"/>
-      <w:pPr>
-        <w:ind w:left="7189" w:hanging="360"/>
-      </w:pPr>
-      <w:rPr>
-        <w:rFonts w:ascii="Wingdings" w:hAnsi="Wingdings" w:hint="default"/>
-      </w:rPr>
-    </w:lvl>
-  </w:abstractNum>
-  <w:abstractNum w:abstractNumId="33" w15:restartNumberingAfterBreak="0">
-    <w:nsid w:val="4B28080B"/>
-    <w:multiLevelType w:val="hybridMultilevel"/>
-    <w:tmpl w:val="7E562DF0"/>
-    <w:lvl w:ilvl="0" w:tplc="28A0D536">
-      <w:start w:val="1"/>
-      <w:numFmt w:val="bullet"/>
-      <w:lvlText w:val=""/>
-      <w:lvlJc w:val="left"/>
-      <w:pPr>
-        <w:ind w:left="1429" w:hanging="360"/>
-      </w:pPr>
-      <w:rPr>
-        <w:rFonts w:ascii="Symbol" w:hAnsi="Symbol" w:hint="default"/>
-      </w:rPr>
-    </w:lvl>
-    <w:lvl w:ilvl="1" w:tplc="04190003" w:tentative="1">
-      <w:start w:val="1"/>
-      <w:numFmt w:val="bullet"/>
-      <w:lvlText w:val="o"/>
-      <w:lvlJc w:val="left"/>
-      <w:pPr>
-        <w:ind w:left="2149" w:hanging="360"/>
-      </w:pPr>
-      <w:rPr>
-        <w:rFonts w:ascii="Courier New" w:hAnsi="Courier New" w:cs="Courier New" w:hint="default"/>
-      </w:rPr>
-    </w:lvl>
-    <w:lvl w:ilvl="2" w:tplc="04190005" w:tentative="1">
-      <w:start w:val="1"/>
-      <w:numFmt w:val="bullet"/>
-      <w:lvlText w:val=""/>
-      <w:lvlJc w:val="left"/>
-      <w:pPr>
-        <w:ind w:left="2869" w:hanging="360"/>
-      </w:pPr>
-      <w:rPr>
-        <w:rFonts w:ascii="Wingdings" w:hAnsi="Wingdings" w:hint="default"/>
-      </w:rPr>
-    </w:lvl>
-    <w:lvl w:ilvl="3" w:tplc="04190001" w:tentative="1">
-      <w:start w:val="1"/>
-      <w:numFmt w:val="bullet"/>
-      <w:lvlText w:val=""/>
-      <w:lvlJc w:val="left"/>
-      <w:pPr>
-        <w:ind w:left="3589" w:hanging="360"/>
-      </w:pPr>
-      <w:rPr>
-        <w:rFonts w:ascii="Symbol" w:hAnsi="Symbol" w:hint="default"/>
-      </w:rPr>
-    </w:lvl>
-    <w:lvl w:ilvl="4" w:tplc="04190003" w:tentative="1">
-      <w:start w:val="1"/>
-      <w:numFmt w:val="bullet"/>
-      <w:lvlText w:val="o"/>
-      <w:lvlJc w:val="left"/>
-      <w:pPr>
-        <w:ind w:left="4309" w:hanging="360"/>
-      </w:pPr>
-      <w:rPr>
-        <w:rFonts w:ascii="Courier New" w:hAnsi="Courier New" w:cs="Courier New" w:hint="default"/>
-      </w:rPr>
-    </w:lvl>
-    <w:lvl w:ilvl="5" w:tplc="04190005" w:tentative="1">
-      <w:start w:val="1"/>
-      <w:numFmt w:val="bullet"/>
-      <w:lvlText w:val=""/>
-      <w:lvlJc w:val="left"/>
-      <w:pPr>
-        <w:ind w:left="5029" w:hanging="360"/>
-      </w:pPr>
-      <w:rPr>
-        <w:rFonts w:ascii="Wingdings" w:hAnsi="Wingdings" w:hint="default"/>
-      </w:rPr>
-    </w:lvl>
-    <w:lvl w:ilvl="6" w:tplc="04190001" w:tentative="1">
-      <w:start w:val="1"/>
-      <w:numFmt w:val="bullet"/>
-      <w:lvlText w:val=""/>
-      <w:lvlJc w:val="left"/>
-      <w:pPr>
-        <w:ind w:left="5749" w:hanging="360"/>
-      </w:pPr>
-      <w:rPr>
-        <w:rFonts w:ascii="Symbol" w:hAnsi="Symbol" w:hint="default"/>
-      </w:rPr>
-    </w:lvl>
-    <w:lvl w:ilvl="7" w:tplc="04190003" w:tentative="1">
-      <w:start w:val="1"/>
-      <w:numFmt w:val="bullet"/>
-      <w:lvlText w:val="o"/>
-      <w:lvlJc w:val="left"/>
-      <w:pPr>
-        <w:ind w:left="6469" w:hanging="360"/>
-      </w:pPr>
-      <w:rPr>
-        <w:rFonts w:ascii="Courier New" w:hAnsi="Courier New" w:cs="Courier New" w:hint="default"/>
-      </w:rPr>
-    </w:lvl>
-    <w:lvl w:ilvl="8" w:tplc="04190005" w:tentative="1">
-      <w:start w:val="1"/>
-      <w:numFmt w:val="bullet"/>
-      <w:lvlText w:val=""/>
-      <w:lvlJc w:val="left"/>
-      <w:pPr>
-        <w:ind w:left="7189" w:hanging="360"/>
-      </w:pPr>
-      <w:rPr>
-        <w:rFonts w:ascii="Wingdings" w:hAnsi="Wingdings" w:hint="default"/>
-      </w:rPr>
-    </w:lvl>
-  </w:abstractNum>
-  <w:abstractNum w:abstractNumId="34" w15:restartNumberingAfterBreak="0">
-    <w:nsid w:val="4C297861"/>
-    <w:multiLevelType w:val="hybridMultilevel"/>
-    <w:tmpl w:val="EA989150"/>
-    <w:lvl w:ilvl="0" w:tplc="907C5A74">
-      <w:start w:val="1"/>
-      <w:numFmt w:val="bullet"/>
-      <w:suff w:val="space"/>
-      <w:lvlText w:val=""/>
-      <w:lvlJc w:val="left"/>
-      <w:pPr>
-        <w:ind w:left="1429" w:hanging="360"/>
-      </w:pPr>
-      <w:rPr>
-        <w:rFonts w:ascii="Symbol" w:hAnsi="Symbol" w:hint="default"/>
-      </w:rPr>
-    </w:lvl>
-    <w:lvl w:ilvl="1" w:tplc="04190003" w:tentative="1">
-      <w:start w:val="1"/>
-      <w:numFmt w:val="bullet"/>
-      <w:lvlText w:val="o"/>
-      <w:lvlJc w:val="left"/>
-      <w:pPr>
-        <w:ind w:left="2149" w:hanging="360"/>
-      </w:pPr>
-      <w:rPr>
-        <w:rFonts w:ascii="Courier New" w:hAnsi="Courier New" w:cs="Courier New" w:hint="default"/>
-      </w:rPr>
-    </w:lvl>
-    <w:lvl w:ilvl="2" w:tplc="04190005" w:tentative="1">
-      <w:start w:val="1"/>
-      <w:numFmt w:val="bullet"/>
-      <w:lvlText w:val=""/>
-      <w:lvlJc w:val="left"/>
-      <w:pPr>
-        <w:ind w:left="2869" w:hanging="360"/>
-      </w:pPr>
-      <w:rPr>
-        <w:rFonts w:ascii="Wingdings" w:hAnsi="Wingdings" w:hint="default"/>
-      </w:rPr>
-    </w:lvl>
-    <w:lvl w:ilvl="3" w:tplc="04190001" w:tentative="1">
-      <w:start w:val="1"/>
-      <w:numFmt w:val="bullet"/>
-      <w:lvlText w:val=""/>
-      <w:lvlJc w:val="left"/>
-      <w:pPr>
-        <w:ind w:left="3589" w:hanging="360"/>
-      </w:pPr>
-      <w:rPr>
-        <w:rFonts w:ascii="Symbol" w:hAnsi="Symbol" w:hint="default"/>
-      </w:rPr>
-    </w:lvl>
-    <w:lvl w:ilvl="4" w:tplc="04190003" w:tentative="1">
-      <w:start w:val="1"/>
-      <w:numFmt w:val="bullet"/>
-      <w:lvlText w:val="o"/>
-      <w:lvlJc w:val="left"/>
-      <w:pPr>
-        <w:ind w:left="4309" w:hanging="360"/>
-      </w:pPr>
-      <w:rPr>
-        <w:rFonts w:ascii="Courier New" w:hAnsi="Courier New" w:cs="Courier New" w:hint="default"/>
-      </w:rPr>
-    </w:lvl>
-    <w:lvl w:ilvl="5" w:tplc="04190005" w:tentative="1">
-      <w:start w:val="1"/>
-      <w:numFmt w:val="bullet"/>
-      <w:lvlText w:val=""/>
-      <w:lvlJc w:val="left"/>
-      <w:pPr>
-        <w:ind w:left="5029" w:hanging="360"/>
-      </w:pPr>
-      <w:rPr>
-        <w:rFonts w:ascii="Wingdings" w:hAnsi="Wingdings" w:hint="default"/>
-      </w:rPr>
-    </w:lvl>
-    <w:lvl w:ilvl="6" w:tplc="04190001" w:tentative="1">
-      <w:start w:val="1"/>
-      <w:numFmt w:val="bullet"/>
-      <w:lvlText w:val=""/>
-      <w:lvlJc w:val="left"/>
-      <w:pPr>
-        <w:ind w:left="5749" w:hanging="360"/>
-      </w:pPr>
-      <w:rPr>
-        <w:rFonts w:ascii="Symbol" w:hAnsi="Symbol" w:hint="default"/>
-      </w:rPr>
-    </w:lvl>
-    <w:lvl w:ilvl="7" w:tplc="04190003" w:tentative="1">
-      <w:start w:val="1"/>
-      <w:numFmt w:val="bullet"/>
-      <w:lvlText w:val="o"/>
-      <w:lvlJc w:val="left"/>
-      <w:pPr>
-        <w:ind w:left="6469" w:hanging="360"/>
-      </w:pPr>
-      <w:rPr>
-        <w:rFonts w:ascii="Courier New" w:hAnsi="Courier New" w:cs="Courier New" w:hint="default"/>
-      </w:rPr>
-    </w:lvl>
-    <w:lvl w:ilvl="8" w:tplc="04190005" w:tentative="1">
-      <w:start w:val="1"/>
-      <w:numFmt w:val="bullet"/>
-      <w:lvlText w:val=""/>
-      <w:lvlJc w:val="left"/>
-      <w:pPr>
-        <w:ind w:left="7189" w:hanging="360"/>
-      </w:pPr>
-      <w:rPr>
-        <w:rFonts w:ascii="Wingdings" w:hAnsi="Wingdings" w:hint="default"/>
-      </w:rPr>
-    </w:lvl>
-  </w:abstractNum>
-  <w:abstractNum w:abstractNumId="35" w15:restartNumberingAfterBreak="0">
-    <w:nsid w:val="4EFC6068"/>
-    <w:multiLevelType w:val="hybridMultilevel"/>
-    <w:tmpl w:val="F1D2A6D8"/>
-    <w:lvl w:ilvl="0" w:tplc="1354E88C">
-      <w:start w:val="1"/>
-      <w:numFmt w:val="decimal"/>
-      <w:suff w:val="space"/>
-      <w:lvlText w:val="%1."/>
-      <w:lvlJc w:val="left"/>
-      <w:pPr>
-        <w:ind w:left="720" w:hanging="360"/>
-      </w:pPr>
-      <w:rPr>
-        <w:rFonts w:ascii="Times New Roman" w:hAnsi="Times New Roman" w:cs="Times New Roman" w:hint="default"/>
-      </w:rPr>
-    </w:lvl>
-    <w:lvl w:ilvl="1" w:tplc="04190019" w:tentative="1">
-      <w:start w:val="1"/>
-      <w:numFmt w:val="lowerLetter"/>
-      <w:lvlText w:val="%2."/>
-      <w:lvlJc w:val="left"/>
-      <w:pPr>
-        <w:ind w:left="1440" w:hanging="360"/>
-      </w:pPr>
-    </w:lvl>
-    <w:lvl w:ilvl="2" w:tplc="0419001B" w:tentative="1">
-      <w:start w:val="1"/>
-      <w:numFmt w:val="lowerRoman"/>
-      <w:lvlText w:val="%3."/>
-      <w:lvlJc w:val="right"/>
-      <w:pPr>
-        <w:ind w:left="2160" w:hanging="180"/>
-      </w:pPr>
-    </w:lvl>
-    <w:lvl w:ilvl="3" w:tplc="0419000F" w:tentative="1">
-      <w:start w:val="1"/>
-      <w:numFmt w:val="decimal"/>
-      <w:lvlText w:val="%4."/>
-      <w:lvlJc w:val="left"/>
-      <w:pPr>
-        <w:ind w:left="2880" w:hanging="360"/>
-      </w:pPr>
-    </w:lvl>
-    <w:lvl w:ilvl="4" w:tplc="04190019" w:tentative="1">
-      <w:start w:val="1"/>
-      <w:numFmt w:val="lowerLetter"/>
-      <w:lvlText w:val="%5."/>
-      <w:lvlJc w:val="left"/>
-      <w:pPr>
-        <w:ind w:left="3600" w:hanging="360"/>
-      </w:pPr>
-    </w:lvl>
-    <w:lvl w:ilvl="5" w:tplc="0419001B" w:tentative="1">
-      <w:start w:val="1"/>
-      <w:numFmt w:val="lowerRoman"/>
-      <w:lvlText w:val="%6."/>
-      <w:lvlJc w:val="right"/>
-      <w:pPr>
-        <w:ind w:left="4320" w:hanging="180"/>
-      </w:pPr>
-    </w:lvl>
-    <w:lvl w:ilvl="6" w:tplc="0419000F" w:tentative="1">
-      <w:start w:val="1"/>
-      <w:numFmt w:val="decimal"/>
-      <w:lvlText w:val="%7."/>
-      <w:lvlJc w:val="left"/>
-      <w:pPr>
-        <w:ind w:left="5040" w:hanging="360"/>
-      </w:pPr>
-    </w:lvl>
-    <w:lvl w:ilvl="7" w:tplc="04190019" w:tentative="1">
-      <w:start w:val="1"/>
-      <w:numFmt w:val="lowerLetter"/>
-      <w:lvlText w:val="%8."/>
-      <w:lvlJc w:val="left"/>
-      <w:pPr>
-        <w:ind w:left="5760" w:hanging="360"/>
-      </w:pPr>
-    </w:lvl>
-    <w:lvl w:ilvl="8" w:tplc="0419001B" w:tentative="1">
-      <w:start w:val="1"/>
-      <w:numFmt w:val="lowerRoman"/>
-      <w:lvlText w:val="%9."/>
-      <w:lvlJc w:val="right"/>
-      <w:pPr>
-        <w:ind w:left="6480" w:hanging="180"/>
-      </w:pPr>
-    </w:lvl>
-  </w:abstractNum>
-  <w:abstractNum w:abstractNumId="36" w15:restartNumberingAfterBreak="0">
-    <w:nsid w:val="575531D3"/>
-    <w:multiLevelType w:val="hybridMultilevel"/>
-    <w:tmpl w:val="930A5EBC"/>
-    <w:lvl w:ilvl="0" w:tplc="349806D0">
-      <w:start w:val="1"/>
-      <w:numFmt w:val="decimal"/>
-      <w:suff w:val="space"/>
-      <w:lvlText w:val="%1"/>
-      <w:lvlJc w:val="left"/>
-      <w:pPr>
-        <w:ind w:left="720" w:hanging="360"/>
-      </w:pPr>
-      <w:rPr>
-        <w:rFonts w:ascii="Times New Roman" w:hAnsi="Times New Roman" w:cs="Times New Roman" w:hint="default"/>
-      </w:rPr>
-    </w:lvl>
-    <w:lvl w:ilvl="1" w:tplc="04190019" w:tentative="1">
-      <w:start w:val="1"/>
-      <w:numFmt w:val="lowerLetter"/>
-      <w:lvlText w:val="%2."/>
-      <w:lvlJc w:val="left"/>
-      <w:pPr>
-        <w:ind w:left="1440" w:hanging="360"/>
-      </w:pPr>
-    </w:lvl>
-    <w:lvl w:ilvl="2" w:tplc="0419001B" w:tentative="1">
-      <w:start w:val="1"/>
-      <w:numFmt w:val="lowerRoman"/>
-      <w:lvlText w:val="%3."/>
-      <w:lvlJc w:val="right"/>
-      <w:pPr>
-        <w:ind w:left="2160" w:hanging="180"/>
-      </w:pPr>
-    </w:lvl>
-    <w:lvl w:ilvl="3" w:tplc="0419000F" w:tentative="1">
-      <w:start w:val="1"/>
-      <w:numFmt w:val="decimal"/>
-      <w:lvlText w:val="%4."/>
-      <w:lvlJc w:val="left"/>
-      <w:pPr>
-        <w:ind w:left="2880" w:hanging="360"/>
-      </w:pPr>
-    </w:lvl>
-    <w:lvl w:ilvl="4" w:tplc="04190019" w:tentative="1">
-      <w:start w:val="1"/>
-      <w:numFmt w:val="lowerLetter"/>
-      <w:lvlText w:val="%5."/>
-      <w:lvlJc w:val="left"/>
-      <w:pPr>
-        <w:ind w:left="3600" w:hanging="360"/>
-      </w:pPr>
-    </w:lvl>
-    <w:lvl w:ilvl="5" w:tplc="0419001B" w:tentative="1">
-      <w:start w:val="1"/>
-      <w:numFmt w:val="lowerRoman"/>
-      <w:lvlText w:val="%6."/>
-      <w:lvlJc w:val="right"/>
-      <w:pPr>
-        <w:ind w:left="4320" w:hanging="180"/>
-      </w:pPr>
-    </w:lvl>
-    <w:lvl w:ilvl="6" w:tplc="0419000F" w:tentative="1">
-      <w:start w:val="1"/>
-      <w:numFmt w:val="decimal"/>
-      <w:lvlText w:val="%7."/>
-      <w:lvlJc w:val="left"/>
-      <w:pPr>
-        <w:ind w:left="5040" w:hanging="360"/>
-      </w:pPr>
-    </w:lvl>
-    <w:lvl w:ilvl="7" w:tplc="04190019" w:tentative="1">
-      <w:start w:val="1"/>
-      <w:numFmt w:val="lowerLetter"/>
-      <w:lvlText w:val="%8."/>
-      <w:lvlJc w:val="left"/>
-      <w:pPr>
-        <w:ind w:left="5760" w:hanging="360"/>
-      </w:pPr>
-    </w:lvl>
-    <w:lvl w:ilvl="8" w:tplc="0419001B" w:tentative="1">
-      <w:start w:val="1"/>
-      <w:numFmt w:val="lowerRoman"/>
-      <w:lvlText w:val="%9."/>
-      <w:lvlJc w:val="right"/>
-      <w:pPr>
-        <w:ind w:left="6480" w:hanging="180"/>
-      </w:pPr>
-    </w:lvl>
-  </w:abstractNum>
-  <w:abstractNum w:abstractNumId="37" w15:restartNumberingAfterBreak="0">
-    <w:nsid w:val="5BA76B95"/>
-    <w:multiLevelType w:val="multilevel"/>
-    <w:tmpl w:val="AC1058F2"/>
-    <w:lvl w:ilvl="0">
-      <w:start w:val="1"/>
-      <w:numFmt w:val="decimal"/>
-      <w:lvlText w:val="%1"/>
-      <w:lvlJc w:val="left"/>
-      <w:pPr>
-        <w:ind w:left="420" w:hanging="420"/>
-      </w:pPr>
-      <w:rPr>
-        <w:rFonts w:hint="default"/>
-      </w:rPr>
-    </w:lvl>
-    <w:lvl w:ilvl="1">
-      <w:start w:val="1"/>
-      <w:numFmt w:val="decimal"/>
-      <w:suff w:val="space"/>
-      <w:lvlText w:val="%1.%2"/>
-      <w:lvlJc w:val="left"/>
-      <w:pPr>
-        <w:ind w:left="1129" w:hanging="420"/>
-      </w:pPr>
-      <w:rPr>
-        <w:rFonts w:hint="default"/>
-      </w:rPr>
-    </w:lvl>
-    <w:lvl w:ilvl="2">
-      <w:start w:val="1"/>
-      <w:numFmt w:val="decimal"/>
-      <w:lvlText w:val="%1.%2.%3"/>
-      <w:lvlJc w:val="left"/>
-      <w:pPr>
-        <w:ind w:left="2138" w:hanging="720"/>
-      </w:pPr>
-      <w:rPr>
-        <w:rFonts w:hint="default"/>
-      </w:rPr>
-    </w:lvl>
-    <w:lvl w:ilvl="3">
-      <w:start w:val="1"/>
-      <w:numFmt w:val="decimal"/>
-      <w:lvlText w:val="%1.%2.%3.%4"/>
-      <w:lvlJc w:val="left"/>
-      <w:pPr>
-        <w:ind w:left="3207" w:hanging="1080"/>
-      </w:pPr>
-      <w:rPr>
-        <w:rFonts w:hint="default"/>
-      </w:rPr>
-    </w:lvl>
-    <w:lvl w:ilvl="4">
-      <w:start w:val="1"/>
-      <w:numFmt w:val="decimal"/>
-      <w:lvlText w:val="%1.%2.%3.%4.%5"/>
-      <w:lvlJc w:val="left"/>
-      <w:pPr>
-        <w:ind w:left="3916" w:hanging="1080"/>
-      </w:pPr>
-      <w:rPr>
-        <w:rFonts w:hint="default"/>
-      </w:rPr>
-    </w:lvl>
-    <w:lvl w:ilvl="5">
-      <w:start w:val="1"/>
-      <w:numFmt w:val="decimal"/>
-      <w:lvlText w:val="%1.%2.%3.%4.%5.%6"/>
-      <w:lvlJc w:val="left"/>
-      <w:pPr>
-        <w:ind w:left="4985" w:hanging="1440"/>
-      </w:pPr>
-      <w:rPr>
-        <w:rFonts w:hint="default"/>
-      </w:rPr>
-    </w:lvl>
-    <w:lvl w:ilvl="6">
-      <w:start w:val="1"/>
-      <w:numFmt w:val="decimal"/>
-      <w:lvlText w:val="%1.%2.%3.%4.%5.%6.%7"/>
-      <w:lvlJc w:val="left"/>
-      <w:pPr>
-        <w:ind w:left="5694" w:hanging="1440"/>
-      </w:pPr>
-      <w:rPr>
-        <w:rFonts w:hint="default"/>
-      </w:rPr>
-    </w:lvl>
-    <w:lvl w:ilvl="7">
-      <w:start w:val="1"/>
-      <w:numFmt w:val="decimal"/>
-      <w:lvlText w:val="%1.%2.%3.%4.%5.%6.%7.%8"/>
-      <w:lvlJc w:val="left"/>
-      <w:pPr>
-        <w:ind w:left="6763" w:hanging="1800"/>
-      </w:pPr>
-      <w:rPr>
-        <w:rFonts w:hint="default"/>
-      </w:rPr>
-    </w:lvl>
-    <w:lvl w:ilvl="8">
-      <w:start w:val="1"/>
-      <w:numFmt w:val="decimal"/>
-      <w:lvlText w:val="%1.%2.%3.%4.%5.%6.%7.%8.%9"/>
-      <w:lvlJc w:val="left"/>
-      <w:pPr>
-        <w:ind w:left="7832" w:hanging="2160"/>
-      </w:pPr>
-      <w:rPr>
-        <w:rFonts w:hint="default"/>
-      </w:rPr>
-    </w:lvl>
-  </w:abstractNum>
-  <w:abstractNum w:abstractNumId="38" w15:restartNumberingAfterBreak="0">
-    <w:nsid w:val="5D0D77BC"/>
-    <w:multiLevelType w:val="hybridMultilevel"/>
-    <w:tmpl w:val="8A1A96CA"/>
-    <w:lvl w:ilvl="0" w:tplc="D59EC3CA">
-      <w:start w:val="1"/>
-      <w:numFmt w:val="decimal"/>
-      <w:lvlText w:val="%1"/>
-      <w:lvlJc w:val="left"/>
-      <w:pPr>
-        <w:ind w:left="720" w:hanging="360"/>
-      </w:pPr>
-    </w:lvl>
-    <w:lvl w:ilvl="1" w:tplc="04190019">
-      <w:start w:val="1"/>
-      <w:numFmt w:val="lowerLetter"/>
-      <w:lvlText w:val="%2."/>
-      <w:lvlJc w:val="left"/>
-      <w:pPr>
-        <w:ind w:left="1440" w:hanging="360"/>
-      </w:pPr>
-    </w:lvl>
-    <w:lvl w:ilvl="2" w:tplc="0419001B">
-      <w:start w:val="1"/>
-      <w:numFmt w:val="lowerRoman"/>
-      <w:lvlText w:val="%3."/>
-      <w:lvlJc w:val="right"/>
-      <w:pPr>
-        <w:ind w:left="2160" w:hanging="180"/>
-      </w:pPr>
-    </w:lvl>
-    <w:lvl w:ilvl="3" w:tplc="0419000F">
-      <w:start w:val="1"/>
-      <w:numFmt w:val="decimal"/>
-      <w:lvlText w:val="%4."/>
-      <w:lvlJc w:val="left"/>
-      <w:pPr>
-        <w:ind w:left="2880" w:hanging="360"/>
-      </w:pPr>
-    </w:lvl>
-    <w:lvl w:ilvl="4" w:tplc="04190019">
-      <w:start w:val="1"/>
-      <w:numFmt w:val="lowerLetter"/>
-      <w:lvlText w:val="%5."/>
-      <w:lvlJc w:val="left"/>
-      <w:pPr>
-        <w:ind w:left="3600" w:hanging="360"/>
-      </w:pPr>
-    </w:lvl>
-    <w:lvl w:ilvl="5" w:tplc="0419001B">
-      <w:start w:val="1"/>
-      <w:numFmt w:val="lowerRoman"/>
-      <w:lvlText w:val="%6."/>
-      <w:lvlJc w:val="right"/>
-      <w:pPr>
-        <w:ind w:left="4320" w:hanging="180"/>
-      </w:pPr>
-    </w:lvl>
-    <w:lvl w:ilvl="6" w:tplc="0419000F">
-      <w:start w:val="1"/>
-      <w:numFmt w:val="decimal"/>
-      <w:lvlText w:val="%7."/>
-      <w:lvlJc w:val="left"/>
-      <w:pPr>
-        <w:ind w:left="5040" w:hanging="360"/>
-      </w:pPr>
-    </w:lvl>
-    <w:lvl w:ilvl="7" w:tplc="04190019">
-      <w:start w:val="1"/>
-      <w:numFmt w:val="lowerLetter"/>
-      <w:lvlText w:val="%8."/>
-      <w:lvlJc w:val="left"/>
-      <w:pPr>
-        <w:ind w:left="5760" w:hanging="360"/>
-      </w:pPr>
-    </w:lvl>
-    <w:lvl w:ilvl="8" w:tplc="0419001B">
-      <w:start w:val="1"/>
-      <w:numFmt w:val="lowerRoman"/>
-      <w:lvlText w:val="%9."/>
-      <w:lvlJc w:val="right"/>
-      <w:pPr>
-        <w:ind w:left="6480" w:hanging="180"/>
-      </w:pPr>
-    </w:lvl>
-  </w:abstractNum>
-  <w:abstractNum w:abstractNumId="39" w15:restartNumberingAfterBreak="0">
     <w:nsid w:val="5E9D081E"/>
     <w:multiLevelType w:val="multilevel"/>
     <w:tmpl w:val="31FAC168"/>
@@ -11482,1468 +10958,24 @@
       </w:pPr>
     </w:lvl>
   </w:abstractNum>
-  <w:abstractNum w:abstractNumId="40" w15:restartNumberingAfterBreak="0">
-    <w:nsid w:val="60380C39"/>
-    <w:multiLevelType w:val="hybridMultilevel"/>
-    <w:tmpl w:val="4B208BE2"/>
-    <w:lvl w:ilvl="0" w:tplc="2F506818">
-      <w:start w:val="1"/>
-      <w:numFmt w:val="bullet"/>
-      <w:lvlText w:val=""/>
-      <w:lvlJc w:val="left"/>
-      <w:pPr>
-        <w:ind w:left="1429" w:hanging="360"/>
-      </w:pPr>
-      <w:rPr>
-        <w:rFonts w:ascii="Symbol" w:hAnsi="Symbol" w:hint="default"/>
-      </w:rPr>
-    </w:lvl>
-    <w:lvl w:ilvl="1" w:tplc="04190003" w:tentative="1">
-      <w:start w:val="1"/>
-      <w:numFmt w:val="bullet"/>
-      <w:lvlText w:val="o"/>
-      <w:lvlJc w:val="left"/>
-      <w:pPr>
-        <w:ind w:left="2149" w:hanging="360"/>
-      </w:pPr>
-      <w:rPr>
-        <w:rFonts w:ascii="Courier New" w:hAnsi="Courier New" w:cs="Courier New" w:hint="default"/>
-      </w:rPr>
-    </w:lvl>
-    <w:lvl w:ilvl="2" w:tplc="04190005" w:tentative="1">
-      <w:start w:val="1"/>
-      <w:numFmt w:val="bullet"/>
-      <w:lvlText w:val=""/>
-      <w:lvlJc w:val="left"/>
-      <w:pPr>
-        <w:ind w:left="2869" w:hanging="360"/>
-      </w:pPr>
-      <w:rPr>
-        <w:rFonts w:ascii="Wingdings" w:hAnsi="Wingdings" w:hint="default"/>
-      </w:rPr>
-    </w:lvl>
-    <w:lvl w:ilvl="3" w:tplc="04190001" w:tentative="1">
-      <w:start w:val="1"/>
-      <w:numFmt w:val="bullet"/>
-      <w:lvlText w:val=""/>
-      <w:lvlJc w:val="left"/>
-      <w:pPr>
-        <w:ind w:left="3589" w:hanging="360"/>
-      </w:pPr>
-      <w:rPr>
-        <w:rFonts w:ascii="Symbol" w:hAnsi="Symbol" w:hint="default"/>
-      </w:rPr>
-    </w:lvl>
-    <w:lvl w:ilvl="4" w:tplc="04190003" w:tentative="1">
-      <w:start w:val="1"/>
-      <w:numFmt w:val="bullet"/>
-      <w:lvlText w:val="o"/>
-      <w:lvlJc w:val="left"/>
-      <w:pPr>
-        <w:ind w:left="4309" w:hanging="360"/>
-      </w:pPr>
-      <w:rPr>
-        <w:rFonts w:ascii="Courier New" w:hAnsi="Courier New" w:cs="Courier New" w:hint="default"/>
-      </w:rPr>
-    </w:lvl>
-    <w:lvl w:ilvl="5" w:tplc="04190005" w:tentative="1">
-      <w:start w:val="1"/>
-      <w:numFmt w:val="bullet"/>
-      <w:lvlText w:val=""/>
-      <w:lvlJc w:val="left"/>
-      <w:pPr>
-        <w:ind w:left="5029" w:hanging="360"/>
-      </w:pPr>
-      <w:rPr>
-        <w:rFonts w:ascii="Wingdings" w:hAnsi="Wingdings" w:hint="default"/>
-      </w:rPr>
-    </w:lvl>
-    <w:lvl w:ilvl="6" w:tplc="04190001" w:tentative="1">
-      <w:start w:val="1"/>
-      <w:numFmt w:val="bullet"/>
-      <w:lvlText w:val=""/>
-      <w:lvlJc w:val="left"/>
-      <w:pPr>
-        <w:ind w:left="5749" w:hanging="360"/>
-      </w:pPr>
-      <w:rPr>
-        <w:rFonts w:ascii="Symbol" w:hAnsi="Symbol" w:hint="default"/>
-      </w:rPr>
-    </w:lvl>
-    <w:lvl w:ilvl="7" w:tplc="04190003" w:tentative="1">
-      <w:start w:val="1"/>
-      <w:numFmt w:val="bullet"/>
-      <w:lvlText w:val="o"/>
-      <w:lvlJc w:val="left"/>
-      <w:pPr>
-        <w:ind w:left="6469" w:hanging="360"/>
-      </w:pPr>
-      <w:rPr>
-        <w:rFonts w:ascii="Courier New" w:hAnsi="Courier New" w:cs="Courier New" w:hint="default"/>
-      </w:rPr>
-    </w:lvl>
-    <w:lvl w:ilvl="8" w:tplc="04190005" w:tentative="1">
-      <w:start w:val="1"/>
-      <w:numFmt w:val="bullet"/>
-      <w:lvlText w:val=""/>
-      <w:lvlJc w:val="left"/>
-      <w:pPr>
-        <w:ind w:left="7189" w:hanging="360"/>
-      </w:pPr>
-      <w:rPr>
-        <w:rFonts w:ascii="Wingdings" w:hAnsi="Wingdings" w:hint="default"/>
-      </w:rPr>
-    </w:lvl>
-  </w:abstractNum>
-  <w:abstractNum w:abstractNumId="41" w15:restartNumberingAfterBreak="0">
-    <w:nsid w:val="60FE3B54"/>
-    <w:multiLevelType w:val="hybridMultilevel"/>
-    <w:tmpl w:val="42564730"/>
-    <w:lvl w:ilvl="0" w:tplc="2F506818">
-      <w:start w:val="1"/>
-      <w:numFmt w:val="bullet"/>
-      <w:suff w:val="space"/>
-      <w:lvlText w:val=""/>
-      <w:lvlJc w:val="left"/>
-      <w:pPr>
-        <w:ind w:left="360" w:hanging="360"/>
-      </w:pPr>
-      <w:rPr>
-        <w:rFonts w:ascii="Symbol" w:hAnsi="Symbol" w:hint="default"/>
-      </w:rPr>
-    </w:lvl>
-    <w:lvl w:ilvl="1" w:tplc="FFFFFFFF" w:tentative="1">
-      <w:start w:val="1"/>
-      <w:numFmt w:val="bullet"/>
-      <w:lvlText w:val="o"/>
-      <w:lvlJc w:val="left"/>
-      <w:pPr>
-        <w:ind w:left="2149" w:hanging="360"/>
-      </w:pPr>
-      <w:rPr>
-        <w:rFonts w:ascii="Courier New" w:hAnsi="Courier New" w:cs="Courier New" w:hint="default"/>
-      </w:rPr>
-    </w:lvl>
-    <w:lvl w:ilvl="2" w:tplc="FFFFFFFF" w:tentative="1">
-      <w:start w:val="1"/>
-      <w:numFmt w:val="bullet"/>
-      <w:lvlText w:val=""/>
-      <w:lvlJc w:val="left"/>
-      <w:pPr>
-        <w:ind w:left="2869" w:hanging="360"/>
-      </w:pPr>
-      <w:rPr>
-        <w:rFonts w:ascii="Wingdings" w:hAnsi="Wingdings" w:hint="default"/>
-      </w:rPr>
-    </w:lvl>
-    <w:lvl w:ilvl="3" w:tplc="FFFFFFFF" w:tentative="1">
-      <w:start w:val="1"/>
-      <w:numFmt w:val="bullet"/>
-      <w:lvlText w:val=""/>
-      <w:lvlJc w:val="left"/>
-      <w:pPr>
-        <w:ind w:left="3589" w:hanging="360"/>
-      </w:pPr>
-      <w:rPr>
-        <w:rFonts w:ascii="Symbol" w:hAnsi="Symbol" w:hint="default"/>
-      </w:rPr>
-    </w:lvl>
-    <w:lvl w:ilvl="4" w:tplc="FFFFFFFF" w:tentative="1">
-      <w:start w:val="1"/>
-      <w:numFmt w:val="bullet"/>
-      <w:lvlText w:val="o"/>
-      <w:lvlJc w:val="left"/>
-      <w:pPr>
-        <w:ind w:left="4309" w:hanging="360"/>
-      </w:pPr>
-      <w:rPr>
-        <w:rFonts w:ascii="Courier New" w:hAnsi="Courier New" w:cs="Courier New" w:hint="default"/>
-      </w:rPr>
-    </w:lvl>
-    <w:lvl w:ilvl="5" w:tplc="FFFFFFFF" w:tentative="1">
-      <w:start w:val="1"/>
-      <w:numFmt w:val="bullet"/>
-      <w:lvlText w:val=""/>
-      <w:lvlJc w:val="left"/>
-      <w:pPr>
-        <w:ind w:left="5029" w:hanging="360"/>
-      </w:pPr>
-      <w:rPr>
-        <w:rFonts w:ascii="Wingdings" w:hAnsi="Wingdings" w:hint="default"/>
-      </w:rPr>
-    </w:lvl>
-    <w:lvl w:ilvl="6" w:tplc="FFFFFFFF" w:tentative="1">
-      <w:start w:val="1"/>
-      <w:numFmt w:val="bullet"/>
-      <w:lvlText w:val=""/>
-      <w:lvlJc w:val="left"/>
-      <w:pPr>
-        <w:ind w:left="5749" w:hanging="360"/>
-      </w:pPr>
-      <w:rPr>
-        <w:rFonts w:ascii="Symbol" w:hAnsi="Symbol" w:hint="default"/>
-      </w:rPr>
-    </w:lvl>
-    <w:lvl w:ilvl="7" w:tplc="FFFFFFFF" w:tentative="1">
-      <w:start w:val="1"/>
-      <w:numFmt w:val="bullet"/>
-      <w:lvlText w:val="o"/>
-      <w:lvlJc w:val="left"/>
-      <w:pPr>
-        <w:ind w:left="6469" w:hanging="360"/>
-      </w:pPr>
-      <w:rPr>
-        <w:rFonts w:ascii="Courier New" w:hAnsi="Courier New" w:cs="Courier New" w:hint="default"/>
-      </w:rPr>
-    </w:lvl>
-    <w:lvl w:ilvl="8" w:tplc="FFFFFFFF" w:tentative="1">
-      <w:start w:val="1"/>
-      <w:numFmt w:val="bullet"/>
-      <w:lvlText w:val=""/>
-      <w:lvlJc w:val="left"/>
-      <w:pPr>
-        <w:ind w:left="7189" w:hanging="360"/>
-      </w:pPr>
-      <w:rPr>
-        <w:rFonts w:ascii="Wingdings" w:hAnsi="Wingdings" w:hint="default"/>
-      </w:rPr>
-    </w:lvl>
-  </w:abstractNum>
-  <w:abstractNum w:abstractNumId="42" w15:restartNumberingAfterBreak="0">
-    <w:nsid w:val="617F036A"/>
-    <w:multiLevelType w:val="hybridMultilevel"/>
-    <w:tmpl w:val="99B2B47E"/>
-    <w:lvl w:ilvl="0" w:tplc="4AFE5750">
-      <w:start w:val="1"/>
-      <w:numFmt w:val="bullet"/>
-      <w:suff w:val="space"/>
-      <w:lvlText w:val=""/>
-      <w:lvlJc w:val="left"/>
-      <w:pPr>
-        <w:ind w:left="1070" w:hanging="360"/>
-      </w:pPr>
-      <w:rPr>
-        <w:rFonts w:ascii="Symbol" w:hAnsi="Symbol" w:hint="default"/>
-      </w:rPr>
-    </w:lvl>
-    <w:lvl w:ilvl="1" w:tplc="FFFFFFFF" w:tentative="1">
-      <w:start w:val="1"/>
-      <w:numFmt w:val="bullet"/>
-      <w:lvlText w:val="o"/>
-      <w:lvlJc w:val="left"/>
-      <w:pPr>
-        <w:ind w:left="2149" w:hanging="360"/>
-      </w:pPr>
-      <w:rPr>
-        <w:rFonts w:ascii="Courier New" w:hAnsi="Courier New" w:cs="Courier New" w:hint="default"/>
-      </w:rPr>
-    </w:lvl>
-    <w:lvl w:ilvl="2" w:tplc="FFFFFFFF" w:tentative="1">
-      <w:start w:val="1"/>
-      <w:numFmt w:val="bullet"/>
-      <w:lvlText w:val=""/>
-      <w:lvlJc w:val="left"/>
-      <w:pPr>
-        <w:ind w:left="2869" w:hanging="360"/>
-      </w:pPr>
-      <w:rPr>
-        <w:rFonts w:ascii="Wingdings" w:hAnsi="Wingdings" w:hint="default"/>
-      </w:rPr>
-    </w:lvl>
-    <w:lvl w:ilvl="3" w:tplc="FFFFFFFF" w:tentative="1">
-      <w:start w:val="1"/>
-      <w:numFmt w:val="bullet"/>
-      <w:lvlText w:val=""/>
-      <w:lvlJc w:val="left"/>
-      <w:pPr>
-        <w:ind w:left="3589" w:hanging="360"/>
-      </w:pPr>
-      <w:rPr>
-        <w:rFonts w:ascii="Symbol" w:hAnsi="Symbol" w:hint="default"/>
-      </w:rPr>
-    </w:lvl>
-    <w:lvl w:ilvl="4" w:tplc="FFFFFFFF" w:tentative="1">
-      <w:start w:val="1"/>
-      <w:numFmt w:val="bullet"/>
-      <w:lvlText w:val="o"/>
-      <w:lvlJc w:val="left"/>
-      <w:pPr>
-        <w:ind w:left="4309" w:hanging="360"/>
-      </w:pPr>
-      <w:rPr>
-        <w:rFonts w:ascii="Courier New" w:hAnsi="Courier New" w:cs="Courier New" w:hint="default"/>
-      </w:rPr>
-    </w:lvl>
-    <w:lvl w:ilvl="5" w:tplc="FFFFFFFF" w:tentative="1">
-      <w:start w:val="1"/>
-      <w:numFmt w:val="bullet"/>
-      <w:lvlText w:val=""/>
-      <w:lvlJc w:val="left"/>
-      <w:pPr>
-        <w:ind w:left="5029" w:hanging="360"/>
-      </w:pPr>
-      <w:rPr>
-        <w:rFonts w:ascii="Wingdings" w:hAnsi="Wingdings" w:hint="default"/>
-      </w:rPr>
-    </w:lvl>
-    <w:lvl w:ilvl="6" w:tplc="FFFFFFFF" w:tentative="1">
-      <w:start w:val="1"/>
-      <w:numFmt w:val="bullet"/>
-      <w:lvlText w:val=""/>
-      <w:lvlJc w:val="left"/>
-      <w:pPr>
-        <w:ind w:left="5749" w:hanging="360"/>
-      </w:pPr>
-      <w:rPr>
-        <w:rFonts w:ascii="Symbol" w:hAnsi="Symbol" w:hint="default"/>
-      </w:rPr>
-    </w:lvl>
-    <w:lvl w:ilvl="7" w:tplc="FFFFFFFF" w:tentative="1">
-      <w:start w:val="1"/>
-      <w:numFmt w:val="bullet"/>
-      <w:lvlText w:val="o"/>
-      <w:lvlJc w:val="left"/>
-      <w:pPr>
-        <w:ind w:left="6469" w:hanging="360"/>
-      </w:pPr>
-      <w:rPr>
-        <w:rFonts w:ascii="Courier New" w:hAnsi="Courier New" w:cs="Courier New" w:hint="default"/>
-      </w:rPr>
-    </w:lvl>
-    <w:lvl w:ilvl="8" w:tplc="FFFFFFFF" w:tentative="1">
-      <w:start w:val="1"/>
-      <w:numFmt w:val="bullet"/>
-      <w:lvlText w:val=""/>
-      <w:lvlJc w:val="left"/>
-      <w:pPr>
-        <w:ind w:left="7189" w:hanging="360"/>
-      </w:pPr>
-      <w:rPr>
-        <w:rFonts w:ascii="Wingdings" w:hAnsi="Wingdings" w:hint="default"/>
-      </w:rPr>
-    </w:lvl>
-  </w:abstractNum>
-  <w:abstractNum w:abstractNumId="43" w15:restartNumberingAfterBreak="0">
-    <w:nsid w:val="62297911"/>
-    <w:multiLevelType w:val="hybridMultilevel"/>
-    <w:tmpl w:val="B4A6C276"/>
-    <w:lvl w:ilvl="0" w:tplc="2F506818">
-      <w:start w:val="1"/>
-      <w:numFmt w:val="bullet"/>
-      <w:lvlText w:val=""/>
-      <w:lvlJc w:val="left"/>
-      <w:pPr>
-        <w:ind w:left="1429" w:hanging="360"/>
-      </w:pPr>
-      <w:rPr>
-        <w:rFonts w:ascii="Symbol" w:hAnsi="Symbol" w:hint="default"/>
-      </w:rPr>
-    </w:lvl>
-    <w:lvl w:ilvl="1" w:tplc="04190003" w:tentative="1">
-      <w:start w:val="1"/>
-      <w:numFmt w:val="bullet"/>
-      <w:lvlText w:val="o"/>
-      <w:lvlJc w:val="left"/>
-      <w:pPr>
-        <w:ind w:left="2149" w:hanging="360"/>
-      </w:pPr>
-      <w:rPr>
-        <w:rFonts w:ascii="Courier New" w:hAnsi="Courier New" w:cs="Courier New" w:hint="default"/>
-      </w:rPr>
-    </w:lvl>
-    <w:lvl w:ilvl="2" w:tplc="04190005" w:tentative="1">
-      <w:start w:val="1"/>
-      <w:numFmt w:val="bullet"/>
-      <w:lvlText w:val=""/>
-      <w:lvlJc w:val="left"/>
-      <w:pPr>
-        <w:ind w:left="2869" w:hanging="360"/>
-      </w:pPr>
-      <w:rPr>
-        <w:rFonts w:ascii="Wingdings" w:hAnsi="Wingdings" w:hint="default"/>
-      </w:rPr>
-    </w:lvl>
-    <w:lvl w:ilvl="3" w:tplc="04190001" w:tentative="1">
-      <w:start w:val="1"/>
-      <w:numFmt w:val="bullet"/>
-      <w:lvlText w:val=""/>
-      <w:lvlJc w:val="left"/>
-      <w:pPr>
-        <w:ind w:left="3589" w:hanging="360"/>
-      </w:pPr>
-      <w:rPr>
-        <w:rFonts w:ascii="Symbol" w:hAnsi="Symbol" w:hint="default"/>
-      </w:rPr>
-    </w:lvl>
-    <w:lvl w:ilvl="4" w:tplc="04190003" w:tentative="1">
-      <w:start w:val="1"/>
-      <w:numFmt w:val="bullet"/>
-      <w:lvlText w:val="o"/>
-      <w:lvlJc w:val="left"/>
-      <w:pPr>
-        <w:ind w:left="4309" w:hanging="360"/>
-      </w:pPr>
-      <w:rPr>
-        <w:rFonts w:ascii="Courier New" w:hAnsi="Courier New" w:cs="Courier New" w:hint="default"/>
-      </w:rPr>
-    </w:lvl>
-    <w:lvl w:ilvl="5" w:tplc="04190005" w:tentative="1">
-      <w:start w:val="1"/>
-      <w:numFmt w:val="bullet"/>
-      <w:lvlText w:val=""/>
-      <w:lvlJc w:val="left"/>
-      <w:pPr>
-        <w:ind w:left="5029" w:hanging="360"/>
-      </w:pPr>
-      <w:rPr>
-        <w:rFonts w:ascii="Wingdings" w:hAnsi="Wingdings" w:hint="default"/>
-      </w:rPr>
-    </w:lvl>
-    <w:lvl w:ilvl="6" w:tplc="04190001" w:tentative="1">
-      <w:start w:val="1"/>
-      <w:numFmt w:val="bullet"/>
-      <w:lvlText w:val=""/>
-      <w:lvlJc w:val="left"/>
-      <w:pPr>
-        <w:ind w:left="5749" w:hanging="360"/>
-      </w:pPr>
-      <w:rPr>
-        <w:rFonts w:ascii="Symbol" w:hAnsi="Symbol" w:hint="default"/>
-      </w:rPr>
-    </w:lvl>
-    <w:lvl w:ilvl="7" w:tplc="04190003" w:tentative="1">
-      <w:start w:val="1"/>
-      <w:numFmt w:val="bullet"/>
-      <w:lvlText w:val="o"/>
-      <w:lvlJc w:val="left"/>
-      <w:pPr>
-        <w:ind w:left="6469" w:hanging="360"/>
-      </w:pPr>
-      <w:rPr>
-        <w:rFonts w:ascii="Courier New" w:hAnsi="Courier New" w:cs="Courier New" w:hint="default"/>
-      </w:rPr>
-    </w:lvl>
-    <w:lvl w:ilvl="8" w:tplc="04190005" w:tentative="1">
-      <w:start w:val="1"/>
-      <w:numFmt w:val="bullet"/>
-      <w:lvlText w:val=""/>
-      <w:lvlJc w:val="left"/>
-      <w:pPr>
-        <w:ind w:left="7189" w:hanging="360"/>
-      </w:pPr>
-      <w:rPr>
-        <w:rFonts w:ascii="Wingdings" w:hAnsi="Wingdings" w:hint="default"/>
-      </w:rPr>
-    </w:lvl>
-  </w:abstractNum>
-  <w:abstractNum w:abstractNumId="44" w15:restartNumberingAfterBreak="0">
-    <w:nsid w:val="62BC1136"/>
-    <w:multiLevelType w:val="hybridMultilevel"/>
-    <w:tmpl w:val="9460A824"/>
-    <w:lvl w:ilvl="0" w:tplc="1F5A10E2">
-      <w:start w:val="1"/>
-      <w:numFmt w:val="bullet"/>
-      <w:suff w:val="space"/>
-      <w:lvlText w:val=""/>
-      <w:lvlJc w:val="left"/>
-      <w:pPr>
-        <w:ind w:left="360" w:hanging="360"/>
-      </w:pPr>
-      <w:rPr>
-        <w:rFonts w:ascii="Symbol" w:hAnsi="Symbol" w:hint="default"/>
-      </w:rPr>
-    </w:lvl>
-    <w:lvl w:ilvl="1" w:tplc="FFFFFFFF" w:tentative="1">
-      <w:start w:val="1"/>
-      <w:numFmt w:val="bullet"/>
-      <w:lvlText w:val="o"/>
-      <w:lvlJc w:val="left"/>
-      <w:pPr>
-        <w:ind w:left="2149" w:hanging="360"/>
-      </w:pPr>
-      <w:rPr>
-        <w:rFonts w:ascii="Courier New" w:hAnsi="Courier New" w:cs="Courier New" w:hint="default"/>
-      </w:rPr>
-    </w:lvl>
-    <w:lvl w:ilvl="2" w:tplc="FFFFFFFF" w:tentative="1">
-      <w:start w:val="1"/>
-      <w:numFmt w:val="bullet"/>
-      <w:lvlText w:val=""/>
-      <w:lvlJc w:val="left"/>
-      <w:pPr>
-        <w:ind w:left="2869" w:hanging="360"/>
-      </w:pPr>
-      <w:rPr>
-        <w:rFonts w:ascii="Wingdings" w:hAnsi="Wingdings" w:hint="default"/>
-      </w:rPr>
-    </w:lvl>
-    <w:lvl w:ilvl="3" w:tplc="FFFFFFFF" w:tentative="1">
-      <w:start w:val="1"/>
-      <w:numFmt w:val="bullet"/>
-      <w:lvlText w:val=""/>
-      <w:lvlJc w:val="left"/>
-      <w:pPr>
-        <w:ind w:left="3589" w:hanging="360"/>
-      </w:pPr>
-      <w:rPr>
-        <w:rFonts w:ascii="Symbol" w:hAnsi="Symbol" w:hint="default"/>
-      </w:rPr>
-    </w:lvl>
-    <w:lvl w:ilvl="4" w:tplc="FFFFFFFF" w:tentative="1">
-      <w:start w:val="1"/>
-      <w:numFmt w:val="bullet"/>
-      <w:lvlText w:val="o"/>
-      <w:lvlJc w:val="left"/>
-      <w:pPr>
-        <w:ind w:left="4309" w:hanging="360"/>
-      </w:pPr>
-      <w:rPr>
-        <w:rFonts w:ascii="Courier New" w:hAnsi="Courier New" w:cs="Courier New" w:hint="default"/>
-      </w:rPr>
-    </w:lvl>
-    <w:lvl w:ilvl="5" w:tplc="FFFFFFFF" w:tentative="1">
-      <w:start w:val="1"/>
-      <w:numFmt w:val="bullet"/>
-      <w:lvlText w:val=""/>
-      <w:lvlJc w:val="left"/>
-      <w:pPr>
-        <w:ind w:left="5029" w:hanging="360"/>
-      </w:pPr>
-      <w:rPr>
-        <w:rFonts w:ascii="Wingdings" w:hAnsi="Wingdings" w:hint="default"/>
-      </w:rPr>
-    </w:lvl>
-    <w:lvl w:ilvl="6" w:tplc="FFFFFFFF" w:tentative="1">
-      <w:start w:val="1"/>
-      <w:numFmt w:val="bullet"/>
-      <w:lvlText w:val=""/>
-      <w:lvlJc w:val="left"/>
-      <w:pPr>
-        <w:ind w:left="5749" w:hanging="360"/>
-      </w:pPr>
-      <w:rPr>
-        <w:rFonts w:ascii="Symbol" w:hAnsi="Symbol" w:hint="default"/>
-      </w:rPr>
-    </w:lvl>
-    <w:lvl w:ilvl="7" w:tplc="FFFFFFFF" w:tentative="1">
-      <w:start w:val="1"/>
-      <w:numFmt w:val="bullet"/>
-      <w:lvlText w:val="o"/>
-      <w:lvlJc w:val="left"/>
-      <w:pPr>
-        <w:ind w:left="6469" w:hanging="360"/>
-      </w:pPr>
-      <w:rPr>
-        <w:rFonts w:ascii="Courier New" w:hAnsi="Courier New" w:cs="Courier New" w:hint="default"/>
-      </w:rPr>
-    </w:lvl>
-    <w:lvl w:ilvl="8" w:tplc="FFFFFFFF" w:tentative="1">
-      <w:start w:val="1"/>
-      <w:numFmt w:val="bullet"/>
-      <w:lvlText w:val=""/>
-      <w:lvlJc w:val="left"/>
-      <w:pPr>
-        <w:ind w:left="7189" w:hanging="360"/>
-      </w:pPr>
-      <w:rPr>
-        <w:rFonts w:ascii="Wingdings" w:hAnsi="Wingdings" w:hint="default"/>
-      </w:rPr>
-    </w:lvl>
-  </w:abstractNum>
-  <w:abstractNum w:abstractNumId="45" w15:restartNumberingAfterBreak="0">
-    <w:nsid w:val="637F58DE"/>
-    <w:multiLevelType w:val="hybridMultilevel"/>
-    <w:tmpl w:val="E5DCB0DC"/>
-    <w:lvl w:ilvl="0" w:tplc="EAE860C0">
-      <w:start w:val="1"/>
-      <w:numFmt w:val="bullet"/>
-      <w:lvlText w:val=""/>
-      <w:lvlJc w:val="left"/>
-      <w:pPr>
-        <w:ind w:left="1429" w:hanging="360"/>
-      </w:pPr>
-      <w:rPr>
-        <w:rFonts w:ascii="Symbol" w:hAnsi="Symbol" w:hint="default"/>
-      </w:rPr>
-    </w:lvl>
-    <w:lvl w:ilvl="1" w:tplc="04190003" w:tentative="1">
-      <w:start w:val="1"/>
-      <w:numFmt w:val="bullet"/>
-      <w:lvlText w:val="o"/>
-      <w:lvlJc w:val="left"/>
-      <w:pPr>
-        <w:ind w:left="2149" w:hanging="360"/>
-      </w:pPr>
-      <w:rPr>
-        <w:rFonts w:ascii="Courier New" w:hAnsi="Courier New" w:cs="Courier New" w:hint="default"/>
-      </w:rPr>
-    </w:lvl>
-    <w:lvl w:ilvl="2" w:tplc="04190005" w:tentative="1">
-      <w:start w:val="1"/>
-      <w:numFmt w:val="bullet"/>
-      <w:lvlText w:val=""/>
-      <w:lvlJc w:val="left"/>
-      <w:pPr>
-        <w:ind w:left="2869" w:hanging="360"/>
-      </w:pPr>
-      <w:rPr>
-        <w:rFonts w:ascii="Wingdings" w:hAnsi="Wingdings" w:hint="default"/>
-      </w:rPr>
-    </w:lvl>
-    <w:lvl w:ilvl="3" w:tplc="04190001" w:tentative="1">
-      <w:start w:val="1"/>
-      <w:numFmt w:val="bullet"/>
-      <w:lvlText w:val=""/>
-      <w:lvlJc w:val="left"/>
-      <w:pPr>
-        <w:ind w:left="3589" w:hanging="360"/>
-      </w:pPr>
-      <w:rPr>
-        <w:rFonts w:ascii="Symbol" w:hAnsi="Symbol" w:hint="default"/>
-      </w:rPr>
-    </w:lvl>
-    <w:lvl w:ilvl="4" w:tplc="04190003" w:tentative="1">
-      <w:start w:val="1"/>
-      <w:numFmt w:val="bullet"/>
-      <w:lvlText w:val="o"/>
-      <w:lvlJc w:val="left"/>
-      <w:pPr>
-        <w:ind w:left="4309" w:hanging="360"/>
-      </w:pPr>
-      <w:rPr>
-        <w:rFonts w:ascii="Courier New" w:hAnsi="Courier New" w:cs="Courier New" w:hint="default"/>
-      </w:rPr>
-    </w:lvl>
-    <w:lvl w:ilvl="5" w:tplc="04190005" w:tentative="1">
-      <w:start w:val="1"/>
-      <w:numFmt w:val="bullet"/>
-      <w:lvlText w:val=""/>
-      <w:lvlJc w:val="left"/>
-      <w:pPr>
-        <w:ind w:left="5029" w:hanging="360"/>
-      </w:pPr>
-      <w:rPr>
-        <w:rFonts w:ascii="Wingdings" w:hAnsi="Wingdings" w:hint="default"/>
-      </w:rPr>
-    </w:lvl>
-    <w:lvl w:ilvl="6" w:tplc="04190001" w:tentative="1">
-      <w:start w:val="1"/>
-      <w:numFmt w:val="bullet"/>
-      <w:lvlText w:val=""/>
-      <w:lvlJc w:val="left"/>
-      <w:pPr>
-        <w:ind w:left="5749" w:hanging="360"/>
-      </w:pPr>
-      <w:rPr>
-        <w:rFonts w:ascii="Symbol" w:hAnsi="Symbol" w:hint="default"/>
-      </w:rPr>
-    </w:lvl>
-    <w:lvl w:ilvl="7" w:tplc="04190003" w:tentative="1">
-      <w:start w:val="1"/>
-      <w:numFmt w:val="bullet"/>
-      <w:lvlText w:val="o"/>
-      <w:lvlJc w:val="left"/>
-      <w:pPr>
-        <w:ind w:left="6469" w:hanging="360"/>
-      </w:pPr>
-      <w:rPr>
-        <w:rFonts w:ascii="Courier New" w:hAnsi="Courier New" w:cs="Courier New" w:hint="default"/>
-      </w:rPr>
-    </w:lvl>
-    <w:lvl w:ilvl="8" w:tplc="04190005" w:tentative="1">
-      <w:start w:val="1"/>
-      <w:numFmt w:val="bullet"/>
-      <w:lvlText w:val=""/>
-      <w:lvlJc w:val="left"/>
-      <w:pPr>
-        <w:ind w:left="7189" w:hanging="360"/>
-      </w:pPr>
-      <w:rPr>
-        <w:rFonts w:ascii="Wingdings" w:hAnsi="Wingdings" w:hint="default"/>
-      </w:rPr>
-    </w:lvl>
-  </w:abstractNum>
-  <w:abstractNum w:abstractNumId="46" w15:restartNumberingAfterBreak="0">
-    <w:nsid w:val="6ADF3224"/>
-    <w:multiLevelType w:val="hybridMultilevel"/>
-    <w:tmpl w:val="D7A67F1E"/>
-    <w:lvl w:ilvl="0" w:tplc="3006DB78">
-      <w:start w:val="1"/>
-      <w:numFmt w:val="decimal"/>
-      <w:suff w:val="space"/>
-      <w:lvlText w:val="%1"/>
-      <w:lvlJc w:val="left"/>
-      <w:pPr>
-        <w:ind w:left="1429" w:hanging="360"/>
-      </w:pPr>
-      <w:rPr>
-        <w:rFonts w:ascii="Times New Roman" w:hAnsi="Times New Roman" w:cs="Times New Roman" w:hint="default"/>
-        <w:b w:val="0"/>
-        <w:color w:val="auto"/>
-      </w:rPr>
-    </w:lvl>
-    <w:lvl w:ilvl="1" w:tplc="04190019" w:tentative="1">
-      <w:start w:val="1"/>
-      <w:numFmt w:val="lowerLetter"/>
-      <w:lvlText w:val="%2."/>
-      <w:lvlJc w:val="left"/>
-      <w:pPr>
-        <w:ind w:left="2149" w:hanging="360"/>
-      </w:pPr>
-    </w:lvl>
-    <w:lvl w:ilvl="2" w:tplc="0419001B" w:tentative="1">
-      <w:start w:val="1"/>
-      <w:numFmt w:val="lowerRoman"/>
-      <w:lvlText w:val="%3."/>
-      <w:lvlJc w:val="right"/>
-      <w:pPr>
-        <w:ind w:left="2869" w:hanging="180"/>
-      </w:pPr>
-    </w:lvl>
-    <w:lvl w:ilvl="3" w:tplc="0419000F" w:tentative="1">
-      <w:start w:val="1"/>
-      <w:numFmt w:val="decimal"/>
-      <w:lvlText w:val="%4."/>
-      <w:lvlJc w:val="left"/>
-      <w:pPr>
-        <w:ind w:left="3589" w:hanging="360"/>
-      </w:pPr>
-    </w:lvl>
-    <w:lvl w:ilvl="4" w:tplc="04190019" w:tentative="1">
-      <w:start w:val="1"/>
-      <w:numFmt w:val="lowerLetter"/>
-      <w:lvlText w:val="%5."/>
-      <w:lvlJc w:val="left"/>
-      <w:pPr>
-        <w:ind w:left="4309" w:hanging="360"/>
-      </w:pPr>
-    </w:lvl>
-    <w:lvl w:ilvl="5" w:tplc="0419001B" w:tentative="1">
-      <w:start w:val="1"/>
-      <w:numFmt w:val="lowerRoman"/>
-      <w:lvlText w:val="%6."/>
-      <w:lvlJc w:val="right"/>
-      <w:pPr>
-        <w:ind w:left="5029" w:hanging="180"/>
-      </w:pPr>
-    </w:lvl>
-    <w:lvl w:ilvl="6" w:tplc="0419000F" w:tentative="1">
-      <w:start w:val="1"/>
-      <w:numFmt w:val="decimal"/>
-      <w:lvlText w:val="%7."/>
-      <w:lvlJc w:val="left"/>
-      <w:pPr>
-        <w:ind w:left="5749" w:hanging="360"/>
-      </w:pPr>
-    </w:lvl>
-    <w:lvl w:ilvl="7" w:tplc="04190019" w:tentative="1">
-      <w:start w:val="1"/>
-      <w:numFmt w:val="lowerLetter"/>
-      <w:lvlText w:val="%8."/>
-      <w:lvlJc w:val="left"/>
-      <w:pPr>
-        <w:ind w:left="6469" w:hanging="360"/>
-      </w:pPr>
-    </w:lvl>
-    <w:lvl w:ilvl="8" w:tplc="0419001B" w:tentative="1">
-      <w:start w:val="1"/>
-      <w:numFmt w:val="lowerRoman"/>
-      <w:lvlText w:val="%9."/>
-      <w:lvlJc w:val="right"/>
-      <w:pPr>
-        <w:ind w:left="7189" w:hanging="180"/>
-      </w:pPr>
-    </w:lvl>
-  </w:abstractNum>
-  <w:abstractNum w:abstractNumId="47" w15:restartNumberingAfterBreak="0">
-    <w:nsid w:val="6AFE556F"/>
-    <w:multiLevelType w:val="multilevel"/>
-    <w:tmpl w:val="B4605EEE"/>
-    <w:lvl w:ilvl="0">
-      <w:start w:val="1"/>
-      <w:numFmt w:val="bullet"/>
-      <w:lvlText w:val=""/>
-      <w:lvlJc w:val="left"/>
-      <w:pPr>
-        <w:tabs>
-          <w:tab w:val="num" w:pos="720"/>
-        </w:tabs>
-        <w:ind w:left="720" w:hanging="360"/>
-      </w:pPr>
-      <w:rPr>
-        <w:rFonts w:ascii="Symbol" w:hAnsi="Symbol" w:hint="default"/>
-        <w:sz w:val="20"/>
-      </w:rPr>
-    </w:lvl>
-    <w:lvl w:ilvl="1" w:tentative="1">
-      <w:start w:val="1"/>
-      <w:numFmt w:val="bullet"/>
-      <w:lvlText w:val="o"/>
-      <w:lvlJc w:val="left"/>
-      <w:pPr>
-        <w:tabs>
-          <w:tab w:val="num" w:pos="1440"/>
-        </w:tabs>
-        <w:ind w:left="1440" w:hanging="360"/>
-      </w:pPr>
-      <w:rPr>
-        <w:rFonts w:ascii="Courier New" w:hAnsi="Courier New" w:hint="default"/>
-        <w:sz w:val="20"/>
-      </w:rPr>
-    </w:lvl>
-    <w:lvl w:ilvl="2" w:tentative="1">
-      <w:start w:val="1"/>
-      <w:numFmt w:val="bullet"/>
-      <w:lvlText w:val=""/>
-      <w:lvlJc w:val="left"/>
-      <w:pPr>
-        <w:tabs>
-          <w:tab w:val="num" w:pos="2160"/>
-        </w:tabs>
-        <w:ind w:left="2160" w:hanging="360"/>
-      </w:pPr>
-      <w:rPr>
-        <w:rFonts w:ascii="Wingdings" w:hAnsi="Wingdings" w:hint="default"/>
-        <w:sz w:val="20"/>
-      </w:rPr>
-    </w:lvl>
-    <w:lvl w:ilvl="3" w:tentative="1">
-      <w:start w:val="1"/>
-      <w:numFmt w:val="bullet"/>
-      <w:lvlText w:val=""/>
-      <w:lvlJc w:val="left"/>
-      <w:pPr>
-        <w:tabs>
-          <w:tab w:val="num" w:pos="2880"/>
-        </w:tabs>
-        <w:ind w:left="2880" w:hanging="360"/>
-      </w:pPr>
-      <w:rPr>
-        <w:rFonts w:ascii="Wingdings" w:hAnsi="Wingdings" w:hint="default"/>
-        <w:sz w:val="20"/>
-      </w:rPr>
-    </w:lvl>
-    <w:lvl w:ilvl="4" w:tentative="1">
-      <w:start w:val="1"/>
-      <w:numFmt w:val="bullet"/>
-      <w:lvlText w:val=""/>
-      <w:lvlJc w:val="left"/>
-      <w:pPr>
-        <w:tabs>
-          <w:tab w:val="num" w:pos="3600"/>
-        </w:tabs>
-        <w:ind w:left="3600" w:hanging="360"/>
-      </w:pPr>
-      <w:rPr>
-        <w:rFonts w:ascii="Wingdings" w:hAnsi="Wingdings" w:hint="default"/>
-        <w:sz w:val="20"/>
-      </w:rPr>
-    </w:lvl>
-    <w:lvl w:ilvl="5" w:tentative="1">
-      <w:start w:val="1"/>
-      <w:numFmt w:val="bullet"/>
-      <w:lvlText w:val=""/>
-      <w:lvlJc w:val="left"/>
-      <w:pPr>
-        <w:tabs>
-          <w:tab w:val="num" w:pos="4320"/>
-        </w:tabs>
-        <w:ind w:left="4320" w:hanging="360"/>
-      </w:pPr>
-      <w:rPr>
-        <w:rFonts w:ascii="Wingdings" w:hAnsi="Wingdings" w:hint="default"/>
-        <w:sz w:val="20"/>
-      </w:rPr>
-    </w:lvl>
-    <w:lvl w:ilvl="6" w:tentative="1">
-      <w:start w:val="1"/>
-      <w:numFmt w:val="bullet"/>
-      <w:lvlText w:val=""/>
-      <w:lvlJc w:val="left"/>
-      <w:pPr>
-        <w:tabs>
-          <w:tab w:val="num" w:pos="5040"/>
-        </w:tabs>
-        <w:ind w:left="5040" w:hanging="360"/>
-      </w:pPr>
-      <w:rPr>
-        <w:rFonts w:ascii="Wingdings" w:hAnsi="Wingdings" w:hint="default"/>
-        <w:sz w:val="20"/>
-      </w:rPr>
-    </w:lvl>
-    <w:lvl w:ilvl="7" w:tentative="1">
-      <w:start w:val="1"/>
-      <w:numFmt w:val="bullet"/>
-      <w:lvlText w:val=""/>
-      <w:lvlJc w:val="left"/>
-      <w:pPr>
-        <w:tabs>
-          <w:tab w:val="num" w:pos="5760"/>
-        </w:tabs>
-        <w:ind w:left="5760" w:hanging="360"/>
-      </w:pPr>
-      <w:rPr>
-        <w:rFonts w:ascii="Wingdings" w:hAnsi="Wingdings" w:hint="default"/>
-        <w:sz w:val="20"/>
-      </w:rPr>
-    </w:lvl>
-    <w:lvl w:ilvl="8" w:tentative="1">
-      <w:start w:val="1"/>
-      <w:numFmt w:val="bullet"/>
-      <w:lvlText w:val=""/>
-      <w:lvlJc w:val="left"/>
-      <w:pPr>
-        <w:tabs>
-          <w:tab w:val="num" w:pos="6480"/>
-        </w:tabs>
-        <w:ind w:left="6480" w:hanging="360"/>
-      </w:pPr>
-      <w:rPr>
-        <w:rFonts w:ascii="Wingdings" w:hAnsi="Wingdings" w:hint="default"/>
-        <w:sz w:val="20"/>
-      </w:rPr>
-    </w:lvl>
-  </w:abstractNum>
-  <w:abstractNum w:abstractNumId="48" w15:restartNumberingAfterBreak="0">
-    <w:nsid w:val="6B5A3A58"/>
-    <w:multiLevelType w:val="hybridMultilevel"/>
-    <w:tmpl w:val="3180646C"/>
-    <w:lvl w:ilvl="0" w:tplc="16F8AD2E">
-      <w:start w:val="1"/>
-      <w:numFmt w:val="bullet"/>
-      <w:suff w:val="space"/>
-      <w:lvlText w:val=""/>
-      <w:lvlJc w:val="left"/>
-      <w:pPr>
-        <w:ind w:left="1429" w:hanging="360"/>
-      </w:pPr>
-      <w:rPr>
-        <w:rFonts w:ascii="Symbol" w:hAnsi="Symbol" w:hint="default"/>
-      </w:rPr>
-    </w:lvl>
-    <w:lvl w:ilvl="1" w:tplc="04190003" w:tentative="1">
-      <w:start w:val="1"/>
-      <w:numFmt w:val="bullet"/>
-      <w:lvlText w:val="o"/>
-      <w:lvlJc w:val="left"/>
-      <w:pPr>
-        <w:ind w:left="2149" w:hanging="360"/>
-      </w:pPr>
-      <w:rPr>
-        <w:rFonts w:ascii="Courier New" w:hAnsi="Courier New" w:cs="Courier New" w:hint="default"/>
-      </w:rPr>
-    </w:lvl>
-    <w:lvl w:ilvl="2" w:tplc="04190005" w:tentative="1">
-      <w:start w:val="1"/>
-      <w:numFmt w:val="bullet"/>
-      <w:lvlText w:val=""/>
-      <w:lvlJc w:val="left"/>
-      <w:pPr>
-        <w:ind w:left="2869" w:hanging="360"/>
-      </w:pPr>
-      <w:rPr>
-        <w:rFonts w:ascii="Wingdings" w:hAnsi="Wingdings" w:hint="default"/>
-      </w:rPr>
-    </w:lvl>
-    <w:lvl w:ilvl="3" w:tplc="04190001" w:tentative="1">
-      <w:start w:val="1"/>
-      <w:numFmt w:val="bullet"/>
-      <w:lvlText w:val=""/>
-      <w:lvlJc w:val="left"/>
-      <w:pPr>
-        <w:ind w:left="3589" w:hanging="360"/>
-      </w:pPr>
-      <w:rPr>
-        <w:rFonts w:ascii="Symbol" w:hAnsi="Symbol" w:hint="default"/>
-      </w:rPr>
-    </w:lvl>
-    <w:lvl w:ilvl="4" w:tplc="04190003" w:tentative="1">
-      <w:start w:val="1"/>
-      <w:numFmt w:val="bullet"/>
-      <w:lvlText w:val="o"/>
-      <w:lvlJc w:val="left"/>
-      <w:pPr>
-        <w:ind w:left="4309" w:hanging="360"/>
-      </w:pPr>
-      <w:rPr>
-        <w:rFonts w:ascii="Courier New" w:hAnsi="Courier New" w:cs="Courier New" w:hint="default"/>
-      </w:rPr>
-    </w:lvl>
-    <w:lvl w:ilvl="5" w:tplc="04190005" w:tentative="1">
-      <w:start w:val="1"/>
-      <w:numFmt w:val="bullet"/>
-      <w:lvlText w:val=""/>
-      <w:lvlJc w:val="left"/>
-      <w:pPr>
-        <w:ind w:left="5029" w:hanging="360"/>
-      </w:pPr>
-      <w:rPr>
-        <w:rFonts w:ascii="Wingdings" w:hAnsi="Wingdings" w:hint="default"/>
-      </w:rPr>
-    </w:lvl>
-    <w:lvl w:ilvl="6" w:tplc="04190001" w:tentative="1">
-      <w:start w:val="1"/>
-      <w:numFmt w:val="bullet"/>
-      <w:lvlText w:val=""/>
-      <w:lvlJc w:val="left"/>
-      <w:pPr>
-        <w:ind w:left="5749" w:hanging="360"/>
-      </w:pPr>
-      <w:rPr>
-        <w:rFonts w:ascii="Symbol" w:hAnsi="Symbol" w:hint="default"/>
-      </w:rPr>
-    </w:lvl>
-    <w:lvl w:ilvl="7" w:tplc="04190003" w:tentative="1">
-      <w:start w:val="1"/>
-      <w:numFmt w:val="bullet"/>
-      <w:lvlText w:val="o"/>
-      <w:lvlJc w:val="left"/>
-      <w:pPr>
-        <w:ind w:left="6469" w:hanging="360"/>
-      </w:pPr>
-      <w:rPr>
-        <w:rFonts w:ascii="Courier New" w:hAnsi="Courier New" w:cs="Courier New" w:hint="default"/>
-      </w:rPr>
-    </w:lvl>
-    <w:lvl w:ilvl="8" w:tplc="04190005" w:tentative="1">
-      <w:start w:val="1"/>
-      <w:numFmt w:val="bullet"/>
-      <w:lvlText w:val=""/>
-      <w:lvlJc w:val="left"/>
-      <w:pPr>
-        <w:ind w:left="7189" w:hanging="360"/>
-      </w:pPr>
-      <w:rPr>
-        <w:rFonts w:ascii="Wingdings" w:hAnsi="Wingdings" w:hint="default"/>
-      </w:rPr>
-    </w:lvl>
-  </w:abstractNum>
-  <w:abstractNum w:abstractNumId="49" w15:restartNumberingAfterBreak="0">
-    <w:nsid w:val="6BC83355"/>
-    <w:multiLevelType w:val="hybridMultilevel"/>
-    <w:tmpl w:val="0E68FEDA"/>
-    <w:lvl w:ilvl="0" w:tplc="52B2E32E">
-      <w:start w:val="1"/>
-      <w:numFmt w:val="bullet"/>
-      <w:suff w:val="space"/>
-      <w:lvlText w:val=""/>
-      <w:lvlJc w:val="left"/>
-      <w:pPr>
-        <w:ind w:left="2138" w:hanging="360"/>
-      </w:pPr>
-      <w:rPr>
-        <w:rFonts w:ascii="Symbol" w:hAnsi="Symbol" w:hint="default"/>
-      </w:rPr>
-    </w:lvl>
-    <w:lvl w:ilvl="1" w:tplc="04190003" w:tentative="1">
-      <w:start w:val="1"/>
-      <w:numFmt w:val="bullet"/>
-      <w:lvlText w:val="o"/>
-      <w:lvlJc w:val="left"/>
-      <w:pPr>
-        <w:ind w:left="2220" w:hanging="360"/>
-      </w:pPr>
-      <w:rPr>
-        <w:rFonts w:ascii="Courier New" w:hAnsi="Courier New" w:cs="Courier New" w:hint="default"/>
-      </w:rPr>
-    </w:lvl>
-    <w:lvl w:ilvl="2" w:tplc="04190005" w:tentative="1">
-      <w:start w:val="1"/>
-      <w:numFmt w:val="bullet"/>
-      <w:lvlText w:val=""/>
-      <w:lvlJc w:val="left"/>
-      <w:pPr>
-        <w:ind w:left="2940" w:hanging="360"/>
-      </w:pPr>
-      <w:rPr>
-        <w:rFonts w:ascii="Wingdings" w:hAnsi="Wingdings" w:hint="default"/>
-      </w:rPr>
-    </w:lvl>
-    <w:lvl w:ilvl="3" w:tplc="04190001" w:tentative="1">
-      <w:start w:val="1"/>
-      <w:numFmt w:val="bullet"/>
-      <w:lvlText w:val=""/>
-      <w:lvlJc w:val="left"/>
-      <w:pPr>
-        <w:ind w:left="3660" w:hanging="360"/>
-      </w:pPr>
-      <w:rPr>
-        <w:rFonts w:ascii="Symbol" w:hAnsi="Symbol" w:hint="default"/>
-      </w:rPr>
-    </w:lvl>
-    <w:lvl w:ilvl="4" w:tplc="04190003" w:tentative="1">
-      <w:start w:val="1"/>
-      <w:numFmt w:val="bullet"/>
-      <w:lvlText w:val="o"/>
-      <w:lvlJc w:val="left"/>
-      <w:pPr>
-        <w:ind w:left="4380" w:hanging="360"/>
-      </w:pPr>
-      <w:rPr>
-        <w:rFonts w:ascii="Courier New" w:hAnsi="Courier New" w:cs="Courier New" w:hint="default"/>
-      </w:rPr>
-    </w:lvl>
-    <w:lvl w:ilvl="5" w:tplc="04190005" w:tentative="1">
-      <w:start w:val="1"/>
-      <w:numFmt w:val="bullet"/>
-      <w:lvlText w:val=""/>
-      <w:lvlJc w:val="left"/>
-      <w:pPr>
-        <w:ind w:left="5100" w:hanging="360"/>
-      </w:pPr>
-      <w:rPr>
-        <w:rFonts w:ascii="Wingdings" w:hAnsi="Wingdings" w:hint="default"/>
-      </w:rPr>
-    </w:lvl>
-    <w:lvl w:ilvl="6" w:tplc="04190001" w:tentative="1">
-      <w:start w:val="1"/>
-      <w:numFmt w:val="bullet"/>
-      <w:lvlText w:val=""/>
-      <w:lvlJc w:val="left"/>
-      <w:pPr>
-        <w:ind w:left="5820" w:hanging="360"/>
-      </w:pPr>
-      <w:rPr>
-        <w:rFonts w:ascii="Symbol" w:hAnsi="Symbol" w:hint="default"/>
-      </w:rPr>
-    </w:lvl>
-    <w:lvl w:ilvl="7" w:tplc="04190003" w:tentative="1">
-      <w:start w:val="1"/>
-      <w:numFmt w:val="bullet"/>
-      <w:lvlText w:val="o"/>
-      <w:lvlJc w:val="left"/>
-      <w:pPr>
-        <w:ind w:left="6540" w:hanging="360"/>
-      </w:pPr>
-      <w:rPr>
-        <w:rFonts w:ascii="Courier New" w:hAnsi="Courier New" w:cs="Courier New" w:hint="default"/>
-      </w:rPr>
-    </w:lvl>
-    <w:lvl w:ilvl="8" w:tplc="04190005" w:tentative="1">
-      <w:start w:val="1"/>
-      <w:numFmt w:val="bullet"/>
-      <w:lvlText w:val=""/>
-      <w:lvlJc w:val="left"/>
-      <w:pPr>
-        <w:ind w:left="7260" w:hanging="360"/>
-      </w:pPr>
-      <w:rPr>
-        <w:rFonts w:ascii="Wingdings" w:hAnsi="Wingdings" w:hint="default"/>
-      </w:rPr>
-    </w:lvl>
-  </w:abstractNum>
-  <w:abstractNum w:abstractNumId="50" w15:restartNumberingAfterBreak="0">
-    <w:nsid w:val="70D0242E"/>
-    <w:multiLevelType w:val="hybridMultilevel"/>
-    <w:tmpl w:val="A7747CF0"/>
-    <w:lvl w:ilvl="0" w:tplc="69624418">
-      <w:start w:val="1"/>
-      <w:numFmt w:val="bullet"/>
-      <w:suff w:val="space"/>
-      <w:lvlText w:val=""/>
-      <w:lvlJc w:val="left"/>
-      <w:pPr>
-        <w:ind w:left="1429" w:hanging="360"/>
-      </w:pPr>
-      <w:rPr>
-        <w:rFonts w:ascii="Symbol" w:hAnsi="Symbol" w:hint="default"/>
-      </w:rPr>
-    </w:lvl>
-    <w:lvl w:ilvl="1" w:tplc="04190003" w:tentative="1">
-      <w:start w:val="1"/>
-      <w:numFmt w:val="bullet"/>
-      <w:lvlText w:val="o"/>
-      <w:lvlJc w:val="left"/>
-      <w:pPr>
-        <w:ind w:left="2433" w:hanging="360"/>
-      </w:pPr>
-      <w:rPr>
-        <w:rFonts w:ascii="Courier New" w:hAnsi="Courier New" w:cs="Courier New" w:hint="default"/>
-      </w:rPr>
-    </w:lvl>
-    <w:lvl w:ilvl="2" w:tplc="04190005" w:tentative="1">
-      <w:start w:val="1"/>
-      <w:numFmt w:val="bullet"/>
-      <w:lvlText w:val=""/>
-      <w:lvlJc w:val="left"/>
-      <w:pPr>
-        <w:ind w:left="3153" w:hanging="360"/>
-      </w:pPr>
-      <w:rPr>
-        <w:rFonts w:ascii="Wingdings" w:hAnsi="Wingdings" w:hint="default"/>
-      </w:rPr>
-    </w:lvl>
-    <w:lvl w:ilvl="3" w:tplc="04190001" w:tentative="1">
-      <w:start w:val="1"/>
-      <w:numFmt w:val="bullet"/>
-      <w:lvlText w:val=""/>
-      <w:lvlJc w:val="left"/>
-      <w:pPr>
-        <w:ind w:left="3873" w:hanging="360"/>
-      </w:pPr>
-      <w:rPr>
-        <w:rFonts w:ascii="Symbol" w:hAnsi="Symbol" w:hint="default"/>
-      </w:rPr>
-    </w:lvl>
-    <w:lvl w:ilvl="4" w:tplc="04190003" w:tentative="1">
-      <w:start w:val="1"/>
-      <w:numFmt w:val="bullet"/>
-      <w:lvlText w:val="o"/>
-      <w:lvlJc w:val="left"/>
-      <w:pPr>
-        <w:ind w:left="4593" w:hanging="360"/>
-      </w:pPr>
-      <w:rPr>
-        <w:rFonts w:ascii="Courier New" w:hAnsi="Courier New" w:cs="Courier New" w:hint="default"/>
-      </w:rPr>
-    </w:lvl>
-    <w:lvl w:ilvl="5" w:tplc="04190005" w:tentative="1">
-      <w:start w:val="1"/>
-      <w:numFmt w:val="bullet"/>
-      <w:lvlText w:val=""/>
-      <w:lvlJc w:val="left"/>
-      <w:pPr>
-        <w:ind w:left="5313" w:hanging="360"/>
-      </w:pPr>
-      <w:rPr>
-        <w:rFonts w:ascii="Wingdings" w:hAnsi="Wingdings" w:hint="default"/>
-      </w:rPr>
-    </w:lvl>
-    <w:lvl w:ilvl="6" w:tplc="04190001" w:tentative="1">
-      <w:start w:val="1"/>
-      <w:numFmt w:val="bullet"/>
-      <w:lvlText w:val=""/>
-      <w:lvlJc w:val="left"/>
-      <w:pPr>
-        <w:ind w:left="6033" w:hanging="360"/>
-      </w:pPr>
-      <w:rPr>
-        <w:rFonts w:ascii="Symbol" w:hAnsi="Symbol" w:hint="default"/>
-      </w:rPr>
-    </w:lvl>
-    <w:lvl w:ilvl="7" w:tplc="04190003" w:tentative="1">
-      <w:start w:val="1"/>
-      <w:numFmt w:val="bullet"/>
-      <w:lvlText w:val="o"/>
-      <w:lvlJc w:val="left"/>
-      <w:pPr>
-        <w:ind w:left="6753" w:hanging="360"/>
-      </w:pPr>
-      <w:rPr>
-        <w:rFonts w:ascii="Courier New" w:hAnsi="Courier New" w:cs="Courier New" w:hint="default"/>
-      </w:rPr>
-    </w:lvl>
-    <w:lvl w:ilvl="8" w:tplc="04190005" w:tentative="1">
-      <w:start w:val="1"/>
-      <w:numFmt w:val="bullet"/>
-      <w:lvlText w:val=""/>
-      <w:lvlJc w:val="left"/>
-      <w:pPr>
-        <w:ind w:left="7473" w:hanging="360"/>
-      </w:pPr>
-      <w:rPr>
-        <w:rFonts w:ascii="Wingdings" w:hAnsi="Wingdings" w:hint="default"/>
-      </w:rPr>
-    </w:lvl>
-  </w:abstractNum>
-  <w:num w:numId="1" w16cid:durableId="2052724130">
-    <w:abstractNumId w:val="39"/>
+  <w:num w:numId="1">
+    <w:abstractNumId w:val="3"/>
   </w:num>
-  <w:num w:numId="2" w16cid:durableId="1862425911">
+  <w:num w:numId="2">
+    <w:abstractNumId w:val="1"/>
+  </w:num>
+  <w:num w:numId="3">
     <w:abstractNumId w:val="2"/>
   </w:num>
-  <w:num w:numId="3" w16cid:durableId="1031301340">
-    <w:abstractNumId w:val="34"/>
-  </w:num>
-  <w:num w:numId="4" w16cid:durableId="2020278676">
-    <w:abstractNumId w:val="50"/>
-  </w:num>
-  <w:num w:numId="5" w16cid:durableId="1895267964">
-    <w:abstractNumId w:val="25"/>
-  </w:num>
-  <w:num w:numId="6" w16cid:durableId="2144813425">
-    <w:abstractNumId w:val="46"/>
-  </w:num>
-  <w:num w:numId="7" w16cid:durableId="1584414082">
-    <w:abstractNumId w:val="17"/>
-  </w:num>
-  <w:num w:numId="8" w16cid:durableId="1574655469">
-    <w:abstractNumId w:val="38"/>
-    <w:lvlOverride w:ilvl="0">
-      <w:startOverride w:val="1"/>
-    </w:lvlOverride>
-    <w:lvlOverride w:ilvl="1">
-      <w:startOverride w:val="1"/>
-    </w:lvlOverride>
-    <w:lvlOverride w:ilvl="2">
-      <w:startOverride w:val="1"/>
-    </w:lvlOverride>
-    <w:lvlOverride w:ilvl="3">
-      <w:startOverride w:val="1"/>
-    </w:lvlOverride>
-    <w:lvlOverride w:ilvl="4">
-      <w:startOverride w:val="1"/>
-    </w:lvlOverride>
-    <w:lvlOverride w:ilvl="5">
-      <w:startOverride w:val="1"/>
-    </w:lvlOverride>
-    <w:lvlOverride w:ilvl="6">
-      <w:startOverride w:val="1"/>
-    </w:lvlOverride>
-    <w:lvlOverride w:ilvl="7">
-      <w:startOverride w:val="1"/>
-    </w:lvlOverride>
-    <w:lvlOverride w:ilvl="8">
-      <w:startOverride w:val="1"/>
-    </w:lvlOverride>
-  </w:num>
-  <w:num w:numId="9" w16cid:durableId="1098406886">
-    <w:abstractNumId w:val="37"/>
-  </w:num>
-  <w:num w:numId="10" w16cid:durableId="2082869879">
-    <w:abstractNumId w:val="21"/>
-  </w:num>
-  <w:num w:numId="11" w16cid:durableId="7372018">
-    <w:abstractNumId w:val="8"/>
-  </w:num>
-  <w:num w:numId="12" w16cid:durableId="1623534448">
-    <w:abstractNumId w:val="19"/>
-  </w:num>
-  <w:num w:numId="13" w16cid:durableId="2070686807">
-    <w:abstractNumId w:val="14"/>
-  </w:num>
-  <w:num w:numId="14" w16cid:durableId="1784569961">
-    <w:abstractNumId w:val="28"/>
-  </w:num>
-  <w:num w:numId="15" w16cid:durableId="1902054110">
-    <w:abstractNumId w:val="45"/>
-  </w:num>
-  <w:num w:numId="16" w16cid:durableId="1850021565">
-    <w:abstractNumId w:val="5"/>
-  </w:num>
-  <w:num w:numId="17" w16cid:durableId="718356879">
-    <w:abstractNumId w:val="9"/>
-  </w:num>
-  <w:num w:numId="18" w16cid:durableId="2083409053">
-    <w:abstractNumId w:val="18"/>
-  </w:num>
-  <w:num w:numId="19" w16cid:durableId="148443863">
-    <w:abstractNumId w:val="48"/>
-  </w:num>
-  <w:num w:numId="20" w16cid:durableId="1945307437">
-    <w:abstractNumId w:val="13"/>
-  </w:num>
-  <w:num w:numId="21" w16cid:durableId="1012876025">
-    <w:abstractNumId w:val="23"/>
-  </w:num>
-  <w:num w:numId="22" w16cid:durableId="1017997448">
-    <w:abstractNumId w:val="22"/>
-  </w:num>
-  <w:num w:numId="23" w16cid:durableId="170724171">
-    <w:abstractNumId w:val="36"/>
-  </w:num>
-  <w:num w:numId="24" w16cid:durableId="115687110">
-    <w:abstractNumId w:val="10"/>
-  </w:num>
-  <w:num w:numId="25" w16cid:durableId="1904950880">
-    <w:abstractNumId w:val="35"/>
-  </w:num>
-  <w:num w:numId="26" w16cid:durableId="1870024723">
+  <w:num w:numId="4">
     <w:abstractNumId w:val="0"/>
   </w:num>
-  <w:num w:numId="27" w16cid:durableId="1243833270">
-    <w:abstractNumId w:val="30"/>
-  </w:num>
-  <w:num w:numId="28" w16cid:durableId="1301494262">
-    <w:abstractNumId w:val="27"/>
-  </w:num>
-  <w:num w:numId="29" w16cid:durableId="514155190">
-    <w:abstractNumId w:val="16"/>
-  </w:num>
-  <w:num w:numId="30" w16cid:durableId="1718629099">
-    <w:abstractNumId w:val="49"/>
-  </w:num>
-  <w:num w:numId="31" w16cid:durableId="353918537">
-    <w:abstractNumId w:val="6"/>
-  </w:num>
-  <w:num w:numId="32" w16cid:durableId="1856455083">
-    <w:abstractNumId w:val="11"/>
-  </w:num>
-  <w:num w:numId="33" w16cid:durableId="750659830">
-    <w:abstractNumId w:val="31"/>
-  </w:num>
-  <w:num w:numId="34" w16cid:durableId="588463157">
-    <w:abstractNumId w:val="12"/>
-  </w:num>
-  <w:num w:numId="35" w16cid:durableId="49620293">
-    <w:abstractNumId w:val="1"/>
-  </w:num>
-  <w:num w:numId="36" w16cid:durableId="167906952">
-    <w:abstractNumId w:val="44"/>
-  </w:num>
-  <w:num w:numId="37" w16cid:durableId="101338272">
-    <w:abstractNumId w:val="7"/>
-  </w:num>
-  <w:num w:numId="38" w16cid:durableId="1352101705">
-    <w:abstractNumId w:val="41"/>
-  </w:num>
-  <w:num w:numId="39" w16cid:durableId="857549819">
-    <w:abstractNumId w:val="20"/>
-  </w:num>
-  <w:num w:numId="40" w16cid:durableId="1321154971">
-    <w:abstractNumId w:val="15"/>
-  </w:num>
-  <w:num w:numId="41" w16cid:durableId="129327906">
-    <w:abstractNumId w:val="40"/>
-  </w:num>
-  <w:num w:numId="42" w16cid:durableId="536162895">
-    <w:abstractNumId w:val="32"/>
-  </w:num>
-  <w:num w:numId="43" w16cid:durableId="7416705">
-    <w:abstractNumId w:val="29"/>
-  </w:num>
-  <w:num w:numId="44" w16cid:durableId="2133934029">
-    <w:abstractNumId w:val="43"/>
-  </w:num>
-  <w:num w:numId="45" w16cid:durableId="1810827735">
-    <w:abstractNumId w:val="24"/>
-  </w:num>
-  <w:num w:numId="46" w16cid:durableId="930507754">
-    <w:abstractNumId w:val="42"/>
-  </w:num>
-  <w:num w:numId="47" w16cid:durableId="930160903">
-    <w:abstractNumId w:val="33"/>
-  </w:num>
-  <w:num w:numId="48" w16cid:durableId="1760633431">
-    <w:abstractNumId w:val="4"/>
-  </w:num>
-  <w:num w:numId="49" w16cid:durableId="678626964">
-    <w:abstractNumId w:val="47"/>
-  </w:num>
-  <w:num w:numId="50" w16cid:durableId="88039309">
-    <w:abstractNumId w:val="3"/>
-  </w:num>
-  <w:num w:numId="51" w16cid:durableId="750272305">
-    <w:abstractNumId w:val="42"/>
-    <w:lvlOverride w:ilvl="0"/>
-    <w:lvlOverride w:ilvl="1"/>
-    <w:lvlOverride w:ilvl="2"/>
-    <w:lvlOverride w:ilvl="3"/>
-    <w:lvlOverride w:ilvl="4"/>
-    <w:lvlOverride w:ilvl="5"/>
-    <w:lvlOverride w:ilvl="6"/>
-    <w:lvlOverride w:ilvl="7"/>
-    <w:lvlOverride w:ilvl="8"/>
-  </w:num>
-  <w:num w:numId="52" w16cid:durableId="711921180">
-    <w:abstractNumId w:val="26"/>
-  </w:num>
-  <w:numIdMacAtCleanup w:val="3"/>
+  <w:numIdMacAtCleanup w:val="4"/>
 </w:numbering>
 </file>
 
 <file path=word/styles.xml><?xml version="1.0" encoding="utf-8"?>
-<w:styles xmlns:mc="http://schemas.openxmlformats.org/markup-compatibility/2006" xmlns:r="http://schemas.openxmlformats.org/officeDocument/2006/relationships" xmlns:w="http://schemas.openxmlformats.org/wordprocessingml/2006/main" xmlns:w14="http://schemas.microsoft.com/office/word/2010/wordml" xmlns:w15="http://schemas.microsoft.com/office/word/2012/wordml" xmlns:w16cex="http://schemas.microsoft.com/office/word/2018/wordml/cex" xmlns:w16cid="http://schemas.microsoft.com/office/word/2016/wordml/cid" xmlns:w16="http://schemas.microsoft.com/office/word/2018/wordml" xmlns:w16du="http://schemas.microsoft.com/office/word/2023/wordml/word16du" xmlns:w16sdtdh="http://schemas.microsoft.com/office/word/2020/wordml/sdtdatahash" xmlns:w16sdtfl="http://schemas.microsoft.com/office/word/2024/wordml/sdtformatlock" xmlns:w16se="http://schemas.microsoft.com/office/word/2015/wordml/symex" mc:Ignorable="w14 w15 w16se w16cid w16 w16cex w16sdtdh w16sdtfl w16du">
+<w:styles xmlns:mc="http://schemas.openxmlformats.org/markup-compatibility/2006" xmlns:r="http://schemas.openxmlformats.org/officeDocument/2006/relationships" xmlns:w="http://schemas.openxmlformats.org/wordprocessingml/2006/main" xmlns:w14="http://schemas.microsoft.com/office/word/2010/wordml" xmlns:w15="http://schemas.microsoft.com/office/word/2012/wordml" xmlns:w16cex="http://schemas.microsoft.com/office/word/2018/wordml/cex" xmlns:w16cid="http://schemas.microsoft.com/office/word/2016/wordml/cid" xmlns:w16="http://schemas.microsoft.com/office/word/2018/wordml" xmlns:w16sdtdh="http://schemas.microsoft.com/office/word/2020/wordml/sdtdatahash" xmlns:w16se="http://schemas.microsoft.com/office/word/2015/wordml/symex" mc:Ignorable="w14 w15 w16se w16cid w16 w16cex w16sdtdh">
   <w:docDefaults>
     <w:rPrDefault>
       <w:rPr>
@@ -13341,7 +11373,7 @@
   <w:style w:type="paragraph" w:default="1" w:styleId="a">
     <w:name w:val="Normal"/>
     <w:qFormat/>
-    <w:rsid w:val="005C732B"/>
+    <w:rsid w:val="009228B0"/>
     <w:pPr>
       <w:ind w:firstLine="709"/>
     </w:pPr>

--- a/Диплом мешков 23.106.docx
+++ b/Диплом мешков 23.106.docx
@@ -1199,67 +1199,22 @@
     </w:p>
     <w:p>
       <w:r>
-        <w:t>Развитие цифровых технологий и веб-приложений открывает новые возможности для создания инструментов, способных помогать пользователям в формулировании целей, их структурировании и поэтапной реализации как в индивидуальном, так и в командном режимах. Именно поэтому разработка программных решений, ориентированных на поддержку планирования и управления задачами, представляет собой актуальное направление в области информационных технологий.</w:t>
-      </w:r>
-    </w:p>
-    <w:p>
-      <w:r>
-        <w:t>Основная идея приложения заключается в создании инструмента, позволяющего вводить цель в свободной текстовой форме и получать структурированное представление возможных этапов её достижения. Предполагается, что система сможет формировать набор промежуточных шагов и подзадач, которые пользователь сможет просматривать, редактировать и адаптировать под собственные потребности.</w:t>
+        <w:t xml:space="preserve">Развитие цифровых технологий и веб-приложений открывает новые возможности для создания инструментов, способных помогать пользователям в формулировании целей, их структурировании и поэтапной реализации как в индивидуальном, так и в командном режимах. </w:t>
+      </w:r>
+    </w:p>
+    <w:p>
+      <w:r>
+        <w:t>Основная идея приложения заключается в создании инструмента, позволяющего вводить цель в свободной текстовой форме и получать структурированное представление возможных этапов её достижения с возможностью последующего ручного редактирования. Для реализации коллективного взаимодействия предусмотрены механизмы создания команд, общих списков задач и обмена планами между участниками, а также встроенные чаты для коммуникации в контексте текущих проектов.</w:t>
       </w:r>
       <w:r>
         <w:t xml:space="preserve"> </w:t>
       </w:r>
       <w:r>
-        <w:t xml:space="preserve">Гибкость редактирования является </w:t>
+        <w:t xml:space="preserve">Функциональность приложения охватывает регистрацию и аутентификацию пользователей, интерфейс ввода и декомпозиции целей, отслеживание прогресса и визуализацию </w:t>
       </w:r>
       <w:r>
         <w:lastRenderedPageBreak/>
-        <w:t>ключевым требованием, поскольку автоматически сгенерированные рекомендации не всегда полностью соответствуют индивидуальным предпочтениям или специфике конкретной ситуации.</w:t>
-      </w:r>
-      <w:r>
-        <w:t xml:space="preserve"> Такой подход ориентирован на поддержку процесса планирования и упрощение работы с крупными и абстрактными задачами. Для реализации коллективного взаимодействия в приложении </w:t>
-      </w:r>
-      <w:r>
-        <w:t>необходимы</w:t>
-      </w:r>
-      <w:r>
-        <w:t xml:space="preserve"> механизмы создания команд, формирования общих списков задач, а также возможность делиться личными планами с другими участниками, копировать их для последующей адаптации и самостоятельного редактирования. Коммуникация между пользователями обеспечивается средствами личных и командных чатов, что позволяет обсуждать ход выполнения задач непосредственно в контексте совместной работы.</w:t>
-      </w:r>
-    </w:p>
-    <w:p>
-      <w:r>
-        <w:t>В приложении планируется реализовать функции регистрации и аутентификации пользователей, интерфейс для ввода целей и редактирования плана действий, средства отслеживания прогресса выполнения задач и базовые элементы визуализации структуры целей.</w:t>
-      </w:r>
-      <w:r>
-        <w:t xml:space="preserve"> Такой набор функций позволяет охватить ключевые этапы работы с целями: от первичного формулирования и декомпозиции до контроля исполнения и анализа достигнутых результатов. При этом визуализация структуры целей способствует более целостному восприятию задачи и позволяет пользователю видеть связи между отдельными этапами, что особенно важно при работе со сложными многоуровневыми планами.</w:t>
-      </w:r>
-      <w:r>
-        <w:t xml:space="preserve"> </w:t>
-      </w:r>
-      <w:r>
-        <w:t xml:space="preserve">Для обеспечения удобного доступа </w:t>
-      </w:r>
-      <w:r>
-        <w:t>к функциям</w:t>
-      </w:r>
-      <w:r>
-        <w:t xml:space="preserve"> и наглядного представления информации о текущей деятельности пользователя в приложении предусмотрены отдельные страницы, соответствующие различным функциональным областям, что позволяет структурировать взаимодействие с системой и обеспечить интуитивно понятную навигацию. Для формирования предложений по декомпозиции целей предполагается использование</w:t>
-      </w:r>
-      <w:r>
-        <w:t xml:space="preserve"> </w:t>
-      </w:r>
-      <w:r>
-        <w:t>внешних языковых сервисов, доступ к которым осуществляется через специализированный программный интерфейс.</w:t>
-      </w:r>
-      <w:r>
-        <w:t xml:space="preserve"> </w:t>
-      </w:r>
-      <w:r>
-        <w:t xml:space="preserve">При этом система рассматривается как инструмент поддержки </w:t>
-      </w:r>
-      <w:r>
-        <w:lastRenderedPageBreak/>
-        <w:t>пользователя и формирования ориентировочных рекомендаций, которые могут служить отправной точкой для дальнейшего самостоятельного планирования.</w:t>
+        <w:t>структуры задач. Для генерации рекомендаций по декомпозиции предполагается использование внешних языковых сервисов через специализированный программный интерфейс. При этом система позиционируется как вспомогательный инструмент, формирующий ориентировочный план, который пользователь может адаптировать под индивидуальные потребности.</w:t>
       </w:r>
     </w:p>
     <w:p>
@@ -1272,10 +1227,10 @@
         <w:pStyle w:val="a4"/>
         <w:numPr>
           <w:ilvl w:val="0"/>
-          <w:numId w:val="2"/>
+          <w:numId w:val="5"/>
         </w:numPr>
         <w:spacing w:after="0" w:line="360" w:lineRule="auto"/>
-        <w:ind w:left="0" w:firstLine="709"/>
+        <w:ind w:left="11" w:firstLine="698"/>
         <w:rPr>
           <w:rFonts w:ascii="Times New Roman" w:hAnsi="Times New Roman"/>
         </w:rPr>
@@ -1292,10 +1247,10 @@
         <w:pStyle w:val="a4"/>
         <w:numPr>
           <w:ilvl w:val="0"/>
-          <w:numId w:val="2"/>
+          <w:numId w:val="5"/>
         </w:numPr>
         <w:spacing w:after="0" w:line="360" w:lineRule="auto"/>
-        <w:ind w:left="0" w:firstLine="709"/>
+        <w:ind w:left="11" w:firstLine="698"/>
         <w:rPr>
           <w:rFonts w:ascii="Times New Roman" w:hAnsi="Times New Roman"/>
         </w:rPr>
@@ -1312,10 +1267,10 @@
         <w:pStyle w:val="a4"/>
         <w:numPr>
           <w:ilvl w:val="0"/>
-          <w:numId w:val="2"/>
+          <w:numId w:val="5"/>
         </w:numPr>
         <w:spacing w:after="0" w:line="360" w:lineRule="auto"/>
-        <w:ind w:left="0" w:firstLine="709"/>
+        <w:ind w:left="11" w:firstLine="698"/>
         <w:rPr>
           <w:rFonts w:ascii="Times New Roman" w:hAnsi="Times New Roman"/>
         </w:rPr>
@@ -1332,10 +1287,10 @@
         <w:pStyle w:val="a4"/>
         <w:numPr>
           <w:ilvl w:val="0"/>
-          <w:numId w:val="2"/>
+          <w:numId w:val="5"/>
         </w:numPr>
         <w:spacing w:after="0" w:line="360" w:lineRule="auto"/>
-        <w:ind w:left="0" w:firstLine="709"/>
+        <w:ind w:left="11" w:firstLine="698"/>
         <w:rPr>
           <w:rFonts w:ascii="Times New Roman" w:hAnsi="Times New Roman"/>
         </w:rPr>
@@ -1364,10 +1319,10 @@
         <w:pStyle w:val="a4"/>
         <w:numPr>
           <w:ilvl w:val="0"/>
-          <w:numId w:val="2"/>
+          <w:numId w:val="5"/>
         </w:numPr>
         <w:spacing w:after="0" w:line="360" w:lineRule="auto"/>
-        <w:ind w:left="0" w:firstLine="709"/>
+        <w:ind w:left="11" w:firstLine="698"/>
         <w:rPr>
           <w:rFonts w:ascii="Times New Roman" w:hAnsi="Times New Roman"/>
         </w:rPr>
@@ -1384,10 +1339,10 @@
         <w:pStyle w:val="a4"/>
         <w:numPr>
           <w:ilvl w:val="0"/>
-          <w:numId w:val="2"/>
+          <w:numId w:val="5"/>
         </w:numPr>
         <w:spacing w:after="0" w:line="360" w:lineRule="auto"/>
-        <w:ind w:left="0" w:firstLine="709"/>
+        <w:ind w:left="11" w:firstLine="698"/>
         <w:rPr>
           <w:rFonts w:ascii="Times New Roman" w:hAnsi="Times New Roman"/>
         </w:rPr>
@@ -1404,10 +1359,10 @@
         <w:pStyle w:val="a4"/>
         <w:numPr>
           <w:ilvl w:val="0"/>
-          <w:numId w:val="2"/>
+          <w:numId w:val="5"/>
         </w:numPr>
         <w:spacing w:after="0" w:line="360" w:lineRule="auto"/>
-        <w:ind w:left="0" w:firstLine="709"/>
+        <w:ind w:left="11" w:firstLine="698"/>
         <w:rPr>
           <w:rFonts w:ascii="Times New Roman" w:hAnsi="Times New Roman"/>
         </w:rPr>
@@ -1424,11 +1379,11 @@
         <w:pStyle w:val="ds-markdown-paragraph"/>
         <w:numPr>
           <w:ilvl w:val="0"/>
-          <w:numId w:val="2"/>
+          <w:numId w:val="5"/>
         </w:numPr>
         <w:shd w:val="clear" w:color="auto" w:fill="FFFFFF"/>
         <w:spacing w:before="0" w:beforeAutospacing="0" w:after="0" w:afterAutospacing="0" w:line="360" w:lineRule="auto"/>
-        <w:ind w:left="0" w:firstLine="709"/>
+        <w:ind w:left="11" w:firstLine="698"/>
         <w:jc w:val="both"/>
         <w:rPr>
           <w:color w:val="0F1115"/>
@@ -1625,7 +1580,58 @@
         <w:rPr>
           <w:szCs w:val="28"/>
         </w:rPr>
-        <w:t>Развитие современных цифровых технологий позволяет создавать инструменты, которые могут помогать пользователю на этапе первоначального структурирования цели, а также поддерживать коллективное взаимодействие в процессе её достижения. Подобные системы способны анализировать текстовое описание задачи и предлагать возможные направления её разложения на более простые этапы, предоставляя пользователю ориентировочную структуру для дальнейшей работы. Дополнительно такие инструменты могут обеспечивать создание команд, совместное использование сформированных планов, механизмы копирования и адаптации структур задач между участниками, а также средства коммуникации для обсуждения хода выполнения. При этом все формируемые рекомендации рассматриваются не как точные инструкции или готовые решения, а как отправная точка, которую пользователь может дополнять, изменять или удалять в зависимости от собственных задач и условий выполнения работы. В командной работе аналогичный подход позволяет одному участнику поделиться своей структурой плана, а коллеги</w:t>
+        <w:t>Развитие современных цифровых технологий позволяет создавать инструменты, которые могут помогать пользователю на этапе первоначального структурирования цели, а также поддерживать коллективное взаимодействие в процессе её достижения. Подобные системы способны анализировать текстовое описание задачи и предлагать возможные направления её разложения на более простые этапы, предоставляя пользователю ориентировочную структуру для дальнейшей работы. Дополнительно такие инструменты могут обеспечивать создание команд, совместное использование сформированных планов, механизмы копирования и адаптации структур задач между участниками, а также средства коммуникации для обсуждения хода выполнения. При этом все формируемые рекомендации рассматриваются не как точные инструкции или готовые решения, а как отправная точка, которую пользователь может дополнять, изменять или удалять в зависимости от собственных задач и условий выполнения работы.</w:t>
+      </w:r>
+      <w:r>
+        <w:rPr>
+          <w:szCs w:val="28"/>
+        </w:rPr>
+        <w:t xml:space="preserve"> </w:t>
+      </w:r>
+      <w:r>
+        <w:rPr>
+          <w:szCs w:val="28"/>
+        </w:rPr>
+        <w:t>В результате система выступает не директивным предписанием, а гибкой средой поддержки, адаптируемой под индивидуальные или командные потребности.</w:t>
+      </w:r>
+      <w:r>
+        <w:t xml:space="preserve"> </w:t>
+      </w:r>
+      <w:r>
+        <w:rPr>
+          <w:szCs w:val="28"/>
+        </w:rPr>
+        <w:t>Б</w:t>
+      </w:r>
+      <w:r>
+        <w:rPr>
+          <w:szCs w:val="28"/>
+        </w:rPr>
+        <w:t>аланс между автоматизацией и свободой ручного управления позволяет сохранить</w:t>
+      </w:r>
+      <w:r>
+        <w:rPr>
+          <w:szCs w:val="28"/>
+        </w:rPr>
+        <w:t xml:space="preserve"> </w:t>
+      </w:r>
+      <w:r>
+        <w:rPr>
+          <w:szCs w:val="28"/>
+        </w:rPr>
+        <w:t>контроль над процессом планирования</w:t>
+      </w:r>
+      <w:r>
+        <w:rPr>
+          <w:szCs w:val="28"/>
+        </w:rPr>
+        <w:t xml:space="preserve">. </w:t>
+      </w:r>
+      <w:r>
+        <w:rPr>
+          <w:szCs w:val="28"/>
+        </w:rPr>
+        <w:t>В командной работе аналогичный подход позволяет одному участнику поделиться своей структурой плана, а коллеги</w:t>
       </w:r>
       <w:r>
         <w:rPr>
@@ -1639,27 +1645,6 @@
         </w:rPr>
         <w:t>скопировать её, адаптировать под свои задачи и вести собственный учёт выполнения, сохраняя при этом общий контекст совместного проекта и возможность оперативного обсуждения возникающих вопросов.</w:t>
       </w:r>
-    </w:p>
-    <w:p>
-      <w:pPr>
-        <w:rPr>
-          <w:szCs w:val="28"/>
-        </w:rPr>
-      </w:pPr>
-    </w:p>
-    <w:p>
-      <w:pPr>
-        <w:rPr>
-          <w:szCs w:val="28"/>
-        </w:rPr>
-      </w:pPr>
-    </w:p>
-    <w:p>
-      <w:pPr>
-        <w:rPr>
-          <w:szCs w:val="28"/>
-        </w:rPr>
-      </w:pPr>
     </w:p>
     <w:p>
       <w:pPr>
@@ -1680,10 +1665,25 @@
       <w:r>
         <w:t>В процессе проектирования веб-приложения для декомпозиции целей и поддержки командного взаимодействия была выполнена идентификация основных групп пользователей и описание решаемых ими функциональных задач. Анализ предметной области показал, что разрабатываемая система является самостоятельным и самодостаточным проектом, в связи с чем архитектурное решение не предусматривает выделения отдельной панели системного администрирования верхнего уровня.</w:t>
       </w:r>
-    </w:p>
-    <w:p>
-      <w:r>
-        <w:t>Управление правами доступа и функциональными возможностями полностью реализовано на уровне командных пространств, где административные функции делегированы создателям и руководителям команд. Система была разбита на логические модули, в рамках которых выделены следующие роли пользователей:</w:t>
+      <w:r>
+        <w:t xml:space="preserve"> </w:t>
+      </w:r>
+      <w:r>
+        <w:t>Это обусловлено ориентацией приложения на децентрализованную модель управления, при которой каждый пользователь или команда функционируют в рамках собственного изолированного рабочего пространства.</w:t>
+      </w:r>
+    </w:p>
+    <w:p>
+      <w:r>
+        <w:t>Управление правами доступа и функциональными возможностями полностью реализовано на уровне командных пространств, где административные функции делегированы создателям и руководителям команд.</w:t>
+      </w:r>
+      <w:r>
+        <w:t xml:space="preserve"> </w:t>
+      </w:r>
+      <w:r>
+        <w:t>Такой подход исключает необходимость вмешательства глобального администратора в повседневную деятельность пользователей и снижает сложность сопровождения системы в целом.</w:t>
+      </w:r>
+      <w:r>
+        <w:t xml:space="preserve"> Система была разбита на логические модули, в рамках которых выделены следующие роли пользователей:</w:t>
       </w:r>
     </w:p>
     <w:p>
@@ -1706,6 +1706,18 @@
         <w:rPr>
           <w:rFonts w:ascii="Times New Roman" w:hAnsi="Times New Roman"/>
         </w:rPr>
+        <w:t xml:space="preserve">, </w:t>
+      </w:r>
+      <w:r>
+        <w:rPr>
+          <w:rFonts w:ascii="Times New Roman" w:hAnsi="Times New Roman"/>
+        </w:rPr>
+        <w:t>данная роль является базовой и присваивается каждому зарегистрированному участнику системы по умолчанию</w:t>
+      </w:r>
+      <w:r>
+        <w:rPr>
+          <w:rFonts w:ascii="Times New Roman" w:hAnsi="Times New Roman"/>
+        </w:rPr>
         <w:t>;</w:t>
       </w:r>
     </w:p>
@@ -1725,6 +1737,15 @@
         </w:rPr>
         <w:t>администратор команды. Роль, наделенная расширенными правами управления ресурсами и составом конкретной команды. Пользователь, инициировавший создание команды, получает данную роль автоматически.</w:t>
       </w:r>
+      <w:r>
+        <w:t xml:space="preserve"> </w:t>
+      </w:r>
+      <w:r>
+        <w:rPr>
+          <w:rFonts w:ascii="Times New Roman" w:hAnsi="Times New Roman"/>
+        </w:rPr>
+        <w:t>Помимо создания команды, администратор может назначать других участников на эту роль, делегируя часть своих полномочий.</w:t>
+      </w:r>
     </w:p>
     <w:p>
       <w:pPr>
@@ -1739,50 +1760,9 @@
         <w:rPr>
           <w:rFonts w:ascii="Times New Roman" w:hAnsi="Times New Roman"/>
         </w:rPr>
+        <w:lastRenderedPageBreak/>
         <w:t>На рисунке 1.1 представлены функции авторизованного пользователя в контексте личного планирования и командного взаимодействия.</w:t>
       </w:r>
-    </w:p>
-    <w:p>
-      <w:pPr>
-        <w:pStyle w:val="a4"/>
-        <w:spacing w:line="360" w:lineRule="auto"/>
-        <w:ind w:left="709" w:firstLine="0"/>
-      </w:pPr>
-    </w:p>
-    <w:p>
-      <w:pPr>
-        <w:pStyle w:val="a4"/>
-        <w:spacing w:line="360" w:lineRule="auto"/>
-        <w:ind w:left="709" w:firstLine="0"/>
-      </w:pPr>
-    </w:p>
-    <w:p>
-      <w:pPr>
-        <w:pStyle w:val="a4"/>
-        <w:spacing w:line="360" w:lineRule="auto"/>
-        <w:ind w:left="709" w:firstLine="0"/>
-      </w:pPr>
-    </w:p>
-    <w:p>
-      <w:pPr>
-        <w:pStyle w:val="a4"/>
-        <w:spacing w:line="360" w:lineRule="auto"/>
-        <w:ind w:left="709" w:firstLine="0"/>
-      </w:pPr>
-    </w:p>
-    <w:p>
-      <w:pPr>
-        <w:pStyle w:val="a4"/>
-        <w:spacing w:line="360" w:lineRule="auto"/>
-        <w:ind w:left="709" w:firstLine="0"/>
-      </w:pPr>
-    </w:p>
-    <w:p>
-      <w:pPr>
-        <w:pStyle w:val="a4"/>
-        <w:spacing w:line="360" w:lineRule="auto"/>
-        <w:ind w:left="709" w:firstLine="0"/>
-      </w:pPr>
     </w:p>
     <w:p>
       <w:pPr>
@@ -1795,12 +1775,11 @@
         <w:rPr>
           <w:noProof/>
         </w:rPr>
-        <w:lastRenderedPageBreak/>
         <w:drawing>
-          <wp:inline distT="0" distB="0" distL="0" distR="0" wp14:anchorId="11DB6930" wp14:editId="660E8A38">
-            <wp:extent cx="5229225" cy="5886158"/>
-            <wp:effectExtent l="19050" t="19050" r="9525" b="19685"/>
-            <wp:docPr id="1" name="Рисунок 1"/>
+          <wp:inline distT="0" distB="0" distL="0" distR="0" wp14:anchorId="5C68961E" wp14:editId="27B90CD3">
+            <wp:extent cx="4800600" cy="5400492"/>
+            <wp:effectExtent l="19050" t="19050" r="19050" b="10160"/>
+            <wp:docPr id="3" name="Рисунок 3"/>
             <wp:cNvGraphicFramePr>
               <a:graphicFrameLocks xmlns:a="http://schemas.openxmlformats.org/drawingml/2006/main" noChangeAspect="1"/>
             </wp:cNvGraphicFramePr>
@@ -1829,7 +1808,7 @@
                   <pic:spPr bwMode="auto">
                     <a:xfrm>
                       <a:off x="0" y="0"/>
-                      <a:ext cx="5240198" cy="5898510"/>
+                      <a:ext cx="4824181" cy="5427020"/>
                     </a:xfrm>
                     <a:prstGeom prst="rect">
                       <a:avLst/>
@@ -1867,13 +1846,7 @@
     </w:p>
     <w:p>
       <w:r>
-        <w:t>Пользователь запускает веб-приложение и выполняет вход в систему, используя свои учетные данные. После успешной аутентификации приложение готово к работе в двух основных направлениях: личное планирование и командное взаимодействие.</w:t>
-      </w:r>
-      <w:r>
-        <w:t xml:space="preserve"> </w:t>
-      </w:r>
-      <w:r>
-        <w:t xml:space="preserve">В области личного планирования авторизованный пользователь имеет возможность создавать и редактировать личные цели с применением механизма автоматической декомпозиции для упрощения структурирования сложных задач. Пользователь управляет этапами выполнения и подзадачами, </w:t>
+        <w:t xml:space="preserve">Пользователь запускает веб-приложение и выполняет вход в систему, используя свои учетные данные. После успешной аутентификации приложение готово к работе в двух основных направлениях: личное планирование и командное взаимодействие. В области личного планирования авторизованный пользователь имеет возможность создавать и редактировать личные цели с применением механизма автоматической декомпозиции для упрощения структурирования сложных задач. Пользователь управляет этапами выполнения и подзадачами, </w:t>
       </w:r>
       <w:r>
         <w:lastRenderedPageBreak/>
@@ -1882,7 +1855,7 @@
     </w:p>
     <w:p>
       <w:r>
-        <w:t>В рамках командного взаимодействия пользователь может создавать новые команды (автоматически получая при этом статус администратора созданной группы) или вступать в уже существующие. Для обеспечения прозрачности совместной работы доступен просмотр и копирование планов других участников команды. Взаимодействие между пользователями осуществляется посредством личных и командных чатов. Система обеспечивает отслеживание персональной статистики выполнения задач и своевременную отправку уведомлений о событиях в рамках целей и команд.</w:t>
+        <w:t>В рамках командного взаимодействия пользователь может создавать новые команды или вступать в уже существующие. Для обеспечения прозрачности совместной работы доступен просмотр и копирование планов других участников команды. Взаимодействие между пользователями осуществляется посредством личных и командных чатов. Система обеспечивает отслеживание персональной статистики выполнения задач и своевременную отправку уведомлений о событиях в рамках целей и команд.</w:t>
       </w:r>
       <w:r>
         <w:t xml:space="preserve"> </w:t>
@@ -1900,10 +1873,10 @@
           <w:noProof/>
         </w:rPr>
         <w:drawing>
-          <wp:inline distT="0" distB="0" distL="0" distR="0" wp14:anchorId="31A2F444" wp14:editId="467EE05F">
-            <wp:extent cx="5290623" cy="5095875"/>
-            <wp:effectExtent l="19050" t="19050" r="24765" b="9525"/>
-            <wp:docPr id="2" name="Рисунок 2"/>
+          <wp:inline distT="0" distB="0" distL="0" distR="0" wp14:anchorId="71C0EF98" wp14:editId="2346E2F9">
+            <wp:extent cx="5543638" cy="5343525"/>
+            <wp:effectExtent l="19050" t="19050" r="19050" b="9525"/>
+            <wp:docPr id="5" name="Рисунок 5"/>
             <wp:cNvGraphicFramePr>
               <a:graphicFrameLocks xmlns:a="http://schemas.openxmlformats.org/drawingml/2006/main" noChangeAspect="1"/>
             </wp:cNvGraphicFramePr>
@@ -1911,7 +1884,7 @@
               <a:graphicData uri="http://schemas.openxmlformats.org/drawingml/2006/picture">
                 <pic:pic xmlns:pic="http://schemas.openxmlformats.org/drawingml/2006/picture">
                   <pic:nvPicPr>
-                    <pic:cNvPr id="0" name="Picture 2"/>
+                    <pic:cNvPr id="0" name="Picture 3"/>
                     <pic:cNvPicPr>
                       <a:picLocks noChangeAspect="1" noChangeArrowheads="1"/>
                     </pic:cNvPicPr>
@@ -1932,7 +1905,7 @@
                   <pic:spPr bwMode="auto">
                     <a:xfrm>
                       <a:off x="0" y="0"/>
-                      <a:ext cx="5318246" cy="5122481"/>
+                      <a:ext cx="5577219" cy="5375893"/>
                     </a:xfrm>
                     <a:prstGeom prst="rect">
                       <a:avLst/>
@@ -2018,13 +1991,7 @@
         <w:t>»</w:t>
       </w:r>
       <w:r>
-        <w:t xml:space="preserve"> </w:t>
-      </w:r>
-      <w:r>
-        <w:t>–</w:t>
-      </w:r>
-      <w:r>
-        <w:t xml:space="preserve"> </w:t>
+        <w:t xml:space="preserve"> – </w:t>
       </w:r>
       <w:r>
         <w:t>широко распространенный сервис для управления персональными задачами и командными проектами, поддерживающий функционал декомпозиции целей на подзадачи и гибкую систему приоритезации.</w:t>
@@ -2036,7 +2003,7 @@
       </w:r>
       <w:r>
         <w:lastRenderedPageBreak/>
-        <w:t>мониторинга прогресса выполнения. Пользовательский интерфейс ориентирован на оперативный обзор текущих задач с возможностью фильтрации по дням, проектам и меткам. Система функционирует в формате кроссплатформенного веб-приложения и мобильных клиентов. На рисунках 1.4 и 1.5 представлен дизайн главной страницы представления списка задач и интерфейс детальной настройки задачи соответственно.</w:t>
+        <w:t>мониторинга прогресса выполнения. Пользовательский интерфейс ориентирован на оперативный обзор текущих задач с возможностью фильтрации по дням, проектам и меткам. На рисунках 1.4 и 1.5 представлен дизайн главной страницы представления списка задач и интерфейс детальной настройки задачи соответственно.</w:t>
       </w:r>
     </w:p>
     <w:p>
@@ -2044,10 +2011,13 @@
         <w:jc w:val="center"/>
       </w:pPr>
       <w:r>
+        <w:rPr>
+          <w:noProof/>
+        </w:rPr>
         <w:drawing>
-          <wp:inline distT="0" distB="0" distL="0" distR="0" wp14:anchorId="24BE6562" wp14:editId="1DCE29E5">
-            <wp:extent cx="4925682" cy="6210300"/>
-            <wp:effectExtent l="19050" t="19050" r="27940" b="19050"/>
+          <wp:inline distT="0" distB="0" distL="0" distR="0" wp14:anchorId="24BE6562" wp14:editId="4CAAAFE3">
+            <wp:extent cx="3369409" cy="4248150"/>
+            <wp:effectExtent l="19050" t="19050" r="21590" b="19050"/>
             <wp:docPr id="11" name="Рисунок 11"/>
             <wp:cNvGraphicFramePr>
               <a:graphicFrameLocks xmlns:a="http://schemas.openxmlformats.org/drawingml/2006/main" noChangeAspect="1"/>
@@ -2068,7 +2038,7 @@
                   <pic:spPr>
                     <a:xfrm>
                       <a:off x="0" y="0"/>
-                      <a:ext cx="4951318" cy="6242622"/>
+                      <a:ext cx="3406908" cy="4295429"/>
                     </a:xfrm>
                     <a:prstGeom prst="rect">
                       <a:avLst/>
@@ -2091,10 +2061,10 @@
         <w:jc w:val="center"/>
       </w:pPr>
       <w:r>
-        <w:t xml:space="preserve">Рисунок 1.4 – Главная страница </w:t>
-      </w:r>
-      <w:r>
-        <w:t xml:space="preserve">вывода списка задач </w:t>
+        <w:t>Рисунок 1.4 – Главная страница</w:t>
+      </w:r>
+      <w:r>
+        <w:t xml:space="preserve"> списка задач </w:t>
       </w:r>
       <w:r>
         <w:t>«</w:t>
@@ -2113,11 +2083,13 @@
         <w:jc w:val="center"/>
       </w:pPr>
       <w:r>
-        <w:lastRenderedPageBreak/>
+        <w:rPr>
+          <w:noProof/>
+        </w:rPr>
         <w:drawing>
-          <wp:inline distT="0" distB="0" distL="0" distR="0" wp14:anchorId="70FBA66A" wp14:editId="54EBA65E">
-            <wp:extent cx="4951730" cy="2435103"/>
-            <wp:effectExtent l="19050" t="19050" r="20320" b="22860"/>
+          <wp:inline distT="0" distB="0" distL="0" distR="0" wp14:anchorId="70FBA66A" wp14:editId="7F9BC517">
+            <wp:extent cx="4619625" cy="2271785"/>
+            <wp:effectExtent l="19050" t="19050" r="9525" b="14605"/>
             <wp:docPr id="4" name="Рисунок 4"/>
             <wp:cNvGraphicFramePr>
               <a:graphicFrameLocks xmlns:a="http://schemas.openxmlformats.org/drawingml/2006/main" noChangeAspect="1"/>
@@ -2138,7 +2110,7 @@
                   <pic:spPr>
                     <a:xfrm>
                       <a:off x="0" y="0"/>
-                      <a:ext cx="4988147" cy="2453012"/>
+                      <a:ext cx="4668937" cy="2296035"/>
                     </a:xfrm>
                     <a:prstGeom prst="rect">
                       <a:avLst/>
@@ -2161,25 +2133,7 @@
         <w:jc w:val="center"/>
       </w:pPr>
       <w:r>
-        <w:t>Рисунок 1.</w:t>
-      </w:r>
-      <w:r>
-        <w:t>5</w:t>
-      </w:r>
-      <w:r>
-        <w:t xml:space="preserve"> – </w:t>
-      </w:r>
-      <w:r>
-        <w:t>Детальная</w:t>
-      </w:r>
-      <w:r>
-        <w:t xml:space="preserve"> страница задач</w:t>
-      </w:r>
-      <w:r>
-        <w:t>и</w:t>
-      </w:r>
-      <w:r>
-        <w:t xml:space="preserve"> в </w:t>
+        <w:t xml:space="preserve">Рисунок 1.5 – Детальная страница задачи в </w:t>
       </w:r>
       <w:r>
         <w:t>«</w:t>
@@ -2195,6 +2149,7 @@
     </w:p>
     <w:p>
       <w:r>
+        <w:lastRenderedPageBreak/>
         <w:t>Рассмотрим систему «</w:t>
       </w:r>
       <w:proofErr w:type="spellStart"/>
@@ -2665,11 +2620,68 @@
         <w:spacing w:before="240"/>
       </w:pPr>
       <w:r>
-        <w:t xml:space="preserve">Проведенный анализ функциональных возможностей сервиса позволяет сделать следующий вывод: несмотря на наличие базовых механизмов декомпозиции и интуитивно понятный интерфейс, подавляющее большинство ключевых функций, необходимых для полноценной командной работы и детального планирования, доступно исключительно в рамках коммерческой </w:t>
-      </w:r>
+        <w:t>Проведенный анализ функциональных возможностей сервиса позволяет сделать следующий вывод: несмотря на наличие базовых механизмов декомпозиции и интуитивно понятный интерфейс, подавляющее большинство ключевых функций, необходимых для полноценной командной работы и детального планирования, доступно исключительно в рамках коммерческой подписки. Свободная версия приложения характеризуется существенными функциональными ограничениями, что снижает эффективность его применения в качестве универсального инструмента командного целеполагания в рамках разрабатываемого проекта.</w:t>
+      </w:r>
+    </w:p>
+    <w:p>
+      <w:pPr>
+        <w:spacing w:before="120"/>
+      </w:pPr>
+      <w:r>
+        <w:t>Следующей рассматриваемой системой является «</w:t>
+      </w:r>
+      <w:proofErr w:type="spellStart"/>
+      <w:r>
+        <w:t>Notion</w:t>
+      </w:r>
+      <w:proofErr w:type="spellEnd"/>
+      <w:r>
+        <w:t>» – универсальная платформа для организации рабочего пространства, сочетающая в себе функционал управления базами данных, создания структурированных страниц и применения шаблонов проектирования для планирования деятельности.</w:t>
+      </w:r>
+      <w:r>
+        <w:t xml:space="preserve"> </w:t>
+      </w:r>
+    </w:p>
+    <w:p>
+      <w:pPr>
+        <w:spacing w:before="120"/>
+      </w:pPr>
       <w:r>
         <w:lastRenderedPageBreak/>
-        <w:t>подписки. Свободная версия приложения характеризуется существенными функциональными ограничениями, что снижает эффективность его применения в качестве универсального инструмента командного целеполагания в рамках разрабатываемого проекта.</w:t>
+        <w:t>Отличительной особенностью данного сервиса выступает распространенный подход к построению пользовательских систем целеполагания и отслеживания задач, реализуемый посредством гибкого инструментария. Пользователь имеет возможность создавать связанные таблицы и</w:t>
+      </w:r>
+      <w:r>
+        <w:t xml:space="preserve"> </w:t>
+      </w:r>
+      <w:r>
+        <w:t>доски, обеспечивающие наглядную декомпозицию стратегических целей на промежуточные этапы и конкретные задачи. Гибкость платформы позволяет адаптировать рабочее пространство под специфику как индивидуального, так и командного планирования.</w:t>
+      </w:r>
+      <w:r>
+        <w:t xml:space="preserve"> </w:t>
+      </w:r>
+      <w:r>
+        <w:t>Возможность настройки пользовательских свойств и атрибутов для каждого типа данных даёт пользователю полный контроль над структурой хранимой информации и способами её отображения.</w:t>
+      </w:r>
+      <w:r>
+        <w:t xml:space="preserve"> Кроме того, в системе реализован ИИ-ассистент, оказывающий поддержку в декомпозиции поставленных целей на составляющие задачи.</w:t>
+      </w:r>
+      <w:r>
+        <w:t xml:space="preserve"> </w:t>
+      </w:r>
+      <w:r>
+        <w:t>Функциональность ассистента интегрирована непосредственно в рабочее окружение, что избавляет пользователя от необходимости переключения между различными приложениями или сервисами для получения рекомендаций по структурированию целей.</w:t>
+      </w:r>
+      <w:r>
+        <w:t xml:space="preserve"> </w:t>
+      </w:r>
+      <w:r>
+        <w:t>Важным аспектом является поддержка версионности изменений, обеспечивающая возможность восстановления предыдущих редакций планов и отслеживания хронологии работы над целями. Платформа также предоставляет доступ к обширной библиотеке шаблонов, созданных сообществом, что ускоряет процесс развертывания типовых конфигураций для ведения личных и командных проектов.</w:t>
+      </w:r>
+      <w:r>
+        <w:t xml:space="preserve"> </w:t>
+      </w:r>
+      <w:r>
+        <w:t>Наличие готовых решений для различных сценариев использования снижает порог входа для новых пользователей и позволяет быстрее адаптировать инструмент под конкретные задачи</w:t>
       </w:r>
     </w:p>
     <w:p>
@@ -2677,7 +2689,13 @@
         <w:spacing w:before="120"/>
       </w:pPr>
       <w:r>
-        <w:t>Следующей рассматриваемой системой является «</w:t>
+        <w:t>Для обеспечения бесперебойного доступа к данным сервис функционирует в формате кроссплатформенного решения, синхронизируя информацию между веб-версией, настольными клиентами и мобильными устройствами.</w:t>
+      </w:r>
+      <w:r>
+        <w:t xml:space="preserve"> </w:t>
+      </w:r>
+      <w:r>
+        <w:t>На рисунках 1.6 и 1.7 представлен дизайн главной страницы представления списка задач и интерфейс чата, обеспечивающего взаимодействие пользователя с ИИ-ассистентом в среде «</w:t>
       </w:r>
       <w:proofErr w:type="spellStart"/>
       <w:r>
@@ -2685,67 +2703,22 @@
       </w:r>
       <w:proofErr w:type="spellEnd"/>
       <w:r>
-        <w:t>» – универсальная платформа для организации рабочего пространства, сочетающая в себе функционал управления базами данных, создания структурированных страниц и применения шаблонов проектирования для планирования деятельности.</w:t>
-      </w:r>
-      <w:r>
-        <w:t xml:space="preserve"> </w:t>
-      </w:r>
-    </w:p>
-    <w:p>
-      <w:pPr>
-        <w:spacing w:before="120"/>
-      </w:pPr>
-      <w:r>
-        <w:t>Отличительной особенностью данного сервиса выступает распространенный подход к построению пользовательских систем целеполагания и отслеживания задач, реализуемый посредством гибкого инструментария. Пользователь имеет возможность создавать связанные таблицы и</w:t>
-      </w:r>
-      <w:r>
-        <w:t xml:space="preserve"> </w:t>
-      </w:r>
-      <w:r>
-        <w:t>доски, обеспечивающие наглядную декомпозицию стратегических целей на промежуточные этапы и конкретные задачи. Гибкость платформы позволяет адаптировать рабочее пространство под специфику как индивидуального, так и командного планирования. Кроме того, в системе реализован ИИ-ассистент, оказывающий поддержку в декомпозиции поставленных целей на составляющие задачи.</w:t>
-      </w:r>
-      <w:r>
-        <w:t xml:space="preserve"> </w:t>
-      </w:r>
-      <w:r>
-        <w:t xml:space="preserve">Важным аспектом является поддержка версионности изменений, обеспечивающая возможность восстановления предыдущих редакций планов и отслеживания хронологии работы над целями. Платформа также предоставляет доступ к обширной библиотеке шаблонов, созданных сообществом, что ускоряет процесс развертывания типовых конфигураций для ведения личных и командных проектов. </w:t>
-      </w:r>
-    </w:p>
-    <w:p>
-      <w:pPr>
-        <w:spacing w:before="120"/>
-      </w:pPr>
-      <w:r>
-        <w:t>Для обеспечения бесперебойного доступа к данным сервис функционирует в формате кроссплатформенного решения, синхронизируя информацию между веб-версией, настольными клиентами и мобильными устройствами.</w:t>
-      </w:r>
-      <w:r>
-        <w:t xml:space="preserve"> </w:t>
-      </w:r>
-      <w:r>
-        <w:t xml:space="preserve">На рисунках 1.6 и 1.7 представлен дизайн главной страницы представления списка задач и </w:t>
-      </w:r>
-      <w:r>
+        <w:t>», соответственно.</w:t>
+      </w:r>
+    </w:p>
+    <w:p>
+      <w:pPr>
+        <w:jc w:val="center"/>
+      </w:pPr>
+      <w:r>
+        <w:rPr>
+          <w:noProof/>
+        </w:rPr>
         <w:lastRenderedPageBreak/>
-        <w:t>интерфейс чата, обеспечивающего взаимодействие пользователя с ИИ-ассистентом в среде «</w:t>
-      </w:r>
-      <w:proofErr w:type="spellStart"/>
-      <w:r>
-        <w:t>Notion</w:t>
-      </w:r>
-      <w:proofErr w:type="spellEnd"/>
-      <w:r>
-        <w:t>», соответственно.</w:t>
-      </w:r>
-    </w:p>
-    <w:p>
-      <w:pPr>
-        <w:jc w:val="center"/>
-      </w:pPr>
-      <w:r>
         <w:drawing>
-          <wp:inline distT="0" distB="0" distL="0" distR="0" wp14:anchorId="3CAD68F4" wp14:editId="6C67C872">
-            <wp:extent cx="5751135" cy="3743325"/>
-            <wp:effectExtent l="19050" t="19050" r="21590" b="9525"/>
+          <wp:inline distT="0" distB="0" distL="0" distR="0" wp14:anchorId="3CAD68F4" wp14:editId="6755029E">
+            <wp:extent cx="5736501" cy="3733800"/>
+            <wp:effectExtent l="19050" t="19050" r="17145" b="19050"/>
             <wp:docPr id="9" name="Рисунок 9"/>
             <wp:cNvGraphicFramePr>
               <a:graphicFrameLocks xmlns:a="http://schemas.openxmlformats.org/drawingml/2006/main" noChangeAspect="1"/>
@@ -2766,7 +2739,7 @@
                   <pic:spPr>
                     <a:xfrm>
                       <a:off x="0" y="0"/>
-                      <a:ext cx="5761367" cy="3749985"/>
+                      <a:ext cx="5752125" cy="3743970"/>
                     </a:xfrm>
                     <a:prstGeom prst="rect">
                       <a:avLst/>
@@ -2789,13 +2762,7 @@
         <w:jc w:val="center"/>
       </w:pPr>
       <w:r>
-        <w:t>Рисунок 1.</w:t>
-      </w:r>
-      <w:r>
-        <w:t>6</w:t>
-      </w:r>
-      <w:r>
-        <w:t xml:space="preserve"> – Главная страница списка задач в </w:t>
+        <w:t xml:space="preserve">Рисунок 1.6 – Главная страница списка задач в </w:t>
       </w:r>
       <w:r>
         <w:t>«</w:t>
@@ -2814,10 +2781,13 @@
         <w:jc w:val="center"/>
       </w:pPr>
       <w:r>
+        <w:rPr>
+          <w:noProof/>
+        </w:rPr>
         <w:drawing>
-          <wp:inline distT="0" distB="0" distL="0" distR="0" wp14:anchorId="660A1CCD" wp14:editId="795AA787">
-            <wp:extent cx="5477389" cy="3552825"/>
-            <wp:effectExtent l="19050" t="19050" r="28575" b="9525"/>
+          <wp:inline distT="0" distB="0" distL="0" distR="0" wp14:anchorId="660A1CCD" wp14:editId="41FEAA70">
+            <wp:extent cx="5727029" cy="3714750"/>
+            <wp:effectExtent l="19050" t="19050" r="26670" b="19050"/>
             <wp:docPr id="10" name="Рисунок 10"/>
             <wp:cNvGraphicFramePr>
               <a:graphicFrameLocks xmlns:a="http://schemas.openxmlformats.org/drawingml/2006/main" noChangeAspect="1"/>
@@ -2838,7 +2808,7 @@
                   <pic:spPr>
                     <a:xfrm>
                       <a:off x="0" y="0"/>
-                      <a:ext cx="5485286" cy="3557947"/>
+                      <a:ext cx="5741025" cy="3723829"/>
                     </a:xfrm>
                     <a:prstGeom prst="rect">
                       <a:avLst/>
@@ -2861,13 +2831,13 @@
         <w:jc w:val="center"/>
       </w:pPr>
       <w:r>
-        <w:t>Рисунок 1.</w:t>
-      </w:r>
-      <w:r>
-        <w:t>7</w:t>
-      </w:r>
-      <w:r>
-        <w:t xml:space="preserve"> – Детальная страница задачи в </w:t>
+        <w:t>Рисунок 1.7 –</w:t>
+      </w:r>
+      <w:r>
+        <w:t xml:space="preserve">Страница взаимодействия с ИИ </w:t>
+      </w:r>
+      <w:r>
+        <w:t xml:space="preserve">в </w:t>
       </w:r>
       <w:r>
         <w:t>«</w:t>
@@ -2883,8 +2853,11 @@
     </w:p>
     <w:p>
       <w:r>
+        <w:t xml:space="preserve">В процессе работы пользователь имеет возможность вести структурированные базы данных, содержащие сведения о целях, задачах и </w:t>
+      </w:r>
+      <w:r>
         <w:lastRenderedPageBreak/>
-        <w:t>В процессе работы пользователь имеет возможность вести структурированные базы данных, содержащие сведения о целях, задачах и проектах, с возможностью установления реляционных связей между соответствующими сущностями. Для визуального представления информации предусмотрен широкий спектр режимов отображения, включающий табличное представление,</w:t>
+        <w:t>проектах, с возможностью установления реляционных связей между соответствующими сущностями. Для визуального представления информации предусмотрен широкий спектр режимов отображения, включающий табличное представление,</w:t>
       </w:r>
       <w:r>
         <w:t xml:space="preserve"> </w:t>
@@ -2925,13 +2898,7 @@
         <w:ind w:firstLine="0"/>
       </w:pPr>
       <w:r>
-        <w:t>Таблица 1.</w:t>
-      </w:r>
-      <w:r>
-        <w:t>2</w:t>
-      </w:r>
-      <w:r>
-        <w:t xml:space="preserve"> – Оценка категорий системы «</w:t>
+        <w:t>Таблица 1.2 – Оценка категорий системы «</w:t>
       </w:r>
       <w:proofErr w:type="spellStart"/>
       <w:r>
@@ -3360,11 +3327,23 @@
       </w:r>
       <w:proofErr w:type="spellEnd"/>
       <w:r>
-        <w:t xml:space="preserve">» — визуальный инструмент управления задачами и проектами на основе досок и карточек. Он широко используется для командной работы и позволяет организовать </w:t>
+        <w:t>»</w:t>
+      </w:r>
+      <w:r>
+        <w:t xml:space="preserve"> </w:t>
+      </w:r>
+      <w:r>
+        <w:t>–</w:t>
+      </w:r>
+      <w:r>
+        <w:t xml:space="preserve"> </w:t>
+      </w:r>
+      <w:r>
+        <w:t xml:space="preserve">визуальный инструмент управления задачами и проектами на основе досок и карточек. Он широко используется для командной работы и позволяет организовать декомпозицию целей на задачи и этапы, а также отслеживать их выполнение в </w:t>
       </w:r>
       <w:r>
         <w:lastRenderedPageBreak/>
-        <w:t>декомпозицию целей на задачи и этапы, а также отслеживать их выполнение в наглядной форме.</w:t>
+        <w:t>наглядной форме.</w:t>
       </w:r>
       <w:r>
         <w:t xml:space="preserve"> </w:t>
@@ -3377,12 +3356,6 @@
       </w:r>
       <w:r>
         <w:t xml:space="preserve"> 1.</w:t>
-      </w:r>
-      <w:r>
-        <w:t>8</w:t>
-      </w:r>
-      <w:r>
-        <w:t xml:space="preserve"> </w:t>
       </w:r>
       <w:r>
         <w:t>8</w:t>
@@ -3485,12 +3458,33 @@
     </w:p>
     <w:p>
       <w:r>
-        <w:t>Пользователь создаёт доски, на них — списки этапов, а внутри списков — карточки задач. Карточки можно перемещать между списками, что удобно для визуального отслеживания прогресса.</w:t>
+        <w:t>Пользователь создаёт доски, на них</w:t>
       </w:r>
       <w:r>
         <w:t xml:space="preserve"> </w:t>
       </w:r>
       <w:r>
+        <w:t>–</w:t>
+      </w:r>
+      <w:r>
+        <w:t xml:space="preserve"> </w:t>
+      </w:r>
+      <w:r>
+        <w:t>списки этапов, а внутри списков</w:t>
+      </w:r>
+      <w:r>
+        <w:t xml:space="preserve"> </w:t>
+      </w:r>
+      <w:r>
+        <w:t>–</w:t>
+      </w:r>
+      <w:r>
+        <w:t xml:space="preserve"> карточки задач. Карточки можно перемещать между списками, что удобно для визуального отслеживания прогресса.</w:t>
+      </w:r>
+      <w:r>
+        <w:t xml:space="preserve"> </w:t>
+      </w:r>
+      <w:r>
         <w:t>Рассмотрим систему «</w:t>
       </w:r>
       <w:proofErr w:type="spellStart"/>
@@ -3519,13 +3513,7 @@
         <w:ind w:firstLine="0"/>
       </w:pPr>
       <w:r>
-        <w:t>Таблица 1.</w:t>
-      </w:r>
-      <w:r>
-        <w:t>3</w:t>
-      </w:r>
-      <w:r>
-        <w:t xml:space="preserve"> – Оценка категорий системы «</w:t>
+        <w:t>Таблица 1.3 – Оценка категорий системы «</w:t>
       </w:r>
       <w:proofErr w:type="spellStart"/>
       <w:r>
@@ -3753,6 +3741,11 @@
       <w:pPr>
         <w:ind w:firstLine="0"/>
       </w:pPr>
+    </w:p>
+    <w:p>
+      <w:pPr>
+        <w:ind w:firstLine="0"/>
+      </w:pPr>
       <w:r>
         <w:lastRenderedPageBreak/>
         <w:t>Продолжение таблицы 1.3</w:t>
@@ -4033,17 +4026,7 @@
     <w:p/>
     <w:p>
       <w:r>
-        <w:t>Проведя анализ нескольких систем, можно отметить, что существующие решения предлагают широкий набор функций для управления задачами и визуального планирования. При этом специализированные средства автоматической декомпозиции цели с помощью искусственного интеллекта встречаются редко или доступны только в виде отдельных интеграций, пользователю зачастую приходится самостоятельно проектировать структуру целей, подцелей и задач, а визуальное представление планов</w:t>
-      </w:r>
-      <w:r>
-        <w:t xml:space="preserve"> </w:t>
-      </w:r>
-      <w:r>
-        <w:t xml:space="preserve">не всегда объединяется с удобным хранением истории взаимодействия и командной работой в единой модели данных. При разработке новой системы для декомпозиции целей планируется внедрить наиболее значимые и положительные аспекты из рассмотренных сервисов: наглядное представление списка задач, простую работу со статусами и этапами, совместную работу и управление доступом. При этом ключевым отличием разрабатываемого решения станет автоматическая генерация структурированного плана с помощью искусственного интеллекта на основе текстового описания цели, ведение истории взаимодействия </w:t>
-      </w:r>
-      <w:r>
-        <w:lastRenderedPageBreak/>
-        <w:t>с ИИ с сохранением сгенерированных списков задач, а также поддержка как личного, так и командного использования в рамках единой системы.</w:t>
+        <w:t>Проведя анализ нескольких систем, можно отметить, что существующие решения предлагают широкий набор функций для управления задачами и визуального планирования. При этом специализированные средства автоматической декомпозиции цели с помощью искусственного интеллекта встречаются редко или доступны только в виде отдельных интеграций, пользователю зачастую приходится самостоятельно проектировать структуру целей, подцелей и задач. При разработке новой системы для декомпозиции целей планируется внедрить наиболее значимые и положительные аспекты из рассмотренных сервисов: наглядное представление списка задач, простую работу со статусами и этапами, совместную работу и управление доступом. При этом ключевым отличием разрабатываемого решения станет автоматическая генерация структурированного плана с помощью искусственного интеллекта на основе текстового описания цели, ведение истории взаимодействия с ИИ с сохранением сгенерированных списков задач, а также поддержка как личного, так и командного использования в рамках единой системы.</w:t>
       </w:r>
     </w:p>
     <w:p>
@@ -4058,6 +4041,7 @@
           <w:b/>
           <w:bCs/>
         </w:rPr>
+        <w:lastRenderedPageBreak/>
         <w:t>1.4 Проектирование информационной системы</w:t>
       </w:r>
     </w:p>
@@ -4308,25 +4292,33 @@
     </w:p>
     <w:p>
       <w:r>
-        <w:t xml:space="preserve">Для наглядного отображения функциональных возможностей и взаимодействия компонентов </w:t>
-      </w:r>
-      <w:r>
-        <w:t>системы.</w:t>
-      </w:r>
-      <w:r>
-        <w:t xml:space="preserve"> На рисунке 1.7 представлена диаграмма последовательности «Генерация списка задач с использованием ИИ»</w:t>
-      </w:r>
-    </w:p>
-    <w:p>
+        <w:t>Приведённый перечень функций отражает ключевые сценарии взаимодействия пользователя с приложением и формирует основу для дальнейшей детализации программных модулей. Каждая из указанных операций предполагает реализацию соответствующего интерфейсного компонента и серверной логики обработки данных.</w:t>
+      </w:r>
+    </w:p>
+    <w:p>
+      <w:r>
+        <w:t>Для наглядного отображения функциональных возможностей и взаимодействия компонентов системы</w:t>
+      </w:r>
+      <w:r>
+        <w:t>, были разработаны графические схемы, иллюстрирующие последовательность выполнения ключевых операций и обмен между различными частями приложения</w:t>
+      </w:r>
+      <w:r>
+        <w:t>. На рисунке 1.7 представлена диаграмма последовательности «Генерация списка задач с использованием ИИ»</w:t>
+      </w:r>
+    </w:p>
+    <w:p>
+      <w:pPr>
+        <w:jc w:val="center"/>
+      </w:pPr>
       <w:r>
         <w:rPr>
           <w:noProof/>
         </w:rPr>
         <w:lastRenderedPageBreak/>
         <w:drawing>
-          <wp:inline distT="0" distB="0" distL="0" distR="0" wp14:anchorId="3C13DB1D" wp14:editId="0C8EE7A4">
-            <wp:extent cx="5523865" cy="3812873"/>
-            <wp:effectExtent l="19050" t="19050" r="19685" b="16510"/>
+          <wp:inline distT="0" distB="0" distL="0" distR="0" wp14:anchorId="3C13DB1D" wp14:editId="157A6B34">
+            <wp:extent cx="5809488" cy="4010025"/>
+            <wp:effectExtent l="19050" t="19050" r="20320" b="9525"/>
             <wp:docPr id="25" name="Рисунок 25"/>
             <wp:cNvGraphicFramePr>
               <a:graphicFrameLocks xmlns:a="http://schemas.openxmlformats.org/drawingml/2006/main" noChangeAspect="1"/>
@@ -4347,7 +4339,7 @@
                   <pic:spPr>
                     <a:xfrm>
                       <a:off x="0" y="0"/>
-                      <a:ext cx="5531495" cy="3818139"/>
+                      <a:ext cx="5823931" cy="4019995"/>
                     </a:xfrm>
                     <a:prstGeom prst="rect">
                       <a:avLst/>
@@ -4370,19 +4362,7 @@
         <w:jc w:val="center"/>
       </w:pPr>
       <w:r>
-        <w:t>Рисунок 1.</w:t>
-      </w:r>
-      <w:r>
-        <w:t>7</w:t>
-      </w:r>
-      <w:r>
-        <w:t xml:space="preserve"> – Диаграмма </w:t>
-      </w:r>
-      <w:r>
-        <w:t>последовательности</w:t>
-      </w:r>
-      <w:r>
-        <w:t xml:space="preserve"> «</w:t>
+        <w:t>Рисунок 1.7 – Диаграмма последовательности «</w:t>
       </w:r>
       <w:r>
         <w:t>Генерация списка задач с использованием ИИ</w:t>
@@ -4411,10 +4391,7 @@
         <w:t>API</w:t>
       </w:r>
       <w:r>
-        <w:t>,</w:t>
-      </w:r>
-      <w:r>
-        <w:t xml:space="preserve"> который, в свою очередь, обращается к AI‑сервису с подготовленным </w:t>
+        <w:t xml:space="preserve">, который, в свою очередь, обращается к AI‑сервису с подготовленным </w:t>
       </w:r>
       <w:r>
         <w:t>руководством общения с пользователем в виде набора текстовых правил</w:t>
@@ -4445,7 +4422,6 @@
         <w:t xml:space="preserve"> принадлежавших одному списку задач</w:t>
       </w:r>
     </w:p>
-    <w:p/>
     <w:p>
       <w:r>
         <w:rPr>
@@ -4453,9 +4429,9 @@
         </w:rPr>
         <w:lastRenderedPageBreak/>
         <w:drawing>
-          <wp:inline distT="0" distB="0" distL="0" distR="0" wp14:anchorId="64E7EDE3" wp14:editId="6178A78A">
-            <wp:extent cx="5630361" cy="4505325"/>
-            <wp:effectExtent l="19050" t="19050" r="27940" b="9525"/>
+          <wp:inline distT="0" distB="0" distL="0" distR="0" wp14:anchorId="64E7EDE3" wp14:editId="27431349">
+            <wp:extent cx="5689879" cy="4552950"/>
+            <wp:effectExtent l="19050" t="19050" r="25400" b="19050"/>
             <wp:docPr id="26" name="Рисунок 26"/>
             <wp:cNvGraphicFramePr>
               <a:graphicFrameLocks xmlns:a="http://schemas.openxmlformats.org/drawingml/2006/main" noChangeAspect="1"/>
@@ -4485,7 +4461,7 @@
                   <pic:spPr bwMode="auto">
                     <a:xfrm>
                       <a:off x="0" y="0"/>
-                      <a:ext cx="5634246" cy="4508434"/>
+                      <a:ext cx="5699228" cy="4560431"/>
                     </a:xfrm>
                     <a:prstGeom prst="rect">
                       <a:avLst/>
@@ -4515,42 +4491,18 @@
         <w:rPr>
           <w:color w:val="000000" w:themeColor="text1"/>
         </w:rPr>
-        <w:t>Рисунок 1.</w:t>
+        <w:t>Рисунок 1.8 – Диаграмма деятельности «</w:t>
       </w:r>
       <w:r>
         <w:rPr>
           <w:color w:val="000000" w:themeColor="text1"/>
         </w:rPr>
-        <w:t>8</w:t>
+        <w:t>Вывод задач списка</w:t>
       </w:r>
       <w:r>
         <w:rPr>
           <w:color w:val="000000" w:themeColor="text1"/>
         </w:rPr>
-        <w:t xml:space="preserve"> – Диаграмма </w:t>
-      </w:r>
-      <w:r>
-        <w:rPr>
-          <w:color w:val="000000" w:themeColor="text1"/>
-        </w:rPr>
-        <w:t>деятельности</w:t>
-      </w:r>
-      <w:r>
-        <w:rPr>
-          <w:color w:val="000000" w:themeColor="text1"/>
-        </w:rPr>
-        <w:t xml:space="preserve"> «</w:t>
-      </w:r>
-      <w:r>
-        <w:rPr>
-          <w:color w:val="000000" w:themeColor="text1"/>
-        </w:rPr>
-        <w:t>Вывод задач списка</w:t>
-      </w:r>
-      <w:r>
-        <w:rPr>
-          <w:color w:val="000000" w:themeColor="text1"/>
-        </w:rPr>
         <w:t>»</w:t>
       </w:r>
     </w:p>
@@ -4574,7 +4526,16 @@
         <w:t>выводит</w:t>
       </w:r>
       <w:r>
-        <w:t xml:space="preserve"> отображение задач в интерфейсе. При успешном завершении операции пользователь видит </w:t>
+        <w:t xml:space="preserve"> отображение задач в интерфейсе.</w:t>
+      </w:r>
+      <w:r>
+        <w:t xml:space="preserve"> </w:t>
+      </w:r>
+      <w:r>
+        <w:t>При этом клиентская часть приложения формирует структурированное представление полученной информации, группируя задачи в соответствии с их статусом выполнения и заданным порядком следования.</w:t>
+      </w:r>
+      <w:r>
+        <w:t xml:space="preserve"> При успешном завершении операции пользователь видит </w:t>
       </w:r>
       <w:r>
         <w:t>задачи,</w:t>
@@ -4591,17 +4552,18 @@
       <w:r>
         <w:t>.</w:t>
       </w:r>
+      <w:r>
+        <w:t xml:space="preserve"> </w:t>
+      </w:r>
+      <w:r>
+        <w:t>Наличие актуального перечня задач в едином интерфейсе способствует формированию целостного представления о текущем состоянии работы</w:t>
+      </w:r>
     </w:p>
     <w:p>
       <w:r>
         <w:t>На рисунке 1.9 представлена диаграмма развертывания системы, демонстрирующая физическое расположение и взаимодействие основных компонентов.</w:t>
       </w:r>
     </w:p>
-    <w:p/>
-    <w:p/>
-    <w:p/>
-    <w:p/>
-    <w:p/>
     <w:p>
       <w:r>
         <w:rPr>
@@ -4609,9 +4571,9 @@
         </w:rPr>
         <w:lastRenderedPageBreak/>
         <w:drawing>
-          <wp:inline distT="0" distB="0" distL="0" distR="0" wp14:anchorId="4CF7630C" wp14:editId="4D13379F">
-            <wp:extent cx="5561965" cy="4505197"/>
-            <wp:effectExtent l="19050" t="19050" r="19685" b="10160"/>
+          <wp:inline distT="0" distB="0" distL="0" distR="0" wp14:anchorId="4CF7630C" wp14:editId="3C2FB676">
+            <wp:extent cx="5679715" cy="4600575"/>
+            <wp:effectExtent l="19050" t="19050" r="16510" b="9525"/>
             <wp:docPr id="27" name="Рисунок 27"/>
             <wp:cNvGraphicFramePr>
               <a:graphicFrameLocks xmlns:a="http://schemas.openxmlformats.org/drawingml/2006/main" noChangeAspect="1"/>
@@ -4641,7 +4603,7 @@
                   <pic:spPr bwMode="auto">
                     <a:xfrm>
                       <a:off x="0" y="0"/>
-                      <a:ext cx="5567676" cy="4509823"/>
+                      <a:ext cx="5689418" cy="4608435"/>
                     </a:xfrm>
                     <a:prstGeom prst="rect">
                       <a:avLst/>
@@ -4671,19 +4633,19 @@
         <w:rPr>
           <w:color w:val="000000" w:themeColor="text1"/>
         </w:rPr>
-        <w:t>Рисунок 1.</w:t>
+        <w:t>Рисунок 1.9 –</w:t>
       </w:r>
       <w:r>
         <w:rPr>
           <w:color w:val="000000" w:themeColor="text1"/>
         </w:rPr>
-        <w:t>9</w:t>
+        <w:t xml:space="preserve"> Д</w:t>
       </w:r>
       <w:r>
         <w:rPr>
           <w:color w:val="000000" w:themeColor="text1"/>
         </w:rPr>
-        <w:t xml:space="preserve"> – Диаграмма деятельности «диаграмма развертывания системы»</w:t>
+        <w:t>иаграмма развертывания системы</w:t>
       </w:r>
     </w:p>
     <w:p>
@@ -4772,27 +4734,151 @@
     </w:p>
     <w:p>
       <w:r>
-        <w:t xml:space="preserve">Для разработки серверной части системы декомпозиции целей </w:t>
+        <w:t>Для разработки серверной части системы декомпозиции целей</w:t>
+      </w:r>
+      <w:r>
+        <w:t xml:space="preserve">, </w:t>
+      </w:r>
+      <w:r>
+        <w:t xml:space="preserve">в качестве основного фреймворка выбран </w:t>
       </w:r>
       <w:proofErr w:type="spellStart"/>
       <w:r>
-        <w:t>TargetLayer</w:t>
+        <w:t>FastAPI</w:t>
       </w:r>
       <w:proofErr w:type="spellEnd"/>
       <w:r>
-        <w:t xml:space="preserve"> в качестве основного фреймворка выбран </w:t>
+        <w:t>, представляющий собой современный высокопроизводительный инструмент для создания веб‑API на языке Python.</w:t>
+      </w:r>
+      <w:r>
+        <w:t xml:space="preserve"> </w:t>
       </w:r>
       <w:proofErr w:type="spellStart"/>
       <w:r>
+        <w:lastRenderedPageBreak/>
         <w:t>FastAPI</w:t>
       </w:r>
       <w:proofErr w:type="spellEnd"/>
       <w:r>
-        <w:t xml:space="preserve">, представляющий собой современный высокопроизводительный инструмент для создания веб‑API на </w:t>
+        <w:t xml:space="preserve"> обеспечивает декларативное описание маршрутов и схем данных с использованием аннотаций типов, что повышает читаемость и надёжность кода. Встроенная поддержка асинхронного ввода‑вывода позволяет эффективно обрабатывать большое количество одновременных запросов, что особенно важно при обращении к внешнему AI‑сервису для генерации списка задач и при работе с базой данных.</w:t>
+      </w:r>
+    </w:p>
+    <w:p>
+      <w:r>
+        <w:t xml:space="preserve">Дополнительным преимуществом </w:t>
+      </w:r>
+      <w:proofErr w:type="spellStart"/>
+      <w:r>
+        <w:t>FastAPI</w:t>
+      </w:r>
+      <w:proofErr w:type="spellEnd"/>
+      <w:r>
+        <w:t xml:space="preserve"> является автоматическая генерация документации по API в формате </w:t>
+      </w:r>
+      <w:proofErr w:type="spellStart"/>
+      <w:r>
+        <w:t>OpenAPI</w:t>
+      </w:r>
+      <w:proofErr w:type="spellEnd"/>
+      <w:r>
+        <w:t>/</w:t>
+      </w:r>
+      <w:proofErr w:type="spellStart"/>
+      <w:r>
+        <w:t>Swagger</w:t>
+      </w:r>
+      <w:proofErr w:type="spellEnd"/>
+      <w:r>
+        <w:t xml:space="preserve">. Это упрощает тестирование и отладку серверной части, а также облегчает интеграцию с клиентскими приложениями, </w:t>
+      </w:r>
+      <w:r>
+        <w:t xml:space="preserve">имеется возможность </w:t>
+      </w:r>
+      <w:r>
+        <w:t>получа</w:t>
+      </w:r>
+      <w:r>
+        <w:t>ть</w:t>
+      </w:r>
+      <w:r>
+        <w:t xml:space="preserve"> наглядное и структурированное описание доступных </w:t>
+      </w:r>
+      <w:r>
+        <w:t>точек выхода</w:t>
+      </w:r>
+      <w:r>
+        <w:t xml:space="preserve"> и форматов данных. Для обработки кросс‑доменных запросов и интеграции с веб‑клиентом в </w:t>
+      </w:r>
+      <w:proofErr w:type="spellStart"/>
+      <w:r>
+        <w:t>FastAPI</w:t>
+      </w:r>
+      <w:proofErr w:type="spellEnd"/>
+      <w:r>
+        <w:t xml:space="preserve"> настроена поддержка CORS, что обеспечивает корректное взаимодействие браузерного приложения с сервером.</w:t>
+      </w:r>
+    </w:p>
+    <w:p>
+      <w:r>
+        <w:t xml:space="preserve">В качестве языка программирования для серверной части использован Python, который сочетает в себе простоту синтаксиса и широкие возможности для разработки веб‑сервисов и работы с искусственным интеллектом. Богатая экосистема библиотек и фреймворков на Python позволяет эффективно реализовывать аутентификацию, работу с базами данных, интеграцию с внешними API и логику бизнес‑процессов. Python используется для описания моделей данных, схем валидации, бизнес‑логики по управлению целями, </w:t>
+      </w:r>
+      <w:r>
+        <w:t>списками задач</w:t>
+      </w:r>
+      <w:r>
+        <w:t xml:space="preserve"> и задачами, а также для взаимодействия с AI‑сервисом через HTTP‑клиент.</w:t>
+      </w:r>
+    </w:p>
+    <w:p>
+      <w:r>
+        <w:t xml:space="preserve">Для хранения данных в системе используется реляционная база данных </w:t>
+      </w:r>
+      <w:proofErr w:type="spellStart"/>
+      <w:r>
+        <w:t>PostgreSQL</w:t>
+      </w:r>
+      <w:proofErr w:type="spellEnd"/>
+      <w:r>
+        <w:t xml:space="preserve">, обеспечивающая надёжное и масштабируемое хранение структурированной информации. В базе данных сохраняются учётные записи пользователей, сведения о целях, </w:t>
+      </w:r>
+      <w:r>
+        <w:t>списках целей</w:t>
+      </w:r>
+      <w:r>
+        <w:t xml:space="preserve"> и задачах, данные о командах и доступах, а также история взаимодействия с ИИ. </w:t>
+      </w:r>
+      <w:r>
+        <w:t xml:space="preserve">Выбор </w:t>
+      </w:r>
+      <w:proofErr w:type="spellStart"/>
+      <w:r>
+        <w:t>PostgreSQL</w:t>
+      </w:r>
+      <w:proofErr w:type="spellEnd"/>
+      <w:r>
+        <w:t xml:space="preserve"> обусловлен её высокой надёжностью, поддержкой сложных запросов и транзакций, а также </w:t>
       </w:r>
       <w:r>
         <w:lastRenderedPageBreak/>
-        <w:t xml:space="preserve">языке Python. </w:t>
+        <w:t>наличием развитых механизмов обеспечения целостности данных, что критически важно при работе</w:t>
+      </w:r>
+      <w:r>
+        <w:t xml:space="preserve"> </w:t>
+      </w:r>
+      <w:r>
+        <w:t xml:space="preserve">Взаимодействие с </w:t>
+      </w:r>
+      <w:r>
+        <w:t xml:space="preserve">базой данных </w:t>
+      </w:r>
+      <w:r>
+        <w:t>реализовано с помощью асинхронных средств доступа и ORM‑моделей, что позволяет комбинировать удобство объектного представления данных с преимуществами реляционного хранилища. Такой подход облегчает проектирование структуры данных и поддержание согласованности информации в системе.</w:t>
+      </w:r>
+      <w:r>
+        <w:t xml:space="preserve"> </w:t>
+      </w:r>
+      <w:r>
+        <w:t xml:space="preserve">Использование асинхронного драйвера в сочетании с возможностями </w:t>
       </w:r>
       <w:proofErr w:type="spellStart"/>
       <w:r>
@@ -4800,485 +4886,2266 @@
       </w:r>
       <w:proofErr w:type="spellEnd"/>
       <w:r>
-        <w:t xml:space="preserve"> обеспечивает декларативное описание маршрутов и схем данных с использованием аннотаций типов, что повышает читаемость и надёжность кода. Встроенная поддержка асинхронного ввода‑вывода позволяет эффективно обрабатывать большое количество одновременных запросов, что особенно важно при обращении к внешнему AI‑сервису для генерации списка задач и при работе с базой данных.</w:t>
-      </w:r>
-    </w:p>
-    <w:p>
-      <w:r>
-        <w:t xml:space="preserve">Дополнительным преимуществом </w:t>
+        <w:t xml:space="preserve"> позволяет избежать блокировок при выполнении длительных операций чтения и записи, сохраняя отзывчивость сервера даже при одновременной работе множества пользователей.</w:t>
+      </w:r>
+    </w:p>
+    <w:p>
+      <w:r>
+        <w:t xml:space="preserve">Для разработки клиентской части системы </w:t>
+      </w:r>
+      <w:r>
+        <w:t xml:space="preserve">выбраны </w:t>
       </w:r>
       <w:proofErr w:type="spellStart"/>
       <w:r>
+        <w:t>TypeScript</w:t>
+      </w:r>
+      <w:proofErr w:type="spellEnd"/>
+      <w:r>
+        <w:t xml:space="preserve">, </w:t>
+      </w:r>
+      <w:proofErr w:type="spellStart"/>
+      <w:r>
+        <w:t>React</w:t>
+      </w:r>
+      <w:proofErr w:type="spellEnd"/>
+      <w:r>
+        <w:t xml:space="preserve">, </w:t>
+      </w:r>
+      <w:proofErr w:type="spellStart"/>
+      <w:r>
+        <w:t>Vite</w:t>
+      </w:r>
+      <w:proofErr w:type="spellEnd"/>
+      <w:r>
+        <w:t xml:space="preserve">. </w:t>
+      </w:r>
+      <w:proofErr w:type="spellStart"/>
+      <w:r>
+        <w:t>TypeScript</w:t>
+      </w:r>
+      <w:proofErr w:type="spellEnd"/>
+      <w:r>
+        <w:t xml:space="preserve"> является надстройкой над JavaScript с поддержкой статической типизации, что позволяет на ранних этапах разработки выявлять большое количество ошибок и повышать надёжность клиентского кода. Использование типов упрощает сопровождение проекта, делает интерфейсы между компонентами более явными и облегчает рефакторинг.</w:t>
+      </w:r>
+    </w:p>
+    <w:p>
+      <w:r>
+        <w:t xml:space="preserve">Фреймворк </w:t>
+      </w:r>
+      <w:proofErr w:type="spellStart"/>
+      <w:r>
+        <w:t>React</w:t>
+      </w:r>
+      <w:proofErr w:type="spellEnd"/>
+      <w:r>
+        <w:t xml:space="preserve"> применяется для построения веб‑приложения, в котором реализованы страницы аутентификации, работа с личными и командными </w:t>
+      </w:r>
+      <w:r>
+        <w:t>списками задач</w:t>
+      </w:r>
+      <w:r>
+        <w:t xml:space="preserve">, чат с ИИ, поиск пользователей и управление командами. Компонентный подход </w:t>
+      </w:r>
+      <w:proofErr w:type="spellStart"/>
+      <w:r>
+        <w:t>React</w:t>
+      </w:r>
+      <w:proofErr w:type="spellEnd"/>
+      <w:r>
+        <w:t xml:space="preserve"> позволяет разбить интерфейс на </w:t>
+      </w:r>
+      <w:proofErr w:type="spellStart"/>
+      <w:r>
+        <w:t>переиспользуемые</w:t>
+      </w:r>
+      <w:proofErr w:type="spellEnd"/>
+      <w:r>
+        <w:t xml:space="preserve"> элементы, что ускоряет разработку и улучшает структурированность кода. Благодаря этому обеспечивается гибкое отображение списков задач, истории взаимодействия с ИИ и различных состояний интерфейса в зависимости от действий пользователя.</w:t>
+      </w:r>
+      <w:r>
+        <w:t xml:space="preserve"> О</w:t>
+      </w:r>
+      <w:r>
+        <w:t>бновление интерфейса на основе изменения состояния компонентов делает работу с приложением плавной, что положительно сказывается на пользовательском опыте.</w:t>
+      </w:r>
+    </w:p>
+    <w:p>
+      <w:r>
+        <w:t xml:space="preserve">Сборка и локальная разработка </w:t>
+      </w:r>
+      <w:proofErr w:type="spellStart"/>
+      <w:r>
+        <w:t>фронтенда</w:t>
+      </w:r>
+      <w:proofErr w:type="spellEnd"/>
+      <w:r>
+        <w:t xml:space="preserve"> выполняются с помощью инструмента </w:t>
+      </w:r>
+      <w:proofErr w:type="spellStart"/>
+      <w:r>
+        <w:t>Vite</w:t>
+      </w:r>
+      <w:proofErr w:type="spellEnd"/>
+      <w:r>
+        <w:t xml:space="preserve">, который обеспечивает быструю перезагрузку модулей и оптимизированную сборку проекта. </w:t>
+      </w:r>
+      <w:proofErr w:type="spellStart"/>
+      <w:r>
+        <w:t>Vite</w:t>
+      </w:r>
+      <w:proofErr w:type="spellEnd"/>
+      <w:r>
+        <w:t xml:space="preserve"> упрощает настройку </w:t>
+      </w:r>
+      <w:r>
+        <w:t>просмотра работы</w:t>
+      </w:r>
+      <w:r>
+        <w:t xml:space="preserve"> запросов к </w:t>
+      </w:r>
+      <w:r>
+        <w:t>серверу</w:t>
+      </w:r>
+      <w:r>
+        <w:t xml:space="preserve">, что позволяет в процессе разработки обращаться к реальному </w:t>
+      </w:r>
+      <w:r>
+        <w:lastRenderedPageBreak/>
+        <w:t>серверу</w:t>
+      </w:r>
+      <w:r>
+        <w:t xml:space="preserve"> по специальному адресу</w:t>
+      </w:r>
+      <w:r>
+        <w:t>, не изменяя клиентский код. Это создаёт удобную и производительную среду для разработки и тестирования веб‑интерфейса.</w:t>
+      </w:r>
+      <w:r>
+        <w:t xml:space="preserve"> </w:t>
+      </w:r>
+      <w:r>
+        <w:t>Высокая скорость сборки и мгновенное отражение изменений в браузере существенно ускоряют итеративный процесс доработки пользовательского интерфейса и отладки клиентской логики.</w:t>
+      </w:r>
+    </w:p>
+    <w:p>
+      <w:r>
+        <w:t xml:space="preserve">Для стилизации пользовательского интерфейса веб‑приложения используется </w:t>
+      </w:r>
+      <w:proofErr w:type="spellStart"/>
+      <w:r>
+        <w:t>Tailwind</w:t>
+      </w:r>
+      <w:proofErr w:type="spellEnd"/>
+      <w:r>
+        <w:t xml:space="preserve"> CSS, представляющий собой утилитарный CSS‑фреймворк. </w:t>
+      </w:r>
+      <w:r>
+        <w:t>Н</w:t>
+      </w:r>
+      <w:r>
+        <w:t>абор готовых классов для настройки отступов, цветов, шрифтов, сеток и других параметров оформления. Такой подход позволяет описывать внешний вид компонентов прямо в разметке, сокращать объём и быстро создавать современный адаптивный интерфейс. Модульность и гибкость дают возможность легко изменять и развивать дизайн без существенных изменений в структуре приложения.</w:t>
+      </w:r>
+    </w:p>
+    <w:p>
+      <w:pPr>
+        <w:rPr>
+          <w:rFonts w:cs="Times New Roman"/>
+        </w:rPr>
+      </w:pPr>
+      <w:r>
+        <w:rPr>
+          <w:rFonts w:cs="Times New Roman"/>
+        </w:rPr>
+        <w:t>Взаимодействие с внешним сервисом искусственного интеллекта реализовано через специализированный сервисный класс на стороне</w:t>
+      </w:r>
+      <w:r>
+        <w:rPr>
+          <w:rFonts w:cs="Times New Roman"/>
+        </w:rPr>
+        <w:t xml:space="preserve"> сервера</w:t>
+      </w:r>
+      <w:r>
+        <w:rPr>
+          <w:rFonts w:cs="Times New Roman"/>
+        </w:rPr>
+        <w:t xml:space="preserve">. Для этого используется HTTP‑клиент с поддержкой асинхронных запросов, который отправляет </w:t>
+      </w:r>
+      <w:r>
+        <w:rPr>
+          <w:rFonts w:cs="Times New Roman"/>
+        </w:rPr>
+        <w:t>системные правила общения</w:t>
+      </w:r>
+      <w:r>
+        <w:rPr>
+          <w:rFonts w:cs="Times New Roman"/>
+        </w:rPr>
+        <w:t xml:space="preserve"> и текст цели в AI‑сервис и получает структурированный ответ в формате JSON. Обработчик на стороне </w:t>
+      </w:r>
+      <w:proofErr w:type="spellStart"/>
+      <w:r>
+        <w:rPr>
+          <w:rFonts w:cs="Times New Roman"/>
+        </w:rPr>
         <w:t>FastAPI</w:t>
       </w:r>
       <w:proofErr w:type="spellEnd"/>
       <w:r>
-        <w:t xml:space="preserve"> является автоматическая генерация документации по API в формате </w:t>
+        <w:rPr>
+          <w:rFonts w:cs="Times New Roman"/>
+        </w:rPr>
+        <w:t xml:space="preserve"> проводит валидацию ответа, преобразует его в внутренние структуры данных и сохраняет результаты в базе данных. Такой подход обеспечивает чёткое разделение ответственности: Python‑</w:t>
       </w:r>
       <w:proofErr w:type="spellStart"/>
       <w:r>
-        <w:t>OpenAPI</w:t>
+        <w:rPr>
+          <w:rFonts w:cs="Times New Roman"/>
+        </w:rPr>
+        <w:t>backend</w:t>
       </w:r>
       <w:proofErr w:type="spellEnd"/>
       <w:r>
-        <w:t>/</w:t>
+        <w:rPr>
+          <w:rFonts w:cs="Times New Roman"/>
+        </w:rPr>
+        <w:t xml:space="preserve"> отвечает за бизнес‑логику и хранение данных, а внешний AI‑сервис – за генерацию содержания задач на основе пользовательской цели.</w:t>
+      </w:r>
+    </w:p>
+    <w:p>
+      <w:pPr>
+        <w:rPr>
+          <w:rFonts w:cs="Times New Roman"/>
+        </w:rPr>
+      </w:pPr>
+      <w:r>
+        <w:rPr>
+          <w:rFonts w:cs="Times New Roman"/>
+        </w:rPr>
+        <w:t xml:space="preserve">В совокупности выбранный </w:t>
+      </w:r>
+      <w:r>
+        <w:rPr>
+          <w:rFonts w:cs="Times New Roman"/>
+        </w:rPr>
+        <w:t>список</w:t>
+      </w:r>
+      <w:r>
+        <w:rPr>
+          <w:rFonts w:cs="Times New Roman"/>
+        </w:rPr>
+        <w:t xml:space="preserve"> технологий </w:t>
+      </w:r>
+      <w:r>
+        <w:t>–</w:t>
+      </w:r>
+      <w:r>
+        <w:rPr>
+          <w:rFonts w:cs="Times New Roman"/>
+        </w:rPr>
+        <w:t xml:space="preserve"> </w:t>
       </w:r>
       <w:proofErr w:type="spellStart"/>
       <w:r>
-        <w:t>Swagger</w:t>
+        <w:rPr>
+          <w:rFonts w:cs="Times New Roman"/>
+        </w:rPr>
+        <w:t>FastAPI</w:t>
       </w:r>
       <w:proofErr w:type="spellEnd"/>
       <w:r>
-        <w:t xml:space="preserve">. Это упрощает тестирование и отладку серверной части, а также облегчает интеграцию с клиентскими приложениями, </w:t>
-      </w:r>
-      <w:r>
-        <w:t xml:space="preserve">имеется возможность </w:t>
-      </w:r>
-      <w:r>
-        <w:t>получа</w:t>
-      </w:r>
-      <w:r>
-        <w:t>ть</w:t>
-      </w:r>
-      <w:r>
-        <w:t xml:space="preserve"> наглядное и структурированное описание доступных </w:t>
+        <w:rPr>
+          <w:rFonts w:cs="Times New Roman"/>
+        </w:rPr>
+        <w:t xml:space="preserve"> и Python для серверной части, </w:t>
       </w:r>
       <w:proofErr w:type="spellStart"/>
       <w:r>
-        <w:t>эндпоинтов</w:t>
+        <w:rPr>
+          <w:rFonts w:cs="Times New Roman"/>
+        </w:rPr>
+        <w:t>PostgreSQL</w:t>
       </w:r>
       <w:proofErr w:type="spellEnd"/>
       <w:r>
-        <w:t xml:space="preserve"> и форматов данных. Для обработки кросс‑доменных запросов и интеграции с веб‑клиентом в </w:t>
+        <w:rPr>
+          <w:rFonts w:cs="Times New Roman"/>
+        </w:rPr>
+        <w:t xml:space="preserve"> для хранения данных, </w:t>
       </w:r>
       <w:proofErr w:type="spellStart"/>
       <w:r>
-        <w:t>FastAPI</w:t>
+        <w:rPr>
+          <w:rFonts w:cs="Times New Roman"/>
+        </w:rPr>
+        <w:t>TypeScript</w:t>
       </w:r>
       <w:proofErr w:type="spellEnd"/>
       <w:r>
-        <w:t xml:space="preserve"> настроена поддержка CORS, что обеспечивает корректное взаимодействие браузерного приложения с сервером.</w:t>
-      </w:r>
-    </w:p>
-    <w:p>
-      <w:r>
-        <w:t xml:space="preserve">В качестве языка программирования для серверной части использован Python, который сочетает в себе простоту синтаксиса и широкие возможности для разработки веб‑сервисов и работы с искусственным интеллектом. Богатая экосистема библиотек и фреймворков на Python позволяет эффективно реализовывать аутентификацию, работу с базами данных, интеграцию с внешними API и логику бизнес‑процессов. В проекте </w:t>
+        <w:rPr>
+          <w:rFonts w:cs="Times New Roman"/>
+        </w:rPr>
+        <w:t xml:space="preserve">, </w:t>
       </w:r>
       <w:proofErr w:type="spellStart"/>
       <w:r>
-        <w:t>TargetLayer</w:t>
+        <w:rPr>
+          <w:rFonts w:cs="Times New Roman"/>
+        </w:rPr>
+        <w:t>React</w:t>
       </w:r>
       <w:proofErr w:type="spellEnd"/>
       <w:r>
-        <w:t xml:space="preserve"> Python используется для описания моделей данных, схем валидации, бизнес‑логики по управлению целями, </w:t>
-      </w:r>
-      <w:r>
+        <w:rPr>
+          <w:rFonts w:cs="Times New Roman"/>
+        </w:rPr>
+        <w:t xml:space="preserve">, </w:t>
+      </w:r>
+      <w:proofErr w:type="spellStart"/>
+      <w:r>
+        <w:rPr>
+          <w:rFonts w:cs="Times New Roman"/>
+        </w:rPr>
+        <w:t>Vite</w:t>
+      </w:r>
+      <w:proofErr w:type="spellEnd"/>
+      <w:r>
+        <w:rPr>
+          <w:rFonts w:cs="Times New Roman"/>
+        </w:rPr>
+        <w:t xml:space="preserve"> и </w:t>
+      </w:r>
+      <w:proofErr w:type="spellStart"/>
+      <w:r>
+        <w:rPr>
+          <w:rFonts w:cs="Times New Roman"/>
+        </w:rPr>
+        <w:t>Tailwind</w:t>
+      </w:r>
+      <w:proofErr w:type="spellEnd"/>
+      <w:r>
+        <w:rPr>
+          <w:rFonts w:cs="Times New Roman"/>
+        </w:rPr>
+        <w:t xml:space="preserve"> CSS для веб‑клиента, а также интеграция с внешним AI‑сервисом </w:t>
+      </w:r>
+      <w:r>
+        <w:t>–</w:t>
+      </w:r>
+      <w:r>
+        <w:rPr>
+          <w:rFonts w:cs="Times New Roman"/>
+        </w:rPr>
+        <w:t xml:space="preserve"> обеспечивает надёжную основу для разработки, масштабирования и сопровождения системы декомпозиции целей, обеспечивая удобный интерфейс для пользователей и гибкую архитектуру для дальнейшего развития функционала.</w:t>
+      </w:r>
+    </w:p>
+    <w:p>
+      <w:pPr>
+        <w:rPr>
+          <w:rFonts w:cs="Times New Roman"/>
+          <w:b/>
+          <w:bCs/>
+          <w:sz w:val="32"/>
+          <w:szCs w:val="32"/>
+        </w:rPr>
+      </w:pPr>
+      <w:r>
+        <w:rPr>
+          <w:rFonts w:cs="Times New Roman"/>
+          <w:b/>
+          <w:bCs/>
+          <w:sz w:val="32"/>
+          <w:szCs w:val="32"/>
+        </w:rPr>
+        <w:lastRenderedPageBreak/>
+        <w:t>2 Технологический раздел</w:t>
+      </w:r>
+    </w:p>
+    <w:p>
+      <w:pPr>
+        <w:rPr>
+          <w:rFonts w:cs="Times New Roman"/>
+          <w:b/>
+          <w:bCs/>
+          <w:szCs w:val="28"/>
+        </w:rPr>
+      </w:pPr>
+      <w:r>
+        <w:rPr>
+          <w:rFonts w:cs="Times New Roman"/>
+          <w:b/>
+          <w:bCs/>
+          <w:szCs w:val="28"/>
+        </w:rPr>
+        <w:t>2.1 Структура базы данных</w:t>
+      </w:r>
+    </w:p>
+    <w:p>
+      <w:pPr>
+        <w:rPr>
+          <w:rFonts w:cs="Times New Roman"/>
+          <w:szCs w:val="28"/>
+        </w:rPr>
+      </w:pPr>
+      <w:r>
+        <w:rPr>
+          <w:rFonts w:cs="Times New Roman"/>
+          <w:szCs w:val="28"/>
+        </w:rPr>
+        <w:t xml:space="preserve">При анализе предметной области сервиса </w:t>
+      </w:r>
+      <w:r>
+        <w:rPr>
+          <w:rFonts w:cs="Times New Roman"/>
+          <w:szCs w:val="28"/>
+        </w:rPr>
+        <w:t>«</w:t>
+      </w:r>
+      <w:r>
+        <w:rPr>
+          <w:rFonts w:cs="Times New Roman"/>
+          <w:szCs w:val="28"/>
+        </w:rPr>
+        <w:t>декомпозиции целей с ИИ</w:t>
+      </w:r>
+      <w:r>
+        <w:rPr>
+          <w:rFonts w:cs="Times New Roman"/>
+          <w:szCs w:val="28"/>
+        </w:rPr>
+        <w:t>»</w:t>
+      </w:r>
+      <w:r>
+        <w:rPr>
+          <w:rFonts w:cs="Times New Roman"/>
+          <w:szCs w:val="28"/>
+        </w:rPr>
+        <w:t xml:space="preserve"> были выделены следующие сущности:</w:t>
+      </w:r>
+    </w:p>
+    <w:p>
+      <w:pPr>
+        <w:pStyle w:val="a4"/>
+        <w:numPr>
+          <w:ilvl w:val="0"/>
+          <w:numId w:val="7"/>
+        </w:numPr>
+        <w:spacing w:line="360" w:lineRule="auto"/>
+        <w:ind w:left="0" w:firstLine="709"/>
+        <w:rPr>
+          <w:rFonts w:ascii="Times New Roman" w:hAnsi="Times New Roman"/>
+          <w:szCs w:val="28"/>
+        </w:rPr>
+      </w:pPr>
+      <w:r>
+        <w:rPr>
+          <w:rFonts w:ascii="Times New Roman" w:hAnsi="Times New Roman"/>
+          <w:szCs w:val="28"/>
+        </w:rPr>
+        <w:t>пользователи (</w:t>
+      </w:r>
+      <w:r>
+        <w:rPr>
+          <w:rFonts w:ascii="Times New Roman" w:hAnsi="Times New Roman"/>
+          <w:szCs w:val="28"/>
+          <w:lang w:val="en-US"/>
+        </w:rPr>
+        <w:t>Users</w:t>
+      </w:r>
+      <w:r>
+        <w:rPr>
+          <w:rFonts w:ascii="Times New Roman" w:hAnsi="Times New Roman"/>
+          <w:szCs w:val="28"/>
+        </w:rPr>
+        <w:t xml:space="preserve">): </w:t>
+      </w:r>
+      <w:r>
+        <w:rPr>
+          <w:rFonts w:ascii="Times New Roman" w:hAnsi="Times New Roman"/>
+          <w:color w:val="1F2328"/>
+          <w:szCs w:val="28"/>
+          <w:shd w:val="clear" w:color="auto" w:fill="FFFFFF"/>
+        </w:rPr>
+        <w:t>содержит информацию об учетной записи пользователя: уникальный идентификатор, логин, имя, фамилию, отчество, адрес электронной почты, хэш пароля для аутентификации, ссылку на фотографию профиля, а также даты создания и последнего обновления записи</w:t>
+      </w:r>
+      <w:r>
+        <w:rPr>
+          <w:rFonts w:ascii="Times New Roman" w:hAnsi="Times New Roman"/>
+          <w:color w:val="1F2328"/>
+          <w:szCs w:val="28"/>
+          <w:shd w:val="clear" w:color="auto" w:fill="FFFFFF"/>
+        </w:rPr>
+        <w:t>;</w:t>
+      </w:r>
+    </w:p>
+    <w:p>
+      <w:pPr>
+        <w:pStyle w:val="a4"/>
+        <w:numPr>
+          <w:ilvl w:val="0"/>
+          <w:numId w:val="7"/>
+        </w:numPr>
+        <w:spacing w:line="360" w:lineRule="auto"/>
+        <w:ind w:left="0" w:firstLine="709"/>
+        <w:rPr>
+          <w:rFonts w:ascii="Times New Roman" w:hAnsi="Times New Roman"/>
+          <w:szCs w:val="28"/>
+        </w:rPr>
+      </w:pPr>
+      <w:r>
+        <w:rPr>
+          <w:rFonts w:ascii="Times New Roman" w:hAnsi="Times New Roman"/>
+          <w:szCs w:val="28"/>
+        </w:rPr>
+        <w:t>цели (</w:t>
+      </w:r>
+      <w:proofErr w:type="spellStart"/>
+      <w:r>
+        <w:rPr>
+          <w:rFonts w:ascii="Times New Roman" w:hAnsi="Times New Roman"/>
+          <w:szCs w:val="28"/>
+        </w:rPr>
+        <w:t>Goals</w:t>
+      </w:r>
+      <w:proofErr w:type="spellEnd"/>
+      <w:r>
+        <w:rPr>
+          <w:rFonts w:ascii="Times New Roman" w:hAnsi="Times New Roman"/>
+          <w:szCs w:val="28"/>
+        </w:rPr>
+        <w:t>): содержит информацию о цели пользовател</w:t>
+      </w:r>
+      <w:r>
+        <w:rPr>
+          <w:rFonts w:ascii="Times New Roman" w:hAnsi="Times New Roman"/>
+          <w:szCs w:val="28"/>
+        </w:rPr>
+        <w:t>я,</w:t>
+      </w:r>
+      <w:r>
+        <w:rPr>
+          <w:rFonts w:ascii="Times New Roman" w:hAnsi="Times New Roman"/>
+          <w:szCs w:val="28"/>
+        </w:rPr>
+        <w:t xml:space="preserve"> заголовок, описание, дату создания. </w:t>
+      </w:r>
+    </w:p>
+    <w:p>
+      <w:pPr>
+        <w:pStyle w:val="a4"/>
+        <w:numPr>
+          <w:ilvl w:val="0"/>
+          <w:numId w:val="7"/>
+        </w:numPr>
+        <w:spacing w:line="360" w:lineRule="auto"/>
+        <w:ind w:left="0" w:firstLine="709"/>
+        <w:rPr>
+          <w:rFonts w:ascii="Times New Roman" w:hAnsi="Times New Roman"/>
+          <w:szCs w:val="28"/>
+        </w:rPr>
+      </w:pPr>
+      <w:r>
+        <w:rPr>
+          <w:rFonts w:ascii="Times New Roman" w:hAnsi="Times New Roman"/>
+          <w:szCs w:val="28"/>
+        </w:rPr>
+        <w:t xml:space="preserve">списки задач </w:t>
+      </w:r>
+      <w:r>
+        <w:rPr>
+          <w:rFonts w:ascii="Times New Roman" w:hAnsi="Times New Roman"/>
+          <w:szCs w:val="28"/>
+        </w:rPr>
+        <w:t>(</w:t>
+      </w:r>
+      <w:proofErr w:type="spellStart"/>
+      <w:r>
+        <w:rPr>
+          <w:rFonts w:ascii="Times New Roman" w:hAnsi="Times New Roman"/>
+          <w:szCs w:val="28"/>
+        </w:rPr>
+        <w:t>Roadmaps</w:t>
+      </w:r>
+      <w:proofErr w:type="spellEnd"/>
+      <w:r>
+        <w:rPr>
+          <w:rFonts w:ascii="Times New Roman" w:hAnsi="Times New Roman"/>
+          <w:szCs w:val="28"/>
+        </w:rPr>
+        <w:t>): содержит информацию о плане достижения цели, даты создания</w:t>
+      </w:r>
+      <w:r>
+        <w:rPr>
+          <w:rFonts w:ascii="Times New Roman" w:hAnsi="Times New Roman"/>
+          <w:szCs w:val="28"/>
+        </w:rPr>
+        <w:t xml:space="preserve">, </w:t>
+      </w:r>
+      <w:r>
+        <w:rPr>
+          <w:rFonts w:ascii="Times New Roman" w:hAnsi="Times New Roman"/>
+          <w:szCs w:val="28"/>
+        </w:rPr>
+        <w:t>обновления, ссылку на цель и принадлежность команде</w:t>
+      </w:r>
+      <w:r>
+        <w:rPr>
+          <w:rFonts w:ascii="Times New Roman" w:hAnsi="Times New Roman"/>
+          <w:szCs w:val="28"/>
+        </w:rPr>
+        <w:t xml:space="preserve">. Списки </w:t>
+      </w:r>
+      <w:r>
+        <w:rPr>
+          <w:rFonts w:ascii="Times New Roman" w:hAnsi="Times New Roman"/>
+          <w:szCs w:val="28"/>
+        </w:rPr>
+        <w:t>включа</w:t>
+      </w:r>
+      <w:r>
+        <w:rPr>
+          <w:rFonts w:ascii="Times New Roman" w:hAnsi="Times New Roman"/>
+          <w:szCs w:val="28"/>
+        </w:rPr>
+        <w:t>ют</w:t>
+      </w:r>
+      <w:r>
+        <w:rPr>
+          <w:rFonts w:ascii="Times New Roman" w:hAnsi="Times New Roman"/>
+          <w:szCs w:val="28"/>
+        </w:rPr>
+        <w:t xml:space="preserve"> задач</w:t>
+      </w:r>
+      <w:r>
+        <w:rPr>
+          <w:rFonts w:ascii="Times New Roman" w:hAnsi="Times New Roman"/>
+          <w:szCs w:val="28"/>
+        </w:rPr>
+        <w:t>и</w:t>
+      </w:r>
+      <w:r>
+        <w:rPr>
+          <w:rFonts w:ascii="Times New Roman" w:hAnsi="Times New Roman"/>
+          <w:szCs w:val="28"/>
+        </w:rPr>
+        <w:t xml:space="preserve"> и мо</w:t>
+      </w:r>
+      <w:r>
+        <w:rPr>
+          <w:rFonts w:ascii="Times New Roman" w:hAnsi="Times New Roman"/>
+          <w:szCs w:val="28"/>
+        </w:rPr>
+        <w:t>гут</w:t>
+      </w:r>
+      <w:r>
+        <w:rPr>
+          <w:rFonts w:ascii="Times New Roman" w:hAnsi="Times New Roman"/>
+          <w:szCs w:val="28"/>
+        </w:rPr>
+        <w:t xml:space="preserve"> иметь записи доступа</w:t>
+      </w:r>
+      <w:r>
+        <w:rPr>
+          <w:rFonts w:ascii="Times New Roman" w:hAnsi="Times New Roman"/>
+          <w:szCs w:val="28"/>
+        </w:rPr>
+        <w:t xml:space="preserve"> и </w:t>
+      </w:r>
+      <w:r>
+        <w:rPr>
+          <w:rFonts w:ascii="Times New Roman" w:hAnsi="Times New Roman"/>
+          <w:szCs w:val="28"/>
+        </w:rPr>
+        <w:t>копирования</w:t>
+      </w:r>
+      <w:r>
+        <w:rPr>
+          <w:rFonts w:ascii="Times New Roman" w:hAnsi="Times New Roman"/>
+          <w:szCs w:val="28"/>
+        </w:rPr>
+        <w:t>;</w:t>
+      </w:r>
+    </w:p>
+    <w:p>
+      <w:pPr>
+        <w:pStyle w:val="a4"/>
+        <w:numPr>
+          <w:ilvl w:val="0"/>
+          <w:numId w:val="7"/>
+        </w:numPr>
+        <w:spacing w:line="360" w:lineRule="auto"/>
+        <w:ind w:left="0" w:firstLine="709"/>
+        <w:rPr>
+          <w:rFonts w:ascii="Times New Roman" w:hAnsi="Times New Roman"/>
+          <w:szCs w:val="28"/>
+        </w:rPr>
+      </w:pPr>
+      <w:r>
+        <w:rPr>
+          <w:rFonts w:ascii="Times New Roman" w:hAnsi="Times New Roman"/>
+          <w:szCs w:val="28"/>
+        </w:rPr>
+        <w:t>задачи (</w:t>
+      </w:r>
+      <w:proofErr w:type="spellStart"/>
+      <w:r>
+        <w:rPr>
+          <w:rFonts w:ascii="Times New Roman" w:hAnsi="Times New Roman"/>
+          <w:szCs w:val="28"/>
+        </w:rPr>
+        <w:t>Tasks</w:t>
+      </w:r>
+      <w:proofErr w:type="spellEnd"/>
+      <w:r>
+        <w:rPr>
+          <w:rFonts w:ascii="Times New Roman" w:hAnsi="Times New Roman"/>
+          <w:szCs w:val="28"/>
+        </w:rPr>
+        <w:t>): содержит информацию о шагах</w:t>
+      </w:r>
+      <w:r>
+        <w:rPr>
+          <w:rFonts w:ascii="Times New Roman" w:hAnsi="Times New Roman"/>
+          <w:szCs w:val="28"/>
+        </w:rPr>
+        <w:t xml:space="preserve"> </w:t>
+      </w:r>
+      <w:r>
+        <w:rPr>
+          <w:rFonts w:ascii="Times New Roman" w:hAnsi="Times New Roman"/>
+          <w:szCs w:val="28"/>
+        </w:rPr>
+        <w:t xml:space="preserve">списка, </w:t>
+      </w:r>
+      <w:r>
+        <w:rPr>
+          <w:rFonts w:ascii="Times New Roman" w:hAnsi="Times New Roman"/>
+          <w:szCs w:val="28"/>
+        </w:rPr>
+        <w:t>заголовок, описание</w:t>
+      </w:r>
+      <w:r>
+        <w:rPr>
+          <w:rFonts w:ascii="Times New Roman" w:hAnsi="Times New Roman"/>
+          <w:szCs w:val="28"/>
+        </w:rPr>
+        <w:t xml:space="preserve">, </w:t>
+      </w:r>
+      <w:r>
+        <w:rPr>
+          <w:rFonts w:ascii="Times New Roman" w:hAnsi="Times New Roman"/>
+          <w:szCs w:val="28"/>
+        </w:rPr>
+        <w:t xml:space="preserve">порядок выполнения, статус выполнения, дату выполнения, дату создания, а также ссылку на </w:t>
+      </w:r>
+      <w:r>
+        <w:rPr>
+          <w:rFonts w:ascii="Times New Roman" w:hAnsi="Times New Roman"/>
+          <w:szCs w:val="28"/>
+        </w:rPr>
+        <w:t>список задач</w:t>
+      </w:r>
+      <w:r>
+        <w:rPr>
+          <w:rFonts w:ascii="Times New Roman" w:hAnsi="Times New Roman"/>
+          <w:szCs w:val="28"/>
+        </w:rPr>
+        <w:t>;</w:t>
+      </w:r>
+    </w:p>
+    <w:p>
+      <w:pPr>
+        <w:pStyle w:val="a4"/>
+        <w:numPr>
+          <w:ilvl w:val="0"/>
+          <w:numId w:val="7"/>
+        </w:numPr>
+        <w:spacing w:line="360" w:lineRule="auto"/>
+        <w:ind w:left="0" w:firstLine="709"/>
+        <w:rPr>
+          <w:rFonts w:ascii="Times New Roman" w:hAnsi="Times New Roman"/>
+          <w:szCs w:val="28"/>
+        </w:rPr>
+      </w:pPr>
+      <w:r>
+        <w:rPr>
+          <w:rFonts w:ascii="Times New Roman" w:hAnsi="Times New Roman"/>
+          <w:szCs w:val="28"/>
+        </w:rPr>
+        <w:t>команды (</w:t>
+      </w:r>
+      <w:proofErr w:type="spellStart"/>
+      <w:r>
+        <w:rPr>
+          <w:rFonts w:ascii="Times New Roman" w:hAnsi="Times New Roman"/>
+          <w:szCs w:val="28"/>
+        </w:rPr>
+        <w:t>Teams</w:t>
+      </w:r>
+      <w:proofErr w:type="spellEnd"/>
+      <w:r>
+        <w:rPr>
+          <w:rFonts w:ascii="Times New Roman" w:hAnsi="Times New Roman"/>
+          <w:szCs w:val="28"/>
+        </w:rPr>
+        <w:t xml:space="preserve">): содержит информацию о рабочих группах пользователей, внутри которых можно совместно работать с </w:t>
+      </w:r>
+      <w:r>
+        <w:rPr>
+          <w:rFonts w:ascii="Times New Roman" w:hAnsi="Times New Roman"/>
+          <w:szCs w:val="28"/>
+        </w:rPr>
         <w:t>списками задач</w:t>
       </w:r>
       <w:r>
-        <w:t xml:space="preserve"> и задачами, а также для взаимодействия с AI‑сервисом через HTTP‑клиент.</w:t>
-      </w:r>
-    </w:p>
-    <w:p>
-      <w:r>
-        <w:t xml:space="preserve">Для хранения данных в системе используется реляционная база данных </w:t>
+        <w:rPr>
+          <w:rFonts w:ascii="Times New Roman" w:hAnsi="Times New Roman"/>
+          <w:szCs w:val="28"/>
+        </w:rPr>
+        <w:t>;</w:t>
+      </w:r>
+    </w:p>
+    <w:p>
+      <w:pPr>
+        <w:pStyle w:val="a4"/>
+        <w:numPr>
+          <w:ilvl w:val="0"/>
+          <w:numId w:val="7"/>
+        </w:numPr>
+        <w:spacing w:line="360" w:lineRule="auto"/>
+        <w:ind w:left="0" w:firstLine="709"/>
+        <w:rPr>
+          <w:rFonts w:ascii="Times New Roman" w:hAnsi="Times New Roman"/>
+          <w:szCs w:val="28"/>
+        </w:rPr>
+      </w:pPr>
+      <w:r>
+        <w:rPr>
+          <w:rFonts w:ascii="Times New Roman" w:hAnsi="Times New Roman"/>
+          <w:szCs w:val="28"/>
+        </w:rPr>
+        <w:t>участники команд (</w:t>
       </w:r>
       <w:proofErr w:type="spellStart"/>
       <w:r>
-        <w:t>PostgreSQL</w:t>
+        <w:rPr>
+          <w:rFonts w:ascii="Times New Roman" w:hAnsi="Times New Roman"/>
+          <w:szCs w:val="28"/>
+        </w:rPr>
+        <w:t>TeamMember</w:t>
       </w:r>
       <w:proofErr w:type="spellEnd"/>
       <w:r>
-        <w:t xml:space="preserve">, обеспечивающая надёжное и масштабируемое хранение структурированной информации. В базе данных сохраняются учётные записи пользователей, сведения о целях, </w:t>
-      </w:r>
-      <w:r>
-        <w:t>списках целей</w:t>
-      </w:r>
-      <w:r>
-        <w:t xml:space="preserve"> и задачах, данные о командах и доступах, а также история взаимодействия с ИИ. Взаимодействие с </w:t>
+        <w:rPr>
+          <w:rFonts w:ascii="Times New Roman" w:hAnsi="Times New Roman"/>
+          <w:szCs w:val="28"/>
+        </w:rPr>
+        <w:t>): содержит информацию о принадлежности пользователя к команде, а также параметры участия</w:t>
+      </w:r>
+      <w:r>
+        <w:rPr>
+          <w:rFonts w:ascii="Times New Roman" w:hAnsi="Times New Roman"/>
+          <w:szCs w:val="28"/>
+        </w:rPr>
+        <w:t>, такие как роль</w:t>
+      </w:r>
+      <w:r>
+        <w:rPr>
+          <w:rFonts w:ascii="Times New Roman" w:hAnsi="Times New Roman"/>
+          <w:szCs w:val="28"/>
+        </w:rPr>
+        <w:t>;</w:t>
+      </w:r>
+    </w:p>
+    <w:p>
+      <w:pPr>
+        <w:pStyle w:val="a4"/>
+        <w:numPr>
+          <w:ilvl w:val="0"/>
+          <w:numId w:val="7"/>
+        </w:numPr>
+        <w:spacing w:line="360" w:lineRule="auto"/>
+        <w:ind w:left="0" w:firstLine="709"/>
+        <w:rPr>
+          <w:rFonts w:ascii="Times New Roman" w:hAnsi="Times New Roman"/>
+          <w:szCs w:val="28"/>
+        </w:rPr>
+      </w:pPr>
+      <w:r>
+        <w:rPr>
+          <w:rFonts w:ascii="Times New Roman" w:hAnsi="Times New Roman"/>
+          <w:szCs w:val="28"/>
+        </w:rPr>
+        <w:t>роли в команде (</w:t>
       </w:r>
       <w:proofErr w:type="spellStart"/>
       <w:r>
-        <w:t>PostgreSQL</w:t>
+        <w:rPr>
+          <w:rFonts w:ascii="Times New Roman" w:hAnsi="Times New Roman"/>
+          <w:szCs w:val="28"/>
+        </w:rPr>
+        <w:t>TeamRole</w:t>
       </w:r>
       <w:proofErr w:type="spellEnd"/>
       <w:r>
-        <w:t xml:space="preserve"> реализовано с помощью асинхронных средств доступа и ORM‑моделей, что </w:t>
-      </w:r>
-      <w:r>
+        <w:rPr>
+          <w:rFonts w:ascii="Times New Roman" w:hAnsi="Times New Roman"/>
+          <w:szCs w:val="28"/>
+        </w:rPr>
+        <w:t>): содержит информацию о ролях</w:t>
+      </w:r>
+      <w:r>
+        <w:rPr>
+          <w:rFonts w:ascii="Times New Roman" w:hAnsi="Times New Roman"/>
+          <w:szCs w:val="28"/>
+        </w:rPr>
+        <w:t xml:space="preserve">, </w:t>
+      </w:r>
+      <w:r>
+        <w:rPr>
+          <w:rFonts w:ascii="Times New Roman" w:hAnsi="Times New Roman"/>
+          <w:szCs w:val="28"/>
+        </w:rPr>
+        <w:t>уровнях прав участника в рамках команды</w:t>
+      </w:r>
+      <w:r>
+        <w:rPr>
+          <w:rFonts w:ascii="Times New Roman" w:hAnsi="Times New Roman"/>
+          <w:szCs w:val="28"/>
+        </w:rPr>
+        <w:t>;</w:t>
+      </w:r>
+    </w:p>
+    <w:p>
+      <w:pPr>
+        <w:pStyle w:val="a4"/>
+        <w:numPr>
+          <w:ilvl w:val="0"/>
+          <w:numId w:val="7"/>
+        </w:numPr>
+        <w:spacing w:line="360" w:lineRule="auto"/>
+        <w:ind w:left="0" w:firstLine="709"/>
+        <w:rPr>
+          <w:rFonts w:ascii="Times New Roman" w:hAnsi="Times New Roman"/>
+          <w:szCs w:val="28"/>
+        </w:rPr>
+      </w:pPr>
+      <w:r>
+        <w:rPr>
+          <w:rFonts w:ascii="Times New Roman" w:hAnsi="Times New Roman"/>
+          <w:szCs w:val="28"/>
+        </w:rPr>
+        <w:t>ссылки доступа в команду (</w:t>
+      </w:r>
+      <w:proofErr w:type="spellStart"/>
+      <w:r>
+        <w:rPr>
+          <w:rFonts w:ascii="Times New Roman" w:hAnsi="Times New Roman"/>
+          <w:szCs w:val="28"/>
+        </w:rPr>
+        <w:t>TeamAccessLink</w:t>
+      </w:r>
+      <w:proofErr w:type="spellEnd"/>
+      <w:r>
+        <w:rPr>
+          <w:rFonts w:ascii="Times New Roman" w:hAnsi="Times New Roman"/>
+          <w:szCs w:val="28"/>
+        </w:rPr>
+        <w:t>): содержит информацию о пригласительных ссылках для присоединения к команде, включая пользователя создателя ссылки</w:t>
+      </w:r>
+      <w:r>
+        <w:rPr>
+          <w:rFonts w:ascii="Times New Roman" w:hAnsi="Times New Roman"/>
+          <w:szCs w:val="28"/>
+        </w:rPr>
+        <w:t>;</w:t>
+      </w:r>
+    </w:p>
+    <w:p>
+      <w:pPr>
+        <w:pStyle w:val="a4"/>
+        <w:numPr>
+          <w:ilvl w:val="0"/>
+          <w:numId w:val="7"/>
+        </w:numPr>
+        <w:spacing w:line="360" w:lineRule="auto"/>
+        <w:ind w:left="0" w:firstLine="709"/>
+        <w:rPr>
+          <w:rFonts w:ascii="Times New Roman" w:hAnsi="Times New Roman"/>
+          <w:szCs w:val="28"/>
+        </w:rPr>
+      </w:pPr>
+      <w:r>
+        <w:rPr>
+          <w:rFonts w:ascii="Times New Roman" w:hAnsi="Times New Roman"/>
+          <w:szCs w:val="28"/>
+        </w:rPr>
         <w:lastRenderedPageBreak/>
-        <w:t>позволяет комбинировать удобство объектного представления данных с преимуществами реляционного хранилища. Такой подход облегчает проектирование структуры данных и поддержание согласованности информации в системе.</w:t>
-      </w:r>
-    </w:p>
-    <w:p>
-      <w:r>
-        <w:t xml:space="preserve">Для разработки клиентской части системы выбран стек </w:t>
+        <w:t xml:space="preserve">доступ к </w:t>
+      </w:r>
+      <w:r>
+        <w:rPr>
+          <w:rFonts w:ascii="Times New Roman" w:hAnsi="Times New Roman"/>
+          <w:szCs w:val="28"/>
+        </w:rPr>
+        <w:t xml:space="preserve">спискам задач </w:t>
+      </w:r>
+      <w:r>
+        <w:rPr>
+          <w:rFonts w:ascii="Times New Roman" w:hAnsi="Times New Roman"/>
+          <w:szCs w:val="28"/>
+        </w:rPr>
+        <w:t>(</w:t>
       </w:r>
       <w:proofErr w:type="spellStart"/>
       <w:r>
-        <w:t>TypeScript</w:t>
+        <w:rPr>
+          <w:rFonts w:ascii="Times New Roman" w:hAnsi="Times New Roman"/>
+          <w:szCs w:val="28"/>
+        </w:rPr>
+        <w:t>RoadmapAccess</w:t>
       </w:r>
       <w:proofErr w:type="spellEnd"/>
       <w:r>
-        <w:t xml:space="preserve"> + </w:t>
+        <w:rPr>
+          <w:rFonts w:ascii="Times New Roman" w:hAnsi="Times New Roman"/>
+          <w:szCs w:val="28"/>
+        </w:rPr>
+        <w:t xml:space="preserve">): содержит информацию о правах доступа пользователя к </w:t>
+      </w:r>
+      <w:r>
+        <w:rPr>
+          <w:rFonts w:ascii="Times New Roman" w:hAnsi="Times New Roman"/>
+          <w:szCs w:val="28"/>
+        </w:rPr>
+        <w:t>списку целей</w:t>
+      </w:r>
+      <w:r>
+        <w:rPr>
+          <w:rFonts w:ascii="Times New Roman" w:hAnsi="Times New Roman"/>
+          <w:szCs w:val="28"/>
+        </w:rPr>
+        <w:t xml:space="preserve">. Это позволяет делиться </w:t>
+      </w:r>
+      <w:r>
+        <w:rPr>
+          <w:rFonts w:ascii="Times New Roman" w:hAnsi="Times New Roman"/>
+          <w:szCs w:val="28"/>
+        </w:rPr>
+        <w:t>списками</w:t>
+      </w:r>
+      <w:r>
+        <w:rPr>
+          <w:rFonts w:ascii="Times New Roman" w:hAnsi="Times New Roman"/>
+          <w:szCs w:val="28"/>
+        </w:rPr>
+        <w:t xml:space="preserve"> между участниками команды</w:t>
+      </w:r>
+      <w:r>
+        <w:rPr>
+          <w:rFonts w:ascii="Times New Roman" w:hAnsi="Times New Roman"/>
+          <w:szCs w:val="28"/>
+        </w:rPr>
+        <w:t>;</w:t>
+      </w:r>
+    </w:p>
+    <w:p>
+      <w:pPr>
+        <w:pStyle w:val="a4"/>
+        <w:numPr>
+          <w:ilvl w:val="0"/>
+          <w:numId w:val="7"/>
+        </w:numPr>
+        <w:spacing w:line="360" w:lineRule="auto"/>
+        <w:ind w:left="0" w:firstLine="709"/>
+        <w:rPr>
+          <w:rFonts w:ascii="Times New Roman" w:hAnsi="Times New Roman"/>
+          <w:szCs w:val="28"/>
+        </w:rPr>
+      </w:pPr>
+      <w:r>
+        <w:rPr>
+          <w:rFonts w:ascii="Times New Roman" w:hAnsi="Times New Roman"/>
+          <w:szCs w:val="28"/>
+        </w:rPr>
+        <w:t xml:space="preserve">копирование </w:t>
+      </w:r>
+      <w:r>
+        <w:rPr>
+          <w:rFonts w:ascii="Times New Roman" w:hAnsi="Times New Roman"/>
+          <w:szCs w:val="28"/>
+        </w:rPr>
+        <w:t>списка задач</w:t>
+      </w:r>
+      <w:r>
+        <w:rPr>
+          <w:rFonts w:ascii="Times New Roman" w:hAnsi="Times New Roman"/>
+          <w:szCs w:val="28"/>
+        </w:rPr>
+        <w:t xml:space="preserve"> (</w:t>
       </w:r>
       <w:proofErr w:type="spellStart"/>
       <w:r>
-        <w:t>React</w:t>
+        <w:rPr>
+          <w:rFonts w:ascii="Times New Roman" w:hAnsi="Times New Roman"/>
+          <w:szCs w:val="28"/>
+        </w:rPr>
+        <w:t>RoadmapCopy</w:t>
       </w:r>
       <w:proofErr w:type="spellEnd"/>
       <w:r>
-        <w:t xml:space="preserve"> + </w:t>
+        <w:rPr>
+          <w:rFonts w:ascii="Times New Roman" w:hAnsi="Times New Roman"/>
+          <w:szCs w:val="28"/>
+        </w:rPr>
+        <w:t>): содержит информацию о</w:t>
+      </w:r>
+      <w:r>
+        <w:rPr>
+          <w:rFonts w:ascii="Times New Roman" w:hAnsi="Times New Roman"/>
+          <w:szCs w:val="28"/>
+        </w:rPr>
+        <w:t xml:space="preserve"> </w:t>
+      </w:r>
+      <w:r>
+        <w:rPr>
+          <w:rFonts w:ascii="Times New Roman" w:hAnsi="Times New Roman"/>
+          <w:szCs w:val="28"/>
+        </w:rPr>
+        <w:t>копировани</w:t>
+      </w:r>
+      <w:r>
+        <w:rPr>
+          <w:rFonts w:ascii="Times New Roman" w:hAnsi="Times New Roman"/>
+          <w:szCs w:val="28"/>
+        </w:rPr>
+        <w:t>и</w:t>
+      </w:r>
+      <w:r>
+        <w:rPr>
+          <w:rFonts w:ascii="Times New Roman" w:hAnsi="Times New Roman"/>
+          <w:szCs w:val="28"/>
+        </w:rPr>
+        <w:t>,</w:t>
+      </w:r>
+      <w:r>
+        <w:rPr>
+          <w:rFonts w:ascii="Times New Roman" w:hAnsi="Times New Roman"/>
+          <w:szCs w:val="28"/>
+        </w:rPr>
+        <w:t xml:space="preserve"> </w:t>
+      </w:r>
+      <w:r>
+        <w:rPr>
+          <w:rFonts w:ascii="Times New Roman" w:hAnsi="Times New Roman"/>
+          <w:szCs w:val="28"/>
+        </w:rPr>
+        <w:t>связ</w:t>
+      </w:r>
+      <w:r>
+        <w:rPr>
+          <w:rFonts w:ascii="Times New Roman" w:hAnsi="Times New Roman"/>
+          <w:szCs w:val="28"/>
+        </w:rPr>
+        <w:t>и</w:t>
+      </w:r>
+      <w:r>
+        <w:rPr>
+          <w:rFonts w:ascii="Times New Roman" w:hAnsi="Times New Roman"/>
+          <w:szCs w:val="28"/>
+        </w:rPr>
+        <w:t xml:space="preserve"> оригинала и новой копии</w:t>
+      </w:r>
+      <w:r>
+        <w:rPr>
+          <w:rFonts w:ascii="Times New Roman" w:hAnsi="Times New Roman"/>
+          <w:szCs w:val="28"/>
+        </w:rPr>
+        <w:t>;</w:t>
+      </w:r>
+    </w:p>
+    <w:p>
+      <w:pPr>
+        <w:pStyle w:val="a4"/>
+        <w:numPr>
+          <w:ilvl w:val="0"/>
+          <w:numId w:val="7"/>
+        </w:numPr>
+        <w:spacing w:line="360" w:lineRule="auto"/>
+        <w:ind w:left="0" w:firstLine="709"/>
+        <w:rPr>
+          <w:rFonts w:ascii="Times New Roman" w:hAnsi="Times New Roman"/>
+          <w:szCs w:val="28"/>
+        </w:rPr>
+      </w:pPr>
+      <w:r>
+        <w:rPr>
+          <w:rFonts w:ascii="Times New Roman" w:hAnsi="Times New Roman"/>
+          <w:szCs w:val="28"/>
+        </w:rPr>
+        <w:t>чаты (</w:t>
       </w:r>
       <w:proofErr w:type="spellStart"/>
       <w:r>
-        <w:t>Vite</w:t>
+        <w:rPr>
+          <w:rFonts w:ascii="Times New Roman" w:hAnsi="Times New Roman"/>
+          <w:szCs w:val="28"/>
+        </w:rPr>
+        <w:t>Chat</w:t>
       </w:r>
       <w:proofErr w:type="spellEnd"/>
       <w:r>
+        <w:rPr>
+          <w:rFonts w:ascii="Times New Roman" w:hAnsi="Times New Roman"/>
+          <w:szCs w:val="28"/>
+        </w:rPr>
+        <w:t>): содержит информацию о чатах, к которым подключаются пользователи</w:t>
+      </w:r>
+      <w:r>
+        <w:rPr>
+          <w:rFonts w:ascii="Times New Roman" w:hAnsi="Times New Roman"/>
+          <w:szCs w:val="28"/>
+        </w:rPr>
+        <w:t>;</w:t>
+      </w:r>
+    </w:p>
+    <w:p>
+      <w:pPr>
+        <w:pStyle w:val="a4"/>
+        <w:numPr>
+          <w:ilvl w:val="0"/>
+          <w:numId w:val="7"/>
+        </w:numPr>
+        <w:spacing w:line="360" w:lineRule="auto"/>
+        <w:ind w:left="0" w:firstLine="709"/>
+        <w:rPr>
+          <w:rFonts w:ascii="Times New Roman" w:hAnsi="Times New Roman"/>
+          <w:szCs w:val="28"/>
+        </w:rPr>
+      </w:pPr>
+      <w:r>
+        <w:rPr>
+          <w:rFonts w:ascii="Times New Roman" w:hAnsi="Times New Roman"/>
+          <w:szCs w:val="28"/>
+        </w:rPr>
+        <w:t>участники чатов (</w:t>
+      </w:r>
+      <w:proofErr w:type="spellStart"/>
+      <w:r>
+        <w:rPr>
+          <w:rFonts w:ascii="Times New Roman" w:hAnsi="Times New Roman"/>
+          <w:szCs w:val="28"/>
+        </w:rPr>
+        <w:t>ChatParticipant</w:t>
+      </w:r>
+      <w:proofErr w:type="spellEnd"/>
+      <w:r>
+        <w:rPr>
+          <w:rFonts w:ascii="Times New Roman" w:hAnsi="Times New Roman"/>
+          <w:szCs w:val="28"/>
+        </w:rPr>
+        <w:t>): содержит информацию о составе чата</w:t>
+      </w:r>
+      <w:r>
+        <w:rPr>
+          <w:rFonts w:ascii="Times New Roman" w:hAnsi="Times New Roman"/>
+          <w:szCs w:val="28"/>
+        </w:rPr>
+        <w:t>;</w:t>
+      </w:r>
+    </w:p>
+    <w:p>
+      <w:pPr>
+        <w:pStyle w:val="a4"/>
+        <w:numPr>
+          <w:ilvl w:val="0"/>
+          <w:numId w:val="7"/>
+        </w:numPr>
+        <w:spacing w:line="360" w:lineRule="auto"/>
+        <w:ind w:left="0" w:firstLine="709"/>
+        <w:rPr>
+          <w:rFonts w:ascii="Times New Roman" w:hAnsi="Times New Roman"/>
+          <w:szCs w:val="28"/>
+        </w:rPr>
+      </w:pPr>
+      <w:r>
+        <w:rPr>
+          <w:rFonts w:ascii="Times New Roman" w:hAnsi="Times New Roman"/>
+          <w:szCs w:val="28"/>
+        </w:rPr>
+        <w:t>сообщения (Message): содержит информацию о сообщениях пользователей в чатах</w:t>
+      </w:r>
+      <w:r>
+        <w:rPr>
+          <w:rFonts w:ascii="Times New Roman" w:hAnsi="Times New Roman"/>
+          <w:szCs w:val="28"/>
+        </w:rPr>
+        <w:t>;</w:t>
+      </w:r>
+    </w:p>
+    <w:p>
+      <w:pPr>
+        <w:pStyle w:val="a4"/>
+        <w:numPr>
+          <w:ilvl w:val="0"/>
+          <w:numId w:val="7"/>
+        </w:numPr>
+        <w:spacing w:line="360" w:lineRule="auto"/>
+        <w:ind w:left="0" w:firstLine="709"/>
+        <w:rPr>
+          <w:rFonts w:ascii="Times New Roman" w:hAnsi="Times New Roman"/>
+          <w:szCs w:val="28"/>
+        </w:rPr>
+      </w:pPr>
+      <w:r>
+        <w:rPr>
+          <w:rFonts w:ascii="Times New Roman" w:hAnsi="Times New Roman"/>
+          <w:szCs w:val="28"/>
+        </w:rPr>
+        <w:t>ИИ диалоги (</w:t>
+      </w:r>
+      <w:proofErr w:type="spellStart"/>
+      <w:r>
+        <w:rPr>
+          <w:rFonts w:ascii="Times New Roman" w:hAnsi="Times New Roman"/>
+          <w:szCs w:val="28"/>
+        </w:rPr>
+        <w:t>AIConversation</w:t>
+      </w:r>
+      <w:proofErr w:type="spellEnd"/>
+      <w:r>
+        <w:rPr>
+          <w:rFonts w:ascii="Times New Roman" w:hAnsi="Times New Roman"/>
+          <w:szCs w:val="28"/>
+        </w:rPr>
+        <w:t>): содержит информацию о сессиях общения пользователя с ИИ</w:t>
+      </w:r>
+      <w:r>
+        <w:rPr>
+          <w:rFonts w:ascii="Times New Roman" w:hAnsi="Times New Roman"/>
+          <w:szCs w:val="28"/>
+        </w:rPr>
+        <w:t>;</w:t>
+      </w:r>
+    </w:p>
+    <w:p>
+      <w:pPr>
+        <w:pStyle w:val="a4"/>
+        <w:numPr>
+          <w:ilvl w:val="0"/>
+          <w:numId w:val="7"/>
+        </w:numPr>
+        <w:spacing w:line="360" w:lineRule="auto"/>
+        <w:ind w:left="0" w:firstLine="709"/>
+        <w:rPr>
+          <w:rFonts w:ascii="Times New Roman" w:hAnsi="Times New Roman"/>
+          <w:szCs w:val="28"/>
+        </w:rPr>
+      </w:pPr>
+      <w:r>
+        <w:rPr>
+          <w:rFonts w:ascii="Times New Roman" w:hAnsi="Times New Roman"/>
+          <w:szCs w:val="28"/>
+        </w:rPr>
+        <w:t>сообщения ИИ диалога (</w:t>
+      </w:r>
+      <w:proofErr w:type="spellStart"/>
+      <w:r>
+        <w:rPr>
+          <w:rFonts w:ascii="Times New Roman" w:hAnsi="Times New Roman"/>
+          <w:szCs w:val="28"/>
+        </w:rPr>
+        <w:t>AIMessage</w:t>
+      </w:r>
+      <w:proofErr w:type="spellEnd"/>
+      <w:r>
+        <w:rPr>
+          <w:rFonts w:ascii="Times New Roman" w:hAnsi="Times New Roman"/>
+          <w:szCs w:val="28"/>
+        </w:rPr>
+        <w:t>): содержит информацию о сообщениях</w:t>
+      </w:r>
+      <w:r>
+        <w:rPr>
+          <w:rFonts w:ascii="Times New Roman" w:hAnsi="Times New Roman"/>
+          <w:szCs w:val="28"/>
+        </w:rPr>
+        <w:t>;</w:t>
+      </w:r>
+    </w:p>
+    <w:p>
+      <w:pPr>
+        <w:pStyle w:val="a4"/>
+        <w:numPr>
+          <w:ilvl w:val="0"/>
+          <w:numId w:val="7"/>
+        </w:numPr>
+        <w:spacing w:line="360" w:lineRule="auto"/>
+        <w:ind w:left="0" w:firstLine="709"/>
+        <w:rPr>
+          <w:rFonts w:ascii="Times New Roman" w:hAnsi="Times New Roman"/>
+          <w:szCs w:val="28"/>
+        </w:rPr>
+      </w:pPr>
+      <w:r>
+        <w:rPr>
+          <w:rFonts w:ascii="Times New Roman" w:hAnsi="Times New Roman"/>
+          <w:szCs w:val="28"/>
+        </w:rPr>
+        <w:t>роли сообщений ИИ (</w:t>
+      </w:r>
+      <w:proofErr w:type="spellStart"/>
+      <w:r>
+        <w:rPr>
+          <w:rFonts w:ascii="Times New Roman" w:hAnsi="Times New Roman"/>
+          <w:szCs w:val="28"/>
+        </w:rPr>
+        <w:t>AIMessageRole</w:t>
+      </w:r>
+      <w:proofErr w:type="spellEnd"/>
+      <w:r>
+        <w:rPr>
+          <w:rFonts w:ascii="Times New Roman" w:hAnsi="Times New Roman"/>
+          <w:szCs w:val="28"/>
+        </w:rPr>
+        <w:t>):</w:t>
+      </w:r>
+      <w:r>
+        <w:rPr>
+          <w:rFonts w:ascii="Times New Roman" w:hAnsi="Times New Roman"/>
+          <w:szCs w:val="28"/>
+        </w:rPr>
+        <w:t xml:space="preserve"> </w:t>
+      </w:r>
+      <w:r>
+        <w:rPr>
+          <w:rFonts w:ascii="Times New Roman" w:hAnsi="Times New Roman"/>
+          <w:szCs w:val="28"/>
+        </w:rPr>
+        <w:t>модель, содержащая информацию о</w:t>
+      </w:r>
+      <w:r>
+        <w:rPr>
+          <w:rFonts w:ascii="Times New Roman" w:hAnsi="Times New Roman"/>
+          <w:szCs w:val="28"/>
+        </w:rPr>
+        <w:t xml:space="preserve"> </w:t>
+      </w:r>
+      <w:r>
+        <w:rPr>
+          <w:rFonts w:ascii="Times New Roman" w:hAnsi="Times New Roman"/>
+          <w:szCs w:val="28"/>
+        </w:rPr>
+        <w:t>роли сообщения в</w:t>
+      </w:r>
+      <w:r>
+        <w:rPr>
+          <w:rFonts w:ascii="Times New Roman" w:hAnsi="Times New Roman"/>
+          <w:szCs w:val="28"/>
+        </w:rPr>
+        <w:t xml:space="preserve"> </w:t>
+      </w:r>
+      <w:r>
+        <w:rPr>
+          <w:rFonts w:ascii="Times New Roman" w:hAnsi="Times New Roman"/>
+          <w:szCs w:val="28"/>
+        </w:rPr>
+        <w:t>диалоге.</w:t>
+      </w:r>
+    </w:p>
+    <w:p>
+      <w:pPr>
+        <w:pStyle w:val="a4"/>
+        <w:spacing w:line="360" w:lineRule="auto"/>
+        <w:ind w:left="0"/>
+        <w:rPr>
+          <w:rFonts w:ascii="Times New Roman" w:hAnsi="Times New Roman"/>
+          <w:szCs w:val="28"/>
+        </w:rPr>
+      </w:pPr>
+      <w:r>
+        <w:rPr>
+          <w:rFonts w:ascii="Times New Roman" w:hAnsi="Times New Roman"/>
+          <w:szCs w:val="28"/>
+        </w:rPr>
+        <w:t>ER-диаграмма связей между сущностями вынесена в приложение Б</w:t>
+      </w:r>
+      <w:r>
+        <w:rPr>
+          <w:rFonts w:ascii="Times New Roman" w:hAnsi="Times New Roman"/>
+          <w:szCs w:val="28"/>
+        </w:rPr>
+        <w:t>,</w:t>
+      </w:r>
+      <w:r>
+        <w:rPr>
+          <w:rFonts w:ascii="Times New Roman" w:hAnsi="Times New Roman"/>
+          <w:szCs w:val="28"/>
+        </w:rPr>
+        <w:t xml:space="preserve"> словарь данных с типами полей и ограничениями представлен в таблице приложения В</w:t>
+      </w:r>
+      <w:r>
+        <w:rPr>
+          <w:rFonts w:ascii="Times New Roman" w:hAnsi="Times New Roman"/>
+          <w:szCs w:val="28"/>
+        </w:rPr>
+        <w:t>.</w:t>
+      </w:r>
+    </w:p>
+    <w:p>
+      <w:pPr>
+        <w:pStyle w:val="a4"/>
+        <w:spacing w:line="360" w:lineRule="auto"/>
+        <w:ind w:left="0"/>
+        <w:rPr>
+          <w:rFonts w:ascii="Times New Roman" w:hAnsi="Times New Roman"/>
+          <w:b/>
+          <w:bCs/>
+          <w:szCs w:val="28"/>
+        </w:rPr>
+      </w:pPr>
+      <w:r>
+        <w:rPr>
+          <w:rFonts w:ascii="Times New Roman" w:hAnsi="Times New Roman"/>
+          <w:b/>
+          <w:bCs/>
+          <w:szCs w:val="28"/>
+        </w:rPr>
+        <w:t>2.2 Разработка форм выходных документов</w:t>
+      </w:r>
+    </w:p>
+    <w:p>
+      <w:pPr>
+        <w:pStyle w:val="a4"/>
+        <w:spacing w:line="360" w:lineRule="auto"/>
+        <w:ind w:left="0"/>
+        <w:rPr>
+          <w:rFonts w:ascii="Times New Roman" w:hAnsi="Times New Roman"/>
+          <w:szCs w:val="28"/>
+        </w:rPr>
+      </w:pPr>
+      <w:r>
+        <w:rPr>
+          <w:rFonts w:ascii="Times New Roman" w:hAnsi="Times New Roman"/>
+          <w:szCs w:val="28"/>
+        </w:rPr>
+        <w:t>В системе имеются следующие выходные шаблоны:</w:t>
+      </w:r>
+    </w:p>
+    <w:p>
+      <w:pPr>
+        <w:pStyle w:val="a4"/>
+        <w:numPr>
+          <w:ilvl w:val="0"/>
+          <w:numId w:val="9"/>
+        </w:numPr>
+        <w:spacing w:line="360" w:lineRule="auto"/>
+        <w:ind w:left="0" w:firstLine="709"/>
+        <w:rPr>
+          <w:rFonts w:ascii="Times New Roman" w:hAnsi="Times New Roman"/>
+          <w:szCs w:val="28"/>
+        </w:rPr>
+      </w:pPr>
+      <w:r>
+        <w:rPr>
+          <w:rFonts w:ascii="Times New Roman" w:hAnsi="Times New Roman"/>
+          <w:szCs w:val="28"/>
+        </w:rPr>
+        <w:t>шаблон профиля пользователя;</w:t>
+      </w:r>
+    </w:p>
+    <w:p>
+      <w:pPr>
+        <w:pStyle w:val="a4"/>
+        <w:numPr>
+          <w:ilvl w:val="0"/>
+          <w:numId w:val="9"/>
+        </w:numPr>
+        <w:spacing w:line="360" w:lineRule="auto"/>
+        <w:ind w:left="0" w:firstLine="709"/>
+        <w:rPr>
+          <w:rFonts w:ascii="Times New Roman" w:hAnsi="Times New Roman"/>
+          <w:szCs w:val="28"/>
+        </w:rPr>
+      </w:pPr>
+      <w:r>
+        <w:rPr>
+          <w:rFonts w:ascii="Times New Roman" w:hAnsi="Times New Roman"/>
+          <w:szCs w:val="28"/>
+        </w:rPr>
+        <w:t>шаблон цели;</w:t>
+      </w:r>
+    </w:p>
+    <w:p>
+      <w:pPr>
+        <w:pStyle w:val="a4"/>
+        <w:numPr>
+          <w:ilvl w:val="0"/>
+          <w:numId w:val="9"/>
+        </w:numPr>
+        <w:spacing w:line="360" w:lineRule="auto"/>
+        <w:ind w:left="0" w:firstLine="709"/>
+        <w:rPr>
+          <w:rFonts w:ascii="Times New Roman" w:hAnsi="Times New Roman"/>
+          <w:szCs w:val="28"/>
+        </w:rPr>
+      </w:pPr>
+      <w:r>
+        <w:rPr>
+          <w:rFonts w:ascii="Times New Roman" w:hAnsi="Times New Roman"/>
+          <w:szCs w:val="28"/>
+        </w:rPr>
+        <w:t>шаблон списка задач</w:t>
+      </w:r>
+      <w:r>
+        <w:rPr>
+          <w:rFonts w:ascii="Times New Roman" w:hAnsi="Times New Roman"/>
+          <w:szCs w:val="28"/>
+          <w:lang w:val="en-US"/>
+        </w:rPr>
+        <w:t>;</w:t>
+      </w:r>
+    </w:p>
+    <w:p>
+      <w:pPr>
+        <w:pStyle w:val="a4"/>
+        <w:numPr>
+          <w:ilvl w:val="0"/>
+          <w:numId w:val="9"/>
+        </w:numPr>
+        <w:spacing w:line="360" w:lineRule="auto"/>
+        <w:ind w:left="0" w:firstLine="709"/>
+        <w:rPr>
+          <w:rFonts w:ascii="Times New Roman" w:hAnsi="Times New Roman"/>
+          <w:szCs w:val="28"/>
+        </w:rPr>
+      </w:pPr>
+      <w:r>
+        <w:rPr>
+          <w:rFonts w:ascii="Times New Roman" w:hAnsi="Times New Roman"/>
+          <w:szCs w:val="28"/>
+        </w:rPr>
+        <w:t>шаблон задачи</w:t>
+      </w:r>
+      <w:r>
+        <w:rPr>
+          <w:rFonts w:ascii="Times New Roman" w:hAnsi="Times New Roman"/>
+          <w:szCs w:val="28"/>
+          <w:lang w:val="en-US"/>
+        </w:rPr>
+        <w:t>;</w:t>
+      </w:r>
+    </w:p>
+    <w:p>
+      <w:pPr>
+        <w:pStyle w:val="a4"/>
+        <w:numPr>
+          <w:ilvl w:val="0"/>
+          <w:numId w:val="9"/>
+        </w:numPr>
+        <w:spacing w:line="360" w:lineRule="auto"/>
+        <w:ind w:left="0" w:firstLine="709"/>
+        <w:rPr>
+          <w:rFonts w:ascii="Times New Roman" w:hAnsi="Times New Roman"/>
+          <w:szCs w:val="28"/>
+        </w:rPr>
+      </w:pPr>
+      <w:r>
+        <w:rPr>
+          <w:rFonts w:ascii="Times New Roman" w:hAnsi="Times New Roman"/>
+          <w:szCs w:val="28"/>
+        </w:rPr>
+        <w:t>шаблон истории чата</w:t>
+      </w:r>
+      <w:r>
+        <w:rPr>
+          <w:rFonts w:ascii="Times New Roman" w:hAnsi="Times New Roman"/>
+          <w:szCs w:val="28"/>
+          <w:lang w:val="en-US"/>
+        </w:rPr>
+        <w:t>;</w:t>
+      </w:r>
+    </w:p>
+    <w:p>
+      <w:pPr>
+        <w:pStyle w:val="a4"/>
+        <w:numPr>
+          <w:ilvl w:val="0"/>
+          <w:numId w:val="9"/>
+        </w:numPr>
+        <w:spacing w:line="360" w:lineRule="auto"/>
+        <w:ind w:left="0" w:firstLine="709"/>
+        <w:rPr>
+          <w:rFonts w:ascii="Times New Roman" w:hAnsi="Times New Roman"/>
+          <w:szCs w:val="28"/>
+        </w:rPr>
+      </w:pPr>
+      <w:r>
+        <w:rPr>
+          <w:rFonts w:ascii="Times New Roman" w:hAnsi="Times New Roman"/>
+          <w:szCs w:val="28"/>
+        </w:rPr>
+        <w:t>шаблон истории диалога с ИИ.</w:t>
+      </w:r>
+    </w:p>
+    <w:p>
+      <w:pPr>
+        <w:rPr>
+          <w:szCs w:val="28"/>
+        </w:rPr>
+      </w:pPr>
+      <w:r>
+        <w:rPr>
+          <w:szCs w:val="28"/>
+        </w:rPr>
+        <w:t xml:space="preserve">Шаблон </w:t>
+      </w:r>
+      <w:r>
+        <w:rPr>
+          <w:szCs w:val="28"/>
+        </w:rPr>
+        <w:t>списка задач</w:t>
+      </w:r>
+      <w:r>
+        <w:rPr>
+          <w:szCs w:val="28"/>
+        </w:rPr>
+        <w:t xml:space="preserve"> представлен в приложении. В шаблоне </w:t>
+      </w:r>
+      <w:r>
+        <w:rPr>
+          <w:szCs w:val="28"/>
+        </w:rPr>
+        <w:t xml:space="preserve">списка задач </w:t>
+      </w:r>
+      <w:r>
+        <w:rPr>
+          <w:szCs w:val="28"/>
+        </w:rPr>
+        <w:t>представлены следующие элементы:</w:t>
+      </w:r>
+    </w:p>
+    <w:p>
+      <w:pPr>
+        <w:rPr>
+          <w:szCs w:val="28"/>
+        </w:rPr>
+      </w:pPr>
+      <w:r>
+        <w:rPr>
+          <w:szCs w:val="28"/>
+        </w:rPr>
+        <w:lastRenderedPageBreak/>
+        <w:t>− идентификатор и наименование цели, для которой сформирован план;</w:t>
+      </w:r>
+    </w:p>
+    <w:p>
+      <w:pPr>
+        <w:rPr>
+          <w:szCs w:val="28"/>
+        </w:rPr>
+      </w:pPr>
+      <w:r>
+        <w:rPr>
+          <w:szCs w:val="28"/>
+        </w:rPr>
+        <w:t xml:space="preserve">− статус выполнения </w:t>
+      </w:r>
+      <w:r>
+        <w:rPr>
+          <w:szCs w:val="28"/>
+        </w:rPr>
+        <w:t>списка задач</w:t>
+      </w:r>
+      <w:r>
+        <w:rPr>
+          <w:szCs w:val="28"/>
+        </w:rPr>
+        <w:t>;</w:t>
+      </w:r>
+    </w:p>
+    <w:p>
+      <w:pPr>
+        <w:rPr>
+          <w:szCs w:val="28"/>
+        </w:rPr>
+      </w:pPr>
+      <w:r>
+        <w:rPr>
+          <w:szCs w:val="28"/>
+        </w:rPr>
+        <w:t>− дата и время создания и последнего обновления;</w:t>
+      </w:r>
+    </w:p>
+    <w:p>
+      <w:pPr>
+        <w:rPr>
+          <w:szCs w:val="28"/>
+        </w:rPr>
+      </w:pPr>
+      <w:r>
+        <w:rPr>
+          <w:szCs w:val="28"/>
+        </w:rPr>
+        <w:t>− принадлежность к команде (при наличии командного режима работы);</w:t>
+      </w:r>
+    </w:p>
+    <w:p>
+      <w:pPr>
+        <w:rPr>
+          <w:szCs w:val="28"/>
+        </w:rPr>
+      </w:pPr>
+      <w:r>
+        <w:rPr>
+          <w:szCs w:val="28"/>
+        </w:rPr>
+        <w:t>− список задач: содержит перечень шагов плана с порядком выполнения, названием, описанием и отметкой о выполнении;</w:t>
+      </w:r>
+    </w:p>
+    <w:p>
+      <w:pPr>
+        <w:rPr>
+          <w:szCs w:val="28"/>
+        </w:rPr>
+      </w:pPr>
+      <w:r>
+        <w:rPr>
+          <w:szCs w:val="28"/>
+        </w:rPr>
+        <w:t>− прогресс выполнения: отображается через количество выполненных задач и (при наличии) дату завершения отдельных задач.</w:t>
+      </w:r>
+    </w:p>
+    <w:p>
+      <w:pPr>
+        <w:rPr>
+          <w:szCs w:val="28"/>
+        </w:rPr>
+      </w:pPr>
+      <w:r>
+        <w:rPr>
+          <w:szCs w:val="28"/>
+        </w:rPr>
+        <w:t xml:space="preserve">Шаблон </w:t>
+      </w:r>
+      <w:r>
+        <w:rPr>
+          <w:szCs w:val="28"/>
+        </w:rPr>
+        <w:t>списка задач</w:t>
+      </w:r>
+      <w:r>
+        <w:rPr>
+          <w:szCs w:val="28"/>
+        </w:rPr>
+        <w:t xml:space="preserve"> предоставляет всю необходимую информацию о текущем плане достижения цели. Он позволяет просматривать структуру плана, последовательность шагов и степень готовности</w:t>
+      </w:r>
+      <w:r>
+        <w:rPr>
+          <w:szCs w:val="28"/>
+        </w:rPr>
+        <w:t>.</w:t>
+      </w:r>
+    </w:p>
+    <w:p>
+      <w:r>
+        <w:rPr>
+          <w:szCs w:val="28"/>
+        </w:rPr>
+        <w:t>В шаблонах профиля пользователя, цели и списка задач предусмотрены настраиваемые поля, которые пользователь может убрать либо добавить</w:t>
+      </w:r>
+      <w:r>
+        <w:rPr>
+          <w:szCs w:val="28"/>
+        </w:rPr>
         <w:t xml:space="preserve">. </w:t>
       </w:r>
-      <w:proofErr w:type="spellStart"/>
-      <w:r>
-        <w:t>TypeScript</w:t>
-      </w:r>
-      <w:proofErr w:type="spellEnd"/>
-      <w:r>
-        <w:t xml:space="preserve"> является надстройкой над JavaScript с поддержкой статической типизации, что позволяет на ранних этапах разработки выявлять большое количество ошибок и повышать надёжность клиентского кода. Использование типов упрощает сопровождение проекта, делает интерфейсы и контракты между компонентами более явными и облегчает рефакторинг.</w:t>
-      </w:r>
-    </w:p>
-    <w:p>
-      <w:r>
-        <w:t xml:space="preserve">Фреймворк </w:t>
-      </w:r>
-      <w:proofErr w:type="spellStart"/>
-      <w:r>
-        <w:t>React</w:t>
-      </w:r>
-      <w:proofErr w:type="spellEnd"/>
-      <w:r>
-        <w:t xml:space="preserve"> применяется для построения одностраничного веб‑приложения (SPA), в котором реализованы страницы аутентификации, работа с личными и командными </w:t>
-      </w:r>
-      <w:r>
-        <w:t>списками задач</w:t>
-      </w:r>
-      <w:r>
-        <w:t xml:space="preserve">, чат с ИИ, поиск пользователей и управление командами. Компонентный подход </w:t>
-      </w:r>
-      <w:proofErr w:type="spellStart"/>
-      <w:r>
-        <w:t>React</w:t>
-      </w:r>
-      <w:proofErr w:type="spellEnd"/>
-      <w:r>
-        <w:t xml:space="preserve"> позволяет разбить интерфейс на </w:t>
-      </w:r>
-      <w:proofErr w:type="spellStart"/>
-      <w:r>
-        <w:t>переиспользуемые</w:t>
-      </w:r>
-      <w:proofErr w:type="spellEnd"/>
-      <w:r>
-        <w:t xml:space="preserve"> элементы, что ускоряет разработку и улучшает структурированность кода. Благодаря этому обеспечивается гибкое отображение списков задач, истории взаимодействия с ИИ и различных состояний интерфейса в зависимости от действий пользователя.</w:t>
-      </w:r>
-    </w:p>
-    <w:p>
-      <w:r>
-        <w:t xml:space="preserve">Сборка и локальная разработка </w:t>
-      </w:r>
-      <w:proofErr w:type="spellStart"/>
-      <w:r>
-        <w:t>фронтенда</w:t>
-      </w:r>
-      <w:proofErr w:type="spellEnd"/>
-      <w:r>
-        <w:t xml:space="preserve"> выполняются с помощью инструмента </w:t>
-      </w:r>
-      <w:proofErr w:type="spellStart"/>
-      <w:r>
-        <w:t>Vite</w:t>
-      </w:r>
-      <w:proofErr w:type="spellEnd"/>
-      <w:r>
-        <w:t>, который обеспечивает быструю перезагрузку модулей и оптимизированную сборку проекта для</w:t>
-      </w:r>
-      <w:r>
-        <w:t xml:space="preserve"> состояния готового проекта</w:t>
-      </w:r>
-      <w:r>
-        <w:t xml:space="preserve">. </w:t>
-      </w:r>
-      <w:proofErr w:type="spellStart"/>
-      <w:r>
-        <w:t>Vite</w:t>
-      </w:r>
-      <w:proofErr w:type="spellEnd"/>
-      <w:r>
-        <w:t xml:space="preserve"> упрощает настройку </w:t>
-      </w:r>
-      <w:r>
-        <w:t>просмотра работы</w:t>
-      </w:r>
-      <w:r>
-        <w:t xml:space="preserve"> запросов к </w:t>
-      </w:r>
-      <w:proofErr w:type="spellStart"/>
-      <w:r>
-        <w:t>backend</w:t>
-      </w:r>
-      <w:proofErr w:type="spellEnd"/>
-      <w:r>
-        <w:t>‑API, что позволяет в процессе разработки обращаться к реальному серверу по путям /</w:t>
-      </w:r>
-      <w:proofErr w:type="spellStart"/>
-      <w:r>
-        <w:t>api</w:t>
-      </w:r>
-      <w:proofErr w:type="spellEnd"/>
-      <w:r>
-        <w:t xml:space="preserve"> и /</w:t>
-      </w:r>
-      <w:proofErr w:type="spellStart"/>
-      <w:r>
-        <w:t>uploads</w:t>
-      </w:r>
-      <w:proofErr w:type="spellEnd"/>
-      <w:r>
-        <w:t>, не изменяя клиентский код. Это создаёт удобную и производительную среду для разработки и тестирования веб‑интерфейса.</w:t>
-      </w:r>
-    </w:p>
-    <w:p>
-      <w:r>
-        <w:t xml:space="preserve">Для стилизации пользовательского интерфейса веб‑приложения используется </w:t>
-      </w:r>
-      <w:proofErr w:type="spellStart"/>
-      <w:r>
-        <w:t>Tailwind</w:t>
-      </w:r>
-      <w:proofErr w:type="spellEnd"/>
-      <w:r>
-        <w:t xml:space="preserve"> CSS, представляющий собой утилитарный CSS‑фреймворк. </w:t>
-      </w:r>
-      <w:proofErr w:type="spellStart"/>
-      <w:r>
-        <w:t>Tailwind</w:t>
-      </w:r>
-      <w:proofErr w:type="spellEnd"/>
-      <w:r>
-        <w:t xml:space="preserve"> предоставляет набор готовых классов для настройки отступов, цветов, шрифтов, сеток и других параметров оформления. Такой подход </w:t>
-      </w:r>
-      <w:r>
+      <w:r>
+        <w:rPr>
+          <w:szCs w:val="28"/>
+        </w:rPr>
+        <w:t>Шаблоны истории чата и истории диалога с ИИ формируют документ с полной хронологией сообщений, что позволяет сохранять результаты обсуждений и историю формирования рекомендаций ИИ.</w:t>
+      </w:r>
+      <w:r>
+        <w:rPr>
+          <w:szCs w:val="28"/>
+        </w:rPr>
+        <w:t xml:space="preserve"> </w:t>
+      </w:r>
+      <w:r>
+        <w:t>Шаблоны представлены в приложении Г на рисунках Г.2 и Г.3 соответственно.</w:t>
+      </w:r>
+    </w:p>
+    <w:p>
+      <w:pPr>
+        <w:rPr>
+          <w:b/>
+          <w:bCs/>
+        </w:rPr>
+      </w:pPr>
+      <w:r>
+        <w:rPr>
+          <w:b/>
+          <w:bCs/>
+        </w:rPr>
+        <w:t>2.3 Разработка структуры программного продукта</w:t>
+      </w:r>
+    </w:p>
+    <w:p>
+      <w:pPr>
+        <w:rPr>
+          <w:szCs w:val="28"/>
+        </w:rPr>
+      </w:pPr>
+      <w:r>
+        <w:rPr>
+          <w:szCs w:val="28"/>
+        </w:rPr>
+        <w:t>Так как система представляет собой веб‑приложение, была составлена функциональная схема веб‑клиента, включающая публичную часть (до авторизации) и внутреннюю часть (после авторизации).</w:t>
+      </w:r>
+      <w:r>
+        <w:rPr>
+          <w:szCs w:val="28"/>
+        </w:rPr>
+        <w:t xml:space="preserve"> </w:t>
+      </w:r>
+      <w:r>
+        <w:rPr>
+          <w:szCs w:val="28"/>
+        </w:rPr>
+        <w:t xml:space="preserve">После запуска приложения пользователь попадает в окно публичной части, откуда ему доступны окна «Авторизация», «Регистрация», «Восстановление пароля», а также окно «Ошибочного пути» (страница 404) и окно «Краткой информации» о системе. В окне «Авторизация» пользователь вводит учетные данные и выполняет вход в систему. В окне «Регистрация» пользователь создает новую учетную запись, после чего может перейти к авторизации. Окно «Восстановление пароля» позволяет инициировать восстановление доступа к аккаунту в случае утери пароля. Окно «Ошибочного пути» отображается при переходе на </w:t>
+      </w:r>
+      <w:r>
+        <w:rPr>
+          <w:szCs w:val="28"/>
+        </w:rPr>
         <w:lastRenderedPageBreak/>
-        <w:t xml:space="preserve">позволяет описывать внешний вид компонентов прямо в разметке, сокращать объём собственных CSS‑файлов и быстро создавать современный адаптивный интерфейс. Модульность и гибкость </w:t>
-      </w:r>
-      <w:proofErr w:type="spellStart"/>
-      <w:r>
-        <w:t>Tailwind</w:t>
-      </w:r>
-      <w:proofErr w:type="spellEnd"/>
-      <w:r>
-        <w:t xml:space="preserve"> CSS дают возможность легко изменять и развивать дизайн без существенных изменений в структуре приложения.</w:t>
-      </w:r>
-    </w:p>
-    <w:p>
-      <w:pPr>
+        <w:t>несуществующую страницу и предоставляет возможность вернуться к корректным разделам. Окно «Краткой информации» предназначено для ознакомления пользователя с назначением и основными возможностями сервиса до выполнения входа.</w:t>
+      </w:r>
+      <w:r>
+        <w:rPr>
+          <w:szCs w:val="28"/>
+        </w:rPr>
+        <w:t xml:space="preserve"> </w:t>
+      </w:r>
+      <w:r>
+        <w:rPr>
+          <w:szCs w:val="28"/>
+        </w:rPr>
+        <w:t>На рисунке 2.1 изображена функциональная схема публичной части веб‑приложения.</w:t>
+      </w:r>
+    </w:p>
+    <w:p>
+      <w:pPr>
+        <w:rPr>
+          <w:szCs w:val="28"/>
+        </w:rPr>
+      </w:pPr>
+      <w:r>
+        <w:rPr>
+          <w:noProof/>
+        </w:rPr>
+        <w:drawing>
+          <wp:inline distT="0" distB="0" distL="0" distR="0" wp14:anchorId="48712E1C" wp14:editId="50267012">
+            <wp:extent cx="5724525" cy="3629025"/>
+            <wp:effectExtent l="19050" t="19050" r="28575" b="28575"/>
+            <wp:docPr id="1" name="Рисунок 1"/>
+            <wp:cNvGraphicFramePr>
+              <a:graphicFrameLocks xmlns:a="http://schemas.openxmlformats.org/drawingml/2006/main" noChangeAspect="1"/>
+            </wp:cNvGraphicFramePr>
+            <a:graphic xmlns:a="http://schemas.openxmlformats.org/drawingml/2006/main">
+              <a:graphicData uri="http://schemas.openxmlformats.org/drawingml/2006/picture">
+                <pic:pic xmlns:pic="http://schemas.openxmlformats.org/drawingml/2006/picture">
+                  <pic:nvPicPr>
+                    <pic:cNvPr id="0" name="Picture 1"/>
+                    <pic:cNvPicPr>
+                      <a:picLocks noChangeAspect="1" noChangeArrowheads="1"/>
+                    </pic:cNvPicPr>
+                  </pic:nvPicPr>
+                  <pic:blipFill>
+                    <a:blip r:embed="rId20">
+                      <a:extLst>
+                        <a:ext uri="{28A0092B-C50C-407E-A947-70E740481C1C}">
+                          <a14:useLocalDpi xmlns:a14="http://schemas.microsoft.com/office/drawing/2010/main" val="0"/>
+                        </a:ext>
+                      </a:extLst>
+                    </a:blip>
+                    <a:srcRect/>
+                    <a:stretch>
+                      <a:fillRect/>
+                    </a:stretch>
+                  </pic:blipFill>
+                  <pic:spPr bwMode="auto">
+                    <a:xfrm>
+                      <a:off x="0" y="0"/>
+                      <a:ext cx="5724525" cy="3629025"/>
+                    </a:xfrm>
+                    <a:prstGeom prst="rect">
+                      <a:avLst/>
+                    </a:prstGeom>
+                    <a:noFill/>
+                    <a:ln>
+                      <a:solidFill>
+                        <a:schemeClr val="tx1"/>
+                      </a:solidFill>
+                    </a:ln>
+                  </pic:spPr>
+                </pic:pic>
+              </a:graphicData>
+            </a:graphic>
+          </wp:inline>
+        </w:drawing>
+      </w:r>
+    </w:p>
+    <w:p>
+      <w:pPr>
+        <w:jc w:val="center"/>
+        <w:rPr>
+          <w:color w:val="000000" w:themeColor="text1"/>
+        </w:rPr>
+      </w:pPr>
+      <w:r>
+        <w:rPr>
+          <w:color w:val="000000" w:themeColor="text1"/>
+        </w:rPr>
+        <w:t xml:space="preserve">Рисунок </w:t>
+      </w:r>
+      <w:r>
+        <w:rPr>
+          <w:color w:val="000000" w:themeColor="text1"/>
+        </w:rPr>
+        <w:t>2</w:t>
+      </w:r>
+      <w:r>
+        <w:rPr>
+          <w:color w:val="000000" w:themeColor="text1"/>
+        </w:rPr>
+        <w:t>.</w:t>
+      </w:r>
+      <w:r>
+        <w:rPr>
+          <w:color w:val="000000" w:themeColor="text1"/>
+        </w:rPr>
+        <w:t>1</w:t>
+      </w:r>
+      <w:r>
+        <w:rPr>
+          <w:color w:val="000000" w:themeColor="text1"/>
+        </w:rPr>
+        <w:t xml:space="preserve"> –</w:t>
+      </w:r>
+      <w:r>
+        <w:rPr>
+          <w:color w:val="000000" w:themeColor="text1"/>
+        </w:rPr>
+        <w:t xml:space="preserve"> </w:t>
+      </w:r>
+      <w:r>
+        <w:rPr>
+          <w:color w:val="000000" w:themeColor="text1"/>
+        </w:rPr>
+        <w:t>Функциональная схема публичной части веб-приложения</w:t>
+      </w:r>
+    </w:p>
+    <w:p>
+      <w:pPr>
+        <w:rPr>
+          <w:color w:val="000000" w:themeColor="text1"/>
+        </w:rPr>
+      </w:pPr>
+      <w:r>
+        <w:rPr>
+          <w:color w:val="000000" w:themeColor="text1"/>
+        </w:rPr>
+        <w:t>После успешной авторизации пользователю становится доступен основной функционал системы. Из внутренней части пользователь может перейти к следующим разделам: «Профиль», «Смена пароля», «Списки задач/дорожные карты», «Просмотр конкретного списка и его задач», «Команды», «Списки задач команды», «Чаты», «Просмотр конкретного чата», «Поиск пользователей», а также к окну интерфейса общения с ИИ‑чатом и истории ИИ‑диалогов.</w:t>
+      </w:r>
+      <w:r>
+        <w:rPr>
+          <w:color w:val="000000" w:themeColor="text1"/>
+        </w:rPr>
+        <w:t xml:space="preserve"> </w:t>
+      </w:r>
+      <w:r>
+        <w:rPr>
+          <w:color w:val="000000" w:themeColor="text1"/>
+        </w:rPr>
+        <w:t xml:space="preserve">Раздел «Профиль» предназначен для просмотра и редактирования данных пользователя. Из него пользователь может перейти в окно «Смена пароля», где выполняется обновление пароля для повышения безопасности учетной записи. Раздел «Списки задач» позволяет просматривать созданные пользователем планы и переходить к детальному окну выбранного списка, где отображаются задачи, их порядок и </w:t>
+      </w:r>
+      <w:r>
+        <w:rPr>
+          <w:color w:val="000000" w:themeColor="text1"/>
+        </w:rPr>
+        <w:lastRenderedPageBreak/>
+        <w:t>статус выполнения, а также выполняется управление задачами (добавление, изменение, отметка выполнения). Раздел «Команды» предоставляет возможность просматривать и создавать команды, а также переходить к командным данным. В окне «Списки задач команды» пользователь просматривает планы, доступные участникам команды, и использует их для с</w:t>
+      </w:r>
+      <w:r>
         <w:rPr>
           <w:rFonts w:cs="Times New Roman"/>
-        </w:rPr>
-      </w:pPr>
-      <w:r>
-        <w:rPr>
-          <w:rFonts w:cs="Times New Roman"/>
-        </w:rPr>
-        <w:t xml:space="preserve">Взаимодействие с внешним сервисом искусственного интеллекта реализовано через специализированный сервисный класс на стороне </w:t>
-      </w:r>
-      <w:proofErr w:type="spellStart"/>
-      <w:r>
-        <w:rPr>
-          <w:rFonts w:cs="Times New Roman"/>
-        </w:rPr>
-        <w:t>backend</w:t>
-      </w:r>
-      <w:proofErr w:type="spellEnd"/>
-      <w:r>
-        <w:rPr>
-          <w:rFonts w:cs="Times New Roman"/>
-        </w:rPr>
-        <w:t xml:space="preserve">‑приложения. Для этого используется HTTP‑клиент с поддержкой асинхронных запросов, который отправляет </w:t>
-      </w:r>
-      <w:proofErr w:type="spellStart"/>
-      <w:r>
-        <w:rPr>
-          <w:rFonts w:cs="Times New Roman"/>
-        </w:rPr>
-        <w:t>промт</w:t>
-      </w:r>
-      <w:proofErr w:type="spellEnd"/>
-      <w:r>
-        <w:rPr>
-          <w:rFonts w:cs="Times New Roman"/>
-        </w:rPr>
-        <w:t xml:space="preserve"> и текст цели в AI‑сервис и получает структурированный ответ в формате JSON. Обработчик на стороне </w:t>
-      </w:r>
-      <w:proofErr w:type="spellStart"/>
-      <w:r>
-        <w:rPr>
-          <w:rFonts w:cs="Times New Roman"/>
-        </w:rPr>
-        <w:t>FastAPI</w:t>
-      </w:r>
-      <w:proofErr w:type="spellEnd"/>
-      <w:r>
-        <w:rPr>
-          <w:rFonts w:cs="Times New Roman"/>
-        </w:rPr>
-        <w:t xml:space="preserve"> проводит валидацию ответа, преобразует его в внутренние структуры данных и сохраняет результа</w:t>
-      </w:r>
-      <w:r>
-        <w:rPr>
-          <w:rFonts w:cs="Times New Roman"/>
-        </w:rPr>
-        <w:t>т</w:t>
-      </w:r>
-      <w:r>
-        <w:rPr>
-          <w:rFonts w:cs="Times New Roman"/>
-        </w:rPr>
-        <w:t>ы в базе данных. Такой подход обеспечивает чёткое разделение ответственности: Python‑</w:t>
-      </w:r>
-      <w:proofErr w:type="spellStart"/>
-      <w:r>
-        <w:rPr>
-          <w:rFonts w:cs="Times New Roman"/>
-        </w:rPr>
-        <w:t>backend</w:t>
-      </w:r>
-      <w:proofErr w:type="spellEnd"/>
-      <w:r>
-        <w:rPr>
-          <w:rFonts w:cs="Times New Roman"/>
-        </w:rPr>
-        <w:t xml:space="preserve"> отвечает за бизнес‑логику и хранение данных, а внешний AI‑сервис </w:t>
-      </w:r>
-      <w:r>
-        <w:rPr>
-          <w:rFonts w:cs="Times New Roman"/>
-        </w:rPr>
-        <w:t>–</w:t>
-      </w:r>
-      <w:r>
-        <w:rPr>
-          <w:rFonts w:cs="Times New Roman"/>
-        </w:rPr>
-        <w:t xml:space="preserve"> за генерацию содержания задач на основе пользовательской цели.</w:t>
-      </w:r>
-    </w:p>
-    <w:p>
-      <w:pPr>
-        <w:rPr>
-          <w:rFonts w:cs="Times New Roman"/>
-        </w:rPr>
-      </w:pPr>
-      <w:r>
-        <w:rPr>
-          <w:rFonts w:cs="Times New Roman"/>
-        </w:rPr>
-        <w:t xml:space="preserve">В совокупности выбранный стек технологий — </w:t>
-      </w:r>
-      <w:proofErr w:type="spellStart"/>
-      <w:r>
-        <w:rPr>
-          <w:rFonts w:cs="Times New Roman"/>
-        </w:rPr>
-        <w:t>FastAPI</w:t>
-      </w:r>
-      <w:proofErr w:type="spellEnd"/>
-      <w:r>
-        <w:rPr>
-          <w:rFonts w:cs="Times New Roman"/>
-        </w:rPr>
-        <w:t xml:space="preserve"> и Python для серверной части, </w:t>
-      </w:r>
-      <w:proofErr w:type="spellStart"/>
-      <w:r>
-        <w:rPr>
-          <w:rFonts w:cs="Times New Roman"/>
-        </w:rPr>
-        <w:t>PostgreSQL</w:t>
-      </w:r>
-      <w:proofErr w:type="spellEnd"/>
-      <w:r>
-        <w:rPr>
-          <w:rFonts w:cs="Times New Roman"/>
-        </w:rPr>
-        <w:t xml:space="preserve"> для хранения данных, </w:t>
-      </w:r>
-      <w:proofErr w:type="spellStart"/>
-      <w:r>
-        <w:rPr>
-          <w:rFonts w:cs="Times New Roman"/>
-        </w:rPr>
-        <w:t>TypeScript</w:t>
-      </w:r>
-      <w:proofErr w:type="spellEnd"/>
-      <w:r>
-        <w:rPr>
-          <w:rFonts w:cs="Times New Roman"/>
-        </w:rPr>
-        <w:t xml:space="preserve">, </w:t>
-      </w:r>
-      <w:proofErr w:type="spellStart"/>
-      <w:r>
-        <w:rPr>
-          <w:rFonts w:cs="Times New Roman"/>
-        </w:rPr>
-        <w:t>React</w:t>
-      </w:r>
-      <w:proofErr w:type="spellEnd"/>
-      <w:r>
-        <w:rPr>
-          <w:rFonts w:cs="Times New Roman"/>
-        </w:rPr>
-        <w:t xml:space="preserve">, </w:t>
-      </w:r>
-      <w:proofErr w:type="spellStart"/>
-      <w:r>
-        <w:rPr>
-          <w:rFonts w:cs="Times New Roman"/>
-        </w:rPr>
-        <w:t>Vite</w:t>
-      </w:r>
-      <w:proofErr w:type="spellEnd"/>
-      <w:r>
-        <w:rPr>
-          <w:rFonts w:cs="Times New Roman"/>
-        </w:rPr>
-        <w:t xml:space="preserve"> и </w:t>
-      </w:r>
-      <w:proofErr w:type="spellStart"/>
-      <w:r>
-        <w:rPr>
-          <w:rFonts w:cs="Times New Roman"/>
-        </w:rPr>
-        <w:t>Tailwind</w:t>
-      </w:r>
-      <w:proofErr w:type="spellEnd"/>
-      <w:r>
-        <w:rPr>
-          <w:rFonts w:cs="Times New Roman"/>
-        </w:rPr>
-        <w:t xml:space="preserve"> CSS для веб‑клиента, а также интеграция с внешним AI‑сервисом — обеспечивает надёжную основу для разработки, масштабирования и сопровождения системы декомпозиции целей, обеспечивая удобный интерфейс для пользователей и гибкую архитектуру для дальнейшего развития функционала.</w:t>
-      </w:r>
-    </w:p>
-    <w:p>
-      <w:pPr>
-        <w:rPr>
-          <w:rFonts w:cs="Times New Roman"/>
-        </w:rPr>
-      </w:pPr>
+          <w:color w:val="000000" w:themeColor="text1"/>
+        </w:rPr>
+        <w:t>о</w:t>
+      </w:r>
+      <w:r>
+        <w:rPr>
+          <w:color w:val="000000" w:themeColor="text1"/>
+        </w:rPr>
+        <w:t>вместной работы. Раздел «Чаты» предназначен для общения: пользователь выбирает нужный диалог и переходит в окно конкретного чата для просмотра истории сообщений и отправки новых. Окно «Поиск пользователей» используется для поиска пользователей системы. Отдельный функциональный блок составляет интерфейс ИИ‑чата, который позволяет вести диалог с ИИ, получать рекомендации по декомпозиции целей и просматривать историю предыдущих обращений.</w:t>
+      </w:r>
+      <w:r>
+        <w:rPr>
+          <w:color w:val="000000" w:themeColor="text1"/>
+        </w:rPr>
+        <w:t xml:space="preserve"> </w:t>
+      </w:r>
+      <w:r>
+        <w:rPr>
+          <w:color w:val="000000" w:themeColor="text1"/>
+        </w:rPr>
+        <w:t>На рисунке 2.2 изображена функциональная схема внутренней части веб‑приложения</w:t>
+      </w:r>
+      <w:r>
+        <w:rPr>
+          <w:color w:val="000000" w:themeColor="text1"/>
+        </w:rPr>
+        <w:t>.</w:t>
+      </w:r>
+    </w:p>
+    <w:p>
+      <w:pPr>
+        <w:rPr>
+          <w:color w:val="000000" w:themeColor="text1"/>
+        </w:rPr>
+      </w:pPr>
+      <w:r>
+        <w:rPr>
+          <w:noProof/>
+        </w:rPr>
+        <w:drawing>
+          <wp:inline distT="0" distB="0" distL="0" distR="0" wp14:anchorId="373A1943" wp14:editId="0919EC28">
+            <wp:extent cx="5695315" cy="2687206"/>
+            <wp:effectExtent l="19050" t="19050" r="19685" b="18415"/>
+            <wp:docPr id="2" name="Рисунок 2"/>
+            <wp:cNvGraphicFramePr>
+              <a:graphicFrameLocks xmlns:a="http://schemas.openxmlformats.org/drawingml/2006/main" noChangeAspect="1"/>
+            </wp:cNvGraphicFramePr>
+            <a:graphic xmlns:a="http://schemas.openxmlformats.org/drawingml/2006/main">
+              <a:graphicData uri="http://schemas.openxmlformats.org/drawingml/2006/picture">
+                <pic:pic xmlns:pic="http://schemas.openxmlformats.org/drawingml/2006/picture">
+                  <pic:nvPicPr>
+                    <pic:cNvPr id="0" name="Picture 3"/>
+                    <pic:cNvPicPr>
+                      <a:picLocks noChangeAspect="1" noChangeArrowheads="1"/>
+                    </pic:cNvPicPr>
+                  </pic:nvPicPr>
+                  <pic:blipFill>
+                    <a:blip r:embed="rId21">
+                      <a:extLst>
+                        <a:ext uri="{28A0092B-C50C-407E-A947-70E740481C1C}">
+                          <a14:useLocalDpi xmlns:a14="http://schemas.microsoft.com/office/drawing/2010/main" val="0"/>
+                        </a:ext>
+                      </a:extLst>
+                    </a:blip>
+                    <a:srcRect/>
+                    <a:stretch>
+                      <a:fillRect/>
+                    </a:stretch>
+                  </pic:blipFill>
+                  <pic:spPr bwMode="auto">
+                    <a:xfrm>
+                      <a:off x="0" y="0"/>
+                      <a:ext cx="5702539" cy="2690615"/>
+                    </a:xfrm>
+                    <a:prstGeom prst="rect">
+                      <a:avLst/>
+                    </a:prstGeom>
+                    <a:noFill/>
+                    <a:ln>
+                      <a:solidFill>
+                        <a:schemeClr val="tx1"/>
+                      </a:solidFill>
+                    </a:ln>
+                  </pic:spPr>
+                </pic:pic>
+              </a:graphicData>
+            </a:graphic>
+          </wp:inline>
+        </w:drawing>
+      </w:r>
+    </w:p>
+    <w:p>
+      <w:pPr>
+        <w:jc w:val="center"/>
+        <w:rPr>
+          <w:color w:val="000000" w:themeColor="text1"/>
+        </w:rPr>
+      </w:pPr>
+      <w:r>
+        <w:rPr>
+          <w:color w:val="000000" w:themeColor="text1"/>
+        </w:rPr>
+        <w:t xml:space="preserve">Рисунок </w:t>
+      </w:r>
+      <w:r>
+        <w:rPr>
+          <w:color w:val="000000" w:themeColor="text1"/>
+        </w:rPr>
+        <w:t>2</w:t>
+      </w:r>
+      <w:r>
+        <w:rPr>
+          <w:color w:val="000000" w:themeColor="text1"/>
+        </w:rPr>
+        <w:t>.</w:t>
+      </w:r>
+      <w:r>
+        <w:rPr>
+          <w:color w:val="000000" w:themeColor="text1"/>
+        </w:rPr>
+        <w:t>2</w:t>
+      </w:r>
+      <w:r>
+        <w:rPr>
+          <w:color w:val="000000" w:themeColor="text1"/>
+        </w:rPr>
+        <w:t xml:space="preserve"> –</w:t>
+      </w:r>
+      <w:r>
+        <w:rPr>
+          <w:color w:val="000000" w:themeColor="text1"/>
+        </w:rPr>
+        <w:t xml:space="preserve"> Функциональная схема </w:t>
+      </w:r>
+      <w:r>
+        <w:rPr>
+          <w:color w:val="000000" w:themeColor="text1"/>
+        </w:rPr>
+        <w:t>внутренней</w:t>
+      </w:r>
+      <w:r>
+        <w:rPr>
+          <w:color w:val="000000" w:themeColor="text1"/>
+        </w:rPr>
+        <w:t xml:space="preserve"> части веб-приложения</w:t>
+      </w:r>
+    </w:p>
+    <w:p>
+      <w:pPr>
+        <w:rPr>
+          <w:b/>
+          <w:bCs/>
+          <w:szCs w:val="28"/>
+        </w:rPr>
+      </w:pPr>
+      <w:r>
+        <w:rPr>
+          <w:b/>
+          <w:bCs/>
+          <w:szCs w:val="28"/>
+        </w:rPr>
+        <w:t>2.4 Описание процедур и функций</w:t>
+      </w:r>
     </w:p>
     <w:sectPr>
-      <w:headerReference w:type="default" r:id="rId20"/>
+      <w:headerReference w:type="default" r:id="rId22"/>
       <w:pgSz w:w="11906" w:h="16838"/>
       <w:pgMar w:top="992" w:right="709" w:bottom="1843" w:left="1418" w:header="0" w:footer="567" w:gutter="0"/>
       <w:cols w:space="708"/>
@@ -10753,6 +12620,233 @@
     </w:lvl>
   </w:abstractNum>
   <w:abstractNum w:abstractNumId="2" w15:restartNumberingAfterBreak="0">
+    <w:nsid w:val="0CE85AD4"/>
+    <w:multiLevelType w:val="hybridMultilevel"/>
+    <w:tmpl w:val="7772AFD2"/>
+    <w:lvl w:ilvl="0" w:tplc="5DACF412">
+      <w:start w:val="1"/>
+      <w:numFmt w:val="bullet"/>
+      <w:suff w:val="space"/>
+      <w:lvlText w:val=""/>
+      <w:lvlJc w:val="left"/>
+      <w:pPr>
+        <w:ind w:left="1429" w:hanging="360"/>
+      </w:pPr>
+      <w:rPr>
+        <w:rFonts w:ascii="Symbol" w:hAnsi="Symbol" w:hint="default"/>
+      </w:rPr>
+    </w:lvl>
+    <w:lvl w:ilvl="1" w:tplc="FFFFFFFF" w:tentative="1">
+      <w:start w:val="1"/>
+      <w:numFmt w:val="bullet"/>
+      <w:lvlText w:val="o"/>
+      <w:lvlJc w:val="left"/>
+      <w:pPr>
+        <w:ind w:left="2149" w:hanging="360"/>
+      </w:pPr>
+      <w:rPr>
+        <w:rFonts w:ascii="Courier New" w:hAnsi="Courier New" w:cs="Courier New" w:hint="default"/>
+      </w:rPr>
+    </w:lvl>
+    <w:lvl w:ilvl="2" w:tplc="FFFFFFFF" w:tentative="1">
+      <w:start w:val="1"/>
+      <w:numFmt w:val="bullet"/>
+      <w:lvlText w:val=""/>
+      <w:lvlJc w:val="left"/>
+      <w:pPr>
+        <w:ind w:left="2869" w:hanging="360"/>
+      </w:pPr>
+      <w:rPr>
+        <w:rFonts w:ascii="Wingdings" w:hAnsi="Wingdings" w:hint="default"/>
+      </w:rPr>
+    </w:lvl>
+    <w:lvl w:ilvl="3" w:tplc="FFFFFFFF" w:tentative="1">
+      <w:start w:val="1"/>
+      <w:numFmt w:val="bullet"/>
+      <w:lvlText w:val=""/>
+      <w:lvlJc w:val="left"/>
+      <w:pPr>
+        <w:ind w:left="3589" w:hanging="360"/>
+      </w:pPr>
+      <w:rPr>
+        <w:rFonts w:ascii="Symbol" w:hAnsi="Symbol" w:hint="default"/>
+      </w:rPr>
+    </w:lvl>
+    <w:lvl w:ilvl="4" w:tplc="FFFFFFFF" w:tentative="1">
+      <w:start w:val="1"/>
+      <w:numFmt w:val="bullet"/>
+      <w:lvlText w:val="o"/>
+      <w:lvlJc w:val="left"/>
+      <w:pPr>
+        <w:ind w:left="4309" w:hanging="360"/>
+      </w:pPr>
+      <w:rPr>
+        <w:rFonts w:ascii="Courier New" w:hAnsi="Courier New" w:cs="Courier New" w:hint="default"/>
+      </w:rPr>
+    </w:lvl>
+    <w:lvl w:ilvl="5" w:tplc="FFFFFFFF" w:tentative="1">
+      <w:start w:val="1"/>
+      <w:numFmt w:val="bullet"/>
+      <w:lvlText w:val=""/>
+      <w:lvlJc w:val="left"/>
+      <w:pPr>
+        <w:ind w:left="5029" w:hanging="360"/>
+      </w:pPr>
+      <w:rPr>
+        <w:rFonts w:ascii="Wingdings" w:hAnsi="Wingdings" w:hint="default"/>
+      </w:rPr>
+    </w:lvl>
+    <w:lvl w:ilvl="6" w:tplc="FFFFFFFF" w:tentative="1">
+      <w:start w:val="1"/>
+      <w:numFmt w:val="bullet"/>
+      <w:lvlText w:val=""/>
+      <w:lvlJc w:val="left"/>
+      <w:pPr>
+        <w:ind w:left="5749" w:hanging="360"/>
+      </w:pPr>
+      <w:rPr>
+        <w:rFonts w:ascii="Symbol" w:hAnsi="Symbol" w:hint="default"/>
+      </w:rPr>
+    </w:lvl>
+    <w:lvl w:ilvl="7" w:tplc="FFFFFFFF" w:tentative="1">
+      <w:start w:val="1"/>
+      <w:numFmt w:val="bullet"/>
+      <w:lvlText w:val="o"/>
+      <w:lvlJc w:val="left"/>
+      <w:pPr>
+        <w:ind w:left="6469" w:hanging="360"/>
+      </w:pPr>
+      <w:rPr>
+        <w:rFonts w:ascii="Courier New" w:hAnsi="Courier New" w:cs="Courier New" w:hint="default"/>
+      </w:rPr>
+    </w:lvl>
+    <w:lvl w:ilvl="8" w:tplc="FFFFFFFF" w:tentative="1">
+      <w:start w:val="1"/>
+      <w:numFmt w:val="bullet"/>
+      <w:lvlText w:val=""/>
+      <w:lvlJc w:val="left"/>
+      <w:pPr>
+        <w:ind w:left="7189" w:hanging="360"/>
+      </w:pPr>
+      <w:rPr>
+        <w:rFonts w:ascii="Wingdings" w:hAnsi="Wingdings" w:hint="default"/>
+      </w:rPr>
+    </w:lvl>
+  </w:abstractNum>
+  <w:abstractNum w:abstractNumId="3" w15:restartNumberingAfterBreak="0">
+    <w:nsid w:val="234367D1"/>
+    <w:multiLevelType w:val="hybridMultilevel"/>
+    <w:tmpl w:val="0164C88A"/>
+    <w:lvl w:ilvl="0" w:tplc="0E38DF54">
+      <w:start w:val="1"/>
+      <w:numFmt w:val="bullet"/>
+      <w:lvlText w:val=""/>
+      <w:lvlJc w:val="left"/>
+      <w:pPr>
+        <w:ind w:left="1429" w:hanging="360"/>
+      </w:pPr>
+      <w:rPr>
+        <w:rFonts w:ascii="Symbol" w:hAnsi="Symbol" w:hint="default"/>
+      </w:rPr>
+    </w:lvl>
+    <w:lvl w:ilvl="1" w:tplc="04190003" w:tentative="1">
+      <w:start w:val="1"/>
+      <w:numFmt w:val="bullet"/>
+      <w:lvlText w:val="o"/>
+      <w:lvlJc w:val="left"/>
+      <w:pPr>
+        <w:ind w:left="2149" w:hanging="360"/>
+      </w:pPr>
+      <w:rPr>
+        <w:rFonts w:ascii="Courier New" w:hAnsi="Courier New" w:cs="Courier New" w:hint="default"/>
+      </w:rPr>
+    </w:lvl>
+    <w:lvl w:ilvl="2" w:tplc="04190005" w:tentative="1">
+      <w:start w:val="1"/>
+      <w:numFmt w:val="bullet"/>
+      <w:lvlText w:val=""/>
+      <w:lvlJc w:val="left"/>
+      <w:pPr>
+        <w:ind w:left="2869" w:hanging="360"/>
+      </w:pPr>
+      <w:rPr>
+        <w:rFonts w:ascii="Wingdings" w:hAnsi="Wingdings" w:hint="default"/>
+      </w:rPr>
+    </w:lvl>
+    <w:lvl w:ilvl="3" w:tplc="04190001" w:tentative="1">
+      <w:start w:val="1"/>
+      <w:numFmt w:val="bullet"/>
+      <w:lvlText w:val=""/>
+      <w:lvlJc w:val="left"/>
+      <w:pPr>
+        <w:ind w:left="3589" w:hanging="360"/>
+      </w:pPr>
+      <w:rPr>
+        <w:rFonts w:ascii="Symbol" w:hAnsi="Symbol" w:hint="default"/>
+      </w:rPr>
+    </w:lvl>
+    <w:lvl w:ilvl="4" w:tplc="04190003" w:tentative="1">
+      <w:start w:val="1"/>
+      <w:numFmt w:val="bullet"/>
+      <w:lvlText w:val="o"/>
+      <w:lvlJc w:val="left"/>
+      <w:pPr>
+        <w:ind w:left="4309" w:hanging="360"/>
+      </w:pPr>
+      <w:rPr>
+        <w:rFonts w:ascii="Courier New" w:hAnsi="Courier New" w:cs="Courier New" w:hint="default"/>
+      </w:rPr>
+    </w:lvl>
+    <w:lvl w:ilvl="5" w:tplc="04190005" w:tentative="1">
+      <w:start w:val="1"/>
+      <w:numFmt w:val="bullet"/>
+      <w:lvlText w:val=""/>
+      <w:lvlJc w:val="left"/>
+      <w:pPr>
+        <w:ind w:left="5029" w:hanging="360"/>
+      </w:pPr>
+      <w:rPr>
+        <w:rFonts w:ascii="Wingdings" w:hAnsi="Wingdings" w:hint="default"/>
+      </w:rPr>
+    </w:lvl>
+    <w:lvl w:ilvl="6" w:tplc="04190001" w:tentative="1">
+      <w:start w:val="1"/>
+      <w:numFmt w:val="bullet"/>
+      <w:lvlText w:val=""/>
+      <w:lvlJc w:val="left"/>
+      <w:pPr>
+        <w:ind w:left="5749" w:hanging="360"/>
+      </w:pPr>
+      <w:rPr>
+        <w:rFonts w:ascii="Symbol" w:hAnsi="Symbol" w:hint="default"/>
+      </w:rPr>
+    </w:lvl>
+    <w:lvl w:ilvl="7" w:tplc="04190003" w:tentative="1">
+      <w:start w:val="1"/>
+      <w:numFmt w:val="bullet"/>
+      <w:lvlText w:val="o"/>
+      <w:lvlJc w:val="left"/>
+      <w:pPr>
+        <w:ind w:left="6469" w:hanging="360"/>
+      </w:pPr>
+      <w:rPr>
+        <w:rFonts w:ascii="Courier New" w:hAnsi="Courier New" w:cs="Courier New" w:hint="default"/>
+      </w:rPr>
+    </w:lvl>
+    <w:lvl w:ilvl="8" w:tplc="04190005" w:tentative="1">
+      <w:start w:val="1"/>
+      <w:numFmt w:val="bullet"/>
+      <w:lvlText w:val=""/>
+      <w:lvlJc w:val="left"/>
+      <w:pPr>
+        <w:ind w:left="7189" w:hanging="360"/>
+      </w:pPr>
+      <w:rPr>
+        <w:rFonts w:ascii="Wingdings" w:hAnsi="Wingdings" w:hint="default"/>
+      </w:rPr>
+    </w:lvl>
+  </w:abstractNum>
+  <w:abstractNum w:abstractNumId="4" w15:restartNumberingAfterBreak="0">
     <w:nsid w:val="2A833014"/>
     <w:multiLevelType w:val="hybridMultilevel"/>
     <w:tmpl w:val="517455A2"/>
@@ -10866,7 +12960,234 @@
       </w:rPr>
     </w:lvl>
   </w:abstractNum>
-  <w:abstractNum w:abstractNumId="3" w15:restartNumberingAfterBreak="0">
+  <w:abstractNum w:abstractNumId="5" w15:restartNumberingAfterBreak="0">
+    <w:nsid w:val="4236506B"/>
+    <w:multiLevelType w:val="hybridMultilevel"/>
+    <w:tmpl w:val="B632188C"/>
+    <w:lvl w:ilvl="0" w:tplc="0E38DF54">
+      <w:start w:val="1"/>
+      <w:numFmt w:val="bullet"/>
+      <w:lvlText w:val=""/>
+      <w:lvlJc w:val="left"/>
+      <w:pPr>
+        <w:ind w:left="1429" w:hanging="360"/>
+      </w:pPr>
+      <w:rPr>
+        <w:rFonts w:ascii="Symbol" w:hAnsi="Symbol" w:hint="default"/>
+      </w:rPr>
+    </w:lvl>
+    <w:lvl w:ilvl="1" w:tplc="04190003" w:tentative="1">
+      <w:start w:val="1"/>
+      <w:numFmt w:val="bullet"/>
+      <w:lvlText w:val="o"/>
+      <w:lvlJc w:val="left"/>
+      <w:pPr>
+        <w:ind w:left="2149" w:hanging="360"/>
+      </w:pPr>
+      <w:rPr>
+        <w:rFonts w:ascii="Courier New" w:hAnsi="Courier New" w:cs="Courier New" w:hint="default"/>
+      </w:rPr>
+    </w:lvl>
+    <w:lvl w:ilvl="2" w:tplc="04190005" w:tentative="1">
+      <w:start w:val="1"/>
+      <w:numFmt w:val="bullet"/>
+      <w:lvlText w:val=""/>
+      <w:lvlJc w:val="left"/>
+      <w:pPr>
+        <w:ind w:left="2869" w:hanging="360"/>
+      </w:pPr>
+      <w:rPr>
+        <w:rFonts w:ascii="Wingdings" w:hAnsi="Wingdings" w:hint="default"/>
+      </w:rPr>
+    </w:lvl>
+    <w:lvl w:ilvl="3" w:tplc="04190001" w:tentative="1">
+      <w:start w:val="1"/>
+      <w:numFmt w:val="bullet"/>
+      <w:lvlText w:val=""/>
+      <w:lvlJc w:val="left"/>
+      <w:pPr>
+        <w:ind w:left="3589" w:hanging="360"/>
+      </w:pPr>
+      <w:rPr>
+        <w:rFonts w:ascii="Symbol" w:hAnsi="Symbol" w:hint="default"/>
+      </w:rPr>
+    </w:lvl>
+    <w:lvl w:ilvl="4" w:tplc="04190003" w:tentative="1">
+      <w:start w:val="1"/>
+      <w:numFmt w:val="bullet"/>
+      <w:lvlText w:val="o"/>
+      <w:lvlJc w:val="left"/>
+      <w:pPr>
+        <w:ind w:left="4309" w:hanging="360"/>
+      </w:pPr>
+      <w:rPr>
+        <w:rFonts w:ascii="Courier New" w:hAnsi="Courier New" w:cs="Courier New" w:hint="default"/>
+      </w:rPr>
+    </w:lvl>
+    <w:lvl w:ilvl="5" w:tplc="04190005" w:tentative="1">
+      <w:start w:val="1"/>
+      <w:numFmt w:val="bullet"/>
+      <w:lvlText w:val=""/>
+      <w:lvlJc w:val="left"/>
+      <w:pPr>
+        <w:ind w:left="5029" w:hanging="360"/>
+      </w:pPr>
+      <w:rPr>
+        <w:rFonts w:ascii="Wingdings" w:hAnsi="Wingdings" w:hint="default"/>
+      </w:rPr>
+    </w:lvl>
+    <w:lvl w:ilvl="6" w:tplc="04190001" w:tentative="1">
+      <w:start w:val="1"/>
+      <w:numFmt w:val="bullet"/>
+      <w:lvlText w:val=""/>
+      <w:lvlJc w:val="left"/>
+      <w:pPr>
+        <w:ind w:left="5749" w:hanging="360"/>
+      </w:pPr>
+      <w:rPr>
+        <w:rFonts w:ascii="Symbol" w:hAnsi="Symbol" w:hint="default"/>
+      </w:rPr>
+    </w:lvl>
+    <w:lvl w:ilvl="7" w:tplc="04190003" w:tentative="1">
+      <w:start w:val="1"/>
+      <w:numFmt w:val="bullet"/>
+      <w:lvlText w:val="o"/>
+      <w:lvlJc w:val="left"/>
+      <w:pPr>
+        <w:ind w:left="6469" w:hanging="360"/>
+      </w:pPr>
+      <w:rPr>
+        <w:rFonts w:ascii="Courier New" w:hAnsi="Courier New" w:cs="Courier New" w:hint="default"/>
+      </w:rPr>
+    </w:lvl>
+    <w:lvl w:ilvl="8" w:tplc="04190005" w:tentative="1">
+      <w:start w:val="1"/>
+      <w:numFmt w:val="bullet"/>
+      <w:lvlText w:val=""/>
+      <w:lvlJc w:val="left"/>
+      <w:pPr>
+        <w:ind w:left="7189" w:hanging="360"/>
+      </w:pPr>
+      <w:rPr>
+        <w:rFonts w:ascii="Wingdings" w:hAnsi="Wingdings" w:hint="default"/>
+      </w:rPr>
+    </w:lvl>
+  </w:abstractNum>
+  <w:abstractNum w:abstractNumId="6" w15:restartNumberingAfterBreak="0">
+    <w:nsid w:val="5AD2032B"/>
+    <w:multiLevelType w:val="hybridMultilevel"/>
+    <w:tmpl w:val="502C1680"/>
+    <w:lvl w:ilvl="0" w:tplc="CA243B98">
+      <w:start w:val="1"/>
+      <w:numFmt w:val="bullet"/>
+      <w:suff w:val="space"/>
+      <w:lvlText w:val=""/>
+      <w:lvlJc w:val="left"/>
+      <w:pPr>
+        <w:ind w:left="1429" w:hanging="360"/>
+      </w:pPr>
+      <w:rPr>
+        <w:rFonts w:ascii="Symbol" w:hAnsi="Symbol" w:hint="default"/>
+      </w:rPr>
+    </w:lvl>
+    <w:lvl w:ilvl="1" w:tplc="04190003" w:tentative="1">
+      <w:start w:val="1"/>
+      <w:numFmt w:val="bullet"/>
+      <w:lvlText w:val="o"/>
+      <w:lvlJc w:val="left"/>
+      <w:pPr>
+        <w:ind w:left="2149" w:hanging="360"/>
+      </w:pPr>
+      <w:rPr>
+        <w:rFonts w:ascii="Courier New" w:hAnsi="Courier New" w:cs="Courier New" w:hint="default"/>
+      </w:rPr>
+    </w:lvl>
+    <w:lvl w:ilvl="2" w:tplc="04190005" w:tentative="1">
+      <w:start w:val="1"/>
+      <w:numFmt w:val="bullet"/>
+      <w:lvlText w:val=""/>
+      <w:lvlJc w:val="left"/>
+      <w:pPr>
+        <w:ind w:left="2869" w:hanging="360"/>
+      </w:pPr>
+      <w:rPr>
+        <w:rFonts w:ascii="Wingdings" w:hAnsi="Wingdings" w:hint="default"/>
+      </w:rPr>
+    </w:lvl>
+    <w:lvl w:ilvl="3" w:tplc="04190001" w:tentative="1">
+      <w:start w:val="1"/>
+      <w:numFmt w:val="bullet"/>
+      <w:lvlText w:val=""/>
+      <w:lvlJc w:val="left"/>
+      <w:pPr>
+        <w:ind w:left="3589" w:hanging="360"/>
+      </w:pPr>
+      <w:rPr>
+        <w:rFonts w:ascii="Symbol" w:hAnsi="Symbol" w:hint="default"/>
+      </w:rPr>
+    </w:lvl>
+    <w:lvl w:ilvl="4" w:tplc="04190003" w:tentative="1">
+      <w:start w:val="1"/>
+      <w:numFmt w:val="bullet"/>
+      <w:lvlText w:val="o"/>
+      <w:lvlJc w:val="left"/>
+      <w:pPr>
+        <w:ind w:left="4309" w:hanging="360"/>
+      </w:pPr>
+      <w:rPr>
+        <w:rFonts w:ascii="Courier New" w:hAnsi="Courier New" w:cs="Courier New" w:hint="default"/>
+      </w:rPr>
+    </w:lvl>
+    <w:lvl w:ilvl="5" w:tplc="04190005" w:tentative="1">
+      <w:start w:val="1"/>
+      <w:numFmt w:val="bullet"/>
+      <w:lvlText w:val=""/>
+      <w:lvlJc w:val="left"/>
+      <w:pPr>
+        <w:ind w:left="5029" w:hanging="360"/>
+      </w:pPr>
+      <w:rPr>
+        <w:rFonts w:ascii="Wingdings" w:hAnsi="Wingdings" w:hint="default"/>
+      </w:rPr>
+    </w:lvl>
+    <w:lvl w:ilvl="6" w:tplc="04190001" w:tentative="1">
+      <w:start w:val="1"/>
+      <w:numFmt w:val="bullet"/>
+      <w:lvlText w:val=""/>
+      <w:lvlJc w:val="left"/>
+      <w:pPr>
+        <w:ind w:left="5749" w:hanging="360"/>
+      </w:pPr>
+      <w:rPr>
+        <w:rFonts w:ascii="Symbol" w:hAnsi="Symbol" w:hint="default"/>
+      </w:rPr>
+    </w:lvl>
+    <w:lvl w:ilvl="7" w:tplc="04190003" w:tentative="1">
+      <w:start w:val="1"/>
+      <w:numFmt w:val="bullet"/>
+      <w:lvlText w:val="o"/>
+      <w:lvlJc w:val="left"/>
+      <w:pPr>
+        <w:ind w:left="6469" w:hanging="360"/>
+      </w:pPr>
+      <w:rPr>
+        <w:rFonts w:ascii="Courier New" w:hAnsi="Courier New" w:cs="Courier New" w:hint="default"/>
+      </w:rPr>
+    </w:lvl>
+    <w:lvl w:ilvl="8" w:tplc="04190005" w:tentative="1">
+      <w:start w:val="1"/>
+      <w:numFmt w:val="bullet"/>
+      <w:lvlText w:val=""/>
+      <w:lvlJc w:val="left"/>
+      <w:pPr>
+        <w:ind w:left="7189" w:hanging="360"/>
+      </w:pPr>
+      <w:rPr>
+        <w:rFonts w:ascii="Wingdings" w:hAnsi="Wingdings" w:hint="default"/>
+      </w:rPr>
+    </w:lvl>
+  </w:abstractNum>
+  <w:abstractNum w:abstractNumId="7" w15:restartNumberingAfterBreak="0">
     <w:nsid w:val="5E9D081E"/>
     <w:multiLevelType w:val="multilevel"/>
     <w:tmpl w:val="31FAC168"/>
@@ -10958,17 +13279,146 @@
       </w:pPr>
     </w:lvl>
   </w:abstractNum>
+  <w:abstractNum w:abstractNumId="8" w15:restartNumberingAfterBreak="0">
+    <w:nsid w:val="6AB437FC"/>
+    <w:multiLevelType w:val="hybridMultilevel"/>
+    <w:tmpl w:val="D8FE15E4"/>
+    <w:lvl w:ilvl="0" w:tplc="3DB6C3B6">
+      <w:start w:val="1"/>
+      <w:numFmt w:val="bullet"/>
+      <w:suff w:val="space"/>
+      <w:lvlText w:val=""/>
+      <w:lvlJc w:val="left"/>
+      <w:pPr>
+        <w:ind w:left="1429" w:hanging="360"/>
+      </w:pPr>
+      <w:rPr>
+        <w:rFonts w:ascii="Symbol" w:hAnsi="Symbol" w:hint="default"/>
+      </w:rPr>
+    </w:lvl>
+    <w:lvl w:ilvl="1" w:tplc="04190003" w:tentative="1">
+      <w:start w:val="1"/>
+      <w:numFmt w:val="bullet"/>
+      <w:lvlText w:val="o"/>
+      <w:lvlJc w:val="left"/>
+      <w:pPr>
+        <w:ind w:left="2149" w:hanging="360"/>
+      </w:pPr>
+      <w:rPr>
+        <w:rFonts w:ascii="Courier New" w:hAnsi="Courier New" w:cs="Courier New" w:hint="default"/>
+      </w:rPr>
+    </w:lvl>
+    <w:lvl w:ilvl="2" w:tplc="04190005" w:tentative="1">
+      <w:start w:val="1"/>
+      <w:numFmt w:val="bullet"/>
+      <w:lvlText w:val=""/>
+      <w:lvlJc w:val="left"/>
+      <w:pPr>
+        <w:ind w:left="2869" w:hanging="360"/>
+      </w:pPr>
+      <w:rPr>
+        <w:rFonts w:ascii="Wingdings" w:hAnsi="Wingdings" w:hint="default"/>
+      </w:rPr>
+    </w:lvl>
+    <w:lvl w:ilvl="3" w:tplc="04190001" w:tentative="1">
+      <w:start w:val="1"/>
+      <w:numFmt w:val="bullet"/>
+      <w:lvlText w:val=""/>
+      <w:lvlJc w:val="left"/>
+      <w:pPr>
+        <w:ind w:left="3589" w:hanging="360"/>
+      </w:pPr>
+      <w:rPr>
+        <w:rFonts w:ascii="Symbol" w:hAnsi="Symbol" w:hint="default"/>
+      </w:rPr>
+    </w:lvl>
+    <w:lvl w:ilvl="4" w:tplc="04190003" w:tentative="1">
+      <w:start w:val="1"/>
+      <w:numFmt w:val="bullet"/>
+      <w:lvlText w:val="o"/>
+      <w:lvlJc w:val="left"/>
+      <w:pPr>
+        <w:ind w:left="4309" w:hanging="360"/>
+      </w:pPr>
+      <w:rPr>
+        <w:rFonts w:ascii="Courier New" w:hAnsi="Courier New" w:cs="Courier New" w:hint="default"/>
+      </w:rPr>
+    </w:lvl>
+    <w:lvl w:ilvl="5" w:tplc="04190005" w:tentative="1">
+      <w:start w:val="1"/>
+      <w:numFmt w:val="bullet"/>
+      <w:lvlText w:val=""/>
+      <w:lvlJc w:val="left"/>
+      <w:pPr>
+        <w:ind w:left="5029" w:hanging="360"/>
+      </w:pPr>
+      <w:rPr>
+        <w:rFonts w:ascii="Wingdings" w:hAnsi="Wingdings" w:hint="default"/>
+      </w:rPr>
+    </w:lvl>
+    <w:lvl w:ilvl="6" w:tplc="04190001" w:tentative="1">
+      <w:start w:val="1"/>
+      <w:numFmt w:val="bullet"/>
+      <w:lvlText w:val=""/>
+      <w:lvlJc w:val="left"/>
+      <w:pPr>
+        <w:ind w:left="5749" w:hanging="360"/>
+      </w:pPr>
+      <w:rPr>
+        <w:rFonts w:ascii="Symbol" w:hAnsi="Symbol" w:hint="default"/>
+      </w:rPr>
+    </w:lvl>
+    <w:lvl w:ilvl="7" w:tplc="04190003" w:tentative="1">
+      <w:start w:val="1"/>
+      <w:numFmt w:val="bullet"/>
+      <w:lvlText w:val="o"/>
+      <w:lvlJc w:val="left"/>
+      <w:pPr>
+        <w:ind w:left="6469" w:hanging="360"/>
+      </w:pPr>
+      <w:rPr>
+        <w:rFonts w:ascii="Courier New" w:hAnsi="Courier New" w:cs="Courier New" w:hint="default"/>
+      </w:rPr>
+    </w:lvl>
+    <w:lvl w:ilvl="8" w:tplc="04190005" w:tentative="1">
+      <w:start w:val="1"/>
+      <w:numFmt w:val="bullet"/>
+      <w:lvlText w:val=""/>
+      <w:lvlJc w:val="left"/>
+      <w:pPr>
+        <w:ind w:left="7189" w:hanging="360"/>
+      </w:pPr>
+      <w:rPr>
+        <w:rFonts w:ascii="Wingdings" w:hAnsi="Wingdings" w:hint="default"/>
+      </w:rPr>
+    </w:lvl>
+  </w:abstractNum>
   <w:num w:numId="1">
-    <w:abstractNumId w:val="3"/>
+    <w:abstractNumId w:val="7"/>
   </w:num>
   <w:num w:numId="2">
     <w:abstractNumId w:val="1"/>
   </w:num>
   <w:num w:numId="3">
-    <w:abstractNumId w:val="2"/>
+    <w:abstractNumId w:val="4"/>
   </w:num>
   <w:num w:numId="4">
     <w:abstractNumId w:val="0"/>
+  </w:num>
+  <w:num w:numId="5">
+    <w:abstractNumId w:val="2"/>
+  </w:num>
+  <w:num w:numId="6">
+    <w:abstractNumId w:val="5"/>
+  </w:num>
+  <w:num w:numId="7">
+    <w:abstractNumId w:val="6"/>
+  </w:num>
+  <w:num w:numId="8">
+    <w:abstractNumId w:val="3"/>
+  </w:num>
+  <w:num w:numId="9">
+    <w:abstractNumId w:val="8"/>
   </w:num>
   <w:numIdMacAtCleanup w:val="4"/>
 </w:numbering>
@@ -11373,7 +13823,7 @@
   <w:style w:type="paragraph" w:default="1" w:styleId="a">
     <w:name w:val="Normal"/>
     <w:qFormat/>
-    <w:rsid w:val="009228B0"/>
+    <w:rsid w:val="00346481"/>
     <w:pPr>
       <w:ind w:firstLine="709"/>
     </w:pPr>
@@ -11613,6 +14063,7 @@
   <w:style w:type="character" w:default="1" w:styleId="a0">
     <w:name w:val="Default Paragraph Font"/>
     <w:uiPriority w:val="1"/>
+    <w:semiHidden/>
     <w:unhideWhenUsed/>
   </w:style>
   <w:style w:type="table" w:default="1" w:styleId="a1">
@@ -12773,6 +15224,19 @@
       <w:lang w:eastAsia="ru-RU"/>
     </w:rPr>
   </w:style>
+  <w:style w:type="character" w:styleId="HTML1">
+    <w:name w:val="HTML Code"/>
+    <w:basedOn w:val="a0"/>
+    <w:uiPriority w:val="99"/>
+    <w:semiHidden/>
+    <w:unhideWhenUsed/>
+    <w:rsid w:val="006622F7"/>
+    <w:rPr>
+      <w:rFonts w:ascii="Courier New" w:eastAsia="Times New Roman" w:hAnsi="Courier New" w:cs="Courier New"/>
+      <w:sz w:val="20"/>
+      <w:szCs w:val="20"/>
+    </w:rPr>
+  </w:style>
 </w:styles>
 </file>
 

--- a/Диплом мешков 23.106.docx
+++ b/Диплом мешков 23.106.docx
@@ -1188,13 +1188,12 @@
     </w:p>
     <w:p>
       <w:r>
-        <w:t xml:space="preserve">Современное общество характеризуется быстрым ростом объёма информации, усложнением профессиональной деятельности и увеличением количества задач, с которыми сталкивается человек в учебной и повседневной жизни. В таких условиях особую значимость приобретают инструменты, позволяющие структурировать деятельность и эффективно организовывать процесс достижения поставленных целей, включая командную работу. Постановка крупных и долгосрочных целей часто сопровождается неопределённостью, отсутствием чёткого плана действий и сложностью разбиения общей задачи на последовательные этапы. Подобные трудности могут приводить к </w:t>
-      </w:r>
-      <w:r>
-        <w:t>снижению</w:t>
-      </w:r>
-      <w:r>
-        <w:t xml:space="preserve"> мотивации, прокрастинации и затруднениям при планировании личной или профессиональной деятельности. Указанные проблемы усугубляются, когда речь идёт о коллективной работе: синхронизация усилий нескольких участников, распределение ответственности и поддержание единого видения целей требуют дополнительных организационных усилий.</w:t>
+        <w:t xml:space="preserve">Современное общество характеризуется быстрым ростом объёма информации, усложнением профессиональной деятельности и увеличением количества задач, с которыми сталкивается человек в учебной и повседневной жизни. В таких условиях особую значимость приобретают инструменты, позволяющие структурировать деятельность и эффективно организовывать процесс достижения поставленных целей, включая командную работу. </w:t>
+      </w:r>
+    </w:p>
+    <w:p>
+      <w:r>
+        <w:t>Постановка крупных и долгосрочных целей часто сопровождается неопределённостью, отсутствием чёткого плана действий и сложностью разбиения общей задачи на последовательные этапы. Подобные трудности могут приводить к снижению мотивации, прокрастинации и затруднениям при планировании личной или профессиональной деятельности. Указанные проблемы усугубляются, когда речь идёт о коллективной работе: синхронизация усилий нескольких участников, распределение ответственности и поддержание единого видения целей требуют дополнительных организационных усилий. Кроме того, различия в уровне подготовки и подходах участников команды могут затруднять согласование действий и принятие решений.</w:t>
       </w:r>
     </w:p>
     <w:p>
@@ -1210,11 +1209,11 @@
         <w:t xml:space="preserve"> </w:t>
       </w:r>
       <w:r>
-        <w:t xml:space="preserve">Функциональность приложения охватывает регистрацию и аутентификацию пользователей, интерфейс ввода и декомпозиции целей, отслеживание прогресса и визуализацию </w:t>
+        <w:t xml:space="preserve">Функциональность </w:t>
       </w:r>
       <w:r>
         <w:lastRenderedPageBreak/>
-        <w:t>структуры задач. Для генерации рекомендаций по декомпозиции предполагается использование внешних языковых сервисов через специализированный программный интерфейс. При этом система позиционируется как вспомогательный инструмент, формирующий ориентировочный план, который пользователь может адаптировать под индивидуальные потребности.</w:t>
+        <w:t>приложения охватывает регистрацию и аутентификацию пользователей, интерфейс ввода и декомпозиции целей, отслеживание прогресса и визуализацию структуры задач. Для генерации рекомендаций по декомпозиции предполагается использование внешних языковых сервисов через специализированный программный интерфейс. При этом система позиционируется как вспомогательный инструмент, формирующий ориентировочный план, который пользователь может адаптировать под индивидуальные потребности.</w:t>
       </w:r>
     </w:p>
     <w:p>
@@ -1227,19 +1226,32 @@
         <w:pStyle w:val="a4"/>
         <w:numPr>
           <w:ilvl w:val="0"/>
-          <w:numId w:val="5"/>
+          <w:numId w:val="11"/>
         </w:numPr>
-        <w:spacing w:after="0" w:line="360" w:lineRule="auto"/>
-        <w:ind w:left="11" w:firstLine="698"/>
-        <w:rPr>
-          <w:rFonts w:ascii="Times New Roman" w:hAnsi="Times New Roman"/>
-        </w:rPr>
-      </w:pPr>
-      <w:r>
-        <w:rPr>
-          <w:rFonts w:ascii="Times New Roman" w:hAnsi="Times New Roman"/>
-        </w:rPr>
-        <w:t>анализ существующих методов декомпозиции целей и обзор программных решений для планирования задач и управления личной продуктивностью, включая командные функции;</w:t>
+        <w:spacing w:line="360" w:lineRule="auto"/>
+        <w:ind w:left="0" w:firstLine="709"/>
+        <w:rPr>
+          <w:rFonts w:ascii="Times New Roman" w:hAnsi="Times New Roman"/>
+        </w:rPr>
+      </w:pPr>
+      <w:r>
+        <w:rPr>
+          <w:rFonts w:ascii="Times New Roman" w:hAnsi="Times New Roman"/>
+        </w:rPr>
+        <w:t>в</w:t>
+      </w:r>
+      <w:r>
+        <w:rPr>
+          <w:rFonts w:ascii="Times New Roman" w:hAnsi="Times New Roman"/>
+        </w:rPr>
+        <w:t>ыполнить описание предметной области</w:t>
+      </w:r>
+      <w:r>
+        <w:rPr>
+          <w:rFonts w:ascii="Times New Roman" w:hAnsi="Times New Roman"/>
+          <w:lang w:val="en-US"/>
+        </w:rPr>
+        <w:t>;</w:t>
       </w:r>
     </w:p>
     <w:p>
@@ -1247,19 +1259,32 @@
         <w:pStyle w:val="a4"/>
         <w:numPr>
           <w:ilvl w:val="0"/>
-          <w:numId w:val="5"/>
+          <w:numId w:val="11"/>
         </w:numPr>
-        <w:spacing w:after="0" w:line="360" w:lineRule="auto"/>
-        <w:ind w:left="11" w:firstLine="698"/>
-        <w:rPr>
-          <w:rFonts w:ascii="Times New Roman" w:hAnsi="Times New Roman"/>
-        </w:rPr>
-      </w:pPr>
-      <w:r>
-        <w:rPr>
-          <w:rFonts w:ascii="Times New Roman" w:hAnsi="Times New Roman"/>
-        </w:rPr>
-        <w:t>реализация механизма регистрации и аутентификации пользователей;</w:t>
+        <w:spacing w:line="360" w:lineRule="auto"/>
+        <w:ind w:left="0" w:firstLine="709"/>
+        <w:rPr>
+          <w:rFonts w:ascii="Times New Roman" w:hAnsi="Times New Roman"/>
+        </w:rPr>
+      </w:pPr>
+      <w:r>
+        <w:rPr>
+          <w:rFonts w:ascii="Times New Roman" w:hAnsi="Times New Roman"/>
+        </w:rPr>
+        <w:t>о</w:t>
+      </w:r>
+      <w:r>
+        <w:rPr>
+          <w:rFonts w:ascii="Times New Roman" w:hAnsi="Times New Roman"/>
+        </w:rPr>
+        <w:t>пределить функциональные задачи пользователей</w:t>
+      </w:r>
+      <w:r>
+        <w:rPr>
+          <w:rFonts w:ascii="Times New Roman" w:hAnsi="Times New Roman"/>
+          <w:lang w:val="en-US"/>
+        </w:rPr>
+        <w:t>;</w:t>
       </w:r>
     </w:p>
     <w:p>
@@ -1267,19 +1292,25 @@
         <w:pStyle w:val="a4"/>
         <w:numPr>
           <w:ilvl w:val="0"/>
-          <w:numId w:val="5"/>
+          <w:numId w:val="11"/>
         </w:numPr>
-        <w:spacing w:after="0" w:line="360" w:lineRule="auto"/>
-        <w:ind w:left="11" w:firstLine="698"/>
-        <w:rPr>
-          <w:rFonts w:ascii="Times New Roman" w:hAnsi="Times New Roman"/>
-        </w:rPr>
-      </w:pPr>
-      <w:r>
-        <w:rPr>
-          <w:rFonts w:ascii="Times New Roman" w:hAnsi="Times New Roman"/>
-        </w:rPr>
-        <w:t>разработка пользовательского интерфейса для ввода, декомпозиции и редактирования целей, а также работы со списками задач и чатами;</w:t>
+        <w:spacing w:line="360" w:lineRule="auto"/>
+        <w:ind w:left="0" w:firstLine="709"/>
+        <w:rPr>
+          <w:rFonts w:ascii="Times New Roman" w:hAnsi="Times New Roman"/>
+        </w:rPr>
+      </w:pPr>
+      <w:r>
+        <w:rPr>
+          <w:rFonts w:ascii="Times New Roman" w:hAnsi="Times New Roman"/>
+        </w:rPr>
+        <w:t>п</w:t>
+      </w:r>
+      <w:r>
+        <w:rPr>
+          <w:rFonts w:ascii="Times New Roman" w:hAnsi="Times New Roman"/>
+        </w:rPr>
+        <w:t>ровести анализ аналогов и прототипов;</w:t>
       </w:r>
     </w:p>
     <w:p>
@@ -1287,29 +1318,30 @@
         <w:pStyle w:val="a4"/>
         <w:numPr>
           <w:ilvl w:val="0"/>
-          <w:numId w:val="5"/>
+          <w:numId w:val="11"/>
         </w:numPr>
-        <w:spacing w:after="0" w:line="360" w:lineRule="auto"/>
-        <w:ind w:left="11" w:firstLine="698"/>
-        <w:rPr>
-          <w:rFonts w:ascii="Times New Roman" w:hAnsi="Times New Roman"/>
-        </w:rPr>
-      </w:pPr>
-      <w:r>
-        <w:rPr>
-          <w:rFonts w:ascii="Times New Roman" w:hAnsi="Times New Roman"/>
-        </w:rPr>
-        <w:t xml:space="preserve">реализация механизмов совместного использования планов, копирования структур задач между участниками и адаптации скопированных </w:t>
-      </w:r>
-      <w:r>
-        <w:rPr>
-          <w:rFonts w:ascii="Times New Roman" w:hAnsi="Times New Roman"/>
-        </w:rPr>
-        <w:t>списков задач</w:t>
-      </w:r>
-      <w:r>
-        <w:rPr>
-          <w:rFonts w:ascii="Times New Roman" w:hAnsi="Times New Roman"/>
+        <w:spacing w:line="360" w:lineRule="auto"/>
+        <w:ind w:left="0" w:firstLine="709"/>
+        <w:rPr>
+          <w:rFonts w:ascii="Times New Roman" w:hAnsi="Times New Roman"/>
+        </w:rPr>
+      </w:pPr>
+      <w:r>
+        <w:rPr>
+          <w:rFonts w:ascii="Times New Roman" w:hAnsi="Times New Roman"/>
+        </w:rPr>
+        <w:t>в</w:t>
+      </w:r>
+      <w:r>
+        <w:rPr>
+          <w:rFonts w:ascii="Times New Roman" w:hAnsi="Times New Roman"/>
+        </w:rPr>
+        <w:t>ыполнить проектирование информационной системы</w:t>
+      </w:r>
+      <w:r>
+        <w:rPr>
+          <w:rFonts w:ascii="Times New Roman" w:hAnsi="Times New Roman"/>
+          <w:lang w:val="en-US"/>
         </w:rPr>
         <w:t>;</w:t>
       </w:r>
@@ -1319,19 +1351,25 @@
         <w:pStyle w:val="a4"/>
         <w:numPr>
           <w:ilvl w:val="0"/>
-          <w:numId w:val="5"/>
+          <w:numId w:val="11"/>
         </w:numPr>
-        <w:spacing w:after="0" w:line="360" w:lineRule="auto"/>
-        <w:ind w:left="11" w:firstLine="698"/>
-        <w:rPr>
-          <w:rFonts w:ascii="Times New Roman" w:hAnsi="Times New Roman"/>
-        </w:rPr>
-      </w:pPr>
-      <w:r>
-        <w:rPr>
-          <w:rFonts w:ascii="Times New Roman" w:hAnsi="Times New Roman"/>
-        </w:rPr>
-        <w:t>создание модулей для управления командами, включая функционал создания, редактирования и администрирования команд;</w:t>
+        <w:spacing w:line="360" w:lineRule="auto"/>
+        <w:ind w:left="0" w:firstLine="709"/>
+        <w:rPr>
+          <w:rFonts w:ascii="Times New Roman" w:hAnsi="Times New Roman"/>
+        </w:rPr>
+      </w:pPr>
+      <w:r>
+        <w:rPr>
+          <w:rFonts w:ascii="Times New Roman" w:hAnsi="Times New Roman"/>
+        </w:rPr>
+        <w:t>п</w:t>
+      </w:r>
+      <w:r>
+        <w:rPr>
+          <w:rFonts w:ascii="Times New Roman" w:hAnsi="Times New Roman"/>
+        </w:rPr>
+        <w:t>ровести анализ программных ресурсов, необходимых для реализации;</w:t>
       </w:r>
     </w:p>
     <w:p>
@@ -1339,19 +1377,32 @@
         <w:pStyle w:val="a4"/>
         <w:numPr>
           <w:ilvl w:val="0"/>
-          <w:numId w:val="5"/>
+          <w:numId w:val="11"/>
         </w:numPr>
-        <w:spacing w:after="0" w:line="360" w:lineRule="auto"/>
-        <w:ind w:left="11" w:firstLine="698"/>
-        <w:rPr>
-          <w:rFonts w:ascii="Times New Roman" w:hAnsi="Times New Roman"/>
-        </w:rPr>
-      </w:pPr>
-      <w:r>
-        <w:rPr>
-          <w:rFonts w:ascii="Times New Roman" w:hAnsi="Times New Roman"/>
-        </w:rPr>
-        <w:t>разработка модулей личных и командных чатов для обеспечения коммуникации в процессе планирования и выполнения задач;</w:t>
+        <w:spacing w:line="360" w:lineRule="auto"/>
+        <w:ind w:left="0" w:firstLine="709"/>
+        <w:rPr>
+          <w:rFonts w:ascii="Times New Roman" w:hAnsi="Times New Roman"/>
+        </w:rPr>
+      </w:pPr>
+      <w:r>
+        <w:rPr>
+          <w:rFonts w:ascii="Times New Roman" w:hAnsi="Times New Roman"/>
+        </w:rPr>
+        <w:t>с</w:t>
+      </w:r>
+      <w:r>
+        <w:rPr>
+          <w:rFonts w:ascii="Times New Roman" w:hAnsi="Times New Roman"/>
+        </w:rPr>
+        <w:t>проектировать структуру базы данных</w:t>
+      </w:r>
+      <w:r>
+        <w:rPr>
+          <w:rFonts w:ascii="Times New Roman" w:hAnsi="Times New Roman"/>
+          <w:lang w:val="en-US"/>
+        </w:rPr>
+        <w:t>;</w:t>
       </w:r>
     </w:p>
     <w:p>
@@ -1359,55 +1410,229 @@
         <w:pStyle w:val="a4"/>
         <w:numPr>
           <w:ilvl w:val="0"/>
-          <w:numId w:val="5"/>
+          <w:numId w:val="11"/>
         </w:numPr>
-        <w:spacing w:after="0" w:line="360" w:lineRule="auto"/>
-        <w:ind w:left="11" w:firstLine="698"/>
-        <w:rPr>
-          <w:rFonts w:ascii="Times New Roman" w:hAnsi="Times New Roman"/>
-        </w:rPr>
-      </w:pPr>
-      <w:r>
-        <w:rPr>
-          <w:rFonts w:ascii="Times New Roman" w:hAnsi="Times New Roman"/>
-        </w:rPr>
-        <w:t>создание модулей взаимодействия с внешними языковыми сервисами;</w:t>
-      </w:r>
-    </w:p>
-    <w:p>
-      <w:pPr>
-        <w:pStyle w:val="ds-markdown-paragraph"/>
+        <w:spacing w:line="360" w:lineRule="auto"/>
+        <w:ind w:left="0" w:firstLine="709"/>
+        <w:rPr>
+          <w:rFonts w:ascii="Times New Roman" w:hAnsi="Times New Roman"/>
+        </w:rPr>
+      </w:pPr>
+      <w:r>
+        <w:rPr>
+          <w:rFonts w:ascii="Times New Roman" w:hAnsi="Times New Roman"/>
+        </w:rPr>
+        <w:t>тут форма</w:t>
+      </w:r>
+      <w:r>
+        <w:rPr>
+          <w:rFonts w:ascii="Times New Roman" w:hAnsi="Times New Roman"/>
+          <w:lang w:val="en-US"/>
+        </w:rPr>
+        <w:t>;</w:t>
+      </w:r>
+    </w:p>
+    <w:p>
+      <w:pPr>
+        <w:pStyle w:val="a4"/>
         <w:numPr>
           <w:ilvl w:val="0"/>
-          <w:numId w:val="5"/>
+          <w:numId w:val="11"/>
         </w:numPr>
-        <w:shd w:val="clear" w:color="auto" w:fill="FFFFFF"/>
-        <w:spacing w:before="0" w:beforeAutospacing="0" w:after="0" w:afterAutospacing="0" w:line="360" w:lineRule="auto"/>
-        <w:ind w:left="11" w:firstLine="698"/>
-        <w:jc w:val="both"/>
-        <w:rPr>
-          <w:color w:val="0F1115"/>
-          <w:sz w:val="28"/>
-          <w:szCs w:val="28"/>
-        </w:rPr>
-      </w:pPr>
-      <w:r>
-        <w:rPr>
-          <w:color w:val="0F1115"/>
-          <w:sz w:val="28"/>
-          <w:szCs w:val="28"/>
-        </w:rPr>
-        <w:t>тестирование основных функциональных компонентов системы.</w:t>
-      </w:r>
-    </w:p>
-    <w:p>
-      <w:r>
-        <w:t>Объект исследования – веб-приложение для декомпозиции целей.</w:t>
-      </w:r>
-    </w:p>
-    <w:p>
-      <w:r>
-        <w:t>Предмет исследования – методы структурирования и декомпозиции задач, технологии разработки веб-приложений, а также подходы к взаимодействию информационных систем с внешними интеллектуальными сервисами через программные интерфейсы.</w:t>
+        <w:spacing w:line="360" w:lineRule="auto"/>
+        <w:ind w:left="0" w:firstLine="709"/>
+        <w:rPr>
+          <w:rFonts w:ascii="Times New Roman" w:hAnsi="Times New Roman"/>
+        </w:rPr>
+      </w:pPr>
+      <w:r>
+        <w:rPr>
+          <w:rFonts w:ascii="Times New Roman" w:hAnsi="Times New Roman"/>
+        </w:rPr>
+        <w:t>р</w:t>
+      </w:r>
+      <w:r>
+        <w:rPr>
+          <w:rFonts w:ascii="Times New Roman" w:hAnsi="Times New Roman"/>
+        </w:rPr>
+        <w:t>азработать структуру программного продукта</w:t>
+      </w:r>
+      <w:r>
+        <w:rPr>
+          <w:rFonts w:ascii="Times New Roman" w:hAnsi="Times New Roman"/>
+          <w:lang w:val="en-US"/>
+        </w:rPr>
+        <w:t>;</w:t>
+      </w:r>
+    </w:p>
+    <w:p>
+      <w:pPr>
+        <w:pStyle w:val="a4"/>
+        <w:numPr>
+          <w:ilvl w:val="0"/>
+          <w:numId w:val="11"/>
+        </w:numPr>
+        <w:spacing w:line="360" w:lineRule="auto"/>
+        <w:ind w:left="0" w:firstLine="709"/>
+        <w:rPr>
+          <w:rFonts w:ascii="Times New Roman" w:hAnsi="Times New Roman"/>
+        </w:rPr>
+      </w:pPr>
+      <w:r>
+        <w:rPr>
+          <w:rFonts w:ascii="Times New Roman" w:hAnsi="Times New Roman"/>
+        </w:rPr>
+        <w:t>р</w:t>
+      </w:r>
+      <w:r>
+        <w:rPr>
+          <w:rFonts w:ascii="Times New Roman" w:hAnsi="Times New Roman"/>
+        </w:rPr>
+        <w:t>азработать алгоритмы обработки информации</w:t>
+      </w:r>
+      <w:r>
+        <w:rPr>
+          <w:rFonts w:ascii="Times New Roman" w:hAnsi="Times New Roman"/>
+          <w:lang w:val="en-US"/>
+        </w:rPr>
+        <w:t>;</w:t>
+      </w:r>
+    </w:p>
+    <w:p>
+      <w:pPr>
+        <w:pStyle w:val="a4"/>
+        <w:numPr>
+          <w:ilvl w:val="0"/>
+          <w:numId w:val="11"/>
+        </w:numPr>
+        <w:spacing w:line="360" w:lineRule="auto"/>
+        <w:ind w:left="0" w:firstLine="709"/>
+        <w:rPr>
+          <w:rFonts w:ascii="Times New Roman" w:hAnsi="Times New Roman"/>
+        </w:rPr>
+      </w:pPr>
+      <w:r>
+        <w:rPr>
+          <w:rFonts w:ascii="Times New Roman" w:hAnsi="Times New Roman"/>
+        </w:rPr>
+        <w:t>р</w:t>
+      </w:r>
+      <w:r>
+        <w:rPr>
+          <w:rFonts w:ascii="Times New Roman" w:hAnsi="Times New Roman"/>
+        </w:rPr>
+        <w:t>азработать инструкции пользователям системы</w:t>
+      </w:r>
+      <w:r>
+        <w:rPr>
+          <w:rFonts w:ascii="Times New Roman" w:hAnsi="Times New Roman"/>
+          <w:lang w:val="en-US"/>
+        </w:rPr>
+        <w:t>;</w:t>
+      </w:r>
+    </w:p>
+    <w:p>
+      <w:pPr>
+        <w:pStyle w:val="a4"/>
+        <w:numPr>
+          <w:ilvl w:val="0"/>
+          <w:numId w:val="11"/>
+        </w:numPr>
+        <w:spacing w:line="360" w:lineRule="auto"/>
+        <w:ind w:left="0" w:firstLine="709"/>
+        <w:rPr>
+          <w:rFonts w:ascii="Times New Roman" w:hAnsi="Times New Roman"/>
+        </w:rPr>
+      </w:pPr>
+      <w:r>
+        <w:rPr>
+          <w:rFonts w:ascii="Times New Roman" w:hAnsi="Times New Roman"/>
+        </w:rPr>
+        <w:t>в</w:t>
+      </w:r>
+      <w:r>
+        <w:rPr>
+          <w:rFonts w:ascii="Times New Roman" w:hAnsi="Times New Roman"/>
+        </w:rPr>
+        <w:t>ыбрать стратегию тестирования</w:t>
+      </w:r>
+      <w:r>
+        <w:rPr>
+          <w:rFonts w:ascii="Times New Roman" w:hAnsi="Times New Roman"/>
+          <w:lang w:val="en-US"/>
+        </w:rPr>
+        <w:t>;</w:t>
+      </w:r>
+    </w:p>
+    <w:p>
+      <w:pPr>
+        <w:pStyle w:val="a4"/>
+        <w:numPr>
+          <w:ilvl w:val="0"/>
+          <w:numId w:val="11"/>
+        </w:numPr>
+        <w:spacing w:line="360" w:lineRule="auto"/>
+        <w:ind w:left="0" w:firstLine="709"/>
+        <w:rPr>
+          <w:rFonts w:ascii="Times New Roman" w:hAnsi="Times New Roman"/>
+        </w:rPr>
+      </w:pPr>
+      <w:r>
+        <w:rPr>
+          <w:rFonts w:ascii="Times New Roman" w:hAnsi="Times New Roman"/>
+        </w:rPr>
+        <w:t>р</w:t>
+      </w:r>
+      <w:r>
+        <w:rPr>
+          <w:rFonts w:ascii="Times New Roman" w:hAnsi="Times New Roman"/>
+        </w:rPr>
+        <w:t>азработать сценарии тестирования</w:t>
+      </w:r>
+      <w:r>
+        <w:rPr>
+          <w:rFonts w:ascii="Times New Roman" w:hAnsi="Times New Roman"/>
+          <w:lang w:val="en-US"/>
+        </w:rPr>
+        <w:t>;</w:t>
+      </w:r>
+    </w:p>
+    <w:p>
+      <w:pPr>
+        <w:pStyle w:val="a4"/>
+        <w:numPr>
+          <w:ilvl w:val="0"/>
+          <w:numId w:val="11"/>
+        </w:numPr>
+        <w:spacing w:line="360" w:lineRule="auto"/>
+        <w:ind w:left="0" w:firstLine="709"/>
+        <w:rPr>
+          <w:rFonts w:ascii="Times New Roman" w:hAnsi="Times New Roman"/>
+        </w:rPr>
+      </w:pPr>
+      <w:r>
+        <w:rPr>
+          <w:rFonts w:ascii="Times New Roman" w:hAnsi="Times New Roman"/>
+        </w:rPr>
+        <w:t>с</w:t>
+      </w:r>
+      <w:r>
+        <w:rPr>
+          <w:rFonts w:ascii="Times New Roman" w:hAnsi="Times New Roman"/>
+        </w:rPr>
+        <w:t>оставить протоколы тестирования</w:t>
+      </w:r>
+      <w:r>
+        <w:rPr>
+          <w:rFonts w:ascii="Times New Roman" w:hAnsi="Times New Roman"/>
+          <w:lang w:val="en-US"/>
+        </w:rPr>
+        <w:t>.</w:t>
+      </w:r>
+    </w:p>
+    <w:p>
+      <w:r>
+        <w:t>Таким образом, решение перечисленных задач позволит в полном объёме достичь поставленной цели и разработать веб-приложение для декомпозиции целей и организации работы с задачами, включая командное взаимодействие.</w:t>
       </w:r>
     </w:p>
     <w:p>
@@ -1441,11 +1666,6 @@
       <w:bookmarkEnd w:id="7"/>
     </w:p>
     <w:p>
-      <w:pPr>
-        <w:rPr>
-          <w:szCs w:val="28"/>
-        </w:rPr>
-      </w:pPr>
       <w:r>
         <w:rPr>
           <w:szCs w:val="28"/>
@@ -1455,6 +1675,13 @@
       <w:r>
         <w:t xml:space="preserve"> </w:t>
       </w:r>
+    </w:p>
+    <w:p>
+      <w:pPr>
+        <w:rPr>
+          <w:szCs w:val="28"/>
+        </w:rPr>
+      </w:pPr>
       <w:r>
         <w:rPr>
           <w:szCs w:val="28"/>
@@ -1478,39 +1705,65 @@
         <w:rPr>
           <w:szCs w:val="28"/>
         </w:rPr>
-        <w:t>В практике планирования широко используется метод декомпозиции целей. Суть данного подхода заключается в разделении одной большой цели на несколько более мелких задач, выполнение которых постепенно приводит к достижению общего результата. Такой метод помогает сделать сложную цель более понятной и управляемой как для отдельного человека, так и для группы. Когда задача разделена на небольшие этапы, становится проще определить последовательность действий, отслеживать прогресс выполнения, а в командной работе</w:t>
-      </w:r>
-      <w:r>
-        <w:rPr>
-          <w:szCs w:val="28"/>
-        </w:rPr>
-        <w:t xml:space="preserve"> – </w:t>
-      </w:r>
-      <w:r>
-        <w:rPr>
-          <w:szCs w:val="28"/>
-        </w:rPr>
-        <w:t xml:space="preserve">закрепить ответственность за конкретными участниками. Однако на практике процесс декомпозиции целей часто вызывает трудности. Формулировка самой цели обычно не вызывает проблем, но дальнейшее разложение её на конкретные шаги требует определённых навыков планирования и понимания </w:t>
+        <w:t>В практике планирования широко используется метод декомпозиции целей. Суть данного подхода заключается в разделении одной большой цели на несколько более мелких задач, выполнение которых постепенно приводит к достижению общего результата. Такой метод помогает сделать сложную цель более понятной и управляемой как для отдельного человека, так и для группы. Когда задача разделена на небольшие этапы, становится проще определить последовательность действий</w:t>
+      </w:r>
+      <w:r>
+        <w:rPr>
+          <w:szCs w:val="28"/>
+        </w:rPr>
+        <w:t>.</w:t>
+      </w:r>
+      <w:r>
+        <w:rPr>
+          <w:szCs w:val="28"/>
+        </w:rPr>
+        <w:t xml:space="preserve"> </w:t>
+      </w:r>
+    </w:p>
+    <w:p>
+      <w:pPr>
+        <w:rPr>
+          <w:szCs w:val="28"/>
+        </w:rPr>
+      </w:pPr>
+      <w:r>
+        <w:rPr>
+          <w:szCs w:val="28"/>
+        </w:rPr>
+        <w:t xml:space="preserve">Однако на практике процесс декомпозиции целей часто вызывает трудности. Формулировка самой цели обычно не вызывает проблем, но дальнейшее разложение её на конкретные шаги требует определённых навыков планирования и понимания структуры будущей работы. В коллективных проектах </w:t>
       </w:r>
       <w:r>
         <w:rPr>
           <w:szCs w:val="28"/>
         </w:rPr>
         <w:lastRenderedPageBreak/>
-        <w:t>структуры будущей работы. В коллективных проектах эта сложность усугубляется необходимостью учитывать не только содержание задач, но и зависимости между действиями разных участников, а также поддерживать единое видение последовательности шагов.</w:t>
-      </w:r>
-    </w:p>
-    <w:p>
-      <w:pPr>
-        <w:rPr>
-          <w:szCs w:val="28"/>
-        </w:rPr>
-      </w:pPr>
-      <w:r>
-        <w:rPr>
-          <w:szCs w:val="28"/>
-        </w:rPr>
-        <w:t>Многие пользователи сталкиваются с ситуацией, когда общая цель понятна, но последовательность действий для её достижения остаётся неопределённой. Например, при постановке цели изучить иностранный язык, освоить новую профессию или реализовать личный проект возникает вопрос, с чего именно начать и какие шаги следует выполнять дальше. Аналогичная неопределённость возникает при работе над командными проектами, когда участники могут по-разному представлять себе структуру работ и этапы их выполнения. Попытки самостоятельно разбить такую цель на этапы могут приводить к слишком общим формулировкам или к пропуску важных промежуточных действий. В результате планирование становится менее эффективным, а сама цель может казаться слишком сложной или недостижимой. Отсутствие чёткой структуры задач часто приводит к откладыванию работы и снижению мотивации.</w:t>
+        <w:t>эта сложность усугубляется необходимостью учитывать не только содержание задач, но и зависимости между действиями разных участников, а также поддерживать единое видение последовательности шагов.</w:t>
+      </w:r>
+    </w:p>
+    <w:p>
+      <w:pPr>
+        <w:rPr>
+          <w:szCs w:val="28"/>
+        </w:rPr>
+      </w:pPr>
+      <w:r>
+        <w:rPr>
+          <w:szCs w:val="28"/>
+        </w:rPr>
+        <w:t xml:space="preserve">Многие пользователи сталкиваются с ситуацией, когда общая цель понятна, но последовательность действий для её достижения остаётся неопределённой. Например, при постановке цели изучить иностранный язык, освоить новую профессию или реализовать личный проект возникает вопрос, с чего именно начать и какие шаги следует выполнять дальше. Аналогичная неопределённость возникает при работе над командными проектами, когда участники могут по-разному представлять себе структуру работ и этапы их выполнения. </w:t>
+      </w:r>
+    </w:p>
+    <w:p>
+      <w:pPr>
+        <w:rPr>
+          <w:szCs w:val="28"/>
+        </w:rPr>
+      </w:pPr>
+      <w:r>
+        <w:rPr>
+          <w:szCs w:val="28"/>
+        </w:rPr>
+        <w:t>Попытки самостоятельно разбить такую цель на этапы могут приводить к слишком общим формулировкам или к пропуску важных промежуточных действий. В результате планирование становится менее эффективным, а сама цель может казаться слишком сложной или недостижимой. Отсутствие чёткой структуры задач часто приводит к откладыванию работы и снижению мотивации.</w:t>
       </w:r>
     </w:p>
     <w:p>
@@ -1536,26 +1789,26 @@
         <w:rPr>
           <w:szCs w:val="28"/>
         </w:rPr>
-        <w:t xml:space="preserve">Целевая аудитория решений в данной области достаточно широка. К ней относятся студенты, планирующие учебную деятельность и подготовку к экзаменам, начинающие специалисты, осваивающие новые навыки или профессии, разработчики и представители технических профессий, работающие над сложными проектами, а также люди, занимающиеся саморазвитием и </w:t>
+        <w:t>Целевая аудитория решений в данной области достаточно широка. К ней относятся студенты, планирующие учебную деятельность и подготовку к экзаменам, начинающие специалисты, осваивающие новые навыки или профессии, разработчики и представители технических профессий, работающие над сложными проектами, а также люди, занимающиеся саморазвитием и личными долгосрочными целями.</w:t>
+      </w:r>
+      <w:r>
+        <w:rPr>
+          <w:szCs w:val="28"/>
+        </w:rPr>
+        <w:t xml:space="preserve"> </w:t>
+      </w:r>
+      <w:r>
+        <w:rPr>
+          <w:szCs w:val="28"/>
+        </w:rPr>
+        <w:t xml:space="preserve">Значительную часть аудитории составляют </w:t>
       </w:r>
       <w:r>
         <w:rPr>
           <w:szCs w:val="28"/>
         </w:rPr>
         <w:lastRenderedPageBreak/>
-        <w:t>личными долгосрочными целями.</w:t>
-      </w:r>
-      <w:r>
-        <w:rPr>
-          <w:szCs w:val="28"/>
-        </w:rPr>
-        <w:t xml:space="preserve"> </w:t>
-      </w:r>
-      <w:r>
-        <w:rPr>
-          <w:szCs w:val="28"/>
-        </w:rPr>
-        <w:t>Значительную часть аудитории составляют команды, реализующие совместные проекты, где потребность в единой системе координации и обмена опытом планирования особенно высока.</w:t>
+        <w:t>команды, реализующие совместные проекты, где потребность в единой системе координации и обмена опытом планирования особенно высока.</w:t>
       </w:r>
       <w:r>
         <w:rPr>
@@ -1580,7 +1833,20 @@
         <w:rPr>
           <w:szCs w:val="28"/>
         </w:rPr>
-        <w:t>Развитие современных цифровых технологий позволяет создавать инструменты, которые могут помогать пользователю на этапе первоначального структурирования цели, а также поддерживать коллективное взаимодействие в процессе её достижения. Подобные системы способны анализировать текстовое описание задачи и предлагать возможные направления её разложения на более простые этапы, предоставляя пользователю ориентировочную структуру для дальнейшей работы. Дополнительно такие инструменты могут обеспечивать создание команд, совместное использование сформированных планов, механизмы копирования и адаптации структур задач между участниками, а также средства коммуникации для обсуждения хода выполнения. При этом все формируемые рекомендации рассматриваются не как точные инструкции или готовые решения, а как отправная точка, которую пользователь может дополнять, изменять или удалять в зависимости от собственных задач и условий выполнения работы.</w:t>
+        <w:t xml:space="preserve">Развитие современных цифровых технологий позволяет создавать инструменты, которые могут помогать пользователю на этапе первоначального структурирования цели, а также поддерживать коллективное взаимодействие в процессе её достижения. Подобные системы способны анализировать текстовое описание задачи и предлагать возможные направления её разложения на более простые этапы, предоставляя пользователю ориентировочную структуру для дальнейшей работы. Дополнительно такие инструменты могут обеспечивать создание команд, совместное использование сформированных планов, механизмы копирования и адаптации структур задач между участниками, а также средства коммуникации для обсуждения хода выполнения. </w:t>
+      </w:r>
+    </w:p>
+    <w:p>
+      <w:pPr>
+        <w:rPr>
+          <w:szCs w:val="28"/>
+        </w:rPr>
+      </w:pPr>
+      <w:r>
+        <w:rPr>
+          <w:szCs w:val="28"/>
+        </w:rPr>
+        <w:t>При этом все формируемые рекомендации рассматриваются не как точные инструкции или готовые решения, а как отправная точка, которую пользователь может дополнять, изменять или удалять в зависимости от собственных задач и условий выполнения работы.</w:t>
       </w:r>
       <w:r>
         <w:rPr>
@@ -1776,10 +2042,10 @@
           <w:noProof/>
         </w:rPr>
         <w:drawing>
-          <wp:inline distT="0" distB="0" distL="0" distR="0" wp14:anchorId="5C68961E" wp14:editId="27B90CD3">
-            <wp:extent cx="4800600" cy="5400492"/>
-            <wp:effectExtent l="19050" t="19050" r="19050" b="10160"/>
-            <wp:docPr id="3" name="Рисунок 3"/>
+          <wp:inline distT="0" distB="0" distL="0" distR="0" wp14:anchorId="50098228" wp14:editId="178A0FFF">
+            <wp:extent cx="4792297" cy="5391150"/>
+            <wp:effectExtent l="19050" t="19050" r="27940" b="19050"/>
+            <wp:docPr id="7" name="Рисунок 7"/>
             <wp:cNvGraphicFramePr>
               <a:graphicFrameLocks xmlns:a="http://schemas.openxmlformats.org/drawingml/2006/main" noChangeAspect="1"/>
             </wp:cNvGraphicFramePr>
@@ -1808,7 +2074,7 @@
                   <pic:spPr bwMode="auto">
                     <a:xfrm>
                       <a:off x="0" y="0"/>
-                      <a:ext cx="4824181" cy="5427020"/>
+                      <a:ext cx="4829970" cy="5433530"/>
                     </a:xfrm>
                     <a:prstGeom prst="rect">
                       <a:avLst/>
@@ -1873,10 +2139,10 @@
           <w:noProof/>
         </w:rPr>
         <w:drawing>
-          <wp:inline distT="0" distB="0" distL="0" distR="0" wp14:anchorId="71C0EF98" wp14:editId="2346E2F9">
-            <wp:extent cx="5543638" cy="5343525"/>
-            <wp:effectExtent l="19050" t="19050" r="19050" b="9525"/>
-            <wp:docPr id="5" name="Рисунок 5"/>
+          <wp:inline distT="0" distB="0" distL="0" distR="0" wp14:anchorId="4B40737F" wp14:editId="7F068553">
+            <wp:extent cx="5343370" cy="5150485"/>
+            <wp:effectExtent l="19050" t="19050" r="10160" b="12065"/>
+            <wp:docPr id="8" name="Рисунок 8"/>
             <wp:cNvGraphicFramePr>
               <a:graphicFrameLocks xmlns:a="http://schemas.openxmlformats.org/drawingml/2006/main" noChangeAspect="1"/>
             </wp:cNvGraphicFramePr>
@@ -1905,7 +2171,7 @@
                   <pic:spPr bwMode="auto">
                     <a:xfrm>
                       <a:off x="0" y="0"/>
-                      <a:ext cx="5577219" cy="5375893"/>
+                      <a:ext cx="5361737" cy="5168189"/>
                     </a:xfrm>
                     <a:prstGeom prst="rect">
                       <a:avLst/>
@@ -1974,51 +2240,118 @@
       </w:r>
     </w:p>
     <w:p>
-      <w:r>
-        <w:t>Для разработки системы декомпозиции целей необходимо провести анализ аналогичных приложений. Из‑за большого количества сервисов, предлагающих инструменты планирования и постановки задач, полный доступ ко всем их возможностям часто отсутствует. Поэтому при выборе прототипов отдавалось предпочтение тем системам, которые наилучшим образом демонстрируют функциональные особенности и графическое представление информации, близкие к функционалу разрабатываемого решения.</w:t>
-      </w:r>
-    </w:p>
-    <w:p>
-      <w:r>
-        <w:t>Первой рассматриваемой системой в рамках сравнительного анализа является «</w:t>
+      <w:pPr>
+        <w:rPr>
+          <w:lang w:eastAsia="ru-RU"/>
+        </w:rPr>
+      </w:pPr>
+      <w:r>
+        <w:rPr>
+          <w:lang w:eastAsia="ru-RU"/>
+        </w:rPr>
+        <w:t>Для разработки системы декомпозиции целей был проведён анализ существующих приложений, предназначенных для управления задачами и организации рабочих процессов. Основное внимание уделялось функциональным возможностям, способам представления информации, а также подходам к структурированию целей и задач.</w:t>
+      </w:r>
+    </w:p>
+    <w:p>
+      <w:pPr>
+        <w:rPr>
+          <w:lang w:eastAsia="ru-RU"/>
+        </w:rPr>
+      </w:pPr>
+      <w:r>
+        <w:rPr>
+          <w:lang w:eastAsia="ru-RU"/>
+        </w:rPr>
+        <w:t>При выборе прототипов рассматривались системы, которые демонстрируют различные подходы к планированию деятельности: от классических списков задач до гибких настраиваемых рабочих пространств и визуальных досок.</w:t>
+      </w:r>
+    </w:p>
+    <w:p>
+      <w:pPr>
+        <w:rPr>
+          <w:lang w:eastAsia="ru-RU"/>
+        </w:rPr>
+      </w:pPr>
+      <w:r>
+        <w:rPr>
+          <w:lang w:eastAsia="ru-RU"/>
+        </w:rPr>
+        <w:t xml:space="preserve">Первой рассматриваемой системой является </w:t>
       </w:r>
       <w:proofErr w:type="spellStart"/>
       <w:r>
+        <w:rPr>
+          <w:lang w:eastAsia="ru-RU"/>
+        </w:rPr>
         <w:t>Todoist</w:t>
       </w:r>
       <w:proofErr w:type="spellEnd"/>
       <w:r>
-        <w:t>»</w:t>
-      </w:r>
-      <w:r>
-        <w:t xml:space="preserve"> – </w:t>
-      </w:r>
-      <w:r>
-        <w:t>широко распространенный сервис для управления персональными задачами и командными проектами, поддерживающий функционал декомпозиции целей на подзадачи и гибкую систему приоритезации.</w:t>
-      </w:r>
-    </w:p>
-    <w:p>
-      <w:r>
-        <w:t xml:space="preserve">В данной системе пользователю предоставляется инструментарий для создания проектов, добавления задач и вложенных подзадач, назначения контрольных сроков и установки уровней приоритета, а также средства </w:t>
-      </w:r>
-      <w:r>
+        <w:rPr>
+          <w:lang w:eastAsia="ru-RU"/>
+        </w:rPr>
+        <w:t xml:space="preserve"> — популярный сервис для управления личными задачами и командными проектами. Данное приложение предоставляет пользователю инструменты для создания проектов, добавления задач и подзадач, установки сроков выполнения и приоритетов. Система ориентирована на удобное повседневное планирование и позволяет быстро формировать списки задач с возможностью их фильтрации по различным </w:t>
+      </w:r>
+      <w:r>
+        <w:rPr>
+          <w:lang w:eastAsia="ru-RU"/>
+        </w:rPr>
         <w:lastRenderedPageBreak/>
-        <w:t>мониторинга прогресса выполнения. Пользовательский интерфейс ориентирован на оперативный обзор текущих задач с возможностью фильтрации по дням, проектам и меткам. На рисунках 1.4 и 1.5 представлен дизайн главной страницы представления списка задач и интерфейс детальной настройки задачи соответственно.</w:t>
+        <w:t>параметрам, таким как дата, проект или метки. Интерфейс приложения обеспечивает наглядное представление текущих задач и позволяет отслеживать прогресс выполнения.</w:t>
+      </w:r>
+    </w:p>
+    <w:p>
+      <w:pPr>
+        <w:rPr>
+          <w:lang w:eastAsia="ru-RU"/>
+        </w:rPr>
+      </w:pPr>
+      <w:r>
+        <w:rPr>
+          <w:lang w:eastAsia="ru-RU"/>
+        </w:rPr>
+        <w:t>На рисунках 1.</w:t>
+      </w:r>
+      <w:r>
+        <w:rPr>
+          <w:lang w:eastAsia="ru-RU"/>
+        </w:rPr>
+        <w:t>4</w:t>
+      </w:r>
+      <w:r>
+        <w:rPr>
+          <w:lang w:eastAsia="ru-RU"/>
+        </w:rPr>
+        <w:t xml:space="preserve"> и 1.</w:t>
+      </w:r>
+      <w:r>
+        <w:rPr>
+          <w:lang w:eastAsia="ru-RU"/>
+        </w:rPr>
+        <w:t>5</w:t>
+      </w:r>
+      <w:r>
+        <w:rPr>
+          <w:lang w:eastAsia="ru-RU"/>
+        </w:rPr>
+        <w:t xml:space="preserve"> представлены основные элементы интерфейса системы.</w:t>
       </w:r>
     </w:p>
     <w:p>
       <w:pPr>
         <w:jc w:val="center"/>
+        <w:rPr>
+          <w:lang w:eastAsia="ru-RU"/>
+        </w:rPr>
       </w:pPr>
       <w:r>
         <w:rPr>
           <w:noProof/>
         </w:rPr>
         <w:drawing>
-          <wp:inline distT="0" distB="0" distL="0" distR="0" wp14:anchorId="24BE6562" wp14:editId="4CAAAFE3">
-            <wp:extent cx="3369409" cy="4248150"/>
-            <wp:effectExtent l="19050" t="19050" r="21590" b="19050"/>
-            <wp:docPr id="11" name="Рисунок 11"/>
+          <wp:inline distT="0" distB="0" distL="0" distR="0" wp14:anchorId="2CEFC4EE" wp14:editId="4152C3DD">
+            <wp:extent cx="3344019" cy="4210050"/>
+            <wp:effectExtent l="0" t="0" r="8890" b="0"/>
+            <wp:docPr id="3" name="Рисунок 3"/>
             <wp:cNvGraphicFramePr>
               <a:graphicFrameLocks xmlns:a="http://schemas.openxmlformats.org/drawingml/2006/main" noChangeAspect="1"/>
             </wp:cNvGraphicFramePr>
@@ -2038,16 +2371,11 @@
                   <pic:spPr>
                     <a:xfrm>
                       <a:off x="0" y="0"/>
-                      <a:ext cx="3406908" cy="4295429"/>
+                      <a:ext cx="3350546" cy="4218268"/>
                     </a:xfrm>
                     <a:prstGeom prst="rect">
                       <a:avLst/>
                     </a:prstGeom>
-                    <a:ln>
-                      <a:solidFill>
-                        <a:schemeClr val="tx1"/>
-                      </a:solidFill>
-                    </a:ln>
                   </pic:spPr>
                 </pic:pic>
               </a:graphicData>
@@ -2059,15 +2387,12 @@
     <w:p>
       <w:pPr>
         <w:jc w:val="center"/>
-      </w:pPr>
-      <w:r>
-        <w:t>Рисунок 1.4 – Главная страница</w:t>
-      </w:r>
-      <w:r>
-        <w:t xml:space="preserve"> списка задач </w:t>
-      </w:r>
-      <w:r>
-        <w:t>«</w:t>
+        <w:rPr>
+          <w:lang w:eastAsia="ru-RU"/>
+        </w:rPr>
+      </w:pPr>
+      <w:r>
+        <w:t>Рисунок 1.4 – Главная страница списка задач «</w:t>
       </w:r>
       <w:proofErr w:type="spellStart"/>
       <w:r>
@@ -2081,16 +2406,19 @@
     <w:p>
       <w:pPr>
         <w:jc w:val="center"/>
+        <w:rPr>
+          <w:lang w:eastAsia="ru-RU"/>
+        </w:rPr>
       </w:pPr>
       <w:r>
         <w:rPr>
           <w:noProof/>
         </w:rPr>
         <w:drawing>
-          <wp:inline distT="0" distB="0" distL="0" distR="0" wp14:anchorId="70FBA66A" wp14:editId="7F9BC517">
-            <wp:extent cx="4619625" cy="2271785"/>
-            <wp:effectExtent l="19050" t="19050" r="9525" b="14605"/>
-            <wp:docPr id="4" name="Рисунок 4"/>
+          <wp:inline distT="0" distB="0" distL="0" distR="0" wp14:anchorId="09EC1B8B" wp14:editId="400697E2">
+            <wp:extent cx="4642203" cy="2295525"/>
+            <wp:effectExtent l="0" t="0" r="6350" b="0"/>
+            <wp:docPr id="5" name="Рисунок 5"/>
             <wp:cNvGraphicFramePr>
               <a:graphicFrameLocks xmlns:a="http://schemas.openxmlformats.org/drawingml/2006/main" noChangeAspect="1"/>
             </wp:cNvGraphicFramePr>
@@ -2110,16 +2438,11 @@
                   <pic:spPr>
                     <a:xfrm>
                       <a:off x="0" y="0"/>
-                      <a:ext cx="4668937" cy="2296035"/>
+                      <a:ext cx="4650629" cy="2299691"/>
                     </a:xfrm>
                     <a:prstGeom prst="rect">
                       <a:avLst/>
                     </a:prstGeom>
-                    <a:ln>
-                      <a:solidFill>
-                        <a:schemeClr val="tx1"/>
-                      </a:solidFill>
-                    </a:ln>
                   </pic:spPr>
                 </pic:pic>
               </a:graphicData>
@@ -2133,10 +2456,7 @@
         <w:jc w:val="center"/>
       </w:pPr>
       <w:r>
-        <w:t xml:space="preserve">Рисунок 1.5 – Детальная страница задачи в </w:t>
-      </w:r>
-      <w:r>
-        <w:t>«</w:t>
+        <w:t>Рисунок 1.5 – Детальная страница задачи в «</w:t>
       </w:r>
       <w:proofErr w:type="spellStart"/>
       <w:r>
@@ -2150,29 +2470,24 @@
     <w:p>
       <w:r>
         <w:lastRenderedPageBreak/>
-        <w:t>Рассмотрим систему «</w:t>
+        <w:t>Рассмотрим ключевые характеристики системы в обобщённом виде</w:t>
+      </w:r>
+      <w:r>
+        <w:t>, представленные на таблице 1.1</w:t>
+      </w:r>
+      <w:r>
+        <w:t>.</w:t>
+      </w:r>
+    </w:p>
+    <w:p>
+      <w:pPr>
+        <w:ind w:firstLine="0"/>
+      </w:pPr>
+      <w:r>
+        <w:t>Таблица 1.1 – Характеристика системы «</w:t>
       </w:r>
       <w:proofErr w:type="spellStart"/>
       <w:r>
-        <w:t>Todoist</w:t>
-      </w:r>
-      <w:proofErr w:type="spellEnd"/>
-      <w:r>
-        <w:t>» по основным категориям, представленным в таблице 1.1.</w:t>
-      </w:r>
-    </w:p>
-    <w:p>
-      <w:pPr>
-        <w:ind w:firstLine="0"/>
-      </w:pPr>
-      <w:r>
-        <w:t>Таблица 1.1 – Оценка категорий системы «</w:t>
-      </w:r>
-      <w:proofErr w:type="spellStart"/>
-      <w:r>
-        <w:rPr>
-          <w:lang w:val="en-US"/>
-        </w:rPr>
         <w:t>Todoist</w:t>
       </w:r>
       <w:proofErr w:type="spellEnd"/>
@@ -2187,14 +2502,13 @@
         <w:tblLook w:val="04A0" w:firstRow="1" w:lastRow="0" w:firstColumn="1" w:lastColumn="0" w:noHBand="0" w:noVBand="1"/>
       </w:tblPr>
       <w:tblGrid>
-        <w:gridCol w:w="2263"/>
-        <w:gridCol w:w="3828"/>
-        <w:gridCol w:w="3678"/>
+        <w:gridCol w:w="3397"/>
+        <w:gridCol w:w="6372"/>
       </w:tblGrid>
       <w:tr>
         <w:tc>
           <w:tcPr>
-            <w:tcW w:w="2263" w:type="dxa"/>
+            <w:tcW w:w="3397" w:type="dxa"/>
           </w:tcPr>
           <w:p>
             <w:pPr>
@@ -2203,12 +2517,14 @@
               <w:rPr>
                 <w:sz w:val="24"/>
                 <w:szCs w:val="24"/>
+                <w:lang w:eastAsia="ru-RU"/>
               </w:rPr>
             </w:pPr>
             <w:r>
               <w:rPr>
                 <w:sz w:val="24"/>
                 <w:szCs w:val="24"/>
+                <w:lang w:eastAsia="ru-RU"/>
               </w:rPr>
               <w:t>Категория</w:t>
             </w:r>
@@ -2216,7 +2532,7 @@
         </w:tc>
         <w:tc>
           <w:tcPr>
-            <w:tcW w:w="3828" w:type="dxa"/>
+            <w:tcW w:w="6372" w:type="dxa"/>
           </w:tcPr>
           <w:p>
             <w:pPr>
@@ -2225,36 +2541,16 @@
               <w:rPr>
                 <w:sz w:val="24"/>
                 <w:szCs w:val="24"/>
+                <w:lang w:eastAsia="ru-RU"/>
               </w:rPr>
             </w:pPr>
             <w:r>
               <w:rPr>
                 <w:sz w:val="24"/>
                 <w:szCs w:val="24"/>
-              </w:rPr>
-              <w:t>Плюсы</w:t>
-            </w:r>
-          </w:p>
-        </w:tc>
-        <w:tc>
-          <w:tcPr>
-            <w:tcW w:w="3678" w:type="dxa"/>
-          </w:tcPr>
-          <w:p>
-            <w:pPr>
-              <w:ind w:firstLine="0"/>
-              <w:jc w:val="center"/>
-              <w:rPr>
-                <w:sz w:val="24"/>
-                <w:szCs w:val="24"/>
-              </w:rPr>
-            </w:pPr>
-            <w:r>
-              <w:rPr>
-                <w:sz w:val="24"/>
-                <w:szCs w:val="24"/>
-              </w:rPr>
-              <w:t>Минусы</w:t>
+                <w:lang w:eastAsia="ru-RU"/>
+              </w:rPr>
+              <w:t>Описание</w:t>
             </w:r>
           </w:p>
         </w:tc>
@@ -2262,7 +2558,7 @@
       <w:tr>
         <w:tc>
           <w:tcPr>
-            <w:tcW w:w="2263" w:type="dxa"/>
+            <w:tcW w:w="3397" w:type="dxa"/>
           </w:tcPr>
           <w:p>
             <w:pPr>
@@ -2270,12 +2566,14 @@
               <w:rPr>
                 <w:sz w:val="24"/>
                 <w:szCs w:val="24"/>
+                <w:lang w:eastAsia="ru-RU"/>
               </w:rPr>
             </w:pPr>
             <w:r>
               <w:rPr>
                 <w:sz w:val="24"/>
                 <w:szCs w:val="24"/>
+                <w:lang w:eastAsia="ru-RU"/>
               </w:rPr>
               <w:t>Функциональность</w:t>
             </w:r>
@@ -2283,7 +2581,7 @@
         </w:tc>
         <w:tc>
           <w:tcPr>
-            <w:tcW w:w="3828" w:type="dxa"/>
+            <w:tcW w:w="6372" w:type="dxa"/>
           </w:tcPr>
           <w:p>
             <w:pPr>
@@ -2291,51 +2589,16 @@
               <w:rPr>
                 <w:sz w:val="24"/>
                 <w:szCs w:val="24"/>
+                <w:lang w:eastAsia="ru-RU"/>
               </w:rPr>
             </w:pPr>
             <w:r>
               <w:rPr>
                 <w:sz w:val="24"/>
                 <w:szCs w:val="24"/>
-              </w:rPr>
-              <w:t>Поддержка проектов и подзадач, приоритетов, меток, напоминаний; кроссплатформенность.</w:t>
-            </w:r>
-          </w:p>
-        </w:tc>
-        <w:tc>
-          <w:tcPr>
-            <w:tcW w:w="3678" w:type="dxa"/>
-          </w:tcPr>
-          <w:p>
-            <w:pPr>
-              <w:ind w:firstLine="0"/>
-              <w:rPr>
-                <w:sz w:val="24"/>
-                <w:szCs w:val="24"/>
-              </w:rPr>
-            </w:pPr>
-            <w:r>
-              <w:rPr>
-                <w:sz w:val="24"/>
-                <w:szCs w:val="24"/>
-              </w:rPr>
-              <w:t xml:space="preserve">Расширенные функции (фильтры, </w:t>
-            </w:r>
-            <w:proofErr w:type="spellStart"/>
-            <w:r>
-              <w:rPr>
-                <w:sz w:val="24"/>
-                <w:szCs w:val="24"/>
-              </w:rPr>
-              <w:t>автопланирование</w:t>
-            </w:r>
-            <w:proofErr w:type="spellEnd"/>
-            <w:r>
-              <w:rPr>
-                <w:sz w:val="24"/>
-                <w:szCs w:val="24"/>
-              </w:rPr>
-              <w:t xml:space="preserve"> и т.п.) доступны только в платной версии.</w:t>
+                <w:lang w:eastAsia="ru-RU"/>
+              </w:rPr>
+              <w:t>Поддержка проектов, задач и подзадач, приоритетов, напоминаний и меток</w:t>
             </w:r>
           </w:p>
         </w:tc>
@@ -2343,7 +2606,7 @@
       <w:tr>
         <w:tc>
           <w:tcPr>
-            <w:tcW w:w="2263" w:type="dxa"/>
+            <w:tcW w:w="3397" w:type="dxa"/>
           </w:tcPr>
           <w:p>
             <w:pPr>
@@ -2351,12 +2614,14 @@
               <w:rPr>
                 <w:sz w:val="24"/>
                 <w:szCs w:val="24"/>
+                <w:lang w:eastAsia="ru-RU"/>
               </w:rPr>
             </w:pPr>
             <w:r>
               <w:rPr>
                 <w:sz w:val="24"/>
                 <w:szCs w:val="24"/>
+                <w:lang w:eastAsia="ru-RU"/>
               </w:rPr>
               <w:t>Удобство</w:t>
             </w:r>
@@ -2364,7 +2629,7 @@
         </w:tc>
         <w:tc>
           <w:tcPr>
-            <w:tcW w:w="3828" w:type="dxa"/>
+            <w:tcW w:w="6372" w:type="dxa"/>
           </w:tcPr>
           <w:p>
             <w:pPr>
@@ -2372,49 +2637,16 @@
               <w:rPr>
                 <w:sz w:val="24"/>
                 <w:szCs w:val="24"/>
+                <w:lang w:eastAsia="ru-RU"/>
               </w:rPr>
             </w:pPr>
             <w:r>
               <w:rPr>
                 <w:sz w:val="24"/>
                 <w:szCs w:val="24"/>
-              </w:rPr>
-              <w:t>Простой и интуитивный интерфейс, быстрое добавление задач, удобная навигация по проектам.</w:t>
-            </w:r>
-          </w:p>
-        </w:tc>
-        <w:tc>
-          <w:tcPr>
-            <w:tcW w:w="3678" w:type="dxa"/>
-          </w:tcPr>
-          <w:p>
-            <w:pPr>
-              <w:ind w:firstLine="0"/>
-              <w:rPr>
-                <w:sz w:val="24"/>
-                <w:szCs w:val="24"/>
-              </w:rPr>
-            </w:pPr>
-            <w:r>
-              <w:rPr>
-                <w:sz w:val="24"/>
-                <w:szCs w:val="24"/>
-              </w:rPr>
-              <w:t xml:space="preserve">Ограниченная гибкость представления сложных иерархий целей (нет наглядных </w:t>
-            </w:r>
-            <w:r>
-              <w:rPr>
-                <w:sz w:val="24"/>
-                <w:szCs w:val="24"/>
-              </w:rPr>
-              <w:t>списков задач</w:t>
-            </w:r>
-            <w:r>
-              <w:rPr>
-                <w:sz w:val="24"/>
-                <w:szCs w:val="24"/>
-              </w:rPr>
-              <w:t>).</w:t>
+                <w:lang w:eastAsia="ru-RU"/>
+              </w:rPr>
+              <w:t>Интуитивный интерфейс, быстрое добавление и структурирование задач</w:t>
             </w:r>
           </w:p>
         </w:tc>
@@ -2422,7 +2654,7 @@
       <w:tr>
         <w:tc>
           <w:tcPr>
-            <w:tcW w:w="2263" w:type="dxa"/>
+            <w:tcW w:w="3397" w:type="dxa"/>
           </w:tcPr>
           <w:p>
             <w:pPr>
@@ -2430,12 +2662,14 @@
               <w:rPr>
                 <w:sz w:val="24"/>
                 <w:szCs w:val="24"/>
+                <w:lang w:eastAsia="ru-RU"/>
               </w:rPr>
             </w:pPr>
             <w:r>
               <w:rPr>
                 <w:sz w:val="24"/>
                 <w:szCs w:val="24"/>
+                <w:lang w:eastAsia="ru-RU"/>
               </w:rPr>
               <w:t>Безопасность</w:t>
             </w:r>
@@ -2443,7 +2677,7 @@
         </w:tc>
         <w:tc>
           <w:tcPr>
-            <w:tcW w:w="3828" w:type="dxa"/>
+            <w:tcW w:w="6372" w:type="dxa"/>
           </w:tcPr>
           <w:p>
             <w:pPr>
@@ -2451,35 +2685,16 @@
               <w:rPr>
                 <w:sz w:val="24"/>
                 <w:szCs w:val="24"/>
+                <w:lang w:eastAsia="ru-RU"/>
               </w:rPr>
             </w:pPr>
             <w:r>
               <w:rPr>
                 <w:sz w:val="24"/>
                 <w:szCs w:val="24"/>
-              </w:rPr>
-              <w:t>Авторизация через защищённые протоколы, резервное копирование данных в облаке.</w:t>
-            </w:r>
-          </w:p>
-        </w:tc>
-        <w:tc>
-          <w:tcPr>
-            <w:tcW w:w="3678" w:type="dxa"/>
-          </w:tcPr>
-          <w:p>
-            <w:pPr>
-              <w:ind w:firstLine="0"/>
-              <w:rPr>
-                <w:sz w:val="24"/>
-                <w:szCs w:val="24"/>
-              </w:rPr>
-            </w:pPr>
-            <w:r>
-              <w:rPr>
-                <w:sz w:val="24"/>
-                <w:szCs w:val="24"/>
-              </w:rPr>
-              <w:t>Пользовательские данные полностью зависят от внешнего облачного сервиса.</w:t>
+                <w:lang w:eastAsia="ru-RU"/>
+              </w:rPr>
+              <w:t>Использование облачного хранения данных и механизмов авторизации</w:t>
             </w:r>
           </w:p>
         </w:tc>
@@ -2487,7 +2702,7 @@
       <w:tr>
         <w:tc>
           <w:tcPr>
-            <w:tcW w:w="2263" w:type="dxa"/>
+            <w:tcW w:w="3397" w:type="dxa"/>
           </w:tcPr>
           <w:p>
             <w:pPr>
@@ -2495,12 +2710,14 @@
               <w:rPr>
                 <w:sz w:val="24"/>
                 <w:szCs w:val="24"/>
+                <w:lang w:eastAsia="ru-RU"/>
               </w:rPr>
             </w:pPr>
             <w:r>
               <w:rPr>
                 <w:sz w:val="24"/>
                 <w:szCs w:val="24"/>
+                <w:lang w:eastAsia="ru-RU"/>
               </w:rPr>
               <w:t>Стабильность</w:t>
             </w:r>
@@ -2508,7 +2725,7 @@
         </w:tc>
         <w:tc>
           <w:tcPr>
-            <w:tcW w:w="3828" w:type="dxa"/>
+            <w:tcW w:w="6372" w:type="dxa"/>
           </w:tcPr>
           <w:p>
             <w:pPr>
@@ -2516,35 +2733,16 @@
               <w:rPr>
                 <w:sz w:val="24"/>
                 <w:szCs w:val="24"/>
+                <w:lang w:eastAsia="ru-RU"/>
               </w:rPr>
             </w:pPr>
             <w:r>
               <w:rPr>
                 <w:sz w:val="24"/>
                 <w:szCs w:val="24"/>
-              </w:rPr>
-              <w:t>Сервис обеспечивает стабильную работу и синхронизацию между устройствами.</w:t>
-            </w:r>
-          </w:p>
-        </w:tc>
-        <w:tc>
-          <w:tcPr>
-            <w:tcW w:w="3678" w:type="dxa"/>
-          </w:tcPr>
-          <w:p>
-            <w:pPr>
-              <w:ind w:firstLine="0"/>
-              <w:rPr>
-                <w:sz w:val="24"/>
-                <w:szCs w:val="24"/>
-              </w:rPr>
-            </w:pPr>
-            <w:r>
-              <w:rPr>
-                <w:sz w:val="24"/>
-                <w:szCs w:val="24"/>
-              </w:rPr>
-              <w:t>При проблемах с интернет‑подключением часть функций становится недоступной.</w:t>
+                <w:lang w:eastAsia="ru-RU"/>
+              </w:rPr>
+              <w:t>Синхронизация данных между устройствами, стабильная работа сервиса</w:t>
             </w:r>
           </w:p>
         </w:tc>
@@ -2552,7 +2750,7 @@
       <w:tr>
         <w:tc>
           <w:tcPr>
-            <w:tcW w:w="2263" w:type="dxa"/>
+            <w:tcW w:w="3397" w:type="dxa"/>
           </w:tcPr>
           <w:p>
             <w:pPr>
@@ -2560,12 +2758,14 @@
               <w:rPr>
                 <w:sz w:val="24"/>
                 <w:szCs w:val="24"/>
+                <w:lang w:eastAsia="ru-RU"/>
               </w:rPr>
             </w:pPr>
             <w:r>
               <w:rPr>
                 <w:sz w:val="24"/>
                 <w:szCs w:val="24"/>
+                <w:lang w:eastAsia="ru-RU"/>
               </w:rPr>
               <w:t>Доступность</w:t>
             </w:r>
@@ -2573,7 +2773,7 @@
         </w:tc>
         <w:tc>
           <w:tcPr>
-            <w:tcW w:w="3828" w:type="dxa"/>
+            <w:tcW w:w="6372" w:type="dxa"/>
           </w:tcPr>
           <w:p>
             <w:pPr>
@@ -2581,35 +2781,16 @@
               <w:rPr>
                 <w:sz w:val="24"/>
                 <w:szCs w:val="24"/>
+                <w:lang w:eastAsia="ru-RU"/>
               </w:rPr>
             </w:pPr>
             <w:r>
               <w:rPr>
                 <w:sz w:val="24"/>
                 <w:szCs w:val="24"/>
-              </w:rPr>
-              <w:t>Доступен в виде веб‑версии и мобильных приложений, есть бесплатный тариф.</w:t>
-            </w:r>
-          </w:p>
-        </w:tc>
-        <w:tc>
-          <w:tcPr>
-            <w:tcW w:w="3678" w:type="dxa"/>
-          </w:tcPr>
-          <w:p>
-            <w:pPr>
-              <w:ind w:firstLine="0"/>
-              <w:rPr>
-                <w:sz w:val="24"/>
-                <w:szCs w:val="24"/>
-              </w:rPr>
-            </w:pPr>
-            <w:r>
-              <w:rPr>
-                <w:sz w:val="24"/>
-                <w:szCs w:val="24"/>
-              </w:rPr>
-              <w:t>Некоторые интеграции и функции доступны только в платных тарифах.</w:t>
+                <w:lang w:eastAsia="ru-RU"/>
+              </w:rPr>
+              <w:t>Веб-версия и мобильные приложения, различные тарифные планы</w:t>
             </w:r>
           </w:p>
         </w:tc>
@@ -2617,109 +2798,121 @@
     </w:tbl>
     <w:p>
       <w:pPr>
-        <w:spacing w:before="240"/>
-      </w:pPr>
-      <w:r>
-        <w:t>Проведенный анализ функциональных возможностей сервиса позволяет сделать следующий вывод: несмотря на наличие базовых механизмов декомпозиции и интуитивно понятный интерфейс, подавляющее большинство ключевых функций, необходимых для полноценной командной работы и детального планирования, доступно исключительно в рамках коммерческой подписки. Свободная версия приложения характеризуется существенными функциональными ограничениями, что снижает эффективность его применения в качестве универсального инструмента командного целеполагания в рамках разрабатываемого проекта.</w:t>
-      </w:r>
-    </w:p>
-    <w:p>
-      <w:pPr>
-        <w:spacing w:before="120"/>
-      </w:pPr>
-      <w:r>
-        <w:t>Следующей рассматриваемой системой является «</w:t>
+        <w:ind w:firstLine="0"/>
+        <w:rPr>
+          <w:lang w:eastAsia="ru-RU"/>
+        </w:rPr>
+      </w:pPr>
+    </w:p>
+    <w:p>
+      <w:pPr>
+        <w:rPr>
+          <w:lang w:eastAsia="ru-RU"/>
+        </w:rPr>
+      </w:pPr>
+      <w:r>
+        <w:rPr>
+          <w:lang w:eastAsia="ru-RU"/>
+        </w:rPr>
+        <w:t xml:space="preserve">Следующей рассматриваемой системой является </w:t>
       </w:r>
       <w:proofErr w:type="spellStart"/>
       <w:r>
+        <w:rPr>
+          <w:lang w:eastAsia="ru-RU"/>
+        </w:rPr>
         <w:t>Notion</w:t>
       </w:r>
       <w:proofErr w:type="spellEnd"/>
       <w:r>
-        <w:t>» – универсальная платформа для организации рабочего пространства, сочетающая в себе функционал управления базами данных, создания структурированных страниц и применения шаблонов проектирования для планирования деятельности.</w:t>
+        <w:rPr>
+          <w:lang w:eastAsia="ru-RU"/>
+        </w:rPr>
+        <w:t xml:space="preserve"> – </w:t>
+      </w:r>
+      <w:r>
+        <w:rPr>
+          <w:lang w:eastAsia="ru-RU"/>
+        </w:rPr>
+        <w:t>универсальная платформа для организации информации и управления рабочими процессами. Она объединяет в себе функциональность баз данных, текстового редактора и инструментов для планирования.</w:t>
+      </w:r>
+    </w:p>
+    <w:p>
+      <w:pPr>
+        <w:rPr>
+          <w:lang w:eastAsia="ru-RU"/>
+        </w:rPr>
+      </w:pPr>
+      <w:r>
+        <w:rPr>
+          <w:lang w:eastAsia="ru-RU"/>
+        </w:rPr>
+        <w:t xml:space="preserve">Одной из ключевых особенностей </w:t>
+      </w:r>
+      <w:proofErr w:type="spellStart"/>
+      <w:r>
+        <w:rPr>
+          <w:lang w:eastAsia="ru-RU"/>
+        </w:rPr>
+        <w:t>Notion</w:t>
+      </w:r>
+      <w:proofErr w:type="spellEnd"/>
+      <w:r>
+        <w:rPr>
+          <w:lang w:eastAsia="ru-RU"/>
+        </w:rPr>
+        <w:t xml:space="preserve"> является высокая гибкость настройки. Пользователь может создавать собственные структуры данных, связывать таблицы между собой и использовать различные представления: таблицы, доски, списки и календари. Это позволяет реализовывать сложные системы декомпозиции целей и адаптировать рабочее пространство под конкретные задачи.</w:t>
+      </w:r>
+    </w:p>
+    <w:p>
+      <w:r>
+        <w:rPr>
+          <w:lang w:eastAsia="ru-RU"/>
+        </w:rPr>
+        <w:t>Дополнительной особенностью платформы является наличие встроенного ИИ-ассистента, который помогает в формировании и структурировании задач. Также система поддерживает совместную работу, управление доступом и хранение истории изменений.</w:t>
       </w:r>
       <w:r>
         <w:t xml:space="preserve"> </w:t>
       </w:r>
     </w:p>
     <w:p>
-      <w:pPr>
-        <w:spacing w:before="120"/>
-      </w:pPr>
+      <w:r>
+        <w:t xml:space="preserve">Важным элементом платформы является возможность использования готовых шаблонов, которые позволяют ускорить процесс организации рабочего пространства и стандартизировать подход к планированию задач. Пользователь </w:t>
+      </w:r>
       <w:r>
         <w:lastRenderedPageBreak/>
-        <w:t>Отличительной особенностью данного сервиса выступает распространенный подход к построению пользовательских систем целеполагания и отслеживания задач, реализуемый посредством гибкого инструментария. Пользователь имеет возможность создавать связанные таблицы и</w:t>
-      </w:r>
-      <w:r>
-        <w:t xml:space="preserve"> </w:t>
-      </w:r>
-      <w:r>
-        <w:t>доски, обеспечивающие наглядную декомпозицию стратегических целей на промежуточные этапы и конкретные задачи. Гибкость платформы позволяет адаптировать рабочее пространство под специфику как индивидуального, так и командного планирования.</w:t>
-      </w:r>
-      <w:r>
-        <w:t xml:space="preserve"> </w:t>
-      </w:r>
-      <w:r>
-        <w:t>Возможность настройки пользовательских свойств и атрибутов для каждого типа данных даёт пользователю полный контроль над структурой хранимой информации и способами её отображения.</w:t>
-      </w:r>
-      <w:r>
-        <w:t xml:space="preserve"> Кроме того, в системе реализован ИИ-ассистент, оказывающий поддержку в декомпозиции поставленных целей на составляющие задачи.</w:t>
-      </w:r>
-      <w:r>
-        <w:t xml:space="preserve"> </w:t>
-      </w:r>
-      <w:r>
-        <w:t>Функциональность ассистента интегрирована непосредственно в рабочее окружение, что избавляет пользователя от необходимости переключения между различными приложениями или сервисами для получения рекомендаций по структурированию целей.</w:t>
-      </w:r>
-      <w:r>
-        <w:t xml:space="preserve"> </w:t>
-      </w:r>
-      <w:r>
-        <w:t>Важным аспектом является поддержка версионности изменений, обеспечивающая возможность восстановления предыдущих редакций планов и отслеживания хронологии работы над целями. Платформа также предоставляет доступ к обширной библиотеке шаблонов, созданных сообществом, что ускоряет процесс развертывания типовых конфигураций для ведения личных и командных проектов.</w:t>
-      </w:r>
-      <w:r>
-        <w:t xml:space="preserve"> </w:t>
-      </w:r>
-      <w:r>
-        <w:t>Наличие готовых решений для различных сценариев использования снижает порог входа для новых пользователей и позволяет быстрее адаптировать инструмент под конкретные задачи</w:t>
-      </w:r>
-    </w:p>
-    <w:p>
-      <w:pPr>
-        <w:spacing w:before="120"/>
-      </w:pPr>
-      <w:r>
-        <w:t>Для обеспечения бесперебойного доступа к данным сервис функционирует в формате кроссплатформенного решения, синхронизируя информацию между веб-версией, настольными клиентами и мобильными устройствами.</w:t>
-      </w:r>
-      <w:r>
-        <w:t xml:space="preserve"> </w:t>
-      </w:r>
-      <w:r>
-        <w:t>На рисунках 1.6 и 1.7 представлен дизайн главной страницы представления списка задач и интерфейс чата, обеспечивающего взаимодействие пользователя с ИИ-ассистентом в среде «</w:t>
-      </w:r>
-      <w:proofErr w:type="spellStart"/>
-      <w:r>
-        <w:t>Notion</w:t>
-      </w:r>
-      <w:proofErr w:type="spellEnd"/>
-      <w:r>
-        <w:t>», соответственно.</w:t>
+        <w:t>может как применять существующие шаблоны, так и разрабатывать собственные, адаптированные под индивидуальные или командные потребности.</w:t>
+      </w:r>
+    </w:p>
+    <w:p>
+      <w:pPr>
+        <w:rPr>
+          <w:lang w:eastAsia="ru-RU"/>
+        </w:rPr>
+      </w:pPr>
+      <w:r>
+        <w:rPr>
+          <w:lang w:eastAsia="ru-RU"/>
+        </w:rPr>
+        <w:t>На рисунках 1.6 и 1.7 представлены элементы интерфейса системы.</w:t>
       </w:r>
     </w:p>
     <w:p>
       <w:pPr>
         <w:jc w:val="center"/>
+        <w:rPr>
+          <w:lang w:eastAsia="ru-RU"/>
+        </w:rPr>
       </w:pPr>
       <w:r>
         <w:rPr>
           <w:noProof/>
         </w:rPr>
-        <w:lastRenderedPageBreak/>
         <w:drawing>
-          <wp:inline distT="0" distB="0" distL="0" distR="0" wp14:anchorId="3CAD68F4" wp14:editId="6755029E">
-            <wp:extent cx="5736501" cy="3733800"/>
-            <wp:effectExtent l="19050" t="19050" r="17145" b="19050"/>
-            <wp:docPr id="9" name="Рисунок 9"/>
+          <wp:inline distT="0" distB="0" distL="0" distR="0" wp14:anchorId="59BB4F30" wp14:editId="1649A03D">
+            <wp:extent cx="5427150" cy="3543441"/>
+            <wp:effectExtent l="0" t="0" r="2540" b="0"/>
+            <wp:docPr id="12" name="Рисунок 12"/>
             <wp:cNvGraphicFramePr>
               <a:graphicFrameLocks xmlns:a="http://schemas.openxmlformats.org/drawingml/2006/main" noChangeAspect="1"/>
             </wp:cNvGraphicFramePr>
@@ -2739,16 +2932,11 @@
                   <pic:spPr>
                     <a:xfrm>
                       <a:off x="0" y="0"/>
-                      <a:ext cx="5752125" cy="3743970"/>
+                      <a:ext cx="5431031" cy="3545975"/>
                     </a:xfrm>
                     <a:prstGeom prst="rect">
                       <a:avLst/>
                     </a:prstGeom>
-                    <a:ln>
-                      <a:solidFill>
-                        <a:schemeClr val="tx1"/>
-                      </a:solidFill>
-                    </a:ln>
                   </pic:spPr>
                 </pic:pic>
               </a:graphicData>
@@ -2760,35 +2948,47 @@
     <w:p>
       <w:pPr>
         <w:jc w:val="center"/>
-      </w:pPr>
-      <w:r>
-        <w:t xml:space="preserve">Рисунок 1.6 – Главная страница списка задач в </w:t>
-      </w:r>
-      <w:r>
-        <w:t>«</w:t>
+        <w:rPr>
+          <w:lang w:eastAsia="ru-RU"/>
+        </w:rPr>
+      </w:pPr>
+      <w:r>
+        <w:rPr>
+          <w:lang w:eastAsia="ru-RU"/>
+        </w:rPr>
+        <w:t>Рисунок 1.6 – Главная страница списка задач в «</w:t>
       </w:r>
       <w:proofErr w:type="spellStart"/>
       <w:r>
+        <w:rPr>
+          <w:lang w:eastAsia="ru-RU"/>
+        </w:rPr>
         <w:t>Notion</w:t>
       </w:r>
       <w:proofErr w:type="spellEnd"/>
       <w:r>
+        <w:rPr>
+          <w:lang w:eastAsia="ru-RU"/>
+        </w:rPr>
         <w:t>»</w:t>
       </w:r>
     </w:p>
     <w:p>
       <w:pPr>
         <w:jc w:val="center"/>
+        <w:rPr>
+          <w:lang w:eastAsia="ru-RU"/>
+        </w:rPr>
       </w:pPr>
       <w:r>
         <w:rPr>
           <w:noProof/>
         </w:rPr>
         <w:drawing>
-          <wp:inline distT="0" distB="0" distL="0" distR="0" wp14:anchorId="660A1CCD" wp14:editId="41FEAA70">
-            <wp:extent cx="5727029" cy="3714750"/>
-            <wp:effectExtent l="19050" t="19050" r="26670" b="19050"/>
-            <wp:docPr id="10" name="Рисунок 10"/>
+          <wp:inline distT="0" distB="0" distL="0" distR="0" wp14:anchorId="3CC1A841" wp14:editId="47187DB5">
+            <wp:extent cx="5509396" cy="3581400"/>
+            <wp:effectExtent l="0" t="0" r="0" b="0"/>
+            <wp:docPr id="13" name="Рисунок 13"/>
             <wp:cNvGraphicFramePr>
               <a:graphicFrameLocks xmlns:a="http://schemas.openxmlformats.org/drawingml/2006/main" noChangeAspect="1"/>
             </wp:cNvGraphicFramePr>
@@ -2808,16 +3008,11 @@
                   <pic:spPr>
                     <a:xfrm>
                       <a:off x="0" y="0"/>
-                      <a:ext cx="5741025" cy="3723829"/>
+                      <a:ext cx="5521586" cy="3589324"/>
                     </a:xfrm>
                     <a:prstGeom prst="rect">
                       <a:avLst/>
                     </a:prstGeom>
-                    <a:ln>
-                      <a:solidFill>
-                        <a:schemeClr val="tx1"/>
-                      </a:solidFill>
-                    </a:ln>
                   </pic:spPr>
                 </pic:pic>
               </a:graphicData>
@@ -2829,18 +3024,12 @@
     <w:p>
       <w:pPr>
         <w:jc w:val="center"/>
-      </w:pPr>
-      <w:r>
-        <w:t>Рисунок 1.7 –</w:t>
-      </w:r>
-      <w:r>
-        <w:t xml:space="preserve">Страница взаимодействия с ИИ </w:t>
-      </w:r>
-      <w:r>
-        <w:t xml:space="preserve">в </w:t>
-      </w:r>
-      <w:r>
-        <w:t>«</w:t>
+        <w:rPr>
+          <w:lang w:eastAsia="ru-RU"/>
+        </w:rPr>
+      </w:pPr>
+      <w:r>
+        <w:t>Рисунок 1.7 –Страница взаимодействия с ИИ в «</w:t>
       </w:r>
       <w:proofErr w:type="spellStart"/>
       <w:r>
@@ -2853,59 +3042,41 @@
     </w:p>
     <w:p>
       <w:r>
-        <w:t xml:space="preserve">В процессе работы пользователь имеет возможность вести структурированные базы данных, содержащие сведения о целях, задачах и </w:t>
-      </w:r>
-      <w:r>
         <w:lastRenderedPageBreak/>
-        <w:t>проектах, с возможностью установления реляционных связей между соответствующими сущностями. Для визуального представления информации предусмотрен широкий спектр режимов отображения, включающий табличное представление,</w:t>
-      </w:r>
-      <w:r>
-        <w:t xml:space="preserve"> </w:t>
-      </w:r>
-      <w:r>
-        <w:t>доски и календарные сетки.</w:t>
-      </w:r>
-      <w:r>
-        <w:t xml:space="preserve"> </w:t>
-      </w:r>
-      <w:r>
-        <w:t>Оценка системы «</w:t>
+        <w:t>Рассмотрим ключевые характеристики системы в обобщённом виде, представленные на таблице 1.</w:t>
+      </w:r>
+      <w:r>
+        <w:t>2</w:t>
+      </w:r>
+      <w:r>
+        <w:t>.</w:t>
+      </w:r>
+    </w:p>
+    <w:p>
+      <w:pPr>
+        <w:ind w:firstLine="0"/>
+        <w:rPr>
+          <w:lang w:eastAsia="ru-RU"/>
+        </w:rPr>
+      </w:pPr>
+      <w:r>
+        <w:rPr>
+          <w:lang w:eastAsia="ru-RU"/>
+        </w:rPr>
+        <w:t>Таблица 1.2 – Характеристика системы «</w:t>
       </w:r>
       <w:proofErr w:type="spellStart"/>
       <w:r>
+        <w:rPr>
+          <w:lang w:eastAsia="ru-RU"/>
+        </w:rPr>
         <w:t>Notion</w:t>
       </w:r>
       <w:proofErr w:type="spellEnd"/>
       <w:r>
-        <w:t>» по совокупности выделенных критериев приведена в таблице 1.2.</w:t>
-      </w:r>
-    </w:p>
-    <w:p>
-      <w:r>
-        <w:t>Платформа «</w:t>
-      </w:r>
-      <w:proofErr w:type="spellStart"/>
-      <w:r>
-        <w:t>Notion</w:t>
-      </w:r>
-      <w:proofErr w:type="spellEnd"/>
-      <w:r>
-        <w:t>» предоставляет развитые средства кастомизации схемы данных, позволяя гибко конфигурировать состав атрибутов записей, в частности: статусы выполнения, сведения об исполнителях, контрольные сроки и уровни приоритета. Совокупность указанных механизмов обеспечивает наглядную организацию информационного пространства и адаптацию рабочей среды под решаемые задачи.</w:t>
-      </w:r>
-    </w:p>
-    <w:p>
-      <w:pPr>
-        <w:ind w:firstLine="0"/>
-      </w:pPr>
-      <w:r>
-        <w:t>Таблица 1.2 – Оценка категорий системы «</w:t>
-      </w:r>
-      <w:proofErr w:type="spellStart"/>
-      <w:r>
-        <w:t>Notion</w:t>
-      </w:r>
-      <w:proofErr w:type="spellEnd"/>
-      <w:r>
+        <w:rPr>
+          <w:lang w:eastAsia="ru-RU"/>
+        </w:rPr>
         <w:t>»</w:t>
       </w:r>
     </w:p>
@@ -2916,14 +3087,13 @@
         <w:tblLook w:val="04A0" w:firstRow="1" w:lastRow="0" w:firstColumn="1" w:lastColumn="0" w:noHBand="0" w:noVBand="1"/>
       </w:tblPr>
       <w:tblGrid>
-        <w:gridCol w:w="2263"/>
-        <w:gridCol w:w="3544"/>
-        <w:gridCol w:w="3962"/>
+        <w:gridCol w:w="3256"/>
+        <w:gridCol w:w="6513"/>
       </w:tblGrid>
       <w:tr>
         <w:tc>
           <w:tcPr>
-            <w:tcW w:w="2263" w:type="dxa"/>
+            <w:tcW w:w="3256" w:type="dxa"/>
           </w:tcPr>
           <w:p>
             <w:pPr>
@@ -2932,12 +3102,14 @@
               <w:rPr>
                 <w:sz w:val="24"/>
                 <w:szCs w:val="24"/>
+                <w:lang w:eastAsia="ru-RU"/>
               </w:rPr>
             </w:pPr>
             <w:r>
               <w:rPr>
                 <w:sz w:val="24"/>
                 <w:szCs w:val="24"/>
+                <w:lang w:eastAsia="ru-RU"/>
               </w:rPr>
               <w:t>Категория</w:t>
             </w:r>
@@ -2945,7 +3117,7 @@
         </w:tc>
         <w:tc>
           <w:tcPr>
-            <w:tcW w:w="3544" w:type="dxa"/>
+            <w:tcW w:w="6513" w:type="dxa"/>
           </w:tcPr>
           <w:p>
             <w:pPr>
@@ -2954,36 +3126,16 @@
               <w:rPr>
                 <w:sz w:val="24"/>
                 <w:szCs w:val="24"/>
+                <w:lang w:eastAsia="ru-RU"/>
               </w:rPr>
             </w:pPr>
             <w:r>
               <w:rPr>
                 <w:sz w:val="24"/>
                 <w:szCs w:val="24"/>
-              </w:rPr>
-              <w:t>Плюсы</w:t>
-            </w:r>
-          </w:p>
-        </w:tc>
-        <w:tc>
-          <w:tcPr>
-            <w:tcW w:w="3962" w:type="dxa"/>
-          </w:tcPr>
-          <w:p>
-            <w:pPr>
-              <w:ind w:firstLine="708"/>
-              <w:jc w:val="center"/>
-              <w:rPr>
-                <w:sz w:val="24"/>
-                <w:szCs w:val="24"/>
-              </w:rPr>
-            </w:pPr>
-            <w:r>
-              <w:rPr>
-                <w:sz w:val="24"/>
-                <w:szCs w:val="24"/>
-              </w:rPr>
-              <w:t>Минусы</w:t>
+                <w:lang w:eastAsia="ru-RU"/>
+              </w:rPr>
+              <w:t>Описание</w:t>
             </w:r>
           </w:p>
         </w:tc>
@@ -2991,20 +3143,23 @@
       <w:tr>
         <w:tc>
           <w:tcPr>
-            <w:tcW w:w="2263" w:type="dxa"/>
+            <w:tcW w:w="3256" w:type="dxa"/>
           </w:tcPr>
           <w:p>
             <w:pPr>
               <w:ind w:firstLine="0"/>
+              <w:jc w:val="left"/>
               <w:rPr>
                 <w:sz w:val="24"/>
                 <w:szCs w:val="24"/>
+                <w:lang w:eastAsia="ru-RU"/>
               </w:rPr>
             </w:pPr>
             <w:r>
               <w:rPr>
                 <w:sz w:val="24"/>
                 <w:szCs w:val="24"/>
+                <w:lang w:eastAsia="ru-RU"/>
               </w:rPr>
               <w:t>Функциональность</w:t>
             </w:r>
@@ -3012,7 +3167,7 @@
         </w:tc>
         <w:tc>
           <w:tcPr>
-            <w:tcW w:w="3544" w:type="dxa"/>
+            <w:tcW w:w="6513" w:type="dxa"/>
           </w:tcPr>
           <w:p>
             <w:pPr>
@@ -3020,35 +3175,16 @@
               <w:rPr>
                 <w:sz w:val="24"/>
                 <w:szCs w:val="24"/>
+                <w:lang w:eastAsia="ru-RU"/>
               </w:rPr>
             </w:pPr>
             <w:r>
               <w:rPr>
                 <w:sz w:val="24"/>
                 <w:szCs w:val="24"/>
-              </w:rPr>
-              <w:t>Гибкая настройка структур данных, создание своих шаблонов для целей и задач, разные представления данных.</w:t>
-            </w:r>
-          </w:p>
-        </w:tc>
-        <w:tc>
-          <w:tcPr>
-            <w:tcW w:w="3962" w:type="dxa"/>
-          </w:tcPr>
-          <w:p>
-            <w:pPr>
-              <w:ind w:firstLine="0"/>
-              <w:rPr>
-                <w:sz w:val="24"/>
-                <w:szCs w:val="24"/>
-              </w:rPr>
-            </w:pPr>
-            <w:r>
-              <w:rPr>
-                <w:sz w:val="24"/>
-                <w:szCs w:val="24"/>
-              </w:rPr>
-              <w:t>Отсутствие полного управления списком в случае декомпозиции с использованием ИИ</w:t>
+                <w:lang w:eastAsia="ru-RU"/>
+              </w:rPr>
+              <w:t>Гибкая настройка структур данных, шаблоны, различные способы представления</w:t>
             </w:r>
           </w:p>
         </w:tc>
@@ -3056,20 +3192,23 @@
       <w:tr>
         <w:tc>
           <w:tcPr>
-            <w:tcW w:w="2263" w:type="dxa"/>
+            <w:tcW w:w="3256" w:type="dxa"/>
           </w:tcPr>
           <w:p>
             <w:pPr>
               <w:ind w:firstLine="0"/>
+              <w:jc w:val="left"/>
               <w:rPr>
                 <w:sz w:val="24"/>
                 <w:szCs w:val="24"/>
+                <w:lang w:eastAsia="ru-RU"/>
               </w:rPr>
             </w:pPr>
             <w:r>
               <w:rPr>
                 <w:sz w:val="24"/>
                 <w:szCs w:val="24"/>
+                <w:lang w:eastAsia="ru-RU"/>
               </w:rPr>
               <w:t>Удобство</w:t>
             </w:r>
@@ -3077,7 +3216,7 @@
         </w:tc>
         <w:tc>
           <w:tcPr>
-            <w:tcW w:w="3544" w:type="dxa"/>
+            <w:tcW w:w="6513" w:type="dxa"/>
           </w:tcPr>
           <w:p>
             <w:pPr>
@@ -3085,35 +3224,16 @@
               <w:rPr>
                 <w:sz w:val="24"/>
                 <w:szCs w:val="24"/>
+                <w:lang w:eastAsia="ru-RU"/>
               </w:rPr>
             </w:pPr>
             <w:r>
               <w:rPr>
                 <w:sz w:val="24"/>
                 <w:szCs w:val="24"/>
-              </w:rPr>
-              <w:t>Наглядные представления (таблицы, доски, календари), возможность группировки и фильтрации по нужным полям.</w:t>
-            </w:r>
-          </w:p>
-        </w:tc>
-        <w:tc>
-          <w:tcPr>
-            <w:tcW w:w="3962" w:type="dxa"/>
-          </w:tcPr>
-          <w:p>
-            <w:pPr>
-              <w:ind w:firstLine="0"/>
-              <w:rPr>
-                <w:sz w:val="24"/>
-                <w:szCs w:val="24"/>
-              </w:rPr>
-            </w:pPr>
-            <w:r>
-              <w:rPr>
-                <w:sz w:val="24"/>
-                <w:szCs w:val="24"/>
-              </w:rPr>
-              <w:t>Высокий порог входа при сложной структуре; пользователю нужно самостоятельно проектировать систему.</w:t>
+                <w:lang w:eastAsia="ru-RU"/>
+              </w:rPr>
+              <w:t>Поддержка таблиц, досок, календарей и пользовательских интерфейсов</w:t>
             </w:r>
           </w:p>
         </w:tc>
@@ -3121,20 +3241,23 @@
       <w:tr>
         <w:tc>
           <w:tcPr>
-            <w:tcW w:w="2263" w:type="dxa"/>
+            <w:tcW w:w="3256" w:type="dxa"/>
           </w:tcPr>
           <w:p>
             <w:pPr>
               <w:ind w:firstLine="0"/>
+              <w:jc w:val="left"/>
               <w:rPr>
                 <w:sz w:val="24"/>
                 <w:szCs w:val="24"/>
+                <w:lang w:eastAsia="ru-RU"/>
               </w:rPr>
             </w:pPr>
             <w:r>
               <w:rPr>
                 <w:sz w:val="24"/>
                 <w:szCs w:val="24"/>
+                <w:lang w:eastAsia="ru-RU"/>
               </w:rPr>
               <w:t>Безопасность</w:t>
             </w:r>
@@ -3142,7 +3265,7 @@
         </w:tc>
         <w:tc>
           <w:tcPr>
-            <w:tcW w:w="3544" w:type="dxa"/>
+            <w:tcW w:w="6513" w:type="dxa"/>
           </w:tcPr>
           <w:p>
             <w:pPr>
@@ -3150,35 +3273,16 @@
               <w:rPr>
                 <w:sz w:val="24"/>
                 <w:szCs w:val="24"/>
+                <w:lang w:eastAsia="ru-RU"/>
               </w:rPr>
             </w:pPr>
             <w:r>
               <w:rPr>
                 <w:sz w:val="24"/>
                 <w:szCs w:val="24"/>
-              </w:rPr>
-              <w:t>Поддержка управления доступом к страницам и базам данных, разграничение прав между участниками.</w:t>
-            </w:r>
-          </w:p>
-        </w:tc>
-        <w:tc>
-          <w:tcPr>
-            <w:tcW w:w="3962" w:type="dxa"/>
-          </w:tcPr>
-          <w:p>
-            <w:pPr>
-              <w:ind w:firstLine="0"/>
-              <w:rPr>
-                <w:sz w:val="24"/>
-                <w:szCs w:val="24"/>
-              </w:rPr>
-            </w:pPr>
-            <w:r>
-              <w:rPr>
-                <w:sz w:val="24"/>
-                <w:szCs w:val="24"/>
-              </w:rPr>
-              <w:t>Данные хранятся у внешнего поставщика, оффлайн‑доступ ограничен.</w:t>
+                <w:lang w:eastAsia="ru-RU"/>
+              </w:rPr>
+              <w:t>Разграничение прав доступа и управление данными</w:t>
             </w:r>
           </w:p>
         </w:tc>
@@ -3186,20 +3290,23 @@
       <w:tr>
         <w:tc>
           <w:tcPr>
-            <w:tcW w:w="2263" w:type="dxa"/>
+            <w:tcW w:w="3256" w:type="dxa"/>
           </w:tcPr>
           <w:p>
             <w:pPr>
               <w:ind w:firstLine="0"/>
+              <w:jc w:val="left"/>
               <w:rPr>
                 <w:sz w:val="24"/>
                 <w:szCs w:val="24"/>
+                <w:lang w:eastAsia="ru-RU"/>
               </w:rPr>
             </w:pPr>
             <w:r>
               <w:rPr>
                 <w:sz w:val="24"/>
                 <w:szCs w:val="24"/>
+                <w:lang w:eastAsia="ru-RU"/>
               </w:rPr>
               <w:t>Стабильность</w:t>
             </w:r>
@@ -3207,7 +3314,7 @@
         </w:tc>
         <w:tc>
           <w:tcPr>
-            <w:tcW w:w="3544" w:type="dxa"/>
+            <w:tcW w:w="6513" w:type="dxa"/>
           </w:tcPr>
           <w:p>
             <w:pPr>
@@ -3215,35 +3322,16 @@
               <w:rPr>
                 <w:sz w:val="24"/>
                 <w:szCs w:val="24"/>
+                <w:lang w:eastAsia="ru-RU"/>
               </w:rPr>
             </w:pPr>
             <w:r>
               <w:rPr>
                 <w:sz w:val="24"/>
                 <w:szCs w:val="24"/>
-              </w:rPr>
-              <w:t>Стабильная работа веб‑клиента и приложений, регулярные обновления сервиса.</w:t>
-            </w:r>
-          </w:p>
-        </w:tc>
-        <w:tc>
-          <w:tcPr>
-            <w:tcW w:w="3962" w:type="dxa"/>
-          </w:tcPr>
-          <w:p>
-            <w:pPr>
-              <w:ind w:firstLine="0"/>
-              <w:rPr>
-                <w:sz w:val="24"/>
-                <w:szCs w:val="24"/>
-              </w:rPr>
-            </w:pPr>
-            <w:r>
-              <w:rPr>
-                <w:sz w:val="24"/>
-                <w:szCs w:val="24"/>
-              </w:rPr>
-              <w:t>При низком качестве соединения возможны задержки синхронизации и работы интерфейса.</w:t>
+                <w:lang w:eastAsia="ru-RU"/>
+              </w:rPr>
+              <w:t>Регулярные обновления и синхронизация между устройствами</w:t>
             </w:r>
           </w:p>
         </w:tc>
@@ -3251,20 +3339,23 @@
       <w:tr>
         <w:tc>
           <w:tcPr>
-            <w:tcW w:w="2263" w:type="dxa"/>
+            <w:tcW w:w="3256" w:type="dxa"/>
           </w:tcPr>
           <w:p>
             <w:pPr>
               <w:ind w:firstLine="0"/>
+              <w:jc w:val="left"/>
               <w:rPr>
                 <w:sz w:val="24"/>
                 <w:szCs w:val="24"/>
+                <w:lang w:eastAsia="ru-RU"/>
               </w:rPr>
             </w:pPr>
             <w:r>
               <w:rPr>
                 <w:sz w:val="24"/>
                 <w:szCs w:val="24"/>
+                <w:lang w:eastAsia="ru-RU"/>
               </w:rPr>
               <w:t>Доступность</w:t>
             </w:r>
@@ -3272,7 +3363,7 @@
         </w:tc>
         <w:tc>
           <w:tcPr>
-            <w:tcW w:w="3544" w:type="dxa"/>
+            <w:tcW w:w="6513" w:type="dxa"/>
           </w:tcPr>
           <w:p>
             <w:pPr>
@@ -3280,20 +3371,141 @@
               <w:rPr>
                 <w:sz w:val="24"/>
                 <w:szCs w:val="24"/>
+                <w:lang w:eastAsia="ru-RU"/>
               </w:rPr>
             </w:pPr>
             <w:r>
               <w:rPr>
                 <w:sz w:val="24"/>
                 <w:szCs w:val="24"/>
-              </w:rPr>
-              <w:t>Есть бесплатный тариф, образовательные и командные планы, веб и мобильные приложения</w:t>
+                <w:lang w:eastAsia="ru-RU"/>
+              </w:rPr>
+              <w:t>Кроссплатформенность и наличие различных вариантов использования</w:t>
+            </w:r>
+          </w:p>
+        </w:tc>
+      </w:tr>
+    </w:tbl>
+    <w:p>
+      <w:pPr>
+        <w:ind w:firstLine="0"/>
+        <w:rPr>
+          <w:lang w:eastAsia="ru-RU"/>
+        </w:rPr>
+      </w:pPr>
+    </w:p>
+    <w:p>
+      <w:pPr>
+        <w:rPr>
+          <w:lang w:eastAsia="ru-RU"/>
+        </w:rPr>
+      </w:pPr>
+      <w:r>
+        <w:rPr>
+          <w:lang w:eastAsia="ru-RU"/>
+        </w:rPr>
+        <w:t xml:space="preserve">Третьей рассматриваемой системой является </w:t>
+      </w:r>
+      <w:proofErr w:type="spellStart"/>
+      <w:r>
+        <w:rPr>
+          <w:lang w:eastAsia="ru-RU"/>
+        </w:rPr>
+        <w:t>Yougile</w:t>
+      </w:r>
+      <w:proofErr w:type="spellEnd"/>
+      <w:r>
+        <w:rPr>
+          <w:lang w:eastAsia="ru-RU"/>
+        </w:rPr>
+        <w:t xml:space="preserve"> – </w:t>
+      </w:r>
+      <w:r>
+        <w:rPr>
+          <w:lang w:eastAsia="ru-RU"/>
+        </w:rPr>
+        <w:t>инструмент управления задачами, основанный на визуальной модели досок и карточек.</w:t>
+      </w:r>
+    </w:p>
+    <w:p>
+      <w:pPr>
+        <w:rPr>
+          <w:lang w:eastAsia="ru-RU"/>
+        </w:rPr>
+      </w:pPr>
+      <w:r>
+        <w:t>В данной системе задачи организуются в виде карточек, размещённых на досках, которые отражают этапы выполнения работы. Пользователь может перемещать задачи между этапами, что обеспечивает наглядное отслеживание прогресса. Такой подход широко применяется в командной работе и позволяет эффективно управлять процессами выполнения задач.</w:t>
+      </w:r>
+      <w:r>
+        <w:t xml:space="preserve"> К</w:t>
+      </w:r>
+      <w:r>
+        <w:t>аждая карточка может содержать подробную информацию о задаче, включая описание, комментарии и вложения, что обеспечивает централизованное хранение данных по проекту. Это позволяет участникам команды взаимодействовать в рамках единого рабочего пространства без необходимости использования сторонних инструментов.</w:t>
+      </w:r>
+      <w:r>
+        <w:t xml:space="preserve"> </w:t>
+      </w:r>
+      <w:r>
+        <w:rPr>
+          <w:lang w:eastAsia="ru-RU"/>
+        </w:rPr>
+        <w:t>В таблице 1.3 представлены ключевые характеристики системы в обобщенном виде.</w:t>
+      </w:r>
+    </w:p>
+    <w:p>
+      <w:pPr>
+        <w:ind w:firstLine="0"/>
+        <w:rPr>
+          <w:lang w:eastAsia="ru-RU"/>
+        </w:rPr>
+      </w:pPr>
+      <w:r>
+        <w:t>Таблица 1.3 – Характеристика системы «</w:t>
+      </w:r>
+      <w:proofErr w:type="spellStart"/>
+      <w:r>
+        <w:t>Yougile</w:t>
+      </w:r>
+      <w:proofErr w:type="spellEnd"/>
+      <w:r>
+        <w:t>»</w:t>
+      </w:r>
+    </w:p>
+    <w:tbl>
+      <w:tblPr>
+        <w:tblStyle w:val="a7"/>
+        <w:tblW w:w="0" w:type="auto"/>
+        <w:tblLook w:val="04A0" w:firstRow="1" w:lastRow="0" w:firstColumn="1" w:lastColumn="0" w:noHBand="0" w:noVBand="1"/>
+      </w:tblPr>
+      <w:tblGrid>
+        <w:gridCol w:w="3256"/>
+        <w:gridCol w:w="6513"/>
+      </w:tblGrid>
+      <w:tr>
+        <w:tc>
+          <w:tcPr>
+            <w:tcW w:w="3256" w:type="dxa"/>
+          </w:tcPr>
+          <w:p>
+            <w:pPr>
+              <w:ind w:firstLine="0"/>
+              <w:rPr>
+                <w:sz w:val="24"/>
+                <w:szCs w:val="24"/>
+              </w:rPr>
+            </w:pPr>
+            <w:r>
+              <w:rPr>
+                <w:sz w:val="24"/>
+                <w:szCs w:val="24"/>
+              </w:rPr>
+              <w:t>Категория</w:t>
             </w:r>
           </w:p>
         </w:tc>
         <w:tc>
           <w:tcPr>
-            <w:tcW w:w="3962" w:type="dxa"/>
+            <w:tcW w:w="6513" w:type="dxa"/>
           </w:tcPr>
           <w:p>
             <w:pPr>
@@ -3308,79 +3520,263 @@
                 <w:sz w:val="24"/>
                 <w:szCs w:val="24"/>
               </w:rPr>
-              <w:t>Некоторые функции совместной работы и расширенные лимиты доступны только на платных тарифах.</w:t>
+              <w:t>Описание</w:t>
+            </w:r>
+          </w:p>
+        </w:tc>
+      </w:tr>
+      <w:tr>
+        <w:tc>
+          <w:tcPr>
+            <w:tcW w:w="3256" w:type="dxa"/>
+          </w:tcPr>
+          <w:p>
+            <w:pPr>
+              <w:ind w:firstLine="0"/>
+              <w:rPr>
+                <w:sz w:val="24"/>
+                <w:szCs w:val="24"/>
+              </w:rPr>
+            </w:pPr>
+            <w:r>
+              <w:rPr>
+                <w:sz w:val="24"/>
+                <w:szCs w:val="24"/>
+              </w:rPr>
+              <w:t>Функциональность</w:t>
+            </w:r>
+          </w:p>
+        </w:tc>
+        <w:tc>
+          <w:tcPr>
+            <w:tcW w:w="6513" w:type="dxa"/>
+          </w:tcPr>
+          <w:p>
+            <w:pPr>
+              <w:ind w:firstLine="0"/>
+              <w:rPr>
+                <w:sz w:val="24"/>
+                <w:szCs w:val="24"/>
+              </w:rPr>
+            </w:pPr>
+            <w:r>
+              <w:rPr>
+                <w:sz w:val="24"/>
+                <w:szCs w:val="24"/>
+              </w:rPr>
+              <w:t>Визуальные доски, карточки задач, управление этапами выполнения</w:t>
+            </w:r>
+          </w:p>
+        </w:tc>
+      </w:tr>
+      <w:tr>
+        <w:tc>
+          <w:tcPr>
+            <w:tcW w:w="3256" w:type="dxa"/>
+          </w:tcPr>
+          <w:p>
+            <w:pPr>
+              <w:ind w:firstLine="0"/>
+              <w:rPr>
+                <w:sz w:val="24"/>
+                <w:szCs w:val="24"/>
+              </w:rPr>
+            </w:pPr>
+            <w:r>
+              <w:rPr>
+                <w:sz w:val="24"/>
+                <w:szCs w:val="24"/>
+              </w:rPr>
+              <w:t>Удобство</w:t>
+            </w:r>
+          </w:p>
+        </w:tc>
+        <w:tc>
+          <w:tcPr>
+            <w:tcW w:w="6513" w:type="dxa"/>
+          </w:tcPr>
+          <w:p>
+            <w:pPr>
+              <w:ind w:firstLine="0"/>
+              <w:rPr>
+                <w:sz w:val="24"/>
+                <w:szCs w:val="24"/>
+              </w:rPr>
+            </w:pPr>
+            <w:r>
+              <w:rPr>
+                <w:sz w:val="24"/>
+                <w:szCs w:val="24"/>
+              </w:rPr>
+              <w:t>Наглядное представление задач и простая работа с ними</w:t>
+            </w:r>
+          </w:p>
+        </w:tc>
+      </w:tr>
+      <w:tr>
+        <w:tc>
+          <w:tcPr>
+            <w:tcW w:w="3256" w:type="dxa"/>
+          </w:tcPr>
+          <w:p>
+            <w:pPr>
+              <w:ind w:firstLine="0"/>
+              <w:rPr>
+                <w:sz w:val="24"/>
+                <w:szCs w:val="24"/>
+              </w:rPr>
+            </w:pPr>
+            <w:r>
+              <w:rPr>
+                <w:sz w:val="24"/>
+                <w:szCs w:val="24"/>
+              </w:rPr>
+              <w:t>Безопасность</w:t>
+            </w:r>
+          </w:p>
+        </w:tc>
+        <w:tc>
+          <w:tcPr>
+            <w:tcW w:w="6513" w:type="dxa"/>
+          </w:tcPr>
+          <w:p>
+            <w:pPr>
+              <w:ind w:firstLine="0"/>
+              <w:rPr>
+                <w:sz w:val="24"/>
+                <w:szCs w:val="24"/>
+              </w:rPr>
+            </w:pPr>
+            <w:r>
+              <w:rPr>
+                <w:sz w:val="24"/>
+                <w:szCs w:val="24"/>
+              </w:rPr>
+              <w:t>Управление доступом пользователей и проектных данных</w:t>
+            </w:r>
+          </w:p>
+        </w:tc>
+      </w:tr>
+      <w:tr>
+        <w:tc>
+          <w:tcPr>
+            <w:tcW w:w="3256" w:type="dxa"/>
+          </w:tcPr>
+          <w:p>
+            <w:pPr>
+              <w:ind w:firstLine="0"/>
+              <w:rPr>
+                <w:sz w:val="24"/>
+                <w:szCs w:val="24"/>
+              </w:rPr>
+            </w:pPr>
+            <w:r>
+              <w:rPr>
+                <w:sz w:val="24"/>
+                <w:szCs w:val="24"/>
+              </w:rPr>
+              <w:t>Стабильность</w:t>
+            </w:r>
+          </w:p>
+        </w:tc>
+        <w:tc>
+          <w:tcPr>
+            <w:tcW w:w="6513" w:type="dxa"/>
+          </w:tcPr>
+          <w:p>
+            <w:pPr>
+              <w:ind w:firstLine="0"/>
+              <w:rPr>
+                <w:sz w:val="24"/>
+                <w:szCs w:val="24"/>
+              </w:rPr>
+            </w:pPr>
+            <w:r>
+              <w:rPr>
+                <w:sz w:val="24"/>
+                <w:szCs w:val="24"/>
+              </w:rPr>
+              <w:t>Поддержка работы через веб и мобильные устройства</w:t>
+            </w:r>
+          </w:p>
+        </w:tc>
+      </w:tr>
+      <w:tr>
+        <w:tc>
+          <w:tcPr>
+            <w:tcW w:w="3256" w:type="dxa"/>
+          </w:tcPr>
+          <w:p>
+            <w:pPr>
+              <w:ind w:firstLine="0"/>
+              <w:rPr>
+                <w:sz w:val="24"/>
+                <w:szCs w:val="24"/>
+              </w:rPr>
+            </w:pPr>
+            <w:r>
+              <w:rPr>
+                <w:sz w:val="24"/>
+                <w:szCs w:val="24"/>
+              </w:rPr>
+              <w:t>Доступность</w:t>
+            </w:r>
+          </w:p>
+        </w:tc>
+        <w:tc>
+          <w:tcPr>
+            <w:tcW w:w="6513" w:type="dxa"/>
+          </w:tcPr>
+          <w:p>
+            <w:pPr>
+              <w:ind w:firstLine="0"/>
+              <w:rPr>
+                <w:sz w:val="24"/>
+                <w:szCs w:val="24"/>
+              </w:rPr>
+            </w:pPr>
+            <w:r>
+              <w:rPr>
+                <w:sz w:val="24"/>
+                <w:szCs w:val="24"/>
+              </w:rPr>
+              <w:t>Возможность использования в командах различного масштаба</w:t>
             </w:r>
           </w:p>
         </w:tc>
       </w:tr>
     </w:tbl>
-    <w:p>
-      <w:pPr>
-        <w:spacing w:before="240"/>
-      </w:pPr>
-      <w:r>
-        <w:t>Последней рассматриваемой системой является «</w:t>
-      </w:r>
-      <w:proofErr w:type="spellStart"/>
-      <w:r>
-        <w:t>Yougile</w:t>
-      </w:r>
-      <w:proofErr w:type="spellEnd"/>
-      <w:r>
-        <w:t>»</w:t>
-      </w:r>
-      <w:r>
-        <w:t xml:space="preserve"> </w:t>
-      </w:r>
-      <w:r>
-        <w:t>–</w:t>
-      </w:r>
-      <w:r>
-        <w:t xml:space="preserve"> </w:t>
-      </w:r>
-      <w:r>
-        <w:t xml:space="preserve">визуальный инструмент управления задачами и проектами на основе досок и карточек. Он широко используется для командной работы и позволяет организовать декомпозицию целей на задачи и этапы, а также отслеживать их выполнение в </w:t>
-      </w:r>
-      <w:r>
+    <w:p/>
+    <w:p>
+      <w:pPr>
+        <w:rPr>
+          <w:lang w:eastAsia="ru-RU"/>
+        </w:rPr>
+      </w:pPr>
+      <w:r>
+        <w:rPr>
+          <w:lang w:eastAsia="ru-RU"/>
+        </w:rPr>
         <w:lastRenderedPageBreak/>
-        <w:t>наглядной форме.</w:t>
-      </w:r>
-      <w:r>
-        <w:t xml:space="preserve"> </w:t>
-      </w:r>
-      <w:r>
-        <w:t>На рисунк</w:t>
-      </w:r>
-      <w:r>
-        <w:t>е</w:t>
-      </w:r>
-      <w:r>
-        <w:t xml:space="preserve"> 1.</w:t>
-      </w:r>
-      <w:r>
-        <w:t>8</w:t>
-      </w:r>
-      <w:r>
-        <w:t xml:space="preserve"> представлен дизайн главной страницы </w:t>
-      </w:r>
-      <w:r>
-        <w:t>доски, на которой расположены списки с необходимыми задачами.</w:t>
-      </w:r>
-    </w:p>
-    <w:p>
-      <w:pPr>
-        <w:spacing w:before="240"/>
+        <w:t>На рисунке 1.8 представлен пример интерфейса системы.</w:t>
+      </w:r>
+    </w:p>
+    <w:p>
+      <w:pPr>
         <w:jc w:val="center"/>
+        <w:rPr>
+          <w:lang w:eastAsia="ru-RU"/>
+        </w:rPr>
       </w:pPr>
       <w:r>
         <w:rPr>
           <w:noProof/>
         </w:rPr>
         <w:drawing>
-          <wp:inline distT="0" distB="0" distL="0" distR="0" wp14:anchorId="1FAE82AC" wp14:editId="25803A21">
-            <wp:extent cx="5704840" cy="4574839"/>
-            <wp:effectExtent l="19050" t="19050" r="10160" b="16510"/>
-            <wp:docPr id="23" name="Рисунок 23"/>
+          <wp:inline distT="0" distB="0" distL="0" distR="0" wp14:anchorId="180F3B81" wp14:editId="2ED68F51">
+            <wp:extent cx="5664218" cy="4543425"/>
+            <wp:effectExtent l="0" t="0" r="0" b="0"/>
+            <wp:docPr id="22" name="Рисунок 22"/>
             <wp:cNvGraphicFramePr>
               <a:graphicFrameLocks xmlns:a="http://schemas.openxmlformats.org/drawingml/2006/main" noChangeAspect="1"/>
             </wp:cNvGraphicFramePr>
@@ -3400,11 +3796,1004 @@
                   <pic:spPr>
                     <a:xfrm>
                       <a:off x="0" y="0"/>
-                      <a:ext cx="5717650" cy="4585112"/>
+                      <a:ext cx="5666535" cy="4545284"/>
                     </a:xfrm>
                     <a:prstGeom prst="rect">
                       <a:avLst/>
                     </a:prstGeom>
+                  </pic:spPr>
+                </pic:pic>
+              </a:graphicData>
+            </a:graphic>
+          </wp:inline>
+        </w:drawing>
+      </w:r>
+    </w:p>
+    <w:p>
+      <w:pPr>
+        <w:jc w:val="center"/>
+        <w:rPr>
+          <w:lang w:eastAsia="ru-RU"/>
+        </w:rPr>
+      </w:pPr>
+      <w:r>
+        <w:t>Рисунок 1.8 – Главная страница доски с списками задач в «</w:t>
+      </w:r>
+      <w:proofErr w:type="spellStart"/>
+      <w:r>
+        <w:t>Yougile</w:t>
+      </w:r>
+      <w:proofErr w:type="spellEnd"/>
+      <w:r>
+        <w:t>»</w:t>
+      </w:r>
+    </w:p>
+    <w:p>
+      <w:pPr>
+        <w:rPr>
+          <w:lang w:eastAsia="ru-RU"/>
+        </w:rPr>
+      </w:pPr>
+      <w:r>
+        <w:rPr>
+          <w:lang w:eastAsia="ru-RU"/>
+        </w:rPr>
+        <w:t>Проведённый анализ показал, что современные системы управления задачами предлагают разнообразные инструменты для планирования, визуализации и организации деятельности. Они позволяют структурировать задачи, отслеживать их выполнение и обеспечивать совместную работу пользователей.</w:t>
+      </w:r>
+      <w:r>
+        <w:rPr>
+          <w:lang w:eastAsia="ru-RU"/>
+        </w:rPr>
+        <w:t xml:space="preserve"> </w:t>
+      </w:r>
+      <w:r>
+        <w:t>Для обобщения результатов анализа представим сравнительную характеристику рассматриваемых систем по ключевым функциям. В таблице 1.</w:t>
+      </w:r>
+      <w:r>
+        <w:t>4</w:t>
+      </w:r>
+      <w:r>
+        <w:t xml:space="preserve"> приведено сопоставление сервисов, отражающее их основные возможности </w:t>
+      </w:r>
+    </w:p>
+    <w:p>
+      <w:pPr>
+        <w:ind w:firstLine="0"/>
+        <w:rPr>
+          <w:lang w:eastAsia="ru-RU"/>
+        </w:rPr>
+      </w:pPr>
+      <w:r>
+        <w:t>Таблица 1.</w:t>
+      </w:r>
+      <w:r>
+        <w:t>4</w:t>
+      </w:r>
+      <w:r>
+        <w:t xml:space="preserve"> – </w:t>
+      </w:r>
+      <w:r>
+        <w:t>Общий анализ сервисов</w:t>
+      </w:r>
+    </w:p>
+    <w:tbl>
+      <w:tblPr>
+        <w:tblStyle w:val="a7"/>
+        <w:tblW w:w="0" w:type="auto"/>
+        <w:tblLook w:val="04A0" w:firstRow="1" w:lastRow="0" w:firstColumn="1" w:lastColumn="0" w:noHBand="0" w:noVBand="1"/>
+      </w:tblPr>
+      <w:tblGrid>
+        <w:gridCol w:w="2972"/>
+        <w:gridCol w:w="2126"/>
+        <w:gridCol w:w="1843"/>
+        <w:gridCol w:w="2828"/>
+      </w:tblGrid>
+      <w:tr>
+        <w:tc>
+          <w:tcPr>
+            <w:tcW w:w="2972" w:type="dxa"/>
+          </w:tcPr>
+          <w:p>
+            <w:pPr>
+              <w:ind w:firstLine="0"/>
+              <w:jc w:val="center"/>
+              <w:rPr>
+                <w:sz w:val="24"/>
+                <w:szCs w:val="24"/>
+                <w:lang w:eastAsia="ru-RU"/>
+              </w:rPr>
+            </w:pPr>
+            <w:r>
+              <w:rPr>
+                <w:sz w:val="24"/>
+                <w:szCs w:val="24"/>
+              </w:rPr>
+              <w:t>Функция</w:t>
+            </w:r>
+          </w:p>
+        </w:tc>
+        <w:tc>
+          <w:tcPr>
+            <w:tcW w:w="2126" w:type="dxa"/>
+          </w:tcPr>
+          <w:p>
+            <w:pPr>
+              <w:ind w:firstLine="0"/>
+              <w:jc w:val="center"/>
+              <w:rPr>
+                <w:sz w:val="24"/>
+                <w:szCs w:val="24"/>
+                <w:lang w:eastAsia="ru-RU"/>
+              </w:rPr>
+            </w:pPr>
+            <w:proofErr w:type="spellStart"/>
+            <w:r>
+              <w:rPr>
+                <w:sz w:val="24"/>
+                <w:szCs w:val="24"/>
+              </w:rPr>
+              <w:t>Todoist</w:t>
+            </w:r>
+            <w:proofErr w:type="spellEnd"/>
+          </w:p>
+        </w:tc>
+        <w:tc>
+          <w:tcPr>
+            <w:tcW w:w="1843" w:type="dxa"/>
+          </w:tcPr>
+          <w:p>
+            <w:pPr>
+              <w:ind w:firstLine="0"/>
+              <w:jc w:val="center"/>
+              <w:rPr>
+                <w:sz w:val="24"/>
+                <w:szCs w:val="24"/>
+                <w:lang w:eastAsia="ru-RU"/>
+              </w:rPr>
+            </w:pPr>
+            <w:proofErr w:type="spellStart"/>
+            <w:r>
+              <w:rPr>
+                <w:sz w:val="24"/>
+                <w:szCs w:val="24"/>
+              </w:rPr>
+              <w:t>Notion</w:t>
+            </w:r>
+            <w:proofErr w:type="spellEnd"/>
+          </w:p>
+        </w:tc>
+        <w:tc>
+          <w:tcPr>
+            <w:tcW w:w="2828" w:type="dxa"/>
+          </w:tcPr>
+          <w:p>
+            <w:pPr>
+              <w:ind w:firstLine="0"/>
+              <w:jc w:val="center"/>
+              <w:rPr>
+                <w:sz w:val="24"/>
+                <w:szCs w:val="24"/>
+                <w:lang w:eastAsia="ru-RU"/>
+              </w:rPr>
+            </w:pPr>
+            <w:proofErr w:type="spellStart"/>
+            <w:r>
+              <w:rPr>
+                <w:sz w:val="24"/>
+                <w:szCs w:val="24"/>
+              </w:rPr>
+              <w:t>Yougile</w:t>
+            </w:r>
+            <w:proofErr w:type="spellEnd"/>
+          </w:p>
+        </w:tc>
+      </w:tr>
+      <w:tr>
+        <w:tc>
+          <w:tcPr>
+            <w:tcW w:w="2972" w:type="dxa"/>
+          </w:tcPr>
+          <w:p>
+            <w:pPr>
+              <w:ind w:firstLine="0"/>
+              <w:rPr>
+                <w:sz w:val="24"/>
+                <w:szCs w:val="24"/>
+                <w:lang w:eastAsia="ru-RU"/>
+              </w:rPr>
+            </w:pPr>
+            <w:r>
+              <w:rPr>
+                <w:sz w:val="24"/>
+                <w:szCs w:val="24"/>
+              </w:rPr>
+              <w:t>Работа с задачами</w:t>
+            </w:r>
+          </w:p>
+        </w:tc>
+        <w:tc>
+          <w:tcPr>
+            <w:tcW w:w="2126" w:type="dxa"/>
+          </w:tcPr>
+          <w:p>
+            <w:pPr>
+              <w:ind w:firstLine="0"/>
+              <w:jc w:val="center"/>
+              <w:rPr>
+                <w:sz w:val="24"/>
+                <w:szCs w:val="24"/>
+                <w:lang w:eastAsia="ru-RU"/>
+              </w:rPr>
+            </w:pPr>
+            <w:r>
+              <w:rPr>
+                <w:sz w:val="24"/>
+                <w:szCs w:val="24"/>
+                <w:lang w:eastAsia="ru-RU"/>
+              </w:rPr>
+              <w:t>Да</w:t>
+            </w:r>
+          </w:p>
+        </w:tc>
+        <w:tc>
+          <w:tcPr>
+            <w:tcW w:w="1843" w:type="dxa"/>
+          </w:tcPr>
+          <w:p>
+            <w:pPr>
+              <w:ind w:firstLine="0"/>
+              <w:jc w:val="center"/>
+              <w:rPr>
+                <w:sz w:val="24"/>
+                <w:szCs w:val="24"/>
+                <w:lang w:eastAsia="ru-RU"/>
+              </w:rPr>
+            </w:pPr>
+            <w:r>
+              <w:rPr>
+                <w:sz w:val="24"/>
+                <w:szCs w:val="24"/>
+                <w:lang w:eastAsia="ru-RU"/>
+              </w:rPr>
+              <w:t>Да</w:t>
+            </w:r>
+          </w:p>
+        </w:tc>
+        <w:tc>
+          <w:tcPr>
+            <w:tcW w:w="2828" w:type="dxa"/>
+          </w:tcPr>
+          <w:p>
+            <w:pPr>
+              <w:ind w:firstLine="0"/>
+              <w:jc w:val="center"/>
+              <w:rPr>
+                <w:sz w:val="24"/>
+                <w:szCs w:val="24"/>
+                <w:lang w:eastAsia="ru-RU"/>
+              </w:rPr>
+            </w:pPr>
+            <w:r>
+              <w:rPr>
+                <w:sz w:val="24"/>
+                <w:szCs w:val="24"/>
+                <w:lang w:eastAsia="ru-RU"/>
+              </w:rPr>
+              <w:t>Да</w:t>
+            </w:r>
+          </w:p>
+        </w:tc>
+      </w:tr>
+      <w:tr>
+        <w:tc>
+          <w:tcPr>
+            <w:tcW w:w="2972" w:type="dxa"/>
+          </w:tcPr>
+          <w:p>
+            <w:pPr>
+              <w:ind w:firstLine="0"/>
+              <w:rPr>
+                <w:sz w:val="24"/>
+                <w:szCs w:val="24"/>
+                <w:lang w:eastAsia="ru-RU"/>
+              </w:rPr>
+            </w:pPr>
+            <w:r>
+              <w:rPr>
+                <w:sz w:val="24"/>
+                <w:szCs w:val="24"/>
+                <w:lang w:eastAsia="ru-RU"/>
+              </w:rPr>
+              <w:t>Визуальное представление</w:t>
+            </w:r>
+          </w:p>
+        </w:tc>
+        <w:tc>
+          <w:tcPr>
+            <w:tcW w:w="2126" w:type="dxa"/>
+          </w:tcPr>
+          <w:p>
+            <w:pPr>
+              <w:ind w:firstLine="0"/>
+              <w:jc w:val="center"/>
+              <w:rPr>
+                <w:sz w:val="24"/>
+                <w:szCs w:val="24"/>
+                <w:lang w:eastAsia="ru-RU"/>
+              </w:rPr>
+            </w:pPr>
+            <w:r>
+              <w:rPr>
+                <w:sz w:val="24"/>
+                <w:szCs w:val="24"/>
+                <w:lang w:eastAsia="ru-RU"/>
+              </w:rPr>
+              <w:t>Да</w:t>
+            </w:r>
+          </w:p>
+        </w:tc>
+        <w:tc>
+          <w:tcPr>
+            <w:tcW w:w="1843" w:type="dxa"/>
+          </w:tcPr>
+          <w:p>
+            <w:pPr>
+              <w:ind w:firstLine="0"/>
+              <w:jc w:val="center"/>
+              <w:rPr>
+                <w:sz w:val="24"/>
+                <w:szCs w:val="24"/>
+                <w:lang w:eastAsia="ru-RU"/>
+              </w:rPr>
+            </w:pPr>
+            <w:r>
+              <w:rPr>
+                <w:sz w:val="24"/>
+                <w:szCs w:val="24"/>
+                <w:lang w:eastAsia="ru-RU"/>
+              </w:rPr>
+              <w:t>Да</w:t>
+            </w:r>
+          </w:p>
+        </w:tc>
+        <w:tc>
+          <w:tcPr>
+            <w:tcW w:w="2828" w:type="dxa"/>
+          </w:tcPr>
+          <w:p>
+            <w:pPr>
+              <w:ind w:firstLine="0"/>
+              <w:jc w:val="center"/>
+              <w:rPr>
+                <w:sz w:val="24"/>
+                <w:szCs w:val="24"/>
+                <w:lang w:eastAsia="ru-RU"/>
+              </w:rPr>
+            </w:pPr>
+            <w:r>
+              <w:rPr>
+                <w:sz w:val="24"/>
+                <w:szCs w:val="24"/>
+                <w:lang w:eastAsia="ru-RU"/>
+              </w:rPr>
+              <w:t>Да</w:t>
+            </w:r>
+          </w:p>
+        </w:tc>
+      </w:tr>
+      <w:tr>
+        <w:tc>
+          <w:tcPr>
+            <w:tcW w:w="2972" w:type="dxa"/>
+          </w:tcPr>
+          <w:p>
+            <w:pPr>
+              <w:ind w:firstLine="0"/>
+              <w:rPr>
+                <w:sz w:val="24"/>
+                <w:szCs w:val="24"/>
+                <w:lang w:eastAsia="ru-RU"/>
+              </w:rPr>
+            </w:pPr>
+            <w:r>
+              <w:rPr>
+                <w:sz w:val="24"/>
+                <w:szCs w:val="24"/>
+              </w:rPr>
+              <w:t>Совместная работа</w:t>
+            </w:r>
+          </w:p>
+        </w:tc>
+        <w:tc>
+          <w:tcPr>
+            <w:tcW w:w="2126" w:type="dxa"/>
+          </w:tcPr>
+          <w:p>
+            <w:pPr>
+              <w:ind w:firstLine="0"/>
+              <w:jc w:val="center"/>
+              <w:rPr>
+                <w:sz w:val="24"/>
+                <w:szCs w:val="24"/>
+                <w:lang w:eastAsia="ru-RU"/>
+              </w:rPr>
+            </w:pPr>
+            <w:r>
+              <w:rPr>
+                <w:sz w:val="24"/>
+                <w:szCs w:val="24"/>
+                <w:lang w:eastAsia="ru-RU"/>
+              </w:rPr>
+              <w:t>Да</w:t>
+            </w:r>
+          </w:p>
+        </w:tc>
+        <w:tc>
+          <w:tcPr>
+            <w:tcW w:w="1843" w:type="dxa"/>
+          </w:tcPr>
+          <w:p>
+            <w:pPr>
+              <w:ind w:firstLine="0"/>
+              <w:jc w:val="center"/>
+              <w:rPr>
+                <w:sz w:val="24"/>
+                <w:szCs w:val="24"/>
+                <w:lang w:eastAsia="ru-RU"/>
+              </w:rPr>
+            </w:pPr>
+            <w:r>
+              <w:rPr>
+                <w:sz w:val="24"/>
+                <w:szCs w:val="24"/>
+                <w:lang w:eastAsia="ru-RU"/>
+              </w:rPr>
+              <w:t>Да</w:t>
+            </w:r>
+          </w:p>
+        </w:tc>
+        <w:tc>
+          <w:tcPr>
+            <w:tcW w:w="2828" w:type="dxa"/>
+          </w:tcPr>
+          <w:p>
+            <w:pPr>
+              <w:ind w:firstLine="0"/>
+              <w:jc w:val="center"/>
+              <w:rPr>
+                <w:sz w:val="24"/>
+                <w:szCs w:val="24"/>
+                <w:lang w:eastAsia="ru-RU"/>
+              </w:rPr>
+            </w:pPr>
+            <w:r>
+              <w:rPr>
+                <w:sz w:val="24"/>
+                <w:szCs w:val="24"/>
+                <w:lang w:eastAsia="ru-RU"/>
+              </w:rPr>
+              <w:t>Да</w:t>
+            </w:r>
+          </w:p>
+        </w:tc>
+      </w:tr>
+      <w:tr>
+        <w:tc>
+          <w:tcPr>
+            <w:tcW w:w="2972" w:type="dxa"/>
+          </w:tcPr>
+          <w:p>
+            <w:pPr>
+              <w:ind w:firstLine="0"/>
+              <w:rPr>
+                <w:sz w:val="24"/>
+                <w:szCs w:val="24"/>
+                <w:lang w:eastAsia="ru-RU"/>
+              </w:rPr>
+            </w:pPr>
+            <w:r>
+              <w:rPr>
+                <w:sz w:val="24"/>
+                <w:szCs w:val="24"/>
+              </w:rPr>
+              <w:t>Управление доступом</w:t>
+            </w:r>
+          </w:p>
+        </w:tc>
+        <w:tc>
+          <w:tcPr>
+            <w:tcW w:w="2126" w:type="dxa"/>
+          </w:tcPr>
+          <w:p>
+            <w:pPr>
+              <w:ind w:firstLine="0"/>
+              <w:jc w:val="center"/>
+              <w:rPr>
+                <w:sz w:val="24"/>
+                <w:szCs w:val="24"/>
+                <w:lang w:eastAsia="ru-RU"/>
+              </w:rPr>
+            </w:pPr>
+            <w:r>
+              <w:rPr>
+                <w:sz w:val="24"/>
+                <w:szCs w:val="24"/>
+                <w:lang w:eastAsia="ru-RU"/>
+              </w:rPr>
+              <w:t>Да</w:t>
+            </w:r>
+          </w:p>
+        </w:tc>
+        <w:tc>
+          <w:tcPr>
+            <w:tcW w:w="1843" w:type="dxa"/>
+          </w:tcPr>
+          <w:p>
+            <w:pPr>
+              <w:ind w:firstLine="0"/>
+              <w:jc w:val="center"/>
+              <w:rPr>
+                <w:sz w:val="24"/>
+                <w:szCs w:val="24"/>
+                <w:lang w:eastAsia="ru-RU"/>
+              </w:rPr>
+            </w:pPr>
+            <w:r>
+              <w:rPr>
+                <w:sz w:val="24"/>
+                <w:szCs w:val="24"/>
+                <w:lang w:eastAsia="ru-RU"/>
+              </w:rPr>
+              <w:t>Да</w:t>
+            </w:r>
+          </w:p>
+        </w:tc>
+        <w:tc>
+          <w:tcPr>
+            <w:tcW w:w="2828" w:type="dxa"/>
+          </w:tcPr>
+          <w:p>
+            <w:pPr>
+              <w:ind w:firstLine="0"/>
+              <w:jc w:val="center"/>
+              <w:rPr>
+                <w:sz w:val="24"/>
+                <w:szCs w:val="24"/>
+                <w:lang w:eastAsia="ru-RU"/>
+              </w:rPr>
+            </w:pPr>
+            <w:r>
+              <w:rPr>
+                <w:sz w:val="24"/>
+                <w:szCs w:val="24"/>
+                <w:lang w:eastAsia="ru-RU"/>
+              </w:rPr>
+              <w:t>Да</w:t>
+            </w:r>
+          </w:p>
+        </w:tc>
+      </w:tr>
+      <w:tr>
+        <w:tc>
+          <w:tcPr>
+            <w:tcW w:w="2972" w:type="dxa"/>
+          </w:tcPr>
+          <w:p>
+            <w:pPr>
+              <w:ind w:firstLine="0"/>
+              <w:rPr>
+                <w:sz w:val="24"/>
+                <w:szCs w:val="24"/>
+              </w:rPr>
+            </w:pPr>
+            <w:r>
+              <w:rPr>
+                <w:sz w:val="24"/>
+                <w:szCs w:val="24"/>
+              </w:rPr>
+              <w:t>Подзадачи / декомпозиция</w:t>
+            </w:r>
+          </w:p>
+        </w:tc>
+        <w:tc>
+          <w:tcPr>
+            <w:tcW w:w="2126" w:type="dxa"/>
+          </w:tcPr>
+          <w:p>
+            <w:pPr>
+              <w:ind w:firstLine="0"/>
+              <w:jc w:val="center"/>
+              <w:rPr>
+                <w:sz w:val="24"/>
+                <w:szCs w:val="24"/>
+                <w:lang w:eastAsia="ru-RU"/>
+              </w:rPr>
+            </w:pPr>
+            <w:r>
+              <w:rPr>
+                <w:sz w:val="24"/>
+                <w:szCs w:val="24"/>
+                <w:lang w:eastAsia="ru-RU"/>
+              </w:rPr>
+              <w:t>Да</w:t>
+            </w:r>
+          </w:p>
+        </w:tc>
+        <w:tc>
+          <w:tcPr>
+            <w:tcW w:w="1843" w:type="dxa"/>
+          </w:tcPr>
+          <w:p>
+            <w:pPr>
+              <w:ind w:firstLine="0"/>
+              <w:jc w:val="center"/>
+              <w:rPr>
+                <w:sz w:val="24"/>
+                <w:szCs w:val="24"/>
+                <w:lang w:eastAsia="ru-RU"/>
+              </w:rPr>
+            </w:pPr>
+            <w:r>
+              <w:rPr>
+                <w:sz w:val="24"/>
+                <w:szCs w:val="24"/>
+                <w:lang w:eastAsia="ru-RU"/>
+              </w:rPr>
+              <w:t>Да</w:t>
+            </w:r>
+          </w:p>
+        </w:tc>
+        <w:tc>
+          <w:tcPr>
+            <w:tcW w:w="2828" w:type="dxa"/>
+          </w:tcPr>
+          <w:p>
+            <w:pPr>
+              <w:ind w:firstLine="0"/>
+              <w:jc w:val="center"/>
+              <w:rPr>
+                <w:sz w:val="24"/>
+                <w:szCs w:val="24"/>
+                <w:lang w:eastAsia="ru-RU"/>
+              </w:rPr>
+            </w:pPr>
+            <w:r>
+              <w:rPr>
+                <w:sz w:val="24"/>
+                <w:szCs w:val="24"/>
+                <w:lang w:eastAsia="ru-RU"/>
+              </w:rPr>
+              <w:t>Да</w:t>
+            </w:r>
+          </w:p>
+        </w:tc>
+      </w:tr>
+    </w:tbl>
+    <w:p>
+      <w:pPr>
+        <w:rPr>
+          <w:b/>
+          <w:bCs/>
+        </w:rPr>
+      </w:pPr>
+      <w:r>
+        <w:rPr>
+          <w:b/>
+          <w:bCs/>
+        </w:rPr>
+        <w:lastRenderedPageBreak/>
+        <w:t>1.4 Проектирование информационной системы</w:t>
+      </w:r>
+    </w:p>
+    <w:p>
+      <w:r>
+        <w:t>В процессе проектирования были выделены следующие основные функции системы декомпозиции целей:</w:t>
+      </w:r>
+    </w:p>
+    <w:p>
+      <w:pPr>
+        <w:pStyle w:val="a4"/>
+        <w:numPr>
+          <w:ilvl w:val="0"/>
+          <w:numId w:val="4"/>
+        </w:numPr>
+        <w:spacing w:line="360" w:lineRule="auto"/>
+        <w:ind w:left="0" w:firstLine="709"/>
+        <w:rPr>
+          <w:rFonts w:ascii="Times New Roman" w:hAnsi="Times New Roman"/>
+        </w:rPr>
+      </w:pPr>
+      <w:r>
+        <w:rPr>
+          <w:rFonts w:ascii="Times New Roman" w:hAnsi="Times New Roman"/>
+        </w:rPr>
+        <w:t>вход в систему с использованием учетной записи пользователя;</w:t>
+      </w:r>
+    </w:p>
+    <w:p>
+      <w:pPr>
+        <w:pStyle w:val="a4"/>
+        <w:numPr>
+          <w:ilvl w:val="0"/>
+          <w:numId w:val="4"/>
+        </w:numPr>
+        <w:spacing w:line="360" w:lineRule="auto"/>
+        <w:ind w:left="0" w:firstLine="709"/>
+        <w:rPr>
+          <w:rFonts w:ascii="Times New Roman" w:hAnsi="Times New Roman"/>
+        </w:rPr>
+      </w:pPr>
+      <w:r>
+        <w:rPr>
+          <w:rFonts w:ascii="Times New Roman" w:hAnsi="Times New Roman"/>
+        </w:rPr>
+        <w:t>формулирование цели и передача текстового описания в сервис искусственного интеллекта;</w:t>
+      </w:r>
+    </w:p>
+    <w:p>
+      <w:pPr>
+        <w:pStyle w:val="a4"/>
+        <w:numPr>
+          <w:ilvl w:val="0"/>
+          <w:numId w:val="4"/>
+        </w:numPr>
+        <w:spacing w:line="360" w:lineRule="auto"/>
+        <w:ind w:left="0" w:firstLine="709"/>
+        <w:rPr>
+          <w:rFonts w:ascii="Times New Roman" w:hAnsi="Times New Roman"/>
+        </w:rPr>
+      </w:pPr>
+      <w:r>
+        <w:rPr>
+          <w:rFonts w:ascii="Times New Roman" w:hAnsi="Times New Roman"/>
+        </w:rPr>
+        <w:t xml:space="preserve">автоматическая генерация структурированного плана на основе введённой цели с </w:t>
+      </w:r>
+      <w:r>
+        <w:rPr>
+          <w:rFonts w:ascii="Times New Roman" w:hAnsi="Times New Roman"/>
+        </w:rPr>
+        <w:t>разделением</w:t>
+      </w:r>
+      <w:r>
+        <w:rPr>
+          <w:rFonts w:ascii="Times New Roman" w:hAnsi="Times New Roman"/>
+        </w:rPr>
+        <w:t xml:space="preserve"> на задачи;</w:t>
+      </w:r>
+    </w:p>
+    <w:p>
+      <w:pPr>
+        <w:pStyle w:val="a4"/>
+        <w:numPr>
+          <w:ilvl w:val="0"/>
+          <w:numId w:val="4"/>
+        </w:numPr>
+        <w:spacing w:line="360" w:lineRule="auto"/>
+        <w:ind w:left="0" w:firstLine="709"/>
+        <w:rPr>
+          <w:rFonts w:ascii="Times New Roman" w:hAnsi="Times New Roman"/>
+        </w:rPr>
+      </w:pPr>
+      <w:r>
+        <w:rPr>
+          <w:rFonts w:ascii="Times New Roman" w:hAnsi="Times New Roman"/>
+        </w:rPr>
+        <w:t xml:space="preserve">просмотр списка личных </w:t>
+      </w:r>
+      <w:r>
+        <w:rPr>
+          <w:rFonts w:ascii="Times New Roman" w:hAnsi="Times New Roman"/>
+        </w:rPr>
+        <w:t>списков задач</w:t>
+      </w:r>
+      <w:r>
+        <w:rPr>
+          <w:rFonts w:ascii="Times New Roman" w:hAnsi="Times New Roman"/>
+        </w:rPr>
+        <w:t xml:space="preserve"> и детальный просмотр задач внутри выбранного плана;</w:t>
+      </w:r>
+    </w:p>
+    <w:p>
+      <w:pPr>
+        <w:pStyle w:val="a4"/>
+        <w:numPr>
+          <w:ilvl w:val="0"/>
+          <w:numId w:val="4"/>
+        </w:numPr>
+        <w:spacing w:line="360" w:lineRule="auto"/>
+        <w:ind w:left="0" w:firstLine="709"/>
+        <w:rPr>
+          <w:rFonts w:ascii="Times New Roman" w:hAnsi="Times New Roman"/>
+        </w:rPr>
+      </w:pPr>
+      <w:r>
+        <w:rPr>
+          <w:rFonts w:ascii="Times New Roman" w:hAnsi="Times New Roman"/>
+        </w:rPr>
+        <w:t>управление задачами (создание, редактирование, удаление, изменение порядка следования, отметка о выполнении);</w:t>
+      </w:r>
+    </w:p>
+    <w:p>
+      <w:pPr>
+        <w:pStyle w:val="a4"/>
+        <w:numPr>
+          <w:ilvl w:val="0"/>
+          <w:numId w:val="4"/>
+        </w:numPr>
+        <w:spacing w:line="360" w:lineRule="auto"/>
+        <w:ind w:left="0" w:firstLine="709"/>
+        <w:rPr>
+          <w:rFonts w:ascii="Times New Roman" w:hAnsi="Times New Roman"/>
+        </w:rPr>
+      </w:pPr>
+      <w:r>
+        <w:rPr>
+          <w:rFonts w:ascii="Times New Roman" w:hAnsi="Times New Roman"/>
+        </w:rPr>
+        <w:t xml:space="preserve">совместная работа с целями в рамках команды, включая предоставление доступа к личному </w:t>
+      </w:r>
+      <w:r>
+        <w:rPr>
+          <w:rFonts w:ascii="Times New Roman" w:hAnsi="Times New Roman"/>
+        </w:rPr>
+        <w:t>списку задач</w:t>
+      </w:r>
+      <w:r>
+        <w:rPr>
+          <w:rFonts w:ascii="Times New Roman" w:hAnsi="Times New Roman"/>
+        </w:rPr>
+        <w:t xml:space="preserve"> и просмотр командных </w:t>
+      </w:r>
+      <w:r>
+        <w:rPr>
+          <w:rFonts w:ascii="Times New Roman" w:hAnsi="Times New Roman"/>
+        </w:rPr>
+        <w:t>списков</w:t>
+      </w:r>
+      <w:r>
+        <w:rPr>
+          <w:rFonts w:ascii="Times New Roman" w:hAnsi="Times New Roman"/>
+        </w:rPr>
+        <w:t>;</w:t>
+      </w:r>
+    </w:p>
+    <w:p>
+      <w:pPr>
+        <w:pStyle w:val="a4"/>
+        <w:numPr>
+          <w:ilvl w:val="0"/>
+          <w:numId w:val="4"/>
+        </w:numPr>
+        <w:spacing w:line="360" w:lineRule="auto"/>
+        <w:ind w:left="0" w:firstLine="709"/>
+        <w:rPr>
+          <w:rFonts w:ascii="Times New Roman" w:hAnsi="Times New Roman"/>
+        </w:rPr>
+      </w:pPr>
+      <w:r>
+        <w:rPr>
+          <w:rFonts w:ascii="Times New Roman" w:hAnsi="Times New Roman"/>
+        </w:rPr>
+        <w:t xml:space="preserve">копирование командного </w:t>
+      </w:r>
+      <w:r>
+        <w:rPr>
+          <w:rFonts w:ascii="Times New Roman" w:hAnsi="Times New Roman"/>
+        </w:rPr>
+        <w:t>списка задач</w:t>
+      </w:r>
+      <w:r>
+        <w:rPr>
+          <w:rFonts w:ascii="Times New Roman" w:hAnsi="Times New Roman"/>
+        </w:rPr>
+        <w:t xml:space="preserve"> в личный аккаунт пользователя;</w:t>
+      </w:r>
+    </w:p>
+    <w:p>
+      <w:pPr>
+        <w:pStyle w:val="a4"/>
+        <w:numPr>
+          <w:ilvl w:val="0"/>
+          <w:numId w:val="4"/>
+        </w:numPr>
+        <w:spacing w:line="360" w:lineRule="auto"/>
+        <w:ind w:left="0" w:firstLine="709"/>
+        <w:rPr>
+          <w:rFonts w:ascii="Times New Roman" w:hAnsi="Times New Roman"/>
+        </w:rPr>
+      </w:pPr>
+      <w:r>
+        <w:rPr>
+          <w:rFonts w:ascii="Times New Roman" w:hAnsi="Times New Roman"/>
+        </w:rPr>
+        <w:t>ведение и просмотр истории взаимодействия с сервисом ИИ;</w:t>
+      </w:r>
+    </w:p>
+    <w:p>
+      <w:pPr>
+        <w:pStyle w:val="a4"/>
+        <w:numPr>
+          <w:ilvl w:val="0"/>
+          <w:numId w:val="4"/>
+        </w:numPr>
+        <w:spacing w:line="360" w:lineRule="auto"/>
+        <w:ind w:left="0" w:firstLine="709"/>
+        <w:rPr>
+          <w:rFonts w:ascii="Times New Roman" w:hAnsi="Times New Roman"/>
+        </w:rPr>
+      </w:pPr>
+      <w:r>
+        <w:rPr>
+          <w:rFonts w:ascii="Times New Roman" w:hAnsi="Times New Roman"/>
+        </w:rPr>
+        <w:t>поиск пользователей по имени и управление базовыми настройками профиля.</w:t>
+      </w:r>
+    </w:p>
+    <w:p>
+      <w:r>
+        <w:t>Приведённый перечень функций отражает ключевые сценарии взаимодействия пользователя с приложением и формирует основу для дальнейшей детализации программных модулей. Каждая из указанных операций предполагает реализацию соответствующего интерфейсного компонента и серверной логики обработки данных.</w:t>
+      </w:r>
+    </w:p>
+    <w:p>
+      <w:r>
+        <w:t>Для наглядного отображения функциональных возможностей и взаимодействия компонентов системы</w:t>
+      </w:r>
+      <w:r>
+        <w:t>, были разработаны графические схемы, иллюстрирующие последовательность выполнения ключевых операций и обмен между различными частями приложения</w:t>
+      </w:r>
+      <w:r>
+        <w:t>. На рисунке 1.7 представлена диаграмма последовательности «Генерация списка задач с использованием ИИ»</w:t>
+      </w:r>
+    </w:p>
+    <w:p>
+      <w:pPr>
+        <w:jc w:val="center"/>
+      </w:pPr>
+      <w:r>
+        <w:rPr>
+          <w:noProof/>
+        </w:rPr>
+        <w:lastRenderedPageBreak/>
+        <w:drawing>
+          <wp:inline distT="0" distB="0" distL="0" distR="0" wp14:anchorId="318446D8" wp14:editId="043BEE7F">
+            <wp:extent cx="5791144" cy="4210050"/>
+            <wp:effectExtent l="19050" t="19050" r="19685" b="19050"/>
+            <wp:docPr id="6" name="Рисунок 6"/>
+            <wp:cNvGraphicFramePr>
+              <a:graphicFrameLocks xmlns:a="http://schemas.openxmlformats.org/drawingml/2006/main" noChangeAspect="1"/>
+            </wp:cNvGraphicFramePr>
+            <a:graphic xmlns:a="http://schemas.openxmlformats.org/drawingml/2006/main">
+              <a:graphicData uri="http://schemas.openxmlformats.org/drawingml/2006/picture">
+                <pic:pic xmlns:pic="http://schemas.openxmlformats.org/drawingml/2006/picture">
+                  <pic:nvPicPr>
+                    <pic:cNvPr id="0" name="Picture 1"/>
+                    <pic:cNvPicPr>
+                      <a:picLocks noChangeAspect="1" noChangeArrowheads="1"/>
+                    </pic:cNvPicPr>
+                  </pic:nvPicPr>
+                  <pic:blipFill>
+                    <a:blip r:embed="rId17">
+                      <a:extLst>
+                        <a:ext uri="{28A0092B-C50C-407E-A947-70E740481C1C}">
+                          <a14:useLocalDpi xmlns:a14="http://schemas.microsoft.com/office/drawing/2010/main" val="0"/>
+                        </a:ext>
+                      </a:extLst>
+                    </a:blip>
+                    <a:srcRect/>
+                    <a:stretch>
+                      <a:fillRect/>
+                    </a:stretch>
+                  </pic:blipFill>
+                  <pic:spPr bwMode="auto">
+                    <a:xfrm>
+                      <a:off x="0" y="0"/>
+                      <a:ext cx="5791144" cy="4210050"/>
+                    </a:xfrm>
+                    <a:prstGeom prst="rect">
+                      <a:avLst/>
+                    </a:prstGeom>
+                    <a:noFill/>
                     <a:ln>
                       <a:solidFill>
                         <a:schemeClr val="tx1"/>
@@ -3420,1018 +4809,59 @@
     </w:p>
     <w:p>
       <w:pPr>
-        <w:spacing w:after="240"/>
         <w:jc w:val="center"/>
       </w:pPr>
       <w:r>
-        <w:t>Рисунок 1.</w:t>
-      </w:r>
-      <w:r>
-        <w:t>8</w:t>
-      </w:r>
-      <w:r>
-        <w:t xml:space="preserve"> – Главная страница </w:t>
-      </w:r>
-      <w:r>
-        <w:t xml:space="preserve">доски с </w:t>
-      </w:r>
-      <w:r>
-        <w:t>списка</w:t>
-      </w:r>
-      <w:r>
-        <w:t>ми</w:t>
-      </w:r>
-      <w:r>
-        <w:t xml:space="preserve"> задач в </w:t>
-      </w:r>
-      <w:r>
-        <w:t>«</w:t>
-      </w:r>
-      <w:proofErr w:type="spellStart"/>
-      <w:r>
-        <w:t>Yougile</w:t>
-      </w:r>
-      <w:proofErr w:type="spellEnd"/>
+        <w:t>Рисунок 1.7 – Диаграмма последовательности «</w:t>
+      </w:r>
+      <w:r>
+        <w:t>Генерация списка задач с использованием ИИ</w:t>
+      </w:r>
       <w:r>
         <w:t>»</w:t>
       </w:r>
     </w:p>
     <w:p>
       <w:r>
-        <w:t>Пользователь создаёт доски, на них</w:t>
+        <w:t>На диаграмме показано взаимодействие основных участников процесса: пользователя, клиентского веб-приложения, сервера и AI-сервиса. Пользователь формулирует цель и отправляет запрос через интерфейс веб-клиента. Клиентское приложение формирует запрос к серверу, представленному в виде API, который, в свою очередь, обращается к AI-сервису с подготовленным руководством общения с пользователем в виде набора текстовых правил.</w:t>
       </w:r>
       <w:r>
         <w:t xml:space="preserve"> </w:t>
       </w:r>
       <w:r>
-        <w:t>–</w:t>
-      </w:r>
-      <w:r>
-        <w:t xml:space="preserve"> </w:t>
-      </w:r>
-      <w:r>
-        <w:t>списки этапов, а внутри списков</w:t>
-      </w:r>
-      <w:r>
-        <w:t xml:space="preserve"> </w:t>
-      </w:r>
-      <w:r>
-        <w:t>–</w:t>
-      </w:r>
-      <w:r>
-        <w:t xml:space="preserve"> карточки задач. Карточки можно перемещать между списками, что удобно для визуального отслеживания прогресса.</w:t>
-      </w:r>
-      <w:r>
-        <w:t xml:space="preserve"> </w:t>
-      </w:r>
-      <w:r>
-        <w:t>Рассмотрим систему «</w:t>
-      </w:r>
-      <w:proofErr w:type="spellStart"/>
-      <w:r>
-        <w:t>Yougile</w:t>
-      </w:r>
-      <w:proofErr w:type="spellEnd"/>
-      <w:r>
-        <w:t xml:space="preserve">» по основным категориям </w:t>
-      </w:r>
-      <w:r>
-        <w:t xml:space="preserve">в </w:t>
-      </w:r>
-      <w:r>
-        <w:t>таблиц</w:t>
-      </w:r>
-      <w:r>
-        <w:t>е</w:t>
-      </w:r>
-      <w:r>
-        <w:t xml:space="preserve"> 1.3.</w:t>
-      </w:r>
-    </w:p>
-    <w:p>
-      <w:pPr>
-        <w:ind w:firstLine="0"/>
-      </w:pPr>
-      <w:r>
-        <w:t>Таблица 1.3 – Оценка категорий системы «</w:t>
-      </w:r>
-      <w:proofErr w:type="spellStart"/>
-      <w:r>
-        <w:t>Yougile</w:t>
-      </w:r>
-      <w:proofErr w:type="spellEnd"/>
-      <w:r>
-        <w:t>»</w:t>
-      </w:r>
-    </w:p>
-    <w:tbl>
-      <w:tblPr>
-        <w:tblStyle w:val="a7"/>
-        <w:tblW w:w="0" w:type="auto"/>
-        <w:tblLook w:val="04A0" w:firstRow="1" w:lastRow="0" w:firstColumn="1" w:lastColumn="0" w:noHBand="0" w:noVBand="1"/>
-      </w:tblPr>
-      <w:tblGrid>
-        <w:gridCol w:w="2181"/>
-        <w:gridCol w:w="3942"/>
-        <w:gridCol w:w="3646"/>
-      </w:tblGrid>
-      <w:tr>
-        <w:tc>
-          <w:tcPr>
-            <w:tcW w:w="2181" w:type="dxa"/>
-          </w:tcPr>
-          <w:p>
-            <w:pPr>
-              <w:ind w:firstLine="0"/>
-              <w:jc w:val="center"/>
-              <w:rPr>
-                <w:sz w:val="24"/>
-                <w:szCs w:val="24"/>
-              </w:rPr>
-            </w:pPr>
-            <w:r>
-              <w:rPr>
-                <w:sz w:val="24"/>
-                <w:szCs w:val="24"/>
-              </w:rPr>
-              <w:t>Категория</w:t>
-            </w:r>
-          </w:p>
-        </w:tc>
-        <w:tc>
-          <w:tcPr>
-            <w:tcW w:w="3942" w:type="dxa"/>
-          </w:tcPr>
-          <w:p>
-            <w:pPr>
-              <w:ind w:firstLine="0"/>
-              <w:jc w:val="center"/>
-              <w:rPr>
-                <w:sz w:val="24"/>
-                <w:szCs w:val="24"/>
-              </w:rPr>
-            </w:pPr>
-            <w:r>
-              <w:rPr>
-                <w:sz w:val="24"/>
-                <w:szCs w:val="24"/>
-              </w:rPr>
-              <w:t>Плюсы</w:t>
-            </w:r>
-          </w:p>
-        </w:tc>
-        <w:tc>
-          <w:tcPr>
-            <w:tcW w:w="3646" w:type="dxa"/>
-          </w:tcPr>
-          <w:p>
-            <w:pPr>
-              <w:ind w:firstLine="0"/>
-              <w:jc w:val="center"/>
-              <w:rPr>
-                <w:sz w:val="24"/>
-                <w:szCs w:val="24"/>
-              </w:rPr>
-            </w:pPr>
-            <w:r>
-              <w:rPr>
-                <w:sz w:val="24"/>
-                <w:szCs w:val="24"/>
-              </w:rPr>
-              <w:t>Минусы</w:t>
-            </w:r>
-          </w:p>
-        </w:tc>
-      </w:tr>
-      <w:tr>
-        <w:tc>
-          <w:tcPr>
-            <w:tcW w:w="2181" w:type="dxa"/>
-          </w:tcPr>
-          <w:p>
-            <w:pPr>
-              <w:ind w:firstLine="0"/>
-              <w:jc w:val="center"/>
-              <w:rPr>
-                <w:sz w:val="24"/>
-                <w:szCs w:val="24"/>
-              </w:rPr>
-            </w:pPr>
-            <w:r>
-              <w:rPr>
-                <w:sz w:val="24"/>
-                <w:szCs w:val="24"/>
-              </w:rPr>
-              <w:t>1</w:t>
-            </w:r>
-          </w:p>
-        </w:tc>
-        <w:tc>
-          <w:tcPr>
-            <w:tcW w:w="3942" w:type="dxa"/>
-          </w:tcPr>
-          <w:p>
-            <w:pPr>
-              <w:ind w:firstLine="0"/>
-              <w:jc w:val="center"/>
-              <w:rPr>
-                <w:sz w:val="24"/>
-                <w:szCs w:val="24"/>
-              </w:rPr>
-            </w:pPr>
-            <w:r>
-              <w:rPr>
-                <w:sz w:val="24"/>
-                <w:szCs w:val="24"/>
-              </w:rPr>
-              <w:t>2</w:t>
-            </w:r>
-          </w:p>
-        </w:tc>
-        <w:tc>
-          <w:tcPr>
-            <w:tcW w:w="3646" w:type="dxa"/>
-          </w:tcPr>
-          <w:p>
-            <w:pPr>
-              <w:ind w:firstLine="0"/>
-              <w:jc w:val="center"/>
-              <w:rPr>
-                <w:sz w:val="24"/>
-                <w:szCs w:val="24"/>
-              </w:rPr>
-            </w:pPr>
-            <w:r>
-              <w:rPr>
-                <w:sz w:val="24"/>
-                <w:szCs w:val="24"/>
-              </w:rPr>
-              <w:t>3</w:t>
-            </w:r>
-          </w:p>
-        </w:tc>
-      </w:tr>
-      <w:tr>
-        <w:tc>
-          <w:tcPr>
-            <w:tcW w:w="2181" w:type="dxa"/>
-          </w:tcPr>
-          <w:p>
-            <w:pPr>
-              <w:ind w:firstLine="0"/>
-              <w:rPr>
-                <w:sz w:val="24"/>
-                <w:szCs w:val="24"/>
-              </w:rPr>
-            </w:pPr>
-            <w:r>
-              <w:rPr>
-                <w:sz w:val="24"/>
-                <w:szCs w:val="24"/>
-              </w:rPr>
-              <w:t>Функциональность</w:t>
-            </w:r>
-          </w:p>
-        </w:tc>
-        <w:tc>
-          <w:tcPr>
-            <w:tcW w:w="3942" w:type="dxa"/>
-          </w:tcPr>
-          <w:p>
-            <w:pPr>
-              <w:ind w:firstLine="0"/>
-              <w:rPr>
-                <w:sz w:val="24"/>
-                <w:szCs w:val="24"/>
-              </w:rPr>
-            </w:pPr>
-            <w:r>
-              <w:rPr>
-                <w:sz w:val="24"/>
-                <w:szCs w:val="24"/>
-              </w:rPr>
-              <w:t>Визуальное представление задач в виде досок и карточек, контроль этапов выполнения, интеграции с другими сервисами.</w:t>
-            </w:r>
-          </w:p>
-        </w:tc>
-        <w:tc>
-          <w:tcPr>
-            <w:tcW w:w="3646" w:type="dxa"/>
-          </w:tcPr>
-          <w:p>
-            <w:pPr>
-              <w:ind w:firstLine="0"/>
-              <w:rPr>
-                <w:sz w:val="24"/>
-                <w:szCs w:val="24"/>
-              </w:rPr>
-            </w:pPr>
-            <w:r>
-              <w:rPr>
-                <w:sz w:val="24"/>
-                <w:szCs w:val="24"/>
-              </w:rPr>
-              <w:t>Ограниченные встроенные средства для формальной декомпозиции целей и аналитики по прогрессу.</w:t>
-            </w:r>
-          </w:p>
-        </w:tc>
-      </w:tr>
-    </w:tbl>
-    <w:p>
-      <w:pPr>
-        <w:ind w:firstLine="0"/>
-      </w:pPr>
-    </w:p>
-    <w:p>
-      <w:pPr>
-        <w:ind w:firstLine="0"/>
-      </w:pPr>
+        <w:t>AI-сервис обрабатывает полученный текст цели и генерирует структурированный перечень этапов её достижения. Сервер принимает ответ от AI-сервиса и преобразует в формат, пригодный для хранения в базе данных. После получения структурированного ответа сервис сохраняет данные о цели, списке задач и истории запроса в базе данных и возвращает результат клиентскому приложению. В итоге пользователю отображается сформированный план, доступный для дальнейшего редактирования.</w:t>
+      </w:r>
+    </w:p>
+    <w:p>
       <w:r>
         <w:lastRenderedPageBreak/>
-        <w:t>Продолжение таблицы 1.3</w:t>
-      </w:r>
-    </w:p>
-    <w:tbl>
-      <w:tblPr>
-        <w:tblStyle w:val="a7"/>
-        <w:tblW w:w="0" w:type="auto"/>
-        <w:tblLook w:val="04A0" w:firstRow="1" w:lastRow="0" w:firstColumn="1" w:lastColumn="0" w:noHBand="0" w:noVBand="1"/>
-      </w:tblPr>
-      <w:tblGrid>
-        <w:gridCol w:w="2181"/>
-        <w:gridCol w:w="3942"/>
-        <w:gridCol w:w="3646"/>
-      </w:tblGrid>
-      <w:tr>
-        <w:tc>
-          <w:tcPr>
-            <w:tcW w:w="2181" w:type="dxa"/>
-          </w:tcPr>
-          <w:p>
-            <w:pPr>
-              <w:ind w:firstLine="0"/>
-              <w:rPr>
-                <w:sz w:val="24"/>
-                <w:szCs w:val="24"/>
-              </w:rPr>
-            </w:pPr>
-            <w:r>
-              <w:rPr>
-                <w:sz w:val="24"/>
-                <w:szCs w:val="24"/>
-              </w:rPr>
-              <w:t>Удобство</w:t>
-            </w:r>
-          </w:p>
-        </w:tc>
-        <w:tc>
-          <w:tcPr>
-            <w:tcW w:w="3942" w:type="dxa"/>
-          </w:tcPr>
-          <w:p>
-            <w:pPr>
-              <w:ind w:firstLine="0"/>
-              <w:rPr>
-                <w:sz w:val="24"/>
-                <w:szCs w:val="24"/>
-              </w:rPr>
-            </w:pPr>
-            <w:r>
-              <w:rPr>
-                <w:sz w:val="24"/>
-                <w:szCs w:val="24"/>
-              </w:rPr>
-              <w:t>Понятная модель работы с досками и задачами, наглядный интерфейс для команд и личного использования, удобное перемещение задач между этапами.</w:t>
-            </w:r>
-          </w:p>
-        </w:tc>
-        <w:tc>
-          <w:tcPr>
-            <w:tcW w:w="3646" w:type="dxa"/>
-          </w:tcPr>
-          <w:p>
-            <w:pPr>
-              <w:ind w:firstLine="0"/>
-              <w:rPr>
-                <w:sz w:val="24"/>
-                <w:szCs w:val="24"/>
-              </w:rPr>
-            </w:pPr>
-            <w:r>
-              <w:rPr>
-                <w:sz w:val="24"/>
-                <w:szCs w:val="24"/>
-              </w:rPr>
-              <w:t>При большом количестве проектов и задач доски могут становиться перегруженными и менее наглядными, требуется дополнительная структуризация.</w:t>
-            </w:r>
-          </w:p>
-        </w:tc>
-      </w:tr>
-      <w:tr>
-        <w:tc>
-          <w:tcPr>
-            <w:tcW w:w="2181" w:type="dxa"/>
-          </w:tcPr>
-          <w:p>
-            <w:pPr>
-              <w:ind w:firstLine="0"/>
-              <w:rPr>
-                <w:sz w:val="24"/>
-                <w:szCs w:val="24"/>
-              </w:rPr>
-            </w:pPr>
-            <w:r>
-              <w:rPr>
-                <w:sz w:val="24"/>
-                <w:szCs w:val="24"/>
-              </w:rPr>
-              <w:t>Безопасность</w:t>
-            </w:r>
-          </w:p>
-        </w:tc>
-        <w:tc>
-          <w:tcPr>
-            <w:tcW w:w="3942" w:type="dxa"/>
-          </w:tcPr>
-          <w:p>
-            <w:pPr>
-              <w:ind w:firstLine="0"/>
-              <w:rPr>
-                <w:sz w:val="24"/>
-                <w:szCs w:val="24"/>
-              </w:rPr>
-            </w:pPr>
-            <w:r>
-              <w:rPr>
-                <w:sz w:val="24"/>
-                <w:szCs w:val="24"/>
-              </w:rPr>
-              <w:t>Управление доступом к проектам и задачам, разграничение прав пользователей, использование защищённых протоколов при работе через интернет.</w:t>
-            </w:r>
-          </w:p>
-        </w:tc>
-        <w:tc>
-          <w:tcPr>
-            <w:tcW w:w="3646" w:type="dxa"/>
-          </w:tcPr>
-          <w:p>
-            <w:pPr>
-              <w:ind w:firstLine="0"/>
-              <w:rPr>
-                <w:sz w:val="24"/>
-                <w:szCs w:val="24"/>
-              </w:rPr>
-            </w:pPr>
-            <w:r>
-              <w:rPr>
-                <w:sz w:val="24"/>
-                <w:szCs w:val="24"/>
-              </w:rPr>
-              <w:t>Как и в других облачных сервисах, существует зависимость от поставщика и внешней инфраструктуры, что создаёт потенциальные риски при сбоях на стороне сервиса.</w:t>
-            </w:r>
-          </w:p>
-        </w:tc>
-      </w:tr>
-      <w:tr>
-        <w:tc>
-          <w:tcPr>
-            <w:tcW w:w="2181" w:type="dxa"/>
-          </w:tcPr>
-          <w:p>
-            <w:pPr>
-              <w:ind w:firstLine="0"/>
-              <w:rPr>
-                <w:sz w:val="24"/>
-                <w:szCs w:val="24"/>
-              </w:rPr>
-            </w:pPr>
-            <w:r>
-              <w:rPr>
-                <w:sz w:val="24"/>
-                <w:szCs w:val="24"/>
-              </w:rPr>
-              <w:t>Стабильность</w:t>
-            </w:r>
-          </w:p>
-        </w:tc>
-        <w:tc>
-          <w:tcPr>
-            <w:tcW w:w="3942" w:type="dxa"/>
-          </w:tcPr>
-          <w:p>
-            <w:pPr>
-              <w:ind w:firstLine="0"/>
-              <w:rPr>
-                <w:sz w:val="24"/>
-                <w:szCs w:val="24"/>
-              </w:rPr>
-            </w:pPr>
-            <w:r>
-              <w:rPr>
-                <w:sz w:val="24"/>
-                <w:szCs w:val="24"/>
-              </w:rPr>
-              <w:t>Сервис обеспечивает стабильную работу при наличии интернет‑подключения, поддерживаются веб‑версия и мобильные клиенты.</w:t>
-            </w:r>
-          </w:p>
-        </w:tc>
-        <w:tc>
-          <w:tcPr>
-            <w:tcW w:w="3646" w:type="dxa"/>
-          </w:tcPr>
-          <w:p>
-            <w:pPr>
-              <w:ind w:firstLine="0"/>
-              <w:rPr>
-                <w:sz w:val="24"/>
-                <w:szCs w:val="24"/>
-              </w:rPr>
-            </w:pPr>
-            <w:r>
-              <w:rPr>
-                <w:sz w:val="24"/>
-                <w:szCs w:val="24"/>
-              </w:rPr>
-              <w:t>При отсутствии доступа к интернету функциональность сильно ограничена.</w:t>
-            </w:r>
-          </w:p>
-        </w:tc>
-      </w:tr>
-      <w:tr>
-        <w:tc>
-          <w:tcPr>
-            <w:tcW w:w="2181" w:type="dxa"/>
-          </w:tcPr>
-          <w:p>
-            <w:pPr>
-              <w:ind w:firstLine="0"/>
-              <w:rPr>
-                <w:sz w:val="24"/>
-                <w:szCs w:val="24"/>
-              </w:rPr>
-            </w:pPr>
-            <w:r>
-              <w:rPr>
-                <w:sz w:val="24"/>
-                <w:szCs w:val="24"/>
-              </w:rPr>
-              <w:t>Доступность</w:t>
-            </w:r>
-          </w:p>
-        </w:tc>
-        <w:tc>
-          <w:tcPr>
-            <w:tcW w:w="3942" w:type="dxa"/>
-          </w:tcPr>
-          <w:p>
-            <w:pPr>
-              <w:ind w:firstLine="0"/>
-              <w:rPr>
-                <w:sz w:val="24"/>
-                <w:szCs w:val="24"/>
-              </w:rPr>
-            </w:pPr>
-            <w:r>
-              <w:rPr>
-                <w:sz w:val="24"/>
-                <w:szCs w:val="24"/>
-              </w:rPr>
-              <w:t>Система доступна для небольших команд и компаний, имеется тарифная линейка, позволяющая подобрать решение под разные масштабы использования.</w:t>
-            </w:r>
-          </w:p>
-        </w:tc>
-        <w:tc>
-          <w:tcPr>
-            <w:tcW w:w="3646" w:type="dxa"/>
-          </w:tcPr>
-          <w:p>
-            <w:pPr>
-              <w:ind w:firstLine="0"/>
-              <w:rPr>
-                <w:sz w:val="24"/>
-                <w:szCs w:val="24"/>
-              </w:rPr>
-            </w:pPr>
-            <w:r>
-              <w:rPr>
-                <w:sz w:val="24"/>
-                <w:szCs w:val="24"/>
-              </w:rPr>
-              <w:t>Некоторые функции командной работы и расширенные возможности могут быть доступны только на платных тарифах.</w:t>
-            </w:r>
-          </w:p>
-        </w:tc>
-      </w:tr>
-    </w:tbl>
-    <w:p/>
-    <w:p>
-      <w:r>
-        <w:t>Проведя анализ нескольких систем, можно отметить, что существующие решения предлагают широкий набор функций для управления задачами и визуального планирования. При этом специализированные средства автоматической декомпозиции цели с помощью искусственного интеллекта встречаются редко или доступны только в виде отдельных интеграций, пользователю зачастую приходится самостоятельно проектировать структуру целей, подцелей и задач. При разработке новой системы для декомпозиции целей планируется внедрить наиболее значимые и положительные аспекты из рассмотренных сервисов: наглядное представление списка задач, простую работу со статусами и этапами, совместную работу и управление доступом. При этом ключевым отличием разрабатываемого решения станет автоматическая генерация структурированного плана с помощью искусственного интеллекта на основе текстового описания цели, ведение истории взаимодействия с ИИ с сохранением сгенерированных списков задач, а также поддержка как личного, так и командного использования в рамках единой системы.</w:t>
-      </w:r>
-    </w:p>
-    <w:p>
-      <w:pPr>
-        <w:rPr>
-          <w:b/>
-          <w:bCs/>
-        </w:rPr>
-      </w:pPr>
-      <w:r>
-        <w:rPr>
-          <w:b/>
-          <w:bCs/>
-        </w:rPr>
-        <w:lastRenderedPageBreak/>
-        <w:t>1.4 Проектирование информационной системы</w:t>
-      </w:r>
-    </w:p>
-    <w:p>
-      <w:r>
-        <w:t>В процессе проектирования были выделены следующие основные функции системы декомпозиции целей:</w:t>
-      </w:r>
-    </w:p>
-    <w:p>
-      <w:pPr>
-        <w:pStyle w:val="a4"/>
-        <w:numPr>
-          <w:ilvl w:val="0"/>
-          <w:numId w:val="4"/>
-        </w:numPr>
-        <w:spacing w:line="360" w:lineRule="auto"/>
-        <w:ind w:left="0" w:firstLine="709"/>
-        <w:rPr>
-          <w:rFonts w:ascii="Times New Roman" w:hAnsi="Times New Roman"/>
-        </w:rPr>
-      </w:pPr>
-      <w:r>
-        <w:rPr>
-          <w:rFonts w:ascii="Times New Roman" w:hAnsi="Times New Roman"/>
-        </w:rPr>
-        <w:t>вход в систему с использованием учетной записи пользователя;</w:t>
-      </w:r>
-    </w:p>
-    <w:p>
-      <w:pPr>
-        <w:pStyle w:val="a4"/>
-        <w:numPr>
-          <w:ilvl w:val="0"/>
-          <w:numId w:val="4"/>
-        </w:numPr>
-        <w:spacing w:line="360" w:lineRule="auto"/>
-        <w:ind w:left="0" w:firstLine="709"/>
-        <w:rPr>
-          <w:rFonts w:ascii="Times New Roman" w:hAnsi="Times New Roman"/>
-        </w:rPr>
-      </w:pPr>
-      <w:r>
-        <w:rPr>
-          <w:rFonts w:ascii="Times New Roman" w:hAnsi="Times New Roman"/>
-        </w:rPr>
-        <w:t>формулирование цели и передача текстового описания в сервис искусственного интеллекта;</w:t>
-      </w:r>
-    </w:p>
-    <w:p>
-      <w:pPr>
-        <w:pStyle w:val="a4"/>
-        <w:numPr>
-          <w:ilvl w:val="0"/>
-          <w:numId w:val="4"/>
-        </w:numPr>
-        <w:spacing w:line="360" w:lineRule="auto"/>
-        <w:ind w:left="0" w:firstLine="709"/>
-        <w:rPr>
-          <w:rFonts w:ascii="Times New Roman" w:hAnsi="Times New Roman"/>
-        </w:rPr>
-      </w:pPr>
-      <w:r>
-        <w:rPr>
-          <w:rFonts w:ascii="Times New Roman" w:hAnsi="Times New Roman"/>
-        </w:rPr>
-        <w:t xml:space="preserve">автоматическая генерация структурированного плана на основе введённой цели с </w:t>
-      </w:r>
-      <w:r>
-        <w:rPr>
-          <w:rFonts w:ascii="Times New Roman" w:hAnsi="Times New Roman"/>
-        </w:rPr>
-        <w:t>разделением</w:t>
-      </w:r>
-      <w:r>
-        <w:rPr>
-          <w:rFonts w:ascii="Times New Roman" w:hAnsi="Times New Roman"/>
-        </w:rPr>
-        <w:t xml:space="preserve"> на задачи;</w:t>
-      </w:r>
-    </w:p>
-    <w:p>
-      <w:pPr>
-        <w:pStyle w:val="a4"/>
-        <w:numPr>
-          <w:ilvl w:val="0"/>
-          <w:numId w:val="4"/>
-        </w:numPr>
-        <w:spacing w:line="360" w:lineRule="auto"/>
-        <w:ind w:left="0" w:firstLine="709"/>
-        <w:rPr>
-          <w:rFonts w:ascii="Times New Roman" w:hAnsi="Times New Roman"/>
-        </w:rPr>
-      </w:pPr>
-      <w:r>
-        <w:rPr>
-          <w:rFonts w:ascii="Times New Roman" w:hAnsi="Times New Roman"/>
-        </w:rPr>
-        <w:t xml:space="preserve">просмотр списка личных </w:t>
-      </w:r>
-      <w:r>
-        <w:rPr>
-          <w:rFonts w:ascii="Times New Roman" w:hAnsi="Times New Roman"/>
-        </w:rPr>
-        <w:t>списков задач</w:t>
-      </w:r>
-      <w:r>
-        <w:rPr>
-          <w:rFonts w:ascii="Times New Roman" w:hAnsi="Times New Roman"/>
-        </w:rPr>
-        <w:t xml:space="preserve"> и детальный просмотр задач внутри выбранного плана;</w:t>
-      </w:r>
-    </w:p>
-    <w:p>
-      <w:pPr>
-        <w:pStyle w:val="a4"/>
-        <w:numPr>
-          <w:ilvl w:val="0"/>
-          <w:numId w:val="4"/>
-        </w:numPr>
-        <w:spacing w:line="360" w:lineRule="auto"/>
-        <w:ind w:left="0" w:firstLine="709"/>
-        <w:rPr>
-          <w:rFonts w:ascii="Times New Roman" w:hAnsi="Times New Roman"/>
-        </w:rPr>
-      </w:pPr>
-      <w:r>
-        <w:rPr>
-          <w:rFonts w:ascii="Times New Roman" w:hAnsi="Times New Roman"/>
-        </w:rPr>
-        <w:t>управление задачами (создание, редактирование, удаление, изменение порядка следования, отметка о выполнении);</w:t>
-      </w:r>
-    </w:p>
-    <w:p>
-      <w:pPr>
-        <w:pStyle w:val="a4"/>
-        <w:numPr>
-          <w:ilvl w:val="0"/>
-          <w:numId w:val="4"/>
-        </w:numPr>
-        <w:spacing w:line="360" w:lineRule="auto"/>
-        <w:ind w:left="0" w:firstLine="709"/>
-        <w:rPr>
-          <w:rFonts w:ascii="Times New Roman" w:hAnsi="Times New Roman"/>
-        </w:rPr>
-      </w:pPr>
-      <w:r>
-        <w:rPr>
-          <w:rFonts w:ascii="Times New Roman" w:hAnsi="Times New Roman"/>
-        </w:rPr>
-        <w:t xml:space="preserve">совместная работа с целями в рамках команды, включая предоставление доступа к личному </w:t>
-      </w:r>
-      <w:r>
-        <w:rPr>
-          <w:rFonts w:ascii="Times New Roman" w:hAnsi="Times New Roman"/>
-        </w:rPr>
-        <w:t>списку задач</w:t>
-      </w:r>
-      <w:r>
-        <w:rPr>
-          <w:rFonts w:ascii="Times New Roman" w:hAnsi="Times New Roman"/>
-        </w:rPr>
-        <w:t xml:space="preserve"> и просмотр командных </w:t>
-      </w:r>
-      <w:r>
-        <w:rPr>
-          <w:rFonts w:ascii="Times New Roman" w:hAnsi="Times New Roman"/>
-        </w:rPr>
-        <w:t>списков</w:t>
-      </w:r>
-      <w:r>
-        <w:rPr>
-          <w:rFonts w:ascii="Times New Roman" w:hAnsi="Times New Roman"/>
-        </w:rPr>
-        <w:t>;</w:t>
-      </w:r>
-    </w:p>
-    <w:p>
-      <w:pPr>
-        <w:pStyle w:val="a4"/>
-        <w:numPr>
-          <w:ilvl w:val="0"/>
-          <w:numId w:val="4"/>
-        </w:numPr>
-        <w:spacing w:line="360" w:lineRule="auto"/>
-        <w:ind w:left="0" w:firstLine="709"/>
-        <w:rPr>
-          <w:rFonts w:ascii="Times New Roman" w:hAnsi="Times New Roman"/>
-        </w:rPr>
-      </w:pPr>
-      <w:r>
-        <w:rPr>
-          <w:rFonts w:ascii="Times New Roman" w:hAnsi="Times New Roman"/>
-        </w:rPr>
-        <w:t xml:space="preserve">копирование командного </w:t>
-      </w:r>
-      <w:r>
-        <w:rPr>
-          <w:rFonts w:ascii="Times New Roman" w:hAnsi="Times New Roman"/>
-        </w:rPr>
-        <w:t>списка задач</w:t>
-      </w:r>
-      <w:r>
-        <w:rPr>
-          <w:rFonts w:ascii="Times New Roman" w:hAnsi="Times New Roman"/>
-        </w:rPr>
-        <w:t xml:space="preserve"> в личный аккаунт пользователя;</w:t>
-      </w:r>
-    </w:p>
-    <w:p>
-      <w:pPr>
-        <w:pStyle w:val="a4"/>
-        <w:numPr>
-          <w:ilvl w:val="0"/>
-          <w:numId w:val="4"/>
-        </w:numPr>
-        <w:spacing w:line="360" w:lineRule="auto"/>
-        <w:ind w:left="0" w:firstLine="709"/>
-        <w:rPr>
-          <w:rFonts w:ascii="Times New Roman" w:hAnsi="Times New Roman"/>
-        </w:rPr>
-      </w:pPr>
-      <w:r>
-        <w:rPr>
-          <w:rFonts w:ascii="Times New Roman" w:hAnsi="Times New Roman"/>
-        </w:rPr>
-        <w:t>ведение и просмотр истории взаимодействия с сервисом ИИ;</w:t>
-      </w:r>
-    </w:p>
-    <w:p>
-      <w:pPr>
-        <w:pStyle w:val="a4"/>
-        <w:numPr>
-          <w:ilvl w:val="0"/>
-          <w:numId w:val="4"/>
-        </w:numPr>
-        <w:spacing w:line="360" w:lineRule="auto"/>
-        <w:ind w:left="0" w:firstLine="709"/>
-        <w:rPr>
-          <w:rFonts w:ascii="Times New Roman" w:hAnsi="Times New Roman"/>
-        </w:rPr>
-      </w:pPr>
-      <w:r>
-        <w:rPr>
-          <w:rFonts w:ascii="Times New Roman" w:hAnsi="Times New Roman"/>
-        </w:rPr>
-        <w:t>поиск пользователей по имени и управление базовыми настройками профиля.</w:t>
-      </w:r>
-    </w:p>
-    <w:p>
-      <w:r>
-        <w:t>Приведённый перечень функций отражает ключевые сценарии взаимодействия пользователя с приложением и формирует основу для дальнейшей детализации программных модулей. Каждая из указанных операций предполагает реализацию соответствующего интерфейсного компонента и серверной логики обработки данных.</w:t>
-      </w:r>
-    </w:p>
-    <w:p>
-      <w:r>
-        <w:t>Для наглядного отображения функциональных возможностей и взаимодействия компонентов системы</w:t>
-      </w:r>
-      <w:r>
-        <w:t>, были разработаны графические схемы, иллюстрирующие последовательность выполнения ключевых операций и обмен между различными частями приложения</w:t>
-      </w:r>
-      <w:r>
-        <w:t>. На рисунке 1.7 представлена диаграмма последовательности «Генерация списка задач с использованием ИИ»</w:t>
-      </w:r>
-    </w:p>
-    <w:p>
-      <w:pPr>
-        <w:jc w:val="center"/>
-      </w:pPr>
+        <w:t xml:space="preserve">Диаграмма деятельности для </w:t>
+      </w:r>
+      <w:r>
+        <w:t xml:space="preserve">вывода </w:t>
+      </w:r>
+      <w:r>
+        <w:t xml:space="preserve">задач в списке представлена на рисунке 1.8 и отражает последовательность действий </w:t>
+      </w:r>
+      <w:r>
+        <w:t xml:space="preserve">при выводе </w:t>
+      </w:r>
+      <w:r>
+        <w:t>задач,</w:t>
+      </w:r>
+      <w:r>
+        <w:t xml:space="preserve"> принадлежавших одному списку задач</w:t>
+      </w:r>
+    </w:p>
+    <w:p>
       <w:r>
         <w:rPr>
           <w:noProof/>
         </w:rPr>
-        <w:lastRenderedPageBreak/>
         <w:drawing>
-          <wp:inline distT="0" distB="0" distL="0" distR="0" wp14:anchorId="3C13DB1D" wp14:editId="157A6B34">
-            <wp:extent cx="5809488" cy="4010025"/>
-            <wp:effectExtent l="19050" t="19050" r="20320" b="9525"/>
-            <wp:docPr id="25" name="Рисунок 25"/>
-            <wp:cNvGraphicFramePr>
-              <a:graphicFrameLocks xmlns:a="http://schemas.openxmlformats.org/drawingml/2006/main" noChangeAspect="1"/>
-            </wp:cNvGraphicFramePr>
-            <a:graphic xmlns:a="http://schemas.openxmlformats.org/drawingml/2006/main">
-              <a:graphicData uri="http://schemas.openxmlformats.org/drawingml/2006/picture">
-                <pic:pic xmlns:pic="http://schemas.openxmlformats.org/drawingml/2006/picture">
-                  <pic:nvPicPr>
-                    <pic:cNvPr id="1" name=""/>
-                    <pic:cNvPicPr/>
-                  </pic:nvPicPr>
-                  <pic:blipFill>
-                    <a:blip r:embed="rId17"/>
-                    <a:stretch>
-                      <a:fillRect/>
-                    </a:stretch>
-                  </pic:blipFill>
-                  <pic:spPr>
-                    <a:xfrm>
-                      <a:off x="0" y="0"/>
-                      <a:ext cx="5823931" cy="4019995"/>
-                    </a:xfrm>
-                    <a:prstGeom prst="rect">
-                      <a:avLst/>
-                    </a:prstGeom>
-                    <a:ln>
-                      <a:solidFill>
-                        <a:schemeClr val="tx1"/>
-                      </a:solidFill>
-                    </a:ln>
-                  </pic:spPr>
-                </pic:pic>
-              </a:graphicData>
-            </a:graphic>
-          </wp:inline>
-        </w:drawing>
-      </w:r>
-    </w:p>
-    <w:p>
-      <w:pPr>
-        <w:jc w:val="center"/>
-      </w:pPr>
-      <w:r>
-        <w:t>Рисунок 1.7 – Диаграмма последовательности «</w:t>
-      </w:r>
-      <w:r>
-        <w:t>Генерация списка задач с использованием ИИ</w:t>
-      </w:r>
-      <w:r>
-        <w:t>»</w:t>
-      </w:r>
-    </w:p>
-    <w:p>
-      <w:r>
-        <w:t xml:space="preserve">На диаграмме показано взаимодействие основных участников процесса: пользователя, клиентского веб‑приложения, </w:t>
-      </w:r>
-      <w:r>
-        <w:t xml:space="preserve">сервера </w:t>
-      </w:r>
-      <w:r>
-        <w:t xml:space="preserve">и AI‑сервиса. Пользователь формулирует цель и отправляет запрос через интерфейс веб‑клиента. Клиентское приложение формирует запрос к </w:t>
-      </w:r>
-      <w:r>
-        <w:t xml:space="preserve">серверу, представленному в виде </w:t>
-      </w:r>
-      <w:r>
-        <w:rPr>
-          <w:lang w:val="en-US"/>
-        </w:rPr>
-        <w:t>API</w:t>
-      </w:r>
-      <w:r>
-        <w:t xml:space="preserve">, который, в свою очередь, обращается к AI‑сервису с подготовленным </w:t>
-      </w:r>
-      <w:r>
-        <w:t>руководством общения с пользователем в виде набора текстовых правил</w:t>
-      </w:r>
-      <w:r>
-        <w:t>. После получения структурированного ответа сервис сохраняет данные о цели, списке задач и истории запроса в базе данных и возвращает результат клиентскому приложению. В итоге пользователю отображается сформированный план, доступный для дальнейшего редактирования.</w:t>
-      </w:r>
-    </w:p>
-    <w:p>
-      <w:r>
-        <w:t xml:space="preserve">Диаграмма деятельности для </w:t>
-      </w:r>
-      <w:r>
-        <w:t xml:space="preserve">вывода </w:t>
-      </w:r>
-      <w:r>
-        <w:t xml:space="preserve">задач в списке представлена на рисунке 1.8 и отражает последовательность действий </w:t>
-      </w:r>
-      <w:r>
-        <w:t xml:space="preserve">при выводе </w:t>
-      </w:r>
-      <w:proofErr w:type="gramStart"/>
-      <w:r>
-        <w:t>задач</w:t>
-      </w:r>
-      <w:proofErr w:type="gramEnd"/>
-      <w:r>
-        <w:t xml:space="preserve"> принадлежавших одному списку задач</w:t>
-      </w:r>
-    </w:p>
-    <w:p>
-      <w:r>
-        <w:rPr>
-          <w:noProof/>
-        </w:rPr>
-        <w:lastRenderedPageBreak/>
-        <w:drawing>
-          <wp:inline distT="0" distB="0" distL="0" distR="0" wp14:anchorId="64E7EDE3" wp14:editId="27431349">
-            <wp:extent cx="5689879" cy="4552950"/>
-            <wp:effectExtent l="19050" t="19050" r="25400" b="19050"/>
+          <wp:inline distT="0" distB="0" distL="0" distR="0" wp14:anchorId="64E7EDE3" wp14:editId="2E9BAE62">
+            <wp:extent cx="5820819" cy="4657725"/>
+            <wp:effectExtent l="19050" t="19050" r="27940" b="9525"/>
             <wp:docPr id="26" name="Рисунок 26"/>
             <wp:cNvGraphicFramePr>
               <a:graphicFrameLocks xmlns:a="http://schemas.openxmlformats.org/drawingml/2006/main" noChangeAspect="1"/>
@@ -4461,7 +4891,7 @@
                   <pic:spPr bwMode="auto">
                     <a:xfrm>
                       <a:off x="0" y="0"/>
-                      <a:ext cx="5699228" cy="4560431"/>
+                      <a:ext cx="5848988" cy="4680265"/>
                     </a:xfrm>
                     <a:prstGeom prst="rect">
                       <a:avLst/>
@@ -4556,7 +4986,11 @@
         <w:t xml:space="preserve"> </w:t>
       </w:r>
       <w:r>
-        <w:t>Наличие актуального перечня задач в едином интерфейсе способствует формированию целостного представления о текущем состоянии работы</w:t>
+        <w:t xml:space="preserve">Наличие актуального перечня </w:t>
+      </w:r>
+      <w:r>
+        <w:lastRenderedPageBreak/>
+        <w:t>задач в едином интерфейсе способствует формированию целостного представления о текущем состоянии работы</w:t>
       </w:r>
     </w:p>
     <w:p>
@@ -4569,11 +5003,10 @@
         <w:rPr>
           <w:noProof/>
         </w:rPr>
-        <w:lastRenderedPageBreak/>
         <w:drawing>
-          <wp:inline distT="0" distB="0" distL="0" distR="0" wp14:anchorId="4CF7630C" wp14:editId="3C2FB676">
-            <wp:extent cx="5679715" cy="4600575"/>
-            <wp:effectExtent l="19050" t="19050" r="16510" b="9525"/>
+          <wp:inline distT="0" distB="0" distL="0" distR="0" wp14:anchorId="4CF7630C" wp14:editId="59CE4178">
+            <wp:extent cx="5577205" cy="4517543"/>
+            <wp:effectExtent l="19050" t="19050" r="23495" b="16510"/>
             <wp:docPr id="27" name="Рисунок 27"/>
             <wp:cNvGraphicFramePr>
               <a:graphicFrameLocks xmlns:a="http://schemas.openxmlformats.org/drawingml/2006/main" noChangeAspect="1"/>
@@ -4603,7 +5036,7 @@
                   <pic:spPr bwMode="auto">
                     <a:xfrm>
                       <a:off x="0" y="0"/>
-                      <a:ext cx="5689418" cy="4608435"/>
+                      <a:ext cx="5604760" cy="4539863"/>
                     </a:xfrm>
                     <a:prstGeom prst="rect">
                       <a:avLst/>
@@ -4729,513 +5162,387 @@
           <w:b/>
           <w:bCs/>
         </w:rPr>
+        <w:lastRenderedPageBreak/>
         <w:t>1.5 Анализ программных ресурсов, необходимых в работе</w:t>
       </w:r>
     </w:p>
     <w:p>
       <w:r>
-        <w:t>Для разработки серверной части системы декомпозиции целей</w:t>
-      </w:r>
+        <w:t>Для разработки серверной части системы декомпозиции целей планиру</w:t>
+      </w:r>
+      <w:r>
+        <w:t>ется</w:t>
+      </w:r>
+      <w:r>
+        <w:t xml:space="preserve"> использовать фреймворк </w:t>
+      </w:r>
+      <w:proofErr w:type="spellStart"/>
+      <w:r>
+        <w:t>FastAPI</w:t>
+      </w:r>
+      <w:proofErr w:type="spellEnd"/>
+      <w:r>
+        <w:t>, который представляет собой современный инструмент для создания веб-API на языке программирования Python. Выбор обусловлен тем, что он позволяет описывать маршруты и структуры данных с помощью аннотаций типов</w:t>
+      </w:r>
+      <w:r>
+        <w:t>.</w:t>
+      </w:r>
+      <w:r>
+        <w:t xml:space="preserve"> Кроме того, </w:t>
+      </w:r>
+      <w:proofErr w:type="spellStart"/>
+      <w:r>
+        <w:t>FastAPI</w:t>
+      </w:r>
+      <w:proofErr w:type="spellEnd"/>
+      <w:r>
+        <w:t xml:space="preserve"> изначально поддерживает асинхронный ввод-вывод, что дает возможность эффективно работать с большим количеством одновременных запросов. Это имеет значение в контексте проекта, поскольку предполагается обращение к внешнему сервису искусственного интеллекта, а также выполнение операций чтения и записи в базе данных.</w:t>
+      </w:r>
+    </w:p>
+    <w:p>
+      <w:r>
+        <w:t xml:space="preserve">Одним из важных особенностей является </w:t>
+      </w:r>
+      <w:r>
+        <w:t xml:space="preserve">наличие встроенной автоматической генерации документации в формате </w:t>
+      </w:r>
+      <w:proofErr w:type="spellStart"/>
+      <w:r>
+        <w:t>OpenAPI</w:t>
+      </w:r>
+      <w:proofErr w:type="spellEnd"/>
+      <w:r>
+        <w:t xml:space="preserve"> и </w:t>
+      </w:r>
+      <w:proofErr w:type="spellStart"/>
+      <w:r>
+        <w:t>Swagger</w:t>
+      </w:r>
+      <w:proofErr w:type="spellEnd"/>
+      <w:r>
+        <w:t xml:space="preserve">. Это позволяет наглядно представлять доступные точки взаимодействия с сервером и форматы передаваемых данных. </w:t>
+      </w:r>
+      <w:r>
+        <w:t>В</w:t>
+      </w:r>
+      <w:r>
+        <w:t xml:space="preserve"> рамках разработки </w:t>
+      </w:r>
+      <w:r>
+        <w:t xml:space="preserve">необходима </w:t>
+      </w:r>
+      <w:r>
+        <w:t>поддержк</w:t>
+      </w:r>
+      <w:r>
+        <w:t>а</w:t>
+      </w:r>
+      <w:r>
+        <w:t xml:space="preserve"> CORS (Cross-</w:t>
+      </w:r>
+      <w:proofErr w:type="spellStart"/>
+      <w:r>
+        <w:t>Origin</w:t>
+      </w:r>
+      <w:proofErr w:type="spellEnd"/>
+      <w:r>
+        <w:t xml:space="preserve"> Resource </w:t>
+      </w:r>
+      <w:proofErr w:type="spellStart"/>
+      <w:r>
+        <w:t>Sharing</w:t>
+      </w:r>
+      <w:proofErr w:type="spellEnd"/>
+      <w:r>
+        <w:t xml:space="preserve"> </w:t>
+      </w:r>
+      <w:r>
+        <w:t>–</w:t>
+      </w:r>
+      <w:r>
+        <w:t xml:space="preserve"> механизм, позволяющий веб-приложениям выполнять запросы к серверу, расположенному на другом домене), что необходимо для корректной работы браузерного клиента.</w:t>
+      </w:r>
+    </w:p>
+    <w:p>
+      <w:r>
+        <w:t>В качестве основного языка программирования серверной части выбран Python. Это связано с тем, что язык обладает простым и читаемым синтаксисом, что облегчает разработку и сопровождение проекта. Кроме того, Python имеет развитую экосистему библиотек, которые могут быть использованы для реализации аутентификации пользователей, взаимодействия с базой данных, обработки HTTP-запросов и интеграции с внешними API. В рамках проекта Python будет применяться для описания моделей данных, реализации бизнес-логики системы, а также для взаимодействия с внешним AI-сервисом (</w:t>
+      </w:r>
+      <w:proofErr w:type="spellStart"/>
+      <w:r>
+        <w:t>Artificial</w:t>
+      </w:r>
+      <w:proofErr w:type="spellEnd"/>
+      <w:r>
+        <w:t xml:space="preserve"> Intelligence </w:t>
+      </w:r>
+      <w:r>
+        <w:t xml:space="preserve">– </w:t>
+      </w:r>
+      <w:r>
+        <w:t>искусственный интеллект).</w:t>
+      </w:r>
+    </w:p>
+    <w:p>
+      <w:r>
+        <w:t>Для хранения данных планиру</w:t>
+      </w:r>
+      <w:r>
+        <w:t>ется</w:t>
+      </w:r>
+      <w:r>
+        <w:t xml:space="preserve"> использовать реляционную систему управления базами данных </w:t>
+      </w:r>
+      <w:proofErr w:type="spellStart"/>
+      <w:r>
+        <w:t>PostgreSQL</w:t>
+      </w:r>
+      <w:proofErr w:type="spellEnd"/>
+      <w:r>
+        <w:t xml:space="preserve">. Этот выбор объясняется тем, что </w:t>
+      </w:r>
+      <w:proofErr w:type="spellStart"/>
+      <w:r>
+        <w:t>PostgreSQL</w:t>
+      </w:r>
+      <w:proofErr w:type="spellEnd"/>
+      <w:r>
+        <w:t xml:space="preserve"> обеспечивает надежное хранение структурированных данных и </w:t>
+      </w:r>
+      <w:r>
+        <w:lastRenderedPageBreak/>
+        <w:t>поддерживает выполнение сложных запросов и транзакций. В контексте системы декомпозиции целей это важно, так как необходимо хранить информацию о пользователях, целях, списках задач, командах и правах доступа, а также историю взаимодействия с искусственным интеллектом. Использование реляционной модели позволяет обеспечить целостность данных и логическую связанность между различными сущностями системы. Взаимодействие с базой данных предполагается реализовать с использованием ORM (Object-</w:t>
+      </w:r>
+      <w:proofErr w:type="spellStart"/>
+      <w:r>
+        <w:t>Relational</w:t>
+      </w:r>
+      <w:proofErr w:type="spellEnd"/>
+      <w:r>
+        <w:t xml:space="preserve"> </w:t>
+      </w:r>
+      <w:proofErr w:type="spellStart"/>
+      <w:r>
+        <w:t>Mapping</w:t>
+      </w:r>
+      <w:proofErr w:type="spellEnd"/>
+      <w:r>
+        <w:t xml:space="preserve"> — отображение объектов в реляционные структуры), что позволит работать с данными в объектно-ориентированном стиле и упростит разработку. Также планируется применение асинхронного драйвера для работы с базой данных, что позволит избежать блокировок при выполнении длительных операций и сохранить отзывчивость системы.</w:t>
+      </w:r>
+    </w:p>
+    <w:p>
+      <w:r>
+        <w:t>Для разработки клиентской части системы</w:t>
+      </w:r>
+      <w:r>
+        <w:t xml:space="preserve"> </w:t>
+      </w:r>
+      <w:r>
+        <w:t>планиру</w:t>
+      </w:r>
+      <w:r>
+        <w:t>ется</w:t>
+      </w:r>
+      <w:r>
+        <w:t xml:space="preserve"> использовать </w:t>
+      </w:r>
+      <w:proofErr w:type="spellStart"/>
+      <w:r>
+        <w:t>TypeScript</w:t>
+      </w:r>
+      <w:proofErr w:type="spellEnd"/>
       <w:r>
         <w:t xml:space="preserve">, </w:t>
       </w:r>
-      <w:r>
-        <w:t xml:space="preserve">в качестве основного фреймворка выбран </w:t>
-      </w:r>
       <w:proofErr w:type="spellStart"/>
       <w:r>
+        <w:t>React</w:t>
+      </w:r>
+      <w:proofErr w:type="spellEnd"/>
+      <w:r>
+        <w:t xml:space="preserve"> и </w:t>
+      </w:r>
+      <w:proofErr w:type="spellStart"/>
+      <w:r>
+        <w:t>Vite</w:t>
+      </w:r>
+      <w:proofErr w:type="spellEnd"/>
+      <w:r>
+        <w:t xml:space="preserve">. </w:t>
+      </w:r>
+      <w:proofErr w:type="spellStart"/>
+      <w:r>
+        <w:t>TypeScript</w:t>
+      </w:r>
+      <w:proofErr w:type="spellEnd"/>
+      <w:r>
+        <w:t xml:space="preserve"> представляет собой расширение языка JavaScript с поддержкой статической типизации. Его использование позволяет выявлять ошибки на этапе компиляции и делает структуру проекта более понятной за счет явного описания типов данных. Это особенно полезно при разработке сложного интерфейса с большим количеством компонентов и взаимодействий между ними.</w:t>
+      </w:r>
+    </w:p>
+    <w:p>
+      <w:r>
+        <w:t xml:space="preserve">В качестве основного инструмента для построения пользовательского интерфейса выбран </w:t>
+      </w:r>
+      <w:proofErr w:type="spellStart"/>
+      <w:r>
+        <w:t>React</w:t>
+      </w:r>
+      <w:proofErr w:type="spellEnd"/>
+      <w:r>
+        <w:t xml:space="preserve"> </w:t>
+      </w:r>
+      <w:r>
+        <w:t>–</w:t>
+      </w:r>
+      <w:r>
+        <w:t xml:space="preserve"> библиотека для создания веб-приложений на основе компонентного подхода. Такой подход позволяет разбивать интерфейс на независимые и </w:t>
+      </w:r>
+      <w:proofErr w:type="spellStart"/>
+      <w:r>
+        <w:t>переиспользуемые</w:t>
+      </w:r>
+      <w:proofErr w:type="spellEnd"/>
+      <w:r>
+        <w:t xml:space="preserve"> части, что упрощает разработку и поддержку проекта. В рамках системы предполагается реализация страниц аутентификации, управления целями и задачами, взаимодействия с искусственным интеллектом. </w:t>
+      </w:r>
+      <w:proofErr w:type="spellStart"/>
+      <w:r>
+        <w:t>React</w:t>
+      </w:r>
+      <w:proofErr w:type="spellEnd"/>
+      <w:r>
+        <w:t xml:space="preserve"> позволяет гибко управлять состоянием интерфейса и обновлять отображение данных в зависимости от действий пользователя, что делает взаимодействие с приложением более удобным.</w:t>
+      </w:r>
+    </w:p>
+    <w:p>
+      <w:r>
+        <w:lastRenderedPageBreak/>
+        <w:t xml:space="preserve">Для сборки и локальной разработки </w:t>
+      </w:r>
+      <w:r>
+        <w:t>дизайна</w:t>
+      </w:r>
+      <w:r>
+        <w:t xml:space="preserve"> выбран инструмент </w:t>
+      </w:r>
+      <w:proofErr w:type="spellStart"/>
+      <w:r>
+        <w:t>Vite</w:t>
+      </w:r>
+      <w:proofErr w:type="spellEnd"/>
+      <w:r>
+        <w:t xml:space="preserve">. Он обеспечивает быструю загрузку проекта и мгновенное обновление изменений в браузере за счет механизма горячей перезагрузки модулей. Это ускоряет процесс разработки и позволяет быстрее тестировать изменения. Для стилизации пользовательского интерфейса планируется использовать </w:t>
+      </w:r>
+      <w:proofErr w:type="spellStart"/>
+      <w:r>
+        <w:t>Tailwind</w:t>
+      </w:r>
+      <w:proofErr w:type="spellEnd"/>
+      <w:r>
+        <w:t xml:space="preserve"> CSS </w:t>
+      </w:r>
+      <w:r>
+        <w:t>–</w:t>
+      </w:r>
+      <w:r>
+        <w:t xml:space="preserve"> утилитарный CSS-фреймворк (</w:t>
+      </w:r>
+      <w:proofErr w:type="spellStart"/>
+      <w:r>
+        <w:t>Cascading</w:t>
+      </w:r>
+      <w:proofErr w:type="spellEnd"/>
+      <w:r>
+        <w:t xml:space="preserve"> Style </w:t>
+      </w:r>
+      <w:proofErr w:type="spellStart"/>
+      <w:r>
+        <w:t>Sheets</w:t>
+      </w:r>
+      <w:proofErr w:type="spellEnd"/>
+      <w:r>
+        <w:t xml:space="preserve"> </w:t>
+      </w:r>
+      <w:r>
+        <w:t>–</w:t>
+      </w:r>
+      <w:r>
+        <w:t xml:space="preserve"> каскадные таблицы стилей). Он предоставляет набор готовых классов для управления внешним видом элементов, таких как отступы, цвета, размеры и расположение. Такой подход позволяет быстро создавать интерфейс без необходимости писать большое количество пользовательских стилей и делает процесс разработки более гибким.</w:t>
+      </w:r>
+    </w:p>
+    <w:p>
+      <w:r>
+        <w:t>Взаимодействие с внешним сервисом искусственного интеллекта предполагается реализовать через отдельный сервисный слой на стороне сервера. Для этого будет использоваться HTTP-клиент</w:t>
+      </w:r>
+      <w:r>
+        <w:t xml:space="preserve"> </w:t>
+      </w:r>
+      <w:r>
+        <w:t xml:space="preserve">с поддержкой асинхронных запросов. Сервер будет отправлять текст цели и дополнительные параметры в AI-сервис и получать ответ в формате JSON. Далее полученные данные будут проходить валидацию, преобразовываться во внутренние структуры и сохраняться в базе данных. Такой подход позволяет разделить ответственность между компонентами системы: серверная часть отвечает за обработку данных и бизнес-логику, а внешний сервис </w:t>
+      </w:r>
+      <w:r>
+        <w:t>–</w:t>
+      </w:r>
+      <w:r>
+        <w:t xml:space="preserve"> за генерацию содержимого задач.</w:t>
+      </w:r>
+    </w:p>
+    <w:p>
+      <w:r>
+        <w:t xml:space="preserve">Таким образом, выбранный стек технологий, включающий </w:t>
+      </w:r>
+      <w:proofErr w:type="spellStart"/>
+      <w:r>
         <w:t>FastAPI</w:t>
       </w:r>
       <w:proofErr w:type="spellEnd"/>
       <w:r>
-        <w:t>, представляющий собой современный высокопроизводительный инструмент для создания веб‑API на языке Python.</w:t>
+        <w:t xml:space="preserve"> и Python для серверной части, </w:t>
+      </w:r>
+      <w:proofErr w:type="spellStart"/>
+      <w:r>
+        <w:t>PostgreSQL</w:t>
+      </w:r>
+      <w:proofErr w:type="spellEnd"/>
+      <w:r>
+        <w:t xml:space="preserve"> для хранения данных, а также </w:t>
+      </w:r>
+      <w:proofErr w:type="spellStart"/>
+      <w:r>
+        <w:t>TypeScript</w:t>
+      </w:r>
+      <w:proofErr w:type="spellEnd"/>
+      <w:r>
+        <w:t xml:space="preserve">, </w:t>
+      </w:r>
+      <w:proofErr w:type="spellStart"/>
+      <w:r>
+        <w:t>React</w:t>
+      </w:r>
+      <w:proofErr w:type="spellEnd"/>
+      <w:r>
+        <w:t xml:space="preserve">, </w:t>
+      </w:r>
+      <w:proofErr w:type="spellStart"/>
+      <w:r>
+        <w:t>Vite</w:t>
+      </w:r>
+      <w:proofErr w:type="spellEnd"/>
+      <w:r>
+        <w:t xml:space="preserve"> и </w:t>
+      </w:r>
+      <w:proofErr w:type="spellStart"/>
+      <w:r>
+        <w:t>Tailwind</w:t>
+      </w:r>
+      <w:proofErr w:type="spellEnd"/>
+      <w:r>
+        <w:t xml:space="preserve"> CSS для клиентского приложения, представляется подходящим для разработки системы декомпозиции целей. Он позволяет обеспечить удобство разработки, достаточную производительность и возможность дальнейшего расширения функциональности системы.</w:t>
       </w:r>
       <w:r>
         <w:t xml:space="preserve"> </w:t>
       </w:r>
-      <w:proofErr w:type="spellStart"/>
-      <w:r>
-        <w:lastRenderedPageBreak/>
-        <w:t>FastAPI</w:t>
-      </w:r>
-      <w:proofErr w:type="spellEnd"/>
-      <w:r>
-        <w:t xml:space="preserve"> обеспечивает декларативное описание маршрутов и схем данных с использованием аннотаций типов, что повышает читаемость и надёжность кода. Встроенная поддержка асинхронного ввода‑вывода позволяет эффективно обрабатывать большое количество одновременных запросов, что особенно важно при обращении к внешнему AI‑сервису для генерации списка задач и при работе с базой данных.</w:t>
-      </w:r>
-    </w:p>
-    <w:p>
-      <w:r>
-        <w:t xml:space="preserve">Дополнительным преимуществом </w:t>
-      </w:r>
-      <w:proofErr w:type="spellStart"/>
-      <w:r>
-        <w:t>FastAPI</w:t>
-      </w:r>
-      <w:proofErr w:type="spellEnd"/>
-      <w:r>
-        <w:t xml:space="preserve"> является автоматическая генерация документации по API в формате </w:t>
-      </w:r>
-      <w:proofErr w:type="spellStart"/>
-      <w:r>
-        <w:t>OpenAPI</w:t>
-      </w:r>
-      <w:proofErr w:type="spellEnd"/>
-      <w:r>
-        <w:t>/</w:t>
-      </w:r>
-      <w:proofErr w:type="spellStart"/>
-      <w:r>
-        <w:t>Swagger</w:t>
-      </w:r>
-      <w:proofErr w:type="spellEnd"/>
-      <w:r>
-        <w:t xml:space="preserve">. Это упрощает тестирование и отладку серверной части, а также облегчает интеграцию с клиентскими приложениями, </w:t>
-      </w:r>
-      <w:r>
-        <w:t xml:space="preserve">имеется возможность </w:t>
-      </w:r>
-      <w:r>
-        <w:t>получа</w:t>
-      </w:r>
-      <w:r>
-        <w:t>ть</w:t>
-      </w:r>
-      <w:r>
-        <w:t xml:space="preserve"> наглядное и структурированное описание доступных </w:t>
-      </w:r>
-      <w:r>
-        <w:t>точек выхода</w:t>
-      </w:r>
-      <w:r>
-        <w:t xml:space="preserve"> и форматов данных. Для обработки кросс‑доменных запросов и интеграции с веб‑клиентом в </w:t>
-      </w:r>
-      <w:proofErr w:type="spellStart"/>
-      <w:r>
-        <w:t>FastAPI</w:t>
-      </w:r>
-      <w:proofErr w:type="spellEnd"/>
-      <w:r>
-        <w:t xml:space="preserve"> настроена поддержка CORS, что обеспечивает корректное взаимодействие браузерного приложения с сервером.</w:t>
-      </w:r>
-    </w:p>
-    <w:p>
-      <w:r>
-        <w:t xml:space="preserve">В качестве языка программирования для серверной части использован Python, который сочетает в себе простоту синтаксиса и широкие возможности для разработки веб‑сервисов и работы с искусственным интеллектом. Богатая экосистема библиотек и фреймворков на Python позволяет эффективно реализовывать аутентификацию, работу с базами данных, интеграцию с внешними API и логику бизнес‑процессов. Python используется для описания моделей данных, схем валидации, бизнес‑логики по управлению целями, </w:t>
-      </w:r>
-      <w:r>
-        <w:t>списками задач</w:t>
-      </w:r>
-      <w:r>
-        <w:t xml:space="preserve"> и задачами, а также для взаимодействия с AI‑сервисом через HTTP‑клиент.</w:t>
-      </w:r>
-    </w:p>
-    <w:p>
-      <w:r>
-        <w:t xml:space="preserve">Для хранения данных в системе используется реляционная база данных </w:t>
-      </w:r>
-      <w:proofErr w:type="spellStart"/>
-      <w:r>
-        <w:t>PostgreSQL</w:t>
-      </w:r>
-      <w:proofErr w:type="spellEnd"/>
-      <w:r>
-        <w:t xml:space="preserve">, обеспечивающая надёжное и масштабируемое хранение структурированной информации. В базе данных сохраняются учётные записи пользователей, сведения о целях, </w:t>
-      </w:r>
-      <w:r>
-        <w:t>списках целей</w:t>
-      </w:r>
-      <w:r>
-        <w:t xml:space="preserve"> и задачах, данные о командах и доступах, а также история взаимодействия с ИИ. </w:t>
-      </w:r>
-      <w:r>
-        <w:t xml:space="preserve">Выбор </w:t>
-      </w:r>
-      <w:proofErr w:type="spellStart"/>
-      <w:r>
-        <w:t>PostgreSQL</w:t>
-      </w:r>
-      <w:proofErr w:type="spellEnd"/>
-      <w:r>
-        <w:t xml:space="preserve"> обусловлен её высокой надёжностью, поддержкой сложных запросов и транзакций, а также </w:t>
-      </w:r>
-      <w:r>
-        <w:lastRenderedPageBreak/>
-        <w:t>наличием развитых механизмов обеспечения целостности данных, что критически важно при работе</w:t>
-      </w:r>
-      <w:r>
-        <w:t xml:space="preserve"> </w:t>
-      </w:r>
-      <w:r>
-        <w:t xml:space="preserve">Взаимодействие с </w:t>
-      </w:r>
-      <w:r>
-        <w:t xml:space="preserve">базой данных </w:t>
-      </w:r>
-      <w:r>
-        <w:t>реализовано с помощью асинхронных средств доступа и ORM‑моделей, что позволяет комбинировать удобство объектного представления данных с преимуществами реляционного хранилища. Такой подход облегчает проектирование структуры данных и поддержание согласованности информации в системе.</w:t>
-      </w:r>
-      <w:r>
-        <w:t xml:space="preserve"> </w:t>
-      </w:r>
-      <w:r>
-        <w:t xml:space="preserve">Использование асинхронного драйвера в сочетании с возможностями </w:t>
-      </w:r>
-      <w:proofErr w:type="spellStart"/>
-      <w:r>
-        <w:t>FastAPI</w:t>
-      </w:r>
-      <w:proofErr w:type="spellEnd"/>
-      <w:r>
-        <w:t xml:space="preserve"> позволяет избежать блокировок при выполнении длительных операций чтения и записи, сохраняя отзывчивость сервера даже при одновременной работе множества пользователей.</w:t>
-      </w:r>
-    </w:p>
-    <w:p>
-      <w:r>
-        <w:t xml:space="preserve">Для разработки клиентской части системы </w:t>
-      </w:r>
-      <w:r>
-        <w:t xml:space="preserve">выбраны </w:t>
-      </w:r>
-      <w:proofErr w:type="spellStart"/>
-      <w:r>
-        <w:t>TypeScript</w:t>
-      </w:r>
-      <w:proofErr w:type="spellEnd"/>
-      <w:r>
-        <w:t xml:space="preserve">, </w:t>
-      </w:r>
-      <w:proofErr w:type="spellStart"/>
-      <w:r>
-        <w:t>React</w:t>
-      </w:r>
-      <w:proofErr w:type="spellEnd"/>
-      <w:r>
-        <w:t xml:space="preserve">, </w:t>
-      </w:r>
-      <w:proofErr w:type="spellStart"/>
-      <w:r>
-        <w:t>Vite</w:t>
-      </w:r>
-      <w:proofErr w:type="spellEnd"/>
-      <w:r>
-        <w:t xml:space="preserve">. </w:t>
-      </w:r>
-      <w:proofErr w:type="spellStart"/>
-      <w:r>
-        <w:t>TypeScript</w:t>
-      </w:r>
-      <w:proofErr w:type="spellEnd"/>
-      <w:r>
-        <w:t xml:space="preserve"> является надстройкой над JavaScript с поддержкой статической типизации, что позволяет на ранних этапах разработки выявлять большое количество ошибок и повышать надёжность клиентского кода. Использование типов упрощает сопровождение проекта, делает интерфейсы между компонентами более явными и облегчает рефакторинг.</w:t>
-      </w:r>
-    </w:p>
-    <w:p>
-      <w:r>
-        <w:t xml:space="preserve">Фреймворк </w:t>
-      </w:r>
-      <w:proofErr w:type="spellStart"/>
-      <w:r>
-        <w:t>React</w:t>
-      </w:r>
-      <w:proofErr w:type="spellEnd"/>
-      <w:r>
-        <w:t xml:space="preserve"> применяется для построения веб‑приложения, в котором реализованы страницы аутентификации, работа с личными и командными </w:t>
-      </w:r>
-      <w:r>
-        <w:t>списками задач</w:t>
-      </w:r>
-      <w:r>
-        <w:t xml:space="preserve">, чат с ИИ, поиск пользователей и управление командами. Компонентный подход </w:t>
-      </w:r>
-      <w:proofErr w:type="spellStart"/>
-      <w:r>
-        <w:t>React</w:t>
-      </w:r>
-      <w:proofErr w:type="spellEnd"/>
-      <w:r>
-        <w:t xml:space="preserve"> позволяет разбить интерфейс на </w:t>
-      </w:r>
-      <w:proofErr w:type="spellStart"/>
-      <w:r>
-        <w:t>переиспользуемые</w:t>
-      </w:r>
-      <w:proofErr w:type="spellEnd"/>
-      <w:r>
-        <w:t xml:space="preserve"> элементы, что ускоряет разработку и улучшает структурированность кода. Благодаря этому обеспечивается гибкое отображение списков задач, истории взаимодействия с ИИ и различных состояний интерфейса в зависимости от действий пользователя.</w:t>
-      </w:r>
-      <w:r>
-        <w:t xml:space="preserve"> О</w:t>
-      </w:r>
-      <w:r>
-        <w:t>бновление интерфейса на основе изменения состояния компонентов делает работу с приложением плавной, что положительно сказывается на пользовательском опыте.</w:t>
-      </w:r>
-    </w:p>
-    <w:p>
-      <w:r>
-        <w:t xml:space="preserve">Сборка и локальная разработка </w:t>
-      </w:r>
-      <w:proofErr w:type="spellStart"/>
-      <w:r>
-        <w:t>фронтенда</w:t>
-      </w:r>
-      <w:proofErr w:type="spellEnd"/>
-      <w:r>
-        <w:t xml:space="preserve"> выполняются с помощью инструмента </w:t>
-      </w:r>
-      <w:proofErr w:type="spellStart"/>
-      <w:r>
-        <w:t>Vite</w:t>
-      </w:r>
-      <w:proofErr w:type="spellEnd"/>
-      <w:r>
-        <w:t xml:space="preserve">, который обеспечивает быструю перезагрузку модулей и оптимизированную сборку проекта. </w:t>
-      </w:r>
-      <w:proofErr w:type="spellStart"/>
-      <w:r>
-        <w:t>Vite</w:t>
-      </w:r>
-      <w:proofErr w:type="spellEnd"/>
-      <w:r>
-        <w:t xml:space="preserve"> упрощает настройку </w:t>
-      </w:r>
-      <w:r>
-        <w:t>просмотра работы</w:t>
-      </w:r>
-      <w:r>
-        <w:t xml:space="preserve"> запросов к </w:t>
-      </w:r>
-      <w:r>
-        <w:t>серверу</w:t>
-      </w:r>
-      <w:r>
-        <w:t xml:space="preserve">, что позволяет в процессе разработки обращаться к реальному </w:t>
-      </w:r>
-      <w:r>
-        <w:lastRenderedPageBreak/>
-        <w:t>серверу</w:t>
-      </w:r>
-      <w:r>
-        <w:t xml:space="preserve"> по специальному адресу</w:t>
-      </w:r>
-      <w:r>
-        <w:t>, не изменяя клиентский код. Это создаёт удобную и производительную среду для разработки и тестирования веб‑интерфейса.</w:t>
-      </w:r>
-      <w:r>
-        <w:t xml:space="preserve"> </w:t>
-      </w:r>
-      <w:r>
-        <w:t>Высокая скорость сборки и мгновенное отражение изменений в браузере существенно ускоряют итеративный процесс доработки пользовательского интерфейса и отладки клиентской логики.</w:t>
-      </w:r>
-    </w:p>
-    <w:p>
-      <w:r>
-        <w:t xml:space="preserve">Для стилизации пользовательского интерфейса веб‑приложения используется </w:t>
-      </w:r>
-      <w:proofErr w:type="spellStart"/>
-      <w:r>
-        <w:t>Tailwind</w:t>
-      </w:r>
-      <w:proofErr w:type="spellEnd"/>
-      <w:r>
-        <w:t xml:space="preserve"> CSS, представляющий собой утилитарный CSS‑фреймворк. </w:t>
-      </w:r>
-      <w:r>
-        <w:t>Н</w:t>
-      </w:r>
-      <w:r>
-        <w:t>абор готовых классов для настройки отступов, цветов, шрифтов, сеток и других параметров оформления. Такой подход позволяет описывать внешний вид компонентов прямо в разметке, сокращать объём и быстро создавать современный адаптивный интерфейс. Модульность и гибкость дают возможность легко изменять и развивать дизайн без существенных изменений в структуре приложения.</w:t>
-      </w:r>
-    </w:p>
-    <w:p>
-      <w:pPr>
-        <w:rPr>
-          <w:rFonts w:cs="Times New Roman"/>
-        </w:rPr>
-      </w:pPr>
-      <w:r>
-        <w:rPr>
-          <w:rFonts w:cs="Times New Roman"/>
-        </w:rPr>
-        <w:t>Взаимодействие с внешним сервисом искусственного интеллекта реализовано через специализированный сервисный класс на стороне</w:t>
-      </w:r>
-      <w:r>
-        <w:rPr>
-          <w:rFonts w:cs="Times New Roman"/>
-        </w:rPr>
-        <w:t xml:space="preserve"> сервера</w:t>
-      </w:r>
-      <w:r>
-        <w:rPr>
-          <w:rFonts w:cs="Times New Roman"/>
-        </w:rPr>
-        <w:t xml:space="preserve">. Для этого используется HTTP‑клиент с поддержкой асинхронных запросов, который отправляет </w:t>
-      </w:r>
-      <w:r>
-        <w:rPr>
-          <w:rFonts w:cs="Times New Roman"/>
-        </w:rPr>
-        <w:t>системные правила общения</w:t>
-      </w:r>
-      <w:r>
-        <w:rPr>
-          <w:rFonts w:cs="Times New Roman"/>
-        </w:rPr>
-        <w:t xml:space="preserve"> и текст цели в AI‑сервис и получает структурированный ответ в формате JSON. Обработчик на стороне </w:t>
-      </w:r>
-      <w:proofErr w:type="spellStart"/>
-      <w:r>
-        <w:rPr>
-          <w:rFonts w:cs="Times New Roman"/>
-        </w:rPr>
-        <w:t>FastAPI</w:t>
-      </w:r>
-      <w:proofErr w:type="spellEnd"/>
-      <w:r>
-        <w:rPr>
-          <w:rFonts w:cs="Times New Roman"/>
-        </w:rPr>
-        <w:t xml:space="preserve"> проводит валидацию ответа, преобразует его в внутренние структуры данных и сохраняет результаты в базе данных. Такой подход обеспечивает чёткое разделение ответственности: Python‑</w:t>
-      </w:r>
-      <w:proofErr w:type="spellStart"/>
-      <w:r>
-        <w:rPr>
-          <w:rFonts w:cs="Times New Roman"/>
-        </w:rPr>
-        <w:t>backend</w:t>
-      </w:r>
-      <w:proofErr w:type="spellEnd"/>
-      <w:r>
-        <w:rPr>
-          <w:rFonts w:cs="Times New Roman"/>
-        </w:rPr>
-        <w:t xml:space="preserve"> отвечает за бизнес‑логику и хранение данных, а внешний AI‑сервис – за генерацию содержания задач на основе пользовательской цели.</w:t>
-      </w:r>
-    </w:p>
-    <w:p>
-      <w:pPr>
-        <w:rPr>
-          <w:rFonts w:cs="Times New Roman"/>
-        </w:rPr>
-      </w:pPr>
-      <w:r>
-        <w:rPr>
-          <w:rFonts w:cs="Times New Roman"/>
-        </w:rPr>
-        <w:t xml:space="preserve">В совокупности выбранный </w:t>
-      </w:r>
-      <w:r>
-        <w:rPr>
-          <w:rFonts w:cs="Times New Roman"/>
-        </w:rPr>
-        <w:t>список</w:t>
-      </w:r>
-      <w:r>
-        <w:rPr>
-          <w:rFonts w:cs="Times New Roman"/>
-        </w:rPr>
-        <w:t xml:space="preserve"> технологий </w:t>
-      </w:r>
-      <w:r>
-        <w:t>–</w:t>
-      </w:r>
-      <w:r>
-        <w:rPr>
-          <w:rFonts w:cs="Times New Roman"/>
-        </w:rPr>
-        <w:t xml:space="preserve"> </w:t>
-      </w:r>
-      <w:proofErr w:type="spellStart"/>
-      <w:r>
-        <w:rPr>
-          <w:rFonts w:cs="Times New Roman"/>
-        </w:rPr>
-        <w:t>FastAPI</w:t>
-      </w:r>
-      <w:proofErr w:type="spellEnd"/>
-      <w:r>
-        <w:rPr>
-          <w:rFonts w:cs="Times New Roman"/>
-        </w:rPr>
-        <w:t xml:space="preserve"> и Python для серверной части, </w:t>
-      </w:r>
-      <w:proofErr w:type="spellStart"/>
-      <w:r>
-        <w:rPr>
-          <w:rFonts w:cs="Times New Roman"/>
-        </w:rPr>
-        <w:t>PostgreSQL</w:t>
-      </w:r>
-      <w:proofErr w:type="spellEnd"/>
-      <w:r>
-        <w:rPr>
-          <w:rFonts w:cs="Times New Roman"/>
-        </w:rPr>
-        <w:t xml:space="preserve"> для хранения данных, </w:t>
-      </w:r>
-      <w:proofErr w:type="spellStart"/>
-      <w:r>
-        <w:rPr>
-          <w:rFonts w:cs="Times New Roman"/>
-        </w:rPr>
-        <w:t>TypeScript</w:t>
-      </w:r>
-      <w:proofErr w:type="spellEnd"/>
-      <w:r>
-        <w:rPr>
-          <w:rFonts w:cs="Times New Roman"/>
-        </w:rPr>
-        <w:t xml:space="preserve">, </w:t>
-      </w:r>
-      <w:proofErr w:type="spellStart"/>
-      <w:r>
-        <w:rPr>
-          <w:rFonts w:cs="Times New Roman"/>
-        </w:rPr>
-        <w:t>React</w:t>
-      </w:r>
-      <w:proofErr w:type="spellEnd"/>
-      <w:r>
-        <w:rPr>
-          <w:rFonts w:cs="Times New Roman"/>
-        </w:rPr>
-        <w:t xml:space="preserve">, </w:t>
-      </w:r>
-      <w:proofErr w:type="spellStart"/>
-      <w:r>
-        <w:rPr>
-          <w:rFonts w:cs="Times New Roman"/>
-        </w:rPr>
-        <w:t>Vite</w:t>
-      </w:r>
-      <w:proofErr w:type="spellEnd"/>
-      <w:r>
-        <w:rPr>
-          <w:rFonts w:cs="Times New Roman"/>
-        </w:rPr>
-        <w:t xml:space="preserve"> и </w:t>
-      </w:r>
-      <w:proofErr w:type="spellStart"/>
-      <w:r>
-        <w:rPr>
-          <w:rFonts w:cs="Times New Roman"/>
-        </w:rPr>
-        <w:t>Tailwind</w:t>
-      </w:r>
-      <w:proofErr w:type="spellEnd"/>
-      <w:r>
-        <w:rPr>
-          <w:rFonts w:cs="Times New Roman"/>
-        </w:rPr>
-        <w:t xml:space="preserve"> CSS для веб‑клиента, а также интеграция с внешним AI‑сервисом </w:t>
-      </w:r>
-      <w:r>
-        <w:t>–</w:t>
-      </w:r>
-      <w:r>
-        <w:rPr>
-          <w:rFonts w:cs="Times New Roman"/>
-        </w:rPr>
-        <w:t xml:space="preserve"> обеспечивает надёжную основу для разработки, масштабирования и сопровождения системы декомпозиции целей, обеспечивая удобный интерфейс для пользователей и гибкую архитектуру для дальнейшего развития функционала.</w:t>
+      <w:r>
+        <w:t>Используемые инструменты обладают высокой степенью совместимости между собой, что позволяет эффективно интегрировать различные части системы. Также предусмотрена возможность масштабирования решения за счёт расширения серверной инфраструктуры и оптимизации взаимодействия с базой данных.</w:t>
       </w:r>
     </w:p>
     <w:p>
@@ -5600,14 +5907,7 @@
           <w:rFonts w:ascii="Times New Roman" w:hAnsi="Times New Roman"/>
           <w:szCs w:val="28"/>
         </w:rPr>
-        <w:t>): содержит информацию о шагах</w:t>
-      </w:r>
-      <w:r>
-        <w:rPr>
-          <w:rFonts w:ascii="Times New Roman" w:hAnsi="Times New Roman"/>
-          <w:szCs w:val="28"/>
-        </w:rPr>
-        <w:t xml:space="preserve"> </w:t>
+        <w:t xml:space="preserve">): содержит информацию о шагах </w:t>
       </w:r>
       <w:r>
         <w:rPr>
@@ -5791,28 +6091,7 @@
           <w:rFonts w:ascii="Times New Roman" w:hAnsi="Times New Roman"/>
           <w:szCs w:val="28"/>
         </w:rPr>
-        <w:t>): содержит информацию о ролях</w:t>
-      </w:r>
-      <w:r>
-        <w:rPr>
-          <w:rFonts w:ascii="Times New Roman" w:hAnsi="Times New Roman"/>
-          <w:szCs w:val="28"/>
-        </w:rPr>
-        <w:t xml:space="preserve">, </w:t>
-      </w:r>
-      <w:r>
-        <w:rPr>
-          <w:rFonts w:ascii="Times New Roman" w:hAnsi="Times New Roman"/>
-          <w:szCs w:val="28"/>
-        </w:rPr>
-        <w:t>уровнях прав участника в рамках команды</w:t>
-      </w:r>
-      <w:r>
-        <w:rPr>
-          <w:rFonts w:ascii="Times New Roman" w:hAnsi="Times New Roman"/>
-          <w:szCs w:val="28"/>
-        </w:rPr>
-        <w:t>;</w:t>
+        <w:t>): содержит информацию о ролях, уровнях прав участника в рамках команды;</w:t>
       </w:r>
     </w:p>
     <w:p>
@@ -5938,14 +6217,7 @@
           <w:rFonts w:ascii="Times New Roman" w:hAnsi="Times New Roman"/>
           <w:szCs w:val="28"/>
         </w:rPr>
-        <w:t xml:space="preserve"> между участниками команды</w:t>
-      </w:r>
-      <w:r>
-        <w:rPr>
-          <w:rFonts w:ascii="Times New Roman" w:hAnsi="Times New Roman"/>
-          <w:szCs w:val="28"/>
-        </w:rPr>
-        <w:t>;</w:t>
+        <w:t xml:space="preserve"> между участниками команды;</w:t>
       </w:r>
     </w:p>
     <w:p>
@@ -6053,14 +6325,7 @@
           <w:rFonts w:ascii="Times New Roman" w:hAnsi="Times New Roman"/>
           <w:szCs w:val="28"/>
         </w:rPr>
-        <w:t xml:space="preserve"> оригинала и новой копии</w:t>
-      </w:r>
-      <w:r>
-        <w:rPr>
-          <w:rFonts w:ascii="Times New Roman" w:hAnsi="Times New Roman"/>
-          <w:szCs w:val="28"/>
-        </w:rPr>
-        <w:t>;</w:t>
+        <w:t xml:space="preserve"> оригинала и новой копии;</w:t>
       </w:r>
     </w:p>
     <w:p>
@@ -6098,14 +6363,7 @@
           <w:rFonts w:ascii="Times New Roman" w:hAnsi="Times New Roman"/>
           <w:szCs w:val="28"/>
         </w:rPr>
-        <w:t>): содержит информацию о чатах, к которым подключаются пользователи</w:t>
-      </w:r>
-      <w:r>
-        <w:rPr>
-          <w:rFonts w:ascii="Times New Roman" w:hAnsi="Times New Roman"/>
-          <w:szCs w:val="28"/>
-        </w:rPr>
-        <w:t>;</w:t>
+        <w:t>): содержит информацию о чатах, к которым подключаются пользователи;</w:t>
       </w:r>
     </w:p>
     <w:p>
@@ -6143,14 +6401,7 @@
           <w:rFonts w:ascii="Times New Roman" w:hAnsi="Times New Roman"/>
           <w:szCs w:val="28"/>
         </w:rPr>
-        <w:t>): содержит информацию о составе чата</w:t>
-      </w:r>
-      <w:r>
-        <w:rPr>
-          <w:rFonts w:ascii="Times New Roman" w:hAnsi="Times New Roman"/>
-          <w:szCs w:val="28"/>
-        </w:rPr>
-        <w:t>;</w:t>
+        <w:t>): содержит информацию о составе чата;</w:t>
       </w:r>
     </w:p>
     <w:p>
@@ -6172,14 +6423,7 @@
           <w:rFonts w:ascii="Times New Roman" w:hAnsi="Times New Roman"/>
           <w:szCs w:val="28"/>
         </w:rPr>
-        <w:t>сообщения (Message): содержит информацию о сообщениях пользователей в чатах</w:t>
-      </w:r>
-      <w:r>
-        <w:rPr>
-          <w:rFonts w:ascii="Times New Roman" w:hAnsi="Times New Roman"/>
-          <w:szCs w:val="28"/>
-        </w:rPr>
-        <w:t>;</w:t>
+        <w:t>сообщения (Message): содержит информацию о сообщениях пользователей в чатах;</w:t>
       </w:r>
     </w:p>
     <w:p>
@@ -6262,14 +6506,7 @@
           <w:rFonts w:ascii="Times New Roman" w:hAnsi="Times New Roman"/>
           <w:szCs w:val="28"/>
         </w:rPr>
-        <w:t>): содержит информацию о сообщениях</w:t>
-      </w:r>
-      <w:r>
-        <w:rPr>
-          <w:rFonts w:ascii="Times New Roman" w:hAnsi="Times New Roman"/>
-          <w:szCs w:val="28"/>
-        </w:rPr>
-        <w:t>;</w:t>
+        <w:t>): содержит информацию о сообщениях;</w:t>
       </w:r>
     </w:p>
     <w:p>
@@ -6410,7 +6647,16 @@
           <w:bCs/>
           <w:szCs w:val="28"/>
         </w:rPr>
-        <w:t>2.2 Разработка форм выходных документов</w:t>
+        <w:t xml:space="preserve">2.2 </w:t>
+      </w:r>
+      <w:r>
+        <w:rPr>
+          <w:rFonts w:ascii="Times New Roman" w:hAnsi="Times New Roman"/>
+          <w:b/>
+          <w:bCs/>
+          <w:szCs w:val="28"/>
+        </w:rPr>
+        <w:t>Структура и форматы представления результирующих данных</w:t>
       </w:r>
     </w:p>
     <w:p>
@@ -6428,351 +6674,341 @@
           <w:rFonts w:ascii="Times New Roman" w:hAnsi="Times New Roman"/>
           <w:szCs w:val="28"/>
         </w:rPr>
-        <w:t>В системе имеются следующие выходные шаблоны:</w:t>
+        <w:t>В рамках работы системы декомпозиции целей пользователь получает структурированные данные, формируемые на основе введённой цели и последующей обработки с использованием искусственного интеллекта. Основным результатом является сформированный план достижения цели, который представляет собой иерархически организованную совокупность этапов и задач, а также сопутствующая информация, обеспечивающая взаимодействие пользователя с системой.</w:t>
       </w:r>
     </w:p>
     <w:p>
       <w:pPr>
         <w:pStyle w:val="a4"/>
-        <w:numPr>
-          <w:ilvl w:val="0"/>
-          <w:numId w:val="9"/>
-        </w:numPr>
         <w:spacing w:line="360" w:lineRule="auto"/>
-        <w:ind w:left="0" w:firstLine="709"/>
-        <w:rPr>
-          <w:rFonts w:ascii="Times New Roman" w:hAnsi="Times New Roman"/>
-          <w:szCs w:val="28"/>
-        </w:rPr>
-      </w:pPr>
-      <w:r>
-        <w:rPr>
-          <w:rFonts w:ascii="Times New Roman" w:hAnsi="Times New Roman"/>
-          <w:szCs w:val="28"/>
-        </w:rPr>
-        <w:t>шаблон профиля пользователя;</w:t>
+        <w:ind w:left="0"/>
+        <w:rPr>
+          <w:rFonts w:ascii="Times New Roman" w:hAnsi="Times New Roman"/>
+          <w:szCs w:val="28"/>
+        </w:rPr>
+      </w:pPr>
+      <w:r>
+        <w:rPr>
+          <w:rFonts w:ascii="Times New Roman" w:hAnsi="Times New Roman"/>
+          <w:szCs w:val="28"/>
+        </w:rPr>
+        <w:t>Исходной точкой формирования результирующих данных является сущность «цель» (</w:t>
+      </w:r>
+      <w:proofErr w:type="spellStart"/>
+      <w:r>
+        <w:rPr>
+          <w:rFonts w:ascii="Times New Roman" w:hAnsi="Times New Roman"/>
+          <w:szCs w:val="28"/>
+        </w:rPr>
+        <w:t>Goals</w:t>
+      </w:r>
+      <w:proofErr w:type="spellEnd"/>
+      <w:r>
+        <w:rPr>
+          <w:rFonts w:ascii="Times New Roman" w:hAnsi="Times New Roman"/>
+          <w:szCs w:val="28"/>
+        </w:rPr>
+        <w:t xml:space="preserve">), содержащая текстовое описание задачи пользователя. </w:t>
+      </w:r>
+      <w:r>
+        <w:rPr>
+          <w:rFonts w:ascii="Times New Roman" w:hAnsi="Times New Roman"/>
+          <w:szCs w:val="28"/>
+        </w:rPr>
+        <w:lastRenderedPageBreak/>
+        <w:t>На её основе формируется связанный список задач (</w:t>
+      </w:r>
+      <w:proofErr w:type="spellStart"/>
+      <w:r>
+        <w:rPr>
+          <w:rFonts w:ascii="Times New Roman" w:hAnsi="Times New Roman"/>
+          <w:szCs w:val="28"/>
+        </w:rPr>
+        <w:t>Roadmaps</w:t>
+      </w:r>
+      <w:proofErr w:type="spellEnd"/>
+      <w:r>
+        <w:rPr>
+          <w:rFonts w:ascii="Times New Roman" w:hAnsi="Times New Roman"/>
+          <w:szCs w:val="28"/>
+        </w:rPr>
+        <w:t xml:space="preserve">), который представляет собой основной объект, предоставляемый пользователю. Каждый </w:t>
+      </w:r>
+      <w:r>
+        <w:rPr>
+          <w:rFonts w:ascii="Times New Roman" w:hAnsi="Times New Roman"/>
+          <w:szCs w:val="28"/>
+        </w:rPr>
+        <w:t>список</w:t>
+      </w:r>
+      <w:r>
+        <w:rPr>
+          <w:rFonts w:ascii="Times New Roman" w:hAnsi="Times New Roman"/>
+          <w:szCs w:val="28"/>
+        </w:rPr>
+        <w:t xml:space="preserve"> содержит информацию о принадлежности к конкретной цели, а также включает в себя набор задач (</w:t>
+      </w:r>
+      <w:proofErr w:type="spellStart"/>
+      <w:r>
+        <w:rPr>
+          <w:rFonts w:ascii="Times New Roman" w:hAnsi="Times New Roman"/>
+          <w:szCs w:val="28"/>
+        </w:rPr>
+        <w:t>Tasks</w:t>
+      </w:r>
+      <w:proofErr w:type="spellEnd"/>
+      <w:r>
+        <w:rPr>
+          <w:rFonts w:ascii="Times New Roman" w:hAnsi="Times New Roman"/>
+          <w:szCs w:val="28"/>
+        </w:rPr>
+        <w:t>), упорядоченных в соответствии с логикой достижения результата. Задачи, в свою очередь, содержат название, описание, порядок выполнения, статус, что позволяет формировать последовательный и управляемый план действий.</w:t>
       </w:r>
     </w:p>
     <w:p>
       <w:pPr>
         <w:pStyle w:val="a4"/>
-        <w:numPr>
-          <w:ilvl w:val="0"/>
-          <w:numId w:val="9"/>
-        </w:numPr>
         <w:spacing w:line="360" w:lineRule="auto"/>
-        <w:ind w:left="0" w:firstLine="709"/>
-        <w:rPr>
-          <w:rFonts w:ascii="Times New Roman" w:hAnsi="Times New Roman"/>
-          <w:szCs w:val="28"/>
-        </w:rPr>
-      </w:pPr>
-      <w:r>
-        <w:rPr>
-          <w:rFonts w:ascii="Times New Roman" w:hAnsi="Times New Roman"/>
-          <w:szCs w:val="28"/>
-        </w:rPr>
-        <w:t>шаблон цели;</w:t>
+        <w:ind w:left="0"/>
+        <w:rPr>
+          <w:rFonts w:ascii="Times New Roman" w:hAnsi="Times New Roman"/>
+          <w:szCs w:val="28"/>
+        </w:rPr>
+      </w:pPr>
+      <w:r>
+        <w:rPr>
+          <w:rFonts w:ascii="Times New Roman" w:hAnsi="Times New Roman"/>
+          <w:szCs w:val="28"/>
+        </w:rPr>
+        <w:t xml:space="preserve">Формирование структуры </w:t>
+      </w:r>
+      <w:r>
+        <w:rPr>
+          <w:rFonts w:ascii="Times New Roman" w:hAnsi="Times New Roman"/>
+          <w:szCs w:val="28"/>
+        </w:rPr>
+        <w:t>списков задач</w:t>
+      </w:r>
+      <w:r>
+        <w:rPr>
+          <w:rFonts w:ascii="Times New Roman" w:hAnsi="Times New Roman"/>
+          <w:szCs w:val="28"/>
+        </w:rPr>
+        <w:t xml:space="preserve"> осуществляется на серверной стороне системы. Введённая пользователем цель передаётся в модуль обработки, где происходит взаимодействие с сервисом искусственного интеллекта в рамках сущностей </w:t>
+      </w:r>
+      <w:proofErr w:type="spellStart"/>
+      <w:r>
+        <w:rPr>
+          <w:rFonts w:ascii="Times New Roman" w:hAnsi="Times New Roman"/>
+          <w:szCs w:val="28"/>
+        </w:rPr>
+        <w:t>AIConversation</w:t>
+      </w:r>
+      <w:proofErr w:type="spellEnd"/>
+      <w:r>
+        <w:rPr>
+          <w:rFonts w:ascii="Times New Roman" w:hAnsi="Times New Roman"/>
+          <w:szCs w:val="28"/>
+        </w:rPr>
+        <w:t xml:space="preserve"> и </w:t>
+      </w:r>
+      <w:proofErr w:type="spellStart"/>
+      <w:r>
+        <w:rPr>
+          <w:rFonts w:ascii="Times New Roman" w:hAnsi="Times New Roman"/>
+          <w:szCs w:val="28"/>
+        </w:rPr>
+        <w:t>AIMessage</w:t>
+      </w:r>
+      <w:proofErr w:type="spellEnd"/>
+      <w:r>
+        <w:rPr>
+          <w:rFonts w:ascii="Times New Roman" w:hAnsi="Times New Roman"/>
+          <w:szCs w:val="28"/>
+        </w:rPr>
+        <w:t xml:space="preserve">. В ходе диалога формируется структурированный ответ, содержащий декомпозицию цели на отдельные шаги. Полученные данные проходят этап преобразования и сохраняются в базе данных в виде записей, связанных с соответствующим </w:t>
+      </w:r>
+      <w:r>
+        <w:rPr>
+          <w:rFonts w:ascii="Times New Roman" w:hAnsi="Times New Roman"/>
+          <w:szCs w:val="28"/>
+        </w:rPr>
+        <w:t>списком</w:t>
+      </w:r>
+      <w:r>
+        <w:rPr>
+          <w:rFonts w:ascii="Times New Roman" w:hAnsi="Times New Roman"/>
+          <w:szCs w:val="28"/>
+        </w:rPr>
+        <w:t xml:space="preserve"> и задачами. Такой подход обеспечивает сохранение истории взаимодействия пользователя с ИИ и возможность повторного использования ранее сгенерированных данных.</w:t>
       </w:r>
     </w:p>
     <w:p>
       <w:pPr>
         <w:pStyle w:val="a4"/>
-        <w:numPr>
-          <w:ilvl w:val="0"/>
-          <w:numId w:val="9"/>
-        </w:numPr>
         <w:spacing w:line="360" w:lineRule="auto"/>
-        <w:ind w:left="0" w:firstLine="709"/>
-        <w:rPr>
-          <w:rFonts w:ascii="Times New Roman" w:hAnsi="Times New Roman"/>
-          <w:szCs w:val="28"/>
-        </w:rPr>
-      </w:pPr>
-      <w:r>
-        <w:rPr>
-          <w:rFonts w:ascii="Times New Roman" w:hAnsi="Times New Roman"/>
-          <w:szCs w:val="28"/>
-        </w:rPr>
-        <w:t>шаблон списка задач</w:t>
-      </w:r>
-      <w:r>
-        <w:rPr>
-          <w:rFonts w:ascii="Times New Roman" w:hAnsi="Times New Roman"/>
-          <w:szCs w:val="28"/>
-          <w:lang w:val="en-US"/>
-        </w:rPr>
-        <w:t>;</w:t>
+        <w:ind w:left="0"/>
+        <w:rPr>
+          <w:rFonts w:ascii="Times New Roman" w:hAnsi="Times New Roman"/>
+          <w:szCs w:val="28"/>
+        </w:rPr>
+      </w:pPr>
+      <w:r>
+        <w:rPr>
+          <w:rFonts w:ascii="Times New Roman" w:hAnsi="Times New Roman"/>
+          <w:szCs w:val="28"/>
+        </w:rPr>
+        <w:t xml:space="preserve">Передача результирующих данных между серверной и клиентской частью осуществляется в формате JSON, что обеспечивает удобство последующей обработки на стороне интерфейса. Клиентское приложение получает структурированные данные </w:t>
+      </w:r>
+      <w:r>
+        <w:rPr>
+          <w:rFonts w:ascii="Times New Roman" w:hAnsi="Times New Roman"/>
+          <w:szCs w:val="28"/>
+        </w:rPr>
+        <w:t>списка задач</w:t>
+      </w:r>
+      <w:r>
+        <w:rPr>
+          <w:rFonts w:ascii="Times New Roman" w:hAnsi="Times New Roman"/>
+          <w:szCs w:val="28"/>
+        </w:rPr>
+        <w:t xml:space="preserve"> и преобразует их в визуальное представление, позволяющее пользователю взаимодействовать с задачами, отслеживать прогресс и управлять процессом выполнения.</w:t>
       </w:r>
     </w:p>
     <w:p>
       <w:pPr>
         <w:pStyle w:val="a4"/>
-        <w:numPr>
-          <w:ilvl w:val="0"/>
-          <w:numId w:val="9"/>
-        </w:numPr>
         <w:spacing w:line="360" w:lineRule="auto"/>
-        <w:ind w:left="0" w:firstLine="709"/>
-        <w:rPr>
-          <w:rFonts w:ascii="Times New Roman" w:hAnsi="Times New Roman"/>
-          <w:szCs w:val="28"/>
-        </w:rPr>
-      </w:pPr>
-      <w:r>
-        <w:rPr>
-          <w:rFonts w:ascii="Times New Roman" w:hAnsi="Times New Roman"/>
-          <w:szCs w:val="28"/>
-        </w:rPr>
-        <w:t>шаблон задачи</w:t>
-      </w:r>
-      <w:r>
-        <w:rPr>
-          <w:rFonts w:ascii="Times New Roman" w:hAnsi="Times New Roman"/>
-          <w:szCs w:val="28"/>
-          <w:lang w:val="en-US"/>
-        </w:rPr>
-        <w:t>;</w:t>
+        <w:ind w:left="0"/>
+        <w:rPr>
+          <w:rFonts w:ascii="Times New Roman" w:hAnsi="Times New Roman"/>
+          <w:szCs w:val="28"/>
+        </w:rPr>
+      </w:pPr>
+      <w:r>
+        <w:rPr>
+          <w:rFonts w:ascii="Times New Roman" w:hAnsi="Times New Roman"/>
+          <w:szCs w:val="28"/>
+        </w:rPr>
+        <w:t xml:space="preserve">В пользовательском интерфейсе </w:t>
+      </w:r>
+      <w:r>
+        <w:rPr>
+          <w:rFonts w:ascii="Times New Roman" w:hAnsi="Times New Roman"/>
+          <w:szCs w:val="28"/>
+        </w:rPr>
+        <w:t>списка задач</w:t>
+      </w:r>
+      <w:r>
+        <w:rPr>
+          <w:rFonts w:ascii="Times New Roman" w:hAnsi="Times New Roman"/>
+          <w:szCs w:val="28"/>
+        </w:rPr>
+        <w:t xml:space="preserve"> отображается в виде структурированного списка задач, сгруппированных по логическим этапам. Каждая задача может изменять своё состояние, что фиксируется в системе и используется для расчёта общего прогресса выполнения. Прогресс определяется на основе количества завершённых задач относительно их общего числа и отображается пользователю в наглядной форме. Дополнительно реализована возможность работы в рамках команд (</w:t>
+      </w:r>
+      <w:proofErr w:type="spellStart"/>
+      <w:r>
+        <w:rPr>
+          <w:rFonts w:ascii="Times New Roman" w:hAnsi="Times New Roman"/>
+          <w:szCs w:val="28"/>
+        </w:rPr>
+        <w:t>Teams</w:t>
+      </w:r>
+      <w:proofErr w:type="spellEnd"/>
+      <w:r>
+        <w:rPr>
+          <w:rFonts w:ascii="Times New Roman" w:hAnsi="Times New Roman"/>
+          <w:szCs w:val="28"/>
+        </w:rPr>
+        <w:t xml:space="preserve">), где доступ к </w:t>
+      </w:r>
+      <w:r>
+        <w:rPr>
+          <w:rFonts w:ascii="Times New Roman" w:hAnsi="Times New Roman"/>
+          <w:szCs w:val="28"/>
+        </w:rPr>
+        <w:t>списку задач</w:t>
+      </w:r>
+      <w:r>
+        <w:rPr>
+          <w:rFonts w:ascii="Times New Roman" w:hAnsi="Times New Roman"/>
+          <w:szCs w:val="28"/>
+        </w:rPr>
+        <w:t xml:space="preserve"> </w:t>
+      </w:r>
+      <w:r>
+        <w:rPr>
+          <w:rFonts w:ascii="Times New Roman" w:hAnsi="Times New Roman"/>
+          <w:szCs w:val="28"/>
+        </w:rPr>
+        <w:lastRenderedPageBreak/>
+        <w:t xml:space="preserve">регулируется через сущности </w:t>
+      </w:r>
+      <w:proofErr w:type="spellStart"/>
+      <w:r>
+        <w:rPr>
+          <w:rFonts w:ascii="Times New Roman" w:hAnsi="Times New Roman"/>
+          <w:szCs w:val="28"/>
+        </w:rPr>
+        <w:t>TeamMember</w:t>
+      </w:r>
+      <w:proofErr w:type="spellEnd"/>
+      <w:r>
+        <w:rPr>
+          <w:rFonts w:ascii="Times New Roman" w:hAnsi="Times New Roman"/>
+          <w:szCs w:val="28"/>
+        </w:rPr>
+        <w:t xml:space="preserve">, </w:t>
+      </w:r>
+      <w:proofErr w:type="spellStart"/>
+      <w:r>
+        <w:rPr>
+          <w:rFonts w:ascii="Times New Roman" w:hAnsi="Times New Roman"/>
+          <w:szCs w:val="28"/>
+        </w:rPr>
+        <w:t>TeamRole</w:t>
+      </w:r>
+      <w:proofErr w:type="spellEnd"/>
+      <w:r>
+        <w:rPr>
+          <w:rFonts w:ascii="Times New Roman" w:hAnsi="Times New Roman"/>
+          <w:szCs w:val="28"/>
+        </w:rPr>
+        <w:t xml:space="preserve"> и </w:t>
+      </w:r>
+      <w:proofErr w:type="spellStart"/>
+      <w:r>
+        <w:rPr>
+          <w:rFonts w:ascii="Times New Roman" w:hAnsi="Times New Roman"/>
+          <w:szCs w:val="28"/>
+        </w:rPr>
+        <w:t>RoadmapAccess</w:t>
+      </w:r>
+      <w:proofErr w:type="spellEnd"/>
+      <w:r>
+        <w:rPr>
+          <w:rFonts w:ascii="Times New Roman" w:hAnsi="Times New Roman"/>
+          <w:szCs w:val="28"/>
+        </w:rPr>
+        <w:t>, что позволяет организовать совместную работу и разграничение прав пользователей.</w:t>
       </w:r>
     </w:p>
     <w:p>
       <w:pPr>
         <w:pStyle w:val="a4"/>
-        <w:numPr>
-          <w:ilvl w:val="0"/>
-          <w:numId w:val="9"/>
-        </w:numPr>
         <w:spacing w:line="360" w:lineRule="auto"/>
-        <w:ind w:left="0" w:firstLine="709"/>
-        <w:rPr>
-          <w:rFonts w:ascii="Times New Roman" w:hAnsi="Times New Roman"/>
-          <w:szCs w:val="28"/>
-        </w:rPr>
-      </w:pPr>
-      <w:r>
-        <w:rPr>
-          <w:rFonts w:ascii="Times New Roman" w:hAnsi="Times New Roman"/>
-          <w:szCs w:val="28"/>
-        </w:rPr>
-        <w:t>шаблон истории чата</w:t>
-      </w:r>
-      <w:r>
-        <w:rPr>
-          <w:rFonts w:ascii="Times New Roman" w:hAnsi="Times New Roman"/>
-          <w:szCs w:val="28"/>
-          <w:lang w:val="en-US"/>
-        </w:rPr>
-        <w:t>;</w:t>
-      </w:r>
-    </w:p>
-    <w:p>
-      <w:pPr>
-        <w:pStyle w:val="a4"/>
-        <w:numPr>
-          <w:ilvl w:val="0"/>
-          <w:numId w:val="9"/>
-        </w:numPr>
-        <w:spacing w:line="360" w:lineRule="auto"/>
-        <w:ind w:left="0" w:firstLine="709"/>
-        <w:rPr>
-          <w:rFonts w:ascii="Times New Roman" w:hAnsi="Times New Roman"/>
-          <w:szCs w:val="28"/>
-        </w:rPr>
-      </w:pPr>
-      <w:r>
-        <w:rPr>
-          <w:rFonts w:ascii="Times New Roman" w:hAnsi="Times New Roman"/>
-          <w:szCs w:val="28"/>
-        </w:rPr>
-        <w:t>шаблон истории диалога с ИИ.</w:t>
-      </w:r>
-    </w:p>
-    <w:p>
-      <w:pPr>
-        <w:rPr>
-          <w:szCs w:val="28"/>
-        </w:rPr>
-      </w:pPr>
-      <w:r>
-        <w:rPr>
-          <w:szCs w:val="28"/>
-        </w:rPr>
-        <w:t xml:space="preserve">Шаблон </w:t>
-      </w:r>
-      <w:r>
-        <w:rPr>
-          <w:szCs w:val="28"/>
-        </w:rPr>
-        <w:t>списка задач</w:t>
-      </w:r>
-      <w:r>
-        <w:rPr>
-          <w:szCs w:val="28"/>
-        </w:rPr>
-        <w:t xml:space="preserve"> представлен в приложении. В шаблоне </w:t>
-      </w:r>
-      <w:r>
-        <w:rPr>
-          <w:szCs w:val="28"/>
-        </w:rPr>
-        <w:t xml:space="preserve">списка задач </w:t>
-      </w:r>
-      <w:r>
-        <w:rPr>
-          <w:szCs w:val="28"/>
-        </w:rPr>
-        <w:t>представлены следующие элементы:</w:t>
-      </w:r>
-    </w:p>
-    <w:p>
-      <w:pPr>
-        <w:rPr>
-          <w:szCs w:val="28"/>
-        </w:rPr>
-      </w:pPr>
-      <w:r>
-        <w:rPr>
-          <w:szCs w:val="28"/>
-        </w:rPr>
-        <w:lastRenderedPageBreak/>
-        <w:t>− идентификатор и наименование цели, для которой сформирован план;</w:t>
-      </w:r>
-    </w:p>
-    <w:p>
-      <w:pPr>
-        <w:rPr>
-          <w:szCs w:val="28"/>
-        </w:rPr>
-      </w:pPr>
-      <w:r>
-        <w:rPr>
-          <w:szCs w:val="28"/>
-        </w:rPr>
-        <w:t xml:space="preserve">− статус выполнения </w:t>
-      </w:r>
-      <w:r>
-        <w:rPr>
-          <w:szCs w:val="28"/>
-        </w:rPr>
-        <w:t>списка задач</w:t>
-      </w:r>
-      <w:r>
-        <w:rPr>
-          <w:szCs w:val="28"/>
-        </w:rPr>
-        <w:t>;</w:t>
-      </w:r>
-    </w:p>
-    <w:p>
-      <w:pPr>
-        <w:rPr>
-          <w:szCs w:val="28"/>
-        </w:rPr>
-      </w:pPr>
-      <w:r>
-        <w:rPr>
-          <w:szCs w:val="28"/>
-        </w:rPr>
-        <w:t>− дата и время создания и последнего обновления;</w:t>
-      </w:r>
-    </w:p>
-    <w:p>
-      <w:pPr>
-        <w:rPr>
-          <w:szCs w:val="28"/>
-        </w:rPr>
-      </w:pPr>
-      <w:r>
-        <w:rPr>
-          <w:szCs w:val="28"/>
-        </w:rPr>
-        <w:t>− принадлежность к команде (при наличии командного режима работы);</w:t>
-      </w:r>
-    </w:p>
-    <w:p>
-      <w:pPr>
-        <w:rPr>
-          <w:szCs w:val="28"/>
-        </w:rPr>
-      </w:pPr>
-      <w:r>
-        <w:rPr>
-          <w:szCs w:val="28"/>
-        </w:rPr>
-        <w:t>− список задач: содержит перечень шагов плана с порядком выполнения, названием, описанием и отметкой о выполнении;</w:t>
-      </w:r>
-    </w:p>
-    <w:p>
-      <w:pPr>
-        <w:rPr>
-          <w:szCs w:val="28"/>
-        </w:rPr>
-      </w:pPr>
-      <w:r>
-        <w:rPr>
-          <w:szCs w:val="28"/>
-        </w:rPr>
-        <w:t>− прогресс выполнения: отображается через количество выполненных задач и (при наличии) дату завершения отдельных задач.</w:t>
-      </w:r>
-    </w:p>
-    <w:p>
-      <w:pPr>
-        <w:rPr>
-          <w:szCs w:val="28"/>
-        </w:rPr>
-      </w:pPr>
-      <w:r>
-        <w:rPr>
-          <w:szCs w:val="28"/>
-        </w:rPr>
-        <w:t xml:space="preserve">Шаблон </w:t>
-      </w:r>
-      <w:r>
-        <w:rPr>
-          <w:szCs w:val="28"/>
-        </w:rPr>
-        <w:t>списка задач</w:t>
-      </w:r>
-      <w:r>
-        <w:rPr>
-          <w:szCs w:val="28"/>
-        </w:rPr>
-        <w:t xml:space="preserve"> предоставляет всю необходимую информацию о текущем плане достижения цели. Он позволяет просматривать структуру плана, последовательность шагов и степень готовности</w:t>
-      </w:r>
-      <w:r>
-        <w:rPr>
-          <w:szCs w:val="28"/>
-        </w:rPr>
-        <w:t>.</w:t>
-      </w:r>
-    </w:p>
-    <w:p>
-      <w:r>
-        <w:rPr>
-          <w:szCs w:val="28"/>
-        </w:rPr>
-        <w:t>В шаблонах профиля пользователя, цели и списка задач предусмотрены настраиваемые поля, которые пользователь может убрать либо добавить</w:t>
-      </w:r>
-      <w:r>
-        <w:rPr>
-          <w:szCs w:val="28"/>
-        </w:rPr>
-        <w:t xml:space="preserve">. </w:t>
-      </w:r>
-      <w:r>
-        <w:rPr>
-          <w:szCs w:val="28"/>
-        </w:rPr>
-        <w:t>Шаблоны истории чата и истории диалога с ИИ формируют документ с полной хронологией сообщений, что позволяет сохранять результаты обсуждений и историю формирования рекомендаций ИИ.</w:t>
-      </w:r>
-      <w:r>
-        <w:rPr>
-          <w:szCs w:val="28"/>
-        </w:rPr>
-        <w:t xml:space="preserve"> </w:t>
-      </w:r>
-      <w:r>
-        <w:t>Шаблоны представлены в приложении Г на рисунках Г.2 и Г.3 соответственно.</w:t>
+        <w:ind w:left="0"/>
+        <w:rPr>
+          <w:rFonts w:ascii="Times New Roman" w:hAnsi="Times New Roman"/>
+          <w:szCs w:val="28"/>
+        </w:rPr>
+      </w:pPr>
+      <w:r>
+        <w:rPr>
+          <w:rFonts w:ascii="Times New Roman" w:hAnsi="Times New Roman"/>
+          <w:szCs w:val="28"/>
+        </w:rPr>
+        <w:t>Таким образом, результирующие данные системы представляют собой совокупность взаимосвязанных сущностей, обеспечивающих полный цикл работы пользователя: от постановки цели и её декомпозиции с использованием искусственного интеллекта до визуального представления, выполнения задач и совместной работы.</w:t>
       </w:r>
     </w:p>
     <w:p>
@@ -6800,42 +7036,12 @@
         <w:rPr>
           <w:szCs w:val="28"/>
         </w:rPr>
-        <w:t>Так как система представляет собой веб‑приложение, была составлена функциональная схема веб‑клиента, включающая публичную часть (до авторизации) и внутреннюю часть (после авторизации).</w:t>
-      </w:r>
-      <w:r>
-        <w:rPr>
-          <w:szCs w:val="28"/>
-        </w:rPr>
-        <w:t xml:space="preserve"> </w:t>
-      </w:r>
-      <w:r>
-        <w:rPr>
-          <w:szCs w:val="28"/>
-        </w:rPr>
-        <w:t xml:space="preserve">После запуска приложения пользователь попадает в окно публичной части, откуда ему доступны окна «Авторизация», «Регистрация», «Восстановление пароля», а также окно «Ошибочного пути» (страница 404) и окно «Краткой информации» о системе. В окне «Авторизация» пользователь вводит учетные данные и выполняет вход в систему. В окне «Регистрация» пользователь создает новую учетную запись, после чего может перейти к авторизации. Окно «Восстановление пароля» позволяет инициировать восстановление доступа к аккаунту в случае утери пароля. Окно «Ошибочного пути» отображается при переходе на </w:t>
-      </w:r>
-      <w:r>
-        <w:rPr>
-          <w:szCs w:val="28"/>
-        </w:rPr>
-        <w:lastRenderedPageBreak/>
-        <w:t>несуществующую страницу и предоставляет возможность вернуться к корректным разделам. Окно «Краткой информации» предназначено для ознакомления пользователя с назначением и основными возможностями сервиса до выполнения входа.</w:t>
-      </w:r>
-      <w:r>
-        <w:rPr>
-          <w:szCs w:val="28"/>
-        </w:rPr>
-        <w:t xml:space="preserve"> </w:t>
-      </w:r>
-      <w:r>
-        <w:rPr>
-          <w:szCs w:val="28"/>
-        </w:rPr>
-        <w:t>На рисунке 2.1 изображена функциональная схема публичной части веб‑приложения.</w:t>
-      </w:r>
-    </w:p>
-    <w:p>
-      <w:pPr>
+        <w:t>Так как система представляет собой веб‑приложение, была составлена функциональная схема веб‑клиента, включающая публичную и внутреннюю части. Публичная часть, представленная на рисунке 2.1, доступна пользователю до авторизации и содержит окна «Авторизация», «Регистрация» и «Восстановление пароля». Дополнительно в неё включены окно «Ошибочного пути» (страница 404) и окно «Краткой информации» о системе. Пользователь может создать учётную запись, войти в систему или восстановить утерянный пароль, а также ознакомиться с основными возможностями сервиса.</w:t>
+      </w:r>
+    </w:p>
+    <w:p>
+      <w:pPr>
+        <w:jc w:val="center"/>
         <w:rPr>
           <w:szCs w:val="28"/>
         </w:rPr>
@@ -6845,9 +7051,9 @@
           <w:noProof/>
         </w:rPr>
         <w:drawing>
-          <wp:inline distT="0" distB="0" distL="0" distR="0" wp14:anchorId="48712E1C" wp14:editId="50267012">
-            <wp:extent cx="5724525" cy="3629025"/>
-            <wp:effectExtent l="19050" t="19050" r="28575" b="28575"/>
+          <wp:inline distT="0" distB="0" distL="0" distR="0" wp14:anchorId="48712E1C" wp14:editId="11520B3D">
+            <wp:extent cx="5424025" cy="3438525"/>
+            <wp:effectExtent l="19050" t="19050" r="24765" b="9525"/>
             <wp:docPr id="1" name="Рисунок 1"/>
             <wp:cNvGraphicFramePr>
               <a:graphicFrameLocks xmlns:a="http://schemas.openxmlformats.org/drawingml/2006/main" noChangeAspect="1"/>
@@ -6877,7 +7083,7 @@
                   <pic:spPr bwMode="auto">
                     <a:xfrm>
                       <a:off x="0" y="0"/>
-                      <a:ext cx="5724525" cy="3629025"/>
+                      <a:ext cx="5426017" cy="3439788"/>
                     </a:xfrm>
                     <a:prstGeom prst="rect">
                       <a:avLst/>
@@ -6937,92 +7143,39 @@
         <w:rPr>
           <w:color w:val="000000" w:themeColor="text1"/>
         </w:rPr>
-        <w:t xml:space="preserve"> </w:t>
-      </w:r>
-      <w:r>
+        <w:t xml:space="preserve"> Функциональная схема публичной части веб-приложения</w:t>
+      </w:r>
+    </w:p>
+    <w:p>
+      <w:pPr>
+        <w:jc w:val="left"/>
         <w:rPr>
           <w:color w:val="000000" w:themeColor="text1"/>
         </w:rPr>
-        <w:t>Функциональная схема публичной части веб-приложения</w:t>
-      </w:r>
-    </w:p>
-    <w:p>
-      <w:pPr>
+      </w:pPr>
+      <w:r>
         <w:rPr>
           <w:color w:val="000000" w:themeColor="text1"/>
         </w:rPr>
-      </w:pPr>
-      <w:r>
+        <w:lastRenderedPageBreak/>
+        <w:t>После успешной авторизации пользователю становится доступен основной функционал системы. Внутренняя часть включает разделы: «Профиль», «Смена пароля», «Списки задач», «Просмотр конкретного списка и его задач», «Команды», «Списки задач команды», «Чаты», «Просмотр конкретного чата», «Поиск пользователей», а также интерфейс общения с ИИ‑чатом и историю ИИ‑диалогов. В разделе «Профиль» пользователь просматривает и редактирует свои данные, а также может перейти к окну «Смена пароля» для обновления учетных данных. Раздел «Списки задач» отображает созданные пользователем планы и позволяет перейти к детальному просмотру конкретного списка, где выполняется управление задачами, их порядком и статусом выполнения. Через раздел «Команды» пользователь создает команды и переходит к их данным, а в окне «Списки задач команды» организуется совместная работа над планами. Раздел «Чаты» обеспечивает общение: пользователь выбирает диалог и переходит в окно конкретного чата для просмотра сообщений и отправки новых. Раздел «Поиск пользователей» служит для нахождения других участников системы. Отдельный блок составляет интерфейс ИИ‑чата, позволяющий вести диалог с ИИ, получать начальный список задач и просматривать историю предыдущих обращений. На рисунке 2.2 изображена функциональная схема внутренней части веб‑приложения.</w:t>
+      </w:r>
+    </w:p>
+    <w:p>
+      <w:pPr>
+        <w:jc w:val="center"/>
         <w:rPr>
           <w:color w:val="000000" w:themeColor="text1"/>
         </w:rPr>
-        <w:t>После успешной авторизации пользователю становится доступен основной функционал системы. Из внутренней части пользователь может перейти к следующим разделам: «Профиль», «Смена пароля», «Списки задач/дорожные карты», «Просмотр конкретного списка и его задач», «Команды», «Списки задач команды», «Чаты», «Просмотр конкретного чата», «Поиск пользователей», а также к окну интерфейса общения с ИИ‑чатом и истории ИИ‑диалогов.</w:t>
-      </w:r>
-      <w:r>
-        <w:rPr>
-          <w:color w:val="000000" w:themeColor="text1"/>
-        </w:rPr>
-        <w:t xml:space="preserve"> </w:t>
-      </w:r>
-      <w:r>
-        <w:rPr>
-          <w:color w:val="000000" w:themeColor="text1"/>
-        </w:rPr>
-        <w:t xml:space="preserve">Раздел «Профиль» предназначен для просмотра и редактирования данных пользователя. Из него пользователь может перейти в окно «Смена пароля», где выполняется обновление пароля для повышения безопасности учетной записи. Раздел «Списки задач» позволяет просматривать созданные пользователем планы и переходить к детальному окну выбранного списка, где отображаются задачи, их порядок и </w:t>
-      </w:r>
-      <w:r>
-        <w:rPr>
-          <w:color w:val="000000" w:themeColor="text1"/>
-        </w:rPr>
-        <w:lastRenderedPageBreak/>
-        <w:t>статус выполнения, а также выполняется управление задачами (добавление, изменение, отметка выполнения). Раздел «Команды» предоставляет возможность просматривать и создавать команды, а также переходить к командным данным. В окне «Списки задач команды» пользователь просматривает планы, доступные участникам команды, и использует их для с</w:t>
-      </w:r>
-      <w:r>
-        <w:rPr>
-          <w:rFonts w:cs="Times New Roman"/>
-          <w:color w:val="000000" w:themeColor="text1"/>
-        </w:rPr>
-        <w:t>о</w:t>
-      </w:r>
-      <w:r>
-        <w:rPr>
-          <w:color w:val="000000" w:themeColor="text1"/>
-        </w:rPr>
-        <w:t>вместной работы. Раздел «Чаты» предназначен для общения: пользователь выбирает нужный диалог и переходит в окно конкретного чата для просмотра истории сообщений и отправки новых. Окно «Поиск пользователей» используется для поиска пользователей системы. Отдельный функциональный блок составляет интерфейс ИИ‑чата, который позволяет вести диалог с ИИ, получать рекомендации по декомпозиции целей и просматривать историю предыдущих обращений.</w:t>
-      </w:r>
-      <w:r>
-        <w:rPr>
-          <w:color w:val="000000" w:themeColor="text1"/>
-        </w:rPr>
-        <w:t xml:space="preserve"> </w:t>
-      </w:r>
-      <w:r>
-        <w:rPr>
-          <w:color w:val="000000" w:themeColor="text1"/>
-        </w:rPr>
-        <w:t>На рисунке 2.2 изображена функциональная схема внутренней части веб‑приложения</w:t>
-      </w:r>
-      <w:r>
-        <w:rPr>
-          <w:color w:val="000000" w:themeColor="text1"/>
-        </w:rPr>
-        <w:t>.</w:t>
-      </w:r>
-    </w:p>
-    <w:p>
-      <w:pPr>
-        <w:rPr>
-          <w:color w:val="000000" w:themeColor="text1"/>
-        </w:rPr>
       </w:pPr>
       <w:r>
         <w:rPr>
           <w:noProof/>
         </w:rPr>
         <w:drawing>
-          <wp:inline distT="0" distB="0" distL="0" distR="0" wp14:anchorId="373A1943" wp14:editId="0919EC28">
-            <wp:extent cx="5695315" cy="2687206"/>
-            <wp:effectExtent l="19050" t="19050" r="19685" b="18415"/>
+          <wp:inline distT="0" distB="0" distL="0" distR="0" wp14:anchorId="373A1943" wp14:editId="0E560C51">
+            <wp:extent cx="5734685" cy="2705782"/>
+            <wp:effectExtent l="19050" t="19050" r="18415" b="18415"/>
             <wp:docPr id="2" name="Рисунок 2"/>
             <wp:cNvGraphicFramePr>
               <a:graphicFrameLocks xmlns:a="http://schemas.openxmlformats.org/drawingml/2006/main" noChangeAspect="1"/>
@@ -7052,7 +7205,7 @@
                   <pic:spPr bwMode="auto">
                     <a:xfrm>
                       <a:off x="0" y="0"/>
-                      <a:ext cx="5702539" cy="2690615"/>
+                      <a:ext cx="5769406" cy="2722164"/>
                     </a:xfrm>
                     <a:prstGeom prst="rect">
                       <a:avLst/>
@@ -7112,19 +7265,7 @@
         <w:rPr>
           <w:color w:val="000000" w:themeColor="text1"/>
         </w:rPr>
-        <w:t xml:space="preserve"> Функциональная схема </w:t>
-      </w:r>
-      <w:r>
-        <w:rPr>
-          <w:color w:val="000000" w:themeColor="text1"/>
-        </w:rPr>
-        <w:t>внутренней</w:t>
-      </w:r>
-      <w:r>
-        <w:rPr>
-          <w:color w:val="000000" w:themeColor="text1"/>
-        </w:rPr>
-        <w:t xml:space="preserve"> части веб-приложения</w:t>
+        <w:t xml:space="preserve"> Функциональная схема внутренней части веб-приложения</w:t>
       </w:r>
     </w:p>
     <w:p>
@@ -7141,6 +7282,7 @@
           <w:bCs/>
           <w:szCs w:val="28"/>
         </w:rPr>
+        <w:lastRenderedPageBreak/>
         <w:t>2.4 Описание процедур и функций</w:t>
       </w:r>
     </w:p>
@@ -8348,33 +8490,17 @@
                                       <w:lang w:val="ru-RU"/>
                                     </w:rPr>
                                   </w:pPr>
-                                  <w:r>
-                                    <w:fldChar w:fldCharType="begin"/>
-                                  </w:r>
-                                  <w:r>
-                                    <w:instrText xml:space="preserve"> NUMPAGES   \* MERGEFORMAT </w:instrText>
-                                  </w:r>
-                                  <w:r>
-                                    <w:fldChar w:fldCharType="separate"/>
-                                  </w:r>
-                                  <w:r>
-                                    <w:rPr>
-                                      <w:rFonts w:ascii="Times New Roman" w:hAnsi="Times New Roman" w:cs="Times New Roman"/>
-                                      <w:noProof/>
-                                      <w:sz w:val="18"/>
-                                      <w:lang w:val="ru-RU"/>
-                                    </w:rPr>
-                                    <w:t>7</w:t>
-                                  </w:r>
-                                  <w:r>
-                                    <w:rPr>
-                                      <w:rFonts w:ascii="Times New Roman" w:hAnsi="Times New Roman" w:cs="Times New Roman"/>
-                                      <w:noProof/>
-                                      <w:sz w:val="18"/>
-                                      <w:lang w:val="ru-RU"/>
-                                    </w:rPr>
-                                    <w:fldChar w:fldCharType="end"/>
-                                  </w:r>
+                                  <w:fldSimple w:instr=" NUMPAGES   \* MERGEFORMAT ">
+                                    <w:r>
+                                      <w:rPr>
+                                        <w:rFonts w:ascii="Times New Roman" w:hAnsi="Times New Roman" w:cs="Times New Roman"/>
+                                        <w:noProof/>
+                                        <w:sz w:val="18"/>
+                                        <w:lang w:val="ru-RU"/>
+                                      </w:rPr>
+                                      <w:t>7</w:t>
+                                    </w:r>
+                                  </w:fldSimple>
                                 </w:p>
                               </w:tc>
                             </w:tr>
@@ -10104,33 +10230,17 @@
                                 <w:lang w:val="ru-RU"/>
                               </w:rPr>
                             </w:pPr>
-                            <w:r>
-                              <w:fldChar w:fldCharType="begin"/>
-                            </w:r>
-                            <w:r>
-                              <w:instrText xml:space="preserve"> NUMPAGES   \* MERGEFORMAT </w:instrText>
-                            </w:r>
-                            <w:r>
-                              <w:fldChar w:fldCharType="separate"/>
-                            </w:r>
-                            <w:r>
-                              <w:rPr>
-                                <w:rFonts w:ascii="Times New Roman" w:hAnsi="Times New Roman" w:cs="Times New Roman"/>
-                                <w:noProof/>
-                                <w:sz w:val="18"/>
-                                <w:lang w:val="ru-RU"/>
-                              </w:rPr>
-                              <w:t>7</w:t>
-                            </w:r>
-                            <w:r>
-                              <w:rPr>
-                                <w:rFonts w:ascii="Times New Roman" w:hAnsi="Times New Roman" w:cs="Times New Roman"/>
-                                <w:noProof/>
-                                <w:sz w:val="18"/>
-                                <w:lang w:val="ru-RU"/>
-                              </w:rPr>
-                              <w:fldChar w:fldCharType="end"/>
-                            </w:r>
+                            <w:fldSimple w:instr=" NUMPAGES   \* MERGEFORMAT ">
+                              <w:r>
+                                <w:rPr>
+                                  <w:rFonts w:ascii="Times New Roman" w:hAnsi="Times New Roman" w:cs="Times New Roman"/>
+                                  <w:noProof/>
+                                  <w:sz w:val="18"/>
+                                  <w:lang w:val="ru-RU"/>
+                                </w:rPr>
+                                <w:t>7</w:t>
+                              </w:r>
+                            </w:fldSimple>
                           </w:p>
                         </w:tc>
                       </w:tr>
@@ -10802,7 +10912,7 @@
             </wp:anchor>
           </w:drawing>
         </mc:Choice>
-        <mc:Fallback xmlns:w16sdtfl="http://schemas.microsoft.com/office/word/2024/wordml/sdtformatlock" xmlns:w16du="http://schemas.microsoft.com/office/word/2023/wordml/word16du" xmlns:oel="http://schemas.microsoft.com/office/2019/extlst">
+        <mc:Fallback xmlns:oel="http://schemas.microsoft.com/office/2019/extlst" xmlns:w16du="http://schemas.microsoft.com/office/word/2023/wordml/word16du" xmlns:w16sdtfl="http://schemas.microsoft.com/office/word/2024/wordml/sdtformatlock">
           <w:pict>
             <v:group w14:anchorId="2ED3E864" id="Группа 13" o:spid="_x0000_s1026" style="position:absolute;margin-left:56.85pt;margin-top:18.25pt;width:518.9pt;height:803.85pt;z-index:251656704;mso-position-horizontal-relative:page;mso-position-vertical-relative:page" coordorigin="1134,397" coordsize="10378,16044" o:gfxdata="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" o:allowincell="f">
               <v:line id="Line 4" o:spid="_x0000_s1027" style="position:absolute;visibility:visible;mso-wrap-style:square" from="1134,397" to="1134,16441" o:connectortype="straight" o:gfxdata="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" strokeweight="2.25pt"/>
@@ -12961,12 +13071,13 @@
     </w:lvl>
   </w:abstractNum>
   <w:abstractNum w:abstractNumId="5" w15:restartNumberingAfterBreak="0">
-    <w:nsid w:val="4236506B"/>
+    <w:nsid w:val="2BC30158"/>
     <w:multiLevelType w:val="hybridMultilevel"/>
-    <w:tmpl w:val="B632188C"/>
-    <w:lvl w:ilvl="0" w:tplc="0E38DF54">
+    <w:tmpl w:val="71D0D208"/>
+    <w:lvl w:ilvl="0" w:tplc="AC1C3610">
       <w:start w:val="1"/>
       <w:numFmt w:val="bullet"/>
+      <w:suff w:val="space"/>
       <w:lvlText w:val=""/>
       <w:lvlJc w:val="left"/>
       <w:pPr>
@@ -13074,6 +13185,119 @@
     </w:lvl>
   </w:abstractNum>
   <w:abstractNum w:abstractNumId="6" w15:restartNumberingAfterBreak="0">
+    <w:nsid w:val="4236506B"/>
+    <w:multiLevelType w:val="hybridMultilevel"/>
+    <w:tmpl w:val="B632188C"/>
+    <w:lvl w:ilvl="0" w:tplc="0E38DF54">
+      <w:start w:val="1"/>
+      <w:numFmt w:val="bullet"/>
+      <w:lvlText w:val=""/>
+      <w:lvlJc w:val="left"/>
+      <w:pPr>
+        <w:ind w:left="1429" w:hanging="360"/>
+      </w:pPr>
+      <w:rPr>
+        <w:rFonts w:ascii="Symbol" w:hAnsi="Symbol" w:hint="default"/>
+      </w:rPr>
+    </w:lvl>
+    <w:lvl w:ilvl="1" w:tplc="04190003" w:tentative="1">
+      <w:start w:val="1"/>
+      <w:numFmt w:val="bullet"/>
+      <w:lvlText w:val="o"/>
+      <w:lvlJc w:val="left"/>
+      <w:pPr>
+        <w:ind w:left="2149" w:hanging="360"/>
+      </w:pPr>
+      <w:rPr>
+        <w:rFonts w:ascii="Courier New" w:hAnsi="Courier New" w:cs="Courier New" w:hint="default"/>
+      </w:rPr>
+    </w:lvl>
+    <w:lvl w:ilvl="2" w:tplc="04190005" w:tentative="1">
+      <w:start w:val="1"/>
+      <w:numFmt w:val="bullet"/>
+      <w:lvlText w:val=""/>
+      <w:lvlJc w:val="left"/>
+      <w:pPr>
+        <w:ind w:left="2869" w:hanging="360"/>
+      </w:pPr>
+      <w:rPr>
+        <w:rFonts w:ascii="Wingdings" w:hAnsi="Wingdings" w:hint="default"/>
+      </w:rPr>
+    </w:lvl>
+    <w:lvl w:ilvl="3" w:tplc="04190001" w:tentative="1">
+      <w:start w:val="1"/>
+      <w:numFmt w:val="bullet"/>
+      <w:lvlText w:val=""/>
+      <w:lvlJc w:val="left"/>
+      <w:pPr>
+        <w:ind w:left="3589" w:hanging="360"/>
+      </w:pPr>
+      <w:rPr>
+        <w:rFonts w:ascii="Symbol" w:hAnsi="Symbol" w:hint="default"/>
+      </w:rPr>
+    </w:lvl>
+    <w:lvl w:ilvl="4" w:tplc="04190003" w:tentative="1">
+      <w:start w:val="1"/>
+      <w:numFmt w:val="bullet"/>
+      <w:lvlText w:val="o"/>
+      <w:lvlJc w:val="left"/>
+      <w:pPr>
+        <w:ind w:left="4309" w:hanging="360"/>
+      </w:pPr>
+      <w:rPr>
+        <w:rFonts w:ascii="Courier New" w:hAnsi="Courier New" w:cs="Courier New" w:hint="default"/>
+      </w:rPr>
+    </w:lvl>
+    <w:lvl w:ilvl="5" w:tplc="04190005" w:tentative="1">
+      <w:start w:val="1"/>
+      <w:numFmt w:val="bullet"/>
+      <w:lvlText w:val=""/>
+      <w:lvlJc w:val="left"/>
+      <w:pPr>
+        <w:ind w:left="5029" w:hanging="360"/>
+      </w:pPr>
+      <w:rPr>
+        <w:rFonts w:ascii="Wingdings" w:hAnsi="Wingdings" w:hint="default"/>
+      </w:rPr>
+    </w:lvl>
+    <w:lvl w:ilvl="6" w:tplc="04190001" w:tentative="1">
+      <w:start w:val="1"/>
+      <w:numFmt w:val="bullet"/>
+      <w:lvlText w:val=""/>
+      <w:lvlJc w:val="left"/>
+      <w:pPr>
+        <w:ind w:left="5749" w:hanging="360"/>
+      </w:pPr>
+      <w:rPr>
+        <w:rFonts w:ascii="Symbol" w:hAnsi="Symbol" w:hint="default"/>
+      </w:rPr>
+    </w:lvl>
+    <w:lvl w:ilvl="7" w:tplc="04190003" w:tentative="1">
+      <w:start w:val="1"/>
+      <w:numFmt w:val="bullet"/>
+      <w:lvlText w:val="o"/>
+      <w:lvlJc w:val="left"/>
+      <w:pPr>
+        <w:ind w:left="6469" w:hanging="360"/>
+      </w:pPr>
+      <w:rPr>
+        <w:rFonts w:ascii="Courier New" w:hAnsi="Courier New" w:cs="Courier New" w:hint="default"/>
+      </w:rPr>
+    </w:lvl>
+    <w:lvl w:ilvl="8" w:tplc="04190005" w:tentative="1">
+      <w:start w:val="1"/>
+      <w:numFmt w:val="bullet"/>
+      <w:lvlText w:val=""/>
+      <w:lvlJc w:val="left"/>
+      <w:pPr>
+        <w:ind w:left="7189" w:hanging="360"/>
+      </w:pPr>
+      <w:rPr>
+        <w:rFonts w:ascii="Wingdings" w:hAnsi="Wingdings" w:hint="default"/>
+      </w:rPr>
+    </w:lvl>
+  </w:abstractNum>
+  <w:abstractNum w:abstractNumId="7" w15:restartNumberingAfterBreak="0">
     <w:nsid w:val="5AD2032B"/>
     <w:multiLevelType w:val="hybridMultilevel"/>
     <w:tmpl w:val="502C1680"/>
@@ -13187,7 +13411,7 @@
       </w:rPr>
     </w:lvl>
   </w:abstractNum>
-  <w:abstractNum w:abstractNumId="7" w15:restartNumberingAfterBreak="0">
+  <w:abstractNum w:abstractNumId="8" w15:restartNumberingAfterBreak="0">
     <w:nsid w:val="5E9D081E"/>
     <w:multiLevelType w:val="multilevel"/>
     <w:tmpl w:val="31FAC168"/>
@@ -13279,7 +13503,120 @@
       </w:pPr>
     </w:lvl>
   </w:abstractNum>
-  <w:abstractNum w:abstractNumId="8" w15:restartNumberingAfterBreak="0">
+  <w:abstractNum w:abstractNumId="9" w15:restartNumberingAfterBreak="0">
+    <w:nsid w:val="67EC04CD"/>
+    <w:multiLevelType w:val="hybridMultilevel"/>
+    <w:tmpl w:val="B5DA1F26"/>
+    <w:lvl w:ilvl="0" w:tplc="0E38DF54">
+      <w:start w:val="1"/>
+      <w:numFmt w:val="bullet"/>
+      <w:lvlText w:val=""/>
+      <w:lvlJc w:val="left"/>
+      <w:pPr>
+        <w:ind w:left="1429" w:hanging="360"/>
+      </w:pPr>
+      <w:rPr>
+        <w:rFonts w:ascii="Symbol" w:hAnsi="Symbol" w:hint="default"/>
+      </w:rPr>
+    </w:lvl>
+    <w:lvl w:ilvl="1" w:tplc="04190003" w:tentative="1">
+      <w:start w:val="1"/>
+      <w:numFmt w:val="bullet"/>
+      <w:lvlText w:val="o"/>
+      <w:lvlJc w:val="left"/>
+      <w:pPr>
+        <w:ind w:left="2149" w:hanging="360"/>
+      </w:pPr>
+      <w:rPr>
+        <w:rFonts w:ascii="Courier New" w:hAnsi="Courier New" w:cs="Courier New" w:hint="default"/>
+      </w:rPr>
+    </w:lvl>
+    <w:lvl w:ilvl="2" w:tplc="04190005" w:tentative="1">
+      <w:start w:val="1"/>
+      <w:numFmt w:val="bullet"/>
+      <w:lvlText w:val=""/>
+      <w:lvlJc w:val="left"/>
+      <w:pPr>
+        <w:ind w:left="2869" w:hanging="360"/>
+      </w:pPr>
+      <w:rPr>
+        <w:rFonts w:ascii="Wingdings" w:hAnsi="Wingdings" w:hint="default"/>
+      </w:rPr>
+    </w:lvl>
+    <w:lvl w:ilvl="3" w:tplc="04190001" w:tentative="1">
+      <w:start w:val="1"/>
+      <w:numFmt w:val="bullet"/>
+      <w:lvlText w:val=""/>
+      <w:lvlJc w:val="left"/>
+      <w:pPr>
+        <w:ind w:left="3589" w:hanging="360"/>
+      </w:pPr>
+      <w:rPr>
+        <w:rFonts w:ascii="Symbol" w:hAnsi="Symbol" w:hint="default"/>
+      </w:rPr>
+    </w:lvl>
+    <w:lvl w:ilvl="4" w:tplc="04190003" w:tentative="1">
+      <w:start w:val="1"/>
+      <w:numFmt w:val="bullet"/>
+      <w:lvlText w:val="o"/>
+      <w:lvlJc w:val="left"/>
+      <w:pPr>
+        <w:ind w:left="4309" w:hanging="360"/>
+      </w:pPr>
+      <w:rPr>
+        <w:rFonts w:ascii="Courier New" w:hAnsi="Courier New" w:cs="Courier New" w:hint="default"/>
+      </w:rPr>
+    </w:lvl>
+    <w:lvl w:ilvl="5" w:tplc="04190005" w:tentative="1">
+      <w:start w:val="1"/>
+      <w:numFmt w:val="bullet"/>
+      <w:lvlText w:val=""/>
+      <w:lvlJc w:val="left"/>
+      <w:pPr>
+        <w:ind w:left="5029" w:hanging="360"/>
+      </w:pPr>
+      <w:rPr>
+        <w:rFonts w:ascii="Wingdings" w:hAnsi="Wingdings" w:hint="default"/>
+      </w:rPr>
+    </w:lvl>
+    <w:lvl w:ilvl="6" w:tplc="04190001" w:tentative="1">
+      <w:start w:val="1"/>
+      <w:numFmt w:val="bullet"/>
+      <w:lvlText w:val=""/>
+      <w:lvlJc w:val="left"/>
+      <w:pPr>
+        <w:ind w:left="5749" w:hanging="360"/>
+      </w:pPr>
+      <w:rPr>
+        <w:rFonts w:ascii="Symbol" w:hAnsi="Symbol" w:hint="default"/>
+      </w:rPr>
+    </w:lvl>
+    <w:lvl w:ilvl="7" w:tplc="04190003" w:tentative="1">
+      <w:start w:val="1"/>
+      <w:numFmt w:val="bullet"/>
+      <w:lvlText w:val="o"/>
+      <w:lvlJc w:val="left"/>
+      <w:pPr>
+        <w:ind w:left="6469" w:hanging="360"/>
+      </w:pPr>
+      <w:rPr>
+        <w:rFonts w:ascii="Courier New" w:hAnsi="Courier New" w:cs="Courier New" w:hint="default"/>
+      </w:rPr>
+    </w:lvl>
+    <w:lvl w:ilvl="8" w:tplc="04190005" w:tentative="1">
+      <w:start w:val="1"/>
+      <w:numFmt w:val="bullet"/>
+      <w:lvlText w:val=""/>
+      <w:lvlJc w:val="left"/>
+      <w:pPr>
+        <w:ind w:left="7189" w:hanging="360"/>
+      </w:pPr>
+      <w:rPr>
+        <w:rFonts w:ascii="Wingdings" w:hAnsi="Wingdings" w:hint="default"/>
+      </w:rPr>
+    </w:lvl>
+  </w:abstractNum>
+  <w:abstractNum w:abstractNumId="10" w15:restartNumberingAfterBreak="0">
     <w:nsid w:val="6AB437FC"/>
     <w:multiLevelType w:val="hybridMultilevel"/>
     <w:tmpl w:val="D8FE15E4"/>
@@ -13394,7 +13731,7 @@
     </w:lvl>
   </w:abstractNum>
   <w:num w:numId="1">
-    <w:abstractNumId w:val="7"/>
+    <w:abstractNumId w:val="8"/>
   </w:num>
   <w:num w:numId="2">
     <w:abstractNumId w:val="1"/>
@@ -13409,16 +13746,22 @@
     <w:abstractNumId w:val="2"/>
   </w:num>
   <w:num w:numId="6">
-    <w:abstractNumId w:val="5"/>
+    <w:abstractNumId w:val="6"/>
   </w:num>
   <w:num w:numId="7">
-    <w:abstractNumId w:val="6"/>
+    <w:abstractNumId w:val="7"/>
   </w:num>
   <w:num w:numId="8">
     <w:abstractNumId w:val="3"/>
   </w:num>
   <w:num w:numId="9">
-    <w:abstractNumId w:val="8"/>
+    <w:abstractNumId w:val="10"/>
+  </w:num>
+  <w:num w:numId="10">
+    <w:abstractNumId w:val="9"/>
+  </w:num>
+  <w:num w:numId="11">
+    <w:abstractNumId w:val="5"/>
   </w:num>
   <w:numIdMacAtCleanup w:val="4"/>
 </w:numbering>
@@ -13823,7 +14166,7 @@
   <w:style w:type="paragraph" w:default="1" w:styleId="a">
     <w:name w:val="Normal"/>
     <w:qFormat/>
-    <w:rsid w:val="00346481"/>
+    <w:rsid w:val="00C84699"/>
     <w:pPr>
       <w:ind w:firstLine="709"/>
     </w:pPr>

--- a/Диплом мешков 23.106.docx
+++ b/Диплом мешков 23.106.docx
@@ -81,6 +81,18 @@
         </w:rPr>
         <w:t xml:space="preserve"> </w:t>
       </w:r>
+    </w:p>
+    <w:p>
+      <w:pPr>
+        <w:spacing w:line="240" w:lineRule="auto"/>
+        <w:ind w:left="284" w:right="227" w:firstLine="0"/>
+        <w:jc w:val="center"/>
+        <w:rPr>
+          <w:rFonts w:eastAsia="Times New Roman"/>
+          <w:szCs w:val="28"/>
+          <w:lang w:eastAsia="ru-RU"/>
+        </w:rPr>
+      </w:pPr>
       <w:r>
         <w:rPr>
           <w:rFonts w:eastAsia="Times New Roman"/>
@@ -257,20 +269,11 @@
     </w:p>
     <w:p>
       <w:pPr>
-        <w:tabs>
-          <w:tab w:val="left" w:pos="142"/>
-        </w:tabs>
         <w:ind w:left="284" w:right="227" w:firstLine="0"/>
         <w:jc w:val="center"/>
-        <w:rPr>
-          <w:szCs w:val="28"/>
-        </w:rPr>
-      </w:pPr>
-      <w:r>
-        <w:rPr>
-          <w:szCs w:val="28"/>
-        </w:rPr>
-        <w:t>Отчёт к производственной практике</w:t>
+      </w:pPr>
+      <w:r>
+        <w:t xml:space="preserve">Пояснительная записка к дипломному проекту </w:t>
       </w:r>
     </w:p>
     <w:p>
@@ -763,11 +766,8 @@
             <w:rPr>
               <w:rFonts w:asciiTheme="minorHAnsi" w:eastAsiaTheme="minorEastAsia" w:hAnsiTheme="minorHAnsi"/>
               <w:noProof/>
-              <w:kern w:val="2"/>
-              <w:sz w:val="24"/>
-              <w:szCs w:val="24"/>
+              <w:sz w:val="22"/>
               <w:lang w:eastAsia="ru-RU"/>
-              <w14:ligatures w14:val="standardContextual"/>
             </w:rPr>
           </w:pPr>
           <w:r>
@@ -779,7 +779,7 @@
           <w:r>
             <w:fldChar w:fldCharType="separate"/>
           </w:r>
-          <w:hyperlink w:anchor="_Toc224602627" w:history="1">
+          <w:hyperlink w:anchor="_Toc229413272" w:history="1">
             <w:r>
               <w:rPr>
                 <w:rStyle w:val="ae"/>
@@ -806,7 +806,7 @@
                 <w:noProof/>
                 <w:webHidden/>
               </w:rPr>
-              <w:instrText xml:space="preserve"> PAGEREF _Toc224602627 \h </w:instrText>
+              <w:instrText xml:space="preserve"> PAGEREF _Toc229413272 \h </w:instrText>
             </w:r>
             <w:r>
               <w:rPr>
@@ -843,14 +843,11 @@
             <w:rPr>
               <w:rFonts w:asciiTheme="minorHAnsi" w:eastAsiaTheme="minorEastAsia" w:hAnsiTheme="minorHAnsi"/>
               <w:noProof/>
-              <w:kern w:val="2"/>
-              <w:sz w:val="24"/>
-              <w:szCs w:val="24"/>
+              <w:sz w:val="22"/>
               <w:lang w:eastAsia="ru-RU"/>
-              <w14:ligatures w14:val="standardContextual"/>
             </w:rPr>
           </w:pPr>
-          <w:hyperlink w:anchor="_Toc224602628" w:history="1">
+          <w:hyperlink w:anchor="_Toc229413273" w:history="1">
             <w:r>
               <w:rPr>
                 <w:rStyle w:val="ae"/>
@@ -877,7 +874,7 @@
                 <w:noProof/>
                 <w:webHidden/>
               </w:rPr>
-              <w:instrText xml:space="preserve"> PAGEREF _Toc224602628 \h </w:instrText>
+              <w:instrText xml:space="preserve"> PAGEREF _Toc229413273 \h </w:instrText>
             </w:r>
             <w:r>
               <w:rPr>
@@ -913,66 +910,54 @@
             <w:pStyle w:val="21"/>
             <w:rPr>
               <w:rFonts w:asciiTheme="minorHAnsi" w:eastAsiaTheme="minorEastAsia" w:hAnsiTheme="minorHAnsi"/>
-              <w:noProof/>
-              <w:kern w:val="2"/>
-              <w:sz w:val="24"/>
-              <w:szCs w:val="24"/>
+              <w:sz w:val="22"/>
               <w:lang w:eastAsia="ru-RU"/>
-              <w14:ligatures w14:val="standardContextual"/>
             </w:rPr>
           </w:pPr>
-          <w:hyperlink w:anchor="_Toc224602629" w:history="1">
+          <w:hyperlink w:anchor="_Toc229413274" w:history="1">
             <w:r>
               <w:rPr>
                 <w:rStyle w:val="ae"/>
-                <w:noProof/>
               </w:rPr>
               <w:t>1.1 Описание предметной области</w:t>
             </w:r>
             <w:r>
               <w:rPr>
-                <w:noProof/>
                 <w:webHidden/>
               </w:rPr>
               <w:tab/>
             </w:r>
             <w:r>
               <w:rPr>
-                <w:noProof/>
                 <w:webHidden/>
               </w:rPr>
               <w:fldChar w:fldCharType="begin"/>
             </w:r>
             <w:r>
               <w:rPr>
-                <w:noProof/>
                 <w:webHidden/>
               </w:rPr>
-              <w:instrText xml:space="preserve"> PAGEREF _Toc224602629 \h </w:instrText>
+              <w:instrText xml:space="preserve"> PAGEREF _Toc229413274 \h </w:instrText>
             </w:r>
             <w:r>
               <w:rPr>
-                <w:noProof/>
                 <w:webHidden/>
               </w:rPr>
             </w:r>
             <w:r>
               <w:rPr>
-                <w:noProof/>
                 <w:webHidden/>
               </w:rPr>
               <w:fldChar w:fldCharType="separate"/>
             </w:r>
             <w:r>
               <w:rPr>
-                <w:noProof/>
                 <w:webHidden/>
               </w:rPr>
               <w:t>5</w:t>
             </w:r>
             <w:r>
               <w:rPr>
-                <w:noProof/>
                 <w:webHidden/>
               </w:rPr>
               <w:fldChar w:fldCharType="end"/>
@@ -984,66 +969,233 @@
             <w:pStyle w:val="21"/>
             <w:rPr>
               <w:rFonts w:asciiTheme="minorHAnsi" w:eastAsiaTheme="minorEastAsia" w:hAnsiTheme="minorHAnsi"/>
-              <w:noProof/>
-              <w:kern w:val="2"/>
-              <w:sz w:val="24"/>
-              <w:szCs w:val="24"/>
+              <w:sz w:val="22"/>
               <w:lang w:eastAsia="ru-RU"/>
-              <w14:ligatures w14:val="standardContextual"/>
             </w:rPr>
           </w:pPr>
-          <w:hyperlink w:anchor="_Toc224602630" w:history="1">
+          <w:hyperlink w:anchor="_Toc229413275" w:history="1">
             <w:r>
               <w:rPr>
                 <w:rStyle w:val="ae"/>
-                <w:noProof/>
-              </w:rPr>
-              <w:t>1.2 Исходные данные</w:t>
+              </w:rPr>
+              <w:t>1.2 Определение функциональных задач пользователей</w:t>
             </w:r>
             <w:r>
               <w:rPr>
-                <w:noProof/>
                 <w:webHidden/>
               </w:rPr>
               <w:tab/>
             </w:r>
             <w:r>
               <w:rPr>
-                <w:noProof/>
                 <w:webHidden/>
               </w:rPr>
               <w:fldChar w:fldCharType="begin"/>
             </w:r>
             <w:r>
               <w:rPr>
-                <w:noProof/>
                 <w:webHidden/>
               </w:rPr>
-              <w:instrText xml:space="preserve"> PAGEREF _Toc224602630 \h </w:instrText>
+              <w:instrText xml:space="preserve"> PAGEREF _Toc229413275 \h </w:instrText>
             </w:r>
             <w:r>
               <w:rPr>
-                <w:noProof/>
                 <w:webHidden/>
               </w:rPr>
             </w:r>
             <w:r>
               <w:rPr>
-                <w:noProof/>
                 <w:webHidden/>
               </w:rPr>
               <w:fldChar w:fldCharType="separate"/>
             </w:r>
             <w:r>
               <w:rPr>
-                <w:noProof/>
                 <w:webHidden/>
               </w:rPr>
-              <w:t>7</w:t>
+              <w:t>8</w:t>
             </w:r>
             <w:r>
               <w:rPr>
-                <w:noProof/>
+                <w:webHidden/>
+              </w:rPr>
+              <w:fldChar w:fldCharType="end"/>
+            </w:r>
+          </w:hyperlink>
+        </w:p>
+        <w:p>
+          <w:pPr>
+            <w:pStyle w:val="21"/>
+            <w:rPr>
+              <w:rFonts w:asciiTheme="minorHAnsi" w:eastAsiaTheme="minorEastAsia" w:hAnsiTheme="minorHAnsi"/>
+              <w:sz w:val="22"/>
+              <w:lang w:eastAsia="ru-RU"/>
+            </w:rPr>
+          </w:pPr>
+          <w:hyperlink w:anchor="_Toc229413276" w:history="1">
+            <w:r>
+              <w:rPr>
+                <w:rStyle w:val="ae"/>
+              </w:rPr>
+              <w:t>1.3 Анализ аналогов и прототипов</w:t>
+            </w:r>
+            <w:r>
+              <w:rPr>
+                <w:webHidden/>
+              </w:rPr>
+              <w:tab/>
+            </w:r>
+            <w:r>
+              <w:rPr>
+                <w:webHidden/>
+              </w:rPr>
+              <w:fldChar w:fldCharType="begin"/>
+            </w:r>
+            <w:r>
+              <w:rPr>
+                <w:webHidden/>
+              </w:rPr>
+              <w:instrText xml:space="preserve"> PAGEREF _Toc229413276 \h </w:instrText>
+            </w:r>
+            <w:r>
+              <w:rPr>
+                <w:webHidden/>
+              </w:rPr>
+            </w:r>
+            <w:r>
+              <w:rPr>
+                <w:webHidden/>
+              </w:rPr>
+              <w:fldChar w:fldCharType="separate"/>
+            </w:r>
+            <w:r>
+              <w:rPr>
+                <w:webHidden/>
+              </w:rPr>
+              <w:t>11</w:t>
+            </w:r>
+            <w:r>
+              <w:rPr>
+                <w:webHidden/>
+              </w:rPr>
+              <w:fldChar w:fldCharType="end"/>
+            </w:r>
+          </w:hyperlink>
+        </w:p>
+        <w:p>
+          <w:pPr>
+            <w:pStyle w:val="21"/>
+            <w:rPr>
+              <w:rFonts w:asciiTheme="minorHAnsi" w:eastAsiaTheme="minorEastAsia" w:hAnsiTheme="minorHAnsi"/>
+              <w:sz w:val="22"/>
+              <w:lang w:eastAsia="ru-RU"/>
+            </w:rPr>
+          </w:pPr>
+          <w:hyperlink w:anchor="_Toc229413277" w:history="1">
+            <w:r>
+              <w:rPr>
+                <w:rStyle w:val="ae"/>
+                <w:bCs/>
+              </w:rPr>
+              <w:t>1.4 Проектирование информационной системы</w:t>
+            </w:r>
+            <w:r>
+              <w:rPr>
+                <w:webHidden/>
+              </w:rPr>
+              <w:tab/>
+            </w:r>
+            <w:r>
+              <w:rPr>
+                <w:webHidden/>
+              </w:rPr>
+              <w:fldChar w:fldCharType="begin"/>
+            </w:r>
+            <w:r>
+              <w:rPr>
+                <w:webHidden/>
+              </w:rPr>
+              <w:instrText xml:space="preserve"> PAGEREF _Toc229413277 \h </w:instrText>
+            </w:r>
+            <w:r>
+              <w:rPr>
+                <w:webHidden/>
+              </w:rPr>
+            </w:r>
+            <w:r>
+              <w:rPr>
+                <w:webHidden/>
+              </w:rPr>
+              <w:fldChar w:fldCharType="separate"/>
+            </w:r>
+            <w:r>
+              <w:rPr>
+                <w:webHidden/>
+              </w:rPr>
+              <w:t>17</w:t>
+            </w:r>
+            <w:r>
+              <w:rPr>
+                <w:webHidden/>
+              </w:rPr>
+              <w:fldChar w:fldCharType="end"/>
+            </w:r>
+          </w:hyperlink>
+        </w:p>
+        <w:p>
+          <w:pPr>
+            <w:pStyle w:val="21"/>
+            <w:rPr>
+              <w:rFonts w:asciiTheme="minorHAnsi" w:eastAsiaTheme="minorEastAsia" w:hAnsiTheme="minorHAnsi"/>
+              <w:sz w:val="22"/>
+              <w:lang w:eastAsia="ru-RU"/>
+            </w:rPr>
+          </w:pPr>
+          <w:hyperlink w:anchor="_Toc229413278" w:history="1">
+            <w:r>
+              <w:rPr>
+                <w:rStyle w:val="ae"/>
+                <w:bCs/>
+              </w:rPr>
+              <w:t>1.5 Анализ программных ресурсов, необходимых в работе</w:t>
+            </w:r>
+            <w:r>
+              <w:rPr>
+                <w:webHidden/>
+              </w:rPr>
+              <w:tab/>
+            </w:r>
+            <w:r>
+              <w:rPr>
+                <w:webHidden/>
+              </w:rPr>
+              <w:fldChar w:fldCharType="begin"/>
+            </w:r>
+            <w:r>
+              <w:rPr>
+                <w:webHidden/>
+              </w:rPr>
+              <w:instrText xml:space="preserve"> PAGEREF _Toc229413278 \h </w:instrText>
+            </w:r>
+            <w:r>
+              <w:rPr>
+                <w:webHidden/>
+              </w:rPr>
+            </w:r>
+            <w:r>
+              <w:rPr>
+                <w:webHidden/>
+              </w:rPr>
+              <w:fldChar w:fldCharType="separate"/>
+            </w:r>
+            <w:r>
+              <w:rPr>
+                <w:webHidden/>
+              </w:rPr>
+              <w:t>21</w:t>
+            </w:r>
+            <w:r>
+              <w:rPr>
                 <w:webHidden/>
               </w:rPr>
               <w:fldChar w:fldCharType="end"/>
@@ -1056,22 +1208,18 @@
             <w:rPr>
               <w:rFonts w:asciiTheme="minorHAnsi" w:eastAsiaTheme="minorEastAsia" w:hAnsiTheme="minorHAnsi"/>
               <w:noProof/>
-              <w:kern w:val="2"/>
-              <w:sz w:val="24"/>
-              <w:szCs w:val="24"/>
+              <w:sz w:val="22"/>
               <w:lang w:eastAsia="ru-RU"/>
-              <w14:ligatures w14:val="standardContextual"/>
             </w:rPr>
           </w:pPr>
-          <w:hyperlink w:anchor="_Toc224602631" w:history="1">
+          <w:hyperlink w:anchor="_Toc229413279" w:history="1">
             <w:r>
               <w:rPr>
                 <w:rStyle w:val="ae"/>
                 <w:rFonts w:cs="Times New Roman"/>
                 <w:noProof/>
-                <w:lang w:eastAsia="ru-RU"/>
-              </w:rPr>
-              <w:t>2 Определение функциональных задач пользователей</w:t>
+              </w:rPr>
+              <w:t>2 Технологический раздел</w:t>
             </w:r>
             <w:r>
               <w:rPr>
@@ -1092,7 +1240,7 @@
                 <w:noProof/>
                 <w:webHidden/>
               </w:rPr>
-              <w:instrText xml:space="preserve"> PAGEREF _Toc224602631 \h </w:instrText>
+              <w:instrText xml:space="preserve"> PAGEREF _Toc229413279 \h </w:instrText>
             </w:r>
             <w:r>
               <w:rPr>
@@ -1112,11 +1260,265 @@
                 <w:noProof/>
                 <w:webHidden/>
               </w:rPr>
-              <w:t>8</w:t>
+              <w:t>24</w:t>
             </w:r>
             <w:r>
               <w:rPr>
                 <w:noProof/>
+                <w:webHidden/>
+              </w:rPr>
+              <w:fldChar w:fldCharType="end"/>
+            </w:r>
+          </w:hyperlink>
+        </w:p>
+        <w:p>
+          <w:pPr>
+            <w:pStyle w:val="21"/>
+            <w:rPr>
+              <w:rFonts w:asciiTheme="minorHAnsi" w:eastAsiaTheme="minorEastAsia" w:hAnsiTheme="minorHAnsi"/>
+              <w:sz w:val="22"/>
+              <w:lang w:eastAsia="ru-RU"/>
+            </w:rPr>
+          </w:pPr>
+          <w:hyperlink w:anchor="_Toc229413280" w:history="1">
+            <w:r>
+              <w:rPr>
+                <w:rStyle w:val="ae"/>
+                <w:rFonts w:cs="Times New Roman"/>
+                <w:bCs/>
+              </w:rPr>
+              <w:t>2.1 Структура базы данных</w:t>
+            </w:r>
+            <w:r>
+              <w:rPr>
+                <w:webHidden/>
+              </w:rPr>
+              <w:tab/>
+            </w:r>
+            <w:r>
+              <w:rPr>
+                <w:webHidden/>
+              </w:rPr>
+              <w:fldChar w:fldCharType="begin"/>
+            </w:r>
+            <w:r>
+              <w:rPr>
+                <w:webHidden/>
+              </w:rPr>
+              <w:instrText xml:space="preserve"> PAGEREF _Toc229413280 \h </w:instrText>
+            </w:r>
+            <w:r>
+              <w:rPr>
+                <w:webHidden/>
+              </w:rPr>
+            </w:r>
+            <w:r>
+              <w:rPr>
+                <w:webHidden/>
+              </w:rPr>
+              <w:fldChar w:fldCharType="separate"/>
+            </w:r>
+            <w:r>
+              <w:rPr>
+                <w:webHidden/>
+              </w:rPr>
+              <w:t>24</w:t>
+            </w:r>
+            <w:r>
+              <w:rPr>
+                <w:webHidden/>
+              </w:rPr>
+              <w:fldChar w:fldCharType="end"/>
+            </w:r>
+          </w:hyperlink>
+        </w:p>
+        <w:p>
+          <w:pPr>
+            <w:pStyle w:val="21"/>
+            <w:rPr>
+              <w:rFonts w:asciiTheme="minorHAnsi" w:eastAsiaTheme="minorEastAsia" w:hAnsiTheme="minorHAnsi"/>
+              <w:sz w:val="22"/>
+              <w:lang w:eastAsia="ru-RU"/>
+            </w:rPr>
+          </w:pPr>
+          <w:hyperlink w:anchor="_Toc229413281" w:history="1">
+            <w:r>
+              <w:rPr>
+                <w:rStyle w:val="ae"/>
+              </w:rPr>
+              <w:t>2.2 Разработка интерфейса программного продукта</w:t>
+            </w:r>
+            <w:r>
+              <w:rPr>
+                <w:webHidden/>
+              </w:rPr>
+              <w:tab/>
+            </w:r>
+            <w:r>
+              <w:rPr>
+                <w:webHidden/>
+              </w:rPr>
+              <w:fldChar w:fldCharType="begin"/>
+            </w:r>
+            <w:r>
+              <w:rPr>
+                <w:webHidden/>
+              </w:rPr>
+              <w:instrText xml:space="preserve"> PAGEREF _Toc229413281 \h </w:instrText>
+            </w:r>
+            <w:r>
+              <w:rPr>
+                <w:webHidden/>
+              </w:rPr>
+            </w:r>
+            <w:r>
+              <w:rPr>
+                <w:webHidden/>
+              </w:rPr>
+              <w:fldChar w:fldCharType="separate"/>
+            </w:r>
+            <w:r>
+              <w:rPr>
+                <w:webHidden/>
+              </w:rPr>
+              <w:t>25</w:t>
+            </w:r>
+            <w:r>
+              <w:rPr>
+                <w:webHidden/>
+              </w:rPr>
+              <w:fldChar w:fldCharType="end"/>
+            </w:r>
+          </w:hyperlink>
+        </w:p>
+        <w:p>
+          <w:pPr>
+            <w:pStyle w:val="21"/>
+            <w:rPr>
+              <w:rFonts w:asciiTheme="minorHAnsi" w:eastAsiaTheme="minorEastAsia" w:hAnsiTheme="minorHAnsi"/>
+              <w:sz w:val="22"/>
+              <w:lang w:eastAsia="ru-RU"/>
+            </w:rPr>
+          </w:pPr>
+          <w:hyperlink w:anchor="_Toc229413282" w:history="1">
+            <w:r>
+              <w:rPr>
+                <w:rStyle w:val="ae"/>
+                <w:bCs/>
+              </w:rPr>
+              <w:t>2.3 Разработка структуры программного продукта</w:t>
+            </w:r>
+            <w:r>
+              <w:rPr>
+                <w:webHidden/>
+              </w:rPr>
+              <w:tab/>
+            </w:r>
+            <w:r>
+              <w:rPr>
+                <w:webHidden/>
+              </w:rPr>
+              <w:fldChar w:fldCharType="begin"/>
+            </w:r>
+            <w:r>
+              <w:rPr>
+                <w:webHidden/>
+              </w:rPr>
+              <w:instrText xml:space="preserve"> PAGEREF _Toc229413282 \h </w:instrText>
+            </w:r>
+            <w:r>
+              <w:rPr>
+                <w:webHidden/>
+              </w:rPr>
+            </w:r>
+            <w:r>
+              <w:rPr>
+                <w:webHidden/>
+              </w:rPr>
+              <w:fldChar w:fldCharType="separate"/>
+            </w:r>
+            <w:r>
+              <w:rPr>
+                <w:webHidden/>
+              </w:rPr>
+              <w:t>30</w:t>
+            </w:r>
+            <w:r>
+              <w:rPr>
+                <w:webHidden/>
+              </w:rPr>
+              <w:fldChar w:fldCharType="end"/>
+            </w:r>
+          </w:hyperlink>
+        </w:p>
+        <w:p>
+          <w:pPr>
+            <w:pStyle w:val="21"/>
+            <w:rPr>
+              <w:rFonts w:asciiTheme="minorHAnsi" w:eastAsiaTheme="minorEastAsia" w:hAnsiTheme="minorHAnsi"/>
+              <w:sz w:val="22"/>
+              <w:lang w:eastAsia="ru-RU"/>
+            </w:rPr>
+          </w:pPr>
+          <w:hyperlink w:anchor="_Toc229413283" w:history="1">
+            <w:r>
+              <w:rPr>
+                <w:rStyle w:val="ae"/>
+                <w:bCs/>
+              </w:rPr>
+              <w:t>2.4 Описание про</w:t>
+            </w:r>
+            <w:r>
+              <w:rPr>
+                <w:rStyle w:val="ae"/>
+                <w:bCs/>
+              </w:rPr>
+              <w:t>ц</w:t>
+            </w:r>
+            <w:r>
+              <w:rPr>
+                <w:rStyle w:val="ae"/>
+                <w:bCs/>
+              </w:rPr>
+              <w:t>едур и функций</w:t>
+            </w:r>
+            <w:r>
+              <w:rPr>
+                <w:webHidden/>
+              </w:rPr>
+              <w:tab/>
+            </w:r>
+            <w:r>
+              <w:rPr>
+                <w:webHidden/>
+              </w:rPr>
+              <w:fldChar w:fldCharType="begin"/>
+            </w:r>
+            <w:r>
+              <w:rPr>
+                <w:webHidden/>
+              </w:rPr>
+              <w:instrText xml:space="preserve"> PAGEREF _Toc229413283 \h </w:instrText>
+            </w:r>
+            <w:r>
+              <w:rPr>
+                <w:webHidden/>
+              </w:rPr>
+            </w:r>
+            <w:r>
+              <w:rPr>
+                <w:webHidden/>
+              </w:rPr>
+              <w:fldChar w:fldCharType="separate"/>
+            </w:r>
+            <w:r>
+              <w:rPr>
+                <w:webHidden/>
+              </w:rPr>
+              <w:t>32</w:t>
+            </w:r>
+            <w:r>
+              <w:rPr>
                 <w:webHidden/>
               </w:rPr>
               <w:fldChar w:fldCharType="end"/>
@@ -1172,7 +1574,7 @@
       <w:bookmarkStart w:id="2" w:name="_Toc219734903"/>
       <w:bookmarkStart w:id="3" w:name="_Toc219989844"/>
       <w:bookmarkStart w:id="4" w:name="_Toc219989923"/>
-      <w:bookmarkStart w:id="5" w:name="_Toc224602627"/>
+      <w:bookmarkStart w:id="5" w:name="_Toc229413272"/>
       <w:r>
         <w:lastRenderedPageBreak/>
         <w:t>Введени</w:t>
@@ -1422,7 +1824,7 @@
         <w:rPr>
           <w:rFonts w:ascii="Times New Roman" w:hAnsi="Times New Roman"/>
         </w:rPr>
-        <w:t>тут форма</w:t>
+        <w:t>разработать интерфейс программного продукта</w:t>
       </w:r>
       <w:r>
         <w:rPr>
@@ -1639,7 +2041,7 @@
       <w:pPr>
         <w:pStyle w:val="1"/>
       </w:pPr>
-      <w:bookmarkStart w:id="6" w:name="_Toc224602628"/>
+      <w:bookmarkStart w:id="6" w:name="_Toc229413273"/>
       <w:r>
         <w:lastRenderedPageBreak/>
         <w:t xml:space="preserve">1 </w:t>
@@ -1653,7 +2055,7 @@
       <w:pPr>
         <w:pStyle w:val="2"/>
       </w:pPr>
-      <w:bookmarkStart w:id="7" w:name="_Toc224602629"/>
+      <w:bookmarkStart w:id="7" w:name="_Toc229413274"/>
       <w:r>
         <w:t>1</w:t>
       </w:r>
@@ -1916,6 +2318,7 @@
       <w:pPr>
         <w:pStyle w:val="2"/>
       </w:pPr>
+      <w:bookmarkStart w:id="8" w:name="_Toc229413275"/>
       <w:r>
         <w:lastRenderedPageBreak/>
         <w:t>1</w:t>
@@ -1924,12 +2327,22 @@
         <w:t>.</w:t>
       </w:r>
       <w:r>
-        <w:t>2 Определение групп пользователей и их функциональных задач</w:t>
-      </w:r>
-    </w:p>
-    <w:p>
-      <w:r>
-        <w:t>В процессе проектирования веб-приложения для декомпозиции целей и поддержки командного взаимодействия была выполнена идентификация основных групп пользователей и описание решаемых ими функциональных задач. Анализ предметной области показал, что разрабатываемая система является самостоятельным и самодостаточным проектом, в связи с чем архитектурное решение не предусматривает выделения отдельной панели системного администрирования верхнего уровня.</w:t>
+        <w:t>2 Определение функциональных задач</w:t>
+      </w:r>
+      <w:r>
+        <w:t xml:space="preserve"> пользователей</w:t>
+      </w:r>
+      <w:bookmarkEnd w:id="8"/>
+    </w:p>
+    <w:p>
+      <w:r>
+        <w:t xml:space="preserve">В процессе проектирования веб-приложения для декомпозиции целей и поддержки командного взаимодействия была выполнена идентификация основных решаемых </w:t>
+      </w:r>
+      <w:r>
+        <w:t>пользователями</w:t>
+      </w:r>
+      <w:r>
+        <w:t xml:space="preserve"> функциональных задач. Анализ предметной области показал, что разрабатываемая система является самостоятельным и самодостаточным проектом, в связи с чем архитектурное решение не предусматривает выделения отдельной панели системного администрирования верхнего уровня.</w:t>
       </w:r>
       <w:r>
         <w:t xml:space="preserve"> </w:t>
@@ -2229,6 +2642,7 @@
       <w:pPr>
         <w:pStyle w:val="2"/>
       </w:pPr>
+      <w:bookmarkStart w:id="9" w:name="_Toc229413276"/>
       <w:r>
         <w:t>1</w:t>
       </w:r>
@@ -2238,6 +2652,7 @@
       <w:r>
         <w:t>3 Анализ аналогов и прототипов</w:t>
       </w:r>
+      <w:bookmarkEnd w:id="9"/>
     </w:p>
     <w:p>
       <w:pPr>
@@ -2470,13 +2885,7 @@
     <w:p>
       <w:r>
         <w:lastRenderedPageBreak/>
-        <w:t>Рассмотрим ключевые характеристики системы в обобщённом виде</w:t>
-      </w:r>
-      <w:r>
-        <w:t>, представленные на таблице 1.1</w:t>
-      </w:r>
-      <w:r>
-        <w:t>.</w:t>
+        <w:t>Рассмотрим ключевые характеристики системы в обобщённом виде, представленные на таблице 1.1.</w:t>
       </w:r>
     </w:p>
     <w:p>
@@ -3043,13 +3452,7 @@
     <w:p>
       <w:r>
         <w:lastRenderedPageBreak/>
-        <w:t>Рассмотрим ключевые характеристики системы в обобщённом виде, представленные на таблице 1.</w:t>
-      </w:r>
-      <w:r>
-        <w:t>2</w:t>
-      </w:r>
-      <w:r>
-        <w:t>.</w:t>
+        <w:t>Рассмотрим ключевые характеристики системы в обобщённом виде, представленные на таблице 1.2.</w:t>
       </w:r>
     </w:p>
     <w:p>
@@ -3440,10 +3843,7 @@
         <w:t xml:space="preserve"> К</w:t>
       </w:r>
       <w:r>
-        <w:t>аждая карточка может содержать подробную информацию о задаче, включая описание, комментарии и вложения, что обеспечивает централизованное хранение данных по проекту. Это позволяет участникам команды взаимодействовать в рамках единого рабочего пространства без необходимости использования сторонних инструментов.</w:t>
-      </w:r>
-      <w:r>
-        <w:t xml:space="preserve"> </w:t>
+        <w:t xml:space="preserve">аждая карточка может содержать подробную информацию о задаче, включая описание, комментарии и вложения, что обеспечивает централизованное хранение данных по проекту. Это позволяет участникам команды взаимодействовать в рамках единого рабочего пространства без необходимости использования сторонних инструментов. </w:t>
       </w:r>
       <w:r>
         <w:rPr>
@@ -3847,13 +4247,7 @@
         <w:t xml:space="preserve"> </w:t>
       </w:r>
       <w:r>
-        <w:t>Для обобщения результатов анализа представим сравнительную характеристику рассматриваемых систем по ключевым функциям. В таблице 1.</w:t>
-      </w:r>
-      <w:r>
-        <w:t>4</w:t>
-      </w:r>
-      <w:r>
-        <w:t xml:space="preserve"> приведено сопоставление сервисов, отражающее их основные возможности </w:t>
+        <w:t xml:space="preserve">Для обобщения результатов анализа представим сравнительную характеристику рассматриваемых систем по ключевым функциям. В таблице 1.4 приведено сопоставление сервисов, отражающее их основные возможности </w:t>
       </w:r>
     </w:p>
     <w:p>
@@ -3864,16 +4258,7 @@
         </w:rPr>
       </w:pPr>
       <w:r>
-        <w:t>Таблица 1.</w:t>
-      </w:r>
-      <w:r>
-        <w:t>4</w:t>
-      </w:r>
-      <w:r>
-        <w:t xml:space="preserve"> – </w:t>
-      </w:r>
-      <w:r>
-        <w:t>Общий анализ сервисов</w:t>
+        <w:t>Таблица 1.4 – Общий анализ сервисов</w:t>
       </w:r>
     </w:p>
     <w:tbl>
@@ -4471,19 +4856,21 @@
     </w:tbl>
     <w:p>
       <w:pPr>
-        <w:rPr>
-          <w:b/>
+        <w:pStyle w:val="2"/>
+        <w:rPr>
+          <w:b w:val="0"/>
           <w:bCs/>
         </w:rPr>
       </w:pPr>
-      <w:r>
-        <w:rPr>
-          <w:b/>
+      <w:bookmarkStart w:id="10" w:name="_Toc229413277"/>
+      <w:r>
+        <w:rPr>
           <w:bCs/>
         </w:rPr>
         <w:lastRenderedPageBreak/>
         <w:t>1.4 Проектирование информационной системы</w:t>
       </w:r>
+      <w:bookmarkEnd w:id="10"/>
     </w:p>
     <w:p>
       <w:r>
@@ -4756,9 +5143,9 @@
         </w:rPr>
         <w:lastRenderedPageBreak/>
         <w:drawing>
-          <wp:inline distT="0" distB="0" distL="0" distR="0" wp14:anchorId="318446D8" wp14:editId="043BEE7F">
-            <wp:extent cx="5791144" cy="4210050"/>
-            <wp:effectExtent l="19050" t="19050" r="19685" b="19050"/>
+          <wp:inline distT="0" distB="0" distL="0" distR="0" wp14:anchorId="318446D8" wp14:editId="5BC419B2">
+            <wp:extent cx="5814387" cy="4226947"/>
+            <wp:effectExtent l="19050" t="19050" r="15240" b="21590"/>
             <wp:docPr id="6" name="Рисунок 6"/>
             <wp:cNvGraphicFramePr>
               <a:graphicFrameLocks xmlns:a="http://schemas.openxmlformats.org/drawingml/2006/main" noChangeAspect="1"/>
@@ -4788,7 +5175,7 @@
                   <pic:spPr bwMode="auto">
                     <a:xfrm>
                       <a:off x="0" y="0"/>
-                      <a:ext cx="5791144" cy="4210050"/>
+                      <a:ext cx="5816034" cy="4228144"/>
                     </a:xfrm>
                     <a:prstGeom prst="rect">
                       <a:avLst/>
@@ -5152,19 +5539,21 @@
     </w:p>
     <w:p>
       <w:pPr>
-        <w:rPr>
-          <w:b/>
+        <w:pStyle w:val="2"/>
+        <w:rPr>
+          <w:b w:val="0"/>
           <w:bCs/>
         </w:rPr>
       </w:pPr>
-      <w:r>
-        <w:rPr>
-          <w:b/>
+      <w:bookmarkStart w:id="11" w:name="_Toc229413278"/>
+      <w:r>
+        <w:rPr>
           <w:bCs/>
         </w:rPr>
         <w:lastRenderedPageBreak/>
         <w:t>1.5 Анализ программных ресурсов, необходимых в работе</w:t>
       </w:r>
+      <w:bookmarkEnd w:id="11"/>
     </w:p>
     <w:p>
       <w:r>
@@ -5302,15 +5691,12 @@
       </w:r>
       <w:proofErr w:type="spellStart"/>
       <w:r>
+        <w:lastRenderedPageBreak/>
         <w:t>PostgreSQL</w:t>
       </w:r>
       <w:proofErr w:type="spellEnd"/>
       <w:r>
-        <w:t xml:space="preserve"> обеспечивает надежное хранение структурированных данных и </w:t>
-      </w:r>
-      <w:r>
-        <w:lastRenderedPageBreak/>
-        <w:t>поддерживает выполнение сложных запросов и транзакций. В контексте системы декомпозиции целей это важно, так как необходимо хранить информацию о пользователях, целях, списках задач, командах и правах доступа, а также историю взаимодействия с искусственным интеллектом. Использование реляционной модели позволяет обеспечить целостность данных и логическую связанность между различными сущностями системы. Взаимодействие с базой данных предполагается реализовать с использованием ORM (Object-</w:t>
+        <w:t xml:space="preserve"> обеспечивает надежное хранение структурированных данных и поддерживает выполнение сложных запросов и транзакций. В контексте системы декомпозиции целей это важно, так как необходимо хранить информацию о пользователях, целях, списках задач, командах и правах доступа, а также историю взаимодействия с искусственным интеллектом. Использование реляционной модели позволяет обеспечить целостность данных и логическую связанность между различными сущностями системы. Взаимодействие с базой данных предполагается реализовать с использованием ORM (Object-</w:t>
       </w:r>
       <w:proofErr w:type="spellStart"/>
       <w:r>
@@ -5547,44 +5933,43 @@
     </w:p>
     <w:p>
       <w:pPr>
+        <w:pStyle w:val="1"/>
         <w:rPr>
           <w:rFonts w:cs="Times New Roman"/>
-          <w:b/>
-          <w:bCs/>
-          <w:sz w:val="32"/>
-          <w:szCs w:val="32"/>
-        </w:rPr>
-      </w:pPr>
+          <w:b w:val="0"/>
+          <w:bCs w:val="0"/>
+        </w:rPr>
+      </w:pPr>
+      <w:bookmarkStart w:id="12" w:name="_Toc229413279"/>
       <w:r>
         <w:rPr>
           <w:rFonts w:cs="Times New Roman"/>
-          <w:b/>
-          <w:bCs/>
-          <w:sz w:val="32"/>
-          <w:szCs w:val="32"/>
         </w:rPr>
         <w:lastRenderedPageBreak/>
         <w:t>2 Технологический раздел</w:t>
       </w:r>
-    </w:p>
-    <w:p>
-      <w:pPr>
+      <w:bookmarkEnd w:id="12"/>
+    </w:p>
+    <w:p>
+      <w:pPr>
+        <w:pStyle w:val="2"/>
         <w:rPr>
           <w:rFonts w:cs="Times New Roman"/>
-          <w:b/>
+          <w:b w:val="0"/>
           <w:bCs/>
           <w:szCs w:val="28"/>
         </w:rPr>
       </w:pPr>
+      <w:bookmarkStart w:id="13" w:name="_Toc229413280"/>
       <w:r>
         <w:rPr>
           <w:rFonts w:cs="Times New Roman"/>
-          <w:b/>
           <w:bCs/>
           <w:szCs w:val="28"/>
         </w:rPr>
         <w:t>2.1 Структура базы данных</w:t>
       </w:r>
+      <w:bookmarkEnd w:id="13"/>
     </w:p>
     <w:p>
       <w:pPr>
@@ -6633,6 +7018,7 @@
         <w:pStyle w:val="a4"/>
         <w:spacing w:line="360" w:lineRule="auto"/>
         <w:ind w:left="0"/>
+        <w:outlineLvl w:val="1"/>
         <w:rPr>
           <w:rFonts w:ascii="Times New Roman" w:hAnsi="Times New Roman"/>
           <w:b/>
@@ -6640,6 +7026,7 @@
           <w:szCs w:val="28"/>
         </w:rPr>
       </w:pPr>
+      <w:bookmarkStart w:id="14" w:name="_Toc229413281"/>
       <w:r>
         <w:rPr>
           <w:rFonts w:ascii="Times New Roman" w:hAnsi="Times New Roman"/>
@@ -6656,7 +7043,17 @@
           <w:bCs/>
           <w:szCs w:val="28"/>
         </w:rPr>
-        <w:t>Структура и форматы представления результирующих данных</w:t>
+        <w:t>Разработка интерфейса программного продукта</w:t>
+      </w:r>
+      <w:bookmarkEnd w:id="14"/>
+      <w:r>
+        <w:rPr>
+          <w:rFonts w:ascii="Times New Roman" w:hAnsi="Times New Roman"/>
+          <w:b/>
+          <w:bCs/>
+          <w:szCs w:val="28"/>
+        </w:rPr>
+        <w:t xml:space="preserve"> </w:t>
       </w:r>
     </w:p>
     <w:p>
@@ -6674,7 +7071,23 @@
           <w:rFonts w:ascii="Times New Roman" w:hAnsi="Times New Roman"/>
           <w:szCs w:val="28"/>
         </w:rPr>
-        <w:t>В рамках работы системы декомпозиции целей пользователь получает структурированные данные, формируемые на основе введённой цели и последующей обработки с использованием искусственного интеллекта. Основным результатом является сформированный план достижения цели, который представляет собой иерархически организованную совокупность этапов и задач, а также сопутствующая информация, обеспечивающая взаимодействие пользователя с системой.</w:t>
+        <w:t xml:space="preserve">Дизайн веб-приложения был разработан в графическом редакторе </w:t>
+      </w:r>
+      <w:proofErr w:type="spellStart"/>
+      <w:r>
+        <w:rPr>
+          <w:rFonts w:ascii="Times New Roman" w:hAnsi="Times New Roman"/>
+          <w:szCs w:val="28"/>
+        </w:rPr>
+        <w:t>Figma</w:t>
+      </w:r>
+      <w:proofErr w:type="spellEnd"/>
+      <w:r>
+        <w:rPr>
+          <w:rFonts w:ascii="Times New Roman" w:hAnsi="Times New Roman"/>
+          <w:szCs w:val="28"/>
+        </w:rPr>
+        <w:t>. В процессе проектирования были определены основные пользовательские экраны и сценарии взаимодействия с системой. Особое внимание уделялось удобству интерфейса, минимализму и логичности расположения элементов, что обеспечивает комфортное использование приложения и снижает нагрузку на пользователя при длительной работе.</w:t>
       </w:r>
     </w:p>
     <w:p>
@@ -6692,23 +7105,21 @@
           <w:rFonts w:ascii="Times New Roman" w:hAnsi="Times New Roman"/>
           <w:szCs w:val="28"/>
         </w:rPr>
-        <w:t>Исходной точкой формирования результирующих данных является сущность «цель» (</w:t>
-      </w:r>
-      <w:proofErr w:type="spellStart"/>
-      <w:r>
-        <w:rPr>
-          <w:rFonts w:ascii="Times New Roman" w:hAnsi="Times New Roman"/>
-          <w:szCs w:val="28"/>
-        </w:rPr>
-        <w:t>Goals</w:t>
-      </w:r>
-      <w:proofErr w:type="spellEnd"/>
-      <w:r>
-        <w:rPr>
-          <w:rFonts w:ascii="Times New Roman" w:hAnsi="Times New Roman"/>
-          <w:szCs w:val="28"/>
-        </w:rPr>
-        <w:t xml:space="preserve">), содержащая текстовое описание задачи пользователя. </w:t>
+        <w:t>При разработке интерфейса было принято решение использовать цветовую палитру с преобладанием фиолетовых оттенков. Данное решение обусловлено</w:t>
+      </w:r>
+      <w:r>
+        <w:rPr>
+          <w:rFonts w:ascii="Times New Roman" w:hAnsi="Times New Roman"/>
+          <w:szCs w:val="28"/>
+        </w:rPr>
+        <w:t xml:space="preserve"> тем, что ф</w:t>
+      </w:r>
+      <w:r>
+        <w:rPr>
+          <w:rFonts w:ascii="Times New Roman" w:hAnsi="Times New Roman"/>
+          <w:szCs w:val="28"/>
+        </w:rPr>
+        <w:t xml:space="preserve">иолетовые кнопки или заголовки на тёмном фоне выглядят ярко, но не </w:t>
       </w:r>
       <w:r>
         <w:rPr>
@@ -6716,53 +7127,21 @@
           <w:szCs w:val="28"/>
         </w:rPr>
         <w:lastRenderedPageBreak/>
-        <w:t>На её основе формируется связанный список задач (</w:t>
-      </w:r>
-      <w:proofErr w:type="spellStart"/>
-      <w:r>
-        <w:rPr>
-          <w:rFonts w:ascii="Times New Roman" w:hAnsi="Times New Roman"/>
-          <w:szCs w:val="28"/>
-        </w:rPr>
-        <w:t>Roadmaps</w:t>
-      </w:r>
-      <w:proofErr w:type="spellEnd"/>
-      <w:r>
-        <w:rPr>
-          <w:rFonts w:ascii="Times New Roman" w:hAnsi="Times New Roman"/>
-          <w:szCs w:val="28"/>
-        </w:rPr>
-        <w:t xml:space="preserve">), который представляет собой основной объект, предоставляемый пользователю. Каждый </w:t>
-      </w:r>
-      <w:r>
-        <w:rPr>
-          <w:rFonts w:ascii="Times New Roman" w:hAnsi="Times New Roman"/>
-          <w:szCs w:val="28"/>
-        </w:rPr>
-        <w:t>список</w:t>
-      </w:r>
-      <w:r>
-        <w:rPr>
-          <w:rFonts w:ascii="Times New Roman" w:hAnsi="Times New Roman"/>
-          <w:szCs w:val="28"/>
-        </w:rPr>
-        <w:t xml:space="preserve"> содержит информацию о принадлежности к конкретной цели, а также включает в себя набор задач (</w:t>
-      </w:r>
-      <w:proofErr w:type="spellStart"/>
-      <w:r>
-        <w:rPr>
-          <w:rFonts w:ascii="Times New Roman" w:hAnsi="Times New Roman"/>
-          <w:szCs w:val="28"/>
-        </w:rPr>
-        <w:t>Tasks</w:t>
-      </w:r>
-      <w:proofErr w:type="spellEnd"/>
-      <w:r>
-        <w:rPr>
-          <w:rFonts w:ascii="Times New Roman" w:hAnsi="Times New Roman"/>
-          <w:szCs w:val="28"/>
-        </w:rPr>
-        <w:t>), упорядоченных в соответствии с логикой достижения результата. Задачи, в свою очередь, содержат название, описание, порядок выполнения, статус, что позволяет формировать последовательный и управляемый план действий.</w:t>
+        <w:t>агрессивно, и хорошо выделяются без болезненной подсветки</w:t>
+      </w:r>
+      <w:r>
+        <w:rPr>
+          <w:rFonts w:ascii="Times New Roman" w:hAnsi="Times New Roman"/>
+          <w:szCs w:val="28"/>
+        </w:rPr>
+        <w:t xml:space="preserve">, </w:t>
+      </w:r>
+      <w:r>
+        <w:rPr>
+          <w:rFonts w:ascii="Times New Roman" w:hAnsi="Times New Roman"/>
+          <w:szCs w:val="28"/>
+        </w:rPr>
+        <w:t>создают ощущение технологичности и современности, а сочетание светлых и тёмных тонов делает интерфейс комфортным для восприятия и снижает усталость глаз пользователя при длительной работе с системой.</w:t>
       </w:r>
     </w:p>
     <w:p>
@@ -6780,67 +7159,168 @@
           <w:rFonts w:ascii="Times New Roman" w:hAnsi="Times New Roman"/>
           <w:szCs w:val="28"/>
         </w:rPr>
-        <w:t xml:space="preserve">Формирование структуры </w:t>
-      </w:r>
-      <w:r>
-        <w:rPr>
-          <w:rFonts w:ascii="Times New Roman" w:hAnsi="Times New Roman"/>
-          <w:szCs w:val="28"/>
-        </w:rPr>
-        <w:t>списков задач</w:t>
-      </w:r>
-      <w:r>
-        <w:rPr>
-          <w:rFonts w:ascii="Times New Roman" w:hAnsi="Times New Roman"/>
-          <w:szCs w:val="28"/>
-        </w:rPr>
-        <w:t xml:space="preserve"> осуществляется на серверной стороне системы. Введённая пользователем цель передаётся в модуль обработки, где происходит взаимодействие с сервисом искусственного интеллекта в рамках сущностей </w:t>
-      </w:r>
-      <w:proofErr w:type="spellStart"/>
-      <w:r>
-        <w:rPr>
-          <w:rFonts w:ascii="Times New Roman" w:hAnsi="Times New Roman"/>
-          <w:szCs w:val="28"/>
-        </w:rPr>
-        <w:t>AIConversation</w:t>
-      </w:r>
-      <w:proofErr w:type="spellEnd"/>
-      <w:r>
-        <w:rPr>
-          <w:rFonts w:ascii="Times New Roman" w:hAnsi="Times New Roman"/>
-          <w:szCs w:val="28"/>
-        </w:rPr>
-        <w:t xml:space="preserve"> и </w:t>
-      </w:r>
-      <w:proofErr w:type="spellStart"/>
-      <w:r>
-        <w:rPr>
-          <w:rFonts w:ascii="Times New Roman" w:hAnsi="Times New Roman"/>
-          <w:szCs w:val="28"/>
-        </w:rPr>
-        <w:t>AIMessage</w:t>
-      </w:r>
-      <w:proofErr w:type="spellEnd"/>
-      <w:r>
-        <w:rPr>
-          <w:rFonts w:ascii="Times New Roman" w:hAnsi="Times New Roman"/>
-          <w:szCs w:val="28"/>
-        </w:rPr>
-        <w:t xml:space="preserve">. В ходе диалога формируется структурированный ответ, содержащий декомпозицию цели на отдельные шаги. Полученные данные проходят этап преобразования и сохраняются в базе данных в виде записей, связанных с соответствующим </w:t>
-      </w:r>
-      <w:r>
-        <w:rPr>
-          <w:rFonts w:ascii="Times New Roman" w:hAnsi="Times New Roman"/>
-          <w:szCs w:val="28"/>
-        </w:rPr>
-        <w:t>списком</w:t>
-      </w:r>
-      <w:r>
-        <w:rPr>
-          <w:rFonts w:ascii="Times New Roman" w:hAnsi="Times New Roman"/>
-          <w:szCs w:val="28"/>
-        </w:rPr>
-        <w:t xml:space="preserve"> и задачами. Такой подход обеспечивает сохранение истории взаимодействия пользователя с ИИ и возможность повторного использования ранее сгенерированных данных.</w:t>
+        <w:t xml:space="preserve">В структуру интерфейса вошли следующие основные </w:t>
+      </w:r>
+      <w:r>
+        <w:rPr>
+          <w:rFonts w:ascii="Times New Roman" w:hAnsi="Times New Roman"/>
+          <w:szCs w:val="28"/>
+        </w:rPr>
+        <w:t>экраны</w:t>
+      </w:r>
+      <w:r>
+        <w:rPr>
+          <w:rFonts w:ascii="Times New Roman" w:hAnsi="Times New Roman"/>
+          <w:szCs w:val="28"/>
+        </w:rPr>
+        <w:t>:</w:t>
+      </w:r>
+    </w:p>
+    <w:p>
+      <w:pPr>
+        <w:pStyle w:val="a4"/>
+        <w:numPr>
+          <w:ilvl w:val="0"/>
+          <w:numId w:val="13"/>
+        </w:numPr>
+        <w:spacing w:line="360" w:lineRule="auto"/>
+        <w:ind w:left="0" w:firstLine="709"/>
+        <w:rPr>
+          <w:rFonts w:ascii="Times New Roman" w:hAnsi="Times New Roman"/>
+          <w:szCs w:val="28"/>
+        </w:rPr>
+      </w:pPr>
+      <w:r>
+        <w:rPr>
+          <w:rFonts w:ascii="Times New Roman" w:hAnsi="Times New Roman"/>
+          <w:szCs w:val="28"/>
+        </w:rPr>
+        <w:t>страница аутентификации;</w:t>
+      </w:r>
+    </w:p>
+    <w:p>
+      <w:pPr>
+        <w:pStyle w:val="a4"/>
+        <w:numPr>
+          <w:ilvl w:val="0"/>
+          <w:numId w:val="13"/>
+        </w:numPr>
+        <w:spacing w:line="360" w:lineRule="auto"/>
+        <w:ind w:left="0" w:firstLine="709"/>
+        <w:rPr>
+          <w:rFonts w:ascii="Times New Roman" w:hAnsi="Times New Roman"/>
+          <w:szCs w:val="28"/>
+        </w:rPr>
+      </w:pPr>
+      <w:r>
+        <w:rPr>
+          <w:rFonts w:ascii="Times New Roman" w:hAnsi="Times New Roman"/>
+          <w:szCs w:val="28"/>
+        </w:rPr>
+        <w:t>страница AI-помощника</w:t>
+      </w:r>
+      <w:r>
+        <w:rPr>
+          <w:rFonts w:ascii="Times New Roman" w:hAnsi="Times New Roman"/>
+          <w:szCs w:val="28"/>
+          <w:lang w:val="en-US"/>
+        </w:rPr>
+        <w:t>;</w:t>
+      </w:r>
+    </w:p>
+    <w:p>
+      <w:pPr>
+        <w:pStyle w:val="a4"/>
+        <w:numPr>
+          <w:ilvl w:val="0"/>
+          <w:numId w:val="13"/>
+        </w:numPr>
+        <w:spacing w:line="360" w:lineRule="auto"/>
+        <w:ind w:left="0" w:firstLine="709"/>
+        <w:rPr>
+          <w:rFonts w:ascii="Times New Roman" w:hAnsi="Times New Roman"/>
+          <w:szCs w:val="28"/>
+        </w:rPr>
+      </w:pPr>
+      <w:r>
+        <w:rPr>
+          <w:rFonts w:ascii="Times New Roman" w:hAnsi="Times New Roman"/>
+          <w:szCs w:val="28"/>
+        </w:rPr>
+        <w:t>страница управления списками задач;</w:t>
+      </w:r>
+    </w:p>
+    <w:p>
+      <w:pPr>
+        <w:pStyle w:val="a4"/>
+        <w:numPr>
+          <w:ilvl w:val="0"/>
+          <w:numId w:val="13"/>
+        </w:numPr>
+        <w:spacing w:line="360" w:lineRule="auto"/>
+        <w:ind w:left="0" w:firstLine="709"/>
+        <w:rPr>
+          <w:rFonts w:ascii="Times New Roman" w:hAnsi="Times New Roman"/>
+          <w:szCs w:val="28"/>
+        </w:rPr>
+      </w:pPr>
+      <w:r>
+        <w:rPr>
+          <w:rFonts w:ascii="Times New Roman" w:hAnsi="Times New Roman"/>
+          <w:szCs w:val="28"/>
+        </w:rPr>
+        <w:t>страница профиля пользователя;</w:t>
+      </w:r>
+    </w:p>
+    <w:p>
+      <w:pPr>
+        <w:pStyle w:val="a4"/>
+        <w:numPr>
+          <w:ilvl w:val="0"/>
+          <w:numId w:val="13"/>
+        </w:numPr>
+        <w:spacing w:line="360" w:lineRule="auto"/>
+        <w:ind w:left="0" w:firstLine="709"/>
+        <w:rPr>
+          <w:rFonts w:ascii="Times New Roman" w:hAnsi="Times New Roman"/>
+          <w:szCs w:val="28"/>
+        </w:rPr>
+      </w:pPr>
+      <w:r>
+        <w:rPr>
+          <w:rFonts w:ascii="Times New Roman" w:hAnsi="Times New Roman"/>
+          <w:szCs w:val="28"/>
+        </w:rPr>
+        <w:t>страница для сообщений между пользователями</w:t>
+      </w:r>
+      <w:r>
+        <w:rPr>
+          <w:rFonts w:ascii="Times New Roman" w:hAnsi="Times New Roman"/>
+          <w:szCs w:val="28"/>
+        </w:rPr>
+        <w:t>;</w:t>
+      </w:r>
+    </w:p>
+    <w:p>
+      <w:pPr>
+        <w:pStyle w:val="a4"/>
+        <w:numPr>
+          <w:ilvl w:val="0"/>
+          <w:numId w:val="13"/>
+        </w:numPr>
+        <w:spacing w:line="360" w:lineRule="auto"/>
+        <w:ind w:left="0" w:firstLine="709"/>
+        <w:rPr>
+          <w:rFonts w:ascii="Times New Roman" w:hAnsi="Times New Roman"/>
+          <w:szCs w:val="28"/>
+        </w:rPr>
+      </w:pPr>
+      <w:r>
+        <w:rPr>
+          <w:rFonts w:ascii="Times New Roman" w:hAnsi="Times New Roman"/>
+          <w:szCs w:val="28"/>
+        </w:rPr>
+        <w:t>страница команд пользователя.</w:t>
       </w:r>
     </w:p>
     <w:p>
@@ -6858,21 +7338,7 @@
           <w:rFonts w:ascii="Times New Roman" w:hAnsi="Times New Roman"/>
           <w:szCs w:val="28"/>
         </w:rPr>
-        <w:t xml:space="preserve">Передача результирующих данных между серверной и клиентской частью осуществляется в формате JSON, что обеспечивает удобство последующей обработки на стороне интерфейса. Клиентское приложение получает структурированные данные </w:t>
-      </w:r>
-      <w:r>
-        <w:rPr>
-          <w:rFonts w:ascii="Times New Roman" w:hAnsi="Times New Roman"/>
-          <w:szCs w:val="28"/>
-        </w:rPr>
-        <w:t>списка задач</w:t>
-      </w:r>
-      <w:r>
-        <w:rPr>
-          <w:rFonts w:ascii="Times New Roman" w:hAnsi="Times New Roman"/>
-          <w:szCs w:val="28"/>
-        </w:rPr>
-        <w:t xml:space="preserve"> и преобразует их в визуальное представление, позволяющее пользователю взаимодействовать с задачами, отслеживать прогресс и управлять процессом выполнения.</w:t>
+        <w:t>Для веб-приложения также был разработан логотип, представленный на рисунке 2.1.</w:t>
       </w:r>
     </w:p>
     <w:p>
@@ -6880,117 +7346,106 @@
         <w:pStyle w:val="a4"/>
         <w:spacing w:line="360" w:lineRule="auto"/>
         <w:ind w:left="0"/>
-        <w:rPr>
-          <w:rFonts w:ascii="Times New Roman" w:hAnsi="Times New Roman"/>
-          <w:szCs w:val="28"/>
-        </w:rPr>
-      </w:pPr>
-      <w:r>
-        <w:rPr>
-          <w:rFonts w:ascii="Times New Roman" w:hAnsi="Times New Roman"/>
-          <w:szCs w:val="28"/>
-        </w:rPr>
-        <w:t xml:space="preserve">В пользовательском интерфейсе </w:t>
-      </w:r>
-      <w:r>
-        <w:rPr>
-          <w:rFonts w:ascii="Times New Roman" w:hAnsi="Times New Roman"/>
-          <w:szCs w:val="28"/>
-        </w:rPr>
-        <w:t>списка задач</w:t>
-      </w:r>
-      <w:r>
-        <w:rPr>
-          <w:rFonts w:ascii="Times New Roman" w:hAnsi="Times New Roman"/>
-          <w:szCs w:val="28"/>
-        </w:rPr>
-        <w:t xml:space="preserve"> отображается в виде структурированного списка задач, сгруппированных по логическим этапам. Каждая задача может изменять своё состояние, что фиксируется в системе и используется для расчёта общего прогресса выполнения. Прогресс определяется на основе количества завершённых задач относительно их общего числа и отображается пользователю в наглядной форме. Дополнительно реализована возможность работы в рамках команд (</w:t>
-      </w:r>
-      <w:proofErr w:type="spellStart"/>
-      <w:r>
-        <w:rPr>
-          <w:rFonts w:ascii="Times New Roman" w:hAnsi="Times New Roman"/>
-          <w:szCs w:val="28"/>
-        </w:rPr>
-        <w:t>Teams</w:t>
-      </w:r>
-      <w:proofErr w:type="spellEnd"/>
-      <w:r>
-        <w:rPr>
-          <w:rFonts w:ascii="Times New Roman" w:hAnsi="Times New Roman"/>
-          <w:szCs w:val="28"/>
-        </w:rPr>
-        <w:t xml:space="preserve">), где доступ к </w:t>
-      </w:r>
-      <w:r>
-        <w:rPr>
-          <w:rFonts w:ascii="Times New Roman" w:hAnsi="Times New Roman"/>
-          <w:szCs w:val="28"/>
-        </w:rPr>
-        <w:t>списку задач</w:t>
-      </w:r>
-      <w:r>
-        <w:rPr>
-          <w:rFonts w:ascii="Times New Roman" w:hAnsi="Times New Roman"/>
-          <w:szCs w:val="28"/>
-        </w:rPr>
-        <w:t xml:space="preserve"> </w:t>
-      </w:r>
-      <w:r>
-        <w:rPr>
-          <w:rFonts w:ascii="Times New Roman" w:hAnsi="Times New Roman"/>
-          <w:szCs w:val="28"/>
-        </w:rPr>
-        <w:lastRenderedPageBreak/>
-        <w:t xml:space="preserve">регулируется через сущности </w:t>
-      </w:r>
-      <w:proofErr w:type="spellStart"/>
-      <w:r>
-        <w:rPr>
-          <w:rFonts w:ascii="Times New Roman" w:hAnsi="Times New Roman"/>
-          <w:szCs w:val="28"/>
-        </w:rPr>
-        <w:t>TeamMember</w:t>
-      </w:r>
-      <w:proofErr w:type="spellEnd"/>
-      <w:r>
-        <w:rPr>
-          <w:rFonts w:ascii="Times New Roman" w:hAnsi="Times New Roman"/>
-          <w:szCs w:val="28"/>
-        </w:rPr>
-        <w:t xml:space="preserve">, </w:t>
-      </w:r>
-      <w:proofErr w:type="spellStart"/>
-      <w:r>
-        <w:rPr>
-          <w:rFonts w:ascii="Times New Roman" w:hAnsi="Times New Roman"/>
-          <w:szCs w:val="28"/>
-        </w:rPr>
-        <w:t>TeamRole</w:t>
-      </w:r>
-      <w:proofErr w:type="spellEnd"/>
-      <w:r>
-        <w:rPr>
-          <w:rFonts w:ascii="Times New Roman" w:hAnsi="Times New Roman"/>
-          <w:szCs w:val="28"/>
-        </w:rPr>
-        <w:t xml:space="preserve"> и </w:t>
-      </w:r>
-      <w:proofErr w:type="spellStart"/>
-      <w:r>
-        <w:rPr>
-          <w:rFonts w:ascii="Times New Roman" w:hAnsi="Times New Roman"/>
-          <w:szCs w:val="28"/>
-        </w:rPr>
-        <w:t>RoadmapAccess</w:t>
-      </w:r>
-      <w:proofErr w:type="spellEnd"/>
-      <w:r>
-        <w:rPr>
-          <w:rFonts w:ascii="Times New Roman" w:hAnsi="Times New Roman"/>
-          <w:szCs w:val="28"/>
-        </w:rPr>
-        <w:t>, что позволяет организовать совместную работу и разграничение прав пользователей.</w:t>
+        <w:jc w:val="center"/>
+        <w:rPr>
+          <w:rFonts w:ascii="Times New Roman" w:hAnsi="Times New Roman"/>
+          <w:b/>
+          <w:bCs/>
+          <w:szCs w:val="28"/>
+        </w:rPr>
+      </w:pPr>
+      <w:r>
+        <w:rPr>
+          <w:rFonts w:ascii="Times New Roman" w:hAnsi="Times New Roman"/>
+          <w:b/>
+          <w:bCs/>
+          <w:noProof/>
+          <w:szCs w:val="28"/>
+        </w:rPr>
+        <w:drawing>
+          <wp:inline distT="0" distB="0" distL="0" distR="0" wp14:anchorId="5C439D7D" wp14:editId="2FE35BBB">
+            <wp:extent cx="3369446" cy="3343275"/>
+            <wp:effectExtent l="19050" t="19050" r="21590" b="9525"/>
+            <wp:docPr id="4" name="Рисунок 4"/>
+            <wp:cNvGraphicFramePr>
+              <a:graphicFrameLocks xmlns:a="http://schemas.openxmlformats.org/drawingml/2006/main" noChangeAspect="1"/>
+            </wp:cNvGraphicFramePr>
+            <a:graphic xmlns:a="http://schemas.openxmlformats.org/drawingml/2006/main">
+              <a:graphicData uri="http://schemas.openxmlformats.org/drawingml/2006/picture">
+                <pic:pic xmlns:pic="http://schemas.openxmlformats.org/drawingml/2006/picture">
+                  <pic:nvPicPr>
+                    <pic:cNvPr id="1" name=""/>
+                    <pic:cNvPicPr/>
+                  </pic:nvPicPr>
+                  <pic:blipFill>
+                    <a:blip r:embed="rId20"/>
+                    <a:stretch>
+                      <a:fillRect/>
+                    </a:stretch>
+                  </pic:blipFill>
+                  <pic:spPr>
+                    <a:xfrm>
+                      <a:off x="0" y="0"/>
+                      <a:ext cx="3456312" cy="3429466"/>
+                    </a:xfrm>
+                    <a:prstGeom prst="rect">
+                      <a:avLst/>
+                    </a:prstGeom>
+                    <a:ln>
+                      <a:solidFill>
+                        <a:schemeClr val="tx1"/>
+                      </a:solidFill>
+                    </a:ln>
+                  </pic:spPr>
+                </pic:pic>
+              </a:graphicData>
+            </a:graphic>
+          </wp:inline>
+        </w:drawing>
+      </w:r>
+    </w:p>
+    <w:p>
+      <w:pPr>
+        <w:jc w:val="center"/>
+        <w:rPr>
+          <w:color w:val="000000" w:themeColor="text1"/>
+        </w:rPr>
+      </w:pPr>
+      <w:r>
+        <w:rPr>
+          <w:color w:val="000000" w:themeColor="text1"/>
+        </w:rPr>
+        <w:t xml:space="preserve">Рисунок </w:t>
+      </w:r>
+      <w:r>
+        <w:rPr>
+          <w:color w:val="000000" w:themeColor="text1"/>
+        </w:rPr>
+        <w:t>2</w:t>
+      </w:r>
+      <w:r>
+        <w:rPr>
+          <w:color w:val="000000" w:themeColor="text1"/>
+        </w:rPr>
+        <w:t>.</w:t>
+      </w:r>
+      <w:r>
+        <w:rPr>
+          <w:color w:val="000000" w:themeColor="text1"/>
+        </w:rPr>
+        <w:t>1</w:t>
+      </w:r>
+      <w:r>
+        <w:rPr>
+          <w:color w:val="000000" w:themeColor="text1"/>
+        </w:rPr>
+        <w:t xml:space="preserve"> –</w:t>
+      </w:r>
+      <w:r>
+        <w:rPr>
+          <w:color w:val="000000" w:themeColor="text1"/>
+        </w:rPr>
+        <w:t xml:space="preserve"> Логотип веб-приложения</w:t>
       </w:r>
     </w:p>
     <w:p>
@@ -6999,32 +7454,936 @@
         <w:spacing w:line="360" w:lineRule="auto"/>
         <w:ind w:left="0"/>
         <w:rPr>
-          <w:rFonts w:ascii="Times New Roman" w:hAnsi="Times New Roman"/>
-          <w:szCs w:val="28"/>
-        </w:rPr>
-      </w:pPr>
-      <w:r>
-        <w:rPr>
-          <w:rFonts w:ascii="Times New Roman" w:hAnsi="Times New Roman"/>
-          <w:szCs w:val="28"/>
-        </w:rPr>
-        <w:t>Таким образом, результирующие данные системы представляют собой совокупность взаимосвязанных сущностей, обеспечивающих полный цикл работы пользователя: от постановки цели и её декомпозиции с использованием искусственного интеллекта до визуального представления, выполнения задач и совместной работы.</w:t>
-      </w:r>
-    </w:p>
-    <w:p>
-      <w:pPr>
-        <w:rPr>
-          <w:b/>
+          <w:rFonts w:ascii="Times New Roman" w:eastAsiaTheme="minorHAnsi" w:hAnsi="Times New Roman" w:cstheme="minorBidi"/>
+          <w:color w:val="000000" w:themeColor="text1"/>
+        </w:rPr>
+      </w:pPr>
+      <w:r>
+        <w:rPr>
+          <w:rFonts w:ascii="Times New Roman" w:eastAsiaTheme="minorHAnsi" w:hAnsi="Times New Roman" w:cstheme="minorBidi"/>
+          <w:color w:val="000000" w:themeColor="text1"/>
+        </w:rPr>
+        <w:t xml:space="preserve">Логотип выполнен в виде стилизованного изображения планшета с чек-листом и мишени с стрелой, попадающей в центр, что символизирует постановку целей, выполнение задач и точное достижение результатов. Данный элемент </w:t>
+      </w:r>
+      <w:r>
+        <w:rPr>
+          <w:rFonts w:ascii="Times New Roman" w:eastAsiaTheme="minorHAnsi" w:hAnsi="Times New Roman" w:cstheme="minorBidi"/>
+          <w:color w:val="000000" w:themeColor="text1"/>
+        </w:rPr>
+        <w:lastRenderedPageBreak/>
+        <w:t xml:space="preserve">присутствует на всех основных страницах приложения и служит </w:t>
+      </w:r>
+      <w:r>
+        <w:rPr>
+          <w:rFonts w:ascii="Times New Roman" w:eastAsiaTheme="minorHAnsi" w:hAnsi="Times New Roman" w:cstheme="minorBidi"/>
+          <w:color w:val="000000" w:themeColor="text1"/>
+        </w:rPr>
+        <w:t xml:space="preserve">главной </w:t>
+      </w:r>
+      <w:r>
+        <w:rPr>
+          <w:rFonts w:ascii="Times New Roman" w:eastAsiaTheme="minorHAnsi" w:hAnsi="Times New Roman" w:cstheme="minorBidi"/>
+          <w:color w:val="000000" w:themeColor="text1"/>
+        </w:rPr>
+        <w:t>частью стиля системы.</w:t>
+      </w:r>
+    </w:p>
+    <w:p>
+      <w:pPr>
+        <w:pStyle w:val="a4"/>
+        <w:spacing w:line="360" w:lineRule="auto"/>
+        <w:ind w:left="0"/>
+        <w:rPr>
+          <w:rFonts w:ascii="Times New Roman" w:eastAsiaTheme="minorHAnsi" w:hAnsi="Times New Roman" w:cstheme="minorBidi"/>
+          <w:color w:val="000000" w:themeColor="text1"/>
+        </w:rPr>
+      </w:pPr>
+      <w:r>
+        <w:rPr>
+          <w:rFonts w:ascii="Times New Roman" w:eastAsiaTheme="minorHAnsi" w:hAnsi="Times New Roman" w:cstheme="minorBidi"/>
+          <w:color w:val="000000" w:themeColor="text1"/>
+        </w:rPr>
+        <w:t xml:space="preserve">Для обеспечения безопасного доступа к функционалу системы был разработан экран аутентификации, представленный на рисунке </w:t>
+      </w:r>
+      <w:r>
+        <w:rPr>
+          <w:rFonts w:ascii="Times New Roman" w:eastAsiaTheme="minorHAnsi" w:hAnsi="Times New Roman" w:cstheme="minorBidi"/>
+          <w:color w:val="000000" w:themeColor="text1"/>
+        </w:rPr>
+        <w:t>2</w:t>
+      </w:r>
+      <w:r>
+        <w:rPr>
+          <w:rFonts w:ascii="Times New Roman" w:eastAsiaTheme="minorHAnsi" w:hAnsi="Times New Roman" w:cstheme="minorBidi"/>
+          <w:color w:val="000000" w:themeColor="text1"/>
+        </w:rPr>
+        <w:t>.</w:t>
+      </w:r>
+      <w:r>
+        <w:rPr>
+          <w:rFonts w:ascii="Times New Roman" w:eastAsiaTheme="minorHAnsi" w:hAnsi="Times New Roman" w:cstheme="minorBidi"/>
+          <w:color w:val="000000" w:themeColor="text1"/>
+        </w:rPr>
+        <w:t>2</w:t>
+      </w:r>
+      <w:r>
+        <w:rPr>
+          <w:rFonts w:ascii="Times New Roman" w:eastAsiaTheme="minorHAnsi" w:hAnsi="Times New Roman" w:cstheme="minorBidi"/>
+          <w:color w:val="000000" w:themeColor="text1"/>
+        </w:rPr>
+        <w:t>.</w:t>
+      </w:r>
+    </w:p>
+    <w:p>
+      <w:pPr>
+        <w:pStyle w:val="a4"/>
+        <w:spacing w:line="360" w:lineRule="auto"/>
+        <w:ind w:left="0"/>
+        <w:rPr>
+          <w:rFonts w:ascii="Times New Roman" w:eastAsiaTheme="minorHAnsi" w:hAnsi="Times New Roman" w:cstheme="minorBidi"/>
+          <w:color w:val="000000" w:themeColor="text1"/>
+        </w:rPr>
+      </w:pPr>
+      <w:r>
+        <w:rPr>
+          <w:rFonts w:ascii="Times New Roman" w:eastAsiaTheme="minorHAnsi" w:hAnsi="Times New Roman" w:cstheme="minorBidi"/>
+          <w:noProof/>
+          <w:color w:val="000000" w:themeColor="text1"/>
+        </w:rPr>
+        <w:drawing>
+          <wp:inline distT="0" distB="0" distL="0" distR="0" wp14:anchorId="7E9D1AF9" wp14:editId="5E41A1BF">
+            <wp:extent cx="5829369" cy="4417778"/>
+            <wp:effectExtent l="19050" t="19050" r="19050" b="20955"/>
+            <wp:docPr id="9" name="Рисунок 9"/>
+            <wp:cNvGraphicFramePr>
+              <a:graphicFrameLocks xmlns:a="http://schemas.openxmlformats.org/drawingml/2006/main" noChangeAspect="1"/>
+            </wp:cNvGraphicFramePr>
+            <a:graphic xmlns:a="http://schemas.openxmlformats.org/drawingml/2006/main">
+              <a:graphicData uri="http://schemas.openxmlformats.org/drawingml/2006/picture">
+                <pic:pic xmlns:pic="http://schemas.openxmlformats.org/drawingml/2006/picture">
+                  <pic:nvPicPr>
+                    <pic:cNvPr id="1" name=""/>
+                    <pic:cNvPicPr/>
+                  </pic:nvPicPr>
+                  <pic:blipFill>
+                    <a:blip r:embed="rId21"/>
+                    <a:stretch>
+                      <a:fillRect/>
+                    </a:stretch>
+                  </pic:blipFill>
+                  <pic:spPr>
+                    <a:xfrm>
+                      <a:off x="0" y="0"/>
+                      <a:ext cx="5866586" cy="4445983"/>
+                    </a:xfrm>
+                    <a:prstGeom prst="rect">
+                      <a:avLst/>
+                    </a:prstGeom>
+                    <a:ln>
+                      <a:solidFill>
+                        <a:schemeClr val="tx1"/>
+                      </a:solidFill>
+                    </a:ln>
+                  </pic:spPr>
+                </pic:pic>
+              </a:graphicData>
+            </a:graphic>
+          </wp:inline>
+        </w:drawing>
+      </w:r>
+    </w:p>
+    <w:p>
+      <w:pPr>
+        <w:jc w:val="center"/>
+        <w:rPr>
+          <w:color w:val="000000" w:themeColor="text1"/>
+        </w:rPr>
+      </w:pPr>
+      <w:r>
+        <w:rPr>
+          <w:color w:val="000000" w:themeColor="text1"/>
+        </w:rPr>
+        <w:t xml:space="preserve">Рисунок </w:t>
+      </w:r>
+      <w:r>
+        <w:rPr>
+          <w:color w:val="000000" w:themeColor="text1"/>
+        </w:rPr>
+        <w:t>2</w:t>
+      </w:r>
+      <w:r>
+        <w:rPr>
+          <w:color w:val="000000" w:themeColor="text1"/>
+        </w:rPr>
+        <w:t>.</w:t>
+      </w:r>
+      <w:r>
+        <w:rPr>
+          <w:color w:val="000000" w:themeColor="text1"/>
+        </w:rPr>
+        <w:t>2</w:t>
+      </w:r>
+      <w:r>
+        <w:rPr>
+          <w:color w:val="000000" w:themeColor="text1"/>
+        </w:rPr>
+        <w:t xml:space="preserve"> –</w:t>
+      </w:r>
+      <w:r>
+        <w:rPr>
+          <w:color w:val="000000" w:themeColor="text1"/>
+        </w:rPr>
+        <w:t xml:space="preserve"> Экран аутентификации</w:t>
+      </w:r>
+    </w:p>
+    <w:p>
+      <w:pPr>
+        <w:rPr>
+          <w:color w:val="000000" w:themeColor="text1"/>
+        </w:rPr>
+      </w:pPr>
+      <w:r>
+        <w:rPr>
+          <w:color w:val="000000" w:themeColor="text1"/>
+        </w:rPr>
+        <w:t>Экран входа реализован с учётом требований удобства и простоты использования. Пользователь может выполнить вход в систему с помощью адреса электронной почты и пароля. Интерфейс оформлен в светлых тонах на фоне плавного градиента, что делает страницу визуально привлекательной и современной. Дополнительно предусмотрены ссылки для регистрации нового пользователя и восстановления пароля, что обеспечивает поддержку основных сценариев авторизации.</w:t>
+      </w:r>
+    </w:p>
+    <w:p>
+      <w:pPr>
+        <w:rPr>
+          <w:color w:val="000000" w:themeColor="text1"/>
+        </w:rPr>
+      </w:pPr>
+      <w:r>
+        <w:rPr>
+          <w:color w:val="000000" w:themeColor="text1"/>
+        </w:rPr>
+        <w:t xml:space="preserve">После успешной аутентификации пользователь получает доступ к персональному профилю, экран которого представлен на рисунке </w:t>
+      </w:r>
+      <w:r>
+        <w:rPr>
+          <w:color w:val="000000" w:themeColor="text1"/>
+        </w:rPr>
+        <w:t>2</w:t>
+      </w:r>
+      <w:r>
+        <w:rPr>
+          <w:color w:val="000000" w:themeColor="text1"/>
+        </w:rPr>
+        <w:t>.</w:t>
+      </w:r>
+      <w:r>
+        <w:rPr>
+          <w:color w:val="000000" w:themeColor="text1"/>
+        </w:rPr>
+        <w:t>3</w:t>
+      </w:r>
+      <w:r>
+        <w:rPr>
+          <w:color w:val="000000" w:themeColor="text1"/>
+        </w:rPr>
+        <w:t>.</w:t>
+      </w:r>
+    </w:p>
+    <w:p>
+      <w:pPr>
+        <w:rPr>
+          <w:color w:val="000000" w:themeColor="text1"/>
+        </w:rPr>
+      </w:pPr>
+      <w:r>
+        <w:rPr>
+          <w:noProof/>
+          <w:color w:val="000000" w:themeColor="text1"/>
+        </w:rPr>
+        <w:lastRenderedPageBreak/>
+        <w:drawing>
+          <wp:inline distT="0" distB="0" distL="0" distR="0" wp14:anchorId="71F55CCD" wp14:editId="5347372E">
+            <wp:extent cx="5889287" cy="2381250"/>
+            <wp:effectExtent l="0" t="0" r="0" b="0"/>
+            <wp:docPr id="11" name="Рисунок 11"/>
+            <wp:cNvGraphicFramePr>
+              <a:graphicFrameLocks xmlns:a="http://schemas.openxmlformats.org/drawingml/2006/main" noChangeAspect="1"/>
+            </wp:cNvGraphicFramePr>
+            <a:graphic xmlns:a="http://schemas.openxmlformats.org/drawingml/2006/main">
+              <a:graphicData uri="http://schemas.openxmlformats.org/drawingml/2006/picture">
+                <pic:pic xmlns:pic="http://schemas.openxmlformats.org/drawingml/2006/picture">
+                  <pic:nvPicPr>
+                    <pic:cNvPr id="1" name=""/>
+                    <pic:cNvPicPr/>
+                  </pic:nvPicPr>
+                  <pic:blipFill>
+                    <a:blip r:embed="rId22"/>
+                    <a:stretch>
+                      <a:fillRect/>
+                    </a:stretch>
+                  </pic:blipFill>
+                  <pic:spPr>
+                    <a:xfrm>
+                      <a:off x="0" y="0"/>
+                      <a:ext cx="5901958" cy="2386373"/>
+                    </a:xfrm>
+                    <a:prstGeom prst="rect">
+                      <a:avLst/>
+                    </a:prstGeom>
+                  </pic:spPr>
+                </pic:pic>
+              </a:graphicData>
+            </a:graphic>
+          </wp:inline>
+        </w:drawing>
+      </w:r>
+    </w:p>
+    <w:p>
+      <w:pPr>
+        <w:jc w:val="center"/>
+        <w:rPr>
+          <w:color w:val="000000" w:themeColor="text1"/>
+        </w:rPr>
+      </w:pPr>
+      <w:r>
+        <w:rPr>
+          <w:color w:val="000000" w:themeColor="text1"/>
+        </w:rPr>
+        <w:t xml:space="preserve">Рисунок </w:t>
+      </w:r>
+      <w:r>
+        <w:rPr>
+          <w:color w:val="000000" w:themeColor="text1"/>
+        </w:rPr>
+        <w:t>2</w:t>
+      </w:r>
+      <w:r>
+        <w:rPr>
+          <w:color w:val="000000" w:themeColor="text1"/>
+        </w:rPr>
+        <w:t>.</w:t>
+      </w:r>
+      <w:r>
+        <w:rPr>
+          <w:color w:val="000000" w:themeColor="text1"/>
+        </w:rPr>
+        <w:t>3</w:t>
+      </w:r>
+      <w:r>
+        <w:rPr>
+          <w:color w:val="000000" w:themeColor="text1"/>
+        </w:rPr>
+        <w:t xml:space="preserve"> –</w:t>
+      </w:r>
+      <w:r>
+        <w:rPr>
+          <w:color w:val="000000" w:themeColor="text1"/>
+        </w:rPr>
+        <w:t xml:space="preserve"> Экран профиля пользователя</w:t>
+      </w:r>
+    </w:p>
+    <w:p>
+      <w:r>
+        <w:t>Экран</w:t>
+      </w:r>
+      <w:r>
+        <w:t xml:space="preserve"> профиля содержит основную информацию об аккаунте пользователя. Дополнительно реализована возможность переключения между светлой и тёмной темой оформления интерфейса. Дизайн </w:t>
+      </w:r>
+      <w:r>
+        <w:t>экрана</w:t>
+      </w:r>
+      <w:r>
+        <w:t xml:space="preserve"> выполнен в лаконичном стиле, благодаря чему вся необходимая информация доступна пользователю с первого взгляда.</w:t>
+      </w:r>
+    </w:p>
+    <w:p>
+      <w:r>
+        <w:t xml:space="preserve">Для использования </w:t>
+      </w:r>
+      <w:r>
+        <w:t>AI-помощник</w:t>
+      </w:r>
+      <w:r>
+        <w:t>а разработан экран необходимого чата</w:t>
+      </w:r>
+      <w:r>
+        <w:t>, представленн</w:t>
+      </w:r>
+      <w:r>
+        <w:t>ый</w:t>
+      </w:r>
+      <w:r>
+        <w:t xml:space="preserve"> на рисунке </w:t>
+      </w:r>
+      <w:r>
+        <w:t>2</w:t>
+      </w:r>
+      <w:r>
+        <w:t>.</w:t>
+      </w:r>
+      <w:r>
+        <w:t>4</w:t>
+      </w:r>
+      <w:r>
+        <w:t>.</w:t>
+      </w:r>
+    </w:p>
+    <w:p>
+      <w:pPr>
+        <w:rPr>
+          <w:color w:val="000000" w:themeColor="text1"/>
+        </w:rPr>
+      </w:pPr>
+      <w:r>
+        <w:rPr>
+          <w:noProof/>
+          <w:color w:val="000000" w:themeColor="text1"/>
+        </w:rPr>
+        <w:drawing>
+          <wp:inline distT="0" distB="0" distL="0" distR="0" wp14:anchorId="119F932C" wp14:editId="6A7E4C70">
+            <wp:extent cx="5896243" cy="1971675"/>
+            <wp:effectExtent l="0" t="0" r="9525" b="0"/>
+            <wp:docPr id="15" name="Рисунок 15"/>
+            <wp:cNvGraphicFramePr>
+              <a:graphicFrameLocks xmlns:a="http://schemas.openxmlformats.org/drawingml/2006/main" noChangeAspect="1"/>
+            </wp:cNvGraphicFramePr>
+            <a:graphic xmlns:a="http://schemas.openxmlformats.org/drawingml/2006/main">
+              <a:graphicData uri="http://schemas.openxmlformats.org/drawingml/2006/picture">
+                <pic:pic xmlns:pic="http://schemas.openxmlformats.org/drawingml/2006/picture">
+                  <pic:nvPicPr>
+                    <pic:cNvPr id="1" name=""/>
+                    <pic:cNvPicPr/>
+                  </pic:nvPicPr>
+                  <pic:blipFill>
+                    <a:blip r:embed="rId23"/>
+                    <a:stretch>
+                      <a:fillRect/>
+                    </a:stretch>
+                  </pic:blipFill>
+                  <pic:spPr>
+                    <a:xfrm>
+                      <a:off x="0" y="0"/>
+                      <a:ext cx="5954314" cy="1991094"/>
+                    </a:xfrm>
+                    <a:prstGeom prst="rect">
+                      <a:avLst/>
+                    </a:prstGeom>
+                  </pic:spPr>
+                </pic:pic>
+              </a:graphicData>
+            </a:graphic>
+          </wp:inline>
+        </w:drawing>
+      </w:r>
+    </w:p>
+    <w:p>
+      <w:pPr>
+        <w:jc w:val="center"/>
+        <w:rPr>
+          <w:color w:val="000000" w:themeColor="text1"/>
+        </w:rPr>
+      </w:pPr>
+      <w:r>
+        <w:rPr>
+          <w:color w:val="000000" w:themeColor="text1"/>
+        </w:rPr>
+        <w:t xml:space="preserve">Рисунок </w:t>
+      </w:r>
+      <w:r>
+        <w:rPr>
+          <w:color w:val="000000" w:themeColor="text1"/>
+        </w:rPr>
+        <w:t>2</w:t>
+      </w:r>
+      <w:r>
+        <w:rPr>
+          <w:color w:val="000000" w:themeColor="text1"/>
+        </w:rPr>
+        <w:t>.</w:t>
+      </w:r>
+      <w:r>
+        <w:rPr>
+          <w:color w:val="000000" w:themeColor="text1"/>
+        </w:rPr>
+        <w:t>4</w:t>
+      </w:r>
+      <w:r>
+        <w:rPr>
+          <w:color w:val="000000" w:themeColor="text1"/>
+        </w:rPr>
+        <w:t xml:space="preserve"> –</w:t>
+      </w:r>
+      <w:r>
+        <w:rPr>
+          <w:color w:val="000000" w:themeColor="text1"/>
+        </w:rPr>
+        <w:t xml:space="preserve"> Экран </w:t>
+      </w:r>
+      <w:r>
+        <w:t>с AI-чатом и созданием целей</w:t>
+      </w:r>
+    </w:p>
+    <w:p>
+      <w:pPr>
+        <w:pStyle w:val="a4"/>
+        <w:spacing w:line="360" w:lineRule="auto"/>
+        <w:ind w:left="0"/>
+        <w:rPr>
+          <w:rFonts w:ascii="Times New Roman" w:hAnsi="Times New Roman"/>
+          <w:szCs w:val="28"/>
+        </w:rPr>
+      </w:pPr>
+      <w:r>
+        <w:rPr>
+          <w:rFonts w:ascii="Times New Roman" w:hAnsi="Times New Roman"/>
+          <w:szCs w:val="28"/>
+        </w:rPr>
+        <w:t xml:space="preserve">На данном экране пользователь взаимодействует с AI-помощником, который помогает формировать и декомпозировать цели на отдельные задачи. Интерфейс </w:t>
+      </w:r>
+      <w:r>
+        <w:rPr>
+          <w:rFonts w:ascii="Times New Roman" w:hAnsi="Times New Roman"/>
+          <w:szCs w:val="28"/>
+        </w:rPr>
+        <w:t>экрана</w:t>
+      </w:r>
+      <w:r>
+        <w:rPr>
+          <w:rFonts w:ascii="Times New Roman" w:hAnsi="Times New Roman"/>
+          <w:szCs w:val="28"/>
+        </w:rPr>
+        <w:t xml:space="preserve"> разделён на две основные области: чат с AI-ассистентом и форма создания новой цели. В форме предусмотрены поля для ввода названия и описания цели, а также кнопка «Создать </w:t>
+      </w:r>
+      <w:r>
+        <w:rPr>
+          <w:rFonts w:ascii="Times New Roman" w:hAnsi="Times New Roman"/>
+          <w:szCs w:val="28"/>
+        </w:rPr>
+        <w:t>список задач</w:t>
+      </w:r>
+      <w:r>
+        <w:rPr>
+          <w:rFonts w:ascii="Times New Roman" w:hAnsi="Times New Roman"/>
+          <w:szCs w:val="28"/>
+        </w:rPr>
+        <w:t xml:space="preserve">». Минималистичный </w:t>
+      </w:r>
+      <w:r>
+        <w:rPr>
+          <w:rFonts w:ascii="Times New Roman" w:hAnsi="Times New Roman"/>
+          <w:szCs w:val="28"/>
+        </w:rPr>
+        <w:lastRenderedPageBreak/>
+        <w:t xml:space="preserve">дизайн </w:t>
+      </w:r>
+      <w:r>
+        <w:rPr>
+          <w:rFonts w:ascii="Times New Roman" w:hAnsi="Times New Roman"/>
+          <w:szCs w:val="28"/>
+        </w:rPr>
+        <w:t>экрана</w:t>
+      </w:r>
+      <w:r>
+        <w:rPr>
+          <w:rFonts w:ascii="Times New Roman" w:hAnsi="Times New Roman"/>
+          <w:szCs w:val="28"/>
+        </w:rPr>
+        <w:t xml:space="preserve"> позволяет пользователю сосредоточиться на взаимодействии с системой без отвлекающих элементов.</w:t>
+      </w:r>
+    </w:p>
+    <w:p>
+      <w:pPr>
+        <w:pStyle w:val="a4"/>
+        <w:spacing w:line="360" w:lineRule="auto"/>
+        <w:ind w:left="0"/>
+        <w:rPr>
+          <w:rFonts w:ascii="Times New Roman" w:hAnsi="Times New Roman"/>
+          <w:szCs w:val="28"/>
+        </w:rPr>
+      </w:pPr>
+      <w:r>
+        <w:rPr>
+          <w:rFonts w:ascii="Times New Roman" w:hAnsi="Times New Roman"/>
+          <w:szCs w:val="28"/>
+        </w:rPr>
+        <w:t xml:space="preserve">Для удобного взаимодействия с задачами была разработана страница управления списками задач, представленная на рисунке </w:t>
+      </w:r>
+      <w:r>
+        <w:rPr>
+          <w:rFonts w:ascii="Times New Roman" w:hAnsi="Times New Roman"/>
+          <w:szCs w:val="28"/>
+        </w:rPr>
+        <w:t>2</w:t>
+      </w:r>
+      <w:r>
+        <w:rPr>
+          <w:rFonts w:ascii="Times New Roman" w:hAnsi="Times New Roman"/>
+          <w:szCs w:val="28"/>
+        </w:rPr>
+        <w:t>.5.</w:t>
+      </w:r>
+    </w:p>
+    <w:p>
+      <w:pPr>
+        <w:pStyle w:val="a4"/>
+        <w:spacing w:line="360" w:lineRule="auto"/>
+        <w:ind w:left="0"/>
+        <w:jc w:val="center"/>
+        <w:rPr>
+          <w:rFonts w:ascii="Times New Roman" w:hAnsi="Times New Roman"/>
+          <w:szCs w:val="28"/>
+        </w:rPr>
+      </w:pPr>
+      <w:r>
+        <w:rPr>
+          <w:rFonts w:ascii="Times New Roman" w:hAnsi="Times New Roman"/>
+          <w:noProof/>
+          <w:szCs w:val="28"/>
+        </w:rPr>
+        <w:drawing>
+          <wp:inline distT="0" distB="0" distL="0" distR="0" wp14:anchorId="12662E2E" wp14:editId="1CD86976">
+            <wp:extent cx="5805137" cy="2314575"/>
+            <wp:effectExtent l="0" t="0" r="5715" b="0"/>
+            <wp:docPr id="28" name="Рисунок 28"/>
+            <wp:cNvGraphicFramePr>
+              <a:graphicFrameLocks xmlns:a="http://schemas.openxmlformats.org/drawingml/2006/main" noChangeAspect="1"/>
+            </wp:cNvGraphicFramePr>
+            <a:graphic xmlns:a="http://schemas.openxmlformats.org/drawingml/2006/main">
+              <a:graphicData uri="http://schemas.openxmlformats.org/drawingml/2006/picture">
+                <pic:pic xmlns:pic="http://schemas.openxmlformats.org/drawingml/2006/picture">
+                  <pic:nvPicPr>
+                    <pic:cNvPr id="1" name=""/>
+                    <pic:cNvPicPr/>
+                  </pic:nvPicPr>
+                  <pic:blipFill>
+                    <a:blip r:embed="rId24"/>
+                    <a:stretch>
+                      <a:fillRect/>
+                    </a:stretch>
+                  </pic:blipFill>
+                  <pic:spPr>
+                    <a:xfrm>
+                      <a:off x="0" y="0"/>
+                      <a:ext cx="5823961" cy="2322080"/>
+                    </a:xfrm>
+                    <a:prstGeom prst="rect">
+                      <a:avLst/>
+                    </a:prstGeom>
+                  </pic:spPr>
+                </pic:pic>
+              </a:graphicData>
+            </a:graphic>
+          </wp:inline>
+        </w:drawing>
+      </w:r>
+    </w:p>
+    <w:p>
+      <w:pPr>
+        <w:jc w:val="center"/>
+      </w:pPr>
+      <w:r>
+        <w:rPr>
+          <w:color w:val="000000" w:themeColor="text1"/>
+        </w:rPr>
+        <w:t xml:space="preserve">Рисунок </w:t>
+      </w:r>
+      <w:r>
+        <w:rPr>
+          <w:color w:val="000000" w:themeColor="text1"/>
+        </w:rPr>
+        <w:t>2</w:t>
+      </w:r>
+      <w:r>
+        <w:rPr>
+          <w:color w:val="000000" w:themeColor="text1"/>
+        </w:rPr>
+        <w:t>.</w:t>
+      </w:r>
+      <w:r>
+        <w:rPr>
+          <w:color w:val="000000" w:themeColor="text1"/>
+        </w:rPr>
+        <w:t>5</w:t>
+      </w:r>
+      <w:r>
+        <w:rPr>
+          <w:color w:val="000000" w:themeColor="text1"/>
+        </w:rPr>
+        <w:t xml:space="preserve"> –</w:t>
+      </w:r>
+      <w:r>
+        <w:rPr>
+          <w:color w:val="000000" w:themeColor="text1"/>
+        </w:rPr>
+        <w:t xml:space="preserve"> </w:t>
+      </w:r>
+      <w:r>
+        <w:t>Экран управления списками задач</w:t>
+      </w:r>
+    </w:p>
+    <w:p>
+      <w:pPr>
+        <w:rPr>
+          <w:color w:val="000000" w:themeColor="text1"/>
+        </w:rPr>
+      </w:pPr>
+      <w:r>
+        <w:rPr>
+          <w:color w:val="000000" w:themeColor="text1"/>
+        </w:rPr>
+        <w:t>Данная страница отображает список целей пользователя</w:t>
+      </w:r>
+      <w:r>
+        <w:rPr>
+          <w:color w:val="000000" w:themeColor="text1"/>
+        </w:rPr>
+        <w:t xml:space="preserve"> с поставленной целью и необходимыми для этого задачами</w:t>
+      </w:r>
+      <w:r>
+        <w:rPr>
+          <w:color w:val="000000" w:themeColor="text1"/>
+        </w:rPr>
+        <w:t>. Для каждой задачи предусмотрен статус выполнения, позволяющий быстро отслеживать текущий прогресс</w:t>
+      </w:r>
+      <w:r>
+        <w:rPr>
+          <w:color w:val="000000" w:themeColor="text1"/>
+        </w:rPr>
+        <w:t>, на этой же странице представлен элемент для создания нового списка</w:t>
+      </w:r>
+      <w:r>
+        <w:rPr>
+          <w:color w:val="000000" w:themeColor="text1"/>
+        </w:rPr>
+        <w:t xml:space="preserve">. </w:t>
+      </w:r>
+    </w:p>
+    <w:p>
+      <w:r>
+        <w:t>Помимо индивидуальной работы с задачами, система предоставляет возможность взаимодействия пользователей в рамках команд. Для этого был разработан отдельный экран команд, представленный на рисунке 2.6.</w:t>
+      </w:r>
+    </w:p>
+    <w:p>
+      <w:pPr>
+        <w:rPr>
+          <w:color w:val="000000" w:themeColor="text1"/>
+        </w:rPr>
+      </w:pPr>
+      <w:r>
+        <w:rPr>
+          <w:noProof/>
+          <w:color w:val="000000" w:themeColor="text1"/>
+        </w:rPr>
+        <w:drawing>
+          <wp:inline distT="0" distB="0" distL="0" distR="0" wp14:anchorId="57F75C65" wp14:editId="08177C99">
+            <wp:extent cx="5892800" cy="2146852"/>
+            <wp:effectExtent l="0" t="0" r="0" b="6350"/>
+            <wp:docPr id="24" name="Рисунок 24"/>
+            <wp:cNvGraphicFramePr>
+              <a:graphicFrameLocks xmlns:a="http://schemas.openxmlformats.org/drawingml/2006/main" noChangeAspect="1"/>
+            </wp:cNvGraphicFramePr>
+            <a:graphic xmlns:a="http://schemas.openxmlformats.org/drawingml/2006/main">
+              <a:graphicData uri="http://schemas.openxmlformats.org/drawingml/2006/picture">
+                <pic:pic xmlns:pic="http://schemas.openxmlformats.org/drawingml/2006/picture">
+                  <pic:nvPicPr>
+                    <pic:cNvPr id="1" name=""/>
+                    <pic:cNvPicPr/>
+                  </pic:nvPicPr>
+                  <pic:blipFill>
+                    <a:blip r:embed="rId25"/>
+                    <a:stretch>
+                      <a:fillRect/>
+                    </a:stretch>
+                  </pic:blipFill>
+                  <pic:spPr>
+                    <a:xfrm>
+                      <a:off x="0" y="0"/>
+                      <a:ext cx="5995599" cy="2184304"/>
+                    </a:xfrm>
+                    <a:prstGeom prst="rect">
+                      <a:avLst/>
+                    </a:prstGeom>
+                  </pic:spPr>
+                </pic:pic>
+              </a:graphicData>
+            </a:graphic>
+          </wp:inline>
+        </w:drawing>
+      </w:r>
+    </w:p>
+    <w:p>
+      <w:pPr>
+        <w:jc w:val="center"/>
+      </w:pPr>
+      <w:r>
+        <w:rPr>
+          <w:color w:val="000000" w:themeColor="text1"/>
+        </w:rPr>
+        <w:t xml:space="preserve">Рисунок </w:t>
+      </w:r>
+      <w:r>
+        <w:rPr>
+          <w:color w:val="000000" w:themeColor="text1"/>
+        </w:rPr>
+        <w:t>2</w:t>
+      </w:r>
+      <w:r>
+        <w:rPr>
+          <w:color w:val="000000" w:themeColor="text1"/>
+        </w:rPr>
+        <w:t>.</w:t>
+      </w:r>
+      <w:r>
+        <w:rPr>
+          <w:color w:val="000000" w:themeColor="text1"/>
+        </w:rPr>
+        <w:t>6</w:t>
+      </w:r>
+      <w:r>
+        <w:rPr>
+          <w:color w:val="000000" w:themeColor="text1"/>
+        </w:rPr>
+        <w:t xml:space="preserve"> –</w:t>
+      </w:r>
+      <w:r>
+        <w:rPr>
+          <w:color w:val="000000" w:themeColor="text1"/>
+        </w:rPr>
+        <w:t xml:space="preserve"> </w:t>
+      </w:r>
+      <w:r>
+        <w:t>Экран команд пользователя</w:t>
+      </w:r>
+    </w:p>
+    <w:p>
+      <w:r>
+        <w:lastRenderedPageBreak/>
+        <w:t xml:space="preserve">На </w:t>
+      </w:r>
+      <w:r>
+        <w:t>экране</w:t>
+      </w:r>
+      <w:r>
+        <w:t xml:space="preserve"> команд отображаются команды, участником которых является пользователь. Для каждой команды выводится её название. </w:t>
+      </w:r>
+    </w:p>
+    <w:p>
+      <w:r>
+        <w:t>Для общения между пользователями разработан экран сообщений, представленный на рисунке 2.7.</w:t>
+      </w:r>
+    </w:p>
+    <w:p>
+      <w:pPr>
+        <w:jc w:val="center"/>
+      </w:pPr>
+      <w:r>
+        <w:rPr>
+          <w:noProof/>
+        </w:rPr>
+        <w:drawing>
+          <wp:inline distT="0" distB="0" distL="0" distR="0" wp14:anchorId="5D89BE2B" wp14:editId="30DDD353">
+            <wp:extent cx="5855335" cy="2122998"/>
+            <wp:effectExtent l="0" t="0" r="0" b="0"/>
+            <wp:docPr id="29" name="Рисунок 29"/>
+            <wp:cNvGraphicFramePr>
+              <a:graphicFrameLocks xmlns:a="http://schemas.openxmlformats.org/drawingml/2006/main" noChangeAspect="1"/>
+            </wp:cNvGraphicFramePr>
+            <a:graphic xmlns:a="http://schemas.openxmlformats.org/drawingml/2006/main">
+              <a:graphicData uri="http://schemas.openxmlformats.org/drawingml/2006/picture">
+                <pic:pic xmlns:pic="http://schemas.openxmlformats.org/drawingml/2006/picture">
+                  <pic:nvPicPr>
+                    <pic:cNvPr id="1" name=""/>
+                    <pic:cNvPicPr/>
+                  </pic:nvPicPr>
+                  <pic:blipFill>
+                    <a:blip r:embed="rId26"/>
+                    <a:stretch>
+                      <a:fillRect/>
+                    </a:stretch>
+                  </pic:blipFill>
+                  <pic:spPr>
+                    <a:xfrm>
+                      <a:off x="0" y="0"/>
+                      <a:ext cx="5902091" cy="2139951"/>
+                    </a:xfrm>
+                    <a:prstGeom prst="rect">
+                      <a:avLst/>
+                    </a:prstGeom>
+                  </pic:spPr>
+                </pic:pic>
+              </a:graphicData>
+            </a:graphic>
+          </wp:inline>
+        </w:drawing>
+      </w:r>
+    </w:p>
+    <w:p>
+      <w:pPr>
+        <w:jc w:val="center"/>
+      </w:pPr>
+      <w:r>
+        <w:rPr>
+          <w:color w:val="000000" w:themeColor="text1"/>
+        </w:rPr>
+        <w:t xml:space="preserve">Рисунок </w:t>
+      </w:r>
+      <w:r>
+        <w:rPr>
+          <w:color w:val="000000" w:themeColor="text1"/>
+        </w:rPr>
+        <w:t>2</w:t>
+      </w:r>
+      <w:r>
+        <w:rPr>
+          <w:color w:val="000000" w:themeColor="text1"/>
+        </w:rPr>
+        <w:t>.</w:t>
+      </w:r>
+      <w:r>
+        <w:rPr>
+          <w:color w:val="000000" w:themeColor="text1"/>
+        </w:rPr>
+        <w:t>7</w:t>
+      </w:r>
+      <w:r>
+        <w:rPr>
+          <w:color w:val="000000" w:themeColor="text1"/>
+        </w:rPr>
+        <w:t xml:space="preserve"> –</w:t>
+      </w:r>
+      <w:r>
+        <w:rPr>
+          <w:color w:val="000000" w:themeColor="text1"/>
+        </w:rPr>
+        <w:t xml:space="preserve"> </w:t>
+      </w:r>
+      <w:r>
+        <w:t>Экран сообщений между пользователями</w:t>
+      </w:r>
+    </w:p>
+    <w:p>
+      <w:r>
+        <w:t>На экране сообщений отображаются элементы для удобного перехода между необходимыми чатами, а также строка ввода сообщений и кнопку для отправления сообщений.</w:t>
+      </w:r>
+    </w:p>
+    <w:p>
+      <w:r>
+        <w:t>Таким образом, разработанные экраны интерфейса обеспечивают удобное взаимодействие пользователя с системой, поддерживают основные пользовательские сценарии и создают единый современный стиль веб-приложения.</w:t>
+      </w:r>
+    </w:p>
+    <w:p>
+      <w:pPr>
+        <w:pStyle w:val="2"/>
+        <w:rPr>
+          <w:b w:val="0"/>
           <w:bCs/>
         </w:rPr>
       </w:pPr>
-      <w:r>
-        <w:rPr>
-          <w:b/>
+      <w:bookmarkStart w:id="15" w:name="_Toc229413282"/>
+      <w:r>
+        <w:rPr>
           <w:bCs/>
         </w:rPr>
         <w:t>2.3 Разработка структуры программного продукта</w:t>
       </w:r>
+      <w:bookmarkEnd w:id="15"/>
     </w:p>
     <w:p>
       <w:pPr>
@@ -7050,10 +8409,11 @@
         <w:rPr>
           <w:noProof/>
         </w:rPr>
+        <w:lastRenderedPageBreak/>
         <w:drawing>
-          <wp:inline distT="0" distB="0" distL="0" distR="0" wp14:anchorId="48712E1C" wp14:editId="11520B3D">
-            <wp:extent cx="5424025" cy="3438525"/>
-            <wp:effectExtent l="19050" t="19050" r="24765" b="9525"/>
+          <wp:inline distT="0" distB="0" distL="0" distR="0" wp14:anchorId="48712E1C" wp14:editId="57C9906A">
+            <wp:extent cx="5650699" cy="3790950"/>
+            <wp:effectExtent l="19050" t="19050" r="26670" b="19050"/>
             <wp:docPr id="1" name="Рисунок 1"/>
             <wp:cNvGraphicFramePr>
               <a:graphicFrameLocks xmlns:a="http://schemas.openxmlformats.org/drawingml/2006/main" noChangeAspect="1"/>
@@ -7068,7 +8428,7 @@
                     </pic:cNvPicPr>
                   </pic:nvPicPr>
                   <pic:blipFill>
-                    <a:blip r:embed="rId20">
+                    <a:blip r:embed="rId27">
                       <a:extLst>
                         <a:ext uri="{28A0092B-C50C-407E-A947-70E740481C1C}">
                           <a14:useLocalDpi xmlns:a14="http://schemas.microsoft.com/office/drawing/2010/main" val="0"/>
@@ -7083,7 +8443,7 @@
                   <pic:spPr bwMode="auto">
                     <a:xfrm>
                       <a:off x="0" y="0"/>
-                      <a:ext cx="5426017" cy="3439788"/>
+                      <a:ext cx="5657116" cy="3795255"/>
                     </a:xfrm>
                     <a:prstGeom prst="rect">
                       <a:avLst/>
@@ -7131,7 +8491,7 @@
         <w:rPr>
           <w:color w:val="000000" w:themeColor="text1"/>
         </w:rPr>
-        <w:t>1</w:t>
+        <w:t>8</w:t>
       </w:r>
       <w:r>
         <w:rPr>
@@ -7157,8 +8517,14 @@
         <w:rPr>
           <w:color w:val="000000" w:themeColor="text1"/>
         </w:rPr>
+        <w:t xml:space="preserve">После успешной авторизации пользователю становится доступен основной функционал системы. Внутренняя часть включает разделы: «Профиль», «Смена пароля», «Списки задач», «Просмотр конкретного списка и его задач», «Команды», «Списки задач команды», «Чаты», «Просмотр конкретного чата», «Поиск пользователей», а также интерфейс общения с ИИ‑чатом и историю ИИ‑диалогов. В разделе «Профиль» пользователь просматривает и редактирует свои данные, а также может перейти к окну «Смена пароля» для обновления учетных данных. Раздел «Списки задач» отображает созданные пользователем планы и позволяет перейти к детальному просмотру конкретного списка, где выполняется управление задачами, их порядком и статусом выполнения. Через раздел «Команды» пользователь создает команды и переходит к их данным, а в окне «Списки задач команды» организуется совместная работа над планами. Раздел «Чаты» обеспечивает общение: пользователь выбирает диалог и переходит в окно конкретного чата для просмотра сообщений и отправки новых. Раздел «Поиск пользователей» служит для нахождения других участников </w:t>
+      </w:r>
+      <w:r>
+        <w:rPr>
+          <w:color w:val="000000" w:themeColor="text1"/>
+        </w:rPr>
         <w:lastRenderedPageBreak/>
-        <w:t>После успешной авторизации пользователю становится доступен основной функционал системы. Внутренняя часть включает разделы: «Профиль», «Смена пароля», «Списки задач», «Просмотр конкретного списка и его задач», «Команды», «Списки задач команды», «Чаты», «Просмотр конкретного чата», «Поиск пользователей», а также интерфейс общения с ИИ‑чатом и историю ИИ‑диалогов. В разделе «Профиль» пользователь просматривает и редактирует свои данные, а также может перейти к окну «Смена пароля» для обновления учетных данных. Раздел «Списки задач» отображает созданные пользователем планы и позволяет перейти к детальному просмотру конкретного списка, где выполняется управление задачами, их порядком и статусом выполнения. Через раздел «Команды» пользователь создает команды и переходит к их данным, а в окне «Списки задач команды» организуется совместная работа над планами. Раздел «Чаты» обеспечивает общение: пользователь выбирает диалог и переходит в окно конкретного чата для просмотра сообщений и отправки новых. Раздел «Поиск пользователей» служит для нахождения других участников системы. Отдельный блок составляет интерфейс ИИ‑чата, позволяющий вести диалог с ИИ, получать начальный список задач и просматривать историю предыдущих обращений. На рисунке 2.2 изображена функциональная схема внутренней части веб‑приложения.</w:t>
+        <w:t>системы. Отдельный блок составляет интерфейс ИИ‑чата, позволяющий вести диалог с ИИ, получать начальный список задач и просматривать историю предыдущих обращений. На рисунке 2.2 изображена функциональная схема внутренней части веб‑приложения.</w:t>
       </w:r>
     </w:p>
     <w:p>
@@ -7173,9 +8539,9 @@
           <w:noProof/>
         </w:rPr>
         <w:drawing>
-          <wp:inline distT="0" distB="0" distL="0" distR="0" wp14:anchorId="373A1943" wp14:editId="0E560C51">
-            <wp:extent cx="5734685" cy="2705782"/>
-            <wp:effectExtent l="19050" t="19050" r="18415" b="18415"/>
+          <wp:inline distT="0" distB="0" distL="0" distR="0" wp14:anchorId="373A1943" wp14:editId="514BD9BE">
+            <wp:extent cx="5812790" cy="2924175"/>
+            <wp:effectExtent l="19050" t="19050" r="16510" b="28575"/>
             <wp:docPr id="2" name="Рисунок 2"/>
             <wp:cNvGraphicFramePr>
               <a:graphicFrameLocks xmlns:a="http://schemas.openxmlformats.org/drawingml/2006/main" noChangeAspect="1"/>
@@ -7190,7 +8556,7 @@
                     </pic:cNvPicPr>
                   </pic:nvPicPr>
                   <pic:blipFill>
-                    <a:blip r:embed="rId21">
+                    <a:blip r:embed="rId28">
                       <a:extLst>
                         <a:ext uri="{28A0092B-C50C-407E-A947-70E740481C1C}">
                           <a14:useLocalDpi xmlns:a14="http://schemas.microsoft.com/office/drawing/2010/main" val="0"/>
@@ -7205,7 +8571,7 @@
                   <pic:spPr bwMode="auto">
                     <a:xfrm>
                       <a:off x="0" y="0"/>
-                      <a:ext cx="5769406" cy="2722164"/>
+                      <a:ext cx="5855922" cy="2945873"/>
                     </a:xfrm>
                     <a:prstGeom prst="rect">
                       <a:avLst/>
@@ -7253,41 +8619,1111 @@
         <w:rPr>
           <w:color w:val="000000" w:themeColor="text1"/>
         </w:rPr>
+        <w:t>9</w:t>
+      </w:r>
+      <w:r>
+        <w:rPr>
+          <w:color w:val="000000" w:themeColor="text1"/>
+        </w:rPr>
+        <w:t xml:space="preserve"> –</w:t>
+      </w:r>
+      <w:r>
+        <w:rPr>
+          <w:color w:val="000000" w:themeColor="text1"/>
+        </w:rPr>
+        <w:t xml:space="preserve"> Функциональная схема внутренней части веб-приложения</w:t>
+      </w:r>
+    </w:p>
+    <w:p>
+      <w:pPr>
+        <w:pStyle w:val="2"/>
+        <w:rPr>
+          <w:bCs/>
+          <w:szCs w:val="28"/>
+        </w:rPr>
+      </w:pPr>
+      <w:bookmarkStart w:id="16" w:name="_Toc229413283"/>
+      <w:r>
+        <w:rPr>
+          <w:bCs/>
+          <w:szCs w:val="28"/>
+        </w:rPr>
+        <w:t>2.4 Описание процедур и функций</w:t>
+      </w:r>
+      <w:bookmarkEnd w:id="16"/>
+    </w:p>
+    <w:p>
+      <w:pPr>
+        <w:rPr>
+          <w:lang w:eastAsia="ru-RU"/>
+        </w:rPr>
+      </w:pPr>
+      <w:r>
+        <w:rPr>
+          <w:lang w:eastAsia="ru-RU"/>
+        </w:rPr>
+        <w:t xml:space="preserve">В процессе разработки веб-приложения была реализована совокупность функций и процедур, обеспечивающих формирование </w:t>
+      </w:r>
+      <w:r>
+        <w:rPr>
+          <w:lang w:eastAsia="ru-RU"/>
+        </w:rPr>
+        <w:t>списков задач</w:t>
+      </w:r>
+      <w:r>
+        <w:rPr>
+          <w:lang w:eastAsia="ru-RU"/>
+        </w:rPr>
+        <w:t>, управление задачами, контроль доступа пользователей и взаимодействие с сервисом искусственного интеллекта. Архитектура приложения построена по принципу разделения ответственности между компонентами, благодаря чему обеспечивается масштабируемость системы, удобство сопровождения и устойчивость работы приложения при одновременной работе нескольких пользователей.</w:t>
+      </w:r>
+    </w:p>
+    <w:p>
+      <w:r>
+        <w:t>Одной из ключевых функций системы является автоматическое формировани</w:t>
+      </w:r>
+      <w:r>
+        <w:t>е</w:t>
+      </w:r>
+      <w:r>
+        <w:t xml:space="preserve"> </w:t>
+      </w:r>
+      <w:r>
+        <w:t>списка задач</w:t>
+      </w:r>
+      <w:r>
+        <w:t xml:space="preserve"> с использованием искусственного интеллекта. Для реализации данной возможности был разработан сервис </w:t>
+      </w:r>
+      <w:proofErr w:type="spellStart"/>
+      <w:r>
+        <w:rPr>
+          <w:rStyle w:val="HTML1"/>
+          <w:rFonts w:ascii="Times New Roman" w:eastAsiaTheme="minorHAnsi" w:hAnsi="Times New Roman" w:cs="Times New Roman"/>
+          <w:sz w:val="28"/>
+          <w:szCs w:val="28"/>
+        </w:rPr>
+        <w:t>AIRoadmapService</w:t>
+      </w:r>
+      <w:proofErr w:type="spellEnd"/>
+      <w:r>
+        <w:rPr>
+          <w:rFonts w:cs="Times New Roman"/>
+          <w:szCs w:val="28"/>
+        </w:rPr>
+        <w:t>,</w:t>
+      </w:r>
+      <w:r>
+        <w:t xml:space="preserve"> обеспечивающий взаимодействие серверной части приложения с внешним AI </w:t>
+      </w:r>
+      <w:r>
+        <w:lastRenderedPageBreak/>
+        <w:t>API. Основной задачей сервиса является обработка пользовательского запроса, формирование контекста диалога и получение структурированного набора задач для будуще</w:t>
+      </w:r>
+      <w:r>
+        <w:t>го списка</w:t>
+      </w:r>
+      <w:r>
+        <w:t>.</w:t>
+      </w:r>
+    </w:p>
+    <w:p>
+      <w:r>
+        <w:t xml:space="preserve">Перед отправкой запроса система формирует массив сообщений, содержащий системный </w:t>
+      </w:r>
+      <w:proofErr w:type="spellStart"/>
+      <w:r>
+        <w:t>промпт</w:t>
+      </w:r>
+      <w:proofErr w:type="spellEnd"/>
+      <w:r>
+        <w:t>, историю взаимодействия пользователя и текущее сообщение. Дополнительно задаются параметры генерации текста, включая используемую модель и ограничения на размер ответа. На рисунке 2.</w:t>
+      </w:r>
+      <w:r>
+        <w:t>10</w:t>
+      </w:r>
+      <w:r>
+        <w:t xml:space="preserve"> представлен фрагмент формирования запроса к сервису искусственного интеллекта.</w:t>
+      </w:r>
+    </w:p>
+    <w:p>
+      <w:pPr>
+        <w:jc w:val="center"/>
+        <w:rPr>
+          <w:lang w:eastAsia="ru-RU"/>
+        </w:rPr>
+      </w:pPr>
+      <w:r>
+        <w:rPr>
+          <w:lang w:eastAsia="ru-RU"/>
+        </w:rPr>
+        <w:drawing>
+          <wp:inline distT="0" distB="0" distL="0" distR="0" wp14:anchorId="285AC6F2" wp14:editId="4D33E319">
+            <wp:extent cx="4949496" cy="2735248"/>
+            <wp:effectExtent l="0" t="0" r="3810" b="8255"/>
+            <wp:docPr id="162236288" name="Рисунок 162236288"/>
+            <wp:cNvGraphicFramePr>
+              <a:graphicFrameLocks xmlns:a="http://schemas.openxmlformats.org/drawingml/2006/main" noChangeAspect="1"/>
+            </wp:cNvGraphicFramePr>
+            <a:graphic xmlns:a="http://schemas.openxmlformats.org/drawingml/2006/main">
+              <a:graphicData uri="http://schemas.openxmlformats.org/drawingml/2006/picture">
+                <pic:pic xmlns:pic="http://schemas.openxmlformats.org/drawingml/2006/picture">
+                  <pic:nvPicPr>
+                    <pic:cNvPr id="1" name=""/>
+                    <pic:cNvPicPr/>
+                  </pic:nvPicPr>
+                  <pic:blipFill>
+                    <a:blip r:embed="rId29"/>
+                    <a:stretch>
+                      <a:fillRect/>
+                    </a:stretch>
+                  </pic:blipFill>
+                  <pic:spPr>
+                    <a:xfrm>
+                      <a:off x="0" y="0"/>
+                      <a:ext cx="4961442" cy="2741850"/>
+                    </a:xfrm>
+                    <a:prstGeom prst="rect">
+                      <a:avLst/>
+                    </a:prstGeom>
+                  </pic:spPr>
+                </pic:pic>
+              </a:graphicData>
+            </a:graphic>
+          </wp:inline>
+        </w:drawing>
+      </w:r>
+    </w:p>
+    <w:p>
+      <w:pPr>
+        <w:jc w:val="center"/>
+        <w:rPr>
+          <w:color w:val="000000" w:themeColor="text1"/>
+        </w:rPr>
+      </w:pPr>
+      <w:r>
+        <w:rPr>
+          <w:color w:val="000000" w:themeColor="text1"/>
+        </w:rPr>
+        <w:t xml:space="preserve">Рисунок </w:t>
+      </w:r>
+      <w:r>
+        <w:rPr>
+          <w:color w:val="000000" w:themeColor="text1"/>
+        </w:rPr>
         <w:t>2</w:t>
       </w:r>
       <w:r>
         <w:rPr>
           <w:color w:val="000000" w:themeColor="text1"/>
         </w:rPr>
+        <w:t>.</w:t>
+      </w:r>
+      <w:r>
+        <w:rPr>
+          <w:color w:val="000000" w:themeColor="text1"/>
+        </w:rPr>
+        <w:t>10</w:t>
+      </w:r>
+      <w:r>
+        <w:rPr>
+          <w:color w:val="000000" w:themeColor="text1"/>
+        </w:rPr>
         <w:t xml:space="preserve"> –</w:t>
       </w:r>
       <w:r>
         <w:rPr>
           <w:color w:val="000000" w:themeColor="text1"/>
         </w:rPr>
-        <w:t xml:space="preserve"> Функциональная схема внутренней части веб-приложения</w:t>
-      </w:r>
-    </w:p>
-    <w:p>
-      <w:pPr>
-        <w:rPr>
-          <w:b/>
-          <w:bCs/>
-          <w:szCs w:val="28"/>
-        </w:rPr>
-      </w:pPr>
-      <w:r>
-        <w:rPr>
-          <w:b/>
-          <w:bCs/>
-          <w:szCs w:val="28"/>
-        </w:rPr>
+        <w:t xml:space="preserve"> </w:t>
+      </w:r>
+      <w:r>
+        <w:rPr>
+          <w:color w:val="000000" w:themeColor="text1"/>
+        </w:rPr>
+        <w:t>Формирование запроса к сервису ИИ</w:t>
+      </w:r>
+    </w:p>
+    <w:p>
+      <w:pPr>
+        <w:rPr>
+          <w:color w:val="000000" w:themeColor="text1"/>
+        </w:rPr>
+      </w:pPr>
+      <w:r>
+        <w:rPr>
+          <w:color w:val="000000" w:themeColor="text1"/>
+        </w:rPr>
+        <w:t xml:space="preserve">После формирования объекта запроса выполняется асинхронное обращение к AI сервису с использованием библиотеки </w:t>
+      </w:r>
+      <w:proofErr w:type="spellStart"/>
+      <w:r>
+        <w:rPr>
+          <w:color w:val="000000" w:themeColor="text1"/>
+        </w:rPr>
+        <w:t>httpx</w:t>
+      </w:r>
+      <w:proofErr w:type="spellEnd"/>
+      <w:r>
+        <w:rPr>
+          <w:color w:val="000000" w:themeColor="text1"/>
+        </w:rPr>
+        <w:t>. Применение асинхронных запросов позволяет избежать блокировки серверного потока во время ожидания ответа от внешнего сервиса, что положительно влияет на производительность приложения. После получения ответа система извлекает содержимое сообщения и преобразует его в JSON-структуру, содержащую название цели и список задач.</w:t>
+      </w:r>
+    </w:p>
+    <w:p>
+      <w:r>
+        <w:t xml:space="preserve">Для обеспечения возможности редактирования уже существующих </w:t>
+      </w:r>
+      <w:r>
+        <w:t xml:space="preserve">списков задач </w:t>
+      </w:r>
+      <w:r>
+        <w:t xml:space="preserve">реализован механизм формирования контекста текущего </w:t>
+      </w:r>
+      <w:r>
+        <w:t>списка</w:t>
+      </w:r>
+      <w:r>
+        <w:t xml:space="preserve">. При повторном обращении пользователя к AI сервису система передает информацию о текущей цели, описании и уже созданных задачах. Это позволяет </w:t>
+      </w:r>
+      <w:r>
         <w:lastRenderedPageBreak/>
-        <w:t>2.4 Описание процедур и функций</w:t>
-      </w:r>
+        <w:t>искусственному интеллекту учитывать существующую структуру</w:t>
+      </w:r>
+      <w:r>
+        <w:t xml:space="preserve"> </w:t>
+      </w:r>
+      <w:r>
+        <w:t>и корректно дополнять либо изменять её содержимое. На рисунке 2.</w:t>
+      </w:r>
+      <w:r>
+        <w:t>11</w:t>
+      </w:r>
+      <w:r>
+        <w:t xml:space="preserve"> представлен фрагмент формирования контекста.</w:t>
+      </w:r>
+    </w:p>
+    <w:p>
+      <w:pPr>
+        <w:rPr>
+          <w:color w:val="000000" w:themeColor="text1"/>
+        </w:rPr>
+      </w:pPr>
+      <w:r>
+        <w:rPr>
+          <w:color w:val="000000" w:themeColor="text1"/>
+        </w:rPr>
+        <w:drawing>
+          <wp:inline distT="0" distB="0" distL="0" distR="0" wp14:anchorId="27898816" wp14:editId="6A1FAEA6">
+            <wp:extent cx="5745737" cy="1590261"/>
+            <wp:effectExtent l="0" t="0" r="7620" b="0"/>
+            <wp:docPr id="162236292" name="Рисунок 162236292"/>
+            <wp:cNvGraphicFramePr>
+              <a:graphicFrameLocks xmlns:a="http://schemas.openxmlformats.org/drawingml/2006/main" noChangeAspect="1"/>
+            </wp:cNvGraphicFramePr>
+            <a:graphic xmlns:a="http://schemas.openxmlformats.org/drawingml/2006/main">
+              <a:graphicData uri="http://schemas.openxmlformats.org/drawingml/2006/picture">
+                <pic:pic xmlns:pic="http://schemas.openxmlformats.org/drawingml/2006/picture">
+                  <pic:nvPicPr>
+                    <pic:cNvPr id="1" name=""/>
+                    <pic:cNvPicPr/>
+                  </pic:nvPicPr>
+                  <pic:blipFill>
+                    <a:blip r:embed="rId30"/>
+                    <a:stretch>
+                      <a:fillRect/>
+                    </a:stretch>
+                  </pic:blipFill>
+                  <pic:spPr>
+                    <a:xfrm>
+                      <a:off x="0" y="0"/>
+                      <a:ext cx="5792063" cy="1603083"/>
+                    </a:xfrm>
+                    <a:prstGeom prst="rect">
+                      <a:avLst/>
+                    </a:prstGeom>
+                  </pic:spPr>
+                </pic:pic>
+              </a:graphicData>
+            </a:graphic>
+          </wp:inline>
+        </w:drawing>
+      </w:r>
+    </w:p>
+    <w:p>
+      <w:pPr>
+        <w:jc w:val="center"/>
+        <w:rPr>
+          <w:color w:val="000000" w:themeColor="text1"/>
+        </w:rPr>
+      </w:pPr>
+      <w:r>
+        <w:rPr>
+          <w:color w:val="000000" w:themeColor="text1"/>
+        </w:rPr>
+        <w:t xml:space="preserve">Рисунок </w:t>
+      </w:r>
+      <w:r>
+        <w:rPr>
+          <w:color w:val="000000" w:themeColor="text1"/>
+        </w:rPr>
+        <w:t>2</w:t>
+      </w:r>
+      <w:r>
+        <w:rPr>
+          <w:color w:val="000000" w:themeColor="text1"/>
+        </w:rPr>
+        <w:t>.</w:t>
+      </w:r>
+      <w:r>
+        <w:rPr>
+          <w:color w:val="000000" w:themeColor="text1"/>
+        </w:rPr>
+        <w:t>1</w:t>
+      </w:r>
+      <w:r>
+        <w:rPr>
+          <w:color w:val="000000" w:themeColor="text1"/>
+        </w:rPr>
+        <w:t>1</w:t>
+      </w:r>
+      <w:r>
+        <w:rPr>
+          <w:color w:val="000000" w:themeColor="text1"/>
+        </w:rPr>
+        <w:t xml:space="preserve"> –</w:t>
+      </w:r>
+      <w:r>
+        <w:rPr>
+          <w:color w:val="000000" w:themeColor="text1"/>
+        </w:rPr>
+        <w:t xml:space="preserve"> Формирование </w:t>
+      </w:r>
+      <w:r>
+        <w:rPr>
+          <w:color w:val="000000" w:themeColor="text1"/>
+        </w:rPr>
+        <w:t>контекста списка задач</w:t>
+      </w:r>
+    </w:p>
+    <w:p>
+      <w:pPr>
+        <w:rPr>
+          <w:color w:val="000000" w:themeColor="text1"/>
+        </w:rPr>
+      </w:pPr>
+      <w:r>
+        <w:rPr>
+          <w:color w:val="000000" w:themeColor="text1"/>
+        </w:rPr>
+        <w:t xml:space="preserve">Сформированный контекст добавляется к системному </w:t>
+      </w:r>
+      <w:r>
+        <w:rPr>
+          <w:color w:val="000000" w:themeColor="text1"/>
+        </w:rPr>
+        <w:t>своду правил</w:t>
+      </w:r>
+      <w:r>
+        <w:rPr>
+          <w:color w:val="000000" w:themeColor="text1"/>
+        </w:rPr>
+        <w:t xml:space="preserve"> перед отправкой запроса. Благодаря этому система способна не только создавать новые </w:t>
+      </w:r>
+      <w:r>
+        <w:rPr>
+          <w:color w:val="000000" w:themeColor="text1"/>
+        </w:rPr>
+        <w:t>списки задач</w:t>
+      </w:r>
+      <w:r>
+        <w:rPr>
+          <w:color w:val="000000" w:themeColor="text1"/>
+        </w:rPr>
+        <w:t>, но и выполнять редактирование уже существующих без потери ранее сформированных задач.</w:t>
+      </w:r>
+    </w:p>
+    <w:p>
+      <w:pPr>
+        <w:rPr>
+          <w:color w:val="000000" w:themeColor="text1"/>
+        </w:rPr>
+      </w:pPr>
+      <w:r>
+        <w:t xml:space="preserve">Важной частью серверной логики является механизм проверки доступа пользователя к дорожной карте. Перед выполнением операций редактирования, удаления или получения задач система проверяет существование </w:t>
+      </w:r>
+      <w:r>
+        <w:t>списка задач</w:t>
+      </w:r>
+      <w:r>
+        <w:t xml:space="preserve"> и принадлежность его текущему пользователю. На рисунке 2.</w:t>
+      </w:r>
+      <w:r>
+        <w:t>12</w:t>
+      </w:r>
+      <w:r>
+        <w:t xml:space="preserve"> представлен фрагмент процедуры проверки доступа.</w:t>
+      </w:r>
+    </w:p>
+    <w:p>
+      <w:pPr>
+        <w:jc w:val="center"/>
+        <w:rPr>
+          <w:lang w:eastAsia="ru-RU"/>
+        </w:rPr>
+      </w:pPr>
+      <w:r>
+        <w:rPr>
+          <w:lang w:eastAsia="ru-RU"/>
+        </w:rPr>
+        <w:drawing>
+          <wp:inline distT="0" distB="0" distL="0" distR="0" wp14:anchorId="408C69A2" wp14:editId="1CAF065B">
+            <wp:extent cx="5407493" cy="2846567"/>
+            <wp:effectExtent l="0" t="0" r="3175" b="0"/>
+            <wp:docPr id="162236293" name="Рисунок 162236293"/>
+            <wp:cNvGraphicFramePr>
+              <a:graphicFrameLocks xmlns:a="http://schemas.openxmlformats.org/drawingml/2006/main" noChangeAspect="1"/>
+            </wp:cNvGraphicFramePr>
+            <a:graphic xmlns:a="http://schemas.openxmlformats.org/drawingml/2006/main">
+              <a:graphicData uri="http://schemas.openxmlformats.org/drawingml/2006/picture">
+                <pic:pic xmlns:pic="http://schemas.openxmlformats.org/drawingml/2006/picture">
+                  <pic:nvPicPr>
+                    <pic:cNvPr id="1" name=""/>
+                    <pic:cNvPicPr/>
+                  </pic:nvPicPr>
+                  <pic:blipFill>
+                    <a:blip r:embed="rId31"/>
+                    <a:stretch>
+                      <a:fillRect/>
+                    </a:stretch>
+                  </pic:blipFill>
+                  <pic:spPr>
+                    <a:xfrm>
+                      <a:off x="0" y="0"/>
+                      <a:ext cx="5411831" cy="2848850"/>
+                    </a:xfrm>
+                    <a:prstGeom prst="rect">
+                      <a:avLst/>
+                    </a:prstGeom>
+                  </pic:spPr>
+                </pic:pic>
+              </a:graphicData>
+            </a:graphic>
+          </wp:inline>
+        </w:drawing>
+      </w:r>
+    </w:p>
+    <w:p>
+      <w:pPr>
+        <w:jc w:val="center"/>
+        <w:rPr>
+          <w:color w:val="000000" w:themeColor="text1"/>
+        </w:rPr>
+      </w:pPr>
+      <w:r>
+        <w:rPr>
+          <w:color w:val="000000" w:themeColor="text1"/>
+        </w:rPr>
+        <w:t xml:space="preserve">Рисунок </w:t>
+      </w:r>
+      <w:r>
+        <w:rPr>
+          <w:color w:val="000000" w:themeColor="text1"/>
+        </w:rPr>
+        <w:t>2</w:t>
+      </w:r>
+      <w:r>
+        <w:rPr>
+          <w:color w:val="000000" w:themeColor="text1"/>
+        </w:rPr>
+        <w:t>.</w:t>
+      </w:r>
+      <w:r>
+        <w:rPr>
+          <w:color w:val="000000" w:themeColor="text1"/>
+        </w:rPr>
+        <w:t>1</w:t>
+      </w:r>
+      <w:r>
+        <w:rPr>
+          <w:color w:val="000000" w:themeColor="text1"/>
+        </w:rPr>
+        <w:t>2</w:t>
+      </w:r>
+      <w:r>
+        <w:rPr>
+          <w:color w:val="000000" w:themeColor="text1"/>
+        </w:rPr>
+        <w:t xml:space="preserve"> –</w:t>
+      </w:r>
+      <w:r>
+        <w:rPr>
+          <w:color w:val="000000" w:themeColor="text1"/>
+        </w:rPr>
+        <w:t xml:space="preserve"> </w:t>
+      </w:r>
+      <w:r>
+        <w:rPr>
+          <w:color w:val="000000" w:themeColor="text1"/>
+        </w:rPr>
+        <w:t>Проверка доступа пользователя к списку задач</w:t>
+      </w:r>
+    </w:p>
+    <w:p>
+      <w:pPr>
+        <w:rPr>
+          <w:rFonts w:cs="Times New Roman"/>
+          <w:szCs w:val="28"/>
+        </w:rPr>
+      </w:pPr>
+      <w:r>
+        <w:rPr>
+          <w:rFonts w:cs="Times New Roman"/>
+          <w:szCs w:val="28"/>
+        </w:rPr>
+        <w:lastRenderedPageBreak/>
+        <w:t xml:space="preserve">В случае отсутствия </w:t>
+      </w:r>
+      <w:r>
+        <w:rPr>
+          <w:rFonts w:cs="Times New Roman"/>
+          <w:szCs w:val="28"/>
+        </w:rPr>
+        <w:t xml:space="preserve">списка задач </w:t>
+      </w:r>
+      <w:r>
+        <w:rPr>
+          <w:rFonts w:cs="Times New Roman"/>
+          <w:szCs w:val="28"/>
+        </w:rPr>
+        <w:t xml:space="preserve">система возвращает ошибку </w:t>
+      </w:r>
+      <w:r>
+        <w:rPr>
+          <w:rStyle w:val="HTML1"/>
+          <w:rFonts w:ascii="Times New Roman" w:eastAsiaTheme="minorHAnsi" w:hAnsi="Times New Roman" w:cs="Times New Roman"/>
+          <w:sz w:val="28"/>
+          <w:szCs w:val="28"/>
+        </w:rPr>
+        <w:t>404 NOT FOUND</w:t>
+      </w:r>
+      <w:r>
+        <w:rPr>
+          <w:rFonts w:cs="Times New Roman"/>
+          <w:szCs w:val="28"/>
+        </w:rPr>
+        <w:t xml:space="preserve">. Если пользователь не обладает необходимыми правами доступа, генерируется ошибка </w:t>
+      </w:r>
+      <w:r>
+        <w:rPr>
+          <w:rStyle w:val="HTML1"/>
+          <w:rFonts w:ascii="Times New Roman" w:eastAsiaTheme="minorHAnsi" w:hAnsi="Times New Roman" w:cs="Times New Roman"/>
+          <w:sz w:val="28"/>
+          <w:szCs w:val="28"/>
+        </w:rPr>
+        <w:t>403 FORBIDDEN</w:t>
+      </w:r>
+      <w:r>
+        <w:rPr>
+          <w:rFonts w:cs="Times New Roman"/>
+          <w:szCs w:val="28"/>
+        </w:rPr>
+        <w:t>. Реализация подобного механизма обеспечивает защиту пользовательских данных и предотвращает несанкционированное изменение информации.</w:t>
+      </w:r>
+    </w:p>
+    <w:p>
+      <w:pPr>
+        <w:rPr>
+          <w:rFonts w:cs="Times New Roman"/>
+          <w:color w:val="000000" w:themeColor="text1"/>
+          <w:szCs w:val="28"/>
+        </w:rPr>
+      </w:pPr>
+      <w:r>
+        <w:rPr>
+          <w:rFonts w:cs="Times New Roman"/>
+          <w:szCs w:val="28"/>
+        </w:rPr>
+        <w:t xml:space="preserve">Для управления содержимым дорожной карты реализованы процедуры создания, обновления и удаления задач. При создании новой задачи формируется объект типа </w:t>
+      </w:r>
+      <w:r>
+        <w:rPr>
+          <w:rStyle w:val="HTML1"/>
+          <w:rFonts w:ascii="Times New Roman" w:eastAsiaTheme="minorHAnsi" w:hAnsi="Times New Roman" w:cs="Times New Roman"/>
+          <w:sz w:val="28"/>
+          <w:szCs w:val="28"/>
+        </w:rPr>
+        <w:t>Task</w:t>
+      </w:r>
+      <w:r>
+        <w:rPr>
+          <w:rFonts w:cs="Times New Roman"/>
+          <w:szCs w:val="28"/>
+        </w:rPr>
+        <w:t>, содержащий название, описание, индекс сортировки и статус выполнения. После этого объект сохраняется в базе данных. На рисунке 2.</w:t>
+      </w:r>
+      <w:r>
+        <w:rPr>
+          <w:rFonts w:cs="Times New Roman"/>
+          <w:szCs w:val="28"/>
+        </w:rPr>
+        <w:t>13</w:t>
+      </w:r>
+      <w:r>
+        <w:rPr>
+          <w:rFonts w:cs="Times New Roman"/>
+          <w:szCs w:val="28"/>
+        </w:rPr>
+        <w:t xml:space="preserve"> представлен фрагмент создания задачи.</w:t>
+      </w:r>
+    </w:p>
+    <w:p>
+      <w:pPr>
+        <w:jc w:val="center"/>
+        <w:rPr>
+          <w:lang w:eastAsia="ru-RU"/>
+        </w:rPr>
+      </w:pPr>
+      <w:r>
+        <w:rPr>
+          <w:lang w:eastAsia="ru-RU"/>
+        </w:rPr>
+        <w:drawing>
+          <wp:inline distT="0" distB="0" distL="0" distR="0" wp14:anchorId="31A8DCAB" wp14:editId="169E58DA">
+            <wp:extent cx="3199542" cy="2631881"/>
+            <wp:effectExtent l="0" t="0" r="1270" b="0"/>
+            <wp:docPr id="162236294" name="Рисунок 162236294"/>
+            <wp:cNvGraphicFramePr>
+              <a:graphicFrameLocks xmlns:a="http://schemas.openxmlformats.org/drawingml/2006/main" noChangeAspect="1"/>
+            </wp:cNvGraphicFramePr>
+            <a:graphic xmlns:a="http://schemas.openxmlformats.org/drawingml/2006/main">
+              <a:graphicData uri="http://schemas.openxmlformats.org/drawingml/2006/picture">
+                <pic:pic xmlns:pic="http://schemas.openxmlformats.org/drawingml/2006/picture">
+                  <pic:nvPicPr>
+                    <pic:cNvPr id="1" name=""/>
+                    <pic:cNvPicPr/>
+                  </pic:nvPicPr>
+                  <pic:blipFill>
+                    <a:blip r:embed="rId32"/>
+                    <a:stretch>
+                      <a:fillRect/>
+                    </a:stretch>
+                  </pic:blipFill>
+                  <pic:spPr>
+                    <a:xfrm>
+                      <a:off x="0" y="0"/>
+                      <a:ext cx="3206266" cy="2637412"/>
+                    </a:xfrm>
+                    <a:prstGeom prst="rect">
+                      <a:avLst/>
+                    </a:prstGeom>
+                  </pic:spPr>
+                </pic:pic>
+              </a:graphicData>
+            </a:graphic>
+          </wp:inline>
+        </w:drawing>
+      </w:r>
+    </w:p>
+    <w:p>
+      <w:pPr>
+        <w:jc w:val="center"/>
+        <w:rPr>
+          <w:color w:val="000000" w:themeColor="text1"/>
+        </w:rPr>
+      </w:pPr>
+      <w:r>
+        <w:rPr>
+          <w:color w:val="000000" w:themeColor="text1"/>
+        </w:rPr>
+        <w:t xml:space="preserve">Рисунок </w:t>
+      </w:r>
+      <w:r>
+        <w:rPr>
+          <w:color w:val="000000" w:themeColor="text1"/>
+        </w:rPr>
+        <w:t>2</w:t>
+      </w:r>
+      <w:r>
+        <w:rPr>
+          <w:color w:val="000000" w:themeColor="text1"/>
+        </w:rPr>
+        <w:t>.</w:t>
+      </w:r>
+      <w:r>
+        <w:rPr>
+          <w:color w:val="000000" w:themeColor="text1"/>
+        </w:rPr>
+        <w:t>1</w:t>
+      </w:r>
+      <w:r>
+        <w:rPr>
+          <w:color w:val="000000" w:themeColor="text1"/>
+        </w:rPr>
+        <w:t>3</w:t>
+      </w:r>
+      <w:r>
+        <w:rPr>
+          <w:color w:val="000000" w:themeColor="text1"/>
+        </w:rPr>
+        <w:t xml:space="preserve"> –</w:t>
+      </w:r>
+      <w:r>
+        <w:rPr>
+          <w:color w:val="000000" w:themeColor="text1"/>
+        </w:rPr>
+        <w:t xml:space="preserve"> </w:t>
+      </w:r>
+      <w:r>
+        <w:rPr>
+          <w:color w:val="000000" w:themeColor="text1"/>
+        </w:rPr>
+        <w:t>Фрагмент создания задачи</w:t>
+      </w:r>
+    </w:p>
+    <w:p>
+      <w:r>
+        <w:t>После сохранения изменений выполняется обновление объекта задачи, что позволяет получить актуальные данные из базы данных, включая автоматически сформированный идентификатор записи. Использование отдельных сервисов для работы с задачами позволяет изолировать бизнес-логику от уровня маршрутизации и упростить дальнейшее сопровождение приложения.</w:t>
+      </w:r>
+    </w:p>
+    <w:p>
+      <w:r>
+        <w:t xml:space="preserve">Для отслеживания прогресса выполнения </w:t>
+      </w:r>
+      <w:r>
+        <w:t xml:space="preserve">списка задач </w:t>
+      </w:r>
+      <w:r>
+        <w:t>реализована процедура изменения статуса задачи. При изменении состояния система автоматически фиксирует дату и время завершения задачи. На рисунке 2.</w:t>
+      </w:r>
+      <w:r>
+        <w:t>14</w:t>
+      </w:r>
+      <w:r>
+        <w:t xml:space="preserve"> представлен фрагмент обновления статуса выполнения.</w:t>
+      </w:r>
+    </w:p>
+    <w:p>
+      <w:pPr>
+        <w:jc w:val="center"/>
+      </w:pPr>
+      <w:r>
+        <w:lastRenderedPageBreak/>
+        <w:drawing>
+          <wp:inline distT="0" distB="0" distL="0" distR="0" wp14:anchorId="01584CC0" wp14:editId="338513BA">
+            <wp:extent cx="5058481" cy="1533739"/>
+            <wp:effectExtent l="0" t="0" r="8890" b="9525"/>
+            <wp:docPr id="162236295" name="Рисунок 162236295"/>
+            <wp:cNvGraphicFramePr>
+              <a:graphicFrameLocks xmlns:a="http://schemas.openxmlformats.org/drawingml/2006/main" noChangeAspect="1"/>
+            </wp:cNvGraphicFramePr>
+            <a:graphic xmlns:a="http://schemas.openxmlformats.org/drawingml/2006/main">
+              <a:graphicData uri="http://schemas.openxmlformats.org/drawingml/2006/picture">
+                <pic:pic xmlns:pic="http://schemas.openxmlformats.org/drawingml/2006/picture">
+                  <pic:nvPicPr>
+                    <pic:cNvPr id="1" name=""/>
+                    <pic:cNvPicPr/>
+                  </pic:nvPicPr>
+                  <pic:blipFill>
+                    <a:blip r:embed="rId33"/>
+                    <a:stretch>
+                      <a:fillRect/>
+                    </a:stretch>
+                  </pic:blipFill>
+                  <pic:spPr>
+                    <a:xfrm>
+                      <a:off x="0" y="0"/>
+                      <a:ext cx="5058481" cy="1533739"/>
+                    </a:xfrm>
+                    <a:prstGeom prst="rect">
+                      <a:avLst/>
+                    </a:prstGeom>
+                  </pic:spPr>
+                </pic:pic>
+              </a:graphicData>
+            </a:graphic>
+          </wp:inline>
+        </w:drawing>
+      </w:r>
+    </w:p>
+    <w:p>
+      <w:pPr>
+        <w:jc w:val="center"/>
+        <w:rPr>
+          <w:color w:val="000000" w:themeColor="text1"/>
+        </w:rPr>
+      </w:pPr>
+      <w:r>
+        <w:rPr>
+          <w:color w:val="000000" w:themeColor="text1"/>
+        </w:rPr>
+        <w:t xml:space="preserve">Рисунок </w:t>
+      </w:r>
+      <w:r>
+        <w:rPr>
+          <w:color w:val="000000" w:themeColor="text1"/>
+        </w:rPr>
+        <w:t>2</w:t>
+      </w:r>
+      <w:r>
+        <w:rPr>
+          <w:color w:val="000000" w:themeColor="text1"/>
+        </w:rPr>
+        <w:t>.</w:t>
+      </w:r>
+      <w:r>
+        <w:rPr>
+          <w:color w:val="000000" w:themeColor="text1"/>
+        </w:rPr>
+        <w:t>1</w:t>
+      </w:r>
+      <w:r>
+        <w:rPr>
+          <w:color w:val="000000" w:themeColor="text1"/>
+        </w:rPr>
+        <w:t>4</w:t>
+      </w:r>
+      <w:r>
+        <w:rPr>
+          <w:color w:val="000000" w:themeColor="text1"/>
+        </w:rPr>
+        <w:t xml:space="preserve"> –</w:t>
+      </w:r>
+      <w:r>
+        <w:rPr>
+          <w:color w:val="000000" w:themeColor="text1"/>
+        </w:rPr>
+        <w:t xml:space="preserve"> Фрагмент </w:t>
+      </w:r>
+      <w:r>
+        <w:rPr>
+          <w:color w:val="000000" w:themeColor="text1"/>
+        </w:rPr>
+        <w:t>обновления статуса выполнения</w:t>
+      </w:r>
+    </w:p>
+    <w:p>
+      <w:pPr>
+        <w:rPr>
+          <w:rFonts w:cs="Times New Roman"/>
+          <w:szCs w:val="28"/>
+        </w:rPr>
+      </w:pPr>
+      <w:r>
+        <w:rPr>
+          <w:rFonts w:cs="Times New Roman"/>
+          <w:szCs w:val="28"/>
+        </w:rPr>
+        <w:t xml:space="preserve">Использование поля </w:t>
+      </w:r>
+      <w:proofErr w:type="spellStart"/>
+      <w:r>
+        <w:rPr>
+          <w:rStyle w:val="HTML1"/>
+          <w:rFonts w:ascii="Times New Roman" w:eastAsiaTheme="minorHAnsi" w:hAnsi="Times New Roman" w:cs="Times New Roman"/>
+          <w:sz w:val="28"/>
+          <w:szCs w:val="28"/>
+        </w:rPr>
+        <w:t>completed_at</w:t>
+      </w:r>
+      <w:proofErr w:type="spellEnd"/>
+      <w:r>
+        <w:rPr>
+          <w:rFonts w:cs="Times New Roman"/>
+          <w:szCs w:val="28"/>
+        </w:rPr>
+        <w:t xml:space="preserve"> позволяет хранить информацию о времени завершения этапов</w:t>
+      </w:r>
+      <w:r>
+        <w:rPr>
+          <w:rFonts w:cs="Times New Roman"/>
+          <w:szCs w:val="28"/>
+        </w:rPr>
+        <w:t xml:space="preserve"> списка задач</w:t>
+      </w:r>
+      <w:r>
+        <w:rPr>
+          <w:rFonts w:cs="Times New Roman"/>
+          <w:szCs w:val="28"/>
+        </w:rPr>
+        <w:t xml:space="preserve"> и в дальнейшем анализировать прогресс пользователя при достижении поставленной цели.</w:t>
+      </w:r>
+    </w:p>
+    <w:p>
+      <w:r>
+        <w:t xml:space="preserve">Взаимодействие клиентской и серверной частей приложения реализовано с использованием REST API интерфейса на базе фреймворка </w:t>
+      </w:r>
+      <w:proofErr w:type="spellStart"/>
+      <w:r>
+        <w:t>FastAPI</w:t>
+      </w:r>
+      <w:proofErr w:type="spellEnd"/>
+      <w:r>
+        <w:t>. Для каждого типа операции был реализован отдельный маршрут, обеспечивающий обработку HTTP-запросов и передачу данных между клиентом и сервером. На рисунке 2.</w:t>
+      </w:r>
+      <w:r>
+        <w:t xml:space="preserve">15 </w:t>
+      </w:r>
+      <w:r>
+        <w:t>представлен пример маршрута создания задачи.</w:t>
+      </w:r>
+    </w:p>
+    <w:p>
+      <w:pPr>
+        <w:jc w:val="center"/>
+        <w:rPr>
+          <w:rFonts w:cs="Times New Roman"/>
+          <w:color w:val="000000" w:themeColor="text1"/>
+          <w:szCs w:val="28"/>
+        </w:rPr>
+      </w:pPr>
+      <w:r>
+        <w:rPr>
+          <w:rFonts w:cs="Times New Roman"/>
+          <w:color w:val="000000" w:themeColor="text1"/>
+          <w:szCs w:val="28"/>
+        </w:rPr>
+        <w:drawing>
+          <wp:inline distT="0" distB="0" distL="0" distR="0" wp14:anchorId="0A795A9C" wp14:editId="6C95BF7A">
+            <wp:extent cx="4286848" cy="2248214"/>
+            <wp:effectExtent l="0" t="0" r="0" b="0"/>
+            <wp:docPr id="162236296" name="Рисунок 162236296"/>
+            <wp:cNvGraphicFramePr>
+              <a:graphicFrameLocks xmlns:a="http://schemas.openxmlformats.org/drawingml/2006/main" noChangeAspect="1"/>
+            </wp:cNvGraphicFramePr>
+            <a:graphic xmlns:a="http://schemas.openxmlformats.org/drawingml/2006/main">
+              <a:graphicData uri="http://schemas.openxmlformats.org/drawingml/2006/picture">
+                <pic:pic xmlns:pic="http://schemas.openxmlformats.org/drawingml/2006/picture">
+                  <pic:nvPicPr>
+                    <pic:cNvPr id="1" name=""/>
+                    <pic:cNvPicPr/>
+                  </pic:nvPicPr>
+                  <pic:blipFill>
+                    <a:blip r:embed="rId34"/>
+                    <a:stretch>
+                      <a:fillRect/>
+                    </a:stretch>
+                  </pic:blipFill>
+                  <pic:spPr>
+                    <a:xfrm>
+                      <a:off x="0" y="0"/>
+                      <a:ext cx="4286848" cy="2248214"/>
+                    </a:xfrm>
+                    <a:prstGeom prst="rect">
+                      <a:avLst/>
+                    </a:prstGeom>
+                  </pic:spPr>
+                </pic:pic>
+              </a:graphicData>
+            </a:graphic>
+          </wp:inline>
+        </w:drawing>
+      </w:r>
+    </w:p>
+    <w:p>
+      <w:pPr>
+        <w:jc w:val="center"/>
+        <w:rPr>
+          <w:color w:val="000000" w:themeColor="text1"/>
+        </w:rPr>
+      </w:pPr>
+      <w:r>
+        <w:rPr>
+          <w:color w:val="000000" w:themeColor="text1"/>
+        </w:rPr>
+        <w:t xml:space="preserve">Рисунок </w:t>
+      </w:r>
+      <w:r>
+        <w:rPr>
+          <w:color w:val="000000" w:themeColor="text1"/>
+        </w:rPr>
+        <w:t>2</w:t>
+      </w:r>
+      <w:r>
+        <w:rPr>
+          <w:color w:val="000000" w:themeColor="text1"/>
+        </w:rPr>
+        <w:t>.</w:t>
+      </w:r>
+      <w:r>
+        <w:rPr>
+          <w:color w:val="000000" w:themeColor="text1"/>
+        </w:rPr>
+        <w:t>1</w:t>
+      </w:r>
+      <w:r>
+        <w:rPr>
+          <w:color w:val="000000" w:themeColor="text1"/>
+        </w:rPr>
+        <w:t>5</w:t>
+      </w:r>
+      <w:r>
+        <w:rPr>
+          <w:color w:val="000000" w:themeColor="text1"/>
+        </w:rPr>
+        <w:t xml:space="preserve"> –</w:t>
+      </w:r>
+      <w:r>
+        <w:rPr>
+          <w:color w:val="000000" w:themeColor="text1"/>
+        </w:rPr>
+        <w:t xml:space="preserve"> </w:t>
+      </w:r>
+      <w:r>
+        <w:rPr>
+          <w:color w:val="000000" w:themeColor="text1"/>
+        </w:rPr>
+        <w:t>Маршрут создания задачи</w:t>
+      </w:r>
+    </w:p>
+    <w:p>
+      <w:r>
+        <w:t xml:space="preserve">Маршруты </w:t>
+      </w:r>
+      <w:proofErr w:type="spellStart"/>
+      <w:r>
+        <w:t>FastAPI</w:t>
+      </w:r>
+      <w:proofErr w:type="spellEnd"/>
+      <w:r>
+        <w:t xml:space="preserve"> обеспечивают автоматическую валидацию входных данных</w:t>
+      </w:r>
+      <w:r>
+        <w:t xml:space="preserve"> через специальную схему данных</w:t>
+      </w:r>
+      <w:r>
+        <w:t>, обработку авторизации пользователя и вызов соответствующих сервисов бизнес-логики. Использование REST архитектуры позволило разделить клиентскую и серверную части приложения, упростить масштабирование системы и обеспечить возможность дальнейшей интеграции с внешними сервисами.</w:t>
+      </w:r>
+    </w:p>
+    <w:p>
+      <w:pPr>
+        <w:pStyle w:val="1"/>
+      </w:pPr>
+      <w:r>
+        <w:lastRenderedPageBreak/>
+        <w:t xml:space="preserve">3 </w:t>
+      </w:r>
+      <w:r>
+        <w:t>Рекомендации по эксплуатации продукта</w:t>
+      </w:r>
+    </w:p>
+    <w:p/>
+    <w:p>
+      <w:pPr>
+        <w:rPr>
+          <w:color w:val="000000" w:themeColor="text1"/>
+        </w:rPr>
+      </w:pPr>
+    </w:p>
+    <w:p>
+      <w:pPr>
+        <w:jc w:val="center"/>
+        <w:rPr>
+          <w:lang w:eastAsia="ru-RU"/>
+        </w:rPr>
+      </w:pPr>
     </w:p>
     <w:sectPr>
-      <w:headerReference w:type="default" r:id="rId22"/>
+      <w:headerReference w:type="default" r:id="rId35"/>
       <w:pgSz w:w="11906" w:h="16838"/>
       <w:pgMar w:top="992" w:right="709" w:bottom="1843" w:left="1418" w:header="0" w:footer="567" w:gutter="0"/>
       <w:cols w:space="708"/>
@@ -13730,6 +16166,233 @@
       </w:rPr>
     </w:lvl>
   </w:abstractNum>
+  <w:abstractNum w:abstractNumId="11" w15:restartNumberingAfterBreak="0">
+    <w:nsid w:val="77F84960"/>
+    <w:multiLevelType w:val="hybridMultilevel"/>
+    <w:tmpl w:val="6DF4AF4C"/>
+    <w:lvl w:ilvl="0" w:tplc="09FEB212">
+      <w:start w:val="1"/>
+      <w:numFmt w:val="bullet"/>
+      <w:suff w:val="space"/>
+      <w:lvlText w:val=""/>
+      <w:lvlJc w:val="left"/>
+      <w:pPr>
+        <w:ind w:left="1429" w:hanging="360"/>
+      </w:pPr>
+      <w:rPr>
+        <w:rFonts w:ascii="Symbol" w:hAnsi="Symbol" w:hint="default"/>
+      </w:rPr>
+    </w:lvl>
+    <w:lvl w:ilvl="1" w:tplc="04190003" w:tentative="1">
+      <w:start w:val="1"/>
+      <w:numFmt w:val="bullet"/>
+      <w:lvlText w:val="o"/>
+      <w:lvlJc w:val="left"/>
+      <w:pPr>
+        <w:ind w:left="2149" w:hanging="360"/>
+      </w:pPr>
+      <w:rPr>
+        <w:rFonts w:ascii="Courier New" w:hAnsi="Courier New" w:cs="Courier New" w:hint="default"/>
+      </w:rPr>
+    </w:lvl>
+    <w:lvl w:ilvl="2" w:tplc="04190005" w:tentative="1">
+      <w:start w:val="1"/>
+      <w:numFmt w:val="bullet"/>
+      <w:lvlText w:val=""/>
+      <w:lvlJc w:val="left"/>
+      <w:pPr>
+        <w:ind w:left="2869" w:hanging="360"/>
+      </w:pPr>
+      <w:rPr>
+        <w:rFonts w:ascii="Wingdings" w:hAnsi="Wingdings" w:hint="default"/>
+      </w:rPr>
+    </w:lvl>
+    <w:lvl w:ilvl="3" w:tplc="04190001" w:tentative="1">
+      <w:start w:val="1"/>
+      <w:numFmt w:val="bullet"/>
+      <w:lvlText w:val=""/>
+      <w:lvlJc w:val="left"/>
+      <w:pPr>
+        <w:ind w:left="3589" w:hanging="360"/>
+      </w:pPr>
+      <w:rPr>
+        <w:rFonts w:ascii="Symbol" w:hAnsi="Symbol" w:hint="default"/>
+      </w:rPr>
+    </w:lvl>
+    <w:lvl w:ilvl="4" w:tplc="04190003" w:tentative="1">
+      <w:start w:val="1"/>
+      <w:numFmt w:val="bullet"/>
+      <w:lvlText w:val="o"/>
+      <w:lvlJc w:val="left"/>
+      <w:pPr>
+        <w:ind w:left="4309" w:hanging="360"/>
+      </w:pPr>
+      <w:rPr>
+        <w:rFonts w:ascii="Courier New" w:hAnsi="Courier New" w:cs="Courier New" w:hint="default"/>
+      </w:rPr>
+    </w:lvl>
+    <w:lvl w:ilvl="5" w:tplc="04190005" w:tentative="1">
+      <w:start w:val="1"/>
+      <w:numFmt w:val="bullet"/>
+      <w:lvlText w:val=""/>
+      <w:lvlJc w:val="left"/>
+      <w:pPr>
+        <w:ind w:left="5029" w:hanging="360"/>
+      </w:pPr>
+      <w:rPr>
+        <w:rFonts w:ascii="Wingdings" w:hAnsi="Wingdings" w:hint="default"/>
+      </w:rPr>
+    </w:lvl>
+    <w:lvl w:ilvl="6" w:tplc="04190001" w:tentative="1">
+      <w:start w:val="1"/>
+      <w:numFmt w:val="bullet"/>
+      <w:lvlText w:val=""/>
+      <w:lvlJc w:val="left"/>
+      <w:pPr>
+        <w:ind w:left="5749" w:hanging="360"/>
+      </w:pPr>
+      <w:rPr>
+        <w:rFonts w:ascii="Symbol" w:hAnsi="Symbol" w:hint="default"/>
+      </w:rPr>
+    </w:lvl>
+    <w:lvl w:ilvl="7" w:tplc="04190003" w:tentative="1">
+      <w:start w:val="1"/>
+      <w:numFmt w:val="bullet"/>
+      <w:lvlText w:val="o"/>
+      <w:lvlJc w:val="left"/>
+      <w:pPr>
+        <w:ind w:left="6469" w:hanging="360"/>
+      </w:pPr>
+      <w:rPr>
+        <w:rFonts w:ascii="Courier New" w:hAnsi="Courier New" w:cs="Courier New" w:hint="default"/>
+      </w:rPr>
+    </w:lvl>
+    <w:lvl w:ilvl="8" w:tplc="04190005" w:tentative="1">
+      <w:start w:val="1"/>
+      <w:numFmt w:val="bullet"/>
+      <w:lvlText w:val=""/>
+      <w:lvlJc w:val="left"/>
+      <w:pPr>
+        <w:ind w:left="7189" w:hanging="360"/>
+      </w:pPr>
+      <w:rPr>
+        <w:rFonts w:ascii="Wingdings" w:hAnsi="Wingdings" w:hint="default"/>
+      </w:rPr>
+    </w:lvl>
+  </w:abstractNum>
+  <w:abstractNum w:abstractNumId="12" w15:restartNumberingAfterBreak="0">
+    <w:nsid w:val="7E794327"/>
+    <w:multiLevelType w:val="hybridMultilevel"/>
+    <w:tmpl w:val="BFF0D868"/>
+    <w:lvl w:ilvl="0" w:tplc="AC1C3610">
+      <w:start w:val="1"/>
+      <w:numFmt w:val="bullet"/>
+      <w:lvlText w:val=""/>
+      <w:lvlJc w:val="left"/>
+      <w:pPr>
+        <w:ind w:left="1429" w:hanging="360"/>
+      </w:pPr>
+      <w:rPr>
+        <w:rFonts w:ascii="Symbol" w:hAnsi="Symbol" w:hint="default"/>
+      </w:rPr>
+    </w:lvl>
+    <w:lvl w:ilvl="1" w:tplc="04190003" w:tentative="1">
+      <w:start w:val="1"/>
+      <w:numFmt w:val="bullet"/>
+      <w:lvlText w:val="o"/>
+      <w:lvlJc w:val="left"/>
+      <w:pPr>
+        <w:ind w:left="2149" w:hanging="360"/>
+      </w:pPr>
+      <w:rPr>
+        <w:rFonts w:ascii="Courier New" w:hAnsi="Courier New" w:cs="Courier New" w:hint="default"/>
+      </w:rPr>
+    </w:lvl>
+    <w:lvl w:ilvl="2" w:tplc="04190005" w:tentative="1">
+      <w:start w:val="1"/>
+      <w:numFmt w:val="bullet"/>
+      <w:lvlText w:val=""/>
+      <w:lvlJc w:val="left"/>
+      <w:pPr>
+        <w:ind w:left="2869" w:hanging="360"/>
+      </w:pPr>
+      <w:rPr>
+        <w:rFonts w:ascii="Wingdings" w:hAnsi="Wingdings" w:hint="default"/>
+      </w:rPr>
+    </w:lvl>
+    <w:lvl w:ilvl="3" w:tplc="04190001" w:tentative="1">
+      <w:start w:val="1"/>
+      <w:numFmt w:val="bullet"/>
+      <w:lvlText w:val=""/>
+      <w:lvlJc w:val="left"/>
+      <w:pPr>
+        <w:ind w:left="3589" w:hanging="360"/>
+      </w:pPr>
+      <w:rPr>
+        <w:rFonts w:ascii="Symbol" w:hAnsi="Symbol" w:hint="default"/>
+      </w:rPr>
+    </w:lvl>
+    <w:lvl w:ilvl="4" w:tplc="04190003" w:tentative="1">
+      <w:start w:val="1"/>
+      <w:numFmt w:val="bullet"/>
+      <w:lvlText w:val="o"/>
+      <w:lvlJc w:val="left"/>
+      <w:pPr>
+        <w:ind w:left="4309" w:hanging="360"/>
+      </w:pPr>
+      <w:rPr>
+        <w:rFonts w:ascii="Courier New" w:hAnsi="Courier New" w:cs="Courier New" w:hint="default"/>
+      </w:rPr>
+    </w:lvl>
+    <w:lvl w:ilvl="5" w:tplc="04190005" w:tentative="1">
+      <w:start w:val="1"/>
+      <w:numFmt w:val="bullet"/>
+      <w:lvlText w:val=""/>
+      <w:lvlJc w:val="left"/>
+      <w:pPr>
+        <w:ind w:left="5029" w:hanging="360"/>
+      </w:pPr>
+      <w:rPr>
+        <w:rFonts w:ascii="Wingdings" w:hAnsi="Wingdings" w:hint="default"/>
+      </w:rPr>
+    </w:lvl>
+    <w:lvl w:ilvl="6" w:tplc="04190001" w:tentative="1">
+      <w:start w:val="1"/>
+      <w:numFmt w:val="bullet"/>
+      <w:lvlText w:val=""/>
+      <w:lvlJc w:val="left"/>
+      <w:pPr>
+        <w:ind w:left="5749" w:hanging="360"/>
+      </w:pPr>
+      <w:rPr>
+        <w:rFonts w:ascii="Symbol" w:hAnsi="Symbol" w:hint="default"/>
+      </w:rPr>
+    </w:lvl>
+    <w:lvl w:ilvl="7" w:tplc="04190003" w:tentative="1">
+      <w:start w:val="1"/>
+      <w:numFmt w:val="bullet"/>
+      <w:lvlText w:val="o"/>
+      <w:lvlJc w:val="left"/>
+      <w:pPr>
+        <w:ind w:left="6469" w:hanging="360"/>
+      </w:pPr>
+      <w:rPr>
+        <w:rFonts w:ascii="Courier New" w:hAnsi="Courier New" w:cs="Courier New" w:hint="default"/>
+      </w:rPr>
+    </w:lvl>
+    <w:lvl w:ilvl="8" w:tplc="04190005" w:tentative="1">
+      <w:start w:val="1"/>
+      <w:numFmt w:val="bullet"/>
+      <w:lvlText w:val=""/>
+      <w:lvlJc w:val="left"/>
+      <w:pPr>
+        <w:ind w:left="7189" w:hanging="360"/>
+      </w:pPr>
+      <w:rPr>
+        <w:rFonts w:ascii="Wingdings" w:hAnsi="Wingdings" w:hint="default"/>
+      </w:rPr>
+    </w:lvl>
+  </w:abstractNum>
   <w:num w:numId="1">
     <w:abstractNumId w:val="8"/>
   </w:num>
@@ -13762,6 +16425,12 @@
   </w:num>
   <w:num w:numId="11">
     <w:abstractNumId w:val="5"/>
+  </w:num>
+  <w:num w:numId="12">
+    <w:abstractNumId w:val="12"/>
+  </w:num>
+  <w:num w:numId="13">
+    <w:abstractNumId w:val="11"/>
   </w:num>
   <w:numIdMacAtCleanup w:val="4"/>
 </w:numbering>
@@ -14166,7 +16835,7 @@
   <w:style w:type="paragraph" w:default="1" w:styleId="a">
     <w:name w:val="Normal"/>
     <w:qFormat/>
-    <w:rsid w:val="00C84699"/>
+    <w:rsid w:val="00D21956"/>
     <w:pPr>
       <w:ind w:firstLine="709"/>
     </w:pPr>
@@ -14872,13 +17541,16 @@
     <w:autoRedefine/>
     <w:uiPriority w:val="39"/>
     <w:unhideWhenUsed/>
-    <w:rsid w:val="00471721"/>
+    <w:rsid w:val="006C4A41"/>
     <w:pPr>
       <w:tabs>
         <w:tab w:val="right" w:leader="dot" w:pos="9922"/>
       </w:tabs>
       <w:ind w:left="284" w:right="142" w:firstLine="283"/>
     </w:pPr>
+    <w:rPr>
+      <w:noProof/>
+    </w:rPr>
   </w:style>
   <w:style w:type="paragraph" w:styleId="af5">
     <w:name w:val="caption"/>

--- a/Диплом мешков 23.106.docx
+++ b/Диплом мешков 23.106.docx
@@ -278,45 +278,6 @@
     </w:p>
     <w:p>
       <w:pPr>
-        <w:ind w:left="284" w:right="227" w:firstLine="0"/>
-        <w:jc w:val="center"/>
-        <w:rPr>
-          <w:szCs w:val="28"/>
-        </w:rPr>
-      </w:pPr>
-      <w:r>
-        <w:rPr>
-          <w:szCs w:val="28"/>
-        </w:rPr>
-        <w:t>ПМ.0</w:t>
-      </w:r>
-      <w:r>
-        <w:rPr>
-          <w:szCs w:val="28"/>
-        </w:rPr>
-        <w:t>2</w:t>
-      </w:r>
-      <w:r>
-        <w:rPr>
-          <w:szCs w:val="28"/>
-        </w:rPr>
-        <w:t xml:space="preserve"> </w:t>
-      </w:r>
-      <w:r>
-        <w:rPr>
-          <w:szCs w:val="28"/>
-        </w:rPr>
-        <w:t>О</w:t>
-      </w:r>
-      <w:r>
-        <w:rPr>
-          <w:szCs w:val="28"/>
-        </w:rPr>
-        <w:t>существление интеграции программных модулей</w:t>
-      </w:r>
-    </w:p>
-    <w:p>
-      <w:pPr>
         <w:tabs>
           <w:tab w:val="left" w:pos="142"/>
         </w:tabs>
@@ -332,7 +293,63 @@
           <w:color w:val="000000" w:themeColor="text1"/>
           <w:szCs w:val="28"/>
         </w:rPr>
-        <w:t>МДК.02.01 Технология разработки программного обеспечения</w:t>
+        <w:t>НАТКиГ.</w:t>
+      </w:r>
+      <w:r>
+        <w:rPr>
+          <w:color w:val="000000" w:themeColor="text1"/>
+          <w:szCs w:val="28"/>
+        </w:rPr>
+        <w:t>1</w:t>
+      </w:r>
+      <w:r>
+        <w:rPr>
+          <w:color w:val="000000" w:themeColor="text1"/>
+          <w:szCs w:val="28"/>
+        </w:rPr>
+        <w:t>0</w:t>
+      </w:r>
+      <w:r>
+        <w:rPr>
+          <w:color w:val="000000" w:themeColor="text1"/>
+          <w:szCs w:val="28"/>
+        </w:rPr>
+        <w:t>1</w:t>
+      </w:r>
+      <w:r>
+        <w:rPr>
+          <w:color w:val="000000" w:themeColor="text1"/>
+          <w:szCs w:val="28"/>
+        </w:rPr>
+        <w:t>7</w:t>
+      </w:r>
+      <w:r>
+        <w:rPr>
+          <w:color w:val="000000" w:themeColor="text1"/>
+          <w:szCs w:val="28"/>
+        </w:rPr>
+        <w:t>00.</w:t>
+      </w:r>
+      <w:r>
+        <w:rPr>
+          <w:color w:val="000000" w:themeColor="text1"/>
+          <w:szCs w:val="28"/>
+        </w:rPr>
+        <w:t>0</w:t>
+      </w:r>
+      <w:r>
+        <w:rPr>
+          <w:color w:val="000000" w:themeColor="text1"/>
+          <w:szCs w:val="28"/>
+        </w:rPr>
+        <w:t>10</w:t>
+      </w:r>
+      <w:r>
+        <w:rPr>
+          <w:color w:val="000000" w:themeColor="text1"/>
+          <w:szCs w:val="28"/>
+        </w:rPr>
+        <w:t>.000ПЗ</w:t>
       </w:r>
     </w:p>
     <w:p>
@@ -343,66 +360,12 @@
         <w:ind w:left="284" w:right="227" w:firstLine="0"/>
         <w:jc w:val="center"/>
         <w:rPr>
-          <w:color w:val="000000" w:themeColor="text1"/>
-          <w:szCs w:val="28"/>
-        </w:rPr>
-      </w:pPr>
-      <w:r>
-        <w:rPr>
-          <w:color w:val="000000" w:themeColor="text1"/>
-          <w:szCs w:val="28"/>
-        </w:rPr>
-        <w:t>НАТКиГ.2</w:t>
-      </w:r>
-      <w:r>
-        <w:rPr>
-          <w:color w:val="000000" w:themeColor="text1"/>
-          <w:szCs w:val="28"/>
-        </w:rPr>
-        <w:t>0</w:t>
-      </w:r>
-      <w:r>
-        <w:rPr>
-          <w:color w:val="000000" w:themeColor="text1"/>
-          <w:szCs w:val="28"/>
-        </w:rPr>
-        <w:t>1</w:t>
-      </w:r>
-      <w:r>
-        <w:rPr>
-          <w:color w:val="000000" w:themeColor="text1"/>
-          <w:szCs w:val="28"/>
-        </w:rPr>
-        <w:t>7</w:t>
-      </w:r>
-      <w:r>
-        <w:rPr>
-          <w:color w:val="000000" w:themeColor="text1"/>
-          <w:szCs w:val="28"/>
-        </w:rPr>
-        <w:t>00.</w:t>
-      </w:r>
-      <w:r>
-        <w:rPr>
-          <w:color w:val="000000" w:themeColor="text1"/>
-          <w:szCs w:val="28"/>
-        </w:rPr>
-        <w:t>0</w:t>
-      </w:r>
-      <w:r>
-        <w:rPr>
-          <w:color w:val="000000" w:themeColor="text1"/>
-          <w:szCs w:val="28"/>
-        </w:rPr>
-        <w:t>10</w:t>
-      </w:r>
-      <w:r>
-        <w:rPr>
-          <w:color w:val="000000" w:themeColor="text1"/>
-          <w:szCs w:val="28"/>
-        </w:rPr>
-        <w:t>.000ПЗ</w:t>
-      </w:r>
+          <w:rFonts w:eastAsia="Times New Roman" w:cs="Times New Roman"/>
+          <w:caps/>
+          <w:szCs w:val="28"/>
+          <w:lang w:eastAsia="ru-RU"/>
+        </w:rPr>
+      </w:pPr>
     </w:p>
     <w:p>
       <w:pPr>
@@ -413,7 +376,8 @@
         <w:jc w:val="center"/>
         <w:rPr>
           <w:rFonts w:eastAsia="Times New Roman" w:cs="Times New Roman"/>
-          <w:caps/>
+          <w:i/>
+          <w:iCs/>
           <w:szCs w:val="28"/>
           <w:lang w:eastAsia="ru-RU"/>
         </w:rPr>
@@ -428,8 +392,6 @@
         <w:jc w:val="center"/>
         <w:rPr>
           <w:rFonts w:eastAsia="Times New Roman" w:cs="Times New Roman"/>
-          <w:i/>
-          <w:iCs/>
           <w:szCs w:val="28"/>
           <w:lang w:eastAsia="ru-RU"/>
         </w:rPr>
@@ -604,6 +566,21 @@
           <w:tab w:val="left" w:pos="142"/>
         </w:tabs>
         <w:ind w:right="227" w:firstLine="0"/>
+        <w:rPr>
+          <w:rFonts w:eastAsia="Times New Roman"/>
+          <w:szCs w:val="28"/>
+          <w:lang w:eastAsia="ru-RU"/>
+        </w:rPr>
+      </w:pPr>
+    </w:p>
+    <w:p>
+      <w:pPr>
+        <w:tabs>
+          <w:tab w:val="left" w:pos="142"/>
+        </w:tabs>
+        <w:spacing w:line="240" w:lineRule="auto"/>
+        <w:ind w:left="284" w:right="227" w:firstLine="0"/>
+        <w:jc w:val="center"/>
         <w:rPr>
           <w:rFonts w:eastAsia="Times New Roman"/>
           <w:szCs w:val="28"/>
@@ -1466,21 +1443,7 @@
                 <w:rStyle w:val="ae"/>
                 <w:bCs/>
               </w:rPr>
-              <w:t>2.4 Описание про</w:t>
-            </w:r>
-            <w:r>
-              <w:rPr>
-                <w:rStyle w:val="ae"/>
-                <w:bCs/>
-              </w:rPr>
-              <w:t>ц</w:t>
-            </w:r>
-            <w:r>
-              <w:rPr>
-                <w:rStyle w:val="ae"/>
-                <w:bCs/>
-              </w:rPr>
-              <w:t>едур и функций</w:t>
+              <w:t>2.4 Описание процедур и функций</w:t>
             </w:r>
             <w:r>
               <w:rPr>
@@ -1640,13 +1603,31 @@
         <w:rPr>
           <w:rFonts w:ascii="Times New Roman" w:hAnsi="Times New Roman"/>
         </w:rPr>
-        <w:t>в</w:t>
-      </w:r>
-      <w:r>
-        <w:rPr>
-          <w:rFonts w:ascii="Times New Roman" w:hAnsi="Times New Roman"/>
-        </w:rPr>
-        <w:t>ыполнить описание предметной области</w:t>
+        <w:t>изучить</w:t>
+      </w:r>
+      <w:r>
+        <w:rPr>
+          <w:rFonts w:ascii="Times New Roman" w:hAnsi="Times New Roman"/>
+        </w:rPr>
+        <w:t xml:space="preserve"> предметн</w:t>
+      </w:r>
+      <w:r>
+        <w:rPr>
+          <w:rFonts w:ascii="Times New Roman" w:hAnsi="Times New Roman"/>
+        </w:rPr>
+        <w:t>ую</w:t>
+      </w:r>
+      <w:r>
+        <w:rPr>
+          <w:rFonts w:ascii="Times New Roman" w:hAnsi="Times New Roman"/>
+        </w:rPr>
+        <w:t xml:space="preserve"> област</w:t>
+      </w:r>
+      <w:r>
+        <w:rPr>
+          <w:rFonts w:ascii="Times New Roman" w:hAnsi="Times New Roman"/>
+        </w:rPr>
+        <w:t>ь</w:t>
       </w:r>
       <w:r>
         <w:rPr>
@@ -1712,7 +1693,19 @@
         <w:rPr>
           <w:rFonts w:ascii="Times New Roman" w:hAnsi="Times New Roman"/>
         </w:rPr>
-        <w:t>ровести анализ аналогов и прототипов;</w:t>
+        <w:t>ровести анализ аналогов и прототипов</w:t>
+      </w:r>
+      <w:r>
+        <w:rPr>
+          <w:rFonts w:ascii="Times New Roman" w:hAnsi="Times New Roman"/>
+        </w:rPr>
+        <w:t xml:space="preserve"> с целью выявления положительных сторон</w:t>
+      </w:r>
+      <w:r>
+        <w:rPr>
+          <w:rFonts w:ascii="Times New Roman" w:hAnsi="Times New Roman"/>
+        </w:rPr>
+        <w:t>;</w:t>
       </w:r>
     </w:p>
     <w:p>
@@ -1824,12 +1817,41 @@
         <w:rPr>
           <w:rFonts w:ascii="Times New Roman" w:hAnsi="Times New Roman"/>
         </w:rPr>
-        <w:t>разработать интерфейс программного продукта</w:t>
-      </w:r>
-      <w:r>
-        <w:rPr>
-          <w:rFonts w:ascii="Times New Roman" w:hAnsi="Times New Roman"/>
-          <w:lang w:val="en-US"/>
+        <w:t>р</w:t>
+      </w:r>
+      <w:r>
+        <w:rPr>
+          <w:rFonts w:ascii="Times New Roman" w:hAnsi="Times New Roman"/>
+        </w:rPr>
+        <w:t>азработать</w:t>
+      </w:r>
+      <w:r>
+        <w:rPr>
+          <w:rFonts w:ascii="Times New Roman" w:hAnsi="Times New Roman"/>
+        </w:rPr>
+        <w:t xml:space="preserve"> интерфейс программного продукта, </w:t>
+      </w:r>
+      <w:r>
+        <w:rPr>
+          <w:rFonts w:ascii="Times New Roman" w:hAnsi="Times New Roman"/>
+        </w:rPr>
+        <w:t>структуру программного продукта</w:t>
+      </w:r>
+      <w:r>
+        <w:rPr>
+          <w:rFonts w:ascii="Times New Roman" w:hAnsi="Times New Roman"/>
+        </w:rPr>
+        <w:t xml:space="preserve">, алгоритмы обработки </w:t>
+      </w:r>
+      <w:r>
+        <w:rPr>
+          <w:rFonts w:ascii="Times New Roman" w:hAnsi="Times New Roman"/>
+        </w:rPr>
+        <w:t>информации, инструкции пользователям системы</w:t>
+      </w:r>
+      <w:r>
+        <w:rPr>
+          <w:rFonts w:ascii="Times New Roman" w:hAnsi="Times New Roman"/>
         </w:rPr>
         <w:t>;</w:t>
       </w:r>
@@ -1851,13 +1873,13 @@
         <w:rPr>
           <w:rFonts w:ascii="Times New Roman" w:hAnsi="Times New Roman"/>
         </w:rPr>
-        <w:t>р</w:t>
-      </w:r>
-      <w:r>
-        <w:rPr>
-          <w:rFonts w:ascii="Times New Roman" w:hAnsi="Times New Roman"/>
-        </w:rPr>
-        <w:t>азработать структуру программного продукта</w:t>
+        <w:t>в</w:t>
+      </w:r>
+      <w:r>
+        <w:rPr>
+          <w:rFonts w:ascii="Times New Roman" w:hAnsi="Times New Roman"/>
+        </w:rPr>
+        <w:t>ыбрать стратегию тестирования</w:t>
       </w:r>
       <w:r>
         <w:rPr>
@@ -1890,7 +1912,7 @@
         <w:rPr>
           <w:rFonts w:ascii="Times New Roman" w:hAnsi="Times New Roman"/>
         </w:rPr>
-        <w:t>азработать алгоритмы обработки информации</w:t>
+        <w:t>азработать сценарии тестирования</w:t>
       </w:r>
       <w:r>
         <w:rPr>
@@ -1917,105 +1939,6 @@
         <w:rPr>
           <w:rFonts w:ascii="Times New Roman" w:hAnsi="Times New Roman"/>
         </w:rPr>
-        <w:t>р</w:t>
-      </w:r>
-      <w:r>
-        <w:rPr>
-          <w:rFonts w:ascii="Times New Roman" w:hAnsi="Times New Roman"/>
-        </w:rPr>
-        <w:t>азработать инструкции пользователям системы</w:t>
-      </w:r>
-      <w:r>
-        <w:rPr>
-          <w:rFonts w:ascii="Times New Roman" w:hAnsi="Times New Roman"/>
-          <w:lang w:val="en-US"/>
-        </w:rPr>
-        <w:t>;</w:t>
-      </w:r>
-    </w:p>
-    <w:p>
-      <w:pPr>
-        <w:pStyle w:val="a4"/>
-        <w:numPr>
-          <w:ilvl w:val="0"/>
-          <w:numId w:val="11"/>
-        </w:numPr>
-        <w:spacing w:line="360" w:lineRule="auto"/>
-        <w:ind w:left="0" w:firstLine="709"/>
-        <w:rPr>
-          <w:rFonts w:ascii="Times New Roman" w:hAnsi="Times New Roman"/>
-        </w:rPr>
-      </w:pPr>
-      <w:r>
-        <w:rPr>
-          <w:rFonts w:ascii="Times New Roman" w:hAnsi="Times New Roman"/>
-        </w:rPr>
-        <w:t>в</w:t>
-      </w:r>
-      <w:r>
-        <w:rPr>
-          <w:rFonts w:ascii="Times New Roman" w:hAnsi="Times New Roman"/>
-        </w:rPr>
-        <w:t>ыбрать стратегию тестирования</w:t>
-      </w:r>
-      <w:r>
-        <w:rPr>
-          <w:rFonts w:ascii="Times New Roman" w:hAnsi="Times New Roman"/>
-          <w:lang w:val="en-US"/>
-        </w:rPr>
-        <w:t>;</w:t>
-      </w:r>
-    </w:p>
-    <w:p>
-      <w:pPr>
-        <w:pStyle w:val="a4"/>
-        <w:numPr>
-          <w:ilvl w:val="0"/>
-          <w:numId w:val="11"/>
-        </w:numPr>
-        <w:spacing w:line="360" w:lineRule="auto"/>
-        <w:ind w:left="0" w:firstLine="709"/>
-        <w:rPr>
-          <w:rFonts w:ascii="Times New Roman" w:hAnsi="Times New Roman"/>
-        </w:rPr>
-      </w:pPr>
-      <w:r>
-        <w:rPr>
-          <w:rFonts w:ascii="Times New Roman" w:hAnsi="Times New Roman"/>
-        </w:rPr>
-        <w:t>р</w:t>
-      </w:r>
-      <w:r>
-        <w:rPr>
-          <w:rFonts w:ascii="Times New Roman" w:hAnsi="Times New Roman"/>
-        </w:rPr>
-        <w:t>азработать сценарии тестирования</w:t>
-      </w:r>
-      <w:r>
-        <w:rPr>
-          <w:rFonts w:ascii="Times New Roman" w:hAnsi="Times New Roman"/>
-          <w:lang w:val="en-US"/>
-        </w:rPr>
-        <w:t>;</w:t>
-      </w:r>
-    </w:p>
-    <w:p>
-      <w:pPr>
-        <w:pStyle w:val="a4"/>
-        <w:numPr>
-          <w:ilvl w:val="0"/>
-          <w:numId w:val="11"/>
-        </w:numPr>
-        <w:spacing w:line="360" w:lineRule="auto"/>
-        <w:ind w:left="0" w:firstLine="709"/>
-        <w:rPr>
-          <w:rFonts w:ascii="Times New Roman" w:hAnsi="Times New Roman"/>
-        </w:rPr>
-      </w:pPr>
-      <w:r>
-        <w:rPr>
-          <w:rFonts w:ascii="Times New Roman" w:hAnsi="Times New Roman"/>
-        </w:rPr>
         <w:t>с</w:t>
       </w:r>
       <w:r>
@@ -2455,10 +2378,10 @@
           <w:noProof/>
         </w:rPr>
         <w:drawing>
-          <wp:inline distT="0" distB="0" distL="0" distR="0" wp14:anchorId="50098228" wp14:editId="178A0FFF">
-            <wp:extent cx="4792297" cy="5391150"/>
-            <wp:effectExtent l="19050" t="19050" r="27940" b="19050"/>
-            <wp:docPr id="7" name="Рисунок 7"/>
+          <wp:inline distT="0" distB="0" distL="0" distR="0" wp14:anchorId="7D9C773D" wp14:editId="75A5433A">
+            <wp:extent cx="5306958" cy="5761549"/>
+            <wp:effectExtent l="19050" t="19050" r="27305" b="10795"/>
+            <wp:docPr id="162236300" name="Рисунок 162236300"/>
             <wp:cNvGraphicFramePr>
               <a:graphicFrameLocks xmlns:a="http://schemas.openxmlformats.org/drawingml/2006/main" noChangeAspect="1"/>
             </wp:cNvGraphicFramePr>
@@ -2466,7 +2389,7 @@
               <a:graphicData uri="http://schemas.openxmlformats.org/drawingml/2006/picture">
                 <pic:pic xmlns:pic="http://schemas.openxmlformats.org/drawingml/2006/picture">
                   <pic:nvPicPr>
-                    <pic:cNvPr id="0" name="Picture 1"/>
+                    <pic:cNvPr id="0" name="Picture 15"/>
                     <pic:cNvPicPr>
                       <a:picLocks noChangeAspect="1" noChangeArrowheads="1"/>
                     </pic:cNvPicPr>
@@ -2487,7 +2410,7 @@
                   <pic:spPr bwMode="auto">
                     <a:xfrm>
                       <a:off x="0" y="0"/>
-                      <a:ext cx="4829970" cy="5433530"/>
+                      <a:ext cx="5366310" cy="5825985"/>
                     </a:xfrm>
                     <a:prstGeom prst="rect">
                       <a:avLst/>
@@ -2525,11 +2448,11 @@
     </w:p>
     <w:p>
       <w:r>
-        <w:t xml:space="preserve">Пользователь запускает веб-приложение и выполняет вход в систему, используя свои учетные данные. После успешной аутентификации приложение готово к работе в двух основных направлениях: личное планирование и командное взаимодействие. В области личного планирования авторизованный пользователь имеет возможность создавать и редактировать личные цели с применением механизма автоматической декомпозиции для упрощения структурирования сложных задач. Пользователь управляет этапами выполнения и подзадачами, </w:t>
+        <w:t xml:space="preserve">Пользователь запускает веб-приложение и выполняет вход в систему, используя свои учетные данные. После успешной аутентификации приложение готово к работе в двух основных направлениях: личное планирование и командное взаимодействие. В области личного планирования авторизованный пользователь имеет возможность создавать и редактировать личные цели с применением механизма автоматической декомпозиции для упрощения структурирования </w:t>
       </w:r>
       <w:r>
         <w:lastRenderedPageBreak/>
-        <w:t>отслеживает прогресс и использует встроенные средства визуализации для наглядного отображения структуры целей и текущего статуса их выполнения.</w:t>
+        <w:t>сложных задач. Пользователь управляет этапами выполнения и подзадачами, отслеживает прогресс и использует встроенные средства визуализации для наглядного отображения структуры целей и текущего статуса их выполнения.</w:t>
       </w:r>
     </w:p>
     <w:p>
@@ -2552,10 +2475,10 @@
           <w:noProof/>
         </w:rPr>
         <w:drawing>
-          <wp:inline distT="0" distB="0" distL="0" distR="0" wp14:anchorId="4B40737F" wp14:editId="7F068553">
-            <wp:extent cx="5343370" cy="5150485"/>
-            <wp:effectExtent l="19050" t="19050" r="10160" b="12065"/>
-            <wp:docPr id="8" name="Рисунок 8"/>
+          <wp:inline distT="0" distB="0" distL="0" distR="0" wp14:anchorId="2440725E" wp14:editId="56548281">
+            <wp:extent cx="5713191" cy="4075871"/>
+            <wp:effectExtent l="19050" t="19050" r="20955" b="20320"/>
+            <wp:docPr id="162236301" name="Рисунок 162236301"/>
             <wp:cNvGraphicFramePr>
               <a:graphicFrameLocks xmlns:a="http://schemas.openxmlformats.org/drawingml/2006/main" noChangeAspect="1"/>
             </wp:cNvGraphicFramePr>
@@ -2563,7 +2486,7 @@
               <a:graphicData uri="http://schemas.openxmlformats.org/drawingml/2006/picture">
                 <pic:pic xmlns:pic="http://schemas.openxmlformats.org/drawingml/2006/picture">
                   <pic:nvPicPr>
-                    <pic:cNvPr id="0" name="Picture 3"/>
+                    <pic:cNvPr id="0" name="Picture 17"/>
                     <pic:cNvPicPr>
                       <a:picLocks noChangeAspect="1" noChangeArrowheads="1"/>
                     </pic:cNvPicPr>
@@ -2584,7 +2507,7 @@
                   <pic:spPr bwMode="auto">
                     <a:xfrm>
                       <a:off x="0" y="0"/>
-                      <a:ext cx="5361737" cy="5168189"/>
+                      <a:ext cx="5767527" cy="4114635"/>
                     </a:xfrm>
                     <a:prstGeom prst="rect">
                       <a:avLst/>
@@ -2628,8 +2551,11 @@
     </w:p>
     <w:p>
       <w:r>
+        <w:t xml:space="preserve">Пользователь, инициировавший создание новой команды, или участник, назначенный на эту роль, получает доступ к расширенному функционалу управления. Администратор команды отвечает за жизненный цикл группы, </w:t>
+      </w:r>
+      <w:r>
         <w:lastRenderedPageBreak/>
-        <w:t>Пользователь, инициировавший создание новой команды, или участник, назначенный на эту роль, получает доступ к расширенному функционалу управления. Администратор команды отвечает за жизненный цикл группы, включая функции её создания и удаления. В его полномочия входит управление составом участников: приглашение новых членов, удаление пользователей, а также назначение и изменение ролей других участников в пределах данной команды.</w:t>
+        <w:t>включая функции её создания и удаления. В его полномочия входит управление составом участников: приглашение новых членов, удаление пользователей, а также назначение и изменение ролей других участников в пределах данной команды.</w:t>
       </w:r>
       <w:r>
         <w:t xml:space="preserve"> </w:t>
@@ -2704,68 +2630,74 @@
         <w:rPr>
           <w:lang w:eastAsia="ru-RU"/>
         </w:rPr>
-        <w:t xml:space="preserve"> — популярный сервис для управления личными задачами и командными проектами. Данное приложение предоставляет пользователю инструменты для создания проектов, добавления задач и подзадач, установки сроков выполнения и приоритетов. Система ориентирована на удобное повседневное планирование и позволяет быстро формировать списки задач с возможностью их фильтрации по различным </w:t>
+        <w:t xml:space="preserve"> </w:t>
       </w:r>
       <w:r>
         <w:rPr>
           <w:lang w:eastAsia="ru-RU"/>
         </w:rPr>
+        <w:t>–</w:t>
+      </w:r>
+      <w:r>
+        <w:rPr>
+          <w:lang w:eastAsia="ru-RU"/>
+        </w:rPr>
+        <w:t xml:space="preserve"> популярный сервис для управления личными задачами и командными проектами. Данное приложение предоставляет пользователю инструменты для создания проектов, добавления задач и подзадач, установки сроков выполнения и приоритетов. Система ориентирована на удобное повседневное планирование и позволяет быстро формировать списки задач с возможностью их фильтрации по различным параметрам, таким как дата, проект или метки. Интерфейс приложения обеспечивает наглядное представление текущих задач и позволяет отслеживать прогресс выполнения.</w:t>
+      </w:r>
+    </w:p>
+    <w:p>
+      <w:pPr>
+        <w:rPr>
+          <w:lang w:eastAsia="ru-RU"/>
+        </w:rPr>
+      </w:pPr>
+      <w:r>
+        <w:rPr>
+          <w:lang w:eastAsia="ru-RU"/>
+        </w:rPr>
         <w:lastRenderedPageBreak/>
-        <w:t>параметрам, таким как дата, проект или метки. Интерфейс приложения обеспечивает наглядное представление текущих задач и позволяет отслеживать прогресс выполнения.</w:t>
-      </w:r>
-    </w:p>
-    <w:p>
-      <w:pPr>
+        <w:t>На рисунках 1.</w:t>
+      </w:r>
+      <w:r>
         <w:rPr>
           <w:lang w:eastAsia="ru-RU"/>
         </w:rPr>
-      </w:pPr>
+        <w:t>4</w:t>
+      </w:r>
       <w:r>
         <w:rPr>
           <w:lang w:eastAsia="ru-RU"/>
         </w:rPr>
-        <w:t>На рисунках 1.</w:t>
+        <w:t xml:space="preserve"> и 1.</w:t>
       </w:r>
       <w:r>
         <w:rPr>
           <w:lang w:eastAsia="ru-RU"/>
         </w:rPr>
-        <w:t>4</w:t>
+        <w:t>5</w:t>
       </w:r>
       <w:r>
         <w:rPr>
           <w:lang w:eastAsia="ru-RU"/>
         </w:rPr>
-        <w:t xml:space="preserve"> и 1.</w:t>
-      </w:r>
-      <w:r>
+        <w:t xml:space="preserve"> представлены основные элементы интерфейса системы.</w:t>
+      </w:r>
+    </w:p>
+    <w:p>
+      <w:pPr>
+        <w:jc w:val="center"/>
         <w:rPr>
           <w:lang w:eastAsia="ru-RU"/>
         </w:rPr>
-        <w:t>5</w:t>
-      </w:r>
-      <w:r>
-        <w:rPr>
-          <w:lang w:eastAsia="ru-RU"/>
-        </w:rPr>
-        <w:t xml:space="preserve"> представлены основные элементы интерфейса системы.</w:t>
-      </w:r>
-    </w:p>
-    <w:p>
-      <w:pPr>
-        <w:jc w:val="center"/>
-        <w:rPr>
-          <w:lang w:eastAsia="ru-RU"/>
-        </w:rPr>
       </w:pPr>
       <w:r>
         <w:rPr>
           <w:noProof/>
         </w:rPr>
         <w:drawing>
-          <wp:inline distT="0" distB="0" distL="0" distR="0" wp14:anchorId="2CEFC4EE" wp14:editId="4152C3DD">
-            <wp:extent cx="3344019" cy="4210050"/>
-            <wp:effectExtent l="0" t="0" r="8890" b="0"/>
+          <wp:inline distT="0" distB="0" distL="0" distR="0" wp14:anchorId="2CEFC4EE" wp14:editId="65C9C769">
+            <wp:extent cx="3498574" cy="4404632"/>
+            <wp:effectExtent l="0" t="0" r="6985" b="0"/>
             <wp:docPr id="3" name="Рисунок 3"/>
             <wp:cNvGraphicFramePr>
               <a:graphicFrameLocks xmlns:a="http://schemas.openxmlformats.org/drawingml/2006/main" noChangeAspect="1"/>
@@ -2786,7 +2718,7 @@
                   <pic:spPr>
                     <a:xfrm>
                       <a:off x="0" y="0"/>
-                      <a:ext cx="3350546" cy="4218268"/>
+                      <a:ext cx="3510372" cy="4419486"/>
                     </a:xfrm>
                     <a:prstGeom prst="rect">
                       <a:avLst/>
@@ -2830,9 +2762,9 @@
           <w:noProof/>
         </w:rPr>
         <w:drawing>
-          <wp:inline distT="0" distB="0" distL="0" distR="0" wp14:anchorId="09EC1B8B" wp14:editId="400697E2">
-            <wp:extent cx="4642203" cy="2295525"/>
-            <wp:effectExtent l="0" t="0" r="6350" b="0"/>
+          <wp:inline distT="0" distB="0" distL="0" distR="0" wp14:anchorId="09EC1B8B" wp14:editId="5B253C9B">
+            <wp:extent cx="4856099" cy="2401294"/>
+            <wp:effectExtent l="0" t="0" r="1905" b="0"/>
             <wp:docPr id="5" name="Рисунок 5"/>
             <wp:cNvGraphicFramePr>
               <a:graphicFrameLocks xmlns:a="http://schemas.openxmlformats.org/drawingml/2006/main" noChangeAspect="1"/>
@@ -2853,7 +2785,7 @@
                   <pic:spPr>
                     <a:xfrm>
                       <a:off x="0" y="0"/>
-                      <a:ext cx="4650629" cy="2299691"/>
+                      <a:ext cx="4874231" cy="2410260"/>
                     </a:xfrm>
                     <a:prstGeom prst="rect">
                       <a:avLst/>
@@ -2882,10 +2814,14 @@
         <w:t>»</w:t>
       </w:r>
     </w:p>
+    <w:p/>
     <w:p>
       <w:r>
         <w:lastRenderedPageBreak/>
-        <w:t>Рассмотрим ключевые характеристики системы в обобщённом виде, представленные на таблице 1.1.</w:t>
+        <w:t>К</w:t>
+      </w:r>
+      <w:r>
+        <w:t>лючевые характеристики системы в обобщённом виде, представленные на таблице 1.1.</w:t>
       </w:r>
     </w:p>
     <w:p>
@@ -3278,7 +3214,19 @@
         <w:rPr>
           <w:lang w:eastAsia="ru-RU"/>
         </w:rPr>
-        <w:t>Дополнительной особенностью платформы является наличие встроенного ИИ-ассистента, который помогает в формировании и структурировании задач. Также система поддерживает совместную работу, управление доступом и хранение истории изменений.</w:t>
+        <w:t>Дополнительной особенностью платформы является наличие встроенного ИИ-ассистента</w:t>
+      </w:r>
+      <w:r>
+        <w:rPr>
+          <w:lang w:eastAsia="ru-RU"/>
+        </w:rPr>
+        <w:t xml:space="preserve"> (Искусственный интеллект)</w:t>
+      </w:r>
+      <w:r>
+        <w:rPr>
+          <w:lang w:eastAsia="ru-RU"/>
+        </w:rPr>
+        <w:t>, который помогает в формировании и структурировании задач. Также система поддерживает совместную работу, управление доступом и хранение истории изменений.</w:t>
       </w:r>
       <w:r>
         <w:t xml:space="preserve"> </w:t>
@@ -3318,9 +3266,9 @@
           <w:noProof/>
         </w:rPr>
         <w:drawing>
-          <wp:inline distT="0" distB="0" distL="0" distR="0" wp14:anchorId="59BB4F30" wp14:editId="1649A03D">
-            <wp:extent cx="5427150" cy="3543441"/>
-            <wp:effectExtent l="0" t="0" r="2540" b="0"/>
+          <wp:inline distT="0" distB="0" distL="0" distR="0" wp14:anchorId="59BB4F30" wp14:editId="25CFC219">
+            <wp:extent cx="5262061" cy="3569757"/>
+            <wp:effectExtent l="0" t="0" r="0" b="0"/>
             <wp:docPr id="12" name="Рисунок 12"/>
             <wp:cNvGraphicFramePr>
               <a:graphicFrameLocks xmlns:a="http://schemas.openxmlformats.org/drawingml/2006/main" noChangeAspect="1"/>
@@ -3341,7 +3289,7 @@
                   <pic:spPr>
                     <a:xfrm>
                       <a:off x="0" y="0"/>
-                      <a:ext cx="5431031" cy="3545975"/>
+                      <a:ext cx="5276915" cy="3579834"/>
                     </a:xfrm>
                     <a:prstGeom prst="rect">
                       <a:avLst/>
@@ -3394,9 +3342,9 @@
           <w:noProof/>
         </w:rPr>
         <w:drawing>
-          <wp:inline distT="0" distB="0" distL="0" distR="0" wp14:anchorId="3CC1A841" wp14:editId="47187DB5">
-            <wp:extent cx="5509396" cy="3581400"/>
-            <wp:effectExtent l="0" t="0" r="0" b="0"/>
+          <wp:inline distT="0" distB="0" distL="0" distR="0" wp14:anchorId="3CC1A841" wp14:editId="32DB4303">
+            <wp:extent cx="5309410" cy="3573522"/>
+            <wp:effectExtent l="0" t="0" r="5715" b="8255"/>
             <wp:docPr id="13" name="Рисунок 13"/>
             <wp:cNvGraphicFramePr>
               <a:graphicFrameLocks xmlns:a="http://schemas.openxmlformats.org/drawingml/2006/main" noChangeAspect="1"/>
@@ -3417,7 +3365,7 @@
                   <pic:spPr>
                     <a:xfrm>
                       <a:off x="0" y="0"/>
-                      <a:ext cx="5521586" cy="3589324"/>
+                      <a:ext cx="5330061" cy="3587421"/>
                     </a:xfrm>
                     <a:prstGeom prst="rect">
                       <a:avLst/>
@@ -3452,7 +3400,10 @@
     <w:p>
       <w:r>
         <w:lastRenderedPageBreak/>
-        <w:t>Рассмотрим ключевые характеристики системы в обобщённом виде, представленные на таблице 1.2.</w:t>
+        <w:t>К</w:t>
+      </w:r>
+      <w:r>
+        <w:t>лючевые характеристики системы в обобщённом виде, представленные на таблице 1.2.</w:t>
       </w:r>
     </w:p>
     <w:p>
@@ -4146,7 +4097,6 @@
         </w:tc>
       </w:tr>
     </w:tbl>
-    <w:p/>
     <w:p>
       <w:pPr>
         <w:rPr>
@@ -4157,21 +4107,21 @@
         <w:rPr>
           <w:lang w:eastAsia="ru-RU"/>
         </w:rPr>
+        <w:t>На рисунке 1.8 представлен пример интерфейса системы.</w:t>
+      </w:r>
+    </w:p>
+    <w:p>
+      <w:pPr>
+        <w:jc w:val="center"/>
+        <w:rPr>
+          <w:lang w:eastAsia="ru-RU"/>
+        </w:rPr>
+      </w:pPr>
+      <w:r>
+        <w:rPr>
+          <w:noProof/>
+        </w:rPr>
         <w:lastRenderedPageBreak/>
-        <w:t>На рисунке 1.8 представлен пример интерфейса системы.</w:t>
-      </w:r>
-    </w:p>
-    <w:p>
-      <w:pPr>
-        <w:jc w:val="center"/>
-        <w:rPr>
-          <w:lang w:eastAsia="ru-RU"/>
-        </w:rPr>
-      </w:pPr>
-      <w:r>
-        <w:rPr>
-          <w:noProof/>
-        </w:rPr>
         <w:drawing>
           <wp:inline distT="0" distB="0" distL="0" distR="0" wp14:anchorId="180F3B81" wp14:editId="2ED68F51">
             <wp:extent cx="5664218" cy="4543425"/>
@@ -5199,10 +5149,25 @@
         <w:jc w:val="center"/>
       </w:pPr>
       <w:r>
-        <w:t>Рисунок 1.7 – Диаграмма последовательности «</w:t>
-      </w:r>
-      <w:r>
-        <w:t>Генерация списка задач с использованием ИИ</w:t>
+        <w:t>Рисунок 1.7 – Диаграмма последовательности</w:t>
+      </w:r>
+      <w:r>
+        <w:t xml:space="preserve"> для функции</w:t>
+      </w:r>
+      <w:r>
+        <w:t xml:space="preserve"> </w:t>
+      </w:r>
+      <w:r>
+        <w:t>г</w:t>
+      </w:r>
+      <w:r>
+        <w:t>енераци</w:t>
+      </w:r>
+      <w:r>
+        <w:t>и</w:t>
+      </w:r>
+      <w:r>
+        <w:t xml:space="preserve"> списка задач с использованием ИИ</w:t>
       </w:r>
       <w:r>
         <w:t>»</w:t>
@@ -5210,13 +5175,28 @@
     </w:p>
     <w:p>
       <w:r>
-        <w:t>На диаграмме показано взаимодействие основных участников процесса: пользователя, клиентского веб-приложения, сервера и AI-сервиса. Пользователь формулирует цель и отправляет запрос через интерфейс веб-клиента. Клиентское приложение формирует запрос к серверу, представленному в виде API, который, в свою очередь, обращается к AI-сервису с подготовленным руководством общения с пользователем в виде набора текстовых правил.</w:t>
+        <w:t xml:space="preserve">На диаграмме показано взаимодействие основных участников процесса: пользователя, клиентского веб-приложения, сервера и </w:t>
+      </w:r>
+      <w:r>
+        <w:t>ИИ</w:t>
+      </w:r>
+      <w:r>
+        <w:t>-сервиса. Пользователь формулирует цель и отправляет запрос через интерфейс веб-клиента. Клиентское приложение формирует запрос к серверу, представленному в виде API, который, в свою очередь, обращается к сервису с подготовленным руководством общения с пользователем в виде набора текстовых правил.</w:t>
       </w:r>
       <w:r>
         <w:t xml:space="preserve"> </w:t>
       </w:r>
       <w:r>
-        <w:t>AI-сервис обрабатывает полученный текст цели и генерирует структурированный перечень этапов её достижения. Сервер принимает ответ от AI-сервиса и преобразует в формат, пригодный для хранения в базе данных. После получения структурированного ответа сервис сохраняет данные о цели, списке задач и истории запроса в базе данных и возвращает результат клиентскому приложению. В итоге пользователю отображается сформированный план, доступный для дальнейшего редактирования.</w:t>
+        <w:t>С</w:t>
+      </w:r>
+      <w:r>
+        <w:t>ервис обрабатывает полученный текст цели и генерирует структурированный перечень этапов её достижения. Сервер принимает ответ от</w:t>
+      </w:r>
+      <w:r>
+        <w:t xml:space="preserve"> </w:t>
+      </w:r>
+      <w:r>
+        <w:t>сервиса и преобразует в формат, пригодный для хранения в базе данных. После получения структурированного ответа сервис сохраняет данные о цели, списке задач и истории запроса в базе данных и возвращает результат клиентскому приложению. В итоге пользователю отображается сформированный план, доступный для дальнейшего редактирования.</w:t>
       </w:r>
     </w:p>
     <w:p>
@@ -5246,9 +5226,9 @@
           <w:noProof/>
         </w:rPr>
         <w:drawing>
-          <wp:inline distT="0" distB="0" distL="0" distR="0" wp14:anchorId="64E7EDE3" wp14:editId="2E9BAE62">
-            <wp:extent cx="5820819" cy="4657725"/>
-            <wp:effectExtent l="19050" t="19050" r="27940" b="9525"/>
+          <wp:inline distT="0" distB="0" distL="0" distR="0" wp14:anchorId="64E7EDE3" wp14:editId="2B555CE8">
+            <wp:extent cx="5537311" cy="4430866"/>
+            <wp:effectExtent l="19050" t="19050" r="25400" b="27305"/>
             <wp:docPr id="26" name="Рисунок 26"/>
             <wp:cNvGraphicFramePr>
               <a:graphicFrameLocks xmlns:a="http://schemas.openxmlformats.org/drawingml/2006/main" noChangeAspect="1"/>
@@ -5278,7 +5258,7 @@
                   <pic:spPr bwMode="auto">
                     <a:xfrm>
                       <a:off x="0" y="0"/>
-                      <a:ext cx="5848988" cy="4680265"/>
+                      <a:ext cx="5577060" cy="4462672"/>
                     </a:xfrm>
                     <a:prstGeom prst="rect">
                       <a:avLst/>
@@ -5308,18 +5288,36 @@
         <w:rPr>
           <w:color w:val="000000" w:themeColor="text1"/>
         </w:rPr>
-        <w:t>Рисунок 1.8 – Диаграмма деятельности «</w:t>
+        <w:t>Рисунок 1.8 – Диаграмма деятельности</w:t>
       </w:r>
       <w:r>
         <w:rPr>
           <w:color w:val="000000" w:themeColor="text1"/>
         </w:rPr>
-        <w:t>Вывод задач списка</w:t>
+        <w:t xml:space="preserve"> для функции в</w:t>
       </w:r>
       <w:r>
         <w:rPr>
           <w:color w:val="000000" w:themeColor="text1"/>
         </w:rPr>
+        <w:t>ывод</w:t>
+      </w:r>
+      <w:r>
+        <w:rPr>
+          <w:color w:val="000000" w:themeColor="text1"/>
+        </w:rPr>
+        <w:t>а</w:t>
+      </w:r>
+      <w:r>
+        <w:rPr>
+          <w:color w:val="000000" w:themeColor="text1"/>
+        </w:rPr>
+        <w:t xml:space="preserve"> задач списка</w:t>
+      </w:r>
+      <w:r>
+        <w:rPr>
+          <w:color w:val="000000" w:themeColor="text1"/>
+        </w:rPr>
         <w:t>»</w:t>
       </w:r>
     </w:p>
@@ -5373,15 +5371,12 @@
         <w:t xml:space="preserve"> </w:t>
       </w:r>
       <w:r>
-        <w:t xml:space="preserve">Наличие актуального перечня </w:t>
-      </w:r>
+        <w:t>Наличие актуального перечня задач в едином интерфейсе способствует формированию целостного представления о текущем состоянии работы</w:t>
+      </w:r>
+    </w:p>
+    <w:p>
       <w:r>
         <w:lastRenderedPageBreak/>
-        <w:t>задач в едином интерфейсе способствует формированию целостного представления о текущем состоянии работы</w:t>
-      </w:r>
-    </w:p>
-    <w:p>
-      <w:r>
         <w:t>На рисунке 1.9 представлена диаграмма развертывания системы, демонстрирующая физическое расположение и взаимодействие основных компонентов.</w:t>
       </w:r>
     </w:p>
@@ -5510,7 +5505,13 @@
       </w:r>
       <w:proofErr w:type="spellEnd"/>
       <w:r>
-        <w:t xml:space="preserve">, узел базы данных, а также внешний узел AI‑сервиса. Показаны сетевые связи между клиентом и </w:t>
+        <w:t xml:space="preserve">, узел базы данных, а также внешний узел </w:t>
+      </w:r>
+      <w:r>
+        <w:t>ИИ</w:t>
+      </w:r>
+      <w:r>
+        <w:t xml:space="preserve">‑сервиса. Показаны сетевые связи между клиентом и </w:t>
       </w:r>
       <w:proofErr w:type="spellStart"/>
       <w:r>
@@ -5534,7 +5535,13 @@
       </w:r>
       <w:proofErr w:type="spellEnd"/>
       <w:r>
-        <w:t>‑сервисом и AI‑сервисом при генерации списка задач. Такое представление позволяет наглядно показать архитектуру системы и распределение ответственности между её компонентами.</w:t>
+        <w:t xml:space="preserve">‑сервисом и </w:t>
+      </w:r>
+      <w:r>
+        <w:t>ИИ</w:t>
+      </w:r>
+      <w:r>
+        <w:t>‑сервисом при генерации списка задач. Такое представление позволяет наглядно показать архитектуру системы и распределение ответственности между её компонентами.</w:t>
       </w:r>
     </w:p>
     <w:p>
@@ -5654,32 +5661,35 @@
     </w:p>
     <w:p>
       <w:r>
-        <w:t>В качестве основного языка программирования серверной части выбран Python. Это связано с тем, что язык обладает простым и читаемым синтаксисом, что облегчает разработку и сопровождение проекта. Кроме того, Python имеет развитую экосистему библиотек, которые могут быть использованы для реализации аутентификации пользователей, взаимодействия с базой данных, обработки HTTP-запросов и интеграции с внешними API. В рамках проекта Python будет применяться для описания моделей данных, реализации бизнес-логики системы, а также для взаимодействия с внешним AI-сервисом (</w:t>
+        <w:t>В качестве основного языка программирования серверной части выбран Python. Это связано с тем, что язык обладает простым и читаемым синтаксисом, что облегчает разработку и сопровождение проекта. Кроме того, Python имеет развитую экосистему библиотек, которые могут быть использованы для реализации аутентификации пользователей, взаимодействия с базой данных, обработки HTTP-запросов и интеграции с внешними API. В рамках проекта Python будет применяться для описания моделей данных, реализации бизнес-логики системы, а также для взаимодействия с внешним</w:t>
+      </w:r>
+      <w:r>
+        <w:t xml:space="preserve"> ИИ</w:t>
+      </w:r>
+      <w:r>
+        <w:t>-сервисом</w:t>
+      </w:r>
+      <w:r>
+        <w:t>.</w:t>
+      </w:r>
+    </w:p>
+    <w:p>
+      <w:r>
+        <w:t>Для хранения данных планиру</w:t>
+      </w:r>
+      <w:r>
+        <w:t>ется</w:t>
+      </w:r>
+      <w:r>
+        <w:t xml:space="preserve"> использовать реляционную систему управления базами данных </w:t>
       </w:r>
       <w:proofErr w:type="spellStart"/>
       <w:r>
-        <w:t>Artificial</w:t>
+        <w:t>PostgreSQL</w:t>
       </w:r>
       <w:proofErr w:type="spellEnd"/>
       <w:r>
-        <w:t xml:space="preserve"> Intelligence </w:t>
-      </w:r>
-      <w:r>
-        <w:t xml:space="preserve">– </w:t>
-      </w:r>
-      <w:r>
-        <w:t>искусственный интеллект).</w:t>
-      </w:r>
-    </w:p>
-    <w:p>
-      <w:r>
-        <w:t>Для хранения данных планиру</w:t>
-      </w:r>
-      <w:r>
-        <w:t>ется</w:t>
-      </w:r>
-      <w:r>
-        <w:t xml:space="preserve"> использовать реляционную систему управления базами данных </w:t>
+        <w:t xml:space="preserve">. Этот выбор объясняется тем, что </w:t>
       </w:r>
       <w:proofErr w:type="spellStart"/>
       <w:r>
@@ -5687,16 +5697,11 @@
       </w:r>
       <w:proofErr w:type="spellEnd"/>
       <w:r>
-        <w:t xml:space="preserve">. Этот выбор объясняется тем, что </w:t>
-      </w:r>
-      <w:proofErr w:type="spellStart"/>
+        <w:t xml:space="preserve"> обеспечивает надежное хранение структурированных данных и </w:t>
+      </w:r>
       <w:r>
         <w:lastRenderedPageBreak/>
-        <w:t>PostgreSQL</w:t>
-      </w:r>
-      <w:proofErr w:type="spellEnd"/>
-      <w:r>
-        <w:t xml:space="preserve"> обеспечивает надежное хранение структурированных данных и поддерживает выполнение сложных запросов и транзакций. В контексте системы декомпозиции целей это важно, так как необходимо хранить информацию о пользователях, целях, списках задач, командах и правах доступа, а также историю взаимодействия с искусственным интеллектом. Использование реляционной модели позволяет обеспечить целостность данных и логическую связанность между различными сущностями системы. Взаимодействие с базой данных предполагается реализовать с использованием ORM (Object-</w:t>
+        <w:t>поддерживает выполнение сложных запросов и транзакций. В контексте системы декомпозиции целей это важно, так как необходимо хранить информацию о пользователях, целях, списках задач, командах и правах доступа, а также историю взаимодействия с искусственным интеллектом. Использование реляционной модели позволяет обеспечить целостность данных и логическую связанность между различными сущностями системы. Взаимодействие с базой данных предполагается реализовать с использованием ORM (Object-</w:t>
       </w:r>
       <w:proofErr w:type="spellStart"/>
       <w:r>
@@ -5863,7 +5868,13 @@
         <w:t xml:space="preserve"> </w:t>
       </w:r>
       <w:r>
-        <w:t xml:space="preserve">с поддержкой асинхронных запросов. Сервер будет отправлять текст цели и дополнительные параметры в AI-сервис и получать ответ в формате JSON. Далее полученные данные будут проходить валидацию, преобразовываться во внутренние структуры и сохраняться в базе данных. Такой подход позволяет разделить ответственность между компонентами системы: серверная часть отвечает за обработку данных и бизнес-логику, а внешний сервис </w:t>
+        <w:t xml:space="preserve">с поддержкой асинхронных запросов. Сервер будет отправлять текст цели и дополнительные параметры в </w:t>
+      </w:r>
+      <w:r>
+        <w:t>ИИ</w:t>
+      </w:r>
+      <w:r>
+        <w:t xml:space="preserve">-сервис и получать ответ в формате JSON. Далее полученные данные будут проходить валидацию, преобразовываться во внутренние структуры и сохраняться в базе данных. Такой подход позволяет разделить ответственность между компонентами системы: серверная часть отвечает за обработку данных и бизнес-логику, а внешний сервис </w:t>
       </w:r>
       <w:r>
         <w:t>–</w:t>
@@ -7195,7 +7206,7 @@
           <w:rFonts w:ascii="Times New Roman" w:hAnsi="Times New Roman"/>
           <w:szCs w:val="28"/>
         </w:rPr>
-        <w:t>страница аутентификации;</w:t>
+        <w:t>аутентификации;</w:t>
       </w:r>
     </w:p>
     <w:p>
@@ -7217,7 +7228,14 @@
           <w:rFonts w:ascii="Times New Roman" w:hAnsi="Times New Roman"/>
           <w:szCs w:val="28"/>
         </w:rPr>
-        <w:t>страница AI-помощника</w:t>
+        <w:t>ИИ</w:t>
+      </w:r>
+      <w:r>
+        <w:rPr>
+          <w:rFonts w:ascii="Times New Roman" w:hAnsi="Times New Roman"/>
+          <w:szCs w:val="28"/>
+        </w:rPr>
+        <w:t>-помощника</w:t>
       </w:r>
       <w:r>
         <w:rPr>
@@ -7247,7 +7265,7 @@
           <w:rFonts w:ascii="Times New Roman" w:hAnsi="Times New Roman"/>
           <w:szCs w:val="28"/>
         </w:rPr>
-        <w:t>страница управления списками задач;</w:t>
+        <w:t>управления списками задач;</w:t>
       </w:r>
     </w:p>
     <w:p>
@@ -7269,7 +7287,7 @@
           <w:rFonts w:ascii="Times New Roman" w:hAnsi="Times New Roman"/>
           <w:szCs w:val="28"/>
         </w:rPr>
-        <w:t>страница профиля пользователя;</w:t>
+        <w:t>профиля пользователя;</w:t>
       </w:r>
     </w:p>
     <w:p>
@@ -7291,7 +7309,7 @@
           <w:rFonts w:ascii="Times New Roman" w:hAnsi="Times New Roman"/>
           <w:szCs w:val="28"/>
         </w:rPr>
-        <w:t>страница для сообщений между пользователями</w:t>
+        <w:t>для сообщений между пользователями</w:t>
       </w:r>
       <w:r>
         <w:rPr>
@@ -7320,7 +7338,7 @@
           <w:rFonts w:ascii="Times New Roman" w:hAnsi="Times New Roman"/>
           <w:szCs w:val="28"/>
         </w:rPr>
-        <w:t>страница команд пользователя.</w:t>
+        <w:t>команд пользователя.</w:t>
       </w:r>
     </w:p>
     <w:p>
@@ -7363,9 +7381,9 @@
           <w:szCs w:val="28"/>
         </w:rPr>
         <w:drawing>
-          <wp:inline distT="0" distB="0" distL="0" distR="0" wp14:anchorId="5C439D7D" wp14:editId="2FE35BBB">
-            <wp:extent cx="3369446" cy="3343275"/>
-            <wp:effectExtent l="19050" t="19050" r="21590" b="9525"/>
+          <wp:inline distT="0" distB="0" distL="0" distR="0" wp14:anchorId="5C439D7D" wp14:editId="489A29EB">
+            <wp:extent cx="2136444" cy="2119850"/>
+            <wp:effectExtent l="19050" t="19050" r="16510" b="13970"/>
             <wp:docPr id="4" name="Рисунок 4"/>
             <wp:cNvGraphicFramePr>
               <a:graphicFrameLocks xmlns:a="http://schemas.openxmlformats.org/drawingml/2006/main" noChangeAspect="1"/>
@@ -7386,7 +7404,7 @@
                   <pic:spPr>
                     <a:xfrm>
                       <a:off x="0" y="0"/>
-                      <a:ext cx="3456312" cy="3429466"/>
+                      <a:ext cx="2224288" cy="2207012"/>
                     </a:xfrm>
                     <a:prstGeom prst="rect">
                       <a:avLst/>
@@ -7463,15 +7481,7 @@
           <w:rFonts w:ascii="Times New Roman" w:eastAsiaTheme="minorHAnsi" w:hAnsi="Times New Roman" w:cstheme="minorBidi"/>
           <w:color w:val="000000" w:themeColor="text1"/>
         </w:rPr>
-        <w:t xml:space="preserve">Логотип выполнен в виде стилизованного изображения планшета с чек-листом и мишени с стрелой, попадающей в центр, что символизирует постановку целей, выполнение задач и точное достижение результатов. Данный элемент </w:t>
-      </w:r>
-      <w:r>
-        <w:rPr>
-          <w:rFonts w:ascii="Times New Roman" w:eastAsiaTheme="minorHAnsi" w:hAnsi="Times New Roman" w:cstheme="minorBidi"/>
-          <w:color w:val="000000" w:themeColor="text1"/>
-        </w:rPr>
-        <w:lastRenderedPageBreak/>
-        <w:t xml:space="preserve">присутствует на всех основных страницах приложения и служит </w:t>
+        <w:t xml:space="preserve">Логотип выполнен в виде стилизованного изображения планшета с чек-листом и мишени с стрелой, попадающей в центр, что символизирует постановку целей, выполнение задач и точное достижение результатов. Данный элемент присутствует на всех основных страницах приложения и служит </w:t>
       </w:r>
       <w:r>
         <w:rPr>
@@ -7539,6 +7549,7 @@
         <w:pStyle w:val="a4"/>
         <w:spacing w:line="360" w:lineRule="auto"/>
         <w:ind w:left="0"/>
+        <w:jc w:val="center"/>
         <w:rPr>
           <w:rFonts w:ascii="Times New Roman" w:eastAsiaTheme="minorHAnsi" w:hAnsi="Times New Roman" w:cstheme="minorBidi"/>
           <w:color w:val="000000" w:themeColor="text1"/>
@@ -7550,10 +7561,11 @@
           <w:noProof/>
           <w:color w:val="000000" w:themeColor="text1"/>
         </w:rPr>
+        <w:lastRenderedPageBreak/>
         <w:drawing>
-          <wp:inline distT="0" distB="0" distL="0" distR="0" wp14:anchorId="7E9D1AF9" wp14:editId="5E41A1BF">
-            <wp:extent cx="5829369" cy="4417778"/>
-            <wp:effectExtent l="19050" t="19050" r="19050" b="20955"/>
+          <wp:inline distT="0" distB="0" distL="0" distR="0" wp14:anchorId="7E9D1AF9" wp14:editId="14A73538">
+            <wp:extent cx="5409691" cy="4099726"/>
+            <wp:effectExtent l="19050" t="19050" r="19685" b="15240"/>
             <wp:docPr id="9" name="Рисунок 9"/>
             <wp:cNvGraphicFramePr>
               <a:graphicFrameLocks xmlns:a="http://schemas.openxmlformats.org/drawingml/2006/main" noChangeAspect="1"/>
@@ -7574,7 +7586,7 @@
                   <pic:spPr>
                     <a:xfrm>
                       <a:off x="0" y="0"/>
-                      <a:ext cx="5866586" cy="4445983"/>
+                      <a:ext cx="5455364" cy="4134339"/>
                     </a:xfrm>
                     <a:prstGeom prst="rect">
                       <a:avLst/>
@@ -7798,7 +7810,10 @@
         <w:t xml:space="preserve">Для использования </w:t>
       </w:r>
       <w:r>
-        <w:t>AI-помощник</w:t>
+        <w:t>ИИ</w:t>
+      </w:r>
+      <w:r>
+        <w:t>-помощник</w:t>
       </w:r>
       <w:r>
         <w:t>а разработан экран необходимого чата</w:t>
@@ -7917,7 +7932,13 @@
         <w:t xml:space="preserve"> Экран </w:t>
       </w:r>
       <w:r>
-        <w:t>с AI-чатом и созданием целей</w:t>
+        <w:t xml:space="preserve">с </w:t>
+      </w:r>
+      <w:r>
+        <w:t>ИИ</w:t>
+      </w:r>
+      <w:r>
+        <w:t>-чатом и созданием целей</w:t>
       </w:r>
     </w:p>
     <w:p>
@@ -7935,7 +7956,21 @@
           <w:rFonts w:ascii="Times New Roman" w:hAnsi="Times New Roman"/>
           <w:szCs w:val="28"/>
         </w:rPr>
-        <w:t xml:space="preserve">На данном экране пользователь взаимодействует с AI-помощником, который помогает формировать и декомпозировать цели на отдельные задачи. Интерфейс </w:t>
+        <w:t xml:space="preserve">На данном экране пользователь взаимодействует с </w:t>
+      </w:r>
+      <w:r>
+        <w:rPr>
+          <w:rFonts w:ascii="Times New Roman" w:hAnsi="Times New Roman"/>
+          <w:szCs w:val="28"/>
+        </w:rPr>
+        <w:t>ИИ</w:t>
+      </w:r>
+      <w:r>
+        <w:rPr>
+          <w:rFonts w:ascii="Times New Roman" w:hAnsi="Times New Roman"/>
+          <w:szCs w:val="28"/>
+        </w:rPr>
+        <w:t xml:space="preserve">-помощником, который помогает формировать и декомпозировать цели на отдельные задачи. Интерфейс </w:t>
       </w:r>
       <w:r>
         <w:rPr>
@@ -7949,7 +7984,35 @@
           <w:rFonts w:ascii="Times New Roman" w:hAnsi="Times New Roman"/>
           <w:szCs w:val="28"/>
         </w:rPr>
-        <w:t xml:space="preserve"> разделён на две основные области: чат с AI-ассистентом и форма создания новой цели. В форме предусмотрены поля для ввода названия и описания цели, а также кнопка «Создать </w:t>
+        <w:t xml:space="preserve"> разделён на две основные области: чат с </w:t>
+      </w:r>
+      <w:r>
+        <w:rPr>
+          <w:rFonts w:ascii="Times New Roman" w:hAnsi="Times New Roman"/>
+          <w:szCs w:val="28"/>
+        </w:rPr>
+        <w:t>ИИ</w:t>
+      </w:r>
+      <w:r>
+        <w:rPr>
+          <w:rFonts w:ascii="Times New Roman" w:hAnsi="Times New Roman"/>
+          <w:szCs w:val="28"/>
+        </w:rPr>
+        <w:t>-</w:t>
+      </w:r>
+      <w:r>
+        <w:rPr>
+          <w:rFonts w:ascii="Times New Roman" w:hAnsi="Times New Roman"/>
+          <w:szCs w:val="28"/>
+        </w:rPr>
+        <w:t>помощником</w:t>
+      </w:r>
+      <w:r>
+        <w:rPr>
+          <w:rFonts w:ascii="Times New Roman" w:hAnsi="Times New Roman"/>
+          <w:szCs w:val="28"/>
+        </w:rPr>
+        <w:t xml:space="preserve"> и форма создания новой цели. В форме предусмотрены поля для ввода названия и описания цели, а также кнопка «Создать </w:t>
       </w:r>
       <w:r>
         <w:rPr>
@@ -8411,9 +8474,9 @@
         </w:rPr>
         <w:lastRenderedPageBreak/>
         <w:drawing>
-          <wp:inline distT="0" distB="0" distL="0" distR="0" wp14:anchorId="48712E1C" wp14:editId="57C9906A">
-            <wp:extent cx="5650699" cy="3790950"/>
-            <wp:effectExtent l="19050" t="19050" r="26670" b="19050"/>
+          <wp:inline distT="0" distB="0" distL="0" distR="0" wp14:anchorId="48712E1C" wp14:editId="315273C6">
+            <wp:extent cx="4675367" cy="3136617"/>
+            <wp:effectExtent l="19050" t="19050" r="11430" b="26035"/>
             <wp:docPr id="1" name="Рисунок 1"/>
             <wp:cNvGraphicFramePr>
               <a:graphicFrameLocks xmlns:a="http://schemas.openxmlformats.org/drawingml/2006/main" noChangeAspect="1"/>
@@ -8443,7 +8506,7 @@
                   <pic:spPr bwMode="auto">
                     <a:xfrm>
                       <a:off x="0" y="0"/>
-                      <a:ext cx="5657116" cy="3795255"/>
+                      <a:ext cx="4699797" cy="3153007"/>
                     </a:xfrm>
                     <a:prstGeom prst="rect">
                       <a:avLst/>
@@ -8517,14 +8580,14 @@
         <w:rPr>
           <w:color w:val="000000" w:themeColor="text1"/>
         </w:rPr>
-        <w:t xml:space="preserve">После успешной авторизации пользователю становится доступен основной функционал системы. Внутренняя часть включает разделы: «Профиль», «Смена пароля», «Списки задач», «Просмотр конкретного списка и его задач», «Команды», «Списки задач команды», «Чаты», «Просмотр конкретного чата», «Поиск пользователей», а также интерфейс общения с ИИ‑чатом и историю ИИ‑диалогов. В разделе «Профиль» пользователь просматривает и редактирует свои данные, а также может перейти к окну «Смена пароля» для обновления учетных данных. Раздел «Списки задач» отображает созданные пользователем планы и позволяет перейти к детальному просмотру конкретного списка, где выполняется управление задачами, их порядком и статусом выполнения. Через раздел «Команды» пользователь создает команды и переходит к их данным, а в окне «Списки задач команды» организуется совместная работа над планами. Раздел «Чаты» обеспечивает общение: пользователь выбирает диалог и переходит в окно конкретного чата для просмотра сообщений и отправки новых. Раздел «Поиск пользователей» служит для нахождения других участников </w:t>
+        <w:t xml:space="preserve">После успешной авторизации пользователю становится доступен основной функционал системы. Внутренняя часть включает разделы: «Профиль», «Смена пароля», «Списки задач», «Просмотр конкретного списка и его задач», «Команды», «Списки задач команды», «Чаты», «Просмотр конкретного чата», «Поиск пользователей», а также интерфейс общения с ИИ‑чатом и историю ИИ‑диалогов. В разделе «Профиль» пользователь просматривает и редактирует свои данные, а также может перейти к окну «Смена пароля» для обновления учетных данных. Раздел «Списки задач» отображает созданные пользователем планы и позволяет перейти к детальному просмотру конкретного списка, где выполняется управление задачами, их порядком и статусом выполнения. Через раздел «Команды» пользователь создает команды и переходит к их данным, а в окне «Списки задач команды» организуется совместная работа над планами. Раздел «Чаты» обеспечивает общение: пользователь выбирает диалог и переходит в окно конкретного чата для просмотра сообщений и отправки новых. Раздел «Поиск пользователей» служит для нахождения других участников системы. Отдельный блок составляет интерфейс ИИ‑чата, позволяющий вести диалог с ИИ, получать начальный список задач и просматривать историю </w:t>
       </w:r>
       <w:r>
         <w:rPr>
           <w:color w:val="000000" w:themeColor="text1"/>
         </w:rPr>
         <w:lastRenderedPageBreak/>
-        <w:t>системы. Отдельный блок составляет интерфейс ИИ‑чата, позволяющий вести диалог с ИИ, получать начальный список задач и просматривать историю предыдущих обращений. На рисунке 2.2 изображена функциональная схема внутренней части веб‑приложения.</w:t>
+        <w:t>предыдущих обращений. На рисунке 2.2 изображена функциональная схема внутренней части веб‑приложения.</w:t>
       </w:r>
     </w:p>
     <w:p>
@@ -8679,19 +8742,7 @@
     </w:p>
     <w:p>
       <w:r>
-        <w:t>Одной из ключевых функций системы является автоматическое формировани</w:t>
-      </w:r>
-      <w:r>
-        <w:t>е</w:t>
-      </w:r>
-      <w:r>
-        <w:t xml:space="preserve"> </w:t>
-      </w:r>
-      <w:r>
-        <w:t>списка задач</w:t>
-      </w:r>
-      <w:r>
-        <w:t xml:space="preserve"> с использованием искусственного интеллекта. Для реализации данной возможности был разработан сервис </w:t>
+        <w:t xml:space="preserve">Одной из ключевых функций системы является автоматическое формирование списка задач с использованием искусственного интеллекта. Для реализации данной возможности был разработан сервис </w:t>
       </w:r>
       <w:proofErr w:type="spellStart"/>
       <w:r>
@@ -8712,17 +8763,17 @@
         <w:t>,</w:t>
       </w:r>
       <w:r>
-        <w:t xml:space="preserve"> обеспечивающий взаимодействие серверной части приложения с внешним AI </w:t>
+        <w:t xml:space="preserve"> обеспечивающий взаимодействие серверной части приложения с внешним </w:t>
+      </w:r>
+      <w:r>
+        <w:t>ИИ</w:t>
+      </w:r>
+      <w:r>
+        <w:t xml:space="preserve"> API. Основной задачей сервиса является обработка пользовательского запроса, </w:t>
       </w:r>
       <w:r>
         <w:lastRenderedPageBreak/>
-        <w:t>API. Основной задачей сервиса является обработка пользовательского запроса, формирование контекста диалога и получение структурированного набора задач для будуще</w:t>
-      </w:r>
-      <w:r>
-        <w:t>го списка</w:t>
-      </w:r>
-      <w:r>
-        <w:t>.</w:t>
+        <w:t>формирование контекста диалога и получение структурированного набора задач для будущего списка.</w:t>
       </w:r>
     </w:p>
     <w:p>
@@ -8735,13 +8786,7 @@
       </w:r>
       <w:proofErr w:type="spellEnd"/>
       <w:r>
-        <w:t>, историю взаимодействия пользователя и текущее сообщение. Дополнительно задаются параметры генерации текста, включая используемую модель и ограничения на размер ответа. На рисунке 2.</w:t>
-      </w:r>
-      <w:r>
-        <w:t>10</w:t>
-      </w:r>
-      <w:r>
-        <w:t xml:space="preserve"> представлен фрагмент формирования запроса к сервису искусственного интеллекта.</w:t>
+        <w:t>, историю взаимодействия пользователя и текущее сообщение. Дополнительно задаются параметры генерации текста, включая используемую модель и ограничения на размер ответа. На рисунке 2.10 представлен фрагмент формирования запроса к сервису искусственного интеллекта.</w:t>
       </w:r>
     </w:p>
     <w:p>
@@ -8753,6 +8798,7 @@
       </w:pPr>
       <w:r>
         <w:rPr>
+          <w:noProof/>
           <w:lang w:eastAsia="ru-RU"/>
         </w:rPr>
         <w:drawing>
@@ -8833,26 +8879,32 @@
         <w:rPr>
           <w:color w:val="000000" w:themeColor="text1"/>
         </w:rPr>
-        <w:t xml:space="preserve"> </w:t>
-      </w:r>
-      <w:r>
+        <w:t xml:space="preserve"> Формирование запроса к сервису ИИ</w:t>
+      </w:r>
+    </w:p>
+    <w:p>
+      <w:pPr>
         <w:rPr>
           <w:color w:val="000000" w:themeColor="text1"/>
         </w:rPr>
-        <w:t>Формирование запроса к сервису ИИ</w:t>
-      </w:r>
-    </w:p>
-    <w:p>
-      <w:pPr>
+      </w:pPr>
+      <w:r>
         <w:rPr>
           <w:color w:val="000000" w:themeColor="text1"/>
         </w:rPr>
-      </w:pPr>
+        <w:t xml:space="preserve">После формирования объекта запроса выполняется асинхронное обращение к </w:t>
+      </w:r>
       <w:r>
         <w:rPr>
           <w:color w:val="000000" w:themeColor="text1"/>
         </w:rPr>
-        <w:t xml:space="preserve">После формирования объекта запроса выполняется асинхронное обращение к AI сервису с использованием библиотеки </w:t>
+        <w:t>ИИ</w:t>
+      </w:r>
+      <w:r>
+        <w:rPr>
+          <w:color w:val="000000" w:themeColor="text1"/>
+        </w:rPr>
+        <w:t xml:space="preserve"> сервису с использованием библиотеки </w:t>
       </w:r>
       <w:proofErr w:type="spellStart"/>
       <w:r>
@@ -8871,35 +8923,17 @@
     </w:p>
     <w:p>
       <w:r>
-        <w:t xml:space="preserve">Для обеспечения возможности редактирования уже существующих </w:t>
-      </w:r>
-      <w:r>
-        <w:t xml:space="preserve">списков задач </w:t>
-      </w:r>
-      <w:r>
-        <w:t xml:space="preserve">реализован механизм формирования контекста текущего </w:t>
-      </w:r>
-      <w:r>
-        <w:t>списка</w:t>
-      </w:r>
-      <w:r>
-        <w:t xml:space="preserve">. При повторном обращении пользователя к AI сервису система передает информацию о текущей цели, описании и уже созданных задачах. Это позволяет </w:t>
+        <w:t xml:space="preserve">Для обеспечения возможности редактирования уже существующих списков задач реализован механизм формирования контекста текущего списка. При повторном обращении пользователя к </w:t>
+      </w:r>
+      <w:r>
+        <w:t>ИИ</w:t>
+      </w:r>
+      <w:r>
+        <w:t xml:space="preserve"> сервису система передает информацию о текущей цели, описании и уже созданных задачах. Это позволяет искусственному интеллекту учитывать существующую структуру и корректно </w:t>
       </w:r>
       <w:r>
         <w:lastRenderedPageBreak/>
-        <w:t>искусственному интеллекту учитывать существующую структуру</w:t>
-      </w:r>
-      <w:r>
-        <w:t xml:space="preserve"> </w:t>
-      </w:r>
-      <w:r>
-        <w:t>и корректно дополнять либо изменять её содержимое. На рисунке 2.</w:t>
-      </w:r>
-      <w:r>
-        <w:t>11</w:t>
-      </w:r>
-      <w:r>
-        <w:t xml:space="preserve"> представлен фрагмент формирования контекста.</w:t>
+        <w:t>дополнять либо изменять её содержимое. На рисунке 2.11 представлен фрагмент формирования контекста.</w:t>
       </w:r>
     </w:p>
     <w:p>
@@ -8910,6 +8944,7 @@
       </w:pPr>
       <w:r>
         <w:rPr>
+          <w:noProof/>
           <w:color w:val="000000" w:themeColor="text1"/>
         </w:rPr>
         <w:drawing>
@@ -8996,72 +9031,54 @@
         <w:rPr>
           <w:color w:val="000000" w:themeColor="text1"/>
         </w:rPr>
-        <w:t xml:space="preserve"> Формирование </w:t>
-      </w:r>
-      <w:r>
+        <w:t xml:space="preserve"> Формирование контекста списка задач</w:t>
+      </w:r>
+    </w:p>
+    <w:p>
+      <w:pPr>
         <w:rPr>
           <w:color w:val="000000" w:themeColor="text1"/>
         </w:rPr>
-        <w:t>контекста списка задач</w:t>
-      </w:r>
-    </w:p>
-    <w:p>
-      <w:pPr>
+      </w:pPr>
+      <w:r>
         <w:rPr>
           <w:color w:val="000000" w:themeColor="text1"/>
         </w:rPr>
-      </w:pPr>
+        <w:t xml:space="preserve">Сформированный контекст добавляется к системному </w:t>
+      </w:r>
       <w:r>
         <w:rPr>
           <w:color w:val="000000" w:themeColor="text1"/>
         </w:rPr>
-        <w:t xml:space="preserve">Сформированный контекст добавляется к системному </w:t>
+        <w:t>своду правил</w:t>
       </w:r>
       <w:r>
         <w:rPr>
           <w:color w:val="000000" w:themeColor="text1"/>
         </w:rPr>
-        <w:t>своду правил</w:t>
+        <w:t xml:space="preserve"> перед отправкой запроса. Благодаря этому система способна не только создавать новые </w:t>
       </w:r>
       <w:r>
         <w:rPr>
           <w:color w:val="000000" w:themeColor="text1"/>
         </w:rPr>
-        <w:t xml:space="preserve"> перед отправкой запроса. Благодаря этому система способна не только создавать новые </w:t>
+        <w:t>списки задач</w:t>
       </w:r>
       <w:r>
         <w:rPr>
           <w:color w:val="000000" w:themeColor="text1"/>
         </w:rPr>
-        <w:t>списки задач</w:t>
-      </w:r>
-      <w:r>
+        <w:t>, но и выполнять редактирование уже существующих без потери ранее сформированных задач.</w:t>
+      </w:r>
+    </w:p>
+    <w:p>
+      <w:pPr>
         <w:rPr>
           <w:color w:val="000000" w:themeColor="text1"/>
         </w:rPr>
-        <w:t>, но и выполнять редактирование уже существующих без потери ранее сформированных задач.</w:t>
-      </w:r>
-    </w:p>
-    <w:p>
-      <w:pPr>
-        <w:rPr>
-          <w:color w:val="000000" w:themeColor="text1"/>
-        </w:rPr>
-      </w:pPr>
-      <w:r>
-        <w:t xml:space="preserve">Важной частью серверной логики является механизм проверки доступа пользователя к дорожной карте. Перед выполнением операций редактирования, удаления или получения задач система проверяет существование </w:t>
-      </w:r>
-      <w:r>
-        <w:t>списка задач</w:t>
-      </w:r>
-      <w:r>
-        <w:t xml:space="preserve"> и принадлежность его текущему пользователю. На рисунке 2.</w:t>
-      </w:r>
-      <w:r>
-        <w:t>12</w:t>
-      </w:r>
-      <w:r>
-        <w:t xml:space="preserve"> представлен фрагмент процедуры проверки доступа.</w:t>
+      </w:pPr>
+      <w:r>
+        <w:t>Важной частью серверной логики является механизм проверки доступа пользователя к дорожной карте. Перед выполнением операций редактирования, удаления или получения задач система проверяет существование списка задач и принадлежность его текущему пользователю. На рисунке 2.12 представлен фрагмент процедуры проверки доступа.</w:t>
       </w:r>
     </w:p>
     <w:p>
@@ -9073,6 +9090,7 @@
       </w:pPr>
       <w:r>
         <w:rPr>
+          <w:noProof/>
           <w:lang w:eastAsia="ru-RU"/>
         </w:rPr>
         <w:drawing>
@@ -9159,13 +9177,7 @@
         <w:rPr>
           <w:color w:val="000000" w:themeColor="text1"/>
         </w:rPr>
-        <w:t xml:space="preserve"> </w:t>
-      </w:r>
-      <w:r>
-        <w:rPr>
-          <w:color w:val="000000" w:themeColor="text1"/>
-        </w:rPr>
-        <w:t>Проверка доступа пользователя к списку задач</w:t>
+        <w:t xml:space="preserve"> Проверка доступа пользователя к списку задач</w:t>
       </w:r>
     </w:p>
     <w:p>
@@ -9285,6 +9297,7 @@
       </w:pPr>
       <w:r>
         <w:rPr>
+          <w:noProof/>
           <w:lang w:eastAsia="ru-RU"/>
         </w:rPr>
         <w:drawing>
@@ -9371,13 +9384,7 @@
         <w:rPr>
           <w:color w:val="000000" w:themeColor="text1"/>
         </w:rPr>
-        <w:t xml:space="preserve"> </w:t>
-      </w:r>
-      <w:r>
-        <w:rPr>
-          <w:color w:val="000000" w:themeColor="text1"/>
-        </w:rPr>
-        <w:t>Фрагмент создания задачи</w:t>
+        <w:t xml:space="preserve"> Фрагмент создания задачи</w:t>
       </w:r>
     </w:p>
     <w:p>
@@ -9387,19 +9394,7 @@
     </w:p>
     <w:p>
       <w:r>
-        <w:t xml:space="preserve">Для отслеживания прогресса выполнения </w:t>
-      </w:r>
-      <w:r>
-        <w:t xml:space="preserve">списка задач </w:t>
-      </w:r>
-      <w:r>
-        <w:t>реализована процедура изменения статуса задачи. При изменении состояния система автоматически фиксирует дату и время завершения задачи. На рисунке 2.</w:t>
-      </w:r>
-      <w:r>
-        <w:t>14</w:t>
-      </w:r>
-      <w:r>
-        <w:t xml:space="preserve"> представлен фрагмент обновления статуса выполнения.</w:t>
+        <w:t>Для отслеживания прогресса выполнения списка задач реализована процедура изменения статуса задачи. При изменении состояния система автоматически фиксирует дату и время завершения задачи. На рисунке 2.14 представлен фрагмент обновления статуса выполнения.</w:t>
       </w:r>
     </w:p>
     <w:p>
@@ -9407,6 +9402,9 @@
         <w:jc w:val="center"/>
       </w:pPr>
       <w:r>
+        <w:rPr>
+          <w:noProof/>
+        </w:rPr>
         <w:lastRenderedPageBreak/>
         <w:drawing>
           <wp:inline distT="0" distB="0" distL="0" distR="0" wp14:anchorId="01584CC0" wp14:editId="338513BA">
@@ -9492,13 +9490,7 @@
         <w:rPr>
           <w:color w:val="000000" w:themeColor="text1"/>
         </w:rPr>
-        <w:t xml:space="preserve"> Фрагмент </w:t>
-      </w:r>
-      <w:r>
-        <w:rPr>
-          <w:color w:val="000000" w:themeColor="text1"/>
-        </w:rPr>
-        <w:t>обновления статуса выполнения</w:t>
+        <w:t xml:space="preserve"> Фрагмент обновления статуса выполнения</w:t>
       </w:r>
     </w:p>
     <w:p>
@@ -9558,13 +9550,7 @@
       </w:r>
       <w:proofErr w:type="spellEnd"/>
       <w:r>
-        <w:t>. Для каждого типа операции был реализован отдельный маршрут, обеспечивающий обработку HTTP-запросов и передачу данных между клиентом и сервером. На рисунке 2.</w:t>
-      </w:r>
-      <w:r>
-        <w:t xml:space="preserve">15 </w:t>
-      </w:r>
-      <w:r>
-        <w:t>представлен пример маршрута создания задачи.</w:t>
+        <w:t>. Для каждого типа операции был реализован отдельный маршрут, обеспечивающий обработку HTTP-запросов и передачу данных между клиентом и сервером. На рисунке 2.15 представлен пример маршрута создания задачи.</w:t>
       </w:r>
     </w:p>
     <w:p>
@@ -9579,6 +9565,7 @@
       <w:r>
         <w:rPr>
           <w:rFonts w:cs="Times New Roman"/>
+          <w:noProof/>
           <w:color w:val="000000" w:themeColor="text1"/>
           <w:szCs w:val="28"/>
         </w:rPr>
@@ -9666,13 +9653,7 @@
         <w:rPr>
           <w:color w:val="000000" w:themeColor="text1"/>
         </w:rPr>
-        <w:t xml:space="preserve"> </w:t>
-      </w:r>
-      <w:r>
-        <w:rPr>
-          <w:color w:val="000000" w:themeColor="text1"/>
-        </w:rPr>
-        <w:t>Маршрут создания задачи</w:t>
+        <w:t xml:space="preserve"> Маршрут создания задачи</w:t>
       </w:r>
     </w:p>
     <w:p>
@@ -9685,13 +9666,7 @@
       </w:r>
       <w:proofErr w:type="spellEnd"/>
       <w:r>
-        <w:t xml:space="preserve"> обеспечивают автоматическую валидацию входных данных</w:t>
-      </w:r>
-      <w:r>
-        <w:t xml:space="preserve"> через специальную схему данных</w:t>
-      </w:r>
-      <w:r>
-        <w:t>, обработку авторизации пользователя и вызов соответствующих сервисов бизнес-логики. Использование REST архитектуры позволило разделить клиентскую и серверную части приложения, упростить масштабирование системы и обеспечить возможность дальнейшей интеграции с внешними сервисами.</w:t>
+        <w:t xml:space="preserve"> обеспечивают автоматическую валидацию входных данных через специальную схему данных, обработку авторизации пользователя и вызов соответствующих сервисов бизнес-логики. Использование REST архитектуры позволило разделить клиентскую и серверную части приложения, упростить масштабирование системы и обеспечить возможность дальнейшей интеграции с внешними сервисами.</w:t>
       </w:r>
     </w:p>
     <w:p>
@@ -9706,24 +9681,260 @@
         <w:t>Рекомендации по эксплуатации продукта</w:t>
       </w:r>
     </w:p>
+    <w:p>
+      <w:r>
+        <w:t>Система предназначена для автоматизации процесса декомпозиции целей, использование системы упрощает процесс планирования, контроля выполнения задач и совместной работы над проектами.</w:t>
+      </w:r>
+    </w:p>
+    <w:p>
+      <w:r>
+        <w:t>При запуске веб-приложения</w:t>
+      </w:r>
+      <w:r>
+        <w:t xml:space="preserve"> открывается</w:t>
+      </w:r>
+      <w:r>
+        <w:t xml:space="preserve"> начальная страница</w:t>
+      </w:r>
+      <w:r>
+        <w:t>, представленная на рисунке 3.1.</w:t>
+      </w:r>
+      <w:r>
+        <w:t xml:space="preserve"> </w:t>
+      </w:r>
+    </w:p>
+    <w:p>
+      <w:r>
+        <w:rPr>
+          <w:noProof/>
+        </w:rPr>
+        <w:drawing>
+          <wp:inline distT="0" distB="0" distL="0" distR="0" wp14:anchorId="1987B07E" wp14:editId="3849DCCF">
+            <wp:extent cx="5628640" cy="2576891"/>
+            <wp:effectExtent l="0" t="0" r="0" b="0"/>
+            <wp:docPr id="162236297" name="Рисунок 162236297"/>
+            <wp:cNvGraphicFramePr>
+              <a:graphicFrameLocks xmlns:a="http://schemas.openxmlformats.org/drawingml/2006/main" noChangeAspect="1"/>
+            </wp:cNvGraphicFramePr>
+            <a:graphic xmlns:a="http://schemas.openxmlformats.org/drawingml/2006/main">
+              <a:graphicData uri="http://schemas.openxmlformats.org/drawingml/2006/picture">
+                <pic:pic xmlns:pic="http://schemas.openxmlformats.org/drawingml/2006/picture">
+                  <pic:nvPicPr>
+                    <pic:cNvPr id="1" name=""/>
+                    <pic:cNvPicPr/>
+                  </pic:nvPicPr>
+                  <pic:blipFill>
+                    <a:blip r:embed="rId35"/>
+                    <a:stretch>
+                      <a:fillRect/>
+                    </a:stretch>
+                  </pic:blipFill>
+                  <pic:spPr>
+                    <a:xfrm>
+                      <a:off x="0" y="0"/>
+                      <a:ext cx="5632941" cy="2578860"/>
+                    </a:xfrm>
+                    <a:prstGeom prst="rect">
+                      <a:avLst/>
+                    </a:prstGeom>
+                  </pic:spPr>
+                </pic:pic>
+              </a:graphicData>
+            </a:graphic>
+          </wp:inline>
+        </w:drawing>
+      </w:r>
+    </w:p>
+    <w:p>
+      <w:pPr>
+        <w:jc w:val="center"/>
+      </w:pPr>
+      <w:r>
+        <w:t xml:space="preserve">Рисунок 3.1 – </w:t>
+      </w:r>
+      <w:r>
+        <w:t xml:space="preserve">Начальная страница </w:t>
+      </w:r>
+    </w:p>
+    <w:p>
+      <w:r>
+        <w:t>Начальная страница предназначена для перехода к</w:t>
+      </w:r>
+      <w:r>
+        <w:t xml:space="preserve"> </w:t>
+      </w:r>
+      <w:r>
+        <w:t>формам системы: регистрации новой учетной записи и аутентификации существующего пользователя. Для нового пользователя требуется перейти на экран регистрации с помощью кнопки «Начать». При последующих посещениях веб-приложения, если пользователь не прошел аутентификацию ранее, необходимо перейти на страницу авторизации</w:t>
+      </w:r>
+      <w:r>
+        <w:t xml:space="preserve"> по кнопке «Вход»</w:t>
+      </w:r>
+      <w:r>
+        <w:t xml:space="preserve"> и выполнить вход в систему с использованием существующей учетной записи.</w:t>
+      </w:r>
+    </w:p>
+    <w:p>
+      <w:r>
+        <w:t>При нажатии кнопки «Начать» выполняется переход на страницу регистрации пользователя, представленную на рисунке 3.2.</w:t>
+      </w:r>
+    </w:p>
     <w:p/>
-    <w:p>
-      <w:pPr>
-        <w:rPr>
-          <w:color w:val="000000" w:themeColor="text1"/>
-        </w:rPr>
-      </w:pPr>
-    </w:p>
+    <w:p/>
+    <w:p/>
+    <w:p/>
     <w:p>
       <w:pPr>
         <w:jc w:val="center"/>
+      </w:pPr>
+      <w:r>
+        <w:rPr>
+          <w:noProof/>
+        </w:rPr>
+        <w:lastRenderedPageBreak/>
+        <w:drawing>
+          <wp:inline distT="0" distB="0" distL="0" distR="0" wp14:anchorId="7CBEFBD4" wp14:editId="14B82192">
+            <wp:extent cx="2412538" cy="4857750"/>
+            <wp:effectExtent l="0" t="0" r="6985" b="0"/>
+            <wp:docPr id="162236298" name="Рисунок 162236298"/>
+            <wp:cNvGraphicFramePr>
+              <a:graphicFrameLocks xmlns:a="http://schemas.openxmlformats.org/drawingml/2006/main" noChangeAspect="1"/>
+            </wp:cNvGraphicFramePr>
+            <a:graphic xmlns:a="http://schemas.openxmlformats.org/drawingml/2006/main">
+              <a:graphicData uri="http://schemas.openxmlformats.org/drawingml/2006/picture">
+                <pic:pic xmlns:pic="http://schemas.openxmlformats.org/drawingml/2006/picture">
+                  <pic:nvPicPr>
+                    <pic:cNvPr id="1" name=""/>
+                    <pic:cNvPicPr/>
+                  </pic:nvPicPr>
+                  <pic:blipFill>
+                    <a:blip r:embed="rId36"/>
+                    <a:stretch>
+                      <a:fillRect/>
+                    </a:stretch>
+                  </pic:blipFill>
+                  <pic:spPr>
+                    <a:xfrm>
+                      <a:off x="0" y="0"/>
+                      <a:ext cx="2432153" cy="4897246"/>
+                    </a:xfrm>
+                    <a:prstGeom prst="rect">
+                      <a:avLst/>
+                    </a:prstGeom>
+                  </pic:spPr>
+                </pic:pic>
+              </a:graphicData>
+            </a:graphic>
+          </wp:inline>
+        </w:drawing>
+      </w:r>
+    </w:p>
+    <w:p>
+      <w:pPr>
+        <w:jc w:val="center"/>
+      </w:pPr>
+      <w:r>
+        <w:t>Рисунок 3.</w:t>
+      </w:r>
+      <w:r>
+        <w:t>2</w:t>
+      </w:r>
+      <w:r>
+        <w:t xml:space="preserve"> –</w:t>
+      </w:r>
+      <w:r>
+        <w:t xml:space="preserve"> Страница для регистрации пользователей</w:t>
+      </w:r>
+    </w:p>
+    <w:p>
+      <w:r>
+        <w:t>На странице регистрации пользователю необходимо заполнить обязательные поля учетной записи, включающие логин, имя, фамилию, адрес электронной почты и пароль. После заполнения данных требуется нажать кнопку «Создать аккаунт». В случае успешной регистрации будет выполнен автоматический переход к основному интерфейсу системы.</w:t>
+      </w:r>
+    </w:p>
+    <w:p>
+      <w:r>
+        <w:t>Для пользователей, уже имеющих учетную запись, в нижней части страницы предусмотрена кнопка «Войти», позволяющая перейти к форме авторизации пользователя.</w:t>
+      </w:r>
+    </w:p>
+    <w:p/>
+    <w:p/>
+    <w:p/>
+    <w:p/>
+    <w:p>
+      <w:pPr>
+        <w:pStyle w:val="1"/>
+      </w:pPr>
+      <w:r>
+        <w:lastRenderedPageBreak/>
+        <w:t xml:space="preserve">4 Тестирование программного продукта </w:t>
+      </w:r>
+    </w:p>
+    <w:p>
+      <w:pPr>
+        <w:pStyle w:val="2"/>
+      </w:pPr>
+      <w:r>
+        <w:t xml:space="preserve">4.1 Выбор стратегии тестирования </w:t>
+      </w:r>
+    </w:p>
+    <w:p>
+      <w:r>
+        <w:t>Для проверки работоспособности веб-приложения была выбрана стратегия функционального тестирования методом черного ящика. Данный подход основан на проверке работы системы без анализа внутренней структуры программного кода. Тестирование выполнялось с точки зрения конечного пользователя путем проверки корректности работы интерфейса, обработки пользовательских действий и соответствия получаемых результатов ожидаемому поведению системы.</w:t>
+      </w:r>
+    </w:p>
+    <w:p>
+      <w:r>
+        <w:t xml:space="preserve">Использование данного метода позволило оценить стабильность работы основных компонентов приложения, включая систему аутентификации пользователей, механизм генерации </w:t>
+      </w:r>
+      <w:r>
+        <w:t>списков задач</w:t>
+      </w:r>
+      <w:r>
+        <w:t>, управление задачами, командное взаимодействие и обмен сообщениями в режиме реального времени. Основное внимание уделялось корректности обработки входных данных, отображению информации в интерфейсе и устойчивости системы при различных пользовательских сценариях.</w:t>
+      </w:r>
+    </w:p>
+    <w:p>
+      <w:r>
+        <w:t>Процесс тестирования включал выполнение последовательности действий пользователя внутри системы: регистрацию учетной записи, авторизацию, создание целей, генерацию задач с использованием искусственного интеллекта, редактирование информации, создание команд, назначение задач участникам и работу встроенного чата. Для каждого сценария анализировалась корректность выполнения операций и соответствие результатов функциональным требованиям проекта.</w:t>
+      </w:r>
+    </w:p>
+    <w:p>
+      <w:r>
+        <w:t>Дополнительно выполнялась проверка обработки некорректных данных, включая ввод пустых полей, неверных учетных данных, повторяющихся адресов электронной почты. Это позволило проверить корректность работы механизмов валидации данных и обработки ошибок.</w:t>
+      </w:r>
+    </w:p>
+    <w:p>
+      <w:r>
+        <w:lastRenderedPageBreak/>
+        <w:t>Результаты тестирования показали, что реализованная система корректно выполняет основные функции, обеспечивает стабильное взаимодействие клиентской и серверной частей, а также поддерживает работу механизмов авторизации, декомпозиции целей и командного взаимодействия. Проведенное тестирование подтвердило соответствие функциональных возможностей веб-приложения поставленным требованиям и готовность системы к дальнейшей эксплуатации.</w:t>
+      </w:r>
+    </w:p>
+    <w:p/>
+    <w:p/>
+    <w:p/>
+    <w:p/>
+    <w:p/>
+    <w:p/>
+    <w:p/>
+    <w:p/>
+    <w:p/>
+    <w:p/>
+    <w:p>
+      <w:pPr>
+        <w:jc w:val="center"/>
         <w:rPr>
           <w:lang w:eastAsia="ru-RU"/>
         </w:rPr>
       </w:pPr>
     </w:p>
+    <w:p>
+      <w:pPr>
+        <w:rPr>
+          <w:lang w:eastAsia="ru-RU"/>
+        </w:rPr>
+      </w:pPr>
+    </w:p>
     <w:sectPr>
-      <w:headerReference w:type="default" r:id="rId35"/>
+      <w:headerReference w:type="default" r:id="rId37"/>
       <w:pgSz w:w="11906" w:h="16838"/>
       <w:pgMar w:top="992" w:right="709" w:bottom="1843" w:left="1418" w:header="0" w:footer="567" w:gutter="0"/>
       <w:cols w:space="708"/>
@@ -10015,7 +10226,23 @@
                                       <w:sz w:val="32"/>
                                       <w:szCs w:val="28"/>
                                     </w:rPr>
-                                    <w:t>НАТКиГ.20</w:t>
+                                    <w:t>НАТКиГ.</w:t>
+                                  </w:r>
+                                  <w:r>
+                                    <w:rPr>
+                                      <w:rFonts w:cs="Times New Roman"/>
+                                      <w:sz w:val="32"/>
+                                      <w:szCs w:val="28"/>
+                                    </w:rPr>
+                                    <w:t>1</w:t>
+                                  </w:r>
+                                  <w:r>
+                                    <w:rPr>
+                                      <w:rFonts w:cs="Times New Roman"/>
+                                      <w:sz w:val="32"/>
+                                      <w:szCs w:val="28"/>
+                                    </w:rPr>
+                                    <w:t>0</w:t>
                                   </w:r>
                                   <w:r>
                                     <w:rPr>
@@ -11755,7 +11982,23 @@
                                 <w:sz w:val="32"/>
                                 <w:szCs w:val="28"/>
                               </w:rPr>
-                              <w:t>НАТКиГ.20</w:t>
+                              <w:t>НАТКиГ.</w:t>
+                            </w:r>
+                            <w:r>
+                              <w:rPr>
+                                <w:rFonts w:cs="Times New Roman"/>
+                                <w:sz w:val="32"/>
+                                <w:szCs w:val="28"/>
+                              </w:rPr>
+                              <w:t>1</w:t>
+                            </w:r>
+                            <w:r>
+                              <w:rPr>
+                                <w:rFonts w:cs="Times New Roman"/>
+                                <w:sz w:val="32"/>
+                                <w:szCs w:val="28"/>
+                              </w:rPr>
+                              <w:t>0</w:t>
                             </w:r>
                             <w:r>
                               <w:rPr>
@@ -13742,7 +13985,17 @@
                                       <w:szCs w:val="32"/>
                                       <w:lang w:val="ru-RU"/>
                                     </w:rPr>
-                                    <w:t>20</w:t>
+                                    <w:t>1</w:t>
+                                  </w:r>
+                                  <w:r>
+                                    <w:rPr>
+                                      <w:rFonts w:ascii="Times New Roman" w:hAnsi="Times New Roman" w:cs="Times New Roman"/>
+                                      <w:i w:val="0"/>
+                                      <w:sz w:val="32"/>
+                                      <w:szCs w:val="32"/>
+                                      <w:lang w:val="ru-RU"/>
+                                    </w:rPr>
+                                    <w:t>0</w:t>
                                   </w:r>
                                   <w:r>
                                     <w:rPr>
@@ -14443,7 +14696,17 @@
                                 <w:szCs w:val="32"/>
                                 <w:lang w:val="ru-RU"/>
                               </w:rPr>
-                              <w:t>20</w:t>
+                              <w:t>1</w:t>
+                            </w:r>
+                            <w:r>
+                              <w:rPr>
+                                <w:rFonts w:ascii="Times New Roman" w:hAnsi="Times New Roman" w:cs="Times New Roman"/>
+                                <w:i w:val="0"/>
+                                <w:sz w:val="32"/>
+                                <w:szCs w:val="32"/>
+                                <w:lang w:val="ru-RU"/>
+                              </w:rPr>
+                              <w:t>0</w:t>
                             </w:r>
                             <w:r>
                               <w:rPr>
@@ -14939,6 +15202,120 @@
 <file path=word/numbering.xml><?xml version="1.0" encoding="utf-8"?>
 <w:numbering xmlns:wpc="http://schemas.microsoft.com/office/word/2010/wordprocessingCanvas" xmlns:cx="http://schemas.microsoft.com/office/drawing/2014/chartex" xmlns:cx1="http://schemas.microsoft.com/office/drawing/2015/9/8/chartex" xmlns:cx2="http://schemas.microsoft.com/office/drawing/2015/10/21/chartex" xmlns:cx3="http://schemas.microsoft.com/office/drawing/2016/5/9/chartex" xmlns:cx4="http://schemas.microsoft.com/office/drawing/2016/5/10/chartex" xmlns:cx5="http://schemas.microsoft.com/office/drawing/2016/5/11/chartex" xmlns:cx6="http://schemas.microsoft.com/office/drawing/2016/5/12/chartex" xmlns:cx7="http://schemas.microsoft.com/office/drawing/2016/5/13/chartex" xmlns:cx8="http://schemas.microsoft.com/office/drawing/2016/5/14/chartex" xmlns:mc="http://schemas.openxmlformats.org/markup-compatibility/2006" xmlns:aink="http://schemas.microsoft.com/office/drawing/2016/ink" xmlns:am3d="http://schemas.microsoft.com/office/drawing/2017/model3d" xmlns:o="urn:schemas-microsoft-com:office:office" xmlns:r="http://schemas.openxmlformats.org/officeDocument/2006/relationships" xmlns:m="http://schemas.openxmlformats.org/officeDocument/2006/math" xmlns:v="urn:schemas-microsoft-com:vml" xmlns:wp14="http://schemas.microsoft.com/office/word/2010/wordprocessingDrawing" xmlns:wp="http://schemas.openxmlformats.org/drawingml/2006/wordprocessingDrawing" xmlns:w10="urn:schemas-microsoft-com:office:word" xmlns:w="http://schemas.openxmlformats.org/wordprocessingml/2006/main" xmlns:w14="http://schemas.microsoft.com/office/word/2010/wordml" xmlns:w15="http://schemas.microsoft.com/office/word/2012/wordml" xmlns:w16cex="http://schemas.microsoft.com/office/word/2018/wordml/cex" xmlns:w16cid="http://schemas.microsoft.com/office/word/2016/wordml/cid" xmlns:w16="http://schemas.microsoft.com/office/word/2018/wordml" xmlns:w16sdtdh="http://schemas.microsoft.com/office/word/2020/wordml/sdtdatahash" xmlns:w16se="http://schemas.microsoft.com/office/word/2015/wordml/symex" xmlns:wpg="http://schemas.microsoft.com/office/word/2010/wordprocessingGroup" xmlns:wpi="http://schemas.microsoft.com/office/word/2010/wordprocessingInk" xmlns:wne="http://schemas.microsoft.com/office/word/2006/wordml" xmlns:wps="http://schemas.microsoft.com/office/word/2010/wordprocessingShape" mc:Ignorable="w14 w15 w16se w16cid w16 w16cex w16sdtdh wp14">
   <w:abstractNum w:abstractNumId="0" w15:restartNumberingAfterBreak="0">
+    <w:nsid w:val="009F76EB"/>
+    <w:multiLevelType w:val="hybridMultilevel"/>
+    <w:tmpl w:val="E8964E6E"/>
+    <w:lvl w:ilvl="0" w:tplc="C52253B6">
+      <w:start w:val="1"/>
+      <w:numFmt w:val="bullet"/>
+      <w:suff w:val="space"/>
+      <w:lvlText w:val=""/>
+      <w:lvlJc w:val="left"/>
+      <w:pPr>
+        <w:ind w:left="1429" w:hanging="360"/>
+      </w:pPr>
+      <w:rPr>
+        <w:rFonts w:ascii="Symbol" w:hAnsi="Symbol" w:hint="default"/>
+      </w:rPr>
+    </w:lvl>
+    <w:lvl w:ilvl="1" w:tplc="04190003" w:tentative="1">
+      <w:start w:val="1"/>
+      <w:numFmt w:val="bullet"/>
+      <w:lvlText w:val="o"/>
+      <w:lvlJc w:val="left"/>
+      <w:pPr>
+        <w:ind w:left="2149" w:hanging="360"/>
+      </w:pPr>
+      <w:rPr>
+        <w:rFonts w:ascii="Courier New" w:hAnsi="Courier New" w:cs="Courier New" w:hint="default"/>
+      </w:rPr>
+    </w:lvl>
+    <w:lvl w:ilvl="2" w:tplc="04190005" w:tentative="1">
+      <w:start w:val="1"/>
+      <w:numFmt w:val="bullet"/>
+      <w:lvlText w:val=""/>
+      <w:lvlJc w:val="left"/>
+      <w:pPr>
+        <w:ind w:left="2869" w:hanging="360"/>
+      </w:pPr>
+      <w:rPr>
+        <w:rFonts w:ascii="Wingdings" w:hAnsi="Wingdings" w:hint="default"/>
+      </w:rPr>
+    </w:lvl>
+    <w:lvl w:ilvl="3" w:tplc="04190001" w:tentative="1">
+      <w:start w:val="1"/>
+      <w:numFmt w:val="bullet"/>
+      <w:lvlText w:val=""/>
+      <w:lvlJc w:val="left"/>
+      <w:pPr>
+        <w:ind w:left="3589" w:hanging="360"/>
+      </w:pPr>
+      <w:rPr>
+        <w:rFonts w:ascii="Symbol" w:hAnsi="Symbol" w:hint="default"/>
+      </w:rPr>
+    </w:lvl>
+    <w:lvl w:ilvl="4" w:tplc="04190003" w:tentative="1">
+      <w:start w:val="1"/>
+      <w:numFmt w:val="bullet"/>
+      <w:lvlText w:val="o"/>
+      <w:lvlJc w:val="left"/>
+      <w:pPr>
+        <w:ind w:left="4309" w:hanging="360"/>
+      </w:pPr>
+      <w:rPr>
+        <w:rFonts w:ascii="Courier New" w:hAnsi="Courier New" w:cs="Courier New" w:hint="default"/>
+      </w:rPr>
+    </w:lvl>
+    <w:lvl w:ilvl="5" w:tplc="04190005" w:tentative="1">
+      <w:start w:val="1"/>
+      <w:numFmt w:val="bullet"/>
+      <w:lvlText w:val=""/>
+      <w:lvlJc w:val="left"/>
+      <w:pPr>
+        <w:ind w:left="5029" w:hanging="360"/>
+      </w:pPr>
+      <w:rPr>
+        <w:rFonts w:ascii="Wingdings" w:hAnsi="Wingdings" w:hint="default"/>
+      </w:rPr>
+    </w:lvl>
+    <w:lvl w:ilvl="6" w:tplc="04190001" w:tentative="1">
+      <w:start w:val="1"/>
+      <w:numFmt w:val="bullet"/>
+      <w:lvlText w:val=""/>
+      <w:lvlJc w:val="left"/>
+      <w:pPr>
+        <w:ind w:left="5749" w:hanging="360"/>
+      </w:pPr>
+      <w:rPr>
+        <w:rFonts w:ascii="Symbol" w:hAnsi="Symbol" w:hint="default"/>
+      </w:rPr>
+    </w:lvl>
+    <w:lvl w:ilvl="7" w:tplc="04190003" w:tentative="1">
+      <w:start w:val="1"/>
+      <w:numFmt w:val="bullet"/>
+      <w:lvlText w:val="o"/>
+      <w:lvlJc w:val="left"/>
+      <w:pPr>
+        <w:ind w:left="6469" w:hanging="360"/>
+      </w:pPr>
+      <w:rPr>
+        <w:rFonts w:ascii="Courier New" w:hAnsi="Courier New" w:cs="Courier New" w:hint="default"/>
+      </w:rPr>
+    </w:lvl>
+    <w:lvl w:ilvl="8" w:tplc="04190005" w:tentative="1">
+      <w:start w:val="1"/>
+      <w:numFmt w:val="bullet"/>
+      <w:lvlText w:val=""/>
+      <w:lvlJc w:val="left"/>
+      <w:pPr>
+        <w:ind w:left="7189" w:hanging="360"/>
+      </w:pPr>
+      <w:rPr>
+        <w:rFonts w:ascii="Wingdings" w:hAnsi="Wingdings" w:hint="default"/>
+      </w:rPr>
+    </w:lvl>
+  </w:abstractNum>
+  <w:abstractNum w:abstractNumId="1" w15:restartNumberingAfterBreak="0">
     <w:nsid w:val="03F16C25"/>
     <w:multiLevelType w:val="hybridMultilevel"/>
     <w:tmpl w:val="447CD720"/>
@@ -15052,7 +15429,7 @@
       </w:rPr>
     </w:lvl>
   </w:abstractNum>
-  <w:abstractNum w:abstractNumId="1" w15:restartNumberingAfterBreak="0">
+  <w:abstractNum w:abstractNumId="2" w15:restartNumberingAfterBreak="0">
     <w:nsid w:val="06F33CB4"/>
     <w:multiLevelType w:val="hybridMultilevel"/>
     <w:tmpl w:val="D910C774"/>
@@ -15165,7 +15542,7 @@
       </w:rPr>
     </w:lvl>
   </w:abstractNum>
-  <w:abstractNum w:abstractNumId="2" w15:restartNumberingAfterBreak="0">
+  <w:abstractNum w:abstractNumId="3" w15:restartNumberingAfterBreak="0">
     <w:nsid w:val="0CE85AD4"/>
     <w:multiLevelType w:val="hybridMultilevel"/>
     <w:tmpl w:val="7772AFD2"/>
@@ -15279,7 +15656,7 @@
       </w:rPr>
     </w:lvl>
   </w:abstractNum>
-  <w:abstractNum w:abstractNumId="3" w15:restartNumberingAfterBreak="0">
+  <w:abstractNum w:abstractNumId="4" w15:restartNumberingAfterBreak="0">
     <w:nsid w:val="234367D1"/>
     <w:multiLevelType w:val="hybridMultilevel"/>
     <w:tmpl w:val="0164C88A"/>
@@ -15392,7 +15769,7 @@
       </w:rPr>
     </w:lvl>
   </w:abstractNum>
-  <w:abstractNum w:abstractNumId="4" w15:restartNumberingAfterBreak="0">
+  <w:abstractNum w:abstractNumId="5" w15:restartNumberingAfterBreak="0">
     <w:nsid w:val="2A833014"/>
     <w:multiLevelType w:val="hybridMultilevel"/>
     <w:tmpl w:val="517455A2"/>
@@ -15506,7 +15883,7 @@
       </w:rPr>
     </w:lvl>
   </w:abstractNum>
-  <w:abstractNum w:abstractNumId="5" w15:restartNumberingAfterBreak="0">
+  <w:abstractNum w:abstractNumId="6" w15:restartNumberingAfterBreak="0">
     <w:nsid w:val="2BC30158"/>
     <w:multiLevelType w:val="hybridMultilevel"/>
     <w:tmpl w:val="71D0D208"/>
@@ -15620,7 +15997,7 @@
       </w:rPr>
     </w:lvl>
   </w:abstractNum>
-  <w:abstractNum w:abstractNumId="6" w15:restartNumberingAfterBreak="0">
+  <w:abstractNum w:abstractNumId="7" w15:restartNumberingAfterBreak="0">
     <w:nsid w:val="4236506B"/>
     <w:multiLevelType w:val="hybridMultilevel"/>
     <w:tmpl w:val="B632188C"/>
@@ -15733,7 +16110,121 @@
       </w:rPr>
     </w:lvl>
   </w:abstractNum>
-  <w:abstractNum w:abstractNumId="7" w15:restartNumberingAfterBreak="0">
+  <w:abstractNum w:abstractNumId="8" w15:restartNumberingAfterBreak="0">
+    <w:nsid w:val="4E792DB3"/>
+    <w:multiLevelType w:val="hybridMultilevel"/>
+    <w:tmpl w:val="ECBEF210"/>
+    <w:lvl w:ilvl="0" w:tplc="B5D2BC98">
+      <w:start w:val="1"/>
+      <w:numFmt w:val="bullet"/>
+      <w:suff w:val="space"/>
+      <w:lvlText w:val=""/>
+      <w:lvlJc w:val="left"/>
+      <w:pPr>
+        <w:ind w:left="1429" w:hanging="360"/>
+      </w:pPr>
+      <w:rPr>
+        <w:rFonts w:ascii="Symbol" w:hAnsi="Symbol" w:hint="default"/>
+      </w:rPr>
+    </w:lvl>
+    <w:lvl w:ilvl="1" w:tplc="04190003" w:tentative="1">
+      <w:start w:val="1"/>
+      <w:numFmt w:val="bullet"/>
+      <w:lvlText w:val="o"/>
+      <w:lvlJc w:val="left"/>
+      <w:pPr>
+        <w:ind w:left="2149" w:hanging="360"/>
+      </w:pPr>
+      <w:rPr>
+        <w:rFonts w:ascii="Courier New" w:hAnsi="Courier New" w:cs="Courier New" w:hint="default"/>
+      </w:rPr>
+    </w:lvl>
+    <w:lvl w:ilvl="2" w:tplc="04190005" w:tentative="1">
+      <w:start w:val="1"/>
+      <w:numFmt w:val="bullet"/>
+      <w:lvlText w:val=""/>
+      <w:lvlJc w:val="left"/>
+      <w:pPr>
+        <w:ind w:left="2869" w:hanging="360"/>
+      </w:pPr>
+      <w:rPr>
+        <w:rFonts w:ascii="Wingdings" w:hAnsi="Wingdings" w:hint="default"/>
+      </w:rPr>
+    </w:lvl>
+    <w:lvl w:ilvl="3" w:tplc="04190001" w:tentative="1">
+      <w:start w:val="1"/>
+      <w:numFmt w:val="bullet"/>
+      <w:lvlText w:val=""/>
+      <w:lvlJc w:val="left"/>
+      <w:pPr>
+        <w:ind w:left="3589" w:hanging="360"/>
+      </w:pPr>
+      <w:rPr>
+        <w:rFonts w:ascii="Symbol" w:hAnsi="Symbol" w:hint="default"/>
+      </w:rPr>
+    </w:lvl>
+    <w:lvl w:ilvl="4" w:tplc="04190003" w:tentative="1">
+      <w:start w:val="1"/>
+      <w:numFmt w:val="bullet"/>
+      <w:lvlText w:val="o"/>
+      <w:lvlJc w:val="left"/>
+      <w:pPr>
+        <w:ind w:left="4309" w:hanging="360"/>
+      </w:pPr>
+      <w:rPr>
+        <w:rFonts w:ascii="Courier New" w:hAnsi="Courier New" w:cs="Courier New" w:hint="default"/>
+      </w:rPr>
+    </w:lvl>
+    <w:lvl w:ilvl="5" w:tplc="04190005" w:tentative="1">
+      <w:start w:val="1"/>
+      <w:numFmt w:val="bullet"/>
+      <w:lvlText w:val=""/>
+      <w:lvlJc w:val="left"/>
+      <w:pPr>
+        <w:ind w:left="5029" w:hanging="360"/>
+      </w:pPr>
+      <w:rPr>
+        <w:rFonts w:ascii="Wingdings" w:hAnsi="Wingdings" w:hint="default"/>
+      </w:rPr>
+    </w:lvl>
+    <w:lvl w:ilvl="6" w:tplc="04190001" w:tentative="1">
+      <w:start w:val="1"/>
+      <w:numFmt w:val="bullet"/>
+      <w:lvlText w:val=""/>
+      <w:lvlJc w:val="left"/>
+      <w:pPr>
+        <w:ind w:left="5749" w:hanging="360"/>
+      </w:pPr>
+      <w:rPr>
+        <w:rFonts w:ascii="Symbol" w:hAnsi="Symbol" w:hint="default"/>
+      </w:rPr>
+    </w:lvl>
+    <w:lvl w:ilvl="7" w:tplc="04190003" w:tentative="1">
+      <w:start w:val="1"/>
+      <w:numFmt w:val="bullet"/>
+      <w:lvlText w:val="o"/>
+      <w:lvlJc w:val="left"/>
+      <w:pPr>
+        <w:ind w:left="6469" w:hanging="360"/>
+      </w:pPr>
+      <w:rPr>
+        <w:rFonts w:ascii="Courier New" w:hAnsi="Courier New" w:cs="Courier New" w:hint="default"/>
+      </w:rPr>
+    </w:lvl>
+    <w:lvl w:ilvl="8" w:tplc="04190005" w:tentative="1">
+      <w:start w:val="1"/>
+      <w:numFmt w:val="bullet"/>
+      <w:lvlText w:val=""/>
+      <w:lvlJc w:val="left"/>
+      <w:pPr>
+        <w:ind w:left="7189" w:hanging="360"/>
+      </w:pPr>
+      <w:rPr>
+        <w:rFonts w:ascii="Wingdings" w:hAnsi="Wingdings" w:hint="default"/>
+      </w:rPr>
+    </w:lvl>
+  </w:abstractNum>
+  <w:abstractNum w:abstractNumId="9" w15:restartNumberingAfterBreak="0">
     <w:nsid w:val="5AD2032B"/>
     <w:multiLevelType w:val="hybridMultilevel"/>
     <w:tmpl w:val="502C1680"/>
@@ -15847,7 +16338,7 @@
       </w:rPr>
     </w:lvl>
   </w:abstractNum>
-  <w:abstractNum w:abstractNumId="8" w15:restartNumberingAfterBreak="0">
+  <w:abstractNum w:abstractNumId="10" w15:restartNumberingAfterBreak="0">
     <w:nsid w:val="5E9D081E"/>
     <w:multiLevelType w:val="multilevel"/>
     <w:tmpl w:val="31FAC168"/>
@@ -15939,7 +16430,7 @@
       </w:pPr>
     </w:lvl>
   </w:abstractNum>
-  <w:abstractNum w:abstractNumId="9" w15:restartNumberingAfterBreak="0">
+  <w:abstractNum w:abstractNumId="11" w15:restartNumberingAfterBreak="0">
     <w:nsid w:val="67EC04CD"/>
     <w:multiLevelType w:val="hybridMultilevel"/>
     <w:tmpl w:val="B5DA1F26"/>
@@ -16052,7 +16543,7 @@
       </w:rPr>
     </w:lvl>
   </w:abstractNum>
-  <w:abstractNum w:abstractNumId="10" w15:restartNumberingAfterBreak="0">
+  <w:abstractNum w:abstractNumId="12" w15:restartNumberingAfterBreak="0">
     <w:nsid w:val="6AB437FC"/>
     <w:multiLevelType w:val="hybridMultilevel"/>
     <w:tmpl w:val="D8FE15E4"/>
@@ -16166,7 +16657,7 @@
       </w:rPr>
     </w:lvl>
   </w:abstractNum>
-  <w:abstractNum w:abstractNumId="11" w15:restartNumberingAfterBreak="0">
+  <w:abstractNum w:abstractNumId="13" w15:restartNumberingAfterBreak="0">
     <w:nsid w:val="77F84960"/>
     <w:multiLevelType w:val="hybridMultilevel"/>
     <w:tmpl w:val="6DF4AF4C"/>
@@ -16280,10 +16771,10 @@
       </w:rPr>
     </w:lvl>
   </w:abstractNum>
-  <w:abstractNum w:abstractNumId="12" w15:restartNumberingAfterBreak="0">
-    <w:nsid w:val="7E794327"/>
+  <w:abstractNum w:abstractNumId="14" w15:restartNumberingAfterBreak="0">
+    <w:nsid w:val="7D8A7628"/>
     <w:multiLevelType w:val="hybridMultilevel"/>
-    <w:tmpl w:val="BFF0D868"/>
+    <w:tmpl w:val="4FE8CB7A"/>
     <w:lvl w:ilvl="0" w:tplc="AC1C3610">
       <w:start w:val="1"/>
       <w:numFmt w:val="bullet"/>
@@ -16393,44 +16884,282 @@
       </w:rPr>
     </w:lvl>
   </w:abstractNum>
+  <w:abstractNum w:abstractNumId="15" w15:restartNumberingAfterBreak="0">
+    <w:nsid w:val="7DE75B9C"/>
+    <w:multiLevelType w:val="hybridMultilevel"/>
+    <w:tmpl w:val="72408CC0"/>
+    <w:lvl w:ilvl="0" w:tplc="AC1C3610">
+      <w:start w:val="1"/>
+      <w:numFmt w:val="bullet"/>
+      <w:lvlText w:val=""/>
+      <w:lvlJc w:val="left"/>
+      <w:pPr>
+        <w:ind w:left="1429" w:hanging="360"/>
+      </w:pPr>
+      <w:rPr>
+        <w:rFonts w:ascii="Symbol" w:hAnsi="Symbol" w:hint="default"/>
+      </w:rPr>
+    </w:lvl>
+    <w:lvl w:ilvl="1" w:tplc="04190003" w:tentative="1">
+      <w:start w:val="1"/>
+      <w:numFmt w:val="bullet"/>
+      <w:lvlText w:val="o"/>
+      <w:lvlJc w:val="left"/>
+      <w:pPr>
+        <w:ind w:left="2149" w:hanging="360"/>
+      </w:pPr>
+      <w:rPr>
+        <w:rFonts w:ascii="Courier New" w:hAnsi="Courier New" w:cs="Courier New" w:hint="default"/>
+      </w:rPr>
+    </w:lvl>
+    <w:lvl w:ilvl="2" w:tplc="04190005" w:tentative="1">
+      <w:start w:val="1"/>
+      <w:numFmt w:val="bullet"/>
+      <w:lvlText w:val=""/>
+      <w:lvlJc w:val="left"/>
+      <w:pPr>
+        <w:ind w:left="2869" w:hanging="360"/>
+      </w:pPr>
+      <w:rPr>
+        <w:rFonts w:ascii="Wingdings" w:hAnsi="Wingdings" w:hint="default"/>
+      </w:rPr>
+    </w:lvl>
+    <w:lvl w:ilvl="3" w:tplc="04190001" w:tentative="1">
+      <w:start w:val="1"/>
+      <w:numFmt w:val="bullet"/>
+      <w:lvlText w:val=""/>
+      <w:lvlJc w:val="left"/>
+      <w:pPr>
+        <w:ind w:left="3589" w:hanging="360"/>
+      </w:pPr>
+      <w:rPr>
+        <w:rFonts w:ascii="Symbol" w:hAnsi="Symbol" w:hint="default"/>
+      </w:rPr>
+    </w:lvl>
+    <w:lvl w:ilvl="4" w:tplc="04190003" w:tentative="1">
+      <w:start w:val="1"/>
+      <w:numFmt w:val="bullet"/>
+      <w:lvlText w:val="o"/>
+      <w:lvlJc w:val="left"/>
+      <w:pPr>
+        <w:ind w:left="4309" w:hanging="360"/>
+      </w:pPr>
+      <w:rPr>
+        <w:rFonts w:ascii="Courier New" w:hAnsi="Courier New" w:cs="Courier New" w:hint="default"/>
+      </w:rPr>
+    </w:lvl>
+    <w:lvl w:ilvl="5" w:tplc="04190005" w:tentative="1">
+      <w:start w:val="1"/>
+      <w:numFmt w:val="bullet"/>
+      <w:lvlText w:val=""/>
+      <w:lvlJc w:val="left"/>
+      <w:pPr>
+        <w:ind w:left="5029" w:hanging="360"/>
+      </w:pPr>
+      <w:rPr>
+        <w:rFonts w:ascii="Wingdings" w:hAnsi="Wingdings" w:hint="default"/>
+      </w:rPr>
+    </w:lvl>
+    <w:lvl w:ilvl="6" w:tplc="04190001" w:tentative="1">
+      <w:start w:val="1"/>
+      <w:numFmt w:val="bullet"/>
+      <w:lvlText w:val=""/>
+      <w:lvlJc w:val="left"/>
+      <w:pPr>
+        <w:ind w:left="5749" w:hanging="360"/>
+      </w:pPr>
+      <w:rPr>
+        <w:rFonts w:ascii="Symbol" w:hAnsi="Symbol" w:hint="default"/>
+      </w:rPr>
+    </w:lvl>
+    <w:lvl w:ilvl="7" w:tplc="04190003" w:tentative="1">
+      <w:start w:val="1"/>
+      <w:numFmt w:val="bullet"/>
+      <w:lvlText w:val="o"/>
+      <w:lvlJc w:val="left"/>
+      <w:pPr>
+        <w:ind w:left="6469" w:hanging="360"/>
+      </w:pPr>
+      <w:rPr>
+        <w:rFonts w:ascii="Courier New" w:hAnsi="Courier New" w:cs="Courier New" w:hint="default"/>
+      </w:rPr>
+    </w:lvl>
+    <w:lvl w:ilvl="8" w:tplc="04190005" w:tentative="1">
+      <w:start w:val="1"/>
+      <w:numFmt w:val="bullet"/>
+      <w:lvlText w:val=""/>
+      <w:lvlJc w:val="left"/>
+      <w:pPr>
+        <w:ind w:left="7189" w:hanging="360"/>
+      </w:pPr>
+      <w:rPr>
+        <w:rFonts w:ascii="Wingdings" w:hAnsi="Wingdings" w:hint="default"/>
+      </w:rPr>
+    </w:lvl>
+  </w:abstractNum>
+  <w:abstractNum w:abstractNumId="16" w15:restartNumberingAfterBreak="0">
+    <w:nsid w:val="7E794327"/>
+    <w:multiLevelType w:val="hybridMultilevel"/>
+    <w:tmpl w:val="BFF0D868"/>
+    <w:lvl w:ilvl="0" w:tplc="AC1C3610">
+      <w:start w:val="1"/>
+      <w:numFmt w:val="bullet"/>
+      <w:lvlText w:val=""/>
+      <w:lvlJc w:val="left"/>
+      <w:pPr>
+        <w:ind w:left="1429" w:hanging="360"/>
+      </w:pPr>
+      <w:rPr>
+        <w:rFonts w:ascii="Symbol" w:hAnsi="Symbol" w:hint="default"/>
+      </w:rPr>
+    </w:lvl>
+    <w:lvl w:ilvl="1" w:tplc="04190003" w:tentative="1">
+      <w:start w:val="1"/>
+      <w:numFmt w:val="bullet"/>
+      <w:lvlText w:val="o"/>
+      <w:lvlJc w:val="left"/>
+      <w:pPr>
+        <w:ind w:left="2149" w:hanging="360"/>
+      </w:pPr>
+      <w:rPr>
+        <w:rFonts w:ascii="Courier New" w:hAnsi="Courier New" w:cs="Courier New" w:hint="default"/>
+      </w:rPr>
+    </w:lvl>
+    <w:lvl w:ilvl="2" w:tplc="04190005" w:tentative="1">
+      <w:start w:val="1"/>
+      <w:numFmt w:val="bullet"/>
+      <w:lvlText w:val=""/>
+      <w:lvlJc w:val="left"/>
+      <w:pPr>
+        <w:ind w:left="2869" w:hanging="360"/>
+      </w:pPr>
+      <w:rPr>
+        <w:rFonts w:ascii="Wingdings" w:hAnsi="Wingdings" w:hint="default"/>
+      </w:rPr>
+    </w:lvl>
+    <w:lvl w:ilvl="3" w:tplc="04190001" w:tentative="1">
+      <w:start w:val="1"/>
+      <w:numFmt w:val="bullet"/>
+      <w:lvlText w:val=""/>
+      <w:lvlJc w:val="left"/>
+      <w:pPr>
+        <w:ind w:left="3589" w:hanging="360"/>
+      </w:pPr>
+      <w:rPr>
+        <w:rFonts w:ascii="Symbol" w:hAnsi="Symbol" w:hint="default"/>
+      </w:rPr>
+    </w:lvl>
+    <w:lvl w:ilvl="4" w:tplc="04190003" w:tentative="1">
+      <w:start w:val="1"/>
+      <w:numFmt w:val="bullet"/>
+      <w:lvlText w:val="o"/>
+      <w:lvlJc w:val="left"/>
+      <w:pPr>
+        <w:ind w:left="4309" w:hanging="360"/>
+      </w:pPr>
+      <w:rPr>
+        <w:rFonts w:ascii="Courier New" w:hAnsi="Courier New" w:cs="Courier New" w:hint="default"/>
+      </w:rPr>
+    </w:lvl>
+    <w:lvl w:ilvl="5" w:tplc="04190005" w:tentative="1">
+      <w:start w:val="1"/>
+      <w:numFmt w:val="bullet"/>
+      <w:lvlText w:val=""/>
+      <w:lvlJc w:val="left"/>
+      <w:pPr>
+        <w:ind w:left="5029" w:hanging="360"/>
+      </w:pPr>
+      <w:rPr>
+        <w:rFonts w:ascii="Wingdings" w:hAnsi="Wingdings" w:hint="default"/>
+      </w:rPr>
+    </w:lvl>
+    <w:lvl w:ilvl="6" w:tplc="04190001" w:tentative="1">
+      <w:start w:val="1"/>
+      <w:numFmt w:val="bullet"/>
+      <w:lvlText w:val=""/>
+      <w:lvlJc w:val="left"/>
+      <w:pPr>
+        <w:ind w:left="5749" w:hanging="360"/>
+      </w:pPr>
+      <w:rPr>
+        <w:rFonts w:ascii="Symbol" w:hAnsi="Symbol" w:hint="default"/>
+      </w:rPr>
+    </w:lvl>
+    <w:lvl w:ilvl="7" w:tplc="04190003" w:tentative="1">
+      <w:start w:val="1"/>
+      <w:numFmt w:val="bullet"/>
+      <w:lvlText w:val="o"/>
+      <w:lvlJc w:val="left"/>
+      <w:pPr>
+        <w:ind w:left="6469" w:hanging="360"/>
+      </w:pPr>
+      <w:rPr>
+        <w:rFonts w:ascii="Courier New" w:hAnsi="Courier New" w:cs="Courier New" w:hint="default"/>
+      </w:rPr>
+    </w:lvl>
+    <w:lvl w:ilvl="8" w:tplc="04190005" w:tentative="1">
+      <w:start w:val="1"/>
+      <w:numFmt w:val="bullet"/>
+      <w:lvlText w:val=""/>
+      <w:lvlJc w:val="left"/>
+      <w:pPr>
+        <w:ind w:left="7189" w:hanging="360"/>
+      </w:pPr>
+      <w:rPr>
+        <w:rFonts w:ascii="Wingdings" w:hAnsi="Wingdings" w:hint="default"/>
+      </w:rPr>
+    </w:lvl>
+  </w:abstractNum>
   <w:num w:numId="1">
+    <w:abstractNumId w:val="10"/>
+  </w:num>
+  <w:num w:numId="2">
+    <w:abstractNumId w:val="2"/>
+  </w:num>
+  <w:num w:numId="3">
+    <w:abstractNumId w:val="5"/>
+  </w:num>
+  <w:num w:numId="4">
+    <w:abstractNumId w:val="1"/>
+  </w:num>
+  <w:num w:numId="5">
+    <w:abstractNumId w:val="3"/>
+  </w:num>
+  <w:num w:numId="6">
+    <w:abstractNumId w:val="7"/>
+  </w:num>
+  <w:num w:numId="7">
+    <w:abstractNumId w:val="9"/>
+  </w:num>
+  <w:num w:numId="8">
+    <w:abstractNumId w:val="4"/>
+  </w:num>
+  <w:num w:numId="9">
+    <w:abstractNumId w:val="12"/>
+  </w:num>
+  <w:num w:numId="10">
+    <w:abstractNumId w:val="11"/>
+  </w:num>
+  <w:num w:numId="11">
+    <w:abstractNumId w:val="6"/>
+  </w:num>
+  <w:num w:numId="12">
+    <w:abstractNumId w:val="16"/>
+  </w:num>
+  <w:num w:numId="13">
+    <w:abstractNumId w:val="13"/>
+  </w:num>
+  <w:num w:numId="14">
+    <w:abstractNumId w:val="15"/>
+  </w:num>
+  <w:num w:numId="15">
     <w:abstractNumId w:val="8"/>
   </w:num>
-  <w:num w:numId="2">
-    <w:abstractNumId w:val="1"/>
+  <w:num w:numId="16">
+    <w:abstractNumId w:val="14"/>
   </w:num>
-  <w:num w:numId="3">
-    <w:abstractNumId w:val="4"/>
-  </w:num>
-  <w:num w:numId="4">
+  <w:num w:numId="17">
     <w:abstractNumId w:val="0"/>
-  </w:num>
-  <w:num w:numId="5">
-    <w:abstractNumId w:val="2"/>
-  </w:num>
-  <w:num w:numId="6">
-    <w:abstractNumId w:val="6"/>
-  </w:num>
-  <w:num w:numId="7">
-    <w:abstractNumId w:val="7"/>
-  </w:num>
-  <w:num w:numId="8">
-    <w:abstractNumId w:val="3"/>
-  </w:num>
-  <w:num w:numId="9">
-    <w:abstractNumId w:val="10"/>
-  </w:num>
-  <w:num w:numId="10">
-    <w:abstractNumId w:val="9"/>
-  </w:num>
-  <w:num w:numId="11">
-    <w:abstractNumId w:val="5"/>
-  </w:num>
-  <w:num w:numId="12">
-    <w:abstractNumId w:val="12"/>
-  </w:num>
-  <w:num w:numId="13">
-    <w:abstractNumId w:val="11"/>
   </w:num>
   <w:numIdMacAtCleanup w:val="4"/>
 </w:numbering>
@@ -16835,7 +17564,7 @@
   <w:style w:type="paragraph" w:default="1" w:styleId="a">
     <w:name w:val="Normal"/>
     <w:qFormat/>
-    <w:rsid w:val="00D21956"/>
+    <w:rsid w:val="00CC1A8B"/>
     <w:pPr>
       <w:ind w:firstLine="709"/>
     </w:pPr>

--- a/Диплом мешков 23.106.docx
+++ b/Диплом мешков 23.106.docx
@@ -9694,10 +9694,7 @@
         <w:t xml:space="preserve"> открывается</w:t>
       </w:r>
       <w:r>
-        <w:t xml:space="preserve"> начальная страница</w:t>
-      </w:r>
-      <w:r>
-        <w:t>, представленная на рисунке 3.1.</w:t>
+        <w:t xml:space="preserve"> начальная страница, представленная на рисунке 3.1.</w:t>
       </w:r>
       <w:r>
         <w:t xml:space="preserve"> </w:t>
@@ -9750,27 +9747,12 @@
         <w:jc w:val="center"/>
       </w:pPr>
       <w:r>
-        <w:t xml:space="preserve">Рисунок 3.1 – </w:t>
-      </w:r>
-      <w:r>
-        <w:t xml:space="preserve">Начальная страница </w:t>
-      </w:r>
-    </w:p>
-    <w:p>
-      <w:r>
-        <w:t>Начальная страница предназначена для перехода к</w:t>
-      </w:r>
-      <w:r>
-        <w:t xml:space="preserve"> </w:t>
-      </w:r>
-      <w:r>
-        <w:t>формам системы: регистрации новой учетной записи и аутентификации существующего пользователя. Для нового пользователя требуется перейти на экран регистрации с помощью кнопки «Начать». При последующих посещениях веб-приложения, если пользователь не прошел аутентификацию ранее, необходимо перейти на страницу авторизации</w:t>
-      </w:r>
-      <w:r>
-        <w:t xml:space="preserve"> по кнопке «Вход»</w:t>
-      </w:r>
-      <w:r>
-        <w:t xml:space="preserve"> и выполнить вход в систему с использованием существующей учетной записи.</w:t>
+        <w:t xml:space="preserve">Рисунок 3.1 – Начальная страница </w:t>
+      </w:r>
+    </w:p>
+    <w:p>
+      <w:r>
+        <w:t>Начальная страница предназначена для перехода к формам системы: регистрации новой учетной записи и аутентификации существующего пользователя. Для нового пользователя требуется перейти на экран регистрации с помощью кнопки «Начать». При последующих посещениях веб-приложения, если пользователь не прошел аутентификацию ранее, необходимо перейти на страницу авторизации по кнопке «Вход» и выполнить вход в систему с использованием существующей учетной записи.</w:t>
       </w:r>
     </w:p>
     <w:p>
@@ -9833,16 +9815,7 @@
         <w:jc w:val="center"/>
       </w:pPr>
       <w:r>
-        <w:t>Рисунок 3.</w:t>
-      </w:r>
-      <w:r>
-        <w:t>2</w:t>
-      </w:r>
-      <w:r>
-        <w:t xml:space="preserve"> –</w:t>
-      </w:r>
-      <w:r>
-        <w:t xml:space="preserve"> Страница для регистрации пользователей</w:t>
+        <w:t>Рисунок 3.2 – Страница для регистрации пользователей</w:t>
       </w:r>
     </w:p>
     <w:p>
@@ -9858,7 +9831,6 @@
     <w:p/>
     <w:p/>
     <w:p/>
-    <w:p/>
     <w:p>
       <w:pPr>
         <w:pStyle w:val="1"/>
@@ -9877,39 +9849,94 @@
       </w:r>
     </w:p>
     <w:p>
-      <w:r>
+      <w:pPr>
+        <w:rPr>
+          <w:highlight w:val="yellow"/>
+        </w:rPr>
+      </w:pPr>
+      <w:r>
+        <w:rPr>
+          <w:highlight w:val="yellow"/>
+        </w:rPr>
         <w:t>Для проверки работоспособности веб-приложения была выбрана стратегия функционального тестирования методом черного ящика. Данный подход основан на проверке работы системы без анализа внутренней структуры программного кода. Тестирование выполнялось с точки зрения конечного пользователя путем проверки корректности работы интерфейса, обработки пользовательских действий и соответствия получаемых результатов ожидаемому поведению системы.</w:t>
       </w:r>
     </w:p>
     <w:p>
-      <w:r>
-        <w:t xml:space="preserve">Использование данного метода позволило оценить стабильность работы основных компонентов приложения, включая систему аутентификации пользователей, механизм генерации </w:t>
-      </w:r>
-      <w:r>
-        <w:t>списков задач</w:t>
-      </w:r>
-      <w:r>
-        <w:t>, управление задачами, командное взаимодействие и обмен сообщениями в режиме реального времени. Основное внимание уделялось корректности обработки входных данных, отображению информации в интерфейсе и устойчивости системы при различных пользовательских сценариях.</w:t>
-      </w:r>
-    </w:p>
-    <w:p>
-      <w:r>
+      <w:pPr>
+        <w:rPr>
+          <w:highlight w:val="yellow"/>
+        </w:rPr>
+      </w:pPr>
+      <w:r>
+        <w:rPr>
+          <w:highlight w:val="yellow"/>
+        </w:rPr>
+        <w:t>Использование данного метода позволило оценить стабильность работы основных компонентов приложения, включая систему аутентификации пользователей, механизм генерации списков задач, управление задачами, командное взаимодействие и обмен сообщениями в режиме реального времени. Основное внимание уделялось корректности обработки входных данных, отображению информации в интерфейсе и устойчивости системы при различных пользовательских сценариях.</w:t>
+      </w:r>
+    </w:p>
+    <w:p>
+      <w:pPr>
+        <w:rPr>
+          <w:highlight w:val="yellow"/>
+        </w:rPr>
+      </w:pPr>
+      <w:r>
+        <w:rPr>
+          <w:highlight w:val="yellow"/>
+        </w:rPr>
         <w:t>Процесс тестирования включал выполнение последовательности действий пользователя внутри системы: регистрацию учетной записи, авторизацию, создание целей, генерацию задач с использованием искусственного интеллекта, редактирование информации, создание команд, назначение задач участникам и работу встроенного чата. Для каждого сценария анализировалась корректность выполнения операций и соответствие результатов функциональным требованиям проекта.</w:t>
       </w:r>
     </w:p>
     <w:p>
-      <w:r>
+      <w:pPr>
+        <w:rPr>
+          <w:highlight w:val="yellow"/>
+        </w:rPr>
+      </w:pPr>
+      <w:r>
+        <w:rPr>
+          <w:highlight w:val="yellow"/>
+        </w:rPr>
         <w:t>Дополнительно выполнялась проверка обработки некорректных данных, включая ввод пустых полей, неверных учетных данных, повторяющихся адресов электронной почты. Это позволило проверить корректность работы механизмов валидации данных и обработки ошибок.</w:t>
       </w:r>
-    </w:p>
-    <w:p>
-      <w:r>
+      <w:r>
+        <w:rPr>
+          <w:highlight w:val="yellow"/>
+        </w:rPr>
+        <w:t xml:space="preserve"> </w:t>
+      </w:r>
+    </w:p>
+    <w:p>
+      <w:r>
+        <w:rPr>
+          <w:highlight w:val="yellow"/>
+        </w:rPr>
         <w:lastRenderedPageBreak/>
-        <w:t>Результаты тестирования показали, что реализованная система корректно выполняет основные функции, обеспечивает стабильное взаимодействие клиентской и серверной частей, а также поддерживает работу механизмов авторизации, декомпозиции целей и командного взаимодействия. Проведенное тестирование подтвердило соответствие функциональных возможностей веб-приложения поставленным требованиям и готовность системы к дальнейшей эксплуатации.</w:t>
+        <w:t>Результаты тестирования могут включать в себя отчеты о найденных ошибках, оценку покрытия тестами функциональности программы, а также рекомендации по улучшению качества программного продукта.</w:t>
       </w:r>
     </w:p>
     <w:p/>
-    <w:p/>
+    <w:p>
+      <w:pPr>
+        <w:pStyle w:val="2"/>
+      </w:pPr>
+      <w:r>
+        <w:rPr>
+          <w:lang w:val="en-US"/>
+        </w:rPr>
+        <w:t xml:space="preserve">4.2 </w:t>
+      </w:r>
+      <w:r>
+        <w:t>Разработка методов тестирования</w:t>
+      </w:r>
+    </w:p>
+    <w:p>
+      <w:pPr>
+        <w:rPr>
+          <w:lang w:eastAsia="ru-RU"/>
+        </w:rPr>
+      </w:pPr>
+    </w:p>
     <w:p/>
     <w:p/>
     <w:p/>
@@ -11153,17 +11180,33 @@
                                       <w:lang w:val="ru-RU"/>
                                     </w:rPr>
                                   </w:pPr>
-                                  <w:fldSimple w:instr=" NUMPAGES   \* MERGEFORMAT ">
-                                    <w:r>
-                                      <w:rPr>
-                                        <w:rFonts w:ascii="Times New Roman" w:hAnsi="Times New Roman" w:cs="Times New Roman"/>
-                                        <w:noProof/>
-                                        <w:sz w:val="18"/>
-                                        <w:lang w:val="ru-RU"/>
-                                      </w:rPr>
-                                      <w:t>7</w:t>
-                                    </w:r>
-                                  </w:fldSimple>
+                                  <w:r>
+                                    <w:fldChar w:fldCharType="begin"/>
+                                  </w:r>
+                                  <w:r>
+                                    <w:instrText xml:space="preserve"> NUMPAGES   \* MERGEFORMAT </w:instrText>
+                                  </w:r>
+                                  <w:r>
+                                    <w:fldChar w:fldCharType="separate"/>
+                                  </w:r>
+                                  <w:r>
+                                    <w:rPr>
+                                      <w:rFonts w:ascii="Times New Roman" w:hAnsi="Times New Roman" w:cs="Times New Roman"/>
+                                      <w:noProof/>
+                                      <w:sz w:val="18"/>
+                                      <w:lang w:val="ru-RU"/>
+                                    </w:rPr>
+                                    <w:t>7</w:t>
+                                  </w:r>
+                                  <w:r>
+                                    <w:rPr>
+                                      <w:rFonts w:ascii="Times New Roman" w:hAnsi="Times New Roman" w:cs="Times New Roman"/>
+                                      <w:noProof/>
+                                      <w:sz w:val="18"/>
+                                      <w:lang w:val="ru-RU"/>
+                                    </w:rPr>
+                                    <w:fldChar w:fldCharType="end"/>
+                                  </w:r>
                                 </w:p>
                               </w:tc>
                             </w:tr>
@@ -12909,17 +12952,33 @@
                                 <w:lang w:val="ru-RU"/>
                               </w:rPr>
                             </w:pPr>
-                            <w:fldSimple w:instr=" NUMPAGES   \* MERGEFORMAT ">
-                              <w:r>
-                                <w:rPr>
-                                  <w:rFonts w:ascii="Times New Roman" w:hAnsi="Times New Roman" w:cs="Times New Roman"/>
-                                  <w:noProof/>
-                                  <w:sz w:val="18"/>
-                                  <w:lang w:val="ru-RU"/>
-                                </w:rPr>
-                                <w:t>7</w:t>
-                              </w:r>
-                            </w:fldSimple>
+                            <w:r>
+                              <w:fldChar w:fldCharType="begin"/>
+                            </w:r>
+                            <w:r>
+                              <w:instrText xml:space="preserve"> NUMPAGES   \* MERGEFORMAT </w:instrText>
+                            </w:r>
+                            <w:r>
+                              <w:fldChar w:fldCharType="separate"/>
+                            </w:r>
+                            <w:r>
+                              <w:rPr>
+                                <w:rFonts w:ascii="Times New Roman" w:hAnsi="Times New Roman" w:cs="Times New Roman"/>
+                                <w:noProof/>
+                                <w:sz w:val="18"/>
+                                <w:lang w:val="ru-RU"/>
+                              </w:rPr>
+                              <w:t>7</w:t>
+                            </w:r>
+                            <w:r>
+                              <w:rPr>
+                                <w:rFonts w:ascii="Times New Roman" w:hAnsi="Times New Roman" w:cs="Times New Roman"/>
+                                <w:noProof/>
+                                <w:sz w:val="18"/>
+                                <w:lang w:val="ru-RU"/>
+                              </w:rPr>
+                              <w:fldChar w:fldCharType="end"/>
+                            </w:r>
                           </w:p>
                         </w:tc>
                       </w:tr>
@@ -13591,7 +13650,7 @@
             </wp:anchor>
           </w:drawing>
         </mc:Choice>
-        <mc:Fallback xmlns:oel="http://schemas.microsoft.com/office/2019/extlst" xmlns:w16du="http://schemas.microsoft.com/office/word/2023/wordml/word16du" xmlns:w16sdtfl="http://schemas.microsoft.com/office/word/2024/wordml/sdtformatlock">
+        <mc:Fallback xmlns:w16sdtfl="http://schemas.microsoft.com/office/word/2024/wordml/sdtformatlock" xmlns:w16du="http://schemas.microsoft.com/office/word/2023/wordml/word16du" xmlns:oel="http://schemas.microsoft.com/office/2019/extlst">
           <w:pict>
             <v:group w14:anchorId="2ED3E864" id="Группа 13" o:spid="_x0000_s1026" style="position:absolute;margin-left:56.85pt;margin-top:18.25pt;width:518.9pt;height:803.85pt;z-index:251656704;mso-position-horizontal-relative:page;mso-position-vertical-relative:page" coordorigin="1134,397" coordsize="10378,16044" o:gfxdata="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" o:allowincell="f">
               <v:line id="Line 4" o:spid="_x0000_s1027" style="position:absolute;visibility:visible;mso-wrap-style:square" from="1134,397" to="1134,16441" o:connectortype="straight" o:gfxdata="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" strokeweight="2.25pt"/>

--- a/Диплом мешков 23.106.docx
+++ b/Диплом мешков 23.106.docx
@@ -9682,34 +9682,151 @@
       </w:r>
     </w:p>
     <w:p>
-      <w:r>
-        <w:t>Система предназначена для автоматизации процесса декомпозиции целей, использование системы упрощает процесс планирования, контроля выполнения задач и совместной работы над проектами.</w:t>
-      </w:r>
-    </w:p>
-    <w:p>
-      <w:r>
-        <w:t>При запуске веб-приложения</w:t>
-      </w:r>
-      <w:r>
-        <w:t xml:space="preserve"> открывается</w:t>
-      </w:r>
-      <w:r>
-        <w:t xml:space="preserve"> начальная страница, представленная на рисунке 3.1.</w:t>
-      </w:r>
-      <w:r>
+      <w:pPr>
+        <w:pStyle w:val="2"/>
+      </w:pPr>
+      <w:r>
+        <w:t>3.1 Назначение и условия применения</w:t>
+      </w:r>
+    </w:p>
+    <w:p>
+      <w:r>
+        <w:t xml:space="preserve">Веб-приложение </w:t>
+      </w:r>
+      <w:r>
+        <w:t>декомпозиции целей предназначен для автоматизации процессов планирования, структурирования и контроля выполнения пользовательских целей. Основной функционал системы включает обработку запросов на естественном языке, генерацию последовательности задач с использованием ИИ-ассистента, отображение сформированного плана в удобном формате для просмотра и редактирования, а также сохранение созданных списков задач в базе данных для последующего доступа и использования.</w:t>
+      </w:r>
+    </w:p>
+    <w:p>
+      <w:r>
+        <w:t>Система может применяться как для личного планирования, так и в образовательной и профессиональной деятельности. Веб-приложение позволяет формировать планы подготовки к обучению, освоению новых навыков, выполнению проектов и достижению долгосрочных целей. Использование ИИ-ассистента позволяет сократить время на ручное составление плана и повысить качество структурирования задач.</w:t>
+      </w:r>
+    </w:p>
+    <w:p>
+      <w:r>
+        <w:t xml:space="preserve">Для работы с веб-приложением требуется персональный компьютер, ноутбук или мобильное устройство с доступом к сети Интернет. Поддерживаются операционные системы Windows, </w:t>
+      </w:r>
+      <w:proofErr w:type="spellStart"/>
+      <w:r>
+        <w:t>macOS</w:t>
+      </w:r>
+      <w:proofErr w:type="spellEnd"/>
+      <w:r>
+        <w:t xml:space="preserve">, </w:t>
+      </w:r>
+      <w:proofErr w:type="spellStart"/>
+      <w:r>
+        <w:t>Android</w:t>
+      </w:r>
+      <w:proofErr w:type="spellEnd"/>
+      <w:r>
+        <w:t xml:space="preserve"> и </w:t>
+      </w:r>
+      <w:proofErr w:type="spellStart"/>
+      <w:r>
+        <w:t>iOS</w:t>
+      </w:r>
+      <w:proofErr w:type="spellEnd"/>
+      <w:r>
+        <w:t xml:space="preserve">. Корректное функционирование системы обеспечивается при использовании современных веб-браузеров с поддержкой актуальных веб-стандартов, включая Google </w:t>
+      </w:r>
+      <w:proofErr w:type="spellStart"/>
+      <w:r>
+        <w:t>Chrome</w:t>
+      </w:r>
+      <w:proofErr w:type="spellEnd"/>
+      <w:r>
+        <w:t>, Mozilla Firefox, Microsoft Edge и Safari. Для стабильной работы интерфейса и взаимодействия с ИИ-сервисом рекомендуется интернет-соединение со скоростью не менее 5 Мбит/с.</w:t>
+      </w:r>
+    </w:p>
+    <w:p>
+      <w:r>
+        <w:t>Работа с системой предполагает наличие базовых навыков взаимодействия с веб-интерфейсами, включая навигацию по страницам, заполнение текстовых форм и использование элементов управления. Эффективность формирования плана зависит от корректности и полноты введенного описания цели.</w:t>
+      </w:r>
+    </w:p>
+    <w:p>
+      <w:pPr>
+        <w:pStyle w:val="2"/>
+        <w:rPr>
+          <w:szCs w:val="28"/>
+        </w:rPr>
+      </w:pPr>
+      <w:r>
+        <w:rPr>
+          <w:szCs w:val="28"/>
+        </w:rPr>
+        <w:lastRenderedPageBreak/>
+        <w:t xml:space="preserve">3.2 Подготовка к работе </w:t>
+      </w:r>
+    </w:p>
+    <w:p>
+      <w:r>
+        <w:t xml:space="preserve">Хранение данных осуществляется на удаленном сервере, на котором развернуты серверная часть приложения </w:t>
+      </w:r>
+      <w:proofErr w:type="spellStart"/>
+      <w:r>
+        <w:t>FastAPI</w:t>
+      </w:r>
+      <w:proofErr w:type="spellEnd"/>
+      <w:r>
+        <w:t xml:space="preserve"> и база данных </w:t>
+      </w:r>
+      <w:proofErr w:type="spellStart"/>
+      <w:r>
+        <w:t>PostgreSQL</w:t>
+      </w:r>
+      <w:proofErr w:type="spellEnd"/>
+      <w:r>
+        <w:t>. Пользовательская информация, данные учетных записей и сформированные планы сохраняются в базе данных. Доступ к системе осуществляется через веб-браузер без необходимости установки дополнительного программного обеспечения.</w:t>
+      </w:r>
+    </w:p>
+    <w:p>
+      <w:pPr>
+        <w:rPr>
+          <w:szCs w:val="28"/>
+          <w:lang w:eastAsia="ru-RU"/>
+        </w:rPr>
+      </w:pPr>
+      <w:r>
+        <w:t xml:space="preserve">Для начала работы необходимо открыть веб-браузер и перейти по адресу </w:t>
+      </w:r>
+      <w:proofErr w:type="spellStart"/>
+      <w:proofErr w:type="gramStart"/>
+      <w:r>
+        <w:t>targetl.site</w:t>
+      </w:r>
+      <w:proofErr w:type="spellEnd"/>
+      <w:proofErr w:type="gramEnd"/>
+      <w:r>
+        <w:t>. На стартовой странице доступна форма авторизации и регистрации. При отсутствии учетной записи требуется выполнить регистрацию путем заполнения обязательных полей формы, представленной на рисунке 3.1.</w:t>
+      </w:r>
+      <w:r>
+        <w:rPr>
+          <w:szCs w:val="28"/>
+          <w:lang w:eastAsia="ru-RU"/>
+        </w:rPr>
         <w:t xml:space="preserve"> </w:t>
       </w:r>
     </w:p>
     <w:p>
+      <w:pPr>
+        <w:jc w:val="center"/>
+        <w:rPr>
+          <w:szCs w:val="28"/>
+          <w:lang w:eastAsia="ru-RU"/>
+        </w:rPr>
+      </w:pPr>
       <w:r>
         <w:rPr>
           <w:noProof/>
+          <w:szCs w:val="28"/>
+          <w:lang w:eastAsia="ru-RU"/>
         </w:rPr>
         <w:drawing>
-          <wp:inline distT="0" distB="0" distL="0" distR="0" wp14:anchorId="1987B07E" wp14:editId="3849DCCF">
-            <wp:extent cx="5628640" cy="2576891"/>
-            <wp:effectExtent l="0" t="0" r="0" b="0"/>
-            <wp:docPr id="162236297" name="Рисунок 162236297"/>
+          <wp:inline distT="0" distB="0" distL="0" distR="0" wp14:anchorId="0437ABAC" wp14:editId="1D4B9B08">
+            <wp:extent cx="2036747" cy="3896139"/>
+            <wp:effectExtent l="0" t="0" r="1905" b="0"/>
+            <wp:docPr id="7" name="Рисунок 7"/>
             <wp:cNvGraphicFramePr>
               <a:graphicFrameLocks xmlns:a="http://schemas.openxmlformats.org/drawingml/2006/main" noChangeAspect="1"/>
             </wp:cNvGraphicFramePr>
@@ -9729,7 +9846,7 @@
                   <pic:spPr>
                     <a:xfrm>
                       <a:off x="0" y="0"/>
-                      <a:ext cx="5632941" cy="2578860"/>
+                      <a:ext cx="2036747" cy="3896139"/>
                     </a:xfrm>
                     <a:prstGeom prst="rect">
                       <a:avLst/>
@@ -9745,39 +9862,357 @@
     <w:p>
       <w:pPr>
         <w:jc w:val="center"/>
-      </w:pPr>
-      <w:r>
-        <w:t xml:space="preserve">Рисунок 3.1 – Начальная страница </w:t>
-      </w:r>
-    </w:p>
-    <w:p>
-      <w:r>
-        <w:t>Начальная страница предназначена для перехода к формам системы: регистрации новой учетной записи и аутентификации существующего пользователя. Для нового пользователя требуется перейти на экран регистрации с помощью кнопки «Начать». При последующих посещениях веб-приложения, если пользователь не прошел аутентификацию ранее, необходимо перейти на страницу авторизации по кнопке «Вход» и выполнить вход в систему с использованием существующей учетной записи.</w:t>
-      </w:r>
-    </w:p>
-    <w:p>
-      <w:r>
-        <w:t>При нажатии кнопки «Начать» выполняется переход на страницу регистрации пользователя, представленную на рисунке 3.2.</w:t>
-      </w:r>
-    </w:p>
-    <w:p/>
-    <w:p/>
-    <w:p/>
-    <w:p/>
-    <w:p>
-      <w:pPr>
-        <w:jc w:val="center"/>
+        <w:rPr>
+          <w:color w:val="000000" w:themeColor="text1"/>
+        </w:rPr>
+      </w:pPr>
+      <w:r>
+        <w:rPr>
+          <w:color w:val="000000" w:themeColor="text1"/>
+        </w:rPr>
+        <w:t xml:space="preserve">Рисунок </w:t>
+      </w:r>
+      <w:r>
+        <w:rPr>
+          <w:color w:val="000000" w:themeColor="text1"/>
+        </w:rPr>
+        <w:t>3.1</w:t>
+      </w:r>
+      <w:r>
+        <w:rPr>
+          <w:color w:val="000000" w:themeColor="text1"/>
+        </w:rPr>
+        <w:t xml:space="preserve"> –</w:t>
+      </w:r>
+      <w:r>
+        <w:rPr>
+          <w:color w:val="000000" w:themeColor="text1"/>
+        </w:rPr>
+        <w:t xml:space="preserve"> Форма регистрации</w:t>
+      </w:r>
+    </w:p>
+    <w:p>
+      <w:pPr>
+        <w:ind w:firstLine="0"/>
+      </w:pPr>
+      <w:r>
+        <w:t xml:space="preserve">После успешной регистрации и авторизации открывается доступ к основному функционалу системы. Навигация по разделам приложения осуществляется через </w:t>
+      </w:r>
+      <w:r>
+        <w:lastRenderedPageBreak/>
+        <w:t>боковое меню, расположенное в левой части интерфейса. В состав навигационного меню входят следующие разделы:</w:t>
+      </w:r>
+    </w:p>
+    <w:p>
+      <w:pPr>
+        <w:pStyle w:val="a4"/>
+        <w:numPr>
+          <w:ilvl w:val="0"/>
+          <w:numId w:val="25"/>
+        </w:numPr>
+        <w:spacing w:line="360" w:lineRule="auto"/>
+        <w:ind w:left="0" w:firstLine="709"/>
+        <w:rPr>
+          <w:rFonts w:ascii="Times New Roman" w:hAnsi="Times New Roman"/>
+          <w:color w:val="000000" w:themeColor="text1"/>
+        </w:rPr>
+      </w:pPr>
+      <w:r>
+        <w:rPr>
+          <w:rFonts w:ascii="Times New Roman" w:hAnsi="Times New Roman"/>
+          <w:color w:val="000000" w:themeColor="text1"/>
+        </w:rPr>
+        <w:t>профиля</w:t>
+      </w:r>
+      <w:r>
+        <w:rPr>
+          <w:rFonts w:ascii="Times New Roman" w:hAnsi="Times New Roman"/>
+          <w:color w:val="000000" w:themeColor="text1"/>
+          <w:lang w:val="en-US"/>
+        </w:rPr>
+        <w:t>;</w:t>
+      </w:r>
+    </w:p>
+    <w:p>
+      <w:pPr>
+        <w:pStyle w:val="a4"/>
+        <w:numPr>
+          <w:ilvl w:val="0"/>
+          <w:numId w:val="23"/>
+        </w:numPr>
+        <w:spacing w:line="360" w:lineRule="auto"/>
+        <w:ind w:left="0" w:firstLine="709"/>
+        <w:rPr>
+          <w:rFonts w:ascii="Times New Roman" w:hAnsi="Times New Roman"/>
+          <w:color w:val="000000" w:themeColor="text1"/>
+        </w:rPr>
+      </w:pPr>
+      <w:r>
+        <w:rPr>
+          <w:rFonts w:ascii="Times New Roman" w:hAnsi="Times New Roman"/>
+          <w:color w:val="000000" w:themeColor="text1"/>
+        </w:rPr>
+        <w:t>команды</w:t>
+      </w:r>
+      <w:r>
+        <w:rPr>
+          <w:rFonts w:ascii="Times New Roman" w:hAnsi="Times New Roman"/>
+          <w:color w:val="000000" w:themeColor="text1"/>
+          <w:lang w:val="en-US"/>
+        </w:rPr>
+        <w:t>;</w:t>
+      </w:r>
+    </w:p>
+    <w:p>
+      <w:pPr>
+        <w:pStyle w:val="a4"/>
+        <w:numPr>
+          <w:ilvl w:val="0"/>
+          <w:numId w:val="23"/>
+        </w:numPr>
+        <w:spacing w:line="360" w:lineRule="auto"/>
+        <w:ind w:left="0" w:firstLine="709"/>
+        <w:rPr>
+          <w:rFonts w:ascii="Times New Roman" w:hAnsi="Times New Roman"/>
+          <w:color w:val="000000" w:themeColor="text1"/>
+        </w:rPr>
+      </w:pPr>
+      <w:r>
+        <w:rPr>
+          <w:rFonts w:ascii="Times New Roman" w:hAnsi="Times New Roman"/>
+          <w:color w:val="000000" w:themeColor="text1"/>
+        </w:rPr>
+        <w:t>поиска пользователей</w:t>
+      </w:r>
+      <w:r>
+        <w:rPr>
+          <w:rFonts w:ascii="Times New Roman" w:hAnsi="Times New Roman"/>
+          <w:color w:val="000000" w:themeColor="text1"/>
+          <w:lang w:val="en-US"/>
+        </w:rPr>
+        <w:t>;</w:t>
+      </w:r>
+    </w:p>
+    <w:p>
+      <w:pPr>
+        <w:pStyle w:val="a4"/>
+        <w:numPr>
+          <w:ilvl w:val="0"/>
+          <w:numId w:val="23"/>
+        </w:numPr>
+        <w:spacing w:line="360" w:lineRule="auto"/>
+        <w:ind w:left="0" w:firstLine="709"/>
+        <w:rPr>
+          <w:rFonts w:ascii="Times New Roman" w:hAnsi="Times New Roman"/>
+          <w:color w:val="000000" w:themeColor="text1"/>
+        </w:rPr>
+      </w:pPr>
+      <w:r>
+        <w:rPr>
+          <w:rFonts w:ascii="Times New Roman" w:hAnsi="Times New Roman"/>
+          <w:color w:val="000000" w:themeColor="text1"/>
+        </w:rPr>
+        <w:t>сообщений</w:t>
+      </w:r>
+      <w:r>
+        <w:rPr>
+          <w:rFonts w:ascii="Times New Roman" w:hAnsi="Times New Roman"/>
+          <w:color w:val="000000" w:themeColor="text1"/>
+          <w:lang w:val="en-US"/>
+        </w:rPr>
+        <w:t>;</w:t>
+      </w:r>
+    </w:p>
+    <w:p>
+      <w:pPr>
+        <w:pStyle w:val="a4"/>
+        <w:numPr>
+          <w:ilvl w:val="0"/>
+          <w:numId w:val="23"/>
+        </w:numPr>
+        <w:spacing w:line="360" w:lineRule="auto"/>
+        <w:ind w:left="0" w:firstLine="709"/>
+        <w:rPr>
+          <w:rFonts w:ascii="Times New Roman" w:hAnsi="Times New Roman"/>
+          <w:color w:val="000000" w:themeColor="text1"/>
+        </w:rPr>
+      </w:pPr>
+      <w:r>
+        <w:rPr>
+          <w:rFonts w:ascii="Times New Roman" w:hAnsi="Times New Roman"/>
+          <w:color w:val="000000" w:themeColor="text1"/>
+        </w:rPr>
+        <w:t>ИИ-помощника</w:t>
+      </w:r>
+      <w:r>
+        <w:rPr>
+          <w:rFonts w:ascii="Times New Roman" w:hAnsi="Times New Roman"/>
+          <w:color w:val="000000" w:themeColor="text1"/>
+          <w:lang w:val="en-US"/>
+        </w:rPr>
+        <w:t>;</w:t>
+      </w:r>
+    </w:p>
+    <w:p>
+      <w:pPr>
+        <w:pStyle w:val="a4"/>
+        <w:numPr>
+          <w:ilvl w:val="0"/>
+          <w:numId w:val="23"/>
+        </w:numPr>
+        <w:spacing w:line="360" w:lineRule="auto"/>
+        <w:ind w:left="0" w:firstLine="709"/>
+        <w:rPr>
+          <w:rFonts w:ascii="Times New Roman" w:hAnsi="Times New Roman"/>
+          <w:color w:val="000000" w:themeColor="text1"/>
+        </w:rPr>
+      </w:pPr>
+      <w:r>
+        <w:rPr>
+          <w:rFonts w:ascii="Times New Roman" w:hAnsi="Times New Roman"/>
+          <w:color w:val="000000" w:themeColor="text1"/>
+        </w:rPr>
+        <w:t>с</w:t>
+      </w:r>
+      <w:r>
+        <w:rPr>
+          <w:rFonts w:ascii="Times New Roman" w:hAnsi="Times New Roman"/>
+          <w:color w:val="000000" w:themeColor="text1"/>
+        </w:rPr>
+        <w:t>писк</w:t>
+      </w:r>
+      <w:r>
+        <w:rPr>
+          <w:rFonts w:ascii="Times New Roman" w:hAnsi="Times New Roman"/>
+          <w:color w:val="000000" w:themeColor="text1"/>
+        </w:rPr>
+        <w:t>и</w:t>
+      </w:r>
+      <w:r>
+        <w:rPr>
+          <w:rFonts w:ascii="Times New Roman" w:hAnsi="Times New Roman"/>
+          <w:color w:val="000000" w:themeColor="text1"/>
+        </w:rPr>
+        <w:t xml:space="preserve"> задач (</w:t>
+      </w:r>
+      <w:proofErr w:type="spellStart"/>
+      <w:r>
+        <w:rPr>
+          <w:rFonts w:ascii="Times New Roman" w:hAnsi="Times New Roman"/>
+          <w:color w:val="000000" w:themeColor="text1"/>
+        </w:rPr>
+        <w:t>роудмапов</w:t>
+      </w:r>
+      <w:proofErr w:type="spellEnd"/>
+      <w:r>
+        <w:rPr>
+          <w:rFonts w:ascii="Times New Roman" w:hAnsi="Times New Roman"/>
+          <w:color w:val="000000" w:themeColor="text1"/>
+        </w:rPr>
+        <w:t>)</w:t>
+      </w:r>
+      <w:r>
+        <w:rPr>
+          <w:rFonts w:ascii="Times New Roman" w:hAnsi="Times New Roman"/>
+          <w:color w:val="000000" w:themeColor="text1"/>
+          <w:lang w:val="en-US"/>
+        </w:rPr>
+        <w:t>.</w:t>
+      </w:r>
+    </w:p>
+    <w:p>
+      <w:pPr>
+        <w:pStyle w:val="a4"/>
+        <w:spacing w:line="360" w:lineRule="auto"/>
+        <w:ind w:left="0"/>
+        <w:rPr>
+          <w:rFonts w:ascii="Times New Roman" w:hAnsi="Times New Roman"/>
+          <w:color w:val="000000" w:themeColor="text1"/>
+        </w:rPr>
+      </w:pPr>
+      <w:r>
+        <w:rPr>
+          <w:rFonts w:ascii="Times New Roman" w:hAnsi="Times New Roman"/>
+          <w:color w:val="000000" w:themeColor="text1"/>
+        </w:rPr>
+        <w:t xml:space="preserve">Для </w:t>
+      </w:r>
+      <w:r>
+        <w:rPr>
+          <w:rFonts w:ascii="Times New Roman" w:hAnsi="Times New Roman"/>
+          <w:color w:val="000000" w:themeColor="text1"/>
+        </w:rPr>
+        <w:t xml:space="preserve">формирования </w:t>
+      </w:r>
+      <w:r>
+        <w:rPr>
+          <w:rFonts w:ascii="Times New Roman" w:hAnsi="Times New Roman"/>
+          <w:color w:val="000000" w:themeColor="text1"/>
+        </w:rPr>
+        <w:t xml:space="preserve">списка задач </w:t>
+      </w:r>
+      <w:r>
+        <w:rPr>
+          <w:rFonts w:ascii="Times New Roman" w:hAnsi="Times New Roman"/>
+          <w:color w:val="000000" w:themeColor="text1"/>
+        </w:rPr>
+        <w:t>необходимо</w:t>
+      </w:r>
+      <w:r>
+        <w:rPr>
+          <w:rFonts w:ascii="Times New Roman" w:hAnsi="Times New Roman"/>
+          <w:color w:val="000000" w:themeColor="text1"/>
+        </w:rPr>
+        <w:t xml:space="preserve"> перейти</w:t>
+      </w:r>
+      <w:r>
+        <w:rPr>
+          <w:rFonts w:ascii="Times New Roman" w:hAnsi="Times New Roman"/>
+          <w:color w:val="000000" w:themeColor="text1"/>
+        </w:rPr>
+        <w:t xml:space="preserve"> в раздел</w:t>
+      </w:r>
+      <w:r>
+        <w:rPr>
+          <w:rFonts w:ascii="Times New Roman" w:hAnsi="Times New Roman"/>
+          <w:color w:val="000000" w:themeColor="text1"/>
+        </w:rPr>
+        <w:t xml:space="preserve"> «ИИ-помощника», представлен</w:t>
+      </w:r>
+      <w:r>
+        <w:rPr>
+          <w:rFonts w:ascii="Times New Roman" w:hAnsi="Times New Roman"/>
+          <w:color w:val="000000" w:themeColor="text1"/>
+        </w:rPr>
+        <w:t>ный</w:t>
+      </w:r>
+      <w:r>
+        <w:rPr>
+          <w:rFonts w:ascii="Times New Roman" w:hAnsi="Times New Roman"/>
+          <w:color w:val="000000" w:themeColor="text1"/>
+        </w:rPr>
+        <w:t xml:space="preserve"> на рисунке 3.2.</w:t>
+      </w:r>
+    </w:p>
+    <w:p>
+      <w:pPr>
+        <w:pStyle w:val="a4"/>
+        <w:spacing w:after="0" w:line="360" w:lineRule="auto"/>
+        <w:ind w:left="0" w:firstLine="0"/>
+        <w:rPr>
+          <w:rFonts w:ascii="Times New Roman" w:hAnsi="Times New Roman"/>
+          <w:color w:val="000000" w:themeColor="text1"/>
+        </w:rPr>
       </w:pPr>
       <w:r>
         <w:rPr>
           <w:noProof/>
         </w:rPr>
-        <w:lastRenderedPageBreak/>
         <w:drawing>
-          <wp:inline distT="0" distB="0" distL="0" distR="0" wp14:anchorId="7CBEFBD4" wp14:editId="14B82192">
-            <wp:extent cx="2412538" cy="4857750"/>
-            <wp:effectExtent l="0" t="0" r="6985" b="0"/>
-            <wp:docPr id="162236298" name="Рисунок 162236298"/>
+          <wp:inline distT="0" distB="0" distL="0" distR="0" wp14:anchorId="42CC3463" wp14:editId="5026133C">
+            <wp:extent cx="6231341" cy="1424714"/>
+            <wp:effectExtent l="0" t="0" r="0" b="4445"/>
+            <wp:docPr id="23" name="Рисунок 23"/>
             <wp:cNvGraphicFramePr>
               <a:graphicFrameLocks xmlns:a="http://schemas.openxmlformats.org/drawingml/2006/main" noChangeAspect="1"/>
             </wp:cNvGraphicFramePr>
@@ -9785,23 +10220,36 @@
               <a:graphicData uri="http://schemas.openxmlformats.org/drawingml/2006/picture">
                 <pic:pic xmlns:pic="http://schemas.openxmlformats.org/drawingml/2006/picture">
                   <pic:nvPicPr>
-                    <pic:cNvPr id="1" name=""/>
-                    <pic:cNvPicPr/>
+                    <pic:cNvPr id="0" name="Picture 1"/>
+                    <pic:cNvPicPr>
+                      <a:picLocks noChangeAspect="1" noChangeArrowheads="1"/>
+                    </pic:cNvPicPr>
                   </pic:nvPicPr>
                   <pic:blipFill>
-                    <a:blip r:embed="rId36"/>
+                    <a:blip r:embed="rId36">
+                      <a:extLst>
+                        <a:ext uri="{28A0092B-C50C-407E-A947-70E740481C1C}">
+                          <a14:useLocalDpi xmlns:a14="http://schemas.microsoft.com/office/drawing/2010/main" val="0"/>
+                        </a:ext>
+                      </a:extLst>
+                    </a:blip>
+                    <a:srcRect/>
                     <a:stretch>
                       <a:fillRect/>
                     </a:stretch>
                   </pic:blipFill>
-                  <pic:spPr>
+                  <pic:spPr bwMode="auto">
                     <a:xfrm>
                       <a:off x="0" y="0"/>
-                      <a:ext cx="2432153" cy="4897246"/>
+                      <a:ext cx="6327372" cy="1446670"/>
                     </a:xfrm>
                     <a:prstGeom prst="rect">
                       <a:avLst/>
                     </a:prstGeom>
+                    <a:noFill/>
+                    <a:ln>
+                      <a:noFill/>
+                    </a:ln>
                   </pic:spPr>
                 </pic:pic>
               </a:graphicData>
@@ -9812,25 +10260,234 @@
     </w:p>
     <w:p>
       <w:pPr>
-        <w:jc w:val="center"/>
-      </w:pPr>
-      <w:r>
-        <w:t>Рисунок 3.2 – Страница для регистрации пользователей</w:t>
-      </w:r>
-    </w:p>
-    <w:p>
-      <w:r>
-        <w:t>На странице регистрации пользователю необходимо заполнить обязательные поля учетной записи, включающие логин, имя, фамилию, адрес электронной почты и пароль. После заполнения данных требуется нажать кнопку «Создать аккаунт». В случае успешной регистрации будет выполнен автоматический переход к основному интерфейсу системы.</w:t>
-      </w:r>
-    </w:p>
-    <w:p>
-      <w:r>
-        <w:t>Для пользователей, уже имеющих учетную запись, в нижней части страницы предусмотрена кнопка «Войти», позволяющая перейти к форме авторизации пользователя.</w:t>
-      </w:r>
-    </w:p>
-    <w:p/>
-    <w:p/>
-    <w:p/>
+        <w:ind w:firstLine="1560"/>
+        <w:rPr>
+          <w:color w:val="000000" w:themeColor="text1"/>
+        </w:rPr>
+      </w:pPr>
+      <w:r>
+        <w:rPr>
+          <w:color w:val="000000" w:themeColor="text1"/>
+        </w:rPr>
+        <w:t xml:space="preserve">Рисунок </w:t>
+      </w:r>
+      <w:r>
+        <w:rPr>
+          <w:color w:val="000000" w:themeColor="text1"/>
+        </w:rPr>
+        <w:t>3.</w:t>
+      </w:r>
+      <w:r>
+        <w:rPr>
+          <w:color w:val="000000" w:themeColor="text1"/>
+        </w:rPr>
+        <w:t>2</w:t>
+      </w:r>
+      <w:r>
+        <w:rPr>
+          <w:color w:val="000000" w:themeColor="text1"/>
+        </w:rPr>
+        <w:t xml:space="preserve"> –</w:t>
+      </w:r>
+      <w:r>
+        <w:rPr>
+          <w:color w:val="000000" w:themeColor="text1"/>
+        </w:rPr>
+        <w:t xml:space="preserve"> Интерфейс для общения с ИИ-помощником</w:t>
+      </w:r>
+    </w:p>
+    <w:p>
+      <w:pPr>
+        <w:jc w:val="left"/>
+        <w:rPr>
+          <w:rFonts w:cs="Times New Roman"/>
+          <w:color w:val="000000" w:themeColor="text1"/>
+        </w:rPr>
+      </w:pPr>
+      <w:r>
+        <w:rPr>
+          <w:rFonts w:cs="Times New Roman"/>
+        </w:rPr>
+        <w:t>Интерфейс ИИ-помощника реализован в виде диалогового окна и включает следующие элементы:</w:t>
+      </w:r>
+      <w:r>
+        <w:rPr>
+          <w:rFonts w:cs="Times New Roman"/>
+          <w:color w:val="000000" w:themeColor="text1"/>
+        </w:rPr>
+        <w:t xml:space="preserve"> </w:t>
+      </w:r>
+    </w:p>
+    <w:p>
+      <w:pPr>
+        <w:pStyle w:val="a4"/>
+        <w:numPr>
+          <w:ilvl w:val="0"/>
+          <w:numId w:val="26"/>
+        </w:numPr>
+        <w:ind w:left="0" w:firstLine="709"/>
+        <w:jc w:val="left"/>
+        <w:rPr>
+          <w:rFonts w:ascii="Times New Roman" w:hAnsi="Times New Roman"/>
+          <w:color w:val="000000" w:themeColor="text1"/>
+        </w:rPr>
+      </w:pPr>
+      <w:r>
+        <w:rPr>
+          <w:rFonts w:ascii="Times New Roman" w:hAnsi="Times New Roman"/>
+          <w:color w:val="000000" w:themeColor="text1"/>
+        </w:rPr>
+        <w:t>«1» строка ввода цели, которой необходима декомпозиция;</w:t>
+      </w:r>
+    </w:p>
+    <w:p>
+      <w:pPr>
+        <w:pStyle w:val="a4"/>
+        <w:numPr>
+          <w:ilvl w:val="0"/>
+          <w:numId w:val="26"/>
+        </w:numPr>
+        <w:spacing w:line="360" w:lineRule="auto"/>
+        <w:ind w:left="0" w:firstLine="709"/>
+        <w:rPr>
+          <w:rFonts w:ascii="Times New Roman" w:hAnsi="Times New Roman"/>
+          <w:color w:val="000000" w:themeColor="text1"/>
+        </w:rPr>
+      </w:pPr>
+      <w:r>
+        <w:rPr>
+          <w:rFonts w:ascii="Times New Roman" w:hAnsi="Times New Roman"/>
+          <w:color w:val="000000" w:themeColor="text1"/>
+        </w:rPr>
+        <w:t>«2» кнопка отправить, необходимая для отправления цели ИИ-сервису</w:t>
+      </w:r>
+      <w:r>
+        <w:rPr>
+          <w:rFonts w:ascii="Times New Roman" w:hAnsi="Times New Roman"/>
+          <w:color w:val="000000" w:themeColor="text1"/>
+        </w:rPr>
+        <w:t>.</w:t>
+      </w:r>
+    </w:p>
+    <w:p>
+      <w:r>
+        <w:t>В поле ввода указывается описание требуемой цели или результата. После отправки запроса выполняется обработка данных ИИ-сервисом и генерация структурированного списка задач. Продолжительность обработки зависит от сложности запроса и текущей загрузки сервера.</w:t>
+      </w:r>
+    </w:p>
+    <w:p>
+      <w:r>
+        <w:t xml:space="preserve">По завершении обработки на экране отображается сформированный список задач в виде последовательности этапов с кратким описанием необходимых действий. Полученный план может быть отредактирован или использован в дальнейшем для отслеживания выполнения поставленной цели. Для повышения </w:t>
+      </w:r>
+      <w:r>
+        <w:lastRenderedPageBreak/>
+        <w:t>качества генерации рекомендуется формулировать цель максимально подробно и указывать ключевые ограничения или пожелания.</w:t>
+      </w:r>
+    </w:p>
+    <w:p>
+      <w:pPr>
+        <w:rPr>
+          <w:color w:val="000000" w:themeColor="text1"/>
+        </w:rPr>
+      </w:pPr>
+      <w:r>
+        <w:rPr>
+          <w:color w:val="000000" w:themeColor="text1"/>
+        </w:rPr>
+        <w:t>Система функционирует в формате веб-приложения и не требует установки дополнительного программного обеспечения. Для корректного отображения интерфейса рекомендуется использование актуальных версий поддерживаемых браузеров.</w:t>
+      </w:r>
+    </w:p>
+    <w:p>
+      <w:pPr>
+        <w:pStyle w:val="2"/>
+        <w:rPr>
+          <w:color w:val="000000" w:themeColor="text1"/>
+        </w:rPr>
+      </w:pPr>
+      <w:r>
+        <w:rPr>
+          <w:color w:val="000000" w:themeColor="text1"/>
+        </w:rPr>
+        <w:t>3.3 Аварийные ситуации</w:t>
+      </w:r>
+    </w:p>
+    <w:p>
+      <w:r>
+        <w:t>В процессе эксплуатации системы возможно возникновение нештатных ситуаций, связанных с работой серверной части, сетевого соединения, внешних сервисов или особенностями функционирования ИИ-сервиса. Подобные ситуации могут приводить к временному ограничению функциональности системы, задержке обработки запросов или некорректному отображению данных.</w:t>
+      </w:r>
+    </w:p>
+    <w:p>
+      <w:r>
+        <w:t>При высокой нагрузке на сервер обработки запросов, недоступности ИИ-сервиса или возникновении внутренней ошибки генерации система может вернуть сообщение об ошибке либо не завершить обработку запроса в установленное время. В данном случае рекомендуется повторить отправку запроса через некоторое время или выполнить повторную авторизацию в системе.</w:t>
+      </w:r>
+    </w:p>
+    <w:p>
+      <w:r>
+        <w:t xml:space="preserve">В связи с особенностями работы </w:t>
+      </w:r>
+      <w:proofErr w:type="spellStart"/>
+      <w:r>
+        <w:t>нейросетевых</w:t>
+      </w:r>
+      <w:proofErr w:type="spellEnd"/>
+      <w:r>
+        <w:t xml:space="preserve"> моделей результат генерации может не полностью соответствовать ожидаемому содержанию. Возможны слишком общие формулировки, отсутствие детализации отдельных этапов или неполное соответствие исходному запросу. Для повышения качества результата рекомендуется уточнить описание цели, добавить дополнительные условия или выполнить повторную генерацию плана. При необходимости допускается последующее ручное редактирование сформированного списка задач.</w:t>
+      </w:r>
+    </w:p>
+    <w:p>
+      <w:r>
+        <w:t xml:space="preserve">При отсутствии интернет-соединения либо временной недоступности </w:t>
+      </w:r>
+      <w:proofErr w:type="spellStart"/>
+      <w:r>
+        <w:t>FastAPI</w:t>
+      </w:r>
+      <w:proofErr w:type="spellEnd"/>
+      <w:r>
+        <w:t xml:space="preserve">-сервера отдельные функции системы могут перестать отвечать на запросы. Возможны ошибки загрузки страниц, отсутствие ответа от ИИ-сервиса </w:t>
+      </w:r>
+      <w:r>
+        <w:lastRenderedPageBreak/>
+        <w:t>или невозможность сохранения изменений. Для восстановления работоспособности необходимо проверить подключение к сети Интернет и повторно загрузить страницу веб-приложения. Несохраненные изменения могут быть утрачены.</w:t>
+      </w:r>
+    </w:p>
+    <w:p>
+      <w:r>
+        <w:t>При отправке пустого запроса либо недостаточно информативного описания цели система может отклонить запрос и вывести сообщение о необходимости уточнения входных данных. Для корректной генерации рекомендуется указывать описание цели, сроки выполнения и дополнительные параметры, влияющие на построение плана.</w:t>
+      </w:r>
+    </w:p>
+    <w:p>
+      <w:r>
+        <w:t xml:space="preserve">В отдельных случаях возможны ошибки отображения элементов интерфейса, связанные с несовместимостью браузера, устаревшей версией программного обеспечения или сбоями во </w:t>
+      </w:r>
+      <w:proofErr w:type="spellStart"/>
+      <w:r>
+        <w:t>frontend</w:t>
+      </w:r>
+      <w:proofErr w:type="spellEnd"/>
+      <w:r>
+        <w:t>-части приложения. Подобные ситуации могут проявляться в виде неправильного отображения страниц, отсутствия отдельных элементов интерфейса или ошибок взаимодействия с компонентами системы. Для устранения проблемы рекомендуется обновить браузер до актуальной версии, очистить кэш и повторно открыть веб-приложение.</w:t>
+      </w:r>
+    </w:p>
+    <w:p>
+      <w:r>
+        <w:t>При высокой нагрузке на сервер базы данных либо возникновении внутренних ошибок сохранение изменений может быть выполнено некорректно. В результате отдельные данные, связанные с задачами, сообщениями или настройками пользователя, могут не сохраниться. Для предотвращения потери информации рекомендуется периодически проверять успешность сохранения изменений и при необходимости повторять выполнение операции.</w:t>
+      </w:r>
+    </w:p>
+    <w:p>
+      <w:pPr>
+        <w:rPr>
+          <w:color w:val="000000" w:themeColor="text1"/>
+        </w:rPr>
+      </w:pPr>
+      <w:r>
+        <w:t xml:space="preserve">Возможны ситуации, связанные с превышением допустимого объема входных данных или использованием некорректных символов в запросе. При вводе слишком длинного описания цели либо нестандартных данных система может обработать запрос некорректно или ограничить выполнение отдельных операций. В подобных случаях рекомендуется сократить объем вводимого текста, использовать корректные формулировки и повторно отправить запрос. </w:t>
+      </w:r>
+    </w:p>
+    <w:p>
+      <w:pPr>
+        <w:ind w:firstLine="0"/>
+      </w:pPr>
+    </w:p>
     <w:p>
       <w:pPr>
         <w:pStyle w:val="1"/>
@@ -9849,73 +10506,96 @@
       </w:r>
     </w:p>
     <w:p>
-      <w:pPr>
+      <w:r>
+        <w:t xml:space="preserve">Для проверки работоспособности веб-приложения была выбрана стратегия функционального тестирования методом черного ящика в сочетании с модульным тестированием отдельных компонентов серверной части. Данный подход позволяет оценить корректность работы системы как со стороны конечного пользователя, так и на уровне отдельных программных </w:t>
+      </w:r>
+      <w:r>
+        <w:t xml:space="preserve">модулей серверной </w:t>
+      </w:r>
+      <w:r>
+        <w:t>части приложения. Использование комбинации нескольких методов тестирования обеспечивает более полную проверку функциональности системы и позволяет выявлять ошибки как в пользовательских сценариях, так и во внутренней логике обработки данных.</w:t>
+      </w:r>
+    </w:p>
+    <w:p>
+      <w:pPr>
+        <w:rPr>
+          <w:lang w:val="en-US"/>
+        </w:rPr>
+      </w:pPr>
+      <w:r>
+        <w:t xml:space="preserve">Метод черного ящика основан на тестировании программного продукта без анализа внутренней структуры исходного кода. Проверка осуществляется путем выполнения пользовательских действий и анализа получаемых результатов. Такой подход позволяет оценить соответствие работы системы функциональным требованиям проекта, корректность обработки пользовательских запросов и стабильность взаимодействия компонентов интерфейса. </w:t>
+      </w:r>
+      <w:r>
         <w:rPr>
           <w:highlight w:val="yellow"/>
         </w:rPr>
-      </w:pPr>
-      <w:r>
-        <w:rPr>
-          <w:highlight w:val="yellow"/>
-        </w:rPr>
-        <w:t>Для проверки работоспособности веб-приложения была выбрана стратегия функционального тестирования методом черного ящика. Данный подход основан на проверке работы системы без анализа внутренней структуры программного кода. Тестирование выполнялось с точки зрения конечного пользователя путем проверки корректности работы интерфейса, обработки пользовательских действий и соответствия получаемых результатов ожидаемому поведению системы.</w:t>
-      </w:r>
-    </w:p>
-    <w:p>
-      <w:pPr>
-        <w:rPr>
-          <w:highlight w:val="yellow"/>
-        </w:rPr>
-      </w:pPr>
-      <w:r>
-        <w:rPr>
-          <w:highlight w:val="yellow"/>
-        </w:rPr>
-        <w:t>Использование данного метода позволило оценить стабильность работы основных компонентов приложения, включая систему аутентификации пользователей, механизм генерации списков задач, управление задачами, командное взаимодействие и обмен сообщениями в режиме реального времени. Основное внимание уделялось корректности обработки входных данных, отображению информации в интерфейсе и устойчивости системы при различных пользовательских сценариях.</w:t>
-      </w:r>
-    </w:p>
-    <w:p>
-      <w:pPr>
-        <w:rPr>
-          <w:highlight w:val="yellow"/>
-        </w:rPr>
-      </w:pPr>
-      <w:r>
-        <w:rPr>
-          <w:highlight w:val="yellow"/>
-        </w:rPr>
-        <w:t>Процесс тестирования включал выполнение последовательности действий пользователя внутри системы: регистрацию учетной записи, авторизацию, создание целей, генерацию задач с использованием искусственного интеллекта, редактирование информации, создание команд, назначение задач участникам и работу встроенного чата. Для каждого сценария анализировалась корректность выполнения операций и соответствие результатов функциональным требованиям проекта.</w:t>
-      </w:r>
-    </w:p>
-    <w:p>
-      <w:pPr>
-        <w:rPr>
-          <w:highlight w:val="yellow"/>
-        </w:rPr>
-      </w:pPr>
-      <w:r>
-        <w:rPr>
-          <w:highlight w:val="yellow"/>
-        </w:rPr>
-        <w:t>Дополнительно выполнялась проверка обработки некорректных данных, включая ввод пустых полей, неверных учетных данных, повторяющихся адресов электронной почты. Это позволило проверить корректность работы механизмов валидации данных и обработки ошибок.</w:t>
-      </w:r>
-      <w:r>
-        <w:rPr>
-          <w:highlight w:val="yellow"/>
-        </w:rPr>
-        <w:t xml:space="preserve"> </w:t>
-      </w:r>
-    </w:p>
-    <w:p>
-      <w:r>
-        <w:rPr>
-          <w:highlight w:val="yellow"/>
-        </w:rPr>
+        <w:t>Основное внимание уделялось проверке регистрации и авторизации пользователей, генерации списков задач с использованием ИИ-сервиса, управлению задачами, работе командного функционала, обмену сообщениями и корректности отображения данных в пользовательском интерфейсе.</w:t>
+      </w:r>
+    </w:p>
+    <w:p>
+      <w:r>
+        <w:t xml:space="preserve">Дополнительно для проверки серверной части приложения использовалось модульное тестирование </w:t>
+      </w:r>
+      <w:proofErr w:type="spellStart"/>
+      <w:r>
+        <w:t>backend</w:t>
+      </w:r>
+      <w:proofErr w:type="spellEnd"/>
+      <w:r>
+        <w:t xml:space="preserve">-компонентов. В процессе тестирования проверялась корректность работы API-методов </w:t>
+      </w:r>
+      <w:proofErr w:type="spellStart"/>
+      <w:r>
+        <w:t>FastAPI</w:t>
+      </w:r>
+      <w:proofErr w:type="spellEnd"/>
+      <w:r>
+        <w:t xml:space="preserve">, обработка HTTP-запросов, механизмы валидации данных, работа JWT-аутентификации, взаимодействие с базой данных </w:t>
+      </w:r>
+      <w:proofErr w:type="spellStart"/>
+      <w:r>
+        <w:t>PostgreSQL</w:t>
+      </w:r>
+      <w:proofErr w:type="spellEnd"/>
+      <w:r>
+        <w:t xml:space="preserve"> и обработка ошибок. Для этого были разработаны отдельные тесты, позволяющие проверить корректность работы функций при передаче как корректных, так и некорректных входных данных.</w:t>
+      </w:r>
+    </w:p>
+    <w:p>
+      <w:r>
         <w:lastRenderedPageBreak/>
-        <w:t>Результаты тестирования могут включать в себя отчеты о найденных ошибках, оценку покрытия тестами функциональности программы, а также рекомендации по улучшению качества программного продукта.</w:t>
-      </w:r>
-    </w:p>
-    <w:p/>
+        <w:t>Процесс тестирования включал выполнение различных пользовательских сценариев: регистрацию учетной записи, авторизацию в системе, создание целей, генерацию задач при помощи искусственного интеллекта, редактирование информации, создание команд и взаимодействие пользователей через встроенный чат. Дополнительно выполнялась проверка обработки ошибочных ситуаций, включая ввод пустых полей, некорректных учетных данных, отправку пустых запросов и попытки выполнения действий без авторизации.</w:t>
+      </w:r>
+    </w:p>
+    <w:p>
+      <w:r>
+        <w:t xml:space="preserve">Использование выбранной стратегии тестирования </w:t>
+      </w:r>
+      <w:r>
+        <w:t>позволяет</w:t>
+      </w:r>
+      <w:r>
+        <w:t xml:space="preserve"> оценить стабильность работы веб-приложения, проверить корректность взаимодействия между</w:t>
+      </w:r>
+      <w:r>
+        <w:t xml:space="preserve"> клиентской</w:t>
+      </w:r>
+      <w:r>
+        <w:t xml:space="preserve"> и </w:t>
+      </w:r>
+      <w:r>
+        <w:t xml:space="preserve">серверной </w:t>
+      </w:r>
+      <w:r>
+        <w:t>ч</w:t>
+      </w:r>
+      <w:r>
+        <w:t>астей</w:t>
+      </w:r>
+      <w:r>
+        <w:t xml:space="preserve"> системы, а также выявить возможные ошибки обработки пользовательских данных и работы отдельных компонентов программного продукта.</w:t>
+      </w:r>
+    </w:p>
     <w:p>
       <w:pPr>
         <w:pStyle w:val="2"/>
@@ -11180,33 +11860,17 @@
                                       <w:lang w:val="ru-RU"/>
                                     </w:rPr>
                                   </w:pPr>
-                                  <w:r>
-                                    <w:fldChar w:fldCharType="begin"/>
-                                  </w:r>
-                                  <w:r>
-                                    <w:instrText xml:space="preserve"> NUMPAGES   \* MERGEFORMAT </w:instrText>
-                                  </w:r>
-                                  <w:r>
-                                    <w:fldChar w:fldCharType="separate"/>
-                                  </w:r>
-                                  <w:r>
-                                    <w:rPr>
-                                      <w:rFonts w:ascii="Times New Roman" w:hAnsi="Times New Roman" w:cs="Times New Roman"/>
-                                      <w:noProof/>
-                                      <w:sz w:val="18"/>
-                                      <w:lang w:val="ru-RU"/>
-                                    </w:rPr>
-                                    <w:t>7</w:t>
-                                  </w:r>
-                                  <w:r>
-                                    <w:rPr>
-                                      <w:rFonts w:ascii="Times New Roman" w:hAnsi="Times New Roman" w:cs="Times New Roman"/>
-                                      <w:noProof/>
-                                      <w:sz w:val="18"/>
-                                      <w:lang w:val="ru-RU"/>
-                                    </w:rPr>
-                                    <w:fldChar w:fldCharType="end"/>
-                                  </w:r>
+                                  <w:fldSimple w:instr=" NUMPAGES   \* MERGEFORMAT ">
+                                    <w:r>
+                                      <w:rPr>
+                                        <w:rFonts w:ascii="Times New Roman" w:hAnsi="Times New Roman" w:cs="Times New Roman"/>
+                                        <w:noProof/>
+                                        <w:sz w:val="18"/>
+                                        <w:lang w:val="ru-RU"/>
+                                      </w:rPr>
+                                      <w:t>7</w:t>
+                                    </w:r>
+                                  </w:fldSimple>
                                 </w:p>
                               </w:tc>
                             </w:tr>
@@ -12952,33 +13616,17 @@
                                 <w:lang w:val="ru-RU"/>
                               </w:rPr>
                             </w:pPr>
-                            <w:r>
-                              <w:fldChar w:fldCharType="begin"/>
-                            </w:r>
-                            <w:r>
-                              <w:instrText xml:space="preserve"> NUMPAGES   \* MERGEFORMAT </w:instrText>
-                            </w:r>
-                            <w:r>
-                              <w:fldChar w:fldCharType="separate"/>
-                            </w:r>
-                            <w:r>
-                              <w:rPr>
-                                <w:rFonts w:ascii="Times New Roman" w:hAnsi="Times New Roman" w:cs="Times New Roman"/>
-                                <w:noProof/>
-                                <w:sz w:val="18"/>
-                                <w:lang w:val="ru-RU"/>
-                              </w:rPr>
-                              <w:t>7</w:t>
-                            </w:r>
-                            <w:r>
-                              <w:rPr>
-                                <w:rFonts w:ascii="Times New Roman" w:hAnsi="Times New Roman" w:cs="Times New Roman"/>
-                                <w:noProof/>
-                                <w:sz w:val="18"/>
-                                <w:lang w:val="ru-RU"/>
-                              </w:rPr>
-                              <w:fldChar w:fldCharType="end"/>
-                            </w:r>
+                            <w:fldSimple w:instr=" NUMPAGES   \* MERGEFORMAT ">
+                              <w:r>
+                                <w:rPr>
+                                  <w:rFonts w:ascii="Times New Roman" w:hAnsi="Times New Roman" w:cs="Times New Roman"/>
+                                  <w:noProof/>
+                                  <w:sz w:val="18"/>
+                                  <w:lang w:val="ru-RU"/>
+                                </w:rPr>
+                                <w:t>7</w:t>
+                              </w:r>
+                            </w:fldSimple>
                           </w:p>
                         </w:tc>
                       </w:tr>
@@ -13650,7 +14298,7 @@
             </wp:anchor>
           </w:drawing>
         </mc:Choice>
-        <mc:Fallback xmlns:w16sdtfl="http://schemas.microsoft.com/office/word/2024/wordml/sdtformatlock" xmlns:w16du="http://schemas.microsoft.com/office/word/2023/wordml/word16du" xmlns:oel="http://schemas.microsoft.com/office/2019/extlst">
+        <mc:Fallback xmlns:oel="http://schemas.microsoft.com/office/2019/extlst" xmlns:w16du="http://schemas.microsoft.com/office/word/2023/wordml/word16du" xmlns:w16sdtfl="http://schemas.microsoft.com/office/word/2024/wordml/sdtformatlock">
           <w:pict>
             <v:group w14:anchorId="2ED3E864" id="Группа 13" o:spid="_x0000_s1026" style="position:absolute;margin-left:56.85pt;margin-top:18.25pt;width:518.9pt;height:803.85pt;z-index:251656704;mso-position-horizontal-relative:page;mso-position-vertical-relative:page" coordorigin="1134,397" coordsize="10378,16044" o:gfxdata="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" o:allowincell="f">
               <v:line id="Line 4" o:spid="_x0000_s1027" style="position:absolute;visibility:visible;mso-wrap-style:square" from="1134,397" to="1134,16441" o:connectortype="straight" o:gfxdata="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" strokeweight="2.25pt"/>
@@ -16057,6 +16705,120 @@
     </w:lvl>
   </w:abstractNum>
   <w:abstractNum w:abstractNumId="7" w15:restartNumberingAfterBreak="0">
+    <w:nsid w:val="2EF2375D"/>
+    <w:multiLevelType w:val="hybridMultilevel"/>
+    <w:tmpl w:val="38E03ACE"/>
+    <w:lvl w:ilvl="0" w:tplc="382C4B18">
+      <w:start w:val="1"/>
+      <w:numFmt w:val="bullet"/>
+      <w:suff w:val="space"/>
+      <w:lvlText w:val=""/>
+      <w:lvlJc w:val="left"/>
+      <w:pPr>
+        <w:ind w:left="1429" w:hanging="360"/>
+      </w:pPr>
+      <w:rPr>
+        <w:rFonts w:ascii="Symbol" w:hAnsi="Symbol" w:hint="default"/>
+      </w:rPr>
+    </w:lvl>
+    <w:lvl w:ilvl="1" w:tplc="04190003" w:tentative="1">
+      <w:start w:val="1"/>
+      <w:numFmt w:val="bullet"/>
+      <w:lvlText w:val="o"/>
+      <w:lvlJc w:val="left"/>
+      <w:pPr>
+        <w:ind w:left="2149" w:hanging="360"/>
+      </w:pPr>
+      <w:rPr>
+        <w:rFonts w:ascii="Courier New" w:hAnsi="Courier New" w:cs="Courier New" w:hint="default"/>
+      </w:rPr>
+    </w:lvl>
+    <w:lvl w:ilvl="2" w:tplc="04190005" w:tentative="1">
+      <w:start w:val="1"/>
+      <w:numFmt w:val="bullet"/>
+      <w:lvlText w:val=""/>
+      <w:lvlJc w:val="left"/>
+      <w:pPr>
+        <w:ind w:left="2869" w:hanging="360"/>
+      </w:pPr>
+      <w:rPr>
+        <w:rFonts w:ascii="Wingdings" w:hAnsi="Wingdings" w:hint="default"/>
+      </w:rPr>
+    </w:lvl>
+    <w:lvl w:ilvl="3" w:tplc="04190001" w:tentative="1">
+      <w:start w:val="1"/>
+      <w:numFmt w:val="bullet"/>
+      <w:lvlText w:val=""/>
+      <w:lvlJc w:val="left"/>
+      <w:pPr>
+        <w:ind w:left="3589" w:hanging="360"/>
+      </w:pPr>
+      <w:rPr>
+        <w:rFonts w:ascii="Symbol" w:hAnsi="Symbol" w:hint="default"/>
+      </w:rPr>
+    </w:lvl>
+    <w:lvl w:ilvl="4" w:tplc="04190003" w:tentative="1">
+      <w:start w:val="1"/>
+      <w:numFmt w:val="bullet"/>
+      <w:lvlText w:val="o"/>
+      <w:lvlJc w:val="left"/>
+      <w:pPr>
+        <w:ind w:left="4309" w:hanging="360"/>
+      </w:pPr>
+      <w:rPr>
+        <w:rFonts w:ascii="Courier New" w:hAnsi="Courier New" w:cs="Courier New" w:hint="default"/>
+      </w:rPr>
+    </w:lvl>
+    <w:lvl w:ilvl="5" w:tplc="04190005" w:tentative="1">
+      <w:start w:val="1"/>
+      <w:numFmt w:val="bullet"/>
+      <w:lvlText w:val=""/>
+      <w:lvlJc w:val="left"/>
+      <w:pPr>
+        <w:ind w:left="5029" w:hanging="360"/>
+      </w:pPr>
+      <w:rPr>
+        <w:rFonts w:ascii="Wingdings" w:hAnsi="Wingdings" w:hint="default"/>
+      </w:rPr>
+    </w:lvl>
+    <w:lvl w:ilvl="6" w:tplc="04190001" w:tentative="1">
+      <w:start w:val="1"/>
+      <w:numFmt w:val="bullet"/>
+      <w:lvlText w:val=""/>
+      <w:lvlJc w:val="left"/>
+      <w:pPr>
+        <w:ind w:left="5749" w:hanging="360"/>
+      </w:pPr>
+      <w:rPr>
+        <w:rFonts w:ascii="Symbol" w:hAnsi="Symbol" w:hint="default"/>
+      </w:rPr>
+    </w:lvl>
+    <w:lvl w:ilvl="7" w:tplc="04190003" w:tentative="1">
+      <w:start w:val="1"/>
+      <w:numFmt w:val="bullet"/>
+      <w:lvlText w:val="o"/>
+      <w:lvlJc w:val="left"/>
+      <w:pPr>
+        <w:ind w:left="6469" w:hanging="360"/>
+      </w:pPr>
+      <w:rPr>
+        <w:rFonts w:ascii="Courier New" w:hAnsi="Courier New" w:cs="Courier New" w:hint="default"/>
+      </w:rPr>
+    </w:lvl>
+    <w:lvl w:ilvl="8" w:tplc="04190005" w:tentative="1">
+      <w:start w:val="1"/>
+      <w:numFmt w:val="bullet"/>
+      <w:lvlText w:val=""/>
+      <w:lvlJc w:val="left"/>
+      <w:pPr>
+        <w:ind w:left="7189" w:hanging="360"/>
+      </w:pPr>
+      <w:rPr>
+        <w:rFonts w:ascii="Wingdings" w:hAnsi="Wingdings" w:hint="default"/>
+      </w:rPr>
+    </w:lvl>
+  </w:abstractNum>
+  <w:abstractNum w:abstractNumId="8" w15:restartNumberingAfterBreak="0">
     <w:nsid w:val="4236506B"/>
     <w:multiLevelType w:val="hybridMultilevel"/>
     <w:tmpl w:val="B632188C"/>
@@ -16169,7 +16931,121 @@
       </w:rPr>
     </w:lvl>
   </w:abstractNum>
-  <w:abstractNum w:abstractNumId="8" w15:restartNumberingAfterBreak="0">
+  <w:abstractNum w:abstractNumId="9" w15:restartNumberingAfterBreak="0">
+    <w:nsid w:val="4BC03A67"/>
+    <w:multiLevelType w:val="hybridMultilevel"/>
+    <w:tmpl w:val="74DCBDE6"/>
+    <w:lvl w:ilvl="0" w:tplc="8F52A066">
+      <w:start w:val="1"/>
+      <w:numFmt w:val="bullet"/>
+      <w:suff w:val="space"/>
+      <w:lvlText w:val=""/>
+      <w:lvlJc w:val="left"/>
+      <w:pPr>
+        <w:ind w:left="1069" w:firstLine="0"/>
+      </w:pPr>
+      <w:rPr>
+        <w:rFonts w:ascii="Symbol" w:hAnsi="Symbol" w:hint="default"/>
+      </w:rPr>
+    </w:lvl>
+    <w:lvl w:ilvl="1" w:tplc="FFFFFFFF" w:tentative="1">
+      <w:start w:val="1"/>
+      <w:numFmt w:val="bullet"/>
+      <w:lvlText w:val="o"/>
+      <w:lvlJc w:val="left"/>
+      <w:pPr>
+        <w:ind w:left="2149" w:hanging="360"/>
+      </w:pPr>
+      <w:rPr>
+        <w:rFonts w:ascii="Courier New" w:hAnsi="Courier New" w:cs="Courier New" w:hint="default"/>
+      </w:rPr>
+    </w:lvl>
+    <w:lvl w:ilvl="2" w:tplc="FFFFFFFF" w:tentative="1">
+      <w:start w:val="1"/>
+      <w:numFmt w:val="bullet"/>
+      <w:lvlText w:val=""/>
+      <w:lvlJc w:val="left"/>
+      <w:pPr>
+        <w:ind w:left="2869" w:hanging="360"/>
+      </w:pPr>
+      <w:rPr>
+        <w:rFonts w:ascii="Wingdings" w:hAnsi="Wingdings" w:hint="default"/>
+      </w:rPr>
+    </w:lvl>
+    <w:lvl w:ilvl="3" w:tplc="FFFFFFFF" w:tentative="1">
+      <w:start w:val="1"/>
+      <w:numFmt w:val="bullet"/>
+      <w:lvlText w:val=""/>
+      <w:lvlJc w:val="left"/>
+      <w:pPr>
+        <w:ind w:left="3589" w:hanging="360"/>
+      </w:pPr>
+      <w:rPr>
+        <w:rFonts w:ascii="Symbol" w:hAnsi="Symbol" w:hint="default"/>
+      </w:rPr>
+    </w:lvl>
+    <w:lvl w:ilvl="4" w:tplc="FFFFFFFF" w:tentative="1">
+      <w:start w:val="1"/>
+      <w:numFmt w:val="bullet"/>
+      <w:lvlText w:val="o"/>
+      <w:lvlJc w:val="left"/>
+      <w:pPr>
+        <w:ind w:left="4309" w:hanging="360"/>
+      </w:pPr>
+      <w:rPr>
+        <w:rFonts w:ascii="Courier New" w:hAnsi="Courier New" w:cs="Courier New" w:hint="default"/>
+      </w:rPr>
+    </w:lvl>
+    <w:lvl w:ilvl="5" w:tplc="FFFFFFFF" w:tentative="1">
+      <w:start w:val="1"/>
+      <w:numFmt w:val="bullet"/>
+      <w:lvlText w:val=""/>
+      <w:lvlJc w:val="left"/>
+      <w:pPr>
+        <w:ind w:left="5029" w:hanging="360"/>
+      </w:pPr>
+      <w:rPr>
+        <w:rFonts w:ascii="Wingdings" w:hAnsi="Wingdings" w:hint="default"/>
+      </w:rPr>
+    </w:lvl>
+    <w:lvl w:ilvl="6" w:tplc="FFFFFFFF" w:tentative="1">
+      <w:start w:val="1"/>
+      <w:numFmt w:val="bullet"/>
+      <w:lvlText w:val=""/>
+      <w:lvlJc w:val="left"/>
+      <w:pPr>
+        <w:ind w:left="5749" w:hanging="360"/>
+      </w:pPr>
+      <w:rPr>
+        <w:rFonts w:ascii="Symbol" w:hAnsi="Symbol" w:hint="default"/>
+      </w:rPr>
+    </w:lvl>
+    <w:lvl w:ilvl="7" w:tplc="FFFFFFFF" w:tentative="1">
+      <w:start w:val="1"/>
+      <w:numFmt w:val="bullet"/>
+      <w:lvlText w:val="o"/>
+      <w:lvlJc w:val="left"/>
+      <w:pPr>
+        <w:ind w:left="6469" w:hanging="360"/>
+      </w:pPr>
+      <w:rPr>
+        <w:rFonts w:ascii="Courier New" w:hAnsi="Courier New" w:cs="Courier New" w:hint="default"/>
+      </w:rPr>
+    </w:lvl>
+    <w:lvl w:ilvl="8" w:tplc="FFFFFFFF" w:tentative="1">
+      <w:start w:val="1"/>
+      <w:numFmt w:val="bullet"/>
+      <w:lvlText w:val=""/>
+      <w:lvlJc w:val="left"/>
+      <w:pPr>
+        <w:ind w:left="7189" w:hanging="360"/>
+      </w:pPr>
+      <w:rPr>
+        <w:rFonts w:ascii="Wingdings" w:hAnsi="Wingdings" w:hint="default"/>
+      </w:rPr>
+    </w:lvl>
+  </w:abstractNum>
+  <w:abstractNum w:abstractNumId="10" w15:restartNumberingAfterBreak="0">
     <w:nsid w:val="4E792DB3"/>
     <w:multiLevelType w:val="hybridMultilevel"/>
     <w:tmpl w:val="ECBEF210"/>
@@ -16283,7 +17159,234 @@
       </w:rPr>
     </w:lvl>
   </w:abstractNum>
-  <w:abstractNum w:abstractNumId="9" w15:restartNumberingAfterBreak="0">
+  <w:abstractNum w:abstractNumId="11" w15:restartNumberingAfterBreak="0">
+    <w:nsid w:val="53831BAC"/>
+    <w:multiLevelType w:val="hybridMultilevel"/>
+    <w:tmpl w:val="D8585124"/>
+    <w:lvl w:ilvl="0" w:tplc="146E00BE">
+      <w:start w:val="1"/>
+      <w:numFmt w:val="bullet"/>
+      <w:suff w:val="space"/>
+      <w:lvlText w:val=""/>
+      <w:lvlJc w:val="left"/>
+      <w:pPr>
+        <w:ind w:left="1429" w:hanging="360"/>
+      </w:pPr>
+      <w:rPr>
+        <w:rFonts w:ascii="Symbol" w:hAnsi="Symbol" w:hint="default"/>
+      </w:rPr>
+    </w:lvl>
+    <w:lvl w:ilvl="1" w:tplc="04190003" w:tentative="1">
+      <w:start w:val="1"/>
+      <w:numFmt w:val="bullet"/>
+      <w:lvlText w:val="o"/>
+      <w:lvlJc w:val="left"/>
+      <w:pPr>
+        <w:ind w:left="1440" w:hanging="360"/>
+      </w:pPr>
+      <w:rPr>
+        <w:rFonts w:ascii="Courier New" w:hAnsi="Courier New" w:cs="Courier New" w:hint="default"/>
+      </w:rPr>
+    </w:lvl>
+    <w:lvl w:ilvl="2" w:tplc="04190005" w:tentative="1">
+      <w:start w:val="1"/>
+      <w:numFmt w:val="bullet"/>
+      <w:lvlText w:val=""/>
+      <w:lvlJc w:val="left"/>
+      <w:pPr>
+        <w:ind w:left="2160" w:hanging="360"/>
+      </w:pPr>
+      <w:rPr>
+        <w:rFonts w:ascii="Wingdings" w:hAnsi="Wingdings" w:hint="default"/>
+      </w:rPr>
+    </w:lvl>
+    <w:lvl w:ilvl="3" w:tplc="04190001" w:tentative="1">
+      <w:start w:val="1"/>
+      <w:numFmt w:val="bullet"/>
+      <w:lvlText w:val=""/>
+      <w:lvlJc w:val="left"/>
+      <w:pPr>
+        <w:ind w:left="2880" w:hanging="360"/>
+      </w:pPr>
+      <w:rPr>
+        <w:rFonts w:ascii="Symbol" w:hAnsi="Symbol" w:hint="default"/>
+      </w:rPr>
+    </w:lvl>
+    <w:lvl w:ilvl="4" w:tplc="04190003" w:tentative="1">
+      <w:start w:val="1"/>
+      <w:numFmt w:val="bullet"/>
+      <w:lvlText w:val="o"/>
+      <w:lvlJc w:val="left"/>
+      <w:pPr>
+        <w:ind w:left="3600" w:hanging="360"/>
+      </w:pPr>
+      <w:rPr>
+        <w:rFonts w:ascii="Courier New" w:hAnsi="Courier New" w:cs="Courier New" w:hint="default"/>
+      </w:rPr>
+    </w:lvl>
+    <w:lvl w:ilvl="5" w:tplc="04190005" w:tentative="1">
+      <w:start w:val="1"/>
+      <w:numFmt w:val="bullet"/>
+      <w:lvlText w:val=""/>
+      <w:lvlJc w:val="left"/>
+      <w:pPr>
+        <w:ind w:left="4320" w:hanging="360"/>
+      </w:pPr>
+      <w:rPr>
+        <w:rFonts w:ascii="Wingdings" w:hAnsi="Wingdings" w:hint="default"/>
+      </w:rPr>
+    </w:lvl>
+    <w:lvl w:ilvl="6" w:tplc="04190001" w:tentative="1">
+      <w:start w:val="1"/>
+      <w:numFmt w:val="bullet"/>
+      <w:lvlText w:val=""/>
+      <w:lvlJc w:val="left"/>
+      <w:pPr>
+        <w:ind w:left="5040" w:hanging="360"/>
+      </w:pPr>
+      <w:rPr>
+        <w:rFonts w:ascii="Symbol" w:hAnsi="Symbol" w:hint="default"/>
+      </w:rPr>
+    </w:lvl>
+    <w:lvl w:ilvl="7" w:tplc="04190003" w:tentative="1">
+      <w:start w:val="1"/>
+      <w:numFmt w:val="bullet"/>
+      <w:lvlText w:val="o"/>
+      <w:lvlJc w:val="left"/>
+      <w:pPr>
+        <w:ind w:left="5760" w:hanging="360"/>
+      </w:pPr>
+      <w:rPr>
+        <w:rFonts w:ascii="Courier New" w:hAnsi="Courier New" w:cs="Courier New" w:hint="default"/>
+      </w:rPr>
+    </w:lvl>
+    <w:lvl w:ilvl="8" w:tplc="04190005" w:tentative="1">
+      <w:start w:val="1"/>
+      <w:numFmt w:val="bullet"/>
+      <w:lvlText w:val=""/>
+      <w:lvlJc w:val="left"/>
+      <w:pPr>
+        <w:ind w:left="6480" w:hanging="360"/>
+      </w:pPr>
+      <w:rPr>
+        <w:rFonts w:ascii="Wingdings" w:hAnsi="Wingdings" w:hint="default"/>
+      </w:rPr>
+    </w:lvl>
+  </w:abstractNum>
+  <w:abstractNum w:abstractNumId="12" w15:restartNumberingAfterBreak="0">
+    <w:nsid w:val="59717DB0"/>
+    <w:multiLevelType w:val="hybridMultilevel"/>
+    <w:tmpl w:val="5F48DCB0"/>
+    <w:lvl w:ilvl="0" w:tplc="057E2DDE">
+      <w:start w:val="1"/>
+      <w:numFmt w:val="bullet"/>
+      <w:lvlText w:val=""/>
+      <w:lvlJc w:val="left"/>
+      <w:pPr>
+        <w:ind w:left="1429" w:hanging="360"/>
+      </w:pPr>
+      <w:rPr>
+        <w:rFonts w:ascii="Symbol" w:hAnsi="Symbol" w:hint="default"/>
+      </w:rPr>
+    </w:lvl>
+    <w:lvl w:ilvl="1" w:tplc="04190003" w:tentative="1">
+      <w:start w:val="1"/>
+      <w:numFmt w:val="bullet"/>
+      <w:lvlText w:val="o"/>
+      <w:lvlJc w:val="left"/>
+      <w:pPr>
+        <w:ind w:left="2149" w:hanging="360"/>
+      </w:pPr>
+      <w:rPr>
+        <w:rFonts w:ascii="Courier New" w:hAnsi="Courier New" w:cs="Courier New" w:hint="default"/>
+      </w:rPr>
+    </w:lvl>
+    <w:lvl w:ilvl="2" w:tplc="04190005" w:tentative="1">
+      <w:start w:val="1"/>
+      <w:numFmt w:val="bullet"/>
+      <w:lvlText w:val=""/>
+      <w:lvlJc w:val="left"/>
+      <w:pPr>
+        <w:ind w:left="2869" w:hanging="360"/>
+      </w:pPr>
+      <w:rPr>
+        <w:rFonts w:ascii="Wingdings" w:hAnsi="Wingdings" w:hint="default"/>
+      </w:rPr>
+    </w:lvl>
+    <w:lvl w:ilvl="3" w:tplc="04190001" w:tentative="1">
+      <w:start w:val="1"/>
+      <w:numFmt w:val="bullet"/>
+      <w:lvlText w:val=""/>
+      <w:lvlJc w:val="left"/>
+      <w:pPr>
+        <w:ind w:left="3589" w:hanging="360"/>
+      </w:pPr>
+      <w:rPr>
+        <w:rFonts w:ascii="Symbol" w:hAnsi="Symbol" w:hint="default"/>
+      </w:rPr>
+    </w:lvl>
+    <w:lvl w:ilvl="4" w:tplc="04190003" w:tentative="1">
+      <w:start w:val="1"/>
+      <w:numFmt w:val="bullet"/>
+      <w:lvlText w:val="o"/>
+      <w:lvlJc w:val="left"/>
+      <w:pPr>
+        <w:ind w:left="4309" w:hanging="360"/>
+      </w:pPr>
+      <w:rPr>
+        <w:rFonts w:ascii="Courier New" w:hAnsi="Courier New" w:cs="Courier New" w:hint="default"/>
+      </w:rPr>
+    </w:lvl>
+    <w:lvl w:ilvl="5" w:tplc="04190005" w:tentative="1">
+      <w:start w:val="1"/>
+      <w:numFmt w:val="bullet"/>
+      <w:lvlText w:val=""/>
+      <w:lvlJc w:val="left"/>
+      <w:pPr>
+        <w:ind w:left="5029" w:hanging="360"/>
+      </w:pPr>
+      <w:rPr>
+        <w:rFonts w:ascii="Wingdings" w:hAnsi="Wingdings" w:hint="default"/>
+      </w:rPr>
+    </w:lvl>
+    <w:lvl w:ilvl="6" w:tplc="04190001" w:tentative="1">
+      <w:start w:val="1"/>
+      <w:numFmt w:val="bullet"/>
+      <w:lvlText w:val=""/>
+      <w:lvlJc w:val="left"/>
+      <w:pPr>
+        <w:ind w:left="5749" w:hanging="360"/>
+      </w:pPr>
+      <w:rPr>
+        <w:rFonts w:ascii="Symbol" w:hAnsi="Symbol" w:hint="default"/>
+      </w:rPr>
+    </w:lvl>
+    <w:lvl w:ilvl="7" w:tplc="04190003" w:tentative="1">
+      <w:start w:val="1"/>
+      <w:numFmt w:val="bullet"/>
+      <w:lvlText w:val="o"/>
+      <w:lvlJc w:val="left"/>
+      <w:pPr>
+        <w:ind w:left="6469" w:hanging="360"/>
+      </w:pPr>
+      <w:rPr>
+        <w:rFonts w:ascii="Courier New" w:hAnsi="Courier New" w:cs="Courier New" w:hint="default"/>
+      </w:rPr>
+    </w:lvl>
+    <w:lvl w:ilvl="8" w:tplc="04190005" w:tentative="1">
+      <w:start w:val="1"/>
+      <w:numFmt w:val="bullet"/>
+      <w:lvlText w:val=""/>
+      <w:lvlJc w:val="left"/>
+      <w:pPr>
+        <w:ind w:left="7189" w:hanging="360"/>
+      </w:pPr>
+      <w:rPr>
+        <w:rFonts w:ascii="Wingdings" w:hAnsi="Wingdings" w:hint="default"/>
+      </w:rPr>
+    </w:lvl>
+  </w:abstractNum>
+  <w:abstractNum w:abstractNumId="13" w15:restartNumberingAfterBreak="0">
     <w:nsid w:val="5AD2032B"/>
     <w:multiLevelType w:val="hybridMultilevel"/>
     <w:tmpl w:val="502C1680"/>
@@ -16397,7 +17500,7 @@
       </w:rPr>
     </w:lvl>
   </w:abstractNum>
-  <w:abstractNum w:abstractNumId="10" w15:restartNumberingAfterBreak="0">
+  <w:abstractNum w:abstractNumId="14" w15:restartNumberingAfterBreak="0">
     <w:nsid w:val="5E9D081E"/>
     <w:multiLevelType w:val="multilevel"/>
     <w:tmpl w:val="31FAC168"/>
@@ -16489,7 +17592,7 @@
       </w:pPr>
     </w:lvl>
   </w:abstractNum>
-  <w:abstractNum w:abstractNumId="11" w15:restartNumberingAfterBreak="0">
+  <w:abstractNum w:abstractNumId="15" w15:restartNumberingAfterBreak="0">
     <w:nsid w:val="67EC04CD"/>
     <w:multiLevelType w:val="hybridMultilevel"/>
     <w:tmpl w:val="B5DA1F26"/>
@@ -16602,7 +17705,348 @@
       </w:rPr>
     </w:lvl>
   </w:abstractNum>
-  <w:abstractNum w:abstractNumId="12" w15:restartNumberingAfterBreak="0">
+  <w:abstractNum w:abstractNumId="16" w15:restartNumberingAfterBreak="0">
+    <w:nsid w:val="683624AC"/>
+    <w:multiLevelType w:val="hybridMultilevel"/>
+    <w:tmpl w:val="2A22B20A"/>
+    <w:lvl w:ilvl="0" w:tplc="057E2DDE">
+      <w:start w:val="1"/>
+      <w:numFmt w:val="bullet"/>
+      <w:lvlText w:val=""/>
+      <w:lvlJc w:val="left"/>
+      <w:pPr>
+        <w:ind w:left="720" w:hanging="360"/>
+      </w:pPr>
+      <w:rPr>
+        <w:rFonts w:ascii="Symbol" w:hAnsi="Symbol" w:hint="default"/>
+      </w:rPr>
+    </w:lvl>
+    <w:lvl w:ilvl="1" w:tplc="04190003" w:tentative="1">
+      <w:start w:val="1"/>
+      <w:numFmt w:val="bullet"/>
+      <w:lvlText w:val="o"/>
+      <w:lvlJc w:val="left"/>
+      <w:pPr>
+        <w:ind w:left="1440" w:hanging="360"/>
+      </w:pPr>
+      <w:rPr>
+        <w:rFonts w:ascii="Courier New" w:hAnsi="Courier New" w:cs="Courier New" w:hint="default"/>
+      </w:rPr>
+    </w:lvl>
+    <w:lvl w:ilvl="2" w:tplc="04190005" w:tentative="1">
+      <w:start w:val="1"/>
+      <w:numFmt w:val="bullet"/>
+      <w:lvlText w:val=""/>
+      <w:lvlJc w:val="left"/>
+      <w:pPr>
+        <w:ind w:left="2160" w:hanging="360"/>
+      </w:pPr>
+      <w:rPr>
+        <w:rFonts w:ascii="Wingdings" w:hAnsi="Wingdings" w:hint="default"/>
+      </w:rPr>
+    </w:lvl>
+    <w:lvl w:ilvl="3" w:tplc="04190001" w:tentative="1">
+      <w:start w:val="1"/>
+      <w:numFmt w:val="bullet"/>
+      <w:lvlText w:val=""/>
+      <w:lvlJc w:val="left"/>
+      <w:pPr>
+        <w:ind w:left="2880" w:hanging="360"/>
+      </w:pPr>
+      <w:rPr>
+        <w:rFonts w:ascii="Symbol" w:hAnsi="Symbol" w:hint="default"/>
+      </w:rPr>
+    </w:lvl>
+    <w:lvl w:ilvl="4" w:tplc="04190003" w:tentative="1">
+      <w:start w:val="1"/>
+      <w:numFmt w:val="bullet"/>
+      <w:lvlText w:val="o"/>
+      <w:lvlJc w:val="left"/>
+      <w:pPr>
+        <w:ind w:left="3600" w:hanging="360"/>
+      </w:pPr>
+      <w:rPr>
+        <w:rFonts w:ascii="Courier New" w:hAnsi="Courier New" w:cs="Courier New" w:hint="default"/>
+      </w:rPr>
+    </w:lvl>
+    <w:lvl w:ilvl="5" w:tplc="04190005" w:tentative="1">
+      <w:start w:val="1"/>
+      <w:numFmt w:val="bullet"/>
+      <w:lvlText w:val=""/>
+      <w:lvlJc w:val="left"/>
+      <w:pPr>
+        <w:ind w:left="4320" w:hanging="360"/>
+      </w:pPr>
+      <w:rPr>
+        <w:rFonts w:ascii="Wingdings" w:hAnsi="Wingdings" w:hint="default"/>
+      </w:rPr>
+    </w:lvl>
+    <w:lvl w:ilvl="6" w:tplc="04190001" w:tentative="1">
+      <w:start w:val="1"/>
+      <w:numFmt w:val="bullet"/>
+      <w:lvlText w:val=""/>
+      <w:lvlJc w:val="left"/>
+      <w:pPr>
+        <w:ind w:left="5040" w:hanging="360"/>
+      </w:pPr>
+      <w:rPr>
+        <w:rFonts w:ascii="Symbol" w:hAnsi="Symbol" w:hint="default"/>
+      </w:rPr>
+    </w:lvl>
+    <w:lvl w:ilvl="7" w:tplc="04190003" w:tentative="1">
+      <w:start w:val="1"/>
+      <w:numFmt w:val="bullet"/>
+      <w:lvlText w:val="o"/>
+      <w:lvlJc w:val="left"/>
+      <w:pPr>
+        <w:ind w:left="5760" w:hanging="360"/>
+      </w:pPr>
+      <w:rPr>
+        <w:rFonts w:ascii="Courier New" w:hAnsi="Courier New" w:cs="Courier New" w:hint="default"/>
+      </w:rPr>
+    </w:lvl>
+    <w:lvl w:ilvl="8" w:tplc="04190005" w:tentative="1">
+      <w:start w:val="1"/>
+      <w:numFmt w:val="bullet"/>
+      <w:lvlText w:val=""/>
+      <w:lvlJc w:val="left"/>
+      <w:pPr>
+        <w:ind w:left="6480" w:hanging="360"/>
+      </w:pPr>
+      <w:rPr>
+        <w:rFonts w:ascii="Wingdings" w:hAnsi="Wingdings" w:hint="default"/>
+      </w:rPr>
+    </w:lvl>
+  </w:abstractNum>
+  <w:abstractNum w:abstractNumId="17" w15:restartNumberingAfterBreak="0">
+    <w:nsid w:val="694712C6"/>
+    <w:multiLevelType w:val="hybridMultilevel"/>
+    <w:tmpl w:val="EAC2B37A"/>
+    <w:lvl w:ilvl="0" w:tplc="2ED4F196">
+      <w:start w:val="1"/>
+      <w:numFmt w:val="bullet"/>
+      <w:suff w:val="space"/>
+      <w:lvlText w:val=""/>
+      <w:lvlJc w:val="left"/>
+      <w:pPr>
+        <w:ind w:left="1429" w:hanging="360"/>
+      </w:pPr>
+      <w:rPr>
+        <w:rFonts w:ascii="Symbol" w:hAnsi="Symbol" w:hint="default"/>
+      </w:rPr>
+    </w:lvl>
+    <w:lvl w:ilvl="1" w:tplc="04190003" w:tentative="1">
+      <w:start w:val="1"/>
+      <w:numFmt w:val="bullet"/>
+      <w:lvlText w:val="o"/>
+      <w:lvlJc w:val="left"/>
+      <w:pPr>
+        <w:ind w:left="1440" w:hanging="360"/>
+      </w:pPr>
+      <w:rPr>
+        <w:rFonts w:ascii="Courier New" w:hAnsi="Courier New" w:cs="Courier New" w:hint="default"/>
+      </w:rPr>
+    </w:lvl>
+    <w:lvl w:ilvl="2" w:tplc="04190005" w:tentative="1">
+      <w:start w:val="1"/>
+      <w:numFmt w:val="bullet"/>
+      <w:lvlText w:val=""/>
+      <w:lvlJc w:val="left"/>
+      <w:pPr>
+        <w:ind w:left="2160" w:hanging="360"/>
+      </w:pPr>
+      <w:rPr>
+        <w:rFonts w:ascii="Wingdings" w:hAnsi="Wingdings" w:hint="default"/>
+      </w:rPr>
+    </w:lvl>
+    <w:lvl w:ilvl="3" w:tplc="04190001" w:tentative="1">
+      <w:start w:val="1"/>
+      <w:numFmt w:val="bullet"/>
+      <w:lvlText w:val=""/>
+      <w:lvlJc w:val="left"/>
+      <w:pPr>
+        <w:ind w:left="2880" w:hanging="360"/>
+      </w:pPr>
+      <w:rPr>
+        <w:rFonts w:ascii="Symbol" w:hAnsi="Symbol" w:hint="default"/>
+      </w:rPr>
+    </w:lvl>
+    <w:lvl w:ilvl="4" w:tplc="04190003" w:tentative="1">
+      <w:start w:val="1"/>
+      <w:numFmt w:val="bullet"/>
+      <w:lvlText w:val="o"/>
+      <w:lvlJc w:val="left"/>
+      <w:pPr>
+        <w:ind w:left="3600" w:hanging="360"/>
+      </w:pPr>
+      <w:rPr>
+        <w:rFonts w:ascii="Courier New" w:hAnsi="Courier New" w:cs="Courier New" w:hint="default"/>
+      </w:rPr>
+    </w:lvl>
+    <w:lvl w:ilvl="5" w:tplc="04190005" w:tentative="1">
+      <w:start w:val="1"/>
+      <w:numFmt w:val="bullet"/>
+      <w:lvlText w:val=""/>
+      <w:lvlJc w:val="left"/>
+      <w:pPr>
+        <w:ind w:left="4320" w:hanging="360"/>
+      </w:pPr>
+      <w:rPr>
+        <w:rFonts w:ascii="Wingdings" w:hAnsi="Wingdings" w:hint="default"/>
+      </w:rPr>
+    </w:lvl>
+    <w:lvl w:ilvl="6" w:tplc="04190001" w:tentative="1">
+      <w:start w:val="1"/>
+      <w:numFmt w:val="bullet"/>
+      <w:lvlText w:val=""/>
+      <w:lvlJc w:val="left"/>
+      <w:pPr>
+        <w:ind w:left="5040" w:hanging="360"/>
+      </w:pPr>
+      <w:rPr>
+        <w:rFonts w:ascii="Symbol" w:hAnsi="Symbol" w:hint="default"/>
+      </w:rPr>
+    </w:lvl>
+    <w:lvl w:ilvl="7" w:tplc="04190003" w:tentative="1">
+      <w:start w:val="1"/>
+      <w:numFmt w:val="bullet"/>
+      <w:lvlText w:val="o"/>
+      <w:lvlJc w:val="left"/>
+      <w:pPr>
+        <w:ind w:left="5760" w:hanging="360"/>
+      </w:pPr>
+      <w:rPr>
+        <w:rFonts w:ascii="Courier New" w:hAnsi="Courier New" w:cs="Courier New" w:hint="default"/>
+      </w:rPr>
+    </w:lvl>
+    <w:lvl w:ilvl="8" w:tplc="04190005" w:tentative="1">
+      <w:start w:val="1"/>
+      <w:numFmt w:val="bullet"/>
+      <w:lvlText w:val=""/>
+      <w:lvlJc w:val="left"/>
+      <w:pPr>
+        <w:ind w:left="6480" w:hanging="360"/>
+      </w:pPr>
+      <w:rPr>
+        <w:rFonts w:ascii="Wingdings" w:hAnsi="Wingdings" w:hint="default"/>
+      </w:rPr>
+    </w:lvl>
+  </w:abstractNum>
+  <w:abstractNum w:abstractNumId="18" w15:restartNumberingAfterBreak="0">
+    <w:nsid w:val="69E67D61"/>
+    <w:multiLevelType w:val="hybridMultilevel"/>
+    <w:tmpl w:val="383A52F8"/>
+    <w:lvl w:ilvl="0" w:tplc="619033F2">
+      <w:start w:val="1"/>
+      <w:numFmt w:val="bullet"/>
+      <w:suff w:val="space"/>
+      <w:lvlText w:val=""/>
+      <w:lvlJc w:val="left"/>
+      <w:pPr>
+        <w:ind w:left="1069" w:firstLine="0"/>
+      </w:pPr>
+      <w:rPr>
+        <w:rFonts w:ascii="Symbol" w:hAnsi="Symbol" w:hint="default"/>
+      </w:rPr>
+    </w:lvl>
+    <w:lvl w:ilvl="1" w:tplc="FFFFFFFF" w:tentative="1">
+      <w:start w:val="1"/>
+      <w:numFmt w:val="bullet"/>
+      <w:lvlText w:val="o"/>
+      <w:lvlJc w:val="left"/>
+      <w:pPr>
+        <w:ind w:left="2149" w:hanging="360"/>
+      </w:pPr>
+      <w:rPr>
+        <w:rFonts w:ascii="Courier New" w:hAnsi="Courier New" w:cs="Courier New" w:hint="default"/>
+      </w:rPr>
+    </w:lvl>
+    <w:lvl w:ilvl="2" w:tplc="FFFFFFFF" w:tentative="1">
+      <w:start w:val="1"/>
+      <w:numFmt w:val="bullet"/>
+      <w:lvlText w:val=""/>
+      <w:lvlJc w:val="left"/>
+      <w:pPr>
+        <w:ind w:left="2869" w:hanging="360"/>
+      </w:pPr>
+      <w:rPr>
+        <w:rFonts w:ascii="Wingdings" w:hAnsi="Wingdings" w:hint="default"/>
+      </w:rPr>
+    </w:lvl>
+    <w:lvl w:ilvl="3" w:tplc="FFFFFFFF" w:tentative="1">
+      <w:start w:val="1"/>
+      <w:numFmt w:val="bullet"/>
+      <w:lvlText w:val=""/>
+      <w:lvlJc w:val="left"/>
+      <w:pPr>
+        <w:ind w:left="3589" w:hanging="360"/>
+      </w:pPr>
+      <w:rPr>
+        <w:rFonts w:ascii="Symbol" w:hAnsi="Symbol" w:hint="default"/>
+      </w:rPr>
+    </w:lvl>
+    <w:lvl w:ilvl="4" w:tplc="FFFFFFFF" w:tentative="1">
+      <w:start w:val="1"/>
+      <w:numFmt w:val="bullet"/>
+      <w:lvlText w:val="o"/>
+      <w:lvlJc w:val="left"/>
+      <w:pPr>
+        <w:ind w:left="4309" w:hanging="360"/>
+      </w:pPr>
+      <w:rPr>
+        <w:rFonts w:ascii="Courier New" w:hAnsi="Courier New" w:cs="Courier New" w:hint="default"/>
+      </w:rPr>
+    </w:lvl>
+    <w:lvl w:ilvl="5" w:tplc="FFFFFFFF" w:tentative="1">
+      <w:start w:val="1"/>
+      <w:numFmt w:val="bullet"/>
+      <w:lvlText w:val=""/>
+      <w:lvlJc w:val="left"/>
+      <w:pPr>
+        <w:ind w:left="5029" w:hanging="360"/>
+      </w:pPr>
+      <w:rPr>
+        <w:rFonts w:ascii="Wingdings" w:hAnsi="Wingdings" w:hint="default"/>
+      </w:rPr>
+    </w:lvl>
+    <w:lvl w:ilvl="6" w:tplc="FFFFFFFF" w:tentative="1">
+      <w:start w:val="1"/>
+      <w:numFmt w:val="bullet"/>
+      <w:lvlText w:val=""/>
+      <w:lvlJc w:val="left"/>
+      <w:pPr>
+        <w:ind w:left="5749" w:hanging="360"/>
+      </w:pPr>
+      <w:rPr>
+        <w:rFonts w:ascii="Symbol" w:hAnsi="Symbol" w:hint="default"/>
+      </w:rPr>
+    </w:lvl>
+    <w:lvl w:ilvl="7" w:tplc="FFFFFFFF" w:tentative="1">
+      <w:start w:val="1"/>
+      <w:numFmt w:val="bullet"/>
+      <w:lvlText w:val="o"/>
+      <w:lvlJc w:val="left"/>
+      <w:pPr>
+        <w:ind w:left="6469" w:hanging="360"/>
+      </w:pPr>
+      <w:rPr>
+        <w:rFonts w:ascii="Courier New" w:hAnsi="Courier New" w:cs="Courier New" w:hint="default"/>
+      </w:rPr>
+    </w:lvl>
+    <w:lvl w:ilvl="8" w:tplc="FFFFFFFF" w:tentative="1">
+      <w:start w:val="1"/>
+      <w:numFmt w:val="bullet"/>
+      <w:lvlText w:val=""/>
+      <w:lvlJc w:val="left"/>
+      <w:pPr>
+        <w:ind w:left="7189" w:hanging="360"/>
+      </w:pPr>
+      <w:rPr>
+        <w:rFonts w:ascii="Wingdings" w:hAnsi="Wingdings" w:hint="default"/>
+      </w:rPr>
+    </w:lvl>
+  </w:abstractNum>
+  <w:abstractNum w:abstractNumId="19" w15:restartNumberingAfterBreak="0">
     <w:nsid w:val="6AB437FC"/>
     <w:multiLevelType w:val="hybridMultilevel"/>
     <w:tmpl w:val="D8FE15E4"/>
@@ -16716,7 +18160,120 @@
       </w:rPr>
     </w:lvl>
   </w:abstractNum>
-  <w:abstractNum w:abstractNumId="13" w15:restartNumberingAfterBreak="0">
+  <w:abstractNum w:abstractNumId="20" w15:restartNumberingAfterBreak="0">
+    <w:nsid w:val="7182502B"/>
+    <w:multiLevelType w:val="hybridMultilevel"/>
+    <w:tmpl w:val="9E3879AE"/>
+    <w:lvl w:ilvl="0" w:tplc="057E2DDE">
+      <w:start w:val="1"/>
+      <w:numFmt w:val="bullet"/>
+      <w:lvlText w:val=""/>
+      <w:lvlJc w:val="left"/>
+      <w:pPr>
+        <w:ind w:left="720" w:hanging="360"/>
+      </w:pPr>
+      <w:rPr>
+        <w:rFonts w:ascii="Symbol" w:hAnsi="Symbol" w:hint="default"/>
+      </w:rPr>
+    </w:lvl>
+    <w:lvl w:ilvl="1" w:tplc="04190003" w:tentative="1">
+      <w:start w:val="1"/>
+      <w:numFmt w:val="bullet"/>
+      <w:lvlText w:val="o"/>
+      <w:lvlJc w:val="left"/>
+      <w:pPr>
+        <w:ind w:left="1440" w:hanging="360"/>
+      </w:pPr>
+      <w:rPr>
+        <w:rFonts w:ascii="Courier New" w:hAnsi="Courier New" w:cs="Courier New" w:hint="default"/>
+      </w:rPr>
+    </w:lvl>
+    <w:lvl w:ilvl="2" w:tplc="04190005" w:tentative="1">
+      <w:start w:val="1"/>
+      <w:numFmt w:val="bullet"/>
+      <w:lvlText w:val=""/>
+      <w:lvlJc w:val="left"/>
+      <w:pPr>
+        <w:ind w:left="2160" w:hanging="360"/>
+      </w:pPr>
+      <w:rPr>
+        <w:rFonts w:ascii="Wingdings" w:hAnsi="Wingdings" w:hint="default"/>
+      </w:rPr>
+    </w:lvl>
+    <w:lvl w:ilvl="3" w:tplc="04190001" w:tentative="1">
+      <w:start w:val="1"/>
+      <w:numFmt w:val="bullet"/>
+      <w:lvlText w:val=""/>
+      <w:lvlJc w:val="left"/>
+      <w:pPr>
+        <w:ind w:left="2880" w:hanging="360"/>
+      </w:pPr>
+      <w:rPr>
+        <w:rFonts w:ascii="Symbol" w:hAnsi="Symbol" w:hint="default"/>
+      </w:rPr>
+    </w:lvl>
+    <w:lvl w:ilvl="4" w:tplc="04190003" w:tentative="1">
+      <w:start w:val="1"/>
+      <w:numFmt w:val="bullet"/>
+      <w:lvlText w:val="o"/>
+      <w:lvlJc w:val="left"/>
+      <w:pPr>
+        <w:ind w:left="3600" w:hanging="360"/>
+      </w:pPr>
+      <w:rPr>
+        <w:rFonts w:ascii="Courier New" w:hAnsi="Courier New" w:cs="Courier New" w:hint="default"/>
+      </w:rPr>
+    </w:lvl>
+    <w:lvl w:ilvl="5" w:tplc="04190005" w:tentative="1">
+      <w:start w:val="1"/>
+      <w:numFmt w:val="bullet"/>
+      <w:lvlText w:val=""/>
+      <w:lvlJc w:val="left"/>
+      <w:pPr>
+        <w:ind w:left="4320" w:hanging="360"/>
+      </w:pPr>
+      <w:rPr>
+        <w:rFonts w:ascii="Wingdings" w:hAnsi="Wingdings" w:hint="default"/>
+      </w:rPr>
+    </w:lvl>
+    <w:lvl w:ilvl="6" w:tplc="04190001" w:tentative="1">
+      <w:start w:val="1"/>
+      <w:numFmt w:val="bullet"/>
+      <w:lvlText w:val=""/>
+      <w:lvlJc w:val="left"/>
+      <w:pPr>
+        <w:ind w:left="5040" w:hanging="360"/>
+      </w:pPr>
+      <w:rPr>
+        <w:rFonts w:ascii="Symbol" w:hAnsi="Symbol" w:hint="default"/>
+      </w:rPr>
+    </w:lvl>
+    <w:lvl w:ilvl="7" w:tplc="04190003" w:tentative="1">
+      <w:start w:val="1"/>
+      <w:numFmt w:val="bullet"/>
+      <w:lvlText w:val="o"/>
+      <w:lvlJc w:val="left"/>
+      <w:pPr>
+        <w:ind w:left="5760" w:hanging="360"/>
+      </w:pPr>
+      <w:rPr>
+        <w:rFonts w:ascii="Courier New" w:hAnsi="Courier New" w:cs="Courier New" w:hint="default"/>
+      </w:rPr>
+    </w:lvl>
+    <w:lvl w:ilvl="8" w:tplc="04190005" w:tentative="1">
+      <w:start w:val="1"/>
+      <w:numFmt w:val="bullet"/>
+      <w:lvlText w:val=""/>
+      <w:lvlJc w:val="left"/>
+      <w:pPr>
+        <w:ind w:left="6480" w:hanging="360"/>
+      </w:pPr>
+      <w:rPr>
+        <w:rFonts w:ascii="Wingdings" w:hAnsi="Wingdings" w:hint="default"/>
+      </w:rPr>
+    </w:lvl>
+  </w:abstractNum>
+  <w:abstractNum w:abstractNumId="21" w15:restartNumberingAfterBreak="0">
     <w:nsid w:val="77F84960"/>
     <w:multiLevelType w:val="hybridMultilevel"/>
     <w:tmpl w:val="6DF4AF4C"/>
@@ -16830,7 +18387,121 @@
       </w:rPr>
     </w:lvl>
   </w:abstractNum>
-  <w:abstractNum w:abstractNumId="14" w15:restartNumberingAfterBreak="0">
+  <w:abstractNum w:abstractNumId="22" w15:restartNumberingAfterBreak="0">
+    <w:nsid w:val="7BF41D9C"/>
+    <w:multiLevelType w:val="hybridMultilevel"/>
+    <w:tmpl w:val="5A1665CE"/>
+    <w:lvl w:ilvl="0" w:tplc="62AE4058">
+      <w:start w:val="1"/>
+      <w:numFmt w:val="bullet"/>
+      <w:suff w:val="space"/>
+      <w:lvlText w:val=""/>
+      <w:lvlJc w:val="left"/>
+      <w:pPr>
+        <w:ind w:left="1429" w:hanging="360"/>
+      </w:pPr>
+      <w:rPr>
+        <w:rFonts w:ascii="Symbol" w:hAnsi="Symbol" w:hint="default"/>
+      </w:rPr>
+    </w:lvl>
+    <w:lvl w:ilvl="1" w:tplc="04190003" w:tentative="1">
+      <w:start w:val="1"/>
+      <w:numFmt w:val="bullet"/>
+      <w:lvlText w:val="o"/>
+      <w:lvlJc w:val="left"/>
+      <w:pPr>
+        <w:ind w:left="1440" w:hanging="360"/>
+      </w:pPr>
+      <w:rPr>
+        <w:rFonts w:ascii="Courier New" w:hAnsi="Courier New" w:cs="Courier New" w:hint="default"/>
+      </w:rPr>
+    </w:lvl>
+    <w:lvl w:ilvl="2" w:tplc="04190005" w:tentative="1">
+      <w:start w:val="1"/>
+      <w:numFmt w:val="bullet"/>
+      <w:lvlText w:val=""/>
+      <w:lvlJc w:val="left"/>
+      <w:pPr>
+        <w:ind w:left="2160" w:hanging="360"/>
+      </w:pPr>
+      <w:rPr>
+        <w:rFonts w:ascii="Wingdings" w:hAnsi="Wingdings" w:hint="default"/>
+      </w:rPr>
+    </w:lvl>
+    <w:lvl w:ilvl="3" w:tplc="04190001" w:tentative="1">
+      <w:start w:val="1"/>
+      <w:numFmt w:val="bullet"/>
+      <w:lvlText w:val=""/>
+      <w:lvlJc w:val="left"/>
+      <w:pPr>
+        <w:ind w:left="2880" w:hanging="360"/>
+      </w:pPr>
+      <w:rPr>
+        <w:rFonts w:ascii="Symbol" w:hAnsi="Symbol" w:hint="default"/>
+      </w:rPr>
+    </w:lvl>
+    <w:lvl w:ilvl="4" w:tplc="04190003" w:tentative="1">
+      <w:start w:val="1"/>
+      <w:numFmt w:val="bullet"/>
+      <w:lvlText w:val="o"/>
+      <w:lvlJc w:val="left"/>
+      <w:pPr>
+        <w:ind w:left="3600" w:hanging="360"/>
+      </w:pPr>
+      <w:rPr>
+        <w:rFonts w:ascii="Courier New" w:hAnsi="Courier New" w:cs="Courier New" w:hint="default"/>
+      </w:rPr>
+    </w:lvl>
+    <w:lvl w:ilvl="5" w:tplc="04190005" w:tentative="1">
+      <w:start w:val="1"/>
+      <w:numFmt w:val="bullet"/>
+      <w:lvlText w:val=""/>
+      <w:lvlJc w:val="left"/>
+      <w:pPr>
+        <w:ind w:left="4320" w:hanging="360"/>
+      </w:pPr>
+      <w:rPr>
+        <w:rFonts w:ascii="Wingdings" w:hAnsi="Wingdings" w:hint="default"/>
+      </w:rPr>
+    </w:lvl>
+    <w:lvl w:ilvl="6" w:tplc="04190001" w:tentative="1">
+      <w:start w:val="1"/>
+      <w:numFmt w:val="bullet"/>
+      <w:lvlText w:val=""/>
+      <w:lvlJc w:val="left"/>
+      <w:pPr>
+        <w:ind w:left="5040" w:hanging="360"/>
+      </w:pPr>
+      <w:rPr>
+        <w:rFonts w:ascii="Symbol" w:hAnsi="Symbol" w:hint="default"/>
+      </w:rPr>
+    </w:lvl>
+    <w:lvl w:ilvl="7" w:tplc="04190003" w:tentative="1">
+      <w:start w:val="1"/>
+      <w:numFmt w:val="bullet"/>
+      <w:lvlText w:val="o"/>
+      <w:lvlJc w:val="left"/>
+      <w:pPr>
+        <w:ind w:left="5760" w:hanging="360"/>
+      </w:pPr>
+      <w:rPr>
+        <w:rFonts w:ascii="Courier New" w:hAnsi="Courier New" w:cs="Courier New" w:hint="default"/>
+      </w:rPr>
+    </w:lvl>
+    <w:lvl w:ilvl="8" w:tplc="04190005" w:tentative="1">
+      <w:start w:val="1"/>
+      <w:numFmt w:val="bullet"/>
+      <w:lvlText w:val=""/>
+      <w:lvlJc w:val="left"/>
+      <w:pPr>
+        <w:ind w:left="6480" w:hanging="360"/>
+      </w:pPr>
+      <w:rPr>
+        <w:rFonts w:ascii="Wingdings" w:hAnsi="Wingdings" w:hint="default"/>
+      </w:rPr>
+    </w:lvl>
+  </w:abstractNum>
+  <w:abstractNum w:abstractNumId="23" w15:restartNumberingAfterBreak="0">
     <w:nsid w:val="7D8A7628"/>
     <w:multiLevelType w:val="hybridMultilevel"/>
     <w:tmpl w:val="4FE8CB7A"/>
@@ -16943,7 +18614,7 @@
       </w:rPr>
     </w:lvl>
   </w:abstractNum>
-  <w:abstractNum w:abstractNumId="15" w15:restartNumberingAfterBreak="0">
+  <w:abstractNum w:abstractNumId="24" w15:restartNumberingAfterBreak="0">
     <w:nsid w:val="7DE75B9C"/>
     <w:multiLevelType w:val="hybridMultilevel"/>
     <w:tmpl w:val="72408CC0"/>
@@ -17056,7 +18727,7 @@
       </w:rPr>
     </w:lvl>
   </w:abstractNum>
-  <w:abstractNum w:abstractNumId="16" w15:restartNumberingAfterBreak="0">
+  <w:abstractNum w:abstractNumId="25" w15:restartNumberingAfterBreak="0">
     <w:nsid w:val="7E794327"/>
     <w:multiLevelType w:val="hybridMultilevel"/>
     <w:tmpl w:val="BFF0D868"/>
@@ -17170,7 +18841,7 @@
     </w:lvl>
   </w:abstractNum>
   <w:num w:numId="1">
-    <w:abstractNumId w:val="10"/>
+    <w:abstractNumId w:val="14"/>
   </w:num>
   <w:num w:numId="2">
     <w:abstractNumId w:val="2"/>
@@ -17185,40 +18856,67 @@
     <w:abstractNumId w:val="3"/>
   </w:num>
   <w:num w:numId="6">
-    <w:abstractNumId w:val="7"/>
+    <w:abstractNumId w:val="8"/>
   </w:num>
   <w:num w:numId="7">
-    <w:abstractNumId w:val="9"/>
+    <w:abstractNumId w:val="13"/>
   </w:num>
   <w:num w:numId="8">
     <w:abstractNumId w:val="4"/>
   </w:num>
   <w:num w:numId="9">
-    <w:abstractNumId w:val="12"/>
+    <w:abstractNumId w:val="19"/>
   </w:num>
   <w:num w:numId="10">
-    <w:abstractNumId w:val="11"/>
+    <w:abstractNumId w:val="15"/>
   </w:num>
   <w:num w:numId="11">
     <w:abstractNumId w:val="6"/>
   </w:num>
   <w:num w:numId="12">
-    <w:abstractNumId w:val="16"/>
+    <w:abstractNumId w:val="25"/>
   </w:num>
   <w:num w:numId="13">
-    <w:abstractNumId w:val="13"/>
+    <w:abstractNumId w:val="21"/>
   </w:num>
   <w:num w:numId="14">
-    <w:abstractNumId w:val="15"/>
+    <w:abstractNumId w:val="24"/>
   </w:num>
   <w:num w:numId="15">
-    <w:abstractNumId w:val="8"/>
+    <w:abstractNumId w:val="10"/>
   </w:num>
   <w:num w:numId="16">
-    <w:abstractNumId w:val="14"/>
+    <w:abstractNumId w:val="23"/>
   </w:num>
   <w:num w:numId="17">
     <w:abstractNumId w:val="0"/>
+  </w:num>
+  <w:num w:numId="18">
+    <w:abstractNumId w:val="12"/>
+  </w:num>
+  <w:num w:numId="19">
+    <w:abstractNumId w:val="9"/>
+  </w:num>
+  <w:num w:numId="20">
+    <w:abstractNumId w:val="18"/>
+  </w:num>
+  <w:num w:numId="21">
+    <w:abstractNumId w:val="7"/>
+  </w:num>
+  <w:num w:numId="22">
+    <w:abstractNumId w:val="20"/>
+  </w:num>
+  <w:num w:numId="23">
+    <w:abstractNumId w:val="17"/>
+  </w:num>
+  <w:num w:numId="24">
+    <w:abstractNumId w:val="16"/>
+  </w:num>
+  <w:num w:numId="25">
+    <w:abstractNumId w:val="11"/>
+  </w:num>
+  <w:num w:numId="26">
+    <w:abstractNumId w:val="22"/>
   </w:num>
   <w:numIdMacAtCleanup w:val="4"/>
 </w:numbering>
@@ -17623,7 +19321,7 @@
   <w:style w:type="paragraph" w:default="1" w:styleId="a">
     <w:name w:val="Normal"/>
     <w:qFormat/>
-    <w:rsid w:val="00CC1A8B"/>
+    <w:rsid w:val="007D07C1"/>
     <w:pPr>
       <w:ind w:firstLine="709"/>
     </w:pPr>

--- a/Диплом мешков 23.106.docx
+++ b/Диплом мешков 23.106.docx
@@ -756,7 +756,7 @@
           <w:r>
             <w:fldChar w:fldCharType="separate"/>
           </w:r>
-          <w:hyperlink w:anchor="_Toc229413272" w:history="1">
+          <w:hyperlink w:anchor="_Toc230612795" w:history="1">
             <w:r>
               <w:rPr>
                 <w:rStyle w:val="ae"/>
@@ -783,7 +783,7 @@
                 <w:noProof/>
                 <w:webHidden/>
               </w:rPr>
-              <w:instrText xml:space="preserve"> PAGEREF _Toc229413272 \h </w:instrText>
+              <w:instrText xml:space="preserve"> PAGEREF _Toc230612795 \h </w:instrText>
             </w:r>
             <w:r>
               <w:rPr>
@@ -824,7 +824,7 @@
               <w:lang w:eastAsia="ru-RU"/>
             </w:rPr>
           </w:pPr>
-          <w:hyperlink w:anchor="_Toc229413273" w:history="1">
+          <w:hyperlink w:anchor="_Toc230612796" w:history="1">
             <w:r>
               <w:rPr>
                 <w:rStyle w:val="ae"/>
@@ -851,7 +851,7 @@
                 <w:noProof/>
                 <w:webHidden/>
               </w:rPr>
-              <w:instrText xml:space="preserve"> PAGEREF _Toc229413273 \h </w:instrText>
+              <w:instrText xml:space="preserve"> PAGEREF _Toc230612796 \h </w:instrText>
             </w:r>
             <w:r>
               <w:rPr>
@@ -891,7 +891,7 @@
               <w:lang w:eastAsia="ru-RU"/>
             </w:rPr>
           </w:pPr>
-          <w:hyperlink w:anchor="_Toc229413274" w:history="1">
+          <w:hyperlink w:anchor="_Toc230612797" w:history="1">
             <w:r>
               <w:rPr>
                 <w:rStyle w:val="ae"/>
@@ -914,7 +914,7 @@
               <w:rPr>
                 <w:webHidden/>
               </w:rPr>
-              <w:instrText xml:space="preserve"> PAGEREF _Toc229413274 \h </w:instrText>
+              <w:instrText xml:space="preserve"> PAGEREF _Toc230612797 \h </w:instrText>
             </w:r>
             <w:r>
               <w:rPr>
@@ -950,7 +950,7 @@
               <w:lang w:eastAsia="ru-RU"/>
             </w:rPr>
           </w:pPr>
-          <w:hyperlink w:anchor="_Toc229413275" w:history="1">
+          <w:hyperlink w:anchor="_Toc230612798" w:history="1">
             <w:r>
               <w:rPr>
                 <w:rStyle w:val="ae"/>
@@ -973,7 +973,7 @@
               <w:rPr>
                 <w:webHidden/>
               </w:rPr>
-              <w:instrText xml:space="preserve"> PAGEREF _Toc229413275 \h </w:instrText>
+              <w:instrText xml:space="preserve"> PAGEREF _Toc230612798 \h </w:instrText>
             </w:r>
             <w:r>
               <w:rPr>
@@ -1009,7 +1009,7 @@
               <w:lang w:eastAsia="ru-RU"/>
             </w:rPr>
           </w:pPr>
-          <w:hyperlink w:anchor="_Toc229413276" w:history="1">
+          <w:hyperlink w:anchor="_Toc230612799" w:history="1">
             <w:r>
               <w:rPr>
                 <w:rStyle w:val="ae"/>
@@ -1032,7 +1032,7 @@
               <w:rPr>
                 <w:webHidden/>
               </w:rPr>
-              <w:instrText xml:space="preserve"> PAGEREF _Toc229413276 \h </w:instrText>
+              <w:instrText xml:space="preserve"> PAGEREF _Toc230612799 \h </w:instrText>
             </w:r>
             <w:r>
               <w:rPr>
@@ -1068,7 +1068,7 @@
               <w:lang w:eastAsia="ru-RU"/>
             </w:rPr>
           </w:pPr>
-          <w:hyperlink w:anchor="_Toc229413277" w:history="1">
+          <w:hyperlink w:anchor="_Toc230612800" w:history="1">
             <w:r>
               <w:rPr>
                 <w:rStyle w:val="ae"/>
@@ -1092,7 +1092,7 @@
               <w:rPr>
                 <w:webHidden/>
               </w:rPr>
-              <w:instrText xml:space="preserve"> PAGEREF _Toc229413277 \h </w:instrText>
+              <w:instrText xml:space="preserve"> PAGEREF _Toc230612800 \h </w:instrText>
             </w:r>
             <w:r>
               <w:rPr>
@@ -1128,7 +1128,7 @@
               <w:lang w:eastAsia="ru-RU"/>
             </w:rPr>
           </w:pPr>
-          <w:hyperlink w:anchor="_Toc229413278" w:history="1">
+          <w:hyperlink w:anchor="_Toc230612801" w:history="1">
             <w:r>
               <w:rPr>
                 <w:rStyle w:val="ae"/>
@@ -1152,7 +1152,7 @@
               <w:rPr>
                 <w:webHidden/>
               </w:rPr>
-              <w:instrText xml:space="preserve"> PAGEREF _Toc229413278 \h </w:instrText>
+              <w:instrText xml:space="preserve"> PAGEREF _Toc230612801 \h </w:instrText>
             </w:r>
             <w:r>
               <w:rPr>
@@ -1189,7 +1189,7 @@
               <w:lang w:eastAsia="ru-RU"/>
             </w:rPr>
           </w:pPr>
-          <w:hyperlink w:anchor="_Toc229413279" w:history="1">
+          <w:hyperlink w:anchor="_Toc230612802" w:history="1">
             <w:r>
               <w:rPr>
                 <w:rStyle w:val="ae"/>
@@ -1217,7 +1217,7 @@
                 <w:noProof/>
                 <w:webHidden/>
               </w:rPr>
-              <w:instrText xml:space="preserve"> PAGEREF _Toc229413279 \h </w:instrText>
+              <w:instrText xml:space="preserve"> PAGEREF _Toc230612802 \h </w:instrText>
             </w:r>
             <w:r>
               <w:rPr>
@@ -1257,7 +1257,7 @@
               <w:lang w:eastAsia="ru-RU"/>
             </w:rPr>
           </w:pPr>
-          <w:hyperlink w:anchor="_Toc229413280" w:history="1">
+          <w:hyperlink w:anchor="_Toc230612803" w:history="1">
             <w:r>
               <w:rPr>
                 <w:rStyle w:val="ae"/>
@@ -1282,7 +1282,7 @@
               <w:rPr>
                 <w:webHidden/>
               </w:rPr>
-              <w:instrText xml:space="preserve"> PAGEREF _Toc229413280 \h </w:instrText>
+              <w:instrText xml:space="preserve"> PAGEREF _Toc230612803 \h </w:instrText>
             </w:r>
             <w:r>
               <w:rPr>
@@ -1318,7 +1318,7 @@
               <w:lang w:eastAsia="ru-RU"/>
             </w:rPr>
           </w:pPr>
-          <w:hyperlink w:anchor="_Toc229413281" w:history="1">
+          <w:hyperlink w:anchor="_Toc230612804" w:history="1">
             <w:r>
               <w:rPr>
                 <w:rStyle w:val="ae"/>
@@ -1341,7 +1341,7 @@
               <w:rPr>
                 <w:webHidden/>
               </w:rPr>
-              <w:instrText xml:space="preserve"> PAGEREF _Toc229413281 \h </w:instrText>
+              <w:instrText xml:space="preserve"> PAGEREF _Toc230612804 \h </w:instrText>
             </w:r>
             <w:r>
               <w:rPr>
@@ -1377,7 +1377,7 @@
               <w:lang w:eastAsia="ru-RU"/>
             </w:rPr>
           </w:pPr>
-          <w:hyperlink w:anchor="_Toc229413282" w:history="1">
+          <w:hyperlink w:anchor="_Toc230612805" w:history="1">
             <w:r>
               <w:rPr>
                 <w:rStyle w:val="ae"/>
@@ -1401,7 +1401,7 @@
               <w:rPr>
                 <w:webHidden/>
               </w:rPr>
-              <w:instrText xml:space="preserve"> PAGEREF _Toc229413282 \h </w:instrText>
+              <w:instrText xml:space="preserve"> PAGEREF _Toc230612805 \h </w:instrText>
             </w:r>
             <w:r>
               <w:rPr>
@@ -1437,7 +1437,7 @@
               <w:lang w:eastAsia="ru-RU"/>
             </w:rPr>
           </w:pPr>
-          <w:hyperlink w:anchor="_Toc229413283" w:history="1">
+          <w:hyperlink w:anchor="_Toc230612806" w:history="1">
             <w:r>
               <w:rPr>
                 <w:rStyle w:val="ae"/>
@@ -1461,7 +1461,7 @@
               <w:rPr>
                 <w:webHidden/>
               </w:rPr>
-              <w:instrText xml:space="preserve"> PAGEREF _Toc229413283 \h </w:instrText>
+              <w:instrText xml:space="preserve"> PAGEREF _Toc230612806 \h </w:instrText>
             </w:r>
             <w:r>
               <w:rPr>
@@ -1479,6 +1479,444 @@
                 <w:webHidden/>
               </w:rPr>
               <w:t>32</w:t>
+            </w:r>
+            <w:r>
+              <w:rPr>
+                <w:webHidden/>
+              </w:rPr>
+              <w:fldChar w:fldCharType="end"/>
+            </w:r>
+          </w:hyperlink>
+        </w:p>
+        <w:p>
+          <w:pPr>
+            <w:pStyle w:val="13"/>
+            <w:rPr>
+              <w:rFonts w:asciiTheme="minorHAnsi" w:eastAsiaTheme="minorEastAsia" w:hAnsiTheme="minorHAnsi"/>
+              <w:noProof/>
+              <w:sz w:val="22"/>
+              <w:lang w:eastAsia="ru-RU"/>
+            </w:rPr>
+          </w:pPr>
+          <w:hyperlink w:anchor="_Toc230612807" w:history="1">
+            <w:r>
+              <w:rPr>
+                <w:rStyle w:val="ae"/>
+                <w:noProof/>
+              </w:rPr>
+              <w:t>3 Рекомендации по эксплуатации продукта</w:t>
+            </w:r>
+            <w:r>
+              <w:rPr>
+                <w:noProof/>
+                <w:webHidden/>
+              </w:rPr>
+              <w:tab/>
+            </w:r>
+            <w:r>
+              <w:rPr>
+                <w:noProof/>
+                <w:webHidden/>
+              </w:rPr>
+              <w:fldChar w:fldCharType="begin"/>
+            </w:r>
+            <w:r>
+              <w:rPr>
+                <w:noProof/>
+                <w:webHidden/>
+              </w:rPr>
+              <w:instrText xml:space="preserve"> PAGEREF _Toc230612807 \h </w:instrText>
+            </w:r>
+            <w:r>
+              <w:rPr>
+                <w:noProof/>
+                <w:webHidden/>
+              </w:rPr>
+            </w:r>
+            <w:r>
+              <w:rPr>
+                <w:noProof/>
+                <w:webHidden/>
+              </w:rPr>
+              <w:fldChar w:fldCharType="separate"/>
+            </w:r>
+            <w:r>
+              <w:rPr>
+                <w:noProof/>
+                <w:webHidden/>
+              </w:rPr>
+              <w:t>37</w:t>
+            </w:r>
+            <w:r>
+              <w:rPr>
+                <w:noProof/>
+                <w:webHidden/>
+              </w:rPr>
+              <w:fldChar w:fldCharType="end"/>
+            </w:r>
+          </w:hyperlink>
+        </w:p>
+        <w:p>
+          <w:pPr>
+            <w:pStyle w:val="21"/>
+            <w:rPr>
+              <w:rFonts w:asciiTheme="minorHAnsi" w:eastAsiaTheme="minorEastAsia" w:hAnsiTheme="minorHAnsi"/>
+              <w:sz w:val="22"/>
+              <w:lang w:eastAsia="ru-RU"/>
+            </w:rPr>
+          </w:pPr>
+          <w:hyperlink w:anchor="_Toc230612808" w:history="1">
+            <w:r>
+              <w:rPr>
+                <w:rStyle w:val="ae"/>
+              </w:rPr>
+              <w:t>3.1 Назначение и условия применения</w:t>
+            </w:r>
+            <w:r>
+              <w:rPr>
+                <w:webHidden/>
+              </w:rPr>
+              <w:tab/>
+            </w:r>
+            <w:r>
+              <w:rPr>
+                <w:webHidden/>
+              </w:rPr>
+              <w:fldChar w:fldCharType="begin"/>
+            </w:r>
+            <w:r>
+              <w:rPr>
+                <w:webHidden/>
+              </w:rPr>
+              <w:instrText xml:space="preserve"> PAGEREF _Toc230612808 \h </w:instrText>
+            </w:r>
+            <w:r>
+              <w:rPr>
+                <w:webHidden/>
+              </w:rPr>
+            </w:r>
+            <w:r>
+              <w:rPr>
+                <w:webHidden/>
+              </w:rPr>
+              <w:fldChar w:fldCharType="separate"/>
+            </w:r>
+            <w:r>
+              <w:rPr>
+                <w:webHidden/>
+              </w:rPr>
+              <w:t>37</w:t>
+            </w:r>
+            <w:r>
+              <w:rPr>
+                <w:webHidden/>
+              </w:rPr>
+              <w:fldChar w:fldCharType="end"/>
+            </w:r>
+          </w:hyperlink>
+        </w:p>
+        <w:p>
+          <w:pPr>
+            <w:pStyle w:val="21"/>
+            <w:rPr>
+              <w:rFonts w:asciiTheme="minorHAnsi" w:eastAsiaTheme="minorEastAsia" w:hAnsiTheme="minorHAnsi"/>
+              <w:sz w:val="22"/>
+              <w:lang w:eastAsia="ru-RU"/>
+            </w:rPr>
+          </w:pPr>
+          <w:hyperlink w:anchor="_Toc230612809" w:history="1">
+            <w:r>
+              <w:rPr>
+                <w:rStyle w:val="ae"/>
+              </w:rPr>
+              <w:t>3.2 Подготовка к работе</w:t>
+            </w:r>
+            <w:r>
+              <w:rPr>
+                <w:webHidden/>
+              </w:rPr>
+              <w:tab/>
+            </w:r>
+            <w:r>
+              <w:rPr>
+                <w:webHidden/>
+              </w:rPr>
+              <w:fldChar w:fldCharType="begin"/>
+            </w:r>
+            <w:r>
+              <w:rPr>
+                <w:webHidden/>
+              </w:rPr>
+              <w:instrText xml:space="preserve"> PAGEREF _Toc230612809 \h </w:instrText>
+            </w:r>
+            <w:r>
+              <w:rPr>
+                <w:webHidden/>
+              </w:rPr>
+            </w:r>
+            <w:r>
+              <w:rPr>
+                <w:webHidden/>
+              </w:rPr>
+              <w:fldChar w:fldCharType="separate"/>
+            </w:r>
+            <w:r>
+              <w:rPr>
+                <w:webHidden/>
+              </w:rPr>
+              <w:t>38</w:t>
+            </w:r>
+            <w:r>
+              <w:rPr>
+                <w:webHidden/>
+              </w:rPr>
+              <w:fldChar w:fldCharType="end"/>
+            </w:r>
+          </w:hyperlink>
+        </w:p>
+        <w:p>
+          <w:pPr>
+            <w:pStyle w:val="21"/>
+            <w:rPr>
+              <w:rFonts w:asciiTheme="minorHAnsi" w:eastAsiaTheme="minorEastAsia" w:hAnsiTheme="minorHAnsi"/>
+              <w:sz w:val="22"/>
+              <w:lang w:eastAsia="ru-RU"/>
+            </w:rPr>
+          </w:pPr>
+          <w:hyperlink w:anchor="_Toc230612810" w:history="1">
+            <w:r>
+              <w:rPr>
+                <w:rStyle w:val="ae"/>
+              </w:rPr>
+              <w:t>3.3 Аварийные ситуации</w:t>
+            </w:r>
+            <w:r>
+              <w:rPr>
+                <w:webHidden/>
+              </w:rPr>
+              <w:tab/>
+            </w:r>
+            <w:r>
+              <w:rPr>
+                <w:webHidden/>
+              </w:rPr>
+              <w:fldChar w:fldCharType="begin"/>
+            </w:r>
+            <w:r>
+              <w:rPr>
+                <w:webHidden/>
+              </w:rPr>
+              <w:instrText xml:space="preserve"> PAGEREF _Toc230612810 \h </w:instrText>
+            </w:r>
+            <w:r>
+              <w:rPr>
+                <w:webHidden/>
+              </w:rPr>
+            </w:r>
+            <w:r>
+              <w:rPr>
+                <w:webHidden/>
+              </w:rPr>
+              <w:fldChar w:fldCharType="separate"/>
+            </w:r>
+            <w:r>
+              <w:rPr>
+                <w:webHidden/>
+              </w:rPr>
+              <w:t>40</w:t>
+            </w:r>
+            <w:r>
+              <w:rPr>
+                <w:webHidden/>
+              </w:rPr>
+              <w:fldChar w:fldCharType="end"/>
+            </w:r>
+          </w:hyperlink>
+        </w:p>
+        <w:p>
+          <w:pPr>
+            <w:pStyle w:val="13"/>
+            <w:rPr>
+              <w:rFonts w:asciiTheme="minorHAnsi" w:eastAsiaTheme="minorEastAsia" w:hAnsiTheme="minorHAnsi"/>
+              <w:noProof/>
+              <w:sz w:val="22"/>
+              <w:lang w:eastAsia="ru-RU"/>
+            </w:rPr>
+          </w:pPr>
+          <w:hyperlink w:anchor="_Toc230612811" w:history="1">
+            <w:r>
+              <w:rPr>
+                <w:rStyle w:val="ae"/>
+                <w:noProof/>
+              </w:rPr>
+              <w:t>4 Тестирование программного продукта</w:t>
+            </w:r>
+            <w:r>
+              <w:rPr>
+                <w:noProof/>
+                <w:webHidden/>
+              </w:rPr>
+              <w:tab/>
+            </w:r>
+            <w:r>
+              <w:rPr>
+                <w:noProof/>
+                <w:webHidden/>
+              </w:rPr>
+              <w:fldChar w:fldCharType="begin"/>
+            </w:r>
+            <w:r>
+              <w:rPr>
+                <w:noProof/>
+                <w:webHidden/>
+              </w:rPr>
+              <w:instrText xml:space="preserve"> PAGEREF _Toc230612811 \h </w:instrText>
+            </w:r>
+            <w:r>
+              <w:rPr>
+                <w:noProof/>
+                <w:webHidden/>
+              </w:rPr>
+            </w:r>
+            <w:r>
+              <w:rPr>
+                <w:noProof/>
+                <w:webHidden/>
+              </w:rPr>
+              <w:fldChar w:fldCharType="separate"/>
+            </w:r>
+            <w:r>
+              <w:rPr>
+                <w:noProof/>
+                <w:webHidden/>
+              </w:rPr>
+              <w:t>42</w:t>
+            </w:r>
+            <w:r>
+              <w:rPr>
+                <w:noProof/>
+                <w:webHidden/>
+              </w:rPr>
+              <w:fldChar w:fldCharType="end"/>
+            </w:r>
+          </w:hyperlink>
+        </w:p>
+        <w:p>
+          <w:pPr>
+            <w:pStyle w:val="21"/>
+            <w:rPr>
+              <w:rFonts w:asciiTheme="minorHAnsi" w:eastAsiaTheme="minorEastAsia" w:hAnsiTheme="minorHAnsi"/>
+              <w:sz w:val="22"/>
+              <w:lang w:eastAsia="ru-RU"/>
+            </w:rPr>
+          </w:pPr>
+          <w:hyperlink w:anchor="_Toc230612812" w:history="1">
+            <w:r>
+              <w:rPr>
+                <w:rStyle w:val="ae"/>
+              </w:rPr>
+              <w:t>4.1 Выбор стратегии тестирования</w:t>
+            </w:r>
+            <w:r>
+              <w:rPr>
+                <w:webHidden/>
+              </w:rPr>
+              <w:tab/>
+            </w:r>
+            <w:r>
+              <w:rPr>
+                <w:webHidden/>
+              </w:rPr>
+              <w:fldChar w:fldCharType="begin"/>
+            </w:r>
+            <w:r>
+              <w:rPr>
+                <w:webHidden/>
+              </w:rPr>
+              <w:instrText xml:space="preserve"> PAGEREF _Toc230612812 \h </w:instrText>
+            </w:r>
+            <w:r>
+              <w:rPr>
+                <w:webHidden/>
+              </w:rPr>
+            </w:r>
+            <w:r>
+              <w:rPr>
+                <w:webHidden/>
+              </w:rPr>
+              <w:fldChar w:fldCharType="separate"/>
+            </w:r>
+            <w:r>
+              <w:rPr>
+                <w:webHidden/>
+              </w:rPr>
+              <w:t>42</w:t>
+            </w:r>
+            <w:r>
+              <w:rPr>
+                <w:webHidden/>
+              </w:rPr>
+              <w:fldChar w:fldCharType="end"/>
+            </w:r>
+          </w:hyperlink>
+        </w:p>
+        <w:p>
+          <w:pPr>
+            <w:pStyle w:val="21"/>
+            <w:rPr>
+              <w:rFonts w:asciiTheme="minorHAnsi" w:eastAsiaTheme="minorEastAsia" w:hAnsiTheme="minorHAnsi"/>
+              <w:sz w:val="22"/>
+              <w:lang w:eastAsia="ru-RU"/>
+            </w:rPr>
+          </w:pPr>
+          <w:hyperlink w:anchor="_Toc230612813" w:history="1">
+            <w:r>
+              <w:rPr>
+                <w:rStyle w:val="ae"/>
+                <w:lang w:val="en-US"/>
+              </w:rPr>
+              <w:t xml:space="preserve">4.2 </w:t>
+            </w:r>
+            <w:r>
+              <w:rPr>
+                <w:rStyle w:val="ae"/>
+              </w:rPr>
+              <w:t>Разработка методов тестирования</w:t>
+            </w:r>
+            <w:r>
+              <w:rPr>
+                <w:webHidden/>
+              </w:rPr>
+              <w:tab/>
+            </w:r>
+            <w:r>
+              <w:rPr>
+                <w:webHidden/>
+              </w:rPr>
+              <w:fldChar w:fldCharType="begin"/>
+            </w:r>
+            <w:r>
+              <w:rPr>
+                <w:webHidden/>
+              </w:rPr>
+              <w:instrText xml:space="preserve"> PAGEREF _Toc230612813 \h </w:instrText>
+            </w:r>
+            <w:r>
+              <w:rPr>
+                <w:webHidden/>
+              </w:rPr>
+            </w:r>
+            <w:r>
+              <w:rPr>
+                <w:webHidden/>
+              </w:rPr>
+              <w:fldChar w:fldCharType="separate"/>
+            </w:r>
+            <w:r>
+              <w:rPr>
+                <w:webHidden/>
+              </w:rPr>
+              <w:t>43</w:t>
             </w:r>
             <w:r>
               <w:rPr>
@@ -1537,7 +1975,7 @@
       <w:bookmarkStart w:id="2" w:name="_Toc219734903"/>
       <w:bookmarkStart w:id="3" w:name="_Toc219989844"/>
       <w:bookmarkStart w:id="4" w:name="_Toc219989923"/>
-      <w:bookmarkStart w:id="5" w:name="_Toc229413272"/>
+      <w:bookmarkStart w:id="5" w:name="_Toc230612795"/>
       <w:r>
         <w:lastRenderedPageBreak/>
         <w:t>Введени</w:t>
@@ -1567,6 +2005,9 @@
       </w:r>
     </w:p>
     <w:p>
+      <w:pPr>
+        <w:widowControl w:val="0"/>
+      </w:pPr>
       <w:r>
         <w:t>Основная идея приложения заключается в создании инструмента, позволяющего вводить цель в свободной текстовой форме и получать структурированное представление возможных этапов её достижения с возможностью последующего ручного редактирования. Для реализации коллективного взаимодействия предусмотрены механизмы создания команд, общих списков задач и обмена планами между участниками, а также встроенные чаты для коммуникации в контексте текущих проектов.</w:t>
       </w:r>
@@ -1964,7 +2405,7 @@
       <w:pPr>
         <w:pStyle w:val="1"/>
       </w:pPr>
-      <w:bookmarkStart w:id="6" w:name="_Toc229413273"/>
+      <w:bookmarkStart w:id="6" w:name="_Toc230612796"/>
       <w:r>
         <w:lastRenderedPageBreak/>
         <w:t xml:space="preserve">1 </w:t>
@@ -1978,7 +2419,7 @@
       <w:pPr>
         <w:pStyle w:val="2"/>
       </w:pPr>
-      <w:bookmarkStart w:id="7" w:name="_Toc229413274"/>
+      <w:bookmarkStart w:id="7" w:name="_Toc230612797"/>
       <w:r>
         <w:t>1</w:t>
       </w:r>
@@ -2241,7 +2682,7 @@
       <w:pPr>
         <w:pStyle w:val="2"/>
       </w:pPr>
-      <w:bookmarkStart w:id="8" w:name="_Toc229413275"/>
+      <w:bookmarkStart w:id="8" w:name="_Toc230612798"/>
       <w:r>
         <w:lastRenderedPageBreak/>
         <w:t>1</w:t>
@@ -2568,7 +3009,7 @@
       <w:pPr>
         <w:pStyle w:val="2"/>
       </w:pPr>
-      <w:bookmarkStart w:id="9" w:name="_Toc229413276"/>
+      <w:bookmarkStart w:id="9" w:name="_Toc230612799"/>
       <w:r>
         <w:t>1</w:t>
       </w:r>
@@ -3233,12 +3674,15 @@
       </w:r>
     </w:p>
     <w:p>
-      <w:r>
-        <w:t xml:space="preserve">Важным элементом платформы является возможность использования готовых шаблонов, которые позволяют ускорить процесс организации рабочего пространства и стандартизировать подход к планированию задач. Пользователь </w:t>
+      <w:pPr>
+        <w:widowControl w:val="0"/>
+      </w:pPr>
+      <w:r>
+        <w:t xml:space="preserve">Важным элементом платформы является возможность использования готовых шаблонов, которые позволяют ускорить процесс организации рабочего пространства и стандартизировать подход к планированию задач. Пользователь может как применять существующие шаблоны, так и разрабатывать собственные, </w:t>
       </w:r>
       <w:r>
         <w:lastRenderedPageBreak/>
-        <w:t>может как применять существующие шаблоны, так и разрабатывать собственные, адаптированные под индивидуальные или командные потребности.</w:t>
+        <w:t>адаптированные под индивидуальные или командные потребности.</w:t>
       </w:r>
     </w:p>
     <w:p>
@@ -4103,10 +4547,18 @@
           <w:lang w:eastAsia="ru-RU"/>
         </w:rPr>
       </w:pPr>
-      <w:r>
+    </w:p>
+    <w:p>
+      <w:pPr>
         <w:rPr>
           <w:lang w:eastAsia="ru-RU"/>
         </w:rPr>
+      </w:pPr>
+      <w:r>
+        <w:rPr>
+          <w:lang w:eastAsia="ru-RU"/>
+        </w:rPr>
+        <w:lastRenderedPageBreak/>
         <w:t>На рисунке 1.8 представлен пример интерфейса системы.</w:t>
       </w:r>
     </w:p>
@@ -4121,7 +4573,6 @@
         <w:rPr>
           <w:noProof/>
         </w:rPr>
-        <w:lastRenderedPageBreak/>
         <w:drawing>
           <wp:inline distT="0" distB="0" distL="0" distR="0" wp14:anchorId="180F3B81" wp14:editId="2ED68F51">
             <wp:extent cx="5664218" cy="4543425"/>
@@ -4812,7 +5263,7 @@
           <w:bCs/>
         </w:rPr>
       </w:pPr>
-      <w:bookmarkStart w:id="10" w:name="_Toc229413277"/>
+      <w:bookmarkStart w:id="10" w:name="_Toc230612800"/>
       <w:r>
         <w:rPr>
           <w:bCs/>
@@ -5552,7 +6003,7 @@
           <w:bCs/>
         </w:rPr>
       </w:pPr>
-      <w:bookmarkStart w:id="11" w:name="_Toc229413278"/>
+      <w:bookmarkStart w:id="11" w:name="_Toc230612801"/>
       <w:r>
         <w:rPr>
           <w:bCs/>
@@ -5674,6 +6125,9 @@
       </w:r>
     </w:p>
     <w:p>
+      <w:pPr>
+        <w:widowControl w:val="0"/>
+      </w:pPr>
       <w:r>
         <w:t>Для хранения данных планиру</w:t>
       </w:r>
@@ -5770,6 +6224,9 @@
       </w:r>
     </w:p>
     <w:p>
+      <w:pPr>
+        <w:widowControl w:val="0"/>
+      </w:pPr>
       <w:r>
         <w:t xml:space="preserve">В качестве основного инструмента для построения пользовательского интерфейса выбран </w:t>
       </w:r>
@@ -5951,7 +6408,7 @@
           <w:bCs w:val="0"/>
         </w:rPr>
       </w:pPr>
-      <w:bookmarkStart w:id="12" w:name="_Toc229413279"/>
+      <w:bookmarkStart w:id="12" w:name="_Toc230612802"/>
       <w:r>
         <w:rPr>
           <w:rFonts w:cs="Times New Roman"/>
@@ -5971,7 +6428,7 @@
           <w:szCs w:val="28"/>
         </w:rPr>
       </w:pPr>
-      <w:bookmarkStart w:id="13" w:name="_Toc229413280"/>
+      <w:bookmarkStart w:id="13" w:name="_Toc230612803"/>
       <w:r>
         <w:rPr>
           <w:rFonts w:cs="Times New Roman"/>
@@ -6493,6 +6950,7 @@
     <w:p>
       <w:pPr>
         <w:pStyle w:val="a4"/>
+        <w:widowControl w:val="0"/>
         <w:numPr>
           <w:ilvl w:val="0"/>
           <w:numId w:val="7"/>
@@ -7037,7 +7495,7 @@
           <w:szCs w:val="28"/>
         </w:rPr>
       </w:pPr>
-      <w:bookmarkStart w:id="14" w:name="_Toc229413281"/>
+      <w:bookmarkStart w:id="14" w:name="_Toc230612804"/>
       <w:r>
         <w:rPr>
           <w:rFonts w:ascii="Times New Roman" w:hAnsi="Times New Roman"/>
@@ -7104,6 +7562,7 @@
     <w:p>
       <w:pPr>
         <w:pStyle w:val="a4"/>
+        <w:widowControl w:val="0"/>
         <w:spacing w:line="360" w:lineRule="auto"/>
         <w:ind w:left="0"/>
         <w:rPr>
@@ -7508,11 +7967,23 @@
           <w:color w:val="000000" w:themeColor="text1"/>
         </w:rPr>
       </w:pPr>
-      <w:r>
+    </w:p>
+    <w:p>
+      <w:pPr>
+        <w:pStyle w:val="a4"/>
+        <w:spacing w:line="360" w:lineRule="auto"/>
+        <w:ind w:left="0"/>
         <w:rPr>
           <w:rFonts w:ascii="Times New Roman" w:eastAsiaTheme="minorHAnsi" w:hAnsi="Times New Roman" w:cstheme="minorBidi"/>
           <w:color w:val="000000" w:themeColor="text1"/>
         </w:rPr>
+      </w:pPr>
+      <w:r>
+        <w:rPr>
+          <w:rFonts w:ascii="Times New Roman" w:eastAsiaTheme="minorHAnsi" w:hAnsi="Times New Roman" w:cstheme="minorBidi"/>
+          <w:color w:val="000000" w:themeColor="text1"/>
+        </w:rPr>
+        <w:lastRenderedPageBreak/>
         <w:t xml:space="preserve">Для обеспечения безопасного доступа к функционалу системы был разработан экран аутентификации, представленный на рисунке </w:t>
       </w:r>
       <w:r>
@@ -7561,7 +8032,6 @@
           <w:noProof/>
           <w:color w:val="000000" w:themeColor="text1"/>
         </w:rPr>
-        <w:lastRenderedPageBreak/>
         <w:drawing>
           <wp:inline distT="0" distB="0" distL="0" distR="0" wp14:anchorId="7E9D1AF9" wp14:editId="14A73538">
             <wp:extent cx="5409691" cy="4099726"/>
@@ -8439,7 +8909,7 @@
           <w:bCs/>
         </w:rPr>
       </w:pPr>
-      <w:bookmarkStart w:id="15" w:name="_Toc229413282"/>
+      <w:bookmarkStart w:id="15" w:name="_Toc230612805"/>
       <w:r>
         <w:rPr>
           <w:bCs/>
@@ -8571,6 +9041,7 @@
     </w:p>
     <w:p>
       <w:pPr>
+        <w:widowControl w:val="0"/>
         <w:jc w:val="left"/>
         <w:rPr>
           <w:color w:val="000000" w:themeColor="text1"/>
@@ -8592,6 +9063,7 @@
     </w:p>
     <w:p>
       <w:pPr>
+        <w:ind w:firstLine="567"/>
         <w:jc w:val="center"/>
         <w:rPr>
           <w:color w:val="000000" w:themeColor="text1"/>
@@ -8602,9 +9074,9 @@
           <w:noProof/>
         </w:rPr>
         <w:drawing>
-          <wp:inline distT="0" distB="0" distL="0" distR="0" wp14:anchorId="373A1943" wp14:editId="514BD9BE">
-            <wp:extent cx="5812790" cy="2924175"/>
-            <wp:effectExtent l="19050" t="19050" r="16510" b="28575"/>
+          <wp:inline distT="0" distB="0" distL="0" distR="0" wp14:anchorId="373A1943" wp14:editId="7D33FC9C">
+            <wp:extent cx="5444134" cy="2738719"/>
+            <wp:effectExtent l="19050" t="19050" r="23495" b="24130"/>
             <wp:docPr id="2" name="Рисунок 2"/>
             <wp:cNvGraphicFramePr>
               <a:graphicFrameLocks xmlns:a="http://schemas.openxmlformats.org/drawingml/2006/main" noChangeAspect="1"/>
@@ -8634,7 +9106,7 @@
                   <pic:spPr bwMode="auto">
                     <a:xfrm>
                       <a:off x="0" y="0"/>
-                      <a:ext cx="5855922" cy="2945873"/>
+                      <a:ext cx="5507677" cy="2770685"/>
                     </a:xfrm>
                     <a:prstGeom prst="rect">
                       <a:avLst/>
@@ -8705,7 +9177,7 @@
           <w:szCs w:val="28"/>
         </w:rPr>
       </w:pPr>
-      <w:bookmarkStart w:id="16" w:name="_Toc229413283"/>
+      <w:bookmarkStart w:id="16" w:name="_Toc230612806"/>
       <w:r>
         <w:rPr>
           <w:bCs/>
@@ -8741,6 +9213,9 @@
       </w:r>
     </w:p>
     <w:p>
+      <w:pPr>
+        <w:widowControl w:val="0"/>
+      </w:pPr>
       <w:r>
         <w:t xml:space="preserve">Одной из ключевых функций системы является автоматическое формирование списка задач с использованием искусственного интеллекта. Для реализации данной возможности был разработан сервис </w:t>
       </w:r>
@@ -8769,22 +9244,17 @@
         <w:t>ИИ</w:t>
       </w:r>
       <w:r>
-        <w:t xml:space="preserve"> API. Основной задачей сервиса является обработка пользовательского запроса, </w:t>
-      </w:r>
+        <w:t xml:space="preserve"> API. Основной задачей сервиса является обработка пользовательского запроса, формирование контекста диалога и получение структурированного набора задач для будущего списка.</w:t>
+      </w:r>
+    </w:p>
+    <w:p>
       <w:r>
         <w:lastRenderedPageBreak/>
-        <w:t>формирование контекста диалога и получение структурированного набора задач для будущего списка.</w:t>
-      </w:r>
-    </w:p>
-    <w:p>
-      <w:r>
-        <w:t xml:space="preserve">Перед отправкой запроса система формирует массив сообщений, содержащий системный </w:t>
-      </w:r>
-      <w:proofErr w:type="spellStart"/>
-      <w:r>
-        <w:t>промпт</w:t>
-      </w:r>
-      <w:proofErr w:type="spellEnd"/>
+        <w:t>Перед отправкой запроса система формирует массив сообщений, содержащий системный</w:t>
+      </w:r>
+      <w:r>
+        <w:t xml:space="preserve"> свод правил</w:t>
+      </w:r>
       <w:r>
         <w:t>, историю взаимодействия пользователя и текущее сообщение. Дополнительно задаются параметры генерации текста, включая используемую модель и ограничения на размер ответа. На рисунке 2.10 представлен фрагмент формирования запроса к сервису искусственного интеллекта.</w:t>
       </w:r>
@@ -8802,10 +9272,10 @@
           <w:lang w:eastAsia="ru-RU"/>
         </w:rPr>
         <w:drawing>
-          <wp:inline distT="0" distB="0" distL="0" distR="0" wp14:anchorId="285AC6F2" wp14:editId="4D33E319">
-            <wp:extent cx="4949496" cy="2735248"/>
-            <wp:effectExtent l="0" t="0" r="3810" b="8255"/>
-            <wp:docPr id="162236288" name="Рисунок 162236288"/>
+          <wp:inline distT="0" distB="0" distL="0" distR="0" wp14:anchorId="5BC66B00" wp14:editId="0E4C1B9C">
+            <wp:extent cx="4175558" cy="2669674"/>
+            <wp:effectExtent l="0" t="0" r="0" b="0"/>
+            <wp:docPr id="30" name="Рисунок 30"/>
             <wp:cNvGraphicFramePr>
               <a:graphicFrameLocks xmlns:a="http://schemas.openxmlformats.org/drawingml/2006/main" noChangeAspect="1"/>
             </wp:cNvGraphicFramePr>
@@ -8813,23 +9283,36 @@
               <a:graphicData uri="http://schemas.openxmlformats.org/drawingml/2006/picture">
                 <pic:pic xmlns:pic="http://schemas.openxmlformats.org/drawingml/2006/picture">
                   <pic:nvPicPr>
-                    <pic:cNvPr id="1" name=""/>
-                    <pic:cNvPicPr/>
+                    <pic:cNvPr id="0" name="Picture 1"/>
+                    <pic:cNvPicPr>
+                      <a:picLocks noChangeAspect="1" noChangeArrowheads="1"/>
+                    </pic:cNvPicPr>
                   </pic:nvPicPr>
                   <pic:blipFill>
-                    <a:blip r:embed="rId29"/>
+                    <a:blip r:embed="rId29" cstate="print">
+                      <a:extLst>
+                        <a:ext uri="{28A0092B-C50C-407E-A947-70E740481C1C}">
+                          <a14:useLocalDpi xmlns:a14="http://schemas.microsoft.com/office/drawing/2010/main" val="0"/>
+                        </a:ext>
+                      </a:extLst>
+                    </a:blip>
+                    <a:srcRect/>
                     <a:stretch>
                       <a:fillRect/>
                     </a:stretch>
                   </pic:blipFill>
-                  <pic:spPr>
+                  <pic:spPr bwMode="auto">
                     <a:xfrm>
                       <a:off x="0" y="0"/>
-                      <a:ext cx="4961442" cy="2741850"/>
+                      <a:ext cx="4217142" cy="2696261"/>
                     </a:xfrm>
                     <a:prstGeom prst="rect">
                       <a:avLst/>
                     </a:prstGeom>
+                    <a:noFill/>
+                    <a:ln>
+                      <a:noFill/>
+                    </a:ln>
                   </pic:spPr>
                 </pic:pic>
               </a:graphicData>
@@ -8922,6 +9405,9 @@
       </w:r>
     </w:p>
     <w:p>
+      <w:pPr>
+        <w:widowControl w:val="0"/>
+      </w:pPr>
       <w:r>
         <w:t xml:space="preserve">Для обеспечения возможности редактирования уже существующих списков задач реализован механизм формирования контекста текущего списка. При повторном обращении пользователя к </w:t>
       </w:r>
@@ -8929,15 +9415,26 @@
         <w:t>ИИ</w:t>
       </w:r>
       <w:r>
-        <w:t xml:space="preserve"> сервису система передает информацию о текущей цели, описании и уже созданных задачах. Это позволяет искусственному интеллекту учитывать существующую структуру и корректно </w:t>
-      </w:r>
+        <w:t xml:space="preserve"> сервису система передает информацию о текущей цели, описании и уже созданных задачах. Это позволяет искусственному интеллекту учитывать существующую структуру и корректно дополнять либо изменять её содержимое. </w:t>
+      </w:r>
+    </w:p>
+    <w:p>
+      <w:pPr>
+        <w:widowControl w:val="0"/>
+      </w:pPr>
+    </w:p>
+    <w:p>
+      <w:pPr>
+        <w:widowControl w:val="0"/>
+      </w:pPr>
       <w:r>
         <w:lastRenderedPageBreak/>
-        <w:t>дополнять либо изменять её содержимое. На рисунке 2.11 представлен фрагмент формирования контекста.</w:t>
-      </w:r>
-    </w:p>
-    <w:p>
-      <w:pPr>
+        <w:t>На рисунке 2.11 представлен фрагмент формирования контекста.</w:t>
+      </w:r>
+    </w:p>
+    <w:p>
+      <w:pPr>
+        <w:ind w:firstLine="1134"/>
         <w:rPr>
           <w:color w:val="000000" w:themeColor="text1"/>
         </w:rPr>
@@ -8948,10 +9445,10 @@
           <w:color w:val="000000" w:themeColor="text1"/>
         </w:rPr>
         <w:drawing>
-          <wp:inline distT="0" distB="0" distL="0" distR="0" wp14:anchorId="27898816" wp14:editId="6A1FAEA6">
-            <wp:extent cx="5745737" cy="1590261"/>
-            <wp:effectExtent l="0" t="0" r="7620" b="0"/>
-            <wp:docPr id="162236292" name="Рисунок 162236292"/>
+          <wp:inline distT="0" distB="0" distL="0" distR="0" wp14:anchorId="728B4BDC" wp14:editId="1B66B2B7">
+            <wp:extent cx="4922774" cy="1555595"/>
+            <wp:effectExtent l="0" t="0" r="0" b="6985"/>
+            <wp:docPr id="31" name="Рисунок 31"/>
             <wp:cNvGraphicFramePr>
               <a:graphicFrameLocks xmlns:a="http://schemas.openxmlformats.org/drawingml/2006/main" noChangeAspect="1"/>
             </wp:cNvGraphicFramePr>
@@ -8959,23 +9456,36 @@
               <a:graphicData uri="http://schemas.openxmlformats.org/drawingml/2006/picture">
                 <pic:pic xmlns:pic="http://schemas.openxmlformats.org/drawingml/2006/picture">
                   <pic:nvPicPr>
-                    <pic:cNvPr id="1" name=""/>
-                    <pic:cNvPicPr/>
+                    <pic:cNvPr id="0" name="Picture 2"/>
+                    <pic:cNvPicPr>
+                      <a:picLocks noChangeAspect="1" noChangeArrowheads="1"/>
+                    </pic:cNvPicPr>
                   </pic:nvPicPr>
                   <pic:blipFill>
-                    <a:blip r:embed="rId30"/>
+                    <a:blip r:embed="rId30" cstate="print">
+                      <a:extLst>
+                        <a:ext uri="{28A0092B-C50C-407E-A947-70E740481C1C}">
+                          <a14:useLocalDpi xmlns:a14="http://schemas.microsoft.com/office/drawing/2010/main" val="0"/>
+                        </a:ext>
+                      </a:extLst>
+                    </a:blip>
+                    <a:srcRect/>
                     <a:stretch>
                       <a:fillRect/>
                     </a:stretch>
                   </pic:blipFill>
-                  <pic:spPr>
+                  <pic:spPr bwMode="auto">
                     <a:xfrm>
                       <a:off x="0" y="0"/>
-                      <a:ext cx="5792063" cy="1603083"/>
+                      <a:ext cx="4961520" cy="1567839"/>
                     </a:xfrm>
                     <a:prstGeom prst="rect">
                       <a:avLst/>
                     </a:prstGeom>
+                    <a:noFill/>
+                    <a:ln>
+                      <a:noFill/>
+                    </a:ln>
                   </pic:spPr>
                 </pic:pic>
               </a:graphicData>
@@ -9083,6 +9593,7 @@
     </w:p>
     <w:p>
       <w:pPr>
+        <w:ind w:firstLine="426"/>
         <w:jc w:val="center"/>
         <w:rPr>
           <w:lang w:eastAsia="ru-RU"/>
@@ -9094,10 +9605,10 @@
           <w:lang w:eastAsia="ru-RU"/>
         </w:rPr>
         <w:drawing>
-          <wp:inline distT="0" distB="0" distL="0" distR="0" wp14:anchorId="408C69A2" wp14:editId="1CAF065B">
-            <wp:extent cx="5407493" cy="2846567"/>
-            <wp:effectExtent l="0" t="0" r="3175" b="0"/>
-            <wp:docPr id="162236293" name="Рисунок 162236293"/>
+          <wp:inline distT="0" distB="0" distL="0" distR="0" wp14:anchorId="17FF21C9" wp14:editId="25BF7906">
+            <wp:extent cx="3420943" cy="2035078"/>
+            <wp:effectExtent l="0" t="0" r="8255" b="3810"/>
+            <wp:docPr id="162236297" name="Рисунок 162236297"/>
             <wp:cNvGraphicFramePr>
               <a:graphicFrameLocks xmlns:a="http://schemas.openxmlformats.org/drawingml/2006/main" noChangeAspect="1"/>
             </wp:cNvGraphicFramePr>
@@ -9105,23 +9616,36 @@
               <a:graphicData uri="http://schemas.openxmlformats.org/drawingml/2006/picture">
                 <pic:pic xmlns:pic="http://schemas.openxmlformats.org/drawingml/2006/picture">
                   <pic:nvPicPr>
-                    <pic:cNvPr id="1" name=""/>
-                    <pic:cNvPicPr/>
+                    <pic:cNvPr id="0" name="Picture 3"/>
+                    <pic:cNvPicPr>
+                      <a:picLocks noChangeAspect="1" noChangeArrowheads="1"/>
+                    </pic:cNvPicPr>
                   </pic:nvPicPr>
                   <pic:blipFill>
-                    <a:blip r:embed="rId31"/>
+                    <a:blip r:embed="rId31" cstate="print">
+                      <a:extLst>
+                        <a:ext uri="{28A0092B-C50C-407E-A947-70E740481C1C}">
+                          <a14:useLocalDpi xmlns:a14="http://schemas.microsoft.com/office/drawing/2010/main" val="0"/>
+                        </a:ext>
+                      </a:extLst>
+                    </a:blip>
+                    <a:srcRect/>
                     <a:stretch>
                       <a:fillRect/>
                     </a:stretch>
                   </pic:blipFill>
-                  <pic:spPr>
+                  <pic:spPr bwMode="auto">
                     <a:xfrm>
                       <a:off x="0" y="0"/>
-                      <a:ext cx="5411831" cy="2848850"/>
+                      <a:ext cx="3469203" cy="2063788"/>
                     </a:xfrm>
                     <a:prstGeom prst="rect">
                       <a:avLst/>
                     </a:prstGeom>
+                    <a:noFill/>
+                    <a:ln>
+                      <a:noFill/>
+                    </a:ln>
                   </pic:spPr>
                 </pic:pic>
               </a:graphicData>
@@ -9182,6 +9706,7 @@
     </w:p>
     <w:p>
       <w:pPr>
+        <w:widowControl w:val="0"/>
         <w:rPr>
           <w:rFonts w:cs="Times New Roman"/>
           <w:szCs w:val="28"/>
@@ -9192,7 +9717,6 @@
           <w:rFonts w:cs="Times New Roman"/>
           <w:szCs w:val="28"/>
         </w:rPr>
-        <w:lastRenderedPageBreak/>
         <w:t xml:space="preserve">В случае отсутствия </w:t>
       </w:r>
       <w:r>
@@ -9239,7 +9763,15 @@
           <w:rFonts w:cs="Times New Roman"/>
           <w:szCs w:val="28"/>
         </w:rPr>
-        <w:t>. Реализация подобного механизма обеспечивает защиту пользовательских данных и предотвращает несанкционированное изменение информации.</w:t>
+        <w:t xml:space="preserve">. Реализация подобного механизма обеспечивает защиту пользовательских данных и предотвращает </w:t>
+      </w:r>
+      <w:r>
+        <w:rPr>
+          <w:rFonts w:cs="Times New Roman"/>
+          <w:szCs w:val="28"/>
+        </w:rPr>
+        <w:lastRenderedPageBreak/>
+        <w:t>несанкционированное изменение информации.</w:t>
       </w:r>
     </w:p>
     <w:p>
@@ -9301,10 +9833,10 @@
           <w:lang w:eastAsia="ru-RU"/>
         </w:rPr>
         <w:drawing>
-          <wp:inline distT="0" distB="0" distL="0" distR="0" wp14:anchorId="31A8DCAB" wp14:editId="169E58DA">
-            <wp:extent cx="3199542" cy="2631881"/>
-            <wp:effectExtent l="0" t="0" r="1270" b="0"/>
-            <wp:docPr id="162236294" name="Рисунок 162236294"/>
+          <wp:inline distT="0" distB="0" distL="0" distR="0" wp14:anchorId="6C47768B" wp14:editId="4A9DEDE4">
+            <wp:extent cx="3069458" cy="2077516"/>
+            <wp:effectExtent l="0" t="0" r="0" b="0"/>
+            <wp:docPr id="162236298" name="Рисунок 162236298"/>
             <wp:cNvGraphicFramePr>
               <a:graphicFrameLocks xmlns:a="http://schemas.openxmlformats.org/drawingml/2006/main" noChangeAspect="1"/>
             </wp:cNvGraphicFramePr>
@@ -9312,23 +9844,36 @@
               <a:graphicData uri="http://schemas.openxmlformats.org/drawingml/2006/picture">
                 <pic:pic xmlns:pic="http://schemas.openxmlformats.org/drawingml/2006/picture">
                   <pic:nvPicPr>
-                    <pic:cNvPr id="1" name=""/>
-                    <pic:cNvPicPr/>
+                    <pic:cNvPr id="0" name="Picture 4"/>
+                    <pic:cNvPicPr>
+                      <a:picLocks noChangeAspect="1" noChangeArrowheads="1"/>
+                    </pic:cNvPicPr>
                   </pic:nvPicPr>
                   <pic:blipFill>
-                    <a:blip r:embed="rId32"/>
+                    <a:blip r:embed="rId32" cstate="print">
+                      <a:extLst>
+                        <a:ext uri="{28A0092B-C50C-407E-A947-70E740481C1C}">
+                          <a14:useLocalDpi xmlns:a14="http://schemas.microsoft.com/office/drawing/2010/main" val="0"/>
+                        </a:ext>
+                      </a:extLst>
+                    </a:blip>
+                    <a:srcRect/>
                     <a:stretch>
                       <a:fillRect/>
                     </a:stretch>
                   </pic:blipFill>
-                  <pic:spPr>
+                  <pic:spPr bwMode="auto">
                     <a:xfrm>
                       <a:off x="0" y="0"/>
-                      <a:ext cx="3206266" cy="2637412"/>
+                      <a:ext cx="3100577" cy="2098578"/>
                     </a:xfrm>
                     <a:prstGeom prst="rect">
                       <a:avLst/>
                     </a:prstGeom>
+                    <a:noFill/>
+                    <a:ln>
+                      <a:noFill/>
+                    </a:ln>
                   </pic:spPr>
                 </pic:pic>
               </a:graphicData>
@@ -9393,24 +9938,35 @@
       </w:r>
     </w:p>
     <w:p>
-      <w:r>
-        <w:t>Для отслеживания прогресса выполнения списка задач реализована процедура изменения статуса задачи. При изменении состояния система автоматически фиксирует дату и время завершения задачи. На рисунке 2.14 представлен фрагмент обновления статуса выполнения.</w:t>
-      </w:r>
-    </w:p>
-    <w:p>
-      <w:pPr>
+      <w:pPr>
+        <w:widowControl w:val="0"/>
+      </w:pPr>
+      <w:r>
+        <w:t xml:space="preserve">Для отслеживания прогресса выполнения списка задач реализована процедура изменения статуса задачи. При изменении состояния система автоматически фиксирует дату и время завершения задачи. </w:t>
+      </w:r>
+    </w:p>
+    <w:p>
+      <w:pPr>
+        <w:widowControl w:val="0"/>
+      </w:pPr>
+      <w:r>
+        <w:t>На рисунке 2.14 представлен фрагмент обновления статуса выполнения.</w:t>
+      </w:r>
+    </w:p>
+    <w:p>
+      <w:pPr>
+        <w:ind w:firstLine="567"/>
         <w:jc w:val="center"/>
       </w:pPr>
       <w:r>
         <w:rPr>
           <w:noProof/>
         </w:rPr>
-        <w:lastRenderedPageBreak/>
         <w:drawing>
-          <wp:inline distT="0" distB="0" distL="0" distR="0" wp14:anchorId="01584CC0" wp14:editId="338513BA">
-            <wp:extent cx="5058481" cy="1533739"/>
-            <wp:effectExtent l="0" t="0" r="8890" b="9525"/>
-            <wp:docPr id="162236295" name="Рисунок 162236295"/>
+          <wp:inline distT="0" distB="0" distL="0" distR="0" wp14:anchorId="7CD3442F" wp14:editId="4284605F">
+            <wp:extent cx="3699230" cy="1448414"/>
+            <wp:effectExtent l="0" t="0" r="0" b="0"/>
+            <wp:docPr id="162236299" name="Рисунок 162236299"/>
             <wp:cNvGraphicFramePr>
               <a:graphicFrameLocks xmlns:a="http://schemas.openxmlformats.org/drawingml/2006/main" noChangeAspect="1"/>
             </wp:cNvGraphicFramePr>
@@ -9418,23 +9974,36 @@
               <a:graphicData uri="http://schemas.openxmlformats.org/drawingml/2006/picture">
                 <pic:pic xmlns:pic="http://schemas.openxmlformats.org/drawingml/2006/picture">
                   <pic:nvPicPr>
-                    <pic:cNvPr id="1" name=""/>
-                    <pic:cNvPicPr/>
+                    <pic:cNvPr id="0" name="Picture 5"/>
+                    <pic:cNvPicPr>
+                      <a:picLocks noChangeAspect="1" noChangeArrowheads="1"/>
+                    </pic:cNvPicPr>
                   </pic:nvPicPr>
                   <pic:blipFill>
-                    <a:blip r:embed="rId33"/>
+                    <a:blip r:embed="rId33" cstate="print">
+                      <a:extLst>
+                        <a:ext uri="{28A0092B-C50C-407E-A947-70E740481C1C}">
+                          <a14:useLocalDpi xmlns:a14="http://schemas.microsoft.com/office/drawing/2010/main" val="0"/>
+                        </a:ext>
+                      </a:extLst>
+                    </a:blip>
+                    <a:srcRect/>
                     <a:stretch>
                       <a:fillRect/>
                     </a:stretch>
                   </pic:blipFill>
-                  <pic:spPr>
+                  <pic:spPr bwMode="auto">
                     <a:xfrm>
                       <a:off x="0" y="0"/>
-                      <a:ext cx="5058481" cy="1533739"/>
+                      <a:ext cx="3744516" cy="1466146"/>
                     </a:xfrm>
                     <a:prstGeom prst="rect">
                       <a:avLst/>
                     </a:prstGeom>
+                    <a:noFill/>
+                    <a:ln>
+                      <a:noFill/>
+                    </a:ln>
                   </pic:spPr>
                 </pic:pic>
               </a:graphicData>
@@ -9505,6 +10074,7 @@
           <w:rFonts w:cs="Times New Roman"/>
           <w:szCs w:val="28"/>
         </w:rPr>
+        <w:lastRenderedPageBreak/>
         <w:t xml:space="preserve">Использование поля </w:t>
       </w:r>
       <w:proofErr w:type="spellStart"/>
@@ -9570,10 +10140,10 @@
           <w:szCs w:val="28"/>
         </w:rPr>
         <w:drawing>
-          <wp:inline distT="0" distB="0" distL="0" distR="0" wp14:anchorId="0A795A9C" wp14:editId="6C95BF7A">
-            <wp:extent cx="4286848" cy="2248214"/>
+          <wp:inline distT="0" distB="0" distL="0" distR="0" wp14:anchorId="1B33B3FE" wp14:editId="746D8ECE">
+            <wp:extent cx="4572613" cy="3050439"/>
             <wp:effectExtent l="0" t="0" r="0" b="0"/>
-            <wp:docPr id="162236296" name="Рисунок 162236296"/>
+            <wp:docPr id="162236302" name="Рисунок 162236302"/>
             <wp:cNvGraphicFramePr>
               <a:graphicFrameLocks xmlns:a="http://schemas.openxmlformats.org/drawingml/2006/main" noChangeAspect="1"/>
             </wp:cNvGraphicFramePr>
@@ -9581,23 +10151,36 @@
               <a:graphicData uri="http://schemas.openxmlformats.org/drawingml/2006/picture">
                 <pic:pic xmlns:pic="http://schemas.openxmlformats.org/drawingml/2006/picture">
                   <pic:nvPicPr>
-                    <pic:cNvPr id="1" name=""/>
-                    <pic:cNvPicPr/>
+                    <pic:cNvPr id="0" name="Picture 6"/>
+                    <pic:cNvPicPr>
+                      <a:picLocks noChangeAspect="1" noChangeArrowheads="1"/>
+                    </pic:cNvPicPr>
                   </pic:nvPicPr>
                   <pic:blipFill>
-                    <a:blip r:embed="rId34"/>
+                    <a:blip r:embed="rId34" cstate="print">
+                      <a:extLst>
+                        <a:ext uri="{28A0092B-C50C-407E-A947-70E740481C1C}">
+                          <a14:useLocalDpi xmlns:a14="http://schemas.microsoft.com/office/drawing/2010/main" val="0"/>
+                        </a:ext>
+                      </a:extLst>
+                    </a:blip>
+                    <a:srcRect/>
                     <a:stretch>
                       <a:fillRect/>
                     </a:stretch>
                   </pic:blipFill>
-                  <pic:spPr>
+                  <pic:spPr bwMode="auto">
                     <a:xfrm>
                       <a:off x="0" y="0"/>
-                      <a:ext cx="4286848" cy="2248214"/>
+                      <a:ext cx="4598289" cy="3067568"/>
                     </a:xfrm>
                     <a:prstGeom prst="rect">
                       <a:avLst/>
                     </a:prstGeom>
+                    <a:noFill/>
+                    <a:ln>
+                      <a:noFill/>
+                    </a:ln>
                   </pic:spPr>
                 </pic:pic>
               </a:graphicData>
@@ -9673,6 +10256,7 @@
       <w:pPr>
         <w:pStyle w:val="1"/>
       </w:pPr>
+      <w:bookmarkStart w:id="17" w:name="_Toc230612807"/>
       <w:r>
         <w:lastRenderedPageBreak/>
         <w:t xml:space="preserve">3 </w:t>
@@ -9680,14 +10264,17 @@
       <w:r>
         <w:t>Рекомендации по эксплуатации продукта</w:t>
       </w:r>
+      <w:bookmarkEnd w:id="17"/>
     </w:p>
     <w:p>
       <w:pPr>
         <w:pStyle w:val="2"/>
       </w:pPr>
+      <w:bookmarkStart w:id="18" w:name="_Toc230612808"/>
       <w:r>
         <w:t>3.1 Назначение и условия применения</w:t>
       </w:r>
+      <w:bookmarkEnd w:id="18"/>
     </w:p>
     <w:p>
       <w:r>
@@ -9751,12 +10338,20 @@
           <w:szCs w:val="28"/>
         </w:rPr>
       </w:pPr>
+      <w:bookmarkStart w:id="19" w:name="_Toc230612809"/>
       <w:r>
         <w:rPr>
           <w:szCs w:val="28"/>
         </w:rPr>
         <w:lastRenderedPageBreak/>
-        <w:t xml:space="preserve">3.2 Подготовка к работе </w:t>
+        <w:t>3.2 Подготовка к работе</w:t>
+      </w:r>
+      <w:bookmarkEnd w:id="19"/>
+      <w:r>
+        <w:rPr>
+          <w:szCs w:val="28"/>
+        </w:rPr>
+        <w:t xml:space="preserve"> </w:t>
       </w:r>
     </w:p>
     <w:p>
@@ -9893,14 +10488,15 @@
     </w:p>
     <w:p>
       <w:pPr>
+        <w:widowControl w:val="0"/>
         <w:ind w:firstLine="0"/>
       </w:pPr>
       <w:r>
-        <w:t xml:space="preserve">После успешной регистрации и авторизации открывается доступ к основному функционалу системы. Навигация по разделам приложения осуществляется через </w:t>
+        <w:t xml:space="preserve">После успешной регистрации и авторизации открывается доступ к основному функционалу системы. Навигация по разделам приложения осуществляется через боковое меню, расположенное в левой части интерфейса. В состав </w:t>
       </w:r>
       <w:r>
         <w:lastRenderedPageBreak/>
-        <w:t>боковое меню, расположенное в левой части интерфейса. В состав навигационного меню входят следующие разделы:</w:t>
+        <w:t>навигационного меню входят следующие разделы:</w:t>
       </w:r>
     </w:p>
     <w:p>
@@ -10375,12 +10971,15 @@
       </w:r>
     </w:p>
     <w:p>
-      <w:r>
-        <w:t xml:space="preserve">По завершении обработки на экране отображается сформированный список задач в виде последовательности этапов с кратким описанием необходимых действий. Полученный план может быть отредактирован или использован в дальнейшем для отслеживания выполнения поставленной цели. Для повышения </w:t>
+      <w:pPr>
+        <w:widowControl w:val="0"/>
+      </w:pPr>
+      <w:r>
+        <w:t xml:space="preserve">По завершении обработки на экране отображается сформированный список задач в виде последовательности этапов с кратким описанием необходимых действий. Полученный план может быть отредактирован или использован в дальнейшем для отслеживания выполнения поставленной цели. Для повышения качества генерации рекомендуется формулировать цель максимально подробно и </w:t>
       </w:r>
       <w:r>
         <w:lastRenderedPageBreak/>
-        <w:t>качества генерации рекомендуется формулировать цель максимально подробно и указывать ключевые ограничения или пожелания.</w:t>
+        <w:t>указывать ключевые ограничения или пожелания.</w:t>
       </w:r>
     </w:p>
     <w:p>
@@ -10403,12 +11002,14 @@
           <w:color w:val="000000" w:themeColor="text1"/>
         </w:rPr>
       </w:pPr>
+      <w:bookmarkStart w:id="20" w:name="_Toc230612810"/>
       <w:r>
         <w:rPr>
           <w:color w:val="000000" w:themeColor="text1"/>
         </w:rPr>
         <w:t>3.3 Аварийные ситуации</w:t>
       </w:r>
+      <w:bookmarkEnd w:id="20"/>
     </w:p>
     <w:p>
       <w:r>
@@ -10443,11 +11044,11 @@
       </w:r>
       <w:proofErr w:type="spellEnd"/>
       <w:r>
-        <w:t xml:space="preserve">-сервера отдельные функции системы могут перестать отвечать на запросы. Возможны ошибки загрузки страниц, отсутствие ответа от ИИ-сервиса </w:t>
+        <w:t xml:space="preserve">-сервера отдельные функции системы могут перестать отвечать на запросы. Возможны ошибки загрузки страниц, отсутствие ответа от ИИ-сервиса или невозможность сохранения изменений. Для восстановления </w:t>
       </w:r>
       <w:r>
         <w:lastRenderedPageBreak/>
-        <w:t>или невозможность сохранения изменений. Для восстановления работоспособности необходимо проверить подключение к сети Интернет и повторно загрузить страницу веб-приложения. Несохраненные изменения могут быть утрачены.</w:t>
+        <w:t>работоспособности необходимо проверить подключение к сети Интернет и повторно загрузить страницу веб-приложения. Несохраненные изменения могут быть утрачены.</w:t>
       </w:r>
     </w:p>
     <w:p>
@@ -10457,30 +11058,747 @@
     </w:p>
     <w:p>
       <w:r>
-        <w:t xml:space="preserve">В отдельных случаях возможны ошибки отображения элементов интерфейса, связанные с несовместимостью браузера, устаревшей версией программного обеспечения или сбоями во </w:t>
+        <w:t xml:space="preserve">В отдельных случаях возможны ошибки отображения элементов интерфейса, связанные с несовместимостью браузера, устаревшей версией программного обеспечения или сбоями </w:t>
+      </w:r>
+      <w:r>
+        <w:t xml:space="preserve">пользовательской </w:t>
+      </w:r>
+      <w:r>
+        <w:t>части приложения. Подобные ситуации могут проявляться в виде неправильного отображения страниц, отсутствия отдельных элементов интерфейса или ошибок взаимодействия с компонентами системы. Для устранения проблемы рекомендуется обновить браузер до актуальной версии, очистить кэш и повторно открыть веб-приложение.</w:t>
+      </w:r>
+    </w:p>
+    <w:p>
+      <w:r>
+        <w:t>При высокой нагрузке на сервер базы данных либо возникновении внутренних ошибок сохранение изменений может быть выполнено некорректно. В результате отдельные данные, связанные с задачами, сообщениями или настройками пользователя, могут не сохраниться. Для предотвращения потери информации рекомендуется периодически проверять успешность сохранения изменений и при необходимости повторять выполнение операции.</w:t>
+      </w:r>
+    </w:p>
+    <w:p>
+      <w:pPr>
+        <w:rPr>
+          <w:color w:val="000000" w:themeColor="text1"/>
+        </w:rPr>
+      </w:pPr>
+      <w:r>
+        <w:t xml:space="preserve">Возможны ситуации, связанные с превышением допустимого объема входных данных или использованием некорректных символов в запросе. При вводе слишком длинного описания цели либо нестандартных данных система может обработать запрос некорректно или ограничить выполнение отдельных операций. В подобных случаях рекомендуется сократить объем вводимого текста, использовать корректные формулировки и повторно отправить запрос. </w:t>
+      </w:r>
+    </w:p>
+    <w:p>
+      <w:pPr>
+        <w:ind w:firstLine="0"/>
+      </w:pPr>
+    </w:p>
+    <w:p>
+      <w:pPr>
+        <w:pStyle w:val="1"/>
+      </w:pPr>
+      <w:bookmarkStart w:id="21" w:name="_Toc230612811"/>
+      <w:r>
+        <w:lastRenderedPageBreak/>
+        <w:t>4 Тестирование программного продукта</w:t>
+      </w:r>
+      <w:bookmarkEnd w:id="21"/>
+      <w:r>
+        <w:t xml:space="preserve"> </w:t>
+      </w:r>
+    </w:p>
+    <w:p>
+      <w:pPr>
+        <w:pStyle w:val="2"/>
+      </w:pPr>
+      <w:bookmarkStart w:id="22" w:name="_Toc230612812"/>
+      <w:r>
+        <w:t>4.1 Выбор стратегии тестирования</w:t>
+      </w:r>
+      <w:bookmarkEnd w:id="22"/>
+      <w:r>
+        <w:t xml:space="preserve"> </w:t>
+      </w:r>
+    </w:p>
+    <w:p>
+      <w:r>
+        <w:t>Для проверки работоспособности веб-приложения была выбрана стратегия функционального тестирования методом черного ящика в сочетании с модульным тестированием отдельных компонентов серверной части. Данный подход позволяет оценить корректность работы системы как со стороны конечного пользователя, так и на уровне отдельных программных модулей серверной части приложения. Использование комбинации нескольких методов тестирования обеспечивает более полную проверку функциональности системы и позволяет выявлять ошибки как в пользовательских сценариях, так и во внутренней логике обработки данных.</w:t>
+      </w:r>
+    </w:p>
+    <w:p>
+      <w:r>
+        <w:t xml:space="preserve">Метод черного ящика основан на тестировании программного продукта без анализа внутренней структуры исходного кода. Проверка осуществляется путем выполнения пользовательских действий и анализа получаемых результатов. Такой подход позволяет оценить соответствие работы системы функциональным требованиям проекта, корректность обработки пользовательских запросов и стабильность взаимодействия компонентов интерфейса. </w:t>
+      </w:r>
+      <w:r>
+        <w:t>Основное внимание уделялось проверке регистрации и авторизации пользователей, генерации списков задач с использованием ИИ-сервиса, работе командного функционала, обмену сообщениями и корректности отображения данных в пользовательском интерфейсе.</w:t>
+      </w:r>
+    </w:p>
+    <w:p>
+      <w:r>
+        <w:t>Дополнительно для проверки серверной части приложения использовалось модульное тестирование</w:t>
+      </w:r>
+      <w:r>
+        <w:t xml:space="preserve"> серверных</w:t>
+      </w:r>
+      <w:r>
+        <w:t xml:space="preserve">-компонентов. В процессе тестирования проверялась корректность работы API-методов </w:t>
       </w:r>
       <w:proofErr w:type="spellStart"/>
       <w:r>
-        <w:t>frontend</w:t>
+        <w:t>FastAPI</w:t>
       </w:r>
       <w:proofErr w:type="spellEnd"/>
       <w:r>
-        <w:t>-части приложения. Подобные ситуации могут проявляться в виде неправильного отображения страниц, отсутствия отдельных элементов интерфейса или ошибок взаимодействия с компонентами системы. Для устранения проблемы рекомендуется обновить браузер до актуальной версии, очистить кэш и повторно открыть веб-приложение.</w:t>
-      </w:r>
-    </w:p>
-    <w:p>
-      <w:r>
-        <w:t>При высокой нагрузке на сервер базы данных либо возникновении внутренних ошибок сохранение изменений может быть выполнено некорректно. В результате отдельные данные, связанные с задачами, сообщениями или настройками пользователя, могут не сохраниться. Для предотвращения потери информации рекомендуется периодически проверять успешность сохранения изменений и при необходимости повторять выполнение операции.</w:t>
-      </w:r>
-    </w:p>
-    <w:p>
-      <w:pPr>
+        <w:t xml:space="preserve">, обработка HTTP-запросов, механизмы валидации данных, взаимодействие с базой данных </w:t>
+      </w:r>
+      <w:proofErr w:type="spellStart"/>
+      <w:r>
+        <w:t>PostgreSQL</w:t>
+      </w:r>
+      <w:proofErr w:type="spellEnd"/>
+      <w:r>
+        <w:t xml:space="preserve">. </w:t>
+      </w:r>
+    </w:p>
+    <w:p>
+      <w:r>
+        <w:t xml:space="preserve">Процесс тестирования включал выполнение различных пользовательских сценариев: регистрацию учетной записи, авторизацию в системе, генерацию задач </w:t>
+      </w:r>
+      <w:r>
+        <w:lastRenderedPageBreak/>
+        <w:t xml:space="preserve">при помощи искусственного интеллекта, создание команд и взаимодействие пользователей через встроенный чат. </w:t>
+      </w:r>
+    </w:p>
+    <w:p>
+      <w:r>
+        <w:t xml:space="preserve">Использование выбранной стратегии тестирования </w:t>
+      </w:r>
+      <w:r>
+        <w:t>позволяет</w:t>
+      </w:r>
+      <w:r>
+        <w:t xml:space="preserve"> оценить стабильность работы веб-приложения, проверить корректность взаимодействия между</w:t>
+      </w:r>
+      <w:r>
+        <w:t xml:space="preserve"> клиентской</w:t>
+      </w:r>
+      <w:r>
+        <w:t xml:space="preserve"> и </w:t>
+      </w:r>
+      <w:r>
+        <w:t xml:space="preserve">серверной </w:t>
+      </w:r>
+      <w:r>
+        <w:t>ч</w:t>
+      </w:r>
+      <w:r>
+        <w:t>астей</w:t>
+      </w:r>
+      <w:r>
+        <w:t xml:space="preserve"> системы, а также выявить возможные ошибки обработки пользовательских данных и работы отдельных компонентов программного продукта.</w:t>
+      </w:r>
+    </w:p>
+    <w:p>
+      <w:pPr>
+        <w:pStyle w:val="2"/>
+      </w:pPr>
+      <w:bookmarkStart w:id="23" w:name="_Toc230612813"/>
+      <w:r>
+        <w:t xml:space="preserve">4.2 </w:t>
+      </w:r>
+      <w:r>
+        <w:t>Разработка методов тестирования</w:t>
+      </w:r>
+      <w:bookmarkEnd w:id="23"/>
+    </w:p>
+    <w:p>
+      <w:r>
+        <w:t xml:space="preserve">Для проверки корректности работы веб-приложения были разработаны модульные тесты, предназначенные для автоматизированной проверки отдельных компонентов системы. Тестирование выполнялось на языке Python с использованием библиотеки </w:t>
+      </w:r>
+      <w:proofErr w:type="spellStart"/>
+      <w:r>
+        <w:t>unittest</w:t>
+      </w:r>
+      <w:proofErr w:type="spellEnd"/>
+      <w:r>
+        <w:t xml:space="preserve"> и асинхронных методов проверки, что позволило тестировать работу </w:t>
+      </w:r>
+      <w:proofErr w:type="spellStart"/>
+      <w:r>
+        <w:t>FastAPI</w:t>
+      </w:r>
+      <w:proofErr w:type="spellEnd"/>
+      <w:r>
+        <w:t xml:space="preserve">-приложения, взаимодействие с базой данных </w:t>
+      </w:r>
+      <w:proofErr w:type="spellStart"/>
+      <w:r>
+        <w:t>PostgreSQL</w:t>
+      </w:r>
+      <w:proofErr w:type="spellEnd"/>
+      <w:r>
+        <w:t xml:space="preserve"> и обработку пользовательских запросов в условиях, приближенных к реальной эксплуатации системы.</w:t>
+      </w:r>
+    </w:p>
+    <w:p>
+      <w:r>
+        <w:t>Разработка модульных тестов была ориентирована на проверку наиболее значимых функций веб-приложения, включая регистрацию и авторизацию пользователей, генерацию списков задач при помощи ИИ-сервиса, создание команд и обмен сообщениями между пользователями. Использование автоматизированных тестов позволило проверить корректность работы серверной логики, устойчивость обработки данных и стабильность взаимодействия компонентов системы.</w:t>
+      </w:r>
+    </w:p>
+    <w:p>
+      <w:r>
+        <w:t xml:space="preserve">Одним из ключевых элементов работы приложения является механизм аутентификации пользователей, обеспечивающий доступ к функционалу системы и взаимодействие с персональными данными. Для проверки корректности регистрации был реализован тест создания учетной записи пользователя. В процессе выполнения теста производится вызов функции регистрации с передачей пользовательских данных, после чего выполняется обращение к базе </w:t>
+      </w:r>
+      <w:r>
+        <w:lastRenderedPageBreak/>
+        <w:t>данных для проверки корректности сохранения информации. Дополнительно анализируется наличие созданной записи, корректность сохранения имени пользователя, адреса электронной почты и формирование хэша пароля. Реализация проверки функции регистрации пользователя представлена на рисунке 4.1.</w:t>
+      </w:r>
+    </w:p>
+    <w:p>
+      <w:pPr>
+        <w:jc w:val="center"/>
+      </w:pPr>
+      <w:r>
+        <w:rPr>
+          <w:noProof/>
+        </w:rPr>
+        <w:drawing>
+          <wp:inline distT="0" distB="0" distL="0" distR="0" wp14:anchorId="62FC4E7E" wp14:editId="0E894A9F">
+            <wp:extent cx="4222055" cy="4520794"/>
+            <wp:effectExtent l="0" t="0" r="7620" b="0"/>
+            <wp:docPr id="162236303" name="Рисунок 162236303"/>
+            <wp:cNvGraphicFramePr>
+              <a:graphicFrameLocks xmlns:a="http://schemas.openxmlformats.org/drawingml/2006/main" noChangeAspect="1"/>
+            </wp:cNvGraphicFramePr>
+            <a:graphic xmlns:a="http://schemas.openxmlformats.org/drawingml/2006/main">
+              <a:graphicData uri="http://schemas.openxmlformats.org/drawingml/2006/picture">
+                <pic:pic xmlns:pic="http://schemas.openxmlformats.org/drawingml/2006/picture">
+                  <pic:nvPicPr>
+                    <pic:cNvPr id="0" name="Picture 7"/>
+                    <pic:cNvPicPr>
+                      <a:picLocks noChangeAspect="1" noChangeArrowheads="1"/>
+                    </pic:cNvPicPr>
+                  </pic:nvPicPr>
+                  <pic:blipFill>
+                    <a:blip r:embed="rId37" cstate="print">
+                      <a:extLst>
+                        <a:ext uri="{28A0092B-C50C-407E-A947-70E740481C1C}">
+                          <a14:useLocalDpi xmlns:a14="http://schemas.microsoft.com/office/drawing/2010/main" val="0"/>
+                        </a:ext>
+                      </a:extLst>
+                    </a:blip>
+                    <a:srcRect/>
+                    <a:stretch>
+                      <a:fillRect/>
+                    </a:stretch>
+                  </pic:blipFill>
+                  <pic:spPr bwMode="auto">
+                    <a:xfrm>
+                      <a:off x="0" y="0"/>
+                      <a:ext cx="4233488" cy="4533035"/>
+                    </a:xfrm>
+                    <a:prstGeom prst="rect">
+                      <a:avLst/>
+                    </a:prstGeom>
+                    <a:noFill/>
+                    <a:ln>
+                      <a:noFill/>
+                    </a:ln>
+                  </pic:spPr>
+                </pic:pic>
+              </a:graphicData>
+            </a:graphic>
+          </wp:inline>
+        </w:drawing>
+      </w:r>
+    </w:p>
+    <w:p>
+      <w:pPr>
+        <w:ind w:firstLine="1560"/>
         <w:rPr>
           <w:color w:val="000000" w:themeColor="text1"/>
         </w:rPr>
       </w:pPr>
       <w:r>
-        <w:t xml:space="preserve">Возможны ситуации, связанные с превышением допустимого объема входных данных или использованием некорректных символов в запросе. При вводе слишком длинного описания цели либо нестандартных данных система может обработать запрос некорректно или ограничить выполнение отдельных операций. В подобных случаях рекомендуется сократить объем вводимого текста, использовать корректные формулировки и повторно отправить запрос. </w:t>
+        <w:rPr>
+          <w:color w:val="000000" w:themeColor="text1"/>
+        </w:rPr>
+        <w:t xml:space="preserve">Рисунок </w:t>
+      </w:r>
+      <w:r>
+        <w:rPr>
+          <w:color w:val="000000" w:themeColor="text1"/>
+        </w:rPr>
+        <w:t>4.1</w:t>
+      </w:r>
+      <w:r>
+        <w:rPr>
+          <w:color w:val="000000" w:themeColor="text1"/>
+        </w:rPr>
+        <w:t xml:space="preserve"> –</w:t>
+      </w:r>
+      <w:r>
+        <w:rPr>
+          <w:color w:val="000000" w:themeColor="text1"/>
+        </w:rPr>
+        <w:t xml:space="preserve"> Реализация тестирования функции регистрации</w:t>
+      </w:r>
+    </w:p>
+    <w:p>
+      <w:pPr>
+        <w:widowControl w:val="0"/>
+      </w:pPr>
+      <w:r>
+        <w:t xml:space="preserve">Проверка механизма регистрации дополняется тестированием функции авторизации, поскольку данные процессы являются взаимосвязанными элементами системы аутентификации. В процессе выполнения теста предварительно создается учетная запись пользователя, после чего выполняется попытка входа с использованием корректных учетных данных. В рамках проверки анализируется корректность поиска пользователя в базе данных, проверка введенного пароля и возврат идентификатора авторизованного пользователя. Использование данного теста позволяет убедиться в стабильности работы </w:t>
+      </w:r>
+      <w:r>
+        <w:lastRenderedPageBreak/>
+        <w:t>механизма авторизации и корректности обработки учетных данных серверной частью приложения. Реализация проверки функции авторизации пользователя представлена на рисунке 4.2.</w:t>
+      </w:r>
+    </w:p>
+    <w:p>
+      <w:pPr>
+        <w:jc w:val="center"/>
+      </w:pPr>
+      <w:r>
+        <w:rPr>
+          <w:noProof/>
+        </w:rPr>
+        <w:drawing>
+          <wp:inline distT="0" distB="0" distL="0" distR="0" wp14:anchorId="7A96717B" wp14:editId="2E9A1BC2">
+            <wp:extent cx="3323913" cy="4806087"/>
+            <wp:effectExtent l="0" t="0" r="0" b="0"/>
+            <wp:docPr id="162236304" name="Рисунок 162236304"/>
+            <wp:cNvGraphicFramePr>
+              <a:graphicFrameLocks xmlns:a="http://schemas.openxmlformats.org/drawingml/2006/main" noChangeAspect="1"/>
+            </wp:cNvGraphicFramePr>
+            <a:graphic xmlns:a="http://schemas.openxmlformats.org/drawingml/2006/main">
+              <a:graphicData uri="http://schemas.openxmlformats.org/drawingml/2006/picture">
+                <pic:pic xmlns:pic="http://schemas.openxmlformats.org/drawingml/2006/picture">
+                  <pic:nvPicPr>
+                    <pic:cNvPr id="0" name="Picture 8"/>
+                    <pic:cNvPicPr>
+                      <a:picLocks noChangeAspect="1" noChangeArrowheads="1"/>
+                    </pic:cNvPicPr>
+                  </pic:nvPicPr>
+                  <pic:blipFill>
+                    <a:blip r:embed="rId38" cstate="print">
+                      <a:extLst>
+                        <a:ext uri="{28A0092B-C50C-407E-A947-70E740481C1C}">
+                          <a14:useLocalDpi xmlns:a14="http://schemas.microsoft.com/office/drawing/2010/main" val="0"/>
+                        </a:ext>
+                      </a:extLst>
+                    </a:blip>
+                    <a:srcRect/>
+                    <a:stretch>
+                      <a:fillRect/>
+                    </a:stretch>
+                  </pic:blipFill>
+                  <pic:spPr bwMode="auto">
+                    <a:xfrm>
+                      <a:off x="0" y="0"/>
+                      <a:ext cx="3336260" cy="4823940"/>
+                    </a:xfrm>
+                    <a:prstGeom prst="rect">
+                      <a:avLst/>
+                    </a:prstGeom>
+                    <a:noFill/>
+                    <a:ln>
+                      <a:noFill/>
+                    </a:ln>
+                  </pic:spPr>
+                </pic:pic>
+              </a:graphicData>
+            </a:graphic>
+          </wp:inline>
+        </w:drawing>
+      </w:r>
+    </w:p>
+    <w:p>
+      <w:pPr>
+        <w:ind w:firstLine="1418"/>
+        <w:rPr>
+          <w:color w:val="000000" w:themeColor="text1"/>
+        </w:rPr>
+      </w:pPr>
+      <w:r>
+        <w:rPr>
+          <w:color w:val="000000" w:themeColor="text1"/>
+        </w:rPr>
+        <w:t xml:space="preserve">Рисунок </w:t>
+      </w:r>
+      <w:r>
+        <w:rPr>
+          <w:color w:val="000000" w:themeColor="text1"/>
+        </w:rPr>
+        <w:t>4.2</w:t>
+      </w:r>
+      <w:r>
+        <w:rPr>
+          <w:color w:val="000000" w:themeColor="text1"/>
+        </w:rPr>
+        <w:t xml:space="preserve"> –</w:t>
+      </w:r>
+      <w:r>
+        <w:rPr>
+          <w:color w:val="000000" w:themeColor="text1"/>
+        </w:rPr>
+        <w:t xml:space="preserve"> Реализация тестирования функции </w:t>
+      </w:r>
+      <w:r>
+        <w:rPr>
+          <w:color w:val="000000" w:themeColor="text1"/>
+        </w:rPr>
+        <w:t>авторизации</w:t>
+      </w:r>
+    </w:p>
+    <w:p>
+      <w:r>
+        <w:t xml:space="preserve">После проверки механизмов аутентификации выполнялось тестирование функции генерации списков задач при помощи ИИ-сервиса, являющейся основным функциональным элементом веб-приложения. Для проверки работы данного механизма использовался объект, имитирующий ответ </w:t>
+      </w:r>
+      <w:proofErr w:type="spellStart"/>
+      <w:r>
+        <w:t>нейросетевой</w:t>
+      </w:r>
+      <w:proofErr w:type="spellEnd"/>
+      <w:r>
+        <w:t xml:space="preserve"> модели, что позволило протестировать обработку данных без необходимости обращения к реальному AI-сервису. В ходе выполнения теста осуществляется отправка пользовательского запроса, обработка ответа ИИ-модели, формирование </w:t>
+      </w:r>
+      <w:r>
+        <w:t>списка</w:t>
+      </w:r>
+      <w:r>
+        <w:t xml:space="preserve"> и сохранение созданных задач в базе данных. Дополнительно проверяется корректность структуры сформированного плана и количество созданных задач. </w:t>
+      </w:r>
+      <w:r>
+        <w:lastRenderedPageBreak/>
+        <w:t>Реализация проверки функции генерации списка задач представлена на рисунке 4.3.</w:t>
+      </w:r>
+    </w:p>
+    <w:p>
+      <w:pPr>
+        <w:jc w:val="center"/>
+      </w:pPr>
+      <w:r>
+        <w:rPr>
+          <w:noProof/>
+        </w:rPr>
+        <w:drawing>
+          <wp:inline distT="0" distB="0" distL="0" distR="0" wp14:anchorId="271BF709" wp14:editId="76FC86E4">
+            <wp:extent cx="3714877" cy="5574527"/>
+            <wp:effectExtent l="0" t="0" r="0" b="7620"/>
+            <wp:docPr id="162236305" name="Рисунок 162236305"/>
+            <wp:cNvGraphicFramePr>
+              <a:graphicFrameLocks xmlns:a="http://schemas.openxmlformats.org/drawingml/2006/main" noChangeAspect="1"/>
+            </wp:cNvGraphicFramePr>
+            <a:graphic xmlns:a="http://schemas.openxmlformats.org/drawingml/2006/main">
+              <a:graphicData uri="http://schemas.openxmlformats.org/drawingml/2006/picture">
+                <pic:pic xmlns:pic="http://schemas.openxmlformats.org/drawingml/2006/picture">
+                  <pic:nvPicPr>
+                    <pic:cNvPr id="0" name="Picture 9"/>
+                    <pic:cNvPicPr>
+                      <a:picLocks noChangeAspect="1" noChangeArrowheads="1"/>
+                    </pic:cNvPicPr>
+                  </pic:nvPicPr>
+                  <pic:blipFill>
+                    <a:blip r:embed="rId39" cstate="print">
+                      <a:extLst>
+                        <a:ext uri="{28A0092B-C50C-407E-A947-70E740481C1C}">
+                          <a14:useLocalDpi xmlns:a14="http://schemas.microsoft.com/office/drawing/2010/main" val="0"/>
+                        </a:ext>
+                      </a:extLst>
+                    </a:blip>
+                    <a:srcRect/>
+                    <a:stretch>
+                      <a:fillRect/>
+                    </a:stretch>
+                  </pic:blipFill>
+                  <pic:spPr bwMode="auto">
+                    <a:xfrm>
+                      <a:off x="0" y="0"/>
+                      <a:ext cx="3733803" cy="5602927"/>
+                    </a:xfrm>
+                    <a:prstGeom prst="rect">
+                      <a:avLst/>
+                    </a:prstGeom>
+                    <a:noFill/>
+                    <a:ln>
+                      <a:noFill/>
+                    </a:ln>
+                  </pic:spPr>
+                </pic:pic>
+              </a:graphicData>
+            </a:graphic>
+          </wp:inline>
+        </w:drawing>
+      </w:r>
+    </w:p>
+    <w:p>
+      <w:pPr>
+        <w:jc w:val="center"/>
+        <w:rPr>
+          <w:color w:val="000000" w:themeColor="text1"/>
+        </w:rPr>
+      </w:pPr>
+      <w:r>
+        <w:rPr>
+          <w:color w:val="000000" w:themeColor="text1"/>
+        </w:rPr>
+        <w:t xml:space="preserve">Рисунок </w:t>
+      </w:r>
+      <w:r>
+        <w:rPr>
+          <w:color w:val="000000" w:themeColor="text1"/>
+        </w:rPr>
+        <w:t>4.</w:t>
+      </w:r>
+      <w:r>
+        <w:rPr>
+          <w:color w:val="000000" w:themeColor="text1"/>
+        </w:rPr>
+        <w:t>3</w:t>
+      </w:r>
+      <w:r>
+        <w:rPr>
+          <w:color w:val="000000" w:themeColor="text1"/>
+        </w:rPr>
+        <w:t xml:space="preserve"> –</w:t>
+      </w:r>
+      <w:r>
+        <w:rPr>
+          <w:color w:val="000000" w:themeColor="text1"/>
+        </w:rPr>
+        <w:t xml:space="preserve"> Реализация тестирования функции генерации списка задач</w:t>
+      </w:r>
+    </w:p>
+    <w:p>
+      <w:pPr>
+        <w:widowControl w:val="0"/>
+      </w:pPr>
+      <w:r>
+        <w:t xml:space="preserve">Работа с задачами внутри системы предполагает возможность совместного взаимодействия пользователей, в связи с чем было реализовано тестирование механизма создания команд. В процессе выполнения теста выполняется создание нового пользователя и вызов функции формирования команды с последующей проверкой сохранения информации в базе данных. В рамках тестирования анализируется корректность создания команды, сохранение названия и привязка созданной команды к пользователю. Проверка данного механизма позволяет </w:t>
+      </w:r>
+      <w:r>
+        <w:lastRenderedPageBreak/>
+        <w:t>убедиться в стабильности работы командного функционала системы. Реализация проверки функции создания команды представлена на рисунке 4.4.</w:t>
+      </w:r>
+    </w:p>
+    <w:p>
+      <w:pPr>
+        <w:jc w:val="center"/>
+      </w:pPr>
+      <w:r>
+        <w:rPr>
+          <w:noProof/>
+        </w:rPr>
+        <w:drawing>
+          <wp:inline distT="0" distB="0" distL="0" distR="0" wp14:anchorId="7D280920" wp14:editId="4DC23F5E">
+            <wp:extent cx="3619993" cy="4704715"/>
+            <wp:effectExtent l="0" t="0" r="0" b="635"/>
+            <wp:docPr id="162236306" name="Рисунок 162236306"/>
+            <wp:cNvGraphicFramePr>
+              <a:graphicFrameLocks xmlns:a="http://schemas.openxmlformats.org/drawingml/2006/main" noChangeAspect="1"/>
+            </wp:cNvGraphicFramePr>
+            <a:graphic xmlns:a="http://schemas.openxmlformats.org/drawingml/2006/main">
+              <a:graphicData uri="http://schemas.openxmlformats.org/drawingml/2006/picture">
+                <pic:pic xmlns:pic="http://schemas.openxmlformats.org/drawingml/2006/picture">
+                  <pic:nvPicPr>
+                    <pic:cNvPr id="0" name="Picture 10"/>
+                    <pic:cNvPicPr>
+                      <a:picLocks noChangeAspect="1" noChangeArrowheads="1"/>
+                    </pic:cNvPicPr>
+                  </pic:nvPicPr>
+                  <pic:blipFill>
+                    <a:blip r:embed="rId40" cstate="print">
+                      <a:extLst>
+                        <a:ext uri="{28A0092B-C50C-407E-A947-70E740481C1C}">
+                          <a14:useLocalDpi xmlns:a14="http://schemas.microsoft.com/office/drawing/2010/main" val="0"/>
+                        </a:ext>
+                      </a:extLst>
+                    </a:blip>
+                    <a:srcRect/>
+                    <a:stretch>
+                      <a:fillRect/>
+                    </a:stretch>
+                  </pic:blipFill>
+                  <pic:spPr bwMode="auto">
+                    <a:xfrm>
+                      <a:off x="0" y="0"/>
+                      <a:ext cx="3637660" cy="4727676"/>
+                    </a:xfrm>
+                    <a:prstGeom prst="rect">
+                      <a:avLst/>
+                    </a:prstGeom>
+                    <a:noFill/>
+                    <a:ln>
+                      <a:noFill/>
+                    </a:ln>
+                  </pic:spPr>
+                </pic:pic>
+              </a:graphicData>
+            </a:graphic>
+          </wp:inline>
+        </w:drawing>
+      </w:r>
+    </w:p>
+    <w:p>
+      <w:pPr>
+        <w:ind w:firstLine="993"/>
+        <w:jc w:val="center"/>
+        <w:rPr>
+          <w:color w:val="000000" w:themeColor="text1"/>
+        </w:rPr>
+      </w:pPr>
+      <w:r>
+        <w:rPr>
+          <w:color w:val="000000" w:themeColor="text1"/>
+        </w:rPr>
+        <w:t xml:space="preserve">Рисунок </w:t>
+      </w:r>
+      <w:r>
+        <w:rPr>
+          <w:color w:val="000000" w:themeColor="text1"/>
+        </w:rPr>
+        <w:t>4.</w:t>
+      </w:r>
+      <w:r>
+        <w:rPr>
+          <w:color w:val="000000" w:themeColor="text1"/>
+        </w:rPr>
+        <w:t>4</w:t>
+      </w:r>
+      <w:r>
+        <w:rPr>
+          <w:color w:val="000000" w:themeColor="text1"/>
+        </w:rPr>
+        <w:t xml:space="preserve"> –</w:t>
+      </w:r>
+      <w:r>
+        <w:rPr>
+          <w:color w:val="000000" w:themeColor="text1"/>
+        </w:rPr>
+        <w:t xml:space="preserve"> Реализация тестирования функции создания</w:t>
+      </w:r>
+      <w:r>
+        <w:rPr>
+          <w:color w:val="000000" w:themeColor="text1"/>
+        </w:rPr>
+        <w:t xml:space="preserve"> команды</w:t>
+      </w:r>
+    </w:p>
+    <w:p>
+      <w:r>
+        <w:t xml:space="preserve">Функционал командного взаимодействия дополняется встроенной системой обмена сообщениями, обеспечивающей коммуникацию между участниками команды в режиме реального времени. Для проверки данного механизма был реализован тест отправки сообщений, включающий создание пользователя, команды и командного чата с последующей отправкой текстового сообщения. </w:t>
+      </w:r>
+    </w:p>
+    <w:p>
+      <w:r>
+        <w:t xml:space="preserve">После выполнения операции осуществляется обращение к базе данных для проверки корректности сохранения текста сообщения, идентификатора пользователя и идентификатора чата. Проверка данного функционала позволяет убедиться в корректности работы механизма обмена сообщениями и взаимодействия пользователей внутри системы. </w:t>
+      </w:r>
+    </w:p>
+    <w:p>
+      <w:r>
+        <w:lastRenderedPageBreak/>
+        <w:t>Реализация проверки функции отправки сообщений представлена на рисунке 4.5.</w:t>
+      </w:r>
+    </w:p>
+    <w:p>
+      <w:pPr>
+        <w:jc w:val="center"/>
+      </w:pPr>
+      <w:r>
+        <w:rPr>
+          <w:noProof/>
+        </w:rPr>
+        <w:drawing>
+          <wp:inline distT="0" distB="0" distL="0" distR="0" wp14:anchorId="28B52A8D" wp14:editId="0C027FCA">
+            <wp:extent cx="3526891" cy="5741695"/>
+            <wp:effectExtent l="0" t="0" r="0" b="0"/>
+            <wp:docPr id="162236307" name="Рисунок 162236307"/>
+            <wp:cNvGraphicFramePr>
+              <a:graphicFrameLocks xmlns:a="http://schemas.openxmlformats.org/drawingml/2006/main" noChangeAspect="1"/>
+            </wp:cNvGraphicFramePr>
+            <a:graphic xmlns:a="http://schemas.openxmlformats.org/drawingml/2006/main">
+              <a:graphicData uri="http://schemas.openxmlformats.org/drawingml/2006/picture">
+                <pic:pic xmlns:pic="http://schemas.openxmlformats.org/drawingml/2006/picture">
+                  <pic:nvPicPr>
+                    <pic:cNvPr id="0" name="Picture 11"/>
+                    <pic:cNvPicPr>
+                      <a:picLocks noChangeAspect="1" noChangeArrowheads="1"/>
+                    </pic:cNvPicPr>
+                  </pic:nvPicPr>
+                  <pic:blipFill>
+                    <a:blip r:embed="rId41" cstate="print">
+                      <a:extLst>
+                        <a:ext uri="{28A0092B-C50C-407E-A947-70E740481C1C}">
+                          <a14:useLocalDpi xmlns:a14="http://schemas.microsoft.com/office/drawing/2010/main" val="0"/>
+                        </a:ext>
+                      </a:extLst>
+                    </a:blip>
+                    <a:srcRect/>
+                    <a:stretch>
+                      <a:fillRect/>
+                    </a:stretch>
+                  </pic:blipFill>
+                  <pic:spPr bwMode="auto">
+                    <a:xfrm>
+                      <a:off x="0" y="0"/>
+                      <a:ext cx="3534331" cy="5753807"/>
+                    </a:xfrm>
+                    <a:prstGeom prst="rect">
+                      <a:avLst/>
+                    </a:prstGeom>
+                    <a:noFill/>
+                    <a:ln>
+                      <a:noFill/>
+                    </a:ln>
+                  </pic:spPr>
+                </pic:pic>
+              </a:graphicData>
+            </a:graphic>
+          </wp:inline>
+        </w:drawing>
+      </w:r>
+    </w:p>
+    <w:p>
+      <w:pPr>
+        <w:ind w:firstLine="567"/>
+        <w:jc w:val="center"/>
+        <w:rPr>
+          <w:color w:val="000000" w:themeColor="text1"/>
+        </w:rPr>
+      </w:pPr>
+      <w:r>
+        <w:rPr>
+          <w:color w:val="000000" w:themeColor="text1"/>
+        </w:rPr>
+        <w:t xml:space="preserve">Рисунок </w:t>
+      </w:r>
+      <w:r>
+        <w:rPr>
+          <w:color w:val="000000" w:themeColor="text1"/>
+        </w:rPr>
+        <w:t>4.5</w:t>
+      </w:r>
+      <w:r>
+        <w:rPr>
+          <w:color w:val="000000" w:themeColor="text1"/>
+        </w:rPr>
+        <w:t xml:space="preserve"> –</w:t>
+      </w:r>
+      <w:r>
+        <w:rPr>
+          <w:color w:val="000000" w:themeColor="text1"/>
+        </w:rPr>
+        <w:t xml:space="preserve"> Реализация тестирования функции </w:t>
+      </w:r>
+      <w:r>
+        <w:rPr>
+          <w:color w:val="000000" w:themeColor="text1"/>
+        </w:rPr>
+        <w:t>отправки сообщения</w:t>
+      </w:r>
+    </w:p>
+    <w:p>
+      <w:r>
+        <w:t>Разработанные модульные тесты позволили автоматизировать проверку основных компонентов серверной части приложения и обеспечить контроль корректности работы реализованного функционала. Использование автоматизированного тестирования позволило выявлять ошибки обработки данных на ранних этапах разработки</w:t>
+      </w:r>
+      <w:r>
+        <w:t>.</w:t>
       </w:r>
     </w:p>
     <w:p>
@@ -10490,51 +11808,22 @@
     </w:p>
     <w:p>
       <w:pPr>
-        <w:pStyle w:val="1"/>
+        <w:pStyle w:val="2"/>
       </w:pPr>
       <w:r>
         <w:lastRenderedPageBreak/>
-        <w:t xml:space="preserve">4 Тестирование программного продукта </w:t>
-      </w:r>
-    </w:p>
-    <w:p>
-      <w:pPr>
-        <w:pStyle w:val="2"/>
-      </w:pPr>
-      <w:r>
-        <w:t xml:space="preserve">4.1 Выбор стратегии тестирования </w:t>
-      </w:r>
-    </w:p>
-    <w:p>
-      <w:r>
-        <w:t xml:space="preserve">Для проверки работоспособности веб-приложения была выбрана стратегия функционального тестирования методом черного ящика в сочетании с модульным тестированием отдельных компонентов серверной части. Данный подход позволяет оценить корректность работы системы как со стороны конечного пользователя, так и на уровне отдельных программных </w:t>
-      </w:r>
-      <w:r>
-        <w:t xml:space="preserve">модулей серверной </w:t>
-      </w:r>
-      <w:r>
-        <w:t>части приложения. Использование комбинации нескольких методов тестирования обеспечивает более полную проверку функциональности системы и позволяет выявлять ошибки как в пользовательских сценариях, так и во внутренней логике обработки данных.</w:t>
-      </w:r>
-    </w:p>
-    <w:p>
-      <w:pPr>
-        <w:rPr>
-          <w:lang w:val="en-US"/>
-        </w:rPr>
-      </w:pPr>
-      <w:r>
-        <w:t xml:space="preserve">Метод черного ящика основан на тестировании программного продукта без анализа внутренней структуры исходного кода. Проверка осуществляется путем выполнения пользовательских действий и анализа получаемых результатов. Такой подход позволяет оценить соответствие работы системы функциональным требованиям проекта, корректность обработки пользовательских запросов и стабильность взаимодействия компонентов интерфейса. </w:t>
-      </w:r>
-      <w:r>
-        <w:rPr>
-          <w:highlight w:val="yellow"/>
-        </w:rPr>
-        <w:t>Основное внимание уделялось проверке регистрации и авторизации пользователей, генерации списков задач с использованием ИИ-сервиса, управлению задачами, работе командного функционала, обмену сообщениями и корректности отображения данных в пользовательском интерфейсе.</w:t>
-      </w:r>
-    </w:p>
-    <w:p>
-      <w:r>
-        <w:t xml:space="preserve">Дополнительно для проверки серверной части приложения использовалось модульное тестирование </w:t>
+        <w:t>4.3 Протоколы тестирования</w:t>
+      </w:r>
+    </w:p>
+    <w:p>
+      <w:r>
+        <w:t xml:space="preserve">Для подтверждения </w:t>
+      </w:r>
+      <w:r>
+        <w:t>работоспособности</w:t>
+      </w:r>
+      <w:r>
+        <w:t xml:space="preserve"> разработанного веб-приложения были сформированы протоколы тестирования, отражающие результаты проверки пользовательского интерфейса и серверной части системы. Проверка функциональности приложения выполнялась с использованием двух взаимосвязанных подходов: тестирования пользовательских сценариев методом черного ящика и автоматизированного модульного тестирования </w:t>
       </w:r>
       <w:proofErr w:type="spellStart"/>
       <w:r>
@@ -10542,106 +11831,5977 @@
       </w:r>
       <w:proofErr w:type="spellEnd"/>
       <w:r>
-        <w:t xml:space="preserve">-компонентов. В процессе тестирования проверялась корректность работы API-методов </w:t>
+        <w:t xml:space="preserve">-компонентов. Подобная организация тестирования позволила оценить работу системы не только с позиции конечного пользователя, но и на уровне внутренних механизмов обработки данных, взаимодействия сервисов и работы базы данных </w:t>
       </w:r>
       <w:proofErr w:type="spellStart"/>
       <w:r>
-        <w:t>FastAPI</w:t>
+        <w:t>PostgreSQL</w:t>
       </w:r>
       <w:proofErr w:type="spellEnd"/>
       <w:r>
-        <w:t xml:space="preserve">, обработка HTTP-запросов, механизмы валидации данных, работа JWT-аутентификации, взаимодействие с базой данных </w:t>
-      </w:r>
-      <w:proofErr w:type="spellStart"/>
-      <w:r>
-        <w:t>PostgreSQL</w:t>
-      </w:r>
-      <w:proofErr w:type="spellEnd"/>
-      <w:r>
-        <w:t xml:space="preserve"> и обработка ошибок. Для этого были разработаны отдельные тесты, позволяющие проверить корректность работы функций при передаче как корректных, так и некорректных входных данных.</w:t>
-      </w:r>
-    </w:p>
-    <w:p>
+        <w:t>.</w:t>
+      </w:r>
+    </w:p>
+    <w:p>
+      <w:r>
+        <w:t>Протоколы пользовательского тестирования фиксируют результаты выполнения основных сценариев эксплуатации системы, связанных с регистрацией и авторизацией пользователей, генерацией списков задач, созданием команд и обменом сообщениями внутри командного пространства. Модульные тесты дополняют данные проверки и подтверждают корректность работы серверной логики, обработку пользовательских запросов, взаимодействие с базой данных и стабильность функционирования отдельных компонентов приложения. Использование двух видов тестирования для каждого ключевого функционального элемента позволило обеспечить комплексную проверку системы и подтвердить корректность взаимодействия клиентской и серверной частей веб-приложения.</w:t>
+      </w:r>
+    </w:p>
+    <w:p>
+      <w:r>
+        <w:t>Проверка механизмов регистрации и авторизации пользователей выполнялась на этапе тестирования базовых компонентов системы, поскольку данные функции обеспечивают доступ пользователей к остальному функционалу приложения. В процессе пользовательского тестирования анализировал</w:t>
+      </w:r>
+      <w:r>
+        <w:t>и</w:t>
+      </w:r>
+      <w:r>
+        <w:t>сь</w:t>
+      </w:r>
+      <w:r>
+        <w:t xml:space="preserve"> </w:t>
+      </w:r>
+      <w:r>
+        <w:t xml:space="preserve">взаимодействия с интерфейсом регистрации и входа в систему, обработка введенных учетных данных и переход между страницами приложения. </w:t>
+      </w:r>
+    </w:p>
+    <w:p>
+      <w:pPr>
+        <w:widowControl w:val="0"/>
+      </w:pPr>
       <w:r>
         <w:lastRenderedPageBreak/>
-        <w:t>Процесс тестирования включал выполнение различных пользовательских сценариев: регистрацию учетной записи, авторизацию в системе, создание целей, генерацию задач при помощи искусственного интеллекта, редактирование информации, создание команд и взаимодействие пользователей через встроенный чат. Дополнительно выполнялась проверка обработки ошибочных ситуаций, включая ввод пустых полей, некорректных учетных данных, отправку пустых запросов и попытки выполнения действий без авторизации.</w:t>
-      </w:r>
-    </w:p>
-    <w:p>
-      <w:r>
-        <w:t xml:space="preserve">Использование выбранной стратегии тестирования </w:t>
-      </w:r>
-      <w:r>
-        <w:t>позволяет</w:t>
-      </w:r>
-      <w:r>
-        <w:t xml:space="preserve"> оценить стабильность работы веб-приложения, проверить корректность взаимодействия между</w:t>
-      </w:r>
-      <w:r>
-        <w:t xml:space="preserve"> клиентской</w:t>
-      </w:r>
-      <w:r>
-        <w:t xml:space="preserve"> и </w:t>
-      </w:r>
-      <w:r>
-        <w:t xml:space="preserve">серверной </w:t>
-      </w:r>
-      <w:r>
-        <w:t>ч</w:t>
-      </w:r>
-      <w:r>
-        <w:t>астей</w:t>
-      </w:r>
-      <w:r>
-        <w:t xml:space="preserve"> системы, а также выявить возможные ошибки обработки пользовательских данных и работы отдельных компонентов программного продукта.</w:t>
-      </w:r>
-    </w:p>
-    <w:p>
-      <w:pPr>
-        <w:pStyle w:val="2"/>
-      </w:pPr>
-      <w:r>
-        <w:rPr>
-          <w:lang w:val="en-US"/>
-        </w:rPr>
-        <w:t xml:space="preserve">4.2 </w:t>
-      </w:r>
-      <w:r>
-        <w:t>Разработка методов тестирования</w:t>
-      </w:r>
-    </w:p>
-    <w:p>
-      <w:pPr>
+        <w:t xml:space="preserve">Модульное тестирование дополняло данные проверки и позволяло убедиться в </w:t>
+      </w:r>
+      <w:r>
+        <w:t>работоспособности</w:t>
+      </w:r>
+      <w:r>
+        <w:t xml:space="preserve"> механизмов сохранения учетной записи, обработки аутентификации, проверки пароля и формирования данных авторизованного пользователя. </w:t>
+      </w:r>
+    </w:p>
+    <w:p>
+      <w:pPr>
+        <w:widowControl w:val="0"/>
+      </w:pPr>
+      <w:r>
+        <w:t>Полученные результаты пользовательского и модульного тестирования функции регистрации представлены в таблицах 4.1 и 4.2.</w:t>
+      </w:r>
+    </w:p>
+    <w:p>
+      <w:pPr>
+        <w:ind w:firstLine="0"/>
         <w:rPr>
           <w:lang w:eastAsia="ru-RU"/>
         </w:rPr>
       </w:pPr>
+      <w:r>
+        <w:t>Таблица 4.1 – Протокол пользовательского тестирования регистрации</w:t>
+      </w:r>
+    </w:p>
+    <w:tbl>
+      <w:tblPr>
+        <w:tblStyle w:val="a7"/>
+        <w:tblW w:w="0" w:type="auto"/>
+        <w:tblLook w:val="04A0" w:firstRow="1" w:lastRow="0" w:firstColumn="1" w:lastColumn="0" w:noHBand="0" w:noVBand="1"/>
+      </w:tblPr>
+      <w:tblGrid>
+        <w:gridCol w:w="3681"/>
+        <w:gridCol w:w="6088"/>
+      </w:tblGrid>
+      <w:tr>
+        <w:tc>
+          <w:tcPr>
+            <w:tcW w:w="3681" w:type="dxa"/>
+          </w:tcPr>
+          <w:p>
+            <w:pPr>
+              <w:ind w:firstLine="0"/>
+              <w:jc w:val="center"/>
+              <w:rPr>
+                <w:sz w:val="24"/>
+                <w:szCs w:val="24"/>
+              </w:rPr>
+            </w:pPr>
+            <w:r>
+              <w:rPr>
+                <w:sz w:val="24"/>
+                <w:szCs w:val="24"/>
+              </w:rPr>
+              <w:t>Наименование</w:t>
+            </w:r>
+          </w:p>
+        </w:tc>
+        <w:tc>
+          <w:tcPr>
+            <w:tcW w:w="6088" w:type="dxa"/>
+          </w:tcPr>
+          <w:p>
+            <w:pPr>
+              <w:ind w:firstLine="0"/>
+              <w:jc w:val="center"/>
+              <w:rPr>
+                <w:sz w:val="24"/>
+                <w:szCs w:val="24"/>
+              </w:rPr>
+            </w:pPr>
+            <w:r>
+              <w:rPr>
+                <w:sz w:val="24"/>
+                <w:szCs w:val="24"/>
+              </w:rPr>
+              <w:t>Описание</w:t>
+            </w:r>
+          </w:p>
+        </w:tc>
+      </w:tr>
+      <w:tr>
+        <w:tc>
+          <w:tcPr>
+            <w:tcW w:w="3681" w:type="dxa"/>
+          </w:tcPr>
+          <w:p>
+            <w:pPr>
+              <w:ind w:firstLine="0"/>
+              <w:rPr>
+                <w:sz w:val="24"/>
+                <w:szCs w:val="24"/>
+              </w:rPr>
+            </w:pPr>
+            <w:r>
+              <w:rPr>
+                <w:sz w:val="24"/>
+                <w:szCs w:val="24"/>
+              </w:rPr>
+              <w:t>Test Case #</w:t>
+            </w:r>
+          </w:p>
+        </w:tc>
+        <w:tc>
+          <w:tcPr>
+            <w:tcW w:w="6088" w:type="dxa"/>
+          </w:tcPr>
+          <w:p>
+            <w:pPr>
+              <w:ind w:firstLine="0"/>
+              <w:rPr>
+                <w:sz w:val="24"/>
+                <w:szCs w:val="24"/>
+              </w:rPr>
+            </w:pPr>
+            <w:r>
+              <w:rPr>
+                <w:sz w:val="24"/>
+                <w:szCs w:val="24"/>
+              </w:rPr>
+              <w:t>1</w:t>
+            </w:r>
+          </w:p>
+        </w:tc>
+      </w:tr>
+      <w:tr>
+        <w:tc>
+          <w:tcPr>
+            <w:tcW w:w="3681" w:type="dxa"/>
+          </w:tcPr>
+          <w:p>
+            <w:pPr>
+              <w:ind w:firstLine="0"/>
+              <w:rPr>
+                <w:sz w:val="24"/>
+                <w:szCs w:val="24"/>
+              </w:rPr>
+            </w:pPr>
+            <w:r>
+              <w:rPr>
+                <w:sz w:val="24"/>
+                <w:szCs w:val="24"/>
+              </w:rPr>
+              <w:t>Приоритет тестирования</w:t>
+            </w:r>
+          </w:p>
+        </w:tc>
+        <w:tc>
+          <w:tcPr>
+            <w:tcW w:w="6088" w:type="dxa"/>
+          </w:tcPr>
+          <w:p>
+            <w:pPr>
+              <w:ind w:firstLine="0"/>
+              <w:rPr>
+                <w:sz w:val="24"/>
+                <w:szCs w:val="24"/>
+              </w:rPr>
+            </w:pPr>
+            <w:r>
+              <w:rPr>
+                <w:sz w:val="24"/>
+                <w:szCs w:val="24"/>
+              </w:rPr>
+              <w:t>Высокий</w:t>
+            </w:r>
+          </w:p>
+        </w:tc>
+      </w:tr>
+      <w:tr>
+        <w:tc>
+          <w:tcPr>
+            <w:tcW w:w="3681" w:type="dxa"/>
+          </w:tcPr>
+          <w:p>
+            <w:pPr>
+              <w:ind w:firstLine="0"/>
+              <w:rPr>
+                <w:sz w:val="24"/>
+                <w:szCs w:val="24"/>
+              </w:rPr>
+            </w:pPr>
+            <w:r>
+              <w:rPr>
+                <w:sz w:val="24"/>
+                <w:szCs w:val="24"/>
+              </w:rPr>
+              <w:t>Название тестирования</w:t>
+            </w:r>
+          </w:p>
+        </w:tc>
+        <w:tc>
+          <w:tcPr>
+            <w:tcW w:w="6088" w:type="dxa"/>
+          </w:tcPr>
+          <w:p>
+            <w:pPr>
+              <w:ind w:firstLine="0"/>
+              <w:rPr>
+                <w:sz w:val="24"/>
+                <w:szCs w:val="24"/>
+              </w:rPr>
+            </w:pPr>
+            <w:r>
+              <w:rPr>
+                <w:sz w:val="24"/>
+                <w:szCs w:val="24"/>
+              </w:rPr>
+              <w:t>Модульное тестирование функции авторизации пользователя</w:t>
+            </w:r>
+          </w:p>
+        </w:tc>
+      </w:tr>
+      <w:tr>
+        <w:tc>
+          <w:tcPr>
+            <w:tcW w:w="3681" w:type="dxa"/>
+          </w:tcPr>
+          <w:p>
+            <w:pPr>
+              <w:ind w:firstLine="0"/>
+              <w:rPr>
+                <w:sz w:val="24"/>
+                <w:szCs w:val="24"/>
+              </w:rPr>
+            </w:pPr>
+            <w:r>
+              <w:rPr>
+                <w:sz w:val="24"/>
+                <w:szCs w:val="24"/>
+              </w:rPr>
+              <w:t>Цель тестирования</w:t>
+            </w:r>
+          </w:p>
+        </w:tc>
+        <w:tc>
+          <w:tcPr>
+            <w:tcW w:w="6088" w:type="dxa"/>
+          </w:tcPr>
+          <w:p>
+            <w:pPr>
+              <w:ind w:firstLine="0"/>
+              <w:rPr>
+                <w:sz w:val="24"/>
+                <w:szCs w:val="24"/>
+              </w:rPr>
+            </w:pPr>
+            <w:r>
+              <w:rPr>
+                <w:sz w:val="24"/>
+                <w:szCs w:val="24"/>
+              </w:rPr>
+              <w:t>Проверка корректности работы функции регистрации и последующей авторизации пользователя</w:t>
+            </w:r>
+          </w:p>
+        </w:tc>
+      </w:tr>
+      <w:tr>
+        <w:tc>
+          <w:tcPr>
+            <w:tcW w:w="3681" w:type="dxa"/>
+          </w:tcPr>
+          <w:p>
+            <w:pPr>
+              <w:ind w:firstLine="0"/>
+              <w:rPr>
+                <w:sz w:val="24"/>
+                <w:szCs w:val="24"/>
+              </w:rPr>
+            </w:pPr>
+            <w:r>
+              <w:rPr>
+                <w:sz w:val="24"/>
+                <w:szCs w:val="24"/>
+              </w:rPr>
+              <w:t>Шаги тестирования</w:t>
+            </w:r>
+          </w:p>
+        </w:tc>
+        <w:tc>
+          <w:tcPr>
+            <w:tcW w:w="6088" w:type="dxa"/>
+          </w:tcPr>
+          <w:p>
+            <w:pPr>
+              <w:ind w:firstLine="0"/>
+              <w:rPr>
+                <w:sz w:val="24"/>
+                <w:szCs w:val="24"/>
+              </w:rPr>
+            </w:pPr>
+            <w:r>
+              <w:rPr>
+                <w:sz w:val="24"/>
+                <w:szCs w:val="24"/>
+              </w:rPr>
+              <w:t>1 Создание тестового пользователя в базе данных</w:t>
+            </w:r>
+          </w:p>
+          <w:p>
+            <w:pPr>
+              <w:ind w:firstLine="0"/>
+              <w:rPr>
+                <w:sz w:val="24"/>
+                <w:szCs w:val="24"/>
+              </w:rPr>
+            </w:pPr>
+            <w:r>
+              <w:rPr>
+                <w:sz w:val="24"/>
+                <w:szCs w:val="24"/>
+              </w:rPr>
+              <w:t>2 Проверка корректности сохранения учетных данных</w:t>
+            </w:r>
+          </w:p>
+          <w:p>
+            <w:pPr>
+              <w:ind w:firstLine="0"/>
+              <w:rPr>
+                <w:sz w:val="24"/>
+                <w:szCs w:val="24"/>
+              </w:rPr>
+            </w:pPr>
+            <w:r>
+              <w:rPr>
+                <w:sz w:val="24"/>
+                <w:szCs w:val="24"/>
+              </w:rPr>
+              <w:t>3 Выполнение авторизации пользователя по электронной почте и паролю</w:t>
+            </w:r>
+          </w:p>
+          <w:p>
+            <w:pPr>
+              <w:ind w:firstLine="0"/>
+              <w:rPr>
+                <w:sz w:val="24"/>
+                <w:szCs w:val="24"/>
+              </w:rPr>
+            </w:pPr>
+            <w:r>
+              <w:rPr>
+                <w:sz w:val="24"/>
+                <w:szCs w:val="24"/>
+              </w:rPr>
+              <w:t>4 Сравнение идентификатора авторизованного пользователя с идентификатором созданного пользователя</w:t>
+            </w:r>
+          </w:p>
+        </w:tc>
+      </w:tr>
+      <w:tr>
+        <w:tc>
+          <w:tcPr>
+            <w:tcW w:w="3681" w:type="dxa"/>
+          </w:tcPr>
+          <w:p>
+            <w:pPr>
+              <w:ind w:firstLine="0"/>
+              <w:rPr>
+                <w:sz w:val="24"/>
+                <w:szCs w:val="24"/>
+              </w:rPr>
+            </w:pPr>
+            <w:r>
+              <w:rPr>
+                <w:sz w:val="24"/>
+                <w:szCs w:val="24"/>
+              </w:rPr>
+              <w:t>Данные тестирования</w:t>
+            </w:r>
+          </w:p>
+        </w:tc>
+        <w:tc>
+          <w:tcPr>
+            <w:tcW w:w="6088" w:type="dxa"/>
+          </w:tcPr>
+          <w:p>
+            <w:pPr>
+              <w:ind w:firstLine="0"/>
+              <w:rPr>
+                <w:sz w:val="24"/>
+                <w:szCs w:val="24"/>
+              </w:rPr>
+            </w:pPr>
+            <w:r>
+              <w:rPr>
+                <w:sz w:val="24"/>
+                <w:szCs w:val="24"/>
+              </w:rPr>
+              <w:t>1 Имя пользователя – «</w:t>
+            </w:r>
+            <w:proofErr w:type="spellStart"/>
+            <w:r>
+              <w:rPr>
+                <w:sz w:val="24"/>
+                <w:szCs w:val="24"/>
+              </w:rPr>
+              <w:t>login_user</w:t>
+            </w:r>
+            <w:proofErr w:type="spellEnd"/>
+            <w:r>
+              <w:rPr>
+                <w:sz w:val="24"/>
+                <w:szCs w:val="24"/>
+              </w:rPr>
+              <w:t>»</w:t>
+            </w:r>
+          </w:p>
+          <w:p>
+            <w:pPr>
+              <w:ind w:firstLine="0"/>
+              <w:rPr>
+                <w:sz w:val="24"/>
+                <w:szCs w:val="24"/>
+              </w:rPr>
+            </w:pPr>
+            <w:r>
+              <w:rPr>
+                <w:sz w:val="24"/>
+                <w:szCs w:val="24"/>
+              </w:rPr>
+              <w:t>2 Электронная почта – «login_user_xxxxxxxx@example.com»</w:t>
+            </w:r>
+          </w:p>
+          <w:p>
+            <w:pPr>
+              <w:ind w:firstLine="0"/>
+              <w:rPr>
+                <w:sz w:val="24"/>
+                <w:szCs w:val="24"/>
+              </w:rPr>
+            </w:pPr>
+            <w:r>
+              <w:rPr>
+                <w:sz w:val="24"/>
+                <w:szCs w:val="24"/>
+              </w:rPr>
+              <w:t>3 Пароль – «Secret123!»</w:t>
+            </w:r>
+          </w:p>
+        </w:tc>
+      </w:tr>
+      <w:tr>
+        <w:tc>
+          <w:tcPr>
+            <w:tcW w:w="3681" w:type="dxa"/>
+          </w:tcPr>
+          <w:p>
+            <w:pPr>
+              <w:ind w:firstLine="0"/>
+              <w:rPr>
+                <w:sz w:val="24"/>
+                <w:szCs w:val="24"/>
+              </w:rPr>
+            </w:pPr>
+            <w:r>
+              <w:rPr>
+                <w:sz w:val="24"/>
+                <w:szCs w:val="24"/>
+              </w:rPr>
+              <w:t>Ожидаемый результат</w:t>
+            </w:r>
+          </w:p>
+        </w:tc>
+        <w:tc>
+          <w:tcPr>
+            <w:tcW w:w="6088" w:type="dxa"/>
+          </w:tcPr>
+          <w:p>
+            <w:pPr>
+              <w:ind w:firstLine="0"/>
+              <w:rPr>
+                <w:sz w:val="24"/>
+                <w:szCs w:val="24"/>
+              </w:rPr>
+            </w:pPr>
+            <w:r>
+              <w:rPr>
+                <w:sz w:val="24"/>
+                <w:szCs w:val="24"/>
+              </w:rPr>
+              <w:t>Пользователь успешно создается в базе данных. Авторизация выполняется корректно. Возвращаемый идентификатор пользователя соответствует созданной учетной записи</w:t>
+            </w:r>
+          </w:p>
+        </w:tc>
+      </w:tr>
+      <w:tr>
+        <w:tc>
+          <w:tcPr>
+            <w:tcW w:w="3681" w:type="dxa"/>
+          </w:tcPr>
+          <w:p>
+            <w:pPr>
+              <w:ind w:firstLine="0"/>
+              <w:rPr>
+                <w:sz w:val="24"/>
+                <w:szCs w:val="24"/>
+              </w:rPr>
+            </w:pPr>
+            <w:r>
+              <w:rPr>
+                <w:sz w:val="24"/>
+                <w:szCs w:val="24"/>
+              </w:rPr>
+              <w:t>Фактический результат</w:t>
+            </w:r>
+          </w:p>
+        </w:tc>
+        <w:tc>
+          <w:tcPr>
+            <w:tcW w:w="6088" w:type="dxa"/>
+          </w:tcPr>
+          <w:p>
+            <w:pPr>
+              <w:ind w:firstLine="0"/>
+              <w:rPr>
+                <w:sz w:val="24"/>
+                <w:szCs w:val="24"/>
+              </w:rPr>
+            </w:pPr>
+            <w:r>
+              <w:rPr>
+                <w:sz w:val="24"/>
+                <w:szCs w:val="24"/>
+              </w:rPr>
+              <w:t>Тест выполнен успешно. Пользователь создан в базе данных, авторизация выполнена корректно, идентификаторы совпадают</w:t>
+            </w:r>
+          </w:p>
+        </w:tc>
+      </w:tr>
+    </w:tbl>
+    <w:p>
+      <w:pPr>
+        <w:ind w:firstLine="0"/>
+      </w:pPr>
+    </w:p>
+    <w:p>
+      <w:pPr>
+        <w:ind w:firstLine="0"/>
+        <w:rPr>
+          <w:lang w:eastAsia="ru-RU"/>
+        </w:rPr>
+      </w:pPr>
+      <w:r>
+        <w:t>Таблица 4.</w:t>
+      </w:r>
+      <w:r>
+        <w:t>2</w:t>
+      </w:r>
+      <w:r>
+        <w:t xml:space="preserve"> – </w:t>
+      </w:r>
+      <w:r>
+        <w:t>Протокол модульного тестирования регистрации</w:t>
+      </w:r>
+    </w:p>
+    <w:tbl>
+      <w:tblPr>
+        <w:tblStyle w:val="a7"/>
+        <w:tblW w:w="0" w:type="auto"/>
+        <w:tblLook w:val="04A0" w:firstRow="1" w:lastRow="0" w:firstColumn="1" w:lastColumn="0" w:noHBand="0" w:noVBand="1"/>
+      </w:tblPr>
+      <w:tblGrid>
+        <w:gridCol w:w="3681"/>
+        <w:gridCol w:w="6088"/>
+      </w:tblGrid>
+      <w:tr>
+        <w:tc>
+          <w:tcPr>
+            <w:tcW w:w="3681" w:type="dxa"/>
+          </w:tcPr>
+          <w:p>
+            <w:pPr>
+              <w:ind w:firstLine="0"/>
+              <w:jc w:val="center"/>
+              <w:rPr>
+                <w:sz w:val="24"/>
+                <w:szCs w:val="24"/>
+              </w:rPr>
+            </w:pPr>
+            <w:r>
+              <w:rPr>
+                <w:sz w:val="24"/>
+                <w:szCs w:val="24"/>
+              </w:rPr>
+              <w:t>Наименование</w:t>
+            </w:r>
+          </w:p>
+        </w:tc>
+        <w:tc>
+          <w:tcPr>
+            <w:tcW w:w="6088" w:type="dxa"/>
+          </w:tcPr>
+          <w:p>
+            <w:pPr>
+              <w:ind w:firstLine="0"/>
+              <w:jc w:val="center"/>
+              <w:rPr>
+                <w:sz w:val="24"/>
+                <w:szCs w:val="24"/>
+              </w:rPr>
+            </w:pPr>
+            <w:r>
+              <w:rPr>
+                <w:sz w:val="24"/>
+                <w:szCs w:val="24"/>
+              </w:rPr>
+              <w:t>Описание</w:t>
+            </w:r>
+          </w:p>
+        </w:tc>
+      </w:tr>
+      <w:tr>
+        <w:tc>
+          <w:tcPr>
+            <w:tcW w:w="3681" w:type="dxa"/>
+          </w:tcPr>
+          <w:p>
+            <w:pPr>
+              <w:ind w:firstLine="0"/>
+              <w:rPr>
+                <w:sz w:val="24"/>
+                <w:szCs w:val="24"/>
+                <w:lang w:val="en-US"/>
+              </w:rPr>
+            </w:pPr>
+            <w:r>
+              <w:rPr>
+                <w:sz w:val="24"/>
+                <w:szCs w:val="24"/>
+                <w:lang w:val="en-US"/>
+              </w:rPr>
+              <w:t xml:space="preserve">Test Case # </w:t>
+            </w:r>
+          </w:p>
+        </w:tc>
+        <w:tc>
+          <w:tcPr>
+            <w:tcW w:w="6088" w:type="dxa"/>
+          </w:tcPr>
+          <w:p>
+            <w:pPr>
+              <w:ind w:firstLine="0"/>
+              <w:rPr>
+                <w:sz w:val="24"/>
+                <w:szCs w:val="24"/>
+              </w:rPr>
+            </w:pPr>
+            <w:r>
+              <w:rPr>
+                <w:sz w:val="24"/>
+                <w:szCs w:val="24"/>
+              </w:rPr>
+              <w:t>1</w:t>
+            </w:r>
+          </w:p>
+        </w:tc>
+      </w:tr>
+      <w:tr>
+        <w:tc>
+          <w:tcPr>
+            <w:tcW w:w="3681" w:type="dxa"/>
+          </w:tcPr>
+          <w:p>
+            <w:pPr>
+              <w:ind w:firstLine="0"/>
+              <w:rPr>
+                <w:sz w:val="24"/>
+                <w:szCs w:val="24"/>
+              </w:rPr>
+            </w:pPr>
+            <w:r>
+              <w:rPr>
+                <w:sz w:val="24"/>
+                <w:szCs w:val="24"/>
+              </w:rPr>
+              <w:t>Приоритет тестирования</w:t>
+            </w:r>
+          </w:p>
+        </w:tc>
+        <w:tc>
+          <w:tcPr>
+            <w:tcW w:w="6088" w:type="dxa"/>
+          </w:tcPr>
+          <w:p>
+            <w:pPr>
+              <w:ind w:firstLine="0"/>
+              <w:rPr>
+                <w:sz w:val="24"/>
+                <w:szCs w:val="24"/>
+              </w:rPr>
+            </w:pPr>
+            <w:r>
+              <w:rPr>
+                <w:sz w:val="24"/>
+                <w:szCs w:val="24"/>
+              </w:rPr>
+              <w:t>Высокий</w:t>
+            </w:r>
+          </w:p>
+        </w:tc>
+      </w:tr>
+      <w:tr>
+        <w:tc>
+          <w:tcPr>
+            <w:tcW w:w="3681" w:type="dxa"/>
+          </w:tcPr>
+          <w:p>
+            <w:pPr>
+              <w:tabs>
+                <w:tab w:val="left" w:pos="1230"/>
+              </w:tabs>
+              <w:ind w:firstLine="0"/>
+              <w:rPr>
+                <w:sz w:val="24"/>
+                <w:szCs w:val="24"/>
+              </w:rPr>
+            </w:pPr>
+            <w:r>
+              <w:rPr>
+                <w:sz w:val="24"/>
+                <w:szCs w:val="24"/>
+              </w:rPr>
+              <w:t>Название тестирования</w:t>
+            </w:r>
+          </w:p>
+        </w:tc>
+        <w:tc>
+          <w:tcPr>
+            <w:tcW w:w="6088" w:type="dxa"/>
+          </w:tcPr>
+          <w:p>
+            <w:pPr>
+              <w:ind w:firstLine="0"/>
+              <w:rPr>
+                <w:sz w:val="24"/>
+                <w:szCs w:val="24"/>
+              </w:rPr>
+            </w:pPr>
+            <w:r>
+              <w:rPr>
+                <w:sz w:val="24"/>
+                <w:szCs w:val="24"/>
+              </w:rPr>
+              <w:t>Регистрация пользователя</w:t>
+            </w:r>
+          </w:p>
+        </w:tc>
+      </w:tr>
+      <w:tr>
+        <w:tc>
+          <w:tcPr>
+            <w:tcW w:w="3681" w:type="dxa"/>
+          </w:tcPr>
+          <w:p>
+            <w:pPr>
+              <w:ind w:firstLine="0"/>
+              <w:rPr>
+                <w:sz w:val="24"/>
+                <w:szCs w:val="24"/>
+              </w:rPr>
+            </w:pPr>
+            <w:r>
+              <w:rPr>
+                <w:sz w:val="24"/>
+                <w:szCs w:val="24"/>
+              </w:rPr>
+              <w:t>Шаги тестирования</w:t>
+            </w:r>
+          </w:p>
+        </w:tc>
+        <w:tc>
+          <w:tcPr>
+            <w:tcW w:w="6088" w:type="dxa"/>
+          </w:tcPr>
+          <w:p>
+            <w:pPr>
+              <w:ind w:firstLine="0"/>
+              <w:rPr>
+                <w:sz w:val="24"/>
+                <w:szCs w:val="24"/>
+              </w:rPr>
+            </w:pPr>
+            <w:r>
+              <w:rPr>
+                <w:sz w:val="24"/>
+                <w:szCs w:val="24"/>
+              </w:rPr>
+              <w:t>1 Открытие страницы «Регистрация»</w:t>
+            </w:r>
+          </w:p>
+          <w:p>
+            <w:pPr>
+              <w:ind w:firstLine="0"/>
+              <w:rPr>
+                <w:sz w:val="24"/>
+                <w:szCs w:val="24"/>
+              </w:rPr>
+            </w:pPr>
+            <w:r>
+              <w:rPr>
+                <w:sz w:val="24"/>
+                <w:szCs w:val="24"/>
+              </w:rPr>
+              <w:t>2 Ввод данных пользователя</w:t>
+            </w:r>
+          </w:p>
+          <w:p>
+            <w:pPr>
+              <w:ind w:firstLine="0"/>
+              <w:rPr>
+                <w:sz w:val="24"/>
+                <w:szCs w:val="24"/>
+              </w:rPr>
+            </w:pPr>
+            <w:r>
+              <w:rPr>
+                <w:sz w:val="24"/>
+                <w:szCs w:val="24"/>
+              </w:rPr>
+              <w:t>3</w:t>
+            </w:r>
+            <w:r>
+              <w:rPr>
+                <w:sz w:val="24"/>
+                <w:szCs w:val="24"/>
+              </w:rPr>
+              <w:t> </w:t>
+            </w:r>
+            <w:r>
+              <w:rPr>
+                <w:sz w:val="24"/>
+                <w:szCs w:val="24"/>
+              </w:rPr>
+              <w:t>Нажатие</w:t>
+            </w:r>
+            <w:r>
+              <w:rPr>
+                <w:sz w:val="24"/>
+                <w:szCs w:val="24"/>
+                <w:lang w:val="en-US"/>
+              </w:rPr>
+              <w:t xml:space="preserve"> </w:t>
+            </w:r>
+            <w:r>
+              <w:rPr>
+                <w:sz w:val="24"/>
+                <w:szCs w:val="24"/>
+              </w:rPr>
+              <w:t>кнопки «Зарегистрироваться»</w:t>
+            </w:r>
+          </w:p>
+        </w:tc>
+      </w:tr>
+    </w:tbl>
+    <w:p>
+      <w:pPr>
+        <w:ind w:firstLine="0"/>
+      </w:pPr>
+    </w:p>
+    <w:p>
+      <w:pPr>
+        <w:ind w:firstLine="0"/>
+      </w:pPr>
+      <w:r>
+        <w:lastRenderedPageBreak/>
+        <w:t>Продолжение таблицы</w:t>
+      </w:r>
+      <w:r>
+        <w:t xml:space="preserve"> 4.2</w:t>
+      </w:r>
+    </w:p>
+    <w:tbl>
+      <w:tblPr>
+        <w:tblStyle w:val="a7"/>
+        <w:tblW w:w="0" w:type="auto"/>
+        <w:tblLook w:val="04A0" w:firstRow="1" w:lastRow="0" w:firstColumn="1" w:lastColumn="0" w:noHBand="0" w:noVBand="1"/>
+      </w:tblPr>
+      <w:tblGrid>
+        <w:gridCol w:w="3681"/>
+        <w:gridCol w:w="6088"/>
+      </w:tblGrid>
+      <w:tr>
+        <w:tc>
+          <w:tcPr>
+            <w:tcW w:w="3681" w:type="dxa"/>
+          </w:tcPr>
+          <w:p>
+            <w:pPr>
+              <w:ind w:firstLine="0"/>
+              <w:rPr>
+                <w:sz w:val="24"/>
+                <w:szCs w:val="24"/>
+              </w:rPr>
+            </w:pPr>
+            <w:r>
+              <w:rPr>
+                <w:sz w:val="24"/>
+                <w:szCs w:val="24"/>
+              </w:rPr>
+              <w:t>Данные тестирования</w:t>
+            </w:r>
+          </w:p>
+        </w:tc>
+        <w:tc>
+          <w:tcPr>
+            <w:tcW w:w="6088" w:type="dxa"/>
+          </w:tcPr>
+          <w:p>
+            <w:pPr>
+              <w:ind w:firstLine="0"/>
+              <w:rPr>
+                <w:sz w:val="24"/>
+                <w:szCs w:val="24"/>
+              </w:rPr>
+            </w:pPr>
+            <w:r>
+              <w:rPr>
+                <w:sz w:val="24"/>
+                <w:szCs w:val="24"/>
+              </w:rPr>
+              <w:t>1</w:t>
+            </w:r>
+            <w:r>
+              <w:rPr>
+                <w:sz w:val="24"/>
+                <w:szCs w:val="24"/>
+              </w:rPr>
+              <w:t> </w:t>
+            </w:r>
+            <w:r>
+              <w:rPr>
+                <w:sz w:val="24"/>
+                <w:szCs w:val="24"/>
+              </w:rPr>
+              <w:t>Имя</w:t>
+            </w:r>
+            <w:r>
+              <w:rPr>
+                <w:sz w:val="24"/>
+                <w:szCs w:val="24"/>
+              </w:rPr>
+              <w:t> </w:t>
+            </w:r>
+            <w:r>
+              <w:rPr>
+                <w:sz w:val="24"/>
+                <w:szCs w:val="24"/>
+              </w:rPr>
+              <w:t>пользователя</w:t>
+            </w:r>
+            <w:r>
+              <w:rPr>
+                <w:sz w:val="24"/>
+                <w:szCs w:val="24"/>
+              </w:rPr>
+              <w:t> </w:t>
+            </w:r>
+            <w:r>
+              <w:rPr>
+                <w:sz w:val="24"/>
+                <w:szCs w:val="24"/>
+              </w:rPr>
+              <w:t>– «</w:t>
+            </w:r>
+            <w:proofErr w:type="spellStart"/>
+            <w:r>
+              <w:rPr>
+                <w:sz w:val="24"/>
+                <w:szCs w:val="24"/>
+              </w:rPr>
+              <w:t>alex_user</w:t>
+            </w:r>
+            <w:proofErr w:type="spellEnd"/>
+            <w:r>
+              <w:rPr>
+                <w:sz w:val="24"/>
+                <w:szCs w:val="24"/>
+              </w:rPr>
+              <w:t xml:space="preserve">» </w:t>
+            </w:r>
+            <w:r>
+              <w:rPr>
+                <w:sz w:val="24"/>
+                <w:szCs w:val="24"/>
+              </w:rPr>
+              <w:br/>
+              <w:t>2</w:t>
+            </w:r>
+            <w:r>
+              <w:rPr>
+                <w:sz w:val="24"/>
+                <w:szCs w:val="24"/>
+              </w:rPr>
+              <w:t> </w:t>
+            </w:r>
+            <w:r>
+              <w:rPr>
+                <w:sz w:val="24"/>
+                <w:szCs w:val="24"/>
+              </w:rPr>
+              <w:t xml:space="preserve">Электронная почта – «alex@gmail.com» </w:t>
+            </w:r>
+            <w:r>
+              <w:rPr>
+                <w:sz w:val="24"/>
+                <w:szCs w:val="24"/>
+              </w:rPr>
+              <w:br/>
+              <w:t>3 Пароль – «Secret123!»</w:t>
+            </w:r>
+          </w:p>
+        </w:tc>
+      </w:tr>
+      <w:tr>
+        <w:tc>
+          <w:tcPr>
+            <w:tcW w:w="3681" w:type="dxa"/>
+          </w:tcPr>
+          <w:p>
+            <w:pPr>
+              <w:ind w:firstLine="0"/>
+              <w:rPr>
+                <w:sz w:val="24"/>
+                <w:szCs w:val="24"/>
+              </w:rPr>
+            </w:pPr>
+            <w:r>
+              <w:rPr>
+                <w:sz w:val="24"/>
+                <w:szCs w:val="24"/>
+              </w:rPr>
+              <w:t>Ожидаемый результат</w:t>
+            </w:r>
+          </w:p>
+        </w:tc>
+        <w:tc>
+          <w:tcPr>
+            <w:tcW w:w="6088" w:type="dxa"/>
+          </w:tcPr>
+          <w:p>
+            <w:pPr>
+              <w:ind w:firstLine="0"/>
+              <w:rPr>
+                <w:sz w:val="24"/>
+                <w:szCs w:val="24"/>
+              </w:rPr>
+            </w:pPr>
+            <w:r>
+              <w:rPr>
+                <w:sz w:val="24"/>
+                <w:szCs w:val="24"/>
+              </w:rPr>
+              <w:t>Учетная запись успешно создается. Выполняется переход в систему</w:t>
+            </w:r>
+          </w:p>
+        </w:tc>
+      </w:tr>
+      <w:tr>
+        <w:tc>
+          <w:tcPr>
+            <w:tcW w:w="3681" w:type="dxa"/>
+          </w:tcPr>
+          <w:p>
+            <w:pPr>
+              <w:ind w:firstLine="0"/>
+              <w:rPr>
+                <w:sz w:val="24"/>
+                <w:szCs w:val="24"/>
+              </w:rPr>
+            </w:pPr>
+            <w:r>
+              <w:rPr>
+                <w:sz w:val="24"/>
+                <w:szCs w:val="24"/>
+              </w:rPr>
+              <w:t>Фактический результат</w:t>
+            </w:r>
+          </w:p>
+        </w:tc>
+        <w:tc>
+          <w:tcPr>
+            <w:tcW w:w="6088" w:type="dxa"/>
+          </w:tcPr>
+          <w:p>
+            <w:pPr>
+              <w:ind w:firstLine="0"/>
+              <w:rPr>
+                <w:sz w:val="24"/>
+                <w:szCs w:val="24"/>
+              </w:rPr>
+            </w:pPr>
+            <w:r>
+              <w:rPr>
+                <w:sz w:val="24"/>
+                <w:szCs w:val="24"/>
+              </w:rPr>
+              <w:t>Регистрация выполнена успешно. Пользователь авторизован в системе</w:t>
+            </w:r>
+          </w:p>
+        </w:tc>
+      </w:tr>
+    </w:tbl>
+    <w:p>
+      <w:r>
+        <w:t>Результаты тестирования подтвердили</w:t>
+      </w:r>
+      <w:r>
+        <w:t xml:space="preserve"> работоспособность </w:t>
+      </w:r>
+      <w:r>
+        <w:t>механизма регистрации как со стороны пользовательского интерфейса, так и на уровне серверной логики. Выполненные проверки подтвердили создание учетной записи,</w:t>
+      </w:r>
+      <w:r>
+        <w:t xml:space="preserve"> </w:t>
+      </w:r>
+      <w:r>
+        <w:t>сохранение пользовательских данных в базе данных и стабильную работу механизма автоматической авторизации после регистрации.</w:t>
+      </w:r>
+    </w:p>
+    <w:p>
+      <w:r>
+        <w:t xml:space="preserve">Работа системы аутентификации была дополнительно проверена при помощи отдельного тестирования процесса входа пользователя в систему. Анализ пользовательского сценария позволил подтвердить </w:t>
+      </w:r>
+      <w:r>
+        <w:t xml:space="preserve">работоспособность </w:t>
+      </w:r>
+      <w:r>
+        <w:t>обработки введенных учетных данных и стабильность загрузки основной страницы приложения после выполнения авторизации. Модульное тестирование подтвердило</w:t>
+      </w:r>
+      <w:r>
+        <w:t xml:space="preserve"> работоспособность</w:t>
+      </w:r>
+      <w:r>
+        <w:t xml:space="preserve"> поиска пользователя в базе данных, успешную проверку пароля и возврат идентификатора авторизованного пользователя. Полученные результаты пользовательского и модульного тестирования функции авторизации представлены в таблицах 4.3 и 4.4.</w:t>
+      </w:r>
+    </w:p>
+    <w:p>
+      <w:pPr>
+        <w:ind w:firstLine="0"/>
+      </w:pPr>
+      <w:r>
+        <w:t>Таблица 4.</w:t>
+      </w:r>
+      <w:r>
+        <w:t>3</w:t>
+      </w:r>
+      <w:r>
+        <w:t xml:space="preserve"> – </w:t>
+      </w:r>
+      <w:r>
+        <w:t>Протокол пользовательского тестирования авторизации</w:t>
+      </w:r>
+    </w:p>
+    <w:tbl>
+      <w:tblPr>
+        <w:tblStyle w:val="a7"/>
+        <w:tblW w:w="0" w:type="auto"/>
+        <w:tblLook w:val="04A0" w:firstRow="1" w:lastRow="0" w:firstColumn="1" w:lastColumn="0" w:noHBand="0" w:noVBand="1"/>
+      </w:tblPr>
+      <w:tblGrid>
+        <w:gridCol w:w="3681"/>
+        <w:gridCol w:w="6088"/>
+      </w:tblGrid>
+      <w:tr>
+        <w:tc>
+          <w:tcPr>
+            <w:tcW w:w="3681" w:type="dxa"/>
+          </w:tcPr>
+          <w:p>
+            <w:pPr>
+              <w:ind w:firstLine="0"/>
+              <w:jc w:val="center"/>
+              <w:rPr>
+                <w:sz w:val="24"/>
+                <w:szCs w:val="24"/>
+              </w:rPr>
+            </w:pPr>
+            <w:r>
+              <w:rPr>
+                <w:sz w:val="24"/>
+                <w:szCs w:val="24"/>
+              </w:rPr>
+              <w:t>Наименование</w:t>
+            </w:r>
+          </w:p>
+        </w:tc>
+        <w:tc>
+          <w:tcPr>
+            <w:tcW w:w="6088" w:type="dxa"/>
+          </w:tcPr>
+          <w:p>
+            <w:pPr>
+              <w:ind w:firstLine="0"/>
+              <w:jc w:val="center"/>
+              <w:rPr>
+                <w:sz w:val="24"/>
+                <w:szCs w:val="24"/>
+              </w:rPr>
+            </w:pPr>
+            <w:r>
+              <w:rPr>
+                <w:sz w:val="24"/>
+                <w:szCs w:val="24"/>
+              </w:rPr>
+              <w:t>Описание</w:t>
+            </w:r>
+          </w:p>
+        </w:tc>
+      </w:tr>
+      <w:tr>
+        <w:tc>
+          <w:tcPr>
+            <w:tcW w:w="3681" w:type="dxa"/>
+          </w:tcPr>
+          <w:p>
+            <w:pPr>
+              <w:ind w:firstLine="0"/>
+              <w:rPr>
+                <w:sz w:val="24"/>
+                <w:szCs w:val="24"/>
+                <w:lang w:val="en-US"/>
+              </w:rPr>
+            </w:pPr>
+            <w:r>
+              <w:rPr>
+                <w:sz w:val="24"/>
+                <w:szCs w:val="24"/>
+                <w:lang w:val="en-US"/>
+              </w:rPr>
+              <w:t xml:space="preserve">Test Case # </w:t>
+            </w:r>
+          </w:p>
+        </w:tc>
+        <w:tc>
+          <w:tcPr>
+            <w:tcW w:w="6088" w:type="dxa"/>
+          </w:tcPr>
+          <w:p>
+            <w:pPr>
+              <w:ind w:firstLine="0"/>
+              <w:rPr>
+                <w:sz w:val="24"/>
+                <w:szCs w:val="24"/>
+                <w:lang w:val="en-US"/>
+              </w:rPr>
+            </w:pPr>
+            <w:r>
+              <w:rPr>
+                <w:sz w:val="24"/>
+                <w:szCs w:val="24"/>
+                <w:lang w:val="en-US"/>
+              </w:rPr>
+              <w:t>2</w:t>
+            </w:r>
+          </w:p>
+        </w:tc>
+      </w:tr>
+      <w:tr>
+        <w:tc>
+          <w:tcPr>
+            <w:tcW w:w="3681" w:type="dxa"/>
+          </w:tcPr>
+          <w:p>
+            <w:pPr>
+              <w:ind w:firstLine="0"/>
+              <w:rPr>
+                <w:sz w:val="24"/>
+                <w:szCs w:val="24"/>
+              </w:rPr>
+            </w:pPr>
+            <w:r>
+              <w:rPr>
+                <w:sz w:val="24"/>
+                <w:szCs w:val="24"/>
+              </w:rPr>
+              <w:t>Приоритет тестирования</w:t>
+            </w:r>
+          </w:p>
+        </w:tc>
+        <w:tc>
+          <w:tcPr>
+            <w:tcW w:w="6088" w:type="dxa"/>
+          </w:tcPr>
+          <w:p>
+            <w:pPr>
+              <w:ind w:firstLine="0"/>
+              <w:rPr>
+                <w:sz w:val="24"/>
+                <w:szCs w:val="24"/>
+              </w:rPr>
+            </w:pPr>
+            <w:r>
+              <w:rPr>
+                <w:sz w:val="24"/>
+                <w:szCs w:val="24"/>
+              </w:rPr>
+              <w:t>Высокий</w:t>
+            </w:r>
+          </w:p>
+        </w:tc>
+      </w:tr>
+      <w:tr>
+        <w:tc>
+          <w:tcPr>
+            <w:tcW w:w="3681" w:type="dxa"/>
+          </w:tcPr>
+          <w:p>
+            <w:pPr>
+              <w:tabs>
+                <w:tab w:val="left" w:pos="1230"/>
+              </w:tabs>
+              <w:ind w:firstLine="0"/>
+              <w:rPr>
+                <w:sz w:val="24"/>
+                <w:szCs w:val="24"/>
+              </w:rPr>
+            </w:pPr>
+            <w:r>
+              <w:rPr>
+                <w:sz w:val="24"/>
+                <w:szCs w:val="24"/>
+              </w:rPr>
+              <w:t>Название тестирования</w:t>
+            </w:r>
+          </w:p>
+        </w:tc>
+        <w:tc>
+          <w:tcPr>
+            <w:tcW w:w="6088" w:type="dxa"/>
+          </w:tcPr>
+          <w:p>
+            <w:pPr>
+              <w:ind w:firstLine="0"/>
+              <w:rPr>
+                <w:sz w:val="24"/>
+                <w:szCs w:val="24"/>
+              </w:rPr>
+            </w:pPr>
+            <w:r>
+              <w:rPr>
+                <w:sz w:val="24"/>
+                <w:szCs w:val="24"/>
+              </w:rPr>
+              <w:t>Авторизация пользователя</w:t>
+            </w:r>
+          </w:p>
+        </w:tc>
+      </w:tr>
+      <w:tr>
+        <w:tc>
+          <w:tcPr>
+            <w:tcW w:w="3681" w:type="dxa"/>
+          </w:tcPr>
+          <w:p>
+            <w:pPr>
+              <w:ind w:firstLine="0"/>
+              <w:rPr>
+                <w:sz w:val="24"/>
+                <w:szCs w:val="24"/>
+              </w:rPr>
+            </w:pPr>
+            <w:r>
+              <w:rPr>
+                <w:sz w:val="24"/>
+                <w:szCs w:val="24"/>
+              </w:rPr>
+              <w:t>Шаги тестирования</w:t>
+            </w:r>
+          </w:p>
+        </w:tc>
+        <w:tc>
+          <w:tcPr>
+            <w:tcW w:w="6088" w:type="dxa"/>
+          </w:tcPr>
+          <w:p>
+            <w:pPr>
+              <w:ind w:firstLine="0"/>
+              <w:rPr>
+                <w:sz w:val="24"/>
+                <w:szCs w:val="24"/>
+              </w:rPr>
+            </w:pPr>
+            <w:r>
+              <w:rPr>
+                <w:sz w:val="24"/>
+                <w:szCs w:val="24"/>
+              </w:rPr>
+              <w:t xml:space="preserve">1 Открытие страницы «Вход в систему» </w:t>
+            </w:r>
+            <w:r>
+              <w:rPr>
+                <w:sz w:val="24"/>
+                <w:szCs w:val="24"/>
+              </w:rPr>
+              <w:br/>
+              <w:t xml:space="preserve">2 Ввод электронной почты и пароля </w:t>
+            </w:r>
+            <w:r>
+              <w:rPr>
+                <w:sz w:val="24"/>
+                <w:szCs w:val="24"/>
+              </w:rPr>
+              <w:br/>
+              <w:t>3 Нажатие кнопки «Войти»</w:t>
+            </w:r>
+          </w:p>
+        </w:tc>
+      </w:tr>
+      <w:tr>
+        <w:tc>
+          <w:tcPr>
+            <w:tcW w:w="3681" w:type="dxa"/>
+          </w:tcPr>
+          <w:p>
+            <w:pPr>
+              <w:ind w:firstLine="0"/>
+              <w:rPr>
+                <w:sz w:val="24"/>
+                <w:szCs w:val="24"/>
+              </w:rPr>
+            </w:pPr>
+            <w:r>
+              <w:rPr>
+                <w:sz w:val="24"/>
+                <w:szCs w:val="24"/>
+              </w:rPr>
+              <w:t>Данные тестирования</w:t>
+            </w:r>
+          </w:p>
+        </w:tc>
+        <w:tc>
+          <w:tcPr>
+            <w:tcW w:w="6088" w:type="dxa"/>
+          </w:tcPr>
+          <w:p>
+            <w:pPr>
+              <w:ind w:firstLine="0"/>
+              <w:rPr>
+                <w:sz w:val="24"/>
+                <w:szCs w:val="24"/>
+              </w:rPr>
+            </w:pPr>
+            <w:r>
+              <w:rPr>
+                <w:sz w:val="24"/>
+                <w:szCs w:val="24"/>
+              </w:rPr>
+              <w:t xml:space="preserve">1 Электронная почта – «alex@gmail.com» </w:t>
+            </w:r>
+            <w:r>
+              <w:rPr>
+                <w:sz w:val="24"/>
+                <w:szCs w:val="24"/>
+              </w:rPr>
+              <w:br/>
+              <w:t>2 Пароль – «Secret123!»</w:t>
+            </w:r>
+          </w:p>
+        </w:tc>
+      </w:tr>
+      <w:tr>
+        <w:tc>
+          <w:tcPr>
+            <w:tcW w:w="3681" w:type="dxa"/>
+          </w:tcPr>
+          <w:p>
+            <w:pPr>
+              <w:ind w:firstLine="0"/>
+              <w:rPr>
+                <w:sz w:val="24"/>
+                <w:szCs w:val="24"/>
+              </w:rPr>
+            </w:pPr>
+            <w:r>
+              <w:rPr>
+                <w:sz w:val="24"/>
+                <w:szCs w:val="24"/>
+              </w:rPr>
+              <w:t>Ожидаемый результат</w:t>
+            </w:r>
+          </w:p>
+        </w:tc>
+        <w:tc>
+          <w:tcPr>
+            <w:tcW w:w="6088" w:type="dxa"/>
+          </w:tcPr>
+          <w:p>
+            <w:pPr>
+              <w:ind w:firstLine="0"/>
+              <w:rPr>
+                <w:sz w:val="24"/>
+                <w:szCs w:val="24"/>
+              </w:rPr>
+            </w:pPr>
+            <w:r>
+              <w:rPr>
+                <w:sz w:val="24"/>
+                <w:szCs w:val="24"/>
+              </w:rPr>
+              <w:t>Выполняется успешная авторизация пользователя и загрузка главной страницы</w:t>
+            </w:r>
+          </w:p>
+        </w:tc>
+      </w:tr>
+      <w:tr>
+        <w:tc>
+          <w:tcPr>
+            <w:tcW w:w="3681" w:type="dxa"/>
+          </w:tcPr>
+          <w:p>
+            <w:pPr>
+              <w:ind w:firstLine="0"/>
+              <w:rPr>
+                <w:sz w:val="24"/>
+                <w:szCs w:val="24"/>
+              </w:rPr>
+            </w:pPr>
+            <w:r>
+              <w:rPr>
+                <w:sz w:val="24"/>
+                <w:szCs w:val="24"/>
+              </w:rPr>
+              <w:t>Фактический результат</w:t>
+            </w:r>
+          </w:p>
+        </w:tc>
+        <w:tc>
+          <w:tcPr>
+            <w:tcW w:w="6088" w:type="dxa"/>
+          </w:tcPr>
+          <w:p>
+            <w:pPr>
+              <w:ind w:firstLine="0"/>
+              <w:rPr>
+                <w:sz w:val="24"/>
+                <w:szCs w:val="24"/>
+              </w:rPr>
+            </w:pPr>
+            <w:r>
+              <w:rPr>
+                <w:sz w:val="24"/>
+                <w:szCs w:val="24"/>
+              </w:rPr>
+              <w:t>Авторизация выполнена успешно. Главная страница приложения отображается корректно</w:t>
+            </w:r>
+          </w:p>
+        </w:tc>
+      </w:tr>
+    </w:tbl>
+    <w:p>
+      <w:pPr>
+        <w:ind w:firstLine="0"/>
+      </w:pPr>
+      <w:r>
+        <w:t>Таблица 4.4 – Протокол модульного тестирования авторизации</w:t>
+      </w:r>
+    </w:p>
+    <w:tbl>
+      <w:tblPr>
+        <w:tblStyle w:val="a7"/>
+        <w:tblW w:w="0" w:type="auto"/>
+        <w:tblLook w:val="04A0" w:firstRow="1" w:lastRow="0" w:firstColumn="1" w:lastColumn="0" w:noHBand="0" w:noVBand="1"/>
+      </w:tblPr>
+      <w:tblGrid>
+        <w:gridCol w:w="3681"/>
+        <w:gridCol w:w="6088"/>
+      </w:tblGrid>
+      <w:tr>
+        <w:tc>
+          <w:tcPr>
+            <w:tcW w:w="3681" w:type="dxa"/>
+          </w:tcPr>
+          <w:p>
+            <w:pPr>
+              <w:ind w:firstLine="0"/>
+              <w:jc w:val="center"/>
+              <w:rPr>
+                <w:sz w:val="24"/>
+                <w:szCs w:val="24"/>
+              </w:rPr>
+            </w:pPr>
+            <w:r>
+              <w:rPr>
+                <w:sz w:val="24"/>
+                <w:szCs w:val="24"/>
+              </w:rPr>
+              <w:lastRenderedPageBreak/>
+              <w:t>Наименование</w:t>
+            </w:r>
+          </w:p>
+        </w:tc>
+        <w:tc>
+          <w:tcPr>
+            <w:tcW w:w="6088" w:type="dxa"/>
+          </w:tcPr>
+          <w:p>
+            <w:pPr>
+              <w:ind w:firstLine="0"/>
+              <w:jc w:val="center"/>
+              <w:rPr>
+                <w:sz w:val="24"/>
+                <w:szCs w:val="24"/>
+              </w:rPr>
+            </w:pPr>
+            <w:r>
+              <w:rPr>
+                <w:sz w:val="24"/>
+                <w:szCs w:val="24"/>
+              </w:rPr>
+              <w:t>Описание</w:t>
+            </w:r>
+          </w:p>
+        </w:tc>
+      </w:tr>
+      <w:tr>
+        <w:tc>
+          <w:tcPr>
+            <w:tcW w:w="3681" w:type="dxa"/>
+          </w:tcPr>
+          <w:p>
+            <w:pPr>
+              <w:ind w:firstLine="0"/>
+              <w:rPr>
+                <w:sz w:val="24"/>
+                <w:szCs w:val="24"/>
+              </w:rPr>
+            </w:pPr>
+            <w:r>
+              <w:rPr>
+                <w:sz w:val="24"/>
+                <w:szCs w:val="24"/>
+              </w:rPr>
+              <w:t>Test Case #</w:t>
+            </w:r>
+          </w:p>
+        </w:tc>
+        <w:tc>
+          <w:tcPr>
+            <w:tcW w:w="6088" w:type="dxa"/>
+          </w:tcPr>
+          <w:p>
+            <w:pPr>
+              <w:ind w:firstLine="0"/>
+              <w:rPr>
+                <w:sz w:val="24"/>
+                <w:szCs w:val="24"/>
+              </w:rPr>
+            </w:pPr>
+            <w:r>
+              <w:rPr>
+                <w:sz w:val="24"/>
+                <w:szCs w:val="24"/>
+              </w:rPr>
+              <w:t>2</w:t>
+            </w:r>
+          </w:p>
+        </w:tc>
+      </w:tr>
+      <w:tr>
+        <w:tc>
+          <w:tcPr>
+            <w:tcW w:w="3681" w:type="dxa"/>
+          </w:tcPr>
+          <w:p>
+            <w:pPr>
+              <w:ind w:firstLine="0"/>
+              <w:rPr>
+                <w:sz w:val="24"/>
+                <w:szCs w:val="24"/>
+              </w:rPr>
+            </w:pPr>
+            <w:r>
+              <w:rPr>
+                <w:sz w:val="24"/>
+                <w:szCs w:val="24"/>
+              </w:rPr>
+              <w:t>Приоритет тестирования</w:t>
+            </w:r>
+          </w:p>
+        </w:tc>
+        <w:tc>
+          <w:tcPr>
+            <w:tcW w:w="6088" w:type="dxa"/>
+          </w:tcPr>
+          <w:p>
+            <w:pPr>
+              <w:ind w:firstLine="0"/>
+              <w:rPr>
+                <w:sz w:val="24"/>
+                <w:szCs w:val="24"/>
+              </w:rPr>
+            </w:pPr>
+            <w:r>
+              <w:rPr>
+                <w:sz w:val="24"/>
+                <w:szCs w:val="24"/>
+              </w:rPr>
+              <w:t>Высокий</w:t>
+            </w:r>
+          </w:p>
+        </w:tc>
+      </w:tr>
+      <w:tr>
+        <w:tc>
+          <w:tcPr>
+            <w:tcW w:w="3681" w:type="dxa"/>
+          </w:tcPr>
+          <w:p>
+            <w:pPr>
+              <w:ind w:firstLine="0"/>
+              <w:rPr>
+                <w:sz w:val="24"/>
+                <w:szCs w:val="24"/>
+              </w:rPr>
+            </w:pPr>
+            <w:r>
+              <w:rPr>
+                <w:sz w:val="24"/>
+                <w:szCs w:val="24"/>
+              </w:rPr>
+              <w:t>Название тестирования</w:t>
+            </w:r>
+          </w:p>
+        </w:tc>
+        <w:tc>
+          <w:tcPr>
+            <w:tcW w:w="6088" w:type="dxa"/>
+          </w:tcPr>
+          <w:p>
+            <w:pPr>
+              <w:ind w:firstLine="0"/>
+              <w:rPr>
+                <w:sz w:val="24"/>
+                <w:szCs w:val="24"/>
+              </w:rPr>
+            </w:pPr>
+            <w:r>
+              <w:rPr>
+                <w:sz w:val="24"/>
+                <w:szCs w:val="24"/>
+              </w:rPr>
+              <w:t>Модульное тестирование функции регистрации пользователя</w:t>
+            </w:r>
+          </w:p>
+        </w:tc>
+      </w:tr>
+      <w:tr>
+        <w:tc>
+          <w:tcPr>
+            <w:tcW w:w="3681" w:type="dxa"/>
+          </w:tcPr>
+          <w:p>
+            <w:pPr>
+              <w:ind w:firstLine="0"/>
+              <w:rPr>
+                <w:sz w:val="24"/>
+                <w:szCs w:val="24"/>
+              </w:rPr>
+            </w:pPr>
+            <w:r>
+              <w:rPr>
+                <w:sz w:val="24"/>
+                <w:szCs w:val="24"/>
+              </w:rPr>
+              <w:t>Цель тестирования</w:t>
+            </w:r>
+          </w:p>
+        </w:tc>
+        <w:tc>
+          <w:tcPr>
+            <w:tcW w:w="6088" w:type="dxa"/>
+          </w:tcPr>
+          <w:p>
+            <w:pPr>
+              <w:ind w:firstLine="0"/>
+              <w:rPr>
+                <w:sz w:val="24"/>
+                <w:szCs w:val="24"/>
+              </w:rPr>
+            </w:pPr>
+            <w:r>
+              <w:rPr>
+                <w:sz w:val="24"/>
+                <w:szCs w:val="24"/>
+              </w:rPr>
+              <w:t>Проверка корректности создания учетной записи пользователя и валидации обязательных данных</w:t>
+            </w:r>
+          </w:p>
+        </w:tc>
+      </w:tr>
+    </w:tbl>
+    <w:p/>
+    <w:p>
+      <w:pPr>
+        <w:ind w:firstLine="0"/>
+      </w:pPr>
+      <w:r>
+        <w:t>Продолжение таблицы 4.4</w:t>
+      </w:r>
+    </w:p>
+    <w:tbl>
+      <w:tblPr>
+        <w:tblStyle w:val="a7"/>
+        <w:tblW w:w="0" w:type="auto"/>
+        <w:tblLook w:val="04A0" w:firstRow="1" w:lastRow="0" w:firstColumn="1" w:lastColumn="0" w:noHBand="0" w:noVBand="1"/>
+      </w:tblPr>
+      <w:tblGrid>
+        <w:gridCol w:w="3681"/>
+        <w:gridCol w:w="6088"/>
+      </w:tblGrid>
+      <w:tr>
+        <w:tc>
+          <w:tcPr>
+            <w:tcW w:w="3681" w:type="dxa"/>
+          </w:tcPr>
+          <w:p>
+            <w:pPr>
+              <w:ind w:firstLine="0"/>
+              <w:rPr>
+                <w:sz w:val="24"/>
+                <w:szCs w:val="24"/>
+              </w:rPr>
+            </w:pPr>
+            <w:r>
+              <w:rPr>
+                <w:sz w:val="24"/>
+                <w:szCs w:val="24"/>
+              </w:rPr>
+              <w:t>Шаги тестирования</w:t>
+            </w:r>
+          </w:p>
+        </w:tc>
+        <w:tc>
+          <w:tcPr>
+            <w:tcW w:w="6088" w:type="dxa"/>
+          </w:tcPr>
+          <w:p>
+            <w:pPr>
+              <w:ind w:firstLine="0"/>
+              <w:rPr>
+                <w:sz w:val="24"/>
+                <w:szCs w:val="24"/>
+              </w:rPr>
+            </w:pPr>
+            <w:r>
+              <w:rPr>
+                <w:sz w:val="24"/>
+                <w:szCs w:val="24"/>
+              </w:rPr>
+              <w:t>1 Генерация уникальных пользовательских данных</w:t>
+            </w:r>
+          </w:p>
+          <w:p>
+            <w:pPr>
+              <w:ind w:firstLine="0"/>
+              <w:rPr>
+                <w:sz w:val="24"/>
+                <w:szCs w:val="24"/>
+              </w:rPr>
+            </w:pPr>
+            <w:r>
+              <w:rPr>
+                <w:sz w:val="24"/>
+                <w:szCs w:val="24"/>
+              </w:rPr>
+              <w:t>2 Вызов функции регистрации пользователя</w:t>
+            </w:r>
+          </w:p>
+          <w:p>
+            <w:pPr>
+              <w:ind w:firstLine="0"/>
+              <w:rPr>
+                <w:sz w:val="24"/>
+                <w:szCs w:val="24"/>
+              </w:rPr>
+            </w:pPr>
+            <w:r>
+              <w:rPr>
+                <w:sz w:val="24"/>
+                <w:szCs w:val="24"/>
+              </w:rPr>
+              <w:t>3 Проверка сохранения данных пользователя в базе данных</w:t>
+            </w:r>
+          </w:p>
+          <w:p>
+            <w:pPr>
+              <w:ind w:firstLine="0"/>
+              <w:rPr>
+                <w:sz w:val="24"/>
+                <w:szCs w:val="24"/>
+              </w:rPr>
+            </w:pPr>
+            <w:r>
+              <w:rPr>
+                <w:sz w:val="24"/>
+                <w:szCs w:val="24"/>
+              </w:rPr>
+              <w:t>4 Проверка корректности сохранения имени пользователя, электронной почты и хэша пароля</w:t>
+            </w:r>
+          </w:p>
+          <w:p>
+            <w:pPr>
+              <w:ind w:firstLine="0"/>
+              <w:rPr>
+                <w:sz w:val="24"/>
+                <w:szCs w:val="24"/>
+              </w:rPr>
+            </w:pPr>
+            <w:r>
+              <w:rPr>
+                <w:sz w:val="24"/>
+                <w:szCs w:val="24"/>
+              </w:rPr>
+              <w:t>5 Проверка обработки ошибки при отсутствии имени пользователя</w:t>
+            </w:r>
+          </w:p>
+        </w:tc>
+      </w:tr>
+      <w:tr>
+        <w:tc>
+          <w:tcPr>
+            <w:tcW w:w="3681" w:type="dxa"/>
+          </w:tcPr>
+          <w:p>
+            <w:pPr>
+              <w:ind w:firstLine="0"/>
+              <w:rPr>
+                <w:sz w:val="24"/>
+                <w:szCs w:val="24"/>
+              </w:rPr>
+            </w:pPr>
+            <w:r>
+              <w:rPr>
+                <w:sz w:val="24"/>
+                <w:szCs w:val="24"/>
+              </w:rPr>
+              <w:t>Данные тестирования</w:t>
+            </w:r>
+          </w:p>
+        </w:tc>
+        <w:tc>
+          <w:tcPr>
+            <w:tcW w:w="6088" w:type="dxa"/>
+          </w:tcPr>
+          <w:p>
+            <w:pPr>
+              <w:ind w:firstLine="0"/>
+              <w:rPr>
+                <w:sz w:val="24"/>
+                <w:szCs w:val="24"/>
+              </w:rPr>
+            </w:pPr>
+            <w:r>
+              <w:rPr>
+                <w:sz w:val="24"/>
+                <w:szCs w:val="24"/>
+              </w:rPr>
+              <w:t>1 Имя пользователя – «</w:t>
+            </w:r>
+            <w:proofErr w:type="spellStart"/>
+            <w:r>
+              <w:rPr>
+                <w:sz w:val="24"/>
+                <w:szCs w:val="24"/>
+              </w:rPr>
+              <w:t>test_user_xxxxxxxx</w:t>
+            </w:r>
+            <w:proofErr w:type="spellEnd"/>
+            <w:r>
+              <w:rPr>
+                <w:sz w:val="24"/>
+                <w:szCs w:val="24"/>
+              </w:rPr>
+              <w:t>»</w:t>
+            </w:r>
+          </w:p>
+          <w:p>
+            <w:pPr>
+              <w:ind w:firstLine="0"/>
+              <w:rPr>
+                <w:sz w:val="24"/>
+                <w:szCs w:val="24"/>
+              </w:rPr>
+            </w:pPr>
+            <w:r>
+              <w:rPr>
+                <w:sz w:val="24"/>
+                <w:szCs w:val="24"/>
+              </w:rPr>
+              <w:t>2 Электронная почта – «test_user_xxxxxxxx@example.com»</w:t>
+            </w:r>
+          </w:p>
+          <w:p>
+            <w:pPr>
+              <w:ind w:firstLine="0"/>
+              <w:rPr>
+                <w:sz w:val="24"/>
+                <w:szCs w:val="24"/>
+              </w:rPr>
+            </w:pPr>
+            <w:r>
+              <w:rPr>
+                <w:sz w:val="24"/>
+                <w:szCs w:val="24"/>
+              </w:rPr>
+              <w:t>3 Пароль – «Secret123!»</w:t>
+            </w:r>
+          </w:p>
+          <w:p>
+            <w:pPr>
+              <w:ind w:firstLine="0"/>
+              <w:rPr>
+                <w:sz w:val="24"/>
+                <w:szCs w:val="24"/>
+              </w:rPr>
+            </w:pPr>
+            <w:r>
+              <w:rPr>
+                <w:sz w:val="24"/>
+                <w:szCs w:val="24"/>
+              </w:rPr>
+              <w:t>4 Имя – «</w:t>
+            </w:r>
+            <w:proofErr w:type="spellStart"/>
+            <w:r>
+              <w:rPr>
+                <w:sz w:val="24"/>
+                <w:szCs w:val="24"/>
+              </w:rPr>
+              <w:t>Aleksandr</w:t>
+            </w:r>
+            <w:proofErr w:type="spellEnd"/>
+            <w:r>
+              <w:rPr>
+                <w:sz w:val="24"/>
+                <w:szCs w:val="24"/>
+              </w:rPr>
+              <w:t>»</w:t>
+            </w:r>
+          </w:p>
+          <w:p>
+            <w:pPr>
+              <w:ind w:firstLine="0"/>
+              <w:rPr>
+                <w:sz w:val="24"/>
+                <w:szCs w:val="24"/>
+              </w:rPr>
+            </w:pPr>
+            <w:r>
+              <w:rPr>
+                <w:sz w:val="24"/>
+                <w:szCs w:val="24"/>
+              </w:rPr>
+              <w:t>5 Фамилия – «</w:t>
+            </w:r>
+            <w:proofErr w:type="spellStart"/>
+            <w:r>
+              <w:rPr>
+                <w:sz w:val="24"/>
+                <w:szCs w:val="24"/>
+              </w:rPr>
+              <w:t>Aleksandrov</w:t>
+            </w:r>
+            <w:proofErr w:type="spellEnd"/>
+            <w:r>
+              <w:rPr>
+                <w:sz w:val="24"/>
+                <w:szCs w:val="24"/>
+              </w:rPr>
+              <w:t>»</w:t>
+            </w:r>
+          </w:p>
+        </w:tc>
+      </w:tr>
+      <w:tr>
+        <w:tc>
+          <w:tcPr>
+            <w:tcW w:w="3681" w:type="dxa"/>
+          </w:tcPr>
+          <w:p>
+            <w:pPr>
+              <w:ind w:firstLine="0"/>
+              <w:rPr>
+                <w:sz w:val="24"/>
+                <w:szCs w:val="24"/>
+              </w:rPr>
+            </w:pPr>
+            <w:r>
+              <w:rPr>
+                <w:sz w:val="24"/>
+                <w:szCs w:val="24"/>
+              </w:rPr>
+              <w:t>Ожидаемый результат</w:t>
+            </w:r>
+          </w:p>
+        </w:tc>
+        <w:tc>
+          <w:tcPr>
+            <w:tcW w:w="6088" w:type="dxa"/>
+          </w:tcPr>
+          <w:p>
+            <w:pPr>
+              <w:ind w:firstLine="0"/>
+              <w:rPr>
+                <w:sz w:val="24"/>
+                <w:szCs w:val="24"/>
+              </w:rPr>
+            </w:pPr>
+            <w:r>
+              <w:rPr>
+                <w:sz w:val="24"/>
+                <w:szCs w:val="24"/>
+              </w:rPr>
+              <w:t>Пользователь успешно создается и сохраняется в базе данных. Все поля учетной записи сохраняются корректно. При передаче пустого имени пользователя система генерирует ошибку валидации</w:t>
+            </w:r>
+          </w:p>
+        </w:tc>
+      </w:tr>
+      <w:tr>
+        <w:tc>
+          <w:tcPr>
+            <w:tcW w:w="3681" w:type="dxa"/>
+          </w:tcPr>
+          <w:p>
+            <w:pPr>
+              <w:ind w:firstLine="0"/>
+              <w:rPr>
+                <w:sz w:val="24"/>
+                <w:szCs w:val="24"/>
+              </w:rPr>
+            </w:pPr>
+            <w:r>
+              <w:rPr>
+                <w:sz w:val="24"/>
+                <w:szCs w:val="24"/>
+              </w:rPr>
+              <w:t>Фактический результат</w:t>
+            </w:r>
+          </w:p>
+        </w:tc>
+        <w:tc>
+          <w:tcPr>
+            <w:tcW w:w="6088" w:type="dxa"/>
+          </w:tcPr>
+          <w:p>
+            <w:pPr>
+              <w:ind w:firstLine="0"/>
+              <w:rPr>
+                <w:sz w:val="24"/>
+                <w:szCs w:val="24"/>
+              </w:rPr>
+            </w:pPr>
+            <w:r>
+              <w:rPr>
+                <w:sz w:val="24"/>
+                <w:szCs w:val="24"/>
+              </w:rPr>
+              <w:t>Тест выполнен успешно. Пользователь корректно создан и сохранен в базе данных, данные учетной записи соответствуют переданным значениям, ошибка валидации успешно обработана</w:t>
+            </w:r>
+          </w:p>
+        </w:tc>
+      </w:tr>
+    </w:tbl>
+    <w:p>
+      <w:pPr>
+        <w:ind w:firstLine="0"/>
+      </w:pPr>
+    </w:p>
+    <w:p>
+      <w:r>
+        <w:t xml:space="preserve">Проведенные проверки подтвердили стабильность работы системы аутентификации и </w:t>
+      </w:r>
+      <w:r>
+        <w:t>работоспособность</w:t>
+      </w:r>
+      <w:r>
+        <w:t xml:space="preserve"> взаимодействия клиентской и серверной частей приложения при выполнении авторизации пользователя. Ошибок обработки учетных данных и нарушений логики входа в систему в процессе тестирования выявлено не было.</w:t>
+      </w:r>
+    </w:p>
+    <w:p>
+      <w:pPr>
+        <w:widowControl w:val="0"/>
+      </w:pPr>
+      <w:r>
+        <w:t xml:space="preserve">После проверки механизмов аутентификации выполнялось тестирование основного функционального элемента системы, связанного с генерацией списков задач. Проверка пользовательского сценария была ориентирована на анализ взаимодействия пользователя с интерфейсом ИИ-помощника, обработку </w:t>
+      </w:r>
+      <w:r>
+        <w:lastRenderedPageBreak/>
+        <w:t xml:space="preserve">текстового запроса и отображение сформированного плана задач. Модульное тестирование дополняло данные проверки и позволяло убедиться в корректности взаимодействия серверной части приложения, формировании структуры </w:t>
+      </w:r>
+      <w:r>
+        <w:t>списка задач</w:t>
+      </w:r>
+      <w:r>
+        <w:t xml:space="preserve"> и сохранении полученных</w:t>
+      </w:r>
+      <w:r>
+        <w:t xml:space="preserve"> записей</w:t>
+      </w:r>
+      <w:r>
+        <w:t xml:space="preserve"> в базе данных приложения. Полученные результаты пользовательского и модульного тестирования функции генерации списков задач представлены в таблицах 4.5 и 4.6.</w:t>
+      </w:r>
+    </w:p>
+    <w:p>
+      <w:pPr>
+        <w:ind w:firstLine="0"/>
+      </w:pPr>
+      <w:r>
+        <w:t>Таблица 4.5 – Протокол пользовательского тестирования генерации списка задач</w:t>
+      </w:r>
+    </w:p>
+    <w:tbl>
+      <w:tblPr>
+        <w:tblStyle w:val="a7"/>
+        <w:tblW w:w="0" w:type="auto"/>
+        <w:tblLook w:val="04A0" w:firstRow="1" w:lastRow="0" w:firstColumn="1" w:lastColumn="0" w:noHBand="0" w:noVBand="1"/>
+      </w:tblPr>
+      <w:tblGrid>
+        <w:gridCol w:w="3397"/>
+        <w:gridCol w:w="6372"/>
+      </w:tblGrid>
+      <w:tr>
+        <w:tc>
+          <w:tcPr>
+            <w:tcW w:w="3397" w:type="dxa"/>
+          </w:tcPr>
+          <w:p>
+            <w:pPr>
+              <w:ind w:firstLine="0"/>
+              <w:jc w:val="center"/>
+              <w:rPr>
+                <w:sz w:val="24"/>
+                <w:szCs w:val="24"/>
+              </w:rPr>
+            </w:pPr>
+            <w:r>
+              <w:rPr>
+                <w:sz w:val="24"/>
+                <w:szCs w:val="24"/>
+              </w:rPr>
+              <w:t>Наименование</w:t>
+            </w:r>
+          </w:p>
+        </w:tc>
+        <w:tc>
+          <w:tcPr>
+            <w:tcW w:w="6372" w:type="dxa"/>
+          </w:tcPr>
+          <w:p>
+            <w:pPr>
+              <w:ind w:firstLine="0"/>
+              <w:jc w:val="center"/>
+              <w:rPr>
+                <w:sz w:val="24"/>
+                <w:szCs w:val="24"/>
+              </w:rPr>
+            </w:pPr>
+            <w:r>
+              <w:rPr>
+                <w:sz w:val="24"/>
+                <w:szCs w:val="24"/>
+              </w:rPr>
+              <w:t>Описание</w:t>
+            </w:r>
+          </w:p>
+        </w:tc>
+      </w:tr>
+      <w:tr>
+        <w:tc>
+          <w:tcPr>
+            <w:tcW w:w="3397" w:type="dxa"/>
+          </w:tcPr>
+          <w:p>
+            <w:pPr>
+              <w:ind w:firstLine="0"/>
+              <w:rPr>
+                <w:sz w:val="24"/>
+                <w:szCs w:val="24"/>
+                <w:lang w:val="en-US"/>
+              </w:rPr>
+            </w:pPr>
+            <w:r>
+              <w:rPr>
+                <w:sz w:val="24"/>
+                <w:szCs w:val="24"/>
+                <w:lang w:val="en-US"/>
+              </w:rPr>
+              <w:t xml:space="preserve">Test Case # </w:t>
+            </w:r>
+          </w:p>
+        </w:tc>
+        <w:tc>
+          <w:tcPr>
+            <w:tcW w:w="6372" w:type="dxa"/>
+          </w:tcPr>
+          <w:p>
+            <w:pPr>
+              <w:ind w:firstLine="0"/>
+              <w:rPr>
+                <w:sz w:val="24"/>
+                <w:szCs w:val="24"/>
+                <w:lang w:val="en-US"/>
+              </w:rPr>
+            </w:pPr>
+            <w:r>
+              <w:rPr>
+                <w:sz w:val="24"/>
+                <w:szCs w:val="24"/>
+                <w:lang w:val="en-US"/>
+              </w:rPr>
+              <w:t>3</w:t>
+            </w:r>
+          </w:p>
+        </w:tc>
+      </w:tr>
+      <w:tr>
+        <w:trPr>
+          <w:trHeight w:val="70"/>
+        </w:trPr>
+        <w:tc>
+          <w:tcPr>
+            <w:tcW w:w="3397" w:type="dxa"/>
+          </w:tcPr>
+          <w:p>
+            <w:pPr>
+              <w:ind w:firstLine="0"/>
+              <w:rPr>
+                <w:sz w:val="24"/>
+                <w:szCs w:val="24"/>
+              </w:rPr>
+            </w:pPr>
+            <w:r>
+              <w:rPr>
+                <w:sz w:val="24"/>
+                <w:szCs w:val="24"/>
+              </w:rPr>
+              <w:t>Приоритет тестирования</w:t>
+            </w:r>
+          </w:p>
+        </w:tc>
+        <w:tc>
+          <w:tcPr>
+            <w:tcW w:w="6372" w:type="dxa"/>
+          </w:tcPr>
+          <w:p>
+            <w:pPr>
+              <w:ind w:firstLine="0"/>
+              <w:rPr>
+                <w:sz w:val="24"/>
+                <w:szCs w:val="24"/>
+              </w:rPr>
+            </w:pPr>
+            <w:r>
+              <w:rPr>
+                <w:sz w:val="24"/>
+                <w:szCs w:val="24"/>
+              </w:rPr>
+              <w:t>Высокий</w:t>
+            </w:r>
+          </w:p>
+        </w:tc>
+      </w:tr>
+      <w:tr>
+        <w:trPr>
+          <w:trHeight w:val="331"/>
+        </w:trPr>
+        <w:tc>
+          <w:tcPr>
+            <w:tcW w:w="3397" w:type="dxa"/>
+          </w:tcPr>
+          <w:p>
+            <w:pPr>
+              <w:tabs>
+                <w:tab w:val="left" w:pos="1230"/>
+              </w:tabs>
+              <w:ind w:firstLine="0"/>
+              <w:rPr>
+                <w:sz w:val="24"/>
+                <w:szCs w:val="24"/>
+              </w:rPr>
+            </w:pPr>
+            <w:r>
+              <w:rPr>
+                <w:sz w:val="24"/>
+                <w:szCs w:val="24"/>
+              </w:rPr>
+              <w:t>Название тестирования</w:t>
+            </w:r>
+          </w:p>
+        </w:tc>
+        <w:tc>
+          <w:tcPr>
+            <w:tcW w:w="6372" w:type="dxa"/>
+          </w:tcPr>
+          <w:tbl>
+            <w:tblPr>
+              <w:tblW w:w="0" w:type="auto"/>
+              <w:tblCellSpacing w:w="15" w:type="dxa"/>
+              <w:tblCellMar>
+                <w:top w:w="15" w:type="dxa"/>
+                <w:left w:w="15" w:type="dxa"/>
+                <w:bottom w:w="15" w:type="dxa"/>
+                <w:right w:w="15" w:type="dxa"/>
+              </w:tblCellMar>
+              <w:tblLook w:val="04A0" w:firstRow="1" w:lastRow="0" w:firstColumn="1" w:lastColumn="0" w:noHBand="0" w:noVBand="1"/>
+            </w:tblPr>
+            <w:tblGrid>
+              <w:gridCol w:w="96"/>
+            </w:tblGrid>
+            <w:tr>
+              <w:trPr>
+                <w:tblCellSpacing w:w="15" w:type="dxa"/>
+              </w:trPr>
+              <w:tc>
+                <w:tcPr>
+                  <w:tcW w:w="0" w:type="auto"/>
+                  <w:vAlign w:val="center"/>
+                  <w:hideMark/>
+                </w:tcPr>
+                <w:p>
+                  <w:pPr>
+                    <w:spacing w:line="240" w:lineRule="auto"/>
+                    <w:ind w:firstLine="0"/>
+                    <w:jc w:val="left"/>
+                    <w:rPr>
+                      <w:rFonts w:eastAsia="Times New Roman" w:cs="Times New Roman"/>
+                      <w:sz w:val="24"/>
+                      <w:szCs w:val="24"/>
+                      <w:lang w:eastAsia="ru-RU"/>
+                    </w:rPr>
+                  </w:pPr>
+                </w:p>
+              </w:tc>
+            </w:tr>
+          </w:tbl>
+          <w:p>
+            <w:pPr>
+              <w:ind w:firstLine="0"/>
+              <w:jc w:val="left"/>
+              <w:rPr>
+                <w:rFonts w:eastAsia="Times New Roman" w:cs="Times New Roman"/>
+                <w:vanish/>
+                <w:sz w:val="24"/>
+                <w:szCs w:val="24"/>
+                <w:lang w:eastAsia="ru-RU"/>
+              </w:rPr>
+            </w:pPr>
+          </w:p>
+          <w:tbl>
+            <w:tblPr>
+              <w:tblW w:w="0" w:type="auto"/>
+              <w:tblCellSpacing w:w="15" w:type="dxa"/>
+              <w:tblCellMar>
+                <w:top w:w="15" w:type="dxa"/>
+                <w:left w:w="15" w:type="dxa"/>
+                <w:bottom w:w="15" w:type="dxa"/>
+                <w:right w:w="15" w:type="dxa"/>
+              </w:tblCellMar>
+              <w:tblLook w:val="04A0" w:firstRow="1" w:lastRow="0" w:firstColumn="1" w:lastColumn="0" w:noHBand="0" w:noVBand="1"/>
+            </w:tblPr>
+            <w:tblGrid>
+              <w:gridCol w:w="2528"/>
+            </w:tblGrid>
+            <w:tr>
+              <w:trPr>
+                <w:trHeight w:val="57"/>
+                <w:tblCellSpacing w:w="15" w:type="dxa"/>
+              </w:trPr>
+              <w:tc>
+                <w:tcPr>
+                  <w:tcW w:w="0" w:type="auto"/>
+                  <w:vAlign w:val="center"/>
+                  <w:hideMark/>
+                </w:tcPr>
+                <w:p>
+                  <w:pPr>
+                    <w:spacing w:line="240" w:lineRule="auto"/>
+                    <w:ind w:firstLine="0"/>
+                    <w:jc w:val="left"/>
+                    <w:rPr>
+                      <w:rFonts w:eastAsia="Times New Roman" w:cs="Times New Roman"/>
+                      <w:sz w:val="24"/>
+                      <w:szCs w:val="24"/>
+                      <w:lang w:eastAsia="ru-RU"/>
+                    </w:rPr>
+                  </w:pPr>
+                  <w:r>
+                    <w:rPr>
+                      <w:rFonts w:eastAsia="Times New Roman" w:cs="Times New Roman"/>
+                      <w:sz w:val="24"/>
+                      <w:szCs w:val="24"/>
+                      <w:lang w:eastAsia="ru-RU"/>
+                    </w:rPr>
+                    <w:t>Генерация списка задач</w:t>
+                  </w:r>
+                </w:p>
+              </w:tc>
+            </w:tr>
+          </w:tbl>
+          <w:p>
+            <w:pPr>
+              <w:ind w:firstLine="0"/>
+              <w:rPr>
+                <w:sz w:val="24"/>
+                <w:szCs w:val="24"/>
+              </w:rPr>
+            </w:pPr>
+          </w:p>
+        </w:tc>
+      </w:tr>
+      <w:tr>
+        <w:tc>
+          <w:tcPr>
+            <w:tcW w:w="3397" w:type="dxa"/>
+          </w:tcPr>
+          <w:p>
+            <w:pPr>
+              <w:ind w:firstLine="0"/>
+              <w:rPr>
+                <w:sz w:val="24"/>
+                <w:szCs w:val="24"/>
+              </w:rPr>
+            </w:pPr>
+            <w:r>
+              <w:rPr>
+                <w:sz w:val="24"/>
+                <w:szCs w:val="24"/>
+              </w:rPr>
+              <w:t>Шаги тестирования</w:t>
+            </w:r>
+          </w:p>
+        </w:tc>
+        <w:tc>
+          <w:tcPr>
+            <w:tcW w:w="6372" w:type="dxa"/>
+          </w:tcPr>
+          <w:p>
+            <w:pPr>
+              <w:ind w:firstLine="0"/>
+              <w:rPr>
+                <w:sz w:val="24"/>
+                <w:szCs w:val="24"/>
+              </w:rPr>
+            </w:pPr>
+            <w:r>
+              <w:rPr>
+                <w:sz w:val="24"/>
+                <w:szCs w:val="24"/>
+              </w:rPr>
+              <w:t xml:space="preserve">1 Переход в раздел «ИИ-помощник» </w:t>
+            </w:r>
+            <w:r>
+              <w:rPr>
+                <w:sz w:val="24"/>
+                <w:szCs w:val="24"/>
+              </w:rPr>
+              <w:br/>
+              <w:t xml:space="preserve">2 Ввод описания цели </w:t>
+            </w:r>
+            <w:r>
+              <w:rPr>
+                <w:sz w:val="24"/>
+                <w:szCs w:val="24"/>
+              </w:rPr>
+              <w:br/>
+              <w:t>3 Нажатие кнопки «Отправить»</w:t>
+            </w:r>
+          </w:p>
+        </w:tc>
+      </w:tr>
+      <w:tr>
+        <w:tc>
+          <w:tcPr>
+            <w:tcW w:w="3397" w:type="dxa"/>
+          </w:tcPr>
+          <w:p>
+            <w:pPr>
+              <w:ind w:firstLine="0"/>
+              <w:rPr>
+                <w:sz w:val="24"/>
+                <w:szCs w:val="24"/>
+              </w:rPr>
+            </w:pPr>
+            <w:r>
+              <w:rPr>
+                <w:sz w:val="24"/>
+                <w:szCs w:val="24"/>
+              </w:rPr>
+              <w:t>Данные тестирования</w:t>
+            </w:r>
+          </w:p>
+        </w:tc>
+        <w:tc>
+          <w:tcPr>
+            <w:tcW w:w="6372" w:type="dxa"/>
+          </w:tcPr>
+          <w:p>
+            <w:pPr>
+              <w:ind w:firstLine="0"/>
+              <w:rPr>
+                <w:sz w:val="24"/>
+                <w:szCs w:val="24"/>
+              </w:rPr>
+            </w:pPr>
+            <w:r>
+              <w:rPr>
+                <w:sz w:val="24"/>
+                <w:szCs w:val="24"/>
+              </w:rPr>
+              <w:t>1 Цель – «Изучить Python за 2 месяца, уделяя 5 часов в неделю»</w:t>
+            </w:r>
+          </w:p>
+        </w:tc>
+      </w:tr>
+      <w:tr>
+        <w:tc>
+          <w:tcPr>
+            <w:tcW w:w="3397" w:type="dxa"/>
+          </w:tcPr>
+          <w:p>
+            <w:pPr>
+              <w:ind w:firstLine="0"/>
+              <w:rPr>
+                <w:sz w:val="24"/>
+                <w:szCs w:val="24"/>
+              </w:rPr>
+            </w:pPr>
+            <w:r>
+              <w:rPr>
+                <w:sz w:val="24"/>
+                <w:szCs w:val="24"/>
+              </w:rPr>
+              <w:t>Ожидаемый результат</w:t>
+            </w:r>
+          </w:p>
+        </w:tc>
+        <w:tc>
+          <w:tcPr>
+            <w:tcW w:w="6372" w:type="dxa"/>
+          </w:tcPr>
+          <w:p>
+            <w:pPr>
+              <w:ind w:firstLine="0"/>
+              <w:rPr>
+                <w:sz w:val="24"/>
+                <w:szCs w:val="24"/>
+              </w:rPr>
+            </w:pPr>
+            <w:r>
+              <w:rPr>
+                <w:sz w:val="24"/>
+                <w:szCs w:val="24"/>
+              </w:rPr>
+              <w:t>Система генерирует структурированный список задач и отображает его на экране</w:t>
+            </w:r>
+          </w:p>
+        </w:tc>
+      </w:tr>
+      <w:tr>
+        <w:tc>
+          <w:tcPr>
+            <w:tcW w:w="3397" w:type="dxa"/>
+          </w:tcPr>
+          <w:p>
+            <w:pPr>
+              <w:ind w:firstLine="0"/>
+              <w:rPr>
+                <w:sz w:val="24"/>
+                <w:szCs w:val="24"/>
+              </w:rPr>
+            </w:pPr>
+            <w:r>
+              <w:rPr>
+                <w:sz w:val="24"/>
+                <w:szCs w:val="24"/>
+              </w:rPr>
+              <w:t>Фактический результат</w:t>
+            </w:r>
+          </w:p>
+        </w:tc>
+        <w:tc>
+          <w:tcPr>
+            <w:tcW w:w="6372" w:type="dxa"/>
+          </w:tcPr>
+          <w:p>
+            <w:pPr>
+              <w:ind w:firstLine="0"/>
+              <w:rPr>
+                <w:sz w:val="24"/>
+                <w:szCs w:val="24"/>
+              </w:rPr>
+            </w:pPr>
+            <w:r>
+              <w:rPr>
+                <w:sz w:val="24"/>
+                <w:szCs w:val="24"/>
+              </w:rPr>
+              <w:t>Список задач успешно сформирован и сохранен в системе</w:t>
+            </w:r>
+          </w:p>
+        </w:tc>
+      </w:tr>
+    </w:tbl>
+    <w:p>
+      <w:pPr>
+        <w:ind w:firstLine="0"/>
+      </w:pPr>
+    </w:p>
+    <w:p>
+      <w:pPr>
+        <w:ind w:firstLine="0"/>
+      </w:pPr>
+      <w:r>
+        <w:t>Таблица 4.6 – Протокол модульного тестирования генерации списка задач</w:t>
+      </w:r>
+    </w:p>
+    <w:tbl>
+      <w:tblPr>
+        <w:tblStyle w:val="a7"/>
+        <w:tblW w:w="0" w:type="auto"/>
+        <w:tblLook w:val="04A0" w:firstRow="1" w:lastRow="0" w:firstColumn="1" w:lastColumn="0" w:noHBand="0" w:noVBand="1"/>
+      </w:tblPr>
+      <w:tblGrid>
+        <w:gridCol w:w="3681"/>
+        <w:gridCol w:w="6088"/>
+      </w:tblGrid>
+      <w:tr>
+        <w:tc>
+          <w:tcPr>
+            <w:tcW w:w="3681" w:type="dxa"/>
+          </w:tcPr>
+          <w:p>
+            <w:pPr>
+              <w:ind w:firstLine="0"/>
+              <w:jc w:val="center"/>
+              <w:rPr>
+                <w:sz w:val="24"/>
+                <w:szCs w:val="24"/>
+              </w:rPr>
+            </w:pPr>
+            <w:r>
+              <w:rPr>
+                <w:sz w:val="24"/>
+                <w:szCs w:val="24"/>
+              </w:rPr>
+              <w:t>Наименование</w:t>
+            </w:r>
+          </w:p>
+        </w:tc>
+        <w:tc>
+          <w:tcPr>
+            <w:tcW w:w="6088" w:type="dxa"/>
+          </w:tcPr>
+          <w:p>
+            <w:pPr>
+              <w:ind w:firstLine="0"/>
+              <w:rPr>
+                <w:sz w:val="24"/>
+                <w:szCs w:val="24"/>
+              </w:rPr>
+            </w:pPr>
+            <w:r>
+              <w:rPr>
+                <w:sz w:val="24"/>
+                <w:szCs w:val="24"/>
+              </w:rPr>
+              <w:t>Описание</w:t>
+            </w:r>
+          </w:p>
+        </w:tc>
+      </w:tr>
+      <w:tr>
+        <w:tc>
+          <w:tcPr>
+            <w:tcW w:w="3681" w:type="dxa"/>
+          </w:tcPr>
+          <w:p>
+            <w:pPr>
+              <w:ind w:firstLine="0"/>
+              <w:rPr>
+                <w:sz w:val="24"/>
+                <w:szCs w:val="24"/>
+              </w:rPr>
+            </w:pPr>
+            <w:r>
+              <w:rPr>
+                <w:sz w:val="24"/>
+                <w:szCs w:val="24"/>
+              </w:rPr>
+              <w:t>Test Case #</w:t>
+            </w:r>
+          </w:p>
+        </w:tc>
+        <w:tc>
+          <w:tcPr>
+            <w:tcW w:w="6088" w:type="dxa"/>
+          </w:tcPr>
+          <w:p>
+            <w:pPr>
+              <w:ind w:firstLine="0"/>
+              <w:rPr>
+                <w:sz w:val="24"/>
+                <w:szCs w:val="24"/>
+              </w:rPr>
+            </w:pPr>
+            <w:r>
+              <w:rPr>
+                <w:sz w:val="24"/>
+                <w:szCs w:val="24"/>
+              </w:rPr>
+              <w:t>3</w:t>
+            </w:r>
+          </w:p>
+        </w:tc>
+      </w:tr>
+      <w:tr>
+        <w:tc>
+          <w:tcPr>
+            <w:tcW w:w="3681" w:type="dxa"/>
+          </w:tcPr>
+          <w:p>
+            <w:pPr>
+              <w:ind w:firstLine="0"/>
+              <w:rPr>
+                <w:sz w:val="24"/>
+                <w:szCs w:val="24"/>
+              </w:rPr>
+            </w:pPr>
+            <w:r>
+              <w:rPr>
+                <w:sz w:val="24"/>
+                <w:szCs w:val="24"/>
+              </w:rPr>
+              <w:t>Приоритет тестирования</w:t>
+            </w:r>
+          </w:p>
+        </w:tc>
+        <w:tc>
+          <w:tcPr>
+            <w:tcW w:w="6088" w:type="dxa"/>
+          </w:tcPr>
+          <w:p>
+            <w:pPr>
+              <w:ind w:firstLine="0"/>
+              <w:rPr>
+                <w:sz w:val="24"/>
+                <w:szCs w:val="24"/>
+              </w:rPr>
+            </w:pPr>
+            <w:r>
+              <w:rPr>
+                <w:sz w:val="24"/>
+                <w:szCs w:val="24"/>
+              </w:rPr>
+              <w:t>Высокий</w:t>
+            </w:r>
+          </w:p>
+        </w:tc>
+      </w:tr>
+      <w:tr>
+        <w:tc>
+          <w:tcPr>
+            <w:tcW w:w="3681" w:type="dxa"/>
+          </w:tcPr>
+          <w:p>
+            <w:pPr>
+              <w:ind w:firstLine="0"/>
+              <w:rPr>
+                <w:sz w:val="24"/>
+                <w:szCs w:val="24"/>
+              </w:rPr>
+            </w:pPr>
+            <w:r>
+              <w:rPr>
+                <w:sz w:val="24"/>
+                <w:szCs w:val="24"/>
+              </w:rPr>
+              <w:t>Название тестирования</w:t>
+            </w:r>
+          </w:p>
+        </w:tc>
+        <w:tc>
+          <w:tcPr>
+            <w:tcW w:w="6088" w:type="dxa"/>
+          </w:tcPr>
+          <w:p>
+            <w:pPr>
+              <w:ind w:firstLine="0"/>
+              <w:rPr>
+                <w:sz w:val="24"/>
+                <w:szCs w:val="24"/>
+              </w:rPr>
+            </w:pPr>
+            <w:r>
+              <w:rPr>
+                <w:sz w:val="24"/>
+                <w:szCs w:val="24"/>
+              </w:rPr>
+              <w:t>Модульное тестирование функции генерации списка задач</w:t>
+            </w:r>
+          </w:p>
+        </w:tc>
+      </w:tr>
+      <w:tr>
+        <w:tc>
+          <w:tcPr>
+            <w:tcW w:w="3681" w:type="dxa"/>
+          </w:tcPr>
+          <w:p>
+            <w:pPr>
+              <w:ind w:firstLine="0"/>
+              <w:rPr>
+                <w:sz w:val="24"/>
+                <w:szCs w:val="24"/>
+              </w:rPr>
+            </w:pPr>
+            <w:r>
+              <w:rPr>
+                <w:sz w:val="24"/>
+                <w:szCs w:val="24"/>
+              </w:rPr>
+              <w:t>Цель тестирования</w:t>
+            </w:r>
+          </w:p>
+        </w:tc>
+        <w:tc>
+          <w:tcPr>
+            <w:tcW w:w="6088" w:type="dxa"/>
+          </w:tcPr>
+          <w:p>
+            <w:pPr>
+              <w:ind w:firstLine="0"/>
+              <w:rPr>
+                <w:sz w:val="24"/>
+                <w:szCs w:val="24"/>
+              </w:rPr>
+            </w:pPr>
+            <w:r>
+              <w:rPr>
+                <w:sz w:val="24"/>
+                <w:szCs w:val="24"/>
+              </w:rPr>
+              <w:t>Проверка корректности обработки ответа ИИ-сервиса, формирования дорожной карты и сохранения задач в базе данных</w:t>
+            </w:r>
+          </w:p>
+        </w:tc>
+      </w:tr>
+      <w:tr>
+        <w:tc>
+          <w:tcPr>
+            <w:tcW w:w="3681" w:type="dxa"/>
+          </w:tcPr>
+          <w:p>
+            <w:pPr>
+              <w:ind w:firstLine="0"/>
+              <w:rPr>
+                <w:sz w:val="24"/>
+                <w:szCs w:val="24"/>
+              </w:rPr>
+            </w:pPr>
+            <w:r>
+              <w:rPr>
+                <w:sz w:val="24"/>
+                <w:szCs w:val="24"/>
+              </w:rPr>
+              <w:t>Шаги тестирования</w:t>
+            </w:r>
+          </w:p>
+        </w:tc>
+        <w:tc>
+          <w:tcPr>
+            <w:tcW w:w="6088" w:type="dxa"/>
+          </w:tcPr>
+          <w:p>
+            <w:pPr>
+              <w:ind w:firstLine="0"/>
+              <w:rPr>
+                <w:sz w:val="24"/>
+                <w:szCs w:val="24"/>
+              </w:rPr>
+            </w:pPr>
+            <w:r>
+              <w:rPr>
+                <w:sz w:val="24"/>
+                <w:szCs w:val="24"/>
+              </w:rPr>
+              <w:t>1 Создание тестового пользователя</w:t>
+            </w:r>
+          </w:p>
+          <w:p>
+            <w:pPr>
+              <w:ind w:firstLine="0"/>
+              <w:rPr>
+                <w:sz w:val="24"/>
+                <w:szCs w:val="24"/>
+              </w:rPr>
+            </w:pPr>
+            <w:r>
+              <w:rPr>
+                <w:sz w:val="24"/>
+                <w:szCs w:val="24"/>
+              </w:rPr>
+              <w:t>2 Формирование тестового запроса на генерацию дорожной карты</w:t>
+            </w:r>
+          </w:p>
+          <w:p>
+            <w:pPr>
+              <w:ind w:firstLine="0"/>
+              <w:rPr>
+                <w:sz w:val="24"/>
+                <w:szCs w:val="24"/>
+              </w:rPr>
+            </w:pPr>
+            <w:r>
+              <w:rPr>
+                <w:sz w:val="24"/>
+                <w:szCs w:val="24"/>
+              </w:rPr>
+              <w:t xml:space="preserve">3 Имитация ответа ИИ-сервиса при помощи объекта </w:t>
+            </w:r>
+            <w:proofErr w:type="spellStart"/>
+            <w:r>
+              <w:rPr>
+                <w:sz w:val="24"/>
+                <w:szCs w:val="24"/>
+              </w:rPr>
+              <w:t>AsyncMock</w:t>
+            </w:r>
+            <w:proofErr w:type="spellEnd"/>
+          </w:p>
+          <w:p>
+            <w:pPr>
+              <w:ind w:firstLine="0"/>
+              <w:rPr>
+                <w:sz w:val="24"/>
+                <w:szCs w:val="24"/>
+              </w:rPr>
+            </w:pPr>
+            <w:r>
+              <w:rPr>
+                <w:sz w:val="24"/>
+                <w:szCs w:val="24"/>
+              </w:rPr>
+              <w:t>4 Вызов функции генерации списка задач</w:t>
+            </w:r>
+          </w:p>
+          <w:p>
+            <w:pPr>
+              <w:ind w:firstLine="0"/>
+              <w:rPr>
+                <w:sz w:val="24"/>
+                <w:szCs w:val="24"/>
+              </w:rPr>
+            </w:pPr>
+            <w:r>
+              <w:rPr>
+                <w:sz w:val="24"/>
+                <w:szCs w:val="24"/>
+              </w:rPr>
+              <w:t>5 Проверка сохранения дорожной карты и задач в базе данных</w:t>
+            </w:r>
+          </w:p>
+          <w:p>
+            <w:pPr>
+              <w:ind w:firstLine="0"/>
+              <w:rPr>
+                <w:sz w:val="24"/>
+                <w:szCs w:val="24"/>
+              </w:rPr>
+            </w:pPr>
+            <w:r>
+              <w:rPr>
+                <w:sz w:val="24"/>
+                <w:szCs w:val="24"/>
+              </w:rPr>
+              <w:t>6 Проверка корректности структуры и содержимого сформированных задач</w:t>
+            </w:r>
+          </w:p>
+        </w:tc>
+      </w:tr>
+    </w:tbl>
+    <w:p>
+      <w:pPr>
+        <w:ind w:firstLine="0"/>
+      </w:pPr>
+    </w:p>
+    <w:p>
+      <w:pPr>
+        <w:ind w:firstLine="0"/>
+      </w:pPr>
+    </w:p>
+    <w:p>
+      <w:pPr>
+        <w:ind w:firstLine="0"/>
+      </w:pPr>
+      <w:r>
+        <w:lastRenderedPageBreak/>
+        <w:t>Продолжение таблицы 4.6</w:t>
+      </w:r>
+    </w:p>
+    <w:tbl>
+      <w:tblPr>
+        <w:tblStyle w:val="a7"/>
+        <w:tblW w:w="0" w:type="auto"/>
+        <w:tblLook w:val="04A0" w:firstRow="1" w:lastRow="0" w:firstColumn="1" w:lastColumn="0" w:noHBand="0" w:noVBand="1"/>
+      </w:tblPr>
+      <w:tblGrid>
+        <w:gridCol w:w="3681"/>
+        <w:gridCol w:w="6088"/>
+      </w:tblGrid>
+      <w:tr>
+        <w:tc>
+          <w:tcPr>
+            <w:tcW w:w="3681" w:type="dxa"/>
+          </w:tcPr>
+          <w:p>
+            <w:pPr>
+              <w:ind w:firstLine="0"/>
+              <w:rPr>
+                <w:sz w:val="24"/>
+                <w:szCs w:val="24"/>
+              </w:rPr>
+            </w:pPr>
+            <w:r>
+              <w:rPr>
+                <w:sz w:val="24"/>
+                <w:szCs w:val="24"/>
+              </w:rPr>
+              <w:t>Данные тестирования</w:t>
+            </w:r>
+          </w:p>
+        </w:tc>
+        <w:tc>
+          <w:tcPr>
+            <w:tcW w:w="6088" w:type="dxa"/>
+          </w:tcPr>
+          <w:p>
+            <w:pPr>
+              <w:ind w:firstLine="0"/>
+              <w:rPr>
+                <w:sz w:val="24"/>
+                <w:szCs w:val="24"/>
+              </w:rPr>
+            </w:pPr>
+            <w:r>
+              <w:rPr>
+                <w:sz w:val="24"/>
+                <w:szCs w:val="24"/>
+              </w:rPr>
+              <w:t>1 Запрос пользователя – «Сделай короткий план изучения Python на 2 недели»</w:t>
+            </w:r>
+          </w:p>
+          <w:p>
+            <w:pPr>
+              <w:ind w:firstLine="0"/>
+              <w:rPr>
+                <w:sz w:val="24"/>
+                <w:szCs w:val="24"/>
+              </w:rPr>
+            </w:pPr>
+            <w:r>
+              <w:rPr>
+                <w:sz w:val="24"/>
+                <w:szCs w:val="24"/>
+              </w:rPr>
+              <w:t>2 Название цели – «Изучить Python за 2 недели»</w:t>
+            </w:r>
+          </w:p>
+          <w:p>
+            <w:pPr>
+              <w:ind w:firstLine="0"/>
+              <w:rPr>
+                <w:sz w:val="24"/>
+                <w:szCs w:val="24"/>
+              </w:rPr>
+            </w:pPr>
+            <w:r>
+              <w:rPr>
+                <w:sz w:val="24"/>
+                <w:szCs w:val="24"/>
+              </w:rPr>
+              <w:t>3 Описание задачи – «Освоить основы языка»</w:t>
+            </w:r>
+          </w:p>
+        </w:tc>
+      </w:tr>
+      <w:tr>
+        <w:tc>
+          <w:tcPr>
+            <w:tcW w:w="3681" w:type="dxa"/>
+          </w:tcPr>
+          <w:p>
+            <w:pPr>
+              <w:ind w:firstLine="0"/>
+              <w:rPr>
+                <w:sz w:val="24"/>
+                <w:szCs w:val="24"/>
+              </w:rPr>
+            </w:pPr>
+            <w:r>
+              <w:rPr>
+                <w:sz w:val="24"/>
+                <w:szCs w:val="24"/>
+              </w:rPr>
+              <w:t>Ожидаемый результат</w:t>
+            </w:r>
+          </w:p>
+        </w:tc>
+        <w:tc>
+          <w:tcPr>
+            <w:tcW w:w="6088" w:type="dxa"/>
+          </w:tcPr>
+          <w:p>
+            <w:pPr>
+              <w:widowControl w:val="0"/>
+              <w:ind w:firstLine="0"/>
+              <w:rPr>
+                <w:sz w:val="24"/>
+                <w:szCs w:val="24"/>
+              </w:rPr>
+            </w:pPr>
+            <w:r>
+              <w:rPr>
+                <w:sz w:val="24"/>
+                <w:szCs w:val="24"/>
+              </w:rPr>
+              <w:t>Система корректно обрабатывает ответ ИИ-сервиса, создает дорожную карту, сохраняет список задач в базе данных и возвращает корректную структуру данных</w:t>
+            </w:r>
+          </w:p>
+        </w:tc>
+      </w:tr>
+    </w:tbl>
+    <w:p/>
+    <w:p>
+      <w:pPr>
+        <w:ind w:firstLine="0"/>
+      </w:pPr>
+      <w:r>
+        <w:t>Продолжение таблицы 4.6</w:t>
+      </w:r>
+    </w:p>
+    <w:tbl>
+      <w:tblPr>
+        <w:tblStyle w:val="a7"/>
+        <w:tblW w:w="0" w:type="auto"/>
+        <w:tblLook w:val="04A0" w:firstRow="1" w:lastRow="0" w:firstColumn="1" w:lastColumn="0" w:noHBand="0" w:noVBand="1"/>
+      </w:tblPr>
+      <w:tblGrid>
+        <w:gridCol w:w="3681"/>
+        <w:gridCol w:w="6088"/>
+      </w:tblGrid>
+      <w:tr>
+        <w:tc>
+          <w:tcPr>
+            <w:tcW w:w="3681" w:type="dxa"/>
+          </w:tcPr>
+          <w:p>
+            <w:pPr>
+              <w:ind w:firstLine="0"/>
+              <w:rPr>
+                <w:sz w:val="24"/>
+                <w:szCs w:val="24"/>
+              </w:rPr>
+            </w:pPr>
+            <w:r>
+              <w:rPr>
+                <w:sz w:val="24"/>
+                <w:szCs w:val="24"/>
+              </w:rPr>
+              <w:t>Фактический результат</w:t>
+            </w:r>
+          </w:p>
+        </w:tc>
+        <w:tc>
+          <w:tcPr>
+            <w:tcW w:w="6088" w:type="dxa"/>
+          </w:tcPr>
+          <w:p>
+            <w:pPr>
+              <w:ind w:firstLine="0"/>
+              <w:rPr>
+                <w:sz w:val="24"/>
+                <w:szCs w:val="24"/>
+              </w:rPr>
+            </w:pPr>
+            <w:r>
+              <w:rPr>
+                <w:sz w:val="24"/>
+                <w:szCs w:val="24"/>
+              </w:rPr>
+              <w:t>Тест выполнен успешно. Дорожная карта и задачи корректно созданы и сохранены в базе данных, структура ответа соответствует ожидаемому результату</w:t>
+            </w:r>
+          </w:p>
+        </w:tc>
+      </w:tr>
+    </w:tbl>
+    <w:p>
+      <w:pPr>
+        <w:ind w:firstLine="0"/>
+      </w:pPr>
+    </w:p>
+    <w:p>
+      <w:r>
+        <w:t xml:space="preserve">Результаты тестирования подтвердили </w:t>
+      </w:r>
+      <w:r>
+        <w:t>работоспособность</w:t>
+      </w:r>
+      <w:r>
+        <w:t xml:space="preserve"> механизма генерации задач, успешную обработку пользовательских запросов и стабильность формирования </w:t>
+      </w:r>
+      <w:r>
+        <w:t>списка задач</w:t>
+      </w:r>
+      <w:r>
+        <w:t xml:space="preserve">. Проверка серверной части подтвердила </w:t>
+      </w:r>
+      <w:r>
+        <w:t xml:space="preserve">работоспособность </w:t>
+      </w:r>
+      <w:r>
+        <w:t>сохранения сформированных задач и структуры</w:t>
+      </w:r>
+      <w:r>
+        <w:t xml:space="preserve"> списков задач</w:t>
+      </w:r>
+      <w:r>
+        <w:t xml:space="preserve"> в базе данных приложения.</w:t>
+      </w:r>
+    </w:p>
+    <w:p>
+      <w:r>
+        <w:t>Работа системы командного взаимодействия проверялась после подтверждения стабильности основных пользовательских механизмов приложения. Тестирование охватывало процессы создания команд и обмена сообщениями между участниками внутри командного пространства. В рамках пользовательского тестирования анализировалась корректность взаимодействия с интерфейсом создания команды, отображение созданной команды в системе и работа командного чата. Модульные тесты позволили подтвердить корректность работы серверных функций, отвечающих за создание команд, взаимодействие с чатами и сохранение сообщений в базе данных. Полученные результаты пользовательского и модульного тестирования функции создания команды представлены в таблицах 4.7 и 4.8.</w:t>
+      </w:r>
+    </w:p>
+    <w:p/>
+    <w:p>
+      <w:pPr>
+        <w:ind w:firstLine="0"/>
+      </w:pPr>
+      <w:r>
+        <w:t>Таблица 4.7 – Протокол пользовательского тестирования создание команды</w:t>
+      </w:r>
+    </w:p>
+    <w:tbl>
+      <w:tblPr>
+        <w:tblStyle w:val="a7"/>
+        <w:tblW w:w="0" w:type="auto"/>
+        <w:tblLook w:val="04A0" w:firstRow="1" w:lastRow="0" w:firstColumn="1" w:lastColumn="0" w:noHBand="0" w:noVBand="1"/>
+      </w:tblPr>
+      <w:tblGrid>
+        <w:gridCol w:w="3681"/>
+        <w:gridCol w:w="6088"/>
+      </w:tblGrid>
+      <w:tr>
+        <w:tc>
+          <w:tcPr>
+            <w:tcW w:w="3681" w:type="dxa"/>
+          </w:tcPr>
+          <w:p>
+            <w:pPr>
+              <w:ind w:firstLine="0"/>
+              <w:jc w:val="center"/>
+              <w:rPr>
+                <w:sz w:val="24"/>
+                <w:szCs w:val="24"/>
+              </w:rPr>
+            </w:pPr>
+            <w:r>
+              <w:rPr>
+                <w:sz w:val="24"/>
+                <w:szCs w:val="24"/>
+              </w:rPr>
+              <w:t>Наименование</w:t>
+            </w:r>
+          </w:p>
+        </w:tc>
+        <w:tc>
+          <w:tcPr>
+            <w:tcW w:w="6088" w:type="dxa"/>
+          </w:tcPr>
+          <w:p>
+            <w:pPr>
+              <w:ind w:firstLine="0"/>
+              <w:jc w:val="center"/>
+              <w:rPr>
+                <w:sz w:val="24"/>
+                <w:szCs w:val="24"/>
+              </w:rPr>
+            </w:pPr>
+            <w:r>
+              <w:rPr>
+                <w:sz w:val="24"/>
+                <w:szCs w:val="24"/>
+              </w:rPr>
+              <w:t>Описание</w:t>
+            </w:r>
+          </w:p>
+        </w:tc>
+      </w:tr>
+      <w:tr>
+        <w:tc>
+          <w:tcPr>
+            <w:tcW w:w="3681" w:type="dxa"/>
+          </w:tcPr>
+          <w:p>
+            <w:pPr>
+              <w:ind w:firstLine="0"/>
+              <w:jc w:val="center"/>
+              <w:rPr>
+                <w:sz w:val="24"/>
+                <w:szCs w:val="24"/>
+              </w:rPr>
+            </w:pPr>
+            <w:r>
+              <w:rPr>
+                <w:sz w:val="24"/>
+                <w:szCs w:val="24"/>
+              </w:rPr>
+              <w:lastRenderedPageBreak/>
+              <w:t>1</w:t>
+            </w:r>
+          </w:p>
+        </w:tc>
+        <w:tc>
+          <w:tcPr>
+            <w:tcW w:w="6088" w:type="dxa"/>
+          </w:tcPr>
+          <w:p>
+            <w:pPr>
+              <w:ind w:firstLine="0"/>
+              <w:jc w:val="center"/>
+              <w:rPr>
+                <w:sz w:val="24"/>
+                <w:szCs w:val="24"/>
+              </w:rPr>
+            </w:pPr>
+            <w:r>
+              <w:rPr>
+                <w:sz w:val="24"/>
+                <w:szCs w:val="24"/>
+              </w:rPr>
+              <w:t>2</w:t>
+            </w:r>
+          </w:p>
+        </w:tc>
+      </w:tr>
+      <w:tr>
+        <w:tc>
+          <w:tcPr>
+            <w:tcW w:w="3681" w:type="dxa"/>
+          </w:tcPr>
+          <w:p>
+            <w:pPr>
+              <w:ind w:firstLine="0"/>
+              <w:rPr>
+                <w:sz w:val="24"/>
+                <w:szCs w:val="24"/>
+                <w:lang w:val="en-US"/>
+              </w:rPr>
+            </w:pPr>
+            <w:r>
+              <w:rPr>
+                <w:sz w:val="24"/>
+                <w:szCs w:val="24"/>
+                <w:lang w:val="en-US"/>
+              </w:rPr>
+              <w:t xml:space="preserve">Test Case # </w:t>
+            </w:r>
+          </w:p>
+        </w:tc>
+        <w:tc>
+          <w:tcPr>
+            <w:tcW w:w="6088" w:type="dxa"/>
+          </w:tcPr>
+          <w:p>
+            <w:pPr>
+              <w:ind w:firstLine="0"/>
+              <w:rPr>
+                <w:sz w:val="24"/>
+                <w:szCs w:val="24"/>
+                <w:lang w:val="en-US"/>
+              </w:rPr>
+            </w:pPr>
+            <w:r>
+              <w:rPr>
+                <w:sz w:val="24"/>
+                <w:szCs w:val="24"/>
+                <w:lang w:val="en-US"/>
+              </w:rPr>
+              <w:t>4</w:t>
+            </w:r>
+          </w:p>
+        </w:tc>
+      </w:tr>
+      <w:tr>
+        <w:trPr>
+          <w:trHeight w:val="70"/>
+        </w:trPr>
+        <w:tc>
+          <w:tcPr>
+            <w:tcW w:w="3681" w:type="dxa"/>
+          </w:tcPr>
+          <w:p>
+            <w:pPr>
+              <w:ind w:firstLine="0"/>
+              <w:rPr>
+                <w:sz w:val="24"/>
+                <w:szCs w:val="24"/>
+              </w:rPr>
+            </w:pPr>
+            <w:r>
+              <w:rPr>
+                <w:sz w:val="24"/>
+                <w:szCs w:val="24"/>
+              </w:rPr>
+              <w:t>Приоритет тестирования</w:t>
+            </w:r>
+          </w:p>
+        </w:tc>
+        <w:tc>
+          <w:tcPr>
+            <w:tcW w:w="6088" w:type="dxa"/>
+          </w:tcPr>
+          <w:p>
+            <w:pPr>
+              <w:ind w:firstLine="0"/>
+              <w:rPr>
+                <w:sz w:val="24"/>
+                <w:szCs w:val="24"/>
+              </w:rPr>
+            </w:pPr>
+            <w:r>
+              <w:rPr>
+                <w:sz w:val="24"/>
+                <w:szCs w:val="24"/>
+              </w:rPr>
+              <w:t>Высокий</w:t>
+            </w:r>
+          </w:p>
+        </w:tc>
+      </w:tr>
+      <w:tr>
+        <w:trPr>
+          <w:trHeight w:val="331"/>
+        </w:trPr>
+        <w:tc>
+          <w:tcPr>
+            <w:tcW w:w="3681" w:type="dxa"/>
+          </w:tcPr>
+          <w:p>
+            <w:pPr>
+              <w:tabs>
+                <w:tab w:val="left" w:pos="1230"/>
+              </w:tabs>
+              <w:ind w:firstLine="0"/>
+              <w:rPr>
+                <w:sz w:val="24"/>
+                <w:szCs w:val="24"/>
+              </w:rPr>
+            </w:pPr>
+            <w:r>
+              <w:rPr>
+                <w:sz w:val="24"/>
+                <w:szCs w:val="24"/>
+              </w:rPr>
+              <w:t>Название тестирования</w:t>
+            </w:r>
+          </w:p>
+        </w:tc>
+        <w:tc>
+          <w:tcPr>
+            <w:tcW w:w="6088" w:type="dxa"/>
+          </w:tcPr>
+          <w:p>
+            <w:pPr>
+              <w:ind w:firstLine="0"/>
+              <w:jc w:val="left"/>
+              <w:rPr>
+                <w:rFonts w:eastAsia="Times New Roman" w:cs="Times New Roman"/>
+                <w:vanish/>
+                <w:sz w:val="24"/>
+                <w:szCs w:val="24"/>
+                <w:lang w:eastAsia="ru-RU"/>
+              </w:rPr>
+            </w:pPr>
+          </w:p>
+          <w:tbl>
+            <w:tblPr>
+              <w:tblW w:w="0" w:type="auto"/>
+              <w:tblCellSpacing w:w="15" w:type="dxa"/>
+              <w:tblCellMar>
+                <w:top w:w="15" w:type="dxa"/>
+                <w:left w:w="15" w:type="dxa"/>
+                <w:bottom w:w="15" w:type="dxa"/>
+                <w:right w:w="15" w:type="dxa"/>
+              </w:tblCellMar>
+              <w:tblLook w:val="04A0" w:firstRow="1" w:lastRow="0" w:firstColumn="1" w:lastColumn="0" w:noHBand="0" w:noVBand="1"/>
+            </w:tblPr>
+            <w:tblGrid>
+              <w:gridCol w:w="2024"/>
+            </w:tblGrid>
+            <w:tr>
+              <w:trPr>
+                <w:trHeight w:val="29"/>
+                <w:tblCellSpacing w:w="15" w:type="dxa"/>
+              </w:trPr>
+              <w:tc>
+                <w:tcPr>
+                  <w:tcW w:w="0" w:type="auto"/>
+                  <w:vAlign w:val="center"/>
+                  <w:hideMark/>
+                </w:tcPr>
+                <w:p>
+                  <w:pPr>
+                    <w:spacing w:line="240" w:lineRule="auto"/>
+                    <w:ind w:firstLine="0"/>
+                    <w:jc w:val="left"/>
+                    <w:rPr>
+                      <w:rFonts w:eastAsia="Times New Roman" w:cs="Times New Roman"/>
+                      <w:sz w:val="24"/>
+                      <w:szCs w:val="24"/>
+                      <w:lang w:eastAsia="ru-RU"/>
+                    </w:rPr>
+                  </w:pPr>
+                  <w:r>
+                    <w:rPr>
+                      <w:sz w:val="24"/>
+                      <w:szCs w:val="24"/>
+                    </w:rPr>
+                    <w:t>Создание команды</w:t>
+                  </w:r>
+                </w:p>
+              </w:tc>
+            </w:tr>
+          </w:tbl>
+          <w:p>
+            <w:pPr>
+              <w:ind w:firstLine="0"/>
+              <w:rPr>
+                <w:sz w:val="24"/>
+                <w:szCs w:val="24"/>
+              </w:rPr>
+            </w:pPr>
+          </w:p>
+        </w:tc>
+      </w:tr>
+      <w:tr>
+        <w:tc>
+          <w:tcPr>
+            <w:tcW w:w="3681" w:type="dxa"/>
+          </w:tcPr>
+          <w:p>
+            <w:pPr>
+              <w:ind w:firstLine="0"/>
+              <w:jc w:val="center"/>
+              <w:rPr>
+                <w:sz w:val="24"/>
+                <w:szCs w:val="24"/>
+              </w:rPr>
+            </w:pPr>
+            <w:r>
+              <w:rPr>
+                <w:sz w:val="24"/>
+                <w:szCs w:val="24"/>
+              </w:rPr>
+              <w:t>1</w:t>
+            </w:r>
+          </w:p>
+        </w:tc>
+        <w:tc>
+          <w:tcPr>
+            <w:tcW w:w="6088" w:type="dxa"/>
+          </w:tcPr>
+          <w:p>
+            <w:pPr>
+              <w:ind w:firstLine="0"/>
+              <w:jc w:val="center"/>
+              <w:rPr>
+                <w:sz w:val="24"/>
+                <w:szCs w:val="24"/>
+              </w:rPr>
+            </w:pPr>
+            <w:r>
+              <w:rPr>
+                <w:sz w:val="24"/>
+                <w:szCs w:val="24"/>
+              </w:rPr>
+              <w:t>2</w:t>
+            </w:r>
+          </w:p>
+        </w:tc>
+      </w:tr>
+      <w:tr>
+        <w:tc>
+          <w:tcPr>
+            <w:tcW w:w="3681" w:type="dxa"/>
+          </w:tcPr>
+          <w:p>
+            <w:pPr>
+              <w:ind w:firstLine="0"/>
+              <w:rPr>
+                <w:sz w:val="24"/>
+                <w:szCs w:val="24"/>
+              </w:rPr>
+            </w:pPr>
+            <w:r>
+              <w:rPr>
+                <w:sz w:val="24"/>
+                <w:szCs w:val="24"/>
+              </w:rPr>
+              <w:t>Шаги тестирования</w:t>
+            </w:r>
+          </w:p>
+        </w:tc>
+        <w:tc>
+          <w:tcPr>
+            <w:tcW w:w="6088" w:type="dxa"/>
+          </w:tcPr>
+          <w:p>
+            <w:pPr>
+              <w:ind w:firstLine="0"/>
+              <w:rPr>
+                <w:sz w:val="24"/>
+                <w:szCs w:val="24"/>
+              </w:rPr>
+            </w:pPr>
+            <w:r>
+              <w:rPr>
+                <w:sz w:val="24"/>
+                <w:szCs w:val="24"/>
+              </w:rPr>
+              <w:t xml:space="preserve">1 Переход в раздел «Команды» </w:t>
+            </w:r>
+            <w:r>
+              <w:rPr>
+                <w:sz w:val="24"/>
+                <w:szCs w:val="24"/>
+              </w:rPr>
+              <w:br/>
+              <w:t xml:space="preserve">2 Нажатие кнопки «Создать команду» </w:t>
+            </w:r>
+            <w:r>
+              <w:rPr>
+                <w:sz w:val="24"/>
+                <w:szCs w:val="24"/>
+              </w:rPr>
+              <w:br/>
+              <w:t xml:space="preserve">3 Ввод названия команды </w:t>
+            </w:r>
+            <w:r>
+              <w:rPr>
+                <w:sz w:val="24"/>
+                <w:szCs w:val="24"/>
+              </w:rPr>
+              <w:br/>
+              <w:t>4 Нажатие кнопки «Создать»</w:t>
+            </w:r>
+          </w:p>
+        </w:tc>
+      </w:tr>
+      <w:tr>
+        <w:tc>
+          <w:tcPr>
+            <w:tcW w:w="3681" w:type="dxa"/>
+          </w:tcPr>
+          <w:p>
+            <w:pPr>
+              <w:ind w:firstLine="0"/>
+              <w:rPr>
+                <w:sz w:val="24"/>
+                <w:szCs w:val="24"/>
+              </w:rPr>
+            </w:pPr>
+            <w:r>
+              <w:rPr>
+                <w:sz w:val="24"/>
+                <w:szCs w:val="24"/>
+              </w:rPr>
+              <w:t>Данные тестирования</w:t>
+            </w:r>
+          </w:p>
+        </w:tc>
+        <w:tc>
+          <w:tcPr>
+            <w:tcW w:w="6088" w:type="dxa"/>
+          </w:tcPr>
+          <w:p>
+            <w:pPr>
+              <w:ind w:firstLine="0"/>
+              <w:rPr>
+                <w:sz w:val="24"/>
+                <w:szCs w:val="24"/>
+              </w:rPr>
+            </w:pPr>
+            <w:r>
+              <w:rPr>
+                <w:sz w:val="24"/>
+                <w:szCs w:val="24"/>
+              </w:rPr>
+              <w:t>1 Название команды – «Python Team»</w:t>
+            </w:r>
+          </w:p>
+        </w:tc>
+      </w:tr>
+    </w:tbl>
+    <w:p>
+      <w:pPr>
+        <w:ind w:firstLine="0"/>
+      </w:pPr>
+      <w:r>
+        <w:t>Продолжение таблицы 4.7</w:t>
+      </w:r>
+    </w:p>
+    <w:tbl>
+      <w:tblPr>
+        <w:tblStyle w:val="a7"/>
+        <w:tblW w:w="0" w:type="auto"/>
+        <w:tblLook w:val="04A0" w:firstRow="1" w:lastRow="0" w:firstColumn="1" w:lastColumn="0" w:noHBand="0" w:noVBand="1"/>
+      </w:tblPr>
+      <w:tblGrid>
+        <w:gridCol w:w="3681"/>
+        <w:gridCol w:w="6088"/>
+      </w:tblGrid>
+      <w:tr>
+        <w:tc>
+          <w:tcPr>
+            <w:tcW w:w="3681" w:type="dxa"/>
+          </w:tcPr>
+          <w:p>
+            <w:pPr>
+              <w:ind w:firstLine="0"/>
+              <w:jc w:val="center"/>
+              <w:rPr>
+                <w:sz w:val="24"/>
+                <w:szCs w:val="24"/>
+              </w:rPr>
+            </w:pPr>
+            <w:r>
+              <w:rPr>
+                <w:sz w:val="24"/>
+                <w:szCs w:val="24"/>
+              </w:rPr>
+              <w:t>1</w:t>
+            </w:r>
+          </w:p>
+        </w:tc>
+        <w:tc>
+          <w:tcPr>
+            <w:tcW w:w="6088" w:type="dxa"/>
+          </w:tcPr>
+          <w:p>
+            <w:pPr>
+              <w:ind w:firstLine="0"/>
+              <w:jc w:val="center"/>
+              <w:rPr>
+                <w:rFonts w:eastAsia="Times New Roman" w:cs="Times New Roman"/>
+                <w:sz w:val="24"/>
+                <w:szCs w:val="24"/>
+                <w:lang w:eastAsia="ru-RU"/>
+              </w:rPr>
+            </w:pPr>
+            <w:r>
+              <w:rPr>
+                <w:rFonts w:eastAsia="Times New Roman" w:cs="Times New Roman"/>
+                <w:sz w:val="24"/>
+                <w:szCs w:val="24"/>
+                <w:lang w:eastAsia="ru-RU"/>
+              </w:rPr>
+              <w:t>2</w:t>
+            </w:r>
+          </w:p>
+        </w:tc>
+      </w:tr>
+      <w:tr>
+        <w:tc>
+          <w:tcPr>
+            <w:tcW w:w="3681" w:type="dxa"/>
+          </w:tcPr>
+          <w:p>
+            <w:pPr>
+              <w:ind w:firstLine="0"/>
+              <w:rPr>
+                <w:sz w:val="24"/>
+                <w:szCs w:val="24"/>
+              </w:rPr>
+            </w:pPr>
+            <w:r>
+              <w:rPr>
+                <w:sz w:val="24"/>
+                <w:szCs w:val="24"/>
+              </w:rPr>
+              <w:t>Ожидаемый результат</w:t>
+            </w:r>
+          </w:p>
+        </w:tc>
+        <w:tc>
+          <w:tcPr>
+            <w:tcW w:w="6088" w:type="dxa"/>
+          </w:tcPr>
+          <w:tbl>
+            <w:tblPr>
+              <w:tblW w:w="0" w:type="auto"/>
+              <w:tblCellSpacing w:w="15" w:type="dxa"/>
+              <w:tblCellMar>
+                <w:top w:w="15" w:type="dxa"/>
+                <w:left w:w="15" w:type="dxa"/>
+                <w:bottom w:w="15" w:type="dxa"/>
+                <w:right w:w="15" w:type="dxa"/>
+              </w:tblCellMar>
+              <w:tblLook w:val="04A0" w:firstRow="1" w:lastRow="0" w:firstColumn="1" w:lastColumn="0" w:noHBand="0" w:noVBand="1"/>
+            </w:tblPr>
+            <w:tblGrid>
+              <w:gridCol w:w="96"/>
+            </w:tblGrid>
+            <w:tr>
+              <w:trPr>
+                <w:tblCellSpacing w:w="15" w:type="dxa"/>
+              </w:trPr>
+              <w:tc>
+                <w:tcPr>
+                  <w:tcW w:w="0" w:type="auto"/>
+                  <w:vAlign w:val="center"/>
+                  <w:hideMark/>
+                </w:tcPr>
+                <w:p>
+                  <w:pPr>
+                    <w:spacing w:line="240" w:lineRule="auto"/>
+                    <w:ind w:firstLine="0"/>
+                    <w:jc w:val="left"/>
+                    <w:rPr>
+                      <w:rFonts w:eastAsia="Times New Roman" w:cs="Times New Roman"/>
+                      <w:sz w:val="24"/>
+                      <w:szCs w:val="24"/>
+                      <w:lang w:eastAsia="ru-RU"/>
+                    </w:rPr>
+                  </w:pPr>
+                </w:p>
+              </w:tc>
+            </w:tr>
+          </w:tbl>
+          <w:p>
+            <w:pPr>
+              <w:ind w:firstLine="0"/>
+              <w:jc w:val="left"/>
+              <w:rPr>
+                <w:rFonts w:eastAsia="Times New Roman" w:cs="Times New Roman"/>
+                <w:vanish/>
+                <w:sz w:val="24"/>
+                <w:szCs w:val="24"/>
+                <w:lang w:eastAsia="ru-RU"/>
+              </w:rPr>
+            </w:pPr>
+          </w:p>
+          <w:tbl>
+            <w:tblPr>
+              <w:tblW w:w="0" w:type="auto"/>
+              <w:tblCellSpacing w:w="15" w:type="dxa"/>
+              <w:tblCellMar>
+                <w:top w:w="15" w:type="dxa"/>
+                <w:left w:w="15" w:type="dxa"/>
+                <w:bottom w:w="15" w:type="dxa"/>
+                <w:right w:w="15" w:type="dxa"/>
+              </w:tblCellMar>
+              <w:tblLook w:val="04A0" w:firstRow="1" w:lastRow="0" w:firstColumn="1" w:lastColumn="0" w:noHBand="0" w:noVBand="1"/>
+            </w:tblPr>
+            <w:tblGrid>
+              <w:gridCol w:w="5872"/>
+            </w:tblGrid>
+            <w:tr>
+              <w:trPr>
+                <w:tblCellSpacing w:w="15" w:type="dxa"/>
+              </w:trPr>
+              <w:tc>
+                <w:tcPr>
+                  <w:tcW w:w="0" w:type="auto"/>
+                  <w:vAlign w:val="center"/>
+                  <w:hideMark/>
+                </w:tcPr>
+                <w:p>
+                  <w:pPr>
+                    <w:spacing w:line="240" w:lineRule="auto"/>
+                    <w:ind w:firstLine="0"/>
+                    <w:jc w:val="left"/>
+                    <w:rPr>
+                      <w:rFonts w:eastAsia="Times New Roman" w:cs="Times New Roman"/>
+                      <w:sz w:val="24"/>
+                      <w:szCs w:val="24"/>
+                      <w:lang w:eastAsia="ru-RU"/>
+                    </w:rPr>
+                  </w:pPr>
+                  <w:r>
+                    <w:rPr>
+                      <w:rFonts w:eastAsia="Times New Roman" w:cs="Times New Roman"/>
+                      <w:sz w:val="24"/>
+                      <w:szCs w:val="24"/>
+                      <w:lang w:eastAsia="ru-RU"/>
+                    </w:rPr>
+                    <w:t>Команда успешно создается и отображается в списке команд</w:t>
+                  </w:r>
+                </w:p>
+              </w:tc>
+            </w:tr>
+          </w:tbl>
+          <w:p>
+            <w:pPr>
+              <w:ind w:firstLine="0"/>
+              <w:rPr>
+                <w:sz w:val="24"/>
+                <w:szCs w:val="24"/>
+              </w:rPr>
+            </w:pPr>
+          </w:p>
+        </w:tc>
+      </w:tr>
+      <w:tr>
+        <w:tc>
+          <w:tcPr>
+            <w:tcW w:w="3681" w:type="dxa"/>
+          </w:tcPr>
+          <w:p>
+            <w:pPr>
+              <w:ind w:firstLine="0"/>
+              <w:rPr>
+                <w:sz w:val="24"/>
+                <w:szCs w:val="24"/>
+              </w:rPr>
+            </w:pPr>
+            <w:r>
+              <w:rPr>
+                <w:sz w:val="24"/>
+                <w:szCs w:val="24"/>
+              </w:rPr>
+              <w:t>Фактический результат</w:t>
+            </w:r>
+          </w:p>
+        </w:tc>
+        <w:tc>
+          <w:tcPr>
+            <w:tcW w:w="6088" w:type="dxa"/>
+          </w:tcPr>
+          <w:p>
+            <w:pPr>
+              <w:ind w:firstLine="0"/>
+              <w:rPr>
+                <w:sz w:val="24"/>
+                <w:szCs w:val="24"/>
+              </w:rPr>
+            </w:pPr>
+            <w:r>
+              <w:rPr>
+                <w:sz w:val="24"/>
+                <w:szCs w:val="24"/>
+              </w:rPr>
+              <w:t>Команда успешно создана и доступна пользователю</w:t>
+            </w:r>
+          </w:p>
+        </w:tc>
+      </w:tr>
+    </w:tbl>
+    <w:p>
+      <w:pPr>
+        <w:ind w:firstLine="0"/>
+      </w:pPr>
+    </w:p>
+    <w:p>
+      <w:pPr>
+        <w:ind w:firstLine="0"/>
+        <w:rPr>
+          <w:lang w:eastAsia="ru-RU"/>
+        </w:rPr>
+      </w:pPr>
+    </w:p>
+    <w:p>
+      <w:pPr>
+        <w:ind w:firstLine="0"/>
+      </w:pPr>
+      <w:r>
+        <w:t>Таблица 4.8 – Протокол модульного тестирования создание команды</w:t>
+      </w:r>
+    </w:p>
+    <w:tbl>
+      <w:tblPr>
+        <w:tblStyle w:val="a7"/>
+        <w:tblW w:w="0" w:type="auto"/>
+        <w:tblLook w:val="04A0" w:firstRow="1" w:lastRow="0" w:firstColumn="1" w:lastColumn="0" w:noHBand="0" w:noVBand="1"/>
+      </w:tblPr>
+      <w:tblGrid>
+        <w:gridCol w:w="3681"/>
+        <w:gridCol w:w="6088"/>
+      </w:tblGrid>
+      <w:tr>
+        <w:tc>
+          <w:tcPr>
+            <w:tcW w:w="3681" w:type="dxa"/>
+          </w:tcPr>
+          <w:p>
+            <w:pPr>
+              <w:ind w:firstLine="0"/>
+              <w:jc w:val="center"/>
+              <w:rPr>
+                <w:sz w:val="24"/>
+                <w:szCs w:val="24"/>
+              </w:rPr>
+            </w:pPr>
+            <w:r>
+              <w:rPr>
+                <w:sz w:val="24"/>
+                <w:szCs w:val="24"/>
+              </w:rPr>
+              <w:t>Наименование</w:t>
+            </w:r>
+          </w:p>
+        </w:tc>
+        <w:tc>
+          <w:tcPr>
+            <w:tcW w:w="6088" w:type="dxa"/>
+          </w:tcPr>
+          <w:p>
+            <w:pPr>
+              <w:ind w:firstLine="0"/>
+              <w:rPr>
+                <w:sz w:val="24"/>
+                <w:szCs w:val="24"/>
+              </w:rPr>
+            </w:pPr>
+            <w:r>
+              <w:rPr>
+                <w:sz w:val="24"/>
+                <w:szCs w:val="24"/>
+              </w:rPr>
+              <w:t>Описание</w:t>
+            </w:r>
+          </w:p>
+        </w:tc>
+      </w:tr>
+      <w:tr>
+        <w:tc>
+          <w:tcPr>
+            <w:tcW w:w="3681" w:type="dxa"/>
+          </w:tcPr>
+          <w:p>
+            <w:pPr>
+              <w:ind w:firstLine="0"/>
+              <w:rPr>
+                <w:sz w:val="24"/>
+                <w:szCs w:val="24"/>
+              </w:rPr>
+            </w:pPr>
+            <w:r>
+              <w:rPr>
+                <w:sz w:val="24"/>
+                <w:szCs w:val="24"/>
+              </w:rPr>
+              <w:t>Test Case #</w:t>
+            </w:r>
+          </w:p>
+        </w:tc>
+        <w:tc>
+          <w:tcPr>
+            <w:tcW w:w="6088" w:type="dxa"/>
+          </w:tcPr>
+          <w:p>
+            <w:pPr>
+              <w:ind w:firstLine="0"/>
+              <w:rPr>
+                <w:sz w:val="24"/>
+                <w:szCs w:val="24"/>
+              </w:rPr>
+            </w:pPr>
+            <w:r>
+              <w:rPr>
+                <w:sz w:val="24"/>
+                <w:szCs w:val="24"/>
+              </w:rPr>
+              <w:t>5</w:t>
+            </w:r>
+          </w:p>
+        </w:tc>
+      </w:tr>
+      <w:tr>
+        <w:tc>
+          <w:tcPr>
+            <w:tcW w:w="3681" w:type="dxa"/>
+          </w:tcPr>
+          <w:p>
+            <w:pPr>
+              <w:ind w:firstLine="0"/>
+              <w:rPr>
+                <w:sz w:val="24"/>
+                <w:szCs w:val="24"/>
+              </w:rPr>
+            </w:pPr>
+            <w:r>
+              <w:rPr>
+                <w:sz w:val="24"/>
+                <w:szCs w:val="24"/>
+              </w:rPr>
+              <w:t>Приоритет тестирования</w:t>
+            </w:r>
+          </w:p>
+        </w:tc>
+        <w:tc>
+          <w:tcPr>
+            <w:tcW w:w="6088" w:type="dxa"/>
+          </w:tcPr>
+          <w:p>
+            <w:pPr>
+              <w:ind w:firstLine="0"/>
+              <w:rPr>
+                <w:sz w:val="24"/>
+                <w:szCs w:val="24"/>
+              </w:rPr>
+            </w:pPr>
+            <w:r>
+              <w:rPr>
+                <w:sz w:val="24"/>
+                <w:szCs w:val="24"/>
+              </w:rPr>
+              <w:t>Высокий</w:t>
+            </w:r>
+          </w:p>
+        </w:tc>
+      </w:tr>
+      <w:tr>
+        <w:tc>
+          <w:tcPr>
+            <w:tcW w:w="3681" w:type="dxa"/>
+          </w:tcPr>
+          <w:p>
+            <w:pPr>
+              <w:ind w:firstLine="0"/>
+              <w:rPr>
+                <w:sz w:val="24"/>
+                <w:szCs w:val="24"/>
+              </w:rPr>
+            </w:pPr>
+            <w:r>
+              <w:rPr>
+                <w:sz w:val="24"/>
+                <w:szCs w:val="24"/>
+              </w:rPr>
+              <w:t>Название тестирования</w:t>
+            </w:r>
+          </w:p>
+        </w:tc>
+        <w:tc>
+          <w:tcPr>
+            <w:tcW w:w="6088" w:type="dxa"/>
+          </w:tcPr>
+          <w:p>
+            <w:pPr>
+              <w:ind w:firstLine="0"/>
+              <w:rPr>
+                <w:sz w:val="24"/>
+                <w:szCs w:val="24"/>
+              </w:rPr>
+            </w:pPr>
+            <w:r>
+              <w:rPr>
+                <w:sz w:val="24"/>
+                <w:szCs w:val="24"/>
+              </w:rPr>
+              <w:t>Модульное тестирование функции создания команды</w:t>
+            </w:r>
+          </w:p>
+        </w:tc>
+      </w:tr>
+      <w:tr>
+        <w:tc>
+          <w:tcPr>
+            <w:tcW w:w="3681" w:type="dxa"/>
+          </w:tcPr>
+          <w:p>
+            <w:pPr>
+              <w:ind w:firstLine="0"/>
+              <w:rPr>
+                <w:sz w:val="24"/>
+                <w:szCs w:val="24"/>
+              </w:rPr>
+            </w:pPr>
+            <w:r>
+              <w:rPr>
+                <w:sz w:val="24"/>
+                <w:szCs w:val="24"/>
+              </w:rPr>
+              <w:t>Цель тестирования</w:t>
+            </w:r>
+          </w:p>
+        </w:tc>
+        <w:tc>
+          <w:tcPr>
+            <w:tcW w:w="6088" w:type="dxa"/>
+          </w:tcPr>
+          <w:p>
+            <w:pPr>
+              <w:ind w:firstLine="0"/>
+              <w:rPr>
+                <w:sz w:val="24"/>
+                <w:szCs w:val="24"/>
+              </w:rPr>
+            </w:pPr>
+            <w:r>
+              <w:rPr>
+                <w:sz w:val="24"/>
+                <w:szCs w:val="24"/>
+              </w:rPr>
+              <w:t>Проверка корректности создания команды и сохранения информации о команде в базе данных</w:t>
+            </w:r>
+          </w:p>
+        </w:tc>
+      </w:tr>
+      <w:tr>
+        <w:tc>
+          <w:tcPr>
+            <w:tcW w:w="3681" w:type="dxa"/>
+          </w:tcPr>
+          <w:p>
+            <w:pPr>
+              <w:ind w:firstLine="0"/>
+              <w:rPr>
+                <w:sz w:val="24"/>
+                <w:szCs w:val="24"/>
+              </w:rPr>
+            </w:pPr>
+            <w:r>
+              <w:rPr>
+                <w:sz w:val="24"/>
+                <w:szCs w:val="24"/>
+              </w:rPr>
+              <w:t>Шаги тестирования</w:t>
+            </w:r>
+          </w:p>
+        </w:tc>
+        <w:tc>
+          <w:tcPr>
+            <w:tcW w:w="6088" w:type="dxa"/>
+          </w:tcPr>
+          <w:p>
+            <w:pPr>
+              <w:ind w:firstLine="0"/>
+              <w:rPr>
+                <w:sz w:val="24"/>
+                <w:szCs w:val="24"/>
+              </w:rPr>
+            </w:pPr>
+            <w:r>
+              <w:rPr>
+                <w:sz w:val="24"/>
+                <w:szCs w:val="24"/>
+              </w:rPr>
+              <w:t>1 Создание тестового пользователя</w:t>
+            </w:r>
+          </w:p>
+          <w:p>
+            <w:pPr>
+              <w:ind w:firstLine="0"/>
+              <w:rPr>
+                <w:sz w:val="24"/>
+                <w:szCs w:val="24"/>
+              </w:rPr>
+            </w:pPr>
+            <w:r>
+              <w:rPr>
+                <w:sz w:val="24"/>
+                <w:szCs w:val="24"/>
+              </w:rPr>
+              <w:t>2 Выполнение функции создания команды</w:t>
+            </w:r>
+          </w:p>
+          <w:p>
+            <w:pPr>
+              <w:ind w:firstLine="0"/>
+              <w:rPr>
+                <w:sz w:val="24"/>
+                <w:szCs w:val="24"/>
+              </w:rPr>
+            </w:pPr>
+            <w:r>
+              <w:rPr>
+                <w:sz w:val="24"/>
+                <w:szCs w:val="24"/>
+              </w:rPr>
+              <w:t>3 Сохранение команды в базе данных</w:t>
+            </w:r>
+          </w:p>
+          <w:p>
+            <w:pPr>
+              <w:ind w:firstLine="0"/>
+              <w:rPr>
+                <w:sz w:val="24"/>
+                <w:szCs w:val="24"/>
+              </w:rPr>
+            </w:pPr>
+            <w:r>
+              <w:rPr>
+                <w:sz w:val="24"/>
+                <w:szCs w:val="24"/>
+              </w:rPr>
+              <w:t>4 Получение информации о созданной команде из базы данных</w:t>
+            </w:r>
+          </w:p>
+          <w:p>
+            <w:pPr>
+              <w:ind w:firstLine="0"/>
+              <w:rPr>
+                <w:sz w:val="24"/>
+                <w:szCs w:val="24"/>
+              </w:rPr>
+            </w:pPr>
+            <w:r>
+              <w:rPr>
+                <w:sz w:val="24"/>
+                <w:szCs w:val="24"/>
+              </w:rPr>
+              <w:t>5 Проверка корректности названия команды</w:t>
+            </w:r>
+          </w:p>
+        </w:tc>
+      </w:tr>
+      <w:tr>
+        <w:tc>
+          <w:tcPr>
+            <w:tcW w:w="3681" w:type="dxa"/>
+          </w:tcPr>
+          <w:p>
+            <w:pPr>
+              <w:ind w:firstLine="0"/>
+              <w:rPr>
+                <w:sz w:val="24"/>
+                <w:szCs w:val="24"/>
+              </w:rPr>
+            </w:pPr>
+            <w:r>
+              <w:rPr>
+                <w:sz w:val="24"/>
+                <w:szCs w:val="24"/>
+              </w:rPr>
+              <w:t>Данные тестирования</w:t>
+            </w:r>
+          </w:p>
+        </w:tc>
+        <w:tc>
+          <w:tcPr>
+            <w:tcW w:w="6088" w:type="dxa"/>
+          </w:tcPr>
+          <w:p>
+            <w:pPr>
+              <w:ind w:firstLine="0"/>
+              <w:rPr>
+                <w:sz w:val="24"/>
+                <w:szCs w:val="24"/>
+              </w:rPr>
+            </w:pPr>
+            <w:r>
+              <w:rPr>
+                <w:sz w:val="24"/>
+                <w:szCs w:val="24"/>
+              </w:rPr>
+              <w:t>1 Имя пользователя – «</w:t>
+            </w:r>
+            <w:proofErr w:type="spellStart"/>
+            <w:r>
+              <w:rPr>
+                <w:sz w:val="24"/>
+                <w:szCs w:val="24"/>
+              </w:rPr>
+              <w:t>team_user_xxxxxxxx</w:t>
+            </w:r>
+            <w:proofErr w:type="spellEnd"/>
+            <w:r>
+              <w:rPr>
+                <w:sz w:val="24"/>
+                <w:szCs w:val="24"/>
+              </w:rPr>
+              <w:t>»</w:t>
+            </w:r>
+          </w:p>
+          <w:p>
+            <w:pPr>
+              <w:ind w:firstLine="0"/>
+              <w:rPr>
+                <w:sz w:val="24"/>
+                <w:szCs w:val="24"/>
+              </w:rPr>
+            </w:pPr>
+            <w:r>
+              <w:rPr>
+                <w:sz w:val="24"/>
+                <w:szCs w:val="24"/>
+              </w:rPr>
+              <w:t>2 Электронная почта – «team_user_xxxxxxxx@example.com»</w:t>
+            </w:r>
+          </w:p>
+          <w:p>
+            <w:pPr>
+              <w:ind w:firstLine="0"/>
+              <w:rPr>
+                <w:sz w:val="24"/>
+                <w:szCs w:val="24"/>
+              </w:rPr>
+            </w:pPr>
+            <w:r>
+              <w:rPr>
+                <w:sz w:val="24"/>
+                <w:szCs w:val="24"/>
+              </w:rPr>
+              <w:t xml:space="preserve">3 Название команды – «Команда </w:t>
+            </w:r>
+            <w:proofErr w:type="spellStart"/>
+            <w:r>
+              <w:rPr>
+                <w:sz w:val="24"/>
+                <w:szCs w:val="24"/>
+              </w:rPr>
+              <w:t>xxxxxxxx</w:t>
+            </w:r>
+            <w:proofErr w:type="spellEnd"/>
+            <w:r>
+              <w:rPr>
+                <w:sz w:val="24"/>
+                <w:szCs w:val="24"/>
+              </w:rPr>
+              <w:t>»</w:t>
+            </w:r>
+          </w:p>
+        </w:tc>
+      </w:tr>
+      <w:tr>
+        <w:tc>
+          <w:tcPr>
+            <w:tcW w:w="3681" w:type="dxa"/>
+          </w:tcPr>
+          <w:p>
+            <w:pPr>
+              <w:ind w:firstLine="0"/>
+              <w:rPr>
+                <w:sz w:val="24"/>
+                <w:szCs w:val="24"/>
+              </w:rPr>
+            </w:pPr>
+            <w:r>
+              <w:rPr>
+                <w:sz w:val="24"/>
+                <w:szCs w:val="24"/>
+              </w:rPr>
+              <w:t>Ожидаемый результат</w:t>
+            </w:r>
+          </w:p>
+        </w:tc>
+        <w:tc>
+          <w:tcPr>
+            <w:tcW w:w="6088" w:type="dxa"/>
+          </w:tcPr>
+          <w:p>
+            <w:pPr>
+              <w:ind w:firstLine="0"/>
+              <w:rPr>
+                <w:sz w:val="24"/>
+                <w:szCs w:val="24"/>
+              </w:rPr>
+            </w:pPr>
+            <w:r>
+              <w:rPr>
+                <w:sz w:val="24"/>
+                <w:szCs w:val="24"/>
+              </w:rPr>
+              <w:t>Команда успешно создается и сохраняется в базе данных. Название команды соответствует переданному значению</w:t>
+            </w:r>
+          </w:p>
+        </w:tc>
+      </w:tr>
+      <w:tr>
+        <w:tc>
+          <w:tcPr>
+            <w:tcW w:w="3681" w:type="dxa"/>
+          </w:tcPr>
+          <w:p>
+            <w:pPr>
+              <w:ind w:firstLine="0"/>
+              <w:rPr>
+                <w:sz w:val="24"/>
+                <w:szCs w:val="24"/>
+              </w:rPr>
+            </w:pPr>
+            <w:r>
+              <w:rPr>
+                <w:sz w:val="24"/>
+                <w:szCs w:val="24"/>
+              </w:rPr>
+              <w:t>Фактический результат</w:t>
+            </w:r>
+          </w:p>
+        </w:tc>
+        <w:tc>
+          <w:tcPr>
+            <w:tcW w:w="6088" w:type="dxa"/>
+          </w:tcPr>
+          <w:p>
+            <w:pPr>
+              <w:ind w:firstLine="0"/>
+              <w:rPr>
+                <w:sz w:val="24"/>
+                <w:szCs w:val="24"/>
+              </w:rPr>
+            </w:pPr>
+            <w:r>
+              <w:rPr>
+                <w:sz w:val="24"/>
+                <w:szCs w:val="24"/>
+              </w:rPr>
+              <w:t>Тест выполнен успешно. Команда корректно создана и сохранена в базе данных, название команды соответствует ожидаемому значению</w:t>
+            </w:r>
+          </w:p>
+        </w:tc>
+      </w:tr>
+    </w:tbl>
+    <w:p>
+      <w:pPr>
+        <w:ind w:firstLine="0"/>
+      </w:pPr>
+    </w:p>
+    <w:p>
+      <w:r>
+        <w:t xml:space="preserve">Проведенные проверки подтвердили стабильную работу механизма создания команд, корректность сохранения информации о команде в базе данных </w:t>
+      </w:r>
+      <w:r>
+        <w:lastRenderedPageBreak/>
+        <w:t>и успешную привязку команды к пользователю. Работа интерфейса командного взаимодействия также соответствовала ожидаемым результатам тестирования.</w:t>
+      </w:r>
+    </w:p>
+    <w:p>
+      <w:r>
+        <w:t>Проверка функционала обмена сообщениями выполнялась в рамках тестирования командного взаимодействия пользователей внутри системы. В процессе пользовательского тестирования анализировалась</w:t>
+      </w:r>
+      <w:r>
+        <w:t xml:space="preserve"> соответствие проектируемых норм </w:t>
+      </w:r>
+      <w:r>
+        <w:t xml:space="preserve">отображения сообщений в командном чате, обработка отправки текстовых сообщений и стабильность работы интерфейса в режиме взаимодействия пользователей. Модульное тестирование позволяло проверить </w:t>
+      </w:r>
+      <w:r>
+        <w:t xml:space="preserve">работоспособность </w:t>
+      </w:r>
+      <w:r>
+        <w:t>создания сообщений, сохранения текста сообщения, идентификаторов пользователя и чата, а также взаимодействия компонентов системы обмена сообщениями с базой данных. Полученные результаты пользовательского и модульного тестирования функции создания командного сообщения представлены в таблицах 4.9 и 4.10.</w:t>
+      </w:r>
+    </w:p>
+    <w:p>
+      <w:pPr>
+        <w:ind w:firstLine="0"/>
+      </w:pPr>
+      <w:r>
+        <w:t>Таблица 4.9 – Протокол пользовательского тестирования создания сообщения</w:t>
+      </w:r>
+    </w:p>
+    <w:tbl>
+      <w:tblPr>
+        <w:tblStyle w:val="a7"/>
+        <w:tblW w:w="0" w:type="auto"/>
+        <w:tblLook w:val="04A0" w:firstRow="1" w:lastRow="0" w:firstColumn="1" w:lastColumn="0" w:noHBand="0" w:noVBand="1"/>
+      </w:tblPr>
+      <w:tblGrid>
+        <w:gridCol w:w="3681"/>
+        <w:gridCol w:w="6088"/>
+      </w:tblGrid>
+      <w:tr>
+        <w:tc>
+          <w:tcPr>
+            <w:tcW w:w="3681" w:type="dxa"/>
+          </w:tcPr>
+          <w:p>
+            <w:pPr>
+              <w:ind w:firstLine="0"/>
+              <w:jc w:val="center"/>
+              <w:rPr>
+                <w:sz w:val="24"/>
+                <w:szCs w:val="24"/>
+              </w:rPr>
+            </w:pPr>
+            <w:r>
+              <w:rPr>
+                <w:sz w:val="24"/>
+                <w:szCs w:val="24"/>
+              </w:rPr>
+              <w:t>Наименование</w:t>
+            </w:r>
+          </w:p>
+        </w:tc>
+        <w:tc>
+          <w:tcPr>
+            <w:tcW w:w="6088" w:type="dxa"/>
+          </w:tcPr>
+          <w:p>
+            <w:pPr>
+              <w:ind w:firstLine="0"/>
+              <w:jc w:val="center"/>
+              <w:rPr>
+                <w:sz w:val="24"/>
+                <w:szCs w:val="24"/>
+              </w:rPr>
+            </w:pPr>
+            <w:r>
+              <w:rPr>
+                <w:sz w:val="24"/>
+                <w:szCs w:val="24"/>
+              </w:rPr>
+              <w:t>Описание</w:t>
+            </w:r>
+          </w:p>
+        </w:tc>
+      </w:tr>
+      <w:tr>
+        <w:tc>
+          <w:tcPr>
+            <w:tcW w:w="3681" w:type="dxa"/>
+          </w:tcPr>
+          <w:p>
+            <w:pPr>
+              <w:ind w:firstLine="0"/>
+              <w:rPr>
+                <w:sz w:val="24"/>
+                <w:szCs w:val="24"/>
+                <w:lang w:val="en-US"/>
+              </w:rPr>
+            </w:pPr>
+            <w:r>
+              <w:rPr>
+                <w:sz w:val="24"/>
+                <w:szCs w:val="24"/>
+                <w:lang w:val="en-US"/>
+              </w:rPr>
+              <w:t xml:space="preserve">Test Case # </w:t>
+            </w:r>
+          </w:p>
+        </w:tc>
+        <w:tc>
+          <w:tcPr>
+            <w:tcW w:w="6088" w:type="dxa"/>
+          </w:tcPr>
+          <w:p>
+            <w:pPr>
+              <w:ind w:firstLine="0"/>
+              <w:rPr>
+                <w:sz w:val="24"/>
+                <w:szCs w:val="24"/>
+                <w:lang w:val="en-US"/>
+              </w:rPr>
+            </w:pPr>
+            <w:r>
+              <w:rPr>
+                <w:sz w:val="24"/>
+                <w:szCs w:val="24"/>
+                <w:lang w:val="en-US"/>
+              </w:rPr>
+              <w:t>5</w:t>
+            </w:r>
+          </w:p>
+        </w:tc>
+      </w:tr>
+      <w:tr>
+        <w:trPr>
+          <w:trHeight w:val="70"/>
+        </w:trPr>
+        <w:tc>
+          <w:tcPr>
+            <w:tcW w:w="3681" w:type="dxa"/>
+          </w:tcPr>
+          <w:p>
+            <w:pPr>
+              <w:ind w:firstLine="0"/>
+              <w:rPr>
+                <w:sz w:val="24"/>
+                <w:szCs w:val="24"/>
+              </w:rPr>
+            </w:pPr>
+            <w:r>
+              <w:rPr>
+                <w:sz w:val="24"/>
+                <w:szCs w:val="24"/>
+              </w:rPr>
+              <w:t>Приоритет тестирования</w:t>
+            </w:r>
+          </w:p>
+        </w:tc>
+        <w:tc>
+          <w:tcPr>
+            <w:tcW w:w="6088" w:type="dxa"/>
+          </w:tcPr>
+          <w:p>
+            <w:pPr>
+              <w:ind w:firstLine="0"/>
+              <w:rPr>
+                <w:sz w:val="24"/>
+                <w:szCs w:val="24"/>
+              </w:rPr>
+            </w:pPr>
+            <w:r>
+              <w:rPr>
+                <w:sz w:val="24"/>
+                <w:szCs w:val="24"/>
+              </w:rPr>
+              <w:t>Средний</w:t>
+            </w:r>
+          </w:p>
+        </w:tc>
+      </w:tr>
+      <w:tr>
+        <w:trPr>
+          <w:trHeight w:val="331"/>
+        </w:trPr>
+        <w:tc>
+          <w:tcPr>
+            <w:tcW w:w="3681" w:type="dxa"/>
+          </w:tcPr>
+          <w:p>
+            <w:pPr>
+              <w:tabs>
+                <w:tab w:val="left" w:pos="1230"/>
+              </w:tabs>
+              <w:ind w:firstLine="0"/>
+              <w:rPr>
+                <w:sz w:val="24"/>
+                <w:szCs w:val="24"/>
+              </w:rPr>
+            </w:pPr>
+            <w:r>
+              <w:rPr>
+                <w:sz w:val="24"/>
+                <w:szCs w:val="24"/>
+              </w:rPr>
+              <w:t>Название тестирования</w:t>
+            </w:r>
+          </w:p>
+        </w:tc>
+        <w:tc>
+          <w:tcPr>
+            <w:tcW w:w="6088" w:type="dxa"/>
+          </w:tcPr>
+          <w:p>
+            <w:pPr>
+              <w:ind w:firstLine="0"/>
+              <w:jc w:val="left"/>
+              <w:rPr>
+                <w:rFonts w:eastAsia="Times New Roman" w:cs="Times New Roman"/>
+                <w:vanish/>
+                <w:sz w:val="24"/>
+                <w:szCs w:val="24"/>
+                <w:lang w:eastAsia="ru-RU"/>
+              </w:rPr>
+            </w:pPr>
+          </w:p>
+          <w:tbl>
+            <w:tblPr>
+              <w:tblW w:w="0" w:type="auto"/>
+              <w:tblCellSpacing w:w="15" w:type="dxa"/>
+              <w:tblCellMar>
+                <w:top w:w="15" w:type="dxa"/>
+                <w:left w:w="15" w:type="dxa"/>
+                <w:bottom w:w="15" w:type="dxa"/>
+                <w:right w:w="15" w:type="dxa"/>
+              </w:tblCellMar>
+              <w:tblLook w:val="04A0" w:firstRow="1" w:lastRow="0" w:firstColumn="1" w:lastColumn="0" w:noHBand="0" w:noVBand="1"/>
+            </w:tblPr>
+            <w:tblGrid>
+              <w:gridCol w:w="4036"/>
+            </w:tblGrid>
+            <w:tr>
+              <w:trPr>
+                <w:trHeight w:val="29"/>
+                <w:tblCellSpacing w:w="15" w:type="dxa"/>
+              </w:trPr>
+              <w:tc>
+                <w:tcPr>
+                  <w:tcW w:w="0" w:type="auto"/>
+                  <w:vAlign w:val="center"/>
+                  <w:hideMark/>
+                </w:tcPr>
+                <w:p>
+                  <w:pPr>
+                    <w:spacing w:line="240" w:lineRule="auto"/>
+                    <w:ind w:firstLine="0"/>
+                    <w:jc w:val="left"/>
+                    <w:rPr>
+                      <w:rFonts w:eastAsia="Times New Roman" w:cs="Times New Roman"/>
+                      <w:sz w:val="24"/>
+                      <w:szCs w:val="24"/>
+                      <w:lang w:eastAsia="ru-RU"/>
+                    </w:rPr>
+                  </w:pPr>
+                  <w:r>
+                    <w:rPr>
+                      <w:sz w:val="24"/>
+                      <w:szCs w:val="24"/>
+                    </w:rPr>
+                    <w:t>Отправка сообщения в командный чат</w:t>
+                  </w:r>
+                </w:p>
+              </w:tc>
+            </w:tr>
+          </w:tbl>
+          <w:p>
+            <w:pPr>
+              <w:ind w:firstLine="0"/>
+              <w:rPr>
+                <w:sz w:val="24"/>
+                <w:szCs w:val="24"/>
+              </w:rPr>
+            </w:pPr>
+          </w:p>
+        </w:tc>
+      </w:tr>
+      <w:tr>
+        <w:tc>
+          <w:tcPr>
+            <w:tcW w:w="3681" w:type="dxa"/>
+          </w:tcPr>
+          <w:p>
+            <w:pPr>
+              <w:ind w:firstLine="0"/>
+              <w:rPr>
+                <w:sz w:val="24"/>
+                <w:szCs w:val="24"/>
+              </w:rPr>
+            </w:pPr>
+            <w:r>
+              <w:rPr>
+                <w:sz w:val="24"/>
+                <w:szCs w:val="24"/>
+              </w:rPr>
+              <w:t>Шаги тестирования</w:t>
+            </w:r>
+          </w:p>
+        </w:tc>
+        <w:tc>
+          <w:tcPr>
+            <w:tcW w:w="6088" w:type="dxa"/>
+          </w:tcPr>
+          <w:p>
+            <w:pPr>
+              <w:ind w:firstLine="0"/>
+              <w:rPr>
+                <w:sz w:val="24"/>
+                <w:szCs w:val="24"/>
+              </w:rPr>
+            </w:pPr>
+            <w:r>
+              <w:rPr>
+                <w:sz w:val="24"/>
+                <w:szCs w:val="24"/>
+              </w:rPr>
+              <w:t xml:space="preserve">1 Переход в раздел командного чата </w:t>
+            </w:r>
+            <w:r>
+              <w:rPr>
+                <w:sz w:val="24"/>
+                <w:szCs w:val="24"/>
+              </w:rPr>
+              <w:br/>
+              <w:t xml:space="preserve">2 Ввод текстового сообщения </w:t>
+            </w:r>
+            <w:r>
+              <w:rPr>
+                <w:sz w:val="24"/>
+                <w:szCs w:val="24"/>
+              </w:rPr>
+              <w:br/>
+              <w:t>3 Нажатие кнопки «Отправить»</w:t>
+            </w:r>
+          </w:p>
+        </w:tc>
+      </w:tr>
+      <w:tr>
+        <w:tc>
+          <w:tcPr>
+            <w:tcW w:w="3681" w:type="dxa"/>
+          </w:tcPr>
+          <w:p>
+            <w:pPr>
+              <w:ind w:firstLine="0"/>
+              <w:rPr>
+                <w:sz w:val="24"/>
+                <w:szCs w:val="24"/>
+              </w:rPr>
+            </w:pPr>
+            <w:r>
+              <w:rPr>
+                <w:sz w:val="24"/>
+                <w:szCs w:val="24"/>
+              </w:rPr>
+              <w:t>Данные тестирования</w:t>
+            </w:r>
+          </w:p>
+        </w:tc>
+        <w:tc>
+          <w:tcPr>
+            <w:tcW w:w="6088" w:type="dxa"/>
+          </w:tcPr>
+          <w:p>
+            <w:pPr>
+              <w:ind w:firstLine="0"/>
+              <w:rPr>
+                <w:sz w:val="24"/>
+                <w:szCs w:val="24"/>
+              </w:rPr>
+            </w:pPr>
+            <w:r>
+              <w:rPr>
+                <w:sz w:val="24"/>
+                <w:szCs w:val="24"/>
+              </w:rPr>
+              <w:t>1 Сообщение – «Привет, команда!»</w:t>
+            </w:r>
+          </w:p>
+        </w:tc>
+      </w:tr>
+      <w:tr>
+        <w:tc>
+          <w:tcPr>
+            <w:tcW w:w="3681" w:type="dxa"/>
+          </w:tcPr>
+          <w:p>
+            <w:pPr>
+              <w:ind w:firstLine="0"/>
+              <w:rPr>
+                <w:sz w:val="24"/>
+                <w:szCs w:val="24"/>
+              </w:rPr>
+            </w:pPr>
+            <w:r>
+              <w:rPr>
+                <w:sz w:val="24"/>
+                <w:szCs w:val="24"/>
+              </w:rPr>
+              <w:t>Ожидаемый результат</w:t>
+            </w:r>
+          </w:p>
+        </w:tc>
+        <w:tc>
+          <w:tcPr>
+            <w:tcW w:w="6088" w:type="dxa"/>
+          </w:tcPr>
+          <w:p>
+            <w:pPr>
+              <w:ind w:firstLine="0"/>
+              <w:jc w:val="left"/>
+              <w:rPr>
+                <w:rFonts w:eastAsia="Times New Roman" w:cs="Times New Roman"/>
+                <w:vanish/>
+                <w:sz w:val="24"/>
+                <w:szCs w:val="24"/>
+                <w:lang w:eastAsia="ru-RU"/>
+              </w:rPr>
+            </w:pPr>
+          </w:p>
+          <w:tbl>
+            <w:tblPr>
+              <w:tblW w:w="0" w:type="auto"/>
+              <w:tblCellSpacing w:w="15" w:type="dxa"/>
+              <w:tblCellMar>
+                <w:top w:w="15" w:type="dxa"/>
+                <w:left w:w="15" w:type="dxa"/>
+                <w:bottom w:w="15" w:type="dxa"/>
+                <w:right w:w="15" w:type="dxa"/>
+              </w:tblCellMar>
+              <w:tblLook w:val="04A0" w:firstRow="1" w:lastRow="0" w:firstColumn="1" w:lastColumn="0" w:noHBand="0" w:noVBand="1"/>
+            </w:tblPr>
+            <w:tblGrid>
+              <w:gridCol w:w="5872"/>
+            </w:tblGrid>
+            <w:tr>
+              <w:trPr>
+                <w:tblCellSpacing w:w="15" w:type="dxa"/>
+              </w:trPr>
+              <w:tc>
+                <w:tcPr>
+                  <w:tcW w:w="0" w:type="auto"/>
+                  <w:vAlign w:val="center"/>
+                  <w:hideMark/>
+                </w:tcPr>
+                <w:p>
+                  <w:pPr>
+                    <w:spacing w:line="240" w:lineRule="auto"/>
+                    <w:ind w:firstLine="0"/>
+                    <w:jc w:val="left"/>
+                    <w:rPr>
+                      <w:rFonts w:eastAsia="Times New Roman" w:cs="Times New Roman"/>
+                      <w:sz w:val="24"/>
+                      <w:szCs w:val="24"/>
+                      <w:lang w:eastAsia="ru-RU"/>
+                    </w:rPr>
+                  </w:pPr>
+                  <w:r>
+                    <w:rPr>
+                      <w:sz w:val="24"/>
+                      <w:szCs w:val="24"/>
+                    </w:rPr>
+                    <w:t>Сообщение успешно отправляется и отображается в чате</w:t>
+                  </w:r>
+                </w:p>
+              </w:tc>
+            </w:tr>
+          </w:tbl>
+          <w:p>
+            <w:pPr>
+              <w:ind w:firstLine="0"/>
+              <w:rPr>
+                <w:sz w:val="24"/>
+                <w:szCs w:val="24"/>
+              </w:rPr>
+            </w:pPr>
+          </w:p>
+        </w:tc>
+      </w:tr>
+      <w:tr>
+        <w:tc>
+          <w:tcPr>
+            <w:tcW w:w="3681" w:type="dxa"/>
+          </w:tcPr>
+          <w:p>
+            <w:pPr>
+              <w:ind w:firstLine="0"/>
+              <w:rPr>
+                <w:sz w:val="24"/>
+                <w:szCs w:val="24"/>
+              </w:rPr>
+            </w:pPr>
+            <w:r>
+              <w:rPr>
+                <w:sz w:val="24"/>
+                <w:szCs w:val="24"/>
+              </w:rPr>
+              <w:t>Фактический результат</w:t>
+            </w:r>
+          </w:p>
+        </w:tc>
+        <w:tc>
+          <w:tcPr>
+            <w:tcW w:w="6088" w:type="dxa"/>
+          </w:tcPr>
+          <w:tbl>
+            <w:tblPr>
+              <w:tblW w:w="0" w:type="auto"/>
+              <w:tblCellSpacing w:w="15" w:type="dxa"/>
+              <w:tblCellMar>
+                <w:top w:w="15" w:type="dxa"/>
+                <w:left w:w="15" w:type="dxa"/>
+                <w:bottom w:w="15" w:type="dxa"/>
+                <w:right w:w="15" w:type="dxa"/>
+              </w:tblCellMar>
+              <w:tblLook w:val="04A0" w:firstRow="1" w:lastRow="0" w:firstColumn="1" w:lastColumn="0" w:noHBand="0" w:noVBand="1"/>
+            </w:tblPr>
+            <w:tblGrid>
+              <w:gridCol w:w="96"/>
+            </w:tblGrid>
+            <w:tr>
+              <w:trPr>
+                <w:tblCellSpacing w:w="15" w:type="dxa"/>
+              </w:trPr>
+              <w:tc>
+                <w:tcPr>
+                  <w:tcW w:w="0" w:type="auto"/>
+                  <w:vAlign w:val="center"/>
+                  <w:hideMark/>
+                </w:tcPr>
+                <w:p>
+                  <w:pPr>
+                    <w:spacing w:line="240" w:lineRule="auto"/>
+                    <w:ind w:firstLine="0"/>
+                    <w:jc w:val="left"/>
+                    <w:rPr>
+                      <w:rFonts w:eastAsia="Times New Roman" w:cs="Times New Roman"/>
+                      <w:sz w:val="24"/>
+                      <w:szCs w:val="24"/>
+                      <w:lang w:eastAsia="ru-RU"/>
+                    </w:rPr>
+                  </w:pPr>
+                </w:p>
+              </w:tc>
+            </w:tr>
+          </w:tbl>
+          <w:p>
+            <w:pPr>
+              <w:ind w:firstLine="0"/>
+              <w:jc w:val="left"/>
+              <w:rPr>
+                <w:rFonts w:eastAsia="Times New Roman" w:cs="Times New Roman"/>
+                <w:vanish/>
+                <w:sz w:val="24"/>
+                <w:szCs w:val="24"/>
+                <w:lang w:eastAsia="ru-RU"/>
+              </w:rPr>
+            </w:pPr>
+          </w:p>
+          <w:tbl>
+            <w:tblPr>
+              <w:tblW w:w="0" w:type="auto"/>
+              <w:tblCellSpacing w:w="15" w:type="dxa"/>
+              <w:tblCellMar>
+                <w:top w:w="15" w:type="dxa"/>
+                <w:left w:w="15" w:type="dxa"/>
+                <w:bottom w:w="15" w:type="dxa"/>
+                <w:right w:w="15" w:type="dxa"/>
+              </w:tblCellMar>
+              <w:tblLook w:val="04A0" w:firstRow="1" w:lastRow="0" w:firstColumn="1" w:lastColumn="0" w:noHBand="0" w:noVBand="1"/>
+            </w:tblPr>
+            <w:tblGrid>
+              <w:gridCol w:w="5712"/>
+            </w:tblGrid>
+            <w:tr>
+              <w:trPr>
+                <w:tblCellSpacing w:w="15" w:type="dxa"/>
+              </w:trPr>
+              <w:tc>
+                <w:tcPr>
+                  <w:tcW w:w="0" w:type="auto"/>
+                  <w:vAlign w:val="center"/>
+                  <w:hideMark/>
+                </w:tcPr>
+                <w:p>
+                  <w:pPr>
+                    <w:spacing w:line="240" w:lineRule="auto"/>
+                    <w:ind w:firstLine="0"/>
+                    <w:jc w:val="left"/>
+                    <w:rPr>
+                      <w:rFonts w:eastAsia="Times New Roman" w:cs="Times New Roman"/>
+                      <w:sz w:val="24"/>
+                      <w:szCs w:val="24"/>
+                      <w:lang w:eastAsia="ru-RU"/>
+                    </w:rPr>
+                  </w:pPr>
+                  <w:r>
+                    <w:rPr>
+                      <w:rFonts w:eastAsia="Times New Roman" w:cs="Times New Roman"/>
+                      <w:sz w:val="24"/>
+                      <w:szCs w:val="24"/>
+                      <w:lang w:eastAsia="ru-RU"/>
+                    </w:rPr>
+                    <w:t>Сообщение корректно отображается в командном чате</w:t>
+                  </w:r>
+                </w:p>
+              </w:tc>
+            </w:tr>
+          </w:tbl>
+          <w:p>
+            <w:pPr>
+              <w:ind w:firstLine="0"/>
+              <w:rPr>
+                <w:sz w:val="24"/>
+                <w:szCs w:val="24"/>
+              </w:rPr>
+            </w:pPr>
+          </w:p>
+        </w:tc>
+      </w:tr>
+    </w:tbl>
+    <w:p>
+      <w:pPr>
+        <w:ind w:firstLine="0"/>
+      </w:pPr>
+    </w:p>
+    <w:p>
+      <w:pPr>
+        <w:ind w:firstLine="0"/>
+      </w:pPr>
+      <w:r>
+        <w:t>Таблица 4.10 – Протокол модульного тестирования создания сообщения</w:t>
+      </w:r>
+    </w:p>
+    <w:tbl>
+      <w:tblPr>
+        <w:tblStyle w:val="a7"/>
+        <w:tblW w:w="0" w:type="auto"/>
+        <w:tblLook w:val="04A0" w:firstRow="1" w:lastRow="0" w:firstColumn="1" w:lastColumn="0" w:noHBand="0" w:noVBand="1"/>
+      </w:tblPr>
+      <w:tblGrid>
+        <w:gridCol w:w="3681"/>
+        <w:gridCol w:w="6088"/>
+      </w:tblGrid>
+      <w:tr>
+        <w:tc>
+          <w:tcPr>
+            <w:tcW w:w="3681" w:type="dxa"/>
+          </w:tcPr>
+          <w:p>
+            <w:pPr>
+              <w:ind w:firstLine="0"/>
+              <w:jc w:val="center"/>
+              <w:rPr>
+                <w:sz w:val="24"/>
+                <w:szCs w:val="24"/>
+              </w:rPr>
+            </w:pPr>
+            <w:r>
+              <w:rPr>
+                <w:sz w:val="24"/>
+                <w:szCs w:val="24"/>
+              </w:rPr>
+              <w:t>Наименование</w:t>
+            </w:r>
+          </w:p>
+        </w:tc>
+        <w:tc>
+          <w:tcPr>
+            <w:tcW w:w="6088" w:type="dxa"/>
+          </w:tcPr>
+          <w:p>
+            <w:pPr>
+              <w:ind w:firstLine="0"/>
+              <w:rPr>
+                <w:sz w:val="24"/>
+                <w:szCs w:val="24"/>
+              </w:rPr>
+            </w:pPr>
+            <w:r>
+              <w:rPr>
+                <w:sz w:val="24"/>
+                <w:szCs w:val="24"/>
+              </w:rPr>
+              <w:t>Описание</w:t>
+            </w:r>
+          </w:p>
+        </w:tc>
+      </w:tr>
+      <w:tr>
+        <w:tc>
+          <w:tcPr>
+            <w:tcW w:w="3681" w:type="dxa"/>
+          </w:tcPr>
+          <w:p>
+            <w:pPr>
+              <w:ind w:firstLine="0"/>
+              <w:jc w:val="center"/>
+              <w:rPr>
+                <w:sz w:val="24"/>
+                <w:szCs w:val="24"/>
+              </w:rPr>
+            </w:pPr>
+            <w:r>
+              <w:rPr>
+                <w:sz w:val="24"/>
+                <w:szCs w:val="24"/>
+              </w:rPr>
+              <w:t>1</w:t>
+            </w:r>
+          </w:p>
+        </w:tc>
+        <w:tc>
+          <w:tcPr>
+            <w:tcW w:w="6088" w:type="dxa"/>
+          </w:tcPr>
+          <w:p>
+            <w:pPr>
+              <w:ind w:firstLine="0"/>
+              <w:jc w:val="center"/>
+              <w:rPr>
+                <w:sz w:val="24"/>
+                <w:szCs w:val="24"/>
+              </w:rPr>
+            </w:pPr>
+            <w:r>
+              <w:rPr>
+                <w:sz w:val="24"/>
+                <w:szCs w:val="24"/>
+              </w:rPr>
+              <w:t>2</w:t>
+            </w:r>
+          </w:p>
+        </w:tc>
+      </w:tr>
+      <w:tr>
+        <w:tc>
+          <w:tcPr>
+            <w:tcW w:w="3681" w:type="dxa"/>
+          </w:tcPr>
+          <w:p>
+            <w:pPr>
+              <w:ind w:firstLine="0"/>
+              <w:rPr>
+                <w:sz w:val="24"/>
+                <w:szCs w:val="24"/>
+              </w:rPr>
+            </w:pPr>
+            <w:r>
+              <w:rPr>
+                <w:sz w:val="24"/>
+                <w:szCs w:val="24"/>
+              </w:rPr>
+              <w:t>Test Case #</w:t>
+            </w:r>
+          </w:p>
+        </w:tc>
+        <w:tc>
+          <w:tcPr>
+            <w:tcW w:w="6088" w:type="dxa"/>
+          </w:tcPr>
+          <w:p>
+            <w:pPr>
+              <w:ind w:firstLine="0"/>
+              <w:rPr>
+                <w:sz w:val="24"/>
+                <w:szCs w:val="24"/>
+              </w:rPr>
+            </w:pPr>
+            <w:r>
+              <w:rPr>
+                <w:sz w:val="24"/>
+                <w:szCs w:val="24"/>
+              </w:rPr>
+              <w:t>4</w:t>
+            </w:r>
+          </w:p>
+        </w:tc>
+      </w:tr>
+      <w:tr>
+        <w:tc>
+          <w:tcPr>
+            <w:tcW w:w="3681" w:type="dxa"/>
+          </w:tcPr>
+          <w:p>
+            <w:pPr>
+              <w:ind w:firstLine="0"/>
+              <w:rPr>
+                <w:sz w:val="24"/>
+                <w:szCs w:val="24"/>
+              </w:rPr>
+            </w:pPr>
+            <w:r>
+              <w:rPr>
+                <w:sz w:val="24"/>
+                <w:szCs w:val="24"/>
+              </w:rPr>
+              <w:t>Приоритет тестирования</w:t>
+            </w:r>
+          </w:p>
+        </w:tc>
+        <w:tc>
+          <w:tcPr>
+            <w:tcW w:w="6088" w:type="dxa"/>
+          </w:tcPr>
+          <w:p>
+            <w:pPr>
+              <w:ind w:firstLine="0"/>
+              <w:rPr>
+                <w:sz w:val="24"/>
+                <w:szCs w:val="24"/>
+              </w:rPr>
+            </w:pPr>
+            <w:r>
+              <w:rPr>
+                <w:sz w:val="24"/>
+                <w:szCs w:val="24"/>
+              </w:rPr>
+              <w:t>Средний</w:t>
+            </w:r>
+          </w:p>
+        </w:tc>
+      </w:tr>
+      <w:tr>
+        <w:tc>
+          <w:tcPr>
+            <w:tcW w:w="3681" w:type="dxa"/>
+          </w:tcPr>
+          <w:p>
+            <w:pPr>
+              <w:ind w:firstLine="0"/>
+              <w:rPr>
+                <w:sz w:val="24"/>
+                <w:szCs w:val="24"/>
+              </w:rPr>
+            </w:pPr>
+            <w:r>
+              <w:rPr>
+                <w:sz w:val="24"/>
+                <w:szCs w:val="24"/>
+              </w:rPr>
+              <w:t>Название тестирования</w:t>
+            </w:r>
+          </w:p>
+        </w:tc>
+        <w:tc>
+          <w:tcPr>
+            <w:tcW w:w="6088" w:type="dxa"/>
+          </w:tcPr>
+          <w:p>
+            <w:pPr>
+              <w:ind w:firstLine="0"/>
+              <w:rPr>
+                <w:sz w:val="24"/>
+                <w:szCs w:val="24"/>
+              </w:rPr>
+            </w:pPr>
+            <w:r>
+              <w:rPr>
+                <w:sz w:val="24"/>
+                <w:szCs w:val="24"/>
+              </w:rPr>
+              <w:t>Модульное тестирование функции отправки сообщений в командный чат</w:t>
+            </w:r>
+          </w:p>
+        </w:tc>
+      </w:tr>
+      <w:tr>
+        <w:tc>
+          <w:tcPr>
+            <w:tcW w:w="3681" w:type="dxa"/>
+          </w:tcPr>
+          <w:p>
+            <w:pPr>
+              <w:ind w:firstLine="0"/>
+              <w:rPr>
+                <w:sz w:val="24"/>
+                <w:szCs w:val="24"/>
+              </w:rPr>
+            </w:pPr>
+            <w:r>
+              <w:rPr>
+                <w:sz w:val="24"/>
+                <w:szCs w:val="24"/>
+              </w:rPr>
+              <w:t>Цель тестирования</w:t>
+            </w:r>
+          </w:p>
+        </w:tc>
+        <w:tc>
+          <w:tcPr>
+            <w:tcW w:w="6088" w:type="dxa"/>
+          </w:tcPr>
+          <w:p>
+            <w:pPr>
+              <w:ind w:firstLine="0"/>
+              <w:rPr>
+                <w:sz w:val="24"/>
+                <w:szCs w:val="24"/>
+              </w:rPr>
+            </w:pPr>
+            <w:r>
+              <w:rPr>
+                <w:sz w:val="24"/>
+                <w:szCs w:val="24"/>
+              </w:rPr>
+              <w:t>Проверка корректности создания сообщения, взаимодействия с командным чатом и сохранения данных сообщения в базе данных</w:t>
+            </w:r>
+          </w:p>
+        </w:tc>
+      </w:tr>
+      <w:tr>
+        <w:tc>
+          <w:tcPr>
+            <w:tcW w:w="3681" w:type="dxa"/>
+          </w:tcPr>
+          <w:p>
+            <w:pPr>
+              <w:ind w:firstLine="0"/>
+              <w:rPr>
+                <w:sz w:val="24"/>
+                <w:szCs w:val="24"/>
+              </w:rPr>
+            </w:pPr>
+            <w:r>
+              <w:rPr>
+                <w:sz w:val="24"/>
+                <w:szCs w:val="24"/>
+              </w:rPr>
+              <w:lastRenderedPageBreak/>
+              <w:t>Шаги тестирования</w:t>
+            </w:r>
+          </w:p>
+        </w:tc>
+        <w:tc>
+          <w:tcPr>
+            <w:tcW w:w="6088" w:type="dxa"/>
+          </w:tcPr>
+          <w:p>
+            <w:pPr>
+              <w:ind w:firstLine="0"/>
+              <w:rPr>
+                <w:sz w:val="24"/>
+                <w:szCs w:val="24"/>
+              </w:rPr>
+            </w:pPr>
+            <w:r>
+              <w:rPr>
+                <w:sz w:val="24"/>
+                <w:szCs w:val="24"/>
+              </w:rPr>
+              <w:t>1 Создание тестового пользователя</w:t>
+            </w:r>
+          </w:p>
+          <w:p>
+            <w:pPr>
+              <w:ind w:firstLine="0"/>
+              <w:rPr>
+                <w:sz w:val="24"/>
+                <w:szCs w:val="24"/>
+              </w:rPr>
+            </w:pPr>
+            <w:r>
+              <w:rPr>
+                <w:sz w:val="24"/>
+                <w:szCs w:val="24"/>
+              </w:rPr>
+              <w:t>2 Создание команды</w:t>
+            </w:r>
+          </w:p>
+          <w:p>
+            <w:pPr>
+              <w:ind w:firstLine="0"/>
+              <w:rPr>
+                <w:sz w:val="24"/>
+                <w:szCs w:val="24"/>
+              </w:rPr>
+            </w:pPr>
+            <w:r>
+              <w:rPr>
+                <w:sz w:val="24"/>
+                <w:szCs w:val="24"/>
+              </w:rPr>
+              <w:t>3 Создание или получение командного чата</w:t>
+            </w:r>
+          </w:p>
+          <w:p>
+            <w:pPr>
+              <w:ind w:firstLine="0"/>
+              <w:rPr>
+                <w:sz w:val="24"/>
+                <w:szCs w:val="24"/>
+              </w:rPr>
+            </w:pPr>
+            <w:r>
+              <w:rPr>
+                <w:sz w:val="24"/>
+                <w:szCs w:val="24"/>
+              </w:rPr>
+              <w:t>4 Отправка текстового сообщения в чат</w:t>
+            </w:r>
+          </w:p>
+          <w:p>
+            <w:pPr>
+              <w:ind w:firstLine="0"/>
+              <w:rPr>
+                <w:sz w:val="24"/>
+                <w:szCs w:val="24"/>
+              </w:rPr>
+            </w:pPr>
+            <w:r>
+              <w:rPr>
+                <w:sz w:val="24"/>
+                <w:szCs w:val="24"/>
+              </w:rPr>
+              <w:t>5 Проверка сохранения сообщения в базе данных</w:t>
+            </w:r>
+          </w:p>
+          <w:p>
+            <w:pPr>
+              <w:ind w:firstLine="0"/>
+              <w:rPr>
+                <w:sz w:val="24"/>
+                <w:szCs w:val="24"/>
+              </w:rPr>
+            </w:pPr>
+            <w:r>
+              <w:rPr>
+                <w:sz w:val="24"/>
+                <w:szCs w:val="24"/>
+              </w:rPr>
+              <w:t>6 Проверка корректности текста сообщения, идентификатора пользователя и идентификатора чата</w:t>
+            </w:r>
+          </w:p>
+        </w:tc>
+      </w:tr>
+    </w:tbl>
+    <w:p>
+      <w:pPr>
+        <w:ind w:firstLine="0"/>
+      </w:pPr>
+    </w:p>
+    <w:tbl>
+      <w:tblPr>
+        <w:tblStyle w:val="a7"/>
+        <w:tblpPr w:leftFromText="180" w:rightFromText="180" w:tblpY="951"/>
+        <w:tblW w:w="0" w:type="auto"/>
+        <w:tblLook w:val="04A0" w:firstRow="1" w:lastRow="0" w:firstColumn="1" w:lastColumn="0" w:noHBand="0" w:noVBand="1"/>
+      </w:tblPr>
+      <w:tblGrid>
+        <w:gridCol w:w="3681"/>
+        <w:gridCol w:w="6088"/>
+      </w:tblGrid>
+      <w:tr>
+        <w:tc>
+          <w:tcPr>
+            <w:tcW w:w="3681" w:type="dxa"/>
+          </w:tcPr>
+          <w:p>
+            <w:pPr>
+              <w:ind w:firstLine="0"/>
+              <w:rPr>
+                <w:sz w:val="24"/>
+                <w:szCs w:val="24"/>
+              </w:rPr>
+            </w:pPr>
+            <w:r>
+              <w:rPr>
+                <w:sz w:val="24"/>
+                <w:szCs w:val="24"/>
+              </w:rPr>
+              <w:t>Данные тестирования</w:t>
+            </w:r>
+          </w:p>
+        </w:tc>
+        <w:tc>
+          <w:tcPr>
+            <w:tcW w:w="6088" w:type="dxa"/>
+          </w:tcPr>
+          <w:p>
+            <w:pPr>
+              <w:ind w:firstLine="0"/>
+              <w:rPr>
+                <w:sz w:val="24"/>
+                <w:szCs w:val="24"/>
+              </w:rPr>
+            </w:pPr>
+            <w:r>
+              <w:rPr>
+                <w:sz w:val="24"/>
+                <w:szCs w:val="24"/>
+              </w:rPr>
+              <w:t xml:space="preserve">1 Название команды – «Команда </w:t>
+            </w:r>
+            <w:proofErr w:type="spellStart"/>
+            <w:r>
+              <w:rPr>
+                <w:sz w:val="24"/>
+                <w:szCs w:val="24"/>
+              </w:rPr>
+              <w:t>xxxxxxxx</w:t>
+            </w:r>
+            <w:proofErr w:type="spellEnd"/>
+            <w:r>
+              <w:rPr>
+                <w:sz w:val="24"/>
+                <w:szCs w:val="24"/>
+              </w:rPr>
+              <w:t>»</w:t>
+            </w:r>
+          </w:p>
+          <w:p>
+            <w:pPr>
+              <w:ind w:firstLine="0"/>
+              <w:rPr>
+                <w:sz w:val="24"/>
+                <w:szCs w:val="24"/>
+              </w:rPr>
+            </w:pPr>
+            <w:r>
+              <w:rPr>
+                <w:sz w:val="24"/>
+                <w:szCs w:val="24"/>
+              </w:rPr>
+              <w:t>2 Текст сообщения – «Привет, команда»</w:t>
+            </w:r>
+          </w:p>
+          <w:p>
+            <w:pPr>
+              <w:ind w:firstLine="0"/>
+              <w:rPr>
+                <w:sz w:val="24"/>
+                <w:szCs w:val="24"/>
+              </w:rPr>
+            </w:pPr>
+            <w:r>
+              <w:rPr>
+                <w:sz w:val="24"/>
+                <w:szCs w:val="24"/>
+              </w:rPr>
+              <w:t>3 Электронная почта пользователя – «message_user_xxxxxxxx@example.com»</w:t>
+            </w:r>
+          </w:p>
+        </w:tc>
+      </w:tr>
+    </w:tbl>
+    <w:p>
+      <w:pPr>
+        <w:ind w:firstLine="0"/>
+      </w:pPr>
+      <w:r>
+        <w:t>Продолжение таблицы 4.10</w:t>
+      </w:r>
+    </w:p>
+    <w:tbl>
+      <w:tblPr>
+        <w:tblStyle w:val="a7"/>
+        <w:tblW w:w="0" w:type="auto"/>
+        <w:tblLook w:val="04A0" w:firstRow="1" w:lastRow="0" w:firstColumn="1" w:lastColumn="0" w:noHBand="0" w:noVBand="1"/>
+      </w:tblPr>
+      <w:tblGrid>
+        <w:gridCol w:w="3681"/>
+        <w:gridCol w:w="6088"/>
+      </w:tblGrid>
+      <w:tr>
+        <w:tc>
+          <w:tcPr>
+            <w:tcW w:w="3681" w:type="dxa"/>
+          </w:tcPr>
+          <w:p>
+            <w:pPr>
+              <w:ind w:firstLine="0"/>
+              <w:rPr>
+                <w:sz w:val="24"/>
+                <w:szCs w:val="24"/>
+              </w:rPr>
+            </w:pPr>
+            <w:r>
+              <w:rPr>
+                <w:sz w:val="24"/>
+                <w:szCs w:val="24"/>
+              </w:rPr>
+              <w:t>Ожидаемый результат</w:t>
+            </w:r>
+          </w:p>
+        </w:tc>
+        <w:tc>
+          <w:tcPr>
+            <w:tcW w:w="6088" w:type="dxa"/>
+          </w:tcPr>
+          <w:p>
+            <w:pPr>
+              <w:ind w:firstLine="0"/>
+              <w:rPr>
+                <w:sz w:val="24"/>
+                <w:szCs w:val="24"/>
+              </w:rPr>
+            </w:pPr>
+            <w:r>
+              <w:rPr>
+                <w:sz w:val="24"/>
+                <w:szCs w:val="24"/>
+              </w:rPr>
+              <w:t>Сообщение успешно создается и сохраняется в базе данных. Текст сообщения, идентификатор пользователя и идентификатор чата сохраняются корректно</w:t>
+            </w:r>
+          </w:p>
+        </w:tc>
+      </w:tr>
+      <w:tr>
+        <w:tc>
+          <w:tcPr>
+            <w:tcW w:w="3681" w:type="dxa"/>
+          </w:tcPr>
+          <w:p>
+            <w:pPr>
+              <w:ind w:firstLine="0"/>
+              <w:rPr>
+                <w:sz w:val="24"/>
+                <w:szCs w:val="24"/>
+              </w:rPr>
+            </w:pPr>
+            <w:r>
+              <w:rPr>
+                <w:sz w:val="24"/>
+                <w:szCs w:val="24"/>
+              </w:rPr>
+              <w:t>Фактический результат</w:t>
+            </w:r>
+          </w:p>
+        </w:tc>
+        <w:tc>
+          <w:tcPr>
+            <w:tcW w:w="6088" w:type="dxa"/>
+          </w:tcPr>
+          <w:p>
+            <w:pPr>
+              <w:ind w:firstLine="0"/>
+              <w:rPr>
+                <w:sz w:val="24"/>
+                <w:szCs w:val="24"/>
+              </w:rPr>
+            </w:pPr>
+            <w:r>
+              <w:rPr>
+                <w:sz w:val="24"/>
+                <w:szCs w:val="24"/>
+              </w:rPr>
+              <w:t>Тест выполнен успешно. Сообщение корректно создано и сохранено в базе данных, данные сообщения соответствуют ожидаемым значениям</w:t>
+            </w:r>
+          </w:p>
+        </w:tc>
+      </w:tr>
+    </w:tbl>
+    <w:p/>
+    <w:p>
+      <w:r>
+        <w:t xml:space="preserve">Результаты тестирования подтвердили стабильную работу механизма обмена сообщениями, </w:t>
+      </w:r>
+      <w:r>
+        <w:t>соответствие проектируемы</w:t>
+      </w:r>
+      <w:r>
+        <w:t>м</w:t>
+      </w:r>
+      <w:r>
+        <w:t xml:space="preserve"> </w:t>
+      </w:r>
+      <w:r>
+        <w:t>нормам отображения</w:t>
+      </w:r>
+      <w:r>
+        <w:t xml:space="preserve"> сообщений внутри командного чата и успешное сохранение данных сообщений в базе данных приложения. Проверка взаимодействия компонентов серверной части также подтвердила функционирования системы командного взаимодействия.</w:t>
+      </w:r>
+    </w:p>
+    <w:p>
+      <w:r>
+        <w:t xml:space="preserve">Полученные результаты тестирования подтверждают успешную работоспособность разработанного веб-приложения, стабильность взаимодействия клиентской и серверной частей системы, а также обработки пользовательских запросов и сохранения данных. Проведенное функциональное и модульное тестирование позволило оценить работу основных механизмов приложения, устойчивость обработки данных и соответствие реализованного функционала поставленным требованиям проекта. Выполненные модульные тесты подтвердили работоспособность отдельных функций системы и </w:t>
+      </w:r>
+      <w:r>
+        <w:lastRenderedPageBreak/>
+        <w:t xml:space="preserve">соответствие реализованной серверной логики предусмотренным пользовательским сценариям. Результаты пользовательского тестирования продемонстрировали стабильную работу интерфейса приложения, отображения данных и отсутствие критических ошибок при выполнении основных операций внутри системы. Совокупность проведенных проверок позволила убедиться в устойчивости работы веб-приложения в условиях, приближенных к реальной эксплуатации. </w:t>
+      </w:r>
     </w:p>
     <w:p/>
     <w:p/>
-    <w:p/>
-    <w:p/>
-    <w:p/>
-    <w:p/>
-    <w:p/>
-    <w:p/>
-    <w:p>
-      <w:pPr>
-        <w:jc w:val="center"/>
+    <w:p>
+      <w:pPr>
         <w:rPr>
           <w:lang w:eastAsia="ru-RU"/>
         </w:rPr>
       </w:pPr>
     </w:p>
-    <w:p>
-      <w:pPr>
-        <w:rPr>
-          <w:lang w:eastAsia="ru-RU"/>
-        </w:rPr>
-      </w:pPr>
-    </w:p>
     <w:sectPr>
-      <w:headerReference w:type="default" r:id="rId37"/>
+      <w:headerReference w:type="default" r:id="rId42"/>
       <w:pgSz w:w="11906" w:h="16838"/>
       <w:pgMar w:top="992" w:right="709" w:bottom="1843" w:left="1418" w:header="0" w:footer="567" w:gutter="0"/>
       <w:cols w:space="708"/>
@@ -11352,16 +18512,16 @@
                                     <w:rPr>
                                       <w:rFonts w:ascii="Times New Roman" w:hAnsi="Times New Roman" w:cs="Times New Roman"/>
                                       <w:color w:val="FF0000"/>
-                                      <w:sz w:val="18"/>
-                                      <w:szCs w:val="18"/>
+                                      <w:sz w:val="16"/>
+                                      <w:szCs w:val="16"/>
                                       <w:lang w:val="ru-RU"/>
                                     </w:rPr>
                                   </w:pPr>
                                   <w:r>
                                     <w:rPr>
                                       <w:rFonts w:ascii="Times New Roman" w:hAnsi="Times New Roman" w:cs="Times New Roman"/>
-                                      <w:sz w:val="18"/>
-                                      <w:szCs w:val="18"/>
+                                      <w:sz w:val="16"/>
+                                      <w:szCs w:val="16"/>
                                       <w:lang w:val="ru-RU"/>
                                     </w:rPr>
                                     <w:t>Мешков А.А.</w:t>
@@ -11612,32 +18772,25 @@
                                     <w:spacing w:after="0"/>
                                     <w:rPr>
                                       <w:rFonts w:ascii="Times New Roman" w:hAnsi="Times New Roman" w:cs="Times New Roman"/>
-                                      <w:sz w:val="20"/>
+                                      <w:sz w:val="16"/>
+                                      <w:szCs w:val="16"/>
                                       <w:lang w:val="ru-RU"/>
                                     </w:rPr>
                                   </w:pPr>
-                                  <w:proofErr w:type="spellStart"/>
                                   <w:r>
                                     <w:rPr>
                                       <w:rFonts w:ascii="Times New Roman" w:hAnsi="Times New Roman" w:cs="Times New Roman"/>
                                       <w:sz w:val="16"/>
+                                      <w:szCs w:val="16"/>
                                       <w:lang w:val="ru-RU"/>
                                     </w:rPr>
-                                    <w:t>Нищерикова</w:t>
+                                    <w:t>Иванов А.С.</w:t>
                                   </w:r>
-                                  <w:proofErr w:type="spellEnd"/>
                                   <w:r>
                                     <w:rPr>
                                       <w:rFonts w:ascii="Times New Roman" w:hAnsi="Times New Roman" w:cs="Times New Roman"/>
                                       <w:sz w:val="16"/>
-                                      <w:lang w:val="ru-RU"/>
-                                    </w:rPr>
-                                    <w:t xml:space="preserve"> Л.А.</w:t>
-                                  </w:r>
-                                  <w:r>
-                                    <w:rPr>
-                                      <w:rFonts w:ascii="Times New Roman" w:hAnsi="Times New Roman" w:cs="Times New Roman"/>
-                                      <w:sz w:val="18"/>
+                                      <w:szCs w:val="16"/>
                                       <w:lang w:val="ru-RU"/>
                                     </w:rPr>
                                     <w:t>.</w:t>
@@ -12103,23 +19256,13 @@
                                       <w:lang w:val="ru-RU"/>
                                     </w:rPr>
                                   </w:pPr>
-                                  <w:proofErr w:type="spellStart"/>
                                   <w:r>
                                     <w:rPr>
                                       <w:rFonts w:ascii="Times New Roman" w:hAnsi="Times New Roman" w:cs="Times New Roman"/>
                                       <w:sz w:val="16"/>
                                       <w:lang w:val="ru-RU"/>
                                     </w:rPr>
-                                    <w:t>Нищерикова</w:t>
-                                  </w:r>
-                                  <w:proofErr w:type="spellEnd"/>
-                                  <w:r>
-                                    <w:rPr>
-                                      <w:rFonts w:ascii="Times New Roman" w:hAnsi="Times New Roman" w:cs="Times New Roman"/>
-                                      <w:sz w:val="16"/>
-                                      <w:lang w:val="ru-RU"/>
-                                    </w:rPr>
-                                    <w:t xml:space="preserve"> Л.А.</w:t>
+                                    <w:t>Гербер М.Р.</w:t>
                                   </w:r>
                                 </w:p>
                               </w:tc>
@@ -12269,10 +19412,19 @@
                                   <w:r>
                                     <w:rPr>
                                       <w:rFonts w:ascii="Times New Roman" w:hAnsi="Times New Roman" w:cs="Times New Roman"/>
+                                      <w:sz w:val="16"/>
+                                      <w:szCs w:val="16"/>
+                                      <w:lang w:val="ru-RU"/>
+                                    </w:rPr>
+                                    <w:t>Тышкевич Е.В</w:t>
+                                  </w:r>
+                                  <w:r>
+                                    <w:rPr>
+                                      <w:rFonts w:ascii="Times New Roman" w:hAnsi="Times New Roman" w:cs="Times New Roman"/>
                                       <w:sz w:val="20"/>
                                       <w:lang w:val="ru-RU"/>
                                     </w:rPr>
-                                    <w:t>Тышкевич Е. В.</w:t>
+                                    <w:t>.</w:t>
                                   </w:r>
                                 </w:p>
                               </w:tc>
@@ -13108,16 +20260,16 @@
                               <w:rPr>
                                 <w:rFonts w:ascii="Times New Roman" w:hAnsi="Times New Roman" w:cs="Times New Roman"/>
                                 <w:color w:val="FF0000"/>
-                                <w:sz w:val="18"/>
-                                <w:szCs w:val="18"/>
+                                <w:sz w:val="16"/>
+                                <w:szCs w:val="16"/>
                                 <w:lang w:val="ru-RU"/>
                               </w:rPr>
                             </w:pPr>
                             <w:r>
                               <w:rPr>
                                 <w:rFonts w:ascii="Times New Roman" w:hAnsi="Times New Roman" w:cs="Times New Roman"/>
-                                <w:sz w:val="18"/>
-                                <w:szCs w:val="18"/>
+                                <w:sz w:val="16"/>
+                                <w:szCs w:val="16"/>
                                 <w:lang w:val="ru-RU"/>
                               </w:rPr>
                               <w:t>Мешков А.А.</w:t>
@@ -13368,32 +20520,25 @@
                               <w:spacing w:after="0"/>
                               <w:rPr>
                                 <w:rFonts w:ascii="Times New Roman" w:hAnsi="Times New Roman" w:cs="Times New Roman"/>
-                                <w:sz w:val="20"/>
+                                <w:sz w:val="16"/>
+                                <w:szCs w:val="16"/>
                                 <w:lang w:val="ru-RU"/>
                               </w:rPr>
                             </w:pPr>
-                            <w:proofErr w:type="spellStart"/>
                             <w:r>
                               <w:rPr>
                                 <w:rFonts w:ascii="Times New Roman" w:hAnsi="Times New Roman" w:cs="Times New Roman"/>
                                 <w:sz w:val="16"/>
+                                <w:szCs w:val="16"/>
                                 <w:lang w:val="ru-RU"/>
                               </w:rPr>
-                              <w:t>Нищерикова</w:t>
+                              <w:t>Иванов А.С.</w:t>
                             </w:r>
-                            <w:proofErr w:type="spellEnd"/>
                             <w:r>
                               <w:rPr>
                                 <w:rFonts w:ascii="Times New Roman" w:hAnsi="Times New Roman" w:cs="Times New Roman"/>
                                 <w:sz w:val="16"/>
-                                <w:lang w:val="ru-RU"/>
-                              </w:rPr>
-                              <w:t xml:space="preserve"> Л.А.</w:t>
-                            </w:r>
-                            <w:r>
-                              <w:rPr>
-                                <w:rFonts w:ascii="Times New Roman" w:hAnsi="Times New Roman" w:cs="Times New Roman"/>
-                                <w:sz w:val="18"/>
+                                <w:szCs w:val="16"/>
                                 <w:lang w:val="ru-RU"/>
                               </w:rPr>
                               <w:t>.</w:t>
@@ -13859,23 +21004,13 @@
                                 <w:lang w:val="ru-RU"/>
                               </w:rPr>
                             </w:pPr>
-                            <w:proofErr w:type="spellStart"/>
                             <w:r>
                               <w:rPr>
                                 <w:rFonts w:ascii="Times New Roman" w:hAnsi="Times New Roman" w:cs="Times New Roman"/>
                                 <w:sz w:val="16"/>
                                 <w:lang w:val="ru-RU"/>
                               </w:rPr>
-                              <w:t>Нищерикова</w:t>
-                            </w:r>
-                            <w:proofErr w:type="spellEnd"/>
-                            <w:r>
-                              <w:rPr>
-                                <w:rFonts w:ascii="Times New Roman" w:hAnsi="Times New Roman" w:cs="Times New Roman"/>
-                                <w:sz w:val="16"/>
-                                <w:lang w:val="ru-RU"/>
-                              </w:rPr>
-                              <w:t xml:space="preserve"> Л.А.</w:t>
+                              <w:t>Гербер М.Р.</w:t>
                             </w:r>
                           </w:p>
                         </w:tc>
@@ -14025,10 +21160,19 @@
                             <w:r>
                               <w:rPr>
                                 <w:rFonts w:ascii="Times New Roman" w:hAnsi="Times New Roman" w:cs="Times New Roman"/>
+                                <w:sz w:val="16"/>
+                                <w:szCs w:val="16"/>
+                                <w:lang w:val="ru-RU"/>
+                              </w:rPr>
+                              <w:t>Тышкевич Е.В</w:t>
+                            </w:r>
+                            <w:r>
+                              <w:rPr>
+                                <w:rFonts w:ascii="Times New Roman" w:hAnsi="Times New Roman" w:cs="Times New Roman"/>
                                 <w:sz w:val="20"/>
                                 <w:lang w:val="ru-RU"/>
                               </w:rPr>
-                              <w:t>Тышкевич Е. В.</w:t>
+                              <w:t>.</w:t>
                             </w:r>
                           </w:p>
                         </w:tc>
@@ -19321,7 +26465,7 @@
   <w:style w:type="paragraph" w:default="1" w:styleId="a">
     <w:name w:val="Normal"/>
     <w:qFormat/>
-    <w:rsid w:val="007D07C1"/>
+    <w:rsid w:val="00451112"/>
     <w:pPr>
       <w:ind w:firstLine="709"/>
     </w:pPr>
@@ -20027,7 +27171,7 @@
     <w:autoRedefine/>
     <w:uiPriority w:val="39"/>
     <w:unhideWhenUsed/>
-    <w:rsid w:val="006C4A41"/>
+    <w:rsid w:val="000015D4"/>
     <w:pPr>
       <w:tabs>
         <w:tab w:val="right" w:leader="dot" w:pos="9922"/>

--- a/Диплом мешков 23.106.docx
+++ b/Диплом мешков 23.106.docx
@@ -6,7 +6,6 @@
       <w:pPr>
         <w:spacing w:line="240" w:lineRule="auto"/>
         <w:ind w:left="284" w:right="227" w:firstLine="0"/>
-        <w:jc w:val="center"/>
         <w:rPr>
           <w:rFonts w:eastAsia="Times New Roman"/>
           <w:szCs w:val="28"/>
@@ -2024,7 +2023,19 @@
     </w:p>
     <w:p>
       <w:r>
-        <w:t>Целью разработки является создание веб-приложения, предназначенного для поддержки процесса постановки и структурирования целей, а также организации работы с задачами. Для достижения поставленной цели предполагается выполнить ряд задач. К числу таких задач относится:</w:t>
+        <w:t>Целью разработки является создание веб-приложения, предназначенного для поддержки процесса постановки и структурирования целей,</w:t>
+      </w:r>
+      <w:r>
+        <w:t xml:space="preserve"> </w:t>
+      </w:r>
+      <w:r>
+        <w:t>организации работы с задачами</w:t>
+      </w:r>
+      <w:r>
+        <w:t xml:space="preserve"> и осуществление командного пространства для работы и взаимодействия внутри команды</w:t>
+      </w:r>
+      <w:r>
+        <w:t>. Для достижения поставленной цели предполагается выполнить ряд задач. К числу таких задач относится:</w:t>
       </w:r>
     </w:p>
     <w:p>
@@ -2547,6 +2558,7 @@
     </w:p>
     <w:p>
       <w:pPr>
+        <w:widowControl w:val="0"/>
         <w:rPr>
           <w:szCs w:val="28"/>
         </w:rPr>
@@ -2810,7 +2822,7 @@
     <w:p>
       <w:pPr>
         <w:pStyle w:val="a4"/>
-        <w:spacing w:line="360" w:lineRule="auto"/>
+        <w:spacing w:after="0" w:line="360" w:lineRule="auto"/>
         <w:ind w:left="709" w:firstLine="0"/>
         <w:jc w:val="center"/>
       </w:pPr>
@@ -2819,10 +2831,10 @@
           <w:noProof/>
         </w:rPr>
         <w:drawing>
-          <wp:inline distT="0" distB="0" distL="0" distR="0" wp14:anchorId="7D9C773D" wp14:editId="75A5433A">
-            <wp:extent cx="5306958" cy="5761549"/>
-            <wp:effectExtent l="19050" t="19050" r="27305" b="10795"/>
-            <wp:docPr id="162236300" name="Рисунок 162236300"/>
+          <wp:inline distT="0" distB="0" distL="0" distR="0" wp14:anchorId="4DA883F9" wp14:editId="0889D29F">
+            <wp:extent cx="4283044" cy="4418381"/>
+            <wp:effectExtent l="0" t="0" r="3810" b="1270"/>
+            <wp:docPr id="8" name="Рисунок 8"/>
             <wp:cNvGraphicFramePr>
               <a:graphicFrameLocks xmlns:a="http://schemas.openxmlformats.org/drawingml/2006/main" noChangeAspect="1"/>
             </wp:cNvGraphicFramePr>
@@ -2830,7 +2842,7 @@
               <a:graphicData uri="http://schemas.openxmlformats.org/drawingml/2006/picture">
                 <pic:pic xmlns:pic="http://schemas.openxmlformats.org/drawingml/2006/picture">
                   <pic:nvPicPr>
-                    <pic:cNvPr id="0" name="Picture 15"/>
+                    <pic:cNvPr id="0" name="Picture 1"/>
                     <pic:cNvPicPr>
                       <a:picLocks noChangeAspect="1" noChangeArrowheads="1"/>
                     </pic:cNvPicPr>
@@ -2851,16 +2863,14 @@
                   <pic:spPr bwMode="auto">
                     <a:xfrm>
                       <a:off x="0" y="0"/>
-                      <a:ext cx="5366310" cy="5825985"/>
+                      <a:ext cx="4329019" cy="4465809"/>
                     </a:xfrm>
                     <a:prstGeom prst="rect">
                       <a:avLst/>
                     </a:prstGeom>
                     <a:noFill/>
                     <a:ln>
-                      <a:solidFill>
-                        <a:schemeClr val="tx1"/>
-                      </a:solidFill>
+                      <a:noFill/>
                     </a:ln>
                   </pic:spPr>
                 </pic:pic>
@@ -2889,16 +2899,19 @@
     </w:p>
     <w:p>
       <w:r>
-        <w:t xml:space="preserve">Пользователь запускает веб-приложение и выполняет вход в систему, используя свои учетные данные. После успешной аутентификации приложение готово к работе в двух основных направлениях: личное планирование и командное взаимодействие. В области личного планирования авторизованный пользователь имеет возможность создавать и редактировать личные цели с применением механизма автоматической декомпозиции для упрощения структурирования </w:t>
+        <w:t>Пользователь запускает веб-приложение и выполняет вход в систему, используя свои учетные данные. После успешной аутентификации приложение готово к работе в двух основных направлениях: личное планирование и командное взаимодействие. В области личного планирования авторизованный пользователь имеет возможность создавать и редактировать личные цели с применением механизма автоматической декомпозиции для упрощения структурирования сложных задач. Пользователь управляет этапами выполнения и подзадачами, отслеживает прогресс и использует встроенные средства визуализации для наглядного отображения структуры целей и текущего статуса их выполнения.</w:t>
+      </w:r>
+    </w:p>
+    <w:p>
+      <w:pPr>
+        <w:widowControl w:val="0"/>
+      </w:pPr>
+      <w:r>
+        <w:t xml:space="preserve">В рамках командного взаимодействия пользователь может создавать новые команды или вступать в уже существующие. Для обеспечения прозрачности </w:t>
       </w:r>
       <w:r>
         <w:lastRenderedPageBreak/>
-        <w:t>сложных задач. Пользователь управляет этапами выполнения и подзадачами, отслеживает прогресс и использует встроенные средства визуализации для наглядного отображения структуры целей и текущего статуса их выполнения.</w:t>
-      </w:r>
-    </w:p>
-    <w:p>
-      <w:r>
-        <w:t>В рамках командного взаимодействия пользователь может создавать новые команды или вступать в уже существующие. Для обеспечения прозрачности совместной работы доступен просмотр и копирование планов других участников команды. Взаимодействие между пользователями осуществляется посредством личных и командных чатов. Система обеспечивает отслеживание персональной статистики выполнения задач и своевременную отправку уведомлений о событиях в рамках целей и команд.</w:t>
+        <w:t>совместной работы доступен просмотр и копирование планов других участников команды. Взаимодействие между пользователями осуществляется посредством личных и командных чатов. Система обеспечивает отслеживание персональной статистики выполнения задач и своевременную отправку уведомлений о событиях в рамках целей и команд.</w:t>
       </w:r>
       <w:r>
         <w:t xml:space="preserve"> </w:t>
@@ -2916,10 +2929,10 @@
           <w:noProof/>
         </w:rPr>
         <w:drawing>
-          <wp:inline distT="0" distB="0" distL="0" distR="0" wp14:anchorId="2440725E" wp14:editId="56548281">
-            <wp:extent cx="5713191" cy="4075871"/>
-            <wp:effectExtent l="19050" t="19050" r="20955" b="20320"/>
-            <wp:docPr id="162236301" name="Рисунок 162236301"/>
+          <wp:inline distT="0" distB="0" distL="0" distR="0" wp14:anchorId="0A2F761F" wp14:editId="45192BEA">
+            <wp:extent cx="5107408" cy="3547872"/>
+            <wp:effectExtent l="0" t="0" r="0" b="0"/>
+            <wp:docPr id="10" name="Рисунок 10"/>
             <wp:cNvGraphicFramePr>
               <a:graphicFrameLocks xmlns:a="http://schemas.openxmlformats.org/drawingml/2006/main" noChangeAspect="1"/>
             </wp:cNvGraphicFramePr>
@@ -2927,7 +2940,7 @@
               <a:graphicData uri="http://schemas.openxmlformats.org/drawingml/2006/picture">
                 <pic:pic xmlns:pic="http://schemas.openxmlformats.org/drawingml/2006/picture">
                   <pic:nvPicPr>
-                    <pic:cNvPr id="0" name="Picture 17"/>
+                    <pic:cNvPr id="0" name="Picture 3"/>
                     <pic:cNvPicPr>
                       <a:picLocks noChangeAspect="1" noChangeArrowheads="1"/>
                     </pic:cNvPicPr>
@@ -2948,16 +2961,14 @@
                   <pic:spPr bwMode="auto">
                     <a:xfrm>
                       <a:off x="0" y="0"/>
-                      <a:ext cx="5767527" cy="4114635"/>
+                      <a:ext cx="5147792" cy="3575925"/>
                     </a:xfrm>
                     <a:prstGeom prst="rect">
                       <a:avLst/>
                     </a:prstGeom>
                     <a:noFill/>
                     <a:ln>
-                      <a:solidFill>
-                        <a:schemeClr val="tx1"/>
-                      </a:solidFill>
+                      <a:noFill/>
                     </a:ln>
                   </pic:spPr>
                 </pic:pic>
@@ -2991,99 +3002,152 @@
       </w:r>
     </w:p>
     <w:p>
-      <w:r>
-        <w:t xml:space="preserve">Пользователь, инициировавший создание новой команды, или участник, назначенный на эту роль, получает доступ к расширенному функционалу управления. Администратор команды отвечает за жизненный цикл группы, </w:t>
+      <w:pPr>
+        <w:widowControl w:val="0"/>
+      </w:pPr>
+      <w:r>
+        <w:t>Пользователь, инициировавший создание новой команды, или участник, назначенный на эту роль, получает доступ к расширенному функционалу управления. Администратор команды отвечает за жизненный цикл группы, включая функции её создания и удаления. В его полномочия входит управление составом участников: приглашение новых членов, удаление пользователей, а также назначение и изменение ролей других участников в пределах данной команды.</w:t>
+      </w:r>
+      <w:r>
+        <w:t xml:space="preserve"> </w:t>
+      </w:r>
+      <w:r>
+        <w:t xml:space="preserve">Разработанное приложение не предусматривает отдельной роли системного администратора. Каждая команда функционирует как автономная единица, самостоятельно управляя своими ресурсами, данными и составом участников. Такой подход гарантирует изолированность и автономность групп </w:t>
       </w:r>
       <w:r>
         <w:lastRenderedPageBreak/>
-        <w:t>включая функции её создания и удаления. В его полномочия входит управление составом участников: приглашение новых членов, удаление пользователей, а также назначение и изменение ролей других участников в пределах данной команды.</w:t>
-      </w:r>
-      <w:r>
+        <w:t>пользователей, позволяя каждой команде независимо настраивать внутренние процессы и управлять доступом без вмешательства в глобальную конфигурацию системы.</w:t>
+      </w:r>
+    </w:p>
+    <w:p>
+      <w:pPr>
+        <w:pStyle w:val="2"/>
+      </w:pPr>
+      <w:bookmarkStart w:id="9" w:name="_Toc230612799"/>
+      <w:r>
+        <w:t>1</w:t>
+      </w:r>
+      <w:r>
+        <w:t>.</w:t>
+      </w:r>
+      <w:r>
+        <w:t>3 Анализ аналогов и прототипов</w:t>
+      </w:r>
+      <w:bookmarkEnd w:id="9"/>
+    </w:p>
+    <w:p>
+      <w:pPr>
+        <w:rPr>
+          <w:lang w:eastAsia="ru-RU"/>
+        </w:rPr>
+      </w:pPr>
+      <w:r>
+        <w:rPr>
+          <w:lang w:eastAsia="ru-RU"/>
+        </w:rPr>
+        <w:t>Для разработки системы декомпозиции целей был проведён анализ существующих приложений, предназначенных для управления задачами и организации рабочих процессов. Основное внимание уделялось функциональным возможностям, способам представления информации, а также подходам к структурированию целей и задач.</w:t>
+      </w:r>
+    </w:p>
+    <w:p>
+      <w:pPr>
+        <w:rPr>
+          <w:lang w:eastAsia="ru-RU"/>
+        </w:rPr>
+      </w:pPr>
+      <w:r>
+        <w:rPr>
+          <w:lang w:eastAsia="ru-RU"/>
+        </w:rPr>
+        <w:t>При выборе прототипов рассматривались системы, которые демонстрируют различные подходы к планированию деятельности: от классических списков задач до гибких настраиваемых рабочих пространств и визуальных досок.</w:t>
+      </w:r>
+    </w:p>
+    <w:p>
+      <w:pPr>
+        <w:rPr>
+          <w:lang w:eastAsia="ru-RU"/>
+        </w:rPr>
+      </w:pPr>
+      <w:r>
+        <w:rPr>
+          <w:lang w:eastAsia="ru-RU"/>
+        </w:rPr>
+        <w:t>В целях выявления положительных сторон выбран</w:t>
+      </w:r>
+      <w:r>
+        <w:rPr>
+          <w:lang w:eastAsia="ru-RU"/>
+        </w:rPr>
         <w:t xml:space="preserve"> </w:t>
       </w:r>
-      <w:r>
-        <w:t>Разработанное приложение не предусматривает отдельной роли системного администратора. Каждая команда функционирует как автономная единица, самостоятельно управляя своими ресурсами, данными и составом участников. Такой подход гарантирует изолированность и автономность групп пользователей, позволяя каждой команде независимо настраивать внутренние процессы и управлять доступом без вмешательства в глобальную конфигурацию системы.</w:t>
-      </w:r>
-    </w:p>
-    <w:p>
-      <w:pPr>
-        <w:pStyle w:val="2"/>
-      </w:pPr>
-      <w:bookmarkStart w:id="9" w:name="_Toc230612799"/>
-      <w:r>
-        <w:t>1</w:t>
-      </w:r>
-      <w:r>
-        <w:t>.</w:t>
-      </w:r>
-      <w:r>
-        <w:t>3 Анализ аналогов и прототипов</w:t>
-      </w:r>
-      <w:bookmarkEnd w:id="9"/>
-    </w:p>
-    <w:p>
-      <w:pPr>
+      <w:proofErr w:type="spellStart"/>
+      <w:r>
         <w:rPr>
           <w:lang w:eastAsia="ru-RU"/>
         </w:rPr>
-      </w:pPr>
+        <w:t>Todoist</w:t>
+      </w:r>
+      <w:proofErr w:type="spellEnd"/>
       <w:r>
         <w:rPr>
           <w:lang w:eastAsia="ru-RU"/>
         </w:rPr>
-        <w:t>Для разработки системы декомпозиции целей был проведён анализ существующих приложений, предназначенных для управления задачами и организации рабочих процессов. Основное внимание уделялось функциональным возможностям, способам представления информации, а также подходам к структурированию целей и задач.</w:t>
-      </w:r>
-    </w:p>
-    <w:p>
-      <w:pPr>
+        <w:t xml:space="preserve"> </w:t>
+      </w:r>
+      <w:r>
         <w:rPr>
           <w:lang w:eastAsia="ru-RU"/>
         </w:rPr>
-      </w:pPr>
+        <w:t>–</w:t>
+      </w:r>
       <w:r>
         <w:rPr>
           <w:lang w:eastAsia="ru-RU"/>
         </w:rPr>
-        <w:t>При выборе прототипов рассматривались системы, которые демонстрируют различные подходы к планированию деятельности: от классических списков задач до гибких настраиваемых рабочих пространств и визуальных досок.</w:t>
-      </w:r>
-    </w:p>
-    <w:p>
-      <w:pPr>
+        <w:t xml:space="preserve"> популярный сервис для управления личными задачами и командными проектами. Данное приложение предоставляет пользователю инструменты для создания проектов, добавления задач и подзадач, установки сроков выполнения и приоритетов.</w:t>
+      </w:r>
+      <w:r>
         <w:rPr>
           <w:lang w:eastAsia="ru-RU"/>
         </w:rPr>
-      </w:pPr>
+        <w:t xml:space="preserve"> </w:t>
+      </w:r>
       <w:r>
         <w:rPr>
           <w:lang w:eastAsia="ru-RU"/>
         </w:rPr>
-        <w:t xml:space="preserve">Первой рассматриваемой системой является </w:t>
-      </w:r>
-      <w:proofErr w:type="spellStart"/>
+        <w:t>Эффективность структурирования в сервисе достигается за счет поддержки многоуровневой вложенности элементов и распознавания естественного языка при вводе параметров.</w:t>
+      </w:r>
       <w:r>
         <w:rPr>
           <w:lang w:eastAsia="ru-RU"/>
         </w:rPr>
-        <w:t>Todoist</w:t>
-      </w:r>
-      <w:proofErr w:type="spellEnd"/>
+        <w:t xml:space="preserve"> </w:t>
+      </w:r>
+    </w:p>
+    <w:p>
+      <w:pPr>
+        <w:widowControl w:val="0"/>
+      </w:pPr>
       <w:r>
         <w:rPr>
           <w:lang w:eastAsia="ru-RU"/>
         </w:rPr>
+        <w:t>Система ориентирована на удобное повседневное планирование и позволяет быстро формировать списки задач с возможностью их фильтрации по различным параметрам, таким как дата, проект или метки. Интерфейс приложения обеспечивает наглядное представление текущих задач и позволяет отслеживать прогресс выполнения.</w:t>
+      </w:r>
+      <w:r>
+        <w:rPr>
+          <w:lang w:eastAsia="ru-RU"/>
+        </w:rPr>
         <w:t xml:space="preserve"> </w:t>
       </w:r>
       <w:r>
-        <w:rPr>
-          <w:lang w:eastAsia="ru-RU"/>
-        </w:rPr>
-        <w:t>–</w:t>
-      </w:r>
-      <w:r>
-        <w:rPr>
-          <w:lang w:eastAsia="ru-RU"/>
-        </w:rPr>
-        <w:t xml:space="preserve"> популярный сервис для управления личными задачами и командными проектами. Данное приложение предоставляет пользователю инструменты для создания проектов, добавления задач и подзадач, установки сроков выполнения и приоритетов. Система ориентирована на удобное повседневное планирование и позволяет быстро формировать списки задач с возможностью их фильтрации по различным параметрам, таким как дата, проект или метки. Интерфейс приложения обеспечивает наглядное представление текущих задач и позволяет отслеживать прогресс выполнения.</w:t>
+        <w:t>Наличие механизмов автоматического формирования структуры достижения целей, совместной работы и встроенной коммуникации делает систему актуальной для использования как в образовательной, так и в профессиональной сфере.</w:t>
+      </w:r>
+      <w:r>
+        <w:t xml:space="preserve"> </w:t>
+      </w:r>
+      <w:r>
+        <w:t>Синхронизация данных в реальном времени обеспечивает непрерывность рабочего процесса.</w:t>
       </w:r>
     </w:p>
     <w:p>
@@ -3136,9 +3200,9 @@
           <w:noProof/>
         </w:rPr>
         <w:drawing>
-          <wp:inline distT="0" distB="0" distL="0" distR="0" wp14:anchorId="2CEFC4EE" wp14:editId="65C9C769">
-            <wp:extent cx="3498574" cy="4404632"/>
-            <wp:effectExtent l="0" t="0" r="6985" b="0"/>
+          <wp:inline distT="0" distB="0" distL="0" distR="0" wp14:anchorId="2CEFC4EE" wp14:editId="4B64B51C">
+            <wp:extent cx="2861299" cy="3602316"/>
+            <wp:effectExtent l="0" t="0" r="0" b="0"/>
             <wp:docPr id="3" name="Рисунок 3"/>
             <wp:cNvGraphicFramePr>
               <a:graphicFrameLocks xmlns:a="http://schemas.openxmlformats.org/drawingml/2006/main" noChangeAspect="1"/>
@@ -3159,7 +3223,7 @@
                   <pic:spPr>
                     <a:xfrm>
                       <a:off x="0" y="0"/>
-                      <a:ext cx="3510372" cy="4419486"/>
+                      <a:ext cx="2891725" cy="3640621"/>
                     </a:xfrm>
                     <a:prstGeom prst="rect">
                       <a:avLst/>
@@ -3203,9 +3267,9 @@
           <w:noProof/>
         </w:rPr>
         <w:drawing>
-          <wp:inline distT="0" distB="0" distL="0" distR="0" wp14:anchorId="09EC1B8B" wp14:editId="5B253C9B">
-            <wp:extent cx="4856099" cy="2401294"/>
-            <wp:effectExtent l="0" t="0" r="1905" b="0"/>
+          <wp:inline distT="0" distB="0" distL="0" distR="0" wp14:anchorId="09EC1B8B" wp14:editId="3F3A96C0">
+            <wp:extent cx="4306733" cy="2129638"/>
+            <wp:effectExtent l="0" t="0" r="0" b="4445"/>
             <wp:docPr id="5" name="Рисунок 5"/>
             <wp:cNvGraphicFramePr>
               <a:graphicFrameLocks xmlns:a="http://schemas.openxmlformats.org/drawingml/2006/main" noChangeAspect="1"/>
@@ -3226,7 +3290,7 @@
                   <pic:spPr>
                     <a:xfrm>
                       <a:off x="0" y="0"/>
-                      <a:ext cx="4874231" cy="2410260"/>
+                      <a:ext cx="4339230" cy="2145708"/>
                     </a:xfrm>
                     <a:prstGeom prst="rect">
                       <a:avLst/>
@@ -3255,7 +3319,14 @@
         <w:t>»</w:t>
       </w:r>
     </w:p>
-    <w:p/>
+    <w:p>
+      <w:pPr>
+        <w:widowControl w:val="0"/>
+      </w:pPr>
+      <w:r>
+        <w:t>Для более наглядного анализа и систематизации полученных данных основные параметры исследованного сервиса были сгруппированы по ключевым критериям оценки программного обеспечения. Обобщенные результаты этого анализа, отражающие эксплуатационные и технологические особенности платформы, представлены ниже.</w:t>
+      </w:r>
+    </w:p>
     <w:p>
       <w:r>
         <w:lastRenderedPageBreak/>
@@ -3288,13 +3359,13 @@
         <w:tblLook w:val="04A0" w:firstRow="1" w:lastRow="0" w:firstColumn="1" w:lastColumn="0" w:noHBand="0" w:noVBand="1"/>
       </w:tblPr>
       <w:tblGrid>
-        <w:gridCol w:w="3397"/>
-        <w:gridCol w:w="6372"/>
+        <w:gridCol w:w="3539"/>
+        <w:gridCol w:w="6230"/>
       </w:tblGrid>
       <w:tr>
         <w:tc>
           <w:tcPr>
-            <w:tcW w:w="3397" w:type="dxa"/>
+            <w:tcW w:w="3539" w:type="dxa"/>
           </w:tcPr>
           <w:p>
             <w:pPr>
@@ -3318,7 +3389,7 @@
         </w:tc>
         <w:tc>
           <w:tcPr>
-            <w:tcW w:w="6372" w:type="dxa"/>
+            <w:tcW w:w="6230" w:type="dxa"/>
           </w:tcPr>
           <w:p>
             <w:pPr>
@@ -3344,7 +3415,7 @@
       <w:tr>
         <w:tc>
           <w:tcPr>
-            <w:tcW w:w="3397" w:type="dxa"/>
+            <w:tcW w:w="3539" w:type="dxa"/>
           </w:tcPr>
           <w:p>
             <w:pPr>
@@ -3367,7 +3438,7 @@
         </w:tc>
         <w:tc>
           <w:tcPr>
-            <w:tcW w:w="6372" w:type="dxa"/>
+            <w:tcW w:w="6230" w:type="dxa"/>
           </w:tcPr>
           <w:p>
             <w:pPr>
@@ -3392,7 +3463,7 @@
       <w:tr>
         <w:tc>
           <w:tcPr>
-            <w:tcW w:w="3397" w:type="dxa"/>
+            <w:tcW w:w="3539" w:type="dxa"/>
           </w:tcPr>
           <w:p>
             <w:pPr>
@@ -3415,7 +3486,7 @@
         </w:tc>
         <w:tc>
           <w:tcPr>
-            <w:tcW w:w="6372" w:type="dxa"/>
+            <w:tcW w:w="6230" w:type="dxa"/>
           </w:tcPr>
           <w:p>
             <w:pPr>
@@ -3440,7 +3511,7 @@
       <w:tr>
         <w:tc>
           <w:tcPr>
-            <w:tcW w:w="3397" w:type="dxa"/>
+            <w:tcW w:w="3539" w:type="dxa"/>
           </w:tcPr>
           <w:p>
             <w:pPr>
@@ -3463,7 +3534,7 @@
         </w:tc>
         <w:tc>
           <w:tcPr>
-            <w:tcW w:w="6372" w:type="dxa"/>
+            <w:tcW w:w="6230" w:type="dxa"/>
           </w:tcPr>
           <w:p>
             <w:pPr>
@@ -3488,7 +3559,7 @@
       <w:tr>
         <w:tc>
           <w:tcPr>
-            <w:tcW w:w="3397" w:type="dxa"/>
+            <w:tcW w:w="3539" w:type="dxa"/>
           </w:tcPr>
           <w:p>
             <w:pPr>
@@ -3511,7 +3582,7 @@
         </w:tc>
         <w:tc>
           <w:tcPr>
-            <w:tcW w:w="6372" w:type="dxa"/>
+            <w:tcW w:w="6230" w:type="dxa"/>
           </w:tcPr>
           <w:p>
             <w:pPr>
@@ -3536,7 +3607,7 @@
       <w:tr>
         <w:tc>
           <w:tcPr>
-            <w:tcW w:w="3397" w:type="dxa"/>
+            <w:tcW w:w="3539" w:type="dxa"/>
           </w:tcPr>
           <w:p>
             <w:pPr>
@@ -3559,7 +3630,7 @@
         </w:tc>
         <w:tc>
           <w:tcPr>
-            <w:tcW w:w="6372" w:type="dxa"/>
+            <w:tcW w:w="6230" w:type="dxa"/>
           </w:tcPr>
           <w:p>
             <w:pPr>
@@ -3584,43 +3655,43 @@
     </w:tbl>
     <w:p>
       <w:pPr>
-        <w:ind w:firstLine="0"/>
-        <w:rPr>
-          <w:lang w:eastAsia="ru-RU"/>
-        </w:rPr>
-      </w:pPr>
-    </w:p>
-    <w:p>
-      <w:pPr>
-        <w:rPr>
-          <w:lang w:eastAsia="ru-RU"/>
-        </w:rPr>
-      </w:pPr>
-      <w:r>
-        <w:rPr>
-          <w:lang w:eastAsia="ru-RU"/>
-        </w:rPr>
-        <w:t xml:space="preserve">Следующей рассматриваемой системой является </w:t>
+        <w:rPr>
+          <w:rFonts w:cs="Times New Roman"/>
+        </w:rPr>
+      </w:pPr>
+      <w:r>
+        <w:rPr>
+          <w:rFonts w:cs="Times New Roman"/>
+        </w:rPr>
+        <w:t xml:space="preserve">Для реализации более сложных подходов к планированию целесообразно рассмотреть платформу </w:t>
       </w:r>
       <w:proofErr w:type="spellStart"/>
       <w:r>
         <w:rPr>
-          <w:lang w:eastAsia="ru-RU"/>
+          <w:rFonts w:cs="Times New Roman"/>
         </w:rPr>
         <w:t>Notion</w:t>
       </w:r>
       <w:proofErr w:type="spellEnd"/>
       <w:r>
         <w:rPr>
-          <w:lang w:eastAsia="ru-RU"/>
-        </w:rPr>
-        <w:t xml:space="preserve"> – </w:t>
-      </w:r>
-      <w:r>
-        <w:rPr>
-          <w:lang w:eastAsia="ru-RU"/>
-        </w:rPr>
-        <w:t>универсальная платформа для организации информации и управления рабочими процессами. Она объединяет в себе функциональность баз данных, текстового редактора и инструментов для планирования.</w:t>
+          <w:rFonts w:cs="Times New Roman"/>
+        </w:rPr>
+        <w:t xml:space="preserve">, которая позиционируется как универсальная экосистема для организации информации. Пространство </w:t>
+      </w:r>
+      <w:proofErr w:type="spellStart"/>
+      <w:r>
+        <w:rPr>
+          <w:rFonts w:cs="Times New Roman"/>
+        </w:rPr>
+        <w:t>Notion</w:t>
+      </w:r>
+      <w:proofErr w:type="spellEnd"/>
+      <w:r>
+        <w:rPr>
+          <w:rFonts w:cs="Times New Roman"/>
+        </w:rPr>
+        <w:t xml:space="preserve"> эффективно объединяет в себе функциональность динамических баз данных, текстового редактора и инструментов управления проектами.</w:t>
       </w:r>
     </w:p>
     <w:p>
@@ -3710,9 +3781,9 @@
           <w:noProof/>
         </w:rPr>
         <w:drawing>
-          <wp:inline distT="0" distB="0" distL="0" distR="0" wp14:anchorId="59BB4F30" wp14:editId="25CFC219">
-            <wp:extent cx="5262061" cy="3569757"/>
-            <wp:effectExtent l="0" t="0" r="0" b="0"/>
+          <wp:inline distT="0" distB="0" distL="0" distR="0" wp14:anchorId="59BB4F30" wp14:editId="2C2145DF">
+            <wp:extent cx="4471398" cy="3033375"/>
+            <wp:effectExtent l="0" t="0" r="5715" b="0"/>
             <wp:docPr id="12" name="Рисунок 12"/>
             <wp:cNvGraphicFramePr>
               <a:graphicFrameLocks xmlns:a="http://schemas.openxmlformats.org/drawingml/2006/main" noChangeAspect="1"/>
@@ -3733,7 +3804,7 @@
                   <pic:spPr>
                     <a:xfrm>
                       <a:off x="0" y="0"/>
-                      <a:ext cx="5276915" cy="3579834"/>
+                      <a:ext cx="4509628" cy="3059310"/>
                     </a:xfrm>
                     <a:prstGeom prst="rect">
                       <a:avLst/>
@@ -3786,9 +3857,9 @@
           <w:noProof/>
         </w:rPr>
         <w:drawing>
-          <wp:inline distT="0" distB="0" distL="0" distR="0" wp14:anchorId="3CC1A841" wp14:editId="32DB4303">
-            <wp:extent cx="5309410" cy="3573522"/>
-            <wp:effectExtent l="0" t="0" r="5715" b="8255"/>
+          <wp:inline distT="0" distB="0" distL="0" distR="0" wp14:anchorId="3CC1A841" wp14:editId="13EBE66F">
+            <wp:extent cx="4525747" cy="3046074"/>
+            <wp:effectExtent l="0" t="0" r="8255" b="2540"/>
             <wp:docPr id="13" name="Рисунок 13"/>
             <wp:cNvGraphicFramePr>
               <a:graphicFrameLocks xmlns:a="http://schemas.openxmlformats.org/drawingml/2006/main" noChangeAspect="1"/>
@@ -3809,7 +3880,7 @@
                   <pic:spPr>
                     <a:xfrm>
                       <a:off x="0" y="0"/>
-                      <a:ext cx="5330061" cy="3587421"/>
+                      <a:ext cx="4572485" cy="3077531"/>
                     </a:xfrm>
                     <a:prstGeom prst="rect">
                       <a:avLst/>
@@ -3825,9 +3896,6 @@
     <w:p>
       <w:pPr>
         <w:jc w:val="center"/>
-        <w:rPr>
-          <w:lang w:eastAsia="ru-RU"/>
-        </w:rPr>
       </w:pPr>
       <w:r>
         <w:t>Рисунок 1.7 –Страница взаимодействия с ИИ в «</w:t>
@@ -3839,6 +3907,11 @@
       <w:proofErr w:type="spellEnd"/>
       <w:r>
         <w:t>»</w:t>
+      </w:r>
+    </w:p>
+    <w:p>
+      <w:r>
+        <w:t>Для полноты анализа функционал и технические параметры исследуемой системы были систематизированы. Это позволяет наглядно оценить практические аспекты внедрения платформы и сопоставить её свойства с требованиями к разрабатываемому решению.</w:t>
       </w:r>
     </w:p>
     <w:p>
@@ -4185,57 +4258,31 @@
       </w:tr>
     </w:tbl>
     <w:p>
-      <w:pPr>
-        <w:ind w:firstLine="0"/>
+      <w:r>
+        <w:t xml:space="preserve">Отдельное внимание стоит уделить платформе </w:t>
+      </w:r>
+      <w:proofErr w:type="spellStart"/>
+      <w:r>
+        <w:t>Yougile</w:t>
+      </w:r>
+      <w:proofErr w:type="spellEnd"/>
+      <w:r>
+        <w:t>, в основе которой лежит классический подход к визуализации потока задач с помощью досок и карточек. Такой формат позволяет наглядно отображать этапы выполнения работы и гибко реагировать на изменения в проекте.</w:t>
+      </w:r>
+    </w:p>
+    <w:p>
+      <w:r>
+        <w:t xml:space="preserve">В данной системе задачи организуются в виде карточек, размещённых на досках, которые отражают этапы выполнения работы. Пользователь может перемещать задачи между этапами, что обеспечивает наглядное отслеживание прогресса. </w:t>
+      </w:r>
+    </w:p>
+    <w:p>
+      <w:pPr>
         <w:rPr>
           <w:lang w:eastAsia="ru-RU"/>
         </w:rPr>
       </w:pPr>
-    </w:p>
-    <w:p>
-      <w:pPr>
-        <w:rPr>
-          <w:lang w:eastAsia="ru-RU"/>
-        </w:rPr>
-      </w:pPr>
-      <w:r>
-        <w:rPr>
-          <w:lang w:eastAsia="ru-RU"/>
-        </w:rPr>
-        <w:t xml:space="preserve">Третьей рассматриваемой системой является </w:t>
-      </w:r>
-      <w:proofErr w:type="spellStart"/>
-      <w:r>
-        <w:rPr>
-          <w:lang w:eastAsia="ru-RU"/>
-        </w:rPr>
-        <w:t>Yougile</w:t>
-      </w:r>
-      <w:proofErr w:type="spellEnd"/>
-      <w:r>
-        <w:rPr>
-          <w:lang w:eastAsia="ru-RU"/>
-        </w:rPr>
-        <w:t xml:space="preserve"> – </w:t>
-      </w:r>
-      <w:r>
-        <w:rPr>
-          <w:lang w:eastAsia="ru-RU"/>
-        </w:rPr>
-        <w:t>инструмент управления задачами, основанный на визуальной модели досок и карточек.</w:t>
-      </w:r>
-    </w:p>
-    <w:p>
-      <w:pPr>
-        <w:rPr>
-          <w:lang w:eastAsia="ru-RU"/>
-        </w:rPr>
-      </w:pPr>
-      <w:r>
-        <w:t>В данной системе задачи организуются в виде карточек, размещённых на досках, которые отражают этапы выполнения работы. Пользователь может перемещать задачи между этапами, что обеспечивает наглядное отслеживание прогресса. Такой подход широко применяется в командной работе и позволяет эффективно управлять процессами выполнения задач.</w:t>
-      </w:r>
-      <w:r>
-        <w:t xml:space="preserve"> К</w:t>
+      <w:r>
+        <w:t>К</w:t>
       </w:r>
       <w:r>
         <w:t xml:space="preserve">аждая карточка может содержать подробную информацию о задаче, включая описание, комментарии и вложения, что обеспечивает централизованное хранение данных по проекту. Это позволяет участникам команды взаимодействовать в рамках единого рабочего пространства без необходимости использования сторонних инструментов. </w:t>
@@ -4547,13 +4594,6 @@
           <w:lang w:eastAsia="ru-RU"/>
         </w:rPr>
       </w:pPr>
-    </w:p>
-    <w:p>
-      <w:pPr>
-        <w:rPr>
-          <w:lang w:eastAsia="ru-RU"/>
-        </w:rPr>
-      </w:pPr>
       <w:r>
         <w:rPr>
           <w:lang w:eastAsia="ru-RU"/>
@@ -4571,13 +4611,13 @@
       </w:pPr>
       <w:r>
         <w:rPr>
-          <w:noProof/>
+          <w:lang w:eastAsia="ru-RU"/>
         </w:rPr>
         <w:drawing>
-          <wp:inline distT="0" distB="0" distL="0" distR="0" wp14:anchorId="180F3B81" wp14:editId="2ED68F51">
-            <wp:extent cx="5664218" cy="4543425"/>
-            <wp:effectExtent l="0" t="0" r="0" b="0"/>
-            <wp:docPr id="22" name="Рисунок 22"/>
+          <wp:inline distT="0" distB="0" distL="0" distR="0" wp14:anchorId="0D8A719E" wp14:editId="5C1102B9">
+            <wp:extent cx="4951987" cy="3035808"/>
+            <wp:effectExtent l="0" t="0" r="1270" b="0"/>
+            <wp:docPr id="1" name="Рисунок 1"/>
             <wp:cNvGraphicFramePr>
               <a:graphicFrameLocks xmlns:a="http://schemas.openxmlformats.org/drawingml/2006/main" noChangeAspect="1"/>
             </wp:cNvGraphicFramePr>
@@ -4597,7 +4637,7 @@
                   <pic:spPr>
                     <a:xfrm>
                       <a:off x="0" y="0"/>
-                      <a:ext cx="5666535" cy="4545284"/>
+                      <a:ext cx="5000223" cy="3065379"/>
                     </a:xfrm>
                     <a:prstGeom prst="rect">
                       <a:avLst/>
@@ -4630,25 +4670,30 @@
       </w:r>
     </w:p>
     <w:p>
-      <w:pPr>
+      <w:r>
         <w:rPr>
           <w:lang w:eastAsia="ru-RU"/>
         </w:rPr>
-      </w:pPr>
+        <w:t>Проведённый анализ показал, что современные системы управления задачами предлагают разнообразные инструменты для планирования, визуализации и организации деятельности. Они позволяют структурировать задачи, отслеживать их выполнение и обеспечивать совместную работу пользователей.</w:t>
+      </w:r>
       <w:r>
         <w:rPr>
           <w:lang w:eastAsia="ru-RU"/>
         </w:rPr>
-        <w:t>Проведённый анализ показал, что современные системы управления задачами предлагают разнообразные инструменты для планирования, визуализации и организации деятельности. Они позволяют структурировать задачи, отслеживать их выполнение и обеспечивать совместную работу пользователей.</w:t>
-      </w:r>
-      <w:r>
+        <w:t xml:space="preserve"> </w:t>
+      </w:r>
+      <w:r>
+        <w:t xml:space="preserve">Для обобщения результатов анализа представим сравнительную характеристику рассматриваемых систем по ключевым функциям. </w:t>
+      </w:r>
+    </w:p>
+    <w:p>
+      <w:pPr>
         <w:rPr>
           <w:lang w:eastAsia="ru-RU"/>
         </w:rPr>
-        <w:t xml:space="preserve"> </w:t>
-      </w:r>
-      <w:r>
-        <w:t xml:space="preserve">Для обобщения результатов анализа представим сравнительную характеристику рассматриваемых систем по ключевым функциям. В таблице 1.4 приведено сопоставление сервисов, отражающее их основные возможности </w:t>
+      </w:pPr>
+      <w:r>
+        <w:t xml:space="preserve">В таблице 1.4 приведено сопоставление сервисов, отражающее их основные возможности </w:t>
       </w:r>
     </w:p>
     <w:p>
@@ -4669,10 +4714,10 @@
         <w:tblLook w:val="04A0" w:firstRow="1" w:lastRow="0" w:firstColumn="1" w:lastColumn="0" w:noHBand="0" w:noVBand="1"/>
       </w:tblPr>
       <w:tblGrid>
-        <w:gridCol w:w="2972"/>
-        <w:gridCol w:w="2126"/>
-        <w:gridCol w:w="1843"/>
-        <w:gridCol w:w="2828"/>
+        <w:gridCol w:w="3073"/>
+        <w:gridCol w:w="2096"/>
+        <w:gridCol w:w="1819"/>
+        <w:gridCol w:w="2781"/>
       </w:tblGrid>
       <w:tr>
         <w:tc>
@@ -5177,7 +5222,21 @@
                 <w:sz w:val="24"/>
                 <w:szCs w:val="24"/>
               </w:rPr>
-              <w:t>Подзадачи / декомпозиция</w:t>
+              <w:t>Подзадачи</w:t>
+            </w:r>
+            <w:r>
+              <w:rPr>
+                <w:sz w:val="24"/>
+                <w:szCs w:val="24"/>
+              </w:rPr>
+              <w:t xml:space="preserve">, </w:t>
+            </w:r>
+            <w:r>
+              <w:rPr>
+                <w:sz w:val="24"/>
+                <w:szCs w:val="24"/>
+              </w:rPr>
+              <w:t>декомпозиция</w:t>
             </w:r>
           </w:p>
         </w:tc>
@@ -5254,6 +5313,576 @@
           </w:p>
         </w:tc>
       </w:tr>
+      <w:tr>
+        <w:tc>
+          <w:tcPr>
+            <w:tcW w:w="2972" w:type="dxa"/>
+          </w:tcPr>
+          <w:p>
+            <w:pPr>
+              <w:ind w:firstLine="0"/>
+              <w:rPr>
+                <w:sz w:val="24"/>
+                <w:szCs w:val="24"/>
+              </w:rPr>
+            </w:pPr>
+            <w:r>
+              <w:rPr>
+                <w:sz w:val="24"/>
+                <w:szCs w:val="24"/>
+              </w:rPr>
+              <w:t>Встроенный ИИ-ассистент</w:t>
+            </w:r>
+          </w:p>
+        </w:tc>
+        <w:tc>
+          <w:tcPr>
+            <w:tcW w:w="2126" w:type="dxa"/>
+          </w:tcPr>
+          <w:p>
+            <w:pPr>
+              <w:ind w:firstLine="0"/>
+              <w:jc w:val="center"/>
+              <w:rPr>
+                <w:sz w:val="24"/>
+                <w:szCs w:val="24"/>
+                <w:lang w:eastAsia="ru-RU"/>
+              </w:rPr>
+            </w:pPr>
+            <w:r>
+              <w:rPr>
+                <w:sz w:val="24"/>
+                <w:szCs w:val="24"/>
+                <w:lang w:eastAsia="ru-RU"/>
+              </w:rPr>
+              <w:t>Нет</w:t>
+            </w:r>
+          </w:p>
+        </w:tc>
+        <w:tc>
+          <w:tcPr>
+            <w:tcW w:w="1843" w:type="dxa"/>
+          </w:tcPr>
+          <w:p>
+            <w:pPr>
+              <w:ind w:firstLine="0"/>
+              <w:jc w:val="center"/>
+              <w:rPr>
+                <w:sz w:val="24"/>
+                <w:szCs w:val="24"/>
+                <w:lang w:eastAsia="ru-RU"/>
+              </w:rPr>
+            </w:pPr>
+            <w:r>
+              <w:rPr>
+                <w:sz w:val="24"/>
+                <w:szCs w:val="24"/>
+                <w:lang w:eastAsia="ru-RU"/>
+              </w:rPr>
+              <w:t>Да</w:t>
+            </w:r>
+          </w:p>
+        </w:tc>
+        <w:tc>
+          <w:tcPr>
+            <w:tcW w:w="2828" w:type="dxa"/>
+          </w:tcPr>
+          <w:p>
+            <w:pPr>
+              <w:ind w:firstLine="0"/>
+              <w:jc w:val="center"/>
+              <w:rPr>
+                <w:sz w:val="24"/>
+                <w:szCs w:val="24"/>
+                <w:lang w:eastAsia="ru-RU"/>
+              </w:rPr>
+            </w:pPr>
+            <w:r>
+              <w:rPr>
+                <w:sz w:val="24"/>
+                <w:szCs w:val="24"/>
+                <w:lang w:eastAsia="ru-RU"/>
+              </w:rPr>
+              <w:t>Нет</w:t>
+            </w:r>
+          </w:p>
+        </w:tc>
+      </w:tr>
+      <w:tr>
+        <w:tc>
+          <w:tcPr>
+            <w:tcW w:w="2972" w:type="dxa"/>
+          </w:tcPr>
+          <w:p>
+            <w:pPr>
+              <w:ind w:firstLine="0"/>
+              <w:rPr>
+                <w:sz w:val="24"/>
+                <w:szCs w:val="24"/>
+              </w:rPr>
+            </w:pPr>
+            <w:r>
+              <w:rPr>
+                <w:sz w:val="24"/>
+                <w:szCs w:val="24"/>
+              </w:rPr>
+              <w:t>Учет времени выполнения</w:t>
+            </w:r>
+          </w:p>
+        </w:tc>
+        <w:tc>
+          <w:tcPr>
+            <w:tcW w:w="2126" w:type="dxa"/>
+          </w:tcPr>
+          <w:p>
+            <w:pPr>
+              <w:ind w:firstLine="0"/>
+              <w:jc w:val="center"/>
+              <w:rPr>
+                <w:sz w:val="24"/>
+                <w:szCs w:val="24"/>
+                <w:lang w:eastAsia="ru-RU"/>
+              </w:rPr>
+            </w:pPr>
+            <w:r>
+              <w:rPr>
+                <w:sz w:val="24"/>
+                <w:szCs w:val="24"/>
+                <w:lang w:eastAsia="ru-RU"/>
+              </w:rPr>
+              <w:t>Нет</w:t>
+            </w:r>
+          </w:p>
+        </w:tc>
+        <w:tc>
+          <w:tcPr>
+            <w:tcW w:w="1843" w:type="dxa"/>
+          </w:tcPr>
+          <w:p>
+            <w:pPr>
+              <w:ind w:firstLine="0"/>
+              <w:jc w:val="center"/>
+              <w:rPr>
+                <w:sz w:val="24"/>
+                <w:szCs w:val="24"/>
+                <w:lang w:eastAsia="ru-RU"/>
+              </w:rPr>
+            </w:pPr>
+            <w:r>
+              <w:rPr>
+                <w:sz w:val="24"/>
+                <w:szCs w:val="24"/>
+                <w:lang w:eastAsia="ru-RU"/>
+              </w:rPr>
+              <w:t>Нет</w:t>
+            </w:r>
+          </w:p>
+        </w:tc>
+        <w:tc>
+          <w:tcPr>
+            <w:tcW w:w="2828" w:type="dxa"/>
+          </w:tcPr>
+          <w:p>
+            <w:pPr>
+              <w:ind w:firstLine="0"/>
+              <w:jc w:val="center"/>
+              <w:rPr>
+                <w:sz w:val="24"/>
+                <w:szCs w:val="24"/>
+                <w:lang w:eastAsia="ru-RU"/>
+              </w:rPr>
+            </w:pPr>
+            <w:r>
+              <w:rPr>
+                <w:sz w:val="24"/>
+                <w:szCs w:val="24"/>
+                <w:lang w:eastAsia="ru-RU"/>
+              </w:rPr>
+              <w:t>Да</w:t>
+            </w:r>
+          </w:p>
+        </w:tc>
+      </w:tr>
+      <w:tr>
+        <w:tc>
+          <w:tcPr>
+            <w:tcW w:w="2972" w:type="dxa"/>
+          </w:tcPr>
+          <w:p>
+            <w:pPr>
+              <w:ind w:firstLine="0"/>
+              <w:rPr>
+                <w:sz w:val="24"/>
+                <w:szCs w:val="24"/>
+              </w:rPr>
+            </w:pPr>
+            <w:r>
+              <w:rPr>
+                <w:sz w:val="24"/>
+                <w:szCs w:val="24"/>
+              </w:rPr>
+              <w:t>Создание реляционных баз</w:t>
+            </w:r>
+          </w:p>
+        </w:tc>
+        <w:tc>
+          <w:tcPr>
+            <w:tcW w:w="2126" w:type="dxa"/>
+          </w:tcPr>
+          <w:p>
+            <w:pPr>
+              <w:ind w:firstLine="0"/>
+              <w:jc w:val="center"/>
+              <w:rPr>
+                <w:sz w:val="24"/>
+                <w:szCs w:val="24"/>
+                <w:lang w:eastAsia="ru-RU"/>
+              </w:rPr>
+            </w:pPr>
+            <w:r>
+              <w:rPr>
+                <w:sz w:val="24"/>
+                <w:szCs w:val="24"/>
+                <w:lang w:eastAsia="ru-RU"/>
+              </w:rPr>
+              <w:t>Нет</w:t>
+            </w:r>
+          </w:p>
+        </w:tc>
+        <w:tc>
+          <w:tcPr>
+            <w:tcW w:w="1843" w:type="dxa"/>
+          </w:tcPr>
+          <w:p>
+            <w:pPr>
+              <w:ind w:firstLine="0"/>
+              <w:jc w:val="center"/>
+              <w:rPr>
+                <w:sz w:val="24"/>
+                <w:szCs w:val="24"/>
+                <w:lang w:eastAsia="ru-RU"/>
+              </w:rPr>
+            </w:pPr>
+            <w:r>
+              <w:rPr>
+                <w:sz w:val="24"/>
+                <w:szCs w:val="24"/>
+                <w:lang w:eastAsia="ru-RU"/>
+              </w:rPr>
+              <w:t>Да</w:t>
+            </w:r>
+          </w:p>
+        </w:tc>
+        <w:tc>
+          <w:tcPr>
+            <w:tcW w:w="2828" w:type="dxa"/>
+          </w:tcPr>
+          <w:p>
+            <w:pPr>
+              <w:ind w:firstLine="0"/>
+              <w:jc w:val="center"/>
+              <w:rPr>
+                <w:sz w:val="24"/>
+                <w:szCs w:val="24"/>
+                <w:lang w:eastAsia="ru-RU"/>
+              </w:rPr>
+            </w:pPr>
+            <w:r>
+              <w:rPr>
+                <w:sz w:val="24"/>
+                <w:szCs w:val="24"/>
+                <w:lang w:eastAsia="ru-RU"/>
+              </w:rPr>
+              <w:t>Нет</w:t>
+            </w:r>
+          </w:p>
+        </w:tc>
+      </w:tr>
+      <w:tr>
+        <w:tc>
+          <w:tcPr>
+            <w:tcW w:w="2972" w:type="dxa"/>
+          </w:tcPr>
+          <w:p>
+            <w:pPr>
+              <w:ind w:firstLine="0"/>
+              <w:rPr>
+                <w:sz w:val="24"/>
+                <w:szCs w:val="24"/>
+              </w:rPr>
+            </w:pPr>
+            <w:r>
+              <w:rPr>
+                <w:sz w:val="24"/>
+                <w:szCs w:val="24"/>
+              </w:rPr>
+              <w:t>Наличие готовых шаблонов</w:t>
+            </w:r>
+          </w:p>
+        </w:tc>
+        <w:tc>
+          <w:tcPr>
+            <w:tcW w:w="2126" w:type="dxa"/>
+          </w:tcPr>
+          <w:p>
+            <w:pPr>
+              <w:ind w:firstLine="0"/>
+              <w:jc w:val="center"/>
+              <w:rPr>
+                <w:sz w:val="24"/>
+                <w:szCs w:val="24"/>
+                <w:lang w:eastAsia="ru-RU"/>
+              </w:rPr>
+            </w:pPr>
+            <w:r>
+              <w:rPr>
+                <w:sz w:val="24"/>
+                <w:szCs w:val="24"/>
+                <w:lang w:eastAsia="ru-RU"/>
+              </w:rPr>
+              <w:t>Да</w:t>
+            </w:r>
+          </w:p>
+        </w:tc>
+        <w:tc>
+          <w:tcPr>
+            <w:tcW w:w="1843" w:type="dxa"/>
+          </w:tcPr>
+          <w:p>
+            <w:pPr>
+              <w:ind w:firstLine="0"/>
+              <w:jc w:val="center"/>
+              <w:rPr>
+                <w:sz w:val="24"/>
+                <w:szCs w:val="24"/>
+                <w:lang w:eastAsia="ru-RU"/>
+              </w:rPr>
+            </w:pPr>
+            <w:r>
+              <w:rPr>
+                <w:sz w:val="24"/>
+                <w:szCs w:val="24"/>
+                <w:lang w:eastAsia="ru-RU"/>
+              </w:rPr>
+              <w:t>Да</w:t>
+            </w:r>
+          </w:p>
+        </w:tc>
+        <w:tc>
+          <w:tcPr>
+            <w:tcW w:w="2828" w:type="dxa"/>
+          </w:tcPr>
+          <w:p>
+            <w:pPr>
+              <w:ind w:firstLine="0"/>
+              <w:jc w:val="center"/>
+              <w:rPr>
+                <w:sz w:val="24"/>
+                <w:szCs w:val="24"/>
+                <w:lang w:eastAsia="ru-RU"/>
+              </w:rPr>
+            </w:pPr>
+            <w:r>
+              <w:rPr>
+                <w:sz w:val="24"/>
+                <w:szCs w:val="24"/>
+                <w:lang w:eastAsia="ru-RU"/>
+              </w:rPr>
+              <w:t>Нет</w:t>
+            </w:r>
+          </w:p>
+        </w:tc>
+      </w:tr>
+      <w:tr>
+        <w:tc>
+          <w:tcPr>
+            <w:tcW w:w="2972" w:type="dxa"/>
+          </w:tcPr>
+          <w:p>
+            <w:pPr>
+              <w:ind w:firstLine="0"/>
+              <w:rPr>
+                <w:sz w:val="24"/>
+                <w:szCs w:val="24"/>
+              </w:rPr>
+            </w:pPr>
+            <w:r>
+              <w:rPr>
+                <w:sz w:val="24"/>
+                <w:szCs w:val="24"/>
+              </w:rPr>
+              <w:t>Возможность изменения дизайна</w:t>
+            </w:r>
+          </w:p>
+        </w:tc>
+        <w:tc>
+          <w:tcPr>
+            <w:tcW w:w="2126" w:type="dxa"/>
+          </w:tcPr>
+          <w:p>
+            <w:pPr>
+              <w:ind w:firstLine="0"/>
+              <w:jc w:val="center"/>
+              <w:rPr>
+                <w:sz w:val="24"/>
+                <w:szCs w:val="24"/>
+                <w:lang w:eastAsia="ru-RU"/>
+              </w:rPr>
+            </w:pPr>
+            <w:r>
+              <w:rPr>
+                <w:sz w:val="24"/>
+                <w:szCs w:val="24"/>
+                <w:lang w:eastAsia="ru-RU"/>
+              </w:rPr>
+              <w:t>Нет</w:t>
+            </w:r>
+          </w:p>
+        </w:tc>
+        <w:tc>
+          <w:tcPr>
+            <w:tcW w:w="1843" w:type="dxa"/>
+          </w:tcPr>
+          <w:p>
+            <w:pPr>
+              <w:ind w:firstLine="0"/>
+              <w:jc w:val="center"/>
+              <w:rPr>
+                <w:sz w:val="24"/>
+                <w:szCs w:val="24"/>
+                <w:lang w:eastAsia="ru-RU"/>
+              </w:rPr>
+            </w:pPr>
+            <w:r>
+              <w:rPr>
+                <w:sz w:val="24"/>
+                <w:szCs w:val="24"/>
+                <w:lang w:eastAsia="ru-RU"/>
+              </w:rPr>
+              <w:t>Да</w:t>
+            </w:r>
+          </w:p>
+        </w:tc>
+        <w:tc>
+          <w:tcPr>
+            <w:tcW w:w="2828" w:type="dxa"/>
+          </w:tcPr>
+          <w:p>
+            <w:pPr>
+              <w:ind w:firstLine="0"/>
+              <w:jc w:val="center"/>
+              <w:rPr>
+                <w:sz w:val="24"/>
+                <w:szCs w:val="24"/>
+                <w:lang w:eastAsia="ru-RU"/>
+              </w:rPr>
+            </w:pPr>
+            <w:r>
+              <w:rPr>
+                <w:sz w:val="24"/>
+                <w:szCs w:val="24"/>
+                <w:lang w:eastAsia="ru-RU"/>
+              </w:rPr>
+              <w:t>Да</w:t>
+            </w:r>
+          </w:p>
+        </w:tc>
+      </w:tr>
+      <w:tr>
+        <w:tc>
+          <w:tcPr>
+            <w:tcW w:w="2972" w:type="dxa"/>
+          </w:tcPr>
+          <w:p>
+            <w:pPr>
+              <w:ind w:firstLine="0"/>
+              <w:rPr>
+                <w:sz w:val="24"/>
+                <w:szCs w:val="24"/>
+              </w:rPr>
+            </w:pPr>
+            <w:r>
+              <w:rPr>
+                <w:sz w:val="24"/>
+                <w:szCs w:val="24"/>
+              </w:rPr>
+              <w:t>Импорт и экспорт данных</w:t>
+            </w:r>
+          </w:p>
+        </w:tc>
+        <w:tc>
+          <w:tcPr>
+            <w:tcW w:w="2126" w:type="dxa"/>
+          </w:tcPr>
+          <w:p>
+            <w:pPr>
+              <w:ind w:firstLine="0"/>
+              <w:jc w:val="center"/>
+              <w:rPr>
+                <w:sz w:val="24"/>
+                <w:szCs w:val="24"/>
+                <w:lang w:eastAsia="ru-RU"/>
+              </w:rPr>
+            </w:pPr>
+            <w:r>
+              <w:rPr>
+                <w:sz w:val="24"/>
+                <w:szCs w:val="24"/>
+                <w:lang w:eastAsia="ru-RU"/>
+              </w:rPr>
+              <w:t>Да</w:t>
+            </w:r>
+          </w:p>
+        </w:tc>
+        <w:tc>
+          <w:tcPr>
+            <w:tcW w:w="1843" w:type="dxa"/>
+          </w:tcPr>
+          <w:p>
+            <w:pPr>
+              <w:ind w:firstLine="0"/>
+              <w:jc w:val="center"/>
+              <w:rPr>
+                <w:sz w:val="24"/>
+                <w:szCs w:val="24"/>
+                <w:lang w:eastAsia="ru-RU"/>
+              </w:rPr>
+            </w:pPr>
+            <w:r>
+              <w:rPr>
+                <w:sz w:val="24"/>
+                <w:szCs w:val="24"/>
+                <w:lang w:eastAsia="ru-RU"/>
+              </w:rPr>
+              <w:t>Нет</w:t>
+            </w:r>
+          </w:p>
+        </w:tc>
+        <w:tc>
+          <w:tcPr>
+            <w:tcW w:w="2828" w:type="dxa"/>
+          </w:tcPr>
+          <w:p>
+            <w:pPr>
+              <w:ind w:firstLine="0"/>
+              <w:jc w:val="center"/>
+              <w:rPr>
+                <w:sz w:val="24"/>
+                <w:szCs w:val="24"/>
+                <w:lang w:eastAsia="ru-RU"/>
+              </w:rPr>
+            </w:pPr>
+            <w:r>
+              <w:rPr>
+                <w:sz w:val="24"/>
+                <w:szCs w:val="24"/>
+                <w:lang w:eastAsia="ru-RU"/>
+              </w:rPr>
+              <w:t>Нет</w:t>
+            </w:r>
+          </w:p>
+        </w:tc>
+      </w:tr>
     </w:tbl>
     <w:p>
       <w:pPr>
@@ -5276,6 +5905,27 @@
     <w:p>
       <w:r>
         <w:t>В процессе проектирования были выделены следующие основные функции системы декомпозиции целей:</w:t>
+      </w:r>
+    </w:p>
+    <w:p>
+      <w:pPr>
+        <w:pStyle w:val="a4"/>
+        <w:widowControl w:val="0"/>
+        <w:numPr>
+          <w:ilvl w:val="0"/>
+          <w:numId w:val="4"/>
+        </w:numPr>
+        <w:spacing w:line="360" w:lineRule="auto"/>
+        <w:ind w:left="0" w:firstLine="709"/>
+        <w:rPr>
+          <w:rFonts w:ascii="Times New Roman" w:hAnsi="Times New Roman"/>
+        </w:rPr>
+      </w:pPr>
+      <w:r>
+        <w:rPr>
+          <w:rFonts w:ascii="Times New Roman" w:hAnsi="Times New Roman"/>
+        </w:rPr>
+        <w:t>вход в систему с использованием учетной записи пользователя;</w:t>
       </w:r>
     </w:p>
     <w:p>
@@ -5295,7 +5945,7 @@
         <w:rPr>
           <w:rFonts w:ascii="Times New Roman" w:hAnsi="Times New Roman"/>
         </w:rPr>
-        <w:t>вход в систему с использованием учетной записи пользователя;</w:t>
+        <w:t>формулирование цели и передача текстового описания в сервис искусственного интеллекта;</w:t>
       </w:r>
     </w:p>
     <w:p>
@@ -5315,7 +5965,19 @@
         <w:rPr>
           <w:rFonts w:ascii="Times New Roman" w:hAnsi="Times New Roman"/>
         </w:rPr>
-        <w:t>формулирование цели и передача текстового описания в сервис искусственного интеллекта;</w:t>
+        <w:t xml:space="preserve">автоматическая генерация структурированного плана на основе введённой цели с </w:t>
+      </w:r>
+      <w:r>
+        <w:rPr>
+          <w:rFonts w:ascii="Times New Roman" w:hAnsi="Times New Roman"/>
+        </w:rPr>
+        <w:t>разделением</w:t>
+      </w:r>
+      <w:r>
+        <w:rPr>
+          <w:rFonts w:ascii="Times New Roman" w:hAnsi="Times New Roman"/>
+        </w:rPr>
+        <w:t xml:space="preserve"> на задачи;</w:t>
       </w:r>
     </w:p>
     <w:p>
@@ -5335,19 +5997,19 @@
         <w:rPr>
           <w:rFonts w:ascii="Times New Roman" w:hAnsi="Times New Roman"/>
         </w:rPr>
-        <w:t xml:space="preserve">автоматическая генерация структурированного плана на основе введённой цели с </w:t>
-      </w:r>
-      <w:r>
-        <w:rPr>
-          <w:rFonts w:ascii="Times New Roman" w:hAnsi="Times New Roman"/>
-        </w:rPr>
-        <w:t>разделением</w:t>
-      </w:r>
-      <w:r>
-        <w:rPr>
-          <w:rFonts w:ascii="Times New Roman" w:hAnsi="Times New Roman"/>
-        </w:rPr>
-        <w:t xml:space="preserve"> на задачи;</w:t>
+        <w:t xml:space="preserve">просмотр списка личных </w:t>
+      </w:r>
+      <w:r>
+        <w:rPr>
+          <w:rFonts w:ascii="Times New Roman" w:hAnsi="Times New Roman"/>
+        </w:rPr>
+        <w:t>списков задач</w:t>
+      </w:r>
+      <w:r>
+        <w:rPr>
+          <w:rFonts w:ascii="Times New Roman" w:hAnsi="Times New Roman"/>
+        </w:rPr>
+        <w:t xml:space="preserve"> и детальный просмотр задач внутри выбранного плана;</w:t>
       </w:r>
     </w:p>
     <w:p>
@@ -5367,19 +6029,7 @@
         <w:rPr>
           <w:rFonts w:ascii="Times New Roman" w:hAnsi="Times New Roman"/>
         </w:rPr>
-        <w:t xml:space="preserve">просмотр списка личных </w:t>
-      </w:r>
-      <w:r>
-        <w:rPr>
-          <w:rFonts w:ascii="Times New Roman" w:hAnsi="Times New Roman"/>
-        </w:rPr>
-        <w:t>списков задач</w:t>
-      </w:r>
-      <w:r>
-        <w:rPr>
-          <w:rFonts w:ascii="Times New Roman" w:hAnsi="Times New Roman"/>
-        </w:rPr>
-        <w:t xml:space="preserve"> и детальный просмотр задач внутри выбранного плана;</w:t>
+        <w:t>управление задачами (создание, редактирование, удаление, изменение порядка следования, отметка о выполнении);</w:t>
       </w:r>
     </w:p>
     <w:p>
@@ -5399,7 +6049,31 @@
         <w:rPr>
           <w:rFonts w:ascii="Times New Roman" w:hAnsi="Times New Roman"/>
         </w:rPr>
-        <w:t>управление задачами (создание, редактирование, удаление, изменение порядка следования, отметка о выполнении);</w:t>
+        <w:t xml:space="preserve">совместная работа с целями в рамках команды, включая предоставление доступа к личному </w:t>
+      </w:r>
+      <w:r>
+        <w:rPr>
+          <w:rFonts w:ascii="Times New Roman" w:hAnsi="Times New Roman"/>
+        </w:rPr>
+        <w:t>списку задач</w:t>
+      </w:r>
+      <w:r>
+        <w:rPr>
+          <w:rFonts w:ascii="Times New Roman" w:hAnsi="Times New Roman"/>
+        </w:rPr>
+        <w:t xml:space="preserve"> и просмотр командных </w:t>
+      </w:r>
+      <w:r>
+        <w:rPr>
+          <w:rFonts w:ascii="Times New Roman" w:hAnsi="Times New Roman"/>
+        </w:rPr>
+        <w:t>списков</w:t>
+      </w:r>
+      <w:r>
+        <w:rPr>
+          <w:rFonts w:ascii="Times New Roman" w:hAnsi="Times New Roman"/>
+        </w:rPr>
+        <w:t>;</w:t>
       </w:r>
     </w:p>
     <w:p>
@@ -5419,31 +6093,19 @@
         <w:rPr>
           <w:rFonts w:ascii="Times New Roman" w:hAnsi="Times New Roman"/>
         </w:rPr>
-        <w:t xml:space="preserve">совместная работа с целями в рамках команды, включая предоставление доступа к личному </w:t>
-      </w:r>
-      <w:r>
-        <w:rPr>
-          <w:rFonts w:ascii="Times New Roman" w:hAnsi="Times New Roman"/>
-        </w:rPr>
-        <w:t>списку задач</w:t>
-      </w:r>
-      <w:r>
-        <w:rPr>
-          <w:rFonts w:ascii="Times New Roman" w:hAnsi="Times New Roman"/>
-        </w:rPr>
-        <w:t xml:space="preserve"> и просмотр командных </w:t>
-      </w:r>
-      <w:r>
-        <w:rPr>
-          <w:rFonts w:ascii="Times New Roman" w:hAnsi="Times New Roman"/>
-        </w:rPr>
-        <w:t>списков</w:t>
-      </w:r>
-      <w:r>
-        <w:rPr>
-          <w:rFonts w:ascii="Times New Roman" w:hAnsi="Times New Roman"/>
-        </w:rPr>
-        <w:t>;</w:t>
+        <w:t xml:space="preserve">копирование командного </w:t>
+      </w:r>
+      <w:r>
+        <w:rPr>
+          <w:rFonts w:ascii="Times New Roman" w:hAnsi="Times New Roman"/>
+        </w:rPr>
+        <w:t>списка задач</w:t>
+      </w:r>
+      <w:r>
+        <w:rPr>
+          <w:rFonts w:ascii="Times New Roman" w:hAnsi="Times New Roman"/>
+        </w:rPr>
+        <w:t xml:space="preserve"> в личный аккаунт пользователя;</w:t>
       </w:r>
     </w:p>
     <w:p>
@@ -5463,19 +6125,7 @@
         <w:rPr>
           <w:rFonts w:ascii="Times New Roman" w:hAnsi="Times New Roman"/>
         </w:rPr>
-        <w:t xml:space="preserve">копирование командного </w:t>
-      </w:r>
-      <w:r>
-        <w:rPr>
-          <w:rFonts w:ascii="Times New Roman" w:hAnsi="Times New Roman"/>
-        </w:rPr>
-        <w:t>списка задач</w:t>
-      </w:r>
-      <w:r>
-        <w:rPr>
-          <w:rFonts w:ascii="Times New Roman" w:hAnsi="Times New Roman"/>
-        </w:rPr>
-        <w:t xml:space="preserve"> в личный аккаунт пользователя;</w:t>
+        <w:t>ведение и просмотр истории взаимодействия с сервисом ИИ;</w:t>
       </w:r>
     </w:p>
     <w:p>
@@ -5495,26 +6145,6 @@
         <w:rPr>
           <w:rFonts w:ascii="Times New Roman" w:hAnsi="Times New Roman"/>
         </w:rPr>
-        <w:t>ведение и просмотр истории взаимодействия с сервисом ИИ;</w:t>
-      </w:r>
-    </w:p>
-    <w:p>
-      <w:pPr>
-        <w:pStyle w:val="a4"/>
-        <w:numPr>
-          <w:ilvl w:val="0"/>
-          <w:numId w:val="4"/>
-        </w:numPr>
-        <w:spacing w:line="360" w:lineRule="auto"/>
-        <w:ind w:left="0" w:firstLine="709"/>
-        <w:rPr>
-          <w:rFonts w:ascii="Times New Roman" w:hAnsi="Times New Roman"/>
-        </w:rPr>
-      </w:pPr>
-      <w:r>
-        <w:rPr>
-          <w:rFonts w:ascii="Times New Roman" w:hAnsi="Times New Roman"/>
-        </w:rPr>
         <w:t>поиск пользователей по имени и управление базовыми настройками профиля.</w:t>
       </w:r>
     </w:p>
@@ -5524,6 +6154,9 @@
       </w:r>
     </w:p>
     <w:p>
+      <w:pPr>
+        <w:widowControl w:val="0"/>
+      </w:pPr>
       <w:r>
         <w:t>Для наглядного отображения функциональных возможностей и взаимодействия компонентов системы</w:t>
       </w:r>
@@ -5531,7 +6164,13 @@
         <w:t>, были разработаны графические схемы, иллюстрирующие последовательность выполнения ключевых операций и обмен между различными частями приложения</w:t>
       </w:r>
       <w:r>
-        <w:t>. На рисунке 1.7 представлена диаграмма последовательности «Генерация списка задач с использованием ИИ»</w:t>
+        <w:t xml:space="preserve">. </w:t>
+      </w:r>
+    </w:p>
+    <w:p>
+      <w:r>
+        <w:lastRenderedPageBreak/>
+        <w:t>На рисунке 1.7 представлена диаграмма последовательности «Генерация списка задач с использованием ИИ»</w:t>
       </w:r>
     </w:p>
     <w:p>
@@ -5542,12 +6181,11 @@
         <w:rPr>
           <w:noProof/>
         </w:rPr>
-        <w:lastRenderedPageBreak/>
         <w:drawing>
-          <wp:inline distT="0" distB="0" distL="0" distR="0" wp14:anchorId="318446D8" wp14:editId="5BC419B2">
-            <wp:extent cx="5814387" cy="4226947"/>
-            <wp:effectExtent l="19050" t="19050" r="15240" b="21590"/>
-            <wp:docPr id="6" name="Рисунок 6"/>
+          <wp:inline distT="0" distB="0" distL="0" distR="0" wp14:anchorId="77749D4D" wp14:editId="75F6C81F">
+            <wp:extent cx="4744629" cy="3384655"/>
+            <wp:effectExtent l="0" t="0" r="0" b="6350"/>
+            <wp:docPr id="162236291" name="Рисунок 162236291"/>
             <wp:cNvGraphicFramePr>
               <a:graphicFrameLocks xmlns:a="http://schemas.openxmlformats.org/drawingml/2006/main" noChangeAspect="1"/>
             </wp:cNvGraphicFramePr>
@@ -5555,7 +6193,7 @@
               <a:graphicData uri="http://schemas.openxmlformats.org/drawingml/2006/picture">
                 <pic:pic xmlns:pic="http://schemas.openxmlformats.org/drawingml/2006/picture">
                   <pic:nvPicPr>
-                    <pic:cNvPr id="0" name="Picture 1"/>
+                    <pic:cNvPr id="0" name="Picture 11"/>
                     <pic:cNvPicPr>
                       <a:picLocks noChangeAspect="1" noChangeArrowheads="1"/>
                     </pic:cNvPicPr>
@@ -5576,16 +6214,14 @@
                   <pic:spPr bwMode="auto">
                     <a:xfrm>
                       <a:off x="0" y="0"/>
-                      <a:ext cx="5816034" cy="4228144"/>
+                      <a:ext cx="4799229" cy="3423605"/>
                     </a:xfrm>
                     <a:prstGeom prst="rect">
                       <a:avLst/>
                     </a:prstGeom>
                     <a:noFill/>
                     <a:ln>
-                      <a:solidFill>
-                        <a:schemeClr val="tx1"/>
-                      </a:solidFill>
+                      <a:noFill/>
                     </a:ln>
                   </pic:spPr>
                 </pic:pic>
@@ -5625,6 +6261,9 @@
       </w:r>
     </w:p>
     <w:p>
+      <w:pPr>
+        <w:widowControl w:val="0"/>
+      </w:pPr>
       <w:r>
         <w:t xml:space="preserve">На диаграмме показано взаимодействие основных участников процесса: пользователя, клиентского веб-приложения, сервера и </w:t>
       </w:r>
@@ -5672,15 +6311,18 @@
       </w:r>
     </w:p>
     <w:p>
+      <w:pPr>
+        <w:ind w:firstLine="1701"/>
+      </w:pPr>
       <w:r>
         <w:rPr>
           <w:noProof/>
         </w:rPr>
         <w:drawing>
-          <wp:inline distT="0" distB="0" distL="0" distR="0" wp14:anchorId="64E7EDE3" wp14:editId="2B555CE8">
-            <wp:extent cx="5537311" cy="4430866"/>
-            <wp:effectExtent l="19050" t="19050" r="25400" b="27305"/>
-            <wp:docPr id="26" name="Рисунок 26"/>
+          <wp:inline distT="0" distB="0" distL="0" distR="0" wp14:anchorId="6C804164" wp14:editId="4A795C24">
+            <wp:extent cx="4284561" cy="3431943"/>
+            <wp:effectExtent l="0" t="0" r="1905" b="0"/>
+            <wp:docPr id="25" name="Рисунок 25"/>
             <wp:cNvGraphicFramePr>
               <a:graphicFrameLocks xmlns:a="http://schemas.openxmlformats.org/drawingml/2006/main" noChangeAspect="1"/>
             </wp:cNvGraphicFramePr>
@@ -5688,7 +6330,7 @@
               <a:graphicData uri="http://schemas.openxmlformats.org/drawingml/2006/picture">
                 <pic:pic xmlns:pic="http://schemas.openxmlformats.org/drawingml/2006/picture">
                   <pic:nvPicPr>
-                    <pic:cNvPr id="0" name="Picture 3"/>
+                    <pic:cNvPr id="0" name="Picture 5"/>
                     <pic:cNvPicPr>
                       <a:picLocks noChangeAspect="1" noChangeArrowheads="1"/>
                     </pic:cNvPicPr>
@@ -5709,16 +6351,14 @@
                   <pic:spPr bwMode="auto">
                     <a:xfrm>
                       <a:off x="0" y="0"/>
-                      <a:ext cx="5577060" cy="4462672"/>
+                      <a:ext cx="4319478" cy="3459911"/>
                     </a:xfrm>
                     <a:prstGeom prst="rect">
                       <a:avLst/>
                     </a:prstGeom>
                     <a:noFill/>
                     <a:ln>
-                      <a:solidFill>
-                        <a:schemeClr val="tx1"/>
-                      </a:solidFill>
+                      <a:noFill/>
                     </a:ln>
                   </pic:spPr>
                 </pic:pic>
@@ -5773,6 +6413,9 @@
       </w:r>
     </w:p>
     <w:p>
+      <w:pPr>
+        <w:widowControl w:val="0"/>
+      </w:pPr>
       <w:r>
         <w:t>Пользователь авторизуется в системе, выбирает нужный список задач</w:t>
       </w:r>
@@ -5798,9 +6441,26 @@
         <w:t xml:space="preserve"> </w:t>
       </w:r>
       <w:r>
+        <w:t>Перед отправкой запроса серверная часть осуществляет верификацию прав пользователя на доступ к выбранному информационному ресурсу.</w:t>
+      </w:r>
+      <w:r>
+        <w:t xml:space="preserve"> </w:t>
+      </w:r>
+      <w:r>
         <w:t>При этом клиентская часть приложения формирует структурированное представление полученной информации, группируя задачи в соответствии с их статусом выполнения и заданным порядком следования.</w:t>
       </w:r>
       <w:r>
+        <w:t xml:space="preserve"> </w:t>
+      </w:r>
+    </w:p>
+    <w:p>
+      <w:pPr>
+        <w:widowControl w:val="0"/>
+      </w:pPr>
+      <w:r>
+        <w:t>В случае сбоя при обращении к базе данных система инициализирует протокол обработки исключений и выводит соответствующее уведомление.</w:t>
+      </w:r>
+      <w:r>
         <w:t xml:space="preserve"> При успешном завершении операции пользователь видит </w:t>
       </w:r>
       <w:r>
@@ -5822,7 +6482,10 @@
         <w:t xml:space="preserve"> </w:t>
       </w:r>
       <w:r>
-        <w:t>Наличие актуального перечня задач в едином интерфейсе способствует формированию целостного представления о текущем состоянии работы</w:t>
+        <w:t>Наличие актуального перечня задач в едином интерфейсе способствует формированию целостного представления о текущем состоянии</w:t>
+      </w:r>
+      <w:r>
+        <w:t>.</w:t>
       </w:r>
     </w:p>
     <w:p>
@@ -5832,14 +6495,17 @@
       </w:r>
     </w:p>
     <w:p>
+      <w:pPr>
+        <w:ind w:firstLine="1985"/>
+      </w:pPr>
       <w:r>
         <w:rPr>
           <w:noProof/>
         </w:rPr>
         <w:drawing>
-          <wp:inline distT="0" distB="0" distL="0" distR="0" wp14:anchorId="4CF7630C" wp14:editId="59CE4178">
-            <wp:extent cx="5577205" cy="4517543"/>
-            <wp:effectExtent l="19050" t="19050" r="23495" b="16510"/>
+          <wp:inline distT="0" distB="0" distL="0" distR="0" wp14:anchorId="4CF7630C" wp14:editId="49DA1FD2">
+            <wp:extent cx="4022414" cy="3258160"/>
+            <wp:effectExtent l="19050" t="19050" r="16510" b="19050"/>
             <wp:docPr id="27" name="Рисунок 27"/>
             <wp:cNvGraphicFramePr>
               <a:graphicFrameLocks xmlns:a="http://schemas.openxmlformats.org/drawingml/2006/main" noChangeAspect="1"/>
@@ -5869,7 +6535,7 @@
                   <pic:spPr bwMode="auto">
                     <a:xfrm>
                       <a:off x="0" y="0"/>
-                      <a:ext cx="5604760" cy="4539863"/>
+                      <a:ext cx="4071989" cy="3298316"/>
                     </a:xfrm>
                     <a:prstGeom prst="rect">
                       <a:avLst/>
@@ -5916,77 +6582,21 @@
     </w:p>
     <w:p>
       <w:r>
-        <w:t>На диаграмме выделены клиентский узел с веб‑приложением (</w:t>
+        <w:t xml:space="preserve">На диаграмме выделены клиентский узел с веб‑приложением, серверный узел с сервисом на </w:t>
       </w:r>
       <w:proofErr w:type="spellStart"/>
       <w:r>
-        <w:t>React</w:t>
+        <w:t>FastAPI</w:t>
       </w:r>
       <w:proofErr w:type="spellEnd"/>
       <w:r>
-        <w:t xml:space="preserve"> + </w:t>
-      </w:r>
-      <w:proofErr w:type="spellStart"/>
-      <w:r>
-        <w:t>TypeScript</w:t>
-      </w:r>
-      <w:proofErr w:type="spellEnd"/>
-      <w:r>
-        <w:t xml:space="preserve"> + </w:t>
-      </w:r>
-      <w:proofErr w:type="spellStart"/>
-      <w:r>
-        <w:t>Vite</w:t>
-      </w:r>
-      <w:proofErr w:type="spellEnd"/>
-      <w:r>
-        <w:t xml:space="preserve">), серверный узел с </w:t>
-      </w:r>
-      <w:proofErr w:type="spellStart"/>
-      <w:r>
-        <w:t>backend</w:t>
-      </w:r>
-      <w:proofErr w:type="spellEnd"/>
-      <w:r>
-        <w:t xml:space="preserve">‑сервисом на </w:t>
-      </w:r>
-      <w:proofErr w:type="spellStart"/>
-      <w:r>
-        <w:t>FastAPI</w:t>
-      </w:r>
-      <w:proofErr w:type="spellEnd"/>
-      <w:r>
         <w:t xml:space="preserve">, узел базы данных, а также внешний узел </w:t>
       </w:r>
       <w:r>
         <w:t>ИИ</w:t>
       </w:r>
       <w:r>
-        <w:t xml:space="preserve">‑сервиса. Показаны сетевые связи между клиентом и </w:t>
-      </w:r>
-      <w:proofErr w:type="spellStart"/>
-      <w:r>
-        <w:t>backend</w:t>
-      </w:r>
-      <w:proofErr w:type="spellEnd"/>
-      <w:r>
-        <w:t xml:space="preserve">‑API, взаимодействие </w:t>
-      </w:r>
-      <w:proofErr w:type="spellStart"/>
-      <w:r>
-        <w:t>backend</w:t>
-      </w:r>
-      <w:proofErr w:type="spellEnd"/>
-      <w:r>
-        <w:t xml:space="preserve">‑сервиса с базой данных при чтении и записи информации о пользователях, целях и задачах, а также обмен данными между </w:t>
-      </w:r>
-      <w:proofErr w:type="spellStart"/>
-      <w:r>
-        <w:t>backend</w:t>
-      </w:r>
-      <w:proofErr w:type="spellEnd"/>
-      <w:r>
-        <w:t xml:space="preserve">‑сервисом и </w:t>
+        <w:t xml:space="preserve">‑сервиса. Показаны сетевые связи между клиентом и API, взаимодействие сервиса с базой данных при чтении и записи информации о пользователях, целях и задачах, а также обмен данными между сервисом и </w:t>
       </w:r>
       <w:r>
         <w:t>ИИ</w:t>
@@ -6008,395 +6618,482 @@
         <w:rPr>
           <w:bCs/>
         </w:rPr>
+        <w:t>1.5 Анализ программных ресурсов, необходимых в работе</w:t>
+      </w:r>
+      <w:bookmarkEnd w:id="11"/>
+    </w:p>
+    <w:p>
+      <w:pPr>
+        <w:widowControl w:val="0"/>
+      </w:pPr>
+      <w:r>
+        <w:t>Для разработки серверной части системы декомпозиции целей планиру</w:t>
+      </w:r>
+      <w:r>
+        <w:t>ется</w:t>
+      </w:r>
+      <w:r>
+        <w:t xml:space="preserve"> использовать фреймворк </w:t>
+      </w:r>
+      <w:proofErr w:type="spellStart"/>
+      <w:r>
+        <w:t>FastAPI</w:t>
+      </w:r>
+      <w:proofErr w:type="spellEnd"/>
+      <w:r>
+        <w:t>, который представляет собой современный инструмент для создания веб-API на языке программирования Python. Выбор обусловлен тем, что он позволяет описывать маршруты и структуры данных с помощью аннотаций типов</w:t>
+      </w:r>
+      <w:r>
+        <w:t>.</w:t>
+      </w:r>
+      <w:r>
+        <w:t xml:space="preserve"> </w:t>
+      </w:r>
+      <w:proofErr w:type="spellStart"/>
+      <w:r>
+        <w:t>FastAPI</w:t>
+      </w:r>
+      <w:proofErr w:type="spellEnd"/>
+      <w:r>
+        <w:t xml:space="preserve"> поддерживает асинхронный ввод-вывод, что </w:t>
+      </w:r>
+      <w:r>
         <w:lastRenderedPageBreak/>
-        <w:t>1.5 Анализ программных ресурсов, необходимых в работе</w:t>
-      </w:r>
-      <w:bookmarkEnd w:id="11"/>
-    </w:p>
-    <w:p>
-      <w:r>
-        <w:t>Для разработки серверной части системы декомпозиции целей планиру</w:t>
+        <w:t>дает возможность эффективно работать с большим количеством одновременных запросов. Это имеет значение в контексте проекта, поскольку предполагается обращение к внешнему сервису искусственного интеллекта, а также выполнение операций чтения и записи в базе данных.</w:t>
+      </w:r>
+    </w:p>
+    <w:p>
+      <w:r>
+        <w:t xml:space="preserve">Одним из важных особенностей является </w:t>
+      </w:r>
+      <w:r>
+        <w:t xml:space="preserve">наличие встроенной автоматической генерации документации в формате </w:t>
+      </w:r>
+      <w:proofErr w:type="spellStart"/>
+      <w:r>
+        <w:t>OpenAPI</w:t>
+      </w:r>
+      <w:proofErr w:type="spellEnd"/>
+      <w:r>
+        <w:t xml:space="preserve"> и </w:t>
+      </w:r>
+      <w:proofErr w:type="spellStart"/>
+      <w:r>
+        <w:t>Swagger</w:t>
+      </w:r>
+      <w:proofErr w:type="spellEnd"/>
+      <w:r>
+        <w:t xml:space="preserve">. Это позволяет наглядно представлять доступные точки взаимодействия с сервером и форматы передаваемых данных. </w:t>
+      </w:r>
+    </w:p>
+    <w:p>
+      <w:r>
+        <w:t>В</w:t>
+      </w:r>
+      <w:r>
+        <w:t xml:space="preserve"> рамках разработки </w:t>
+      </w:r>
+      <w:r>
+        <w:t xml:space="preserve">необходима </w:t>
+      </w:r>
+      <w:r>
+        <w:t>поддержк</w:t>
+      </w:r>
+      <w:r>
+        <w:t>а</w:t>
+      </w:r>
+      <w:r>
+        <w:t xml:space="preserve"> CORS (Cross-</w:t>
+      </w:r>
+      <w:proofErr w:type="spellStart"/>
+      <w:r>
+        <w:t>Origin</w:t>
+      </w:r>
+      <w:proofErr w:type="spellEnd"/>
+      <w:r>
+        <w:t xml:space="preserve"> Resource </w:t>
+      </w:r>
+      <w:proofErr w:type="spellStart"/>
+      <w:r>
+        <w:t>Sharing</w:t>
+      </w:r>
+      <w:proofErr w:type="spellEnd"/>
+      <w:r>
+        <w:t xml:space="preserve"> </w:t>
+      </w:r>
+      <w:r>
+        <w:t>–</w:t>
+      </w:r>
+      <w:r>
+        <w:t xml:space="preserve"> механизм, позволяющий веб-приложениям выполнять запросы к серверу, расположенному на другом домене), что необходимо для корректной работы браузерного клиента.</w:t>
+      </w:r>
+    </w:p>
+    <w:p>
+      <w:r>
+        <w:t>В качестве основного языка программирования серверной части выбран Python. Это связано с тем, что язык обладает простым и читаемым синтаксисом, что облегчает разработку и сопровождение проекта.</w:t>
+      </w:r>
+      <w:r>
+        <w:t xml:space="preserve"> </w:t>
+      </w:r>
+      <w:r>
+        <w:t>Python имеет развитую экосистему библиотек, которые могут быть использованы для реализации аутентификации пользователей, взаимодействия с базой данных, обработки HTTP-запросов и интеграции с внешними API. В рамках проекта Python будет применяться для описания моделей данных, реализации бизнес-логики системы, а также для взаимодействия с внешним</w:t>
+      </w:r>
+      <w:r>
+        <w:t xml:space="preserve"> ИИ</w:t>
+      </w:r>
+      <w:r>
+        <w:t>-сервисом</w:t>
+      </w:r>
+      <w:r>
+        <w:t>.</w:t>
+      </w:r>
+    </w:p>
+    <w:p>
+      <w:pPr>
+        <w:widowControl w:val="0"/>
+      </w:pPr>
+      <w:r>
+        <w:t>Для хранения данных планиру</w:t>
       </w:r>
       <w:r>
         <w:t>ется</w:t>
       </w:r>
       <w:r>
-        <w:t xml:space="preserve"> использовать фреймворк </w:t>
+        <w:t xml:space="preserve"> использовать реляционную систему управления базами данных </w:t>
       </w:r>
       <w:proofErr w:type="spellStart"/>
       <w:r>
+        <w:t>PostgreSQL</w:t>
+      </w:r>
+      <w:proofErr w:type="spellEnd"/>
+      <w:r>
+        <w:t xml:space="preserve">. Этот выбор объясняется тем, что </w:t>
+      </w:r>
+      <w:proofErr w:type="spellStart"/>
+      <w:r>
+        <w:t>PostgreSQL</w:t>
+      </w:r>
+      <w:proofErr w:type="spellEnd"/>
+      <w:r>
+        <w:t xml:space="preserve"> обеспечивает надежное хранение структурированных данных и поддерживает выполнение сложных запросов и транзакций. </w:t>
+      </w:r>
+    </w:p>
+    <w:p>
+      <w:pPr>
+        <w:widowControl w:val="0"/>
+      </w:pPr>
+      <w:r>
+        <w:t xml:space="preserve">В контексте системы декомпозиции целей это важно, так как необходимо хранить информацию о пользователях, целях, списках задач, командах и правах доступа, а также историю взаимодействия с искусственным интеллектом. Использование реляционной модели позволяет обеспечить целостность данных и логическую связанность между различными сущностями системы. </w:t>
+      </w:r>
+      <w:r>
+        <w:lastRenderedPageBreak/>
+        <w:t>Взаимодействие с базой данных предполагается реализовать с использованием ORM (Object-</w:t>
+      </w:r>
+      <w:proofErr w:type="spellStart"/>
+      <w:r>
+        <w:t>Relational</w:t>
+      </w:r>
+      <w:proofErr w:type="spellEnd"/>
+      <w:r>
+        <w:t xml:space="preserve"> </w:t>
+      </w:r>
+      <w:proofErr w:type="spellStart"/>
+      <w:r>
+        <w:t>Mapping</w:t>
+      </w:r>
+      <w:proofErr w:type="spellEnd"/>
+      <w:r>
+        <w:t xml:space="preserve"> </w:t>
+      </w:r>
+      <w:r>
+        <w:t>–</w:t>
+      </w:r>
+      <w:r>
+        <w:t xml:space="preserve"> отображение объектов в реляционные структуры), что позволит работать с данными в объектно-ориентированном стиле и упростит разработку. Также планируется применение асинхронного драйвера для работы с базой данных, что позволит избежать блокировок при выполнении длительных операций и сохранить отзывчивость системы.</w:t>
+      </w:r>
+    </w:p>
+    <w:p>
+      <w:r>
+        <w:t>Для разработки клиентской части системы</w:t>
+      </w:r>
+      <w:r>
+        <w:t xml:space="preserve"> </w:t>
+      </w:r>
+      <w:r>
+        <w:t>планиру</w:t>
+      </w:r>
+      <w:r>
+        <w:t>ется</w:t>
+      </w:r>
+      <w:r>
+        <w:t xml:space="preserve"> использовать </w:t>
+      </w:r>
+      <w:proofErr w:type="spellStart"/>
+      <w:r>
+        <w:t>TypeScript</w:t>
+      </w:r>
+      <w:proofErr w:type="spellEnd"/>
+      <w:r>
+        <w:t xml:space="preserve">, </w:t>
+      </w:r>
+      <w:proofErr w:type="spellStart"/>
+      <w:r>
+        <w:t>React</w:t>
+      </w:r>
+      <w:proofErr w:type="spellEnd"/>
+      <w:r>
+        <w:t xml:space="preserve"> и </w:t>
+      </w:r>
+      <w:proofErr w:type="spellStart"/>
+      <w:r>
+        <w:t>Vite</w:t>
+      </w:r>
+      <w:proofErr w:type="spellEnd"/>
+      <w:r>
+        <w:t xml:space="preserve">. </w:t>
+      </w:r>
+      <w:proofErr w:type="spellStart"/>
+      <w:r>
+        <w:t>TypeScript</w:t>
+      </w:r>
+      <w:proofErr w:type="spellEnd"/>
+      <w:r>
+        <w:t xml:space="preserve"> представляет собой расширение языка JavaScript с поддержкой статической типизации. Его использование позволяет выявлять ошибки на этапе компиляции и делает структуру проекта более понятной за счет явного описания типов данных. Это особенно полезно при разработке сложного интерфейса с большим количеством компонентов и взаимодействий между ними.</w:t>
+      </w:r>
+    </w:p>
+    <w:p>
+      <w:pPr>
+        <w:widowControl w:val="0"/>
+      </w:pPr>
+      <w:r>
+        <w:t xml:space="preserve">В качестве основного инструмента для построения пользовательского интерфейса выбран </w:t>
+      </w:r>
+      <w:proofErr w:type="spellStart"/>
+      <w:r>
+        <w:t>React</w:t>
+      </w:r>
+      <w:proofErr w:type="spellEnd"/>
+      <w:r>
+        <w:t xml:space="preserve"> </w:t>
+      </w:r>
+      <w:r>
+        <w:t>–</w:t>
+      </w:r>
+      <w:r>
+        <w:t xml:space="preserve"> библиотека для создания веб-приложений на основе компонентного подхода. Такой подход позволяет разбивать интерфейс на независимые</w:t>
+      </w:r>
+      <w:r>
+        <w:t xml:space="preserve"> </w:t>
+      </w:r>
+      <w:r>
+        <w:t>части</w:t>
+      </w:r>
+      <w:r>
+        <w:t xml:space="preserve"> с возможностью многократного использования в разных частях проекта</w:t>
+      </w:r>
+      <w:r>
+        <w:t>, что</w:t>
+      </w:r>
+      <w:r>
+        <w:t xml:space="preserve"> позволяет минимизировать загруженность в местах, где один элемент необходимо использовать несколько раз</w:t>
+      </w:r>
+      <w:r>
+        <w:t xml:space="preserve">. В рамках системы предполагается реализация страниц аутентификации, управления целями и задачами, взаимодействия с искусственным интеллектом. </w:t>
+      </w:r>
+      <w:proofErr w:type="spellStart"/>
+      <w:r>
+        <w:t>React</w:t>
+      </w:r>
+      <w:proofErr w:type="spellEnd"/>
+      <w:r>
+        <w:t xml:space="preserve"> позволяет гибко управлять состоянием интерфейса и обновлять отображение данных в зависимости от действий пользователя</w:t>
+      </w:r>
+      <w:r>
+        <w:t>.</w:t>
+      </w:r>
+    </w:p>
+    <w:p>
+      <w:r>
+        <w:t xml:space="preserve">Для сборки и локальной разработки </w:t>
+      </w:r>
+      <w:r>
+        <w:t>дизайна</w:t>
+      </w:r>
+      <w:r>
+        <w:t xml:space="preserve"> выбран инструмент </w:t>
+      </w:r>
+      <w:proofErr w:type="spellStart"/>
+      <w:r>
+        <w:t>Vite</w:t>
+      </w:r>
+      <w:proofErr w:type="spellEnd"/>
+      <w:r>
+        <w:t xml:space="preserve">. Он обеспечивает быструю загрузку проекта и мгновенное обновление изменений в браузере за счет механизма горячей перезагрузки модулей. Это ускоряет процесс разработки и позволяет быстрее тестировать изменения. Для стилизации пользовательского интерфейса планируется использовать </w:t>
+      </w:r>
+      <w:proofErr w:type="spellStart"/>
+      <w:r>
+        <w:t>Tailwind</w:t>
+      </w:r>
+      <w:proofErr w:type="spellEnd"/>
+      <w:r>
+        <w:t xml:space="preserve"> CSS </w:t>
+      </w:r>
+      <w:r>
+        <w:t>–</w:t>
+      </w:r>
+      <w:r>
+        <w:t xml:space="preserve"> утилитарный CSS-фреймворк (</w:t>
+      </w:r>
+      <w:proofErr w:type="spellStart"/>
+      <w:r>
+        <w:t>Cascading</w:t>
+      </w:r>
+      <w:proofErr w:type="spellEnd"/>
+      <w:r>
+        <w:t xml:space="preserve"> Style </w:t>
+      </w:r>
+      <w:proofErr w:type="spellStart"/>
+      <w:r>
+        <w:t>Sheets</w:t>
+      </w:r>
+      <w:proofErr w:type="spellEnd"/>
+      <w:r>
+        <w:t xml:space="preserve"> </w:t>
+      </w:r>
+      <w:r>
+        <w:t>–</w:t>
+      </w:r>
+      <w:r>
+        <w:t xml:space="preserve"> каскадные таблицы </w:t>
+      </w:r>
+      <w:r>
+        <w:lastRenderedPageBreak/>
+        <w:t>стилей). Он предоставляет набор готовых классов для управления внешним видом элементов, таких как отступы, цвета, размеры и расположение. Такой подход позволяет быстро создавать интерфейс без необходимости писать большое количество пользовательских стилей и делает процесс разработки более гибким.</w:t>
+      </w:r>
+    </w:p>
+    <w:p>
+      <w:r>
+        <w:t>Взаимодействие с внешним сервисом искусственного интеллекта предполагается реализовать через отдельный сервисный слой на стороне сервера. Для этого будет использоваться HTTP-клиент</w:t>
+      </w:r>
+      <w:r>
+        <w:t xml:space="preserve"> </w:t>
+      </w:r>
+      <w:r>
+        <w:t xml:space="preserve">с поддержкой асинхронных запросов. Сервер будет отправлять текст цели и дополнительные параметры в </w:t>
+      </w:r>
+      <w:r>
+        <w:t>ИИ</w:t>
+      </w:r>
+      <w:r>
+        <w:t xml:space="preserve">-сервис и получать ответ в формате JSON. </w:t>
+      </w:r>
+      <w:r>
+        <w:t>П</w:t>
+      </w:r>
+      <w:r>
+        <w:t xml:space="preserve">олученные данные будут проходить валидацию, преобразовываться во внутренние структуры и сохраняться в базе данных. </w:t>
+      </w:r>
+    </w:p>
+    <w:p>
+      <w:r>
+        <w:t xml:space="preserve">Такой подход позволяет разделить ответственность между компонентами системы: серверная часть отвечает за обработку данных и бизнес-логику, а внешний сервис </w:t>
+      </w:r>
+      <w:r>
+        <w:t>–</w:t>
+      </w:r>
+      <w:r>
+        <w:t xml:space="preserve"> за генерацию содержимого задач.</w:t>
+      </w:r>
+    </w:p>
+    <w:p>
+      <w:r>
+        <w:t xml:space="preserve">Таким образом, выбранный стек технологий, включающий </w:t>
+      </w:r>
+      <w:proofErr w:type="spellStart"/>
+      <w:r>
         <w:t>FastAPI</w:t>
       </w:r>
       <w:proofErr w:type="spellEnd"/>
       <w:r>
-        <w:t>, который представляет собой современный инструмент для создания веб-API на языке программирования Python. Выбор обусловлен тем, что он позволяет описывать маршруты и структуры данных с помощью аннотаций типов</w:t>
-      </w:r>
-      <w:r>
-        <w:t>.</w:t>
-      </w:r>
-      <w:r>
-        <w:t xml:space="preserve"> Кроме того, </w:t>
+        <w:t xml:space="preserve"> и Python для серверной части, </w:t>
       </w:r>
       <w:proofErr w:type="spellStart"/>
       <w:r>
+        <w:t>PostgreSQL</w:t>
+      </w:r>
+      <w:proofErr w:type="spellEnd"/>
+      <w:r>
+        <w:t xml:space="preserve"> для хранения данных, а также </w:t>
+      </w:r>
+      <w:proofErr w:type="spellStart"/>
+      <w:r>
+        <w:t>TypeScript</w:t>
+      </w:r>
+      <w:proofErr w:type="spellEnd"/>
+      <w:r>
+        <w:t xml:space="preserve">, </w:t>
+      </w:r>
+      <w:proofErr w:type="spellStart"/>
+      <w:r>
+        <w:t>React</w:t>
+      </w:r>
+      <w:proofErr w:type="spellEnd"/>
+      <w:r>
+        <w:t xml:space="preserve">, </w:t>
+      </w:r>
+      <w:proofErr w:type="spellStart"/>
+      <w:r>
+        <w:t>Vite</w:t>
+      </w:r>
+      <w:proofErr w:type="spellEnd"/>
+      <w:r>
+        <w:t xml:space="preserve"> и </w:t>
+      </w:r>
+      <w:proofErr w:type="spellStart"/>
+      <w:r>
+        <w:t>Tailwind</w:t>
+      </w:r>
+      <w:proofErr w:type="spellEnd"/>
+      <w:r>
+        <w:t xml:space="preserve"> CSS для клиентского приложения, представляется подходящим для разработки системы декомпозиции целей. Он позволяет обеспечить удобство разработки, достаточную производительность и возможность дальнейшего расширения функциональности системы.</w:t>
+      </w:r>
+      <w:r>
+        <w:t xml:space="preserve"> </w:t>
+      </w:r>
+      <w:r>
+        <w:t xml:space="preserve">Применение строгой типизации как на стороне клиента посредством </w:t>
+      </w:r>
+      <w:proofErr w:type="spellStart"/>
+      <w:r>
+        <w:t>TypeScript</w:t>
+      </w:r>
+      <w:proofErr w:type="spellEnd"/>
+      <w:r>
+        <w:t xml:space="preserve">, так и на стороне сервера через </w:t>
+      </w:r>
+      <w:proofErr w:type="spellStart"/>
+      <w:r>
+        <w:t>Pydantic</w:t>
+      </w:r>
+      <w:proofErr w:type="spellEnd"/>
+      <w:r>
+        <w:t xml:space="preserve">-модели в </w:t>
+      </w:r>
+      <w:proofErr w:type="spellStart"/>
+      <w:r>
         <w:t>FastAPI</w:t>
       </w:r>
       <w:proofErr w:type="spellEnd"/>
       <w:r>
-        <w:t xml:space="preserve"> изначально поддерживает асинхронный ввод-вывод, что дает возможность эффективно работать с большим количеством одновременных запросов. Это имеет значение в контексте проекта, поскольку предполагается обращение к внешнему сервису искусственного интеллекта, а также выполнение операций чтения и записи в базе данных.</w:t>
-      </w:r>
-    </w:p>
-    <w:p>
-      <w:r>
-        <w:t xml:space="preserve">Одним из важных особенностей является </w:t>
-      </w:r>
-      <w:r>
-        <w:t xml:space="preserve">наличие встроенной автоматической генерации документации в формате </w:t>
-      </w:r>
-      <w:proofErr w:type="spellStart"/>
-      <w:r>
-        <w:t>OpenAPI</w:t>
-      </w:r>
-      <w:proofErr w:type="spellEnd"/>
-      <w:r>
-        <w:t xml:space="preserve"> и </w:t>
-      </w:r>
-      <w:proofErr w:type="spellStart"/>
-      <w:r>
-        <w:t>Swagger</w:t>
-      </w:r>
-      <w:proofErr w:type="spellEnd"/>
-      <w:r>
-        <w:t xml:space="preserve">. Это позволяет наглядно представлять доступные точки взаимодействия с сервером и форматы передаваемых данных. </w:t>
-      </w:r>
-      <w:r>
-        <w:t>В</w:t>
-      </w:r>
-      <w:r>
-        <w:t xml:space="preserve"> рамках разработки </w:t>
-      </w:r>
-      <w:r>
-        <w:t xml:space="preserve">необходима </w:t>
-      </w:r>
-      <w:r>
-        <w:t>поддержк</w:t>
-      </w:r>
-      <w:r>
-        <w:t>а</w:t>
-      </w:r>
-      <w:r>
-        <w:t xml:space="preserve"> CORS (Cross-</w:t>
-      </w:r>
-      <w:proofErr w:type="spellStart"/>
-      <w:r>
-        <w:t>Origin</w:t>
-      </w:r>
-      <w:proofErr w:type="spellEnd"/>
-      <w:r>
-        <w:t xml:space="preserve"> Resource </w:t>
-      </w:r>
-      <w:proofErr w:type="spellStart"/>
-      <w:r>
-        <w:t>Sharing</w:t>
-      </w:r>
-      <w:proofErr w:type="spellEnd"/>
+        <w:t>, минимизирует вероятность возникновения ошибок при обмене данными.</w:t>
+      </w:r>
+    </w:p>
+    <w:p>
+      <w:r>
+        <w:t>Используемые инструменты обладают высокой степенью совместимости между собой, что позволяет эффективно интегрировать различные части системы. Также предусмотрена возможность масштабирования решения за счёт расширения серверной инфраструктуры и оптимизации взаимодействия с базой данных.</w:t>
+      </w:r>
       <w:r>
         <w:t xml:space="preserve"> </w:t>
-      </w:r>
-      <w:r>
-        <w:t>–</w:t>
-      </w:r>
-      <w:r>
-        <w:t xml:space="preserve"> механизм, позволяющий веб-приложениям выполнять запросы к серверу, расположенному на другом домене), что необходимо для корректной работы браузерного клиента.</w:t>
-      </w:r>
-    </w:p>
-    <w:p>
-      <w:r>
-        <w:t>В качестве основного языка программирования серверной части выбран Python. Это связано с тем, что язык обладает простым и читаемым синтаксисом, что облегчает разработку и сопровождение проекта. Кроме того, Python имеет развитую экосистему библиотек, которые могут быть использованы для реализации аутентификации пользователей, взаимодействия с базой данных, обработки HTTP-запросов и интеграции с внешними API. В рамках проекта Python будет применяться для описания моделей данных, реализации бизнес-логики системы, а также для взаимодействия с внешним</w:t>
-      </w:r>
-      <w:r>
-        <w:t xml:space="preserve"> ИИ</w:t>
-      </w:r>
-      <w:r>
-        <w:t>-сервисом</w:t>
-      </w:r>
-      <w:r>
-        <w:t>.</w:t>
-      </w:r>
-    </w:p>
-    <w:p>
-      <w:pPr>
-        <w:widowControl w:val="0"/>
-      </w:pPr>
-      <w:r>
-        <w:t>Для хранения данных планиру</w:t>
-      </w:r>
-      <w:r>
-        <w:t>ется</w:t>
-      </w:r>
-      <w:r>
-        <w:t xml:space="preserve"> использовать реляционную систему управления базами данных </w:t>
-      </w:r>
-      <w:proofErr w:type="spellStart"/>
-      <w:r>
-        <w:t>PostgreSQL</w:t>
-      </w:r>
-      <w:proofErr w:type="spellEnd"/>
-      <w:r>
-        <w:t xml:space="preserve">. Этот выбор объясняется тем, что </w:t>
-      </w:r>
-      <w:proofErr w:type="spellStart"/>
-      <w:r>
-        <w:t>PostgreSQL</w:t>
-      </w:r>
-      <w:proofErr w:type="spellEnd"/>
-      <w:r>
-        <w:t xml:space="preserve"> обеспечивает надежное хранение структурированных данных и </w:t>
-      </w:r>
-      <w:r>
-        <w:lastRenderedPageBreak/>
-        <w:t>поддерживает выполнение сложных запросов и транзакций. В контексте системы декомпозиции целей это важно, так как необходимо хранить информацию о пользователях, целях, списках задач, командах и правах доступа, а также историю взаимодействия с искусственным интеллектом. Использование реляционной модели позволяет обеспечить целостность данных и логическую связанность между различными сущностями системы. Взаимодействие с базой данных предполагается реализовать с использованием ORM (Object-</w:t>
-      </w:r>
-      <w:proofErr w:type="spellStart"/>
-      <w:r>
-        <w:t>Relational</w:t>
-      </w:r>
-      <w:proofErr w:type="spellEnd"/>
-      <w:r>
-        <w:t xml:space="preserve"> </w:t>
-      </w:r>
-      <w:proofErr w:type="spellStart"/>
-      <w:r>
-        <w:t>Mapping</w:t>
-      </w:r>
-      <w:proofErr w:type="spellEnd"/>
-      <w:r>
-        <w:t xml:space="preserve"> — отображение объектов в реляционные структуры), что позволит работать с данными в объектно-ориентированном стиле и упростит разработку. Также планируется применение асинхронного драйвера для работы с базой данных, что позволит избежать блокировок при выполнении длительных операций и сохранить отзывчивость системы.</w:t>
-      </w:r>
-    </w:p>
-    <w:p>
-      <w:r>
-        <w:t>Для разработки клиентской части системы</w:t>
-      </w:r>
-      <w:r>
-        <w:t xml:space="preserve"> </w:t>
-      </w:r>
-      <w:r>
-        <w:t>планиру</w:t>
-      </w:r>
-      <w:r>
-        <w:t>ется</w:t>
-      </w:r>
-      <w:r>
-        <w:t xml:space="preserve"> использовать </w:t>
-      </w:r>
-      <w:proofErr w:type="spellStart"/>
-      <w:r>
-        <w:t>TypeScript</w:t>
-      </w:r>
-      <w:proofErr w:type="spellEnd"/>
-      <w:r>
-        <w:t xml:space="preserve">, </w:t>
-      </w:r>
-      <w:proofErr w:type="spellStart"/>
-      <w:r>
-        <w:t>React</w:t>
-      </w:r>
-      <w:proofErr w:type="spellEnd"/>
-      <w:r>
-        <w:t xml:space="preserve"> и </w:t>
-      </w:r>
-      <w:proofErr w:type="spellStart"/>
-      <w:r>
-        <w:t>Vite</w:t>
-      </w:r>
-      <w:proofErr w:type="spellEnd"/>
-      <w:r>
-        <w:t xml:space="preserve">. </w:t>
-      </w:r>
-      <w:proofErr w:type="spellStart"/>
-      <w:r>
-        <w:t>TypeScript</w:t>
-      </w:r>
-      <w:proofErr w:type="spellEnd"/>
-      <w:r>
-        <w:t xml:space="preserve"> представляет собой расширение языка JavaScript с поддержкой статической типизации. Его использование позволяет выявлять ошибки на этапе компиляции и делает структуру проекта более понятной за счет явного описания типов данных. Это особенно полезно при разработке сложного интерфейса с большим количеством компонентов и взаимодействий между ними.</w:t>
-      </w:r>
-    </w:p>
-    <w:p>
-      <w:pPr>
-        <w:widowControl w:val="0"/>
-      </w:pPr>
-      <w:r>
-        <w:t xml:space="preserve">В качестве основного инструмента для построения пользовательского интерфейса выбран </w:t>
-      </w:r>
-      <w:proofErr w:type="spellStart"/>
-      <w:r>
-        <w:t>React</w:t>
-      </w:r>
-      <w:proofErr w:type="spellEnd"/>
-      <w:r>
-        <w:t xml:space="preserve"> </w:t>
-      </w:r>
-      <w:r>
-        <w:t>–</w:t>
-      </w:r>
-      <w:r>
-        <w:t xml:space="preserve"> библиотека для создания веб-приложений на основе компонентного подхода. Такой подход позволяет разбивать интерфейс на независимые и </w:t>
-      </w:r>
-      <w:proofErr w:type="spellStart"/>
-      <w:r>
-        <w:t>переиспользуемые</w:t>
-      </w:r>
-      <w:proofErr w:type="spellEnd"/>
-      <w:r>
-        <w:t xml:space="preserve"> части, что упрощает разработку и поддержку проекта. В рамках системы предполагается реализация страниц аутентификации, управления целями и задачами, взаимодействия с искусственным интеллектом. </w:t>
-      </w:r>
-      <w:proofErr w:type="spellStart"/>
-      <w:r>
-        <w:t>React</w:t>
-      </w:r>
-      <w:proofErr w:type="spellEnd"/>
-      <w:r>
-        <w:t xml:space="preserve"> позволяет гибко управлять состоянием интерфейса и обновлять отображение данных в зависимости от действий пользователя, что делает взаимодействие с приложением более удобным.</w:t>
-      </w:r>
-    </w:p>
-    <w:p>
-      <w:r>
-        <w:lastRenderedPageBreak/>
-        <w:t xml:space="preserve">Для сборки и локальной разработки </w:t>
-      </w:r>
-      <w:r>
-        <w:t>дизайна</w:t>
-      </w:r>
-      <w:r>
-        <w:t xml:space="preserve"> выбран инструмент </w:t>
-      </w:r>
-      <w:proofErr w:type="spellStart"/>
-      <w:r>
-        <w:t>Vite</w:t>
-      </w:r>
-      <w:proofErr w:type="spellEnd"/>
-      <w:r>
-        <w:t xml:space="preserve">. Он обеспечивает быструю загрузку проекта и мгновенное обновление изменений в браузере за счет механизма горячей перезагрузки модулей. Это ускоряет процесс разработки и позволяет быстрее тестировать изменения. Для стилизации пользовательского интерфейса планируется использовать </w:t>
-      </w:r>
-      <w:proofErr w:type="spellStart"/>
-      <w:r>
-        <w:t>Tailwind</w:t>
-      </w:r>
-      <w:proofErr w:type="spellEnd"/>
-      <w:r>
-        <w:t xml:space="preserve"> CSS </w:t>
-      </w:r>
-      <w:r>
-        <w:t>–</w:t>
-      </w:r>
-      <w:r>
-        <w:t xml:space="preserve"> утилитарный CSS-фреймворк (</w:t>
-      </w:r>
-      <w:proofErr w:type="spellStart"/>
-      <w:r>
-        <w:t>Cascading</w:t>
-      </w:r>
-      <w:proofErr w:type="spellEnd"/>
-      <w:r>
-        <w:t xml:space="preserve"> Style </w:t>
-      </w:r>
-      <w:proofErr w:type="spellStart"/>
-      <w:r>
-        <w:t>Sheets</w:t>
-      </w:r>
-      <w:proofErr w:type="spellEnd"/>
-      <w:r>
-        <w:t xml:space="preserve"> </w:t>
-      </w:r>
-      <w:r>
-        <w:t>–</w:t>
-      </w:r>
-      <w:r>
-        <w:t xml:space="preserve"> каскадные таблицы стилей). Он предоставляет набор готовых классов для управления внешним видом элементов, таких как отступы, цвета, размеры и расположение. Такой подход позволяет быстро создавать интерфейс без необходимости писать большое количество пользовательских стилей и делает процесс разработки более гибким.</w:t>
-      </w:r>
-    </w:p>
-    <w:p>
-      <w:r>
-        <w:t>Взаимодействие с внешним сервисом искусственного интеллекта предполагается реализовать через отдельный сервисный слой на стороне сервера. Для этого будет использоваться HTTP-клиент</w:t>
-      </w:r>
-      <w:r>
-        <w:t xml:space="preserve"> </w:t>
-      </w:r>
-      <w:r>
-        <w:t xml:space="preserve">с поддержкой асинхронных запросов. Сервер будет отправлять текст цели и дополнительные параметры в </w:t>
-      </w:r>
-      <w:r>
-        <w:t>ИИ</w:t>
-      </w:r>
-      <w:r>
-        <w:t xml:space="preserve">-сервис и получать ответ в формате JSON. Далее полученные данные будут проходить валидацию, преобразовываться во внутренние структуры и сохраняться в базе данных. Такой подход позволяет разделить ответственность между компонентами системы: серверная часть отвечает за обработку данных и бизнес-логику, а внешний сервис </w:t>
-      </w:r>
-      <w:r>
-        <w:t>–</w:t>
-      </w:r>
-      <w:r>
-        <w:t xml:space="preserve"> за генерацию содержимого задач.</w:t>
-      </w:r>
-    </w:p>
-    <w:p>
-      <w:r>
-        <w:t xml:space="preserve">Таким образом, выбранный стек технологий, включающий </w:t>
-      </w:r>
-      <w:proofErr w:type="spellStart"/>
-      <w:r>
-        <w:t>FastAPI</w:t>
-      </w:r>
-      <w:proofErr w:type="spellEnd"/>
-      <w:r>
-        <w:t xml:space="preserve"> и Python для серверной части, </w:t>
-      </w:r>
-      <w:proofErr w:type="spellStart"/>
-      <w:r>
-        <w:t>PostgreSQL</w:t>
-      </w:r>
-      <w:proofErr w:type="spellEnd"/>
-      <w:r>
-        <w:t xml:space="preserve"> для хранения данных, а также </w:t>
-      </w:r>
-      <w:proofErr w:type="spellStart"/>
-      <w:r>
-        <w:t>TypeScript</w:t>
-      </w:r>
-      <w:proofErr w:type="spellEnd"/>
-      <w:r>
-        <w:t xml:space="preserve">, </w:t>
-      </w:r>
-      <w:proofErr w:type="spellStart"/>
-      <w:r>
-        <w:t>React</w:t>
-      </w:r>
-      <w:proofErr w:type="spellEnd"/>
-      <w:r>
-        <w:t xml:space="preserve">, </w:t>
-      </w:r>
-      <w:proofErr w:type="spellStart"/>
-      <w:r>
-        <w:t>Vite</w:t>
-      </w:r>
-      <w:proofErr w:type="spellEnd"/>
-      <w:r>
-        <w:t xml:space="preserve"> и </w:t>
-      </w:r>
-      <w:proofErr w:type="spellStart"/>
-      <w:r>
-        <w:t>Tailwind</w:t>
-      </w:r>
-      <w:proofErr w:type="spellEnd"/>
-      <w:r>
-        <w:t xml:space="preserve"> CSS для клиентского приложения, представляется подходящим для разработки системы декомпозиции целей. Он позволяет обеспечить удобство разработки, достаточную производительность и возможность дальнейшего расширения функциональности системы.</w:t>
-      </w:r>
-      <w:r>
-        <w:t xml:space="preserve"> </w:t>
-      </w:r>
-      <w:r>
-        <w:t>Используемые инструменты обладают высокой степенью совместимости между собой, что позволяет эффективно интегрировать различные части системы. Также предусмотрена возможность масштабирования решения за счёт расширения серверной инфраструктуры и оптимизации взаимодействия с базой данных.</w:t>
       </w:r>
     </w:p>
     <w:p>
@@ -6983,7 +7680,7 @@
           <w:rFonts w:ascii="Times New Roman" w:hAnsi="Times New Roman"/>
           <w:szCs w:val="28"/>
         </w:rPr>
-        <w:t>): содержит информацию о пригласительных ссылках для присоединения к команде, включая пользователя создателя ссылки</w:t>
+        <w:t>): содержит информацию о пригласительных ссылках для присоединения к команде</w:t>
       </w:r>
       <w:r>
         <w:rPr>
@@ -7012,7 +7709,6 @@
           <w:rFonts w:ascii="Times New Roman" w:hAnsi="Times New Roman"/>
           <w:szCs w:val="28"/>
         </w:rPr>
-        <w:lastRenderedPageBreak/>
         <w:t xml:space="preserve">доступ к </w:t>
       </w:r>
       <w:r>
@@ -7093,6 +7789,7 @@
           <w:rFonts w:ascii="Times New Roman" w:hAnsi="Times New Roman"/>
           <w:szCs w:val="28"/>
         </w:rPr>
+        <w:lastRenderedPageBreak/>
         <w:t xml:space="preserve">копирование </w:t>
       </w:r>
       <w:r>
@@ -7589,7 +8286,35 @@
           <w:rFonts w:ascii="Times New Roman" w:hAnsi="Times New Roman"/>
           <w:szCs w:val="28"/>
         </w:rPr>
-        <w:t xml:space="preserve">иолетовые кнопки или заголовки на тёмном фоне выглядят ярко, но не </w:t>
+        <w:t>иолетовые кнопки или заголовки на тёмном фоне выглядят ярко, но не агрессивно, и хорошо выделяются без болезненной подсветки</w:t>
+      </w:r>
+      <w:r>
+        <w:rPr>
+          <w:rFonts w:ascii="Times New Roman" w:hAnsi="Times New Roman"/>
+          <w:szCs w:val="28"/>
+        </w:rPr>
+        <w:t xml:space="preserve">, </w:t>
+      </w:r>
+      <w:r>
+        <w:rPr>
+          <w:rFonts w:ascii="Times New Roman" w:hAnsi="Times New Roman"/>
+          <w:szCs w:val="28"/>
+        </w:rPr>
+        <w:t>создают ощущение технологичности и современности, а сочетание светлых и тёмных тонов делает интерфейс комфортным для восприятия и снижает усталость глаз пользователя при длительной работе с системой.</w:t>
+      </w:r>
+      <w:r>
+        <w:rPr>
+          <w:rFonts w:ascii="Times New Roman" w:hAnsi="Times New Roman"/>
+          <w:szCs w:val="28"/>
+        </w:rPr>
+        <w:t xml:space="preserve"> </w:t>
+      </w:r>
+      <w:r>
+        <w:rPr>
+          <w:rFonts w:ascii="Times New Roman" w:hAnsi="Times New Roman"/>
+          <w:szCs w:val="28"/>
+        </w:rPr>
+        <w:t xml:space="preserve">Создание детальных интерактивных </w:t>
       </w:r>
       <w:r>
         <w:rPr>
@@ -7597,21 +8322,7 @@
           <w:szCs w:val="28"/>
         </w:rPr>
         <w:lastRenderedPageBreak/>
-        <w:t>агрессивно, и хорошо выделяются без болезненной подсветки</w:t>
-      </w:r>
-      <w:r>
-        <w:rPr>
-          <w:rFonts w:ascii="Times New Roman" w:hAnsi="Times New Roman"/>
-          <w:szCs w:val="28"/>
-        </w:rPr>
-        <w:t xml:space="preserve">, </w:t>
-      </w:r>
-      <w:r>
-        <w:rPr>
-          <w:rFonts w:ascii="Times New Roman" w:hAnsi="Times New Roman"/>
-          <w:szCs w:val="28"/>
-        </w:rPr>
-        <w:t>создают ощущение технологичности и современности, а сочетание светлых и тёмных тонов делает интерфейс комфортным для восприятия и снижает усталость глаз пользователя при длительной работе с системой.</w:t>
+        <w:t>прототипов позволило на раннем этапе смоделировать пользовательские пути и оптимизировать переходы между разделами.</w:t>
       </w:r>
     </w:p>
     <w:p>
@@ -7840,9 +8551,9 @@
           <w:szCs w:val="28"/>
         </w:rPr>
         <w:drawing>
-          <wp:inline distT="0" distB="0" distL="0" distR="0" wp14:anchorId="5C439D7D" wp14:editId="489A29EB">
-            <wp:extent cx="2136444" cy="2119850"/>
-            <wp:effectExtent l="19050" t="19050" r="16510" b="13970"/>
+          <wp:inline distT="0" distB="0" distL="0" distR="0" wp14:anchorId="5C439D7D" wp14:editId="6D2CF701">
+            <wp:extent cx="2222029" cy="2204771"/>
+            <wp:effectExtent l="19050" t="19050" r="26035" b="24130"/>
             <wp:docPr id="4" name="Рисунок 4"/>
             <wp:cNvGraphicFramePr>
               <a:graphicFrameLocks xmlns:a="http://schemas.openxmlformats.org/drawingml/2006/main" noChangeAspect="1"/>
@@ -7863,7 +8574,7 @@
                   <pic:spPr>
                     <a:xfrm>
                       <a:off x="0" y="0"/>
-                      <a:ext cx="2224288" cy="2207012"/>
+                      <a:ext cx="2315336" cy="2297353"/>
                     </a:xfrm>
                     <a:prstGeom prst="rect">
                       <a:avLst/>
@@ -7956,6 +8667,34 @@
         </w:rPr>
         <w:t>частью стиля системы.</w:t>
       </w:r>
+      <w:r>
+        <w:rPr>
+          <w:rFonts w:ascii="Times New Roman" w:eastAsiaTheme="minorHAnsi" w:hAnsi="Times New Roman" w:cstheme="minorBidi"/>
+          <w:color w:val="000000" w:themeColor="text1"/>
+        </w:rPr>
+        <w:t xml:space="preserve"> </w:t>
+      </w:r>
+      <w:r>
+        <w:rPr>
+          <w:rFonts w:ascii="Times New Roman" w:eastAsiaTheme="minorHAnsi" w:hAnsi="Times New Roman" w:cstheme="minorBidi"/>
+          <w:color w:val="000000" w:themeColor="text1"/>
+        </w:rPr>
+        <w:t>Единое стилевое оформление способствует повышению узнаваемости интерфейса и формирует целостное восприятие программного продукта.</w:t>
+      </w:r>
+      <w:r>
+        <w:rPr>
+          <w:rFonts w:ascii="Times New Roman" w:eastAsiaTheme="minorHAnsi" w:hAnsi="Times New Roman" w:cstheme="minorBidi"/>
+          <w:color w:val="000000" w:themeColor="text1"/>
+        </w:rPr>
+        <w:t xml:space="preserve"> </w:t>
+      </w:r>
+      <w:r>
+        <w:rPr>
+          <w:rFonts w:ascii="Times New Roman" w:eastAsiaTheme="minorHAnsi" w:hAnsi="Times New Roman" w:cstheme="minorBidi"/>
+          <w:color w:val="000000" w:themeColor="text1"/>
+        </w:rPr>
+        <w:t>Экранные формы проектировались с учетом современных требований к эргономике веб-ресурсов и доступности элементов управления.</w:t>
+      </w:r>
     </w:p>
     <w:p>
       <w:pPr>
@@ -8018,7 +8757,7 @@
     <w:p>
       <w:pPr>
         <w:pStyle w:val="a4"/>
-        <w:spacing w:line="360" w:lineRule="auto"/>
+        <w:spacing w:after="0" w:line="360" w:lineRule="auto"/>
         <w:ind w:left="0"/>
         <w:jc w:val="center"/>
         <w:rPr>
@@ -8033,9 +8772,9 @@
           <w:color w:val="000000" w:themeColor="text1"/>
         </w:rPr>
         <w:drawing>
-          <wp:inline distT="0" distB="0" distL="0" distR="0" wp14:anchorId="7E9D1AF9" wp14:editId="14A73538">
-            <wp:extent cx="5409691" cy="4099726"/>
-            <wp:effectExtent l="19050" t="19050" r="19685" b="15240"/>
+          <wp:inline distT="0" distB="0" distL="0" distR="0" wp14:anchorId="7E9D1AF9" wp14:editId="5E5C75EB">
+            <wp:extent cx="3874593" cy="2936354"/>
+            <wp:effectExtent l="19050" t="19050" r="12065" b="16510"/>
             <wp:docPr id="9" name="Рисунок 9"/>
             <wp:cNvGraphicFramePr>
               <a:graphicFrameLocks xmlns:a="http://schemas.openxmlformats.org/drawingml/2006/main" noChangeAspect="1"/>
@@ -8056,7 +8795,7 @@
                   <pic:spPr>
                     <a:xfrm>
                       <a:off x="0" y="0"/>
-                      <a:ext cx="5455364" cy="4134339"/>
+                      <a:ext cx="3949156" cy="2992861"/>
                     </a:xfrm>
                     <a:prstGeom prst="rect">
                       <a:avLst/>
@@ -8128,20 +8867,102 @@
         <w:rPr>
           <w:color w:val="000000" w:themeColor="text1"/>
         </w:rPr>
-        <w:t>Экран входа реализован с учётом требований удобства и простоты использования. Пользователь может выполнить вход в систему с помощью адреса электронной почты и пароля. Интерфейс оформлен в светлых тонах на фоне плавного градиента, что делает страницу визуально привлекательной и современной. Дополнительно предусмотрены ссылки для регистрации нового пользователя и восстановления пароля, что обеспечивает поддержку основных сценариев авторизации.</w:t>
-      </w:r>
-    </w:p>
-    <w:p>
-      <w:pPr>
-        <w:rPr>
-          <w:color w:val="000000" w:themeColor="text1"/>
-        </w:rPr>
-      </w:pPr>
-      <w:r>
-        <w:rPr>
-          <w:color w:val="000000" w:themeColor="text1"/>
-        </w:rPr>
-        <w:t xml:space="preserve">После успешной аутентификации пользователь получает доступ к персональному профилю, экран которого представлен на рисунке </w:t>
+        <w:t>Экран входа реализован с учётом требований удобства и простоты использования. Пользователь может выполнить вход в систему с помощью адреса электронной почты и пароля.</w:t>
+      </w:r>
+      <w:r>
+        <w:rPr>
+          <w:color w:val="000000" w:themeColor="text1"/>
+        </w:rPr>
+        <w:t xml:space="preserve"> </w:t>
+      </w:r>
+      <w:r>
+        <w:t>Центральное положение формы аутентификации фокусирует внимание пользователя на процессе ввода данных, минимизируя лишние визуальные отвлекающие факторы.</w:t>
+      </w:r>
+      <w:r>
+        <w:rPr>
+          <w:color w:val="000000" w:themeColor="text1"/>
+        </w:rPr>
+        <w:t xml:space="preserve"> </w:t>
+      </w:r>
+    </w:p>
+    <w:p>
+      <w:pPr>
+        <w:widowControl w:val="0"/>
+        <w:rPr>
+          <w:color w:val="000000" w:themeColor="text1"/>
+        </w:rPr>
+      </w:pPr>
+      <w:r>
+        <w:rPr>
+          <w:color w:val="000000" w:themeColor="text1"/>
+        </w:rPr>
+        <w:t xml:space="preserve">Интерфейс оформлен в </w:t>
+      </w:r>
+      <w:r>
+        <w:rPr>
+          <w:color w:val="000000" w:themeColor="text1"/>
+        </w:rPr>
+        <w:t>темных</w:t>
+      </w:r>
+      <w:r>
+        <w:rPr>
+          <w:color w:val="000000" w:themeColor="text1"/>
+        </w:rPr>
+        <w:t xml:space="preserve"> тонах на фоне плавного градиента, что делает страницу визуально привлекательной и современной.</w:t>
+      </w:r>
+      <w:r>
+        <w:rPr>
+          <w:color w:val="000000" w:themeColor="text1"/>
+        </w:rPr>
+        <w:t xml:space="preserve"> </w:t>
+      </w:r>
+      <w:r>
+        <w:t>В верхней части формы расположен фирменный логотип приложения, подчеркивающий стилевое единство программного продукта.</w:t>
+      </w:r>
+      <w:r>
+        <w:t xml:space="preserve"> </w:t>
+      </w:r>
+      <w:r>
+        <w:t>Поля ввода снабжены контрастными подсказками, которые упрощают взаимодействие с интерфейсом на интуитивном уровне.</w:t>
+      </w:r>
+      <w:r>
+        <w:rPr>
+          <w:color w:val="000000" w:themeColor="text1"/>
+        </w:rPr>
+        <w:t xml:space="preserve"> Дополнительно предусмотрены ссылки для регистрации нового пользователя и восстановления пароля, что обеспечивает поддержку основных сценариев авторизации.</w:t>
+      </w:r>
+      <w:r>
+        <w:rPr>
+          <w:color w:val="000000" w:themeColor="text1"/>
+        </w:rPr>
+        <w:t xml:space="preserve"> </w:t>
+      </w:r>
+      <w:r>
+        <w:rPr>
+          <w:color w:val="000000" w:themeColor="text1"/>
+        </w:rPr>
+        <w:t>Яркая фиолетовая кнопка действия «Войти» выступает главным композиционным акцентом экранной формы, побуждая к завершению целевого действия.</w:t>
+      </w:r>
+    </w:p>
+    <w:p>
+      <w:pPr>
+        <w:widowControl w:val="0"/>
+        <w:rPr>
+          <w:color w:val="000000" w:themeColor="text1"/>
+        </w:rPr>
+      </w:pPr>
+      <w:r>
+        <w:rPr>
+          <w:color w:val="000000" w:themeColor="text1"/>
+        </w:rPr>
+        <w:t xml:space="preserve">После успешной аутентификации пользователь получает доступ к </w:t>
+      </w:r>
+      <w:r>
+        <w:rPr>
+          <w:color w:val="000000" w:themeColor="text1"/>
+        </w:rPr>
+        <w:lastRenderedPageBreak/>
+        <w:t xml:space="preserve">персональному профилю, экран которого представлен на рисунке </w:t>
       </w:r>
       <w:r>
         <w:rPr>
@@ -8179,11 +9000,10 @@
           <w:noProof/>
           <w:color w:val="000000" w:themeColor="text1"/>
         </w:rPr>
-        <w:lastRenderedPageBreak/>
         <w:drawing>
-          <wp:inline distT="0" distB="0" distL="0" distR="0" wp14:anchorId="71F55CCD" wp14:editId="5347372E">
-            <wp:extent cx="5889287" cy="2381250"/>
-            <wp:effectExtent l="0" t="0" r="0" b="0"/>
+          <wp:inline distT="0" distB="0" distL="0" distR="0" wp14:anchorId="71F55CCD" wp14:editId="0EC73089">
+            <wp:extent cx="5142840" cy="2079435"/>
+            <wp:effectExtent l="0" t="0" r="1270" b="0"/>
             <wp:docPr id="11" name="Рисунок 11"/>
             <wp:cNvGraphicFramePr>
               <a:graphicFrameLocks xmlns:a="http://schemas.openxmlformats.org/drawingml/2006/main" noChangeAspect="1"/>
@@ -8204,7 +9024,7 @@
                   <pic:spPr>
                     <a:xfrm>
                       <a:off x="0" y="0"/>
-                      <a:ext cx="5901958" cy="2386373"/>
+                      <a:ext cx="5189395" cy="2098259"/>
                     </a:xfrm>
                     <a:prstGeom prst="rect">
                       <a:avLst/>
@@ -8322,9 +9142,9 @@
           <w:color w:val="000000" w:themeColor="text1"/>
         </w:rPr>
         <w:drawing>
-          <wp:inline distT="0" distB="0" distL="0" distR="0" wp14:anchorId="119F932C" wp14:editId="6A7E4C70">
-            <wp:extent cx="5896243" cy="1971675"/>
-            <wp:effectExtent l="0" t="0" r="9525" b="0"/>
+          <wp:inline distT="0" distB="0" distL="0" distR="0" wp14:anchorId="119F932C" wp14:editId="3E5ED3FD">
+            <wp:extent cx="5653240" cy="1890417"/>
+            <wp:effectExtent l="0" t="0" r="5080" b="0"/>
             <wp:docPr id="15" name="Рисунок 15"/>
             <wp:cNvGraphicFramePr>
               <a:graphicFrameLocks xmlns:a="http://schemas.openxmlformats.org/drawingml/2006/main" noChangeAspect="1"/>
@@ -8345,7 +9165,7 @@
                   <pic:spPr>
                     <a:xfrm>
                       <a:off x="0" y="0"/>
-                      <a:ext cx="5954314" cy="1991094"/>
+                      <a:ext cx="5766996" cy="1928457"/>
                     </a:xfrm>
                     <a:prstGeom prst="rect">
                       <a:avLst/>
@@ -8414,6 +9234,7 @@
     <w:p>
       <w:pPr>
         <w:pStyle w:val="a4"/>
+        <w:widowControl w:val="0"/>
         <w:spacing w:line="360" w:lineRule="auto"/>
         <w:ind w:left="0"/>
         <w:rPr>
@@ -8556,7 +9377,7 @@
     <w:p>
       <w:pPr>
         <w:pStyle w:val="a4"/>
-        <w:spacing w:line="360" w:lineRule="auto"/>
+        <w:spacing w:after="0" w:line="360" w:lineRule="auto"/>
         <w:ind w:left="0"/>
         <w:jc w:val="center"/>
         <w:rPr>
@@ -8571,9 +9392,9 @@
           <w:szCs w:val="28"/>
         </w:rPr>
         <w:drawing>
-          <wp:inline distT="0" distB="0" distL="0" distR="0" wp14:anchorId="12662E2E" wp14:editId="1CD86976">
-            <wp:extent cx="5805137" cy="2314575"/>
-            <wp:effectExtent l="0" t="0" r="5715" b="0"/>
+          <wp:inline distT="0" distB="0" distL="0" distR="0" wp14:anchorId="12662E2E" wp14:editId="7CB86FED">
+            <wp:extent cx="5680177" cy="2264752"/>
+            <wp:effectExtent l="0" t="0" r="0" b="2540"/>
             <wp:docPr id="28" name="Рисунок 28"/>
             <wp:cNvGraphicFramePr>
               <a:graphicFrameLocks xmlns:a="http://schemas.openxmlformats.org/drawingml/2006/main" noChangeAspect="1"/>
@@ -8594,7 +9415,7 @@
                   <pic:spPr>
                     <a:xfrm>
                       <a:off x="0" y="0"/>
-                      <a:ext cx="5823961" cy="2322080"/>
+                      <a:ext cx="5706004" cy="2275050"/>
                     </a:xfrm>
                     <a:prstGeom prst="rect">
                       <a:avLst/>
@@ -8690,11 +9511,29 @@
     </w:p>
     <w:p>
       <w:r>
-        <w:t>Помимо индивидуальной работы с задачами, система предоставляет возможность взаимодействия пользователей в рамках команд. Для этого был разработан отдельный экран команд, представленный на рисунке 2.6.</w:t>
-      </w:r>
-    </w:p>
-    <w:p>
-      <w:pPr>
+        <w:t xml:space="preserve">Помимо индивидуальной работы с задачами, </w:t>
+      </w:r>
+      <w:r>
+        <w:t>макет</w:t>
+      </w:r>
+      <w:r>
+        <w:t xml:space="preserve"> предоставляет </w:t>
+      </w:r>
+      <w:proofErr w:type="gramStart"/>
+      <w:r>
+        <w:t>элементы</w:t>
+      </w:r>
+      <w:proofErr w:type="gramEnd"/>
+      <w:r>
+        <w:t xml:space="preserve"> демонстрирующие </w:t>
+      </w:r>
+      <w:r>
+        <w:t>возможность взаимодействия пользователей в рамках команд. Для этого был разработан отдельный экран команд, представленный на рисунке 2.6.</w:t>
+      </w:r>
+    </w:p>
+    <w:p>
+      <w:pPr>
+        <w:ind w:firstLine="567"/>
         <w:rPr>
           <w:color w:val="000000" w:themeColor="text1"/>
         </w:rPr>
@@ -8705,9 +9544,9 @@
           <w:color w:val="000000" w:themeColor="text1"/>
         </w:rPr>
         <w:drawing>
-          <wp:inline distT="0" distB="0" distL="0" distR="0" wp14:anchorId="57F75C65" wp14:editId="08177C99">
-            <wp:extent cx="5892800" cy="2146852"/>
-            <wp:effectExtent l="0" t="0" r="0" b="6350"/>
+          <wp:inline distT="0" distB="0" distL="0" distR="0" wp14:anchorId="57F75C65" wp14:editId="57EE3353">
+            <wp:extent cx="5762719" cy="2099462"/>
+            <wp:effectExtent l="0" t="0" r="0" b="0"/>
             <wp:docPr id="24" name="Рисунок 24"/>
             <wp:cNvGraphicFramePr>
               <a:graphicFrameLocks xmlns:a="http://schemas.openxmlformats.org/drawingml/2006/main" noChangeAspect="1"/>
@@ -8728,7 +9567,7 @@
                   <pic:spPr>
                     <a:xfrm>
                       <a:off x="0" y="0"/>
-                      <a:ext cx="5995599" cy="2184304"/>
+                      <a:ext cx="5928962" cy="2160027"/>
                     </a:xfrm>
                     <a:prstGeom prst="rect">
                       <a:avLst/>
@@ -8743,6 +9582,7 @@
     </w:p>
     <w:p>
       <w:pPr>
+        <w:widowControl w:val="0"/>
         <w:jc w:val="center"/>
       </w:pPr>
       <w:r>
@@ -8811,9 +9651,9 @@
           <w:noProof/>
         </w:rPr>
         <w:drawing>
-          <wp:inline distT="0" distB="0" distL="0" distR="0" wp14:anchorId="5D89BE2B" wp14:editId="30DDD353">
-            <wp:extent cx="5855335" cy="2122998"/>
-            <wp:effectExtent l="0" t="0" r="0" b="0"/>
+          <wp:inline distT="0" distB="0" distL="0" distR="0" wp14:anchorId="5D89BE2B" wp14:editId="058F41BD">
+            <wp:extent cx="5620715" cy="2037931"/>
+            <wp:effectExtent l="0" t="0" r="0" b="635"/>
             <wp:docPr id="29" name="Рисунок 29"/>
             <wp:cNvGraphicFramePr>
               <a:graphicFrameLocks xmlns:a="http://schemas.openxmlformats.org/drawingml/2006/main" noChangeAspect="1"/>
@@ -8834,7 +9674,7 @@
                   <pic:spPr>
                     <a:xfrm>
                       <a:off x="0" y="0"/>
-                      <a:ext cx="5902091" cy="2139951"/>
+                      <a:ext cx="5692101" cy="2063814"/>
                     </a:xfrm>
                     <a:prstGeom prst="rect">
                       <a:avLst/>
@@ -8944,10 +9784,10 @@
         </w:rPr>
         <w:lastRenderedPageBreak/>
         <w:drawing>
-          <wp:inline distT="0" distB="0" distL="0" distR="0" wp14:anchorId="48712E1C" wp14:editId="315273C6">
-            <wp:extent cx="4675367" cy="3136617"/>
-            <wp:effectExtent l="19050" t="19050" r="11430" b="26035"/>
-            <wp:docPr id="1" name="Рисунок 1"/>
+          <wp:inline distT="0" distB="0" distL="0" distR="0" wp14:anchorId="48C55381" wp14:editId="4C274B72">
+            <wp:extent cx="4116984" cy="2790748"/>
+            <wp:effectExtent l="0" t="0" r="0" b="0"/>
+            <wp:docPr id="162236288" name="Рисунок 162236288"/>
             <wp:cNvGraphicFramePr>
               <a:graphicFrameLocks xmlns:a="http://schemas.openxmlformats.org/drawingml/2006/main" noChangeAspect="1"/>
             </wp:cNvGraphicFramePr>
@@ -8955,7 +9795,7 @@
               <a:graphicData uri="http://schemas.openxmlformats.org/drawingml/2006/picture">
                 <pic:pic xmlns:pic="http://schemas.openxmlformats.org/drawingml/2006/picture">
                   <pic:nvPicPr>
-                    <pic:cNvPr id="0" name="Picture 1"/>
+                    <pic:cNvPr id="0" name="Picture 7"/>
                     <pic:cNvPicPr>
                       <a:picLocks noChangeAspect="1" noChangeArrowheads="1"/>
                     </pic:cNvPicPr>
@@ -8976,16 +9816,14 @@
                   <pic:spPr bwMode="auto">
                     <a:xfrm>
                       <a:off x="0" y="0"/>
-                      <a:ext cx="4699797" cy="3153007"/>
+                      <a:ext cx="4168480" cy="2825655"/>
                     </a:xfrm>
                     <a:prstGeom prst="rect">
                       <a:avLst/>
                     </a:prstGeom>
                     <a:noFill/>
                     <a:ln>
-                      <a:solidFill>
-                        <a:schemeClr val="tx1"/>
-                      </a:solidFill>
+                      <a:noFill/>
                     </a:ln>
                   </pic:spPr>
                 </pic:pic>
@@ -9042,16 +9880,61 @@
     <w:p>
       <w:pPr>
         <w:widowControl w:val="0"/>
-        <w:jc w:val="left"/>
-        <w:rPr>
-          <w:color w:val="000000" w:themeColor="text1"/>
-        </w:rPr>
-      </w:pPr>
-      <w:r>
-        <w:rPr>
-          <w:color w:val="000000" w:themeColor="text1"/>
-        </w:rPr>
-        <w:t xml:space="preserve">После успешной авторизации пользователю становится доступен основной функционал системы. Внутренняя часть включает разделы: «Профиль», «Смена пароля», «Списки задач», «Просмотр конкретного списка и его задач», «Команды», «Списки задач команды», «Чаты», «Просмотр конкретного чата», «Поиск пользователей», а также интерфейс общения с ИИ‑чатом и историю ИИ‑диалогов. В разделе «Профиль» пользователь просматривает и редактирует свои данные, а также может перейти к окну «Смена пароля» для обновления учетных данных. Раздел «Списки задач» отображает созданные пользователем планы и позволяет перейти к детальному просмотру конкретного списка, где выполняется управление задачами, их порядком и статусом выполнения. Через раздел «Команды» пользователь создает команды и переходит к их данным, а в окне «Списки задач команды» организуется совместная работа над планами. Раздел «Чаты» обеспечивает общение: пользователь выбирает диалог и переходит в окно конкретного чата для просмотра сообщений и отправки новых. Раздел «Поиск пользователей» служит для нахождения других участников системы. Отдельный блок составляет интерфейс ИИ‑чата, позволяющий вести диалог с ИИ, получать начальный список задач и просматривать историю </w:t>
+        <w:rPr>
+          <w:color w:val="000000" w:themeColor="text1"/>
+        </w:rPr>
+      </w:pPr>
+      <w:r>
+        <w:rPr>
+          <w:color w:val="000000" w:themeColor="text1"/>
+        </w:rPr>
+        <w:t xml:space="preserve">После успешной авторизации пользователю становится доступен основной функционал системы. Внутренняя часть включает разделы: «Профиль», «Смена пароля», «Списки задач», «Просмотр конкретного списка и его задач», «Команды», «Списки задач команды», «Чаты», «Просмотр конкретного чата», «Поиск пользователей», а также интерфейс общения с ИИ‑чатом и историю ИИ‑диалогов. </w:t>
+      </w:r>
+    </w:p>
+    <w:p>
+      <w:pPr>
+        <w:widowControl w:val="0"/>
+        <w:rPr>
+          <w:color w:val="000000" w:themeColor="text1"/>
+        </w:rPr>
+      </w:pPr>
+      <w:r>
+        <w:rPr>
+          <w:color w:val="000000" w:themeColor="text1"/>
+        </w:rPr>
+        <w:t xml:space="preserve">В разделе «Профиль» пользователь просматривает и редактирует свои данные, а также может перейти к окну «Смена пароля» для обновления учетных данных. Раздел «Списки задач» отображает созданные пользователем планы и позволяет перейти к детальному просмотру конкретного списка, где выполняется управление задачами, их порядком и статусом выполнения. </w:t>
+      </w:r>
+    </w:p>
+    <w:p>
+      <w:pPr>
+        <w:widowControl w:val="0"/>
+        <w:rPr>
+          <w:color w:val="000000" w:themeColor="text1"/>
+        </w:rPr>
+      </w:pPr>
+      <w:r>
+        <w:rPr>
+          <w:color w:val="000000" w:themeColor="text1"/>
+        </w:rPr>
+        <w:t>В</w:t>
+      </w:r>
+      <w:r>
+        <w:rPr>
+          <w:color w:val="000000" w:themeColor="text1"/>
+        </w:rPr>
+        <w:t xml:space="preserve"> раздел</w:t>
+      </w:r>
+      <w:r>
+        <w:rPr>
+          <w:color w:val="000000" w:themeColor="text1"/>
+        </w:rPr>
+        <w:t>е</w:t>
+      </w:r>
+      <w:r>
+        <w:rPr>
+          <w:color w:val="000000" w:themeColor="text1"/>
+        </w:rPr>
+        <w:t xml:space="preserve"> «Команды» пользователь создает команды и переходит к их данным, а в окне «Списки задач команды» организуется совместная работа над планами. Раздел «Чаты» обеспечивает общение: пользователь выбирает диалог и переходит в окно конкретного чата для просмотра сообщений и отправки новых. Раздел «Поиск пользователей» служит для нахождения других участников системы. Отдельный блок составляет интерфейс ИИ‑чата, позволяющий вести диалог с ИИ, получать начальный список задач и просматривать историю </w:t>
       </w:r>
       <w:r>
         <w:rPr>
@@ -9074,10 +9957,10 @@
           <w:noProof/>
         </w:rPr>
         <w:drawing>
-          <wp:inline distT="0" distB="0" distL="0" distR="0" wp14:anchorId="373A1943" wp14:editId="7D33FC9C">
-            <wp:extent cx="5444134" cy="2738719"/>
-            <wp:effectExtent l="19050" t="19050" r="23495" b="24130"/>
-            <wp:docPr id="2" name="Рисунок 2"/>
+          <wp:inline distT="0" distB="0" distL="0" distR="0" wp14:anchorId="2F595525" wp14:editId="01295AF5">
+            <wp:extent cx="5439950" cy="2633472"/>
+            <wp:effectExtent l="0" t="0" r="8890" b="0"/>
+            <wp:docPr id="162236289" name="Рисунок 162236289"/>
             <wp:cNvGraphicFramePr>
               <a:graphicFrameLocks xmlns:a="http://schemas.openxmlformats.org/drawingml/2006/main" noChangeAspect="1"/>
             </wp:cNvGraphicFramePr>
@@ -9085,7 +9968,7 @@
               <a:graphicData uri="http://schemas.openxmlformats.org/drawingml/2006/picture">
                 <pic:pic xmlns:pic="http://schemas.openxmlformats.org/drawingml/2006/picture">
                   <pic:nvPicPr>
-                    <pic:cNvPr id="0" name="Picture 3"/>
+                    <pic:cNvPr id="0" name="Picture 9"/>
                     <pic:cNvPicPr>
                       <a:picLocks noChangeAspect="1" noChangeArrowheads="1"/>
                     </pic:cNvPicPr>
@@ -9106,16 +9989,14 @@
                   <pic:spPr bwMode="auto">
                     <a:xfrm>
                       <a:off x="0" y="0"/>
-                      <a:ext cx="5507677" cy="2770685"/>
+                      <a:ext cx="5482790" cy="2654211"/>
                     </a:xfrm>
                     <a:prstGeom prst="rect">
                       <a:avLst/>
                     </a:prstGeom>
                     <a:noFill/>
                     <a:ln>
-                      <a:solidFill>
-                        <a:schemeClr val="tx1"/>
-                      </a:solidFill>
+                      <a:noFill/>
                     </a:ln>
                   </pic:spPr>
                 </pic:pic>
@@ -9127,7 +10008,6 @@
     </w:p>
     <w:p>
       <w:pPr>
-        <w:jc w:val="center"/>
         <w:rPr>
           <w:color w:val="000000" w:themeColor="text1"/>
         </w:rPr>
@@ -9272,9 +10152,9 @@
           <w:lang w:eastAsia="ru-RU"/>
         </w:rPr>
         <w:drawing>
-          <wp:inline distT="0" distB="0" distL="0" distR="0" wp14:anchorId="5BC66B00" wp14:editId="0E4C1B9C">
-            <wp:extent cx="4175558" cy="2669674"/>
-            <wp:effectExtent l="0" t="0" r="0" b="0"/>
+          <wp:inline distT="0" distB="0" distL="0" distR="0" wp14:anchorId="5BC66B00" wp14:editId="0751FB35">
+            <wp:extent cx="3999561" cy="2557149"/>
+            <wp:effectExtent l="0" t="0" r="1270" b="0"/>
             <wp:docPr id="30" name="Рисунок 30"/>
             <wp:cNvGraphicFramePr>
               <a:graphicFrameLocks xmlns:a="http://schemas.openxmlformats.org/drawingml/2006/main" noChangeAspect="1"/>
@@ -9304,7 +10184,7 @@
                   <pic:spPr bwMode="auto">
                     <a:xfrm>
                       <a:off x="0" y="0"/>
-                      <a:ext cx="4217142" cy="2696261"/>
+                      <a:ext cx="3999561" cy="2557149"/>
                     </a:xfrm>
                     <a:prstGeom prst="rect">
                       <a:avLst/>
@@ -9401,34 +10281,15 @@
         <w:rPr>
           <w:color w:val="000000" w:themeColor="text1"/>
         </w:rPr>
-        <w:t>. Применение асинхронных запросов позволяет избежать блокировки серверного потока во время ожидания ответа от внешнего сервиса, что положительно влияет на производительность приложения. После получения ответа система извлекает содержимое сообщения и преобразует его в JSON-структуру, содержащую название цели и список задач.</w:t>
-      </w:r>
-    </w:p>
-    <w:p>
-      <w:pPr>
-        <w:widowControl w:val="0"/>
-      </w:pPr>
-      <w:r>
-        <w:t xml:space="preserve">Для обеспечения возможности редактирования уже существующих списков задач реализован механизм формирования контекста текущего списка. При повторном обращении пользователя к </w:t>
-      </w:r>
-      <w:r>
-        <w:t>ИИ</w:t>
-      </w:r>
-      <w:r>
-        <w:t xml:space="preserve"> сервису система передает информацию о текущей цели, описании и уже созданных задачах. Это позволяет искусственному интеллекту учитывать существующую структуру и корректно дополнять либо изменять её содержимое. </w:t>
-      </w:r>
-    </w:p>
-    <w:p>
-      <w:pPr>
-        <w:widowControl w:val="0"/>
-      </w:pPr>
-    </w:p>
-    <w:p>
-      <w:pPr>
-        <w:widowControl w:val="0"/>
-      </w:pPr>
-      <w:r>
-        <w:lastRenderedPageBreak/>
+        <w:t>. Применение асинхронных запросов позволяет избежать блокировки серверного потока во время ожидания ответа от внешнего сервиса. После получения ответа система извлекает содержимое сообщения и преобразует его в JSON-структуру, содержащую название цели и список задач.</w:t>
+      </w:r>
+      <w:r>
+        <w:rPr>
+          <w:color w:val="000000" w:themeColor="text1"/>
+        </w:rPr>
+        <w:t xml:space="preserve"> </w:t>
+      </w:r>
+      <w:r>
         <w:t>На рисунке 2.11 представлен фрагмент формирования контекста.</w:t>
       </w:r>
     </w:p>
@@ -9445,9 +10306,9 @@
           <w:color w:val="000000" w:themeColor="text1"/>
         </w:rPr>
         <w:drawing>
-          <wp:inline distT="0" distB="0" distL="0" distR="0" wp14:anchorId="728B4BDC" wp14:editId="1B66B2B7">
-            <wp:extent cx="4922774" cy="1555595"/>
-            <wp:effectExtent l="0" t="0" r="0" b="6985"/>
+          <wp:inline distT="0" distB="0" distL="0" distR="0" wp14:anchorId="728B4BDC" wp14:editId="00CBE2DE">
+            <wp:extent cx="5130966" cy="1621383"/>
+            <wp:effectExtent l="0" t="0" r="0" b="0"/>
             <wp:docPr id="31" name="Рисунок 31"/>
             <wp:cNvGraphicFramePr>
               <a:graphicFrameLocks xmlns:a="http://schemas.openxmlformats.org/drawingml/2006/main" noChangeAspect="1"/>
@@ -9477,7 +10338,7 @@
                   <pic:spPr bwMode="auto">
                     <a:xfrm>
                       <a:off x="0" y="0"/>
-                      <a:ext cx="4961520" cy="1567839"/>
+                      <a:ext cx="5165740" cy="1632372"/>
                     </a:xfrm>
                     <a:prstGeom prst="rect">
                       <a:avLst/>
@@ -9554,6 +10415,7 @@
         <w:rPr>
           <w:color w:val="000000" w:themeColor="text1"/>
         </w:rPr>
+        <w:lastRenderedPageBreak/>
         <w:t xml:space="preserve">Сформированный контекст добавляется к системному </w:t>
       </w:r>
       <w:r>
@@ -9578,17 +10440,24 @@
         <w:rPr>
           <w:color w:val="000000" w:themeColor="text1"/>
         </w:rPr>
-        <w:t>, но и выполнять редактирование уже существующих без потери ранее сформированных задач.</w:t>
-      </w:r>
-    </w:p>
-    <w:p>
-      <w:pPr>
-        <w:rPr>
-          <w:color w:val="000000" w:themeColor="text1"/>
-        </w:rPr>
-      </w:pPr>
-      <w:r>
-        <w:t>Важной частью серверной логики является механизм проверки доступа пользователя к дорожной карте. Перед выполнением операций редактирования, удаления или получения задач система проверяет существование списка задач и принадлежность его текущему пользователю. На рисунке 2.12 представлен фрагмент процедуры проверки доступа.</w:t>
+        <w:t>, но и выполнять редактирование уже существующих.</w:t>
+      </w:r>
+    </w:p>
+    <w:p>
+      <w:r>
+        <w:t>Важной частью серверной логики является механизм проверки доступа пользователя к</w:t>
+      </w:r>
+      <w:r>
+        <w:t xml:space="preserve"> списку задач</w:t>
+      </w:r>
+      <w:r>
+        <w:t>. Перед выполнением операций</w:t>
+      </w:r>
+      <w:r>
+        <w:t>,</w:t>
+      </w:r>
+      <w:r>
+        <w:t xml:space="preserve"> система проверяет существование списка задач и принадлежность его текущему пользователю. На рисунке 2.12 представлен фрагмент процедуры проверки доступа.</w:t>
       </w:r>
     </w:p>
     <w:p>
@@ -9605,9 +10474,9 @@
           <w:lang w:eastAsia="ru-RU"/>
         </w:rPr>
         <w:drawing>
-          <wp:inline distT="0" distB="0" distL="0" distR="0" wp14:anchorId="17FF21C9" wp14:editId="25BF7906">
-            <wp:extent cx="3420943" cy="2035078"/>
-            <wp:effectExtent l="0" t="0" r="8255" b="3810"/>
+          <wp:inline distT="0" distB="0" distL="0" distR="0" wp14:anchorId="17FF21C9" wp14:editId="265E1032">
+            <wp:extent cx="3040100" cy="1808519"/>
+            <wp:effectExtent l="0" t="0" r="8255" b="1270"/>
             <wp:docPr id="162236297" name="Рисунок 162236297"/>
             <wp:cNvGraphicFramePr>
               <a:graphicFrameLocks xmlns:a="http://schemas.openxmlformats.org/drawingml/2006/main" noChangeAspect="1"/>
@@ -9637,7 +10506,7 @@
                   <pic:spPr bwMode="auto">
                     <a:xfrm>
                       <a:off x="0" y="0"/>
-                      <a:ext cx="3469203" cy="2063788"/>
+                      <a:ext cx="3108878" cy="1849434"/>
                     </a:xfrm>
                     <a:prstGeom prst="rect">
                       <a:avLst/>
@@ -9724,14 +10593,78 @@
           <w:rFonts w:cs="Times New Roman"/>
           <w:szCs w:val="28"/>
         </w:rPr>
-        <w:t xml:space="preserve">списка задач </w:t>
+        <w:t>списка задач</w:t>
       </w:r>
       <w:r>
         <w:rPr>
           <w:rFonts w:cs="Times New Roman"/>
           <w:szCs w:val="28"/>
         </w:rPr>
-        <w:t xml:space="preserve">система возвращает ошибку </w:t>
+        <w:t xml:space="preserve"> или доступа к нему,</w:t>
+      </w:r>
+      <w:r>
+        <w:rPr>
+          <w:rFonts w:cs="Times New Roman"/>
+          <w:szCs w:val="28"/>
+        </w:rPr>
+        <w:t xml:space="preserve"> </w:t>
+      </w:r>
+      <w:r>
+        <w:rPr>
+          <w:rFonts w:cs="Times New Roman"/>
+          <w:szCs w:val="28"/>
+        </w:rPr>
+        <w:t>система возвращает ошибку.</w:t>
+      </w:r>
+      <w:r>
+        <w:rPr>
+          <w:rFonts w:cs="Times New Roman"/>
+          <w:szCs w:val="28"/>
+        </w:rPr>
+        <w:t> </w:t>
+      </w:r>
+      <w:r>
+        <w:rPr>
+          <w:rFonts w:cs="Times New Roman"/>
+          <w:szCs w:val="28"/>
+        </w:rPr>
+        <w:t>Реализация подобного механизма обеспечивает защиту пользовательских данных</w:t>
+      </w:r>
+      <w:r>
+        <w:rPr>
+          <w:rFonts w:cs="Times New Roman"/>
+          <w:szCs w:val="28"/>
+        </w:rPr>
+        <w:t>.</w:t>
+      </w:r>
+    </w:p>
+    <w:p>
+      <w:pPr>
+        <w:rPr>
+          <w:rFonts w:cs="Times New Roman"/>
+          <w:szCs w:val="28"/>
+        </w:rPr>
+      </w:pPr>
+      <w:r>
+        <w:rPr>
+          <w:rFonts w:cs="Times New Roman"/>
+          <w:szCs w:val="28"/>
+        </w:rPr>
+        <w:t>Для управления содержимым</w:t>
+      </w:r>
+      <w:r>
+        <w:rPr>
+          <w:rFonts w:cs="Times New Roman"/>
+          <w:szCs w:val="28"/>
+        </w:rPr>
+        <w:t xml:space="preserve"> списка </w:t>
+      </w:r>
+      <w:r>
+        <w:rPr>
+          <w:rFonts w:cs="Times New Roman"/>
+          <w:szCs w:val="28"/>
+        </w:rPr>
+        <w:t xml:space="preserve">реализованы процедуры создания, обновления и удаления задач. При создании новой задачи формируется объект типа </w:t>
       </w:r>
       <w:r>
         <w:rPr>
@@ -9740,70 +10673,21 @@
           <w:sz w:val="28"/>
           <w:szCs w:val="28"/>
         </w:rPr>
-        <w:t>404 NOT FOUND</w:t>
+        <w:t>Task</w:t>
       </w:r>
       <w:r>
         <w:rPr>
           <w:rFonts w:cs="Times New Roman"/>
           <w:szCs w:val="28"/>
         </w:rPr>
-        <w:t xml:space="preserve">. Если пользователь не обладает необходимыми правами доступа, генерируется ошибка </w:t>
-      </w:r>
-      <w:r>
-        <w:rPr>
-          <w:rStyle w:val="HTML1"/>
-          <w:rFonts w:ascii="Times New Roman" w:eastAsiaTheme="minorHAnsi" w:hAnsi="Times New Roman" w:cs="Times New Roman"/>
-          <w:sz w:val="28"/>
-          <w:szCs w:val="28"/>
-        </w:rPr>
-        <w:t>403 FORBIDDEN</w:t>
+        <w:t xml:space="preserve">. </w:t>
       </w:r>
       <w:r>
         <w:rPr>
           <w:rFonts w:cs="Times New Roman"/>
           <w:szCs w:val="28"/>
         </w:rPr>
-        <w:t xml:space="preserve">. Реализация подобного механизма обеспечивает защиту пользовательских данных и предотвращает </w:t>
-      </w:r>
-      <w:r>
-        <w:rPr>
-          <w:rFonts w:cs="Times New Roman"/>
-          <w:szCs w:val="28"/>
-        </w:rPr>
-        <w:lastRenderedPageBreak/>
-        <w:t>несанкционированное изменение информации.</w:t>
-      </w:r>
-    </w:p>
-    <w:p>
-      <w:pPr>
-        <w:rPr>
-          <w:rFonts w:cs="Times New Roman"/>
-          <w:color w:val="000000" w:themeColor="text1"/>
-          <w:szCs w:val="28"/>
-        </w:rPr>
-      </w:pPr>
-      <w:r>
-        <w:rPr>
-          <w:rFonts w:cs="Times New Roman"/>
-          <w:szCs w:val="28"/>
-        </w:rPr>
-        <w:t xml:space="preserve">Для управления содержимым дорожной карты реализованы процедуры создания, обновления и удаления задач. При создании новой задачи формируется объект типа </w:t>
-      </w:r>
-      <w:r>
-        <w:rPr>
-          <w:rStyle w:val="HTML1"/>
-          <w:rFonts w:ascii="Times New Roman" w:eastAsiaTheme="minorHAnsi" w:hAnsi="Times New Roman" w:cs="Times New Roman"/>
-          <w:sz w:val="28"/>
-          <w:szCs w:val="28"/>
-        </w:rPr>
-        <w:t>Task</w:t>
-      </w:r>
-      <w:r>
-        <w:rPr>
-          <w:rFonts w:cs="Times New Roman"/>
-          <w:szCs w:val="28"/>
-        </w:rPr>
-        <w:t>, содержащий название, описание, индекс сортировки и статус выполнения. После этого объект сохраняется в базе данных. На рисунке 2.</w:t>
+        <w:t>После этого объект сохраняется в базе данных. На рисунке 2.</w:t>
       </w:r>
       <w:r>
         <w:rPr>
@@ -9833,9 +10717,9 @@
           <w:lang w:eastAsia="ru-RU"/>
         </w:rPr>
         <w:drawing>
-          <wp:inline distT="0" distB="0" distL="0" distR="0" wp14:anchorId="6C47768B" wp14:editId="4A9DEDE4">
-            <wp:extent cx="3069458" cy="2077516"/>
-            <wp:effectExtent l="0" t="0" r="0" b="0"/>
+          <wp:inline distT="0" distB="0" distL="0" distR="0" wp14:anchorId="6C47768B" wp14:editId="67E867B4">
+            <wp:extent cx="3036923" cy="2055495"/>
+            <wp:effectExtent l="0" t="0" r="0" b="1905"/>
             <wp:docPr id="162236298" name="Рисунок 162236298"/>
             <wp:cNvGraphicFramePr>
               <a:graphicFrameLocks xmlns:a="http://schemas.openxmlformats.org/drawingml/2006/main" noChangeAspect="1"/>
@@ -9865,7 +10749,7 @@
                   <pic:spPr bwMode="auto">
                     <a:xfrm>
                       <a:off x="0" y="0"/>
-                      <a:ext cx="3100577" cy="2098578"/>
+                      <a:ext cx="3145271" cy="2128828"/>
                     </a:xfrm>
                     <a:prstGeom prst="rect">
                       <a:avLst/>
@@ -9934,23 +10818,17 @@
     </w:p>
     <w:p>
       <w:r>
-        <w:t>После сохранения изменений выполняется обновление объекта задачи, что позволяет получить актуальные данные из базы данных, включая автоматически сформированный идентификатор записи. Использование отдельных сервисов для работы с задачами позволяет изолировать бизнес-логику от уровня маршрутизации и упростить дальнейшее сопровождение приложения.</w:t>
-      </w:r>
-    </w:p>
-    <w:p>
-      <w:pPr>
-        <w:widowControl w:val="0"/>
-      </w:pPr>
-      <w:r>
-        <w:t xml:space="preserve">Для отслеживания прогресса выполнения списка задач реализована процедура изменения статуса задачи. При изменении состояния система автоматически фиксирует дату и время завершения задачи. </w:t>
-      </w:r>
-    </w:p>
-    <w:p>
-      <w:pPr>
-        <w:widowControl w:val="0"/>
-      </w:pPr>
-      <w:r>
-        <w:t>На рисунке 2.14 представлен фрагмент обновления статуса выполнения.</w:t>
+        <w:lastRenderedPageBreak/>
+        <w:t>После сохранения изменений выполняется обновление объекта задачи, что позволяет получить актуальные данные из базы данных</w:t>
+      </w:r>
+      <w:r>
+        <w:t>.</w:t>
+      </w:r>
+      <w:r>
+        <w:t xml:space="preserve"> </w:t>
+      </w:r>
+      <w:r>
+        <w:t>Для отслеживания прогресса выполнения списка задач реализована процедура изменения статуса задачи. На рисунке 2.14 представлен фрагмент обновления статуса выполнения.</w:t>
       </w:r>
     </w:p>
     <w:p>
@@ -9963,8 +10841,8 @@
           <w:noProof/>
         </w:rPr>
         <w:drawing>
-          <wp:inline distT="0" distB="0" distL="0" distR="0" wp14:anchorId="7CD3442F" wp14:editId="4284605F">
-            <wp:extent cx="3699230" cy="1448414"/>
+          <wp:inline distT="0" distB="0" distL="0" distR="0" wp14:anchorId="7CD3442F" wp14:editId="0908E851">
+            <wp:extent cx="4670727" cy="1828800"/>
             <wp:effectExtent l="0" t="0" r="0" b="0"/>
             <wp:docPr id="162236299" name="Рисунок 162236299"/>
             <wp:cNvGraphicFramePr>
@@ -9995,7 +10873,7 @@
                   <pic:spPr bwMode="auto">
                     <a:xfrm>
                       <a:off x="0" y="0"/>
-                      <a:ext cx="3744516" cy="1466146"/>
+                      <a:ext cx="4757861" cy="1862917"/>
                     </a:xfrm>
                     <a:prstGeom prst="rect">
                       <a:avLst/>
@@ -10074,7 +10952,6 @@
           <w:rFonts w:cs="Times New Roman"/>
           <w:szCs w:val="28"/>
         </w:rPr>
-        <w:lastRenderedPageBreak/>
         <w:t xml:space="preserve">Использование поля </w:t>
       </w:r>
       <w:proofErr w:type="spellStart"/>
@@ -10093,34 +10970,24 @@
           <w:rFonts w:cs="Times New Roman"/>
           <w:szCs w:val="28"/>
         </w:rPr>
-        <w:t xml:space="preserve"> позволяет хранить информацию о времени завершения этапов</w:t>
+        <w:t xml:space="preserve"> </w:t>
       </w:r>
       <w:r>
         <w:rPr>
           <w:rFonts w:cs="Times New Roman"/>
           <w:szCs w:val="28"/>
         </w:rPr>
-        <w:t xml:space="preserve"> списка задач</w:t>
+        <w:t>позволяет отмечать пункты списка как выполненные, тем самым отслеживать текущий прогресс.</w:t>
       </w:r>
       <w:r>
         <w:rPr>
           <w:rFonts w:cs="Times New Roman"/>
           <w:szCs w:val="28"/>
         </w:rPr>
-        <w:t xml:space="preserve"> и в дальнейшем анализировать прогресс пользователя при достижении поставленной цели.</w:t>
-      </w:r>
-    </w:p>
-    <w:p>
-      <w:r>
-        <w:t xml:space="preserve">Взаимодействие клиентской и серверной частей приложения реализовано с использованием REST API интерфейса на базе фреймворка </w:t>
-      </w:r>
-      <w:proofErr w:type="spellStart"/>
-      <w:r>
-        <w:t>FastAPI</w:t>
-      </w:r>
-      <w:proofErr w:type="spellEnd"/>
-      <w:r>
-        <w:t>. Для каждого типа операции был реализован отдельный маршрут, обеспечивающий обработку HTTP-запросов и передачу данных между клиентом и сервером. На рисунке 2.15 представлен пример маршрута создания задачи.</w:t>
+        <w:t xml:space="preserve"> </w:t>
+      </w:r>
+      <w:r>
+        <w:t>На рисунке 2.15 представлен пример маршрута создания задачи.</w:t>
       </w:r>
     </w:p>
     <w:p>
@@ -10140,9 +11007,9 @@
           <w:szCs w:val="28"/>
         </w:rPr>
         <w:drawing>
-          <wp:inline distT="0" distB="0" distL="0" distR="0" wp14:anchorId="1B33B3FE" wp14:editId="746D8ECE">
-            <wp:extent cx="4572613" cy="3050439"/>
-            <wp:effectExtent l="0" t="0" r="0" b="0"/>
+          <wp:inline distT="0" distB="0" distL="0" distR="0" wp14:anchorId="1B33B3FE" wp14:editId="399550AC">
+            <wp:extent cx="4024338" cy="2684679"/>
+            <wp:effectExtent l="0" t="0" r="0" b="1905"/>
             <wp:docPr id="162236302" name="Рисунок 162236302"/>
             <wp:cNvGraphicFramePr>
               <a:graphicFrameLocks xmlns:a="http://schemas.openxmlformats.org/drawingml/2006/main" noChangeAspect="1"/>
@@ -10172,7 +11039,7 @@
                   <pic:spPr bwMode="auto">
                     <a:xfrm>
                       <a:off x="0" y="0"/>
-                      <a:ext cx="4598289" cy="3067568"/>
+                      <a:ext cx="4066632" cy="2712894"/>
                     </a:xfrm>
                     <a:prstGeom prst="rect">
                       <a:avLst/>
@@ -10240,8 +11107,13 @@
       </w:r>
     </w:p>
     <w:p>
-      <w:r>
-        <w:t xml:space="preserve">Маршруты </w:t>
+      <w:pPr>
+        <w:rPr>
+          <w:color w:val="000000" w:themeColor="text1"/>
+        </w:rPr>
+      </w:pPr>
+      <w:r>
+        <w:t xml:space="preserve">Взаимодействие клиентской и серверной частей приложения реализовано с использованием REST API интерфейса на базе фреймворка </w:t>
       </w:r>
       <w:proofErr w:type="spellStart"/>
       <w:r>
@@ -10249,7 +11121,7 @@
       </w:r>
       <w:proofErr w:type="spellEnd"/>
       <w:r>
-        <w:t xml:space="preserve"> обеспечивают автоматическую валидацию входных данных через специальную схему данных, обработку авторизации пользователя и вызов соответствующих сервисов бизнес-логики. Использование REST архитектуры позволило разделить клиентскую и серверную части приложения, упростить масштабирование системы и обеспечить возможность дальнейшей интеграции с внешними сервисами.</w:t>
+        <w:t>. Для каждого типа операции был реализован отдельный маршрут, обеспечивающий обработку HTTP-запросов и передачу данных между клиентом и сервером.</w:t>
       </w:r>
     </w:p>
     <w:p>
@@ -10356,23 +11228,7 @@
     </w:p>
     <w:p>
       <w:r>
-        <w:t xml:space="preserve">Хранение данных осуществляется на удаленном сервере, на котором развернуты серверная часть приложения </w:t>
-      </w:r>
-      <w:proofErr w:type="spellStart"/>
-      <w:r>
-        <w:t>FastAPI</w:t>
-      </w:r>
-      <w:proofErr w:type="spellEnd"/>
-      <w:r>
-        <w:t xml:space="preserve"> и база данных </w:t>
-      </w:r>
-      <w:proofErr w:type="spellStart"/>
-      <w:r>
-        <w:t>PostgreSQL</w:t>
-      </w:r>
-      <w:proofErr w:type="spellEnd"/>
-      <w:r>
-        <w:t>. Пользовательская информация, данные учетных записей и сформированные планы сохраняются в базе данных. Доступ к системе осуществляется через веб-браузер без необходимости установки дополнительного программного обеспечения.</w:t>
+        <w:t>Доступ к системе осуществляется через веб-браузер без необходимости установки дополнительного программного обеспечения.</w:t>
       </w:r>
     </w:p>
     <w:p>
@@ -10492,11 +11348,7 @@
         <w:ind w:firstLine="0"/>
       </w:pPr>
       <w:r>
-        <w:t xml:space="preserve">После успешной регистрации и авторизации открывается доступ к основному функционалу системы. Навигация по разделам приложения осуществляется через боковое меню, расположенное в левой части интерфейса. В состав </w:t>
-      </w:r>
-      <w:r>
-        <w:lastRenderedPageBreak/>
-        <w:t>навигационного меню входят следующие разделы:</w:t>
+        <w:t>После успешной регистрации и авторизации открывается доступ к основному функционалу системы. Навигация по разделам приложения осуществляется через боковое меню, расположенное в левой части интерфейса. В состав навигационного меню входят следующие разделы:</w:t>
       </w:r>
     </w:p>
     <w:p>
@@ -10608,6 +11460,7 @@
           <w:rFonts w:ascii="Times New Roman" w:hAnsi="Times New Roman"/>
           <w:color w:val="000000" w:themeColor="text1"/>
         </w:rPr>
+        <w:lastRenderedPageBreak/>
         <w:t>сообщений</w:t>
       </w:r>
       <w:r>
@@ -10975,111 +11828,27 @@
         <w:widowControl w:val="0"/>
       </w:pPr>
       <w:r>
-        <w:t xml:space="preserve">По завершении обработки на экране отображается сформированный список задач в виде последовательности этапов с кратким описанием необходимых действий. Полученный план может быть отредактирован или использован в дальнейшем для отслеживания выполнения поставленной цели. Для повышения качества генерации рекомендуется формулировать цель максимально подробно и </w:t>
-      </w:r>
-      <w:r>
+        <w:t>По завершении обработки на экране отображается сформированный список задач в виде последовательности этапов с кратким описанием необходимых действий. Полученный план может быть отредактирован или использован в дальнейшем для отслеживания выполнения поставленной цели. Для повышения качества генерации рекомендуется формулировать цель максимально подробно и указывать ключевые ограничения или пожелания.</w:t>
+      </w:r>
+    </w:p>
+    <w:p>
+      <w:pPr>
+        <w:rPr>
+          <w:color w:val="000000" w:themeColor="text1"/>
+        </w:rPr>
+      </w:pPr>
+      <w:r>
+        <w:rPr>
+          <w:color w:val="000000" w:themeColor="text1"/>
+        </w:rPr>
+        <w:t xml:space="preserve">Система функционирует в формате веб-приложения и не требует установки дополнительного программного обеспечения. Для корректного отображения </w:t>
+      </w:r>
+      <w:r>
+        <w:rPr>
+          <w:color w:val="000000" w:themeColor="text1"/>
+        </w:rPr>
         <w:lastRenderedPageBreak/>
-        <w:t>указывать ключевые ограничения или пожелания.</w:t>
-      </w:r>
-    </w:p>
-    <w:p>
-      <w:pPr>
-        <w:rPr>
-          <w:color w:val="000000" w:themeColor="text1"/>
-        </w:rPr>
-      </w:pPr>
-      <w:r>
-        <w:rPr>
-          <w:color w:val="000000" w:themeColor="text1"/>
-        </w:rPr>
-        <w:t>Система функционирует в формате веб-приложения и не требует установки дополнительного программного обеспечения. Для корректного отображения интерфейса рекомендуется использование актуальных версий поддерживаемых браузеров.</w:t>
-      </w:r>
-    </w:p>
-    <w:p>
-      <w:pPr>
-        <w:pStyle w:val="2"/>
-        <w:rPr>
-          <w:color w:val="000000" w:themeColor="text1"/>
-        </w:rPr>
-      </w:pPr>
-      <w:bookmarkStart w:id="20" w:name="_Toc230612810"/>
-      <w:r>
-        <w:rPr>
-          <w:color w:val="000000" w:themeColor="text1"/>
-        </w:rPr>
-        <w:t>3.3 Аварийные ситуации</w:t>
-      </w:r>
-      <w:bookmarkEnd w:id="20"/>
-    </w:p>
-    <w:p>
-      <w:r>
-        <w:t>В процессе эксплуатации системы возможно возникновение нештатных ситуаций, связанных с работой серверной части, сетевого соединения, внешних сервисов или особенностями функционирования ИИ-сервиса. Подобные ситуации могут приводить к временному ограничению функциональности системы, задержке обработки запросов или некорректному отображению данных.</w:t>
-      </w:r>
-    </w:p>
-    <w:p>
-      <w:r>
-        <w:t>При высокой нагрузке на сервер обработки запросов, недоступности ИИ-сервиса или возникновении внутренней ошибки генерации система может вернуть сообщение об ошибке либо не завершить обработку запроса в установленное время. В данном случае рекомендуется повторить отправку запроса через некоторое время или выполнить повторную авторизацию в системе.</w:t>
-      </w:r>
-    </w:p>
-    <w:p>
-      <w:r>
-        <w:t xml:space="preserve">В связи с особенностями работы </w:t>
-      </w:r>
-      <w:proofErr w:type="spellStart"/>
-      <w:r>
-        <w:t>нейросетевых</w:t>
-      </w:r>
-      <w:proofErr w:type="spellEnd"/>
-      <w:r>
-        <w:t xml:space="preserve"> моделей результат генерации может не полностью соответствовать ожидаемому содержанию. Возможны слишком общие формулировки, отсутствие детализации отдельных этапов или неполное соответствие исходному запросу. Для повышения качества результата рекомендуется уточнить описание цели, добавить дополнительные условия или выполнить повторную генерацию плана. При необходимости допускается последующее ручное редактирование сформированного списка задач.</w:t>
-      </w:r>
-    </w:p>
-    <w:p>
-      <w:r>
-        <w:t xml:space="preserve">При отсутствии интернет-соединения либо временной недоступности </w:t>
-      </w:r>
-      <w:proofErr w:type="spellStart"/>
-      <w:r>
-        <w:t>FastAPI</w:t>
-      </w:r>
-      <w:proofErr w:type="spellEnd"/>
-      <w:r>
-        <w:t xml:space="preserve">-сервера отдельные функции системы могут перестать отвечать на запросы. Возможны ошибки загрузки страниц, отсутствие ответа от ИИ-сервиса или невозможность сохранения изменений. Для восстановления </w:t>
-      </w:r>
-      <w:r>
-        <w:lastRenderedPageBreak/>
-        <w:t>работоспособности необходимо проверить подключение к сети Интернет и повторно загрузить страницу веб-приложения. Несохраненные изменения могут быть утрачены.</w:t>
-      </w:r>
-    </w:p>
-    <w:p>
-      <w:r>
-        <w:t>При отправке пустого запроса либо недостаточно информативного описания цели система может отклонить запрос и вывести сообщение о необходимости уточнения входных данных. Для корректной генерации рекомендуется указывать описание цели, сроки выполнения и дополнительные параметры, влияющие на построение плана.</w:t>
-      </w:r>
-    </w:p>
-    <w:p>
-      <w:r>
-        <w:t xml:space="preserve">В отдельных случаях возможны ошибки отображения элементов интерфейса, связанные с несовместимостью браузера, устаревшей версией программного обеспечения или сбоями </w:t>
-      </w:r>
-      <w:r>
-        <w:t xml:space="preserve">пользовательской </w:t>
-      </w:r>
-      <w:r>
-        <w:t>части приложения. Подобные ситуации могут проявляться в виде неправильного отображения страниц, отсутствия отдельных элементов интерфейса или ошибок взаимодействия с компонентами системы. Для устранения проблемы рекомендуется обновить браузер до актуальной версии, очистить кэш и повторно открыть веб-приложение.</w:t>
-      </w:r>
-    </w:p>
-    <w:p>
-      <w:r>
-        <w:t>При высокой нагрузке на сервер базы данных либо возникновении внутренних ошибок сохранение изменений может быть выполнено некорректно. В результате отдельные данные, связанные с задачами, сообщениями или настройками пользователя, могут не сохраниться. Для предотвращения потери информации рекомендуется периодически проверять успешность сохранения изменений и при необходимости повторять выполнение операции.</w:t>
-      </w:r>
-    </w:p>
-    <w:p>
-      <w:pPr>
-        <w:rPr>
-          <w:color w:val="000000" w:themeColor="text1"/>
-        </w:rPr>
-      </w:pPr>
-      <w:r>
-        <w:t xml:space="preserve">Возможны ситуации, связанные с превышением допустимого объема входных данных или использованием некорректных символов в запросе. При вводе слишком длинного описания цели либо нестандартных данных система может обработать запрос некорректно или ограничить выполнение отдельных операций. В подобных случаях рекомендуется сократить объем вводимого текста, использовать корректные формулировки и повторно отправить запрос. </w:t>
+        <w:t>интерфейса рекомендуется использование актуальных версий поддерживаемых браузеров.</w:t>
       </w:r>
     </w:p>
     <w:p>
@@ -11091,25 +11860,25 @@
       <w:pPr>
         <w:pStyle w:val="1"/>
       </w:pPr>
-      <w:bookmarkStart w:id="21" w:name="_Toc230612811"/>
+      <w:bookmarkStart w:id="20" w:name="_Toc230612811"/>
       <w:r>
         <w:lastRenderedPageBreak/>
         <w:t>4 Тестирование программного продукта</w:t>
       </w:r>
+      <w:bookmarkEnd w:id="20"/>
+      <w:r>
+        <w:t xml:space="preserve"> </w:t>
+      </w:r>
+    </w:p>
+    <w:p>
+      <w:pPr>
+        <w:pStyle w:val="2"/>
+      </w:pPr>
+      <w:bookmarkStart w:id="21" w:name="_Toc230612812"/>
+      <w:r>
+        <w:t>4.1 Выбор стратегии тестирования</w:t>
+      </w:r>
       <w:bookmarkEnd w:id="21"/>
-      <w:r>
-        <w:t xml:space="preserve"> </w:t>
-      </w:r>
-    </w:p>
-    <w:p>
-      <w:pPr>
-        <w:pStyle w:val="2"/>
-      </w:pPr>
-      <w:bookmarkStart w:id="22" w:name="_Toc230612812"/>
-      <w:r>
-        <w:t>4.1 Выбор стратегии тестирования</w:t>
-      </w:r>
-      <w:bookmarkEnd w:id="22"/>
       <w:r>
         <w:t xml:space="preserve"> </w:t>
       </w:r>
@@ -11196,14 +11965,14 @@
       <w:pPr>
         <w:pStyle w:val="2"/>
       </w:pPr>
-      <w:bookmarkStart w:id="23" w:name="_Toc230612813"/>
+      <w:bookmarkStart w:id="22" w:name="_Toc230612813"/>
       <w:r>
         <w:t xml:space="preserve">4.2 </w:t>
       </w:r>
       <w:r>
         <w:t>Разработка методов тестирования</w:t>
       </w:r>
-      <w:bookmarkEnd w:id="23"/>
+      <w:bookmarkEnd w:id="22"/>
     </w:p>
     <w:p>
       <w:r>
@@ -19013,17 +19782,33 @@
                                       <w:lang w:val="ru-RU"/>
                                     </w:rPr>
                                   </w:pPr>
-                                  <w:fldSimple w:instr=" NUMPAGES   \* MERGEFORMAT ">
-                                    <w:r>
-                                      <w:rPr>
-                                        <w:rFonts w:ascii="Times New Roman" w:hAnsi="Times New Roman" w:cs="Times New Roman"/>
-                                        <w:noProof/>
-                                        <w:sz w:val="18"/>
-                                        <w:lang w:val="ru-RU"/>
-                                      </w:rPr>
-                                      <w:t>7</w:t>
-                                    </w:r>
-                                  </w:fldSimple>
+                                  <w:r>
+                                    <w:fldChar w:fldCharType="begin"/>
+                                  </w:r>
+                                  <w:r>
+                                    <w:instrText xml:space="preserve"> NUMPAGES   \* MERGEFORMAT </w:instrText>
+                                  </w:r>
+                                  <w:r>
+                                    <w:fldChar w:fldCharType="separate"/>
+                                  </w:r>
+                                  <w:r>
+                                    <w:rPr>
+                                      <w:rFonts w:ascii="Times New Roman" w:hAnsi="Times New Roman" w:cs="Times New Roman"/>
+                                      <w:noProof/>
+                                      <w:sz w:val="18"/>
+                                      <w:lang w:val="ru-RU"/>
+                                    </w:rPr>
+                                    <w:t>7</w:t>
+                                  </w:r>
+                                  <w:r>
+                                    <w:rPr>
+                                      <w:rFonts w:ascii="Times New Roman" w:hAnsi="Times New Roman" w:cs="Times New Roman"/>
+                                      <w:noProof/>
+                                      <w:sz w:val="18"/>
+                                      <w:lang w:val="ru-RU"/>
+                                    </w:rPr>
+                                    <w:fldChar w:fldCharType="end"/>
+                                  </w:r>
                                 </w:p>
                               </w:tc>
                             </w:tr>
@@ -20761,17 +21546,33 @@
                                 <w:lang w:val="ru-RU"/>
                               </w:rPr>
                             </w:pPr>
-                            <w:fldSimple w:instr=" NUMPAGES   \* MERGEFORMAT ">
-                              <w:r>
-                                <w:rPr>
-                                  <w:rFonts w:ascii="Times New Roman" w:hAnsi="Times New Roman" w:cs="Times New Roman"/>
-                                  <w:noProof/>
-                                  <w:sz w:val="18"/>
-                                  <w:lang w:val="ru-RU"/>
-                                </w:rPr>
-                                <w:t>7</w:t>
-                              </w:r>
-                            </w:fldSimple>
+                            <w:r>
+                              <w:fldChar w:fldCharType="begin"/>
+                            </w:r>
+                            <w:r>
+                              <w:instrText xml:space="preserve"> NUMPAGES   \* MERGEFORMAT </w:instrText>
+                            </w:r>
+                            <w:r>
+                              <w:fldChar w:fldCharType="separate"/>
+                            </w:r>
+                            <w:r>
+                              <w:rPr>
+                                <w:rFonts w:ascii="Times New Roman" w:hAnsi="Times New Roman" w:cs="Times New Roman"/>
+                                <w:noProof/>
+                                <w:sz w:val="18"/>
+                                <w:lang w:val="ru-RU"/>
+                              </w:rPr>
+                              <w:t>7</w:t>
+                            </w:r>
+                            <w:r>
+                              <w:rPr>
+                                <w:rFonts w:ascii="Times New Roman" w:hAnsi="Times New Roman" w:cs="Times New Roman"/>
+                                <w:noProof/>
+                                <w:sz w:val="18"/>
+                                <w:lang w:val="ru-RU"/>
+                              </w:rPr>
+                              <w:fldChar w:fldCharType="end"/>
+                            </w:r>
                           </w:p>
                         </w:tc>
                       </w:tr>
@@ -21442,7 +22243,7 @@
             </wp:anchor>
           </w:drawing>
         </mc:Choice>
-        <mc:Fallback xmlns:oel="http://schemas.microsoft.com/office/2019/extlst" xmlns:w16du="http://schemas.microsoft.com/office/word/2023/wordml/word16du" xmlns:w16sdtfl="http://schemas.microsoft.com/office/word/2024/wordml/sdtformatlock">
+        <mc:Fallback xmlns:w16sdtfl="http://schemas.microsoft.com/office/word/2024/wordml/sdtformatlock" xmlns:w16du="http://schemas.microsoft.com/office/word/2023/wordml/word16du" xmlns:oel="http://schemas.microsoft.com/office/2019/extlst">
           <w:pict>
             <v:group w14:anchorId="2ED3E864" id="Группа 13" o:spid="_x0000_s1026" style="position:absolute;margin-left:56.85pt;margin-top:18.25pt;width:518.9pt;height:803.85pt;z-index:251656704;mso-position-horizontal-relative:page;mso-position-vertical-relative:page" coordorigin="1134,397" coordsize="10378,16044" o:gfxdata="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" o:allowincell="f">
               <v:line id="Line 4" o:spid="_x0000_s1027" style="position:absolute;visibility:visible;mso-wrap-style:square" from="1134,397" to="1134,16441" o:connectortype="straight" o:gfxdata="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" strokeweight="2.25pt"/>

--- a/Диплом мешков 23.106.docx
+++ b/Диплом мешков 23.106.docx
@@ -5,7 +5,7 @@
     <w:p>
       <w:pPr>
         <w:spacing w:line="240" w:lineRule="auto"/>
-        <w:ind w:left="284" w:right="227" w:firstLine="0"/>
+        <w:ind w:right="227" w:firstLine="1843"/>
         <w:rPr>
           <w:rFonts w:eastAsia="Times New Roman"/>
           <w:szCs w:val="28"/>
@@ -517,7 +517,15 @@
           <w:szCs w:val="28"/>
           <w:lang w:eastAsia="ru-RU"/>
         </w:rPr>
-        <w:t>Мешков Александр Андреевич</w:t>
+        <w:t>Мешков</w:t>
+      </w:r>
+      <w:r>
+        <w:rPr>
+          <w:rFonts w:eastAsia="Times New Roman"/>
+          <w:szCs w:val="28"/>
+          <w:lang w:eastAsia="ru-RU"/>
+        </w:rPr>
+        <w:t xml:space="preserve"> А.А.</w:t>
       </w:r>
     </w:p>
     <w:p>
@@ -649,6 +657,7 @@
     </w:p>
     <w:p>
       <w:pPr>
+        <w:widowControl w:val="0"/>
         <w:tabs>
           <w:tab w:val="left" w:pos="142"/>
         </w:tabs>
@@ -755,7 +764,7 @@
           <w:r>
             <w:fldChar w:fldCharType="separate"/>
           </w:r>
-          <w:hyperlink w:anchor="_Toc230612795" w:history="1">
+          <w:hyperlink w:anchor="_Toc231167720" w:history="1">
             <w:r>
               <w:rPr>
                 <w:rStyle w:val="ae"/>
@@ -782,7 +791,7 @@
                 <w:noProof/>
                 <w:webHidden/>
               </w:rPr>
-              <w:instrText xml:space="preserve"> PAGEREF _Toc230612795 \h </w:instrText>
+              <w:instrText xml:space="preserve"> PAGEREF _Toc231167720 \h </w:instrText>
             </w:r>
             <w:r>
               <w:rPr>
@@ -823,7 +832,7 @@
               <w:lang w:eastAsia="ru-RU"/>
             </w:rPr>
           </w:pPr>
-          <w:hyperlink w:anchor="_Toc230612796" w:history="1">
+          <w:hyperlink w:anchor="_Toc231167721" w:history="1">
             <w:r>
               <w:rPr>
                 <w:rStyle w:val="ae"/>
@@ -850,7 +859,7 @@
                 <w:noProof/>
                 <w:webHidden/>
               </w:rPr>
-              <w:instrText xml:space="preserve"> PAGEREF _Toc230612796 \h </w:instrText>
+              <w:instrText xml:space="preserve"> PAGEREF _Toc231167721 \h </w:instrText>
             </w:r>
             <w:r>
               <w:rPr>
@@ -890,7 +899,7 @@
               <w:lang w:eastAsia="ru-RU"/>
             </w:rPr>
           </w:pPr>
-          <w:hyperlink w:anchor="_Toc230612797" w:history="1">
+          <w:hyperlink w:anchor="_Toc231167722" w:history="1">
             <w:r>
               <w:rPr>
                 <w:rStyle w:val="ae"/>
@@ -913,7 +922,7 @@
               <w:rPr>
                 <w:webHidden/>
               </w:rPr>
-              <w:instrText xml:space="preserve"> PAGEREF _Toc230612797 \h </w:instrText>
+              <w:instrText xml:space="preserve"> PAGEREF _Toc231167722 \h </w:instrText>
             </w:r>
             <w:r>
               <w:rPr>
@@ -949,7 +958,7 @@
               <w:lang w:eastAsia="ru-RU"/>
             </w:rPr>
           </w:pPr>
-          <w:hyperlink w:anchor="_Toc230612798" w:history="1">
+          <w:hyperlink w:anchor="_Toc231167723" w:history="1">
             <w:r>
               <w:rPr>
                 <w:rStyle w:val="ae"/>
@@ -972,7 +981,7 @@
               <w:rPr>
                 <w:webHidden/>
               </w:rPr>
-              <w:instrText xml:space="preserve"> PAGEREF _Toc230612798 \h </w:instrText>
+              <w:instrText xml:space="preserve"> PAGEREF _Toc231167723 \h </w:instrText>
             </w:r>
             <w:r>
               <w:rPr>
@@ -1008,7 +1017,7 @@
               <w:lang w:eastAsia="ru-RU"/>
             </w:rPr>
           </w:pPr>
-          <w:hyperlink w:anchor="_Toc230612799" w:history="1">
+          <w:hyperlink w:anchor="_Toc231167724" w:history="1">
             <w:r>
               <w:rPr>
                 <w:rStyle w:val="ae"/>
@@ -1031,7 +1040,7 @@
               <w:rPr>
                 <w:webHidden/>
               </w:rPr>
-              <w:instrText xml:space="preserve"> PAGEREF _Toc230612799 \h </w:instrText>
+              <w:instrText xml:space="preserve"> PAGEREF _Toc231167724 \h </w:instrText>
             </w:r>
             <w:r>
               <w:rPr>
@@ -1067,11 +1076,10 @@
               <w:lang w:eastAsia="ru-RU"/>
             </w:rPr>
           </w:pPr>
-          <w:hyperlink w:anchor="_Toc230612800" w:history="1">
+          <w:hyperlink w:anchor="_Toc231167725" w:history="1">
             <w:r>
               <w:rPr>
                 <w:rStyle w:val="ae"/>
-                <w:bCs/>
               </w:rPr>
               <w:t>1.4 Проектирование информационной системы</w:t>
             </w:r>
@@ -1091,7 +1099,7 @@
               <w:rPr>
                 <w:webHidden/>
               </w:rPr>
-              <w:instrText xml:space="preserve"> PAGEREF _Toc230612800 \h </w:instrText>
+              <w:instrText xml:space="preserve"> PAGEREF _Toc231167725 \h </w:instrText>
             </w:r>
             <w:r>
               <w:rPr>
@@ -1127,11 +1135,10 @@
               <w:lang w:eastAsia="ru-RU"/>
             </w:rPr>
           </w:pPr>
-          <w:hyperlink w:anchor="_Toc230612801" w:history="1">
+          <w:hyperlink w:anchor="_Toc231167726" w:history="1">
             <w:r>
               <w:rPr>
                 <w:rStyle w:val="ae"/>
-                <w:bCs/>
               </w:rPr>
               <w:t>1.5 Анализ программных ресурсов, необходимых в работе</w:t>
             </w:r>
@@ -1151,7 +1158,7 @@
               <w:rPr>
                 <w:webHidden/>
               </w:rPr>
-              <w:instrText xml:space="preserve"> PAGEREF _Toc230612801 \h </w:instrText>
+              <w:instrText xml:space="preserve"> PAGEREF _Toc231167726 \h </w:instrText>
             </w:r>
             <w:r>
               <w:rPr>
@@ -1188,11 +1195,10 @@
               <w:lang w:eastAsia="ru-RU"/>
             </w:rPr>
           </w:pPr>
-          <w:hyperlink w:anchor="_Toc230612802" w:history="1">
+          <w:hyperlink w:anchor="_Toc231167727" w:history="1">
             <w:r>
               <w:rPr>
                 <w:rStyle w:val="ae"/>
-                <w:rFonts w:cs="Times New Roman"/>
                 <w:noProof/>
               </w:rPr>
               <w:t>2 Технологический раздел</w:t>
@@ -1216,7 +1222,7 @@
                 <w:noProof/>
                 <w:webHidden/>
               </w:rPr>
-              <w:instrText xml:space="preserve"> PAGEREF _Toc230612802 \h </w:instrText>
+              <w:instrText xml:space="preserve"> PAGEREF _Toc231167727 \h </w:instrText>
             </w:r>
             <w:r>
               <w:rPr>
@@ -1256,12 +1262,10 @@
               <w:lang w:eastAsia="ru-RU"/>
             </w:rPr>
           </w:pPr>
-          <w:hyperlink w:anchor="_Toc230612803" w:history="1">
+          <w:hyperlink w:anchor="_Toc231167728" w:history="1">
             <w:r>
               <w:rPr>
                 <w:rStyle w:val="ae"/>
-                <w:rFonts w:cs="Times New Roman"/>
-                <w:bCs/>
               </w:rPr>
               <w:t>2.1 Структура базы данных</w:t>
             </w:r>
@@ -1281,7 +1285,7 @@
               <w:rPr>
                 <w:webHidden/>
               </w:rPr>
-              <w:instrText xml:space="preserve"> PAGEREF _Toc230612803 \h </w:instrText>
+              <w:instrText xml:space="preserve"> PAGEREF _Toc231167728 \h </w:instrText>
             </w:r>
             <w:r>
               <w:rPr>
@@ -1317,7 +1321,7 @@
               <w:lang w:eastAsia="ru-RU"/>
             </w:rPr>
           </w:pPr>
-          <w:hyperlink w:anchor="_Toc230612804" w:history="1">
+          <w:hyperlink w:anchor="_Toc231167729" w:history="1">
             <w:r>
               <w:rPr>
                 <w:rStyle w:val="ae"/>
@@ -1340,7 +1344,7 @@
               <w:rPr>
                 <w:webHidden/>
               </w:rPr>
-              <w:instrText xml:space="preserve"> PAGEREF _Toc230612804 \h </w:instrText>
+              <w:instrText xml:space="preserve"> PAGEREF _Toc231167729 \h </w:instrText>
             </w:r>
             <w:r>
               <w:rPr>
@@ -1376,11 +1380,10 @@
               <w:lang w:eastAsia="ru-RU"/>
             </w:rPr>
           </w:pPr>
-          <w:hyperlink w:anchor="_Toc230612805" w:history="1">
+          <w:hyperlink w:anchor="_Toc231167730" w:history="1">
             <w:r>
               <w:rPr>
                 <w:rStyle w:val="ae"/>
-                <w:bCs/>
               </w:rPr>
               <w:t>2.3 Разработка структуры программного продукта</w:t>
             </w:r>
@@ -1400,7 +1403,7 @@
               <w:rPr>
                 <w:webHidden/>
               </w:rPr>
-              <w:instrText xml:space="preserve"> PAGEREF _Toc230612805 \h </w:instrText>
+              <w:instrText xml:space="preserve"> PAGEREF _Toc231167730 \h </w:instrText>
             </w:r>
             <w:r>
               <w:rPr>
@@ -1436,11 +1439,10 @@
               <w:lang w:eastAsia="ru-RU"/>
             </w:rPr>
           </w:pPr>
-          <w:hyperlink w:anchor="_Toc230612806" w:history="1">
+          <w:hyperlink w:anchor="_Toc231167731" w:history="1">
             <w:r>
               <w:rPr>
                 <w:rStyle w:val="ae"/>
-                <w:bCs/>
               </w:rPr>
               <w:t>2.4 Описание процедур и функций</w:t>
             </w:r>
@@ -1460,7 +1462,7 @@
               <w:rPr>
                 <w:webHidden/>
               </w:rPr>
-              <w:instrText xml:space="preserve"> PAGEREF _Toc230612806 \h </w:instrText>
+              <w:instrText xml:space="preserve"> PAGEREF _Toc231167731 \h </w:instrText>
             </w:r>
             <w:r>
               <w:rPr>
@@ -1497,7 +1499,7 @@
               <w:lang w:eastAsia="ru-RU"/>
             </w:rPr>
           </w:pPr>
-          <w:hyperlink w:anchor="_Toc230612807" w:history="1">
+          <w:hyperlink w:anchor="_Toc231167732" w:history="1">
             <w:r>
               <w:rPr>
                 <w:rStyle w:val="ae"/>
@@ -1524,7 +1526,7 @@
                 <w:noProof/>
                 <w:webHidden/>
               </w:rPr>
-              <w:instrText xml:space="preserve"> PAGEREF _Toc230612807 \h </w:instrText>
+              <w:instrText xml:space="preserve"> PAGEREF _Toc231167732 \h </w:instrText>
             </w:r>
             <w:r>
               <w:rPr>
@@ -1564,7 +1566,7 @@
               <w:lang w:eastAsia="ru-RU"/>
             </w:rPr>
           </w:pPr>
-          <w:hyperlink w:anchor="_Toc230612808" w:history="1">
+          <w:hyperlink w:anchor="_Toc231167733" w:history="1">
             <w:r>
               <w:rPr>
                 <w:rStyle w:val="ae"/>
@@ -1587,7 +1589,7 @@
               <w:rPr>
                 <w:webHidden/>
               </w:rPr>
-              <w:instrText xml:space="preserve"> PAGEREF _Toc230612808 \h </w:instrText>
+              <w:instrText xml:space="preserve"> PAGEREF _Toc231167733 \h </w:instrText>
             </w:r>
             <w:r>
               <w:rPr>
@@ -1623,7 +1625,7 @@
               <w:lang w:eastAsia="ru-RU"/>
             </w:rPr>
           </w:pPr>
-          <w:hyperlink w:anchor="_Toc230612809" w:history="1">
+          <w:hyperlink w:anchor="_Toc231167734" w:history="1">
             <w:r>
               <w:rPr>
                 <w:rStyle w:val="ae"/>
@@ -1646,7 +1648,7 @@
               <w:rPr>
                 <w:webHidden/>
               </w:rPr>
-              <w:instrText xml:space="preserve"> PAGEREF _Toc230612809 \h </w:instrText>
+              <w:instrText xml:space="preserve"> PAGEREF _Toc231167734 \h </w:instrText>
             </w:r>
             <w:r>
               <w:rPr>
@@ -1664,62 +1666,6 @@
                 <w:webHidden/>
               </w:rPr>
               <w:t>39</w:t>
-            </w:r>
-            <w:r>
-              <w:rPr>
-                <w:webHidden/>
-              </w:rPr>
-              <w:fldChar w:fldCharType="end"/>
-            </w:r>
-          </w:hyperlink>
-        </w:p>
-        <w:p>
-          <w:pPr>
-            <w:pStyle w:val="21"/>
-            <w:rPr>
-              <w:rFonts w:asciiTheme="minorHAnsi" w:eastAsiaTheme="minorEastAsia" w:hAnsiTheme="minorHAnsi"/>
-              <w:sz w:val="22"/>
-              <w:lang w:eastAsia="ru-RU"/>
-            </w:rPr>
-          </w:pPr>
-          <w:hyperlink w:anchor="_Toc230612810" w:history="1">
-            <w:r>
-              <w:rPr>
-                <w:rStyle w:val="ae"/>
-              </w:rPr>
-              <w:t>3.3 Аварийные ситуации</w:t>
-            </w:r>
-            <w:r>
-              <w:rPr>
-                <w:webHidden/>
-              </w:rPr>
-              <w:tab/>
-            </w:r>
-            <w:r>
-              <w:rPr>
-                <w:webHidden/>
-              </w:rPr>
-              <w:fldChar w:fldCharType="begin"/>
-            </w:r>
-            <w:r>
-              <w:rPr>
-                <w:webHidden/>
-              </w:rPr>
-              <w:instrText xml:space="preserve"> PAGEREF _Toc230612810 \h </w:instrText>
-            </w:r>
-            <w:r>
-              <w:rPr>
-                <w:webHidden/>
-              </w:rPr>
-              <w:fldChar w:fldCharType="separate"/>
-            </w:r>
-            <w:r>
-              <w:rPr>
-                <w:b/>
-                <w:bCs/>
-                <w:webHidden/>
-              </w:rPr>
-              <w:t>Ошибка! Закладка не определена.</w:t>
             </w:r>
             <w:r>
               <w:rPr>
@@ -1739,7 +1685,7 @@
               <w:lang w:eastAsia="ru-RU"/>
             </w:rPr>
           </w:pPr>
-          <w:hyperlink w:anchor="_Toc230612811" w:history="1">
+          <w:hyperlink w:anchor="_Toc231167735" w:history="1">
             <w:r>
               <w:rPr>
                 <w:rStyle w:val="ae"/>
@@ -1766,7 +1712,7 @@
                 <w:noProof/>
                 <w:webHidden/>
               </w:rPr>
-              <w:instrText xml:space="preserve"> PAGEREF _Toc230612811 \h </w:instrText>
+              <w:instrText xml:space="preserve"> PAGEREF _Toc231167735 \h </w:instrText>
             </w:r>
             <w:r>
               <w:rPr>
@@ -1806,7 +1752,7 @@
               <w:lang w:eastAsia="ru-RU"/>
             </w:rPr>
           </w:pPr>
-          <w:hyperlink w:anchor="_Toc230612812" w:history="1">
+          <w:hyperlink w:anchor="_Toc231167736" w:history="1">
             <w:r>
               <w:rPr>
                 <w:rStyle w:val="ae"/>
@@ -1829,7 +1775,7 @@
               <w:rPr>
                 <w:webHidden/>
               </w:rPr>
-              <w:instrText xml:space="preserve"> PAGEREF _Toc230612812 \h </w:instrText>
+              <w:instrText xml:space="preserve"> PAGEREF _Toc231167736 \h </w:instrText>
             </w:r>
             <w:r>
               <w:rPr>
@@ -1865,19 +1811,71 @@
               <w:lang w:eastAsia="ru-RU"/>
             </w:rPr>
           </w:pPr>
-          <w:hyperlink w:anchor="_Toc230612813" w:history="1">
+          <w:hyperlink w:anchor="_Toc231167737" w:history="1">
             <w:r>
               <w:rPr>
                 <w:rStyle w:val="ae"/>
-                <w:lang w:val="en-US"/>
-              </w:rPr>
-              <w:t xml:space="preserve">4.2 </w:t>
-            </w:r>
+              </w:rPr>
+              <w:t>4.2 Разработка методов тестирования</w:t>
+            </w:r>
+            <w:r>
+              <w:rPr>
+                <w:webHidden/>
+              </w:rPr>
+              <w:tab/>
+            </w:r>
+            <w:r>
+              <w:rPr>
+                <w:webHidden/>
+              </w:rPr>
+              <w:fldChar w:fldCharType="begin"/>
+            </w:r>
+            <w:r>
+              <w:rPr>
+                <w:webHidden/>
+              </w:rPr>
+              <w:instrText xml:space="preserve"> PAGEREF _Toc231167737 \h </w:instrText>
+            </w:r>
+            <w:r>
+              <w:rPr>
+                <w:webHidden/>
+              </w:rPr>
+            </w:r>
+            <w:r>
+              <w:rPr>
+                <w:webHidden/>
+              </w:rPr>
+              <w:fldChar w:fldCharType="separate"/>
+            </w:r>
+            <w:r>
+              <w:rPr>
+                <w:webHidden/>
+              </w:rPr>
+              <w:t>46</w:t>
+            </w:r>
+            <w:r>
+              <w:rPr>
+                <w:webHidden/>
+              </w:rPr>
+              <w:fldChar w:fldCharType="end"/>
+            </w:r>
+          </w:hyperlink>
+        </w:p>
+        <w:p>
+          <w:pPr>
+            <w:pStyle w:val="21"/>
+            <w:rPr>
+              <w:rFonts w:asciiTheme="minorHAnsi" w:eastAsiaTheme="minorEastAsia" w:hAnsiTheme="minorHAnsi"/>
+              <w:sz w:val="22"/>
+              <w:lang w:eastAsia="ru-RU"/>
+            </w:rPr>
+          </w:pPr>
+          <w:hyperlink w:anchor="_Toc231167738" w:history="1">
             <w:r>
               <w:rPr>
                 <w:rStyle w:val="ae"/>
               </w:rPr>
-              <w:t>Разработка методов тестирования</w:t>
+              <w:t>4.3 Протоколы тестирования</w:t>
             </w:r>
             <w:r>
               <w:rPr>
@@ -1895,7 +1893,7 @@
               <w:rPr>
                 <w:webHidden/>
               </w:rPr>
-              <w:instrText xml:space="preserve"> PAGEREF _Toc230612813 \h </w:instrText>
+              <w:instrText xml:space="preserve"> PAGEREF _Toc231167738 \h </w:instrText>
             </w:r>
             <w:r>
               <w:rPr>
@@ -1912,10 +1910,147 @@
               <w:rPr>
                 <w:webHidden/>
               </w:rPr>
-              <w:t>46</w:t>
-            </w:r>
-            <w:r>
-              <w:rPr>
+              <w:t>57</w:t>
+            </w:r>
+            <w:r>
+              <w:rPr>
+                <w:webHidden/>
+              </w:rPr>
+              <w:fldChar w:fldCharType="end"/>
+            </w:r>
+          </w:hyperlink>
+        </w:p>
+        <w:p>
+          <w:pPr>
+            <w:pStyle w:val="13"/>
+            <w:rPr>
+              <w:rFonts w:asciiTheme="minorHAnsi" w:eastAsiaTheme="minorEastAsia" w:hAnsiTheme="minorHAnsi"/>
+              <w:noProof/>
+              <w:sz w:val="22"/>
+              <w:lang w:eastAsia="ru-RU"/>
+            </w:rPr>
+          </w:pPr>
+          <w:hyperlink w:anchor="_Toc231167739" w:history="1">
+            <w:r>
+              <w:rPr>
+                <w:rStyle w:val="ae"/>
+                <w:noProof/>
+              </w:rPr>
+              <w:t>Заключение</w:t>
+            </w:r>
+            <w:r>
+              <w:rPr>
+                <w:noProof/>
+                <w:webHidden/>
+              </w:rPr>
+              <w:tab/>
+            </w:r>
+            <w:r>
+              <w:rPr>
+                <w:noProof/>
+                <w:webHidden/>
+              </w:rPr>
+              <w:fldChar w:fldCharType="begin"/>
+            </w:r>
+            <w:r>
+              <w:rPr>
+                <w:noProof/>
+                <w:webHidden/>
+              </w:rPr>
+              <w:instrText xml:space="preserve"> PAGEREF _Toc231167739 \h </w:instrText>
+            </w:r>
+            <w:r>
+              <w:rPr>
+                <w:noProof/>
+                <w:webHidden/>
+              </w:rPr>
+            </w:r>
+            <w:r>
+              <w:rPr>
+                <w:noProof/>
+                <w:webHidden/>
+              </w:rPr>
+              <w:fldChar w:fldCharType="separate"/>
+            </w:r>
+            <w:r>
+              <w:rPr>
+                <w:noProof/>
+                <w:webHidden/>
+              </w:rPr>
+              <w:t>59</w:t>
+            </w:r>
+            <w:r>
+              <w:rPr>
+                <w:noProof/>
+                <w:webHidden/>
+              </w:rPr>
+              <w:fldChar w:fldCharType="end"/>
+            </w:r>
+          </w:hyperlink>
+        </w:p>
+        <w:p>
+          <w:pPr>
+            <w:pStyle w:val="13"/>
+            <w:rPr>
+              <w:rFonts w:asciiTheme="minorHAnsi" w:eastAsiaTheme="minorEastAsia" w:hAnsiTheme="minorHAnsi"/>
+              <w:noProof/>
+              <w:sz w:val="22"/>
+              <w:lang w:eastAsia="ru-RU"/>
+            </w:rPr>
+          </w:pPr>
+          <w:hyperlink w:anchor="_Toc231167740" w:history="1">
+            <w:r>
+              <w:rPr>
+                <w:rStyle w:val="ae"/>
+                <w:rFonts w:eastAsia="Calibri"/>
+                <w:noProof/>
+              </w:rPr>
+              <w:t>Библиография</w:t>
+            </w:r>
+            <w:r>
+              <w:rPr>
+                <w:noProof/>
+                <w:webHidden/>
+              </w:rPr>
+              <w:tab/>
+            </w:r>
+            <w:r>
+              <w:rPr>
+                <w:noProof/>
+                <w:webHidden/>
+              </w:rPr>
+              <w:fldChar w:fldCharType="begin"/>
+            </w:r>
+            <w:r>
+              <w:rPr>
+                <w:noProof/>
+                <w:webHidden/>
+              </w:rPr>
+              <w:instrText xml:space="preserve"> PAGEREF _Toc231167740 \h </w:instrText>
+            </w:r>
+            <w:r>
+              <w:rPr>
+                <w:noProof/>
+                <w:webHidden/>
+              </w:rPr>
+            </w:r>
+            <w:r>
+              <w:rPr>
+                <w:noProof/>
+                <w:webHidden/>
+              </w:rPr>
+              <w:fldChar w:fldCharType="separate"/>
+            </w:r>
+            <w:r>
+              <w:rPr>
+                <w:noProof/>
+                <w:webHidden/>
+              </w:rPr>
+              <w:t>60</w:t>
+            </w:r>
+            <w:r>
+              <w:rPr>
+                <w:noProof/>
                 <w:webHidden/>
               </w:rPr>
               <w:fldChar w:fldCharType="end"/>
@@ -1971,7 +2106,7 @@
       <w:bookmarkStart w:id="2" w:name="_Toc219734903"/>
       <w:bookmarkStart w:id="3" w:name="_Toc219989844"/>
       <w:bookmarkStart w:id="4" w:name="_Toc219989923"/>
-      <w:bookmarkStart w:id="5" w:name="_Toc230612795"/>
+      <w:bookmarkStart w:id="5" w:name="_Toc231167720"/>
       <w:r>
         <w:lastRenderedPageBreak/>
         <w:t>Введени</w:t>
@@ -2011,11 +2146,11 @@
         <w:t xml:space="preserve"> </w:t>
       </w:r>
       <w:r>
-        <w:t xml:space="preserve">Функциональность приложения охватывает регистрацию и аутентификацию пользователей, </w:t>
+        <w:t xml:space="preserve">Функциональность </w:t>
       </w:r>
       <w:r>
         <w:lastRenderedPageBreak/>
-        <w:t>интерфейс ввода и декомпозиции целей, отслеживание прогресса и визуализацию структуры задач. Для генерации рекомендаций по декомпозиции предполагается использование внешних языковых сервисов через специализированный программный интерфейс. При этом система позиционируется как вспомогательный инструмент, формирующий ориентировочный план, который пользователь может адаптировать под индивидуальные потребности.</w:t>
+        <w:t>приложения охватывает регистрацию и аутентификацию пользователей, интерфейс ввода и декомпозиции целей, отслеживание прогресса и визуализацию структуры задач. Для генерации рекомендаций по декомпозиции предполагается использование внешних языковых сервисов через специализированный программный интерфейс. При этом система позиционируется как вспомогательный инструмент, формирующий ориентировочный план, который пользователь может адаптировать под индивидуальные потребности.</w:t>
       </w:r>
     </w:p>
     <w:p>
@@ -2411,15 +2546,12 @@
     </w:p>
     <w:p>
       <w:pPr>
-        <w:pStyle w:val="1"/>
-      </w:pPr>
-      <w:bookmarkStart w:id="6" w:name="_Toc230612796"/>
+        <w:pStyle w:val="3"/>
+      </w:pPr>
+      <w:bookmarkStart w:id="6" w:name="_Toc231167721"/>
       <w:r>
         <w:lastRenderedPageBreak/>
-        <w:t xml:space="preserve">1 </w:t>
-      </w:r>
-      <w:r>
-        <w:t>Исследование предметной области</w:t>
+        <w:t>1 Исследование предметной области</w:t>
       </w:r>
       <w:bookmarkEnd w:id="6"/>
     </w:p>
@@ -2427,7 +2559,7 @@
       <w:pPr>
         <w:pStyle w:val="2"/>
       </w:pPr>
-      <w:bookmarkStart w:id="7" w:name="_Toc230612797"/>
+      <w:bookmarkStart w:id="7" w:name="_Toc231167722"/>
       <w:r>
         <w:t>1</w:t>
       </w:r>
@@ -2505,14 +2637,14 @@
         <w:rPr>
           <w:szCs w:val="28"/>
         </w:rPr>
-        <w:t xml:space="preserve">Однако на практике процесс декомпозиции целей часто вызывает трудности. Формулировка самой цели обычно не вызывает проблем, но дальнейшее разложение её на конкретные шаги требует определённых навыков планирования и понимания структуры будущей работы. В коллективных проектах </w:t>
+        <w:t xml:space="preserve">Однако на практике процесс декомпозиции целей часто вызывает трудности. Формулировка самой цели обычно не вызывает проблем, но дальнейшее разложение её на конкретные шаги требует определённых навыков планирования и понимания структуры будущей работы. В коллективных проектах эта сложность усугубляется необходимостью учитывать не только содержание </w:t>
       </w:r>
       <w:r>
         <w:rPr>
           <w:szCs w:val="28"/>
         </w:rPr>
         <w:lastRenderedPageBreak/>
-        <w:t>эта сложность усугубляется необходимостью учитывать не только содержание задач, но и зависимости между действиями разных участников, а также поддерживать единое видение последовательности шагов.</w:t>
+        <w:t>задач, но и зависимости между действиями разных участников, а также поддерживать единое видение последовательности шагов.</w:t>
       </w:r>
     </w:p>
     <w:p>
@@ -2577,14 +2709,14 @@
         <w:rPr>
           <w:szCs w:val="28"/>
         </w:rPr>
-        <w:t xml:space="preserve">Значительную часть аудитории составляют </w:t>
+        <w:t xml:space="preserve">Значительную часть аудитории составляют команды, реализующие совместные проекты, где потребность в единой системе </w:t>
       </w:r>
       <w:r>
         <w:rPr>
           <w:szCs w:val="28"/>
         </w:rPr>
         <w:lastRenderedPageBreak/>
-        <w:t>команды, реализующие совместные проекты, где потребность в единой системе координации и обмена опытом планирования особенно высока.</w:t>
+        <w:t>координации и обмена опытом планирования особенно высока.</w:t>
       </w:r>
       <w:r>
         <w:rPr>
@@ -2694,7 +2826,7 @@
       <w:pPr>
         <w:pStyle w:val="2"/>
       </w:pPr>
-      <w:bookmarkStart w:id="8" w:name="_Toc230612798"/>
+      <w:bookmarkStart w:id="8" w:name="_Toc231167723"/>
       <w:r>
         <w:lastRenderedPageBreak/>
         <w:t>1</w:t>
@@ -2712,7 +2844,7 @@
     </w:p>
     <w:p>
       <w:r>
-        <w:t xml:space="preserve">В процессе проектирования веб-приложения для декомпозиции целей и поддержки командного взаимодействия была выполнена идентификация основных решаемых </w:t>
+        <w:t xml:space="preserve">В процессе проектирования веб-приложения для декомпозиции целей и поддержки командного взаимодействия выполнена идентификация основных решаемых </w:t>
       </w:r>
       <w:r>
         <w:t>пользователями</w:t>
@@ -2745,7 +2877,7 @@
         <w:t>Такой подход исключает необходимость вмешательства глобального администратора в повседневную деятельность пользователей и снижает сложность сопровождения системы в целом.</w:t>
       </w:r>
       <w:r>
-        <w:t xml:space="preserve"> Система была разбита на логические модули, в рамках которых выделены следующие роли пользователей:</w:t>
+        <w:t xml:space="preserve"> Система разбита на логические модули, в рамках которых выделены следующие роли пользователей:</w:t>
       </w:r>
     </w:p>
     <w:p>
@@ -2814,6 +2946,7 @@
         <w:pStyle w:val="a4"/>
         <w:spacing w:after="240" w:line="360" w:lineRule="auto"/>
         <w:ind w:left="0"/>
+        <w:contextualSpacing w:val="0"/>
         <w:rPr>
           <w:rFonts w:ascii="Times New Roman" w:hAnsi="Times New Roman"/>
         </w:rPr>
@@ -2829,7 +2962,7 @@
     <w:p>
       <w:pPr>
         <w:pStyle w:val="a4"/>
-        <w:spacing w:before="240" w:after="0" w:line="360" w:lineRule="auto"/>
+        <w:spacing w:before="240" w:after="0" w:line="240" w:lineRule="auto"/>
         <w:ind w:left="709" w:firstLine="0"/>
         <w:jc w:val="center"/>
       </w:pPr>
@@ -2838,9 +2971,9 @@
           <w:noProof/>
         </w:rPr>
         <w:drawing>
-          <wp:inline distT="0" distB="0" distL="0" distR="0" wp14:anchorId="4DA883F9" wp14:editId="0889D29F">
-            <wp:extent cx="4283044" cy="4418381"/>
-            <wp:effectExtent l="0" t="0" r="3810" b="1270"/>
+          <wp:inline distT="0" distB="0" distL="0" distR="0" wp14:anchorId="4DA883F9" wp14:editId="6EA9B62F">
+            <wp:extent cx="3989832" cy="4115904"/>
+            <wp:effectExtent l="0" t="0" r="0" b="0"/>
             <wp:docPr id="8" name="Рисунок 8"/>
             <wp:cNvGraphicFramePr>
               <a:graphicFrameLocks xmlns:a="http://schemas.openxmlformats.org/drawingml/2006/main" noChangeAspect="1"/>
@@ -2870,7 +3003,7 @@
                   <pic:spPr bwMode="auto">
                     <a:xfrm>
                       <a:off x="0" y="0"/>
-                      <a:ext cx="4329019" cy="4465809"/>
+                      <a:ext cx="4052228" cy="4180271"/>
                     </a:xfrm>
                     <a:prstGeom prst="rect">
                       <a:avLst/>
@@ -2939,6 +3072,7 @@
     </w:p>
     <w:p>
       <w:pPr>
+        <w:spacing w:line="240" w:lineRule="auto"/>
         <w:jc w:val="center"/>
       </w:pPr>
       <w:r>
@@ -3049,7 +3183,7 @@
       <w:pPr>
         <w:pStyle w:val="2"/>
       </w:pPr>
-      <w:bookmarkStart w:id="9" w:name="_Toc230612799"/>
+      <w:bookmarkStart w:id="9" w:name="_Toc231167724"/>
       <w:r>
         <w:t>1</w:t>
       </w:r>
@@ -3071,7 +3205,7 @@
         <w:rPr>
           <w:lang w:eastAsia="ru-RU"/>
         </w:rPr>
-        <w:t>Для разработки системы декомпозиции целей был проведён анализ существующих приложений, предназначенных для управления задачами и организации рабочих процессов. Основное внимание уделялось функциональным возможностям, способам представления информации, а также подходам к структурированию целей и задач.</w:t>
+        <w:t>Для разработки системы декомпозиции целей проведён анализ существующих приложений, предназначенных для управления задачами и организации рабочих процессов. Основное внимание уделялось функциональным возможностям, способам представления информации, а также подходам к структурированию целей и задач.</w:t>
       </w:r>
     </w:p>
     <w:p>
@@ -3214,6 +3348,7 @@
     </w:p>
     <w:p>
       <w:pPr>
+        <w:spacing w:line="240" w:lineRule="auto"/>
         <w:jc w:val="center"/>
         <w:rPr>
           <w:lang w:eastAsia="ru-RU"/>
@@ -3282,6 +3417,7 @@
     </w:p>
     <w:p>
       <w:pPr>
+        <w:spacing w:line="240" w:lineRule="auto"/>
         <w:jc w:val="center"/>
         <w:rPr>
           <w:lang w:eastAsia="ru-RU"/>
@@ -3350,11 +3486,11 @@
         <w:widowControl w:val="0"/>
       </w:pPr>
       <w:r>
-        <w:t xml:space="preserve">Для более наглядного анализа и систематизации полученных данных </w:t>
+        <w:t xml:space="preserve">Для более наглядного анализа и систематизации полученных данных основные параметры исследованного сервиса сгруппированы по ключевым </w:t>
       </w:r>
       <w:r>
         <w:lastRenderedPageBreak/>
-        <w:t>основные параметры исследованного сервиса были сгруппированы по ключевым критериям оценки программного обеспечения. Обобщенные результаты этого анализа, отражающие эксплуатационные и технологические особенности платформы, представлены ниже.</w:t>
+        <w:t>критериям оценки программного обеспечения. Обобщенные результаты этого анализа, отражающие эксплуатационные и технологические особенности платформы, представлены ниже.</w:t>
       </w:r>
     </w:p>
     <w:p>
@@ -3755,6 +3891,9 @@
       </w:r>
     </w:p>
     <w:p>
+      <w:pPr>
+        <w:widowControl w:val="0"/>
+      </w:pPr>
       <w:r>
         <w:rPr>
           <w:lang w:eastAsia="ru-RU"/>
@@ -3771,24 +3910,18 @@
         <w:rPr>
           <w:lang w:eastAsia="ru-RU"/>
         </w:rPr>
-        <w:t xml:space="preserve">, который помогает в формировании и </w:t>
-      </w:r>
-      <w:r>
-        <w:rPr>
-          <w:lang w:eastAsia="ru-RU"/>
-        </w:rPr>
+        <w:t>, который помогает в формировании и структурировании задач. Также система поддерживает совместную работу, управление доступом и хранение истории изменений.</w:t>
+      </w:r>
+      <w:r>
+        <w:t xml:space="preserve"> </w:t>
+      </w:r>
+    </w:p>
+    <w:p>
+      <w:pPr>
+        <w:widowControl w:val="0"/>
+      </w:pPr>
+      <w:r>
         <w:lastRenderedPageBreak/>
-        <w:t>структурировании задач. Также система поддерживает совместную работу, управление доступом и хранение истории изменений.</w:t>
-      </w:r>
-      <w:r>
-        <w:t xml:space="preserve"> </w:t>
-      </w:r>
-    </w:p>
-    <w:p>
-      <w:pPr>
-        <w:widowControl w:val="0"/>
-      </w:pPr>
-      <w:r>
         <w:t>Важным элементом платформы является возможность использования готовых шаблонов, которые позволяют ускорить процесс организации рабочего пространства и стандартизировать подход к планированию задач. Пользователь может как применять существующие шаблоны, так и разрабатывать собственные, адаптированные под индивидуальные или командные потребности.</w:t>
       </w:r>
     </w:p>
@@ -3896,7 +4029,6 @@
         <w:rPr>
           <w:noProof/>
         </w:rPr>
-        <w:lastRenderedPageBreak/>
         <w:drawing>
           <wp:inline distT="0" distB="0" distL="0" distR="0" wp14:anchorId="3CC1A841" wp14:editId="13EBE66F">
             <wp:extent cx="4525747" cy="3046074"/>
@@ -3952,7 +4084,14 @@
     </w:p>
     <w:p>
       <w:r>
-        <w:t>Для полноты анализа функционал и технические параметры исследуемой системы были систематизированы. Это позволяет наглядно оценить практические аспекты внедрения платформы и сопоставить её свойства с требованиями к разрабатываемому решению.</w:t>
+        <w:lastRenderedPageBreak/>
+        <w:t>Для полноты анализа функционал и технические параметры исследуемой системы</w:t>
+      </w:r>
+      <w:r>
+        <w:t xml:space="preserve"> </w:t>
+      </w:r>
+      <w:r>
+        <w:t>систематизированы. Это позволяет наглядно оценить практические аспекты внедрения платформы и сопоставить её свойства с требованиями к разрабатываемому решению.</w:t>
       </w:r>
     </w:p>
     <w:p>
@@ -4318,22 +4457,25 @@
     </w:p>
     <w:p>
       <w:r>
+        <w:t xml:space="preserve">В данной системе задачи организуются в виде карточек, размещённых на досках, которые отражают этапы выполнения работы. Пользователь может перемещать задачи между этапами, что обеспечивает наглядное отслеживание прогресса. </w:t>
+      </w:r>
+    </w:p>
+    <w:p>
+      <w:pPr>
+        <w:widowControl w:val="0"/>
+      </w:pPr>
+      <w:r>
+        <w:t>К</w:t>
+      </w:r>
+      <w:r>
+        <w:t xml:space="preserve">аждая карточка может содержать подробную информацию о задаче, включая описание, комментарии и вложения, что обеспечивает централизованное хранение данных по проекту. Это позволяет участникам команды взаимодействовать в рамках единого рабочего пространства без необходимости использования сторонних инструментов. </w:t>
+      </w:r>
+      <w:r>
+        <w:t xml:space="preserve">Дополнительным преимуществом платформы является встроенный мессенджер в каждой задаче, который превращает обсуждение рабочих вопросов в структурированные чаты, исключая </w:t>
+      </w:r>
+      <w:r>
         <w:lastRenderedPageBreak/>
-        <w:t xml:space="preserve">В данной системе задачи организуются в виде карточек, размещённых на досках, которые отражают этапы выполнения работы. Пользователь может перемещать задачи между этапами, что обеспечивает наглядное отслеживание прогресса. </w:t>
-      </w:r>
-    </w:p>
-    <w:p>
-      <w:pPr>
-        <w:widowControl w:val="0"/>
-      </w:pPr>
-      <w:r>
-        <w:t>К</w:t>
-      </w:r>
-      <w:r>
-        <w:t xml:space="preserve">аждая карточка может содержать подробную информацию о задаче, включая описание, комментарии и вложения, что обеспечивает централизованное хранение данных по проекту. Это позволяет участникам команды взаимодействовать в рамках единого рабочего пространства без необходимости использования сторонних инструментов. </w:t>
-      </w:r>
-      <w:r>
-        <w:t>Дополнительным преимуществом платформы является встроенный мессенджер в каждой задаче, который превращает обсуждение рабочих вопросов в структурированные чаты, исключая потерю важной информации.</w:t>
+        <w:t>потерю важной информации.</w:t>
       </w:r>
     </w:p>
     <w:p>
@@ -4671,7 +4813,6 @@
           <w:noProof/>
           <w:lang w:eastAsia="ru-RU"/>
         </w:rPr>
-        <w:lastRenderedPageBreak/>
         <w:drawing>
           <wp:inline distT="0" distB="0" distL="0" distR="0" wp14:anchorId="0D8A719E" wp14:editId="4A80D0F4">
             <wp:extent cx="5195878" cy="3185325"/>
@@ -4756,6 +4897,7 @@
         <w:spacing w:after="240"/>
       </w:pPr>
       <w:r>
+        <w:lastRenderedPageBreak/>
         <w:t xml:space="preserve">В таблице 1.4 приведено сопоставление сервисов, отражающее их основные возможности </w:t>
       </w:r>
     </w:p>
@@ -5856,16 +5998,21 @@
       <w:pPr>
         <w:pStyle w:val="2"/>
       </w:pPr>
-      <w:bookmarkStart w:id="10" w:name="_Toc230612800"/>
-      <w:r>
-        <w:lastRenderedPageBreak/>
+      <w:bookmarkStart w:id="10" w:name="_Toc231167725"/>
+      <w:r>
         <w:t>1.4 Проектирование информационной системы</w:t>
       </w:r>
       <w:bookmarkEnd w:id="10"/>
     </w:p>
     <w:p>
       <w:r>
-        <w:t>В процессе проектирования были выделены следующие основные функции системы декомпозиции целей:</w:t>
+        <w:t>В процессе проектирования</w:t>
+      </w:r>
+      <w:r>
+        <w:t xml:space="preserve"> </w:t>
+      </w:r>
+      <w:r>
+        <w:t>выделены следующие основные функции системы декомпозиции целей:</w:t>
       </w:r>
     </w:p>
     <w:p>
@@ -6072,6 +6219,7 @@
     <w:p>
       <w:pPr>
         <w:pStyle w:val="a4"/>
+        <w:widowControl w:val="0"/>
         <w:numPr>
           <w:ilvl w:val="0"/>
           <w:numId w:val="4"/>
@@ -6106,6 +6254,7 @@
         <w:rPr>
           <w:rFonts w:ascii="Times New Roman" w:hAnsi="Times New Roman"/>
         </w:rPr>
+        <w:lastRenderedPageBreak/>
         <w:t>поиск пользователей по имени и управление базовыми настройками профиля.</w:t>
       </w:r>
     </w:p>
@@ -6122,7 +6271,13 @@
         <w:t>Для наглядного отображения функциональных возможностей и взаимодействия компонентов системы</w:t>
       </w:r>
       <w:r>
-        <w:t>, были разработаны графические схемы, иллюстрирующие последовательность выполнения ключевых операций и обмен между различными частями приложения</w:t>
+        <w:t>,</w:t>
+      </w:r>
+      <w:r>
+        <w:t xml:space="preserve"> </w:t>
+      </w:r>
+      <w:r>
+        <w:t>разработаны графические схемы, иллюстрирующие последовательность выполнения ключевых операций и обмен между различными частями приложения</w:t>
       </w:r>
       <w:r>
         <w:t xml:space="preserve">. </w:t>
@@ -6133,7 +6288,6 @@
         <w:spacing w:after="240"/>
       </w:pPr>
       <w:r>
-        <w:lastRenderedPageBreak/>
         <w:t>На рисунке 1.7 представлена диаграмма последовательности «Генерация списка задач с использованием ИИ»</w:t>
       </w:r>
     </w:p>
@@ -6237,7 +6391,11 @@
         <w:t>ИИ</w:t>
       </w:r>
       <w:r>
-        <w:t>-сервиса. Пользователь формулирует цель и отправляет запрос через интерфейс веб-клиента. Клиентское приложение формирует запрос к серверу, представленному в виде API, который, в свою очередь, обращается к сервису с подготовленным руководством общения с пользователем в виде набора текстовых правил.</w:t>
+        <w:t xml:space="preserve">-сервиса. Пользователь </w:t>
+      </w:r>
+      <w:r>
+        <w:lastRenderedPageBreak/>
+        <w:t>формулирует цель и отправляет запрос через интерфейс веб-клиента. Клиентское приложение формирует запрос к серверу, представленному в виде API, который, в свою очередь, обращается к сервису с подготовленным руководством общения с пользователем в виде набора текстовых правил.</w:t>
       </w:r>
       <w:r>
         <w:t xml:space="preserve"> </w:t>
@@ -6265,7 +6423,6 @@
         <w:spacing w:after="240"/>
       </w:pPr>
       <w:r>
-        <w:lastRenderedPageBreak/>
         <w:t xml:space="preserve">Диаграмма деятельности для </w:t>
       </w:r>
       <w:r>
@@ -6408,6 +6565,7 @@
         <w:t xml:space="preserve"> данных в базе, обрабатывает результат и </w:t>
       </w:r>
       <w:r>
+        <w:lastRenderedPageBreak/>
         <w:t>выводит</w:t>
       </w:r>
       <w:r>
@@ -6469,7 +6627,6 @@
         <w:spacing w:after="240"/>
       </w:pPr>
       <w:r>
-        <w:lastRenderedPageBreak/>
         <w:t>На рисунке 1.9 представлена диаграмма развертывания системы, демонстрирующая физическое расположение и взаимодействие основных компонентов.</w:t>
       </w:r>
     </w:p>
@@ -6577,7 +6734,11 @@
         <w:t>ИИ</w:t>
       </w:r>
       <w:r>
-        <w:t xml:space="preserve">‑сервиса. Показаны сетевые связи между клиентом и API, взаимодействие сервиса с базой данных при чтении и записи информации о пользователях, целях и задачах, а также обмен данными между сервисом и </w:t>
+        <w:t xml:space="preserve">‑сервиса. </w:t>
+      </w:r>
+      <w:r>
+        <w:lastRenderedPageBreak/>
+        <w:t xml:space="preserve">Показаны сетевые связи между клиентом и API, взаимодействие сервиса с базой данных при чтении и записи информации о пользователях, целях и задачах, а также обмен данными между сервисом и </w:t>
       </w:r>
       <w:r>
         <w:t>ИИ</w:t>
@@ -6590,7 +6751,7 @@
       <w:pPr>
         <w:pStyle w:val="2"/>
       </w:pPr>
-      <w:bookmarkStart w:id="11" w:name="_Toc230612801"/>
+      <w:bookmarkStart w:id="11" w:name="_Toc231167726"/>
       <w:r>
         <w:t>1.5 Анализ программных ресурсов, необходимых в работе</w:t>
       </w:r>
@@ -6623,108 +6784,425 @@
         <w:widowControl w:val="0"/>
       </w:pPr>
       <w:r>
-        <w:t xml:space="preserve">Выбор обусловлен тем, что он позволяет описывать маршруты и структуры </w:t>
+        <w:t>Выбор обусловлен тем, что он позволяет описывать маршруты и структуры данных с помощью аннотаций типов</w:t>
+      </w:r>
+      <w:r>
+        <w:t>.</w:t>
+      </w:r>
+      <w:r>
+        <w:t xml:space="preserve"> </w:t>
+      </w:r>
+      <w:proofErr w:type="spellStart"/>
+      <w:r>
+        <w:t>FastAPI</w:t>
+      </w:r>
+      <w:proofErr w:type="spellEnd"/>
+      <w:r>
+        <w:t xml:space="preserve"> поддерживает асинхронный ввод-вывод, что дает возможность эффективно работать с большим количеством одновременных запросов. Это имеет значение в контексте проекта, поскольку предполагается обращение к внешнему сервису искусственного интеллекта, а также выполнение операций чтения и записи в базе данных.</w:t>
+      </w:r>
+    </w:p>
+    <w:p>
+      <w:r>
+        <w:t xml:space="preserve">Одним из важных особенностей является </w:t>
+      </w:r>
+      <w:r>
+        <w:t xml:space="preserve">наличие встроенной автоматической генерации документации в формате </w:t>
+      </w:r>
+      <w:proofErr w:type="spellStart"/>
+      <w:r>
+        <w:t>OpenAPI</w:t>
+      </w:r>
+      <w:proofErr w:type="spellEnd"/>
+      <w:r>
+        <w:t xml:space="preserve"> и </w:t>
+      </w:r>
+      <w:proofErr w:type="spellStart"/>
+      <w:r>
+        <w:t>Swagger</w:t>
+      </w:r>
+      <w:proofErr w:type="spellEnd"/>
+      <w:r>
+        <w:t xml:space="preserve">. Это позволяет наглядно представлять доступные точки взаимодействия с сервером и форматы передаваемых данных. </w:t>
+      </w:r>
+    </w:p>
+    <w:p>
+      <w:r>
+        <w:t>В</w:t>
+      </w:r>
+      <w:r>
+        <w:t xml:space="preserve"> рамках разработки </w:t>
+      </w:r>
+      <w:r>
+        <w:t xml:space="preserve">необходима </w:t>
+      </w:r>
+      <w:r>
+        <w:t>поддержк</w:t>
+      </w:r>
+      <w:r>
+        <w:t>а</w:t>
+      </w:r>
+      <w:r>
+        <w:t xml:space="preserve"> CORS (Cross-</w:t>
+      </w:r>
+      <w:proofErr w:type="spellStart"/>
+      <w:r>
+        <w:t>Origin</w:t>
+      </w:r>
+      <w:proofErr w:type="spellEnd"/>
+      <w:r>
+        <w:t xml:space="preserve"> Resource </w:t>
+      </w:r>
+      <w:proofErr w:type="spellStart"/>
+      <w:r>
+        <w:t>Sharing</w:t>
+      </w:r>
+      <w:proofErr w:type="spellEnd"/>
+      <w:r>
+        <w:t xml:space="preserve"> </w:t>
+      </w:r>
+      <w:r>
+        <w:t>–</w:t>
+      </w:r>
+      <w:r>
+        <w:t xml:space="preserve"> механизм, позволяющий веб-приложениям выполнять запросы к серверу, расположенному на другом домене), что необходимо для корректной работы браузерного клиента.</w:t>
+      </w:r>
+    </w:p>
+    <w:p>
+      <w:r>
+        <w:t>В качестве основного языка программирования серверной части выбран Python. Это связано с тем, что язык обладает простым и читаемым синтаксисом, что облегчает разработку и сопровождение проекта.</w:t>
+      </w:r>
+      <w:r>
+        <w:t xml:space="preserve"> </w:t>
+      </w:r>
+      <w:r>
+        <w:t xml:space="preserve">Python имеет развитую экосистему библиотек, которые могут быть использованы для реализации аутентификации пользователей, взаимодействия с базой данных, обработки </w:t>
       </w:r>
       <w:r>
         <w:lastRenderedPageBreak/>
-        <w:t>данных с помощью аннотаций типов</w:t>
+        <w:t>HTTP-запросов и интеграции с внешними API. В рамках проекта Python будет применяться для описания моделей данных, реализации бизнес-логики системы, а также для взаимодействия с внешним</w:t>
+      </w:r>
+      <w:r>
+        <w:t xml:space="preserve"> ИИ</w:t>
+      </w:r>
+      <w:r>
+        <w:t>-сервисом</w:t>
       </w:r>
       <w:r>
         <w:t>.</w:t>
       </w:r>
+    </w:p>
+    <w:p>
+      <w:pPr>
+        <w:widowControl w:val="0"/>
+      </w:pPr>
+      <w:r>
+        <w:t>Для хранения данных планиру</w:t>
+      </w:r>
+      <w:r>
+        <w:t>ется</w:t>
+      </w:r>
+      <w:r>
+        <w:t xml:space="preserve"> использовать реляционную систему управления базами данных </w:t>
+      </w:r>
+      <w:proofErr w:type="spellStart"/>
+      <w:r>
+        <w:t>PostgreSQL</w:t>
+      </w:r>
+      <w:proofErr w:type="spellEnd"/>
+      <w:r>
+        <w:t xml:space="preserve">. Этот выбор объясняется тем, что </w:t>
+      </w:r>
+      <w:proofErr w:type="spellStart"/>
+      <w:r>
+        <w:t>PostgreSQL</w:t>
+      </w:r>
+      <w:proofErr w:type="spellEnd"/>
+      <w:r>
+        <w:t xml:space="preserve"> обеспечивает надежное хранение структурированных данных и поддерживает выполнение сложных запросов и транзакций. </w:t>
+      </w:r>
+    </w:p>
+    <w:p>
+      <w:pPr>
+        <w:widowControl w:val="0"/>
+      </w:pPr>
+      <w:r>
+        <w:t>В контексте системы декомпозиции целей это важно, так как необходимо хранить информацию о пользователях, целях, списках задач, командах и правах доступа, а также историю взаимодействия с искусственным интеллектом. Использование реляционной модели позволяет обеспечить целостность данных и логическую связанность между различными сущностями системы. Взаимодействие с базой данных предполагается реализовать с использованием ORM (Object-</w:t>
+      </w:r>
+      <w:proofErr w:type="spellStart"/>
+      <w:r>
+        <w:t>Relational</w:t>
+      </w:r>
+      <w:proofErr w:type="spellEnd"/>
       <w:r>
         <w:t xml:space="preserve"> </w:t>
       </w:r>
       <w:proofErr w:type="spellStart"/>
       <w:r>
+        <w:t>Mapping</w:t>
+      </w:r>
+      <w:proofErr w:type="spellEnd"/>
+      <w:r>
+        <w:t xml:space="preserve"> </w:t>
+      </w:r>
+      <w:r>
+        <w:t>–</w:t>
+      </w:r>
+      <w:r>
+        <w:t xml:space="preserve"> отображение объектов в реляционные структуры), что позволит работать с данными в объектно-ориентированном стиле и упростит разработку. Также планируется применение асинхронного драйвера для работы с базой данных, что позволит избежать блокировок при выполнении длительных операций и сохранить отзывчивость системы.</w:t>
+      </w:r>
+    </w:p>
+    <w:p>
+      <w:r>
+        <w:t>Для разработки клиентской части системы</w:t>
+      </w:r>
+      <w:r>
+        <w:t xml:space="preserve"> </w:t>
+      </w:r>
+      <w:r>
+        <w:t>планиру</w:t>
+      </w:r>
+      <w:r>
+        <w:t>ется</w:t>
+      </w:r>
+      <w:r>
+        <w:t xml:space="preserve"> использовать </w:t>
+      </w:r>
+      <w:proofErr w:type="spellStart"/>
+      <w:r>
+        <w:t>TypeScript</w:t>
+      </w:r>
+      <w:proofErr w:type="spellEnd"/>
+      <w:r>
+        <w:t xml:space="preserve">, </w:t>
+      </w:r>
+      <w:proofErr w:type="spellStart"/>
+      <w:r>
+        <w:t>React</w:t>
+      </w:r>
+      <w:proofErr w:type="spellEnd"/>
+      <w:r>
+        <w:t xml:space="preserve"> и </w:t>
+      </w:r>
+      <w:proofErr w:type="spellStart"/>
+      <w:r>
+        <w:t>Vite</w:t>
+      </w:r>
+      <w:proofErr w:type="spellEnd"/>
+      <w:r>
+        <w:t xml:space="preserve">. </w:t>
+      </w:r>
+      <w:proofErr w:type="spellStart"/>
+      <w:r>
+        <w:t>TypeScript</w:t>
+      </w:r>
+      <w:proofErr w:type="spellEnd"/>
+      <w:r>
+        <w:t xml:space="preserve"> представляет собой расширение языка JavaScript с поддержкой статической типизации. Его использование позволяет выявлять ошибки на этапе компиляции и делает структуру проекта более понятной за счет явного описания типов данных. Это особенно полезно при разработке сложного интерфейса с большим количеством компонентов и взаимодействий между ними.</w:t>
+      </w:r>
+    </w:p>
+    <w:p>
+      <w:pPr>
+        <w:widowControl w:val="0"/>
+      </w:pPr>
+      <w:r>
+        <w:t xml:space="preserve">В качестве основного инструмента для построения пользовательского интерфейса выбран </w:t>
+      </w:r>
+      <w:proofErr w:type="spellStart"/>
+      <w:r>
+        <w:t>React</w:t>
+      </w:r>
+      <w:proofErr w:type="spellEnd"/>
+      <w:r>
+        <w:t xml:space="preserve"> </w:t>
+      </w:r>
+      <w:r>
+        <w:t>–</w:t>
+      </w:r>
+      <w:r>
+        <w:t xml:space="preserve"> библиотека для создания веб-приложений на основе компонентного подхода. Такой подход позволяет разбивать интерфейс на независимые</w:t>
+      </w:r>
+      <w:r>
+        <w:t xml:space="preserve"> </w:t>
+      </w:r>
+      <w:r>
+        <w:t>части</w:t>
+      </w:r>
+      <w:r>
+        <w:t xml:space="preserve"> с возможностью многократного использования в разных </w:t>
+      </w:r>
+      <w:r>
+        <w:lastRenderedPageBreak/>
+        <w:t>частях проекта</w:t>
+      </w:r>
+      <w:r>
+        <w:t>, что</w:t>
+      </w:r>
+      <w:r>
+        <w:t xml:space="preserve"> позволяет минимизировать загруженность в местах, где один элемент необходимо использовать несколько раз</w:t>
+      </w:r>
+      <w:r>
+        <w:t xml:space="preserve">. </w:t>
+      </w:r>
+    </w:p>
+    <w:p>
+      <w:pPr>
+        <w:widowControl w:val="0"/>
+      </w:pPr>
+      <w:r>
+        <w:t xml:space="preserve">В рамках системы предполагается реализация страниц аутентификации, управления целями и задачами, взаимодействия с искусственным интеллектом. </w:t>
+      </w:r>
+      <w:proofErr w:type="spellStart"/>
+      <w:r>
+        <w:t>React</w:t>
+      </w:r>
+      <w:proofErr w:type="spellEnd"/>
+      <w:r>
+        <w:t xml:space="preserve"> позволяет гибко управлять состоянием интерфейса и обновлять отображение данных в зависимости от действий пользователя</w:t>
+      </w:r>
+      <w:r>
+        <w:t>.</w:t>
+      </w:r>
+    </w:p>
+    <w:p>
+      <w:r>
+        <w:t xml:space="preserve">Для сборки и локальной разработки </w:t>
+      </w:r>
+      <w:r>
+        <w:t>дизайна</w:t>
+      </w:r>
+      <w:r>
+        <w:t xml:space="preserve"> выбран инструмент </w:t>
+      </w:r>
+      <w:proofErr w:type="spellStart"/>
+      <w:r>
+        <w:t>Vite</w:t>
+      </w:r>
+      <w:proofErr w:type="spellEnd"/>
+      <w:r>
+        <w:t xml:space="preserve">. Он обеспечивает быструю загрузку проекта и мгновенное обновление изменений в браузере за счет механизма горячей перезагрузки модулей. Это позволяет быстрее тестировать изменения. Для стилизации пользовательского интерфейса планируется использовать </w:t>
+      </w:r>
+      <w:proofErr w:type="spellStart"/>
+      <w:r>
+        <w:t>Tailwind</w:t>
+      </w:r>
+      <w:proofErr w:type="spellEnd"/>
+      <w:r>
+        <w:t xml:space="preserve"> CSS </w:t>
+      </w:r>
+      <w:r>
+        <w:t>–</w:t>
+      </w:r>
+      <w:r>
+        <w:t xml:space="preserve"> утилитарный CSS-фреймворк (</w:t>
+      </w:r>
+      <w:proofErr w:type="spellStart"/>
+      <w:r>
+        <w:t>Cascading</w:t>
+      </w:r>
+      <w:proofErr w:type="spellEnd"/>
+      <w:r>
+        <w:t xml:space="preserve"> Style </w:t>
+      </w:r>
+      <w:proofErr w:type="spellStart"/>
+      <w:r>
+        <w:t>Sheets</w:t>
+      </w:r>
+      <w:proofErr w:type="spellEnd"/>
+      <w:r>
+        <w:t xml:space="preserve"> </w:t>
+      </w:r>
+      <w:r>
+        <w:t>–</w:t>
+      </w:r>
+      <w:r>
+        <w:t xml:space="preserve"> каскадные таблицы стилей). Он предоставляет набор готовых классов для управления внешним видом элементов, таких как отступы, цвета, размеры и расположение. Такой подход позволяет быстро создавать интерфейс без необходимости писать большое количество пользовательских стилей и делает процесс разработки более гибким.</w:t>
+      </w:r>
+    </w:p>
+    <w:p>
+      <w:r>
+        <w:t>Взаимодействие с внешним сервисом искусственного интеллекта предполагается реализовать через отдельный сервисный слой на стороне сервера. Для этого будет использоваться HTTP-клиент</w:t>
+      </w:r>
+      <w:r>
+        <w:t xml:space="preserve"> </w:t>
+      </w:r>
+      <w:r>
+        <w:t xml:space="preserve">с поддержкой асинхронных запросов. Сервер будет отправлять текст цели и дополнительные параметры в </w:t>
+      </w:r>
+      <w:r>
+        <w:t>ИИ</w:t>
+      </w:r>
+      <w:r>
+        <w:t xml:space="preserve">-сервис и получать ответ в формате JSON. </w:t>
+      </w:r>
+      <w:r>
+        <w:t>П</w:t>
+      </w:r>
+      <w:r>
+        <w:t xml:space="preserve">олученные данные будут проходить валидацию, преобразовываться во внутренние структуры и сохраняться в базе данных. </w:t>
+      </w:r>
+    </w:p>
+    <w:p>
+      <w:r>
+        <w:t xml:space="preserve">Такой подход позволяет разделить ответственность между компонентами системы: серверная часть отвечает за обработку данных и бизнес-логику, а внешний сервис </w:t>
+      </w:r>
+      <w:r>
+        <w:t>–</w:t>
+      </w:r>
+      <w:r>
+        <w:t xml:space="preserve"> за генерацию содержимого задач.</w:t>
+      </w:r>
+    </w:p>
+    <w:p>
+      <w:r>
+        <w:t xml:space="preserve">Таким образом, выбранный стек технологий, включающий </w:t>
+      </w:r>
+      <w:proofErr w:type="spellStart"/>
+      <w:r>
         <w:t>FastAPI</w:t>
       </w:r>
       <w:proofErr w:type="spellEnd"/>
       <w:r>
-        <w:t xml:space="preserve"> поддерживает асинхронный ввод-вывод, что дает возможность эффективно работать с большим количеством одновременных запросов. Это имеет значение в контексте проекта, поскольку предполагается обращение к внешнему сервису искусственного интеллекта, а также выполнение операций чтения и записи в базе данных.</w:t>
-      </w:r>
-    </w:p>
-    <w:p>
-      <w:r>
-        <w:t xml:space="preserve">Одним из важных особенностей является </w:t>
-      </w:r>
-      <w:r>
-        <w:t xml:space="preserve">наличие встроенной автоматической генерации документации в формате </w:t>
+        <w:t xml:space="preserve"> и Python для серверной части, </w:t>
       </w:r>
       <w:proofErr w:type="spellStart"/>
       <w:r>
-        <w:t>OpenAPI</w:t>
+        <w:t>PostgreSQL</w:t>
       </w:r>
       <w:proofErr w:type="spellEnd"/>
       <w:r>
+        <w:t xml:space="preserve"> для хранения данных, а также </w:t>
+      </w:r>
+      <w:proofErr w:type="spellStart"/>
+      <w:r>
+        <w:t>TypeScript</w:t>
+      </w:r>
+      <w:proofErr w:type="spellEnd"/>
+      <w:r>
+        <w:t xml:space="preserve">, </w:t>
+      </w:r>
+      <w:proofErr w:type="spellStart"/>
+      <w:r>
+        <w:t>React</w:t>
+      </w:r>
+      <w:proofErr w:type="spellEnd"/>
+      <w:r>
+        <w:t xml:space="preserve">, </w:t>
+      </w:r>
+      <w:proofErr w:type="spellStart"/>
+      <w:r>
+        <w:t>Vite</w:t>
+      </w:r>
+      <w:proofErr w:type="spellEnd"/>
+      <w:r>
         <w:t xml:space="preserve"> и </w:t>
       </w:r>
       <w:proofErr w:type="spellStart"/>
       <w:r>
-        <w:t>Swagger</w:t>
+        <w:t>Tailwind</w:t>
       </w:r>
       <w:proofErr w:type="spellEnd"/>
       <w:r>
-        <w:t xml:space="preserve">. Это позволяет наглядно представлять доступные точки взаимодействия с сервером и форматы передаваемых данных. </w:t>
-      </w:r>
-    </w:p>
-    <w:p>
-      <w:r>
-        <w:t>В</w:t>
-      </w:r>
-      <w:r>
-        <w:t xml:space="preserve"> рамках разработки </w:t>
-      </w:r>
-      <w:r>
-        <w:t xml:space="preserve">необходима </w:t>
-      </w:r>
-      <w:r>
-        <w:t>поддержк</w:t>
-      </w:r>
-      <w:r>
-        <w:t>а</w:t>
-      </w:r>
-      <w:r>
-        <w:t xml:space="preserve"> CORS (Cross-</w:t>
-      </w:r>
-      <w:proofErr w:type="spellStart"/>
-      <w:r>
-        <w:t>Origin</w:t>
-      </w:r>
-      <w:proofErr w:type="spellEnd"/>
-      <w:r>
-        <w:t xml:space="preserve"> Resource </w:t>
-      </w:r>
-      <w:proofErr w:type="spellStart"/>
-      <w:r>
-        <w:t>Sharing</w:t>
-      </w:r>
-      <w:proofErr w:type="spellEnd"/>
-      <w:r>
-        <w:t xml:space="preserve"> </w:t>
-      </w:r>
-      <w:r>
-        <w:t>–</w:t>
-      </w:r>
-      <w:r>
-        <w:t xml:space="preserve"> механизм, позволяющий веб-приложениям выполнять запросы к серверу, расположенному на другом домене), что необходимо для корректной работы браузерного клиента.</w:t>
-      </w:r>
-    </w:p>
-    <w:p>
-      <w:r>
-        <w:t>В качестве основного языка программирования серверной части выбран Python. Это связано с тем, что язык обладает простым и читаемым синтаксисом, что облегчает разработку и сопровождение проекта.</w:t>
-      </w:r>
-      <w:r>
-        <w:t xml:space="preserve"> </w:t>
-      </w:r>
-      <w:r>
-        <w:t>Python имеет развитую экосистему библиотек, которые могут быть использованы для реализации аутентификации пользователей, взаимодействия с базой данных, обработки HTTP-запросов и интеграции с внешними API. В рамках проекта Python будет применяться для описания моделей данных, реализации бизнес-логики системы, а также для взаимодействия с внешним</w:t>
-      </w:r>
-      <w:r>
-        <w:t xml:space="preserve"> ИИ</w:t>
-      </w:r>
-      <w:r>
-        <w:t>-сервисом</w:t>
+        <w:t xml:space="preserve"> CSS для клиентского приложения</w:t>
       </w:r>
       <w:r>
         <w:t>.</w:t>
@@ -6732,365 +7210,9 @@
     </w:p>
     <w:p>
       <w:pPr>
-        <w:widowControl w:val="0"/>
-      </w:pPr>
-      <w:r>
-        <w:t>Для хранения данных планиру</w:t>
-      </w:r>
-      <w:r>
-        <w:t>ется</w:t>
-      </w:r>
-      <w:r>
-        <w:t xml:space="preserve"> использовать реляционную систему управления базами данных </w:t>
-      </w:r>
-      <w:proofErr w:type="spellStart"/>
-      <w:r>
-        <w:t>PostgreSQL</w:t>
-      </w:r>
-      <w:proofErr w:type="spellEnd"/>
-      <w:r>
-        <w:t xml:space="preserve">. Этот выбор объясняется тем, что </w:t>
-      </w:r>
-      <w:proofErr w:type="spellStart"/>
-      <w:r>
-        <w:t>PostgreSQL</w:t>
-      </w:r>
-      <w:proofErr w:type="spellEnd"/>
-      <w:r>
-        <w:t xml:space="preserve"> обеспечивает надежное хранение структурированных данных и поддерживает выполнение сложных запросов и транзакций. </w:t>
-      </w:r>
-    </w:p>
-    <w:p>
-      <w:pPr>
-        <w:widowControl w:val="0"/>
-      </w:pPr>
-      <w:r>
-        <w:t xml:space="preserve">В контексте системы декомпозиции целей это важно, так как необходимо хранить информацию о пользователях, целях, списках задач, командах и правах доступа, а также историю взаимодействия с искусственным интеллектом. Использование реляционной модели позволяет обеспечить целостность данных и </w:t>
-      </w:r>
-      <w:r>
-        <w:lastRenderedPageBreak/>
-        <w:t>логическую связанность между различными сущностями системы. Взаимодействие с базой данных предполагается реализовать с использованием ORM (Object-</w:t>
-      </w:r>
-      <w:proofErr w:type="spellStart"/>
-      <w:r>
-        <w:t>Relational</w:t>
-      </w:r>
-      <w:proofErr w:type="spellEnd"/>
-      <w:r>
-        <w:t xml:space="preserve"> </w:t>
-      </w:r>
-      <w:proofErr w:type="spellStart"/>
-      <w:r>
-        <w:t>Mapping</w:t>
-      </w:r>
-      <w:proofErr w:type="spellEnd"/>
-      <w:r>
-        <w:t xml:space="preserve"> </w:t>
-      </w:r>
-      <w:r>
-        <w:t>–</w:t>
-      </w:r>
-      <w:r>
-        <w:t xml:space="preserve"> отображение объектов в реляционные структуры), что позволит работать с данными в объектно-ориентированном стиле и упростит разработку. Также планируется применение асинхронного драйвера для работы с базой данных, что позволит избежать блокировок при выполнении длительных операций и сохранить отзывчивость системы.</w:t>
-      </w:r>
-    </w:p>
-    <w:p>
-      <w:r>
-        <w:t>Для разработки клиентской части системы</w:t>
-      </w:r>
-      <w:r>
-        <w:t xml:space="preserve"> </w:t>
-      </w:r>
-      <w:r>
-        <w:t>планиру</w:t>
-      </w:r>
-      <w:r>
-        <w:t>ется</w:t>
-      </w:r>
-      <w:r>
-        <w:t xml:space="preserve"> использовать </w:t>
-      </w:r>
-      <w:proofErr w:type="spellStart"/>
-      <w:r>
-        <w:t>TypeScript</w:t>
-      </w:r>
-      <w:proofErr w:type="spellEnd"/>
-      <w:r>
-        <w:t xml:space="preserve">, </w:t>
-      </w:r>
-      <w:proofErr w:type="spellStart"/>
-      <w:r>
-        <w:t>React</w:t>
-      </w:r>
-      <w:proofErr w:type="spellEnd"/>
-      <w:r>
-        <w:t xml:space="preserve"> и </w:t>
-      </w:r>
-      <w:proofErr w:type="spellStart"/>
-      <w:r>
-        <w:t>Vite</w:t>
-      </w:r>
-      <w:proofErr w:type="spellEnd"/>
-      <w:r>
-        <w:t xml:space="preserve">. </w:t>
-      </w:r>
-      <w:proofErr w:type="spellStart"/>
-      <w:r>
-        <w:t>TypeScript</w:t>
-      </w:r>
-      <w:proofErr w:type="spellEnd"/>
-      <w:r>
-        <w:t xml:space="preserve"> представляет собой расширение языка JavaScript с поддержкой статической типизации. Его использование позволяет выявлять ошибки на этапе компиляции и делает структуру проекта более понятной за счет явного описания типов данных. Это особенно полезно при разработке сложного интерфейса с большим количеством компонентов и взаимодействий между ними.</w:t>
-      </w:r>
-    </w:p>
-    <w:p>
-      <w:pPr>
-        <w:widowControl w:val="0"/>
-      </w:pPr>
-      <w:r>
-        <w:t xml:space="preserve">В качестве основного инструмента для построения пользовательского интерфейса выбран </w:t>
-      </w:r>
-      <w:proofErr w:type="spellStart"/>
-      <w:r>
-        <w:t>React</w:t>
-      </w:r>
-      <w:proofErr w:type="spellEnd"/>
-      <w:r>
-        <w:t xml:space="preserve"> </w:t>
-      </w:r>
-      <w:r>
-        <w:t>–</w:t>
-      </w:r>
-      <w:r>
-        <w:t xml:space="preserve"> библиотека для создания веб-приложений на основе компонентного подхода. Такой подход позволяет разбивать интерфейс на независимые</w:t>
-      </w:r>
-      <w:r>
-        <w:t xml:space="preserve"> </w:t>
-      </w:r>
-      <w:r>
-        <w:t>части</w:t>
-      </w:r>
-      <w:r>
-        <w:t xml:space="preserve"> с возможностью многократного использования в разных частях проекта</w:t>
-      </w:r>
-      <w:r>
-        <w:t>, что</w:t>
-      </w:r>
-      <w:r>
-        <w:t xml:space="preserve"> позволяет минимизировать загруженность в местах, где один элемент необходимо использовать несколько раз</w:t>
-      </w:r>
-      <w:r>
-        <w:t xml:space="preserve">. </w:t>
-      </w:r>
-    </w:p>
-    <w:p>
-      <w:pPr>
-        <w:widowControl w:val="0"/>
-      </w:pPr>
-      <w:r>
-        <w:t xml:space="preserve">В рамках системы предполагается реализация страниц аутентификации, управления целями и задачами, взаимодействия с искусственным интеллектом. </w:t>
-      </w:r>
-      <w:proofErr w:type="spellStart"/>
-      <w:r>
-        <w:t>React</w:t>
-      </w:r>
-      <w:proofErr w:type="spellEnd"/>
-      <w:r>
-        <w:t xml:space="preserve"> позволяет гибко управлять состоянием интерфейса и обновлять отображение данных в зависимости от действий пользователя</w:t>
-      </w:r>
-      <w:r>
-        <w:t>.</w:t>
-      </w:r>
-    </w:p>
-    <w:p>
-      <w:r>
-        <w:t xml:space="preserve">Для сборки и локальной разработки </w:t>
-      </w:r>
-      <w:r>
-        <w:t>дизайна</w:t>
-      </w:r>
-      <w:r>
-        <w:t xml:space="preserve"> выбран инструмент </w:t>
-      </w:r>
-      <w:proofErr w:type="spellStart"/>
-      <w:r>
-        <w:t>Vite</w:t>
-      </w:r>
-      <w:proofErr w:type="spellEnd"/>
-      <w:r>
-        <w:t xml:space="preserve">. Он обеспечивает быструю загрузку проекта и мгновенное обновление изменений в браузере за счет механизма горячей перезагрузки модулей. Это позволяет быстрее тестировать изменения. Для стилизации пользовательского интерфейса планируется использовать </w:t>
-      </w:r>
-      <w:proofErr w:type="spellStart"/>
-      <w:r>
-        <w:t>Tailwind</w:t>
-      </w:r>
-      <w:proofErr w:type="spellEnd"/>
-      <w:r>
-        <w:t xml:space="preserve"> CSS </w:t>
-      </w:r>
-      <w:r>
-        <w:t>–</w:t>
-      </w:r>
-      <w:r>
-        <w:t xml:space="preserve"> утилитарный CSS-фреймворк </w:t>
-      </w:r>
-      <w:r>
-        <w:lastRenderedPageBreak/>
-        <w:t>(</w:t>
-      </w:r>
-      <w:proofErr w:type="spellStart"/>
-      <w:r>
-        <w:t>Cascading</w:t>
-      </w:r>
-      <w:proofErr w:type="spellEnd"/>
-      <w:r>
-        <w:t xml:space="preserve"> Style </w:t>
-      </w:r>
-      <w:proofErr w:type="spellStart"/>
-      <w:r>
-        <w:t>Sheets</w:t>
-      </w:r>
-      <w:proofErr w:type="spellEnd"/>
-      <w:r>
-        <w:t xml:space="preserve"> </w:t>
-      </w:r>
-      <w:r>
-        <w:t>–</w:t>
-      </w:r>
-      <w:r>
-        <w:t xml:space="preserve"> каскадные таблицы стилей). Он предоставляет набор готовых классов для управления внешним видом элементов, таких как отступы, цвета, размеры и расположение. Такой подход позволяет быстро создавать интерфейс без необходимости писать большое количество пользовательских стилей и делает процесс разработки более гибким.</w:t>
-      </w:r>
-    </w:p>
-    <w:p>
-      <w:r>
-        <w:t>Взаимодействие с внешним сервисом искусственного интеллекта предполагается реализовать через отдельный сервисный слой на стороне сервера. Для этого будет использоваться HTTP-клиент</w:t>
-      </w:r>
-      <w:r>
-        <w:t xml:space="preserve"> </w:t>
-      </w:r>
-      <w:r>
-        <w:t xml:space="preserve">с поддержкой асинхронных запросов. Сервер будет отправлять текст цели и дополнительные параметры в </w:t>
-      </w:r>
-      <w:r>
-        <w:t>ИИ</w:t>
-      </w:r>
-      <w:r>
-        <w:t xml:space="preserve">-сервис и получать ответ в формате JSON. </w:t>
-      </w:r>
-      <w:r>
-        <w:t>П</w:t>
-      </w:r>
-      <w:r>
-        <w:t xml:space="preserve">олученные данные будут проходить валидацию, преобразовываться во внутренние структуры и сохраняться в базе данных. </w:t>
-      </w:r>
-    </w:p>
-    <w:p>
-      <w:r>
-        <w:t xml:space="preserve">Такой подход позволяет разделить ответственность между компонентами системы: серверная часть отвечает за обработку данных и бизнес-логику, а внешний сервис </w:t>
-      </w:r>
-      <w:r>
-        <w:t>–</w:t>
-      </w:r>
-      <w:r>
-        <w:t xml:space="preserve"> за генерацию содержимого задач.</w:t>
-      </w:r>
-    </w:p>
-    <w:p>
-      <w:r>
-        <w:t xml:space="preserve">Таким образом, выбранный стек технологий, включающий </w:t>
-      </w:r>
-      <w:proofErr w:type="spellStart"/>
-      <w:r>
-        <w:t>FastAPI</w:t>
-      </w:r>
-      <w:proofErr w:type="spellEnd"/>
-      <w:r>
-        <w:t xml:space="preserve"> и Python для серверной части, </w:t>
-      </w:r>
-      <w:proofErr w:type="spellStart"/>
-      <w:r>
-        <w:t>PostgreSQL</w:t>
-      </w:r>
-      <w:proofErr w:type="spellEnd"/>
-      <w:r>
-        <w:t xml:space="preserve"> для хранения данных, а также </w:t>
-      </w:r>
-      <w:proofErr w:type="spellStart"/>
-      <w:r>
-        <w:t>TypeScript</w:t>
-      </w:r>
-      <w:proofErr w:type="spellEnd"/>
-      <w:r>
-        <w:t xml:space="preserve">, </w:t>
-      </w:r>
-      <w:proofErr w:type="spellStart"/>
-      <w:r>
-        <w:t>React</w:t>
-      </w:r>
-      <w:proofErr w:type="spellEnd"/>
-      <w:r>
-        <w:t xml:space="preserve">, </w:t>
-      </w:r>
-      <w:proofErr w:type="spellStart"/>
-      <w:r>
-        <w:t>Vite</w:t>
-      </w:r>
-      <w:proofErr w:type="spellEnd"/>
-      <w:r>
-        <w:t xml:space="preserve"> и </w:t>
-      </w:r>
-      <w:proofErr w:type="spellStart"/>
-      <w:r>
-        <w:t>Tailwind</w:t>
-      </w:r>
-      <w:proofErr w:type="spellEnd"/>
-      <w:r>
-        <w:t xml:space="preserve"> CSS для клиентского приложения, представляется подходящим для разработки системы декомпозиции целей. Он позволяет обеспечить удобство разработки, достаточную производительность и возможность дальнейшего расширения функциональности системы.</w:t>
-      </w:r>
-      <w:r>
-        <w:t xml:space="preserve"> </w:t>
-      </w:r>
-      <w:r>
-        <w:t xml:space="preserve">Применение строгой типизации как на стороне клиента посредством </w:t>
-      </w:r>
-      <w:proofErr w:type="spellStart"/>
-      <w:r>
-        <w:t>TypeScript</w:t>
-      </w:r>
-      <w:proofErr w:type="spellEnd"/>
-      <w:r>
-        <w:t xml:space="preserve">, так и на стороне сервера через </w:t>
-      </w:r>
-      <w:proofErr w:type="spellStart"/>
-      <w:r>
-        <w:t>Pydantic</w:t>
-      </w:r>
-      <w:proofErr w:type="spellEnd"/>
-      <w:r>
-        <w:t xml:space="preserve">-модели в </w:t>
-      </w:r>
-      <w:proofErr w:type="spellStart"/>
-      <w:r>
-        <w:t>FastAPI</w:t>
-      </w:r>
-      <w:proofErr w:type="spellEnd"/>
-      <w:r>
-        <w:t>, минимизирует вероятность возникновения ошибок при обмене данными.</w:t>
-      </w:r>
-    </w:p>
-    <w:p>
-      <w:r>
-        <w:t>Используемые инструменты обладают высокой степенью совместимости между собой, что позволяет эффективно интегрировать различные части системы. Также предусмотрена возможность масштабирования решения за счёт расширения серверной инфраструктуры и оптимизации взаимодействия с базой данных.</w:t>
-      </w:r>
-      <w:r>
-        <w:t xml:space="preserve"> </w:t>
-      </w:r>
-    </w:p>
-    <w:p>
-      <w:pPr>
         <w:pStyle w:val="1"/>
       </w:pPr>
-      <w:bookmarkStart w:id="12" w:name="_Toc230612802"/>
+      <w:bookmarkStart w:id="12" w:name="_Toc231167727"/>
       <w:r>
         <w:lastRenderedPageBreak/>
         <w:t>2 Технологический раздел</w:t>
@@ -7101,7 +7223,7 @@
       <w:pPr>
         <w:pStyle w:val="2"/>
       </w:pPr>
-      <w:bookmarkStart w:id="13" w:name="_Toc230612803"/>
+      <w:bookmarkStart w:id="13" w:name="_Toc231167728"/>
       <w:r>
         <w:t>2.1 Структура базы данных</w:t>
       </w:r>
@@ -7147,7 +7269,7 @@
           <w:rFonts w:cs="Times New Roman"/>
           <w:szCs w:val="28"/>
         </w:rPr>
-        <w:t xml:space="preserve"> были выделены следующие сущности:</w:t>
+        <w:t xml:space="preserve"> выделены следующие сущности:</w:t>
       </w:r>
     </w:p>
     <w:p>
@@ -8165,7 +8287,7 @@
           <w:szCs w:val="28"/>
         </w:rPr>
       </w:pPr>
-      <w:bookmarkStart w:id="14" w:name="_Toc230612804"/>
+      <w:bookmarkStart w:id="14" w:name="_Toc231167729"/>
       <w:r>
         <w:rPr>
           <w:rFonts w:ascii="Times New Roman" w:hAnsi="Times New Roman"/>
@@ -8485,7 +8607,7 @@
           <w:rFonts w:ascii="Times New Roman" w:hAnsi="Times New Roman"/>
           <w:szCs w:val="28"/>
         </w:rPr>
-        <w:t>Для веб-приложения также был разработан логотип, представленный на рисунке 2.1.</w:t>
+        <w:t>Для веб-приложения также разработан логотип, представленный на рисунке 2.1.</w:t>
       </w:r>
     </w:p>
     <w:p>
@@ -8655,7 +8777,7 @@
           <w:color w:val="000000" w:themeColor="text1"/>
         </w:rPr>
         <w:lastRenderedPageBreak/>
-        <w:t xml:space="preserve">Для обеспечения безопасного доступа к функционалу системы был разработан экран аутентификации, представленный на рисунке </w:t>
+        <w:t xml:space="preserve">Для обеспечения безопасного доступа к функционалу системы разработан экран аутентификации, представленный на рисунке </w:t>
       </w:r>
       <w:r>
         <w:rPr>
@@ -9315,7 +9437,7 @@
           <w:rFonts w:ascii="Times New Roman" w:hAnsi="Times New Roman"/>
           <w:szCs w:val="28"/>
         </w:rPr>
-        <w:t xml:space="preserve">Для удобного взаимодействия с задачами была разработана страница управления списками задач, представленная на рисунке </w:t>
+        <w:t xml:space="preserve">Для удобного взаимодействия с задачами разработана страница управления списками задач, представленная на рисунке </w:t>
       </w:r>
       <w:r>
         <w:rPr>
@@ -9436,19 +9558,10 @@
         <w:widowControl w:val="0"/>
       </w:pPr>
       <w:r>
-        <w:t>На данной странице визуализированы структурированные списки целей с декомпозицией на отдельные подзадачи. Архитектура макета включает в себя графические маркеры статуса выполнения для оперативного мониторинга прогресса, а также выделенный элемент для добавления новых списков. Ключевые компоненты интерактивного взаимодействия и индикаторы снабжены цветовым выделением, что повышает интуитивность восприятия интерфейсной логики.</w:t>
-      </w:r>
-      <w:r>
-        <w:t xml:space="preserve"> </w:t>
-      </w:r>
-      <w:r>
-        <w:t xml:space="preserve">Наличие свободного пространства между информационными блоками предотвращает визуальное </w:t>
-      </w:r>
-      <w:r>
-        <w:t>перегруженные</w:t>
-      </w:r>
-      <w:r>
-        <w:t xml:space="preserve"> интерфейса при отображении большого количества подзадач.</w:t>
+        <w:t xml:space="preserve">На данной странице визуализированы структурированные списки целей с декомпозицией на отдельные подзадачи. Архитектура макета включает в себя графические маркеры статуса выполнения для оперативного мониторинга прогресса, а также выделенный элемент для добавления новых списков. Ключевые компоненты интерактивного взаимодействия и индикаторы снабжены цветовым выделением, что повышает интуитивность восприятия интерфейсной логики. </w:t>
+      </w:r>
+      <w:r>
+        <w:t>Наличие свободного пространства между информационными блоками предотвращает визуальное перегруженные интерфейса при отображении большого количества подзадач.</w:t>
       </w:r>
     </w:p>
     <w:p>
@@ -9472,11 +9585,11 @@
         <w:t xml:space="preserve"> демонстрирующие </w:t>
       </w:r>
       <w:r>
-        <w:t xml:space="preserve">возможность взаимодействия пользователей в рамках команд. Для этого был разработан отдельный экран команд, </w:t>
+        <w:t xml:space="preserve">возможность взаимодействия пользователей в рамках команд. Для этого разработан отдельный экран команд, представленный </w:t>
       </w:r>
       <w:r>
         <w:lastRenderedPageBreak/>
-        <w:t>представленный на рисунке 2.6.</w:t>
+        <w:t>на рисунке 2.6.</w:t>
       </w:r>
     </w:p>
     <w:p>
@@ -9705,7 +9818,7 @@
       <w:pPr>
         <w:pStyle w:val="2"/>
       </w:pPr>
-      <w:bookmarkStart w:id="15" w:name="_Toc230612805"/>
+      <w:bookmarkStart w:id="15" w:name="_Toc231167730"/>
       <w:r>
         <w:lastRenderedPageBreak/>
         <w:t>2.3 Разработка структуры программного продукта</w:t>
@@ -9723,7 +9836,7 @@
         <w:rPr>
           <w:szCs w:val="28"/>
         </w:rPr>
-        <w:t>Так как система представляет собой веб‑приложение, была составлена функциональная схема веб‑клиента, включающая публичную и внутреннюю части. Публичная часть, представленная на рисунке 2.1, доступна пользователю до авторизации и содержит окна «Авторизация», «Регистрация» и «Восстановление пароля». Дополнительно в неё включены окно «Ошибочного пути» (страница 404) и окно «Краткой информации» о системе. Пользователь может создать учётную запись, войти в систему или восстановить утерянный пароль, а также ознакомиться с основными возможностями сервиса.</w:t>
+        <w:t>Так как система представляет собой веб‑приложение, составлена функциональная схема веб‑клиента, включающая публичную и внутреннюю части. Публичная часть, представленная на рисунке 2.1, доступна пользователю до авторизации и содержит окна «Авторизация», «Регистрация» и «Восстановление пароля». Дополнительно в неё включены окно «Ошибочного пути» (страница 404) и окно «Краткой информации» о системе. Пользователь может создать учётную запись, войти в систему или восстановить утерянный пароль, а также ознакомиться с основными возможностями сервиса.</w:t>
       </w:r>
     </w:p>
     <w:p>
@@ -10012,7 +10125,7 @@
       <w:pPr>
         <w:pStyle w:val="2"/>
       </w:pPr>
-      <w:bookmarkStart w:id="16" w:name="_Toc230612806"/>
+      <w:bookmarkStart w:id="16" w:name="_Toc231167731"/>
       <w:r>
         <w:t>2.4 Описание процедур и функций</w:t>
       </w:r>
@@ -10029,7 +10142,7 @@
         <w:rPr>
           <w:lang w:eastAsia="ru-RU"/>
         </w:rPr>
-        <w:t xml:space="preserve">В процессе разработки веб-приложения была реализована совокупность функций и процедур, обеспечивающих формирование </w:t>
+        <w:t xml:space="preserve">В процессе разработки веб-приложения реализована совокупность функций и процедур, обеспечивающих формирование </w:t>
       </w:r>
       <w:r>
         <w:rPr>
@@ -10041,14 +10154,14 @@
         <w:rPr>
           <w:lang w:eastAsia="ru-RU"/>
         </w:rPr>
-        <w:t xml:space="preserve">, управление задачами, контроль доступа пользователей и взаимодействие с сервисом искусственного интеллекта. Архитектура приложения построена по принципу разделения ответственности между компонентами, благодаря чему обеспечивается масштабируемость системы, удобство сопровождения и </w:t>
+        <w:t xml:space="preserve">, управление задачами, контроль доступа пользователей и взаимодействие с сервисом искусственного интеллекта. Архитектура приложения построена по принципу разделения ответственности между компонентами, благодаря чему обеспечивается масштабируемость системы, удобство сопровождения и устойчивость работы </w:t>
       </w:r>
       <w:r>
         <w:rPr>
           <w:lang w:eastAsia="ru-RU"/>
         </w:rPr>
         <w:lastRenderedPageBreak/>
-        <w:t>устойчивость работы приложения при одновременной работе нескольких пользователей.</w:t>
+        <w:t>приложения при одновременной работе нескольких пользователей.</w:t>
       </w:r>
     </w:p>
     <w:p>
@@ -10056,7 +10169,7 @@
         <w:widowControl w:val="0"/>
       </w:pPr>
       <w:r>
-        <w:t xml:space="preserve">Одной из ключевых функций системы является автоматическое формирование списка задач с использованием искусственного интеллекта. Для реализации данной возможности был разработан сервис </w:t>
+        <w:t xml:space="preserve">Одной из ключевых функций системы является автоматическое формирование списка задач с использованием искусственного интеллекта. Для реализации данной возможности разработан сервис </w:t>
       </w:r>
       <w:proofErr w:type="spellStart"/>
       <w:r>
@@ -10246,14 +10359,14 @@
         <w:rPr>
           <w:color w:val="000000" w:themeColor="text1"/>
         </w:rPr>
-        <w:t xml:space="preserve">. Применение асинхронных запросов позволяет избежать блокировки серверного потока во время ожидания </w:t>
+        <w:t xml:space="preserve">. Применение асинхронных запросов позволяет избежать блокировки серверного потока во время ожидания ответа от внешнего сервиса. После получения ответа система извлекает </w:t>
       </w:r>
       <w:r>
         <w:rPr>
           <w:color w:val="000000" w:themeColor="text1"/>
         </w:rPr>
         <w:lastRenderedPageBreak/>
-        <w:t>ответа от внешнего сервиса. После получения ответа система извлекает содержимое сообщения и преобразует его в JSON-структуру, содержащую название цели и список задач.</w:t>
+        <w:t>содержимое сообщения и преобразует его в JSON-структуру, содержащую название цели и список задач.</w:t>
       </w:r>
       <w:r>
         <w:rPr>
@@ -10630,7 +10743,6 @@
           <w:rFonts w:cs="Times New Roman"/>
           <w:szCs w:val="28"/>
         </w:rPr>
-        <w:lastRenderedPageBreak/>
         <w:t>Для управления содержимым</w:t>
       </w:r>
       <w:r>
@@ -10645,7 +10757,15 @@
           <w:rFonts w:cs="Times New Roman"/>
           <w:szCs w:val="28"/>
         </w:rPr>
-        <w:t xml:space="preserve">реализованы процедуры создания, обновления и удаления задач. При создании новой задачи формируется объект типа </w:t>
+        <w:t xml:space="preserve">реализованы процедуры создания, </w:t>
+      </w:r>
+      <w:r>
+        <w:rPr>
+          <w:rFonts w:cs="Times New Roman"/>
+          <w:szCs w:val="28"/>
+        </w:rPr>
+        <w:lastRenderedPageBreak/>
+        <w:t xml:space="preserve">обновления и удаления задач. При создании новой задачи формируется объект типа </w:t>
       </w:r>
       <w:r>
         <w:rPr>
@@ -11002,11 +11122,11 @@
         <w:t xml:space="preserve"> </w:t>
       </w:r>
       <w:r>
-        <w:t xml:space="preserve">Все изменения сразу же фиксируются в текущей рабочей сессии базы данных. На финальном этапе система безопасно </w:t>
+        <w:t xml:space="preserve">Все изменения сразу же фиксируются в текущей рабочей сессии базы данных. На финальном этапе система безопасно сохраняет обновленные данные и синхронизирует их. Это гарантирует, что в </w:t>
       </w:r>
       <w:r>
         <w:lastRenderedPageBreak/>
-        <w:t>сохраняет обновленные данные и синхронизирует их. Это гарантирует, что в приложении всегда будет отображаться только самая актуальная и корректная информация.</w:t>
+        <w:t>приложении всегда будет отображаться только самая актуальная и корректная информация.</w:t>
       </w:r>
     </w:p>
     <w:p>
@@ -11151,18 +11271,12 @@
       </w:r>
       <w:proofErr w:type="spellEnd"/>
       <w:r>
-        <w:t>. Для каждого типа операции был реализован отдельный маршрут, обеспечивающий обработку HTTP-запросов и передачу данных между клиентом и сервером.</w:t>
-      </w:r>
-    </w:p>
-    <w:p>
-      <w:r>
-        <w:t>В архитектуре взаимодействия применяются стандартные методы протокола HTTP, что позволяет четко разграничить операции чтения, создания, обновления и удаления данных. Обмен информационными пакетами между сторонами осуществляется в универсальном формате JSON, обеспечивающем высокую скорость</w:t>
-      </w:r>
-      <w:r>
-        <w:t xml:space="preserve"> использование </w:t>
-      </w:r>
-      <w:r>
-        <w:t xml:space="preserve">объектов. </w:t>
+        <w:t>. Для каждого типа операции реализован отдельный маршрут, обеспечивающий обработку HTTP-запросов и передачу данных между клиентом и сервером.</w:t>
+      </w:r>
+    </w:p>
+    <w:p>
+      <w:r>
+        <w:t xml:space="preserve">В архитектуре взаимодействия применяются стандартные методы протокола HTTP, что позволяет четко разграничить операции чтения, создания, обновления и удаления данных. Обмен информационными пакетами между сторонами осуществляется в универсальном формате JSON, обеспечивающем высокую скорость использование объектов. </w:t>
       </w:r>
     </w:p>
     <w:p>
@@ -11174,7 +11288,7 @@
       <w:pPr>
         <w:pStyle w:val="1"/>
       </w:pPr>
-      <w:bookmarkStart w:id="17" w:name="_Toc230612807"/>
+      <w:bookmarkStart w:id="17" w:name="_Toc231167732"/>
       <w:r>
         <w:lastRenderedPageBreak/>
         <w:t xml:space="preserve">3 </w:t>
@@ -11188,7 +11302,7 @@
       <w:pPr>
         <w:pStyle w:val="2"/>
       </w:pPr>
-      <w:bookmarkStart w:id="18" w:name="_Toc230612808"/>
+      <w:bookmarkStart w:id="18" w:name="_Toc231167733"/>
       <w:r>
         <w:t>3.1 Назначение и условия применения</w:t>
       </w:r>
@@ -11253,7 +11367,7 @@
       <w:pPr>
         <w:pStyle w:val="2"/>
       </w:pPr>
-      <w:bookmarkStart w:id="19" w:name="_Toc230612809"/>
+      <w:bookmarkStart w:id="19" w:name="_Toc231167734"/>
       <w:r>
         <w:lastRenderedPageBreak/>
         <w:t>3.2 Подготовка к работе</w:t>
@@ -11287,6 +11401,9 @@
       </w:r>
     </w:p>
     <w:p>
+      <w:pPr>
+        <w:spacing w:line="240" w:lineRule="auto"/>
+      </w:pPr>
       <w:r>
         <w:rPr>
           <w:noProof/>
@@ -11343,6 +11460,7 @@
     </w:p>
     <w:p>
       <w:pPr>
+        <w:spacing w:after="240"/>
         <w:jc w:val="center"/>
         <w:rPr>
           <w:color w:val="000000" w:themeColor="text1"/>
@@ -11375,16 +11493,7 @@
     </w:p>
     <w:p>
       <w:r>
-        <w:t>К</w:t>
-      </w:r>
-      <w:r>
-        <w:t xml:space="preserve">расными контурами выделены ключевые навигационные элементы, обеспечивающие переход к процедурам авторизации и регистрации в системе. В правом верхнем углу интерфейса для этой цели предусмотрена кнопка «Начать», расположенная рядом с </w:t>
-      </w:r>
-      <w:r>
-        <w:t>кнопкой</w:t>
-      </w:r>
-      <w:r>
-        <w:t xml:space="preserve"> «Вход». Дополнительным интерактивным компонентом выступает контрастная кнопка «Попробовать сейчас», размещенная в левой нижней части экрана под главным информационным блоком и предназначенная для инициализации процесса создания учетной записи.</w:t>
+        <w:t>Красными контурами выделены ключевые навигационные элементы, обеспечивающие переход к процедурам авторизации и регистрации в системе. В правом верхнем углу интерфейса для этой цели предусмотрена кнопка «Начать», расположенная рядом с кнопкой «Вход». Дополнительным интерактивным компонентом выступает контрастная кнопка «Попробовать сейчас», размещенная в левой нижней части экрана под главным информационным блоком и предназначенная для инициализации процесса создания учетной записи.</w:t>
       </w:r>
     </w:p>
     <w:p>
@@ -11393,19 +11502,7 @@
         <w:spacing w:after="240"/>
       </w:pPr>
       <w:r>
-        <w:t>Активация любого из указанных управляющих элементов перенаправляет к интерфейсам проверки прав доступа. В зависимости от выбранного сценария взаимодействия</w:t>
-      </w:r>
-      <w:r>
-        <w:t xml:space="preserve"> – </w:t>
-      </w:r>
-      <w:r>
-        <w:t>первичного создания профиля или входа в уже существующий аккаунт</w:t>
-      </w:r>
-      <w:r>
-        <w:t xml:space="preserve"> – </w:t>
-      </w:r>
-      <w:r>
-        <w:t>открываются соответствующие экранные формы, содержащие стандартизированные</w:t>
+        <w:t>Активация любого из указанных управляющих элементов перенаправляет к интерфейсам проверки прав доступа. В зависимости от выбранного сценария взаимодействия – первичного создания профиля или входа в уже существующий аккаунт – открываются соответствующие экранные формы, содержащие стандартизированные</w:t>
       </w:r>
       <w:r>
         <w:t xml:space="preserve"> структурой базы данных,</w:t>
@@ -12151,6 +12248,7 @@
       <w:r>
         <w:rPr>
           <w:rFonts w:ascii="Times New Roman" w:hAnsi="Times New Roman"/>
+          <w:noProof/>
           <w:color w:val="000000" w:themeColor="text1"/>
         </w:rPr>
         <w:drawing>
@@ -12246,13 +12344,7 @@
         <w:spacing w:after="240"/>
       </w:pPr>
       <w:r>
-        <w:t xml:space="preserve">В ответном сообщении от ИИ-ассистента выводится автоматически сформированный </w:t>
-      </w:r>
-      <w:r>
-        <w:t>план</w:t>
-      </w:r>
-      <w:r>
-        <w:t>, заголовок которого соответствует целевому запросу. Ниже генерируется декомпозированный список, где каждый этап представлен в виде отдельной пронумерованной карточки с четким названием шага и его лаконичным описанием. Структурированный таким образом ответ позволяет визуально оценить последовательность действий, необходимых для достижения поставленного результата, непосредственно внутри интерфейса чата.</w:t>
+        <w:t>В ответном сообщении от ИИ-ассистента выводится автоматически сформированный план, заголовок которого соответствует целевому запросу. Ниже генерируется декомпозированный список, где каждый этап представлен в виде отдельной пронумерованной карточки с четким названием шага и его лаконичным описанием. Структурированный таким образом ответ позволяет визуально оценить последовательность действий, необходимых для достижения поставленного результата, непосредственно внутри интерфейса чата.</w:t>
       </w:r>
     </w:p>
     <w:p>
@@ -12367,30 +12459,12 @@
         <w:rPr>
           <w:color w:val="000000" w:themeColor="text1"/>
         </w:rPr>
-        <w:t xml:space="preserve"> Интерфейс </w:t>
-      </w:r>
-      <w:r>
-        <w:rPr>
-          <w:color w:val="000000" w:themeColor="text1"/>
-        </w:rPr>
-        <w:t>управления списков задач</w:t>
-      </w:r>
-    </w:p>
-    <w:p>
-      <w:r>
-        <w:t>На данном</w:t>
-      </w:r>
-      <w:r>
-        <w:t xml:space="preserve"> рисунке</w:t>
-      </w:r>
-      <w:r>
-        <w:t xml:space="preserve"> выделены и пронумерованы ключевые интерактивные элементы управления </w:t>
-      </w:r>
-      <w:r>
-        <w:t>списком задач</w:t>
-      </w:r>
-      <w:r>
-        <w:t>:</w:t>
+        <w:t xml:space="preserve"> Интерфейс управления списков задач</w:t>
+      </w:r>
+    </w:p>
+    <w:p>
+      <w:r>
+        <w:t>На данном рисунке выделены и пронумерованы ключевые интерактивные элементы управления списком задач:</w:t>
       </w:r>
     </w:p>
     <w:p>
@@ -12965,37 +13039,19 @@
     </w:p>
     <w:p>
       <w:r>
-        <w:t>Пользователь получает возможность полностью адаптировать предложенный план под индивидуальные особенности своего рабочего или учебного процесса. Пошаговое выполнение задач сопровождается наглядным изменением общего прогресса, что помогает контролировать</w:t>
-      </w:r>
-      <w:r>
-        <w:t xml:space="preserve"> </w:t>
-      </w:r>
-      <w:r>
-        <w:t xml:space="preserve">остаток запланированных работ. При возникновении новых обстоятельств можно расширять списки, не нарушая при этом общую логику уже созданного </w:t>
-      </w:r>
-      <w:r>
-        <w:t>списка</w:t>
-      </w:r>
-      <w:r>
-        <w:t>.</w:t>
-      </w:r>
-    </w:p>
-    <w:p>
-      <w:r>
-        <w:t xml:space="preserve">Важно учитывать, что автоматически сгенерированный ИИ-помощником </w:t>
-      </w:r>
-      <w:r>
-        <w:t>план</w:t>
-      </w:r>
-      <w:r>
-        <w:t xml:space="preserve"> не является абсолютно точным планом действий. Полученный результат представляет собой исключительно базовую отправную точку, концептуальный ориентир для начала работы над задачей. Пользователю необходимо самостоятельно проанализировать предложенные этапы. Окончательная адаптация, детализация и корректировка шагов в соответствии со спецификой конкретного проекта остаются целиком на усмотрение пользователя.</w:t>
+        <w:t>Пользователь получает возможность полностью адаптировать предложенный план под индивидуальные особенности своего рабочего или учебного процесса. Пошаговое выполнение задач сопровождается наглядным изменением общего прогресса, что помогает контролировать остаток запланированных работ. При возникновении новых обстоятельств можно расширять списки, не нарушая при этом общую логику уже созданного списка.</w:t>
+      </w:r>
+    </w:p>
+    <w:p>
+      <w:r>
+        <w:t>Важно учитывать, что автоматически сгенерированный ИИ-помощником план не является абсолютно точным планом действий. Полученный результат представляет собой исключительно базовую отправную точку, концептуальный ориентир для начала работы над задачей. Пользователю необходимо самостоятельно проанализировать предложенные этапы. Окончательная адаптация, детализация и корректировка шагов в соответствии со спецификой конкретного проекта остаются целиком на усмотрение пользователя.</w:t>
       </w:r>
     </w:p>
     <w:p>
       <w:pPr>
         <w:pStyle w:val="1"/>
       </w:pPr>
-      <w:bookmarkStart w:id="20" w:name="_Toc230612811"/>
+      <w:bookmarkStart w:id="20" w:name="_Toc231167735"/>
       <w:r>
         <w:lastRenderedPageBreak/>
         <w:t>4 Тестирование программного продукта</w:t>
@@ -13009,7 +13065,7 @@
       <w:pPr>
         <w:pStyle w:val="2"/>
       </w:pPr>
-      <w:bookmarkStart w:id="21" w:name="_Toc230612812"/>
+      <w:bookmarkStart w:id="21" w:name="_Toc231167736"/>
       <w:r>
         <w:t>4.1 Выбор стратегии тестирования</w:t>
       </w:r>
@@ -13028,7 +13084,7 @@
         <w:rPr>
           <w:lang w:eastAsia="ru-RU"/>
         </w:rPr>
-        <w:t xml:space="preserve">Для комплексной проверки работоспособности веб-приложения была выбрана стратегия, сочетающая функциональное тестирование методом черного ящика и модульное тестирование компонентов серверной части. Такая комбинация позволяет одновременно оценить систему с позиции конечного пользователя и проверить </w:t>
+        <w:t xml:space="preserve">Для комплексной проверки работоспособности веб-приложения выбрана стратегия, сочетающая функциональное тестирование методом черного ящика и модульное тестирование компонентов серверной части. Такая комбинация позволяет одновременно оценить систему с позиции конечного пользователя и проверить </w:t>
       </w:r>
       <w:r>
         <w:rPr>
@@ -13086,7 +13142,7 @@
       <w:pPr>
         <w:pStyle w:val="2"/>
       </w:pPr>
-      <w:bookmarkStart w:id="22" w:name="_Toc230612813"/>
+      <w:bookmarkStart w:id="22" w:name="_Toc231167737"/>
       <w:r>
         <w:lastRenderedPageBreak/>
         <w:t xml:space="preserve">4.2 </w:t>
@@ -13098,7 +13154,7 @@
     </w:p>
     <w:p>
       <w:r>
-        <w:t xml:space="preserve">Для автоматизированной проверки отдельных компонентов системы были разработаны модульные тесты на языке Python с использованием библиотеки </w:t>
+        <w:t xml:space="preserve">Для автоматизированной проверки отдельных компонентов системы разработаны модульные тесты на языке Python с использованием библиотеки </w:t>
       </w:r>
       <w:proofErr w:type="spellStart"/>
       <w:r>
@@ -13135,31 +13191,7 @@
         <w:spacing w:after="240"/>
       </w:pPr>
       <w:r>
-        <w:t>В рамках проверки процедуры создания профиля реализован</w:t>
-      </w:r>
-      <w:r>
-        <w:t>о</w:t>
-      </w:r>
-      <w:r>
-        <w:t xml:space="preserve"> тест</w:t>
-      </w:r>
-      <w:r>
-        <w:t>ирование</w:t>
-      </w:r>
-      <w:r>
-        <w:t>,</w:t>
-      </w:r>
-      <w:r>
-        <w:t xml:space="preserve"> в котором</w:t>
-      </w:r>
-      <w:r>
-        <w:t xml:space="preserve"> вызывает</w:t>
-      </w:r>
-      <w:r>
-        <w:t>ся</w:t>
-      </w:r>
-      <w:r>
-        <w:t xml:space="preserve"> функцию регистрации с передачей пользовательских параметров, а затем обращается к базе данных для верификации сохраненной информации. В ходе выполнения теста анализируется факт создания записи, точность записи имени и адреса электронной почты. Пример реализации данной проверки представлен на рисунке 4.1.</w:t>
+        <w:t>В рамках проверки процедуры создания профиля реализовано тестирование, в котором вызывается функцию регистрации с передачей пользовательских параметров, а затем обращается к базе данных для верификации сохраненной информации. В ходе выполнения теста анализируется факт создания записи, точность записи имени и адреса электронной почты. Пример реализации данной проверки представлен на рисунке 4.1.</w:t>
       </w:r>
     </w:p>
     <w:p>
@@ -13505,7 +13537,7 @@
         <w:spacing w:after="240"/>
       </w:pPr>
       <w:r>
-        <w:t xml:space="preserve">Работа с задачами внутри системы предполагает возможность совместного взаимодействия, в связи с чем было реализовано тестирование механизма создания команд. В процессе выполнения теста производится создание нового пользователя и вызов функции формирования рабочей группы с последующей проверкой сохранения информации в базе данных. Проверка данного механизма позволяет убедиться в стабильности работы командного функционала системы. </w:t>
+        <w:t xml:space="preserve">Работа с задачами внутри системы предполагает возможность совместного взаимодействия, в связи с чем реализовано тестирование механизма создания команд. В процессе выполнения теста производится создание нового пользователя и вызов функции формирования рабочей группы с последующей проверкой сохранения информации в базе данных. Проверка данного механизма позволяет убедиться в стабильности работы командного функционала системы. </w:t>
       </w:r>
       <w:r>
         <w:lastRenderedPageBreak/>
@@ -13619,7 +13651,7 @@
     </w:p>
     <w:p>
       <w:r>
-        <w:t xml:space="preserve">Функционал командного взаимодействия дополняется встроенной системой обмена сообщениями, обеспечивающей коммуникацию между участниками команды в режиме реального времени. Для проверки данного механизма был реализован тест отправки сообщений, включающий создание пользователя, команды и командного чата с последующей отправкой текстового сообщения. </w:t>
+        <w:t xml:space="preserve">Функционал командного взаимодействия дополняется встроенной системой обмена сообщениями, обеспечивающей коммуникацию между участниками команды в режиме реального времени. Для проверки данного механизма реализован тест отправки сообщений, включающий создание пользователя, команды и командного чата с последующей отправкой текстового сообщения. </w:t>
       </w:r>
     </w:p>
     <w:p>
@@ -13743,7 +13775,7 @@
         <w:rPr>
           <w:color w:val="000000" w:themeColor="text1"/>
         </w:rPr>
-        <w:t xml:space="preserve">Для комплексного подтверждения работоспособности разработанного веб-приложения были сформированы протоколы тестирования, отражающие результаты параллельной проверки пользовательского интерфейса и серверной части. Проверка базовых компонентов разграничения доступа выполнялась в первую очередь, так как эти функции обеспечивают вход в защищенные разделы платформы. Сопоставление результатов </w:t>
+        <w:t xml:space="preserve">Для комплексного подтверждения работоспособности разработанного веб-приложения сформированы протоколы тестирования, отражающие результаты параллельной проверки пользовательского интерфейса и серверной части. Проверка базовых компонентов разграничения доступа выполнялась в первую очередь, так как эти функции обеспечивают вход в защищенные разделы платформы. Сопоставление результатов </w:t>
       </w:r>
       <w:r>
         <w:rPr>
@@ -14259,7 +14291,7 @@
                 <w:sz w:val="24"/>
                 <w:szCs w:val="24"/>
               </w:rPr>
-              <w:t>Проверка корректности сохранения учетных данных</w:t>
+              <w:t>Проверка сохранения учетных данных</w:t>
             </w:r>
           </w:p>
           <w:p>
@@ -14400,14 +14432,15 @@
               </w:rPr>
               <w:t>1 Имя пользователя – «</w:t>
             </w:r>
-            <w:r>
-              <w:rPr>
-                <w:sz w:val="24"/>
-                <w:szCs w:val="24"/>
-                <w:lang w:val="en-US"/>
-              </w:rPr>
-              <w:t>User</w:t>
-            </w:r>
+            <w:proofErr w:type="spellStart"/>
+            <w:r>
+              <w:rPr>
+                <w:sz w:val="24"/>
+                <w:szCs w:val="24"/>
+              </w:rPr>
+              <w:t>username</w:t>
+            </w:r>
+            <w:proofErr w:type="spellEnd"/>
             <w:r>
               <w:rPr>
                 <w:sz w:val="24"/>
@@ -15080,16 +15113,14 @@
               </w:rPr>
               <w:t xml:space="preserve"> – «Secret</w:t>
             </w:r>
-            <w:proofErr w:type="gramStart"/>
             <w:r>
               <w:rPr>
                 <w:sz w:val="24"/>
                 <w:szCs w:val="24"/>
                 <w:lang w:val="en-US"/>
               </w:rPr>
-              <w:t>123!»</w:t>
-            </w:r>
-            <w:proofErr w:type="gramEnd"/>
+              <w:t>123! »</w:t>
+            </w:r>
           </w:p>
         </w:tc>
       </w:tr>
@@ -15184,17 +15215,11 @@
     </w:tbl>
     <w:p>
       <w:pPr>
-        <w:spacing w:before="240" w:line="240" w:lineRule="auto"/>
-        <w:ind w:firstLine="0"/>
-      </w:pPr>
-    </w:p>
-    <w:p>
-      <w:pPr>
         <w:widowControl w:val="0"/>
         <w:spacing w:before="240"/>
       </w:pPr>
       <w:r>
-        <w:t xml:space="preserve">Анализ полученных данных подтвердил надежность механизма регистрации как со стороны графического интерфейса, так и на уровне серверных алгоритмов. Выполненные проверки зафиксировали создание учетной записи, точное сохранение пользовательских параметров и стабильную работу механизма автоматического входа. Функционирование системы аутентификации было дополнительно проверено при изолированном тестировании процесса входа. </w:t>
+        <w:t xml:space="preserve">Анализ полученных данных подтвердил надежность механизма регистрации как со стороны графического интерфейса, так и на уровне серверных алгоритмов. Выполненные проверки зафиксировали создание учетной записи, точное сохранение пользовательских параметров и стабильную работу механизма автоматического входа. Функционирование системы аутентификации дополнительно проверено при изолированном тестировании процесса входа. </w:t>
       </w:r>
     </w:p>
     <w:p>
@@ -15202,11 +15227,11 @@
         <w:widowControl w:val="0"/>
       </w:pPr>
       <w:r>
-        <w:t xml:space="preserve">Модульные тесты подтвердили точность поиска записей в базе данных, </w:t>
+        <w:t xml:space="preserve">Модульные тесты подтвердили точность поиска записей в базе данных, валидацию пароля и возврат токена авторизованного пользователя. Результаты </w:t>
       </w:r>
       <w:r>
         <w:lastRenderedPageBreak/>
-        <w:t>валидацию пароля и возврат токена авторизованного пользователя. Результаты этих проверок зафиксированы в таблицах 4.3 и 4.4.</w:t>
+        <w:t>этих проверок зафиксированы в таблицах 4.3 и 4.4.</w:t>
       </w:r>
     </w:p>
     <w:p>
@@ -15588,7 +15613,7 @@
                 <w:sz w:val="24"/>
                 <w:szCs w:val="24"/>
               </w:rPr>
-              <w:t>Проверка корректности сохранения имени пользователя, электронной почты и хэша пароля</w:t>
+              <w:t>Проверка сохранения имени пользователя, электронной почты и хэша пароля</w:t>
             </w:r>
           </w:p>
           <w:p>
@@ -16257,12 +16282,14 @@
               <w:rPr>
                 <w:sz w:val="24"/>
                 <w:szCs w:val="24"/>
-              </w:rPr>
-            </w:pPr>
-            <w:r>
-              <w:rPr>
-                <w:sz w:val="24"/>
-                <w:szCs w:val="24"/>
+                <w:lang w:val="en-US"/>
+              </w:rPr>
+            </w:pPr>
+            <w:r>
+              <w:rPr>
+                <w:sz w:val="24"/>
+                <w:szCs w:val="24"/>
+                <w:lang w:val="en-US"/>
               </w:rPr>
               <w:t>1</w:t>
             </w:r>
@@ -16270,6 +16297,7 @@
               <w:rPr>
                 <w:sz w:val="24"/>
                 <w:szCs w:val="24"/>
+                <w:lang w:val="en-US"/>
               </w:rPr>
               <w:t> </w:t>
             </w:r>
@@ -16284,6 +16312,7 @@
               <w:rPr>
                 <w:sz w:val="24"/>
                 <w:szCs w:val="24"/>
+                <w:lang w:val="en-US"/>
               </w:rPr>
               <w:t> </w:t>
             </w:r>
@@ -16298,6 +16327,7 @@
               <w:rPr>
                 <w:sz w:val="24"/>
                 <w:szCs w:val="24"/>
+                <w:lang w:val="en-US"/>
               </w:rPr>
               <w:t> </w:t>
             </w:r>
@@ -16305,6 +16335,7 @@
               <w:rPr>
                 <w:sz w:val="24"/>
                 <w:szCs w:val="24"/>
+                <w:lang w:val="en-US"/>
               </w:rPr>
               <w:t>–</w:t>
             </w:r>
@@ -16320,6 +16351,7 @@
               <w:rPr>
                 <w:sz w:val="24"/>
                 <w:szCs w:val="24"/>
+                <w:lang w:val="en-US"/>
               </w:rPr>
               <w:t>«</w:t>
             </w:r>
@@ -16328,29 +16360,40 @@
               <w:rPr>
                 <w:sz w:val="24"/>
                 <w:szCs w:val="24"/>
-              </w:rPr>
-              <w:t>alex_user</w:t>
+                <w:lang w:val="en-US"/>
+              </w:rPr>
+              <w:t>test_user</w:t>
             </w:r>
             <w:proofErr w:type="spellEnd"/>
             <w:r>
               <w:rPr>
                 <w:sz w:val="24"/>
                 <w:szCs w:val="24"/>
-              </w:rPr>
-              <w:t xml:space="preserve">» </w:t>
-            </w:r>
-            <w:r>
-              <w:rPr>
-                <w:sz w:val="24"/>
-                <w:szCs w:val="24"/>
+                <w:lang w:val="en-US"/>
+              </w:rPr>
+              <w:t>»</w:t>
+            </w:r>
+            <w:r>
+              <w:rPr>
+                <w:sz w:val="24"/>
+                <w:szCs w:val="24"/>
+                <w:lang w:val="en-US"/>
               </w:rPr>
               <w:br/>
-              <w:t>2</w:t>
-            </w:r>
-            <w:r>
-              <w:rPr>
-                <w:sz w:val="24"/>
-                <w:szCs w:val="24"/>
+              <w:t>2 </w:t>
+            </w:r>
+            <w:r>
+              <w:rPr>
+                <w:sz w:val="24"/>
+                <w:szCs w:val="24"/>
+              </w:rPr>
+              <w:t>Электронная</w:t>
+            </w:r>
+            <w:r>
+              <w:rPr>
+                <w:sz w:val="24"/>
+                <w:szCs w:val="24"/>
+                <w:lang w:val="en-US"/>
               </w:rPr>
               <w:t> </w:t>
             </w:r>
@@ -16359,7 +16402,7 @@
                 <w:sz w:val="24"/>
                 <w:szCs w:val="24"/>
               </w:rPr>
-              <w:t>Электронная</w:t>
+              <w:t>почта</w:t>
             </w:r>
             <w:r>
               <w:rPr>
@@ -16373,47 +16416,60 @@
               <w:rPr>
                 <w:sz w:val="24"/>
                 <w:szCs w:val="24"/>
-              </w:rPr>
-              <w:t>почта</w:t>
-            </w:r>
-            <w:r>
-              <w:rPr>
-                <w:sz w:val="24"/>
-                <w:szCs w:val="24"/>
                 <w:lang w:val="en-US"/>
               </w:rPr>
+              <w:t>–</w:t>
+            </w:r>
+            <w:r>
+              <w:rPr>
+                <w:sz w:val="24"/>
+                <w:szCs w:val="24"/>
+                <w:lang w:val="en-US"/>
+              </w:rPr>
               <w:t> </w:t>
             </w:r>
             <w:r>
               <w:rPr>
                 <w:sz w:val="24"/>
                 <w:szCs w:val="24"/>
-              </w:rPr>
-              <w:t>–</w:t>
-            </w:r>
-            <w:r>
-              <w:rPr>
-                <w:sz w:val="24"/>
-                <w:szCs w:val="24"/>
                 <w:lang w:val="en-US"/>
               </w:rPr>
-              <w:t> </w:t>
-            </w:r>
-            <w:r>
-              <w:rPr>
-                <w:sz w:val="24"/>
-                <w:szCs w:val="24"/>
-              </w:rPr>
               <w:t xml:space="preserve">«alex@gmail.com» </w:t>
             </w:r>
             <w:r>
               <w:rPr>
                 <w:sz w:val="24"/>
                 <w:szCs w:val="24"/>
+                <w:lang w:val="en-US"/>
               </w:rPr>
               <w:br/>
-              <w:t>3 Пароль – «Secret123!»</w:t>
-            </w:r>
+              <w:t xml:space="preserve">3 </w:t>
+            </w:r>
+            <w:r>
+              <w:rPr>
+                <w:sz w:val="24"/>
+                <w:szCs w:val="24"/>
+              </w:rPr>
+              <w:t>Пароль</w:t>
+            </w:r>
+            <w:r>
+              <w:rPr>
+                <w:sz w:val="24"/>
+                <w:szCs w:val="24"/>
+                <w:lang w:val="en-US"/>
+              </w:rPr>
+              <w:t xml:space="preserve"> – «Secret</w:t>
+            </w:r>
+            <w:proofErr w:type="gramStart"/>
+            <w:r>
+              <w:rPr>
+                <w:sz w:val="24"/>
+                <w:szCs w:val="24"/>
+                <w:lang w:val="en-US"/>
+              </w:rPr>
+              <w:t>123!»</w:t>
+            </w:r>
+            <w:proofErr w:type="gramEnd"/>
           </w:p>
         </w:tc>
       </w:tr>
@@ -16540,7 +16596,7 @@
         <w:t>В</w:t>
       </w:r>
       <w:r>
-        <w:t xml:space="preserve">ерификация ключевого интеллектуального компонента, отвечающего за декомпозицию целей. Проверка пользовательского сценария была сфокусирована на обработке текстового запроса интерфейсом ИИ-помощника и выводе сгенерированного плана. </w:t>
+        <w:t xml:space="preserve">ерификация ключевого интеллектуального компонента, отвечающего за декомпозицию целей. Проверка пользовательского сценария сфокусирована на обработке текстового запроса интерфейсом ИИ-помощника и выводе сгенерированного плана. </w:t>
       </w:r>
     </w:p>
     <w:p>
@@ -17048,7 +17104,7 @@
                 <w:sz w:val="24"/>
                 <w:szCs w:val="24"/>
               </w:rPr>
-              <w:t>Проверка корректности структуры и содержимого сформированных задач</w:t>
+              <w:t>Проверка структуры и содержимого сформированных задач</w:t>
             </w:r>
           </w:p>
         </w:tc>
@@ -17169,7 +17225,21 @@
                 <w:sz w:val="24"/>
                 <w:szCs w:val="24"/>
               </w:rPr>
-              <w:t>Система корректно обрабатывает ответ ИИ-сервиса, создает дорожную карту, сохраняет список задач в базе данных и возвращает корректную структуру данных</w:t>
+              <w:t xml:space="preserve">Система корректно обрабатывает ответ ИИ-сервиса, создает </w:t>
+            </w:r>
+            <w:r>
+              <w:rPr>
+                <w:sz w:val="24"/>
+                <w:szCs w:val="24"/>
+              </w:rPr>
+              <w:t>план</w:t>
+            </w:r>
+            <w:r>
+              <w:rPr>
+                <w:sz w:val="24"/>
+                <w:szCs w:val="24"/>
+              </w:rPr>
+              <w:t>, сохраняет список задач в базе данных и возвращает корректную структуру данных</w:t>
             </w:r>
           </w:p>
         </w:tc>
@@ -17213,7 +17283,35 @@
                 <w:sz w:val="24"/>
                 <w:szCs w:val="24"/>
               </w:rPr>
-              <w:t>Тест выполнен успешно. Дорожная карта и задачи корректно созданы и сохранены в базе данных, структура ответа соответствует ожидаемому результату</w:t>
+              <w:t xml:space="preserve">Тест выполнен успешно. </w:t>
+            </w:r>
+            <w:r>
+              <w:rPr>
+                <w:sz w:val="24"/>
+                <w:szCs w:val="24"/>
+              </w:rPr>
+              <w:t>план</w:t>
+            </w:r>
+            <w:r>
+              <w:rPr>
+                <w:sz w:val="24"/>
+                <w:szCs w:val="24"/>
+              </w:rPr>
+              <w:t xml:space="preserve"> и задачи</w:t>
+            </w:r>
+            <w:r>
+              <w:rPr>
+                <w:sz w:val="24"/>
+                <w:szCs w:val="24"/>
+              </w:rPr>
+              <w:t xml:space="preserve"> </w:t>
+            </w:r>
+            <w:r>
+              <w:rPr>
+                <w:sz w:val="24"/>
+                <w:szCs w:val="24"/>
+              </w:rPr>
+              <w:t>созданы и сохранены в базе данных, структура ответа соответствует ожидаемому результату</w:t>
             </w:r>
           </w:p>
         </w:tc>
@@ -17899,10 +17997,8 @@
     </w:tbl>
     <w:p>
       <w:pPr>
-        <w:ind w:firstLine="0"/>
-      </w:pPr>
-    </w:p>
-    <w:p>
+        <w:spacing w:before="240"/>
+      </w:pPr>
       <w:r>
         <w:t xml:space="preserve">Результаты тестирования подтвердили </w:t>
       </w:r>
@@ -18350,6 +18446,11 @@
         </w:tc>
       </w:tr>
     </w:tbl>
+    <w:p>
+      <w:pPr>
+        <w:ind w:firstLine="0"/>
+      </w:pPr>
+    </w:p>
     <w:p>
       <w:pPr>
         <w:ind w:firstLine="0"/>
@@ -19151,7 +19252,29 @@
                 <w:sz w:val="24"/>
                 <w:szCs w:val="24"/>
               </w:rPr>
-              <w:t>1 Название команды – «Python Team»</w:t>
+              <w:t>1 Название команды – «Team</w:t>
+            </w:r>
+            <w:r>
+              <w:rPr>
+                <w:sz w:val="24"/>
+                <w:szCs w:val="24"/>
+              </w:rPr>
+              <w:t>_</w:t>
+            </w:r>
+            <w:r>
+              <w:rPr>
+                <w:sz w:val="24"/>
+                <w:szCs w:val="24"/>
+                <w:lang w:val="en-US"/>
+              </w:rPr>
+              <w:t>test</w:t>
+            </w:r>
+            <w:r>
+              <w:rPr>
+                <w:sz w:val="24"/>
+                <w:szCs w:val="24"/>
+              </w:rPr>
+              <w:t>»</w:t>
             </w:r>
           </w:p>
         </w:tc>
@@ -20709,25 +20832,21 @@
       <w:pPr>
         <w:pStyle w:val="2"/>
       </w:pPr>
+      <w:bookmarkStart w:id="23" w:name="_Toc231167738"/>
       <w:r>
         <w:lastRenderedPageBreak/>
         <w:t>4.3 Протоколы тестирования</w:t>
       </w:r>
-    </w:p>
-    <w:p>
-      <w:r>
-        <w:t xml:space="preserve">По результатам выполненных проверок были сформированы сводные протоколы, фиксирующие итоги верификации каждого эксплуатационного сценария. Данные документы включают идентификатор проверки, наименование процедуры, итоговый статус и краткое аналитическое заключение о соответствии фактического поведения программного продукта запланированным требованиям. </w:t>
-      </w:r>
-    </w:p>
-    <w:p>
-      <w:r>
-        <w:t>Сводные результаты сквозного тестирования пользовательского интерфейса методом черного ящика представлены в таблице 4.1</w:t>
-      </w:r>
-      <w:r>
-        <w:t>0</w:t>
-      </w:r>
-      <w:r>
-        <w:t>.</w:t>
+      <w:bookmarkEnd w:id="23"/>
+    </w:p>
+    <w:p>
+      <w:r>
+        <w:t xml:space="preserve">По результатам выполненных проверок сформированы сводные протоколы, фиксирующие итоги верификации каждого эксплуатационного сценария. Данные документы включают идентификатор проверки, наименование процедуры, итоговый статус и краткое аналитическое заключение о соответствии фактического поведения программного продукта запланированным требованиям. </w:t>
+      </w:r>
+    </w:p>
+    <w:p>
+      <w:r>
+        <w:t>Сводные результаты сквозного тестирования пользовательского интерфейса методом черного ящика представлены в таблице 4.10.</w:t>
       </w:r>
     </w:p>
     <w:p>
@@ -20889,8 +21008,9 @@
               <w:rPr>
                 <w:sz w:val="24"/>
                 <w:szCs w:val="24"/>
-              </w:rPr>
-              <w:t>TEST-</w:t>
+                <w:lang w:val="en-US"/>
+              </w:rPr>
+              <w:t xml:space="preserve">Test Case # </w:t>
             </w:r>
             <w:r>
               <w:rPr>
@@ -20984,8 +21104,9 @@
               <w:rPr>
                 <w:sz w:val="24"/>
                 <w:szCs w:val="24"/>
-              </w:rPr>
-              <w:t>TEST-</w:t>
+                <w:lang w:val="en-US"/>
+              </w:rPr>
+              <w:t xml:space="preserve">Test Case # </w:t>
             </w:r>
             <w:r>
               <w:rPr>
@@ -21086,8 +21207,9 @@
               <w:rPr>
                 <w:sz w:val="24"/>
                 <w:szCs w:val="24"/>
-              </w:rPr>
-              <w:t>TEST-</w:t>
+                <w:lang w:val="en-US"/>
+              </w:rPr>
+              <w:t xml:space="preserve">Test Case # </w:t>
             </w:r>
             <w:r>
               <w:rPr>
@@ -21158,7 +21280,21 @@
                 <w:sz w:val="24"/>
                 <w:szCs w:val="24"/>
               </w:rPr>
-              <w:t>Текстовый запрос обрабатывается успешно, декомпозированный план выводится в диалоговом окне</w:t>
+              <w:t>Текстовый запрос обрабатывается успешно,</w:t>
+            </w:r>
+            <w:r>
+              <w:rPr>
+                <w:sz w:val="24"/>
+                <w:szCs w:val="24"/>
+              </w:rPr>
+              <w:t xml:space="preserve"> </w:t>
+            </w:r>
+            <w:r>
+              <w:rPr>
+                <w:sz w:val="24"/>
+                <w:szCs w:val="24"/>
+              </w:rPr>
+              <w:t>план выводится в диалоговом окне</w:t>
             </w:r>
           </w:p>
         </w:tc>
@@ -21181,8 +21317,9 @@
               <w:rPr>
                 <w:sz w:val="24"/>
                 <w:szCs w:val="24"/>
-              </w:rPr>
-              <w:t>TEST-</w:t>
+                <w:lang w:val="en-US"/>
+              </w:rPr>
+              <w:t xml:space="preserve">Test Case # </w:t>
             </w:r>
             <w:r>
               <w:rPr>
@@ -21276,8 +21413,9 @@
               <w:rPr>
                 <w:sz w:val="24"/>
                 <w:szCs w:val="24"/>
-              </w:rPr>
-              <w:t>TEST-</w:t>
+                <w:lang w:val="en-US"/>
+              </w:rPr>
+              <w:t xml:space="preserve">Test Case # </w:t>
             </w:r>
             <w:r>
               <w:rPr>
@@ -21375,19 +21513,7 @@
         <w:ind w:firstLine="0"/>
       </w:pPr>
       <w:r>
-        <w:t>Таблица 4.1</w:t>
-      </w:r>
-      <w:r>
-        <w:t>1</w:t>
-      </w:r>
-      <w:r>
-        <w:t xml:space="preserve"> – Сводный протокол </w:t>
-      </w:r>
-      <w:r>
-        <w:t xml:space="preserve">модульного </w:t>
-      </w:r>
-      <w:r>
-        <w:t>тестирования</w:t>
+        <w:t>Таблица 4.11 – Сводный протокол модульного тестирования</w:t>
       </w:r>
     </w:p>
     <w:tbl>
@@ -21533,8 +21659,16 @@
               <w:rPr>
                 <w:sz w:val="24"/>
                 <w:szCs w:val="24"/>
-              </w:rPr>
-              <w:t>UNIT-1</w:t>
+                <w:lang w:val="en-US"/>
+              </w:rPr>
+              <w:t xml:space="preserve">Test Case # </w:t>
+            </w:r>
+            <w:r>
+              <w:rPr>
+                <w:sz w:val="24"/>
+                <w:szCs w:val="24"/>
+              </w:rPr>
+              <w:t>1</w:t>
             </w:r>
           </w:p>
         </w:tc>
@@ -21623,8 +21757,9 @@
               <w:rPr>
                 <w:sz w:val="24"/>
                 <w:szCs w:val="24"/>
-              </w:rPr>
-              <w:t>UNIT-</w:t>
+                <w:lang w:val="en-US"/>
+              </w:rPr>
+              <w:t xml:space="preserve">Test Case # </w:t>
             </w:r>
             <w:r>
               <w:rPr>
@@ -21760,8 +21895,9 @@
               <w:rPr>
                 <w:sz w:val="24"/>
                 <w:szCs w:val="24"/>
-              </w:rPr>
-              <w:t>UNIT-</w:t>
+                <w:lang w:val="en-US"/>
+              </w:rPr>
+              <w:t xml:space="preserve">Test Case # </w:t>
             </w:r>
             <w:r>
               <w:rPr>
@@ -21857,8 +21993,9 @@
               <w:rPr>
                 <w:sz w:val="24"/>
                 <w:szCs w:val="24"/>
-              </w:rPr>
-              <w:t>UNIT-</w:t>
+                <w:lang w:val="en-US"/>
+              </w:rPr>
+              <w:t xml:space="preserve">Test Case # </w:t>
             </w:r>
             <w:r>
               <w:rPr>
@@ -21932,17 +22069,8 @@
                 <w:sz w:val="24"/>
                 <w:szCs w:val="24"/>
               </w:rPr>
-              <w:t xml:space="preserve">Подтверждена фиксация текста уведомления, связей авторов и уникальных номеров чатов на уровне серверных маршрутов </w:t>
-            </w:r>
-            <w:proofErr w:type="spellStart"/>
-            <w:r>
-              <w:rPr>
-                <w:sz w:val="24"/>
-                <w:szCs w:val="24"/>
-              </w:rPr>
-              <w:t>FastAPI</w:t>
-            </w:r>
-            <w:proofErr w:type="spellEnd"/>
+              <w:t>Команда успешно создается и фиксируется в базе данных</w:t>
+            </w:r>
           </w:p>
         </w:tc>
       </w:tr>
@@ -21963,6 +22091,14 @@
               <w:rPr>
                 <w:sz w:val="24"/>
                 <w:szCs w:val="24"/>
+                <w:lang w:val="en-US"/>
+              </w:rPr>
+              <w:t xml:space="preserve">Test Case # </w:t>
+            </w:r>
+            <w:r>
+              <w:rPr>
+                <w:sz w:val="24"/>
+                <w:szCs w:val="24"/>
               </w:rPr>
               <w:t>8</w:t>
             </w:r>
@@ -22005,6 +22141,13 @@
                 <w:szCs w:val="24"/>
               </w:rPr>
             </w:pPr>
+            <w:r>
+              <w:rPr>
+                <w:sz w:val="24"/>
+                <w:szCs w:val="24"/>
+              </w:rPr>
+              <w:t>Пройден</w:t>
+            </w:r>
           </w:p>
         </w:tc>
         <w:tc>
@@ -22019,6 +22162,22 @@
                 <w:szCs w:val="24"/>
               </w:rPr>
             </w:pPr>
+            <w:r>
+              <w:rPr>
+                <w:sz w:val="24"/>
+                <w:szCs w:val="24"/>
+              </w:rPr>
+              <w:t xml:space="preserve">Подтверждена фиксация текста, связей авторов и уникальных номеров чатов на уровне серверных маршрутов </w:t>
+            </w:r>
+            <w:proofErr w:type="spellStart"/>
+            <w:r>
+              <w:rPr>
+                <w:sz w:val="24"/>
+                <w:szCs w:val="24"/>
+              </w:rPr>
+              <w:t>FastAPI</w:t>
+            </w:r>
+            <w:proofErr w:type="spellEnd"/>
           </w:p>
         </w:tc>
       </w:tr>
@@ -22028,37 +22187,484 @@
         <w:spacing w:before="240"/>
       </w:pPr>
       <w:r>
-        <w:t>А</w:t>
-      </w:r>
-      <w:r>
-        <w:t xml:space="preserve">нализ сводных протоколов показывает, что все заявленные функциональные возможности веб-приложения работают в строгом соответствии с техническим заданием. </w:t>
-      </w:r>
-    </w:p>
-    <w:p>
-      <w:r>
-        <w:t xml:space="preserve">Полученные результаты тестирования подтверждают успешную работоспособность разработанного веб-приложения, стабильность взаимодействия клиентской и серверной частей системы, а также обработки пользовательских запросов и сохранения данных. </w:t>
-      </w:r>
-    </w:p>
-    <w:p>
-      <w:r>
-        <w:t xml:space="preserve">Проведенное функциональное и модульное тестирование позволило оценить работу основных механизмов приложения, устойчивость обработки данных и соответствие реализованного функционала поставленным требованиям проекта. Выполненные модульные тесты подтвердили работоспособность отдельных функций системы и соответствие реализованной серверной логики предусмотренным пользовательским сценариям. </w:t>
-      </w:r>
-    </w:p>
-    <w:p>
-      <w:r>
-        <w:t>Результаты пользовательского тестирования продемонстрировали стабильную работу интерфейса приложения, отображения данных и отсутствие критических ошибок при выполнении основных операций внутри системы.</w:t>
-      </w:r>
-      <w:r>
+        <w:t>Анализ результатов проведённого тестирования подтверждает функционирование разработанного веб-приложения и выполнение предусмотренных пользовательских сценариев. Выполненные проверки позволили оценить качество реализации основных компонентов системы, включая механизмы взаимодействия между клиентской и серверной частями, обработку пользовательских действий и управление данными.</w:t>
+      </w:r>
+    </w:p>
+    <w:p>
+      <w:r>
+        <w:t xml:space="preserve">Результаты тестирования показали </w:t>
+      </w:r>
+      <w:r>
+        <w:t>стабильность</w:t>
+      </w:r>
+      <w:r>
+        <w:t xml:space="preserve"> работы реализованных функций, отсутствие критических ошибок при выполнении основных операций и согласованность работы отдельных компонентов приложения. Проверка различных сценариев использования подтвердила возможность полноценного применения системы для решения поставленных задач.</w:t>
+      </w:r>
+    </w:p>
+    <w:p>
+      <w:r>
+        <w:t>В ходе испытаний также подтверждена</w:t>
+      </w:r>
+      <w:r>
+        <w:t xml:space="preserve"> работоспособность</w:t>
+      </w:r>
+      <w:r>
+        <w:t xml:space="preserve"> обработки пользовательских данных, выполнения операций по созданию и изменению информации, а также своевременного отображения результатов работы системы в пользовательском интерфейсе. Реализованные механизмы обеспечивают предсказуемое поведение приложения при выполнении типовых действий пользователей и поддерживают целостность данных в процессе эксплуатации.</w:t>
+      </w:r>
+    </w:p>
+    <w:p>
+      <w:r>
+        <w:t>Полученные результаты свидетельствуют о том, что разработанное приложение соответствует поставленным целям проекта и может использоваться в качестве инструмента для декомпозиции целей, планирования задач и организации процесса их достижения.</w:t>
+      </w:r>
+    </w:p>
+    <w:p/>
+    <w:p>
+      <w:pPr>
+        <w:pStyle w:val="3"/>
+        <w:ind w:firstLine="3402"/>
+        <w:rPr>
+          <w:sz w:val="32"/>
+          <w:szCs w:val="32"/>
+        </w:rPr>
+      </w:pPr>
+      <w:bookmarkStart w:id="24" w:name="_Toc231167739"/>
+      <w:r>
+        <w:rPr>
+          <w:sz w:val="32"/>
+          <w:szCs w:val="32"/>
+        </w:rPr>
+        <w:lastRenderedPageBreak/>
+        <w:t>Заключение</w:t>
+      </w:r>
+      <w:bookmarkEnd w:id="24"/>
+    </w:p>
+    <w:p>
+      <w:r>
+        <w:t>В ходе выполнения дипломного проекта достигнута поставленная цель – разработано веб-приложение для декомпозиции целей, позволяющее организовать процесс планирования и контроля их достижения. Созданная система предоставляет пользователям возможность структурировать поставленные задачи, отслеживать прогресс их выполнения и эффективно организовывать как индивидуальную, так и командную деятельность.</w:t>
+      </w:r>
+    </w:p>
+    <w:p>
+      <w:r>
+        <w:t>Разработка приложения основывалась на анализе существующих систем управления задачами и особенностей организации процесса целеполагания. Проведённое исследование позволило определить основные требования к программному продукту и выбрать технологические решения, обеспечивающие удобство использования, надёжность работы и возможность дальнейшего расширения функциональности.</w:t>
+      </w:r>
+    </w:p>
+    <w:p>
+      <w:r>
+        <w:t>В результате реализована система, объединяющая инструменты управления целями и задачами, средства командного взаимодействия, обмена сообщениями и интеллектуальной поддержки пользователей. Использование клиент-серверной архитектуры позволило обеспечить согласованную работу всех компонентов приложения, а также организовать централизованное хранение и обработку данных. При разработке особое внимание уделялось построению гибкой архитектуры, способной поддерживать дальнейшее развитие проекта без существенных изменений существующей структуры.</w:t>
+      </w:r>
+    </w:p>
+    <w:p>
+      <w:r>
+        <w:t>Практическая реализация поставленных задач позволила создать удобный инструмент для организации деятельности и контроля достижения целей. Проведённое функциональное, модульное и пользовательское тестирование подтвердило корректность работы реализованного функционала и готовность системы к эксплуатации.</w:t>
+      </w:r>
+    </w:p>
+    <w:p>
+      <w:r>
+        <w:t>Таким образом, поставленные в рамках дипломного проекта задачи успешно решены, а разработанное веб-приложение соответствует поставленным требованиям и обеспечивает реализацию предусмотренного функционала.</w:t>
+      </w:r>
+    </w:p>
+    <w:p>
+      <w:pPr>
+        <w:pStyle w:val="3"/>
+        <w:ind w:firstLine="3119"/>
+        <w:rPr>
+          <w:rFonts w:eastAsia="Calibri"/>
+          <w:sz w:val="32"/>
+          <w:szCs w:val="32"/>
+        </w:rPr>
+      </w:pPr>
+      <w:bookmarkStart w:id="25" w:name="_Toc163515414"/>
+      <w:bookmarkStart w:id="26" w:name="_Toc117112987"/>
+      <w:bookmarkStart w:id="27" w:name="_Toc231167740"/>
+      <w:r>
+        <w:rPr>
+          <w:rFonts w:eastAsia="Calibri"/>
+          <w:sz w:val="32"/>
+          <w:szCs w:val="32"/>
+        </w:rPr>
+        <w:lastRenderedPageBreak/>
+        <w:t>Библиография</w:t>
+      </w:r>
+      <w:bookmarkEnd w:id="25"/>
+      <w:bookmarkEnd w:id="26"/>
+      <w:bookmarkEnd w:id="27"/>
+    </w:p>
+    <w:p>
+      <w:r>
+        <w:t>Нормативно-правовые акты:</w:t>
+      </w:r>
+    </w:p>
+    <w:p>
+      <w:r>
+        <w:t xml:space="preserve">1 ГОСТ Р 2.105-2019 ЕСКД. Общие требования к текстовым документам. – Москва: </w:t>
+      </w:r>
+      <w:proofErr w:type="spellStart"/>
+      <w:r>
+        <w:t>Стандартинформ</w:t>
+      </w:r>
+      <w:proofErr w:type="spellEnd"/>
+      <w:r>
+        <w:t xml:space="preserve">, 2019. – 36 страниц </w:t>
+      </w:r>
+      <w:r>
+        <w:rPr>
+          <w:color w:val="000000"/>
+          <w:szCs w:val="28"/>
+        </w:rPr>
+        <w:t>(дата обращения: 22.05.2026).</w:t>
+      </w:r>
+    </w:p>
+    <w:p>
+      <w:r>
+        <w:t xml:space="preserve">2 ГОСТ Р 7.0.100-2018. Библиографическая запись. Библиографическое описание. Общие требования и правила составления. – Москва: </w:t>
+      </w:r>
+      <w:proofErr w:type="spellStart"/>
+      <w:r>
+        <w:t>Стандартинформ</w:t>
+      </w:r>
+      <w:proofErr w:type="spellEnd"/>
+      <w:r>
+        <w:t xml:space="preserve">, 2018. – 128 страниц </w:t>
+      </w:r>
+      <w:r>
+        <w:rPr>
+          <w:color w:val="000000"/>
+          <w:szCs w:val="28"/>
+        </w:rPr>
+        <w:t>(дата обращения: 22.05.2026).</w:t>
+      </w:r>
+    </w:p>
+    <w:p>
+      <w:r>
+        <w:t xml:space="preserve">3 ГОСТ 15.016-2016. Техническое задание. – Москва: </w:t>
+      </w:r>
+      <w:proofErr w:type="spellStart"/>
+      <w:r>
+        <w:t>Стандартинформ</w:t>
+      </w:r>
+      <w:proofErr w:type="spellEnd"/>
+      <w:r>
+        <w:t xml:space="preserve">, 2017. – 30 страниц </w:t>
+      </w:r>
+      <w:r>
+        <w:rPr>
+          <w:color w:val="000000"/>
+          <w:szCs w:val="28"/>
+        </w:rPr>
+        <w:t>(дата обращения: 22.05.2026)</w:t>
+      </w:r>
+      <w:r>
+        <w:t xml:space="preserve">. </w:t>
+      </w:r>
+    </w:p>
+    <w:p>
+      <w:r>
+        <w:t>4 ГОСТ</w:t>
+      </w:r>
+      <w:r>
+        <w:t xml:space="preserve"> 19.701-90. Схемы алгоритмов, программ, данных и систем. Условные обозначения и правила выполнения – Москва: </w:t>
+      </w:r>
+      <w:proofErr w:type="spellStart"/>
+      <w:r>
+        <w:t>Стандартинформ</w:t>
+      </w:r>
+      <w:proofErr w:type="spellEnd"/>
+      <w:r>
+        <w:t xml:space="preserve">, 1990. </w:t>
+      </w:r>
+      <w:r>
+        <w:rPr>
+          <w:lang w:eastAsia="ru-RU"/>
+        </w:rPr>
+        <w:t>–</w:t>
+      </w:r>
+      <w:r>
+        <w:t xml:space="preserve"> 60 страниц (дата обращения: </w:t>
+      </w:r>
+      <w:r>
+        <w:rPr>
+          <w:color w:val="000000"/>
+          <w:szCs w:val="28"/>
+        </w:rPr>
+        <w:t>22.05.2026</w:t>
+      </w:r>
+      <w:r>
+        <w:t>).</w:t>
+      </w:r>
+    </w:p>
+    <w:p>
+      <w:pPr>
+        <w:rPr>
+          <w:lang w:eastAsia="ru-RU"/>
+        </w:rPr>
+      </w:pPr>
+      <w:r>
+        <w:rPr>
+          <w:lang w:eastAsia="ru-RU"/>
+        </w:rPr>
+        <w:t>Электронные ресурсы:</w:t>
+      </w:r>
+    </w:p>
+    <w:p>
+      <w:pPr>
+        <w:rPr>
+          <w:lang w:eastAsia="ru-RU"/>
+        </w:rPr>
+      </w:pPr>
+      <w:r>
+        <w:rPr>
+          <w:lang w:eastAsia="ru-RU"/>
+        </w:rPr>
+        <w:t xml:space="preserve">1 </w:t>
+      </w:r>
+      <w:r>
+        <w:rPr>
+          <w:lang w:eastAsia="ru-RU"/>
+        </w:rPr>
+        <w:t xml:space="preserve">Руководство по работе </w:t>
+      </w:r>
+      <w:proofErr w:type="spellStart"/>
+      <w:r>
+        <w:rPr>
+          <w:lang w:eastAsia="ru-RU"/>
+        </w:rPr>
+        <w:t>React</w:t>
+      </w:r>
+      <w:proofErr w:type="spellEnd"/>
+      <w:r>
+        <w:rPr>
+          <w:lang w:eastAsia="ru-RU"/>
+        </w:rPr>
+        <w:t>. – URL: https://react.dev/ – Текст: электронный (дата обращения: 22.05.2026).</w:t>
+      </w:r>
+    </w:p>
+    <w:p>
+      <w:pPr>
+        <w:rPr>
+          <w:lang w:eastAsia="ru-RU"/>
+        </w:rPr>
+      </w:pPr>
+      <w:r>
+        <w:rPr>
+          <w:lang w:eastAsia="ru-RU"/>
+        </w:rPr>
+        <w:t xml:space="preserve">4 </w:t>
+      </w:r>
+      <w:r>
+        <w:rPr>
+          <w:lang w:eastAsia="ru-RU"/>
+        </w:rPr>
+        <w:t xml:space="preserve">Руководство </w:t>
+      </w:r>
+      <w:proofErr w:type="spellStart"/>
+      <w:r>
+        <w:rPr>
+          <w:lang w:eastAsia="ru-RU"/>
+        </w:rPr>
+        <w:t>PostgreSQL</w:t>
+      </w:r>
+      <w:proofErr w:type="spellEnd"/>
+      <w:r>
+        <w:rPr>
+          <w:lang w:eastAsia="ru-RU"/>
+        </w:rPr>
+        <w:t>. – URL: https://www.postgresql.org/docs/ – Текст: электронный (дата обращения: 22.05.2026).</w:t>
+      </w:r>
+    </w:p>
+    <w:p>
+      <w:pPr>
+        <w:rPr>
+          <w:lang w:eastAsia="ru-RU"/>
+        </w:rPr>
+      </w:pPr>
+      <w:r>
+        <w:rPr>
+          <w:lang w:eastAsia="ru-RU"/>
+        </w:rPr>
+        <w:t xml:space="preserve">8 Руководство </w:t>
+      </w:r>
+      <w:proofErr w:type="spellStart"/>
+      <w:r>
+        <w:rPr>
+          <w:lang w:eastAsia="ru-RU"/>
+        </w:rPr>
+        <w:t>Docker</w:t>
+      </w:r>
+      <w:proofErr w:type="spellEnd"/>
+      <w:r>
+        <w:rPr>
+          <w:lang w:eastAsia="ru-RU"/>
+        </w:rPr>
+        <w:t>. – URL: https://docs.docker.com/ – Текст: электронный (дата обращения: 22.05.2026).</w:t>
+      </w:r>
+    </w:p>
+    <w:p>
+      <w:pPr>
+        <w:rPr>
+          <w:lang w:eastAsia="ru-RU"/>
+        </w:rPr>
+      </w:pPr>
+      <w:r>
+        <w:rPr>
+          <w:lang w:eastAsia="ru-RU"/>
+        </w:rPr>
+        <w:t xml:space="preserve">9 NGINX </w:t>
+      </w:r>
+      <w:r>
+        <w:rPr>
+          <w:lang w:eastAsia="ru-RU"/>
+        </w:rPr>
+        <w:t>документация</w:t>
+      </w:r>
+      <w:r>
+        <w:rPr>
+          <w:lang w:eastAsia="ru-RU"/>
+        </w:rPr>
+        <w:t>. – URL: https://nginx.org/en/docs/ – Текст: электронный (дата обращения: 22.05.2026).</w:t>
+      </w:r>
+    </w:p>
+    <w:p>
+      <w:pPr>
+        <w:rPr>
+          <w:lang w:val="en-US" w:eastAsia="ru-RU"/>
+        </w:rPr>
+      </w:pPr>
+      <w:r>
+        <w:rPr>
+          <w:lang w:val="en-US" w:eastAsia="ru-RU"/>
+        </w:rPr>
+        <w:t xml:space="preserve">10 JWT Introduction and Documentation. – URL: https://jwt.io/introduction – </w:t>
+      </w:r>
+      <w:r>
+        <w:rPr>
+          <w:lang w:eastAsia="ru-RU"/>
+        </w:rPr>
+        <w:t>Текст</w:t>
+      </w:r>
+      <w:r>
+        <w:rPr>
+          <w:lang w:val="en-US" w:eastAsia="ru-RU"/>
+        </w:rPr>
+        <w:t xml:space="preserve">: </w:t>
+      </w:r>
+      <w:r>
+        <w:rPr>
+          <w:lang w:eastAsia="ru-RU"/>
+        </w:rPr>
+        <w:t>электронный</w:t>
+      </w:r>
+      <w:r>
+        <w:rPr>
+          <w:lang w:val="en-US" w:eastAsia="ru-RU"/>
+        </w:rPr>
+        <w:t xml:space="preserve"> (</w:t>
+      </w:r>
+      <w:r>
+        <w:rPr>
+          <w:lang w:eastAsia="ru-RU"/>
+        </w:rPr>
+        <w:t>дата</w:t>
+      </w:r>
+      <w:r>
+        <w:rPr>
+          <w:lang w:val="en-US" w:eastAsia="ru-RU"/>
+        </w:rPr>
         <w:t xml:space="preserve"> </w:t>
       </w:r>
       <w:r>
-        <w:t>Совокупность проведенных проверок позволила убедиться в устойчивости работы веб-приложения в условиях, приближенных к реальной эксплуатации.</w:t>
-      </w:r>
-    </w:p>
-    <w:p/>
-    <w:p/>
-    <w:p>
-      <w:pPr>
+        <w:rPr>
+          <w:lang w:eastAsia="ru-RU"/>
+        </w:rPr>
+        <w:t>обращения</w:t>
+      </w:r>
+      <w:r>
+        <w:rPr>
+          <w:lang w:val="en-US" w:eastAsia="ru-RU"/>
+        </w:rPr>
+        <w:t>: 22.05.2026).</w:t>
+      </w:r>
+    </w:p>
+    <w:p>
+      <w:pPr>
+        <w:rPr>
+          <w:lang w:eastAsia="ru-RU"/>
+        </w:rPr>
+      </w:pPr>
+      <w:r>
+        <w:rPr>
+          <w:lang w:eastAsia="ru-RU"/>
+        </w:rPr>
+        <w:t xml:space="preserve">11 </w:t>
+      </w:r>
+      <w:proofErr w:type="spellStart"/>
+      <w:r>
+        <w:rPr>
+          <w:lang w:eastAsia="ru-RU"/>
+        </w:rPr>
+        <w:t>Tailwind</w:t>
+      </w:r>
+      <w:proofErr w:type="spellEnd"/>
+      <w:r>
+        <w:rPr>
+          <w:lang w:eastAsia="ru-RU"/>
+        </w:rPr>
+        <w:t xml:space="preserve"> CSS </w:t>
+      </w:r>
+      <w:r>
+        <w:rPr>
+          <w:lang w:eastAsia="ru-RU"/>
+        </w:rPr>
+        <w:t>Документация</w:t>
+      </w:r>
+      <w:r>
+        <w:rPr>
+          <w:lang w:eastAsia="ru-RU"/>
+        </w:rPr>
+        <w:t>. – URL: https://tailwindcss.com/docs – Текст: электронный (дата обращения: 22.05.2026).</w:t>
+      </w:r>
+    </w:p>
+    <w:p>
+      <w:pPr>
+        <w:rPr>
+          <w:lang w:eastAsia="ru-RU"/>
+        </w:rPr>
+      </w:pPr>
+      <w:r>
+        <w:rPr>
+          <w:lang w:eastAsia="ru-RU"/>
+        </w:rPr>
+        <w:t xml:space="preserve">14 </w:t>
+      </w:r>
+      <w:proofErr w:type="spellStart"/>
+      <w:r>
+        <w:rPr>
+          <w:lang w:eastAsia="ru-RU"/>
+        </w:rPr>
+        <w:t>Swagger</w:t>
+      </w:r>
+      <w:proofErr w:type="spellEnd"/>
+      <w:r>
+        <w:rPr>
+          <w:lang w:eastAsia="ru-RU"/>
+        </w:rPr>
+        <w:t xml:space="preserve"> </w:t>
+      </w:r>
+      <w:r>
+        <w:rPr>
+          <w:lang w:eastAsia="ru-RU"/>
+        </w:rPr>
+        <w:t>Документация</w:t>
+      </w:r>
+      <w:r>
+        <w:rPr>
+          <w:lang w:eastAsia="ru-RU"/>
+        </w:rPr>
+        <w:t>. – URL: https://swagger.io/docs/ – Текст: электронный (дата обращения: 22.05.2026).</w:t>
+      </w:r>
+    </w:p>
+    <w:p>
+      <w:pPr>
+        <w:ind w:firstLine="0"/>
         <w:rPr>
           <w:lang w:eastAsia="ru-RU"/>
         </w:rPr>
@@ -23277,17 +23883,33 @@
                                       <w:lang w:val="ru-RU"/>
                                     </w:rPr>
                                   </w:pPr>
-                                  <w:fldSimple w:instr=" NUMPAGES   \* MERGEFORMAT ">
-                                    <w:r>
-                                      <w:rPr>
-                                        <w:rFonts w:ascii="Times New Roman" w:hAnsi="Times New Roman" w:cs="Times New Roman"/>
-                                        <w:noProof/>
-                                        <w:sz w:val="18"/>
-                                        <w:lang w:val="ru-RU"/>
-                                      </w:rPr>
-                                      <w:t>7</w:t>
-                                    </w:r>
-                                  </w:fldSimple>
+                                  <w:r>
+                                    <w:fldChar w:fldCharType="begin"/>
+                                  </w:r>
+                                  <w:r>
+                                    <w:instrText xml:space="preserve"> NUMPAGES   \* MERGEFORMAT </w:instrText>
+                                  </w:r>
+                                  <w:r>
+                                    <w:fldChar w:fldCharType="separate"/>
+                                  </w:r>
+                                  <w:r>
+                                    <w:rPr>
+                                      <w:rFonts w:ascii="Times New Roman" w:hAnsi="Times New Roman" w:cs="Times New Roman"/>
+                                      <w:noProof/>
+                                      <w:sz w:val="18"/>
+                                      <w:lang w:val="ru-RU"/>
+                                    </w:rPr>
+                                    <w:t>7</w:t>
+                                  </w:r>
+                                  <w:r>
+                                    <w:rPr>
+                                      <w:rFonts w:ascii="Times New Roman" w:hAnsi="Times New Roman" w:cs="Times New Roman"/>
+                                      <w:noProof/>
+                                      <w:sz w:val="18"/>
+                                      <w:lang w:val="ru-RU"/>
+                                    </w:rPr>
+                                    <w:fldChar w:fldCharType="end"/>
+                                  </w:r>
                                 </w:p>
                               </w:tc>
                             </w:tr>
@@ -25025,17 +25647,33 @@
                                 <w:lang w:val="ru-RU"/>
                               </w:rPr>
                             </w:pPr>
-                            <w:fldSimple w:instr=" NUMPAGES   \* MERGEFORMAT ">
-                              <w:r>
-                                <w:rPr>
-                                  <w:rFonts w:ascii="Times New Roman" w:hAnsi="Times New Roman" w:cs="Times New Roman"/>
-                                  <w:noProof/>
-                                  <w:sz w:val="18"/>
-                                  <w:lang w:val="ru-RU"/>
-                                </w:rPr>
-                                <w:t>7</w:t>
-                              </w:r>
-                            </w:fldSimple>
+                            <w:r>
+                              <w:fldChar w:fldCharType="begin"/>
+                            </w:r>
+                            <w:r>
+                              <w:instrText xml:space="preserve"> NUMPAGES   \* MERGEFORMAT </w:instrText>
+                            </w:r>
+                            <w:r>
+                              <w:fldChar w:fldCharType="separate"/>
+                            </w:r>
+                            <w:r>
+                              <w:rPr>
+                                <w:rFonts w:ascii="Times New Roman" w:hAnsi="Times New Roman" w:cs="Times New Roman"/>
+                                <w:noProof/>
+                                <w:sz w:val="18"/>
+                                <w:lang w:val="ru-RU"/>
+                              </w:rPr>
+                              <w:t>7</w:t>
+                            </w:r>
+                            <w:r>
+                              <w:rPr>
+                                <w:rFonts w:ascii="Times New Roman" w:hAnsi="Times New Roman" w:cs="Times New Roman"/>
+                                <w:noProof/>
+                                <w:sz w:val="18"/>
+                                <w:lang w:val="ru-RU"/>
+                              </w:rPr>
+                              <w:fldChar w:fldCharType="end"/>
+                            </w:r>
                           </w:p>
                         </w:tc>
                       </w:tr>
@@ -25706,7 +26344,7 @@
             </wp:anchor>
           </w:drawing>
         </mc:Choice>
-        <mc:Fallback xmlns:oel="http://schemas.microsoft.com/office/2019/extlst" xmlns:w16du="http://schemas.microsoft.com/office/word/2023/wordml/word16du" xmlns:w16sdtfl="http://schemas.microsoft.com/office/word/2024/wordml/sdtformatlock">
+        <mc:Fallback xmlns:w16sdtfl="http://schemas.microsoft.com/office/word/2024/wordml/sdtformatlock" xmlns:w16du="http://schemas.microsoft.com/office/word/2023/wordml/word16du" xmlns:oel="http://schemas.microsoft.com/office/2019/extlst">
           <w:pict>
             <v:group w14:anchorId="2ED3E864" id="Группа 13" o:spid="_x0000_s1026" style="position:absolute;margin-left:56.85pt;margin-top:18.25pt;width:518.9pt;height:803.85pt;z-index:251656704;mso-position-horizontal-relative:page;mso-position-vertical-relative:page" coordorigin="1134,397" coordsize="10378,16044" o:gfxdata="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" o:allowincell="f">
               <v:line id="Line 4" o:spid="_x0000_s1027" style="position:absolute;visibility:visible;mso-wrap-style:square" from="1134,397" to="1134,16441" o:connectortype="straight" o:gfxdata="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" strokeweight="2.25pt"/>
@@ -31564,7 +32202,7 @@
   <w:style w:type="paragraph" w:default="1" w:styleId="a">
     <w:name w:val="Normal"/>
     <w:qFormat/>
-    <w:rsid w:val="00571C34"/>
+    <w:rsid w:val="009E2DA6"/>
     <w:pPr>
       <w:ind w:firstLine="709"/>
     </w:pPr>
@@ -31581,7 +32219,7 @@
     <w:autoRedefine/>
     <w:uiPriority w:val="9"/>
     <w:qFormat/>
-    <w:rsid w:val="00D71D0D"/>
+    <w:rsid w:val="00C91AD5"/>
     <w:pPr>
       <w:keepNext/>
       <w:keepLines/>
@@ -31590,7 +32228,7 @@
         <w:tab w:val="left" w:pos="284"/>
         <w:tab w:val="left" w:pos="993"/>
       </w:tabs>
-      <w:spacing w:after="240" w:line="240" w:lineRule="auto"/>
+      <w:spacing w:before="240" w:after="240" w:line="240" w:lineRule="auto"/>
       <w:outlineLvl w:val="0"/>
     </w:pPr>
     <w:rPr>
@@ -31610,7 +32248,7 @@
     <w:uiPriority w:val="9"/>
     <w:unhideWhenUsed/>
     <w:qFormat/>
-    <w:rsid w:val="00394051"/>
+    <w:rsid w:val="00C91AD5"/>
     <w:pPr>
       <w:keepNext/>
       <w:keepLines/>
@@ -31955,7 +32593,7 @@
     <w:basedOn w:val="a0"/>
     <w:link w:val="1"/>
     <w:uiPriority w:val="9"/>
-    <w:rsid w:val="00D71D0D"/>
+    <w:rsid w:val="00C91AD5"/>
     <w:rPr>
       <w:rFonts w:ascii="Times New Roman" w:eastAsiaTheme="majorEastAsia" w:hAnsi="Times New Roman" w:cstheme="majorBidi"/>
       <w:b/>
@@ -32012,7 +32650,7 @@
     <w:basedOn w:val="a0"/>
     <w:link w:val="2"/>
     <w:uiPriority w:val="9"/>
-    <w:rsid w:val="00394051"/>
+    <w:rsid w:val="00C91AD5"/>
     <w:rPr>
       <w:rFonts w:ascii="Times New Roman" w:eastAsia="Times New Roman" w:hAnsi="Times New Roman" w:cstheme="majorBidi"/>
       <w:b/>
@@ -32025,6 +32663,7 @@
     <w:name w:val="Заголовок 1 с номером Знак"/>
     <w:basedOn w:val="10"/>
     <w:link w:val="11"/>
+    <w:qFormat/>
     <w:rsid w:val="00C82F1B"/>
     <w:rPr>
       <w:rFonts w:ascii="Times New Roman" w:eastAsiaTheme="majorEastAsia" w:hAnsi="Times New Roman" w:cstheme="majorBidi"/>
@@ -32270,7 +32909,7 @@
     <w:autoRedefine/>
     <w:uiPriority w:val="39"/>
     <w:unhideWhenUsed/>
-    <w:rsid w:val="000015D4"/>
+    <w:rsid w:val="003F290E"/>
     <w:pPr>
       <w:tabs>
         <w:tab w:val="right" w:leader="dot" w:pos="9922"/>

--- a/Диплом мешков 23.106.docx
+++ b/Диплом мешков 23.106.docx
@@ -1956,7 +1956,21 @@
                 <w:rStyle w:val="ae"/>
                 <w:noProof/>
               </w:rPr>
-              <w:t xml:space="preserve"> (Обязательное) </w:t>
+              <w:t xml:space="preserve"> (</w:t>
+            </w:r>
+            <w:r>
+              <w:rPr>
+                <w:rStyle w:val="ae"/>
+                <w:noProof/>
+              </w:rPr>
+              <w:t>о</w:t>
+            </w:r>
+            <w:r>
+              <w:rPr>
+                <w:rStyle w:val="ae"/>
+                <w:noProof/>
+              </w:rPr>
+              <w:t xml:space="preserve">бязательное) </w:t>
             </w:r>
             <w:r>
               <w:rPr>
@@ -2046,7 +2060,21 @@
                 <w:rStyle w:val="ae"/>
                 <w:noProof/>
               </w:rPr>
-              <w:t xml:space="preserve"> (Обязательное) Словарь данных</w:t>
+              <w:t xml:space="preserve"> (</w:t>
+            </w:r>
+            <w:r>
+              <w:rPr>
+                <w:rStyle w:val="ae"/>
+                <w:noProof/>
+              </w:rPr>
+              <w:t>о</w:t>
+            </w:r>
+            <w:r>
+              <w:rPr>
+                <w:rStyle w:val="ae"/>
+                <w:noProof/>
+              </w:rPr>
+              <w:t>бязательное) Словарь данных</w:t>
             </w:r>
             <w:r>
               <w:rPr>
@@ -2605,10 +2633,7 @@
         <w:t>Таким образом, решение перечисленных задач позволит в полном объёме достичь поставленной цели и разработать веб-приложение для декомпозиции целей и организации работы с задачами, включая командное взаимодействие.</w:t>
       </w:r>
       <w:r>
-        <w:t xml:space="preserve"> </w:t>
-      </w:r>
-      <w:r>
-        <w:t xml:space="preserve">Создаваемый продукт позволит снизить рутинную нагрузку на руководителей проектов при планировании. Благодаря гибкости настроек, пользователи смогут оперативно реагировать на любые изменения рабочих процессов. </w:t>
+        <w:t xml:space="preserve"> Создаваемый продукт позволит снизить рутинную нагрузку на руководителей проектов при планировании. Благодаря гибкости настроек, пользователи смогут оперативно реагировать на любые изменения рабочих процессов. </w:t>
       </w:r>
     </w:p>
     <w:p>
@@ -3073,7 +3098,7 @@
       <w:pPr>
         <w:pStyle w:val="a4"/>
         <w:spacing w:after="0" w:line="240" w:lineRule="auto"/>
-        <w:ind w:left="709" w:firstLine="0"/>
+        <w:ind w:left="0"/>
         <w:jc w:val="center"/>
       </w:pPr>
       <w:r>
@@ -3416,10 +3441,7 @@
         <w:t>Наличие механизмов автоматического формирования структуры достижения целей, совместной работы и встроенной коммуникации делает систему актуальной для использования как в образовательной, так и в профессиональной сфере. Синхронизация данных в реальном времени обеспечивает непрерывность рабочего процесса.</w:t>
       </w:r>
       <w:r>
-        <w:t xml:space="preserve"> </w:t>
-      </w:r>
-      <w:r>
-        <w:t>Такое технологическое решение позволяет системе оперативно подстраиваться под динамично меняющиеся внешние условия</w:t>
+        <w:t xml:space="preserve"> Такое технологическое решение позволяет системе оперативно подстраиваться под динамично меняющиеся внешние условия</w:t>
       </w:r>
     </w:p>
     <w:p>
@@ -6357,7 +6379,7 @@
     <w:p>
       <w:pPr>
         <w:spacing w:line="240" w:lineRule="auto"/>
-        <w:ind w:firstLine="1701"/>
+        <w:jc w:val="center"/>
       </w:pPr>
       <w:r>
         <w:rPr>
@@ -6548,7 +6570,7 @@
     <w:p>
       <w:pPr>
         <w:spacing w:line="240" w:lineRule="auto"/>
-        <w:ind w:firstLine="1985"/>
+        <w:jc w:val="center"/>
       </w:pPr>
       <w:r>
         <w:rPr>
@@ -8903,7 +8925,7 @@
     <w:p>
       <w:pPr>
         <w:spacing w:line="240" w:lineRule="auto"/>
-        <w:ind w:firstLine="992"/>
+        <w:jc w:val="center"/>
         <w:rPr>
           <w:color w:val="000000" w:themeColor="text1"/>
         </w:rPr>
@@ -9050,6 +9072,8 @@
     <w:p>
       <w:pPr>
         <w:spacing w:line="240" w:lineRule="auto"/>
+        <w:ind w:firstLine="426"/>
+        <w:jc w:val="center"/>
         <w:rPr>
           <w:color w:val="000000" w:themeColor="text1"/>
         </w:rPr>
@@ -9449,7 +9473,8 @@
     <w:p>
       <w:pPr>
         <w:spacing w:line="240" w:lineRule="auto"/>
-        <w:ind w:firstLine="567"/>
+        <w:ind w:firstLine="284"/>
+        <w:jc w:val="center"/>
         <w:rPr>
           <w:color w:val="000000" w:themeColor="text1"/>
         </w:rPr>
@@ -9906,7 +9931,6 @@
     <w:p>
       <w:pPr>
         <w:spacing w:line="240" w:lineRule="auto"/>
-        <w:ind w:firstLine="284"/>
         <w:jc w:val="center"/>
         <w:rPr>
           <w:color w:val="000000" w:themeColor="text1"/>
@@ -9969,6 +9993,7 @@
     <w:p>
       <w:pPr>
         <w:spacing w:after="360"/>
+        <w:jc w:val="center"/>
         <w:rPr>
           <w:color w:val="000000" w:themeColor="text1"/>
         </w:rPr>
@@ -10261,7 +10286,7 @@
     <w:p>
       <w:pPr>
         <w:spacing w:line="240" w:lineRule="auto"/>
-        <w:ind w:firstLine="1134"/>
+        <w:jc w:val="center"/>
         <w:rPr>
           <w:color w:val="000000" w:themeColor="text1"/>
         </w:rPr>
@@ -11275,6 +11300,7 @@
     <w:p>
       <w:pPr>
         <w:spacing w:line="240" w:lineRule="auto"/>
+        <w:jc w:val="center"/>
       </w:pPr>
       <w:r>
         <w:rPr>
@@ -11406,7 +11432,7 @@
       <w:pPr>
         <w:widowControl w:val="0"/>
         <w:spacing w:line="240" w:lineRule="auto"/>
-        <w:ind w:firstLine="1985"/>
+        <w:jc w:val="center"/>
         <w:rPr>
           <w:szCs w:val="28"/>
           <w:lang w:eastAsia="ru-RU"/>
@@ -11750,7 +11776,8 @@
       <w:pPr>
         <w:pStyle w:val="a4"/>
         <w:spacing w:after="0" w:line="240" w:lineRule="auto"/>
-        <w:ind w:left="0" w:firstLine="1276"/>
+        <w:ind w:left="0"/>
+        <w:jc w:val="center"/>
         <w:rPr>
           <w:rFonts w:ascii="Times New Roman" w:hAnsi="Times New Roman"/>
           <w:color w:val="000000" w:themeColor="text1"/>
@@ -12069,28 +12096,27 @@
       </w:r>
       <w:r>
         <w:rPr>
+          <w:color w:val="000000" w:themeColor="text1"/>
+        </w:rPr>
+        <w:t> </w:t>
+      </w:r>
+      <w:r>
+        <w:rPr>
+          <w:color w:val="000000" w:themeColor="text1"/>
+        </w:rPr>
+        <w:t>–</w:t>
+      </w:r>
+      <w:r>
+        <w:rPr>
+          <w:color w:val="000000" w:themeColor="text1"/>
+        </w:rPr>
+        <w:t> </w:t>
+      </w:r>
+      <w:r>
+        <w:rPr>
           <w:rFonts w:ascii="Times New Roman" w:hAnsi="Times New Roman"/>
           <w:color w:val="000000" w:themeColor="text1"/>
         </w:rPr>
-        <w:t xml:space="preserve"> </w:t>
-      </w:r>
-      <w:r>
-        <w:rPr>
-          <w:color w:val="000000" w:themeColor="text1"/>
-        </w:rPr>
-        <w:t>–</w:t>
-      </w:r>
-      <w:r>
-        <w:rPr>
-          <w:color w:val="000000" w:themeColor="text1"/>
-        </w:rPr>
-        <w:t xml:space="preserve"> </w:t>
-      </w:r>
-      <w:r>
-        <w:rPr>
-          <w:rFonts w:ascii="Times New Roman" w:hAnsi="Times New Roman"/>
-          <w:color w:val="000000" w:themeColor="text1"/>
-        </w:rPr>
         <w:t>функциональная кнопка «Отправить», расположенная непосредственно под полем ввода. Данный компонент служит для подтверждения и отправки сформированного текстового запроса на серверную часть для последующей обработки ИИ-сервисом.</w:t>
       </w:r>
     </w:p>
@@ -12110,7 +12136,8 @@
       <w:pPr>
         <w:pStyle w:val="a4"/>
         <w:spacing w:after="0" w:line="240" w:lineRule="auto"/>
-        <w:ind w:left="709" w:firstLine="2126"/>
+        <w:ind w:left="0"/>
+        <w:jc w:val="center"/>
         <w:rPr>
           <w:rFonts w:ascii="Times New Roman" w:hAnsi="Times New Roman"/>
           <w:color w:val="000000" w:themeColor="text1"/>
@@ -12247,6 +12274,7 @@
         <w:pStyle w:val="a4"/>
         <w:spacing w:after="0" w:line="240" w:lineRule="auto"/>
         <w:ind w:left="0" w:firstLine="284"/>
+        <w:jc w:val="center"/>
         <w:rPr>
           <w:rFonts w:ascii="Times New Roman" w:hAnsi="Times New Roman"/>
           <w:color w:val="000000" w:themeColor="text1"/>
@@ -13440,7 +13468,7 @@
     <w:p>
       <w:pPr>
         <w:spacing w:line="240" w:lineRule="auto"/>
-        <w:ind w:firstLine="2693"/>
+        <w:jc w:val="center"/>
       </w:pPr>
       <w:r>
         <w:rPr>
@@ -13722,13 +13750,13 @@
         <w:tblLook w:val="04A0" w:firstRow="1" w:lastRow="0" w:firstColumn="1" w:lastColumn="0" w:noHBand="0" w:noVBand="1"/>
       </w:tblPr>
       <w:tblGrid>
-        <w:gridCol w:w="3681"/>
-        <w:gridCol w:w="6237"/>
+        <w:gridCol w:w="3256"/>
+        <w:gridCol w:w="6662"/>
       </w:tblGrid>
       <w:tr>
         <w:tc>
           <w:tcPr>
-            <w:tcW w:w="3681" w:type="dxa"/>
+            <w:tcW w:w="3256" w:type="dxa"/>
           </w:tcPr>
           <w:p>
             <w:pPr>
@@ -13751,7 +13779,7 @@
         </w:tc>
         <w:tc>
           <w:tcPr>
-            <w:tcW w:w="6237" w:type="dxa"/>
+            <w:tcW w:w="6662" w:type="dxa"/>
           </w:tcPr>
           <w:p>
             <w:pPr>
@@ -13776,7 +13804,7 @@
       <w:tr>
         <w:tc>
           <w:tcPr>
-            <w:tcW w:w="3681" w:type="dxa"/>
+            <w:tcW w:w="3256" w:type="dxa"/>
           </w:tcPr>
           <w:p>
             <w:pPr>
@@ -13799,7 +13827,7 @@
         </w:tc>
         <w:tc>
           <w:tcPr>
-            <w:tcW w:w="6237" w:type="dxa"/>
+            <w:tcW w:w="6662" w:type="dxa"/>
           </w:tcPr>
           <w:p>
             <w:pPr>
@@ -13824,7 +13852,7 @@
       <w:tr>
         <w:tc>
           <w:tcPr>
-            <w:tcW w:w="3681" w:type="dxa"/>
+            <w:tcW w:w="3256" w:type="dxa"/>
           </w:tcPr>
           <w:p>
             <w:pPr>
@@ -13846,7 +13874,7 @@
         </w:tc>
         <w:tc>
           <w:tcPr>
-            <w:tcW w:w="6237" w:type="dxa"/>
+            <w:tcW w:w="6662" w:type="dxa"/>
           </w:tcPr>
           <w:p>
             <w:pPr>
@@ -13870,7 +13898,7 @@
       <w:tr>
         <w:tc>
           <w:tcPr>
-            <w:tcW w:w="3681" w:type="dxa"/>
+            <w:tcW w:w="3256" w:type="dxa"/>
           </w:tcPr>
           <w:p>
             <w:pPr>
@@ -13892,7 +13920,7 @@
         </w:tc>
         <w:tc>
           <w:tcPr>
-            <w:tcW w:w="6237" w:type="dxa"/>
+            <w:tcW w:w="6662" w:type="dxa"/>
           </w:tcPr>
           <w:p>
             <w:pPr>
@@ -13916,7 +13944,7 @@
       <w:tr>
         <w:tc>
           <w:tcPr>
-            <w:tcW w:w="3681" w:type="dxa"/>
+            <w:tcW w:w="3256" w:type="dxa"/>
           </w:tcPr>
           <w:p>
             <w:pPr>
@@ -13938,7 +13966,7 @@
         </w:tc>
         <w:tc>
           <w:tcPr>
-            <w:tcW w:w="6237" w:type="dxa"/>
+            <w:tcW w:w="6662" w:type="dxa"/>
           </w:tcPr>
           <w:p>
             <w:pPr>
@@ -14492,13 +14520,13 @@
         <w:tblLook w:val="04A0" w:firstRow="1" w:lastRow="0" w:firstColumn="1" w:lastColumn="0" w:noHBand="0" w:noVBand="1"/>
       </w:tblPr>
       <w:tblGrid>
-        <w:gridCol w:w="3681"/>
-        <w:gridCol w:w="6237"/>
+        <w:gridCol w:w="3256"/>
+        <w:gridCol w:w="6662"/>
       </w:tblGrid>
       <w:tr>
         <w:tc>
           <w:tcPr>
-            <w:tcW w:w="3681" w:type="dxa"/>
+            <w:tcW w:w="3256" w:type="dxa"/>
           </w:tcPr>
           <w:p>
             <w:pPr>
@@ -14520,7 +14548,7 @@
         </w:tc>
         <w:tc>
           <w:tcPr>
-            <w:tcW w:w="6237" w:type="dxa"/>
+            <w:tcW w:w="6662" w:type="dxa"/>
           </w:tcPr>
           <w:p>
             <w:pPr>
@@ -14544,7 +14572,7 @@
       <w:tr>
         <w:tc>
           <w:tcPr>
-            <w:tcW w:w="3681" w:type="dxa"/>
+            <w:tcW w:w="3256" w:type="dxa"/>
           </w:tcPr>
           <w:p>
             <w:pPr>
@@ -14567,7 +14595,7 @@
         </w:tc>
         <w:tc>
           <w:tcPr>
-            <w:tcW w:w="6237" w:type="dxa"/>
+            <w:tcW w:w="6662" w:type="dxa"/>
           </w:tcPr>
           <w:p>
             <w:pPr>
@@ -14590,7 +14618,7 @@
       <w:tr>
         <w:tc>
           <w:tcPr>
-            <w:tcW w:w="3681" w:type="dxa"/>
+            <w:tcW w:w="3256" w:type="dxa"/>
           </w:tcPr>
           <w:p>
             <w:pPr>
@@ -14611,7 +14639,7 @@
         </w:tc>
         <w:tc>
           <w:tcPr>
-            <w:tcW w:w="6237" w:type="dxa"/>
+            <w:tcW w:w="6662" w:type="dxa"/>
           </w:tcPr>
           <w:p>
             <w:pPr>
@@ -14634,7 +14662,7 @@
       <w:tr>
         <w:tc>
           <w:tcPr>
-            <w:tcW w:w="3681" w:type="dxa"/>
+            <w:tcW w:w="3256" w:type="dxa"/>
           </w:tcPr>
           <w:p>
             <w:pPr>
@@ -14658,7 +14686,7 @@
         </w:tc>
         <w:tc>
           <w:tcPr>
-            <w:tcW w:w="6237" w:type="dxa"/>
+            <w:tcW w:w="6662" w:type="dxa"/>
           </w:tcPr>
           <w:p>
             <w:pPr>
@@ -14681,7 +14709,7 @@
       <w:tr>
         <w:tc>
           <w:tcPr>
-            <w:tcW w:w="3681" w:type="dxa"/>
+            <w:tcW w:w="3256" w:type="dxa"/>
           </w:tcPr>
           <w:p>
             <w:pPr>
@@ -14702,7 +14730,7 @@
         </w:tc>
         <w:tc>
           <w:tcPr>
-            <w:tcW w:w="6237" w:type="dxa"/>
+            <w:tcW w:w="6662" w:type="dxa"/>
           </w:tcPr>
           <w:p>
             <w:pPr>
@@ -14891,7 +14919,7 @@
       <w:tr>
         <w:tc>
           <w:tcPr>
-            <w:tcW w:w="3681" w:type="dxa"/>
+            <w:tcW w:w="3256" w:type="dxa"/>
           </w:tcPr>
           <w:p>
             <w:pPr>
@@ -14912,7 +14940,7 @@
         </w:tc>
         <w:tc>
           <w:tcPr>
-            <w:tcW w:w="6237" w:type="dxa"/>
+            <w:tcW w:w="6662" w:type="dxa"/>
           </w:tcPr>
           <w:p>
             <w:pPr>
@@ -15031,7 +15059,7 @@
       <w:tr>
         <w:tc>
           <w:tcPr>
-            <w:tcW w:w="3681" w:type="dxa"/>
+            <w:tcW w:w="3256" w:type="dxa"/>
           </w:tcPr>
           <w:p>
             <w:pPr>
@@ -15052,7 +15080,7 @@
         </w:tc>
         <w:tc>
           <w:tcPr>
-            <w:tcW w:w="6237" w:type="dxa"/>
+            <w:tcW w:w="6662" w:type="dxa"/>
           </w:tcPr>
           <w:p>
             <w:pPr>
@@ -15075,7 +15103,7 @@
       <w:tr>
         <w:tc>
           <w:tcPr>
-            <w:tcW w:w="3681" w:type="dxa"/>
+            <w:tcW w:w="3256" w:type="dxa"/>
           </w:tcPr>
           <w:p>
             <w:pPr>
@@ -15096,7 +15124,7 @@
         </w:tc>
         <w:tc>
           <w:tcPr>
-            <w:tcW w:w="6237" w:type="dxa"/>
+            <w:tcW w:w="6662" w:type="dxa"/>
           </w:tcPr>
           <w:p>
             <w:pPr>
@@ -16535,13 +16563,13 @@
         <w:tblLook w:val="04A0" w:firstRow="1" w:lastRow="0" w:firstColumn="1" w:lastColumn="0" w:noHBand="0" w:noVBand="1"/>
       </w:tblPr>
       <w:tblGrid>
-        <w:gridCol w:w="3681"/>
-        <w:gridCol w:w="6237"/>
+        <w:gridCol w:w="3397"/>
+        <w:gridCol w:w="6521"/>
       </w:tblGrid>
       <w:tr>
         <w:tc>
           <w:tcPr>
-            <w:tcW w:w="3681" w:type="dxa"/>
+            <w:tcW w:w="3397" w:type="dxa"/>
           </w:tcPr>
           <w:p>
             <w:pPr>
@@ -16563,7 +16591,7 @@
         </w:tc>
         <w:tc>
           <w:tcPr>
-            <w:tcW w:w="6237" w:type="dxa"/>
+            <w:tcW w:w="6521" w:type="dxa"/>
           </w:tcPr>
           <w:p>
             <w:pPr>
@@ -16586,7 +16614,7 @@
       <w:tr>
         <w:tc>
           <w:tcPr>
-            <w:tcW w:w="3681" w:type="dxa"/>
+            <w:tcW w:w="3397" w:type="dxa"/>
           </w:tcPr>
           <w:p>
             <w:pPr>
@@ -16607,7 +16635,7 @@
         </w:tc>
         <w:tc>
           <w:tcPr>
-            <w:tcW w:w="6237" w:type="dxa"/>
+            <w:tcW w:w="6521" w:type="dxa"/>
           </w:tcPr>
           <w:p>
             <w:pPr>
@@ -16632,7 +16660,7 @@
       <w:tr>
         <w:tc>
           <w:tcPr>
-            <w:tcW w:w="3681" w:type="dxa"/>
+            <w:tcW w:w="3397" w:type="dxa"/>
           </w:tcPr>
           <w:p>
             <w:pPr>
@@ -16653,7 +16681,7 @@
         </w:tc>
         <w:tc>
           <w:tcPr>
-            <w:tcW w:w="6237" w:type="dxa"/>
+            <w:tcW w:w="6521" w:type="dxa"/>
           </w:tcPr>
           <w:p>
             <w:pPr>
@@ -16676,7 +16704,7 @@
       <w:tr>
         <w:tc>
           <w:tcPr>
-            <w:tcW w:w="3681" w:type="dxa"/>
+            <w:tcW w:w="3397" w:type="dxa"/>
           </w:tcPr>
           <w:p>
             <w:pPr>
@@ -16697,7 +16725,7 @@
         </w:tc>
         <w:tc>
           <w:tcPr>
-            <w:tcW w:w="6237" w:type="dxa"/>
+            <w:tcW w:w="6521" w:type="dxa"/>
           </w:tcPr>
           <w:p>
             <w:pPr>
@@ -16741,7 +16769,7 @@
       <w:tr>
         <w:tc>
           <w:tcPr>
-            <w:tcW w:w="3681" w:type="dxa"/>
+            <w:tcW w:w="3397" w:type="dxa"/>
           </w:tcPr>
           <w:p>
             <w:pPr>
@@ -16762,7 +16790,7 @@
         </w:tc>
         <w:tc>
           <w:tcPr>
-            <w:tcW w:w="6237" w:type="dxa"/>
+            <w:tcW w:w="6521" w:type="dxa"/>
           </w:tcPr>
           <w:p>
             <w:pPr>
@@ -16813,7 +16841,7 @@
       <w:tr>
         <w:tc>
           <w:tcPr>
-            <w:tcW w:w="3681" w:type="dxa"/>
+            <w:tcW w:w="3397" w:type="dxa"/>
           </w:tcPr>
           <w:p>
             <w:pPr>
@@ -16834,7 +16862,7 @@
         </w:tc>
         <w:tc>
           <w:tcPr>
-            <w:tcW w:w="6237" w:type="dxa"/>
+            <w:tcW w:w="6521" w:type="dxa"/>
           </w:tcPr>
           <w:p>
             <w:pPr>
@@ -17018,7 +17046,7 @@
       <w:tr>
         <w:tc>
           <w:tcPr>
-            <w:tcW w:w="3681" w:type="dxa"/>
+            <w:tcW w:w="3397" w:type="dxa"/>
           </w:tcPr>
           <w:p>
             <w:pPr>
@@ -17039,7 +17067,7 @@
         </w:tc>
         <w:tc>
           <w:tcPr>
-            <w:tcW w:w="6237" w:type="dxa"/>
+            <w:tcW w:w="6521" w:type="dxa"/>
           </w:tcPr>
           <w:p>
             <w:pPr>
@@ -17094,7 +17122,7 @@
       <w:tr>
         <w:tc>
           <w:tcPr>
-            <w:tcW w:w="3681" w:type="dxa"/>
+            <w:tcW w:w="3397" w:type="dxa"/>
           </w:tcPr>
           <w:p>
             <w:pPr>
@@ -17115,7 +17143,7 @@
         </w:tc>
         <w:tc>
           <w:tcPr>
-            <w:tcW w:w="6237" w:type="dxa"/>
+            <w:tcW w:w="6521" w:type="dxa"/>
           </w:tcPr>
           <w:p>
             <w:pPr>
@@ -17153,7 +17181,7 @@
       <w:tr>
         <w:tc>
           <w:tcPr>
-            <w:tcW w:w="3681" w:type="dxa"/>
+            <w:tcW w:w="3397" w:type="dxa"/>
           </w:tcPr>
           <w:p>
             <w:pPr>
@@ -17174,7 +17202,7 @@
         </w:tc>
         <w:tc>
           <w:tcPr>
-            <w:tcW w:w="6237" w:type="dxa"/>
+            <w:tcW w:w="6521" w:type="dxa"/>
           </w:tcPr>
           <w:p>
             <w:pPr>
@@ -17470,76 +17498,18 @@
           <w:p>
             <w:pPr>
               <w:ind w:firstLine="0"/>
-              <w:jc w:val="left"/>
-              <w:rPr>
-                <w:rFonts w:eastAsia="Times New Roman" w:cs="Times New Roman"/>
-                <w:vanish/>
-                <w:sz w:val="24"/>
-                <w:szCs w:val="24"/>
-                <w:lang w:eastAsia="ru-RU"/>
-              </w:rPr>
-            </w:pPr>
-          </w:p>
-          <w:tbl>
-            <w:tblPr>
-              <w:tblW w:w="0" w:type="auto"/>
-              <w:tblCellSpacing w:w="15" w:type="dxa"/>
-              <w:tblCellMar>
-                <w:top w:w="15" w:type="dxa"/>
-                <w:left w:w="15" w:type="dxa"/>
-                <w:bottom w:w="15" w:type="dxa"/>
-                <w:right w:w="15" w:type="dxa"/>
-              </w:tblCellMar>
-              <w:tblLook w:val="04A0" w:firstRow="1" w:lastRow="0" w:firstColumn="1" w:lastColumn="0" w:noHBand="0" w:noVBand="1"/>
-            </w:tblPr>
-            <w:tblGrid>
-              <w:gridCol w:w="2528"/>
-            </w:tblGrid>
-            <w:tr>
-              <w:trPr>
-                <w:trHeight w:val="20"/>
-                <w:tblCellSpacing w:w="15" w:type="dxa"/>
-              </w:trPr>
-              <w:tc>
-                <w:tcPr>
-                  <w:tcW w:w="0" w:type="auto"/>
-                  <w:vAlign w:val="center"/>
-                  <w:hideMark/>
-                </w:tcPr>
-                <w:p>
-                  <w:pPr>
-                    <w:widowControl w:val="0"/>
-                    <w:spacing w:line="240" w:lineRule="auto"/>
-                    <w:ind w:firstLine="0"/>
-                    <w:jc w:val="left"/>
-                    <w:rPr>
-                      <w:rFonts w:eastAsia="Times New Roman" w:cs="Times New Roman"/>
-                      <w:sz w:val="24"/>
-                      <w:szCs w:val="24"/>
-                      <w:lang w:eastAsia="ru-RU"/>
-                    </w:rPr>
-                  </w:pPr>
-                  <w:r>
-                    <w:rPr>
-                      <w:rFonts w:eastAsia="Times New Roman" w:cs="Times New Roman"/>
-                      <w:sz w:val="24"/>
-                      <w:szCs w:val="24"/>
-                      <w:lang w:eastAsia="ru-RU"/>
-                    </w:rPr>
-                    <w:t>Генерация списка задач</w:t>
-                  </w:r>
-                </w:p>
-              </w:tc>
-            </w:tr>
-          </w:tbl>
-          <w:p>
-            <w:pPr>
-              <w:ind w:firstLine="0"/>
-              <w:rPr>
-                <w:sz w:val="24"/>
-                <w:szCs w:val="24"/>
-              </w:rPr>
-            </w:pPr>
+              <w:rPr>
+                <w:sz w:val="24"/>
+                <w:szCs w:val="24"/>
+              </w:rPr>
+            </w:pPr>
+            <w:r>
+              <w:rPr>
+                <w:sz w:val="24"/>
+                <w:szCs w:val="24"/>
+              </w:rPr>
+              <w:t>Генерация задачи</w:t>
+            </w:r>
           </w:p>
         </w:tc>
       </w:tr>
@@ -17741,6 +17711,50 @@
                 <w:szCs w:val="24"/>
               </w:rPr>
               <w:t>1 Цель – «Изучить Python за 2 месяца, уделяя 5 часов в неделю»</w:t>
+            </w:r>
+          </w:p>
+        </w:tc>
+      </w:tr>
+      <w:tr>
+        <w:tc>
+          <w:tcPr>
+            <w:tcW w:w="3397" w:type="dxa"/>
+          </w:tcPr>
+          <w:p>
+            <w:pPr>
+              <w:ind w:firstLine="0"/>
+              <w:rPr>
+                <w:sz w:val="24"/>
+                <w:szCs w:val="24"/>
+              </w:rPr>
+            </w:pPr>
+            <w:r>
+              <w:rPr>
+                <w:sz w:val="24"/>
+                <w:szCs w:val="24"/>
+              </w:rPr>
+              <w:t>Ожидаемый результат</w:t>
+            </w:r>
+          </w:p>
+        </w:tc>
+        <w:tc>
+          <w:tcPr>
+            <w:tcW w:w="6521" w:type="dxa"/>
+          </w:tcPr>
+          <w:p>
+            <w:pPr>
+              <w:ind w:firstLine="0"/>
+              <w:rPr>
+                <w:sz w:val="24"/>
+                <w:szCs w:val="24"/>
+              </w:rPr>
+            </w:pPr>
+            <w:r>
+              <w:rPr>
+                <w:sz w:val="24"/>
+                <w:szCs w:val="24"/>
+              </w:rPr>
+              <w:t>Система генерирует структурированный список задач и отображает его на экране</w:t>
             </w:r>
           </w:p>
         </w:tc>
@@ -17830,50 +17844,6 @@
                 <w:sz w:val="24"/>
                 <w:szCs w:val="24"/>
               </w:rPr>
-              <w:t>Ожидаемый результат</w:t>
-            </w:r>
-          </w:p>
-        </w:tc>
-        <w:tc>
-          <w:tcPr>
-            <w:tcW w:w="6521" w:type="dxa"/>
-          </w:tcPr>
-          <w:p>
-            <w:pPr>
-              <w:ind w:firstLine="0"/>
-              <w:rPr>
-                <w:sz w:val="24"/>
-                <w:szCs w:val="24"/>
-              </w:rPr>
-            </w:pPr>
-            <w:r>
-              <w:rPr>
-                <w:sz w:val="24"/>
-                <w:szCs w:val="24"/>
-              </w:rPr>
-              <w:t>Система генерирует структурированный список задач и отображает его на экране</w:t>
-            </w:r>
-          </w:p>
-        </w:tc>
-      </w:tr>
-      <w:tr>
-        <w:tc>
-          <w:tcPr>
-            <w:tcW w:w="3397" w:type="dxa"/>
-          </w:tcPr>
-          <w:p>
-            <w:pPr>
-              <w:ind w:firstLine="0"/>
-              <w:rPr>
-                <w:sz w:val="24"/>
-                <w:szCs w:val="24"/>
-              </w:rPr>
-            </w:pPr>
-            <w:r>
-              <w:rPr>
-                <w:sz w:val="24"/>
-                <w:szCs w:val="24"/>
-              </w:rPr>
               <w:t>Фактический результат</w:t>
             </w:r>
           </w:p>
@@ -18588,6 +18558,12 @@
         </w:tc>
       </w:tr>
     </w:tbl>
+    <w:p>
+      <w:pPr>
+        <w:spacing w:before="240" w:line="240" w:lineRule="auto"/>
+        <w:ind w:firstLine="0"/>
+      </w:pPr>
+    </w:p>
     <w:p>
       <w:pPr>
         <w:spacing w:before="240" w:line="240" w:lineRule="auto"/>
@@ -19530,7 +19506,7 @@
     </w:tbl>
     <w:p>
       <w:pPr>
-        <w:spacing w:line="240" w:lineRule="auto"/>
+        <w:spacing w:before="360" w:line="240" w:lineRule="auto"/>
         <w:ind w:firstLine="0"/>
       </w:pPr>
       <w:r>
@@ -19927,7 +19903,7 @@
     </w:tbl>
     <w:p>
       <w:pPr>
-        <w:spacing w:before="240" w:line="240" w:lineRule="auto"/>
+        <w:spacing w:before="360" w:line="240" w:lineRule="auto"/>
         <w:ind w:firstLine="0"/>
       </w:pPr>
       <w:r>
@@ -20653,11 +20629,11 @@
         <w:widowControl w:val="0"/>
       </w:pPr>
       <w:r>
-        <w:t xml:space="preserve">По результатам выполненных проверок сформированы сводные протоколы, фиксирующие итоги верификации каждого эксплуатационного сценария. Данные документы включают идентификатор проверки, наименование процедуры, итоговый статус и краткое аналитическое заключение о соответствии фактического </w:t>
+        <w:t xml:space="preserve">По результатам выполненных проверок сформированы сводные протоколы, фиксирующие итоги верификации каждого эксплуатационного сценария. Данные документы включают идентификатор проверки, наименование процедуры, </w:t>
       </w:r>
       <w:r>
         <w:lastRenderedPageBreak/>
-        <w:t xml:space="preserve">поведения программного продукта запланированным требованиям. </w:t>
+        <w:t xml:space="preserve">итоговый статус и краткое аналитическое заключение о соответствии фактического поведения программного продукта запланированным требованиям. </w:t>
       </w:r>
     </w:p>
     <w:p>
@@ -21982,7 +21958,6 @@
     </w:p>
     <w:p>
       <w:r>
-        <w:lastRenderedPageBreak/>
         <w:t>Анализ результатов проведённого тестирования подтверждает функционирование разработанного веб-приложения и выполнение предусмотренных пользовательских сценариев. Все запланированные операции были выполнены без сбоев и аварийных завершений работы, а логика переходов между экранами и формами полностью соответствует ожидаемому поведению системы.</w:t>
       </w:r>
     </w:p>
@@ -22009,6 +21984,7 @@
     <w:p>
       <w:pPr>
         <w:pStyle w:val="11"/>
+        <w:spacing w:line="240" w:lineRule="auto"/>
         <w:ind w:hanging="851"/>
         <w:jc w:val="center"/>
       </w:pPr>
@@ -22056,7 +22032,8 @@
     <w:p>
       <w:pPr>
         <w:pStyle w:val="11"/>
-        <w:ind w:left="0" w:firstLine="3828"/>
+        <w:spacing w:line="240" w:lineRule="auto"/>
+        <w:ind w:left="0" w:firstLine="3827"/>
         <w:rPr>
           <w:rFonts w:eastAsia="Calibri"/>
         </w:rPr>
@@ -22668,7 +22645,8 @@
       <w:pPr>
         <w:pStyle w:val="11"/>
         <w:spacing w:line="240" w:lineRule="auto"/>
-        <w:ind w:left="0" w:firstLine="3544"/>
+        <w:ind w:left="0" w:firstLine="0"/>
+        <w:jc w:val="center"/>
       </w:pPr>
       <w:bookmarkStart w:id="26" w:name="_Toc230916007"/>
       <w:bookmarkStart w:id="27" w:name="_Toc231329493"/>
@@ -22682,7 +22660,8 @@
     <w:p>
       <w:pPr>
         <w:spacing w:after="360" w:line="240" w:lineRule="auto"/>
-        <w:ind w:firstLine="3686"/>
+        <w:ind w:firstLine="0"/>
+        <w:jc w:val="center"/>
         <w:rPr>
           <w:lang w:eastAsia="ru-RU"/>
         </w:rPr>
@@ -22691,13 +22670,26 @@
         <w:rPr>
           <w:lang w:eastAsia="ru-RU"/>
         </w:rPr>
-        <w:t>(Обязательное)</w:t>
+        <w:t>(</w:t>
+      </w:r>
+      <w:r>
+        <w:rPr>
+          <w:lang w:eastAsia="ru-RU"/>
+        </w:rPr>
+        <w:t>о</w:t>
+      </w:r>
+      <w:r>
+        <w:rPr>
+          <w:lang w:eastAsia="ru-RU"/>
+        </w:rPr>
+        <w:t>бязательное)</w:t>
       </w:r>
     </w:p>
     <w:p>
       <w:pPr>
         <w:spacing w:after="360" w:line="240" w:lineRule="auto"/>
-        <w:ind w:firstLine="3686"/>
+        <w:ind w:firstLine="0"/>
+        <w:jc w:val="center"/>
         <w:rPr>
           <w:b/>
           <w:bCs/>
@@ -22910,7 +22902,19 @@
         <w:rPr>
           <w:lang w:eastAsia="ru-RU"/>
         </w:rPr>
-        <w:t>(Обязательное)</w:t>
+        <w:t>(</w:t>
+      </w:r>
+      <w:r>
+        <w:rPr>
+          <w:lang w:eastAsia="ru-RU"/>
+        </w:rPr>
+        <w:t>о</w:t>
+      </w:r>
+      <w:r>
+        <w:rPr>
+          <w:lang w:eastAsia="ru-RU"/>
+        </w:rPr>
+        <w:t>бязательное)</w:t>
       </w:r>
     </w:p>
     <w:p>
@@ -26063,7 +26067,8 @@
       <w:pPr>
         <w:pStyle w:val="11"/>
         <w:spacing w:line="240" w:lineRule="auto"/>
-        <w:ind w:left="0" w:firstLine="3544"/>
+        <w:ind w:left="0" w:firstLine="0"/>
+        <w:jc w:val="center"/>
       </w:pPr>
       <w:bookmarkStart w:id="29" w:name="_Toc231329495"/>
       <w:r>
@@ -26078,7 +26083,8 @@
     <w:p>
       <w:pPr>
         <w:spacing w:after="360" w:line="240" w:lineRule="auto"/>
-        <w:ind w:firstLine="3686"/>
+        <w:ind w:firstLine="0"/>
+        <w:jc w:val="center"/>
         <w:rPr>
           <w:lang w:eastAsia="ru-RU"/>
         </w:rPr>
@@ -26093,13 +26099,13 @@
         <w:rPr>
           <w:lang w:eastAsia="ru-RU"/>
         </w:rPr>
-        <w:t>Продолжение</w:t>
+        <w:t>п</w:t>
       </w:r>
       <w:r>
         <w:rPr>
           <w:lang w:eastAsia="ru-RU"/>
         </w:rPr>
-        <w:t>)</w:t>
+        <w:t>родолжение)</w:t>
       </w:r>
     </w:p>
     <w:p>
@@ -29404,7 +29410,8 @@
       <w:pPr>
         <w:pStyle w:val="11"/>
         <w:spacing w:line="240" w:lineRule="auto"/>
-        <w:ind w:left="0" w:firstLine="3686"/>
+        <w:ind w:left="0" w:firstLine="0"/>
+        <w:jc w:val="center"/>
       </w:pPr>
       <w:bookmarkStart w:id="30" w:name="_Toc231329496"/>
       <w:r>
@@ -29419,7 +29426,8 @@
     <w:p>
       <w:pPr>
         <w:spacing w:after="360" w:line="240" w:lineRule="auto"/>
-        <w:ind w:firstLine="3969"/>
+        <w:ind w:firstLine="0"/>
+        <w:jc w:val="center"/>
         <w:rPr>
           <w:lang w:eastAsia="ru-RU"/>
         </w:rPr>
@@ -29434,7 +29442,13 @@
         <w:rPr>
           <w:lang w:eastAsia="ru-RU"/>
         </w:rPr>
-        <w:t>Окончание</w:t>
+        <w:t>о</w:t>
+      </w:r>
+      <w:r>
+        <w:rPr>
+          <w:lang w:eastAsia="ru-RU"/>
+        </w:rPr>
+        <w:t>кончание</w:t>
       </w:r>
       <w:r>
         <w:rPr>
@@ -33416,17 +33430,33 @@
                                       <w:lang w:val="ru-RU"/>
                                     </w:rPr>
                                   </w:pPr>
-                                  <w:fldSimple w:instr=" NUMPAGES   \* MERGEFORMAT ">
-                                    <w:r>
-                                      <w:rPr>
-                                        <w:rFonts w:ascii="Times New Roman" w:hAnsi="Times New Roman" w:cs="Times New Roman"/>
-                                        <w:noProof/>
-                                        <w:sz w:val="18"/>
-                                        <w:lang w:val="ru-RU"/>
-                                      </w:rPr>
-                                      <w:t>7</w:t>
-                                    </w:r>
-                                  </w:fldSimple>
+                                  <w:r>
+                                    <w:fldChar w:fldCharType="begin"/>
+                                  </w:r>
+                                  <w:r>
+                                    <w:instrText xml:space="preserve"> NUMPAGES   \* MERGEFORMAT </w:instrText>
+                                  </w:r>
+                                  <w:r>
+                                    <w:fldChar w:fldCharType="separate"/>
+                                  </w:r>
+                                  <w:r>
+                                    <w:rPr>
+                                      <w:rFonts w:ascii="Times New Roman" w:hAnsi="Times New Roman" w:cs="Times New Roman"/>
+                                      <w:noProof/>
+                                      <w:sz w:val="18"/>
+                                      <w:lang w:val="ru-RU"/>
+                                    </w:rPr>
+                                    <w:t>7</w:t>
+                                  </w:r>
+                                  <w:r>
+                                    <w:rPr>
+                                      <w:rFonts w:ascii="Times New Roman" w:hAnsi="Times New Roman" w:cs="Times New Roman"/>
+                                      <w:noProof/>
+                                      <w:sz w:val="18"/>
+                                      <w:lang w:val="ru-RU"/>
+                                    </w:rPr>
+                                    <w:fldChar w:fldCharType="end"/>
+                                  </w:r>
                                 </w:p>
                               </w:tc>
                             </w:tr>
@@ -35164,17 +35194,33 @@
                                 <w:lang w:val="ru-RU"/>
                               </w:rPr>
                             </w:pPr>
-                            <w:fldSimple w:instr=" NUMPAGES   \* MERGEFORMAT ">
-                              <w:r>
-                                <w:rPr>
-                                  <w:rFonts w:ascii="Times New Roman" w:hAnsi="Times New Roman" w:cs="Times New Roman"/>
-                                  <w:noProof/>
-                                  <w:sz w:val="18"/>
-                                  <w:lang w:val="ru-RU"/>
-                                </w:rPr>
-                                <w:t>7</w:t>
-                              </w:r>
-                            </w:fldSimple>
+                            <w:r>
+                              <w:fldChar w:fldCharType="begin"/>
+                            </w:r>
+                            <w:r>
+                              <w:instrText xml:space="preserve"> NUMPAGES   \* MERGEFORMAT </w:instrText>
+                            </w:r>
+                            <w:r>
+                              <w:fldChar w:fldCharType="separate"/>
+                            </w:r>
+                            <w:r>
+                              <w:rPr>
+                                <w:rFonts w:ascii="Times New Roman" w:hAnsi="Times New Roman" w:cs="Times New Roman"/>
+                                <w:noProof/>
+                                <w:sz w:val="18"/>
+                                <w:lang w:val="ru-RU"/>
+                              </w:rPr>
+                              <w:t>7</w:t>
+                            </w:r>
+                            <w:r>
+                              <w:rPr>
+                                <w:rFonts w:ascii="Times New Roman" w:hAnsi="Times New Roman" w:cs="Times New Roman"/>
+                                <w:noProof/>
+                                <w:sz w:val="18"/>
+                                <w:lang w:val="ru-RU"/>
+                              </w:rPr>
+                              <w:fldChar w:fldCharType="end"/>
+                            </w:r>
                           </w:p>
                         </w:tc>
                       </w:tr>
@@ -35845,7 +35891,7 @@
             </wp:anchor>
           </w:drawing>
         </mc:Choice>
-        <mc:Fallback xmlns:oel="http://schemas.microsoft.com/office/2019/extlst" xmlns:w16du="http://schemas.microsoft.com/office/word/2023/wordml/word16du" xmlns:w16sdtfl="http://schemas.microsoft.com/office/word/2024/wordml/sdtformatlock">
+        <mc:Fallback xmlns:w16sdtfl="http://schemas.microsoft.com/office/word/2024/wordml/sdtformatlock" xmlns:w16du="http://schemas.microsoft.com/office/word/2023/wordml/word16du" xmlns:oel="http://schemas.microsoft.com/office/2019/extlst">
           <w:pict>
             <v:group w14:anchorId="2ED3E864" id="Группа 13" o:spid="_x0000_s1026" style="position:absolute;margin-left:56.85pt;margin-top:18.25pt;width:518.9pt;height:803.85pt;z-index:251656704;mso-position-horizontal-relative:page;mso-position-vertical-relative:page" coordorigin="1134,397" coordsize="10378,16044" o:gfxdata="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" o:allowincell="f">
               <v:line id="Line 4" o:spid="_x0000_s1027" style="position:absolute;visibility:visible;mso-wrap-style:square" from="1134,397" to="1134,16441" o:connectortype="straight" o:gfxdata="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" strokeweight="2.25pt"/>

--- a/Диплом мешков 23.106.docx
+++ b/Диплом мешков 23.106.docx
@@ -2169,13 +2169,7 @@
     </w:p>
     <w:p>
       <w:pPr>
-        <w:pStyle w:val="3"/>
-        <w:spacing w:before="0"/>
-        <w:ind w:left="0" w:firstLine="4394"/>
-        <w:rPr>
-          <w:sz w:val="32"/>
-          <w:szCs w:val="32"/>
-        </w:rPr>
+        <w:pStyle w:val="1"/>
       </w:pPr>
       <w:bookmarkStart w:id="1" w:name="_Toc219734829"/>
       <w:bookmarkStart w:id="2" w:name="_Toc219734903"/>
@@ -2183,18 +2177,10 @@
       <w:bookmarkStart w:id="4" w:name="_Toc219989923"/>
       <w:bookmarkStart w:id="5" w:name="_Toc231329474"/>
       <w:r>
-        <w:rPr>
-          <w:sz w:val="32"/>
-          <w:szCs w:val="32"/>
-        </w:rPr>
         <w:lastRenderedPageBreak/>
         <w:t>Введени</w:t>
       </w:r>
       <w:r>
-        <w:rPr>
-          <w:sz w:val="32"/>
-          <w:szCs w:val="32"/>
-        </w:rPr>
         <w:t>е</w:t>
       </w:r>
       <w:bookmarkEnd w:id="1"/>
@@ -2638,7 +2624,7 @@
     </w:p>
     <w:p>
       <w:pPr>
-        <w:pStyle w:val="af"/>
+        <w:pStyle w:val="2"/>
       </w:pPr>
       <w:bookmarkStart w:id="6" w:name="_Toc231329475"/>
       <w:r>
@@ -2649,7 +2635,7 @@
     </w:p>
     <w:p>
       <w:pPr>
-        <w:pStyle w:val="2"/>
+        <w:pStyle w:val="3"/>
       </w:pPr>
       <w:bookmarkStart w:id="7" w:name="_Toc231329476"/>
       <w:r>
@@ -3097,8 +3083,9 @@
     <w:p>
       <w:pPr>
         <w:pStyle w:val="a4"/>
-        <w:spacing w:after="0" w:line="240" w:lineRule="auto"/>
+        <w:spacing w:before="240" w:after="0" w:line="240" w:lineRule="auto"/>
         <w:ind w:left="0"/>
+        <w:contextualSpacing w:val="0"/>
         <w:jc w:val="center"/>
       </w:pPr>
       <w:r>
@@ -3272,7 +3259,13 @@
         <w:jc w:val="center"/>
       </w:pPr>
       <w:r>
-        <w:t xml:space="preserve">Рисунок 1.1 – </w:t>
+        <w:t>Рисунок 1.</w:t>
+      </w:r>
+      <w:r>
+        <w:t>2</w:t>
+      </w:r>
+      <w:r>
+        <w:t xml:space="preserve"> – </w:t>
       </w:r>
       <w:r>
         <w:t>Диаграмма прецедентов</w:t>
@@ -3463,19 +3456,19 @@
         <w:rPr>
           <w:lang w:eastAsia="ru-RU"/>
         </w:rPr>
+        <w:t>3</w:t>
+      </w:r>
+      <w:r>
+        <w:rPr>
+          <w:lang w:eastAsia="ru-RU"/>
+        </w:rPr>
+        <w:t xml:space="preserve"> и 1.</w:t>
+      </w:r>
+      <w:r>
+        <w:rPr>
+          <w:lang w:eastAsia="ru-RU"/>
+        </w:rPr>
         <w:t>4</w:t>
-      </w:r>
-      <w:r>
-        <w:rPr>
-          <w:lang w:eastAsia="ru-RU"/>
-        </w:rPr>
-        <w:t xml:space="preserve"> и 1.</w:t>
-      </w:r>
-      <w:r>
-        <w:rPr>
-          <w:lang w:eastAsia="ru-RU"/>
-        </w:rPr>
-        <w:t>5</w:t>
       </w:r>
       <w:r>
         <w:rPr>
@@ -3542,7 +3535,13 @@
         </w:rPr>
       </w:pPr>
       <w:r>
-        <w:t>Рисунок 1.4 – Главная страница списка задач «</w:t>
+        <w:t>Рисунок 1.</w:t>
+      </w:r>
+      <w:r>
+        <w:t>3</w:t>
+      </w:r>
+      <w:r>
+        <w:t xml:space="preserve"> – Главная страница списка задач «</w:t>
       </w:r>
       <w:proofErr w:type="spellStart"/>
       <w:r>
@@ -3608,7 +3607,13 @@
         <w:jc w:val="center"/>
       </w:pPr>
       <w:r>
-        <w:t>Рисунок 1.5 – Детальная страница задачи в «</w:t>
+        <w:t>Рисунок 1.</w:t>
+      </w:r>
+      <w:r>
+        <w:t>4</w:t>
+      </w:r>
+      <w:r>
+        <w:t xml:space="preserve"> – Детальная страница задачи в «</w:t>
       </w:r>
       <w:proofErr w:type="spellStart"/>
       <w:r>
@@ -3963,7 +3968,7 @@
     </w:tbl>
     <w:p>
       <w:pPr>
-        <w:spacing w:before="240"/>
+        <w:spacing w:before="360"/>
         <w:rPr>
           <w:rFonts w:cs="Times New Roman"/>
         </w:rPr>
@@ -4076,7 +4081,31 @@
           <w:lang w:eastAsia="ru-RU"/>
         </w:rPr>
         <w:lastRenderedPageBreak/>
-        <w:t>На рисунках 1.6 и 1.7 представлены элементы интерфейса системы.</w:t>
+        <w:t>На рисунках 1.</w:t>
+      </w:r>
+      <w:r>
+        <w:rPr>
+          <w:lang w:eastAsia="ru-RU"/>
+        </w:rPr>
+        <w:t>5</w:t>
+      </w:r>
+      <w:r>
+        <w:rPr>
+          <w:lang w:eastAsia="ru-RU"/>
+        </w:rPr>
+        <w:t xml:space="preserve"> и 1.</w:t>
+      </w:r>
+      <w:r>
+        <w:rPr>
+          <w:lang w:eastAsia="ru-RU"/>
+        </w:rPr>
+        <w:t>6</w:t>
+      </w:r>
+      <w:r>
+        <w:rPr>
+          <w:lang w:eastAsia="ru-RU"/>
+        </w:rPr>
+        <w:t xml:space="preserve"> представлены элементы интерфейса системы.</w:t>
       </w:r>
     </w:p>
     <w:p>
@@ -4140,7 +4169,19 @@
         <w:rPr>
           <w:lang w:eastAsia="ru-RU"/>
         </w:rPr>
-        <w:t>Рисунок 1.6 – Главная страница списка задач в «</w:t>
+        <w:t>Рисунок 1.</w:t>
+      </w:r>
+      <w:r>
+        <w:rPr>
+          <w:lang w:eastAsia="ru-RU"/>
+        </w:rPr>
+        <w:t>5</w:t>
+      </w:r>
+      <w:r>
+        <w:rPr>
+          <w:lang w:eastAsia="ru-RU"/>
+        </w:rPr>
+        <w:t xml:space="preserve"> – Главная страница списка задач в «</w:t>
       </w:r>
       <w:proofErr w:type="spellStart"/>
       <w:r>
@@ -4212,7 +4253,13 @@
         <w:jc w:val="center"/>
       </w:pPr>
       <w:r>
-        <w:t>Рисунок 1.7 –Страница взаимодействия с ИИ в «</w:t>
+        <w:t>Рисунок 1.</w:t>
+      </w:r>
+      <w:r>
+        <w:t>6</w:t>
+      </w:r>
+      <w:r>
+        <w:t xml:space="preserve"> –Страница взаимодействия с ИИ в «</w:t>
       </w:r>
       <w:proofErr w:type="spellStart"/>
       <w:r>
@@ -4651,12 +4698,12 @@
     <w:tbl>
       <w:tblPr>
         <w:tblStyle w:val="a7"/>
-        <w:tblW w:w="0" w:type="auto"/>
+        <w:tblW w:w="9918" w:type="dxa"/>
         <w:tblLook w:val="04A0" w:firstRow="1" w:lastRow="0" w:firstColumn="1" w:lastColumn="0" w:noHBand="0" w:noVBand="1"/>
       </w:tblPr>
       <w:tblGrid>
         <w:gridCol w:w="3256"/>
-        <w:gridCol w:w="6513"/>
+        <w:gridCol w:w="6662"/>
       </w:tblGrid>
       <w:tr>
         <w:tc>
@@ -4682,7 +4729,7 @@
         </w:tc>
         <w:tc>
           <w:tcPr>
-            <w:tcW w:w="6513" w:type="dxa"/>
+            <w:tcW w:w="6662" w:type="dxa"/>
           </w:tcPr>
           <w:p>
             <w:pPr>
@@ -4726,7 +4773,7 @@
         </w:tc>
         <w:tc>
           <w:tcPr>
-            <w:tcW w:w="6513" w:type="dxa"/>
+            <w:tcW w:w="6662" w:type="dxa"/>
           </w:tcPr>
           <w:p>
             <w:pPr>
@@ -4770,7 +4817,7 @@
         </w:tc>
         <w:tc>
           <w:tcPr>
-            <w:tcW w:w="6513" w:type="dxa"/>
+            <w:tcW w:w="6662" w:type="dxa"/>
           </w:tcPr>
           <w:p>
             <w:pPr>
@@ -4814,7 +4861,7 @@
         </w:tc>
         <w:tc>
           <w:tcPr>
-            <w:tcW w:w="6513" w:type="dxa"/>
+            <w:tcW w:w="6662" w:type="dxa"/>
           </w:tcPr>
           <w:p>
             <w:pPr>
@@ -4858,7 +4905,7 @@
         </w:tc>
         <w:tc>
           <w:tcPr>
-            <w:tcW w:w="6513" w:type="dxa"/>
+            <w:tcW w:w="6662" w:type="dxa"/>
           </w:tcPr>
           <w:p>
             <w:pPr>
@@ -4902,7 +4949,7 @@
         </w:tc>
         <w:tc>
           <w:tcPr>
-            <w:tcW w:w="6513" w:type="dxa"/>
+            <w:tcW w:w="6662" w:type="dxa"/>
           </w:tcPr>
           <w:p>
             <w:pPr>
@@ -4943,7 +4990,19 @@
           <w:lang w:eastAsia="ru-RU"/>
         </w:rPr>
         <w:lastRenderedPageBreak/>
-        <w:t>На рисунке 1.8 представлен пример интерфейса системы.</w:t>
+        <w:t>На рисунке 1.</w:t>
+      </w:r>
+      <w:r>
+        <w:rPr>
+          <w:lang w:eastAsia="ru-RU"/>
+        </w:rPr>
+        <w:t>7</w:t>
+      </w:r>
+      <w:r>
+        <w:rPr>
+          <w:lang w:eastAsia="ru-RU"/>
+        </w:rPr>
+        <w:t xml:space="preserve"> представлен пример интерфейса системы.</w:t>
       </w:r>
     </w:p>
     <w:p>
@@ -5010,7 +5069,13 @@
         </w:rPr>
       </w:pPr>
       <w:r>
-        <w:t>Рисунок 1.8 – Главная страница доски с списками задач в «</w:t>
+        <w:t>Рисунок 1.</w:t>
+      </w:r>
+      <w:r>
+        <w:t>7</w:t>
+      </w:r>
+      <w:r>
+        <w:t xml:space="preserve"> – Главная страница доски с списками задач в «</w:t>
       </w:r>
       <w:proofErr w:type="spellStart"/>
       <w:r>
@@ -5061,14 +5126,14 @@
     <w:tbl>
       <w:tblPr>
         <w:tblStyle w:val="a7"/>
-        <w:tblW w:w="0" w:type="auto"/>
+        <w:tblW w:w="9918" w:type="dxa"/>
         <w:tblLook w:val="04A0" w:firstRow="1" w:lastRow="0" w:firstColumn="1" w:lastColumn="0" w:noHBand="0" w:noVBand="1"/>
       </w:tblPr>
       <w:tblGrid>
         <w:gridCol w:w="3073"/>
         <w:gridCol w:w="2096"/>
         <w:gridCol w:w="1819"/>
-        <w:gridCol w:w="2781"/>
+        <w:gridCol w:w="2930"/>
       </w:tblGrid>
       <w:tr>
         <w:tc>
@@ -5146,7 +5211,7 @@
         </w:tc>
         <w:tc>
           <w:tcPr>
-            <w:tcW w:w="2781" w:type="dxa"/>
+            <w:tcW w:w="2930" w:type="dxa"/>
           </w:tcPr>
           <w:p>
             <w:pPr>
@@ -5243,7 +5308,7 @@
         </w:tc>
         <w:tc>
           <w:tcPr>
-            <w:tcW w:w="2781" w:type="dxa"/>
+            <w:tcW w:w="2930" w:type="dxa"/>
           </w:tcPr>
           <w:p>
             <w:pPr>
@@ -5340,7 +5405,7 @@
         </w:tc>
         <w:tc>
           <w:tcPr>
-            <w:tcW w:w="2781" w:type="dxa"/>
+            <w:tcW w:w="2930" w:type="dxa"/>
           </w:tcPr>
           <w:p>
             <w:pPr>
@@ -5436,7 +5501,7 @@
         </w:tc>
         <w:tc>
           <w:tcPr>
-            <w:tcW w:w="2781" w:type="dxa"/>
+            <w:tcW w:w="2930" w:type="dxa"/>
           </w:tcPr>
           <w:p>
             <w:pPr>
@@ -5531,7 +5596,7 @@
         </w:tc>
         <w:tc>
           <w:tcPr>
-            <w:tcW w:w="2781" w:type="dxa"/>
+            <w:tcW w:w="2930" w:type="dxa"/>
           </w:tcPr>
           <w:p>
             <w:pPr>
@@ -5626,7 +5691,7 @@
         </w:tc>
         <w:tc>
           <w:tcPr>
-            <w:tcW w:w="2781" w:type="dxa"/>
+            <w:tcW w:w="2930" w:type="dxa"/>
           </w:tcPr>
           <w:p>
             <w:pPr>
@@ -5721,7 +5786,7 @@
         </w:tc>
         <w:tc>
           <w:tcPr>
-            <w:tcW w:w="2781" w:type="dxa"/>
+            <w:tcW w:w="2930" w:type="dxa"/>
           </w:tcPr>
           <w:p>
             <w:pPr>
@@ -5816,7 +5881,7 @@
         </w:tc>
         <w:tc>
           <w:tcPr>
-            <w:tcW w:w="2781" w:type="dxa"/>
+            <w:tcW w:w="2930" w:type="dxa"/>
           </w:tcPr>
           <w:p>
             <w:pPr>
@@ -5911,7 +5976,7 @@
         </w:tc>
         <w:tc>
           <w:tcPr>
-            <w:tcW w:w="2781" w:type="dxa"/>
+            <w:tcW w:w="2930" w:type="dxa"/>
           </w:tcPr>
           <w:p>
             <w:pPr>
@@ -6229,7 +6294,13 @@
         <w:spacing w:after="240"/>
       </w:pPr>
       <w:r>
-        <w:t>На рисунке 1.7 представлена диаграмма последовательности «Генерация списка задач с использованием ИИ»</w:t>
+        <w:t>На рисунке 1.</w:t>
+      </w:r>
+      <w:r>
+        <w:t>8</w:t>
+      </w:r>
+      <w:r>
+        <w:t xml:space="preserve"> представлена диаграмма последовательности «Генерация списка задач с использованием ИИ»</w:t>
       </w:r>
     </w:p>
     <w:p>
@@ -6298,7 +6369,13 @@
         <w:jc w:val="center"/>
       </w:pPr>
       <w:r>
-        <w:t>Рисунок 1.7 – Диаграмма последовательности</w:t>
+        <w:t>Рисунок 1.</w:t>
+      </w:r>
+      <w:r>
+        <w:t>8</w:t>
+      </w:r>
+      <w:r>
+        <w:t xml:space="preserve"> – Диаграмма последовательности</w:t>
       </w:r>
       <w:r>
         <w:t xml:space="preserve"> для функции</w:t>
@@ -6364,7 +6441,13 @@
         <w:t xml:space="preserve">вывода </w:t>
       </w:r>
       <w:r>
-        <w:t xml:space="preserve">задач в списке представлена на рисунке 1.8 и отражает последовательность действий </w:t>
+        <w:t>задач в списке представлена на рисунке 1.</w:t>
+      </w:r>
+      <w:r>
+        <w:t>9</w:t>
+      </w:r>
+      <w:r>
+        <w:t xml:space="preserve"> и отражает последовательность действий </w:t>
       </w:r>
       <w:r>
         <w:t xml:space="preserve">при выводе </w:t>
@@ -6448,12 +6531,24 @@
         <w:rPr>
           <w:color w:val="000000" w:themeColor="text1"/>
         </w:rPr>
-        <w:t>Рисунок 1.8 – Диаграмма деятельности</w:t>
+        <w:t>Рисунок 1.</w:t>
       </w:r>
       <w:r>
         <w:rPr>
           <w:color w:val="000000" w:themeColor="text1"/>
         </w:rPr>
+        <w:t>9</w:t>
+      </w:r>
+      <w:r>
+        <w:rPr>
+          <w:color w:val="000000" w:themeColor="text1"/>
+        </w:rPr>
+        <w:t xml:space="preserve"> – Диаграмма деятельности</w:t>
+      </w:r>
+      <w:r>
+        <w:rPr>
+          <w:color w:val="000000" w:themeColor="text1"/>
+        </w:rPr>
         <w:t xml:space="preserve"> для функции в</w:t>
       </w:r>
       <w:r>
@@ -6564,7 +6659,13 @@
     </w:p>
     <w:p>
       <w:r>
-        <w:t>На рисунке 1.9 представлена диаграмма развертывания системы, демонстрирующая физическое расположение и взаимодействие основных компонентов.</w:t>
+        <w:t>На рисунке 1.</w:t>
+      </w:r>
+      <w:r>
+        <w:t>10</w:t>
+      </w:r>
+      <w:r>
+        <w:t xml:space="preserve"> представлена диаграмма развертывания системы, демонстрирующая физическое расположение и взаимодействие основных компонентов.</w:t>
       </w:r>
     </w:p>
     <w:p>
@@ -6641,12 +6742,24 @@
         <w:rPr>
           <w:color w:val="000000" w:themeColor="text1"/>
         </w:rPr>
-        <w:t>Рисунок 1.9 –</w:t>
+        <w:t>Рисунок 1.</w:t>
       </w:r>
       <w:r>
         <w:rPr>
           <w:color w:val="000000" w:themeColor="text1"/>
         </w:rPr>
+        <w:t>10</w:t>
+      </w:r>
+      <w:r>
+        <w:rPr>
+          <w:color w:val="000000" w:themeColor="text1"/>
+        </w:rPr>
+        <w:t xml:space="preserve"> –</w:t>
+      </w:r>
+      <w:r>
+        <w:rPr>
+          <w:color w:val="000000" w:themeColor="text1"/>
+        </w:rPr>
         <w:t xml:space="preserve"> Д</w:t>
       </w:r>
       <w:r>
@@ -6657,9 +6770,6 @@
       </w:r>
     </w:p>
     <w:p>
-      <w:pPr>
-        <w:spacing w:after="360"/>
-      </w:pPr>
       <w:r>
         <w:t xml:space="preserve">На диаграмме выделены клиентский узел с веб‑приложением, серверный узел с сервисом на </w:t>
       </w:r>
@@ -7036,7 +7146,7 @@
     </w:p>
     <w:p>
       <w:pPr>
-        <w:pStyle w:val="1"/>
+        <w:pStyle w:val="2"/>
       </w:pPr>
       <w:bookmarkStart w:id="12" w:name="_Toc231329481"/>
       <w:r>
@@ -7047,7 +7157,7 @@
     </w:p>
     <w:p>
       <w:pPr>
-        <w:pStyle w:val="2"/>
+        <w:pStyle w:val="3"/>
       </w:pPr>
       <w:bookmarkStart w:id="13" w:name="_Toc231329482"/>
       <w:r>
@@ -8064,7 +8174,7 @@
     <w:p>
       <w:pPr>
         <w:pStyle w:val="a4"/>
-        <w:spacing w:after="240" w:line="360" w:lineRule="auto"/>
+        <w:spacing w:after="0" w:line="360" w:lineRule="auto"/>
         <w:ind w:left="0"/>
         <w:contextualSpacing w:val="0"/>
         <w:rPr>
@@ -8091,34 +8201,55 @@
           <w:rFonts w:ascii="Times New Roman" w:hAnsi="Times New Roman"/>
           <w:szCs w:val="28"/>
         </w:rPr>
-        <w:t>,</w:t>
+        <w:t xml:space="preserve"> на рисунке А.1</w:t>
       </w:r>
       <w:r>
         <w:rPr>
           <w:rFonts w:ascii="Times New Roman" w:hAnsi="Times New Roman"/>
           <w:szCs w:val="28"/>
         </w:rPr>
-        <w:t xml:space="preserve"> словарь данных с типами полей и ограничениями представлен в таблице приложения </w:t>
+        <w:t>,</w:t>
       </w:r>
       <w:r>
         <w:rPr>
           <w:rFonts w:ascii="Times New Roman" w:hAnsi="Times New Roman"/>
           <w:szCs w:val="28"/>
         </w:rPr>
-        <w:t>Б</w:t>
+        <w:t xml:space="preserve"> словарь данных с типами полей и ограничениями представлен в таблиц</w:t>
       </w:r>
       <w:r>
         <w:rPr>
           <w:rFonts w:ascii="Times New Roman" w:hAnsi="Times New Roman"/>
           <w:szCs w:val="28"/>
         </w:rPr>
+        <w:t>ах Б.1 – Б.15, в</w:t>
+      </w:r>
+      <w:r>
+        <w:rPr>
+          <w:rFonts w:ascii="Times New Roman" w:hAnsi="Times New Roman"/>
+          <w:szCs w:val="28"/>
+        </w:rPr>
+        <w:t xml:space="preserve"> приложения </w:t>
+      </w:r>
+      <w:r>
+        <w:rPr>
+          <w:rFonts w:ascii="Times New Roman" w:hAnsi="Times New Roman"/>
+          <w:szCs w:val="28"/>
+        </w:rPr>
+        <w:t>Б</w:t>
+      </w:r>
+      <w:r>
+        <w:rPr>
+          <w:rFonts w:ascii="Times New Roman" w:hAnsi="Times New Roman"/>
+          <w:szCs w:val="28"/>
+        </w:rPr>
         <w:t>.</w:t>
       </w:r>
     </w:p>
     <w:p>
       <w:pPr>
         <w:pStyle w:val="a4"/>
-        <w:spacing w:after="240" w:line="240" w:lineRule="auto"/>
+        <w:spacing w:before="240" w:after="360" w:line="240" w:lineRule="auto"/>
         <w:ind w:left="0"/>
         <w:contextualSpacing w:val="0"/>
         <w:outlineLvl w:val="1"/>
@@ -8229,7 +8360,15 @@
           <w:rFonts w:ascii="Times New Roman" w:hAnsi="Times New Roman"/>
           <w:szCs w:val="28"/>
         </w:rPr>
-        <w:t>Создание детальных интерактивных прототипов позволило на раннем этапе смоделировать пользовательские пути и оптимизировать переходы между разделами.</w:t>
+        <w:t xml:space="preserve">Создание детальных интерактивных прототипов позволило на раннем этапе смоделировать пользовательские пути и оптимизировать переходы между </w:t>
+      </w:r>
+      <w:r>
+        <w:rPr>
+          <w:rFonts w:ascii="Times New Roman" w:hAnsi="Times New Roman"/>
+          <w:szCs w:val="28"/>
+        </w:rPr>
+        <w:lastRenderedPageBreak/>
+        <w:t>разделами.</w:t>
       </w:r>
     </w:p>
     <w:p>
@@ -8247,7 +8386,6 @@
           <w:rFonts w:ascii="Times New Roman" w:hAnsi="Times New Roman"/>
           <w:szCs w:val="28"/>
         </w:rPr>
-        <w:lastRenderedPageBreak/>
         <w:t xml:space="preserve">В структуру интерфейса вошли следующие основные </w:t>
       </w:r>
       <w:r>
@@ -8429,7 +8567,7 @@
     <w:p>
       <w:pPr>
         <w:pStyle w:val="a4"/>
-        <w:spacing w:after="240" w:line="360" w:lineRule="auto"/>
+        <w:spacing w:after="0" w:line="360" w:lineRule="auto"/>
         <w:ind w:left="0"/>
         <w:contextualSpacing w:val="0"/>
         <w:rPr>
@@ -8448,8 +8586,9 @@
     <w:p>
       <w:pPr>
         <w:pStyle w:val="a4"/>
-        <w:spacing w:after="0" w:line="240" w:lineRule="auto"/>
+        <w:spacing w:before="240" w:after="0" w:line="240" w:lineRule="auto"/>
         <w:ind w:left="0"/>
+        <w:contextualSpacing w:val="0"/>
         <w:jc w:val="center"/>
         <w:rPr>
           <w:rFonts w:ascii="Times New Roman" w:hAnsi="Times New Roman"/>
@@ -8518,7 +8657,7 @@
     </w:p>
     <w:p>
       <w:pPr>
-        <w:spacing w:after="240"/>
+        <w:spacing w:after="360"/>
         <w:jc w:val="center"/>
         <w:rPr>
           <w:color w:val="000000" w:themeColor="text1"/>
@@ -8611,7 +8750,15 @@
           <w:rFonts w:ascii="Georgia" w:hAnsi="Georgia"/>
           <w:color w:val="27251E"/>
         </w:rPr>
-        <w:t xml:space="preserve">Форма и композиция логотипа в рамках макета сохраняют читаемость при масштабировании и размещении в различных частях интерфейса. </w:t>
+        <w:t xml:space="preserve">Форма и композиция логотипа в рамках макета сохраняют читаемость </w:t>
+      </w:r>
+      <w:r>
+        <w:rPr>
+          <w:rFonts w:ascii="Georgia" w:hAnsi="Georgia"/>
+          <w:color w:val="27251E"/>
+        </w:rPr>
+        <w:lastRenderedPageBreak/>
+        <w:t xml:space="preserve">при масштабировании и размещении в различных частях интерфейса. </w:t>
       </w:r>
     </w:p>
     <w:p>
@@ -8631,7 +8778,6 @@
           <w:rFonts w:ascii="Georgia" w:hAnsi="Georgia"/>
           <w:color w:val="27251E"/>
         </w:rPr>
-        <w:lastRenderedPageBreak/>
         <w:t>Пропорции элементов подобраны таким образом, чтобы обеспечить визуальный баланс и чёткость контуров</w:t>
       </w:r>
     </w:p>
@@ -8685,7 +8831,7 @@
     <w:p>
       <w:pPr>
         <w:pStyle w:val="a4"/>
-        <w:spacing w:before="360" w:after="0" w:line="240" w:lineRule="auto"/>
+        <w:spacing w:before="240" w:after="0" w:line="240" w:lineRule="auto"/>
         <w:ind w:left="0"/>
         <w:contextualSpacing w:val="0"/>
         <w:jc w:val="center"/>
@@ -8873,20 +9019,19 @@
         <w:rPr>
           <w:color w:val="000000" w:themeColor="text1"/>
         </w:rPr>
-        <w:t xml:space="preserve">Яркая фиолетовая кнопка действия «Войти» выступает главным композиционным </w:t>
+        <w:t xml:space="preserve">Яркая </w:t>
       </w:r>
       <w:r>
         <w:rPr>
           <w:color w:val="000000" w:themeColor="text1"/>
         </w:rPr>
         <w:lastRenderedPageBreak/>
-        <w:t>акцентом экранной формы, побуждая к завершению целевого действия.</w:t>
+        <w:t>фиолетовая кнопка действия «Войти» выступает главным композиционным акцентом экранной формы, побуждая к завершению целевого действия.</w:t>
       </w:r>
     </w:p>
     <w:p>
       <w:pPr>
         <w:widowControl w:val="0"/>
-        <w:spacing w:after="360"/>
         <w:rPr>
           <w:color w:val="000000" w:themeColor="text1"/>
         </w:rPr>
@@ -8924,7 +9069,7 @@
     </w:p>
     <w:p>
       <w:pPr>
-        <w:spacing w:line="240" w:lineRule="auto"/>
+        <w:spacing w:before="240" w:line="240" w:lineRule="auto"/>
         <w:jc w:val="center"/>
         <w:rPr>
           <w:color w:val="000000" w:themeColor="text1"/>
@@ -9032,9 +9177,6 @@
       </w:r>
     </w:p>
     <w:p>
-      <w:pPr>
-        <w:spacing w:after="360"/>
-      </w:pPr>
       <w:r>
         <w:t xml:space="preserve">Для использования </w:t>
       </w:r>
@@ -9071,8 +9213,8 @@
     </w:p>
     <w:p>
       <w:pPr>
-        <w:spacing w:line="240" w:lineRule="auto"/>
-        <w:ind w:firstLine="426"/>
+        <w:spacing w:before="240" w:line="240" w:lineRule="auto"/>
+        <w:ind w:firstLine="425"/>
         <w:jc w:val="center"/>
         <w:rPr>
           <w:color w:val="000000" w:themeColor="text1"/>
@@ -9204,7 +9346,7 @@
           <w:rFonts w:ascii="Times New Roman" w:hAnsi="Times New Roman"/>
           <w:szCs w:val="28"/>
         </w:rPr>
-        <w:t xml:space="preserve">-помощником, который помогает формировать и декомпозировать цели на отдельные задачи. </w:t>
+        <w:t xml:space="preserve">-помощником, </w:t>
       </w:r>
       <w:r>
         <w:rPr>
@@ -9212,7 +9354,7 @@
           <w:szCs w:val="28"/>
         </w:rPr>
         <w:lastRenderedPageBreak/>
-        <w:t xml:space="preserve">Интерфейс </w:t>
+        <w:t xml:space="preserve">который помогает формировать и декомпозировать цели на отдельные задачи. Интерфейс </w:t>
       </w:r>
       <w:r>
         <w:rPr>
@@ -9307,7 +9449,7 @@
     <w:p>
       <w:pPr>
         <w:pStyle w:val="a4"/>
-        <w:spacing w:after="360" w:line="360" w:lineRule="auto"/>
+        <w:spacing w:after="0" w:line="360" w:lineRule="auto"/>
         <w:ind w:left="0"/>
         <w:contextualSpacing w:val="0"/>
         <w:rPr>
@@ -9340,8 +9482,9 @@
     <w:p>
       <w:pPr>
         <w:pStyle w:val="a4"/>
-        <w:spacing w:after="0" w:line="240" w:lineRule="auto"/>
+        <w:spacing w:before="240" w:after="0" w:line="240" w:lineRule="auto"/>
         <w:ind w:left="0"/>
+        <w:contextualSpacing w:val="0"/>
         <w:jc w:val="center"/>
         <w:rPr>
           <w:rFonts w:ascii="Times New Roman" w:hAnsi="Times New Roman"/>
@@ -9467,12 +9610,16 @@
         <w:t xml:space="preserve"> демонстрирующие </w:t>
       </w:r>
       <w:r>
-        <w:t>возможность взаимодействия пользователей в рамках команд. Для этого разработан отдельный экран команд, представленный на рисунке 2.6.</w:t>
-      </w:r>
-    </w:p>
-    <w:p>
-      <w:pPr>
-        <w:spacing w:line="240" w:lineRule="auto"/>
+        <w:t xml:space="preserve">возможность взаимодействия пользователей в рамках команд. </w:t>
+      </w:r>
+      <w:r>
+        <w:lastRenderedPageBreak/>
+        <w:t>Для этого разработан отдельный экран команд, представленный на рисунке 2.6.</w:t>
+      </w:r>
+    </w:p>
+    <w:p>
+      <w:pPr>
+        <w:spacing w:before="240" w:line="240" w:lineRule="auto"/>
         <w:ind w:firstLine="284"/>
         <w:jc w:val="center"/>
         <w:rPr>
@@ -9484,7 +9631,6 @@
           <w:noProof/>
           <w:color w:val="000000" w:themeColor="text1"/>
         </w:rPr>
-        <w:lastRenderedPageBreak/>
         <w:drawing>
           <wp:inline distT="0" distB="0" distL="0" distR="0" wp14:anchorId="57F75C65" wp14:editId="57EE3353">
             <wp:extent cx="5762719" cy="2099462"/>
@@ -9580,16 +9726,13 @@
       </w:r>
     </w:p>
     <w:p>
-      <w:pPr>
-        <w:spacing w:after="360"/>
-      </w:pPr>
       <w:r>
         <w:t>Для общения между пользователями разработан экран сообщений, представленный на рисунке 2.7.</w:t>
       </w:r>
     </w:p>
     <w:p>
       <w:pPr>
-        <w:spacing w:line="240" w:lineRule="auto"/>
+        <w:spacing w:before="240" w:line="240" w:lineRule="auto"/>
         <w:jc w:val="center"/>
       </w:pPr>
       <w:r>
@@ -9719,29 +9862,34 @@
         <w:rPr>
           <w:rFonts w:cs="Times New Roman"/>
         </w:rPr>
-        <w:t>Таким образом, разработанные экраны интерфейса обеспечивают удобное взаимодействие пользователя с системой, поддерживают основные пользовательские сценарии и создают единый современный стиль</w:t>
+        <w:t xml:space="preserve">Таким образом, разработанные экраны интерфейса обеспечивают удобное взаимодействие пользователя с системой, поддерживают основные </w:t>
       </w:r>
       <w:r>
         <w:rPr>
           <w:rFonts w:cs="Times New Roman"/>
         </w:rPr>
+        <w:lastRenderedPageBreak/>
+        <w:t>пользовательские сценарии и создают единый современный стиль</w:t>
+      </w:r>
+      <w:r>
+        <w:rPr>
+          <w:rFonts w:cs="Times New Roman"/>
+        </w:rPr>
         <w:t>.</w:t>
       </w:r>
     </w:p>
     <w:p>
       <w:pPr>
-        <w:pStyle w:val="2"/>
+        <w:pStyle w:val="3"/>
       </w:pPr>
       <w:bookmarkStart w:id="15" w:name="_Toc231329484"/>
       <w:r>
-        <w:lastRenderedPageBreak/>
         <w:t>2.3 Разработка структуры программного продукта</w:t>
       </w:r>
       <w:bookmarkEnd w:id="15"/>
     </w:p>
     <w:p>
       <w:pPr>
-        <w:spacing w:after="360"/>
         <w:rPr>
           <w:szCs w:val="28"/>
         </w:rPr>
@@ -9750,12 +9898,24 @@
         <w:rPr>
           <w:szCs w:val="28"/>
         </w:rPr>
-        <w:t>Так как система представляет собой веб‑приложение, составлена функциональная схема веб‑клиента, включающая публичную и внутреннюю части. Публичная часть, представленная на рисунке 2.1, доступна пользователю до авторизации и содержит окна «Авторизация», «Регистрация» и «Восстановление пароля». Дополнительно в неё включены окно «Ошибочного пути» (страница 404) и окно «Краткой информации» о системе. Пользователь может создать учётную запись, войти в систему или восстановить утерянный пароль, а также ознакомиться с основными возможностями сервиса.</w:t>
-      </w:r>
-    </w:p>
-    <w:p>
-      <w:pPr>
-        <w:spacing w:line="240" w:lineRule="auto"/>
+        <w:t>Так как система представляет собой веб‑приложение, составлена функциональная схема веб‑клиента, включающая публичную и внутреннюю части. Публичная часть, представленная на рисунке 2.</w:t>
+      </w:r>
+      <w:r>
+        <w:rPr>
+          <w:szCs w:val="28"/>
+        </w:rPr>
+        <w:t>8</w:t>
+      </w:r>
+      <w:r>
+        <w:rPr>
+          <w:szCs w:val="28"/>
+        </w:rPr>
+        <w:t>, доступна пользователю до авторизации и содержит окна «Авторизация», «Регистрация» и «Восстановление пароля». Дополнительно в неё включены окно «Ошибочного пути» (страница 404) и окно «Краткой информации» о системе. Пользователь может создать учётную запись, войти в систему или восстановить утерянный пароль, а также ознакомиться с основными возможностями сервиса.</w:t>
+      </w:r>
+    </w:p>
+    <w:p>
+      <w:pPr>
+        <w:spacing w:before="240" w:line="240" w:lineRule="auto"/>
         <w:jc w:val="center"/>
         <w:rPr>
           <w:szCs w:val="28"/>
@@ -9766,9 +9926,9 @@
           <w:noProof/>
         </w:rPr>
         <w:drawing>
-          <wp:inline distT="0" distB="0" distL="0" distR="0" wp14:anchorId="48C55381" wp14:editId="4C274B72">
+          <wp:inline distT="0" distB="0" distL="0" distR="0" wp14:anchorId="48C55381" wp14:editId="09F1FB9D">
             <wp:extent cx="4116984" cy="2790748"/>
-            <wp:effectExtent l="0" t="0" r="0" b="0"/>
+            <wp:effectExtent l="19050" t="19050" r="17145" b="10160"/>
             <wp:docPr id="162236288" name="Рисунок 162236288"/>
             <wp:cNvGraphicFramePr>
               <a:graphicFrameLocks xmlns:a="http://schemas.openxmlformats.org/drawingml/2006/main" noChangeAspect="1"/>
@@ -9805,7 +9965,9 @@
                     </a:prstGeom>
                     <a:noFill/>
                     <a:ln>
-                      <a:noFill/>
+                      <a:solidFill>
+                        <a:schemeClr val="tx1"/>
+                      </a:solidFill>
                     </a:ln>
                   </pic:spPr>
                 </pic:pic>
@@ -9885,20 +10047,19 @@
         <w:rPr>
           <w:color w:val="000000" w:themeColor="text1"/>
         </w:rPr>
-        <w:t xml:space="preserve">В разделе «Профиль» пользователь просматривает и редактирует свои данные, а также может перейти к окну «Смена пароля» для обновления учетных данных. Раздел «Списки задач» отображает созданные пользователем планы и позволяет перейти к детальному просмотру конкретного списка, где выполняется </w:t>
+        <w:t xml:space="preserve">В разделе «Профиль» пользователь просматривает и редактирует свои данные, а также может перейти к окну «Смена пароля» для обновления учетных </w:t>
       </w:r>
       <w:r>
         <w:rPr>
           <w:color w:val="000000" w:themeColor="text1"/>
         </w:rPr>
         <w:lastRenderedPageBreak/>
-        <w:t xml:space="preserve">управление задачами, их порядком и статусом выполнения. </w:t>
+        <w:t xml:space="preserve">данных. Раздел «Списки задач» отображает созданные пользователем планы и позволяет перейти к детальному просмотру конкретного списка, где выполняется управление задачами, их порядком и статусом выполнения. </w:t>
       </w:r>
     </w:p>
     <w:p>
       <w:pPr>
         <w:widowControl w:val="0"/>
-        <w:spacing w:after="360"/>
         <w:rPr>
           <w:color w:val="000000" w:themeColor="text1"/>
         </w:rPr>
@@ -9925,12 +10086,24 @@
         <w:rPr>
           <w:color w:val="000000" w:themeColor="text1"/>
         </w:rPr>
-        <w:t xml:space="preserve"> «Команды» пользователь создает команды и переходит к их данным, а в окне «Списки задач команды» организуется совместная работа над планами. Раздел «Чаты» обеспечивает общение: пользователь выбирает диалог и переходит в окно конкретного чата для просмотра сообщений и отправки новых. Раздел «Поиск пользователей» служит для нахождения других участников системы. Отдельный блок составляет интерфейс ИИ‑чата, позволяющий вести диалог с ИИ, получать начальный список задач и просматривать историю предыдущих обращений. На рисунке 2.2 изображена функциональная схема внутренней части веб‑приложения.</w:t>
-      </w:r>
-    </w:p>
-    <w:p>
-      <w:pPr>
-        <w:spacing w:line="240" w:lineRule="auto"/>
+        <w:t xml:space="preserve"> «Команды» пользователь создает команды и переходит к их данным, а в окне «Списки задач команды» организуется совместная работа над планами. Раздел «Чаты» обеспечивает общение: пользователь выбирает диалог и переходит в окно конкретного чата для просмотра сообщений и отправки новых. Раздел «Поиск пользователей» служит для нахождения других участников системы. Отдельный блок составляет интерфейс ИИ‑чата, позволяющий вести диалог с ИИ, получать начальный список задач и просматривать историю предыдущих обращений. На рисунке 2.</w:t>
+      </w:r>
+      <w:r>
+        <w:rPr>
+          <w:color w:val="000000" w:themeColor="text1"/>
+        </w:rPr>
+        <w:t>9</w:t>
+      </w:r>
+      <w:r>
+        <w:rPr>
+          <w:color w:val="000000" w:themeColor="text1"/>
+        </w:rPr>
+        <w:t xml:space="preserve"> изображена функциональная схема внутренней части веб‑приложения.</w:t>
+      </w:r>
+    </w:p>
+    <w:p>
+      <w:pPr>
+        <w:spacing w:before="240" w:line="240" w:lineRule="auto"/>
         <w:jc w:val="center"/>
         <w:rPr>
           <w:color w:val="000000" w:themeColor="text1"/>
@@ -10037,7 +10210,7 @@
     </w:p>
     <w:p>
       <w:pPr>
-        <w:pStyle w:val="2"/>
+        <w:pStyle w:val="3"/>
       </w:pPr>
       <w:bookmarkStart w:id="16" w:name="_Toc231329485"/>
       <w:r>
@@ -10068,7 +10241,14 @@
         <w:rPr>
           <w:lang w:eastAsia="ru-RU"/>
         </w:rPr>
-        <w:t>, управление задачами, контроль доступа пользователей и взаимодействие с сервисом искусственного интеллекта. Архитектура приложения построена по принципу разделения ответственности между компонентами, благодаря чему обеспечивается масштабируемость системы, удобство сопровождения и устойчивость работы приложения при одновременной работе нескольких пользователей.</w:t>
+        <w:t xml:space="preserve">, управление задачами, контроль доступа пользователей и взаимодействие с сервисом искусственного интеллекта. Архитектура приложения построена по принципу разделения ответственности между компонентами, благодаря чему обеспечивается </w:t>
+      </w:r>
+      <w:r>
+        <w:rPr>
+          <w:lang w:eastAsia="ru-RU"/>
+        </w:rPr>
+        <w:lastRenderedPageBreak/>
+        <w:t>масштабируемость системы, удобство сопровождения и устойчивость работы приложения при одновременной работе нескольких пользователей.</w:t>
       </w:r>
     </w:p>
     <w:p>
@@ -10076,7 +10256,6 @@
         <w:widowControl w:val="0"/>
       </w:pPr>
       <w:r>
-        <w:lastRenderedPageBreak/>
         <w:t xml:space="preserve">Одной из ключевых функций системы является автоматическое формирование списка задач с использованием искусственного интеллекта. Для реализации данной возможности разработан сервис </w:t>
       </w:r>
       <w:proofErr w:type="spellStart"/>
@@ -10108,9 +10287,6 @@
       </w:r>
     </w:p>
     <w:p>
-      <w:pPr>
-        <w:spacing w:after="360"/>
-      </w:pPr>
       <w:r>
         <w:t>Перед отправкой запроса система формирует массив сообщений, содержащий системный</w:t>
       </w:r>
@@ -10123,7 +10299,7 @@
     </w:p>
     <w:p>
       <w:pPr>
-        <w:spacing w:line="240" w:lineRule="auto"/>
+        <w:spacing w:before="240" w:line="240" w:lineRule="auto"/>
         <w:jc w:val="center"/>
         <w:rPr>
           <w:lang w:eastAsia="ru-RU"/>
@@ -10232,7 +10408,6 @@
     <w:p>
       <w:pPr>
         <w:widowControl w:val="0"/>
-        <w:spacing w:after="360"/>
         <w:rPr>
           <w:color w:val="000000" w:themeColor="text1"/>
         </w:rPr>
@@ -10267,25 +10442,28 @@
         <w:rPr>
           <w:color w:val="000000" w:themeColor="text1"/>
         </w:rPr>
-        <w:t>. Применение асинхронных запросов позволяет избежать блокировки серверного потока во время ожидания ответа от внешнего сервиса. После получения ответа система извлекает содержимое сообщения и преобразует его в JSON-структуру, содержащую название цели и список задач.</w:t>
+        <w:t xml:space="preserve">. Применение асинхронных запросов позволяет избежать блокировки серверного потока во время ожидания ответа от внешнего сервиса. После получения ответа система извлекает </w:t>
       </w:r>
       <w:r>
         <w:rPr>
           <w:color w:val="000000" w:themeColor="text1"/>
         </w:rPr>
+        <w:lastRenderedPageBreak/>
+        <w:t>содержимое сообщения и преобразует его в JSON-структуру, содержащую название цели и список задач.</w:t>
+      </w:r>
+      <w:r>
+        <w:rPr>
+          <w:color w:val="000000" w:themeColor="text1"/>
+        </w:rPr>
         <w:t xml:space="preserve"> </w:t>
       </w:r>
       <w:r>
-        <w:t xml:space="preserve">На рисунке 2.11 представлен фрагмент </w:t>
-      </w:r>
-      <w:r>
-        <w:lastRenderedPageBreak/>
-        <w:t>формирования контекста.</w:t>
-      </w:r>
-    </w:p>
-    <w:p>
-      <w:pPr>
-        <w:spacing w:line="240" w:lineRule="auto"/>
+        <w:t>На рисунке 2.11 представлен фрагмент формирования контекста.</w:t>
+      </w:r>
+    </w:p>
+    <w:p>
+      <w:pPr>
+        <w:spacing w:before="240" w:line="240" w:lineRule="auto"/>
         <w:jc w:val="center"/>
         <w:rPr>
           <w:color w:val="000000" w:themeColor="text1"/>
@@ -10435,9 +10613,6 @@
       </w:r>
     </w:p>
     <w:p>
-      <w:pPr>
-        <w:spacing w:after="360"/>
-      </w:pPr>
       <w:r>
         <w:t>Важной частью серверной логики является механизм проверки доступа пользователя к</w:t>
       </w:r>
@@ -10456,7 +10631,7 @@
     </w:p>
     <w:p>
       <w:pPr>
-        <w:spacing w:line="240" w:lineRule="auto"/>
+        <w:spacing w:before="240" w:line="240" w:lineRule="auto"/>
         <w:ind w:firstLine="425"/>
         <w:jc w:val="center"/>
         <w:rPr>
@@ -10637,7 +10812,6 @@
     <w:p>
       <w:pPr>
         <w:widowControl w:val="0"/>
-        <w:spacing w:after="360"/>
         <w:rPr>
           <w:rFonts w:cs="Times New Roman"/>
           <w:szCs w:val="28"/>
@@ -10662,7 +10836,15 @@
           <w:rFonts w:cs="Times New Roman"/>
           <w:szCs w:val="28"/>
         </w:rPr>
-        <w:t xml:space="preserve">реализованы процедуры создания, обновления и удаления задач. При создании новой задачи формируется объект типа </w:t>
+        <w:t xml:space="preserve">реализованы процедуры создания, </w:t>
+      </w:r>
+      <w:r>
+        <w:rPr>
+          <w:rFonts w:cs="Times New Roman"/>
+          <w:szCs w:val="28"/>
+        </w:rPr>
+        <w:lastRenderedPageBreak/>
+        <w:t xml:space="preserve">обновления и удаления задач. При создании новой задачи формируется объект типа </w:t>
       </w:r>
       <w:r>
         <w:rPr>
@@ -10699,20 +10881,12 @@
           <w:rFonts w:cs="Times New Roman"/>
           <w:szCs w:val="28"/>
         </w:rPr>
-        <w:t xml:space="preserve"> представлен </w:t>
-      </w:r>
-      <w:r>
-        <w:rPr>
-          <w:rFonts w:cs="Times New Roman"/>
-          <w:szCs w:val="28"/>
-        </w:rPr>
-        <w:lastRenderedPageBreak/>
-        <w:t>фрагмент создания задачи.</w:t>
-      </w:r>
-    </w:p>
-    <w:p>
-      <w:pPr>
-        <w:spacing w:line="240" w:lineRule="auto"/>
+        <w:t xml:space="preserve"> представлен фрагмент создания задачи.</w:t>
+      </w:r>
+    </w:p>
+    <w:p>
+      <w:pPr>
+        <w:spacing w:before="240" w:line="240" w:lineRule="auto"/>
         <w:jc w:val="center"/>
         <w:rPr>
           <w:lang w:eastAsia="ru-RU"/>
@@ -10825,9 +10999,6 @@
       </w:r>
     </w:p>
     <w:p>
-      <w:pPr>
-        <w:spacing w:after="360"/>
-      </w:pPr>
       <w:r>
         <w:t>После сохранения изменений выполняется обновление объекта задачи, что позволяет получить актуальные данные из базы данных</w:t>
       </w:r>
@@ -10843,7 +11014,7 @@
     </w:p>
     <w:p>
       <w:pPr>
-        <w:spacing w:line="240" w:lineRule="auto"/>
+        <w:spacing w:before="240" w:line="240" w:lineRule="auto"/>
         <w:ind w:firstLine="567"/>
         <w:jc w:val="center"/>
       </w:pPr>
@@ -11027,15 +11198,15 @@
         <w:t xml:space="preserve"> </w:t>
       </w:r>
       <w:r>
-        <w:t>Все изменения сразу же фиксируются в текущей рабочей сессии базы данных. На финальном этапе система безопасно сохраняет обновленные данные и синхронизирует их. Это гарантирует, что в приложении всегда будет отображаться только самая актуальная и корректная информация.</w:t>
-      </w:r>
-    </w:p>
-    <w:p>
-      <w:pPr>
-        <w:spacing w:after="360"/>
-      </w:pPr>
+        <w:t xml:space="preserve">Все изменения сразу же фиксируются в текущей рабочей сессии базы данных. На финальном этапе система безопасно сохраняет обновленные данные и синхронизирует их. Это гарантирует, что в </w:t>
+      </w:r>
       <w:r>
         <w:lastRenderedPageBreak/>
+        <w:t>приложении всегда будет отображаться только самая актуальная и корректная информация.</w:t>
+      </w:r>
+    </w:p>
+    <w:p>
+      <w:r>
         <w:t xml:space="preserve">На рисунке 2.15 представлен </w:t>
       </w:r>
       <w:r>
@@ -11047,7 +11218,7 @@
     </w:p>
     <w:p>
       <w:pPr>
-        <w:spacing w:line="240" w:lineRule="auto"/>
+        <w:spacing w:before="240" w:line="240" w:lineRule="auto"/>
         <w:jc w:val="center"/>
         <w:rPr>
           <w:rFonts w:cs="Times New Roman"/>
@@ -11191,15 +11362,12 @@
         <w:widowControl w:val="0"/>
       </w:pPr>
       <w:r>
-        <w:t xml:space="preserve">Для проверки поступающих от клиентской стороны сведений задействованы встроенные механизмы автоматической валидации, которые отсекают некорректные запросы на этапе их приема. </w:t>
-      </w:r>
-      <w:r>
-        <w:t>Такой подход упрощает поддержку приложения и делает структуру серверной части более понятной и удобной для расширения.</w:t>
-      </w:r>
-    </w:p>
-    <w:p>
-      <w:pPr>
-        <w:pStyle w:val="1"/>
+        <w:t>Для проверки поступающих от клиентской стороны сведений задействованы встроенные механизмы автоматической валидации, которые отсекают некорректные запросы на этапе их приема.</w:t>
+      </w:r>
+    </w:p>
+    <w:p>
+      <w:pPr>
+        <w:pStyle w:val="2"/>
       </w:pPr>
       <w:bookmarkStart w:id="17" w:name="_Toc231329486"/>
       <w:r>
@@ -11299,7 +11467,7 @@
     </w:p>
     <w:p>
       <w:pPr>
-        <w:spacing w:line="240" w:lineRule="auto"/>
+        <w:spacing w:before="240" w:line="240" w:lineRule="auto"/>
         <w:jc w:val="center"/>
       </w:pPr>
       <w:r>
@@ -11431,7 +11599,7 @@
     <w:p>
       <w:pPr>
         <w:widowControl w:val="0"/>
-        <w:spacing w:line="240" w:lineRule="auto"/>
+        <w:spacing w:before="240" w:line="240" w:lineRule="auto"/>
         <w:jc w:val="center"/>
         <w:rPr>
           <w:szCs w:val="28"/>
@@ -11769,13 +11937,19 @@
         </w:rPr>
       </w:pPr>
       <w:r>
-        <w:t>Для первичного формирования структуры целей необходимо перейти в раздел «ИИ-помощник», графический интерфейс которого представлен на рисунке 3.2, и инициализировать новый диалог.</w:t>
+        <w:t>Для первичного формирования структуры целей необходимо перейти в раздел «ИИ-помощник», графический интерфейс которого представлен на рисунке 3.</w:t>
+      </w:r>
+      <w:r>
+        <w:t>3</w:t>
+      </w:r>
+      <w:r>
+        <w:t>, и инициализировать новый диалог.</w:t>
       </w:r>
     </w:p>
     <w:p>
       <w:pPr>
         <w:pStyle w:val="a4"/>
-        <w:spacing w:after="0" w:line="240" w:lineRule="auto"/>
+        <w:spacing w:before="240" w:after="0" w:line="240" w:lineRule="auto"/>
         <w:ind w:left="0"/>
         <w:jc w:val="center"/>
         <w:rPr>
@@ -11842,7 +12016,7 @@
     </w:p>
     <w:p>
       <w:pPr>
-        <w:spacing w:after="240"/>
+        <w:spacing w:after="360"/>
         <w:ind w:firstLine="1559"/>
         <w:rPr>
           <w:color w:val="000000" w:themeColor="text1"/>
@@ -11864,7 +12038,7 @@
         <w:rPr>
           <w:color w:val="000000" w:themeColor="text1"/>
         </w:rPr>
-        <w:t>2</w:t>
+        <w:t>3</w:t>
       </w:r>
       <w:r>
         <w:rPr>
@@ -12122,20 +12296,25 @@
     </w:p>
     <w:p>
       <w:pPr>
-        <w:spacing w:after="360"/>
         <w:rPr>
           <w:color w:val="000000" w:themeColor="text1"/>
         </w:rPr>
       </w:pPr>
       <w:r>
         <w:lastRenderedPageBreak/>
-        <w:t>После отправки запроса система осуществляет обработку переданного текста и формирует структурированный ответ в рамках активного диалога. Пример успешного взаимодействия с ИИ-помощником и демонстрация сгенерированного результата представлены на рисунке 3.3.</w:t>
+        <w:t>После отправки запроса система осуществляет обработку переданного текста и формирует структурированный ответ в рамках активного диалога. Пример успешного взаимодействия с ИИ-помощником и демонстрация сгенерированного результата представлены на рисунке 3.</w:t>
+      </w:r>
+      <w:r>
+        <w:t>4</w:t>
+      </w:r>
+      <w:r>
+        <w:t>.</w:t>
       </w:r>
     </w:p>
     <w:p>
       <w:pPr>
         <w:pStyle w:val="a4"/>
-        <w:spacing w:after="0" w:line="240" w:lineRule="auto"/>
+        <w:spacing w:before="240" w:after="0" w:line="240" w:lineRule="auto"/>
         <w:ind w:left="0"/>
         <w:jc w:val="center"/>
         <w:rPr>
@@ -12195,6 +12374,7 @@
       <w:pPr>
         <w:spacing w:after="360"/>
         <w:ind w:firstLine="1559"/>
+        <w:jc w:val="center"/>
         <w:rPr>
           <w:color w:val="000000" w:themeColor="text1"/>
         </w:rPr>
@@ -12215,7 +12395,7 @@
         <w:rPr>
           <w:color w:val="000000" w:themeColor="text1"/>
         </w:rPr>
-        <w:t>3</w:t>
+        <w:t>4</w:t>
       </w:r>
       <w:r>
         <w:rPr>
@@ -12256,7 +12436,6 @@
     <w:p>
       <w:pPr>
         <w:widowControl w:val="0"/>
-        <w:spacing w:after="360"/>
       </w:pPr>
       <w:r>
         <w:t>Для работы с готовыми планами, отслеживания их выполнения и ручного</w:t>
@@ -12265,14 +12444,23 @@
         <w:t xml:space="preserve"> </w:t>
       </w:r>
       <w:r>
+        <w:t xml:space="preserve">редактирования предусмотрен специализированный экран управления, </w:t>
+      </w:r>
+      <w:r>
         <w:lastRenderedPageBreak/>
-        <w:t>редактирования предусмотрен специализированный экран управления, представленный на рисунке 3.4.</w:t>
+        <w:t>представленный на рисунке 3.</w:t>
+      </w:r>
+      <w:r>
+        <w:t>5</w:t>
+      </w:r>
+      <w:r>
+        <w:t>.</w:t>
       </w:r>
     </w:p>
     <w:p>
       <w:pPr>
         <w:pStyle w:val="a4"/>
-        <w:spacing w:after="0" w:line="240" w:lineRule="auto"/>
+        <w:spacing w:before="240" w:after="0" w:line="240" w:lineRule="auto"/>
         <w:ind w:left="0" w:firstLine="284"/>
         <w:jc w:val="center"/>
         <w:rPr>
@@ -12352,7 +12540,13 @@
         <w:rPr>
           <w:color w:val="000000" w:themeColor="text1"/>
         </w:rPr>
-        <w:t>3.2</w:t>
+        <w:t>3.</w:t>
+      </w:r>
+      <w:r>
+        <w:rPr>
+          <w:color w:val="000000" w:themeColor="text1"/>
+        </w:rPr>
+        <w:t>5</w:t>
       </w:r>
       <w:r>
         <w:rPr>
@@ -12761,15 +12955,7 @@
           <w:rFonts w:ascii="Times New Roman" w:hAnsi="Times New Roman"/>
           <w:color w:val="000000" w:themeColor="text1"/>
         </w:rPr>
-        <w:t xml:space="preserve">функциональные кнопки «Изменить» и «Удалить», </w:t>
-      </w:r>
-      <w:r>
-        <w:rPr>
-          <w:rFonts w:ascii="Times New Roman" w:hAnsi="Times New Roman"/>
-          <w:color w:val="000000" w:themeColor="text1"/>
-        </w:rPr>
-        <w:lastRenderedPageBreak/>
-        <w:t>интегрированные в карточку задачи для редактирования или очистки конкретного пункта;</w:t>
+        <w:t>функциональные кнопки «Изменить» и «Удалить», интегрированные в карточку задачи для редактирования или очистки конкретного пункта;</w:t>
       </w:r>
     </w:p>
     <w:p>
@@ -12791,6 +12977,7 @@
           <w:rFonts w:ascii="Times New Roman" w:hAnsi="Times New Roman"/>
           <w:color w:val="000000" w:themeColor="text1"/>
         </w:rPr>
+        <w:lastRenderedPageBreak/>
         <w:t>«8»</w:t>
       </w:r>
       <w:r>
@@ -12961,7 +13148,12 @@
     </w:p>
     <w:p>
       <w:r>
-        <w:t>Важно учитывать, что автоматически сгенерированный ИИ-помощником план не является абсолютно точным планом действий. Полученный результат представляет собой исключительно базовую отправную точку, концептуальный ориентир для начала работы над задачей. Пользователю необходимо самостоятельно проанализировать предложенные этапы. Окончательная адаптация, детализация и корректировка шагов в соответствии со спецификой конкретного проекта остаются целиком на усмотрение пользователя.</w:t>
+        <w:t xml:space="preserve">Важно учитывать, что автоматически сгенерированный ИИ-помощником план не является абсолютно точным планом действий. Полученный результат представляет собой исключительно базовую отправную точку, концептуальный ориентир для начала работы над задачей. </w:t>
+      </w:r>
+    </w:p>
+    <w:p>
+      <w:r>
+        <w:t>Пользователю необходимо самостоятельно проанализировать предложенные этапы. Окончательная адаптация, детализация и корректировка шагов в соответствии со спецификой конкретного проекта остаются целиком на усмотрение пользователя.</w:t>
       </w:r>
     </w:p>
     <w:p>
@@ -12971,10 +13163,24 @@
       <w:r>
         <w:t>Для удобства навигации по большим спискам предусмотрена возможность сворачивания и разворачивания отдельных групп задач. Визуальные индикаторы помогают быстро оценить статус выполнения каждого этапа без необходимости детального изучения содержимого.</w:t>
       </w:r>
-    </w:p>
-    <w:p>
-      <w:pPr>
-        <w:pStyle w:val="1"/>
+      <w:r>
+        <w:t xml:space="preserve"> </w:t>
+      </w:r>
+    </w:p>
+    <w:p>
+      <w:pPr>
+        <w:widowControl w:val="0"/>
+      </w:pPr>
+      <w:r>
+        <w:t>Система автоматически сохраняет все внесенные изменения в реальном времени, исключая риск потери данных при непредвиденных сбоях</w:t>
+      </w:r>
+      <w:r>
+        <w:t>.</w:t>
+      </w:r>
+    </w:p>
+    <w:p>
+      <w:pPr>
+        <w:pStyle w:val="2"/>
       </w:pPr>
       <w:bookmarkStart w:id="18" w:name="_Toc231329487"/>
       <w:r>
@@ -12988,7 +13194,7 @@
     </w:p>
     <w:p>
       <w:pPr>
-        <w:pStyle w:val="2"/>
+        <w:pStyle w:val="3"/>
       </w:pPr>
       <w:bookmarkStart w:id="19" w:name="_Toc231329488"/>
       <w:r>
@@ -13112,16 +13318,13 @@
       </w:r>
     </w:p>
     <w:p>
-      <w:pPr>
-        <w:spacing w:after="360"/>
-      </w:pPr>
       <w:r>
         <w:t>В рамках проверки процедуры создания профиля реализовано тестирование, в котором вызывается функцию регистрации с передачей пользовательских параметров, а затем обращается к базе данных для верификации сохраненной информации. В ходе выполнения теста анализируется факт создания записи, точность записи имени и адреса электронной почты. Пример реализации данной проверки представлен на рисунке 4.1.</w:t>
       </w:r>
     </w:p>
     <w:p>
       <w:pPr>
-        <w:spacing w:line="240" w:lineRule="auto"/>
+        <w:spacing w:before="240" w:line="240" w:lineRule="auto"/>
         <w:jc w:val="center"/>
       </w:pPr>
       <w:r>
@@ -13223,16 +13426,13 @@
       </w:r>
     </w:p>
     <w:p>
-      <w:pPr>
-        <w:spacing w:after="360"/>
-      </w:pPr>
       <w:r>
         <w:t>В рамках проверки анализируется точность поиска пользователя в базе данных, сверка введенного пароля и возврат идентификатора авторизованного лица. Реализация проверки функции авторизации представлена на рисунке 4.2.</w:t>
       </w:r>
     </w:p>
     <w:p>
       <w:pPr>
-        <w:spacing w:line="240" w:lineRule="auto"/>
+        <w:spacing w:before="240" w:line="240" w:lineRule="auto"/>
         <w:jc w:val="center"/>
       </w:pPr>
       <w:r>
@@ -13352,16 +13552,18 @@
     <w:p>
       <w:pPr>
         <w:widowControl w:val="0"/>
-        <w:spacing w:after="360"/>
-      </w:pPr>
+      </w:pPr>
+      <w:r>
+        <w:t xml:space="preserve">В ходе выполнения теста осуществляется отправка пользовательского </w:t>
+      </w:r>
       <w:r>
         <w:lastRenderedPageBreak/>
-        <w:t>В ходе выполнения теста осуществляется отправка пользовательского запроса, формирование списка и фиксация созданных задач в базе данных. Реализация проверки функции генерации списка задач представлена на рисунке 4.3.</w:t>
-      </w:r>
-    </w:p>
-    <w:p>
-      <w:pPr>
-        <w:spacing w:line="240" w:lineRule="auto"/>
+        <w:t>запроса, формирование списка и фиксация созданных задач в базе данных. Реализация проверки функции генерации списка задач представлена на рисунке 4.3.</w:t>
+      </w:r>
+    </w:p>
+    <w:p>
+      <w:pPr>
+        <w:spacing w:before="240" w:line="240" w:lineRule="auto"/>
         <w:jc w:val="center"/>
       </w:pPr>
       <w:r>
@@ -13724,7 +13926,7 @@
     </w:p>
     <w:p>
       <w:pPr>
-        <w:spacing w:before="360" w:line="240" w:lineRule="auto"/>
+        <w:spacing w:before="240" w:line="240" w:lineRule="auto"/>
         <w:ind w:firstLine="0"/>
         <w:rPr>
           <w:lang w:eastAsia="ru-RU"/>
@@ -13750,8 +13952,8 @@
         <w:tblLook w:val="04A0" w:firstRow="1" w:lastRow="0" w:firstColumn="1" w:lastColumn="0" w:noHBand="0" w:noVBand="1"/>
       </w:tblPr>
       <w:tblGrid>
-        <w:gridCol w:w="3256"/>
-        <w:gridCol w:w="6662"/>
+        <w:gridCol w:w="3443"/>
+        <w:gridCol w:w="6475"/>
       </w:tblGrid>
       <w:tr>
         <w:tc>
@@ -13868,7 +14070,35 @@
                 <w:sz w:val="24"/>
                 <w:szCs w:val="24"/>
               </w:rPr>
-              <w:t>Test Case #</w:t>
+              <w:t>Номер</w:t>
+            </w:r>
+            <w:r>
+              <w:rPr>
+                <w:sz w:val="24"/>
+                <w:szCs w:val="24"/>
+              </w:rPr>
+              <w:t> </w:t>
+            </w:r>
+            <w:r>
+              <w:rPr>
+                <w:sz w:val="24"/>
+                <w:szCs w:val="24"/>
+              </w:rPr>
+              <w:t>протокола</w:t>
+            </w:r>
+            <w:r>
+              <w:rPr>
+                <w:sz w:val="24"/>
+                <w:szCs w:val="24"/>
+              </w:rPr>
+              <w:t> </w:t>
+            </w:r>
+            <w:r>
+              <w:rPr>
+                <w:sz w:val="24"/>
+                <w:szCs w:val="24"/>
+              </w:rPr>
+              <w:t>тестирования</w:t>
             </w:r>
           </w:p>
         </w:tc>
@@ -14510,7 +14740,13 @@
         <w:ind w:firstLine="0"/>
       </w:pPr>
       <w:r>
-        <w:t>Таблица 4.3 – Протокол пользовательского тестирования авторизации</w:t>
+        <w:t>Таблица 4.</w:t>
+      </w:r>
+      <w:r>
+        <w:t>2</w:t>
+      </w:r>
+      <w:r>
+        <w:t xml:space="preserve"> – Протокол пользовательского тестирования авторизации</w:t>
       </w:r>
     </w:p>
     <w:tbl>
@@ -14520,8 +14756,8 @@
         <w:tblLook w:val="04A0" w:firstRow="1" w:lastRow="0" w:firstColumn="1" w:lastColumn="0" w:noHBand="0" w:noVBand="1"/>
       </w:tblPr>
       <w:tblGrid>
-        <w:gridCol w:w="3256"/>
-        <w:gridCol w:w="6662"/>
+        <w:gridCol w:w="3443"/>
+        <w:gridCol w:w="6475"/>
       </w:tblGrid>
       <w:tr>
         <w:tc>
@@ -14587,9 +14823,36 @@
               <w:rPr>
                 <w:sz w:val="24"/>
                 <w:szCs w:val="24"/>
-                <w:lang w:val="en-US"/>
-              </w:rPr>
-              <w:t xml:space="preserve">Test Case # </w:t>
+              </w:rPr>
+              <w:t>Номер</w:t>
+            </w:r>
+            <w:r>
+              <w:rPr>
+                <w:sz w:val="24"/>
+                <w:szCs w:val="24"/>
+              </w:rPr>
+              <w:t> </w:t>
+            </w:r>
+            <w:r>
+              <w:rPr>
+                <w:sz w:val="24"/>
+                <w:szCs w:val="24"/>
+              </w:rPr>
+              <w:t>протокола</w:t>
+            </w:r>
+            <w:r>
+              <w:rPr>
+                <w:sz w:val="24"/>
+                <w:szCs w:val="24"/>
+              </w:rPr>
+              <w:t> </w:t>
+            </w:r>
+            <w:r>
+              <w:rPr>
+                <w:sz w:val="24"/>
+                <w:szCs w:val="24"/>
+              </w:rPr>
+              <w:t>тестирования</w:t>
             </w:r>
           </w:p>
         </w:tc>
@@ -15177,7 +15440,13 @@
       </w:pPr>
       <w:r>
         <w:lastRenderedPageBreak/>
-        <w:t xml:space="preserve">Таблица 4.4 – Протокол модульного тестирования </w:t>
+        <w:t>Таблица 4.</w:t>
+      </w:r>
+      <w:r>
+        <w:t>3</w:t>
+      </w:r>
+      <w:r>
+        <w:t xml:space="preserve"> – Протокол модульного тестирования </w:t>
       </w:r>
       <w:r>
         <w:t>регистрации</w:t>
@@ -15257,7 +15526,7 @@
                 <w:sz w:val="24"/>
                 <w:szCs w:val="24"/>
               </w:rPr>
-              <w:t>Test Case #</w:t>
+              <w:t>Номер протокола тестирования</w:t>
             </w:r>
           </w:p>
         </w:tc>
@@ -15886,7 +16155,13 @@
         </w:rPr>
       </w:pPr>
       <w:r>
-        <w:t>Таблица 4.2 – Протокол пользовательского тестирования регистрации</w:t>
+        <w:t>Таблица 4.</w:t>
+      </w:r>
+      <w:r>
+        <w:t>4</w:t>
+      </w:r>
+      <w:r>
+        <w:t xml:space="preserve"> – Протокол пользовательского тестирования регистрации</w:t>
       </w:r>
     </w:p>
     <w:tbl>
@@ -15963,9 +16238,8 @@
               <w:rPr>
                 <w:sz w:val="24"/>
                 <w:szCs w:val="24"/>
-                <w:lang w:val="en-US"/>
-              </w:rPr>
-              <w:t xml:space="preserve">Test Case # </w:t>
+              </w:rPr>
+              <w:t>Номер протокола тестирования</w:t>
             </w:r>
           </w:p>
         </w:tc>
@@ -16554,6 +16828,1275 @@
       </w:r>
       <w:r>
         <w:t xml:space="preserve"> – Протокол модульного тестирования генерации списка задач</w:t>
+      </w:r>
+    </w:p>
+    <w:tbl>
+      <w:tblPr>
+        <w:tblStyle w:val="a7"/>
+        <w:tblW w:w="9918" w:type="dxa"/>
+        <w:tblLook w:val="04A0" w:firstRow="1" w:lastRow="0" w:firstColumn="1" w:lastColumn="0" w:noHBand="0" w:noVBand="1"/>
+      </w:tblPr>
+      <w:tblGrid>
+        <w:gridCol w:w="3443"/>
+        <w:gridCol w:w="6475"/>
+      </w:tblGrid>
+      <w:tr>
+        <w:tc>
+          <w:tcPr>
+            <w:tcW w:w="3397" w:type="dxa"/>
+          </w:tcPr>
+          <w:p>
+            <w:pPr>
+              <w:ind w:firstLine="0"/>
+              <w:jc w:val="center"/>
+              <w:rPr>
+                <w:sz w:val="24"/>
+                <w:szCs w:val="24"/>
+              </w:rPr>
+            </w:pPr>
+            <w:r>
+              <w:rPr>
+                <w:sz w:val="24"/>
+                <w:szCs w:val="24"/>
+              </w:rPr>
+              <w:t>Наименование</w:t>
+            </w:r>
+          </w:p>
+        </w:tc>
+        <w:tc>
+          <w:tcPr>
+            <w:tcW w:w="6521" w:type="dxa"/>
+          </w:tcPr>
+          <w:p>
+            <w:pPr>
+              <w:ind w:firstLine="0"/>
+              <w:rPr>
+                <w:sz w:val="24"/>
+                <w:szCs w:val="24"/>
+              </w:rPr>
+            </w:pPr>
+            <w:r>
+              <w:rPr>
+                <w:sz w:val="24"/>
+                <w:szCs w:val="24"/>
+              </w:rPr>
+              <w:t>Описание</w:t>
+            </w:r>
+          </w:p>
+        </w:tc>
+      </w:tr>
+      <w:tr>
+        <w:tc>
+          <w:tcPr>
+            <w:tcW w:w="3397" w:type="dxa"/>
+          </w:tcPr>
+          <w:p>
+            <w:pPr>
+              <w:ind w:firstLine="0"/>
+              <w:rPr>
+                <w:sz w:val="24"/>
+                <w:szCs w:val="24"/>
+              </w:rPr>
+            </w:pPr>
+            <w:r>
+              <w:rPr>
+                <w:sz w:val="24"/>
+                <w:szCs w:val="24"/>
+              </w:rPr>
+              <w:t>Номер</w:t>
+            </w:r>
+            <w:r>
+              <w:rPr>
+                <w:sz w:val="24"/>
+                <w:szCs w:val="24"/>
+              </w:rPr>
+              <w:t> </w:t>
+            </w:r>
+            <w:r>
+              <w:rPr>
+                <w:sz w:val="24"/>
+                <w:szCs w:val="24"/>
+              </w:rPr>
+              <w:t>протокола</w:t>
+            </w:r>
+            <w:r>
+              <w:rPr>
+                <w:sz w:val="24"/>
+                <w:szCs w:val="24"/>
+              </w:rPr>
+              <w:t> </w:t>
+            </w:r>
+            <w:r>
+              <w:rPr>
+                <w:sz w:val="24"/>
+                <w:szCs w:val="24"/>
+              </w:rPr>
+              <w:t>тестирования</w:t>
+            </w:r>
+          </w:p>
+        </w:tc>
+        <w:tc>
+          <w:tcPr>
+            <w:tcW w:w="6521" w:type="dxa"/>
+          </w:tcPr>
+          <w:p>
+            <w:pPr>
+              <w:ind w:firstLine="0"/>
+              <w:rPr>
+                <w:sz w:val="24"/>
+                <w:szCs w:val="24"/>
+                <w:lang w:val="en-US"/>
+              </w:rPr>
+            </w:pPr>
+            <w:r>
+              <w:rPr>
+                <w:sz w:val="24"/>
+                <w:szCs w:val="24"/>
+                <w:lang w:val="en-US"/>
+              </w:rPr>
+              <w:t>5</w:t>
+            </w:r>
+          </w:p>
+        </w:tc>
+      </w:tr>
+      <w:tr>
+        <w:tc>
+          <w:tcPr>
+            <w:tcW w:w="3397" w:type="dxa"/>
+          </w:tcPr>
+          <w:p>
+            <w:pPr>
+              <w:ind w:firstLine="0"/>
+              <w:rPr>
+                <w:sz w:val="24"/>
+                <w:szCs w:val="24"/>
+              </w:rPr>
+            </w:pPr>
+            <w:r>
+              <w:rPr>
+                <w:sz w:val="24"/>
+                <w:szCs w:val="24"/>
+              </w:rPr>
+              <w:t>Приоритет тестирования</w:t>
+            </w:r>
+          </w:p>
+        </w:tc>
+        <w:tc>
+          <w:tcPr>
+            <w:tcW w:w="6521" w:type="dxa"/>
+          </w:tcPr>
+          <w:p>
+            <w:pPr>
+              <w:ind w:firstLine="0"/>
+              <w:rPr>
+                <w:sz w:val="24"/>
+                <w:szCs w:val="24"/>
+              </w:rPr>
+            </w:pPr>
+            <w:r>
+              <w:rPr>
+                <w:sz w:val="24"/>
+                <w:szCs w:val="24"/>
+              </w:rPr>
+              <w:t>Высокий</w:t>
+            </w:r>
+          </w:p>
+        </w:tc>
+      </w:tr>
+      <w:tr>
+        <w:tc>
+          <w:tcPr>
+            <w:tcW w:w="3397" w:type="dxa"/>
+          </w:tcPr>
+          <w:p>
+            <w:pPr>
+              <w:ind w:firstLine="0"/>
+              <w:rPr>
+                <w:sz w:val="24"/>
+                <w:szCs w:val="24"/>
+              </w:rPr>
+            </w:pPr>
+            <w:r>
+              <w:rPr>
+                <w:sz w:val="24"/>
+                <w:szCs w:val="24"/>
+              </w:rPr>
+              <w:t>Название тестирования</w:t>
+            </w:r>
+          </w:p>
+        </w:tc>
+        <w:tc>
+          <w:tcPr>
+            <w:tcW w:w="6521" w:type="dxa"/>
+          </w:tcPr>
+          <w:p>
+            <w:pPr>
+              <w:ind w:firstLine="0"/>
+              <w:rPr>
+                <w:sz w:val="24"/>
+                <w:szCs w:val="24"/>
+              </w:rPr>
+            </w:pPr>
+            <w:r>
+              <w:rPr>
+                <w:sz w:val="24"/>
+                <w:szCs w:val="24"/>
+              </w:rPr>
+              <w:t>Г</w:t>
+            </w:r>
+            <w:r>
+              <w:rPr>
+                <w:sz w:val="24"/>
+                <w:szCs w:val="24"/>
+              </w:rPr>
+              <w:t>енераци</w:t>
+            </w:r>
+            <w:r>
+              <w:rPr>
+                <w:sz w:val="24"/>
+                <w:szCs w:val="24"/>
+              </w:rPr>
+              <w:t>я</w:t>
+            </w:r>
+            <w:r>
+              <w:rPr>
+                <w:sz w:val="24"/>
+                <w:szCs w:val="24"/>
+              </w:rPr>
+              <w:t xml:space="preserve"> списка задач</w:t>
+            </w:r>
+          </w:p>
+        </w:tc>
+      </w:tr>
+      <w:tr>
+        <w:tc>
+          <w:tcPr>
+            <w:tcW w:w="3397" w:type="dxa"/>
+          </w:tcPr>
+          <w:p>
+            <w:pPr>
+              <w:ind w:firstLine="0"/>
+              <w:rPr>
+                <w:sz w:val="24"/>
+                <w:szCs w:val="24"/>
+              </w:rPr>
+            </w:pPr>
+            <w:r>
+              <w:rPr>
+                <w:sz w:val="24"/>
+                <w:szCs w:val="24"/>
+              </w:rPr>
+              <w:t>Цель тестирования</w:t>
+            </w:r>
+          </w:p>
+        </w:tc>
+        <w:tc>
+          <w:tcPr>
+            <w:tcW w:w="6521" w:type="dxa"/>
+          </w:tcPr>
+          <w:p>
+            <w:pPr>
+              <w:ind w:firstLine="0"/>
+              <w:rPr>
+                <w:sz w:val="24"/>
+                <w:szCs w:val="24"/>
+              </w:rPr>
+            </w:pPr>
+            <w:r>
+              <w:rPr>
+                <w:sz w:val="24"/>
+                <w:szCs w:val="24"/>
+              </w:rPr>
+              <w:t>Проверка</w:t>
+            </w:r>
+            <w:r>
+              <w:rPr>
+                <w:sz w:val="24"/>
+                <w:szCs w:val="24"/>
+              </w:rPr>
+              <w:t xml:space="preserve"> </w:t>
+            </w:r>
+            <w:r>
+              <w:rPr>
+                <w:sz w:val="24"/>
+                <w:szCs w:val="24"/>
+              </w:rPr>
+              <w:t xml:space="preserve">обработки ответа ИИ-сервиса, формирования </w:t>
+            </w:r>
+            <w:r>
+              <w:rPr>
+                <w:sz w:val="24"/>
+                <w:szCs w:val="24"/>
+              </w:rPr>
+              <w:t xml:space="preserve">плана </w:t>
+            </w:r>
+            <w:r>
+              <w:rPr>
+                <w:sz w:val="24"/>
+                <w:szCs w:val="24"/>
+              </w:rPr>
+              <w:t>и сохранения задач в базе данных</w:t>
+            </w:r>
+          </w:p>
+        </w:tc>
+      </w:tr>
+      <w:tr>
+        <w:tc>
+          <w:tcPr>
+            <w:tcW w:w="3397" w:type="dxa"/>
+          </w:tcPr>
+          <w:p>
+            <w:pPr>
+              <w:ind w:firstLine="0"/>
+              <w:rPr>
+                <w:sz w:val="24"/>
+                <w:szCs w:val="24"/>
+              </w:rPr>
+            </w:pPr>
+            <w:r>
+              <w:rPr>
+                <w:sz w:val="24"/>
+                <w:szCs w:val="24"/>
+              </w:rPr>
+              <w:t>Шаги тестирования</w:t>
+            </w:r>
+          </w:p>
+        </w:tc>
+        <w:tc>
+          <w:tcPr>
+            <w:tcW w:w="6521" w:type="dxa"/>
+          </w:tcPr>
+          <w:p>
+            <w:pPr>
+              <w:pStyle w:val="a4"/>
+              <w:numPr>
+                <w:ilvl w:val="0"/>
+                <w:numId w:val="34"/>
+              </w:numPr>
+              <w:spacing w:line="240" w:lineRule="auto"/>
+              <w:ind w:left="0" w:firstLine="0"/>
+              <w:rPr>
+                <w:rFonts w:ascii="Times New Roman" w:hAnsi="Times New Roman"/>
+                <w:sz w:val="24"/>
+                <w:szCs w:val="24"/>
+              </w:rPr>
+            </w:pPr>
+            <w:r>
+              <w:rPr>
+                <w:rFonts w:ascii="Times New Roman" w:hAnsi="Times New Roman"/>
+                <w:sz w:val="24"/>
+                <w:szCs w:val="24"/>
+              </w:rPr>
+              <w:t>Создание тестового пользователя</w:t>
+            </w:r>
+          </w:p>
+          <w:p>
+            <w:pPr>
+              <w:pStyle w:val="a4"/>
+              <w:numPr>
+                <w:ilvl w:val="0"/>
+                <w:numId w:val="34"/>
+              </w:numPr>
+              <w:spacing w:line="240" w:lineRule="auto"/>
+              <w:ind w:left="0" w:firstLine="0"/>
+              <w:rPr>
+                <w:rFonts w:ascii="Times New Roman" w:hAnsi="Times New Roman"/>
+                <w:sz w:val="24"/>
+                <w:szCs w:val="24"/>
+              </w:rPr>
+            </w:pPr>
+            <w:r>
+              <w:rPr>
+                <w:rFonts w:ascii="Times New Roman" w:hAnsi="Times New Roman"/>
+                <w:sz w:val="24"/>
+                <w:szCs w:val="24"/>
+              </w:rPr>
+              <w:t xml:space="preserve">Формирование тестового запроса на генерацию </w:t>
+            </w:r>
+            <w:r>
+              <w:rPr>
+                <w:rFonts w:ascii="Times New Roman" w:hAnsi="Times New Roman"/>
+                <w:sz w:val="24"/>
+                <w:szCs w:val="24"/>
+              </w:rPr>
+              <w:t>плана</w:t>
+            </w:r>
+          </w:p>
+          <w:p>
+            <w:pPr>
+              <w:pStyle w:val="a4"/>
+              <w:numPr>
+                <w:ilvl w:val="0"/>
+                <w:numId w:val="34"/>
+              </w:numPr>
+              <w:spacing w:line="240" w:lineRule="auto"/>
+              <w:ind w:left="0" w:firstLine="0"/>
+              <w:rPr>
+                <w:rFonts w:ascii="Times New Roman" w:hAnsi="Times New Roman"/>
+                <w:sz w:val="24"/>
+                <w:szCs w:val="24"/>
+              </w:rPr>
+            </w:pPr>
+            <w:r>
+              <w:rPr>
+                <w:rFonts w:ascii="Times New Roman" w:hAnsi="Times New Roman"/>
+                <w:sz w:val="24"/>
+                <w:szCs w:val="24"/>
+              </w:rPr>
+              <w:t xml:space="preserve">Имитация ответа ИИ-сервиса при помощи объекта </w:t>
+            </w:r>
+            <w:proofErr w:type="spellStart"/>
+            <w:r>
+              <w:rPr>
+                <w:rFonts w:ascii="Times New Roman" w:hAnsi="Times New Roman"/>
+                <w:sz w:val="24"/>
+                <w:szCs w:val="24"/>
+              </w:rPr>
+              <w:t>AsyncMock</w:t>
+            </w:r>
+            <w:proofErr w:type="spellEnd"/>
+          </w:p>
+          <w:p>
+            <w:pPr>
+              <w:pStyle w:val="a4"/>
+              <w:numPr>
+                <w:ilvl w:val="0"/>
+                <w:numId w:val="34"/>
+              </w:numPr>
+              <w:spacing w:line="240" w:lineRule="auto"/>
+              <w:ind w:left="0" w:firstLine="0"/>
+              <w:rPr>
+                <w:rFonts w:ascii="Times New Roman" w:hAnsi="Times New Roman"/>
+                <w:sz w:val="24"/>
+                <w:szCs w:val="24"/>
+              </w:rPr>
+            </w:pPr>
+            <w:r>
+              <w:rPr>
+                <w:rFonts w:ascii="Times New Roman" w:hAnsi="Times New Roman"/>
+                <w:sz w:val="24"/>
+                <w:szCs w:val="24"/>
+              </w:rPr>
+              <w:t>Вызов функции генерации списка задач</w:t>
+            </w:r>
+          </w:p>
+          <w:p>
+            <w:pPr>
+              <w:pStyle w:val="a4"/>
+              <w:numPr>
+                <w:ilvl w:val="0"/>
+                <w:numId w:val="34"/>
+              </w:numPr>
+              <w:spacing w:line="240" w:lineRule="auto"/>
+              <w:ind w:left="0" w:firstLine="0"/>
+              <w:rPr>
+                <w:rFonts w:ascii="Times New Roman" w:hAnsi="Times New Roman"/>
+                <w:sz w:val="24"/>
+                <w:szCs w:val="24"/>
+              </w:rPr>
+            </w:pPr>
+            <w:r>
+              <w:rPr>
+                <w:rFonts w:ascii="Times New Roman" w:hAnsi="Times New Roman"/>
+                <w:sz w:val="24"/>
+                <w:szCs w:val="24"/>
+              </w:rPr>
+              <w:t xml:space="preserve">Проверка сохранения </w:t>
+            </w:r>
+            <w:r>
+              <w:rPr>
+                <w:rFonts w:ascii="Times New Roman" w:hAnsi="Times New Roman"/>
+                <w:sz w:val="24"/>
+                <w:szCs w:val="24"/>
+              </w:rPr>
+              <w:t>плана</w:t>
+            </w:r>
+            <w:r>
+              <w:rPr>
+                <w:rFonts w:ascii="Times New Roman" w:hAnsi="Times New Roman"/>
+                <w:sz w:val="24"/>
+                <w:szCs w:val="24"/>
+              </w:rPr>
+              <w:t xml:space="preserve"> и задач в базе данных</w:t>
+            </w:r>
+          </w:p>
+          <w:p>
+            <w:pPr>
+              <w:pStyle w:val="a4"/>
+              <w:numPr>
+                <w:ilvl w:val="0"/>
+                <w:numId w:val="34"/>
+              </w:numPr>
+              <w:spacing w:after="0" w:line="240" w:lineRule="auto"/>
+              <w:ind w:left="0" w:firstLine="0"/>
+              <w:rPr>
+                <w:sz w:val="24"/>
+                <w:szCs w:val="24"/>
+              </w:rPr>
+            </w:pPr>
+            <w:r>
+              <w:rPr>
+                <w:rFonts w:ascii="Times New Roman" w:hAnsi="Times New Roman"/>
+                <w:sz w:val="24"/>
+                <w:szCs w:val="24"/>
+              </w:rPr>
+              <w:t>Проверка структуры и содержимого сформированных задач</w:t>
+            </w:r>
+          </w:p>
+        </w:tc>
+      </w:tr>
+      <w:tr>
+        <w:tc>
+          <w:tcPr>
+            <w:tcW w:w="3397" w:type="dxa"/>
+          </w:tcPr>
+          <w:p>
+            <w:pPr>
+              <w:ind w:firstLine="0"/>
+              <w:rPr>
+                <w:sz w:val="24"/>
+                <w:szCs w:val="24"/>
+              </w:rPr>
+            </w:pPr>
+            <w:r>
+              <w:rPr>
+                <w:sz w:val="24"/>
+                <w:szCs w:val="24"/>
+              </w:rPr>
+              <w:t>Данные тестирования</w:t>
+            </w:r>
+          </w:p>
+        </w:tc>
+        <w:tc>
+          <w:tcPr>
+            <w:tcW w:w="6521" w:type="dxa"/>
+          </w:tcPr>
+          <w:p>
+            <w:pPr>
+              <w:ind w:firstLine="0"/>
+              <w:rPr>
+                <w:sz w:val="24"/>
+                <w:szCs w:val="24"/>
+              </w:rPr>
+            </w:pPr>
+            <w:r>
+              <w:rPr>
+                <w:sz w:val="24"/>
+                <w:szCs w:val="24"/>
+              </w:rPr>
+              <w:t>1 Запрос пользователя – «Сделай короткий план изучения Python на 2 недели»</w:t>
+            </w:r>
+          </w:p>
+          <w:p>
+            <w:pPr>
+              <w:ind w:firstLine="0"/>
+              <w:rPr>
+                <w:sz w:val="24"/>
+                <w:szCs w:val="24"/>
+              </w:rPr>
+            </w:pPr>
+            <w:r>
+              <w:rPr>
+                <w:sz w:val="24"/>
+                <w:szCs w:val="24"/>
+              </w:rPr>
+              <w:t>2 Название цели – «Изучить Python за 2 недели»</w:t>
+            </w:r>
+          </w:p>
+          <w:p>
+            <w:pPr>
+              <w:ind w:firstLine="0"/>
+              <w:rPr>
+                <w:sz w:val="24"/>
+                <w:szCs w:val="24"/>
+              </w:rPr>
+            </w:pPr>
+            <w:r>
+              <w:rPr>
+                <w:sz w:val="24"/>
+                <w:szCs w:val="24"/>
+              </w:rPr>
+              <w:t>3 Описание задачи – «Освоить основы языка»</w:t>
+            </w:r>
+          </w:p>
+        </w:tc>
+      </w:tr>
+      <w:tr>
+        <w:tc>
+          <w:tcPr>
+            <w:tcW w:w="3397" w:type="dxa"/>
+          </w:tcPr>
+          <w:p>
+            <w:pPr>
+              <w:ind w:firstLine="0"/>
+              <w:rPr>
+                <w:sz w:val="24"/>
+                <w:szCs w:val="24"/>
+              </w:rPr>
+            </w:pPr>
+            <w:r>
+              <w:rPr>
+                <w:sz w:val="24"/>
+                <w:szCs w:val="24"/>
+              </w:rPr>
+              <w:t>Ожидаемый результат</w:t>
+            </w:r>
+          </w:p>
+        </w:tc>
+        <w:tc>
+          <w:tcPr>
+            <w:tcW w:w="6521" w:type="dxa"/>
+          </w:tcPr>
+          <w:p>
+            <w:pPr>
+              <w:widowControl w:val="0"/>
+              <w:ind w:firstLine="0"/>
+              <w:rPr>
+                <w:sz w:val="24"/>
+                <w:szCs w:val="24"/>
+              </w:rPr>
+            </w:pPr>
+            <w:r>
+              <w:rPr>
+                <w:sz w:val="24"/>
+                <w:szCs w:val="24"/>
+              </w:rPr>
+              <w:t xml:space="preserve">Система корректно обрабатывает ответ ИИ-сервиса, создает </w:t>
+            </w:r>
+            <w:r>
+              <w:rPr>
+                <w:sz w:val="24"/>
+                <w:szCs w:val="24"/>
+              </w:rPr>
+              <w:t>план</w:t>
+            </w:r>
+            <w:r>
+              <w:rPr>
+                <w:sz w:val="24"/>
+                <w:szCs w:val="24"/>
+              </w:rPr>
+              <w:t>, сохраняет список задач в базе данных и возвращает корректную структуру данных</w:t>
+            </w:r>
+          </w:p>
+        </w:tc>
+      </w:tr>
+      <w:tr>
+        <w:tc>
+          <w:tcPr>
+            <w:tcW w:w="3397" w:type="dxa"/>
+          </w:tcPr>
+          <w:p>
+            <w:pPr>
+              <w:ind w:firstLine="0"/>
+              <w:rPr>
+                <w:sz w:val="24"/>
+                <w:szCs w:val="24"/>
+              </w:rPr>
+            </w:pPr>
+            <w:r>
+              <w:rPr>
+                <w:sz w:val="24"/>
+                <w:szCs w:val="24"/>
+              </w:rPr>
+              <w:t>Фактический результат</w:t>
+            </w:r>
+          </w:p>
+        </w:tc>
+        <w:tc>
+          <w:tcPr>
+            <w:tcW w:w="6521" w:type="dxa"/>
+          </w:tcPr>
+          <w:p>
+            <w:pPr>
+              <w:ind w:firstLine="0"/>
+              <w:rPr>
+                <w:sz w:val="24"/>
+                <w:szCs w:val="24"/>
+              </w:rPr>
+            </w:pPr>
+            <w:r>
+              <w:rPr>
+                <w:sz w:val="24"/>
+                <w:szCs w:val="24"/>
+              </w:rPr>
+              <w:t xml:space="preserve">Тест выполнен успешно. </w:t>
+            </w:r>
+            <w:r>
+              <w:rPr>
+                <w:sz w:val="24"/>
+                <w:szCs w:val="24"/>
+              </w:rPr>
+              <w:t>план</w:t>
+            </w:r>
+            <w:r>
+              <w:rPr>
+                <w:sz w:val="24"/>
+                <w:szCs w:val="24"/>
+              </w:rPr>
+              <w:t xml:space="preserve"> и задачи</w:t>
+            </w:r>
+            <w:r>
+              <w:rPr>
+                <w:sz w:val="24"/>
+                <w:szCs w:val="24"/>
+              </w:rPr>
+              <w:t xml:space="preserve"> </w:t>
+            </w:r>
+            <w:r>
+              <w:rPr>
+                <w:sz w:val="24"/>
+                <w:szCs w:val="24"/>
+              </w:rPr>
+              <w:t>созданы и сохранены в базе данных, структура ответа соответствует ожидаемому результату</w:t>
+            </w:r>
+          </w:p>
+        </w:tc>
+      </w:tr>
+    </w:tbl>
+    <w:p>
+      <w:pPr>
+        <w:spacing w:before="360" w:line="240" w:lineRule="auto"/>
+        <w:ind w:firstLine="0"/>
+      </w:pPr>
+      <w:r>
+        <w:t>Таблица 4.</w:t>
+      </w:r>
+      <w:r>
+        <w:t>6</w:t>
+      </w:r>
+      <w:r>
+        <w:t xml:space="preserve"> – Протокол пользовательского тестирования генерации списка задач</w:t>
+      </w:r>
+    </w:p>
+    <w:tbl>
+      <w:tblPr>
+        <w:tblStyle w:val="a7"/>
+        <w:tblW w:w="9918" w:type="dxa"/>
+        <w:tblLook w:val="04A0" w:firstRow="1" w:lastRow="0" w:firstColumn="1" w:lastColumn="0" w:noHBand="0" w:noVBand="1"/>
+      </w:tblPr>
+      <w:tblGrid>
+        <w:gridCol w:w="3443"/>
+        <w:gridCol w:w="6475"/>
+      </w:tblGrid>
+      <w:tr>
+        <w:tc>
+          <w:tcPr>
+            <w:tcW w:w="3397" w:type="dxa"/>
+          </w:tcPr>
+          <w:p>
+            <w:pPr>
+              <w:ind w:firstLine="0"/>
+              <w:jc w:val="center"/>
+              <w:rPr>
+                <w:sz w:val="24"/>
+                <w:szCs w:val="24"/>
+              </w:rPr>
+            </w:pPr>
+            <w:r>
+              <w:rPr>
+                <w:sz w:val="24"/>
+                <w:szCs w:val="24"/>
+              </w:rPr>
+              <w:t>Наименование</w:t>
+            </w:r>
+          </w:p>
+        </w:tc>
+        <w:tc>
+          <w:tcPr>
+            <w:tcW w:w="6521" w:type="dxa"/>
+          </w:tcPr>
+          <w:p>
+            <w:pPr>
+              <w:ind w:firstLine="0"/>
+              <w:jc w:val="center"/>
+              <w:rPr>
+                <w:sz w:val="24"/>
+                <w:szCs w:val="24"/>
+              </w:rPr>
+            </w:pPr>
+            <w:r>
+              <w:rPr>
+                <w:sz w:val="24"/>
+                <w:szCs w:val="24"/>
+              </w:rPr>
+              <w:t>Описание</w:t>
+            </w:r>
+          </w:p>
+        </w:tc>
+      </w:tr>
+      <w:tr>
+        <w:tc>
+          <w:tcPr>
+            <w:tcW w:w="3397" w:type="dxa"/>
+          </w:tcPr>
+          <w:p>
+            <w:pPr>
+              <w:ind w:firstLine="0"/>
+              <w:jc w:val="center"/>
+              <w:rPr>
+                <w:sz w:val="24"/>
+                <w:szCs w:val="24"/>
+              </w:rPr>
+            </w:pPr>
+            <w:r>
+              <w:rPr>
+                <w:sz w:val="24"/>
+                <w:szCs w:val="24"/>
+              </w:rPr>
+              <w:t>1</w:t>
+            </w:r>
+          </w:p>
+        </w:tc>
+        <w:tc>
+          <w:tcPr>
+            <w:tcW w:w="6521" w:type="dxa"/>
+          </w:tcPr>
+          <w:p>
+            <w:pPr>
+              <w:ind w:firstLine="0"/>
+              <w:jc w:val="center"/>
+              <w:rPr>
+                <w:sz w:val="24"/>
+                <w:szCs w:val="24"/>
+              </w:rPr>
+            </w:pPr>
+            <w:r>
+              <w:rPr>
+                <w:sz w:val="24"/>
+                <w:szCs w:val="24"/>
+              </w:rPr>
+              <w:t>2</w:t>
+            </w:r>
+          </w:p>
+        </w:tc>
+      </w:tr>
+      <w:tr>
+        <w:tc>
+          <w:tcPr>
+            <w:tcW w:w="3397" w:type="dxa"/>
+          </w:tcPr>
+          <w:p>
+            <w:pPr>
+              <w:ind w:firstLine="0"/>
+              <w:rPr>
+                <w:sz w:val="24"/>
+                <w:szCs w:val="24"/>
+                <w:lang w:val="en-US"/>
+              </w:rPr>
+            </w:pPr>
+            <w:r>
+              <w:rPr>
+                <w:sz w:val="24"/>
+                <w:szCs w:val="24"/>
+              </w:rPr>
+              <w:t>Номер</w:t>
+            </w:r>
+            <w:r>
+              <w:rPr>
+                <w:sz w:val="24"/>
+                <w:szCs w:val="24"/>
+              </w:rPr>
+              <w:t> </w:t>
+            </w:r>
+            <w:r>
+              <w:rPr>
+                <w:sz w:val="24"/>
+                <w:szCs w:val="24"/>
+              </w:rPr>
+              <w:t>протокола</w:t>
+            </w:r>
+            <w:r>
+              <w:rPr>
+                <w:sz w:val="24"/>
+                <w:szCs w:val="24"/>
+              </w:rPr>
+              <w:t> </w:t>
+            </w:r>
+            <w:r>
+              <w:rPr>
+                <w:sz w:val="24"/>
+                <w:szCs w:val="24"/>
+              </w:rPr>
+              <w:t>тестирования</w:t>
+            </w:r>
+          </w:p>
+        </w:tc>
+        <w:tc>
+          <w:tcPr>
+            <w:tcW w:w="6521" w:type="dxa"/>
+          </w:tcPr>
+          <w:p>
+            <w:pPr>
+              <w:ind w:firstLine="0"/>
+              <w:rPr>
+                <w:sz w:val="24"/>
+                <w:szCs w:val="24"/>
+                <w:lang w:val="en-US"/>
+              </w:rPr>
+            </w:pPr>
+            <w:r>
+              <w:rPr>
+                <w:sz w:val="24"/>
+                <w:szCs w:val="24"/>
+                <w:lang w:val="en-US"/>
+              </w:rPr>
+              <w:t>6</w:t>
+            </w:r>
+          </w:p>
+        </w:tc>
+      </w:tr>
+      <w:tr>
+        <w:trPr>
+          <w:trHeight w:val="70"/>
+        </w:trPr>
+        <w:tc>
+          <w:tcPr>
+            <w:tcW w:w="3397" w:type="dxa"/>
+          </w:tcPr>
+          <w:p>
+            <w:pPr>
+              <w:ind w:firstLine="0"/>
+              <w:rPr>
+                <w:sz w:val="24"/>
+                <w:szCs w:val="24"/>
+              </w:rPr>
+            </w:pPr>
+            <w:r>
+              <w:rPr>
+                <w:sz w:val="24"/>
+                <w:szCs w:val="24"/>
+              </w:rPr>
+              <w:t>Приоритет тестирования</w:t>
+            </w:r>
+          </w:p>
+        </w:tc>
+        <w:tc>
+          <w:tcPr>
+            <w:tcW w:w="6521" w:type="dxa"/>
+          </w:tcPr>
+          <w:p>
+            <w:pPr>
+              <w:ind w:firstLine="0"/>
+              <w:rPr>
+                <w:sz w:val="24"/>
+                <w:szCs w:val="24"/>
+              </w:rPr>
+            </w:pPr>
+            <w:r>
+              <w:rPr>
+                <w:sz w:val="24"/>
+                <w:szCs w:val="24"/>
+              </w:rPr>
+              <w:t>Высокий</w:t>
+            </w:r>
+          </w:p>
+        </w:tc>
+      </w:tr>
+      <w:tr>
+        <w:trPr>
+          <w:trHeight w:val="331"/>
+        </w:trPr>
+        <w:tc>
+          <w:tcPr>
+            <w:tcW w:w="3397" w:type="dxa"/>
+          </w:tcPr>
+          <w:p>
+            <w:pPr>
+              <w:tabs>
+                <w:tab w:val="left" w:pos="1230"/>
+              </w:tabs>
+              <w:ind w:firstLine="0"/>
+              <w:rPr>
+                <w:sz w:val="24"/>
+                <w:szCs w:val="24"/>
+              </w:rPr>
+            </w:pPr>
+            <w:r>
+              <w:rPr>
+                <w:sz w:val="24"/>
+                <w:szCs w:val="24"/>
+              </w:rPr>
+              <w:t>Название тестирования</w:t>
+            </w:r>
+          </w:p>
+        </w:tc>
+        <w:tc>
+          <w:tcPr>
+            <w:tcW w:w="6521" w:type="dxa"/>
+          </w:tcPr>
+          <w:p>
+            <w:pPr>
+              <w:ind w:firstLine="0"/>
+              <w:rPr>
+                <w:sz w:val="24"/>
+                <w:szCs w:val="24"/>
+              </w:rPr>
+            </w:pPr>
+            <w:r>
+              <w:rPr>
+                <w:sz w:val="24"/>
+                <w:szCs w:val="24"/>
+              </w:rPr>
+              <w:t>Генерация задачи</w:t>
+            </w:r>
+          </w:p>
+        </w:tc>
+      </w:tr>
+      <w:tr>
+        <w:tc>
+          <w:tcPr>
+            <w:tcW w:w="3397" w:type="dxa"/>
+          </w:tcPr>
+          <w:p>
+            <w:pPr>
+              <w:ind w:firstLine="0"/>
+              <w:rPr>
+                <w:sz w:val="24"/>
+                <w:szCs w:val="24"/>
+              </w:rPr>
+            </w:pPr>
+            <w:r>
+              <w:rPr>
+                <w:sz w:val="24"/>
+                <w:szCs w:val="24"/>
+              </w:rPr>
+              <w:t>Шаги тестирования</w:t>
+            </w:r>
+          </w:p>
+        </w:tc>
+        <w:tc>
+          <w:tcPr>
+            <w:tcW w:w="6521" w:type="dxa"/>
+          </w:tcPr>
+          <w:p>
+            <w:pPr>
+              <w:ind w:firstLine="0"/>
+              <w:rPr>
+                <w:sz w:val="24"/>
+                <w:szCs w:val="24"/>
+              </w:rPr>
+            </w:pPr>
+            <w:r>
+              <w:rPr>
+                <w:sz w:val="24"/>
+                <w:szCs w:val="24"/>
+              </w:rPr>
+              <w:t>1</w:t>
+            </w:r>
+            <w:r>
+              <w:rPr>
+                <w:sz w:val="24"/>
+                <w:szCs w:val="24"/>
+              </w:rPr>
+              <w:t> </w:t>
+            </w:r>
+            <w:r>
+              <w:rPr>
+                <w:sz w:val="24"/>
+                <w:szCs w:val="24"/>
+              </w:rPr>
+              <w:t>Переход</w:t>
+            </w:r>
+            <w:r>
+              <w:rPr>
+                <w:sz w:val="24"/>
+                <w:szCs w:val="24"/>
+              </w:rPr>
+              <w:t> </w:t>
+            </w:r>
+            <w:r>
+              <w:rPr>
+                <w:sz w:val="24"/>
+                <w:szCs w:val="24"/>
+              </w:rPr>
+              <w:t>в</w:t>
+            </w:r>
+            <w:r>
+              <w:rPr>
+                <w:sz w:val="24"/>
+                <w:szCs w:val="24"/>
+              </w:rPr>
+              <w:t> </w:t>
+            </w:r>
+            <w:r>
+              <w:rPr>
+                <w:sz w:val="24"/>
+                <w:szCs w:val="24"/>
+              </w:rPr>
+              <w:t>раздел</w:t>
+            </w:r>
+            <w:r>
+              <w:rPr>
+                <w:sz w:val="24"/>
+                <w:szCs w:val="24"/>
+              </w:rPr>
+              <w:t> </w:t>
+            </w:r>
+            <w:r>
+              <w:rPr>
+                <w:sz w:val="24"/>
+                <w:szCs w:val="24"/>
+              </w:rPr>
+              <w:t xml:space="preserve">«ИИ-помощник» </w:t>
+            </w:r>
+            <w:r>
+              <w:rPr>
+                <w:sz w:val="24"/>
+                <w:szCs w:val="24"/>
+              </w:rPr>
+              <w:br/>
+              <w:t>2</w:t>
+            </w:r>
+            <w:r>
+              <w:rPr>
+                <w:sz w:val="24"/>
+                <w:szCs w:val="24"/>
+              </w:rPr>
+              <w:t> </w:t>
+            </w:r>
+            <w:r>
+              <w:rPr>
+                <w:sz w:val="24"/>
+                <w:szCs w:val="24"/>
+              </w:rPr>
+              <w:t>Ввод</w:t>
+            </w:r>
+            <w:r>
+              <w:rPr>
+                <w:sz w:val="24"/>
+                <w:szCs w:val="24"/>
+              </w:rPr>
+              <w:t> </w:t>
+            </w:r>
+            <w:r>
+              <w:rPr>
+                <w:sz w:val="24"/>
+                <w:szCs w:val="24"/>
+              </w:rPr>
+              <w:t>описания</w:t>
+            </w:r>
+            <w:r>
+              <w:rPr>
+                <w:sz w:val="24"/>
+                <w:szCs w:val="24"/>
+              </w:rPr>
+              <w:t> </w:t>
+            </w:r>
+            <w:r>
+              <w:rPr>
+                <w:sz w:val="24"/>
+                <w:szCs w:val="24"/>
+              </w:rPr>
+              <w:t xml:space="preserve">цели </w:t>
+            </w:r>
+            <w:r>
+              <w:rPr>
+                <w:sz w:val="24"/>
+                <w:szCs w:val="24"/>
+              </w:rPr>
+              <w:br/>
+              <w:t>3 Нажатие кнопки «Отправить»</w:t>
+            </w:r>
+          </w:p>
+        </w:tc>
+      </w:tr>
+      <w:tr>
+        <w:tc>
+          <w:tcPr>
+            <w:tcW w:w="3397" w:type="dxa"/>
+          </w:tcPr>
+          <w:p>
+            <w:pPr>
+              <w:ind w:firstLine="0"/>
+              <w:rPr>
+                <w:sz w:val="24"/>
+                <w:szCs w:val="24"/>
+              </w:rPr>
+            </w:pPr>
+            <w:r>
+              <w:rPr>
+                <w:sz w:val="24"/>
+                <w:szCs w:val="24"/>
+              </w:rPr>
+              <w:t>Данные тестирования</w:t>
+            </w:r>
+          </w:p>
+        </w:tc>
+        <w:tc>
+          <w:tcPr>
+            <w:tcW w:w="6521" w:type="dxa"/>
+          </w:tcPr>
+          <w:p>
+            <w:pPr>
+              <w:ind w:firstLine="0"/>
+              <w:rPr>
+                <w:sz w:val="24"/>
+                <w:szCs w:val="24"/>
+              </w:rPr>
+            </w:pPr>
+            <w:r>
+              <w:rPr>
+                <w:sz w:val="24"/>
+                <w:szCs w:val="24"/>
+              </w:rPr>
+              <w:t>1 Цель – «Изучить Python»</w:t>
+            </w:r>
+          </w:p>
+        </w:tc>
+      </w:tr>
+      <w:tr>
+        <w:tc>
+          <w:tcPr>
+            <w:tcW w:w="3397" w:type="dxa"/>
+          </w:tcPr>
+          <w:p>
+            <w:pPr>
+              <w:ind w:firstLine="0"/>
+              <w:rPr>
+                <w:sz w:val="24"/>
+                <w:szCs w:val="24"/>
+              </w:rPr>
+            </w:pPr>
+            <w:r>
+              <w:rPr>
+                <w:sz w:val="24"/>
+                <w:szCs w:val="24"/>
+              </w:rPr>
+              <w:t>Ожидаемый результат</w:t>
+            </w:r>
+          </w:p>
+        </w:tc>
+        <w:tc>
+          <w:tcPr>
+            <w:tcW w:w="6521" w:type="dxa"/>
+          </w:tcPr>
+          <w:p>
+            <w:pPr>
+              <w:ind w:firstLine="0"/>
+              <w:rPr>
+                <w:sz w:val="24"/>
+                <w:szCs w:val="24"/>
+              </w:rPr>
+            </w:pPr>
+            <w:r>
+              <w:rPr>
+                <w:sz w:val="24"/>
+                <w:szCs w:val="24"/>
+              </w:rPr>
+              <w:t>Система генерирует структурированный список задач и отображает его на экране</w:t>
+            </w:r>
+          </w:p>
+        </w:tc>
+      </w:tr>
+    </w:tbl>
+    <w:p>
+      <w:pPr>
+        <w:spacing w:line="240" w:lineRule="auto"/>
+        <w:ind w:firstLine="0"/>
+      </w:pPr>
+      <w:r>
+        <w:lastRenderedPageBreak/>
+        <w:t>Продолжение таблицы 4.6</w:t>
       </w:r>
     </w:p>
     <w:tbl>
@@ -16585,7 +18128,7 @@
                 <w:sz w:val="24"/>
                 <w:szCs w:val="24"/>
               </w:rPr>
-              <w:t>Наименование</w:t>
+              <w:t>1</w:t>
             </w:r>
           </w:p>
         </w:tc>
@@ -16596,17 +18139,18 @@
           <w:p>
             <w:pPr>
               <w:ind w:firstLine="0"/>
-              <w:rPr>
-                <w:sz w:val="24"/>
-                <w:szCs w:val="24"/>
-              </w:rPr>
-            </w:pPr>
-            <w:r>
-              <w:rPr>
-                <w:sz w:val="24"/>
-                <w:szCs w:val="24"/>
-              </w:rPr>
-              <w:t>Описание</w:t>
+              <w:jc w:val="center"/>
+              <w:rPr>
+                <w:sz w:val="24"/>
+                <w:szCs w:val="24"/>
+              </w:rPr>
+            </w:pPr>
+            <w:r>
+              <w:rPr>
+                <w:sz w:val="24"/>
+                <w:szCs w:val="24"/>
+              </w:rPr>
+              <w:t>2</w:t>
             </w:r>
           </w:p>
         </w:tc>
@@ -16629,7 +18173,7 @@
                 <w:sz w:val="24"/>
                 <w:szCs w:val="24"/>
               </w:rPr>
-              <w:t>Test Case #</w:t>
+              <w:t>Фактический результат</w:t>
             </w:r>
           </w:p>
         </w:tc>
@@ -16643,609 +18187,14 @@
               <w:rPr>
                 <w:sz w:val="24"/>
                 <w:szCs w:val="24"/>
-                <w:lang w:val="en-US"/>
-              </w:rPr>
-            </w:pPr>
-            <w:r>
-              <w:rPr>
-                <w:sz w:val="24"/>
-                <w:szCs w:val="24"/>
-                <w:lang w:val="en-US"/>
-              </w:rPr>
-              <w:t>5</w:t>
-            </w:r>
-          </w:p>
-        </w:tc>
-      </w:tr>
-      <w:tr>
-        <w:tc>
-          <w:tcPr>
-            <w:tcW w:w="3397" w:type="dxa"/>
-          </w:tcPr>
-          <w:p>
-            <w:pPr>
-              <w:ind w:firstLine="0"/>
-              <w:rPr>
-                <w:sz w:val="24"/>
-                <w:szCs w:val="24"/>
-              </w:rPr>
-            </w:pPr>
-            <w:r>
-              <w:rPr>
-                <w:sz w:val="24"/>
-                <w:szCs w:val="24"/>
-              </w:rPr>
-              <w:t>Приоритет тестирования</w:t>
-            </w:r>
-          </w:p>
-        </w:tc>
-        <w:tc>
-          <w:tcPr>
-            <w:tcW w:w="6521" w:type="dxa"/>
-          </w:tcPr>
-          <w:p>
-            <w:pPr>
-              <w:ind w:firstLine="0"/>
-              <w:rPr>
-                <w:sz w:val="24"/>
-                <w:szCs w:val="24"/>
-              </w:rPr>
-            </w:pPr>
-            <w:r>
-              <w:rPr>
-                <w:sz w:val="24"/>
-                <w:szCs w:val="24"/>
-              </w:rPr>
-              <w:t>Высокий</w:t>
-            </w:r>
-          </w:p>
-        </w:tc>
-      </w:tr>
-      <w:tr>
-        <w:tc>
-          <w:tcPr>
-            <w:tcW w:w="3397" w:type="dxa"/>
-          </w:tcPr>
-          <w:p>
-            <w:pPr>
-              <w:ind w:firstLine="0"/>
-              <w:rPr>
-                <w:sz w:val="24"/>
-                <w:szCs w:val="24"/>
-              </w:rPr>
-            </w:pPr>
-            <w:r>
-              <w:rPr>
-                <w:sz w:val="24"/>
-                <w:szCs w:val="24"/>
-              </w:rPr>
-              <w:t>Название тестирования</w:t>
-            </w:r>
-          </w:p>
-        </w:tc>
-        <w:tc>
-          <w:tcPr>
-            <w:tcW w:w="6521" w:type="dxa"/>
-          </w:tcPr>
-          <w:p>
-            <w:pPr>
-              <w:ind w:firstLine="0"/>
-              <w:rPr>
-                <w:sz w:val="24"/>
-                <w:szCs w:val="24"/>
-              </w:rPr>
-            </w:pPr>
-            <w:r>
-              <w:rPr>
-                <w:sz w:val="24"/>
-                <w:szCs w:val="24"/>
-              </w:rPr>
-              <w:t>Г</w:t>
-            </w:r>
-            <w:r>
-              <w:rPr>
-                <w:sz w:val="24"/>
-                <w:szCs w:val="24"/>
-              </w:rPr>
-              <w:t>енераци</w:t>
-            </w:r>
-            <w:r>
-              <w:rPr>
-                <w:sz w:val="24"/>
-                <w:szCs w:val="24"/>
-              </w:rPr>
-              <w:t>я</w:t>
-            </w:r>
-            <w:r>
-              <w:rPr>
-                <w:sz w:val="24"/>
-                <w:szCs w:val="24"/>
-              </w:rPr>
-              <w:t xml:space="preserve"> списка задач</w:t>
-            </w:r>
-          </w:p>
-        </w:tc>
-      </w:tr>
-      <w:tr>
-        <w:tc>
-          <w:tcPr>
-            <w:tcW w:w="3397" w:type="dxa"/>
-          </w:tcPr>
-          <w:p>
-            <w:pPr>
-              <w:ind w:firstLine="0"/>
-              <w:rPr>
-                <w:sz w:val="24"/>
-                <w:szCs w:val="24"/>
-              </w:rPr>
-            </w:pPr>
-            <w:r>
-              <w:rPr>
-                <w:sz w:val="24"/>
-                <w:szCs w:val="24"/>
-              </w:rPr>
-              <w:t>Цель тестирования</w:t>
-            </w:r>
-          </w:p>
-        </w:tc>
-        <w:tc>
-          <w:tcPr>
-            <w:tcW w:w="6521" w:type="dxa"/>
-          </w:tcPr>
-          <w:p>
-            <w:pPr>
-              <w:ind w:firstLine="0"/>
-              <w:rPr>
-                <w:sz w:val="24"/>
-                <w:szCs w:val="24"/>
-              </w:rPr>
-            </w:pPr>
-            <w:r>
-              <w:rPr>
-                <w:sz w:val="24"/>
-                <w:szCs w:val="24"/>
-              </w:rPr>
-              <w:t>Проверка</w:t>
-            </w:r>
-            <w:r>
-              <w:rPr>
-                <w:sz w:val="24"/>
-                <w:szCs w:val="24"/>
-              </w:rPr>
-              <w:t xml:space="preserve"> </w:t>
-            </w:r>
-            <w:r>
-              <w:rPr>
-                <w:sz w:val="24"/>
-                <w:szCs w:val="24"/>
-              </w:rPr>
-              <w:t xml:space="preserve">обработки ответа ИИ-сервиса, формирования </w:t>
-            </w:r>
-            <w:r>
-              <w:rPr>
-                <w:sz w:val="24"/>
-                <w:szCs w:val="24"/>
-              </w:rPr>
-              <w:t xml:space="preserve">плана </w:t>
-            </w:r>
-            <w:r>
-              <w:rPr>
-                <w:sz w:val="24"/>
-                <w:szCs w:val="24"/>
-              </w:rPr>
-              <w:t>и сохранения задач в базе данных</w:t>
-            </w:r>
-          </w:p>
-        </w:tc>
-      </w:tr>
-      <w:tr>
-        <w:tc>
-          <w:tcPr>
-            <w:tcW w:w="3397" w:type="dxa"/>
-          </w:tcPr>
-          <w:p>
-            <w:pPr>
-              <w:ind w:firstLine="0"/>
-              <w:rPr>
-                <w:sz w:val="24"/>
-                <w:szCs w:val="24"/>
-              </w:rPr>
-            </w:pPr>
-            <w:r>
-              <w:rPr>
-                <w:sz w:val="24"/>
-                <w:szCs w:val="24"/>
-              </w:rPr>
-              <w:t>Шаги тестирования</w:t>
-            </w:r>
-          </w:p>
-        </w:tc>
-        <w:tc>
-          <w:tcPr>
-            <w:tcW w:w="6521" w:type="dxa"/>
-          </w:tcPr>
-          <w:p>
-            <w:pPr>
-              <w:pStyle w:val="a4"/>
-              <w:numPr>
-                <w:ilvl w:val="0"/>
-                <w:numId w:val="34"/>
-              </w:numPr>
-              <w:spacing w:line="240" w:lineRule="auto"/>
-              <w:ind w:left="0" w:firstLine="0"/>
-              <w:rPr>
-                <w:rFonts w:ascii="Times New Roman" w:hAnsi="Times New Roman"/>
-                <w:sz w:val="24"/>
-                <w:szCs w:val="24"/>
-              </w:rPr>
-            </w:pPr>
-            <w:r>
-              <w:rPr>
-                <w:rFonts w:ascii="Times New Roman" w:hAnsi="Times New Roman"/>
-                <w:sz w:val="24"/>
-                <w:szCs w:val="24"/>
-              </w:rPr>
-              <w:t>Создание тестового пользователя</w:t>
-            </w:r>
-          </w:p>
-          <w:p>
-            <w:pPr>
-              <w:pStyle w:val="a4"/>
-              <w:numPr>
-                <w:ilvl w:val="0"/>
-                <w:numId w:val="34"/>
-              </w:numPr>
-              <w:spacing w:line="240" w:lineRule="auto"/>
-              <w:ind w:left="0" w:firstLine="0"/>
-              <w:rPr>
-                <w:rFonts w:ascii="Times New Roman" w:hAnsi="Times New Roman"/>
-                <w:sz w:val="24"/>
-                <w:szCs w:val="24"/>
-              </w:rPr>
-            </w:pPr>
-            <w:r>
-              <w:rPr>
-                <w:rFonts w:ascii="Times New Roman" w:hAnsi="Times New Roman"/>
-                <w:sz w:val="24"/>
-                <w:szCs w:val="24"/>
-              </w:rPr>
-              <w:t xml:space="preserve">Формирование тестового запроса на генерацию </w:t>
-            </w:r>
-            <w:r>
-              <w:rPr>
-                <w:rFonts w:ascii="Times New Roman" w:hAnsi="Times New Roman"/>
-                <w:sz w:val="24"/>
-                <w:szCs w:val="24"/>
-              </w:rPr>
-              <w:t>плана</w:t>
-            </w:r>
-          </w:p>
-          <w:p>
-            <w:pPr>
-              <w:pStyle w:val="a4"/>
-              <w:numPr>
-                <w:ilvl w:val="0"/>
-                <w:numId w:val="34"/>
-              </w:numPr>
-              <w:spacing w:line="240" w:lineRule="auto"/>
-              <w:ind w:left="0" w:firstLine="0"/>
-              <w:rPr>
-                <w:rFonts w:ascii="Times New Roman" w:hAnsi="Times New Roman"/>
-                <w:sz w:val="24"/>
-                <w:szCs w:val="24"/>
-              </w:rPr>
-            </w:pPr>
-            <w:r>
-              <w:rPr>
-                <w:rFonts w:ascii="Times New Roman" w:hAnsi="Times New Roman"/>
-                <w:sz w:val="24"/>
-                <w:szCs w:val="24"/>
-              </w:rPr>
-              <w:t xml:space="preserve">Имитация ответа ИИ-сервиса при помощи объекта </w:t>
-            </w:r>
-            <w:proofErr w:type="spellStart"/>
-            <w:r>
-              <w:rPr>
-                <w:rFonts w:ascii="Times New Roman" w:hAnsi="Times New Roman"/>
-                <w:sz w:val="24"/>
-                <w:szCs w:val="24"/>
-              </w:rPr>
-              <w:t>AsyncMock</w:t>
-            </w:r>
-            <w:proofErr w:type="spellEnd"/>
-          </w:p>
-          <w:p>
-            <w:pPr>
-              <w:pStyle w:val="a4"/>
-              <w:numPr>
-                <w:ilvl w:val="0"/>
-                <w:numId w:val="34"/>
-              </w:numPr>
-              <w:spacing w:line="240" w:lineRule="auto"/>
-              <w:ind w:left="0" w:firstLine="0"/>
-              <w:rPr>
-                <w:rFonts w:ascii="Times New Roman" w:hAnsi="Times New Roman"/>
-                <w:sz w:val="24"/>
-                <w:szCs w:val="24"/>
-              </w:rPr>
-            </w:pPr>
-            <w:r>
-              <w:rPr>
-                <w:rFonts w:ascii="Times New Roman" w:hAnsi="Times New Roman"/>
-                <w:sz w:val="24"/>
-                <w:szCs w:val="24"/>
-              </w:rPr>
-              <w:t>Вызов функции генерации списка задач</w:t>
-            </w:r>
-          </w:p>
-          <w:p>
-            <w:pPr>
-              <w:pStyle w:val="a4"/>
-              <w:numPr>
-                <w:ilvl w:val="0"/>
-                <w:numId w:val="34"/>
-              </w:numPr>
-              <w:spacing w:line="240" w:lineRule="auto"/>
-              <w:ind w:left="0" w:firstLine="0"/>
-              <w:rPr>
-                <w:rFonts w:ascii="Times New Roman" w:hAnsi="Times New Roman"/>
-                <w:sz w:val="24"/>
-                <w:szCs w:val="24"/>
-              </w:rPr>
-            </w:pPr>
-            <w:r>
-              <w:rPr>
-                <w:rFonts w:ascii="Times New Roman" w:hAnsi="Times New Roman"/>
-                <w:sz w:val="24"/>
-                <w:szCs w:val="24"/>
-              </w:rPr>
-              <w:t xml:space="preserve">Проверка сохранения </w:t>
-            </w:r>
-            <w:r>
-              <w:rPr>
-                <w:rFonts w:ascii="Times New Roman" w:hAnsi="Times New Roman"/>
-                <w:sz w:val="24"/>
-                <w:szCs w:val="24"/>
-              </w:rPr>
-              <w:t>плана</w:t>
-            </w:r>
-            <w:r>
-              <w:rPr>
-                <w:rFonts w:ascii="Times New Roman" w:hAnsi="Times New Roman"/>
-                <w:sz w:val="24"/>
-                <w:szCs w:val="24"/>
-              </w:rPr>
-              <w:t xml:space="preserve"> и задач в базе данных</w:t>
-            </w:r>
-          </w:p>
-          <w:p>
-            <w:pPr>
-              <w:pStyle w:val="a4"/>
-              <w:numPr>
-                <w:ilvl w:val="0"/>
-                <w:numId w:val="34"/>
-              </w:numPr>
-              <w:spacing w:after="0" w:line="240" w:lineRule="auto"/>
-              <w:ind w:left="0" w:firstLine="0"/>
-              <w:rPr>
-                <w:sz w:val="24"/>
-                <w:szCs w:val="24"/>
-              </w:rPr>
-            </w:pPr>
-            <w:r>
-              <w:rPr>
-                <w:rFonts w:ascii="Times New Roman" w:hAnsi="Times New Roman"/>
-                <w:sz w:val="24"/>
-                <w:szCs w:val="24"/>
-              </w:rPr>
-              <w:t>Проверка структуры и содержимого сформированных задач</w:t>
-            </w:r>
-          </w:p>
-        </w:tc>
-      </w:tr>
-      <w:tr>
-        <w:tc>
-          <w:tcPr>
-            <w:tcW w:w="3397" w:type="dxa"/>
-          </w:tcPr>
-          <w:p>
-            <w:pPr>
-              <w:ind w:firstLine="0"/>
-              <w:rPr>
-                <w:sz w:val="24"/>
-                <w:szCs w:val="24"/>
-              </w:rPr>
-            </w:pPr>
-            <w:r>
-              <w:rPr>
-                <w:sz w:val="24"/>
-                <w:szCs w:val="24"/>
-              </w:rPr>
-              <w:t>Данные тестирования</w:t>
-            </w:r>
-          </w:p>
-        </w:tc>
-        <w:tc>
-          <w:tcPr>
-            <w:tcW w:w="6521" w:type="dxa"/>
-          </w:tcPr>
-          <w:p>
-            <w:pPr>
-              <w:ind w:firstLine="0"/>
-              <w:rPr>
-                <w:sz w:val="24"/>
-                <w:szCs w:val="24"/>
-              </w:rPr>
-            </w:pPr>
-            <w:r>
-              <w:rPr>
-                <w:sz w:val="24"/>
-                <w:szCs w:val="24"/>
-              </w:rPr>
-              <w:t>1 Запрос пользователя – «Сделай короткий план изучения Python на 2 недели»</w:t>
-            </w:r>
-          </w:p>
-          <w:p>
-            <w:pPr>
-              <w:ind w:firstLine="0"/>
-              <w:rPr>
-                <w:sz w:val="24"/>
-                <w:szCs w:val="24"/>
-              </w:rPr>
-            </w:pPr>
-            <w:r>
-              <w:rPr>
-                <w:sz w:val="24"/>
-                <w:szCs w:val="24"/>
-              </w:rPr>
-              <w:t>2 Название цели – «Изучить Python за 2 недели»</w:t>
-            </w:r>
-          </w:p>
-          <w:p>
-            <w:pPr>
-              <w:ind w:firstLine="0"/>
-              <w:rPr>
-                <w:sz w:val="24"/>
-                <w:szCs w:val="24"/>
-              </w:rPr>
-            </w:pPr>
-            <w:r>
-              <w:rPr>
-                <w:sz w:val="24"/>
-                <w:szCs w:val="24"/>
-              </w:rPr>
-              <w:t>3 Описание задачи – «Освоить основы языка»</w:t>
-            </w:r>
-          </w:p>
-        </w:tc>
-      </w:tr>
-      <w:tr>
-        <w:tc>
-          <w:tcPr>
-            <w:tcW w:w="3397" w:type="dxa"/>
-          </w:tcPr>
-          <w:p>
-            <w:pPr>
-              <w:ind w:firstLine="0"/>
-              <w:rPr>
-                <w:sz w:val="24"/>
-                <w:szCs w:val="24"/>
-              </w:rPr>
-            </w:pPr>
-            <w:r>
-              <w:rPr>
-                <w:sz w:val="24"/>
-                <w:szCs w:val="24"/>
-              </w:rPr>
-              <w:t>Ожидаемый результат</w:t>
-            </w:r>
-          </w:p>
-        </w:tc>
-        <w:tc>
-          <w:tcPr>
-            <w:tcW w:w="6521" w:type="dxa"/>
-          </w:tcPr>
-          <w:p>
-            <w:pPr>
-              <w:widowControl w:val="0"/>
-              <w:ind w:firstLine="0"/>
-              <w:rPr>
-                <w:sz w:val="24"/>
-                <w:szCs w:val="24"/>
-              </w:rPr>
-            </w:pPr>
-            <w:r>
-              <w:rPr>
-                <w:sz w:val="24"/>
-                <w:szCs w:val="24"/>
-              </w:rPr>
-              <w:t xml:space="preserve">Система корректно обрабатывает ответ ИИ-сервиса, создает </w:t>
-            </w:r>
-            <w:r>
-              <w:rPr>
-                <w:sz w:val="24"/>
-                <w:szCs w:val="24"/>
-              </w:rPr>
-              <w:t>план</w:t>
-            </w:r>
-            <w:r>
-              <w:rPr>
-                <w:sz w:val="24"/>
-                <w:szCs w:val="24"/>
-              </w:rPr>
-              <w:t>, сохраняет список задач в базе данных и возвращает корректную структуру данных</w:t>
-            </w:r>
-          </w:p>
-        </w:tc>
-      </w:tr>
-      <w:tr>
-        <w:tc>
-          <w:tcPr>
-            <w:tcW w:w="3397" w:type="dxa"/>
-          </w:tcPr>
-          <w:p>
-            <w:pPr>
-              <w:ind w:firstLine="0"/>
-              <w:rPr>
-                <w:sz w:val="24"/>
-                <w:szCs w:val="24"/>
-              </w:rPr>
-            </w:pPr>
-            <w:r>
-              <w:rPr>
-                <w:sz w:val="24"/>
-                <w:szCs w:val="24"/>
-              </w:rPr>
-              <w:t>Фактический результат</w:t>
-            </w:r>
-          </w:p>
-        </w:tc>
-        <w:tc>
-          <w:tcPr>
-            <w:tcW w:w="6521" w:type="dxa"/>
-          </w:tcPr>
-          <w:p>
-            <w:pPr>
-              <w:ind w:firstLine="0"/>
-              <w:rPr>
-                <w:sz w:val="24"/>
-                <w:szCs w:val="24"/>
-              </w:rPr>
-            </w:pPr>
-            <w:r>
-              <w:rPr>
-                <w:sz w:val="24"/>
-                <w:szCs w:val="24"/>
-              </w:rPr>
-              <w:t xml:space="preserve">Тест выполнен успешно. </w:t>
-            </w:r>
-            <w:r>
-              <w:rPr>
-                <w:sz w:val="24"/>
-                <w:szCs w:val="24"/>
-              </w:rPr>
-              <w:t>план</w:t>
-            </w:r>
-            <w:r>
-              <w:rPr>
-                <w:sz w:val="24"/>
-                <w:szCs w:val="24"/>
-              </w:rPr>
-              <w:t xml:space="preserve"> и задачи</w:t>
-            </w:r>
-            <w:r>
-              <w:rPr>
-                <w:sz w:val="24"/>
-                <w:szCs w:val="24"/>
-              </w:rPr>
-              <w:t xml:space="preserve"> </w:t>
-            </w:r>
-            <w:r>
-              <w:rPr>
-                <w:sz w:val="24"/>
-                <w:szCs w:val="24"/>
-              </w:rPr>
-              <w:t>созданы и сохранены в базе данных, структура ответа соответствует ожидаемому результату</w:t>
+              </w:rPr>
+            </w:pPr>
+            <w:r>
+              <w:rPr>
+                <w:sz w:val="24"/>
+                <w:szCs w:val="24"/>
+              </w:rPr>
+              <w:t>Список задач успешно сформирован и сохранен в системе</w:t>
             </w:r>
           </w:p>
         </w:tc>
@@ -17253,626 +18202,6 @@
     </w:tbl>
     <w:p>
       <w:pPr>
-        <w:spacing w:before="360" w:line="240" w:lineRule="auto"/>
-        <w:ind w:firstLine="0"/>
-      </w:pPr>
-      <w:r>
-        <w:t>Таблица 4.</w:t>
-      </w:r>
-      <w:r>
-        <w:t>6</w:t>
-      </w:r>
-      <w:r>
-        <w:t xml:space="preserve"> – Протокол пользовательского тестирования генерации списка задач</w:t>
-      </w:r>
-    </w:p>
-    <w:tbl>
-      <w:tblPr>
-        <w:tblStyle w:val="a7"/>
-        <w:tblW w:w="9918" w:type="dxa"/>
-        <w:tblLook w:val="04A0" w:firstRow="1" w:lastRow="0" w:firstColumn="1" w:lastColumn="0" w:noHBand="0" w:noVBand="1"/>
-      </w:tblPr>
-      <w:tblGrid>
-        <w:gridCol w:w="3397"/>
-        <w:gridCol w:w="6521"/>
-      </w:tblGrid>
-      <w:tr>
-        <w:tc>
-          <w:tcPr>
-            <w:tcW w:w="3397" w:type="dxa"/>
-          </w:tcPr>
-          <w:p>
-            <w:pPr>
-              <w:ind w:firstLine="0"/>
-              <w:jc w:val="center"/>
-              <w:rPr>
-                <w:sz w:val="24"/>
-                <w:szCs w:val="24"/>
-              </w:rPr>
-            </w:pPr>
-            <w:r>
-              <w:rPr>
-                <w:sz w:val="24"/>
-                <w:szCs w:val="24"/>
-              </w:rPr>
-              <w:t>Наименование</w:t>
-            </w:r>
-          </w:p>
-        </w:tc>
-        <w:tc>
-          <w:tcPr>
-            <w:tcW w:w="6521" w:type="dxa"/>
-          </w:tcPr>
-          <w:p>
-            <w:pPr>
-              <w:ind w:firstLine="0"/>
-              <w:jc w:val="center"/>
-              <w:rPr>
-                <w:sz w:val="24"/>
-                <w:szCs w:val="24"/>
-              </w:rPr>
-            </w:pPr>
-            <w:r>
-              <w:rPr>
-                <w:sz w:val="24"/>
-                <w:szCs w:val="24"/>
-              </w:rPr>
-              <w:t>Описание</w:t>
-            </w:r>
-          </w:p>
-        </w:tc>
-      </w:tr>
-      <w:tr>
-        <w:tc>
-          <w:tcPr>
-            <w:tcW w:w="3397" w:type="dxa"/>
-          </w:tcPr>
-          <w:p>
-            <w:pPr>
-              <w:ind w:firstLine="0"/>
-              <w:jc w:val="center"/>
-              <w:rPr>
-                <w:sz w:val="24"/>
-                <w:szCs w:val="24"/>
-              </w:rPr>
-            </w:pPr>
-            <w:r>
-              <w:rPr>
-                <w:sz w:val="24"/>
-                <w:szCs w:val="24"/>
-              </w:rPr>
-              <w:t>1</w:t>
-            </w:r>
-          </w:p>
-        </w:tc>
-        <w:tc>
-          <w:tcPr>
-            <w:tcW w:w="6521" w:type="dxa"/>
-          </w:tcPr>
-          <w:p>
-            <w:pPr>
-              <w:ind w:firstLine="0"/>
-              <w:jc w:val="center"/>
-              <w:rPr>
-                <w:sz w:val="24"/>
-                <w:szCs w:val="24"/>
-              </w:rPr>
-            </w:pPr>
-            <w:r>
-              <w:rPr>
-                <w:sz w:val="24"/>
-                <w:szCs w:val="24"/>
-              </w:rPr>
-              <w:t>2</w:t>
-            </w:r>
-          </w:p>
-        </w:tc>
-      </w:tr>
-      <w:tr>
-        <w:tc>
-          <w:tcPr>
-            <w:tcW w:w="3397" w:type="dxa"/>
-          </w:tcPr>
-          <w:p>
-            <w:pPr>
-              <w:ind w:firstLine="0"/>
-              <w:rPr>
-                <w:sz w:val="24"/>
-                <w:szCs w:val="24"/>
-                <w:lang w:val="en-US"/>
-              </w:rPr>
-            </w:pPr>
-            <w:r>
-              <w:rPr>
-                <w:sz w:val="24"/>
-                <w:szCs w:val="24"/>
-                <w:lang w:val="en-US"/>
-              </w:rPr>
-              <w:t xml:space="preserve">Test Case # </w:t>
-            </w:r>
-          </w:p>
-        </w:tc>
-        <w:tc>
-          <w:tcPr>
-            <w:tcW w:w="6521" w:type="dxa"/>
-          </w:tcPr>
-          <w:p>
-            <w:pPr>
-              <w:ind w:firstLine="0"/>
-              <w:rPr>
-                <w:sz w:val="24"/>
-                <w:szCs w:val="24"/>
-                <w:lang w:val="en-US"/>
-              </w:rPr>
-            </w:pPr>
-            <w:r>
-              <w:rPr>
-                <w:sz w:val="24"/>
-                <w:szCs w:val="24"/>
-                <w:lang w:val="en-US"/>
-              </w:rPr>
-              <w:t>6</w:t>
-            </w:r>
-          </w:p>
-        </w:tc>
-      </w:tr>
-      <w:tr>
-        <w:trPr>
-          <w:trHeight w:val="70"/>
-        </w:trPr>
-        <w:tc>
-          <w:tcPr>
-            <w:tcW w:w="3397" w:type="dxa"/>
-          </w:tcPr>
-          <w:p>
-            <w:pPr>
-              <w:ind w:firstLine="0"/>
-              <w:rPr>
-                <w:sz w:val="24"/>
-                <w:szCs w:val="24"/>
-              </w:rPr>
-            </w:pPr>
-            <w:r>
-              <w:rPr>
-                <w:sz w:val="24"/>
-                <w:szCs w:val="24"/>
-              </w:rPr>
-              <w:t>Приоритет тестирования</w:t>
-            </w:r>
-          </w:p>
-        </w:tc>
-        <w:tc>
-          <w:tcPr>
-            <w:tcW w:w="6521" w:type="dxa"/>
-          </w:tcPr>
-          <w:p>
-            <w:pPr>
-              <w:ind w:firstLine="0"/>
-              <w:rPr>
-                <w:sz w:val="24"/>
-                <w:szCs w:val="24"/>
-              </w:rPr>
-            </w:pPr>
-            <w:r>
-              <w:rPr>
-                <w:sz w:val="24"/>
-                <w:szCs w:val="24"/>
-              </w:rPr>
-              <w:t>Высокий</w:t>
-            </w:r>
-          </w:p>
-        </w:tc>
-      </w:tr>
-      <w:tr>
-        <w:trPr>
-          <w:trHeight w:val="331"/>
-        </w:trPr>
-        <w:tc>
-          <w:tcPr>
-            <w:tcW w:w="3397" w:type="dxa"/>
-          </w:tcPr>
-          <w:p>
-            <w:pPr>
-              <w:tabs>
-                <w:tab w:val="left" w:pos="1230"/>
-              </w:tabs>
-              <w:ind w:firstLine="0"/>
-              <w:rPr>
-                <w:sz w:val="24"/>
-                <w:szCs w:val="24"/>
-              </w:rPr>
-            </w:pPr>
-            <w:r>
-              <w:rPr>
-                <w:sz w:val="24"/>
-                <w:szCs w:val="24"/>
-              </w:rPr>
-              <w:t>Название тестирования</w:t>
-            </w:r>
-          </w:p>
-        </w:tc>
-        <w:tc>
-          <w:tcPr>
-            <w:tcW w:w="6521" w:type="dxa"/>
-          </w:tcPr>
-          <w:p>
-            <w:pPr>
-              <w:ind w:firstLine="0"/>
-              <w:rPr>
-                <w:sz w:val="24"/>
-                <w:szCs w:val="24"/>
-              </w:rPr>
-            </w:pPr>
-            <w:r>
-              <w:rPr>
-                <w:sz w:val="24"/>
-                <w:szCs w:val="24"/>
-              </w:rPr>
-              <w:t>Генерация задачи</w:t>
-            </w:r>
-          </w:p>
-        </w:tc>
-      </w:tr>
-      <w:tr>
-        <w:tc>
-          <w:tcPr>
-            <w:tcW w:w="3397" w:type="dxa"/>
-          </w:tcPr>
-          <w:p>
-            <w:pPr>
-              <w:ind w:firstLine="0"/>
-              <w:rPr>
-                <w:sz w:val="24"/>
-                <w:szCs w:val="24"/>
-              </w:rPr>
-            </w:pPr>
-            <w:r>
-              <w:rPr>
-                <w:sz w:val="24"/>
-                <w:szCs w:val="24"/>
-              </w:rPr>
-              <w:t>Шаги тестирования</w:t>
-            </w:r>
-          </w:p>
-        </w:tc>
-        <w:tc>
-          <w:tcPr>
-            <w:tcW w:w="6521" w:type="dxa"/>
-          </w:tcPr>
-          <w:p>
-            <w:pPr>
-              <w:ind w:firstLine="0"/>
-              <w:rPr>
-                <w:sz w:val="24"/>
-                <w:szCs w:val="24"/>
-              </w:rPr>
-            </w:pPr>
-            <w:r>
-              <w:rPr>
-                <w:sz w:val="24"/>
-                <w:szCs w:val="24"/>
-              </w:rPr>
-              <w:t>1</w:t>
-            </w:r>
-            <w:r>
-              <w:rPr>
-                <w:sz w:val="24"/>
-                <w:szCs w:val="24"/>
-              </w:rPr>
-              <w:t> </w:t>
-            </w:r>
-            <w:r>
-              <w:rPr>
-                <w:sz w:val="24"/>
-                <w:szCs w:val="24"/>
-              </w:rPr>
-              <w:t>Переход</w:t>
-            </w:r>
-            <w:r>
-              <w:rPr>
-                <w:sz w:val="24"/>
-                <w:szCs w:val="24"/>
-              </w:rPr>
-              <w:t> </w:t>
-            </w:r>
-            <w:r>
-              <w:rPr>
-                <w:sz w:val="24"/>
-                <w:szCs w:val="24"/>
-              </w:rPr>
-              <w:t>в</w:t>
-            </w:r>
-            <w:r>
-              <w:rPr>
-                <w:sz w:val="24"/>
-                <w:szCs w:val="24"/>
-              </w:rPr>
-              <w:t> </w:t>
-            </w:r>
-            <w:r>
-              <w:rPr>
-                <w:sz w:val="24"/>
-                <w:szCs w:val="24"/>
-              </w:rPr>
-              <w:t>раздел</w:t>
-            </w:r>
-            <w:r>
-              <w:rPr>
-                <w:sz w:val="24"/>
-                <w:szCs w:val="24"/>
-              </w:rPr>
-              <w:t> </w:t>
-            </w:r>
-            <w:r>
-              <w:rPr>
-                <w:sz w:val="24"/>
-                <w:szCs w:val="24"/>
-              </w:rPr>
-              <w:t xml:space="preserve">«ИИ-помощник» </w:t>
-            </w:r>
-            <w:r>
-              <w:rPr>
-                <w:sz w:val="24"/>
-                <w:szCs w:val="24"/>
-              </w:rPr>
-              <w:br/>
-              <w:t>2</w:t>
-            </w:r>
-            <w:r>
-              <w:rPr>
-                <w:sz w:val="24"/>
-                <w:szCs w:val="24"/>
-              </w:rPr>
-              <w:t> </w:t>
-            </w:r>
-            <w:r>
-              <w:rPr>
-                <w:sz w:val="24"/>
-                <w:szCs w:val="24"/>
-              </w:rPr>
-              <w:t>Ввод</w:t>
-            </w:r>
-            <w:r>
-              <w:rPr>
-                <w:sz w:val="24"/>
-                <w:szCs w:val="24"/>
-              </w:rPr>
-              <w:t> </w:t>
-            </w:r>
-            <w:r>
-              <w:rPr>
-                <w:sz w:val="24"/>
-                <w:szCs w:val="24"/>
-              </w:rPr>
-              <w:t>описания</w:t>
-            </w:r>
-            <w:r>
-              <w:rPr>
-                <w:sz w:val="24"/>
-                <w:szCs w:val="24"/>
-              </w:rPr>
-              <w:t> </w:t>
-            </w:r>
-            <w:r>
-              <w:rPr>
-                <w:sz w:val="24"/>
-                <w:szCs w:val="24"/>
-              </w:rPr>
-              <w:t xml:space="preserve">цели </w:t>
-            </w:r>
-            <w:r>
-              <w:rPr>
-                <w:sz w:val="24"/>
-                <w:szCs w:val="24"/>
-              </w:rPr>
-              <w:br/>
-              <w:t>3 Нажатие кнопки «Отправить»</w:t>
-            </w:r>
-          </w:p>
-        </w:tc>
-      </w:tr>
-      <w:tr>
-        <w:tc>
-          <w:tcPr>
-            <w:tcW w:w="3397" w:type="dxa"/>
-          </w:tcPr>
-          <w:p>
-            <w:pPr>
-              <w:ind w:firstLine="0"/>
-              <w:rPr>
-                <w:sz w:val="24"/>
-                <w:szCs w:val="24"/>
-              </w:rPr>
-            </w:pPr>
-            <w:r>
-              <w:rPr>
-                <w:sz w:val="24"/>
-                <w:szCs w:val="24"/>
-              </w:rPr>
-              <w:t>Данные тестирования</w:t>
-            </w:r>
-          </w:p>
-        </w:tc>
-        <w:tc>
-          <w:tcPr>
-            <w:tcW w:w="6521" w:type="dxa"/>
-          </w:tcPr>
-          <w:p>
-            <w:pPr>
-              <w:ind w:firstLine="0"/>
-              <w:rPr>
-                <w:sz w:val="24"/>
-                <w:szCs w:val="24"/>
-              </w:rPr>
-            </w:pPr>
-            <w:r>
-              <w:rPr>
-                <w:sz w:val="24"/>
-                <w:szCs w:val="24"/>
-              </w:rPr>
-              <w:t>1 Цель – «Изучить Python за 2 месяца, уделяя 5 часов в неделю»</w:t>
-            </w:r>
-          </w:p>
-        </w:tc>
-      </w:tr>
-      <w:tr>
-        <w:tc>
-          <w:tcPr>
-            <w:tcW w:w="3397" w:type="dxa"/>
-          </w:tcPr>
-          <w:p>
-            <w:pPr>
-              <w:ind w:firstLine="0"/>
-              <w:rPr>
-                <w:sz w:val="24"/>
-                <w:szCs w:val="24"/>
-              </w:rPr>
-            </w:pPr>
-            <w:r>
-              <w:rPr>
-                <w:sz w:val="24"/>
-                <w:szCs w:val="24"/>
-              </w:rPr>
-              <w:t>Ожидаемый результат</w:t>
-            </w:r>
-          </w:p>
-        </w:tc>
-        <w:tc>
-          <w:tcPr>
-            <w:tcW w:w="6521" w:type="dxa"/>
-          </w:tcPr>
-          <w:p>
-            <w:pPr>
-              <w:ind w:firstLine="0"/>
-              <w:rPr>
-                <w:sz w:val="24"/>
-                <w:szCs w:val="24"/>
-              </w:rPr>
-            </w:pPr>
-            <w:r>
-              <w:rPr>
-                <w:sz w:val="24"/>
-                <w:szCs w:val="24"/>
-              </w:rPr>
-              <w:t>Система генерирует структурированный список задач и отображает его на экране</w:t>
-            </w:r>
-          </w:p>
-        </w:tc>
-      </w:tr>
-    </w:tbl>
-    <w:p>
-      <w:pPr>
-        <w:spacing w:line="240" w:lineRule="auto"/>
-        <w:ind w:firstLine="0"/>
-      </w:pPr>
-      <w:r>
-        <w:lastRenderedPageBreak/>
-        <w:t>Продолжение таблицы 4.6</w:t>
-      </w:r>
-    </w:p>
-    <w:tbl>
-      <w:tblPr>
-        <w:tblStyle w:val="a7"/>
-        <w:tblW w:w="9918" w:type="dxa"/>
-        <w:tblLook w:val="04A0" w:firstRow="1" w:lastRow="0" w:firstColumn="1" w:lastColumn="0" w:noHBand="0" w:noVBand="1"/>
-      </w:tblPr>
-      <w:tblGrid>
-        <w:gridCol w:w="3397"/>
-        <w:gridCol w:w="6521"/>
-      </w:tblGrid>
-      <w:tr>
-        <w:tc>
-          <w:tcPr>
-            <w:tcW w:w="3397" w:type="dxa"/>
-          </w:tcPr>
-          <w:p>
-            <w:pPr>
-              <w:ind w:firstLine="0"/>
-              <w:jc w:val="center"/>
-              <w:rPr>
-                <w:sz w:val="24"/>
-                <w:szCs w:val="24"/>
-              </w:rPr>
-            </w:pPr>
-            <w:r>
-              <w:rPr>
-                <w:sz w:val="24"/>
-                <w:szCs w:val="24"/>
-              </w:rPr>
-              <w:t>1</w:t>
-            </w:r>
-          </w:p>
-        </w:tc>
-        <w:tc>
-          <w:tcPr>
-            <w:tcW w:w="6521" w:type="dxa"/>
-          </w:tcPr>
-          <w:p>
-            <w:pPr>
-              <w:ind w:firstLine="0"/>
-              <w:jc w:val="center"/>
-              <w:rPr>
-                <w:sz w:val="24"/>
-                <w:szCs w:val="24"/>
-              </w:rPr>
-            </w:pPr>
-            <w:r>
-              <w:rPr>
-                <w:sz w:val="24"/>
-                <w:szCs w:val="24"/>
-              </w:rPr>
-              <w:t>2</w:t>
-            </w:r>
-          </w:p>
-        </w:tc>
-      </w:tr>
-      <w:tr>
-        <w:tc>
-          <w:tcPr>
-            <w:tcW w:w="3397" w:type="dxa"/>
-          </w:tcPr>
-          <w:p>
-            <w:pPr>
-              <w:ind w:firstLine="0"/>
-              <w:rPr>
-                <w:sz w:val="24"/>
-                <w:szCs w:val="24"/>
-              </w:rPr>
-            </w:pPr>
-            <w:r>
-              <w:rPr>
-                <w:sz w:val="24"/>
-                <w:szCs w:val="24"/>
-              </w:rPr>
-              <w:t>Фактический результат</w:t>
-            </w:r>
-          </w:p>
-        </w:tc>
-        <w:tc>
-          <w:tcPr>
-            <w:tcW w:w="6521" w:type="dxa"/>
-          </w:tcPr>
-          <w:p>
-            <w:pPr>
-              <w:ind w:firstLine="0"/>
-              <w:rPr>
-                <w:sz w:val="24"/>
-                <w:szCs w:val="24"/>
-              </w:rPr>
-            </w:pPr>
-            <w:r>
-              <w:rPr>
-                <w:sz w:val="24"/>
-                <w:szCs w:val="24"/>
-              </w:rPr>
-              <w:t>Список задач успешно сформирован и сохранен в системе</w:t>
-            </w:r>
-          </w:p>
-        </w:tc>
-      </w:tr>
-    </w:tbl>
-    <w:p>
-      <w:pPr>
         <w:spacing w:before="360"/>
       </w:pPr>
       <w:r>
@@ -17921,7 +18250,7 @@
     </w:p>
     <w:p>
       <w:pPr>
-        <w:spacing w:before="360" w:line="240" w:lineRule="auto"/>
+        <w:spacing w:before="240" w:line="240" w:lineRule="auto"/>
         <w:ind w:firstLine="0"/>
       </w:pPr>
       <w:r>
@@ -18053,7 +18382,7 @@
                 <w:sz w:val="24"/>
                 <w:szCs w:val="24"/>
               </w:rPr>
-              <w:t>Test Case #</w:t>
+              <w:t>Номер протокола тестирования</w:t>
             </w:r>
           </w:p>
         </w:tc>
@@ -18654,9 +18983,8 @@
               <w:rPr>
                 <w:sz w:val="24"/>
                 <w:szCs w:val="24"/>
-                <w:lang w:val="en-US"/>
-              </w:rPr>
-              <w:t xml:space="preserve">Test Case # </w:t>
+              </w:rPr>
+              <w:t>Номер протокола тестирования</w:t>
             </w:r>
           </w:p>
         </w:tc>
@@ -19250,7 +19578,7 @@
     </w:p>
     <w:p>
       <w:pPr>
-        <w:spacing w:before="360" w:line="240" w:lineRule="auto"/>
+        <w:spacing w:before="240" w:line="240" w:lineRule="auto"/>
         <w:ind w:firstLine="0"/>
       </w:pPr>
       <w:r>
@@ -19336,7 +19664,7 @@
                 <w:sz w:val="24"/>
                 <w:szCs w:val="24"/>
               </w:rPr>
-              <w:t>Test Case #</w:t>
+              <w:t>Номер протокола тестирования</w:t>
             </w:r>
           </w:p>
         </w:tc>
@@ -19990,9 +20318,16 @@
               <w:rPr>
                 <w:sz w:val="24"/>
                 <w:szCs w:val="24"/>
+              </w:rPr>
+              <w:t>Номер протокола тестирования</w:t>
+            </w:r>
+            <w:r>
+              <w:rPr>
+                <w:sz w:val="24"/>
+                <w:szCs w:val="24"/>
                 <w:lang w:val="en-US"/>
               </w:rPr>
-              <w:t xml:space="preserve">Test Case # </w:t>
+              <w:t xml:space="preserve"> </w:t>
             </w:r>
           </w:p>
         </w:tc>
@@ -20616,7 +20951,7 @@
     </w:p>
     <w:p>
       <w:pPr>
-        <w:pStyle w:val="2"/>
+        <w:pStyle w:val="3"/>
       </w:pPr>
       <w:bookmarkStart w:id="21" w:name="_Toc231329490"/>
       <w:r>
@@ -20638,16 +20973,28 @@
     </w:p>
     <w:p>
       <w:r>
-        <w:t>Сводные результаты сквозного тестирования пользовательского интерфейса методом черного ящика представлены в таблице 4.10.</w:t>
-      </w:r>
-    </w:p>
-    <w:p>
-      <w:pPr>
-        <w:spacing w:before="360" w:line="240" w:lineRule="auto"/>
+        <w:t>Сводные результаты сквозного тестирования пользовательского интерфейса методом черного ящика представлены в таблице 4.1</w:t>
+      </w:r>
+      <w:r>
+        <w:t>1</w:t>
+      </w:r>
+      <w:r>
+        <w:t>.</w:t>
+      </w:r>
+    </w:p>
+    <w:p>
+      <w:pPr>
+        <w:spacing w:before="240" w:line="240" w:lineRule="auto"/>
         <w:ind w:firstLine="0"/>
       </w:pPr>
       <w:r>
-        <w:t xml:space="preserve">Таблица 4.10 – Сводный протокол </w:t>
+        <w:t>Таблица 4.1</w:t>
+      </w:r>
+      <w:r>
+        <w:t>1</w:t>
+      </w:r>
+      <w:r>
+        <w:t xml:space="preserve"> – Сводный протокол </w:t>
       </w:r>
       <w:r>
         <w:t>пользовательского</w:t>
@@ -20663,10 +21010,10 @@
         <w:tblLook w:val="04A0" w:firstRow="1" w:lastRow="0" w:firstColumn="1" w:lastColumn="0" w:noHBand="0" w:noVBand="1"/>
       </w:tblPr>
       <w:tblGrid>
-        <w:gridCol w:w="1696"/>
-        <w:gridCol w:w="2127"/>
-        <w:gridCol w:w="1842"/>
-        <w:gridCol w:w="4253"/>
+        <w:gridCol w:w="1566"/>
+        <w:gridCol w:w="1770"/>
+        <w:gridCol w:w="1649"/>
+        <w:gridCol w:w="4933"/>
       </w:tblGrid>
       <w:tr>
         <w:tc>
@@ -20699,7 +21046,7 @@
         </w:tc>
         <w:tc>
           <w:tcPr>
-            <w:tcW w:w="2127" w:type="dxa"/>
+            <w:tcW w:w="1843" w:type="dxa"/>
             <w:vAlign w:val="center"/>
           </w:tcPr>
           <w:p>
@@ -20727,7 +21074,7 @@
         </w:tc>
         <w:tc>
           <w:tcPr>
-            <w:tcW w:w="1842" w:type="dxa"/>
+            <w:tcW w:w="1843" w:type="dxa"/>
             <w:vAlign w:val="center"/>
           </w:tcPr>
           <w:p>
@@ -20755,7 +21102,7 @@
         </w:tc>
         <w:tc>
           <w:tcPr>
-            <w:tcW w:w="4253" w:type="dxa"/>
+            <w:tcW w:w="4536" w:type="dxa"/>
             <w:vAlign w:val="center"/>
           </w:tcPr>
           <w:p>
@@ -20800,9 +21147,16 @@
               <w:rPr>
                 <w:sz w:val="24"/>
                 <w:szCs w:val="24"/>
+              </w:rPr>
+              <w:t>Протокол</w:t>
+            </w:r>
+            <w:r>
+              <w:rPr>
+                <w:sz w:val="24"/>
+                <w:szCs w:val="24"/>
                 <w:lang w:val="en-US"/>
               </w:rPr>
-              <w:t xml:space="preserve">Test Case # </w:t>
+              <w:t xml:space="preserve"> # </w:t>
             </w:r>
             <w:r>
               <w:rPr>
@@ -20816,7 +21170,7 @@
         </w:tc>
         <w:tc>
           <w:tcPr>
-            <w:tcW w:w="2127" w:type="dxa"/>
+            <w:tcW w:w="1843" w:type="dxa"/>
           </w:tcPr>
           <w:p>
             <w:pPr>
@@ -20837,11 +21191,12 @@
         </w:tc>
         <w:tc>
           <w:tcPr>
-            <w:tcW w:w="1842" w:type="dxa"/>
-          </w:tcPr>
-          <w:p>
-            <w:pPr>
-              <w:ind w:firstLine="0"/>
+            <w:tcW w:w="1843" w:type="dxa"/>
+          </w:tcPr>
+          <w:p>
+            <w:pPr>
+              <w:ind w:firstLine="0"/>
+              <w:jc w:val="center"/>
               <w:rPr>
                 <w:sz w:val="24"/>
                 <w:szCs w:val="24"/>
@@ -20858,22 +21213,64 @@
         </w:tc>
         <w:tc>
           <w:tcPr>
-            <w:tcW w:w="4253" w:type="dxa"/>
-          </w:tcPr>
-          <w:p>
-            <w:pPr>
-              <w:ind w:firstLine="0"/>
-              <w:rPr>
-                <w:sz w:val="24"/>
-                <w:szCs w:val="24"/>
-              </w:rPr>
-            </w:pPr>
-            <w:r>
-              <w:rPr>
-                <w:sz w:val="24"/>
-                <w:szCs w:val="24"/>
-              </w:rPr>
-              <w:t>Проверка учетных данных и загрузка главного экрана приложения осуществляются штатно</w:t>
+            <w:tcW w:w="4536" w:type="dxa"/>
+          </w:tcPr>
+          <w:p>
+            <w:pPr>
+              <w:ind w:firstLine="0"/>
+              <w:rPr>
+                <w:sz w:val="24"/>
+                <w:szCs w:val="24"/>
+              </w:rPr>
+            </w:pPr>
+            <w:r>
+              <w:rPr>
+                <w:sz w:val="24"/>
+                <w:szCs w:val="24"/>
+              </w:rPr>
+              <w:t>Проверка учетных данных и загрузка главного</w:t>
+            </w:r>
+            <w:r>
+              <w:rPr>
+                <w:sz w:val="24"/>
+                <w:szCs w:val="24"/>
+              </w:rPr>
+              <w:t> </w:t>
+            </w:r>
+            <w:r>
+              <w:rPr>
+                <w:sz w:val="24"/>
+                <w:szCs w:val="24"/>
+              </w:rPr>
+              <w:t>экрана</w:t>
+            </w:r>
+            <w:r>
+              <w:rPr>
+                <w:sz w:val="24"/>
+                <w:szCs w:val="24"/>
+              </w:rPr>
+              <w:t> </w:t>
+            </w:r>
+            <w:r>
+              <w:rPr>
+                <w:sz w:val="24"/>
+                <w:szCs w:val="24"/>
+              </w:rPr>
+              <w:t>приложения</w:t>
+            </w:r>
+            <w:r>
+              <w:rPr>
+                <w:sz w:val="24"/>
+                <w:szCs w:val="24"/>
+              </w:rPr>
+              <w:t> </w:t>
+            </w:r>
+            <w:r>
+              <w:rPr>
+                <w:sz w:val="24"/>
+                <w:szCs w:val="24"/>
+              </w:rPr>
+              <w:t>осуществляются штатно</w:t>
             </w:r>
           </w:p>
         </w:tc>
@@ -20896,9 +21293,16 @@
               <w:rPr>
                 <w:sz w:val="24"/>
                 <w:szCs w:val="24"/>
+              </w:rPr>
+              <w:t>Протокол</w:t>
+            </w:r>
+            <w:r>
+              <w:rPr>
+                <w:sz w:val="24"/>
+                <w:szCs w:val="24"/>
                 <w:lang w:val="en-US"/>
               </w:rPr>
-              <w:t xml:space="preserve">Test Case # </w:t>
+              <w:t xml:space="preserve"> # </w:t>
             </w:r>
             <w:r>
               <w:rPr>
@@ -20912,7 +21316,7 @@
         </w:tc>
         <w:tc>
           <w:tcPr>
-            <w:tcW w:w="2127" w:type="dxa"/>
+            <w:tcW w:w="1843" w:type="dxa"/>
           </w:tcPr>
           <w:p>
             <w:pPr>
@@ -20940,11 +21344,12 @@
         </w:tc>
         <w:tc>
           <w:tcPr>
-            <w:tcW w:w="1842" w:type="dxa"/>
-          </w:tcPr>
-          <w:p>
-            <w:pPr>
-              <w:ind w:firstLine="0"/>
+            <w:tcW w:w="1843" w:type="dxa"/>
+          </w:tcPr>
+          <w:p>
+            <w:pPr>
+              <w:ind w:firstLine="0"/>
+              <w:jc w:val="center"/>
               <w:rPr>
                 <w:sz w:val="24"/>
                 <w:szCs w:val="24"/>
@@ -20961,7 +21366,7 @@
         </w:tc>
         <w:tc>
           <w:tcPr>
-            <w:tcW w:w="4253" w:type="dxa"/>
+            <w:tcW w:w="4536" w:type="dxa"/>
           </w:tcPr>
           <w:p>
             <w:pPr>
@@ -20999,9 +21404,16 @@
               <w:rPr>
                 <w:sz w:val="24"/>
                 <w:szCs w:val="24"/>
+              </w:rPr>
+              <w:t>Протокол</w:t>
+            </w:r>
+            <w:r>
+              <w:rPr>
+                <w:sz w:val="24"/>
+                <w:szCs w:val="24"/>
                 <w:lang w:val="en-US"/>
               </w:rPr>
-              <w:t xml:space="preserve">Test Case # </w:t>
+              <w:t xml:space="preserve"> # </w:t>
             </w:r>
             <w:r>
               <w:rPr>
@@ -21015,7 +21427,7 @@
         </w:tc>
         <w:tc>
           <w:tcPr>
-            <w:tcW w:w="2127" w:type="dxa"/>
+            <w:tcW w:w="1843" w:type="dxa"/>
           </w:tcPr>
           <w:p>
             <w:pPr>
@@ -21036,11 +21448,12 @@
         </w:tc>
         <w:tc>
           <w:tcPr>
-            <w:tcW w:w="1842" w:type="dxa"/>
-          </w:tcPr>
-          <w:p>
-            <w:pPr>
-              <w:ind w:firstLine="0"/>
+            <w:tcW w:w="1843" w:type="dxa"/>
+          </w:tcPr>
+          <w:p>
+            <w:pPr>
+              <w:ind w:firstLine="0"/>
+              <w:jc w:val="center"/>
               <w:rPr>
                 <w:sz w:val="24"/>
                 <w:szCs w:val="24"/>
@@ -21057,7 +21470,7 @@
         </w:tc>
         <w:tc>
           <w:tcPr>
-            <w:tcW w:w="4253" w:type="dxa"/>
+            <w:tcW w:w="4536" w:type="dxa"/>
           </w:tcPr>
           <w:p>
             <w:pPr>
@@ -21109,9 +21522,16 @@
               <w:rPr>
                 <w:sz w:val="24"/>
                 <w:szCs w:val="24"/>
+              </w:rPr>
+              <w:t>Протокол</w:t>
+            </w:r>
+            <w:r>
+              <w:rPr>
+                <w:sz w:val="24"/>
+                <w:szCs w:val="24"/>
                 <w:lang w:val="en-US"/>
               </w:rPr>
-              <w:t xml:space="preserve">Test Case # </w:t>
+              <w:t xml:space="preserve"> # </w:t>
             </w:r>
             <w:r>
               <w:rPr>
@@ -21125,7 +21545,7 @@
         </w:tc>
         <w:tc>
           <w:tcPr>
-            <w:tcW w:w="2127" w:type="dxa"/>
+            <w:tcW w:w="1843" w:type="dxa"/>
           </w:tcPr>
           <w:p>
             <w:pPr>
@@ -21146,11 +21566,12 @@
         </w:tc>
         <w:tc>
           <w:tcPr>
-            <w:tcW w:w="1842" w:type="dxa"/>
-          </w:tcPr>
-          <w:p>
-            <w:pPr>
-              <w:ind w:firstLine="0"/>
+            <w:tcW w:w="1843" w:type="dxa"/>
+          </w:tcPr>
+          <w:p>
+            <w:pPr>
+              <w:ind w:firstLine="0"/>
+              <w:jc w:val="center"/>
               <w:rPr>
                 <w:sz w:val="24"/>
                 <w:szCs w:val="24"/>
@@ -21167,7 +21588,7 @@
         </w:tc>
         <w:tc>
           <w:tcPr>
-            <w:tcW w:w="4253" w:type="dxa"/>
+            <w:tcW w:w="4536" w:type="dxa"/>
           </w:tcPr>
           <w:p>
             <w:pPr>
@@ -21205,9 +21626,16 @@
               <w:rPr>
                 <w:sz w:val="24"/>
                 <w:szCs w:val="24"/>
+              </w:rPr>
+              <w:t>Протокол</w:t>
+            </w:r>
+            <w:r>
+              <w:rPr>
+                <w:sz w:val="24"/>
+                <w:szCs w:val="24"/>
                 <w:lang w:val="en-US"/>
               </w:rPr>
-              <w:t xml:space="preserve">Test Case # </w:t>
+              <w:t xml:space="preserve"> # </w:t>
             </w:r>
             <w:r>
               <w:rPr>
@@ -21220,7 +21648,7 @@
         </w:tc>
         <w:tc>
           <w:tcPr>
-            <w:tcW w:w="2127" w:type="dxa"/>
+            <w:tcW w:w="1843" w:type="dxa"/>
             <w:vAlign w:val="center"/>
           </w:tcPr>
           <w:p>
@@ -21236,17 +21664,18 @@
                 <w:sz w:val="24"/>
                 <w:szCs w:val="24"/>
               </w:rPr>
-              <w:t>Отправка сообщения в командный чат</w:t>
-            </w:r>
-          </w:p>
-        </w:tc>
-        <w:tc>
-          <w:tcPr>
-            <w:tcW w:w="1842" w:type="dxa"/>
-          </w:tcPr>
-          <w:p>
-            <w:pPr>
-              <w:ind w:firstLine="0"/>
+              <w:t>Отправка сообщения</w:t>
+            </w:r>
+          </w:p>
+        </w:tc>
+        <w:tc>
+          <w:tcPr>
+            <w:tcW w:w="1843" w:type="dxa"/>
+          </w:tcPr>
+          <w:p>
+            <w:pPr>
+              <w:ind w:firstLine="0"/>
+              <w:jc w:val="center"/>
               <w:rPr>
                 <w:sz w:val="24"/>
                 <w:szCs w:val="24"/>
@@ -21263,7 +21692,7 @@
         </w:tc>
         <w:tc>
           <w:tcPr>
-            <w:tcW w:w="4253" w:type="dxa"/>
+            <w:tcW w:w="4536" w:type="dxa"/>
             <w:vAlign w:val="center"/>
           </w:tcPr>
           <w:p>
@@ -21293,7 +21722,7 @@
         <w:t>Сводные результаты автоматизированной проверки изолированных модулей серверной части приложения, подтверждающие точность работы бизнес-логики бэкенда и алгоритмов интеграции с реляционной базой данных, приведены в таблице 4.1</w:t>
       </w:r>
       <w:r>
-        <w:t>1</w:t>
+        <w:t>2</w:t>
       </w:r>
       <w:r>
         <w:t>.</w:t>
@@ -21301,11 +21730,17 @@
     </w:p>
     <w:p>
       <w:pPr>
-        <w:spacing w:before="360" w:line="240" w:lineRule="auto"/>
+        <w:spacing w:before="240" w:line="240" w:lineRule="auto"/>
         <w:ind w:firstLine="0"/>
       </w:pPr>
       <w:r>
-        <w:t>Таблица 4.11 – Сводный протокол модульного тестирования</w:t>
+        <w:t>Таблица 4.1</w:t>
+      </w:r>
+      <w:r>
+        <w:t>2</w:t>
+      </w:r>
+      <w:r>
+        <w:t xml:space="preserve"> – Сводный протокол модульного тестирования</w:t>
       </w:r>
     </w:p>
     <w:tbl>
@@ -21451,9 +21886,16 @@
               <w:rPr>
                 <w:sz w:val="24"/>
                 <w:szCs w:val="24"/>
+              </w:rPr>
+              <w:t>Протокол</w:t>
+            </w:r>
+            <w:r>
+              <w:rPr>
+                <w:sz w:val="24"/>
+                <w:szCs w:val="24"/>
                 <w:lang w:val="en-US"/>
               </w:rPr>
-              <w:t xml:space="preserve">Test Case # </w:t>
+              <w:t xml:space="preserve"> # </w:t>
             </w:r>
             <w:r>
               <w:rPr>
@@ -21496,6 +21938,7 @@
           <w:p>
             <w:pPr>
               <w:ind w:firstLine="0"/>
+              <w:jc w:val="center"/>
               <w:rPr>
                 <w:sz w:val="24"/>
                 <w:szCs w:val="24"/>
@@ -21549,9 +21992,16 @@
               <w:rPr>
                 <w:sz w:val="24"/>
                 <w:szCs w:val="24"/>
+              </w:rPr>
+              <w:t>Протокол</w:t>
+            </w:r>
+            <w:r>
+              <w:rPr>
+                <w:sz w:val="24"/>
+                <w:szCs w:val="24"/>
                 <w:lang w:val="en-US"/>
               </w:rPr>
-              <w:t xml:space="preserve">Test Case # </w:t>
+              <w:t xml:space="preserve"> # </w:t>
             </w:r>
             <w:r>
               <w:rPr>
@@ -21594,6 +22044,7 @@
           <w:p>
             <w:pPr>
               <w:ind w:firstLine="0"/>
+              <w:jc w:val="center"/>
               <w:rPr>
                 <w:sz w:val="24"/>
                 <w:szCs w:val="24"/>
@@ -21663,9 +22114,16 @@
               <w:rPr>
                 <w:sz w:val="24"/>
                 <w:szCs w:val="24"/>
+              </w:rPr>
+              <w:t>Протокол</w:t>
+            </w:r>
+            <w:r>
+              <w:rPr>
+                <w:sz w:val="24"/>
+                <w:szCs w:val="24"/>
                 <w:lang w:val="en-US"/>
               </w:rPr>
-              <w:t xml:space="preserve">Test Case # </w:t>
+              <w:t xml:space="preserve"> # </w:t>
             </w:r>
             <w:r>
               <w:rPr>
@@ -21708,6 +22166,7 @@
           <w:p>
             <w:pPr>
               <w:ind w:firstLine="0"/>
+              <w:jc w:val="center"/>
               <w:rPr>
                 <w:sz w:val="24"/>
                 <w:szCs w:val="24"/>
@@ -21761,9 +22220,16 @@
               <w:rPr>
                 <w:sz w:val="24"/>
                 <w:szCs w:val="24"/>
+              </w:rPr>
+              <w:t>Протокол</w:t>
+            </w:r>
+            <w:r>
+              <w:rPr>
+                <w:sz w:val="24"/>
+                <w:szCs w:val="24"/>
                 <w:lang w:val="en-US"/>
               </w:rPr>
-              <w:t xml:space="preserve">Test Case # </w:t>
+              <w:t xml:space="preserve"> # </w:t>
             </w:r>
             <w:r>
               <w:rPr>
@@ -21806,6 +22272,7 @@
           <w:p>
             <w:pPr>
               <w:ind w:firstLine="0"/>
+              <w:jc w:val="center"/>
               <w:rPr>
                 <w:sz w:val="24"/>
                 <w:szCs w:val="24"/>
@@ -21859,9 +22326,16 @@
               <w:rPr>
                 <w:sz w:val="24"/>
                 <w:szCs w:val="24"/>
+              </w:rPr>
+              <w:t>Протокол</w:t>
+            </w:r>
+            <w:r>
+              <w:rPr>
+                <w:sz w:val="24"/>
+                <w:szCs w:val="24"/>
                 <w:lang w:val="en-US"/>
               </w:rPr>
-              <w:t xml:space="preserve">Test Case # </w:t>
+              <w:t xml:space="preserve"> # </w:t>
             </w:r>
             <w:r>
               <w:rPr>
@@ -21904,6 +22378,7 @@
           <w:p>
             <w:pPr>
               <w:ind w:firstLine="0"/>
+              <w:jc w:val="center"/>
               <w:rPr>
                 <w:sz w:val="24"/>
                 <w:szCs w:val="24"/>
@@ -21952,12 +22427,10 @@
     </w:tbl>
     <w:p>
       <w:pPr>
-        <w:spacing w:line="240" w:lineRule="auto"/>
-        <w:ind w:firstLine="0"/>
-      </w:pPr>
-    </w:p>
-    <w:p>
-      <w:r>
+        <w:spacing w:before="360"/>
+      </w:pPr>
+      <w:r>
+        <w:lastRenderedPageBreak/>
         <w:t>Анализ результатов проведённого тестирования подтверждает функционирование разработанного веб-приложения и выполнение предусмотренных пользовательских сценариев. Все запланированные операции были выполнены без сбоев и аварийных завершений работы, а логика переходов между экранами и формами полностью соответствует ожидаемому поведению системы.</w:t>
       </w:r>
     </w:p>
@@ -21983,10 +22456,7 @@
     </w:p>
     <w:p>
       <w:pPr>
-        <w:pStyle w:val="11"/>
-        <w:spacing w:line="240" w:lineRule="auto"/>
-        <w:ind w:hanging="851"/>
-        <w:jc w:val="center"/>
+        <w:pStyle w:val="1"/>
       </w:pPr>
       <w:bookmarkStart w:id="22" w:name="_Toc231329491"/>
       <w:r>
@@ -22007,7 +22477,17 @@
     </w:p>
     <w:p>
       <w:r>
-        <w:t>В результате реализована система, объединяющая инструменты управления целями и задачами, средства командного взаимодействия, обмена сообщениями и интеллектуальной поддержки пользователей. Использование клиент-серверной архитектуры позволило обеспечить согласованную работу всех компонентов приложения, а также организовать централизованное хранение и обработку данных. При разработке особое внимание уделялось построению гибкой архитектуры, способной поддерживать дальнейшее развитие проекта без существенных изменений существующей структуры.</w:t>
+        <w:t xml:space="preserve">В результате реализована система, объединяющая инструменты управления целями и задачами, средства командного взаимодействия, обмена сообщениями и интеллектуальной поддержки пользователей. </w:t>
+      </w:r>
+    </w:p>
+    <w:p>
+      <w:r>
+        <w:t xml:space="preserve">Использование клиент-серверной архитектуры позволило обеспечить согласованную работу всех компонентов приложения, а также организовать централизованное хранение и обработку данных. </w:t>
+      </w:r>
+    </w:p>
+    <w:p>
+      <w:r>
+        <w:t>При разработке особое внимание уделялось построению гибкой архитектуры, способной поддерживать дальнейшее развитие проекта без существенных изменений существующей структуры.</w:t>
       </w:r>
     </w:p>
     <w:p>
@@ -22031,9 +22511,7 @@
     </w:p>
     <w:p>
       <w:pPr>
-        <w:pStyle w:val="11"/>
-        <w:spacing w:line="240" w:lineRule="auto"/>
-        <w:ind w:left="0" w:firstLine="3827"/>
+        <w:pStyle w:val="1"/>
         <w:rPr>
           <w:rFonts w:eastAsia="Calibri"/>
         </w:rPr>
@@ -22245,6 +22723,7 @@
     </w:p>
     <w:p>
       <w:pPr>
+        <w:spacing w:before="240"/>
         <w:rPr>
           <w:lang w:eastAsia="ru-RU"/>
         </w:rPr>
@@ -22643,10 +23122,7 @@
     </w:p>
     <w:p>
       <w:pPr>
-        <w:pStyle w:val="11"/>
-        <w:spacing w:line="240" w:lineRule="auto"/>
-        <w:ind w:left="0" w:firstLine="0"/>
-        <w:jc w:val="center"/>
+        <w:pStyle w:val="1"/>
       </w:pPr>
       <w:bookmarkStart w:id="26" w:name="_Toc230916007"/>
       <w:bookmarkStart w:id="27" w:name="_Toc231329493"/>
@@ -22876,9 +23352,7 @@
     </w:p>
     <w:p>
       <w:pPr>
-        <w:pStyle w:val="11"/>
-        <w:spacing w:line="240" w:lineRule="auto"/>
-        <w:ind w:left="0" w:firstLine="3686"/>
+        <w:pStyle w:val="1"/>
       </w:pPr>
       <w:bookmarkStart w:id="28" w:name="_Toc231329494"/>
       <w:r>
@@ -22893,7 +23367,8 @@
     <w:p>
       <w:pPr>
         <w:spacing w:after="360" w:line="240" w:lineRule="auto"/>
-        <w:ind w:firstLine="3828"/>
+        <w:ind w:firstLine="0"/>
+        <w:jc w:val="center"/>
         <w:rPr>
           <w:lang w:eastAsia="ru-RU"/>
         </w:rPr>
@@ -22920,7 +23395,8 @@
     <w:p>
       <w:pPr>
         <w:spacing w:after="360" w:line="240" w:lineRule="auto"/>
-        <w:ind w:firstLine="3686"/>
+        <w:ind w:firstLine="0"/>
+        <w:jc w:val="center"/>
         <w:rPr>
           <w:b/>
           <w:bCs/>
@@ -26065,10 +26541,7 @@
     </w:p>
     <w:p>
       <w:pPr>
-        <w:pStyle w:val="11"/>
-        <w:spacing w:line="240" w:lineRule="auto"/>
-        <w:ind w:left="0" w:firstLine="0"/>
-        <w:jc w:val="center"/>
+        <w:pStyle w:val="1"/>
       </w:pPr>
       <w:bookmarkStart w:id="29" w:name="_Toc231329495"/>
       <w:r>
@@ -29408,10 +29881,7 @@
     </w:tbl>
     <w:p>
       <w:pPr>
-        <w:pStyle w:val="11"/>
-        <w:spacing w:line="240" w:lineRule="auto"/>
-        <w:ind w:left="0" w:firstLine="0"/>
-        <w:jc w:val="center"/>
+        <w:pStyle w:val="1"/>
       </w:pPr>
       <w:bookmarkStart w:id="30" w:name="_Toc231329496"/>
       <w:r>
@@ -33430,33 +33900,17 @@
                                       <w:lang w:val="ru-RU"/>
                                     </w:rPr>
                                   </w:pPr>
-                                  <w:r>
-                                    <w:fldChar w:fldCharType="begin"/>
-                                  </w:r>
-                                  <w:r>
-                                    <w:instrText xml:space="preserve"> NUMPAGES   \* MERGEFORMAT </w:instrText>
-                                  </w:r>
-                                  <w:r>
-                                    <w:fldChar w:fldCharType="separate"/>
-                                  </w:r>
-                                  <w:r>
-                                    <w:rPr>
-                                      <w:rFonts w:ascii="Times New Roman" w:hAnsi="Times New Roman" w:cs="Times New Roman"/>
-                                      <w:noProof/>
-                                      <w:sz w:val="18"/>
-                                      <w:lang w:val="ru-RU"/>
-                                    </w:rPr>
-                                    <w:t>7</w:t>
-                                  </w:r>
-                                  <w:r>
-                                    <w:rPr>
-                                      <w:rFonts w:ascii="Times New Roman" w:hAnsi="Times New Roman" w:cs="Times New Roman"/>
-                                      <w:noProof/>
-                                      <w:sz w:val="18"/>
-                                      <w:lang w:val="ru-RU"/>
-                                    </w:rPr>
-                                    <w:fldChar w:fldCharType="end"/>
-                                  </w:r>
+                                  <w:fldSimple w:instr=" NUMPAGES   \* MERGEFORMAT ">
+                                    <w:r>
+                                      <w:rPr>
+                                        <w:rFonts w:ascii="Times New Roman" w:hAnsi="Times New Roman" w:cs="Times New Roman"/>
+                                        <w:noProof/>
+                                        <w:sz w:val="18"/>
+                                        <w:lang w:val="ru-RU"/>
+                                      </w:rPr>
+                                      <w:t>7</w:t>
+                                    </w:r>
+                                  </w:fldSimple>
                                 </w:p>
                               </w:tc>
                             </w:tr>
@@ -35194,33 +35648,17 @@
                                 <w:lang w:val="ru-RU"/>
                               </w:rPr>
                             </w:pPr>
-                            <w:r>
-                              <w:fldChar w:fldCharType="begin"/>
-                            </w:r>
-                            <w:r>
-                              <w:instrText xml:space="preserve"> NUMPAGES   \* MERGEFORMAT </w:instrText>
-                            </w:r>
-                            <w:r>
-                              <w:fldChar w:fldCharType="separate"/>
-                            </w:r>
-                            <w:r>
-                              <w:rPr>
-                                <w:rFonts w:ascii="Times New Roman" w:hAnsi="Times New Roman" w:cs="Times New Roman"/>
-                                <w:noProof/>
-                                <w:sz w:val="18"/>
-                                <w:lang w:val="ru-RU"/>
-                              </w:rPr>
-                              <w:t>7</w:t>
-                            </w:r>
-                            <w:r>
-                              <w:rPr>
-                                <w:rFonts w:ascii="Times New Roman" w:hAnsi="Times New Roman" w:cs="Times New Roman"/>
-                                <w:noProof/>
-                                <w:sz w:val="18"/>
-                                <w:lang w:val="ru-RU"/>
-                              </w:rPr>
-                              <w:fldChar w:fldCharType="end"/>
-                            </w:r>
+                            <w:fldSimple w:instr=" NUMPAGES   \* MERGEFORMAT ">
+                              <w:r>
+                                <w:rPr>
+                                  <w:rFonts w:ascii="Times New Roman" w:hAnsi="Times New Roman" w:cs="Times New Roman"/>
+                                  <w:noProof/>
+                                  <w:sz w:val="18"/>
+                                  <w:lang w:val="ru-RU"/>
+                                </w:rPr>
+                                <w:t>7</w:t>
+                              </w:r>
+                            </w:fldSimple>
                           </w:p>
                         </w:tc>
                       </w:tr>
@@ -35891,7 +36329,7 @@
             </wp:anchor>
           </w:drawing>
         </mc:Choice>
-        <mc:Fallback xmlns:w16sdtfl="http://schemas.microsoft.com/office/word/2024/wordml/sdtformatlock" xmlns:w16du="http://schemas.microsoft.com/office/word/2023/wordml/word16du" xmlns:oel="http://schemas.microsoft.com/office/2019/extlst">
+        <mc:Fallback xmlns:oel="http://schemas.microsoft.com/office/2019/extlst" xmlns:w16du="http://schemas.microsoft.com/office/word/2023/wordml/word16du" xmlns:w16sdtfl="http://schemas.microsoft.com/office/word/2024/wordml/sdtformatlock">
           <w:pict>
             <v:group w14:anchorId="2ED3E864" id="Группа 13" o:spid="_x0000_s1026" style="position:absolute;margin-left:56.85pt;margin-top:18.25pt;width:518.9pt;height:803.85pt;z-index:251656704;mso-position-horizontal-relative:page;mso-position-vertical-relative:page" coordorigin="1134,397" coordsize="10378,16044" o:gfxdata="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" o:allowincell="f">
               <v:line id="Line 4" o:spid="_x0000_s1027" style="position:absolute;visibility:visible;mso-wrap-style:square" from="1134,397" to="1134,16441" o:connectortype="straight" o:gfxdata="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" strokeweight="2.25pt"/>
@@ -41766,7 +42204,7 @@
     <w:autoRedefine/>
     <w:uiPriority w:val="9"/>
     <w:qFormat/>
-    <w:rsid w:val="00920748"/>
+    <w:rsid w:val="003F34D9"/>
     <w:pPr>
       <w:keepNext/>
       <w:keepLines/>
@@ -41775,7 +42213,9 @@
         <w:tab w:val="left" w:pos="284"/>
         <w:tab w:val="left" w:pos="993"/>
       </w:tabs>
-      <w:spacing w:after="360" w:line="240" w:lineRule="auto"/>
+      <w:spacing w:before="240" w:after="360" w:line="240" w:lineRule="auto"/>
+      <w:ind w:firstLine="0"/>
+      <w:jc w:val="center"/>
       <w:outlineLvl w:val="0"/>
     </w:pPr>
     <w:rPr>
@@ -41795,7 +42235,7 @@
     <w:uiPriority w:val="9"/>
     <w:unhideWhenUsed/>
     <w:qFormat/>
-    <w:rsid w:val="00E7261B"/>
+    <w:rsid w:val="003F34D9"/>
     <w:pPr>
       <w:keepNext/>
       <w:keepLines/>
@@ -41803,13 +42243,14 @@
       <w:tabs>
         <w:tab w:val="left" w:pos="1134"/>
       </w:tabs>
-      <w:spacing w:before="360" w:after="360" w:line="240" w:lineRule="auto"/>
+      <w:spacing w:before="240" w:after="360" w:line="240" w:lineRule="auto"/>
       <w:outlineLvl w:val="1"/>
     </w:pPr>
     <w:rPr>
       <w:rFonts w:eastAsia="Times New Roman" w:cstheme="majorBidi"/>
       <w:b/>
-      <w:szCs w:val="26"/>
+      <w:sz w:val="32"/>
+      <w:szCs w:val="32"/>
       <w:lang w:eastAsia="ru-RU"/>
     </w:rPr>
   </w:style>
@@ -42141,7 +42582,7 @@
     <w:basedOn w:val="a0"/>
     <w:link w:val="1"/>
     <w:uiPriority w:val="9"/>
-    <w:rsid w:val="00920748"/>
+    <w:rsid w:val="003F34D9"/>
     <w:rPr>
       <w:rFonts w:ascii="Times New Roman" w:eastAsiaTheme="majorEastAsia" w:hAnsi="Times New Roman" w:cstheme="majorBidi"/>
       <w:b/>
@@ -42198,12 +42639,12 @@
     <w:basedOn w:val="a0"/>
     <w:link w:val="2"/>
     <w:uiPriority w:val="9"/>
-    <w:rsid w:val="00E7261B"/>
+    <w:rsid w:val="003F34D9"/>
     <w:rPr>
       <w:rFonts w:ascii="Times New Roman" w:eastAsia="Times New Roman" w:hAnsi="Times New Roman" w:cstheme="majorBidi"/>
       <w:b/>
-      <w:sz w:val="28"/>
-      <w:szCs w:val="26"/>
+      <w:sz w:val="32"/>
+      <w:szCs w:val="32"/>
       <w:lang w:eastAsia="ru-RU"/>
     </w:rPr>
   </w:style>
@@ -42340,12 +42781,13 @@
     <w:autoRedefine/>
     <w:uiPriority w:val="10"/>
     <w:qFormat/>
-    <w:rsid w:val="00DF7E66"/>
+    <w:rsid w:val="0002280F"/>
     <w:pPr>
       <w:tabs>
         <w:tab w:val="clear" w:pos="993"/>
       </w:tabs>
       <w:contextualSpacing/>
+      <w:jc w:val="both"/>
     </w:pPr>
     <w:rPr>
       <w:bCs w:val="0"/>
@@ -42358,7 +42800,7 @@
     <w:basedOn w:val="a0"/>
     <w:link w:val="af"/>
     <w:uiPriority w:val="10"/>
-    <w:rsid w:val="00DF7E66"/>
+    <w:rsid w:val="0002280F"/>
     <w:rPr>
       <w:rFonts w:ascii="Times New Roman" w:eastAsiaTheme="majorEastAsia" w:hAnsi="Times New Roman" w:cstheme="majorBidi"/>
       <w:b/>

--- a/Диплом мешков 23.106.docx
+++ b/Диплом мешков 23.106.docx
@@ -1,6 +1,6 @@
 
 <file path=word/document.xml><?xml version="1.0" encoding="utf-8"?>
-<w:document xmlns:wpc="http://schemas.microsoft.com/office/word/2010/wordprocessingCanvas" xmlns:cx="http://schemas.microsoft.com/office/drawing/2014/chartex" xmlns:cx1="http://schemas.microsoft.com/office/drawing/2015/9/8/chartex" xmlns:cx2="http://schemas.microsoft.com/office/drawing/2015/10/21/chartex" xmlns:cx3="http://schemas.microsoft.com/office/drawing/2016/5/9/chartex" xmlns:cx4="http://schemas.microsoft.com/office/drawing/2016/5/10/chartex" xmlns:cx5="http://schemas.microsoft.com/office/drawing/2016/5/11/chartex" xmlns:cx6="http://schemas.microsoft.com/office/drawing/2016/5/12/chartex" xmlns:cx7="http://schemas.microsoft.com/office/drawing/2016/5/13/chartex" xmlns:cx8="http://schemas.microsoft.com/office/drawing/2016/5/14/chartex" xmlns:mc="http://schemas.openxmlformats.org/markup-compatibility/2006" xmlns:aink="http://schemas.microsoft.com/office/drawing/2016/ink" xmlns:am3d="http://schemas.microsoft.com/office/drawing/2017/model3d" xmlns:o="urn:schemas-microsoft-com:office:office" xmlns:r="http://schemas.openxmlformats.org/officeDocument/2006/relationships" xmlns:m="http://schemas.openxmlformats.org/officeDocument/2006/math" xmlns:v="urn:schemas-microsoft-com:vml" xmlns:wp14="http://schemas.microsoft.com/office/word/2010/wordprocessingDrawing" xmlns:wp="http://schemas.openxmlformats.org/drawingml/2006/wordprocessingDrawing" xmlns:w10="urn:schemas-microsoft-com:office:word" xmlns:w="http://schemas.openxmlformats.org/wordprocessingml/2006/main" xmlns:w14="http://schemas.microsoft.com/office/word/2010/wordml" xmlns:w15="http://schemas.microsoft.com/office/word/2012/wordml" xmlns:w16cex="http://schemas.microsoft.com/office/word/2018/wordml/cex" xmlns:w16cid="http://schemas.microsoft.com/office/word/2016/wordml/cid" xmlns:w16="http://schemas.microsoft.com/office/word/2018/wordml" xmlns:w16sdtdh="http://schemas.microsoft.com/office/word/2020/wordml/sdtdatahash" xmlns:w16se="http://schemas.microsoft.com/office/word/2015/wordml/symex" xmlns:wpg="http://schemas.microsoft.com/office/word/2010/wordprocessingGroup" xmlns:wpi="http://schemas.microsoft.com/office/word/2010/wordprocessingInk" xmlns:wne="http://schemas.microsoft.com/office/word/2006/wordml" xmlns:wps="http://schemas.microsoft.com/office/word/2010/wordprocessingShape" mc:Ignorable="w14 w15 w16se w16cid w16 w16cex w16sdtdh wp14">
+<w:document xmlns:wpc="http://schemas.microsoft.com/office/word/2010/wordprocessingCanvas" xmlns:cx="http://schemas.microsoft.com/office/drawing/2014/chartex" xmlns:cx1="http://schemas.microsoft.com/office/drawing/2015/9/8/chartex" xmlns:cx2="http://schemas.microsoft.com/office/drawing/2015/10/21/chartex" xmlns:cx3="http://schemas.microsoft.com/office/drawing/2016/5/9/chartex" xmlns:cx4="http://schemas.microsoft.com/office/drawing/2016/5/10/chartex" xmlns:cx5="http://schemas.microsoft.com/office/drawing/2016/5/11/chartex" xmlns:cx6="http://schemas.microsoft.com/office/drawing/2016/5/12/chartex" xmlns:cx7="http://schemas.microsoft.com/office/drawing/2016/5/13/chartex" xmlns:cx8="http://schemas.microsoft.com/office/drawing/2016/5/14/chartex" xmlns:mc="http://schemas.openxmlformats.org/markup-compatibility/2006" xmlns:aink="http://schemas.microsoft.com/office/drawing/2016/ink" xmlns:am3d="http://schemas.microsoft.com/office/drawing/2017/model3d" xmlns:o="urn:schemas-microsoft-com:office:office" xmlns:oel="http://schemas.microsoft.com/office/2019/extlst" xmlns:r="http://schemas.openxmlformats.org/officeDocument/2006/relationships" xmlns:m="http://schemas.openxmlformats.org/officeDocument/2006/math" xmlns:v="urn:schemas-microsoft-com:vml" xmlns:wp14="http://schemas.microsoft.com/office/word/2010/wordprocessingDrawing" xmlns:wp="http://schemas.openxmlformats.org/drawingml/2006/wordprocessingDrawing" xmlns:w10="urn:schemas-microsoft-com:office:word" xmlns:w="http://schemas.openxmlformats.org/wordprocessingml/2006/main" xmlns:w14="http://schemas.microsoft.com/office/word/2010/wordml" xmlns:w15="http://schemas.microsoft.com/office/word/2012/wordml" xmlns:w16cex="http://schemas.microsoft.com/office/word/2018/wordml/cex" xmlns:w16cid="http://schemas.microsoft.com/office/word/2016/wordml/cid" xmlns:w16="http://schemas.microsoft.com/office/word/2018/wordml" xmlns:w16du="http://schemas.microsoft.com/office/word/2023/wordml/word16du" xmlns:w16sdtdh="http://schemas.microsoft.com/office/word/2020/wordml/sdtdatahash" xmlns:w16sdtfl="http://schemas.microsoft.com/office/word/2024/wordml/sdtformatlock" xmlns:w16se="http://schemas.microsoft.com/office/word/2015/wordml/symex" xmlns:wpg="http://schemas.microsoft.com/office/word/2010/wordprocessingGroup" xmlns:wpi="http://schemas.microsoft.com/office/word/2010/wordprocessingInk" xmlns:wne="http://schemas.microsoft.com/office/word/2006/wordml" xmlns:wps="http://schemas.microsoft.com/office/word/2010/wordprocessingShape" mc:Ignorable="w14 w15 w16se w16cid w16 w16cex w16sdtdh w16sdtfl w16du wp14">
   <w:body>
     <w:p>
       <w:pPr>
@@ -663,6 +663,15 @@
           <w:szCs w:val="28"/>
           <w:lang w:eastAsia="ru-RU"/>
         </w:rPr>
+        <w:sectPr>
+          <w:headerReference w:type="default" r:id="rId8"/>
+          <w:headerReference w:type="first" r:id="rId9"/>
+          <w:pgSz w:w="11906" w:h="16838"/>
+          <w:pgMar w:top="567" w:right="567" w:bottom="851" w:left="1418" w:header="284" w:footer="284" w:gutter="0"/>
+          <w:cols w:space="708"/>
+          <w:titlePg/>
+          <w:docGrid w:linePitch="381"/>
+        </w:sectPr>
       </w:pPr>
       <w:r>
         <w:rPr>
@@ -716,11 +725,8 @@
       <w:sdtContent>
         <w:p>
           <w:pPr>
-            <w:tabs>
-              <w:tab w:val="left" w:pos="142"/>
-            </w:tabs>
-            <w:spacing w:after="360" w:line="480" w:lineRule="auto"/>
-            <w:ind w:firstLine="0"/>
+            <w:spacing w:before="240" w:after="360" w:line="240" w:lineRule="auto"/>
+            <w:ind w:left="709" w:firstLine="0"/>
             <w:jc w:val="center"/>
             <w:rPr>
               <w:b/>
@@ -2154,8 +2160,6 @@
         </w:tabs>
         <w:ind w:right="283"/>
         <w:sectPr>
-          <w:headerReference w:type="default" r:id="rId8"/>
-          <w:headerReference w:type="first" r:id="rId9"/>
           <w:pgSz w:w="11906" w:h="16838"/>
           <w:pgMar w:top="567" w:right="567" w:bottom="851" w:left="1418" w:header="284" w:footer="284" w:gutter="0"/>
           <w:cols w:space="708"/>
@@ -2624,7 +2628,10 @@
     </w:p>
     <w:p>
       <w:pPr>
-        <w:pStyle w:val="2"/>
+        <w:pStyle w:val="11"/>
+        <w:spacing w:line="240" w:lineRule="auto"/>
+        <w:ind w:left="0" w:firstLine="709"/>
+        <w:jc w:val="both"/>
       </w:pPr>
       <w:bookmarkStart w:id="6" w:name="_Toc231329475"/>
       <w:r>
@@ -2639,13 +2646,7 @@
       </w:pPr>
       <w:bookmarkStart w:id="7" w:name="_Toc231329476"/>
       <w:r>
-        <w:t>1</w:t>
-      </w:r>
-      <w:r>
-        <w:t>.1</w:t>
-      </w:r>
-      <w:r>
-        <w:t xml:space="preserve"> Описание предметной области</w:t>
+        <w:t>1.1 Описание предметной области</w:t>
       </w:r>
       <w:bookmarkEnd w:id="7"/>
     </w:p>
@@ -2937,18 +2938,12 @@
     </w:p>
     <w:p>
       <w:pPr>
-        <w:pStyle w:val="2"/>
+        <w:pStyle w:val="3"/>
       </w:pPr>
       <w:bookmarkStart w:id="8" w:name="_Toc231329477"/>
       <w:r>
         <w:lastRenderedPageBreak/>
-        <w:t>1</w:t>
-      </w:r>
-      <w:r>
-        <w:t>.</w:t>
-      </w:r>
-      <w:r>
-        <w:t>2 Определение функциональных задач</w:t>
+        <w:t>1.2 Определение функциональных задач</w:t>
       </w:r>
       <w:r>
         <w:t xml:space="preserve"> пользователей</w:t>
@@ -3315,13 +3310,7 @@
       </w:pPr>
       <w:bookmarkStart w:id="9" w:name="_Toc231329478"/>
       <w:r>
-        <w:t>1</w:t>
-      </w:r>
-      <w:r>
-        <w:t>.</w:t>
-      </w:r>
-      <w:r>
-        <w:t>3 Анализ аналогов и прототипов</w:t>
+        <w:t>1.3 Анализ аналогов и прототипов</w:t>
       </w:r>
       <w:bookmarkEnd w:id="9"/>
     </w:p>
@@ -6314,9 +6303,9 @@
         </w:rPr>
         <w:lastRenderedPageBreak/>
         <w:drawing>
-          <wp:inline distT="0" distB="0" distL="0" distR="0" wp14:anchorId="77749D4D" wp14:editId="75F6C81F">
+          <wp:inline distT="0" distB="0" distL="0" distR="0" wp14:anchorId="77749D4D" wp14:editId="6F2635BC">
             <wp:extent cx="4744629" cy="3384655"/>
-            <wp:effectExtent l="0" t="0" r="0" b="6350"/>
+            <wp:effectExtent l="19050" t="19050" r="18415" b="25400"/>
             <wp:docPr id="162236291" name="Рисунок 162236291"/>
             <wp:cNvGraphicFramePr>
               <a:graphicFrameLocks xmlns:a="http://schemas.openxmlformats.org/drawingml/2006/main" noChangeAspect="1"/>
@@ -6353,7 +6342,9 @@
                     </a:prstGeom>
                     <a:noFill/>
                     <a:ln>
-                      <a:noFill/>
+                      <a:solidFill>
+                        <a:schemeClr val="tx1"/>
+                      </a:solidFill>
                     </a:ln>
                   </pic:spPr>
                 </pic:pic>
@@ -6470,9 +6461,9 @@
         </w:rPr>
         <w:lastRenderedPageBreak/>
         <w:drawing>
-          <wp:inline distT="0" distB="0" distL="0" distR="0" wp14:anchorId="6C804164" wp14:editId="4A795C24">
+          <wp:inline distT="0" distB="0" distL="0" distR="0" wp14:anchorId="6C804164" wp14:editId="170EC3AB">
             <wp:extent cx="4284561" cy="3431943"/>
-            <wp:effectExtent l="0" t="0" r="1905" b="0"/>
+            <wp:effectExtent l="19050" t="19050" r="20955" b="16510"/>
             <wp:docPr id="25" name="Рисунок 25"/>
             <wp:cNvGraphicFramePr>
               <a:graphicFrameLocks xmlns:a="http://schemas.openxmlformats.org/drawingml/2006/main" noChangeAspect="1"/>
@@ -6509,7 +6500,9 @@
                     </a:prstGeom>
                     <a:noFill/>
                     <a:ln>
-                      <a:noFill/>
+                      <a:solidFill>
+                        <a:schemeClr val="tx1"/>
+                      </a:solidFill>
                     </a:ln>
                   </pic:spPr>
                 </pic:pic>
@@ -6679,7 +6672,7 @@
         </w:rPr>
         <w:lastRenderedPageBreak/>
         <w:drawing>
-          <wp:inline distT="0" distB="0" distL="0" distR="0" wp14:anchorId="4CF7630C" wp14:editId="49DA1FD2">
+          <wp:inline distT="0" distB="0" distL="0" distR="0" wp14:anchorId="4CF7630C" wp14:editId="2C753A1C">
             <wp:extent cx="4022414" cy="3258160"/>
             <wp:effectExtent l="19050" t="19050" r="16510" b="19050"/>
             <wp:docPr id="27" name="Рисунок 27"/>
@@ -7146,7 +7139,9 @@
     </w:p>
     <w:p>
       <w:pPr>
-        <w:pStyle w:val="2"/>
+        <w:pStyle w:val="11"/>
+        <w:spacing w:line="240" w:lineRule="auto"/>
+        <w:jc w:val="both"/>
       </w:pPr>
       <w:bookmarkStart w:id="12" w:name="_Toc231329481"/>
       <w:r>
@@ -8580,7 +8575,7 @@
           <w:rFonts w:ascii="Times New Roman" w:hAnsi="Times New Roman"/>
           <w:szCs w:val="28"/>
         </w:rPr>
-        <w:t>Для веб-приложения также разработан логотип, представленный на рисунке 2.1.</w:t>
+        <w:t>Для веб-приложения разработан логотип, представленный на рисунке 2.1.</w:t>
       </w:r>
     </w:p>
     <w:p>
@@ -8606,9 +8601,9 @@
           <w:szCs w:val="28"/>
         </w:rPr>
         <w:drawing>
-          <wp:inline distT="0" distB="0" distL="0" distR="0" wp14:anchorId="22363E80" wp14:editId="7F5EF094">
+          <wp:inline distT="0" distB="0" distL="0" distR="0" wp14:anchorId="22363E80" wp14:editId="055DA047">
             <wp:extent cx="2496212" cy="2496212"/>
-            <wp:effectExtent l="0" t="0" r="0" b="0"/>
+            <wp:effectExtent l="19050" t="19050" r="18415" b="18415"/>
             <wp:docPr id="2" name="Рисунок 2"/>
             <wp:cNvGraphicFramePr>
               <a:graphicFrameLocks xmlns:a="http://schemas.openxmlformats.org/drawingml/2006/main" noChangeAspect="1"/>
@@ -8645,7 +8640,9 @@
                     </a:prstGeom>
                     <a:noFill/>
                     <a:ln>
-                      <a:noFill/>
+                      <a:solidFill>
+                        <a:schemeClr val="tx1"/>
+                      </a:solidFill>
                     </a:ln>
                   </pic:spPr>
                 </pic:pic>
@@ -8750,15 +8747,7 @@
           <w:rFonts w:ascii="Georgia" w:hAnsi="Georgia"/>
           <w:color w:val="27251E"/>
         </w:rPr>
-        <w:t xml:space="preserve">Форма и композиция логотипа в рамках макета сохраняют читаемость </w:t>
-      </w:r>
-      <w:r>
-        <w:rPr>
-          <w:rFonts w:ascii="Georgia" w:hAnsi="Georgia"/>
-          <w:color w:val="27251E"/>
-        </w:rPr>
-        <w:lastRenderedPageBreak/>
-        <w:t xml:space="preserve">при масштабировании и размещении в различных частях интерфейса. </w:t>
+        <w:t xml:space="preserve">Форма и композиция логотипа в рамках макета сохраняют читаемость при масштабировании и размещении в различных частях интерфейса. </w:t>
       </w:r>
     </w:p>
     <w:p>
@@ -8778,6 +8767,7 @@
           <w:rFonts w:ascii="Georgia" w:hAnsi="Georgia"/>
           <w:color w:val="27251E"/>
         </w:rPr>
+        <w:lastRenderedPageBreak/>
         <w:t>Пропорции элементов подобраны таким образом, чтобы обеспечить визуальный баланс и чёткость контуров</w:t>
       </w:r>
     </w:p>
@@ -8847,7 +8837,7 @@
           <w:color w:val="000000" w:themeColor="text1"/>
         </w:rPr>
         <w:drawing>
-          <wp:inline distT="0" distB="0" distL="0" distR="0" wp14:anchorId="7E9D1AF9" wp14:editId="5E5C75EB">
+          <wp:inline distT="0" distB="0" distL="0" distR="0" wp14:anchorId="7E9D1AF9" wp14:editId="73DA75C4">
             <wp:extent cx="3874593" cy="2936354"/>
             <wp:effectExtent l="19050" t="19050" r="12065" b="16510"/>
             <wp:docPr id="9" name="Рисунок 9"/>
@@ -9019,14 +9009,14 @@
         <w:rPr>
           <w:color w:val="000000" w:themeColor="text1"/>
         </w:rPr>
-        <w:t xml:space="preserve">Яркая </w:t>
+        <w:t xml:space="preserve">Яркая фиолетовая кнопка действия «Войти» выступает главным композиционным </w:t>
       </w:r>
       <w:r>
         <w:rPr>
           <w:color w:val="000000" w:themeColor="text1"/>
         </w:rPr>
         <w:lastRenderedPageBreak/>
-        <w:t>фиолетовая кнопка действия «Войти» выступает главным композиционным акцентом экранной формы, побуждая к завершению целевого действия.</w:t>
+        <w:t>акцентом экранной формы, побуждая к завершению целевого действия.</w:t>
       </w:r>
     </w:p>
     <w:p>
@@ -9081,9 +9071,9 @@
           <w:color w:val="000000" w:themeColor="text1"/>
         </w:rPr>
         <w:drawing>
-          <wp:inline distT="0" distB="0" distL="0" distR="0" wp14:anchorId="71F55CCD" wp14:editId="0EC73089">
+          <wp:inline distT="0" distB="0" distL="0" distR="0" wp14:anchorId="71F55CCD" wp14:editId="4E64DD63">
             <wp:extent cx="5142840" cy="2079435"/>
-            <wp:effectExtent l="0" t="0" r="1270" b="0"/>
+            <wp:effectExtent l="19050" t="19050" r="20320" b="16510"/>
             <wp:docPr id="11" name="Рисунок 11"/>
             <wp:cNvGraphicFramePr>
               <a:graphicFrameLocks xmlns:a="http://schemas.openxmlformats.org/drawingml/2006/main" noChangeAspect="1"/>
@@ -9109,6 +9099,11 @@
                     <a:prstGeom prst="rect">
                       <a:avLst/>
                     </a:prstGeom>
+                    <a:ln>
+                      <a:solidFill>
+                        <a:schemeClr val="tx1"/>
+                      </a:solidFill>
+                    </a:ln>
                   </pic:spPr>
                 </pic:pic>
               </a:graphicData>
@@ -9346,7 +9341,7 @@
           <w:rFonts w:ascii="Times New Roman" w:hAnsi="Times New Roman"/>
           <w:szCs w:val="28"/>
         </w:rPr>
-        <w:t xml:space="preserve">-помощником, </w:t>
+        <w:t xml:space="preserve">-помощником, который помогает формировать и декомпозировать цели на отдельные задачи. </w:t>
       </w:r>
       <w:r>
         <w:rPr>
@@ -9354,7 +9349,7 @@
           <w:szCs w:val="28"/>
         </w:rPr>
         <w:lastRenderedPageBreak/>
-        <w:t xml:space="preserve">который помогает формировать и декомпозировать цели на отдельные задачи. Интерфейс </w:t>
+        <w:t xml:space="preserve">Интерфейс </w:t>
       </w:r>
       <w:r>
         <w:rPr>
@@ -9610,11 +9605,7 @@
         <w:t xml:space="preserve"> демонстрирующие </w:t>
       </w:r>
       <w:r>
-        <w:t xml:space="preserve">возможность взаимодействия пользователей в рамках команд. </w:t>
-      </w:r>
-      <w:r>
-        <w:lastRenderedPageBreak/>
-        <w:t>Для этого разработан отдельный экран команд, представленный на рисунке 2.6.</w: